--- a/Propuesta - Vacunas.docx
+++ b/Propuesta - Vacunas.docx
@@ -3670,7 +3670,23 @@
           <w:rFonts w:ascii="Arial" w:eastAsiaTheme="minorHAnsi" w:hAnsi="Arial" w:cs="Arial"/>
           <w:lang w:val="es-419" w:eastAsia="es-GT"/>
         </w:rPr>
-        <w:t>En Guatemala, el Ministerio de Salud Pública y Asistencia Social (MSPAS) es la entidad rectora encargada de formular las políticas y hacer cumplir el régimen jurídico relativo a la salud preventiva y curativa de la población (MSPAS, s.f.). Dentro de su estructura organizativa, la Dirección General de Salud concentra las funciones de epidemiología, salud ambiental y atención primaria, mientras que unidades especializadas, entre ellas la Unidad de Vacunación, son responsables de coordinar los programas de inmunización a nivel nacional. En este contexto, con la entrada en vigencia del Decreto 25-2024, Ley de Vacunación, el Estado guatemalteco fortaleció el marco legal en materia de inmunización, garantizando el acceso universal y gratuito a las vacunas para toda la población y estableciendo la obligación del MSPAS de actualizar anualmente un esquema nacional de vacunación adaptado a las necesidades epidemiológicas del país (Congreso de la República de Guatemala, Decreto 25-2024).</w:t>
+        <w:t xml:space="preserve">En Guatemala, el Ministerio de Salud Pública y Asistencia Social (MSPAS) es la entidad rectora encargada de formular las políticas y hacer cumplir el régimen jurídico relativo a la salud preventiva y curativa de la población (MSPAS, s.f.). Dentro de su estructura organizativa, la Dirección General de Salud concentra las funciones de epidemiología, salud ambiental y atención primaria, mientras que unidades especializadas, entre ellas la Unidad de Vacunación, son responsables de coordinar los programas de inmunización a nivel nacional. En este contexto, con la </w:t>
+      </w:r>
+      <w:proofErr w:type="gramStart"/>
+      <w:r>
+        <w:rPr>
+          <w:rFonts w:ascii="Arial" w:eastAsiaTheme="minorHAnsi" w:hAnsi="Arial" w:cs="Arial"/>
+          <w:lang w:val="es-419" w:eastAsia="es-GT"/>
+        </w:rPr>
+        <w:t>entrada en vigencia</w:t>
+      </w:r>
+      <w:proofErr w:type="gramEnd"/>
+      <w:r>
+        <w:rPr>
+          <w:rFonts w:ascii="Arial" w:eastAsiaTheme="minorHAnsi" w:hAnsi="Arial" w:cs="Arial"/>
+          <w:lang w:val="es-419" w:eastAsia="es-GT"/>
+        </w:rPr>
+        <w:t xml:space="preserve"> del Decreto 25-2024, Ley de Vacunación, el Estado guatemalteco fortaleció el marco legal en materia de inmunización, garantizando el acceso universal y gratuito a las vacunas para toda la población y estableciendo la obligación del MSPAS de actualizar anualmente un esquema nacional de vacunación adaptado a las necesidades epidemiológicas del país (Congreso de la República de Guatemala, Decreto 25-2024).</w:t>
       </w:r>
     </w:p>
     <w:p>
@@ -4076,7 +4092,23 @@
           <w:rFonts w:ascii="Arial" w:eastAsiaTheme="minorHAnsi" w:hAnsi="Arial" w:cs="Arial"/>
           <w:lang w:val="es-419" w:eastAsia="es-GT"/>
         </w:rPr>
-        <w:t>En los centros de salud del departamento de San Marcos también se utiliza el SIGSA para el registro de la vacunación aplicada a la población; sin embargo, para el control interno de las existencias de vacunas, hasta el momento el único método confirmado es el registro físico en hojas de papel, el cual constituye la principal causa de las dificultades que existen actualmente para el manejo de esta información. A continuación se presenta este intento de solución al problema:</w:t>
+        <w:t xml:space="preserve">En los centros de salud del departamento de San Marcos también se utiliza el SIGSA para el registro de la vacunación aplicada a la población; sin embargo, para el control interno de las existencias de vacunas, hasta el momento el único método confirmado es el registro físico en hojas de papel, el cual constituye la principal causa de las dificultades que existen actualmente para el manejo de esta información. A </w:t>
+      </w:r>
+      <w:proofErr w:type="gramStart"/>
+      <w:r>
+        <w:rPr>
+          <w:rFonts w:ascii="Arial" w:eastAsiaTheme="minorHAnsi" w:hAnsi="Arial" w:cs="Arial"/>
+          <w:lang w:val="es-419" w:eastAsia="es-GT"/>
+        </w:rPr>
+        <w:t>continuación</w:t>
+      </w:r>
+      <w:proofErr w:type="gramEnd"/>
+      <w:r>
+        <w:rPr>
+          <w:rFonts w:ascii="Arial" w:eastAsiaTheme="minorHAnsi" w:hAnsi="Arial" w:cs="Arial"/>
+          <w:lang w:val="es-419" w:eastAsia="es-GT"/>
+        </w:rPr>
+        <w:t xml:space="preserve"> se presenta este intento de solución al problema:</w:t>
       </w:r>
     </w:p>
     <w:p>
@@ -4623,8 +4655,19 @@
           <w:bCs/>
           <w:lang w:val="es-419" w:eastAsia="es-GT"/>
         </w:rPr>
-        <w:t>Open mSupply</w:t>
-      </w:r>
+        <w:t xml:space="preserve">Open </w:t>
+      </w:r>
+      <w:proofErr w:type="spellStart"/>
+      <w:r>
+        <w:rPr>
+          <w:rFonts w:ascii="Arial" w:eastAsiaTheme="minorHAnsi" w:hAnsi="Arial" w:cs="Arial"/>
+          <w:b/>
+          <w:bCs/>
+          <w:lang w:val="es-419" w:eastAsia="es-GT"/>
+        </w:rPr>
+        <w:t>mSupply</w:t>
+      </w:r>
+      <w:proofErr w:type="spellEnd"/>
     </w:p>
     <w:p>
       <w:pPr>
@@ -4641,7 +4684,39 @@
           <w:rFonts w:ascii="Arial" w:eastAsiaTheme="minorHAnsi" w:hAnsi="Arial" w:cs="Arial"/>
           <w:lang w:val="es-GT" w:eastAsia="es-GT"/>
         </w:rPr>
-        <w:t>Es un sistema de información para la gestión logística (LMIS, por sus siglas en inglés) de código abierto, bajo licencia AGPL, utilizado en más de 30 países para apoyar el registro, la distribución y el despacho de productos médicos desde bodegas nacionales hasta clínicas remotas (mSupply Foundation, s.f.). Incluye un módulo específico de cadena de frío que permite monitorear el estado de los refrigeradores y dar seguimiento al historial de cada lote de vacunas desde su adquisición hasta su aplicación. Sin embargo, al tratarse de una plataforma diseñada para cadenas de suministro nacionales de varios niveles, su implementación requiere infraestructura de servidor propia y personal con conocimientos técnicos para instalarla, configurarla y mantenerla, y no cuenta con un proveedor local en Guatemala que brinde soporte o capacitación. Estas condiciones representan una barrera considerable para su adopción directa por parte de los centros de salud del departamento de San Marcos, donde no se cuenta con personal técnico dedicado a la administración de este tipo de sistemas.</w:t>
+        <w:t>Es un sistema de información para la gestión logística (LMIS, por sus siglas en inglés) de código abierto, bajo licencia AGPL, utilizado en más de 30 países para apoyar el registro, la distribución y el despacho de productos médicos desde bodegas nacionales hasta clínicas remotas (</w:t>
+      </w:r>
+      <w:proofErr w:type="spellStart"/>
+      <w:r>
+        <w:rPr>
+          <w:rFonts w:ascii="Arial" w:eastAsiaTheme="minorHAnsi" w:hAnsi="Arial" w:cs="Arial"/>
+          <w:lang w:val="es-GT" w:eastAsia="es-GT"/>
+        </w:rPr>
+        <w:t>mSupply</w:t>
+      </w:r>
+      <w:proofErr w:type="spellEnd"/>
+      <w:r>
+        <w:rPr>
+          <w:rFonts w:ascii="Arial" w:eastAsiaTheme="minorHAnsi" w:hAnsi="Arial" w:cs="Arial"/>
+          <w:lang w:val="es-GT" w:eastAsia="es-GT"/>
+        </w:rPr>
+        <w:t xml:space="preserve"> </w:t>
+      </w:r>
+      <w:proofErr w:type="spellStart"/>
+      <w:r>
+        <w:rPr>
+          <w:rFonts w:ascii="Arial" w:eastAsiaTheme="minorHAnsi" w:hAnsi="Arial" w:cs="Arial"/>
+          <w:lang w:val="es-GT" w:eastAsia="es-GT"/>
+        </w:rPr>
+        <w:t>Foundation</w:t>
+      </w:r>
+      <w:proofErr w:type="spellEnd"/>
+      <w:r>
+        <w:rPr>
+          <w:rFonts w:ascii="Arial" w:eastAsiaTheme="minorHAnsi" w:hAnsi="Arial" w:cs="Arial"/>
+          <w:lang w:val="es-GT" w:eastAsia="es-GT"/>
+        </w:rPr>
+        <w:t>, s.f.). Incluye un módulo específico de cadena de frío que permite monitorear el estado de los refrigeradores y dar seguimiento al historial de cada lote de vacunas desde su adquisición hasta su aplicación. Sin embargo, al tratarse de una plataforma diseñada para cadenas de suministro nacionales de varios niveles, su implementación requiere infraestructura de servidor propia y personal con conocimientos técnicos para instalarla, configurarla y mantenerla, y no cuenta con un proveedor local en Guatemala que brinde soporte o capacitación. Estas condiciones representan una barrera considerable para su adopción directa por parte de los centros de salud del departamento de San Marcos, donde no se cuenta con personal técnico dedicado a la administración de este tipo de sistemas.</w:t>
       </w:r>
     </w:p>
     <w:p>
@@ -5059,7 +5134,35 @@
           <w:rFonts w:ascii="Arial" w:hAnsi="Arial" w:cs="Arial"/>
           <w:lang w:val="es-GT"/>
         </w:rPr>
-        <w:t>Implementar una aplicación web centralizada para gestionar y controlar la disponibilidad de vacunas en los centros de salud del departamento de San Marcos, con el fin de optimizar los procesos de registro e inventario en tiempo real.</w:t>
+        <w:t xml:space="preserve">Implementar una aplicación web centralizada </w:t>
+      </w:r>
+      <w:r>
+        <w:rPr>
+          <w:rFonts w:ascii="Arial" w:hAnsi="Arial" w:cs="Arial"/>
+          <w:lang w:val="es-GT"/>
+        </w:rPr>
+        <w:t>y</w:t>
+      </w:r>
+      <w:r>
+        <w:rPr>
+          <w:rFonts w:ascii="Arial" w:hAnsi="Arial" w:cs="Arial"/>
+          <w:lang w:val="es-GT"/>
+        </w:rPr>
+        <w:t xml:space="preserve"> </w:t>
+      </w:r>
+      <w:r>
+        <w:rPr>
+          <w:rFonts w:ascii="Arial" w:hAnsi="Arial" w:cs="Arial"/>
+          <w:lang w:val="es-GT"/>
+        </w:rPr>
+        <w:t xml:space="preserve">distrital </w:t>
+      </w:r>
+      <w:r>
+        <w:rPr>
+          <w:rFonts w:ascii="Arial" w:hAnsi="Arial" w:cs="Arial"/>
+          <w:lang w:val="es-GT"/>
+        </w:rPr>
+        <w:t>para gestionar y controlar la disponibilidad de vacunas en los centros de salud del departamento de San Marcos, con el fin de optimizar los procesos de registro e inventario en tiempo real.</w:t>
       </w:r>
     </w:p>
     <w:p>
@@ -5237,7 +5340,21 @@
           <w:rFonts w:ascii="Arial" w:eastAsiaTheme="minorHAnsi" w:hAnsi="Arial" w:cs="Arial"/>
           <w:lang w:val="es-419" w:eastAsia="es-GT"/>
         </w:rPr>
-        <w:t>Desplegar el sistema web publicándolo en un servidor alojado en la nube, para que la Dirección de Área de Salud de San Marcos y los centros de salud del departamento tengan acceso continuo y remoto al sistema.</w:t>
+        <w:t>Desplegar el sistema web publicándolo en un servidor alojado en la nube, para que los centros de salud del departamento</w:t>
+      </w:r>
+      <w:r>
+        <w:rPr>
+          <w:rFonts w:ascii="Arial" w:eastAsiaTheme="minorHAnsi" w:hAnsi="Arial" w:cs="Arial"/>
+          <w:lang w:val="es-419" w:eastAsia="es-GT"/>
+        </w:rPr>
+        <w:t xml:space="preserve"> de San Marcos</w:t>
+      </w:r>
+      <w:r>
+        <w:rPr>
+          <w:rFonts w:ascii="Arial" w:eastAsiaTheme="minorHAnsi" w:hAnsi="Arial" w:cs="Arial"/>
+          <w:lang w:val="es-419" w:eastAsia="es-GT"/>
+        </w:rPr>
+        <w:t xml:space="preserve"> tengan acceso continuo y remoto al sistema.</w:t>
       </w:r>
     </w:p>
     <w:p>
@@ -5311,6 +5428,33 @@
     </w:p>
     <w:p>
       <w:pPr>
+        <w:rPr>
+          <w:lang w:eastAsia="es-GT"/>
+        </w:rPr>
+      </w:pPr>
+      <w:r>
+        <w:rPr>
+          <w:lang w:eastAsia="es-GT"/>
+        </w:rPr>
+        <w:t>(</w:t>
+      </w:r>
+      <w:proofErr w:type="spellStart"/>
+      <w:r>
+        <w:rPr>
+          <w:lang w:eastAsia="es-GT"/>
+        </w:rPr>
+        <w:t>Parrafo</w:t>
+      </w:r>
+      <w:proofErr w:type="spellEnd"/>
+      <w:r>
+        <w:rPr>
+          <w:lang w:eastAsia="es-GT"/>
+        </w:rPr>
+        <w:t xml:space="preserve"> introductorio)</w:t>
+      </w:r>
+    </w:p>
+    <w:p>
+      <w:pPr>
         <w:pStyle w:val="Ttulo2"/>
         <w:numPr>
           <w:ilvl w:val="0"/>
@@ -5328,7 +5472,21 @@
     </w:p>
     <w:p>
       <w:pPr>
+        <w:rPr>
+          <w:lang w:val="es-419" w:eastAsia="es-GT"/>
+        </w:rPr>
+      </w:pPr>
+      <w:r>
+        <w:rPr>
+          <w:lang w:val="es-419" w:eastAsia="es-GT"/>
+        </w:rPr>
+        <w:t>(Hay que reordenar todo)</w:t>
+      </w:r>
+    </w:p>
+    <w:p>
+      <w:pPr>
         <w:spacing w:after="0" w:line="276" w:lineRule="auto"/>
+        <w:ind w:firstLine="360"/>
         <w:jc w:val="both"/>
         <w:rPr>
           <w:rFonts w:ascii="Arial" w:hAnsi="Arial" w:cs="Arial"/>
@@ -5816,7 +5974,25 @@
           <w:sz w:val="24"/>
           <w:szCs w:val="24"/>
         </w:rPr>
-        <w:t>Para el desarrollo del proyecto se utilizará la metodología Scrum, debido a que permite organizar el trabajo en ciclos cortos e incrementales, conocidos como sprints. Esta metodología resulta adecuada para proyectos de software en los que se requiere flexibilidad, revisión constante y adaptación a cambios durante el proceso de desarrollo. La elección de Scrum responde a la naturaleza del proyecto, ya que el desarrollo de una aplicación web para centros de salud requiere validaciones frecuentes, definición progresiva de funcionalidades y revisión constante de los módulos implementados. Esto favorece la reducción de errores, mejora la comunicación del equipo y permite entregar incrementos funcionales durante el desarrollo.</w:t>
+        <w:t xml:space="preserve">Para el desarrollo del proyecto se utilizará la metodología Scrum, debido a que permite organizar el trabajo en ciclos cortos e incrementales, conocidos como </w:t>
+      </w:r>
+      <w:proofErr w:type="spellStart"/>
+      <w:r>
+        <w:rPr>
+          <w:rFonts w:ascii="Arial" w:hAnsi="Arial" w:cs="Arial"/>
+          <w:sz w:val="24"/>
+          <w:szCs w:val="24"/>
+        </w:rPr>
+        <w:t>sprints</w:t>
+      </w:r>
+      <w:proofErr w:type="spellEnd"/>
+      <w:r>
+        <w:rPr>
+          <w:rFonts w:ascii="Arial" w:hAnsi="Arial" w:cs="Arial"/>
+          <w:sz w:val="24"/>
+          <w:szCs w:val="24"/>
+        </w:rPr>
+        <w:t>. Esta metodología resulta adecuada para proyectos de software en los que se requiere flexibilidad, revisión constante y adaptación a cambios durante el proceso de desarrollo. La elección de Scrum responde a la naturaleza del proyecto, ya que el desarrollo de una aplicación web para centros de salud requiere validaciones frecuentes, definición progresiva de funcionalidades y revisión constante de los módulos implementados. Esto favorece la reducción de errores, mejora la comunicación del equipo y permite entregar incrementos funcionales durante el desarrollo.</w:t>
       </w:r>
     </w:p>
     <w:p>
@@ -5836,7 +6012,61 @@
           <w:sz w:val="24"/>
           <w:szCs w:val="24"/>
         </w:rPr>
-        <w:t>El rol de Product Owner será representado por el integrante encargado de priorizar los requerimientos del sistema, considerando las necesidades del centro de salud y los objetivos del proyecto. El Scrum Master será el responsable de coordinar el cumplimiento de la metodología, organizar las reuniones y apoyar al equipo en la eliminación de obstáculos. Los Developers serán los integrantes encargados del análisis, diseño, programación, pruebas y documentación del sistema.</w:t>
+        <w:t xml:space="preserve">El rol de </w:t>
+      </w:r>
+      <w:proofErr w:type="spellStart"/>
+      <w:r>
+        <w:rPr>
+          <w:rFonts w:ascii="Arial" w:hAnsi="Arial" w:cs="Arial"/>
+          <w:sz w:val="24"/>
+          <w:szCs w:val="24"/>
+        </w:rPr>
+        <w:t>Product</w:t>
+      </w:r>
+      <w:proofErr w:type="spellEnd"/>
+      <w:r>
+        <w:rPr>
+          <w:rFonts w:ascii="Arial" w:hAnsi="Arial" w:cs="Arial"/>
+          <w:sz w:val="24"/>
+          <w:szCs w:val="24"/>
+        </w:rPr>
+        <w:t xml:space="preserve"> Owner será representado por el integrante encargado de priorizar los requerimientos del sistema, considerando las necesidades del centro de salud y los objetivos del proyecto. El Scrum </w:t>
+      </w:r>
+      <w:proofErr w:type="gramStart"/>
+      <w:r>
+        <w:rPr>
+          <w:rFonts w:ascii="Arial" w:hAnsi="Arial" w:cs="Arial"/>
+          <w:sz w:val="24"/>
+          <w:szCs w:val="24"/>
+        </w:rPr>
+        <w:t>Master</w:t>
+      </w:r>
+      <w:proofErr w:type="gramEnd"/>
+      <w:r>
+        <w:rPr>
+          <w:rFonts w:ascii="Arial" w:hAnsi="Arial" w:cs="Arial"/>
+          <w:sz w:val="24"/>
+          <w:szCs w:val="24"/>
+        </w:rPr>
+        <w:t xml:space="preserve"> será el responsable de coordinar el cumplimiento de la metodología, organizar las reuniones y apoyar al equipo en la eliminación de obstáculos. Los </w:t>
+      </w:r>
+      <w:proofErr w:type="spellStart"/>
+      <w:r>
+        <w:rPr>
+          <w:rFonts w:ascii="Arial" w:hAnsi="Arial" w:cs="Arial"/>
+          <w:sz w:val="24"/>
+          <w:szCs w:val="24"/>
+        </w:rPr>
+        <w:t>Developers</w:t>
+      </w:r>
+      <w:proofErr w:type="spellEnd"/>
+      <w:r>
+        <w:rPr>
+          <w:rFonts w:ascii="Arial" w:hAnsi="Arial" w:cs="Arial"/>
+          <w:sz w:val="24"/>
+          <w:szCs w:val="24"/>
+        </w:rPr>
+        <w:t xml:space="preserve"> serán los integrantes encargados del análisis, diseño, programación, pruebas y documentación del sistema.</w:t>
       </w:r>
     </w:p>
     <w:p>
@@ -5856,7 +6086,43 @@
           <w:sz w:val="24"/>
           <w:szCs w:val="24"/>
         </w:rPr>
-        <w:t>Las principales herramientas de Scrum que se utilizarán en el proyecto serán el Product Backlog, el Sprint Backlog y el Incremento. El Product Backlog contendrá la lista priorizada de funcionalidades del sistema, tales como autenticación de usuarios, registro de vacunas, descarga de formatos, carga de información, vista tipo tabla y consultas. El Sprint Backlog incluirá las tareas seleccionadas para cada ciclo de trabajo. El Incremento representará el avance funcional obtenido al finalizar cada sprint.</w:t>
+        <w:t xml:space="preserve">Las principales herramientas de Scrum que se utilizarán en el proyecto serán el </w:t>
+      </w:r>
+      <w:proofErr w:type="spellStart"/>
+      <w:r>
+        <w:rPr>
+          <w:rFonts w:ascii="Arial" w:hAnsi="Arial" w:cs="Arial"/>
+          <w:sz w:val="24"/>
+          <w:szCs w:val="24"/>
+        </w:rPr>
+        <w:t>Product</w:t>
+      </w:r>
+      <w:proofErr w:type="spellEnd"/>
+      <w:r>
+        <w:rPr>
+          <w:rFonts w:ascii="Arial" w:hAnsi="Arial" w:cs="Arial"/>
+          <w:sz w:val="24"/>
+          <w:szCs w:val="24"/>
+        </w:rPr>
+        <w:t xml:space="preserve"> Backlog, el Sprint Backlog y el Incremento. El </w:t>
+      </w:r>
+      <w:proofErr w:type="spellStart"/>
+      <w:r>
+        <w:rPr>
+          <w:rFonts w:ascii="Arial" w:hAnsi="Arial" w:cs="Arial"/>
+          <w:sz w:val="24"/>
+          <w:szCs w:val="24"/>
+        </w:rPr>
+        <w:t>Product</w:t>
+      </w:r>
+      <w:proofErr w:type="spellEnd"/>
+      <w:r>
+        <w:rPr>
+          <w:rFonts w:ascii="Arial" w:hAnsi="Arial" w:cs="Arial"/>
+          <w:sz w:val="24"/>
+          <w:szCs w:val="24"/>
+        </w:rPr>
+        <w:t xml:space="preserve"> Backlog contendrá la lista priorizada de funcionalidades del sistema, tales como autenticación de usuarios, registro de vacunas, descarga de formatos, carga de información, vista tipo tabla y consultas. El Sprint Backlog incluirá las tareas seleccionadas para cada ciclo de trabajo. El Incremento representará el avance funcional obtenido al finalizar cada sprint.</w:t>
       </w:r>
     </w:p>
     <w:p>
@@ -6005,7 +6271,15 @@
       </w:pPr>
       <w:bookmarkStart w:id="31" w:name="_Toc236118328"/>
       <w:r>
-        <w:t>Etapa uno: levantamiento de requerimientos y definición del Product Backlog</w:t>
+        <w:t xml:space="preserve">Etapa uno: levantamiento de requerimientos y definición del </w:t>
+      </w:r>
+      <w:proofErr w:type="spellStart"/>
+      <w:r>
+        <w:t>Product</w:t>
+      </w:r>
+      <w:proofErr w:type="spellEnd"/>
+      <w:r>
+        <w:t xml:space="preserve"> Backlog</w:t>
       </w:r>
       <w:bookmarkEnd w:id="31"/>
     </w:p>
@@ -6043,6 +6317,7 @@
           <w:szCs w:val="24"/>
         </w:rPr>
       </w:pPr>
+      <w:proofErr w:type="gramStart"/>
       <w:r>
         <w:rPr>
           <w:rFonts w:ascii="Arial" w:hAnsi="Arial" w:cs="Arial"/>
@@ -6051,6 +6326,7 @@
         </w:rPr>
         <w:t>Herramientas a utilizar</w:t>
       </w:r>
+      <w:proofErr w:type="gramEnd"/>
       <w:r>
         <w:rPr>
           <w:rFonts w:ascii="Arial" w:hAnsi="Arial" w:cs="Arial"/>
@@ -6130,13 +6406,23 @@
           <w:szCs w:val="24"/>
         </w:rPr>
       </w:pPr>
-      <w:r>
-        <w:rPr>
-          <w:rFonts w:ascii="Arial" w:hAnsi="Arial" w:cs="Arial"/>
-          <w:sz w:val="24"/>
-          <w:szCs w:val="24"/>
-        </w:rPr>
-        <w:t>Herramientas a utilizar:</w:t>
+      <w:proofErr w:type="gramStart"/>
+      <w:r>
+        <w:rPr>
+          <w:rFonts w:ascii="Arial" w:hAnsi="Arial" w:cs="Arial"/>
+          <w:sz w:val="24"/>
+          <w:szCs w:val="24"/>
+        </w:rPr>
+        <w:t>Herramientas a utilizar</w:t>
+      </w:r>
+      <w:proofErr w:type="gramEnd"/>
+      <w:r>
+        <w:rPr>
+          <w:rFonts w:ascii="Arial" w:hAnsi="Arial" w:cs="Arial"/>
+          <w:sz w:val="24"/>
+          <w:szCs w:val="24"/>
+        </w:rPr>
+        <w:t>:</w:t>
       </w:r>
       <w:r>
         <w:t xml:space="preserve"> </w:t>
@@ -6199,13 +6485,23 @@
           <w:szCs w:val="24"/>
         </w:rPr>
       </w:pPr>
-      <w:r>
-        <w:rPr>
-          <w:rFonts w:ascii="Arial" w:hAnsi="Arial" w:cs="Arial"/>
-          <w:sz w:val="24"/>
-          <w:szCs w:val="24"/>
-        </w:rPr>
-        <w:t>Herramientas a utilizar:</w:t>
+      <w:proofErr w:type="gramStart"/>
+      <w:r>
+        <w:rPr>
+          <w:rFonts w:ascii="Arial" w:hAnsi="Arial" w:cs="Arial"/>
+          <w:sz w:val="24"/>
+          <w:szCs w:val="24"/>
+        </w:rPr>
+        <w:t>Herramientas a utilizar</w:t>
+      </w:r>
+      <w:proofErr w:type="gramEnd"/>
+      <w:r>
+        <w:rPr>
+          <w:rFonts w:ascii="Arial" w:hAnsi="Arial" w:cs="Arial"/>
+          <w:sz w:val="24"/>
+          <w:szCs w:val="24"/>
+        </w:rPr>
+        <w:t>:</w:t>
       </w:r>
       <w:r>
         <w:rPr>
@@ -6221,7 +6517,25 @@
           <w:sz w:val="24"/>
           <w:szCs w:val="24"/>
         </w:rPr>
-        <w:t>entorno de desarrollo integrado para escribir y organizar el código del sistema, lenguaje de programación web para crear las funciones principales de la aplicación, framework de desarrollo para facilitar la estructura del proyecto, gestor de base de datos para almacenar la información de usuarios, vacunas y centros de salud, y sistema de control de versiones para guardar los cambios realizados y llevar un mejor control del avance durante el desarrollo.</w:t>
+        <w:t xml:space="preserve">entorno de desarrollo integrado para escribir y organizar el código del sistema, lenguaje de programación web para crear las funciones principales de la aplicación, </w:t>
+      </w:r>
+      <w:proofErr w:type="spellStart"/>
+      <w:r>
+        <w:rPr>
+          <w:rFonts w:ascii="Arial" w:hAnsi="Arial" w:cs="Arial"/>
+          <w:sz w:val="24"/>
+          <w:szCs w:val="24"/>
+        </w:rPr>
+        <w:t>framework</w:t>
+      </w:r>
+      <w:proofErr w:type="spellEnd"/>
+      <w:r>
+        <w:rPr>
+          <w:rFonts w:ascii="Arial" w:hAnsi="Arial" w:cs="Arial"/>
+          <w:sz w:val="24"/>
+          <w:szCs w:val="24"/>
+        </w:rPr>
+        <w:t xml:space="preserve"> de desarrollo para facilitar la estructura del proyecto, gestor de base de datos para almacenar la información de usuarios, vacunas y centros de salud, y sistema de control de versiones para guardar los cambios realizados y llevar un mejor control del avance durante el desarrollo.</w:t>
       </w:r>
     </w:p>
     <w:p>
@@ -7241,7 +7555,7 @@
         <w:rPr>
           <w:noProof/>
         </w:rPr>
-        <w:t>Antecedentes</w:t>
+        <w:t>Diseño</w:t>
       </w:r>
     </w:fldSimple>
   </w:p>

--- a/Propuesta - Vacunas.docx
+++ b/Propuesta - Vacunas.docx
@@ -4857,15 +4857,7 @@
           <w:rFonts w:ascii="Arial" w:eastAsiaTheme="minorHAnsi" w:hAnsi="Arial" w:cs="Arial"/>
           <w:lang w:val="es-419" w:eastAsia="es-GT"/>
         </w:rPr>
-        <w:t xml:space="preserve">Ante esta problemática, se propone como solución el desarrollo de una aplicación web que permita a los centros de salud del departamento registrar y consultar sus existencias de vacunas mediante un formato estandarizado, incluyendo el control de entradas y salidas, alertas de stock bajo y seguimiento a las fechas de vencimiento, coordinada desde el centro de salud principal de la cabecera departamental. </w:t>
-      </w:r>
-      <w:r>
-        <w:rPr>
-          <w:rFonts w:ascii="Arial" w:eastAsiaTheme="minorHAnsi" w:hAnsi="Arial" w:cs="Arial"/>
-          <w:highlight w:val="yellow"/>
-          <w:lang w:val="es-419" w:eastAsia="es-GT"/>
-        </w:rPr>
-        <w:t>Como lo demuestran antecedentes similares en instituciones de salud de Guatemala y Perú, sustituir procesos manuales por sistemas web centralizados permite reducir errores humanos y mejorar la trazabilidad de los insumos (Castro Calderón, 2026; Huachos Huiza, 2021).</w:t>
+        <w:t>Ante esta problemática, se propone como solución el desarrollo de una aplicación web que permita a los centros de salud del departamento registrar y consultar sus existencias de vacunas mediante un formato estandarizado, incluyendo el control de entradas y salidas, alertas de stock bajo y seguimiento a las fechas de vencimiento, coordinada desde el centro de salud principal de la cabecera departamental.</w:t>
       </w:r>
     </w:p>
     <w:p>
@@ -4881,10 +4873,9 @@
       <w:r>
         <w:rPr>
           <w:rFonts w:ascii="Arial" w:eastAsiaTheme="minorHAnsi" w:hAnsi="Arial" w:cs="Arial"/>
-          <w:highlight w:val="cyan"/>
-          <w:lang w:val="es-419" w:eastAsia="es-GT"/>
-        </w:rPr>
-        <w:t>Al implementar el sistema web en los centros de salud del departamento de San Marcos, los principales beneficiados serán el personal encargado del registro</w:t>
+          <w:lang w:val="es-419" w:eastAsia="es-GT"/>
+        </w:rPr>
+        <w:t>Con la implementación del sistema web en los centros de salud del departamento de San Marcos, se beneficiará al personal encargado del registro</w:t>
       </w:r>
       <w:r>
         <w:rPr>
@@ -4925,10 +4916,16 @@
       <w:r>
         <w:rPr>
           <w:rFonts w:ascii="Arial" w:eastAsiaTheme="minorHAnsi" w:hAnsi="Arial" w:cs="Arial"/>
-          <w:highlight w:val="cyan"/>
-          <w:lang w:val="es-419" w:eastAsia="es-GT"/>
-        </w:rPr>
-        <w:t>Los resultados se harán evidentes una vez el sistema esté implementado,</w:t>
+          <w:lang w:val="es-419" w:eastAsia="es-GT"/>
+        </w:rPr>
+        <w:t>Los resultados se evidenciarán una vez que el sistema esté implementado</w:t>
+      </w:r>
+      <w:r>
+        <w:rPr>
+          <w:rFonts w:ascii="Arial" w:eastAsiaTheme="minorHAnsi" w:hAnsi="Arial" w:cs="Arial"/>
+          <w:lang w:val="es-419" w:eastAsia="es-GT"/>
+        </w:rPr>
+        <w:t>,</w:t>
       </w:r>
       <w:r>
         <w:rPr>
@@ -4937,6 +4934,17 @@
         </w:rPr>
         <w:t xml:space="preserve"> el personal de cada centro de salud capacitado en su uso, y las existencias de vacunas de todos los municipios integradas en la plataforma. Posterior a esto, el sistema podrá operar de manera óptima, evidenciando la mejora en el control y la disponibilidad de información sobre las vacunas en el departamento de San Marcos.</w:t>
       </w:r>
+    </w:p>
+    <w:p>
+      <w:pPr>
+        <w:pStyle w:val="Textoindependiente"/>
+        <w:spacing w:before="162" w:after="240" w:line="276" w:lineRule="auto"/>
+        <w:ind w:left="0" w:firstLine="709"/>
+        <w:rPr>
+          <w:rFonts w:ascii="Arial" w:eastAsiaTheme="minorHAnsi" w:hAnsi="Arial" w:cs="Arial"/>
+          <w:lang w:val="es-419" w:eastAsia="es-GT"/>
+        </w:rPr>
+      </w:pPr>
     </w:p>
     <w:p>
       <w:pPr>
@@ -7555,7 +7563,7 @@
         <w:rPr>
           <w:noProof/>
         </w:rPr>
-        <w:t>Diseño</w:t>
+        <w:t>Objetivos</w:t>
       </w:r>
     </w:fldSimple>
   </w:p>

--- a/Propuesta - Vacunas.docx
+++ b/Propuesta - Vacunas.docx
@@ -785,6 +785,7 @@
             <w:tabs>
               <w:tab w:val="right" w:leader="dot" w:pos="8828"/>
             </w:tabs>
+            <w:spacing w:after="0" w:line="276" w:lineRule="auto"/>
             <w:rPr>
               <w:rFonts w:ascii="Arial" w:eastAsiaTheme="minorEastAsia" w:hAnsi="Arial" w:cs="Arial"/>
               <w:noProof/>
@@ -813,7 +814,7 @@
             </w:rPr>
             <w:fldChar w:fldCharType="separate"/>
           </w:r>
-          <w:hyperlink w:anchor="_Toc236118311" w:history="1">
+          <w:hyperlink w:anchor="_Toc236848960" w:history="1">
             <w:r>
               <w:rPr>
                 <w:rStyle w:val="Hipervnculo"/>
@@ -844,7 +845,7 @@
                 <w:noProof/>
                 <w:webHidden/>
               </w:rPr>
-              <w:instrText xml:space="preserve"> PAGEREF _Toc236118311 \h </w:instrText>
+              <w:instrText xml:space="preserve"> PAGEREF _Toc236848960 \h </w:instrText>
             </w:r>
             <w:r>
               <w:rPr>
@@ -883,8 +884,10 @@
           <w:pPr>
             <w:pStyle w:val="TDC2"/>
             <w:tabs>
+              <w:tab w:val="left" w:pos="960"/>
               <w:tab w:val="right" w:leader="dot" w:pos="8828"/>
             </w:tabs>
+            <w:spacing w:after="0" w:line="276" w:lineRule="auto"/>
             <w:rPr>
               <w:rFonts w:ascii="Arial" w:eastAsiaTheme="minorEastAsia" w:hAnsi="Arial" w:cs="Arial"/>
               <w:noProof/>
@@ -895,25 +898,45 @@
               <w14:ligatures w14:val="standardContextual"/>
             </w:rPr>
           </w:pPr>
-          <w:hyperlink w:anchor="_Toc236118312" w:history="1">
+          <w:hyperlink w:anchor="_Toc236848961" w:history="1">
             <w:r>
               <w:rPr>
                 <w:rStyle w:val="Hipervnculo"/>
                 <w:rFonts w:ascii="Arial" w:hAnsi="Arial" w:cs="Arial"/>
                 <w:noProof/>
               </w:rPr>
-              <w:t>1.1 Planteamiento del problema</w:t>
-            </w:r>
-            <w:r>
-              <w:rPr>
-                <w:rFonts w:ascii="Arial" w:hAnsi="Arial" w:cs="Arial"/>
-                <w:noProof/>
-                <w:webHidden/>
+              <w:t>1.1</w:t>
+            </w:r>
+            <w:r>
+              <w:rPr>
+                <w:rFonts w:ascii="Arial" w:eastAsiaTheme="minorEastAsia" w:hAnsi="Arial" w:cs="Arial"/>
+                <w:noProof/>
+                <w:kern w:val="2"/>
+                <w:sz w:val="24"/>
+                <w:szCs w:val="24"/>
+                <w:lang w:val="es-MX" w:eastAsia="es-MX"/>
+                <w14:ligatures w14:val="standardContextual"/>
               </w:rPr>
               <w:tab/>
             </w:r>
             <w:r>
               <w:rPr>
+                <w:rStyle w:val="Hipervnculo"/>
+                <w:rFonts w:ascii="Arial" w:hAnsi="Arial" w:cs="Arial"/>
+                <w:noProof/>
+              </w:rPr>
+              <w:t>Planteamiento del problema</w:t>
+            </w:r>
+            <w:r>
+              <w:rPr>
+                <w:rFonts w:ascii="Arial" w:hAnsi="Arial" w:cs="Arial"/>
+                <w:noProof/>
+                <w:webHidden/>
+              </w:rPr>
+              <w:tab/>
+            </w:r>
+            <w:r>
+              <w:rPr>
                 <w:rFonts w:ascii="Arial" w:hAnsi="Arial" w:cs="Arial"/>
                 <w:noProof/>
                 <w:webHidden/>
@@ -926,7 +949,7 @@
                 <w:noProof/>
                 <w:webHidden/>
               </w:rPr>
-              <w:instrText xml:space="preserve"> PAGEREF _Toc236118312 \h </w:instrText>
+              <w:instrText xml:space="preserve"> PAGEREF _Toc236848961 \h </w:instrText>
             </w:r>
             <w:r>
               <w:rPr>
@@ -968,6 +991,7 @@
               <w:tab w:val="left" w:pos="960"/>
               <w:tab w:val="right" w:leader="dot" w:pos="8828"/>
             </w:tabs>
+            <w:spacing w:after="0" w:line="276" w:lineRule="auto"/>
             <w:rPr>
               <w:rFonts w:ascii="Arial" w:eastAsiaTheme="minorEastAsia" w:hAnsi="Arial" w:cs="Arial"/>
               <w:noProof/>
@@ -978,13 +1002,7 @@
               <w14:ligatures w14:val="standardContextual"/>
             </w:rPr>
           </w:pPr>
-          <w:r>
-            <w:rPr>
-              <w:noProof/>
-            </w:rPr>
-            <w:tab/>
-          </w:r>
-          <w:hyperlink w:anchor="_Toc236118313" w:history="1">
+          <w:hyperlink w:anchor="_Toc236848962" w:history="1">
             <w:r>
               <w:rPr>
                 <w:rStyle w:val="Hipervnculo"/>
@@ -1003,7 +1021,7 @@
                 <w:lang w:val="es-MX" w:eastAsia="es-MX"/>
                 <w14:ligatures w14:val="standardContextual"/>
               </w:rPr>
-              <w:t xml:space="preserve"> </w:t>
+              <w:tab/>
             </w:r>
             <w:r>
               <w:rPr>
@@ -1035,7 +1053,7 @@
                 <w:noProof/>
                 <w:webHidden/>
               </w:rPr>
-              <w:instrText xml:space="preserve"> PAGEREF _Toc236118313 \h </w:instrText>
+              <w:instrText xml:space="preserve"> PAGEREF _Toc236848962 \h </w:instrText>
             </w:r>
             <w:r>
               <w:rPr>
@@ -1077,6 +1095,7 @@
               <w:tab w:val="left" w:pos="1200"/>
               <w:tab w:val="right" w:leader="dot" w:pos="8828"/>
             </w:tabs>
+            <w:spacing w:after="0" w:line="276" w:lineRule="auto"/>
             <w:rPr>
               <w:rFonts w:ascii="Arial" w:eastAsiaTheme="minorEastAsia" w:hAnsi="Arial" w:cs="Arial"/>
               <w:noProof/>
@@ -1087,7 +1106,7 @@
               <w14:ligatures w14:val="standardContextual"/>
             </w:rPr>
           </w:pPr>
-          <w:hyperlink w:anchor="_Toc236118314" w:history="1">
+          <w:hyperlink w:anchor="_Toc236848963" w:history="1">
             <w:r>
               <w:rPr>
                 <w:rStyle w:val="Hipervnculo"/>
@@ -1138,7 +1157,7 @@
                 <w:noProof/>
                 <w:webHidden/>
               </w:rPr>
-              <w:instrText xml:space="preserve"> PAGEREF _Toc236118314 \h </w:instrText>
+              <w:instrText xml:space="preserve"> PAGEREF _Toc236848963 \h </w:instrText>
             </w:r>
             <w:r>
               <w:rPr>
@@ -1180,6 +1199,7 @@
               <w:tab w:val="left" w:pos="1200"/>
               <w:tab w:val="right" w:leader="dot" w:pos="8828"/>
             </w:tabs>
+            <w:spacing w:after="0" w:line="276" w:lineRule="auto"/>
             <w:rPr>
               <w:rFonts w:ascii="Arial" w:eastAsiaTheme="minorEastAsia" w:hAnsi="Arial" w:cs="Arial"/>
               <w:noProof/>
@@ -1190,7 +1210,7 @@
               <w14:ligatures w14:val="standardContextual"/>
             </w:rPr>
           </w:pPr>
-          <w:hyperlink w:anchor="_Toc236118315" w:history="1">
+          <w:hyperlink w:anchor="_Toc236848964" w:history="1">
             <w:r>
               <w:rPr>
                 <w:rStyle w:val="Hipervnculo"/>
@@ -1269,7 +1289,7 @@
                 <w:noProof/>
                 <w:spacing w:val="-2"/>
               </w:rPr>
-              <w:t>herramienta</w:t>
+              <w:t>investigación</w:t>
             </w:r>
             <w:r>
               <w:rPr>
@@ -1293,7 +1313,7 @@
                 <w:noProof/>
                 <w:webHidden/>
               </w:rPr>
-              <w:instrText xml:space="preserve"> PAGEREF _Toc236118315 \h </w:instrText>
+              <w:instrText xml:space="preserve"> PAGEREF _Toc236848964 \h </w:instrText>
             </w:r>
             <w:r>
               <w:rPr>
@@ -1335,6 +1355,7 @@
               <w:tab w:val="left" w:pos="1200"/>
               <w:tab w:val="right" w:leader="dot" w:pos="8828"/>
             </w:tabs>
+            <w:spacing w:after="0" w:line="276" w:lineRule="auto"/>
             <w:rPr>
               <w:rFonts w:ascii="Arial" w:eastAsiaTheme="minorEastAsia" w:hAnsi="Arial" w:cs="Arial"/>
               <w:noProof/>
@@ -1345,7 +1366,7 @@
               <w14:ligatures w14:val="standardContextual"/>
             </w:rPr>
           </w:pPr>
-          <w:hyperlink w:anchor="_Toc236118316" w:history="1">
+          <w:hyperlink w:anchor="_Toc236848965" w:history="1">
             <w:r>
               <w:rPr>
                 <w:rStyle w:val="Hipervnculo"/>
@@ -1424,7 +1445,7 @@
                 <w:noProof/>
                 <w:spacing w:val="-2"/>
               </w:rPr>
-              <w:t>investigación</w:t>
+              <w:t>herramienta</w:t>
             </w:r>
             <w:r>
               <w:rPr>
@@ -1448,7 +1469,7 @@
                 <w:noProof/>
                 <w:webHidden/>
               </w:rPr>
-              <w:instrText xml:space="preserve"> PAGEREF _Toc236118316 \h </w:instrText>
+              <w:instrText xml:space="preserve"> PAGEREF _Toc236848965 \h </w:instrText>
             </w:r>
             <w:r>
               <w:rPr>
@@ -1487,8 +1508,10 @@
           <w:pPr>
             <w:pStyle w:val="TDC2"/>
             <w:tabs>
+              <w:tab w:val="left" w:pos="960"/>
               <w:tab w:val="right" w:leader="dot" w:pos="8828"/>
             </w:tabs>
+            <w:spacing w:after="0" w:line="276" w:lineRule="auto"/>
             <w:rPr>
               <w:rFonts w:ascii="Arial" w:eastAsiaTheme="minorEastAsia" w:hAnsi="Arial" w:cs="Arial"/>
               <w:noProof/>
@@ -1499,25 +1522,45 @@
               <w14:ligatures w14:val="standardContextual"/>
             </w:rPr>
           </w:pPr>
-          <w:hyperlink w:anchor="_Toc236118317" w:history="1">
+          <w:hyperlink w:anchor="_Toc236848966" w:history="1">
             <w:r>
               <w:rPr>
                 <w:rStyle w:val="Hipervnculo"/>
                 <w:rFonts w:ascii="Arial" w:hAnsi="Arial" w:cs="Arial"/>
                 <w:noProof/>
               </w:rPr>
-              <w:t>1.3 Justificación</w:t>
-            </w:r>
-            <w:r>
-              <w:rPr>
-                <w:rFonts w:ascii="Arial" w:hAnsi="Arial" w:cs="Arial"/>
-                <w:noProof/>
-                <w:webHidden/>
+              <w:t>1.3</w:t>
+            </w:r>
+            <w:r>
+              <w:rPr>
+                <w:rFonts w:ascii="Arial" w:eastAsiaTheme="minorEastAsia" w:hAnsi="Arial" w:cs="Arial"/>
+                <w:noProof/>
+                <w:kern w:val="2"/>
+                <w:sz w:val="24"/>
+                <w:szCs w:val="24"/>
+                <w:lang w:val="es-MX" w:eastAsia="es-MX"/>
+                <w14:ligatures w14:val="standardContextual"/>
               </w:rPr>
               <w:tab/>
             </w:r>
             <w:r>
               <w:rPr>
+                <w:rStyle w:val="Hipervnculo"/>
+                <w:rFonts w:ascii="Arial" w:hAnsi="Arial" w:cs="Arial"/>
+                <w:noProof/>
+              </w:rPr>
+              <w:t>Justificación</w:t>
+            </w:r>
+            <w:r>
+              <w:rPr>
+                <w:rFonts w:ascii="Arial" w:hAnsi="Arial" w:cs="Arial"/>
+                <w:noProof/>
+                <w:webHidden/>
+              </w:rPr>
+              <w:tab/>
+            </w:r>
+            <w:r>
+              <w:rPr>
                 <w:rFonts w:ascii="Arial" w:hAnsi="Arial" w:cs="Arial"/>
                 <w:noProof/>
                 <w:webHidden/>
@@ -1530,7 +1573,7 @@
                 <w:noProof/>
                 <w:webHidden/>
               </w:rPr>
-              <w:instrText xml:space="preserve"> PAGEREF _Toc236118317 \h </w:instrText>
+              <w:instrText xml:space="preserve"> PAGEREF _Toc236848966 \h </w:instrText>
             </w:r>
             <w:r>
               <w:rPr>
@@ -1572,6 +1615,7 @@
               <w:tab w:val="left" w:pos="960"/>
               <w:tab w:val="right" w:leader="dot" w:pos="8828"/>
             </w:tabs>
+            <w:spacing w:after="0" w:line="276" w:lineRule="auto"/>
             <w:rPr>
               <w:rFonts w:ascii="Arial" w:eastAsiaTheme="minorEastAsia" w:hAnsi="Arial" w:cs="Arial"/>
               <w:noProof/>
@@ -1582,7 +1626,7 @@
               <w14:ligatures w14:val="standardContextual"/>
             </w:rPr>
           </w:pPr>
-          <w:hyperlink w:anchor="_Toc236118318" w:history="1">
+          <w:hyperlink w:anchor="_Toc236848967" w:history="1">
             <w:r>
               <w:rPr>
                 <w:rStyle w:val="Hipervnculo"/>
@@ -1633,7 +1677,7 @@
                 <w:noProof/>
                 <w:webHidden/>
               </w:rPr>
-              <w:instrText xml:space="preserve"> PAGEREF _Toc236118318 \h </w:instrText>
+              <w:instrText xml:space="preserve"> PAGEREF _Toc236848967 \h </w:instrText>
             </w:r>
             <w:r>
               <w:rPr>
@@ -1675,6 +1719,7 @@
               <w:tab w:val="left" w:pos="1200"/>
               <w:tab w:val="right" w:leader="dot" w:pos="8828"/>
             </w:tabs>
+            <w:spacing w:after="0" w:line="276" w:lineRule="auto"/>
             <w:rPr>
               <w:rFonts w:ascii="Arial" w:eastAsiaTheme="minorEastAsia" w:hAnsi="Arial" w:cs="Arial"/>
               <w:noProof/>
@@ -1685,12 +1730,13 @@
               <w14:ligatures w14:val="standardContextual"/>
             </w:rPr>
           </w:pPr>
-          <w:hyperlink w:anchor="_Toc236118323" w:history="1">
+          <w:hyperlink w:anchor="_Toc236848972" w:history="1">
             <w:r>
               <w:rPr>
                 <w:rStyle w:val="Hipervnculo"/>
                 <w:rFonts w:ascii="Arial" w:hAnsi="Arial" w:cs="Arial"/>
                 <w:noProof/>
+                <w:spacing w:val="-2"/>
               </w:rPr>
               <w:t>1.4.1</w:t>
             </w:r>
@@ -1754,7 +1800,7 @@
                 <w:noProof/>
                 <w:webHidden/>
               </w:rPr>
-              <w:instrText xml:space="preserve"> PAGEREF _Toc236118323 \h </w:instrText>
+              <w:instrText xml:space="preserve"> PAGEREF _Toc236848972 \h </w:instrText>
             </w:r>
             <w:r>
               <w:rPr>
@@ -1796,6 +1842,7 @@
               <w:tab w:val="left" w:pos="1200"/>
               <w:tab w:val="right" w:leader="dot" w:pos="8828"/>
             </w:tabs>
+            <w:spacing w:after="0" w:line="276" w:lineRule="auto"/>
             <w:rPr>
               <w:rFonts w:ascii="Arial" w:eastAsiaTheme="minorEastAsia" w:hAnsi="Arial" w:cs="Arial"/>
               <w:noProof/>
@@ -1806,7 +1853,7 @@
               <w14:ligatures w14:val="standardContextual"/>
             </w:rPr>
           </w:pPr>
-          <w:hyperlink w:anchor="_Toc236118324" w:history="1">
+          <w:hyperlink w:anchor="_Toc236848973" w:history="1">
             <w:r>
               <w:rPr>
                 <w:rStyle w:val="Hipervnculo"/>
@@ -1874,7 +1921,7 @@
                 <w:noProof/>
                 <w:webHidden/>
               </w:rPr>
-              <w:instrText xml:space="preserve"> PAGEREF _Toc236118324 \h </w:instrText>
+              <w:instrText xml:space="preserve"> PAGEREF _Toc236848973 \h </w:instrText>
             </w:r>
             <w:r>
               <w:rPr>
@@ -1915,6 +1962,7 @@
             <w:tabs>
               <w:tab w:val="right" w:leader="dot" w:pos="8828"/>
             </w:tabs>
+            <w:spacing w:after="0" w:line="276" w:lineRule="auto"/>
             <w:rPr>
               <w:rFonts w:ascii="Arial" w:eastAsiaTheme="minorEastAsia" w:hAnsi="Arial" w:cs="Arial"/>
               <w:noProof/>
@@ -1925,7 +1973,7 @@
               <w14:ligatures w14:val="standardContextual"/>
             </w:rPr>
           </w:pPr>
-          <w:hyperlink w:anchor="_Toc236118325" w:history="1">
+          <w:hyperlink w:anchor="_Toc236848974" w:history="1">
             <w:r>
               <w:rPr>
                 <w:rStyle w:val="Hipervnculo"/>
@@ -1956,7 +2004,7 @@
                 <w:noProof/>
                 <w:webHidden/>
               </w:rPr>
-              <w:instrText xml:space="preserve"> PAGEREF _Toc236118325 \h </w:instrText>
+              <w:instrText xml:space="preserve"> PAGEREF _Toc236848974 \h </w:instrText>
             </w:r>
             <w:r>
               <w:rPr>
@@ -1998,6 +2046,7 @@
               <w:tab w:val="left" w:pos="960"/>
               <w:tab w:val="right" w:leader="dot" w:pos="8828"/>
             </w:tabs>
+            <w:spacing w:after="0" w:line="276" w:lineRule="auto"/>
             <w:rPr>
               <w:rFonts w:ascii="Arial" w:eastAsiaTheme="minorEastAsia" w:hAnsi="Arial" w:cs="Arial"/>
               <w:noProof/>
@@ -2008,7 +2057,7 @@
               <w14:ligatures w14:val="standardContextual"/>
             </w:rPr>
           </w:pPr>
-          <w:hyperlink w:anchor="_Toc236118326" w:history="1">
+          <w:hyperlink w:anchor="_Toc236848975" w:history="1">
             <w:r>
               <w:rPr>
                 <w:rStyle w:val="Hipervnculo"/>
@@ -2059,7 +2108,7 @@
                 <w:noProof/>
                 <w:webHidden/>
               </w:rPr>
-              <w:instrText xml:space="preserve"> PAGEREF _Toc236118326 \h </w:instrText>
+              <w:instrText xml:space="preserve"> PAGEREF _Toc236848975 \h </w:instrText>
             </w:r>
             <w:r>
               <w:rPr>
@@ -2101,6 +2150,7 @@
               <w:tab w:val="left" w:pos="960"/>
               <w:tab w:val="right" w:leader="dot" w:pos="8828"/>
             </w:tabs>
+            <w:spacing w:after="0" w:line="276" w:lineRule="auto"/>
             <w:rPr>
               <w:rFonts w:ascii="Arial" w:eastAsiaTheme="minorEastAsia" w:hAnsi="Arial" w:cs="Arial"/>
               <w:noProof/>
@@ -2111,7 +2161,7 @@
               <w14:ligatures w14:val="standardContextual"/>
             </w:rPr>
           </w:pPr>
-          <w:hyperlink w:anchor="_Toc236118327" w:history="1">
+          <w:hyperlink w:anchor="_Toc236848976" w:history="1">
             <w:r>
               <w:rPr>
                 <w:rStyle w:val="Hipervnculo"/>
@@ -2162,7 +2212,7 @@
                 <w:noProof/>
                 <w:webHidden/>
               </w:rPr>
-              <w:instrText xml:space="preserve"> PAGEREF _Toc236118327 \h </w:instrText>
+              <w:instrText xml:space="preserve"> PAGEREF _Toc236848976 \h </w:instrText>
             </w:r>
             <w:r>
               <w:rPr>
@@ -2204,6 +2254,7 @@
               <w:tab w:val="left" w:pos="1200"/>
               <w:tab w:val="right" w:leader="dot" w:pos="8828"/>
             </w:tabs>
+            <w:spacing w:after="0" w:line="276" w:lineRule="auto"/>
             <w:rPr>
               <w:rFonts w:ascii="Arial" w:eastAsiaTheme="minorEastAsia" w:hAnsi="Arial" w:cs="Arial"/>
               <w:noProof/>
@@ -2214,7 +2265,7 @@
               <w14:ligatures w14:val="standardContextual"/>
             </w:rPr>
           </w:pPr>
-          <w:hyperlink w:anchor="_Toc236118328" w:history="1">
+          <w:hyperlink w:anchor="_Toc236848977" w:history="1">
             <w:r>
               <w:rPr>
                 <w:rStyle w:val="Hipervnculo"/>
@@ -2241,7 +2292,7 @@
                 <w:rFonts w:ascii="Arial" w:hAnsi="Arial" w:cs="Arial"/>
                 <w:noProof/>
               </w:rPr>
-              <w:t>Etapa uno: levantamiento de requerimientos y definición del Product Backlog</w:t>
+              <w:t>Sprint 1: levantamiento de requerimientos y definición del Product Backlog</w:t>
             </w:r>
             <w:r>
               <w:rPr>
@@ -2265,7 +2316,7 @@
                 <w:noProof/>
                 <w:webHidden/>
               </w:rPr>
-              <w:instrText xml:space="preserve"> PAGEREF _Toc236118328 \h </w:instrText>
+              <w:instrText xml:space="preserve"> PAGEREF _Toc236848977 \h </w:instrText>
             </w:r>
             <w:r>
               <w:rPr>
@@ -2307,6 +2358,7 @@
               <w:tab w:val="left" w:pos="1200"/>
               <w:tab w:val="right" w:leader="dot" w:pos="8828"/>
             </w:tabs>
+            <w:spacing w:after="0" w:line="276" w:lineRule="auto"/>
             <w:rPr>
               <w:rFonts w:ascii="Arial" w:eastAsiaTheme="minorEastAsia" w:hAnsi="Arial" w:cs="Arial"/>
               <w:noProof/>
@@ -2317,7 +2369,7 @@
               <w14:ligatures w14:val="standardContextual"/>
             </w:rPr>
           </w:pPr>
-          <w:hyperlink w:anchor="_Toc236118329" w:history="1">
+          <w:hyperlink w:anchor="_Toc236848978" w:history="1">
             <w:r>
               <w:rPr>
                 <w:rStyle w:val="Hipervnculo"/>
@@ -2344,7 +2396,7 @@
                 <w:rFonts w:ascii="Arial" w:hAnsi="Arial" w:cs="Arial"/>
                 <w:noProof/>
               </w:rPr>
-              <w:t>Etapa dos: diseño funcional y diseño de la estructura del sistema</w:t>
+              <w:t>Sprint 2: diseño funcional y diseño de la estructura del sistema</w:t>
             </w:r>
             <w:r>
               <w:rPr>
@@ -2368,7 +2420,7 @@
                 <w:noProof/>
                 <w:webHidden/>
               </w:rPr>
-              <w:instrText xml:space="preserve"> PAGEREF _Toc236118329 \h </w:instrText>
+              <w:instrText xml:space="preserve"> PAGEREF _Toc236848978 \h </w:instrText>
             </w:r>
             <w:r>
               <w:rPr>
@@ -2410,6 +2462,7 @@
               <w:tab w:val="left" w:pos="1200"/>
               <w:tab w:val="right" w:leader="dot" w:pos="8828"/>
             </w:tabs>
+            <w:spacing w:after="0" w:line="276" w:lineRule="auto"/>
             <w:rPr>
               <w:rFonts w:ascii="Arial" w:eastAsiaTheme="minorEastAsia" w:hAnsi="Arial" w:cs="Arial"/>
               <w:noProof/>
@@ -2420,7 +2473,7 @@
               <w14:ligatures w14:val="standardContextual"/>
             </w:rPr>
           </w:pPr>
-          <w:hyperlink w:anchor="_Toc236118330" w:history="1">
+          <w:hyperlink w:anchor="_Toc236848979" w:history="1">
             <w:r>
               <w:rPr>
                 <w:rStyle w:val="Hipervnculo"/>
@@ -2447,7 +2500,7 @@
                 <w:rFonts w:ascii="Arial" w:hAnsi="Arial" w:cs="Arial"/>
                 <w:noProof/>
               </w:rPr>
-              <w:t>Etapa tres: desarrollo del primer sprint</w:t>
+              <w:t>Sprint 3: desarrollo del sistema</w:t>
             </w:r>
             <w:r>
               <w:rPr>
@@ -2471,7 +2524,7 @@
                 <w:noProof/>
                 <w:webHidden/>
               </w:rPr>
-              <w:instrText xml:space="preserve"> PAGEREF _Toc236118330 \h </w:instrText>
+              <w:instrText xml:space="preserve"> PAGEREF _Toc236848979 \h </w:instrText>
             </w:r>
             <w:r>
               <w:rPr>
@@ -2513,6 +2566,7 @@
               <w:tab w:val="left" w:pos="1200"/>
               <w:tab w:val="right" w:leader="dot" w:pos="8828"/>
             </w:tabs>
+            <w:spacing w:after="0" w:line="276" w:lineRule="auto"/>
             <w:rPr>
               <w:rFonts w:ascii="Arial" w:eastAsiaTheme="minorEastAsia" w:hAnsi="Arial" w:cs="Arial"/>
               <w:noProof/>
@@ -2523,7 +2577,7 @@
               <w14:ligatures w14:val="standardContextual"/>
             </w:rPr>
           </w:pPr>
-          <w:hyperlink w:anchor="_Toc236118331" w:history="1">
+          <w:hyperlink w:anchor="_Toc236848980" w:history="1">
             <w:r>
               <w:rPr>
                 <w:rStyle w:val="Hipervnculo"/>
@@ -2550,7 +2604,7 @@
                 <w:rFonts w:ascii="Arial" w:hAnsi="Arial" w:cs="Arial"/>
                 <w:noProof/>
               </w:rPr>
-              <w:t>Etapa cuatro: desarrollo del segundo sprint</w:t>
+              <w:t>Sprint 4: elaboración de manuales, pruebas, validación y ajustes finales</w:t>
             </w:r>
             <w:r>
               <w:rPr>
@@ -2574,7 +2628,7 @@
                 <w:noProof/>
                 <w:webHidden/>
               </w:rPr>
-              <w:instrText xml:space="preserve"> PAGEREF _Toc236118331 \h </w:instrText>
+              <w:instrText xml:space="preserve"> PAGEREF _Toc236848980 \h </w:instrText>
             </w:r>
             <w:r>
               <w:rPr>
@@ -2597,7 +2651,7 @@
                 <w:noProof/>
                 <w:webHidden/>
               </w:rPr>
-              <w:t>9</w:t>
+              <w:t>10</w:t>
             </w:r>
             <w:r>
               <w:rPr>
@@ -2611,11 +2665,12 @@
         </w:p>
         <w:p>
           <w:pPr>
-            <w:pStyle w:val="TDC3"/>
+            <w:pStyle w:val="TDC2"/>
             <w:tabs>
-              <w:tab w:val="left" w:pos="1200"/>
+              <w:tab w:val="left" w:pos="960"/>
               <w:tab w:val="right" w:leader="dot" w:pos="8828"/>
             </w:tabs>
+            <w:spacing w:after="0" w:line="276" w:lineRule="auto"/>
             <w:rPr>
               <w:rFonts w:ascii="Arial" w:eastAsiaTheme="minorEastAsia" w:hAnsi="Arial" w:cs="Arial"/>
               <w:noProof/>
@@ -2626,14 +2681,14 @@
               <w14:ligatures w14:val="standardContextual"/>
             </w:rPr>
           </w:pPr>
-          <w:hyperlink w:anchor="_Toc236118332" w:history="1">
+          <w:hyperlink w:anchor="_Toc236848981" w:history="1">
             <w:r>
               <w:rPr>
                 <w:rStyle w:val="Hipervnculo"/>
                 <w:rFonts w:ascii="Arial" w:hAnsi="Arial" w:cs="Arial"/>
                 <w:noProof/>
               </w:rPr>
-              <w:t>2.2.5</w:t>
+              <w:t>2.3</w:t>
             </w:r>
             <w:r>
               <w:rPr>
@@ -2653,7 +2708,23 @@
                 <w:rFonts w:ascii="Arial" w:hAnsi="Arial" w:cs="Arial"/>
                 <w:noProof/>
               </w:rPr>
-              <w:t>Etapa cinco: desarrollo del tercer sprint</w:t>
+              <w:t xml:space="preserve">Análisis </w:t>
+            </w:r>
+            <w:r>
+              <w:rPr>
+                <w:rStyle w:val="Hipervnculo"/>
+                <w:rFonts w:ascii="Arial" w:hAnsi="Arial" w:cs="Arial"/>
+                <w:noProof/>
+              </w:rPr>
+              <w:t>d</w:t>
+            </w:r>
+            <w:r>
+              <w:rPr>
+                <w:rStyle w:val="Hipervnculo"/>
+                <w:rFonts w:ascii="Arial" w:hAnsi="Arial" w:cs="Arial"/>
+                <w:noProof/>
+              </w:rPr>
+              <w:t>e viabilidad</w:t>
             </w:r>
             <w:r>
               <w:rPr>
@@ -2677,7 +2748,7 @@
                 <w:noProof/>
                 <w:webHidden/>
               </w:rPr>
-              <w:instrText xml:space="preserve"> PAGEREF _Toc236118332 \h </w:instrText>
+              <w:instrText xml:space="preserve"> PAGEREF _Toc236848981 \h </w:instrText>
             </w:r>
             <w:r>
               <w:rPr>
@@ -2719,6 +2790,7 @@
               <w:tab w:val="left" w:pos="1200"/>
               <w:tab w:val="right" w:leader="dot" w:pos="8828"/>
             </w:tabs>
+            <w:spacing w:after="0" w:line="276" w:lineRule="auto"/>
             <w:rPr>
               <w:rFonts w:ascii="Arial" w:eastAsiaTheme="minorEastAsia" w:hAnsi="Arial" w:cs="Arial"/>
               <w:noProof/>
@@ -2729,14 +2801,14 @@
               <w14:ligatures w14:val="standardContextual"/>
             </w:rPr>
           </w:pPr>
-          <w:hyperlink w:anchor="_Toc236118333" w:history="1">
+          <w:hyperlink w:anchor="_Toc236848982" w:history="1">
             <w:r>
               <w:rPr>
                 <w:rStyle w:val="Hipervnculo"/>
                 <w:rFonts w:ascii="Arial" w:hAnsi="Arial" w:cs="Arial"/>
                 <w:noProof/>
               </w:rPr>
-              <w:t>2.2.6</w:t>
+              <w:t>2.3.1</w:t>
             </w:r>
             <w:r>
               <w:rPr>
@@ -2756,7 +2828,7 @@
                 <w:rFonts w:ascii="Arial" w:hAnsi="Arial" w:cs="Arial"/>
                 <w:noProof/>
               </w:rPr>
-              <w:t>Etapa seis: pruebas, validación y ajustes finales</w:t>
+              <w:t>Factibilidad técnica</w:t>
             </w:r>
             <w:r>
               <w:rPr>
@@ -2780,7 +2852,7 @@
                 <w:noProof/>
                 <w:webHidden/>
               </w:rPr>
-              <w:instrText xml:space="preserve"> PAGEREF _Toc236118333 \h </w:instrText>
+              <w:instrText xml:space="preserve"> PAGEREF _Toc236848982 \h </w:instrText>
             </w:r>
             <w:r>
               <w:rPr>
@@ -2817,11 +2889,12 @@
         </w:p>
         <w:p>
           <w:pPr>
-            <w:pStyle w:val="TDC2"/>
+            <w:pStyle w:val="TDC3"/>
             <w:tabs>
-              <w:tab w:val="left" w:pos="960"/>
+              <w:tab w:val="left" w:pos="1200"/>
               <w:tab w:val="right" w:leader="dot" w:pos="8828"/>
             </w:tabs>
+            <w:spacing w:after="0" w:line="276" w:lineRule="auto"/>
             <w:rPr>
               <w:rFonts w:ascii="Arial" w:eastAsiaTheme="minorEastAsia" w:hAnsi="Arial" w:cs="Arial"/>
               <w:noProof/>
@@ -2832,14 +2905,14 @@
               <w14:ligatures w14:val="standardContextual"/>
             </w:rPr>
           </w:pPr>
-          <w:hyperlink w:anchor="_Toc236118334" w:history="1">
+          <w:hyperlink w:anchor="_Toc236848983" w:history="1">
             <w:r>
               <w:rPr>
                 <w:rStyle w:val="Hipervnculo"/>
                 <w:rFonts w:ascii="Arial" w:hAnsi="Arial" w:cs="Arial"/>
                 <w:noProof/>
               </w:rPr>
-              <w:t>2.3</w:t>
+              <w:t>2.3.2</w:t>
             </w:r>
             <w:r>
               <w:rPr>
@@ -2859,7 +2932,7 @@
                 <w:rFonts w:ascii="Arial" w:hAnsi="Arial" w:cs="Arial"/>
                 <w:noProof/>
               </w:rPr>
-              <w:t>Análisis de viabilidad</w:t>
+              <w:t>Factibilidad operativa</w:t>
             </w:r>
             <w:r>
               <w:rPr>
@@ -2883,7 +2956,7 @@
                 <w:noProof/>
                 <w:webHidden/>
               </w:rPr>
-              <w:instrText xml:space="preserve"> PAGEREF _Toc236118334 \h </w:instrText>
+              <w:instrText xml:space="preserve"> PAGEREF _Toc236848983 \h </w:instrText>
             </w:r>
             <w:r>
               <w:rPr>
@@ -2906,7 +2979,7 @@
                 <w:noProof/>
                 <w:webHidden/>
               </w:rPr>
-              <w:t>10</w:t>
+              <w:t>11</w:t>
             </w:r>
             <w:r>
               <w:rPr>
@@ -2925,6 +2998,7 @@
               <w:tab w:val="left" w:pos="1200"/>
               <w:tab w:val="right" w:leader="dot" w:pos="8828"/>
             </w:tabs>
+            <w:spacing w:after="0" w:line="276" w:lineRule="auto"/>
             <w:rPr>
               <w:rFonts w:ascii="Arial" w:eastAsiaTheme="minorEastAsia" w:hAnsi="Arial" w:cs="Arial"/>
               <w:noProof/>
@@ -2935,14 +3009,14 @@
               <w14:ligatures w14:val="standardContextual"/>
             </w:rPr>
           </w:pPr>
-          <w:hyperlink w:anchor="_Toc236118335" w:history="1">
+          <w:hyperlink w:anchor="_Toc236848984" w:history="1">
             <w:r>
               <w:rPr>
                 <w:rStyle w:val="Hipervnculo"/>
                 <w:rFonts w:ascii="Arial" w:hAnsi="Arial" w:cs="Arial"/>
                 <w:noProof/>
               </w:rPr>
-              <w:t>2.3.1</w:t>
+              <w:t>2.3.3</w:t>
             </w:r>
             <w:r>
               <w:rPr>
@@ -2962,7 +3036,7 @@
                 <w:rFonts w:ascii="Arial" w:hAnsi="Arial" w:cs="Arial"/>
                 <w:noProof/>
               </w:rPr>
-              <w:t>Factibilidad técnica</w:t>
+              <w:t>Factibilidad económica</w:t>
             </w:r>
             <w:r>
               <w:rPr>
@@ -2986,7 +3060,7 @@
                 <w:noProof/>
                 <w:webHidden/>
               </w:rPr>
-              <w:instrText xml:space="preserve"> PAGEREF _Toc236118335 \h </w:instrText>
+              <w:instrText xml:space="preserve"> PAGEREF _Toc236848984 \h </w:instrText>
             </w:r>
             <w:r>
               <w:rPr>
@@ -3009,7 +3083,7 @@
                 <w:noProof/>
                 <w:webHidden/>
               </w:rPr>
-              <w:t>10</w:t>
+              <w:t>11</w:t>
             </w:r>
             <w:r>
               <w:rPr>
@@ -3028,6 +3102,7 @@
               <w:tab w:val="left" w:pos="1200"/>
               <w:tab w:val="right" w:leader="dot" w:pos="8828"/>
             </w:tabs>
+            <w:spacing w:after="0" w:line="276" w:lineRule="auto"/>
             <w:rPr>
               <w:rFonts w:ascii="Arial" w:eastAsiaTheme="minorEastAsia" w:hAnsi="Arial" w:cs="Arial"/>
               <w:noProof/>
@@ -3038,14 +3113,14 @@
               <w14:ligatures w14:val="standardContextual"/>
             </w:rPr>
           </w:pPr>
-          <w:hyperlink w:anchor="_Toc236118336" w:history="1">
+          <w:hyperlink w:anchor="_Toc236848985" w:history="1">
             <w:r>
               <w:rPr>
                 <w:rStyle w:val="Hipervnculo"/>
                 <w:rFonts w:ascii="Arial" w:hAnsi="Arial" w:cs="Arial"/>
                 <w:noProof/>
               </w:rPr>
-              <w:t>2.3.2</w:t>
+              <w:t>2.3.4</w:t>
             </w:r>
             <w:r>
               <w:rPr>
@@ -3065,7 +3140,7 @@
                 <w:rFonts w:ascii="Arial" w:hAnsi="Arial" w:cs="Arial"/>
                 <w:noProof/>
               </w:rPr>
-              <w:t>Factibilidad operativa</w:t>
+              <w:t>Factibilidad legal</w:t>
             </w:r>
             <w:r>
               <w:rPr>
@@ -3089,7 +3164,7 @@
                 <w:noProof/>
                 <w:webHidden/>
               </w:rPr>
-              <w:instrText xml:space="preserve"> PAGEREF _Toc236118336 \h </w:instrText>
+              <w:instrText xml:space="preserve"> PAGEREF _Toc236848985 \h </w:instrText>
             </w:r>
             <w:r>
               <w:rPr>
@@ -3112,7 +3187,7 @@
                 <w:noProof/>
                 <w:webHidden/>
               </w:rPr>
-              <w:t>11</w:t>
+              <w:t>12</w:t>
             </w:r>
             <w:r>
               <w:rPr>
@@ -3126,11 +3201,12 @@
         </w:p>
         <w:p>
           <w:pPr>
-            <w:pStyle w:val="TDC3"/>
+            <w:pStyle w:val="TDC2"/>
             <w:tabs>
-              <w:tab w:val="left" w:pos="1200"/>
+              <w:tab w:val="left" w:pos="960"/>
               <w:tab w:val="right" w:leader="dot" w:pos="8828"/>
             </w:tabs>
+            <w:spacing w:after="0" w:line="276" w:lineRule="auto"/>
             <w:rPr>
               <w:rFonts w:ascii="Arial" w:eastAsiaTheme="minorEastAsia" w:hAnsi="Arial" w:cs="Arial"/>
               <w:noProof/>
@@ -3141,14 +3217,14 @@
               <w14:ligatures w14:val="standardContextual"/>
             </w:rPr>
           </w:pPr>
-          <w:hyperlink w:anchor="_Toc236118337" w:history="1">
+          <w:hyperlink w:anchor="_Toc236848986" w:history="1">
             <w:r>
               <w:rPr>
                 <w:rStyle w:val="Hipervnculo"/>
                 <w:rFonts w:ascii="Arial" w:hAnsi="Arial" w:cs="Arial"/>
                 <w:noProof/>
               </w:rPr>
-              <w:t>2.3.3</w:t>
+              <w:t>2.4</w:t>
             </w:r>
             <w:r>
               <w:rPr>
@@ -3168,7 +3244,7 @@
                 <w:rFonts w:ascii="Arial" w:hAnsi="Arial" w:cs="Arial"/>
                 <w:noProof/>
               </w:rPr>
-              <w:t>Factibilidad económica</w:t>
+              <w:t>Estimación de costos</w:t>
             </w:r>
             <w:r>
               <w:rPr>
@@ -3192,7 +3268,7 @@
                 <w:noProof/>
                 <w:webHidden/>
               </w:rPr>
-              <w:instrText xml:space="preserve"> PAGEREF _Toc236118337 \h </w:instrText>
+              <w:instrText xml:space="preserve"> PAGEREF _Toc236848986 \h </w:instrText>
             </w:r>
             <w:r>
               <w:rPr>
@@ -3215,7 +3291,7 @@
                 <w:noProof/>
                 <w:webHidden/>
               </w:rPr>
-              <w:t>11</w:t>
+              <w:t>13</w:t>
             </w:r>
             <w:r>
               <w:rPr>
@@ -3229,11 +3305,12 @@
         </w:p>
         <w:p>
           <w:pPr>
-            <w:pStyle w:val="TDC3"/>
+            <w:pStyle w:val="TDC2"/>
             <w:tabs>
-              <w:tab w:val="left" w:pos="1200"/>
+              <w:tab w:val="left" w:pos="960"/>
               <w:tab w:val="right" w:leader="dot" w:pos="8828"/>
             </w:tabs>
+            <w:spacing w:after="0" w:line="276" w:lineRule="auto"/>
             <w:rPr>
               <w:rFonts w:ascii="Arial" w:eastAsiaTheme="minorEastAsia" w:hAnsi="Arial" w:cs="Arial"/>
               <w:noProof/>
@@ -3244,14 +3321,14 @@
               <w14:ligatures w14:val="standardContextual"/>
             </w:rPr>
           </w:pPr>
-          <w:hyperlink w:anchor="_Toc236118338" w:history="1">
+          <w:hyperlink w:anchor="_Toc236848987" w:history="1">
             <w:r>
               <w:rPr>
                 <w:rStyle w:val="Hipervnculo"/>
                 <w:rFonts w:ascii="Arial" w:hAnsi="Arial" w:cs="Arial"/>
                 <w:noProof/>
               </w:rPr>
-              <w:t>2.3.4</w:t>
+              <w:t>2.5</w:t>
             </w:r>
             <w:r>
               <w:rPr>
@@ -3271,7 +3348,7 @@
                 <w:rFonts w:ascii="Arial" w:hAnsi="Arial" w:cs="Arial"/>
                 <w:noProof/>
               </w:rPr>
-              <w:t>Factibilidad legal</w:t>
+              <w:t>Cronograma de actividades</w:t>
             </w:r>
             <w:r>
               <w:rPr>
@@ -3295,213 +3372,7 @@
                 <w:noProof/>
                 <w:webHidden/>
               </w:rPr>
-              <w:instrText xml:space="preserve"> PAGEREF _Toc236118338 \h </w:instrText>
-            </w:r>
-            <w:r>
-              <w:rPr>
-                <w:rFonts w:ascii="Arial" w:hAnsi="Arial" w:cs="Arial"/>
-                <w:noProof/>
-                <w:webHidden/>
-              </w:rPr>
-            </w:r>
-            <w:r>
-              <w:rPr>
-                <w:rFonts w:ascii="Arial" w:hAnsi="Arial" w:cs="Arial"/>
-                <w:noProof/>
-                <w:webHidden/>
-              </w:rPr>
-              <w:fldChar w:fldCharType="separate"/>
-            </w:r>
-            <w:r>
-              <w:rPr>
-                <w:rFonts w:ascii="Arial" w:hAnsi="Arial" w:cs="Arial"/>
-                <w:noProof/>
-                <w:webHidden/>
-              </w:rPr>
-              <w:t>12</w:t>
-            </w:r>
-            <w:r>
-              <w:rPr>
-                <w:rFonts w:ascii="Arial" w:hAnsi="Arial" w:cs="Arial"/>
-                <w:noProof/>
-                <w:webHidden/>
-              </w:rPr>
-              <w:fldChar w:fldCharType="end"/>
-            </w:r>
-          </w:hyperlink>
-        </w:p>
-        <w:p>
-          <w:pPr>
-            <w:pStyle w:val="TDC2"/>
-            <w:tabs>
-              <w:tab w:val="left" w:pos="960"/>
-              <w:tab w:val="right" w:leader="dot" w:pos="8828"/>
-            </w:tabs>
-            <w:rPr>
-              <w:rFonts w:ascii="Arial" w:eastAsiaTheme="minorEastAsia" w:hAnsi="Arial" w:cs="Arial"/>
-              <w:noProof/>
-              <w:kern w:val="2"/>
-              <w:sz w:val="24"/>
-              <w:szCs w:val="24"/>
-              <w:lang w:val="es-MX" w:eastAsia="es-MX"/>
-              <w14:ligatures w14:val="standardContextual"/>
-            </w:rPr>
-          </w:pPr>
-          <w:hyperlink w:anchor="_Toc236118339" w:history="1">
-            <w:r>
-              <w:rPr>
-                <w:rStyle w:val="Hipervnculo"/>
-                <w:rFonts w:ascii="Arial" w:hAnsi="Arial" w:cs="Arial"/>
-                <w:noProof/>
-              </w:rPr>
-              <w:t>2.4</w:t>
-            </w:r>
-            <w:r>
-              <w:rPr>
-                <w:rFonts w:ascii="Arial" w:eastAsiaTheme="minorEastAsia" w:hAnsi="Arial" w:cs="Arial"/>
-                <w:noProof/>
-                <w:kern w:val="2"/>
-                <w:sz w:val="24"/>
-                <w:szCs w:val="24"/>
-                <w:lang w:val="es-MX" w:eastAsia="es-MX"/>
-                <w14:ligatures w14:val="standardContextual"/>
-              </w:rPr>
-              <w:tab/>
-            </w:r>
-            <w:r>
-              <w:rPr>
-                <w:rStyle w:val="Hipervnculo"/>
-                <w:rFonts w:ascii="Arial" w:hAnsi="Arial" w:cs="Arial"/>
-                <w:noProof/>
-              </w:rPr>
-              <w:t>Estimación de costos</w:t>
-            </w:r>
-            <w:r>
-              <w:rPr>
-                <w:rFonts w:ascii="Arial" w:hAnsi="Arial" w:cs="Arial"/>
-                <w:noProof/>
-                <w:webHidden/>
-              </w:rPr>
-              <w:tab/>
-            </w:r>
-            <w:r>
-              <w:rPr>
-                <w:rFonts w:ascii="Arial" w:hAnsi="Arial" w:cs="Arial"/>
-                <w:noProof/>
-                <w:webHidden/>
-              </w:rPr>
-              <w:fldChar w:fldCharType="begin"/>
-            </w:r>
-            <w:r>
-              <w:rPr>
-                <w:rFonts w:ascii="Arial" w:hAnsi="Arial" w:cs="Arial"/>
-                <w:noProof/>
-                <w:webHidden/>
-              </w:rPr>
-              <w:instrText xml:space="preserve"> PAGEREF _Toc236118339 \h </w:instrText>
-            </w:r>
-            <w:r>
-              <w:rPr>
-                <w:rFonts w:ascii="Arial" w:hAnsi="Arial" w:cs="Arial"/>
-                <w:noProof/>
-                <w:webHidden/>
-              </w:rPr>
-            </w:r>
-            <w:r>
-              <w:rPr>
-                <w:rFonts w:ascii="Arial" w:hAnsi="Arial" w:cs="Arial"/>
-                <w:noProof/>
-                <w:webHidden/>
-              </w:rPr>
-              <w:fldChar w:fldCharType="separate"/>
-            </w:r>
-            <w:r>
-              <w:rPr>
-                <w:rFonts w:ascii="Arial" w:hAnsi="Arial" w:cs="Arial"/>
-                <w:noProof/>
-                <w:webHidden/>
-              </w:rPr>
-              <w:t>13</w:t>
-            </w:r>
-            <w:r>
-              <w:rPr>
-                <w:rFonts w:ascii="Arial" w:hAnsi="Arial" w:cs="Arial"/>
-                <w:noProof/>
-                <w:webHidden/>
-              </w:rPr>
-              <w:fldChar w:fldCharType="end"/>
-            </w:r>
-          </w:hyperlink>
-        </w:p>
-        <w:p>
-          <w:pPr>
-            <w:pStyle w:val="TDC2"/>
-            <w:tabs>
-              <w:tab w:val="left" w:pos="960"/>
-              <w:tab w:val="right" w:leader="dot" w:pos="8828"/>
-            </w:tabs>
-            <w:rPr>
-              <w:rFonts w:ascii="Arial" w:eastAsiaTheme="minorEastAsia" w:hAnsi="Arial" w:cs="Arial"/>
-              <w:noProof/>
-              <w:kern w:val="2"/>
-              <w:sz w:val="24"/>
-              <w:szCs w:val="24"/>
-              <w:lang w:val="es-MX" w:eastAsia="es-MX"/>
-              <w14:ligatures w14:val="standardContextual"/>
-            </w:rPr>
-          </w:pPr>
-          <w:hyperlink w:anchor="_Toc236118340" w:history="1">
-            <w:r>
-              <w:rPr>
-                <w:rStyle w:val="Hipervnculo"/>
-                <w:rFonts w:ascii="Arial" w:hAnsi="Arial" w:cs="Arial"/>
-                <w:noProof/>
-              </w:rPr>
-              <w:t>2.5</w:t>
-            </w:r>
-            <w:r>
-              <w:rPr>
-                <w:rFonts w:ascii="Arial" w:eastAsiaTheme="minorEastAsia" w:hAnsi="Arial" w:cs="Arial"/>
-                <w:noProof/>
-                <w:kern w:val="2"/>
-                <w:sz w:val="24"/>
-                <w:szCs w:val="24"/>
-                <w:lang w:val="es-MX" w:eastAsia="es-MX"/>
-                <w14:ligatures w14:val="standardContextual"/>
-              </w:rPr>
-              <w:tab/>
-            </w:r>
-            <w:r>
-              <w:rPr>
-                <w:rStyle w:val="Hipervnculo"/>
-                <w:rFonts w:ascii="Arial" w:hAnsi="Arial" w:cs="Arial"/>
-                <w:noProof/>
-              </w:rPr>
-              <w:t>Cronograma de actividades</w:t>
-            </w:r>
-            <w:r>
-              <w:rPr>
-                <w:rFonts w:ascii="Arial" w:hAnsi="Arial" w:cs="Arial"/>
-                <w:noProof/>
-                <w:webHidden/>
-              </w:rPr>
-              <w:tab/>
-            </w:r>
-            <w:r>
-              <w:rPr>
-                <w:rFonts w:ascii="Arial" w:hAnsi="Arial" w:cs="Arial"/>
-                <w:noProof/>
-                <w:webHidden/>
-              </w:rPr>
-              <w:fldChar w:fldCharType="begin"/>
-            </w:r>
-            <w:r>
-              <w:rPr>
-                <w:rFonts w:ascii="Arial" w:hAnsi="Arial" w:cs="Arial"/>
-                <w:noProof/>
-                <w:webHidden/>
-              </w:rPr>
-              <w:instrText xml:space="preserve"> PAGEREF _Toc236118340 \h </w:instrText>
+              <w:instrText xml:space="preserve"> PAGEREF _Toc236848987 \h </w:instrText>
             </w:r>
             <w:r>
               <w:rPr>
@@ -3629,7 +3500,7 @@
         <w:pStyle w:val="Ttulo1"/>
         <w:ind w:firstLineChars="0" w:firstLine="0"/>
       </w:pPr>
-      <w:bookmarkStart w:id="1" w:name="_Toc236118311"/>
+      <w:bookmarkStart w:id="1" w:name="_Toc236848960"/>
       <w:r>
         <w:lastRenderedPageBreak/>
         <w:t>CAPÍTULO 1: MARCO CONTEXTUAL Y CONCEPTUAL</w:t>
@@ -3649,7 +3520,7 @@
           <w:numId w:val="30"/>
         </w:numPr>
       </w:pPr>
-      <w:bookmarkStart w:id="2" w:name="_Toc236118312"/>
+      <w:bookmarkStart w:id="2" w:name="_Toc236848961"/>
       <w:r>
         <w:t>Planteamiento del problema</w:t>
       </w:r>
@@ -3912,7 +3783,7 @@
       <w:r>
         <w:t xml:space="preserve"> </w:t>
       </w:r>
-      <w:bookmarkStart w:id="3" w:name="_Toc236118313"/>
+      <w:bookmarkStart w:id="3" w:name="_Toc236848962"/>
       <w:r>
         <w:t>Antecedentes</w:t>
       </w:r>
@@ -4053,7 +3924,7 @@
         </w:numPr>
         <w:spacing w:after="0" w:line="276" w:lineRule="auto"/>
       </w:pPr>
-      <w:bookmarkStart w:id="4" w:name="_Toc236118314"/>
+      <w:bookmarkStart w:id="4" w:name="_Toc236848963"/>
       <w:r>
         <w:t>Antecedentes del problema</w:t>
       </w:r>
@@ -4270,7 +4141,7 @@
         </w:numPr>
         <w:spacing w:after="0" w:line="276" w:lineRule="auto"/>
       </w:pPr>
-      <w:bookmarkStart w:id="5" w:name="_Toc236118315"/>
+      <w:bookmarkStart w:id="5" w:name="_Toc236848964"/>
       <w:r>
         <w:t>Antecedentes</w:t>
       </w:r>
@@ -4298,13 +4169,13 @@
         </w:rPr>
         <w:t xml:space="preserve"> </w:t>
       </w:r>
+      <w:r>
+        <w:rPr>
+          <w:spacing w:val="-2"/>
+        </w:rPr>
+        <w:t>investigación</w:t>
+      </w:r>
       <w:bookmarkEnd w:id="5"/>
-      <w:r>
-        <w:rPr>
-          <w:spacing w:val="-2"/>
-        </w:rPr>
-        <w:t>investigación</w:t>
-      </w:r>
     </w:p>
     <w:p>
       <w:pPr>
@@ -4442,7 +4313,7 @@
         </w:numPr>
         <w:spacing w:after="0" w:line="276" w:lineRule="auto"/>
       </w:pPr>
-      <w:bookmarkStart w:id="6" w:name="_Toc236118316"/>
+      <w:bookmarkStart w:id="6" w:name="_Toc236848965"/>
       <w:r>
         <w:t>Antecedentes</w:t>
       </w:r>
@@ -4470,13 +4341,13 @@
         </w:rPr>
         <w:t xml:space="preserve"> </w:t>
       </w:r>
+      <w:r>
+        <w:rPr>
+          <w:spacing w:val="-2"/>
+        </w:rPr>
+        <w:t>herramienta</w:t>
+      </w:r>
       <w:bookmarkEnd w:id="6"/>
-      <w:r>
-        <w:rPr>
-          <w:spacing w:val="-2"/>
-        </w:rPr>
-        <w:t>herramienta</w:t>
-      </w:r>
     </w:p>
     <w:p>
       <w:pPr>
@@ -4818,7 +4689,7 @@
           <w:numId w:val="29"/>
         </w:numPr>
       </w:pPr>
-      <w:bookmarkStart w:id="7" w:name="_Toc236118317"/>
+      <w:bookmarkStart w:id="7" w:name="_Toc236848966"/>
       <w:r>
         <w:t>Justificación</w:t>
       </w:r>
@@ -4954,7 +4825,7 @@
           <w:numId w:val="28"/>
         </w:numPr>
       </w:pPr>
-      <w:bookmarkStart w:id="8" w:name="_Toc236118318"/>
+      <w:bookmarkStart w:id="8" w:name="_Toc236848967"/>
       <w:r>
         <w:lastRenderedPageBreak/>
         <w:t>Objetivos</w:t>
@@ -4990,10 +4861,12 @@
       <w:bookmarkStart w:id="10" w:name="_Toc231924593"/>
       <w:bookmarkStart w:id="11" w:name="_Toc231925095"/>
       <w:bookmarkStart w:id="12" w:name="_Toc236118319"/>
+      <w:bookmarkStart w:id="13" w:name="_Toc236848968"/>
       <w:bookmarkEnd w:id="9"/>
       <w:bookmarkEnd w:id="10"/>
       <w:bookmarkEnd w:id="11"/>
       <w:bookmarkEnd w:id="12"/>
+      <w:bookmarkEnd w:id="13"/>
     </w:p>
     <w:p>
       <w:pPr>
@@ -5020,14 +4893,16 @@
           <w:szCs w:val="24"/>
         </w:rPr>
       </w:pPr>
-      <w:bookmarkStart w:id="13" w:name="_Toc231924528"/>
-      <w:bookmarkStart w:id="14" w:name="_Toc231924594"/>
-      <w:bookmarkStart w:id="15" w:name="_Toc231925096"/>
-      <w:bookmarkStart w:id="16" w:name="_Toc236118320"/>
-      <w:bookmarkEnd w:id="13"/>
+      <w:bookmarkStart w:id="14" w:name="_Toc231924528"/>
+      <w:bookmarkStart w:id="15" w:name="_Toc231924594"/>
+      <w:bookmarkStart w:id="16" w:name="_Toc231925096"/>
+      <w:bookmarkStart w:id="17" w:name="_Toc236118320"/>
+      <w:bookmarkStart w:id="18" w:name="_Toc236848969"/>
       <w:bookmarkEnd w:id="14"/>
       <w:bookmarkEnd w:id="15"/>
       <w:bookmarkEnd w:id="16"/>
+      <w:bookmarkEnd w:id="17"/>
+      <w:bookmarkEnd w:id="18"/>
     </w:p>
     <w:p>
       <w:pPr>
@@ -5054,14 +4929,16 @@
           <w:szCs w:val="24"/>
         </w:rPr>
       </w:pPr>
-      <w:bookmarkStart w:id="17" w:name="_Toc231924529"/>
-      <w:bookmarkStart w:id="18" w:name="_Toc231924595"/>
-      <w:bookmarkStart w:id="19" w:name="_Toc231925097"/>
-      <w:bookmarkStart w:id="20" w:name="_Toc236118321"/>
-      <w:bookmarkEnd w:id="17"/>
-      <w:bookmarkEnd w:id="18"/>
+      <w:bookmarkStart w:id="19" w:name="_Toc231924529"/>
+      <w:bookmarkStart w:id="20" w:name="_Toc231924595"/>
+      <w:bookmarkStart w:id="21" w:name="_Toc231925097"/>
+      <w:bookmarkStart w:id="22" w:name="_Toc236118321"/>
+      <w:bookmarkStart w:id="23" w:name="_Toc236848970"/>
       <w:bookmarkEnd w:id="19"/>
       <w:bookmarkEnd w:id="20"/>
+      <w:bookmarkEnd w:id="21"/>
+      <w:bookmarkEnd w:id="22"/>
+      <w:bookmarkEnd w:id="23"/>
     </w:p>
     <w:p>
       <w:pPr>
@@ -5088,14 +4965,16 @@
           <w:szCs w:val="24"/>
         </w:rPr>
       </w:pPr>
-      <w:bookmarkStart w:id="21" w:name="_Toc231924530"/>
-      <w:bookmarkStart w:id="22" w:name="_Toc231924596"/>
-      <w:bookmarkStart w:id="23" w:name="_Toc231925098"/>
-      <w:bookmarkStart w:id="24" w:name="_Toc236118322"/>
-      <w:bookmarkEnd w:id="21"/>
-      <w:bookmarkEnd w:id="22"/>
-      <w:bookmarkEnd w:id="23"/>
+      <w:bookmarkStart w:id="24" w:name="_Toc231924530"/>
+      <w:bookmarkStart w:id="25" w:name="_Toc231924596"/>
+      <w:bookmarkStart w:id="26" w:name="_Toc231925098"/>
+      <w:bookmarkStart w:id="27" w:name="_Toc236118322"/>
+      <w:bookmarkStart w:id="28" w:name="_Toc236848971"/>
       <w:bookmarkEnd w:id="24"/>
+      <w:bookmarkEnd w:id="25"/>
+      <w:bookmarkEnd w:id="26"/>
+      <w:bookmarkEnd w:id="27"/>
+      <w:bookmarkEnd w:id="28"/>
     </w:p>
     <w:p>
       <w:pPr>
@@ -5109,7 +4988,7 @@
           <w:spacing w:val="-2"/>
         </w:rPr>
       </w:pPr>
-      <w:bookmarkStart w:id="25" w:name="_Toc236118323"/>
+      <w:bookmarkStart w:id="29" w:name="_Toc236848972"/>
       <w:r>
         <w:t>Objetivo</w:t>
       </w:r>
@@ -5125,7 +5004,7 @@
         </w:rPr>
         <w:t>general</w:t>
       </w:r>
-      <w:bookmarkEnd w:id="25"/>
+      <w:bookmarkEnd w:id="29"/>
     </w:p>
     <w:p>
       <w:pPr>
@@ -5182,7 +5061,7 @@
         </w:numPr>
         <w:spacing w:before="240" w:after="0" w:line="276" w:lineRule="auto"/>
       </w:pPr>
-      <w:bookmarkStart w:id="26" w:name="_Toc236118324"/>
+      <w:bookmarkStart w:id="30" w:name="_Toc236848973"/>
       <w:r>
         <w:t>Objetivos</w:t>
       </w:r>
@@ -5195,7 +5074,7 @@
       <w:r>
         <w:t>específicos:</w:t>
       </w:r>
-      <w:bookmarkEnd w:id="26"/>
+      <w:bookmarkEnd w:id="30"/>
     </w:p>
     <w:p>
       <w:pPr>
@@ -5425,14 +5304,14 @@
         <w:pStyle w:val="Ttulo1"/>
         <w:ind w:firstLineChars="0" w:firstLine="0"/>
       </w:pPr>
-      <w:bookmarkStart w:id="27" w:name="_Toc229417571"/>
-      <w:bookmarkStart w:id="28" w:name="_Toc236118325"/>
+      <w:bookmarkStart w:id="31" w:name="_Toc229417571"/>
+      <w:bookmarkStart w:id="32" w:name="_Toc236848974"/>
       <w:r>
         <w:lastRenderedPageBreak/>
         <w:t>CAPÍTULO 2: DISEÑO Y MÉTODO</w:t>
       </w:r>
-      <w:bookmarkEnd w:id="27"/>
-      <w:bookmarkEnd w:id="28"/>
+      <w:bookmarkEnd w:id="31"/>
+      <w:bookmarkEnd w:id="32"/>
     </w:p>
     <w:p>
       <w:pPr>
@@ -5472,11 +5351,11 @@
       <w:r>
         <w:t xml:space="preserve"> </w:t>
       </w:r>
-      <w:bookmarkStart w:id="29" w:name="_Toc236118326"/>
+      <w:bookmarkStart w:id="33" w:name="_Toc236848975"/>
       <w:r>
         <w:t>Diseño</w:t>
       </w:r>
-      <w:bookmarkEnd w:id="29"/>
+      <w:bookmarkEnd w:id="33"/>
     </w:p>
     <w:p>
       <w:pPr>
@@ -5960,211 +5839,219 @@
       <w:r>
         <w:t xml:space="preserve"> </w:t>
       </w:r>
-      <w:bookmarkStart w:id="30" w:name="_Toc236118327"/>
+      <w:bookmarkStart w:id="34" w:name="_Toc236848976"/>
       <w:r>
         <w:t>Método</w:t>
       </w:r>
-      <w:bookmarkEnd w:id="30"/>
-    </w:p>
-    <w:p>
-      <w:pPr>
-        <w:spacing w:after="0" w:line="276" w:lineRule="auto"/>
-        <w:jc w:val="both"/>
-        <w:rPr>
-          <w:rFonts w:ascii="Arial" w:hAnsi="Arial" w:cs="Arial"/>
-          <w:sz w:val="24"/>
-          <w:szCs w:val="24"/>
-        </w:rPr>
-      </w:pPr>
-      <w:r>
-        <w:rPr>
-          <w:rFonts w:ascii="Arial" w:hAnsi="Arial" w:cs="Arial"/>
-          <w:sz w:val="24"/>
-          <w:szCs w:val="24"/>
+      <w:bookmarkEnd w:id="34"/>
+    </w:p>
+    <w:p>
+      <w:pPr>
+        <w:pStyle w:val="Textoindependiente"/>
+        <w:spacing w:after="240" w:line="276" w:lineRule="auto"/>
+        <w:ind w:left="0" w:firstLine="709"/>
+        <w:rPr>
+          <w:rFonts w:ascii="Arial" w:eastAsiaTheme="minorHAnsi" w:hAnsi="Arial" w:cs="Arial"/>
+          <w:lang w:val="es-419" w:eastAsia="es-GT"/>
+        </w:rPr>
+      </w:pPr>
+      <w:r>
+        <w:rPr>
+          <w:rFonts w:ascii="Arial" w:eastAsiaTheme="minorHAnsi" w:hAnsi="Arial" w:cs="Arial"/>
+          <w:lang w:val="es-419" w:eastAsia="es-GT"/>
         </w:rPr>
         <w:t xml:space="preserve">Para el desarrollo del proyecto se utilizará la metodología Scrum, debido a que permite organizar el trabajo en ciclos cortos e incrementales, conocidos como </w:t>
       </w:r>
       <w:proofErr w:type="spellStart"/>
       <w:r>
         <w:rPr>
-          <w:rFonts w:ascii="Arial" w:hAnsi="Arial" w:cs="Arial"/>
-          <w:sz w:val="24"/>
-          <w:szCs w:val="24"/>
+          <w:rFonts w:ascii="Arial" w:eastAsiaTheme="minorHAnsi" w:hAnsi="Arial" w:cs="Arial"/>
+          <w:lang w:val="es-419" w:eastAsia="es-GT"/>
         </w:rPr>
         <w:t>sprints</w:t>
       </w:r>
       <w:proofErr w:type="spellEnd"/>
       <w:r>
         <w:rPr>
-          <w:rFonts w:ascii="Arial" w:hAnsi="Arial" w:cs="Arial"/>
-          <w:sz w:val="24"/>
-          <w:szCs w:val="24"/>
-        </w:rPr>
-        <w:t>. Esta metodología resulta adecuada para proyectos de software en los que se requiere flexibilidad, revisión constante y adaptación a cambios durante el proceso de desarrollo. La elección de Scrum responde a la naturaleza del proyecto, ya que el desarrollo de una aplicación web para centros de salud requiere validaciones frecuentes, definición progresiva de funcionalidades y revisión constante de los módulos implementados. Esto favorece la reducción de errores, mejora la comunicación del equipo y permite entregar incrementos funcionales durante el desarrollo.</w:t>
-      </w:r>
-    </w:p>
-    <w:p>
-      <w:pPr>
-        <w:spacing w:after="0" w:line="276" w:lineRule="auto"/>
-        <w:ind w:firstLine="708"/>
-        <w:jc w:val="both"/>
-        <w:rPr>
-          <w:rFonts w:ascii="Arial" w:hAnsi="Arial" w:cs="Arial"/>
-          <w:sz w:val="24"/>
-          <w:szCs w:val="24"/>
-        </w:rPr>
-      </w:pPr>
-      <w:r>
-        <w:rPr>
-          <w:rFonts w:ascii="Arial" w:hAnsi="Arial" w:cs="Arial"/>
-          <w:sz w:val="24"/>
-          <w:szCs w:val="24"/>
+          <w:rFonts w:ascii="Arial" w:eastAsiaTheme="minorHAnsi" w:hAnsi="Arial" w:cs="Arial"/>
+          <w:lang w:val="es-419" w:eastAsia="es-GT"/>
+        </w:rPr>
+        <w:t>. Según Schwaber y Sutherland (2020), autores de la Guía de Scrum, este es un marco de trabajo ligero que ayuda a las personas, equipos y organizaciones a generar valor mediante soluciones adaptables para problemas complejos, a través de dichos ciclos cortos e iterativos. Esta metodología resulta adecuada para proyectos de software en los que se requiere flexibilidad, revisión constante y adaptación a cambios durante el proceso de desarrollo. La elección de Scrum responde a la naturaleza del proyecto, ya que el desarrollo de una aplicación web para centros de salud requiere validaciones frecuentes, definición progresiva de funcionalidades y revisión constante de los módulos implementados. Esto favorece la reducción de errores, mejora la comunicación del equipo y permite entregar incrementos funcionales durante el desarrollo.</w:t>
+      </w:r>
+    </w:p>
+    <w:p>
+      <w:pPr>
+        <w:pStyle w:val="Textoindependiente"/>
+        <w:spacing w:before="162" w:after="240" w:line="276" w:lineRule="auto"/>
+        <w:ind w:left="0" w:firstLine="709"/>
+        <w:rPr>
+          <w:rFonts w:ascii="Arial" w:eastAsiaTheme="minorHAnsi" w:hAnsi="Arial" w:cs="Arial"/>
+          <w:lang w:val="es-419" w:eastAsia="es-GT"/>
+        </w:rPr>
+      </w:pPr>
+      <w:r>
+        <w:rPr>
+          <w:rFonts w:ascii="Arial" w:eastAsiaTheme="minorHAnsi" w:hAnsi="Arial" w:cs="Arial"/>
+          <w:lang w:val="es-419" w:eastAsia="es-GT"/>
         </w:rPr>
         <w:t xml:space="preserve">El rol de </w:t>
       </w:r>
       <w:proofErr w:type="spellStart"/>
       <w:r>
         <w:rPr>
-          <w:rFonts w:ascii="Arial" w:hAnsi="Arial" w:cs="Arial"/>
-          <w:sz w:val="24"/>
-          <w:szCs w:val="24"/>
+          <w:rFonts w:ascii="Arial" w:eastAsiaTheme="minorHAnsi" w:hAnsi="Arial" w:cs="Arial"/>
+          <w:lang w:val="es-419" w:eastAsia="es-GT"/>
         </w:rPr>
         <w:t>Product</w:t>
       </w:r>
       <w:proofErr w:type="spellEnd"/>
       <w:r>
         <w:rPr>
-          <w:rFonts w:ascii="Arial" w:hAnsi="Arial" w:cs="Arial"/>
-          <w:sz w:val="24"/>
-          <w:szCs w:val="24"/>
+          <w:rFonts w:ascii="Arial" w:eastAsiaTheme="minorHAnsi" w:hAnsi="Arial" w:cs="Arial"/>
+          <w:lang w:val="es-419" w:eastAsia="es-GT"/>
         </w:rPr>
         <w:t xml:space="preserve"> Owner será representado por el integrante encargado de priorizar los requerimientos del sistema, considerando las necesidades del centro de salud y los objetivos del proyecto. El Scrum </w:t>
       </w:r>
       <w:proofErr w:type="gramStart"/>
       <w:r>
         <w:rPr>
-          <w:rFonts w:ascii="Arial" w:hAnsi="Arial" w:cs="Arial"/>
-          <w:sz w:val="24"/>
-          <w:szCs w:val="24"/>
+          <w:rFonts w:ascii="Arial" w:eastAsiaTheme="minorHAnsi" w:hAnsi="Arial" w:cs="Arial"/>
+          <w:lang w:val="es-419" w:eastAsia="es-GT"/>
         </w:rPr>
         <w:t>Master</w:t>
       </w:r>
       <w:proofErr w:type="gramEnd"/>
       <w:r>
         <w:rPr>
-          <w:rFonts w:ascii="Arial" w:hAnsi="Arial" w:cs="Arial"/>
-          <w:sz w:val="24"/>
-          <w:szCs w:val="24"/>
+          <w:rFonts w:ascii="Arial" w:eastAsiaTheme="minorHAnsi" w:hAnsi="Arial" w:cs="Arial"/>
+          <w:lang w:val="es-419" w:eastAsia="es-GT"/>
         </w:rPr>
         <w:t xml:space="preserve"> será el responsable de coordinar el cumplimiento de la metodología, organizar las reuniones y apoyar al equipo en la eliminación de obstáculos. Los </w:t>
       </w:r>
       <w:proofErr w:type="spellStart"/>
       <w:r>
         <w:rPr>
-          <w:rFonts w:ascii="Arial" w:hAnsi="Arial" w:cs="Arial"/>
-          <w:sz w:val="24"/>
-          <w:szCs w:val="24"/>
+          <w:rFonts w:ascii="Arial" w:eastAsiaTheme="minorHAnsi" w:hAnsi="Arial" w:cs="Arial"/>
+          <w:lang w:val="es-419" w:eastAsia="es-GT"/>
         </w:rPr>
         <w:t>Developers</w:t>
       </w:r>
       <w:proofErr w:type="spellEnd"/>
       <w:r>
         <w:rPr>
-          <w:rFonts w:ascii="Arial" w:hAnsi="Arial" w:cs="Arial"/>
-          <w:sz w:val="24"/>
-          <w:szCs w:val="24"/>
+          <w:rFonts w:ascii="Arial" w:eastAsiaTheme="minorHAnsi" w:hAnsi="Arial" w:cs="Arial"/>
+          <w:lang w:val="es-419" w:eastAsia="es-GT"/>
         </w:rPr>
         <w:t xml:space="preserve"> serán los integrantes encargados del análisis, diseño, programación, pruebas y documentación del sistema.</w:t>
       </w:r>
     </w:p>
     <w:p>
       <w:pPr>
-        <w:spacing w:after="0" w:line="276" w:lineRule="auto"/>
-        <w:ind w:firstLine="708"/>
-        <w:jc w:val="both"/>
-        <w:rPr>
-          <w:rFonts w:ascii="Arial" w:hAnsi="Arial" w:cs="Arial"/>
-          <w:sz w:val="24"/>
-          <w:szCs w:val="24"/>
-        </w:rPr>
-      </w:pPr>
-      <w:r>
-        <w:rPr>
-          <w:rFonts w:ascii="Arial" w:hAnsi="Arial" w:cs="Arial"/>
-          <w:sz w:val="24"/>
-          <w:szCs w:val="24"/>
+        <w:pStyle w:val="Textoindependiente"/>
+        <w:spacing w:before="162" w:after="240" w:line="276" w:lineRule="auto"/>
+        <w:ind w:left="0" w:firstLine="709"/>
+        <w:rPr>
+          <w:rFonts w:ascii="Arial" w:eastAsiaTheme="minorHAnsi" w:hAnsi="Arial" w:cs="Arial"/>
+          <w:lang w:val="es-419" w:eastAsia="es-GT"/>
+        </w:rPr>
+      </w:pPr>
+      <w:r>
+        <w:rPr>
+          <w:rFonts w:ascii="Arial" w:eastAsiaTheme="minorHAnsi" w:hAnsi="Arial" w:cs="Arial"/>
+          <w:lang w:val="es-419" w:eastAsia="es-GT"/>
         </w:rPr>
         <w:t xml:space="preserve">Las principales herramientas de Scrum que se utilizarán en el proyecto serán el </w:t>
       </w:r>
       <w:proofErr w:type="spellStart"/>
       <w:r>
         <w:rPr>
-          <w:rFonts w:ascii="Arial" w:hAnsi="Arial" w:cs="Arial"/>
-          <w:sz w:val="24"/>
-          <w:szCs w:val="24"/>
+          <w:rFonts w:ascii="Arial" w:eastAsiaTheme="minorHAnsi" w:hAnsi="Arial" w:cs="Arial"/>
+          <w:lang w:val="es-419" w:eastAsia="es-GT"/>
         </w:rPr>
         <w:t>Product</w:t>
       </w:r>
       <w:proofErr w:type="spellEnd"/>
       <w:r>
         <w:rPr>
-          <w:rFonts w:ascii="Arial" w:hAnsi="Arial" w:cs="Arial"/>
-          <w:sz w:val="24"/>
-          <w:szCs w:val="24"/>
+          <w:rFonts w:ascii="Arial" w:eastAsiaTheme="minorHAnsi" w:hAnsi="Arial" w:cs="Arial"/>
+          <w:lang w:val="es-419" w:eastAsia="es-GT"/>
         </w:rPr>
         <w:t xml:space="preserve"> Backlog, el Sprint Backlog y el Incremento. El </w:t>
       </w:r>
       <w:proofErr w:type="spellStart"/>
       <w:r>
         <w:rPr>
-          <w:rFonts w:ascii="Arial" w:hAnsi="Arial" w:cs="Arial"/>
-          <w:sz w:val="24"/>
-          <w:szCs w:val="24"/>
+          <w:rFonts w:ascii="Arial" w:eastAsiaTheme="minorHAnsi" w:hAnsi="Arial" w:cs="Arial"/>
+          <w:lang w:val="es-419" w:eastAsia="es-GT"/>
         </w:rPr>
         <w:t>Product</w:t>
       </w:r>
       <w:proofErr w:type="spellEnd"/>
       <w:r>
         <w:rPr>
-          <w:rFonts w:ascii="Arial" w:hAnsi="Arial" w:cs="Arial"/>
-          <w:sz w:val="24"/>
-          <w:szCs w:val="24"/>
-        </w:rPr>
-        <w:t xml:space="preserve"> Backlog contendrá la lista priorizada de funcionalidades del sistema, tales como autenticación de usuarios, registro de vacunas, descarga de formatos, carga de información, vista tipo tabla y consultas. El Sprint Backlog incluirá las tareas seleccionadas para cada ciclo de trabajo. El Incremento representará el avance funcional obtenido al finalizar cada sprint.</w:t>
-      </w:r>
-    </w:p>
-    <w:p>
-      <w:pPr>
-        <w:spacing w:after="0" w:line="276" w:lineRule="auto"/>
-        <w:ind w:firstLine="708"/>
-        <w:jc w:val="both"/>
-        <w:rPr>
-          <w:rFonts w:ascii="Arial" w:hAnsi="Arial" w:cs="Arial"/>
-          <w:sz w:val="24"/>
-          <w:szCs w:val="24"/>
-        </w:rPr>
-      </w:pPr>
-      <w:r>
-        <w:rPr>
-          <w:rFonts w:ascii="Arial" w:hAnsi="Arial" w:cs="Arial"/>
-          <w:sz w:val="24"/>
-          <w:szCs w:val="24"/>
+          <w:rFonts w:ascii="Arial" w:eastAsiaTheme="minorHAnsi" w:hAnsi="Arial" w:cs="Arial"/>
+          <w:lang w:val="es-419" w:eastAsia="es-GT"/>
+        </w:rPr>
+        <w:t xml:space="preserve"> Backlog contendrá la lista priorizada de funcionalidades del sistema, tales como autenticación de </w:t>
+      </w:r>
+      <w:r>
+        <w:rPr>
+          <w:rFonts w:ascii="Arial" w:eastAsiaTheme="minorHAnsi" w:hAnsi="Arial" w:cs="Arial"/>
+          <w:lang w:val="es-419" w:eastAsia="es-GT"/>
         </w:rPr>
         <w:lastRenderedPageBreak/>
-        <w:t>El método se desarrollará mediante etapas adaptadas al contexto del proyecto, manteniendo relación directa con los objetivos específicos establecidos en el capítulo 1. Estas etapas permitirán organizar el desarrollo de la aplicación web desde el levantamiento de requerimientos hasta la validación del sistema con usuarios.</w:t>
-      </w:r>
-    </w:p>
-    <w:p>
-      <w:pPr>
-        <w:spacing w:after="0" w:line="276" w:lineRule="auto"/>
-        <w:ind w:firstLine="708"/>
-        <w:jc w:val="both"/>
-        <w:rPr>
-          <w:rFonts w:ascii="Arial" w:hAnsi="Arial" w:cs="Arial"/>
-          <w:sz w:val="24"/>
-          <w:szCs w:val="24"/>
-        </w:rPr>
-      </w:pPr>
+        <w:t>usuarios, registro de vacunas, descarga de formatos, carga de información, vista tipo tabla y consultas. El Sprint Backlog incluirá las tareas seleccionadas para cada ciclo de trabajo. El Incremento representará el avance funcional obtenido al finalizar cada sprint.</w:t>
+      </w:r>
+    </w:p>
+    <w:p>
+      <w:pPr>
+        <w:pStyle w:val="Textoindependiente"/>
+        <w:spacing w:before="162" w:after="240" w:line="276" w:lineRule="auto"/>
+        <w:ind w:left="0" w:firstLine="709"/>
+        <w:rPr>
+          <w:rFonts w:ascii="Arial" w:eastAsiaTheme="minorHAnsi" w:hAnsi="Arial" w:cs="Arial"/>
+          <w:lang w:val="es-419" w:eastAsia="es-GT"/>
+        </w:rPr>
+      </w:pPr>
+      <w:r>
+        <w:rPr>
+          <w:rFonts w:ascii="Arial" w:eastAsiaTheme="minorHAnsi" w:hAnsi="Arial" w:cs="Arial"/>
+          <w:lang w:val="es-419" w:eastAsia="es-GT"/>
+        </w:rPr>
+        <w:t xml:space="preserve">Esta metodología se desarrollará a lo largo de cuatro </w:t>
+      </w:r>
+      <w:proofErr w:type="spellStart"/>
+      <w:r>
+        <w:rPr>
+          <w:rFonts w:ascii="Arial" w:eastAsiaTheme="minorHAnsi" w:hAnsi="Arial" w:cs="Arial"/>
+          <w:lang w:val="es-419" w:eastAsia="es-GT"/>
+        </w:rPr>
+        <w:t>Sprints</w:t>
+      </w:r>
+      <w:proofErr w:type="spellEnd"/>
+      <w:r>
+        <w:rPr>
+          <w:rFonts w:ascii="Arial" w:eastAsiaTheme="minorHAnsi" w:hAnsi="Arial" w:cs="Arial"/>
+          <w:lang w:val="es-419" w:eastAsia="es-GT"/>
+        </w:rPr>
+        <w:t xml:space="preserve"> adaptadas al contexto del proyecto, manteniendo relación directa con los objetivos específicos establecidos en el capítulo uno, verificando que se cumpla cada uno de ellos. Estos </w:t>
+      </w:r>
+      <w:proofErr w:type="spellStart"/>
+      <w:r>
+        <w:rPr>
+          <w:rFonts w:ascii="Arial" w:eastAsiaTheme="minorHAnsi" w:hAnsi="Arial" w:cs="Arial"/>
+          <w:lang w:val="es-419" w:eastAsia="es-GT"/>
+        </w:rPr>
+        <w:t>Sprints</w:t>
+      </w:r>
+      <w:proofErr w:type="spellEnd"/>
+      <w:r>
+        <w:rPr>
+          <w:rFonts w:ascii="Arial" w:eastAsiaTheme="minorHAnsi" w:hAnsi="Arial" w:cs="Arial"/>
+          <w:lang w:val="es-419" w:eastAsia="es-GT"/>
+        </w:rPr>
+        <w:t xml:space="preserve"> permitirán organizar el desarrollo de la aplicación web desde el levantamiento de requerimientos hasta la validación del sistema con usuarios.</w:t>
+      </w:r>
     </w:p>
     <w:p>
       <w:pPr>
@@ -6247,53 +6134,31 @@
     </w:p>
     <w:p>
       <w:pPr>
-        <w:spacing w:after="0" w:line="276" w:lineRule="auto"/>
-        <w:jc w:val="both"/>
-        <w:rPr>
-          <w:rFonts w:ascii="Arial" w:hAnsi="Arial" w:cs="Arial"/>
-          <w:sz w:val="24"/>
-          <w:szCs w:val="24"/>
-        </w:rPr>
-      </w:pPr>
-    </w:p>
-    <w:p>
-      <w:pPr>
-        <w:spacing w:after="0" w:line="276" w:lineRule="auto"/>
-        <w:ind w:firstLine="708"/>
-        <w:jc w:val="both"/>
-        <w:rPr>
-          <w:rFonts w:ascii="Arial" w:hAnsi="Arial" w:cs="Arial"/>
-          <w:sz w:val="24"/>
-          <w:szCs w:val="24"/>
-        </w:rPr>
-      </w:pPr>
-    </w:p>
-    <w:p>
-      <w:pPr>
         <w:pStyle w:val="Ttulo3"/>
         <w:numPr>
           <w:ilvl w:val="0"/>
           <w:numId w:val="10"/>
         </w:numPr>
+        <w:spacing w:after="0" w:line="276" w:lineRule="auto"/>
+      </w:pPr>
+      <w:bookmarkStart w:id="35" w:name="_Toc236848977"/>
+      <w:r>
+        <w:t xml:space="preserve">Sprint 1: levantamiento de requerimientos y definición del </w:t>
+      </w:r>
+      <w:proofErr w:type="spellStart"/>
+      <w:r>
+        <w:t>Product</w:t>
+      </w:r>
+      <w:proofErr w:type="spellEnd"/>
+      <w:r>
+        <w:t xml:space="preserve"> Backlog</w:t>
+      </w:r>
+      <w:bookmarkEnd w:id="35"/>
+    </w:p>
+    <w:p>
+      <w:pPr>
         <w:spacing w:line="276" w:lineRule="auto"/>
-      </w:pPr>
-      <w:bookmarkStart w:id="31" w:name="_Toc236118328"/>
-      <w:r>
-        <w:t xml:space="preserve">Etapa uno: levantamiento de requerimientos y definición del </w:t>
-      </w:r>
-      <w:proofErr w:type="spellStart"/>
-      <w:r>
-        <w:t>Product</w:t>
-      </w:r>
-      <w:proofErr w:type="spellEnd"/>
-      <w:r>
-        <w:t xml:space="preserve"> Backlog</w:t>
-      </w:r>
-      <w:bookmarkEnd w:id="31"/>
-    </w:p>
-    <w:p>
-      <w:pPr>
-        <w:spacing w:line="276" w:lineRule="auto"/>
+        <w:ind w:firstLine="360"/>
         <w:jc w:val="both"/>
         <w:rPr>
           <w:rFonts w:ascii="Arial" w:hAnsi="Arial" w:cs="Arial"/>
@@ -6307,7 +6172,23 @@
           <w:sz w:val="24"/>
           <w:szCs w:val="24"/>
         </w:rPr>
-        <w:t>En esta etapa se identificarán las necesidades principales del sistema, tomando como base la problemática planteada en el Capítulo 1, donde se evidenció la ausencia de un sistema centralizado para el registro y consulta de vacunas en los centros de salud del departamento de San Marcos. Se definirán las funcionalidades prioritarias de la aplicación, los tipos de usuarios, los datos que deberá contener el formato de vacunas y los criterios mínimos para la visualización de la información.</w:t>
+        <w:t>En est</w:t>
+      </w:r>
+      <w:r>
+        <w:rPr>
+          <w:rFonts w:ascii="Arial" w:hAnsi="Arial" w:cs="Arial"/>
+          <w:sz w:val="24"/>
+          <w:szCs w:val="24"/>
+        </w:rPr>
+        <w:t>e Sprint</w:t>
+      </w:r>
+      <w:r>
+        <w:rPr>
+          <w:rFonts w:ascii="Arial" w:hAnsi="Arial" w:cs="Arial"/>
+          <w:sz w:val="24"/>
+          <w:szCs w:val="24"/>
+        </w:rPr>
+        <w:t xml:space="preserve"> se identificarán las necesidades principales del sistema, tomando como base la problemática planteada en el Capítulo 1, donde se evidenció la ausencia de un sistema centralizado para el registro y consulta de vacunas en los centros de salud del departamento de San Marcos. Se definirán las funcionalidades prioritarias de la aplicación, los tipos de usuarios, los datos que deberá contener el formato de vacunas y los criterios mínimos para la visualización de la información.</w:t>
       </w:r>
     </w:p>
     <w:p>
@@ -6354,35 +6235,24 @@
     </w:p>
     <w:p>
       <w:pPr>
-        <w:pStyle w:val="Prrafodelista"/>
-        <w:spacing w:line="276" w:lineRule="auto"/>
-        <w:jc w:val="both"/>
-        <w:rPr>
-          <w:rFonts w:ascii="Arial" w:hAnsi="Arial" w:cs="Arial"/>
-          <w:sz w:val="24"/>
-          <w:szCs w:val="24"/>
-        </w:rPr>
-      </w:pPr>
-    </w:p>
-    <w:p>
-      <w:pPr>
         <w:pStyle w:val="Ttulo3"/>
         <w:numPr>
           <w:ilvl w:val="0"/>
           <w:numId w:val="11"/>
         </w:numPr>
+        <w:spacing w:after="0" w:line="276" w:lineRule="auto"/>
+      </w:pPr>
+      <w:bookmarkStart w:id="36" w:name="_Toc236848978"/>
+      <w:r>
+        <w:lastRenderedPageBreak/>
+        <w:t>Sprint 2: diseño funcional y diseño de la estructura del sistema</w:t>
+      </w:r>
+      <w:bookmarkEnd w:id="36"/>
+    </w:p>
+    <w:p>
+      <w:pPr>
         <w:spacing w:line="276" w:lineRule="auto"/>
-      </w:pPr>
-      <w:bookmarkStart w:id="32" w:name="_Toc236118329"/>
-      <w:r>
-        <w:lastRenderedPageBreak/>
-        <w:t>Etapa dos: diseño funcional y diseño de la estructura del sistema</w:t>
-      </w:r>
-      <w:bookmarkEnd w:id="32"/>
-    </w:p>
-    <w:p>
-      <w:pPr>
-        <w:spacing w:line="276" w:lineRule="auto"/>
+        <w:ind w:firstLine="360"/>
         <w:jc w:val="both"/>
         <w:rPr>
           <w:rFonts w:ascii="Arial" w:hAnsi="Arial" w:cs="Arial"/>
@@ -6396,7 +6266,23 @@
           <w:sz w:val="24"/>
           <w:szCs w:val="24"/>
         </w:rPr>
-        <w:t>En esta etapa se elaborará el diseño funcional de la aplicación web, incluyendo la estructura general del sistema, el modelo de datos, los módulos principales y el flujo de información. También se definirá el formato estandarizado para el registro de vacunas, considerando campos como municipio, centro de salud, tipo de vacuna, disponibilidad, población objetivo, cantidad, entre otros.</w:t>
+        <w:t>En est</w:t>
+      </w:r>
+      <w:r>
+        <w:rPr>
+          <w:rFonts w:ascii="Arial" w:hAnsi="Arial" w:cs="Arial"/>
+          <w:sz w:val="24"/>
+          <w:szCs w:val="24"/>
+        </w:rPr>
+        <w:t>e Sprint</w:t>
+      </w:r>
+      <w:r>
+        <w:rPr>
+          <w:rFonts w:ascii="Arial" w:hAnsi="Arial" w:cs="Arial"/>
+          <w:sz w:val="24"/>
+          <w:szCs w:val="24"/>
+        </w:rPr>
+        <w:t xml:space="preserve"> se elaborará el diseño funcional de la aplicación web, incluyendo la estructura general del sistema, el modelo de datos, los módulos principales y el flujo de información. También se definirá el formato estandarizado para el registro de vacunas, considerando campos como municipio, centro de salud, tipo de vacuna, disponibilidad, población objetivo, cantidad, entre otros.</w:t>
       </w:r>
     </w:p>
     <w:p>
@@ -6451,17 +6337,38 @@
           <w:ilvl w:val="0"/>
           <w:numId w:val="12"/>
         </w:numPr>
+        <w:spacing w:after="0" w:line="276" w:lineRule="auto"/>
+      </w:pPr>
+      <w:bookmarkStart w:id="37" w:name="_Toc236848979"/>
+      <w:r>
+        <w:t>Sprint 3: desarrollo del sistema</w:t>
+      </w:r>
+      <w:bookmarkEnd w:id="37"/>
+    </w:p>
+    <w:p>
+      <w:pPr>
         <w:spacing w:line="276" w:lineRule="auto"/>
-      </w:pPr>
-      <w:bookmarkStart w:id="33" w:name="_Toc236118330"/>
-      <w:r>
-        <w:t>Etapa tres: desarrollo del primer sprint</w:t>
-      </w:r>
-      <w:bookmarkEnd w:id="33"/>
+        <w:ind w:firstLine="360"/>
+        <w:jc w:val="both"/>
+        <w:rPr>
+          <w:rFonts w:ascii="Arial" w:hAnsi="Arial" w:cs="Arial"/>
+          <w:sz w:val="24"/>
+          <w:szCs w:val="24"/>
+        </w:rPr>
+      </w:pPr>
+      <w:r>
+        <w:rPr>
+          <w:rFonts w:ascii="Arial" w:hAnsi="Arial" w:cs="Arial"/>
+          <w:sz w:val="24"/>
+          <w:szCs w:val="24"/>
+        </w:rPr>
+        <w:t>Este sprint concentrará la mayor parte del desarrollo funcional de la aplicación, abarcando la creación de la estructura inicial del sistema, el módulo de registro de vacunas y la vista tipo tabla para la consulta de la información.</w:t>
+      </w:r>
     </w:p>
     <w:p>
       <w:pPr>
         <w:spacing w:line="276" w:lineRule="auto"/>
+        <w:ind w:firstLine="360"/>
         <w:jc w:val="both"/>
         <w:rPr>
           <w:rFonts w:ascii="Arial" w:hAnsi="Arial" w:cs="Arial"/>
@@ -6475,7 +6382,7 @@
           <w:sz w:val="24"/>
           <w:szCs w:val="24"/>
         </w:rPr>
-        <w:t>El primer sprint estará orientado a la creación de la estructura inicial del sistema. Se desarrollarán los componentes base de la aplicación, tales como la interfaz principal, la conexión con la base de datos y la estructura de usuarios. Esta etapa permitirá contar con una base funcional sobre la cual se integrarán los módulos posteriores.</w:t>
+        <w:t>En primer lugar, se desarrollarán los componentes base de la aplicación, tales como la interfaz principal, la conexión con la base de datos y la estructura de usuarios, lo cual permitirá contar con una base funcional sobre la cual se integrarán los demás módulos. A continuación, se trabajará en el módulo de registro de vacunas y en el formato estandarizado de ingreso de información, implementando los formularios necesarios para registrar vacunas disponibles, asociarlas con un centro de salud y clasificarlas según tipo y población objetivo; también se trabajará en la generación o descarga del formato en hoja de cálculo. Finalmente, se desarrollará la vista tipo tabla, donde se visualizará la información consolidada de las vacunas registradas, permitiendo consultar los datos por municipio, tipo de vacuna, población objetivo y cantidad disponible, e incorporando filtros de búsqueda para facilitar el análisis de la información.</w:t>
       </w:r>
     </w:p>
     <w:p>
@@ -6483,7 +6390,7 @@
         <w:pStyle w:val="Prrafodelista"/>
         <w:numPr>
           <w:ilvl w:val="0"/>
-          <w:numId w:val="8"/>
+          <w:numId w:val="38"/>
         </w:numPr>
         <w:spacing w:line="276" w:lineRule="auto"/>
         <w:jc w:val="both"/>
@@ -6493,39 +6400,13 @@
           <w:szCs w:val="24"/>
         </w:rPr>
       </w:pPr>
-      <w:proofErr w:type="gramStart"/>
-      <w:r>
-        <w:rPr>
-          <w:rFonts w:ascii="Arial" w:hAnsi="Arial" w:cs="Arial"/>
-          <w:sz w:val="24"/>
-          <w:szCs w:val="24"/>
-        </w:rPr>
-        <w:t>Herramientas a utilizar</w:t>
-      </w:r>
-      <w:proofErr w:type="gramEnd"/>
-      <w:r>
-        <w:rPr>
-          <w:rFonts w:ascii="Arial" w:hAnsi="Arial" w:cs="Arial"/>
-          <w:sz w:val="24"/>
-          <w:szCs w:val="24"/>
-        </w:rPr>
-        <w:t>:</w:t>
-      </w:r>
-      <w:r>
-        <w:rPr>
-          <w:rFonts w:ascii="Arial" w:hAnsi="Arial" w:cs="Arial"/>
-          <w:sz w:val="24"/>
-          <w:szCs w:val="24"/>
-        </w:rPr>
-        <w:t xml:space="preserve"> </w:t>
-      </w:r>
-      <w:r>
-        <w:rPr>
-          <w:rFonts w:ascii="Arial" w:hAnsi="Arial" w:cs="Arial"/>
-          <w:sz w:val="24"/>
-          <w:szCs w:val="24"/>
-        </w:rPr>
-        <w:t xml:space="preserve">entorno de desarrollo integrado para escribir y organizar el código del sistema, lenguaje de programación web para crear las funciones principales de la aplicación, </w:t>
+      <w:r>
+        <w:rPr>
+          <w:rFonts w:ascii="Arial" w:hAnsi="Arial" w:cs="Arial"/>
+          <w:sz w:val="24"/>
+          <w:szCs w:val="24"/>
+        </w:rPr>
+        <w:t xml:space="preserve">Herramientas a utilizar: entorno de desarrollo integrado para escribir y organizar el código del sistema, lenguaje de programación web para crear las funciones principales de la aplicación, </w:t>
       </w:r>
       <w:proofErr w:type="spellStart"/>
       <w:r>
@@ -6543,7 +6424,16 @@
           <w:sz w:val="24"/>
           <w:szCs w:val="24"/>
         </w:rPr>
-        <w:t xml:space="preserve"> de desarrollo para facilitar la estructura del proyecto, gestor de base de datos para almacenar la información de usuarios, vacunas y centros de salud, y sistema de control de versiones para guardar los cambios realizados y llevar un mejor control del avance durante el desarrollo.</w:t>
+        <w:t xml:space="preserve"> de desarrollo para facilitar la estructura del proyecto, gestor de base de datos para almacenar la información de usuarios, vacunas, centros de salud, tipos de vacuna y población objetivo, sistema de control de versiones para guardar los cambios realizados y llevar un mejor control del avance durante el desarrollo, librerías para el manejo de archivos en hoja de cálculo que permitan generar, descargar o exportar formatos organizados de información, y pruebas funcionales para verificar que el ingreso de datos, la asociación con centros </w:t>
+      </w:r>
+      <w:r>
+        <w:rPr>
+          <w:rFonts w:ascii="Arial" w:hAnsi="Arial" w:cs="Arial"/>
+          <w:sz w:val="24"/>
+          <w:szCs w:val="24"/>
+        </w:rPr>
+        <w:lastRenderedPageBreak/>
+        <w:t>de salud, la descarga del formato, la tabla y los filtros de búsqueda funcionen correctamente.</w:t>
       </w:r>
     </w:p>
     <w:p>
@@ -6553,17 +6443,38 @@
           <w:ilvl w:val="0"/>
           <w:numId w:val="13"/>
         </w:numPr>
+        <w:spacing w:after="0" w:line="276" w:lineRule="auto"/>
+      </w:pPr>
+      <w:bookmarkStart w:id="38" w:name="_Toc236848980"/>
+      <w:r>
+        <w:t>Sprint 4: elaboración de manuales, pruebas, validación y ajustes finales</w:t>
+      </w:r>
+      <w:bookmarkEnd w:id="38"/>
+    </w:p>
+    <w:p>
+      <w:pPr>
         <w:spacing w:line="276" w:lineRule="auto"/>
-      </w:pPr>
-      <w:bookmarkStart w:id="34" w:name="_Toc236118331"/>
-      <w:r>
-        <w:t>Etapa cuatro: desarrollo del segundo sprint</w:t>
-      </w:r>
-      <w:bookmarkEnd w:id="34"/>
+        <w:ind w:firstLine="360"/>
+        <w:jc w:val="both"/>
+        <w:rPr>
+          <w:rFonts w:ascii="Arial" w:hAnsi="Arial" w:cs="Arial"/>
+          <w:sz w:val="24"/>
+          <w:szCs w:val="24"/>
+        </w:rPr>
+      </w:pPr>
+      <w:r>
+        <w:rPr>
+          <w:rFonts w:ascii="Arial" w:hAnsi="Arial" w:cs="Arial"/>
+          <w:sz w:val="24"/>
+          <w:szCs w:val="24"/>
+        </w:rPr>
+        <w:t>En este último sprint se elaborará la documentación técnica y el manual de usuario del sistema, en los cuales se detallarán las funciones principales, el proceso de registro y consulta de vacunas, los roles de acceso y la configuración básica necesaria para el mantenimiento del sistema.</w:t>
+      </w:r>
     </w:p>
     <w:p>
       <w:pPr>
         <w:spacing w:line="276" w:lineRule="auto"/>
+        <w:ind w:firstLine="360"/>
         <w:jc w:val="both"/>
         <w:rPr>
           <w:rFonts w:ascii="Arial" w:hAnsi="Arial" w:cs="Arial"/>
@@ -6577,7 +6488,7 @@
           <w:sz w:val="24"/>
           <w:szCs w:val="24"/>
         </w:rPr>
-        <w:t>El segundo sprint se enfocará en el módulo de registro de vacunas y en el formato estandarizado de ingreso de información. Se implementarán los formularios necesarios para registrar vacunas disponibles, asociarlas con un centro de salud y clasificarlas según tipo y población objetivo. También se trabajará en la generación o descarga del formato en hoja de cálculo.</w:t>
+        <w:t>Asimismo, se realizarán pruebas funcionales del sistema para verificar que los módulos desarrollados cumplan con los objetivos propuestos. Se evaluará el registro de información, la actualización de datos, la descarga de formatos, la visualización tipo tabla y la correcta integración con la base de datos. Con base en los resultados, se realizarán los ajustes finales antes de la entrega del proyecto.</w:t>
       </w:r>
     </w:p>
     <w:p>
@@ -6585,7 +6496,7 @@
         <w:pStyle w:val="Prrafodelista"/>
         <w:numPr>
           <w:ilvl w:val="0"/>
-          <w:numId w:val="14"/>
+          <w:numId w:val="39"/>
         </w:numPr>
         <w:spacing w:line="276" w:lineRule="auto"/>
         <w:jc w:val="both"/>
@@ -6601,140 +6512,7 @@
           <w:sz w:val="24"/>
           <w:szCs w:val="24"/>
         </w:rPr>
-        <w:t xml:space="preserve">Herramientas a utilizar: </w:t>
-      </w:r>
-      <w:r>
-        <w:rPr>
-          <w:rFonts w:ascii="Arial" w:hAnsi="Arial" w:cs="Arial"/>
-          <w:sz w:val="24"/>
-          <w:szCs w:val="24"/>
-        </w:rPr>
-        <w:t>de desarrollo web para crear y ajustar los formularios del módulo de registro de vacunas, librerías para el manejo de archivos en hoja de cálculo que permitan generar, descargar o trabajar con formatos organizados de información, base de datos para guardar los registros de vacunas, centros de salud, tipos de vacuna y población objetivo, y pruebas funcionales para verificar que el ingreso de datos, la asociación con centros de salud y la descarga del formato funcionen correctamente.</w:t>
-      </w:r>
-    </w:p>
-    <w:p>
-      <w:pPr>
-        <w:pStyle w:val="Ttulo3"/>
-        <w:numPr>
-          <w:ilvl w:val="0"/>
-          <w:numId w:val="15"/>
-        </w:numPr>
-        <w:spacing w:line="276" w:lineRule="auto"/>
-      </w:pPr>
-      <w:bookmarkStart w:id="35" w:name="_Toc236118332"/>
-      <w:r>
-        <w:lastRenderedPageBreak/>
-        <w:t>Etapa cinco: desarrollo del tercer sprint</w:t>
-      </w:r>
-      <w:bookmarkEnd w:id="35"/>
-    </w:p>
-    <w:p>
-      <w:pPr>
-        <w:spacing w:line="276" w:lineRule="auto"/>
-        <w:jc w:val="both"/>
-        <w:rPr>
-          <w:rFonts w:ascii="Arial" w:hAnsi="Arial" w:cs="Arial"/>
-          <w:sz w:val="24"/>
-          <w:szCs w:val="24"/>
-        </w:rPr>
-      </w:pPr>
-      <w:r>
-        <w:rPr>
-          <w:rFonts w:ascii="Arial" w:hAnsi="Arial" w:cs="Arial"/>
-          <w:sz w:val="24"/>
-          <w:szCs w:val="24"/>
-        </w:rPr>
-        <w:t>El tercer sprint se orientará al desarrollo de la vista tipo tabla, donde se visualizará la información consolidada de las vacunas registradas. Esta vista permitirá consultar los datos por municipio, tipo de vacuna, población objetivo, cantidad disponible, entre otros. Además, se podrán incorporar filtros de búsqueda para facilitar el análisis de la información.</w:t>
-      </w:r>
-    </w:p>
-    <w:p>
-      <w:pPr>
-        <w:pStyle w:val="Prrafodelista"/>
-        <w:numPr>
-          <w:ilvl w:val="0"/>
-          <w:numId w:val="16"/>
-        </w:numPr>
-        <w:spacing w:line="276" w:lineRule="auto"/>
-        <w:jc w:val="both"/>
-        <w:rPr>
-          <w:rFonts w:ascii="Arial" w:hAnsi="Arial" w:cs="Arial"/>
-          <w:sz w:val="24"/>
-          <w:szCs w:val="24"/>
-        </w:rPr>
-      </w:pPr>
-      <w:r>
-        <w:rPr>
-          <w:rFonts w:ascii="Arial" w:hAnsi="Arial" w:cs="Arial"/>
-          <w:sz w:val="24"/>
-          <w:szCs w:val="24"/>
-        </w:rPr>
-        <w:t xml:space="preserve">Herramientas a utilizar: </w:t>
-      </w:r>
-      <w:r>
-        <w:rPr>
-          <w:rFonts w:ascii="Arial" w:hAnsi="Arial" w:cs="Arial"/>
-          <w:sz w:val="24"/>
-          <w:szCs w:val="24"/>
-        </w:rPr>
-        <w:t>herramientas de desarrollo web para crear la vista tipo tabla y mostrar de forma ordenada la información consolidada de las vacunas registradas, librerías para el manejo de archivos en hoja de cálculo que permitan trabajar con los datos en formato descargable o exportable, base de datos para consultar y organizar la información por municipio, tipo de vacuna, población objetivo y cantidad disponible, y pruebas funcionales para verificar que la tabla, los filtros de búsqueda y la visualización de los datos funcionen correctamente.</w:t>
-      </w:r>
-    </w:p>
-    <w:p>
-      <w:pPr>
-        <w:pStyle w:val="Ttulo3"/>
-        <w:numPr>
-          <w:ilvl w:val="0"/>
-          <w:numId w:val="17"/>
-        </w:numPr>
-        <w:spacing w:line="276" w:lineRule="auto"/>
-      </w:pPr>
-      <w:bookmarkStart w:id="36" w:name="_Toc236118333"/>
-      <w:r>
-        <w:t>Etapa seis: pruebas, validación y ajustes finales</w:t>
-      </w:r>
-      <w:bookmarkEnd w:id="36"/>
-    </w:p>
-    <w:p>
-      <w:pPr>
-        <w:spacing w:line="276" w:lineRule="auto"/>
-        <w:jc w:val="both"/>
-        <w:rPr>
-          <w:rFonts w:ascii="Arial" w:hAnsi="Arial" w:cs="Arial"/>
-          <w:sz w:val="24"/>
-          <w:szCs w:val="24"/>
-        </w:rPr>
-      </w:pPr>
-      <w:r>
-        <w:rPr>
-          <w:rFonts w:ascii="Arial" w:hAnsi="Arial" w:cs="Arial"/>
-          <w:sz w:val="24"/>
-          <w:szCs w:val="24"/>
-        </w:rPr>
-        <w:t>En esta etapa se realizarán pruebas funcionales del sistema para verificar que los módulos desarrollados cumplan con los objetivos propuestos. Se evaluará el registro de información, la actualización de datos, la descarga de formatos, la visualización tipo tabla y la correcta integración con la base de datos. Con base en los resultados, se realizarán ajustes antes de la entrega final del proyecto.</w:t>
-      </w:r>
-    </w:p>
-    <w:p>
-      <w:pPr>
-        <w:pStyle w:val="Prrafodelista"/>
-        <w:numPr>
-          <w:ilvl w:val="0"/>
-          <w:numId w:val="18"/>
-        </w:numPr>
-        <w:spacing w:line="276" w:lineRule="auto"/>
-        <w:jc w:val="both"/>
-        <w:rPr>
-          <w:rFonts w:ascii="Arial" w:hAnsi="Arial" w:cs="Arial"/>
-          <w:sz w:val="24"/>
-          <w:szCs w:val="24"/>
-        </w:rPr>
-      </w:pPr>
-      <w:r>
-        <w:rPr>
-          <w:rFonts w:ascii="Arial" w:hAnsi="Arial" w:cs="Arial"/>
-          <w:sz w:val="24"/>
-          <w:szCs w:val="24"/>
-        </w:rPr>
-        <w:t>Herramientas a utilizar: casos de prueba para revisar que cada módulo del sistema funcione correctamente, pruebas con usuarios para comprobar que el registro, actualización, descarga de formatos y visualización tipo tabla sean fáciles de usar, revisión de errores para identificar fallos antes de la entrega final, formularios de retroalimentación para recopilar opiniones y sugerencias de mejora, y documentación técnica para dejar explicado el funcionamiento del sistema, los ajustes realizados y los aspectos importantes del proyecto.</w:t>
+        <w:t>Herramientas a utilizar: documentación técnica para dejar explicado el funcionamiento del sistema, los ajustes realizados y los aspectos importantes del proyecto, casos de prueba para revisar que cada módulo del sistema funcione correctamente, pruebas con usuarios para comprobar que el registro, actualización, descarga de formatos y visualización tipo tabla sean fáciles de usar, revisión de errores para identificar fallos antes de la entrega final, y formularios de retroalimentación para recopilar opiniones y sugerencias de mejora.</w:t>
       </w:r>
     </w:p>
     <w:p>
@@ -6744,15 +6522,16 @@
           <w:ilvl w:val="0"/>
           <w:numId w:val="19"/>
         </w:numPr>
-      </w:pPr>
+        <w:spacing w:before="240"/>
+      </w:pPr>
+      <w:bookmarkStart w:id="39" w:name="_Toc236848981"/>
       <w:r>
         <w:t xml:space="preserve"> </w:t>
       </w:r>
-      <w:bookmarkStart w:id="37" w:name="_Toc236118334"/>
       <w:r>
         <w:t>Análisis de viabilidad</w:t>
       </w:r>
-      <w:bookmarkEnd w:id="37"/>
+      <w:bookmarkEnd w:id="39"/>
     </w:p>
     <w:p>
       <w:pPr>
@@ -6782,11 +6561,11 @@
         </w:numPr>
         <w:spacing w:line="276" w:lineRule="auto"/>
       </w:pPr>
-      <w:bookmarkStart w:id="38" w:name="_Toc236118335"/>
+      <w:bookmarkStart w:id="40" w:name="_Toc236848982"/>
       <w:r>
         <w:t>Factibilidad técnica</w:t>
       </w:r>
-      <w:bookmarkEnd w:id="38"/>
+      <w:bookmarkEnd w:id="40"/>
     </w:p>
     <w:p>
       <w:pPr>
@@ -6804,16 +6583,7 @@
           <w:sz w:val="24"/>
           <w:szCs w:val="24"/>
         </w:rPr>
-        <w:t xml:space="preserve">El proyecto es técnicamente viable, debido a que las tecnologías necesarias para el desarrollo de una aplicación web centralizada se encuentran disponibles y son accesibles. La solución requiere herramientas de desarrollo web, una base de datos, </w:t>
-      </w:r>
-      <w:r>
-        <w:rPr>
-          <w:rFonts w:ascii="Arial" w:hAnsi="Arial" w:cs="Arial"/>
-          <w:sz w:val="24"/>
-          <w:szCs w:val="24"/>
-        </w:rPr>
-        <w:lastRenderedPageBreak/>
-        <w:t>un servidor central y acceso mediante navegador, elementos que forman parte de la infraestructura tecnológica común en proyectos de sistemas de información.</w:t>
+        <w:t>El proyecto es técnicamente viable, debido a que las tecnologías necesarias para el desarrollo de una aplicación web centralizada se encuentran disponibles y son accesibles. La solución requiere herramientas de desarrollo web, una base de datos, un servidor central y acceso mediante navegador, elementos que forman parte de la infraestructura tecnológica común en proyectos de sistemas de información.</w:t>
       </w:r>
     </w:p>
     <w:p>
@@ -6853,6 +6623,7 @@
           <w:sz w:val="24"/>
           <w:szCs w:val="24"/>
         </w:rPr>
+        <w:lastRenderedPageBreak/>
         <w:t>Desde el punto de vista del almacenamiento, la información de vacunas puede organizarse en una base de datos relacional, permitiendo registrar municipios, centros de salud, tipos de vacunas, cantidades disponibles y población objetivo. Esta estructura permitirá consultas ordenadas y una visualización clara de los datos, lo cual responde directamente a la necesidad de centralización planteada en el proyecto.</w:t>
       </w:r>
     </w:p>
@@ -6877,11 +6648,11 @@
         </w:numPr>
         <w:spacing w:line="276" w:lineRule="auto"/>
       </w:pPr>
-      <w:bookmarkStart w:id="39" w:name="_Toc236118336"/>
+      <w:bookmarkStart w:id="41" w:name="_Toc236848983"/>
       <w:r>
         <w:t>Factibilidad operativa</w:t>
       </w:r>
-      <w:bookmarkEnd w:id="39"/>
+      <w:bookmarkEnd w:id="41"/>
     </w:p>
     <w:p>
       <w:pPr>
@@ -6963,11 +6734,11 @@
         </w:numPr>
         <w:spacing w:line="276" w:lineRule="auto"/>
       </w:pPr>
-      <w:bookmarkStart w:id="40" w:name="_Toc236118337"/>
+      <w:bookmarkStart w:id="42" w:name="_Toc236848984"/>
       <w:r>
         <w:t>Factibilidad económica</w:t>
       </w:r>
-      <w:bookmarkEnd w:id="40"/>
+      <w:bookmarkEnd w:id="42"/>
     </w:p>
     <w:p>
       <w:pPr>
@@ -7005,7 +6776,6 @@
           <w:sz w:val="24"/>
           <w:szCs w:val="24"/>
         </w:rPr>
-        <w:lastRenderedPageBreak/>
         <w:t>Al tratarse de un proyecto académico, el desarrollo será realizado por los integrantes del equipo, lo cual reduce significativamente el costo de mano de obra. Sin embargo, para presentar una estimación más realista, se contempla el valor referencial del recurso humano como aporte del equipo de trabajo, así como los costos mínimos necesarios para llevar a cabo el sistema.</w:t>
       </w:r>
     </w:p>
@@ -7026,7 +6796,16 @@
           <w:sz w:val="24"/>
           <w:szCs w:val="24"/>
         </w:rPr>
-        <w:t>La inversión propuesta se justifica por los beneficios que puede generar el sistema, entre ellos la reducción de errores en registros, mayor disponibilidad de información, mejor planificación en la distribución de vacunas y apoyo a la toma de decisiones. Además, permitirá aprovechar mejor los recursos disponibles al contar con datos más ordenados y accesibles para el personal autorizado.</w:t>
+        <w:t xml:space="preserve">La inversión propuesta se justifica por los beneficios que puede generar el sistema, entre ellos la reducción de errores en registros, mayor disponibilidad de </w:t>
+      </w:r>
+      <w:r>
+        <w:rPr>
+          <w:rFonts w:ascii="Arial" w:hAnsi="Arial" w:cs="Arial"/>
+          <w:sz w:val="24"/>
+          <w:szCs w:val="24"/>
+        </w:rPr>
+        <w:lastRenderedPageBreak/>
+        <w:t>información, mejor planificación en la distribución de vacunas y apoyo a la toma de decisiones. Además, permitirá aprovechar mejor los recursos disponibles al contar con datos más ordenados y accesibles para el personal autorizado.</w:t>
       </w:r>
     </w:p>
     <w:p>
@@ -7070,11 +6849,11 @@
         </w:numPr>
         <w:spacing w:line="276" w:lineRule="auto"/>
       </w:pPr>
-      <w:bookmarkStart w:id="41" w:name="_Toc236118338"/>
+      <w:bookmarkStart w:id="43" w:name="_Toc236848985"/>
       <w:r>
         <w:t>Factibilidad legal</w:t>
       </w:r>
-      <w:bookmarkEnd w:id="41"/>
+      <w:bookmarkEnd w:id="43"/>
     </w:p>
     <w:p>
       <w:pPr>
@@ -7153,12 +6932,12 @@
           <w:numId w:val="24"/>
         </w:numPr>
       </w:pPr>
-      <w:bookmarkStart w:id="42" w:name="_Toc236118339"/>
+      <w:bookmarkStart w:id="44" w:name="_Toc236848986"/>
       <w:r>
         <w:lastRenderedPageBreak/>
         <w:t>Estimación de costos</w:t>
       </w:r>
-      <w:bookmarkEnd w:id="42"/>
+      <w:bookmarkEnd w:id="44"/>
     </w:p>
     <w:p>
       <w:pPr>
@@ -7239,11 +7018,11 @@
       <w:r>
         <w:t xml:space="preserve"> </w:t>
       </w:r>
-      <w:bookmarkStart w:id="43" w:name="_Toc236118340"/>
+      <w:bookmarkStart w:id="45" w:name="_Toc236848987"/>
       <w:r>
         <w:t>Cronograma de actividades</w:t>
       </w:r>
-      <w:bookmarkEnd w:id="43"/>
+      <w:bookmarkEnd w:id="45"/>
     </w:p>
     <w:p>
       <w:pPr>
@@ -7563,7 +7342,7 @@
         <w:rPr>
           <w:noProof/>
         </w:rPr>
-        <w:t>Objetivos</w:t>
+        <w:t>Método</w:t>
       </w:r>
     </w:fldSimple>
   </w:p>
@@ -8396,6 +8175,95 @@
     </w:lvl>
   </w:abstractNum>
   <w:abstractNum w:abstractNumId="7" w15:restartNumberingAfterBreak="0">
+    <w:nsid w:val="1A31795E"/>
+    <w:multiLevelType w:val="hybridMultilevel"/>
+    <w:tmpl w:val="5FCA6254"/>
+    <w:lvl w:ilvl="0" w:tplc="080A0017">
+      <w:start w:val="1"/>
+      <w:numFmt w:val="lowerLetter"/>
+      <w:lvlText w:val="%1)"/>
+      <w:lvlJc w:val="left"/>
+      <w:pPr>
+        <w:ind w:left="720" w:hanging="360"/>
+      </w:pPr>
+      <w:rPr>
+        <w:rFonts w:hint="default"/>
+      </w:rPr>
+    </w:lvl>
+    <w:lvl w:ilvl="1" w:tplc="080A0019" w:tentative="1">
+      <w:start w:val="1"/>
+      <w:numFmt w:val="lowerLetter"/>
+      <w:lvlText w:val="%2."/>
+      <w:lvlJc w:val="left"/>
+      <w:pPr>
+        <w:ind w:left="1440" w:hanging="360"/>
+      </w:pPr>
+    </w:lvl>
+    <w:lvl w:ilvl="2" w:tplc="080A001B" w:tentative="1">
+      <w:start w:val="1"/>
+      <w:numFmt w:val="lowerRoman"/>
+      <w:lvlText w:val="%3."/>
+      <w:lvlJc w:val="right"/>
+      <w:pPr>
+        <w:ind w:left="2160" w:hanging="180"/>
+      </w:pPr>
+    </w:lvl>
+    <w:lvl w:ilvl="3" w:tplc="080A000F" w:tentative="1">
+      <w:start w:val="1"/>
+      <w:numFmt w:val="decimal"/>
+      <w:lvlText w:val="%4."/>
+      <w:lvlJc w:val="left"/>
+      <w:pPr>
+        <w:ind w:left="2880" w:hanging="360"/>
+      </w:pPr>
+    </w:lvl>
+    <w:lvl w:ilvl="4" w:tplc="080A0019" w:tentative="1">
+      <w:start w:val="1"/>
+      <w:numFmt w:val="lowerLetter"/>
+      <w:lvlText w:val="%5."/>
+      <w:lvlJc w:val="left"/>
+      <w:pPr>
+        <w:ind w:left="3600" w:hanging="360"/>
+      </w:pPr>
+    </w:lvl>
+    <w:lvl w:ilvl="5" w:tplc="080A001B" w:tentative="1">
+      <w:start w:val="1"/>
+      <w:numFmt w:val="lowerRoman"/>
+      <w:lvlText w:val="%6."/>
+      <w:lvlJc w:val="right"/>
+      <w:pPr>
+        <w:ind w:left="4320" w:hanging="180"/>
+      </w:pPr>
+    </w:lvl>
+    <w:lvl w:ilvl="6" w:tplc="080A000F" w:tentative="1">
+      <w:start w:val="1"/>
+      <w:numFmt w:val="decimal"/>
+      <w:lvlText w:val="%7."/>
+      <w:lvlJc w:val="left"/>
+      <w:pPr>
+        <w:ind w:left="5040" w:hanging="360"/>
+      </w:pPr>
+    </w:lvl>
+    <w:lvl w:ilvl="7" w:tplc="080A0019" w:tentative="1">
+      <w:start w:val="1"/>
+      <w:numFmt w:val="lowerLetter"/>
+      <w:lvlText w:val="%8."/>
+      <w:lvlJc w:val="left"/>
+      <w:pPr>
+        <w:ind w:left="5760" w:hanging="360"/>
+      </w:pPr>
+    </w:lvl>
+    <w:lvl w:ilvl="8" w:tplc="080A001B" w:tentative="1">
+      <w:start w:val="1"/>
+      <w:numFmt w:val="lowerRoman"/>
+      <w:lvlText w:val="%9."/>
+      <w:lvlJc w:val="right"/>
+      <w:pPr>
+        <w:ind w:left="6480" w:hanging="180"/>
+      </w:pPr>
+    </w:lvl>
+  </w:abstractNum>
+  <w:abstractNum w:abstractNumId="8" w15:restartNumberingAfterBreak="0">
     <w:nsid w:val="1BCB6D57"/>
     <w:multiLevelType w:val="multilevel"/>
     <w:tmpl w:val="666EFDD8"/>
@@ -8508,7 +8376,7 @@
       </w:rPr>
     </w:lvl>
   </w:abstractNum>
-  <w:abstractNum w:abstractNumId="8" w15:restartNumberingAfterBreak="0">
+  <w:abstractNum w:abstractNumId="9" w15:restartNumberingAfterBreak="0">
     <w:nsid w:val="1C3A1AF5"/>
     <w:multiLevelType w:val="hybridMultilevel"/>
     <w:tmpl w:val="A5D443CE"/>
@@ -8594,7 +8462,7 @@
       </w:pPr>
     </w:lvl>
   </w:abstractNum>
-  <w:abstractNum w:abstractNumId="9" w15:restartNumberingAfterBreak="0">
+  <w:abstractNum w:abstractNumId="10" w15:restartNumberingAfterBreak="0">
     <w:nsid w:val="1CF92578"/>
     <w:multiLevelType w:val="multilevel"/>
     <w:tmpl w:val="E11A5F7A"/>
@@ -8707,7 +8575,7 @@
       </w:rPr>
     </w:lvl>
   </w:abstractNum>
-  <w:abstractNum w:abstractNumId="10" w15:restartNumberingAfterBreak="0">
+  <w:abstractNum w:abstractNumId="11" w15:restartNumberingAfterBreak="0">
     <w:nsid w:val="21AF7BC4"/>
     <w:multiLevelType w:val="hybridMultilevel"/>
     <w:tmpl w:val="BDBC5B0C"/>
@@ -8793,7 +8661,7 @@
       </w:pPr>
     </w:lvl>
   </w:abstractNum>
-  <w:abstractNum w:abstractNumId="11" w15:restartNumberingAfterBreak="0">
+  <w:abstractNum w:abstractNumId="12" w15:restartNumberingAfterBreak="0">
     <w:nsid w:val="24417E57"/>
     <w:multiLevelType w:val="hybridMultilevel"/>
     <w:tmpl w:val="8618D892"/>
@@ -8882,7 +8750,7 @@
       </w:pPr>
     </w:lvl>
   </w:abstractNum>
-  <w:abstractNum w:abstractNumId="12" w15:restartNumberingAfterBreak="0">
+  <w:abstractNum w:abstractNumId="13" w15:restartNumberingAfterBreak="0">
     <w:nsid w:val="27CA3C8A"/>
     <w:multiLevelType w:val="multilevel"/>
     <w:tmpl w:val="C4A6B3E8"/>
@@ -8995,7 +8863,7 @@
       </w:rPr>
     </w:lvl>
   </w:abstractNum>
-  <w:abstractNum w:abstractNumId="13" w15:restartNumberingAfterBreak="0">
+  <w:abstractNum w:abstractNumId="14" w15:restartNumberingAfterBreak="0">
     <w:nsid w:val="2DF26BA8"/>
     <w:multiLevelType w:val="multilevel"/>
     <w:tmpl w:val="75EAEBC2"/>
@@ -9108,7 +8976,7 @@
       </w:rPr>
     </w:lvl>
   </w:abstractNum>
-  <w:abstractNum w:abstractNumId="14" w15:restartNumberingAfterBreak="0">
+  <w:abstractNum w:abstractNumId="15" w15:restartNumberingAfterBreak="0">
     <w:nsid w:val="30DE7053"/>
     <w:multiLevelType w:val="multilevel"/>
     <w:tmpl w:val="02329816"/>
@@ -9221,7 +9089,7 @@
       </w:rPr>
     </w:lvl>
   </w:abstractNum>
-  <w:abstractNum w:abstractNumId="15" w15:restartNumberingAfterBreak="0">
+  <w:abstractNum w:abstractNumId="16" w15:restartNumberingAfterBreak="0">
     <w:nsid w:val="30FA1D4C"/>
     <w:multiLevelType w:val="hybridMultilevel"/>
     <w:tmpl w:val="45622B24"/>
@@ -9307,7 +9175,7 @@
       </w:pPr>
     </w:lvl>
   </w:abstractNum>
-  <w:abstractNum w:abstractNumId="16" w15:restartNumberingAfterBreak="0">
+  <w:abstractNum w:abstractNumId="17" w15:restartNumberingAfterBreak="0">
     <w:nsid w:val="31122DD5"/>
     <w:multiLevelType w:val="multilevel"/>
     <w:tmpl w:val="8F74FBEA"/>
@@ -9420,7 +9288,7 @@
       </w:rPr>
     </w:lvl>
   </w:abstractNum>
-  <w:abstractNum w:abstractNumId="17" w15:restartNumberingAfterBreak="0">
+  <w:abstractNum w:abstractNumId="18" w15:restartNumberingAfterBreak="0">
     <w:nsid w:val="31F40E78"/>
     <w:multiLevelType w:val="hybridMultilevel"/>
     <w:tmpl w:val="43183F58"/>
@@ -9509,7 +9377,7 @@
       </w:pPr>
     </w:lvl>
   </w:abstractNum>
-  <w:abstractNum w:abstractNumId="18" w15:restartNumberingAfterBreak="0">
+  <w:abstractNum w:abstractNumId="19" w15:restartNumberingAfterBreak="0">
     <w:nsid w:val="32564737"/>
     <w:multiLevelType w:val="multilevel"/>
     <w:tmpl w:val="D5D29798"/>
@@ -9622,7 +9490,7 @@
       </w:rPr>
     </w:lvl>
   </w:abstractNum>
-  <w:abstractNum w:abstractNumId="19" w15:restartNumberingAfterBreak="0">
+  <w:abstractNum w:abstractNumId="20" w15:restartNumberingAfterBreak="0">
     <w:nsid w:val="392C1642"/>
     <w:multiLevelType w:val="multilevel"/>
     <w:tmpl w:val="2CAACA4A"/>
@@ -9735,7 +9603,7 @@
       </w:rPr>
     </w:lvl>
   </w:abstractNum>
-  <w:abstractNum w:abstractNumId="20" w15:restartNumberingAfterBreak="0">
+  <w:abstractNum w:abstractNumId="21" w15:restartNumberingAfterBreak="0">
     <w:nsid w:val="43A558DD"/>
     <w:multiLevelType w:val="multilevel"/>
     <w:tmpl w:val="82821402"/>
@@ -9848,7 +9716,7 @@
       </w:rPr>
     </w:lvl>
   </w:abstractNum>
-  <w:abstractNum w:abstractNumId="21" w15:restartNumberingAfterBreak="0">
+  <w:abstractNum w:abstractNumId="22" w15:restartNumberingAfterBreak="0">
     <w:nsid w:val="487D321E"/>
     <w:multiLevelType w:val="multilevel"/>
     <w:tmpl w:val="F19C7DBC"/>
@@ -9961,7 +9829,7 @@
       </w:rPr>
     </w:lvl>
   </w:abstractNum>
-  <w:abstractNum w:abstractNumId="22" w15:restartNumberingAfterBreak="0">
+  <w:abstractNum w:abstractNumId="23" w15:restartNumberingAfterBreak="0">
     <w:nsid w:val="4AA27C2F"/>
     <w:multiLevelType w:val="multilevel"/>
     <w:tmpl w:val="D96C882E"/>
@@ -10074,7 +9942,7 @@
       </w:rPr>
     </w:lvl>
   </w:abstractNum>
-  <w:abstractNum w:abstractNumId="23" w15:restartNumberingAfterBreak="0">
+  <w:abstractNum w:abstractNumId="24" w15:restartNumberingAfterBreak="0">
     <w:nsid w:val="503008DE"/>
     <w:multiLevelType w:val="multilevel"/>
     <w:tmpl w:val="E6922B78"/>
@@ -10187,7 +10055,7 @@
       </w:rPr>
     </w:lvl>
   </w:abstractNum>
-  <w:abstractNum w:abstractNumId="24" w15:restartNumberingAfterBreak="0">
+  <w:abstractNum w:abstractNumId="25" w15:restartNumberingAfterBreak="0">
     <w:nsid w:val="55944BC8"/>
     <w:multiLevelType w:val="multilevel"/>
     <w:tmpl w:val="A8C04996"/>
@@ -10300,7 +10168,7 @@
       </w:rPr>
     </w:lvl>
   </w:abstractNum>
-  <w:abstractNum w:abstractNumId="25" w15:restartNumberingAfterBreak="0">
+  <w:abstractNum w:abstractNumId="26" w15:restartNumberingAfterBreak="0">
     <w:nsid w:val="57B03FA5"/>
     <w:multiLevelType w:val="hybridMultilevel"/>
     <w:tmpl w:val="D4928B38"/>
@@ -10413,7 +10281,7 @@
       </w:rPr>
     </w:lvl>
   </w:abstractNum>
-  <w:abstractNum w:abstractNumId="26" w15:restartNumberingAfterBreak="0">
+  <w:abstractNum w:abstractNumId="27" w15:restartNumberingAfterBreak="0">
     <w:nsid w:val="582C49AE"/>
     <w:multiLevelType w:val="hybridMultilevel"/>
     <w:tmpl w:val="C1F469D2"/>
@@ -10499,7 +10367,7 @@
       </w:pPr>
     </w:lvl>
   </w:abstractNum>
-  <w:abstractNum w:abstractNumId="27" w15:restartNumberingAfterBreak="0">
+  <w:abstractNum w:abstractNumId="28" w15:restartNumberingAfterBreak="0">
     <w:nsid w:val="5A443096"/>
     <w:multiLevelType w:val="multilevel"/>
     <w:tmpl w:val="84E6E9C8"/>
@@ -10612,7 +10480,7 @@
       </w:rPr>
     </w:lvl>
   </w:abstractNum>
-  <w:abstractNum w:abstractNumId="28" w15:restartNumberingAfterBreak="0">
+  <w:abstractNum w:abstractNumId="29" w15:restartNumberingAfterBreak="0">
     <w:nsid w:val="5C3938C8"/>
     <w:multiLevelType w:val="multilevel"/>
     <w:tmpl w:val="B7B89A6A"/>
@@ -10725,7 +10593,7 @@
       </w:rPr>
     </w:lvl>
   </w:abstractNum>
-  <w:abstractNum w:abstractNumId="29" w15:restartNumberingAfterBreak="0">
+  <w:abstractNum w:abstractNumId="30" w15:restartNumberingAfterBreak="0">
     <w:nsid w:val="6A5501F5"/>
     <w:multiLevelType w:val="multilevel"/>
     <w:tmpl w:val="85708A5A"/>
@@ -10838,7 +10706,7 @@
       </w:rPr>
     </w:lvl>
   </w:abstractNum>
-  <w:abstractNum w:abstractNumId="30" w15:restartNumberingAfterBreak="0">
+  <w:abstractNum w:abstractNumId="31" w15:restartNumberingAfterBreak="0">
     <w:nsid w:val="6A98264B"/>
     <w:multiLevelType w:val="hybridMultilevel"/>
     <w:tmpl w:val="84508DB2"/>
@@ -10951,7 +10819,96 @@
       </w:rPr>
     </w:lvl>
   </w:abstractNum>
-  <w:abstractNum w:abstractNumId="31" w15:restartNumberingAfterBreak="0">
+  <w:abstractNum w:abstractNumId="32" w15:restartNumberingAfterBreak="0">
+    <w:nsid w:val="6B781FDD"/>
+    <w:multiLevelType w:val="hybridMultilevel"/>
+    <w:tmpl w:val="88F8090A"/>
+    <w:lvl w:ilvl="0" w:tplc="080A0017">
+      <w:start w:val="1"/>
+      <w:numFmt w:val="lowerLetter"/>
+      <w:lvlText w:val="%1)"/>
+      <w:lvlJc w:val="left"/>
+      <w:pPr>
+        <w:ind w:left="720" w:hanging="360"/>
+      </w:pPr>
+      <w:rPr>
+        <w:rFonts w:hint="default"/>
+      </w:rPr>
+    </w:lvl>
+    <w:lvl w:ilvl="1" w:tplc="080A0019" w:tentative="1">
+      <w:start w:val="1"/>
+      <w:numFmt w:val="lowerLetter"/>
+      <w:lvlText w:val="%2."/>
+      <w:lvlJc w:val="left"/>
+      <w:pPr>
+        <w:ind w:left="1440" w:hanging="360"/>
+      </w:pPr>
+    </w:lvl>
+    <w:lvl w:ilvl="2" w:tplc="080A001B" w:tentative="1">
+      <w:start w:val="1"/>
+      <w:numFmt w:val="lowerRoman"/>
+      <w:lvlText w:val="%3."/>
+      <w:lvlJc w:val="right"/>
+      <w:pPr>
+        <w:ind w:left="2160" w:hanging="180"/>
+      </w:pPr>
+    </w:lvl>
+    <w:lvl w:ilvl="3" w:tplc="080A000F" w:tentative="1">
+      <w:start w:val="1"/>
+      <w:numFmt w:val="decimal"/>
+      <w:lvlText w:val="%4."/>
+      <w:lvlJc w:val="left"/>
+      <w:pPr>
+        <w:ind w:left="2880" w:hanging="360"/>
+      </w:pPr>
+    </w:lvl>
+    <w:lvl w:ilvl="4" w:tplc="080A0019" w:tentative="1">
+      <w:start w:val="1"/>
+      <w:numFmt w:val="lowerLetter"/>
+      <w:lvlText w:val="%5."/>
+      <w:lvlJc w:val="left"/>
+      <w:pPr>
+        <w:ind w:left="3600" w:hanging="360"/>
+      </w:pPr>
+    </w:lvl>
+    <w:lvl w:ilvl="5" w:tplc="080A001B" w:tentative="1">
+      <w:start w:val="1"/>
+      <w:numFmt w:val="lowerRoman"/>
+      <w:lvlText w:val="%6."/>
+      <w:lvlJc w:val="right"/>
+      <w:pPr>
+        <w:ind w:left="4320" w:hanging="180"/>
+      </w:pPr>
+    </w:lvl>
+    <w:lvl w:ilvl="6" w:tplc="080A000F" w:tentative="1">
+      <w:start w:val="1"/>
+      <w:numFmt w:val="decimal"/>
+      <w:lvlText w:val="%7."/>
+      <w:lvlJc w:val="left"/>
+      <w:pPr>
+        <w:ind w:left="5040" w:hanging="360"/>
+      </w:pPr>
+    </w:lvl>
+    <w:lvl w:ilvl="7" w:tplc="080A0019" w:tentative="1">
+      <w:start w:val="1"/>
+      <w:numFmt w:val="lowerLetter"/>
+      <w:lvlText w:val="%8."/>
+      <w:lvlJc w:val="left"/>
+      <w:pPr>
+        <w:ind w:left="5760" w:hanging="360"/>
+      </w:pPr>
+    </w:lvl>
+    <w:lvl w:ilvl="8" w:tplc="080A001B" w:tentative="1">
+      <w:start w:val="1"/>
+      <w:numFmt w:val="lowerRoman"/>
+      <w:lvlText w:val="%9."/>
+      <w:lvlJc w:val="right"/>
+      <w:pPr>
+        <w:ind w:left="6480" w:hanging="180"/>
+      </w:pPr>
+    </w:lvl>
+  </w:abstractNum>
+  <w:abstractNum w:abstractNumId="33" w15:restartNumberingAfterBreak="0">
     <w:nsid w:val="6D0F1BAC"/>
     <w:multiLevelType w:val="hybridMultilevel"/>
     <w:tmpl w:val="A7EED8EE"/>
@@ -11037,7 +10994,7 @@
       </w:pPr>
     </w:lvl>
   </w:abstractNum>
-  <w:abstractNum w:abstractNumId="32" w15:restartNumberingAfterBreak="0">
+  <w:abstractNum w:abstractNumId="34" w15:restartNumberingAfterBreak="0">
     <w:nsid w:val="6E074025"/>
     <w:multiLevelType w:val="hybridMultilevel"/>
     <w:tmpl w:val="2368BBAE"/>
@@ -11123,7 +11080,7 @@
       </w:pPr>
     </w:lvl>
   </w:abstractNum>
-  <w:abstractNum w:abstractNumId="33" w15:restartNumberingAfterBreak="0">
+  <w:abstractNum w:abstractNumId="35" w15:restartNumberingAfterBreak="0">
     <w:nsid w:val="77D20A9A"/>
     <w:multiLevelType w:val="multilevel"/>
     <w:tmpl w:val="B4E44232"/>
@@ -11236,7 +11193,7 @@
       </w:rPr>
     </w:lvl>
   </w:abstractNum>
-  <w:abstractNum w:abstractNumId="34" w15:restartNumberingAfterBreak="0">
+  <w:abstractNum w:abstractNumId="36" w15:restartNumberingAfterBreak="0">
     <w:nsid w:val="78AE0BE1"/>
     <w:multiLevelType w:val="multilevel"/>
     <w:tmpl w:val="A6C8C952"/>
@@ -11349,7 +11306,7 @@
       </w:rPr>
     </w:lvl>
   </w:abstractNum>
-  <w:abstractNum w:abstractNumId="35" w15:restartNumberingAfterBreak="0">
+  <w:abstractNum w:abstractNumId="37" w15:restartNumberingAfterBreak="0">
     <w:nsid w:val="7A08627F"/>
     <w:multiLevelType w:val="multilevel"/>
     <w:tmpl w:val="F11454A6"/>
@@ -11462,7 +11419,7 @@
       </w:rPr>
     </w:lvl>
   </w:abstractNum>
-  <w:abstractNum w:abstractNumId="36" w15:restartNumberingAfterBreak="0">
+  <w:abstractNum w:abstractNumId="38" w15:restartNumberingAfterBreak="0">
     <w:nsid w:val="7D6B3C57"/>
     <w:multiLevelType w:val="hybridMultilevel"/>
     <w:tmpl w:val="13006A00"/>
@@ -11552,82 +11509,82 @@
     </w:lvl>
   </w:abstractNum>
   <w:num w:numId="1" w16cid:durableId="1415201054">
-    <w:abstractNumId w:val="33"/>
+    <w:abstractNumId w:val="35"/>
   </w:num>
   <w:num w:numId="2" w16cid:durableId="243533561">
-    <w:abstractNumId w:val="9"/>
+    <w:abstractNumId w:val="10"/>
   </w:num>
   <w:num w:numId="3" w16cid:durableId="1469515346">
     <w:abstractNumId w:val="3"/>
   </w:num>
   <w:num w:numId="4" w16cid:durableId="1914852019">
-    <w:abstractNumId w:val="13"/>
+    <w:abstractNumId w:val="14"/>
   </w:num>
   <w:num w:numId="5" w16cid:durableId="1322200411">
     <w:abstractNumId w:val="0"/>
   </w:num>
   <w:num w:numId="6" w16cid:durableId="821653069">
-    <w:abstractNumId w:val="26"/>
+    <w:abstractNumId w:val="27"/>
   </w:num>
   <w:num w:numId="7" w16cid:durableId="311720556">
-    <w:abstractNumId w:val="10"/>
+    <w:abstractNumId w:val="11"/>
   </w:num>
   <w:num w:numId="8" w16cid:durableId="1854416907">
-    <w:abstractNumId w:val="31"/>
+    <w:abstractNumId w:val="33"/>
   </w:num>
   <w:num w:numId="9" w16cid:durableId="999309951">
-    <w:abstractNumId w:val="18"/>
+    <w:abstractNumId w:val="19"/>
   </w:num>
   <w:num w:numId="10" w16cid:durableId="195705998">
-    <w:abstractNumId w:val="29"/>
+    <w:abstractNumId w:val="30"/>
   </w:num>
   <w:num w:numId="11" w16cid:durableId="1539128562">
-    <w:abstractNumId w:val="16"/>
+    <w:abstractNumId w:val="17"/>
   </w:num>
   <w:num w:numId="12" w16cid:durableId="1488128612">
-    <w:abstractNumId w:val="28"/>
+    <w:abstractNumId w:val="29"/>
   </w:num>
   <w:num w:numId="13" w16cid:durableId="480074198">
     <w:abstractNumId w:val="1"/>
   </w:num>
   <w:num w:numId="14" w16cid:durableId="98263567">
-    <w:abstractNumId w:val="15"/>
+    <w:abstractNumId w:val="16"/>
   </w:num>
   <w:num w:numId="15" w16cid:durableId="1318652468">
-    <w:abstractNumId w:val="7"/>
+    <w:abstractNumId w:val="8"/>
   </w:num>
   <w:num w:numId="16" w16cid:durableId="1749304052">
-    <w:abstractNumId w:val="8"/>
+    <w:abstractNumId w:val="9"/>
   </w:num>
   <w:num w:numId="17" w16cid:durableId="1519391436">
+    <w:abstractNumId w:val="36"/>
+  </w:num>
+  <w:num w:numId="18" w16cid:durableId="662709369">
     <w:abstractNumId w:val="34"/>
   </w:num>
-  <w:num w:numId="18" w16cid:durableId="662709369">
-    <w:abstractNumId w:val="32"/>
+  <w:num w:numId="19" w16cid:durableId="924806237">
+    <w:abstractNumId w:val="24"/>
   </w:num>
-  <w:num w:numId="19" w16cid:durableId="924806237">
+  <w:num w:numId="20" w16cid:durableId="514542945">
     <w:abstractNumId w:val="23"/>
   </w:num>
-  <w:num w:numId="20" w16cid:durableId="514542945">
-    <w:abstractNumId w:val="22"/>
-  </w:num>
   <w:num w:numId="21" w16cid:durableId="2145921851">
-    <w:abstractNumId w:val="27"/>
+    <w:abstractNumId w:val="28"/>
   </w:num>
   <w:num w:numId="22" w16cid:durableId="1140073770">
-    <w:abstractNumId w:val="20"/>
+    <w:abstractNumId w:val="21"/>
   </w:num>
   <w:num w:numId="23" w16cid:durableId="1047728909">
-    <w:abstractNumId w:val="24"/>
+    <w:abstractNumId w:val="25"/>
   </w:num>
   <w:num w:numId="24" w16cid:durableId="1211265753">
     <w:abstractNumId w:val="6"/>
   </w:num>
   <w:num w:numId="25" w16cid:durableId="1474105065">
-    <w:abstractNumId w:val="12"/>
+    <w:abstractNumId w:val="13"/>
   </w:num>
   <w:num w:numId="26" w16cid:durableId="1836994511">
-    <w:abstractNumId w:val="35"/>
+    <w:abstractNumId w:val="37"/>
   </w:num>
   <w:num w:numId="27" w16cid:durableId="1165634601">
     <w:abstractNumId w:val="4"/>
@@ -11636,31 +11593,37 @@
     <w:abstractNumId w:val="2"/>
   </w:num>
   <w:num w:numId="29" w16cid:durableId="376976535">
-    <w:abstractNumId w:val="21"/>
+    <w:abstractNumId w:val="22"/>
   </w:num>
   <w:num w:numId="30" w16cid:durableId="401947118">
-    <w:abstractNumId w:val="19"/>
+    <w:abstractNumId w:val="20"/>
   </w:num>
   <w:num w:numId="31" w16cid:durableId="1396245883">
-    <w:abstractNumId w:val="30"/>
+    <w:abstractNumId w:val="31"/>
   </w:num>
   <w:num w:numId="32" w16cid:durableId="701050569">
-    <w:abstractNumId w:val="17"/>
+    <w:abstractNumId w:val="18"/>
   </w:num>
   <w:num w:numId="33" w16cid:durableId="1447433111">
-    <w:abstractNumId w:val="11"/>
+    <w:abstractNumId w:val="12"/>
   </w:num>
   <w:num w:numId="34" w16cid:durableId="1584142844">
-    <w:abstractNumId w:val="36"/>
+    <w:abstractNumId w:val="38"/>
   </w:num>
   <w:num w:numId="35" w16cid:durableId="385685497">
-    <w:abstractNumId w:val="25"/>
+    <w:abstractNumId w:val="26"/>
   </w:num>
   <w:num w:numId="36" w16cid:durableId="225461583">
-    <w:abstractNumId w:val="14"/>
+    <w:abstractNumId w:val="15"/>
   </w:num>
   <w:num w:numId="37" w16cid:durableId="199242892">
     <w:abstractNumId w:val="5"/>
+  </w:num>
+  <w:num w:numId="38" w16cid:durableId="565457501">
+    <w:abstractNumId w:val="32"/>
+  </w:num>
+  <w:num w:numId="39" w16cid:durableId="1144783402">
+    <w:abstractNumId w:val="7"/>
   </w:num>
   <w:numIdMacAtCleanup w:val="37"/>
 </w:numbering>
@@ -12137,7 +12100,6 @@
   <w:style w:type="character" w:default="1" w:styleId="Fuentedeprrafopredeter">
     <w:name w:val="Default Paragraph Font"/>
     <w:uiPriority w:val="1"/>
-    <w:semiHidden/>
     <w:unhideWhenUsed/>
   </w:style>
   <w:style w:type="table" w:default="1" w:styleId="Tablanormal">

--- a/Propuesta - Vacunas.docx
+++ b/Propuesta - Vacunas.docx
@@ -1,6 +1,6 @@
 
 <file path=word/document.xml><?xml version="1.0" encoding="utf-8"?>
-<w:document xmlns:wpc="http://schemas.microsoft.com/office/word/2010/wordprocessingCanvas" xmlns:cx="http://schemas.microsoft.com/office/drawing/2014/chartex" xmlns:cx1="http://schemas.microsoft.com/office/drawing/2015/9/8/chartex" xmlns:cx2="http://schemas.microsoft.com/office/drawing/2015/10/21/chartex" xmlns:cx3="http://schemas.microsoft.com/office/drawing/2016/5/9/chartex" xmlns:cx4="http://schemas.microsoft.com/office/drawing/2016/5/10/chartex" xmlns:cx5="http://schemas.microsoft.com/office/drawing/2016/5/11/chartex" xmlns:cx6="http://schemas.microsoft.com/office/drawing/2016/5/12/chartex" xmlns:cx7="http://schemas.microsoft.com/office/drawing/2016/5/13/chartex" xmlns:cx8="http://schemas.microsoft.com/office/drawing/2016/5/14/chartex" xmlns:mc="http://schemas.openxmlformats.org/markup-compatibility/2006" xmlns:aink="http://schemas.microsoft.com/office/drawing/2016/ink" xmlns:am3d="http://schemas.microsoft.com/office/drawing/2017/model3d" xmlns:o="urn:schemas-microsoft-com:office:office" xmlns:oel="http://schemas.microsoft.com/office/2019/extlst" xmlns:r="http://schemas.openxmlformats.org/officeDocument/2006/relationships" xmlns:m="http://schemas.openxmlformats.org/officeDocument/2006/math" xmlns:v="urn:schemas-microsoft-com:vml" xmlns:wp14="http://schemas.microsoft.com/office/word/2010/wordprocessingDrawing" xmlns:wp="http://schemas.openxmlformats.org/drawingml/2006/wordprocessingDrawing" xmlns:w10="urn:schemas-microsoft-com:office:word" xmlns:w="http://schemas.openxmlformats.org/wordprocessingml/2006/main" xmlns:w14="http://schemas.microsoft.com/office/word/2010/wordml" xmlns:w15="http://schemas.microsoft.com/office/word/2012/wordml" xmlns:w16cei="http://schemas.microsoft.com/office/word/2026/wordml/cei" xmlns:w16cex="http://schemas.microsoft.com/office/word/2018/wordml/cex" xmlns:w16cid="http://schemas.microsoft.com/office/word/2016/wordml/cid" xmlns:w16="http://schemas.microsoft.com/office/word/2018/wordml" xmlns:w16du="http://schemas.microsoft.com/office/word/2023/wordml/word16du" xmlns:w16sdtdh="http://schemas.microsoft.com/office/word/2020/wordml/sdtdatahash" xmlns:w16sdtfl="http://schemas.microsoft.com/office/word/2024/wordml/sdtformatlock" xmlns:w16se="http://schemas.microsoft.com/office/word/2015/wordml/symex" xmlns:wpg="http://schemas.microsoft.com/office/word/2010/wordprocessingGroup" xmlns:wpi="http://schemas.microsoft.com/office/word/2010/wordprocessingInk" xmlns:wne="http://schemas.microsoft.com/office/word/2006/wordml" xmlns:wps="http://schemas.microsoft.com/office/word/2010/wordprocessingShape" mc:Ignorable="w14 w15 w16se w16cid w16 w16cex w16sdtdh w16sdtfl w16du wp14">
+<w:document xmlns:wpc="http://schemas.microsoft.com/office/word/2010/wordprocessingCanvas" xmlns:cx="http://schemas.microsoft.com/office/drawing/2014/chartex" xmlns:cx1="http://schemas.microsoft.com/office/drawing/2015/9/8/chartex" xmlns:cx2="http://schemas.microsoft.com/office/drawing/2015/10/21/chartex" xmlns:cx3="http://schemas.microsoft.com/office/drawing/2016/5/9/chartex" xmlns:cx4="http://schemas.microsoft.com/office/drawing/2016/5/10/chartex" xmlns:cx5="http://schemas.microsoft.com/office/drawing/2016/5/11/chartex" xmlns:cx6="http://schemas.microsoft.com/office/drawing/2016/5/12/chartex" xmlns:cx7="http://schemas.microsoft.com/office/drawing/2016/5/13/chartex" xmlns:cx8="http://schemas.microsoft.com/office/drawing/2016/5/14/chartex" xmlns:mc="http://schemas.openxmlformats.org/markup-compatibility/2006" xmlns:aink="http://schemas.microsoft.com/office/drawing/2016/ink" xmlns:am3d="http://schemas.microsoft.com/office/drawing/2017/model3d" xmlns:o="urn:schemas-microsoft-com:office:office" xmlns:oel="http://schemas.microsoft.com/office/2019/extlst" xmlns:r="http://schemas.openxmlformats.org/officeDocument/2006/relationships" xmlns:m="http://schemas.openxmlformats.org/officeDocument/2006/math" xmlns:v="urn:schemas-microsoft-com:vml" xmlns:wp14="http://schemas.microsoft.com/office/word/2010/wordprocessingDrawing" xmlns:wp="http://schemas.openxmlformats.org/drawingml/2006/wordprocessingDrawing" xmlns:w10="urn:schemas-microsoft-com:office:word" xmlns:w="http://schemas.openxmlformats.org/wordprocessingml/2006/main" xmlns:w14="http://schemas.microsoft.com/office/word/2010/wordml" xmlns:w15="http://schemas.microsoft.com/office/word/2012/wordml" xmlns:w16cex="http://schemas.microsoft.com/office/word/2018/wordml/cex" xmlns:w16cid="http://schemas.microsoft.com/office/word/2016/wordml/cid" xmlns:w16="http://schemas.microsoft.com/office/word/2018/wordml" xmlns:w16sdtdh="http://schemas.microsoft.com/office/word/2020/wordml/sdtdatahash" xmlns:w16se="http://schemas.microsoft.com/office/word/2015/wordml/symex" xmlns:wpg="http://schemas.microsoft.com/office/word/2010/wordprocessingGroup" xmlns:wpi="http://schemas.microsoft.com/office/word/2010/wordprocessingInk" xmlns:wne="http://schemas.microsoft.com/office/word/2006/wordml" xmlns:wps="http://schemas.microsoft.com/office/word/2010/wordprocessingShape" mc:Ignorable="w14 w15 w16se w16cid w16 w16cex w16sdtdh wp14">
   <w:body>
     <w:p>
       <w:pPr>
@@ -2708,23 +2708,7 @@
                 <w:rFonts w:ascii="Arial" w:hAnsi="Arial" w:cs="Arial"/>
                 <w:noProof/>
               </w:rPr>
-              <w:t xml:space="preserve">Análisis </w:t>
-            </w:r>
-            <w:r>
-              <w:rPr>
-                <w:rStyle w:val="Hipervnculo"/>
-                <w:rFonts w:ascii="Arial" w:hAnsi="Arial" w:cs="Arial"/>
-                <w:noProof/>
-              </w:rPr>
-              <w:t>d</w:t>
-            </w:r>
-            <w:r>
-              <w:rPr>
-                <w:rStyle w:val="Hipervnculo"/>
-                <w:rFonts w:ascii="Arial" w:hAnsi="Arial" w:cs="Arial"/>
-                <w:noProof/>
-              </w:rPr>
-              <w:t>e viabilidad</w:t>
+              <w:t>Análisis de viabilidad</w:t>
             </w:r>
             <w:r>
               <w:rPr>
@@ -3541,23 +3525,7 @@
           <w:rFonts w:ascii="Arial" w:eastAsiaTheme="minorHAnsi" w:hAnsi="Arial" w:cs="Arial"/>
           <w:lang w:val="es-419" w:eastAsia="es-GT"/>
         </w:rPr>
-        <w:t xml:space="preserve">En Guatemala, el Ministerio de Salud Pública y Asistencia Social (MSPAS) es la entidad rectora encargada de formular las políticas y hacer cumplir el régimen jurídico relativo a la salud preventiva y curativa de la población (MSPAS, s.f.). Dentro de su estructura organizativa, la Dirección General de Salud concentra las funciones de epidemiología, salud ambiental y atención primaria, mientras que unidades especializadas, entre ellas la Unidad de Vacunación, son responsables de coordinar los programas de inmunización a nivel nacional. En este contexto, con la </w:t>
-      </w:r>
-      <w:proofErr w:type="gramStart"/>
-      <w:r>
-        <w:rPr>
-          <w:rFonts w:ascii="Arial" w:eastAsiaTheme="minorHAnsi" w:hAnsi="Arial" w:cs="Arial"/>
-          <w:lang w:val="es-419" w:eastAsia="es-GT"/>
-        </w:rPr>
-        <w:t>entrada en vigencia</w:t>
-      </w:r>
-      <w:proofErr w:type="gramEnd"/>
-      <w:r>
-        <w:rPr>
-          <w:rFonts w:ascii="Arial" w:eastAsiaTheme="minorHAnsi" w:hAnsi="Arial" w:cs="Arial"/>
-          <w:lang w:val="es-419" w:eastAsia="es-GT"/>
-        </w:rPr>
-        <w:t xml:space="preserve"> del Decreto 25-2024, Ley de Vacunación, el Estado guatemalteco fortaleció el marco legal en materia de inmunización, garantizando el acceso universal y gratuito a las vacunas para toda la población y estableciendo la obligación del MSPAS de actualizar anualmente un esquema nacional de vacunación adaptado a las necesidades epidemiológicas del país (Congreso de la República de Guatemala, Decreto 25-2024).</w:t>
+        <w:t>En Guatemala, el Ministerio de Salud Pública y Asistencia Social (MSPAS) es la entidad rectora encargada de formular las políticas y hacer cumplir el régimen jurídico relativo a la salud preventiva y curativa de la población (MSPAS, s.f.). Dentro de su estructura organizativa, la Dirección General de Salud concentra las funciones de epidemiología, salud ambiental y atención primaria, mientras que unidades especializadas, entre ellas la Unidad de Vacunación, son responsables de coordinar los programas de inmunización a nivel nacional. En este contexto, con la entrada en vigencia del Decreto 25-2024, Ley de Vacunación, el Estado guatemalteco fortaleció el marco legal en materia de inmunización, garantizando el acceso universal y gratuito a las vacunas para toda la población y estableciendo la obligación del MSPAS de actualizar anualmente un esquema nacional de vacunación adaptado a las necesidades epidemiológicas del país (Congreso de la República de Guatemala, Decreto 25-2024).</w:t>
       </w:r>
     </w:p>
     <w:p>
@@ -3963,23 +3931,7 @@
           <w:rFonts w:ascii="Arial" w:eastAsiaTheme="minorHAnsi" w:hAnsi="Arial" w:cs="Arial"/>
           <w:lang w:val="es-419" w:eastAsia="es-GT"/>
         </w:rPr>
-        <w:t xml:space="preserve">En los centros de salud del departamento de San Marcos también se utiliza el SIGSA para el registro de la vacunación aplicada a la población; sin embargo, para el control interno de las existencias de vacunas, hasta el momento el único método confirmado es el registro físico en hojas de papel, el cual constituye la principal causa de las dificultades que existen actualmente para el manejo de esta información. A </w:t>
-      </w:r>
-      <w:proofErr w:type="gramStart"/>
-      <w:r>
-        <w:rPr>
-          <w:rFonts w:ascii="Arial" w:eastAsiaTheme="minorHAnsi" w:hAnsi="Arial" w:cs="Arial"/>
-          <w:lang w:val="es-419" w:eastAsia="es-GT"/>
-        </w:rPr>
-        <w:t>continuación</w:t>
-      </w:r>
-      <w:proofErr w:type="gramEnd"/>
-      <w:r>
-        <w:rPr>
-          <w:rFonts w:ascii="Arial" w:eastAsiaTheme="minorHAnsi" w:hAnsi="Arial" w:cs="Arial"/>
-          <w:lang w:val="es-419" w:eastAsia="es-GT"/>
-        </w:rPr>
-        <w:t xml:space="preserve"> se presenta este intento de solución al problema:</w:t>
+        <w:t>En los centros de salud del departamento de San Marcos también se utiliza el SIGSA para el registro de la vacunación aplicada a la población; sin embargo, para el control interno de las existencias de vacunas, hasta el momento el único método confirmado es el registro físico en hojas de papel, el cual constituye la principal causa de las dificultades que existen actualmente para el manejo de esta información. A continuación se presenta este intento de solución al problema:</w:t>
       </w:r>
     </w:p>
     <w:p>
@@ -4526,19 +4478,8 @@
           <w:bCs/>
           <w:lang w:val="es-419" w:eastAsia="es-GT"/>
         </w:rPr>
-        <w:t xml:space="preserve">Open </w:t>
-      </w:r>
-      <w:proofErr w:type="spellStart"/>
-      <w:r>
-        <w:rPr>
-          <w:rFonts w:ascii="Arial" w:eastAsiaTheme="minorHAnsi" w:hAnsi="Arial" w:cs="Arial"/>
-          <w:b/>
-          <w:bCs/>
-          <w:lang w:val="es-419" w:eastAsia="es-GT"/>
-        </w:rPr>
-        <w:t>mSupply</w:t>
-      </w:r>
-      <w:proofErr w:type="spellEnd"/>
+        <w:t>Open mSupply</w:t>
+      </w:r>
     </w:p>
     <w:p>
       <w:pPr>
@@ -4555,39 +4496,7 @@
           <w:rFonts w:ascii="Arial" w:eastAsiaTheme="minorHAnsi" w:hAnsi="Arial" w:cs="Arial"/>
           <w:lang w:val="es-GT" w:eastAsia="es-GT"/>
         </w:rPr>
-        <w:t>Es un sistema de información para la gestión logística (LMIS, por sus siglas en inglés) de código abierto, bajo licencia AGPL, utilizado en más de 30 países para apoyar el registro, la distribución y el despacho de productos médicos desde bodegas nacionales hasta clínicas remotas (</w:t>
-      </w:r>
-      <w:proofErr w:type="spellStart"/>
-      <w:r>
-        <w:rPr>
-          <w:rFonts w:ascii="Arial" w:eastAsiaTheme="minorHAnsi" w:hAnsi="Arial" w:cs="Arial"/>
-          <w:lang w:val="es-GT" w:eastAsia="es-GT"/>
-        </w:rPr>
-        <w:t>mSupply</w:t>
-      </w:r>
-      <w:proofErr w:type="spellEnd"/>
-      <w:r>
-        <w:rPr>
-          <w:rFonts w:ascii="Arial" w:eastAsiaTheme="minorHAnsi" w:hAnsi="Arial" w:cs="Arial"/>
-          <w:lang w:val="es-GT" w:eastAsia="es-GT"/>
-        </w:rPr>
-        <w:t xml:space="preserve"> </w:t>
-      </w:r>
-      <w:proofErr w:type="spellStart"/>
-      <w:r>
-        <w:rPr>
-          <w:rFonts w:ascii="Arial" w:eastAsiaTheme="minorHAnsi" w:hAnsi="Arial" w:cs="Arial"/>
-          <w:lang w:val="es-GT" w:eastAsia="es-GT"/>
-        </w:rPr>
-        <w:t>Foundation</w:t>
-      </w:r>
-      <w:proofErr w:type="spellEnd"/>
-      <w:r>
-        <w:rPr>
-          <w:rFonts w:ascii="Arial" w:eastAsiaTheme="minorHAnsi" w:hAnsi="Arial" w:cs="Arial"/>
-          <w:lang w:val="es-GT" w:eastAsia="es-GT"/>
-        </w:rPr>
-        <w:t>, s.f.). Incluye un módulo específico de cadena de frío que permite monitorear el estado de los refrigeradores y dar seguimiento al historial de cada lote de vacunas desde su adquisición hasta su aplicación. Sin embargo, al tratarse de una plataforma diseñada para cadenas de suministro nacionales de varios niveles, su implementación requiere infraestructura de servidor propia y personal con conocimientos técnicos para instalarla, configurarla y mantenerla, y no cuenta con un proveedor local en Guatemala que brinde soporte o capacitación. Estas condiciones representan una barrera considerable para su adopción directa por parte de los centros de salud del departamento de San Marcos, donde no se cuenta con personal técnico dedicado a la administración de este tipo de sistemas.</w:t>
+        <w:t>Es un sistema de información para la gestión logística (LMIS, por sus siglas en inglés) de código abierto, bajo licencia AGPL, utilizado en más de 30 países para apoyar el registro, la distribución y el despacho de productos médicos desde bodegas nacionales hasta clínicas remotas (mSupply Foundation, s.f.). Incluye un módulo específico de cadena de frío que permite monitorear el estado de los refrigeradores y dar seguimiento al historial de cada lote de vacunas desde su adquisición hasta su aplicación. Sin embargo, al tratarse de una plataforma diseñada para cadenas de suministro nacionales de varios niveles, su implementación requiere infraestructura de servidor propia y personal con conocimientos técnicos para instalarla, configurarla y mantenerla, y no cuenta con un proveedor local en Guatemala que brinde soporte o capacitación. Estas condiciones representan una barrera considerable para su adopción directa por parte de los centros de salud del departamento de San Marcos, donde no se cuenta con personal técnico dedicado a la administración de este tipo de sistemas.</w:t>
       </w:r>
     </w:p>
     <w:p>
@@ -5323,21 +5232,7 @@
         <w:rPr>
           <w:lang w:eastAsia="es-GT"/>
         </w:rPr>
-        <w:t>(</w:t>
-      </w:r>
-      <w:proofErr w:type="spellStart"/>
-      <w:r>
-        <w:rPr>
-          <w:lang w:eastAsia="es-GT"/>
-        </w:rPr>
-        <w:t>Parrafo</w:t>
-      </w:r>
-      <w:proofErr w:type="spellEnd"/>
-      <w:r>
-        <w:rPr>
-          <w:lang w:eastAsia="es-GT"/>
-        </w:rPr>
-        <w:t xml:space="preserve"> introductorio)</w:t>
+        <w:t>(Parrafo introductorio)</w:t>
       </w:r>
     </w:p>
     <w:p>
@@ -5860,23 +5755,7 @@
           <w:rFonts w:ascii="Arial" w:eastAsiaTheme="minorHAnsi" w:hAnsi="Arial" w:cs="Arial"/>
           <w:lang w:val="es-419" w:eastAsia="es-GT"/>
         </w:rPr>
-        <w:t xml:space="preserve">Para el desarrollo del proyecto se utilizará la metodología Scrum, debido a que permite organizar el trabajo en ciclos cortos e incrementales, conocidos como </w:t>
-      </w:r>
-      <w:proofErr w:type="spellStart"/>
-      <w:r>
-        <w:rPr>
-          <w:rFonts w:ascii="Arial" w:eastAsiaTheme="minorHAnsi" w:hAnsi="Arial" w:cs="Arial"/>
-          <w:lang w:val="es-419" w:eastAsia="es-GT"/>
-        </w:rPr>
-        <w:t>sprints</w:t>
-      </w:r>
-      <w:proofErr w:type="spellEnd"/>
-      <w:r>
-        <w:rPr>
-          <w:rFonts w:ascii="Arial" w:eastAsiaTheme="minorHAnsi" w:hAnsi="Arial" w:cs="Arial"/>
-          <w:lang w:val="es-419" w:eastAsia="es-GT"/>
-        </w:rPr>
-        <w:t>. Según Schwaber y Sutherland (2020), autores de la Guía de Scrum, este es un marco de trabajo ligero que ayuda a las personas, equipos y organizaciones a generar valor mediante soluciones adaptables para problemas complejos, a través de dichos ciclos cortos e iterativos. Esta metodología resulta adecuada para proyectos de software en los que se requiere flexibilidad, revisión constante y adaptación a cambios durante el proceso de desarrollo. La elección de Scrum responde a la naturaleza del proyecto, ya que el desarrollo de una aplicación web para centros de salud requiere validaciones frecuentes, definición progresiva de funcionalidades y revisión constante de los módulos implementados. Esto favorece la reducción de errores, mejora la comunicación del equipo y permite entregar incrementos funcionales durante el desarrollo.</w:t>
+        <w:t>Para el desarrollo del proyecto se utilizará la metodología Scrum, debido a que permite organizar el trabajo en ciclos cortos e incrementales, conocidos como sprints. Según Schwaber y Sutherland (2020), autores de la Guía de Scrum, este es un marco de trabajo ligero que ayuda a las personas, equipos y organizaciones a generar valor mediante soluciones adaptables para problemas complejos, a través de dichos ciclos cortos e iterativos. Esta metodología resulta adecuada para proyectos de software en los que se requiere flexibilidad, revisión constante y adaptación a cambios durante el proceso de desarrollo. La elección de Scrum responde a la naturaleza del proyecto, ya que el desarrollo de una aplicación web para centros de salud requiere validaciones frecuentes, definición progresiva de funcionalidades y revisión constante de los módulos implementados. Esto favorece la reducción de errores, mejora la comunicación del equipo y permite entregar incrementos funcionales durante el desarrollo.</w:t>
       </w:r>
     </w:p>
     <w:p>
@@ -5894,55 +5773,7 @@
           <w:rFonts w:ascii="Arial" w:eastAsiaTheme="minorHAnsi" w:hAnsi="Arial" w:cs="Arial"/>
           <w:lang w:val="es-419" w:eastAsia="es-GT"/>
         </w:rPr>
-        <w:t xml:space="preserve">El rol de </w:t>
-      </w:r>
-      <w:proofErr w:type="spellStart"/>
-      <w:r>
-        <w:rPr>
-          <w:rFonts w:ascii="Arial" w:eastAsiaTheme="minorHAnsi" w:hAnsi="Arial" w:cs="Arial"/>
-          <w:lang w:val="es-419" w:eastAsia="es-GT"/>
-        </w:rPr>
-        <w:t>Product</w:t>
-      </w:r>
-      <w:proofErr w:type="spellEnd"/>
-      <w:r>
-        <w:rPr>
-          <w:rFonts w:ascii="Arial" w:eastAsiaTheme="minorHAnsi" w:hAnsi="Arial" w:cs="Arial"/>
-          <w:lang w:val="es-419" w:eastAsia="es-GT"/>
-        </w:rPr>
-        <w:t xml:space="preserve"> Owner será representado por el integrante encargado de priorizar los requerimientos del sistema, considerando las necesidades del centro de salud y los objetivos del proyecto. El Scrum </w:t>
-      </w:r>
-      <w:proofErr w:type="gramStart"/>
-      <w:r>
-        <w:rPr>
-          <w:rFonts w:ascii="Arial" w:eastAsiaTheme="minorHAnsi" w:hAnsi="Arial" w:cs="Arial"/>
-          <w:lang w:val="es-419" w:eastAsia="es-GT"/>
-        </w:rPr>
-        <w:t>Master</w:t>
-      </w:r>
-      <w:proofErr w:type="gramEnd"/>
-      <w:r>
-        <w:rPr>
-          <w:rFonts w:ascii="Arial" w:eastAsiaTheme="minorHAnsi" w:hAnsi="Arial" w:cs="Arial"/>
-          <w:lang w:val="es-419" w:eastAsia="es-GT"/>
-        </w:rPr>
-        <w:t xml:space="preserve"> será el responsable de coordinar el cumplimiento de la metodología, organizar las reuniones y apoyar al equipo en la eliminación de obstáculos. Los </w:t>
-      </w:r>
-      <w:proofErr w:type="spellStart"/>
-      <w:r>
-        <w:rPr>
-          <w:rFonts w:ascii="Arial" w:eastAsiaTheme="minorHAnsi" w:hAnsi="Arial" w:cs="Arial"/>
-          <w:lang w:val="es-419" w:eastAsia="es-GT"/>
-        </w:rPr>
-        <w:t>Developers</w:t>
-      </w:r>
-      <w:proofErr w:type="spellEnd"/>
-      <w:r>
-        <w:rPr>
-          <w:rFonts w:ascii="Arial" w:eastAsiaTheme="minorHAnsi" w:hAnsi="Arial" w:cs="Arial"/>
-          <w:lang w:val="es-419" w:eastAsia="es-GT"/>
-        </w:rPr>
-        <w:t xml:space="preserve"> serán los integrantes encargados del análisis, diseño, programación, pruebas y documentación del sistema.</w:t>
+        <w:t>El rol de Product Owner será representado por el integrante encargado de priorizar los requerimientos del sistema, considerando las necesidades del centro de salud y los objetivos del proyecto. El Scrum Master será el responsable de coordinar el cumplimiento de la metodología, organizar las reuniones y apoyar al equipo en la eliminación de obstáculos. Los Developers serán los integrantes encargados del análisis, diseño, programación, pruebas y documentación del sistema.</w:t>
       </w:r>
     </w:p>
     <w:p>
@@ -5960,39 +5791,7 @@
           <w:rFonts w:ascii="Arial" w:eastAsiaTheme="minorHAnsi" w:hAnsi="Arial" w:cs="Arial"/>
           <w:lang w:val="es-419" w:eastAsia="es-GT"/>
         </w:rPr>
-        <w:t xml:space="preserve">Las principales herramientas de Scrum que se utilizarán en el proyecto serán el </w:t>
-      </w:r>
-      <w:proofErr w:type="spellStart"/>
-      <w:r>
-        <w:rPr>
-          <w:rFonts w:ascii="Arial" w:eastAsiaTheme="minorHAnsi" w:hAnsi="Arial" w:cs="Arial"/>
-          <w:lang w:val="es-419" w:eastAsia="es-GT"/>
-        </w:rPr>
-        <w:t>Product</w:t>
-      </w:r>
-      <w:proofErr w:type="spellEnd"/>
-      <w:r>
-        <w:rPr>
-          <w:rFonts w:ascii="Arial" w:eastAsiaTheme="minorHAnsi" w:hAnsi="Arial" w:cs="Arial"/>
-          <w:lang w:val="es-419" w:eastAsia="es-GT"/>
-        </w:rPr>
-        <w:t xml:space="preserve"> Backlog, el Sprint Backlog y el Incremento. El </w:t>
-      </w:r>
-      <w:proofErr w:type="spellStart"/>
-      <w:r>
-        <w:rPr>
-          <w:rFonts w:ascii="Arial" w:eastAsiaTheme="minorHAnsi" w:hAnsi="Arial" w:cs="Arial"/>
-          <w:lang w:val="es-419" w:eastAsia="es-GT"/>
-        </w:rPr>
-        <w:t>Product</w:t>
-      </w:r>
-      <w:proofErr w:type="spellEnd"/>
-      <w:r>
-        <w:rPr>
-          <w:rFonts w:ascii="Arial" w:eastAsiaTheme="minorHAnsi" w:hAnsi="Arial" w:cs="Arial"/>
-          <w:lang w:val="es-419" w:eastAsia="es-GT"/>
-        </w:rPr>
-        <w:t xml:space="preserve"> Backlog contendrá la lista priorizada de funcionalidades del sistema, tales como autenticación de </w:t>
+        <w:t xml:space="preserve">Las principales herramientas de Scrum que se utilizarán en el proyecto serán el Product Backlog, el Sprint Backlog y el Incremento. El Product Backlog contendrá la lista priorizada de funcionalidades del sistema, tales como autenticación de </w:t>
       </w:r>
       <w:r>
         <w:rPr>
@@ -6018,39 +5817,7 @@
           <w:rFonts w:ascii="Arial" w:eastAsiaTheme="minorHAnsi" w:hAnsi="Arial" w:cs="Arial"/>
           <w:lang w:val="es-419" w:eastAsia="es-GT"/>
         </w:rPr>
-        <w:t xml:space="preserve">Esta metodología se desarrollará a lo largo de cuatro </w:t>
-      </w:r>
-      <w:proofErr w:type="spellStart"/>
-      <w:r>
-        <w:rPr>
-          <w:rFonts w:ascii="Arial" w:eastAsiaTheme="minorHAnsi" w:hAnsi="Arial" w:cs="Arial"/>
-          <w:lang w:val="es-419" w:eastAsia="es-GT"/>
-        </w:rPr>
-        <w:t>Sprints</w:t>
-      </w:r>
-      <w:proofErr w:type="spellEnd"/>
-      <w:r>
-        <w:rPr>
-          <w:rFonts w:ascii="Arial" w:eastAsiaTheme="minorHAnsi" w:hAnsi="Arial" w:cs="Arial"/>
-          <w:lang w:val="es-419" w:eastAsia="es-GT"/>
-        </w:rPr>
-        <w:t xml:space="preserve"> adaptadas al contexto del proyecto, manteniendo relación directa con los objetivos específicos establecidos en el capítulo uno, verificando que se cumpla cada uno de ellos. Estos </w:t>
-      </w:r>
-      <w:proofErr w:type="spellStart"/>
-      <w:r>
-        <w:rPr>
-          <w:rFonts w:ascii="Arial" w:eastAsiaTheme="minorHAnsi" w:hAnsi="Arial" w:cs="Arial"/>
-          <w:lang w:val="es-419" w:eastAsia="es-GT"/>
-        </w:rPr>
-        <w:t>Sprints</w:t>
-      </w:r>
-      <w:proofErr w:type="spellEnd"/>
-      <w:r>
-        <w:rPr>
-          <w:rFonts w:ascii="Arial" w:eastAsiaTheme="minorHAnsi" w:hAnsi="Arial" w:cs="Arial"/>
-          <w:lang w:val="es-419" w:eastAsia="es-GT"/>
-        </w:rPr>
-        <w:t xml:space="preserve"> permitirán organizar el desarrollo de la aplicación web desde el levantamiento de requerimientos hasta la validación del sistema con usuarios.</w:t>
+        <w:t>Esta metodología se desarrollará a lo largo de cuatro Sprints adaptadas al contexto del proyecto, manteniendo relación directa con los objetivos específicos establecidos en el capítulo uno, verificando que se cumpla cada uno de ellos. Estos Sprints permitirán organizar el desarrollo de la aplicación web desde el levantamiento de requerimientos hasta la validación del sistema con usuarios.</w:t>
       </w:r>
     </w:p>
     <w:p>
@@ -6061,30 +5828,22 @@
         <w:jc w:val="center"/>
       </w:pPr>
       <w:r>
-        <w:t>Ilustración 2.2</w:t>
-      </w:r>
-      <w:r>
-        <w:t xml:space="preserve"> Modelo Scrum aplicado al proyecto</w:t>
-      </w:r>
-    </w:p>
-    <w:p>
-      <w:pPr>
-        <w:keepNext/>
-        <w:spacing w:after="0" w:line="276" w:lineRule="auto"/>
-        <w:jc w:val="center"/>
-      </w:pPr>
-      <w:r>
-        <w:rPr>
-          <w:rFonts w:ascii="Arial" w:hAnsi="Arial" w:cs="Arial"/>
+        <w:rPr>
           <w:noProof/>
-          <w:sz w:val="24"/>
-          <w:szCs w:val="24"/>
         </w:rPr>
         <w:drawing>
-          <wp:inline distT="0" distB="0" distL="0" distR="0" wp14:anchorId="417BA779" wp14:editId="3FD4AD77">
-            <wp:extent cx="4892527" cy="2362200"/>
-            <wp:effectExtent l="0" t="0" r="3810" b="0"/>
-            <wp:docPr id="1" name="Imagen 1"/>
+          <wp:anchor distT="0" distB="0" distL="114300" distR="114300" simplePos="0" relativeHeight="251660288" behindDoc="0" locked="0" layoutInCell="1" allowOverlap="1" wp14:anchorId="5BA32D1D" wp14:editId="64E40909">
+            <wp:simplePos x="0" y="0"/>
+            <wp:positionH relativeFrom="margin">
+              <wp:align>center</wp:align>
+            </wp:positionH>
+            <wp:positionV relativeFrom="paragraph">
+              <wp:posOffset>304165</wp:posOffset>
+            </wp:positionV>
+            <wp:extent cx="4211320" cy="3208020"/>
+            <wp:effectExtent l="0" t="0" r="0" b="0"/>
+            <wp:wrapTopAndBottom/>
+            <wp:docPr id="3" name="Imagen 3"/>
             <wp:cNvGraphicFramePr>
               <a:graphicFrameLocks xmlns:a="http://schemas.openxmlformats.org/drawingml/2006/main" noChangeAspect="1"/>
             </wp:cNvGraphicFramePr>
@@ -6092,30 +5851,68 @@
               <a:graphicData uri="http://schemas.openxmlformats.org/drawingml/2006/picture">
                 <pic:pic xmlns:pic="http://schemas.openxmlformats.org/drawingml/2006/picture">
                   <pic:nvPicPr>
-                    <pic:cNvPr id="1" name=""/>
-                    <pic:cNvPicPr/>
+                    <pic:cNvPr id="0" name="Picture 1"/>
+                    <pic:cNvPicPr>
+                      <a:picLocks noChangeAspect="1" noChangeArrowheads="1"/>
+                    </pic:cNvPicPr>
                   </pic:nvPicPr>
                   <pic:blipFill>
-                    <a:blip r:embed="rId17"/>
+                    <a:blip r:embed="rId17">
+                      <a:extLst>
+                        <a:ext uri="{28A0092B-C50C-407E-A947-70E740481C1C}">
+                          <a14:useLocalDpi xmlns:a14="http://schemas.microsoft.com/office/drawing/2010/main" val="0"/>
+                        </a:ext>
+                      </a:extLst>
+                    </a:blip>
+                    <a:srcRect/>
                     <a:stretch>
                       <a:fillRect/>
                     </a:stretch>
                   </pic:blipFill>
-                  <pic:spPr>
+                  <pic:spPr bwMode="auto">
                     <a:xfrm>
                       <a:off x="0" y="0"/>
-                      <a:ext cx="4897028" cy="2364373"/>
+                      <a:ext cx="4211320" cy="3208020"/>
                     </a:xfrm>
                     <a:prstGeom prst="rect">
                       <a:avLst/>
                     </a:prstGeom>
+                    <a:noFill/>
+                    <a:ln>
+                      <a:noFill/>
+                    </a:ln>
                   </pic:spPr>
                 </pic:pic>
               </a:graphicData>
             </a:graphic>
-          </wp:inline>
+            <wp14:sizeRelH relativeFrom="margin">
+              <wp14:pctWidth>0</wp14:pctWidth>
+            </wp14:sizeRelH>
+            <wp14:sizeRelV relativeFrom="margin">
+              <wp14:pctHeight>0</wp14:pctHeight>
+            </wp14:sizeRelV>
+          </wp:anchor>
         </w:drawing>
       </w:r>
+      <w:r>
+        <w:t>Imagen</w:t>
+      </w:r>
+      <w:r>
+        <w:t xml:space="preserve"> 2.2</w:t>
+      </w:r>
+      <w:r>
+        <w:t xml:space="preserve"> </w:t>
+      </w:r>
+      <w:r>
+        <w:t>Metodología Scrum</w:t>
+      </w:r>
+    </w:p>
+    <w:p>
+      <w:pPr>
+        <w:keepNext/>
+        <w:spacing w:after="0" w:line="276" w:lineRule="auto"/>
+        <w:jc w:val="center"/>
+      </w:pPr>
     </w:p>
     <w:p>
       <w:pPr>
@@ -6129,7 +5926,10 @@
         </w:rPr>
       </w:pPr>
       <w:r>
-        <w:t>Fuente: Los autores</w:t>
+        <w:t xml:space="preserve">Fuente: </w:t>
+      </w:r>
+      <w:r>
+        <w:t xml:space="preserve">donetonic.com (2021) </w:t>
       </w:r>
     </w:p>
     <w:p>
@@ -6143,15 +5943,7 @@
       </w:pPr>
       <w:bookmarkStart w:id="35" w:name="_Toc236848977"/>
       <w:r>
-        <w:t xml:space="preserve">Sprint 1: levantamiento de requerimientos y definición del </w:t>
-      </w:r>
-      <w:proofErr w:type="spellStart"/>
-      <w:r>
-        <w:t>Product</w:t>
-      </w:r>
-      <w:proofErr w:type="spellEnd"/>
-      <w:r>
-        <w:t xml:space="preserve"> Backlog</w:t>
+        <w:t>Sprint 1: levantamiento de requerimientos y definición del Product Backlog</w:t>
       </w:r>
       <w:bookmarkEnd w:id="35"/>
     </w:p>
@@ -6206,7 +5998,6 @@
           <w:szCs w:val="24"/>
         </w:rPr>
       </w:pPr>
-      <w:proofErr w:type="gramStart"/>
       <w:r>
         <w:rPr>
           <w:rFonts w:ascii="Arial" w:hAnsi="Arial" w:cs="Arial"/>
@@ -6215,7 +6006,6 @@
         </w:rPr>
         <w:t>Herramientas a utilizar</w:t>
       </w:r>
-      <w:proofErr w:type="gramEnd"/>
       <w:r>
         <w:rPr>
           <w:rFonts w:ascii="Arial" w:hAnsi="Arial" w:cs="Arial"/>
@@ -6230,7 +6020,16 @@
           <w:sz w:val="24"/>
           <w:szCs w:val="24"/>
         </w:rPr>
-        <w:t>entrevistas o consultas con usuarios relacionados con el contexto del proyecto para conocer mejor sus necesidades, documentos de requerimientos para dejar claras las funciones principales del sistema, listas de funcionalidades para organizar lo que debe incluir la aplicación, hojas de cálculo para ordenar los datos importantes y herramientas de gestión de tareas para planificar las actividades y llevar control del avance del proyecto.</w:t>
+        <w:t xml:space="preserve">entrevistas o consultas con usuarios relacionados con el contexto del proyecto para conocer mejor sus necesidades, </w:t>
+      </w:r>
+      <w:r>
+        <w:rPr>
+          <w:rFonts w:ascii="Arial" w:hAnsi="Arial" w:cs="Arial"/>
+          <w:sz w:val="24"/>
+          <w:szCs w:val="24"/>
+        </w:rPr>
+        <w:lastRenderedPageBreak/>
+        <w:t>documentos de requerimientos para dejar claras las funciones principales del sistema, listas de funcionalidades para organizar lo que debe incluir la aplicación, hojas de cálculo para ordenar los datos importantes y herramientas de gestión de tareas para planificar las actividades y llevar control del avance del proyecto.</w:t>
       </w:r>
     </w:p>
     <w:p>
@@ -6244,7 +6043,6 @@
       </w:pPr>
       <w:bookmarkStart w:id="36" w:name="_Toc236848978"/>
       <w:r>
-        <w:lastRenderedPageBreak/>
         <w:t>Sprint 2: diseño funcional y diseño de la estructura del sistema</w:t>
       </w:r>
       <w:bookmarkEnd w:id="36"/>
@@ -6300,23 +6098,13 @@
           <w:szCs w:val="24"/>
         </w:rPr>
       </w:pPr>
-      <w:proofErr w:type="gramStart"/>
-      <w:r>
-        <w:rPr>
-          <w:rFonts w:ascii="Arial" w:hAnsi="Arial" w:cs="Arial"/>
-          <w:sz w:val="24"/>
-          <w:szCs w:val="24"/>
-        </w:rPr>
-        <w:t>Herramientas a utilizar</w:t>
-      </w:r>
-      <w:proofErr w:type="gramEnd"/>
-      <w:r>
-        <w:rPr>
-          <w:rFonts w:ascii="Arial" w:hAnsi="Arial" w:cs="Arial"/>
-          <w:sz w:val="24"/>
-          <w:szCs w:val="24"/>
-        </w:rPr>
-        <w:t>:</w:t>
+      <w:r>
+        <w:rPr>
+          <w:rFonts w:ascii="Arial" w:hAnsi="Arial" w:cs="Arial"/>
+          <w:sz w:val="24"/>
+          <w:szCs w:val="24"/>
+        </w:rPr>
+        <w:t>Herramientas a utilizar:</w:t>
       </w:r>
       <w:r>
         <w:t xml:space="preserve"> </w:t>
@@ -6406,25 +6194,7 @@
           <w:sz w:val="24"/>
           <w:szCs w:val="24"/>
         </w:rPr>
-        <w:t xml:space="preserve">Herramientas a utilizar: entorno de desarrollo integrado para escribir y organizar el código del sistema, lenguaje de programación web para crear las funciones principales de la aplicación, </w:t>
-      </w:r>
-      <w:proofErr w:type="spellStart"/>
-      <w:r>
-        <w:rPr>
-          <w:rFonts w:ascii="Arial" w:hAnsi="Arial" w:cs="Arial"/>
-          <w:sz w:val="24"/>
-          <w:szCs w:val="24"/>
-        </w:rPr>
-        <w:t>framework</w:t>
-      </w:r>
-      <w:proofErr w:type="spellEnd"/>
-      <w:r>
-        <w:rPr>
-          <w:rFonts w:ascii="Arial" w:hAnsi="Arial" w:cs="Arial"/>
-          <w:sz w:val="24"/>
-          <w:szCs w:val="24"/>
-        </w:rPr>
-        <w:t xml:space="preserve"> de desarrollo para facilitar la estructura del proyecto, gestor de base de datos para almacenar la información de usuarios, vacunas, centros de salud, tipos de vacuna y población objetivo, sistema de control de versiones para guardar los cambios realizados y llevar un mejor control del avance durante el desarrollo, librerías para el manejo de archivos en hoja de cálculo que permitan generar, descargar o exportar formatos organizados de información, y pruebas funcionales para verificar que el ingreso de datos, la asociación con centros </w:t>
+        <w:t xml:space="preserve">Herramientas a utilizar: entorno de desarrollo integrado para escribir y organizar el código del sistema, lenguaje de programación web para crear las funciones principales de la aplicación, framework de desarrollo para facilitar la estructura del proyecto, gestor de base de datos para almacenar la información de usuarios, vacunas, centros de salud, tipos de vacuna y </w:t>
       </w:r>
       <w:r>
         <w:rPr>
@@ -6433,7 +6203,7 @@
           <w:szCs w:val="24"/>
         </w:rPr>
         <w:lastRenderedPageBreak/>
-        <w:t>de salud, la descarga del formato, la tabla y los filtros de búsqueda funcionen correctamente.</w:t>
+        <w:t>población objetivo, sistema de control de versiones para guardar los cambios realizados y llevar un mejor control del avance durante el desarrollo, librerías para el manejo de archivos en hoja de cálculo que permitan generar, descargar o exportar formatos organizados de información, y pruebas funcionales para verificar que el ingreso de datos, la asociación con centros de salud, la descarga del formato, la tabla y los filtros de búsqueda funcionen correctamente.</w:t>
       </w:r>
     </w:p>
     <w:p>
@@ -6536,6 +6306,7 @@
     <w:p>
       <w:pPr>
         <w:spacing w:line="276" w:lineRule="auto"/>
+        <w:ind w:firstLine="360"/>
         <w:jc w:val="both"/>
         <w:rPr>
           <w:rFonts w:ascii="Arial" w:hAnsi="Arial" w:cs="Arial"/>
@@ -6549,7 +6320,23 @@
           <w:sz w:val="24"/>
           <w:szCs w:val="24"/>
         </w:rPr>
-        <w:t>Para determinar si el proyecto de la gestión de vacunas en los centros de salud del departamento de San Marcos puede ejecutarse de manera exitosa, se realizó un análisis de viabilidad fundamentado en la evaluación de las factibilidades técnica, operativa, económica, legal y ética.</w:t>
+        <w:t>Para determinar si el proyecto de la gestión de vacunas en los centros de salud del departamento de San Marcos puede ejecutarse de manera exitosa, se realizó un análisis de viabilidad fundamentado en la evaluación de las factibilidades técnica, operativa, económica, legal y ética</w:t>
+      </w:r>
+      <w:r>
+        <w:rPr>
+          <w:rFonts w:ascii="Arial" w:hAnsi="Arial" w:cs="Arial"/>
+          <w:sz w:val="24"/>
+          <w:szCs w:val="24"/>
+        </w:rPr>
+        <w:t>. Este análisis permite verificar que la propuesta cuenta con los recursos tecnológicos, humanos y financieros necesarios para su implementación, así como el respaldo institucional y el marco legal que garanticen su correcto funcionamiento dentro de los centros de salud involucrados</w:t>
+      </w:r>
+      <w:r>
+        <w:rPr>
+          <w:rFonts w:ascii="Arial" w:hAnsi="Arial" w:cs="Arial"/>
+          <w:sz w:val="24"/>
+          <w:szCs w:val="24"/>
+        </w:rPr>
+        <w:t>.</w:t>
       </w:r>
     </w:p>
     <w:p>
@@ -6559,17 +6346,18 @@
           <w:ilvl w:val="0"/>
           <w:numId w:val="20"/>
         </w:numPr>
+        <w:spacing w:after="0" w:line="276" w:lineRule="auto"/>
+      </w:pPr>
+      <w:bookmarkStart w:id="40" w:name="_Toc236848982"/>
+      <w:r>
+        <w:t>Factibilidad técnica</w:t>
+      </w:r>
+      <w:bookmarkEnd w:id="40"/>
+    </w:p>
+    <w:p>
+      <w:pPr>
         <w:spacing w:line="276" w:lineRule="auto"/>
-      </w:pPr>
-      <w:bookmarkStart w:id="40" w:name="_Toc236848982"/>
-      <w:r>
-        <w:t>Factibilidad técnica</w:t>
-      </w:r>
-      <w:bookmarkEnd w:id="40"/>
-    </w:p>
-    <w:p>
-      <w:pPr>
-        <w:spacing w:after="0" w:line="276" w:lineRule="auto"/>
+        <w:ind w:firstLine="360"/>
         <w:jc w:val="both"/>
         <w:rPr>
           <w:rFonts w:ascii="Arial" w:hAnsi="Arial" w:cs="Arial"/>
@@ -6583,13 +6371,62 @@
           <w:sz w:val="24"/>
           <w:szCs w:val="24"/>
         </w:rPr>
-        <w:t>El proyecto es técnicamente viable, debido a que las tecnologías necesarias para el desarrollo de una aplicación web centralizada se encuentran disponibles y son accesibles. La solución requiere herramientas de desarrollo web, una base de datos, un servidor central y acceso mediante navegador, elementos que forman parte de la infraestructura tecnológica común en proyectos de sistemas de información.</w:t>
-      </w:r>
-    </w:p>
-    <w:p>
-      <w:pPr>
-        <w:spacing w:after="0" w:line="276" w:lineRule="auto"/>
-        <w:ind w:firstLine="708"/>
+        <w:t>En el factor técnico</w:t>
+      </w:r>
+      <w:r>
+        <w:rPr>
+          <w:rFonts w:ascii="Arial" w:hAnsi="Arial" w:cs="Arial"/>
+          <w:sz w:val="24"/>
+          <w:szCs w:val="24"/>
+        </w:rPr>
+        <w:t>, las tecnologías necesarias para el desarrollo de una aplicación web se encuentran disponibles y son accesibles. La solución requiere herramientas de desarrollo web, una base de datos, un servidor central</w:t>
+      </w:r>
+      <w:r>
+        <w:rPr>
+          <w:rFonts w:ascii="Arial" w:hAnsi="Arial" w:cs="Arial"/>
+          <w:sz w:val="24"/>
+          <w:szCs w:val="24"/>
+        </w:rPr>
+        <w:t xml:space="preserve"> y </w:t>
+      </w:r>
+      <w:r>
+        <w:rPr>
+          <w:rFonts w:ascii="Arial" w:hAnsi="Arial" w:cs="Arial"/>
+          <w:sz w:val="24"/>
+          <w:szCs w:val="24"/>
+        </w:rPr>
+        <w:t xml:space="preserve">acceso </w:t>
+      </w:r>
+      <w:r>
+        <w:rPr>
+          <w:rFonts w:ascii="Arial" w:hAnsi="Arial" w:cs="Arial"/>
+          <w:sz w:val="24"/>
+          <w:szCs w:val="24"/>
+        </w:rPr>
+        <w:lastRenderedPageBreak/>
+        <w:t>mediante navegador</w:t>
+      </w:r>
+      <w:r>
+        <w:rPr>
+          <w:rFonts w:ascii="Arial" w:hAnsi="Arial" w:cs="Arial"/>
+          <w:sz w:val="24"/>
+          <w:szCs w:val="24"/>
+        </w:rPr>
+        <w:t xml:space="preserve">, </w:t>
+      </w:r>
+      <w:r>
+        <w:rPr>
+          <w:rFonts w:ascii="Arial" w:hAnsi="Arial" w:cs="Arial"/>
+          <w:sz w:val="24"/>
+          <w:szCs w:val="24"/>
+        </w:rPr>
+        <w:t>elementos que forman parte de la infraestructura tecnológica común en proyectos de sistemas de información.</w:t>
+      </w:r>
+    </w:p>
+    <w:p>
+      <w:pPr>
+        <w:spacing w:line="278" w:lineRule="auto"/>
+        <w:ind w:firstLine="360"/>
         <w:jc w:val="both"/>
         <w:rPr>
           <w:rFonts w:ascii="Arial" w:hAnsi="Arial" w:cs="Arial"/>
@@ -6603,13 +6440,61 @@
           <w:sz w:val="24"/>
           <w:szCs w:val="24"/>
         </w:rPr>
-        <w:t>Asimismo, la aplicación puede desarrollarse mediante tecnologías actuales para la creación de interfaces web, gestión de datos y conexión con servidores. El sistema no requiere dispositivos especializados, ya que los usuarios podrán acceder desde computadoras con conexión a internet, esto facilita su implementación en los centros de salud.</w:t>
-      </w:r>
-    </w:p>
-    <w:p>
-      <w:pPr>
-        <w:spacing w:after="0" w:line="276" w:lineRule="auto"/>
-        <w:ind w:firstLine="708"/>
+        <w:t>Asimismo, la aplicación puede desarrollarse mediante tecnologías actuales para la creación de interfaces web, gestión de datos y conexión con servidores. El sistema no requiere dispositivos especializados, ya que los usuarios podrán acceder desde computadoras con conexión a internet,</w:t>
+      </w:r>
+      <w:r>
+        <w:rPr>
+          <w:rFonts w:ascii="Arial" w:hAnsi="Arial" w:cs="Arial"/>
+          <w:sz w:val="24"/>
+          <w:szCs w:val="24"/>
+        </w:rPr>
+        <w:t xml:space="preserve"> así como dispositivos móviles.</w:t>
+      </w:r>
+      <w:r>
+        <w:rPr>
+          <w:rFonts w:ascii="Arial" w:hAnsi="Arial" w:cs="Arial"/>
+          <w:sz w:val="24"/>
+          <w:szCs w:val="24"/>
+        </w:rPr>
+        <w:t xml:space="preserve"> </w:t>
+      </w:r>
+      <w:r>
+        <w:rPr>
+          <w:rFonts w:ascii="Arial" w:hAnsi="Arial" w:cs="Arial"/>
+          <w:sz w:val="24"/>
+          <w:szCs w:val="24"/>
+        </w:rPr>
+        <w:t>E</w:t>
+      </w:r>
+      <w:r>
+        <w:rPr>
+          <w:rFonts w:ascii="Arial" w:hAnsi="Arial" w:cs="Arial"/>
+          <w:sz w:val="24"/>
+          <w:szCs w:val="24"/>
+        </w:rPr>
+        <w:t>sto facilita su implementación</w:t>
+      </w:r>
+      <w:r>
+        <w:rPr>
+          <w:rFonts w:ascii="Arial" w:hAnsi="Arial" w:cs="Arial"/>
+          <w:sz w:val="24"/>
+          <w:szCs w:val="24"/>
+        </w:rPr>
+        <w:t xml:space="preserve"> y uso</w:t>
+      </w:r>
+      <w:r>
+        <w:rPr>
+          <w:rFonts w:ascii="Arial" w:hAnsi="Arial" w:cs="Arial"/>
+          <w:sz w:val="24"/>
+          <w:szCs w:val="24"/>
+        </w:rPr>
+        <w:t xml:space="preserve"> en los centros de salud.</w:t>
+      </w:r>
+    </w:p>
+    <w:p>
+      <w:pPr>
+        <w:spacing w:line="278" w:lineRule="auto"/>
+        <w:ind w:firstLine="360"/>
         <w:jc w:val="both"/>
         <w:rPr>
           <w:rFonts w:ascii="Arial" w:hAnsi="Arial" w:cs="Arial"/>
@@ -6623,8 +6508,27 @@
           <w:sz w:val="24"/>
           <w:szCs w:val="24"/>
         </w:rPr>
-        <w:lastRenderedPageBreak/>
         <w:t>Desde el punto de vista del almacenamiento, la información de vacunas puede organizarse en una base de datos relacional, permitiendo registrar municipios, centros de salud, tipos de vacunas, cantidades disponibles y población objetivo. Esta estructura permitirá consultas ordenadas y una visualización clara de los datos, lo cual responde directamente a la necesidad de centralización planteada en el proyecto.</w:t>
+      </w:r>
+    </w:p>
+    <w:p>
+      <w:pPr>
+        <w:spacing w:line="278" w:lineRule="auto"/>
+        <w:ind w:firstLine="360"/>
+        <w:jc w:val="both"/>
+        <w:rPr>
+          <w:rFonts w:ascii="Arial" w:hAnsi="Arial" w:cs="Arial"/>
+          <w:sz w:val="24"/>
+          <w:szCs w:val="24"/>
+        </w:rPr>
+      </w:pPr>
+      <w:r>
+        <w:rPr>
+          <w:rFonts w:ascii="Arial" w:hAnsi="Arial" w:cs="Arial"/>
+          <w:sz w:val="24"/>
+          <w:szCs w:val="24"/>
+        </w:rPr>
+        <w:t>En consecuencia, considerando la disponibilidad de tecnologías de desarrollo web, la posibilidad de organizar la información mediante una base de datos relacional y la ausencia de requerimientos de hardware especializado, se concluye que el proyecto es factible de forma técnica para su implementación en los centros de salud del departamento de San Marcos.</w:t>
       </w:r>
     </w:p>
     <w:p>
@@ -6646,7 +6550,7 @@
           <w:ilvl w:val="0"/>
           <w:numId w:val="21"/>
         </w:numPr>
-        <w:spacing w:line="276" w:lineRule="auto"/>
+        <w:spacing w:after="0" w:line="276" w:lineRule="auto"/>
       </w:pPr>
       <w:bookmarkStart w:id="41" w:name="_Toc236848983"/>
       <w:r>
@@ -6656,7 +6560,8 @@
     </w:p>
     <w:p>
       <w:pPr>
-        <w:spacing w:after="0" w:line="276" w:lineRule="auto"/>
+        <w:spacing w:line="278" w:lineRule="auto"/>
+        <w:ind w:firstLine="360"/>
         <w:jc w:val="both"/>
         <w:rPr>
           <w:rFonts w:ascii="Arial" w:hAnsi="Arial" w:cs="Arial"/>
@@ -6670,13 +6575,13 @@
           <w:sz w:val="24"/>
           <w:szCs w:val="24"/>
         </w:rPr>
-        <w:t>El proyecto es operativamente viable porque responde a una necesidad real en la gestión de información de vacunas. La aplicación permitirá que el personal autorizado de cada centro de salud registre y actualice los datos de manera ordenada, reduciendo la dependencia de registros manuales o archivos aislados. De esta manera, se podrá trabajar con información más clara, actualizada y fácil de consultar cuando sea necesario.</w:t>
-      </w:r>
-    </w:p>
-    <w:p>
-      <w:pPr>
-        <w:spacing w:after="0" w:line="276" w:lineRule="auto"/>
-        <w:ind w:firstLine="708"/>
+        <w:t>El proyecto responde a una necesidad real en la gestión de información de vacunas. La aplicación permitirá que el personal autorizado de cada centro de salud registre y actualice los datos de manera ordenada, reduciendo la dependencia de registros manuales o archivos aislados. De esta manera, se podrá trabajar con información más clara, actualizada y fácil de consultar cuando sea necesario.</w:t>
+      </w:r>
+    </w:p>
+    <w:p>
+      <w:pPr>
+        <w:spacing w:line="278" w:lineRule="auto"/>
+        <w:ind w:firstLine="360"/>
         <w:jc w:val="both"/>
         <w:rPr>
           <w:rFonts w:ascii="Arial" w:hAnsi="Arial" w:cs="Arial"/>
@@ -6690,13 +6595,13 @@
           <w:sz w:val="24"/>
           <w:szCs w:val="24"/>
         </w:rPr>
-        <w:t>Para garantizar su uso adecuado, será necesario capacitar al personal encargado del registro de vacunas. Esta capacitación deberá enfocarse en el ingreso de información, descarga de formatos, actualización de registros y consulta de la vista tipo tabla. Al tratarse de una aplicación web, el proceso de aprendizaje puede ser sencillo ya que la interfaz se diseñará de forma clara, accesible y orientada a las tareas principales del usuario.</w:t>
-      </w:r>
-    </w:p>
-    <w:p>
-      <w:pPr>
-        <w:spacing w:after="0" w:line="276" w:lineRule="auto"/>
-        <w:ind w:firstLine="708"/>
+        <w:t>Para garantizar su uso adecuado, será necesario capacitar al personal encargado del registro de vacunas. Esta capacitación deberá enfocarse en el ingreso de información, descarga de formatos, actualización de registros y consulta de la vista tipo tabla. Al tratarse de una aplicación web, el proceso de aprendizaje debe ser sencillo ya que la interfaz se diseñará de forma clara, accesible y orientada a las tareas principales del usuario.</w:t>
+      </w:r>
+    </w:p>
+    <w:p>
+      <w:pPr>
+        <w:spacing w:line="278" w:lineRule="auto"/>
+        <w:ind w:firstLine="360"/>
         <w:jc w:val="both"/>
         <w:rPr>
           <w:rFonts w:ascii="Arial" w:hAnsi="Arial" w:cs="Arial"/>
@@ -6710,7 +6615,56 @@
           <w:sz w:val="24"/>
           <w:szCs w:val="24"/>
         </w:rPr>
-        <w:t>Además, la centralización de los datos facilitará el trabajo de las autoridades de salud, quienes podrán consultar información consolidada sin depender de reportes dispersos enviados por cada municipio. Esto permitirá mejorar la organización interna, la planificación y la toma de decisiones relacionadas con la distribución de vacunas. También ayudará a tener una visión más completa del estado de disponibilidad de vacunas en los distintos centros de salud.</w:t>
+        <w:t>Durante el levantamiento de información con el personal del Centro de Salud de San Marcos, se identificó una actitud positiva hacia la propuesta. El personal se mostró dispuesto a colaborar y manifestó interés en agilizar los procesos actuales de registro y control de vacunas, lo cual reduce el riesgo de que la herramienta caiga en desuso una vez implementada.</w:t>
+      </w:r>
+    </w:p>
+    <w:p>
+      <w:pPr>
+        <w:spacing w:line="278" w:lineRule="auto"/>
+        <w:ind w:firstLine="360"/>
+        <w:jc w:val="both"/>
+        <w:rPr>
+          <w:rFonts w:ascii="Arial" w:hAnsi="Arial" w:cs="Arial"/>
+          <w:sz w:val="24"/>
+          <w:szCs w:val="24"/>
+        </w:rPr>
+      </w:pPr>
+      <w:r>
+        <w:rPr>
+          <w:rFonts w:ascii="Arial" w:hAnsi="Arial" w:cs="Arial"/>
+          <w:sz w:val="24"/>
+          <w:szCs w:val="24"/>
+        </w:rPr>
+        <w:lastRenderedPageBreak/>
+        <w:t>Además, la centralización de los datos facilitará el trabajo de las autoridades de salud, quienes podrán consultar información consolidada sin depender de reportes dispersos y desactualizados enviados por cada municipio. Esto permitirá mejorar la organización interna, la planificación y la toma de decisiones relacionadas con la distribución de vacunas. También ayudará a tener una visión más completa del estado de disponibilidad de vacunas en los distintos centros de salud.</w:t>
+      </w:r>
+    </w:p>
+    <w:p>
+      <w:pPr>
+        <w:spacing w:line="278" w:lineRule="auto"/>
+        <w:ind w:firstLine="360"/>
+        <w:jc w:val="both"/>
+        <w:rPr>
+          <w:rFonts w:ascii="Arial" w:hAnsi="Arial" w:cs="Arial"/>
+          <w:sz w:val="24"/>
+          <w:szCs w:val="24"/>
+        </w:rPr>
+      </w:pPr>
+      <w:r>
+        <w:rPr>
+          <w:rFonts w:ascii="Arial" w:hAnsi="Arial" w:cs="Arial"/>
+          <w:sz w:val="24"/>
+          <w:szCs w:val="24"/>
+        </w:rPr>
+        <w:t>En consecuencia, considerando que el sistema responde a una necesidad operativa real, que su interfaz está orientada a facilitar el aprendizaje del personal mediante capacitación, y que se identificó receptividad y disposición por parte del personal del Centro de Salud de San Marcos hacia la propuesta, se concluye que el proyecto es operativamente factible para su implementación en los centros de salud del departamento de San Marcos</w:t>
+      </w:r>
+      <w:r>
+        <w:rPr>
+          <w:rFonts w:ascii="Arial" w:hAnsi="Arial" w:cs="Arial"/>
+          <w:sz w:val="24"/>
+          <w:szCs w:val="24"/>
+        </w:rPr>
+        <w:t>.</w:t>
       </w:r>
     </w:p>
     <w:p>
@@ -6732,7 +6686,7 @@
           <w:ilvl w:val="0"/>
           <w:numId w:val="22"/>
         </w:numPr>
-        <w:spacing w:line="276" w:lineRule="auto"/>
+        <w:spacing w:after="0" w:line="276" w:lineRule="auto"/>
       </w:pPr>
       <w:bookmarkStart w:id="42" w:name="_Toc236848984"/>
       <w:r>
@@ -6742,7 +6696,8 @@
     </w:p>
     <w:p>
       <w:pPr>
-        <w:spacing w:after="0" w:line="276" w:lineRule="auto"/>
+        <w:spacing w:line="278" w:lineRule="auto"/>
+        <w:ind w:firstLine="360"/>
         <w:jc w:val="both"/>
         <w:rPr>
           <w:rFonts w:ascii="Arial" w:hAnsi="Arial" w:cs="Arial"/>
@@ -6756,7 +6711,55 @@
           <w:sz w:val="24"/>
           <w:szCs w:val="24"/>
         </w:rPr>
-        <w:t>El proyecto es económicamente viable, ya que puede desarrollarse utilizando herramientas de bajo costo o de acceso gratuito para programación, diseño, documentación y pruebas. Los costos principales se relacionan con el alojamiento del sistema, dominio, materiales de capacitación, transporte para validaciones y posibles recursos de soporte técnico.</w:t>
+        <w:t>Este proyecto puede desarrollarse utilizando herramientas de bajo costo o de acceso gratuito para programación, diseño, documentación y pruebas. Los costos principales se relacionan con el alojamiento del sistema, dominio, materiales de capacitación, transporte por validaciones y posibles recursos de soporte técnico.</w:t>
+      </w:r>
+    </w:p>
+    <w:p>
+      <w:pPr>
+        <w:spacing w:line="278" w:lineRule="auto"/>
+        <w:ind w:firstLine="360"/>
+        <w:jc w:val="both"/>
+        <w:rPr>
+          <w:rFonts w:ascii="Arial" w:hAnsi="Arial" w:cs="Arial"/>
+          <w:sz w:val="24"/>
+          <w:szCs w:val="24"/>
+        </w:rPr>
+      </w:pPr>
+      <w:r>
+        <w:rPr>
+          <w:rFonts w:ascii="Arial" w:hAnsi="Arial" w:cs="Arial"/>
+          <w:sz w:val="24"/>
+          <w:szCs w:val="24"/>
+        </w:rPr>
+        <w:t>Al tratarse de un proyecto académico, el desarrollo será realizado por los integrantes del equipo, lo cual reduce significativamente el costo de mano de obra; sin embargo, para presentar una estimación más realista, se contempla el valor referencial del recurso humano como aporte del equipo de trabajo, así como los costos mínimos necesarios para llevar a cabo el sistema. Esta inversión no supondrá ningún gasto para el centro de salud, ya que el proyecto será donado en su totalidad por el equipo de desarrollo, incluyendo el pago del alojamiento durante seis meses. La inversión se justifica por los beneficios que generará el sistema, al permitir aprovechar mejor los recursos disponibles con datos más ordenados y accesibles para el personal autorizado, representando así una alternativa de bajo costo frente al impacto operativo que puede aportar al sistema de salud departamental.</w:t>
+      </w:r>
+    </w:p>
+    <w:p>
+      <w:pPr>
+        <w:spacing w:line="278" w:lineRule="auto"/>
+        <w:ind w:firstLine="360"/>
+        <w:jc w:val="both"/>
+        <w:rPr>
+          <w:rFonts w:ascii="Arial" w:hAnsi="Arial" w:cs="Arial"/>
+          <w:sz w:val="24"/>
+          <w:szCs w:val="24"/>
+        </w:rPr>
+      </w:pPr>
+      <w:r>
+        <w:rPr>
+          <w:rFonts w:ascii="Arial" w:hAnsi="Arial" w:cs="Arial"/>
+          <w:sz w:val="24"/>
+          <w:szCs w:val="24"/>
+        </w:rPr>
+        <w:t>Por ende, considerando que el desarrollo del sistema se apoya en herramientas de bajo costo o gratuitas, que la mano de obra será aportada por el equipo desarrollador y que los gastos de alojamiento serán cubiertos en su totalidad durante seis meses por los estudiantes sin representar ninguna inversión para la institución, se concluye que el proyecto es económicamente factible para su implementación en los centros de salud del departamento de San Marcos</w:t>
+      </w:r>
+      <w:r>
+        <w:rPr>
+          <w:rFonts w:ascii="Arial" w:hAnsi="Arial" w:cs="Arial"/>
+          <w:sz w:val="24"/>
+          <w:szCs w:val="24"/>
+        </w:rPr>
+        <w:t>.</w:t>
       </w:r>
     </w:p>
     <w:p>
@@ -6776,69 +6779,8 @@
           <w:sz w:val="24"/>
           <w:szCs w:val="24"/>
         </w:rPr>
-        <w:t>Al tratarse de un proyecto académico, el desarrollo será realizado por los integrantes del equipo, lo cual reduce significativamente el costo de mano de obra. Sin embargo, para presentar una estimación más realista, se contempla el valor referencial del recurso humano como aporte del equipo de trabajo, así como los costos mínimos necesarios para llevar a cabo el sistema.</w:t>
-      </w:r>
-    </w:p>
-    <w:p>
-      <w:pPr>
-        <w:spacing w:after="0" w:line="276" w:lineRule="auto"/>
-        <w:ind w:firstLine="708"/>
-        <w:jc w:val="both"/>
-        <w:rPr>
-          <w:rFonts w:ascii="Arial" w:hAnsi="Arial" w:cs="Arial"/>
-          <w:sz w:val="24"/>
-          <w:szCs w:val="24"/>
-        </w:rPr>
-      </w:pPr>
-      <w:r>
-        <w:rPr>
-          <w:rFonts w:ascii="Arial" w:hAnsi="Arial" w:cs="Arial"/>
-          <w:sz w:val="24"/>
-          <w:szCs w:val="24"/>
-        </w:rPr>
-        <w:t xml:space="preserve">La inversión propuesta se justifica por los beneficios que puede generar el sistema, entre ellos la reducción de errores en registros, mayor disponibilidad de </w:t>
-      </w:r>
-      <w:r>
-        <w:rPr>
-          <w:rFonts w:ascii="Arial" w:hAnsi="Arial" w:cs="Arial"/>
-          <w:sz w:val="24"/>
-          <w:szCs w:val="24"/>
-        </w:rPr>
-        <w:lastRenderedPageBreak/>
-        <w:t>información, mejor planificación en la distribución de vacunas y apoyo a la toma de decisiones. Además, permitirá aprovechar mejor los recursos disponibles al contar con datos más ordenados y accesibles para el personal autorizado.</w:t>
-      </w:r>
-    </w:p>
-    <w:p>
-      <w:pPr>
-        <w:spacing w:after="0" w:line="276" w:lineRule="auto"/>
-        <w:ind w:firstLine="708"/>
-        <w:jc w:val="both"/>
-        <w:rPr>
-          <w:rFonts w:ascii="Arial" w:hAnsi="Arial" w:cs="Arial"/>
-          <w:sz w:val="24"/>
-          <w:szCs w:val="24"/>
-        </w:rPr>
-      </w:pPr>
-      <w:r>
-        <w:rPr>
-          <w:rFonts w:ascii="Arial" w:hAnsi="Arial" w:cs="Arial"/>
-          <w:sz w:val="24"/>
-          <w:szCs w:val="24"/>
-        </w:rPr>
-        <w:t>Asimismo, esta inversión no supondrá ningún gasto para el centro de salud ya que el proyecto será donado en su totalidad por el equipo de desarrollo. Estos beneficios permiten considerar el proyecto como una solución de bajo costo en comparación con el impacto operativo que puede aportar al sistema de salud departamental. De esta forma, el sistema representa una alternativa accesible que puede mejorar la gestión de información sin requerir una inversión elevada por parte de la institución.</w:t>
-      </w:r>
-    </w:p>
-    <w:p>
-      <w:pPr>
-        <w:spacing w:after="0" w:line="276" w:lineRule="auto"/>
-        <w:ind w:firstLine="708"/>
-        <w:jc w:val="both"/>
-        <w:rPr>
-          <w:rFonts w:ascii="Arial" w:hAnsi="Arial" w:cs="Arial"/>
-          <w:sz w:val="24"/>
-          <w:szCs w:val="24"/>
-        </w:rPr>
-      </w:pPr>
+        <w:br w:type="page"/>
+      </w:r>
     </w:p>
     <w:p>
       <w:pPr>
@@ -6847,17 +6789,124 @@
           <w:ilvl w:val="0"/>
           <w:numId w:val="23"/>
         </w:numPr>
-        <w:spacing w:line="276" w:lineRule="auto"/>
+        <w:spacing w:after="0" w:line="276" w:lineRule="auto"/>
       </w:pPr>
       <w:bookmarkStart w:id="43" w:name="_Toc236848985"/>
       <w:r>
+        <w:lastRenderedPageBreak/>
         <w:t>Factibilidad legal</w:t>
       </w:r>
       <w:bookmarkEnd w:id="43"/>
     </w:p>
     <w:p>
       <w:pPr>
+        <w:spacing w:line="278" w:lineRule="auto"/>
+        <w:ind w:firstLine="360"/>
+        <w:jc w:val="both"/>
+        <w:rPr>
+          <w:rFonts w:ascii="Arial" w:hAnsi="Arial" w:cs="Arial"/>
+          <w:sz w:val="24"/>
+          <w:szCs w:val="24"/>
+        </w:rPr>
+      </w:pPr>
+      <w:r>
+        <w:rPr>
+          <w:rFonts w:ascii="Arial" w:hAnsi="Arial" w:cs="Arial"/>
+          <w:sz w:val="24"/>
+          <w:szCs w:val="24"/>
+        </w:rPr>
+        <w:t>En relación al aspecto legal, el desarrollo se ejecutará con la autorización del Centro de Salud de San Marcos y bajo lineamientos de uso responsable de la información. El proyecto se enmarca dentro de lo establecido en el Decreto 25-2024, Ley de Vacunación, que respalda el fortalecimiento de los procesos de inmunización a nivel nacional, sin contravenir ninguna disposición de dicha normativa. Debido a que el sistema estará orientado al registro de disponibilidad de vacunas, no almacenará información personal sensible de pacientes, diagnósticos médicos ni expedientes clínicos individuales, por lo que se enfoca únicamente en información administrativa necesaria para mejorar el control y consulta de existencias.</w:t>
+      </w:r>
+    </w:p>
+    <w:p>
+      <w:pPr>
+        <w:spacing w:line="278" w:lineRule="auto"/>
+        <w:ind w:firstLine="360"/>
+        <w:jc w:val="both"/>
+        <w:rPr>
+          <w:rFonts w:ascii="Arial" w:hAnsi="Arial" w:cs="Arial"/>
+          <w:sz w:val="24"/>
+          <w:szCs w:val="24"/>
+        </w:rPr>
+      </w:pPr>
+      <w:r>
+        <w:rPr>
+          <w:rFonts w:ascii="Arial" w:hAnsi="Arial" w:cs="Arial"/>
+          <w:sz w:val="24"/>
+          <w:szCs w:val="24"/>
+        </w:rPr>
+        <w:t>Para garantizar el uso adecuado del sistema, se establecerán los roles de acceso, credenciales para usuarios autorizados y controles básicos de seguridad. También será necesario proteger la integridad de la información registrada, evitando modificaciones no autorizadas o pérdida de datos. De esta manera, el sistema podrá operar como una herramienta administrativa para el control de vacunas sin vulnerar la privacidad de los usuarios del servicio de salud.</w:t>
+      </w:r>
+    </w:p>
+    <w:p>
+      <w:pPr>
+        <w:spacing w:line="278" w:lineRule="auto"/>
+        <w:ind w:firstLine="360"/>
+        <w:jc w:val="both"/>
+        <w:rPr>
+          <w:rFonts w:ascii="Arial" w:hAnsi="Arial" w:cs="Arial"/>
+          <w:sz w:val="24"/>
+          <w:szCs w:val="24"/>
+        </w:rPr>
+      </w:pPr>
+      <w:r>
+        <w:rPr>
+          <w:rFonts w:ascii="Arial" w:hAnsi="Arial" w:cs="Arial"/>
+          <w:sz w:val="24"/>
+          <w:szCs w:val="24"/>
+        </w:rPr>
+        <w:t>Asimismo, el proyecto respetará los procedimientos institucionales del centro de salud y de las autoridades correspondientes del departamento de San Marcos, además de funcionar acorde a las leyes del país. La implementación será realizada únicamente con el consentimiento y autorización de las entidades involucradas. Además, se procurará que el uso del sistema se mantenga dentro de los fines establecidos para el proyecto, evitando cualquier manejo inadecuado de la información registrada.</w:t>
+      </w:r>
+    </w:p>
+    <w:p>
+      <w:pPr>
+        <w:spacing w:line="278" w:lineRule="auto"/>
+        <w:ind w:firstLine="360"/>
+        <w:jc w:val="both"/>
+        <w:rPr>
+          <w:rFonts w:ascii="Arial" w:hAnsi="Arial" w:cs="Arial"/>
+          <w:sz w:val="24"/>
+          <w:szCs w:val="24"/>
+        </w:rPr>
+      </w:pPr>
+      <w:r>
+        <w:rPr>
+          <w:rFonts w:ascii="Arial" w:hAnsi="Arial" w:cs="Arial"/>
+          <w:sz w:val="24"/>
+          <w:szCs w:val="24"/>
+        </w:rPr>
+        <w:t>Debido a lo anterior, considerando que se cuenta con la autorización necesaria, no se almacenará información sensible de pacientes y que se emplearán tecnologías de código abierto respetando los derechos de autoría del equipo desarrollador, se concluye que el proyecto es legalmente factible para su implementación en los centros de salud beneficiados.</w:t>
+      </w:r>
+    </w:p>
+    <w:p>
+      <w:pPr>
+        <w:spacing w:line="278" w:lineRule="auto"/>
+        <w:ind w:firstLine="360"/>
+        <w:jc w:val="both"/>
+        <w:rPr>
+          <w:rFonts w:ascii="Arial" w:hAnsi="Arial" w:cs="Arial"/>
+          <w:sz w:val="24"/>
+          <w:szCs w:val="24"/>
+        </w:rPr>
+      </w:pPr>
+    </w:p>
+    <w:p>
+      <w:pPr>
+        <w:pStyle w:val="Ttulo3"/>
+        <w:numPr>
+          <w:ilvl w:val="0"/>
+          <w:numId w:val="23"/>
+        </w:numPr>
         <w:spacing w:after="0" w:line="276" w:lineRule="auto"/>
+      </w:pPr>
+      <w:r>
+        <w:t>Aspecto ético</w:t>
+      </w:r>
+    </w:p>
+    <w:p>
+      <w:pPr>
+        <w:spacing w:line="278" w:lineRule="auto"/>
+        <w:ind w:firstLine="360"/>
         <w:jc w:val="both"/>
         <w:rPr>
           <w:rFonts w:ascii="Arial" w:hAnsi="Arial" w:cs="Arial"/>
@@ -6871,13 +6920,13 @@
           <w:sz w:val="24"/>
           <w:szCs w:val="24"/>
         </w:rPr>
-        <w:t>El proyecto es legalmente viable ya que se ejecutará con autorización de la institución correspondiente y bajo lineamientos de uso responsable de la información. Debido a que el sistema estará orientado al registro de disponibilidad de vacunas, no almacenará información personal sensible de pacientes, diagnósticos médicos ni expedientes clínicos individuales. Esto permite que la aplicación se enfoque únicamente en información administrativa necesaria para mejorar el control y consulta de vacunas.</w:t>
-      </w:r>
-    </w:p>
-    <w:p>
-      <w:pPr>
-        <w:spacing w:after="0" w:line="276" w:lineRule="auto"/>
-        <w:ind w:firstLine="708"/>
+        <w:t>El desarrollo del proyecto contempla la realización de entrevistas y visitas con el personal de los centros de salud del departamento de San Marcos, entre ellas la que ya se tiene programada con el encargado del centro de salud, con el fin de conocer de primera mano sus necesidades y validar el diseño de la solución. La participación del personal en estas actividades será voluntaria e informada, y la información compartida se utilizará exclusivamente con fines académicos relacionados con este proyecto.</w:t>
+      </w:r>
+    </w:p>
+    <w:p>
+      <w:pPr>
+        <w:spacing w:line="278" w:lineRule="auto"/>
+        <w:ind w:firstLine="360"/>
         <w:jc w:val="both"/>
         <w:rPr>
           <w:rFonts w:ascii="Arial" w:hAnsi="Arial" w:cs="Arial"/>
@@ -6891,13 +6940,14 @@
           <w:sz w:val="24"/>
           <w:szCs w:val="24"/>
         </w:rPr>
-        <w:t>Para garantizar el uso adecuado del sistema, se establecerán los roles de acceso, credenciales para usuarios autorizados y controles básicos de seguridad. También será necesario proteger la integridad de la información registrada, evitando modificaciones no autorizadas o pérdida de datos. De esta manera, el sistema podrá operar como una herramienta administrativa para el control de vacunas sin vulnerar la privacidad de los usuarios del servicio de salud.</w:t>
-      </w:r>
-    </w:p>
-    <w:p>
-      <w:pPr>
-        <w:spacing w:after="0" w:line="276" w:lineRule="auto"/>
-        <w:ind w:firstLine="708"/>
+        <w:lastRenderedPageBreak/>
+        <w:t>Asimismo, se garantizará la confidencialidad de la información proporcionada por el personal entrevistado, evitando su divulgación fuera del contexto académico del proyecto. Como se mencionó en la factibilidad legal, el sistema propuesto no recopilará información personal de pacientes, por lo que tampoco existen implicaciones éticas relacionadas con el manejo de datos sensibles de la población atendida.</w:t>
+      </w:r>
+    </w:p>
+    <w:p>
+      <w:pPr>
+        <w:spacing w:line="278" w:lineRule="auto"/>
+        <w:ind w:firstLine="360"/>
         <w:jc w:val="both"/>
         <w:rPr>
           <w:rFonts w:ascii="Arial" w:hAnsi="Arial" w:cs="Arial"/>
@@ -6911,18 +6961,28 @@
           <w:sz w:val="24"/>
           <w:szCs w:val="24"/>
         </w:rPr>
-        <w:t>Asimismo, el proyecto respetará los procedimientos institucionales del centro de salud y de las autoridades correspondientes del departamento de San Marcos. La implementación será realizada únicamente con el consentimiento y autorización de las entidades involucradas. Además, se procurará que el uso del sistema se mantenga dentro de los fines establecidos para el proyecto, evitando cualquier manejo inadecuado de la información registrada.</w:t>
-      </w:r>
-    </w:p>
-    <w:p>
-      <w:pPr>
-        <w:spacing w:line="276" w:lineRule="auto"/>
-        <w:rPr>
-          <w:rFonts w:ascii="Arial" w:hAnsi="Arial" w:cs="Arial"/>
-          <w:sz w:val="24"/>
-          <w:szCs w:val="24"/>
-        </w:rPr>
-      </w:pPr>
+        <w:t>En este sentido, considerando que la participación del personal de los centros de salud del departamento de San Marcos en las entrevistas y visitas de validación es voluntaria e informada, que la información compartida se destinará exclusivamente a fines académicos bajo estrictas condiciones de confidencialidad, y que el sistema no recopilará datos sensibles de la población atendida, se concluye que el proyecto es éticamente factible.</w:t>
+      </w:r>
+    </w:p>
+    <w:p>
+      <w:pPr>
+        <w:spacing w:line="278" w:lineRule="auto"/>
+        <w:ind w:firstLine="360"/>
+        <w:jc w:val="both"/>
+        <w:rPr>
+          <w:rFonts w:ascii="Arial" w:hAnsi="Arial" w:cs="Arial"/>
+          <w:sz w:val="24"/>
+          <w:szCs w:val="24"/>
+        </w:rPr>
+      </w:pPr>
+      <w:r>
+        <w:rPr>
+          <w:rFonts w:ascii="Arial" w:hAnsi="Arial" w:cs="Arial"/>
+          <w:sz w:val="24"/>
+          <w:szCs w:val="24"/>
+        </w:rPr>
+        <w:br w:type="page"/>
+      </w:r>
     </w:p>
     <w:p>
       <w:pPr>
@@ -6938,6 +6998,26 @@
         <w:t>Estimación de costos</w:t>
       </w:r>
       <w:bookmarkEnd w:id="44"/>
+    </w:p>
+    <w:p>
+      <w:pPr>
+        <w:spacing w:line="278" w:lineRule="auto"/>
+        <w:ind w:firstLine="360"/>
+        <w:jc w:val="both"/>
+        <w:rPr>
+          <w:rFonts w:ascii="Arial" w:hAnsi="Arial" w:cs="Arial"/>
+          <w:sz w:val="24"/>
+          <w:szCs w:val="24"/>
+        </w:rPr>
+      </w:pPr>
+      <w:r>
+        <w:rPr>
+          <w:rFonts w:ascii="Arial" w:hAnsi="Arial" w:cs="Arial"/>
+          <w:sz w:val="24"/>
+          <w:szCs w:val="24"/>
+        </w:rPr>
+        <w:t>Para el desarrollo del sistema web de gestión de vacunas del departamento de San Marcos, se elaboró la siguiente estimación de costos. Los rubros considerados incluyen el dominio web, el alojamiento del servidor, el certificado SSL, las herramientas de desarrollo, el material de capacitación, el transporte para las visitas de validación con los usuarios, la documentación técnica y el recurso humano de desarrollo, además de un margen de contingencia del 5% para cubrir variaciones menores de costo. Los montos se presentan en quetzales (Q) y se basan en precios de referencia del mercado.</w:t>
+      </w:r>
     </w:p>
     <w:p>
       <w:pPr>
@@ -7008,6 +7088,11 @@
       </w:r>
     </w:p>
     <w:p>
+      <w:r>
+        <w:br w:type="page"/>
+      </w:r>
+    </w:p>
+    <w:p>
       <w:pPr>
         <w:pStyle w:val="Ttulo2"/>
         <w:numPr>
@@ -7016,6 +7101,7 @@
         </w:numPr>
       </w:pPr>
       <w:r>
+        <w:lastRenderedPageBreak/>
         <w:t xml:space="preserve"> </w:t>
       </w:r>
       <w:bookmarkStart w:id="45" w:name="_Toc236848987"/>
@@ -7023,6 +7109,26 @@
         <w:t>Cronograma de actividades</w:t>
       </w:r>
       <w:bookmarkEnd w:id="45"/>
+    </w:p>
+    <w:p>
+      <w:pPr>
+        <w:spacing w:line="278" w:lineRule="auto"/>
+        <w:ind w:firstLine="360"/>
+        <w:jc w:val="both"/>
+        <w:rPr>
+          <w:rFonts w:ascii="Arial" w:hAnsi="Arial" w:cs="Arial"/>
+          <w:sz w:val="24"/>
+          <w:szCs w:val="24"/>
+        </w:rPr>
+      </w:pPr>
+      <w:r>
+        <w:rPr>
+          <w:rFonts w:ascii="Arial" w:hAnsi="Arial" w:cs="Arial"/>
+          <w:sz w:val="24"/>
+          <w:szCs w:val="24"/>
+        </w:rPr>
+        <w:t>El desarrollo del proyecto se llevará a cabo en un periodo de cuatro meses (dieciséis semanas), distribuido en las fases descritas en el apartado de método: levantamiento de requerimientos, diseño del sistema, los cuatro Sprints de desarrollo, pruebas con usuarios, capacitación y documentación, y entrega final. A continuación, se presenta el cronograma de actividades mediante un diagrama de Gantt.</w:t>
+      </w:r>
     </w:p>
     <w:p>
       <w:pPr>
@@ -7131,7 +7237,7 @@
 </file>
 
 <file path=word/endnotes.xml><?xml version="1.0" encoding="utf-8"?>
-<w:endnotes xmlns:wpc="http://schemas.microsoft.com/office/word/2010/wordprocessingCanvas" xmlns:cx="http://schemas.microsoft.com/office/drawing/2014/chartex" xmlns:cx1="http://schemas.microsoft.com/office/drawing/2015/9/8/chartex" xmlns:cx2="http://schemas.microsoft.com/office/drawing/2015/10/21/chartex" xmlns:cx3="http://schemas.microsoft.com/office/drawing/2016/5/9/chartex" xmlns:cx4="http://schemas.microsoft.com/office/drawing/2016/5/10/chartex" xmlns:cx5="http://schemas.microsoft.com/office/drawing/2016/5/11/chartex" xmlns:cx6="http://schemas.microsoft.com/office/drawing/2016/5/12/chartex" xmlns:cx7="http://schemas.microsoft.com/office/drawing/2016/5/13/chartex" xmlns:cx8="http://schemas.microsoft.com/office/drawing/2016/5/14/chartex" xmlns:mc="http://schemas.openxmlformats.org/markup-compatibility/2006" xmlns:aink="http://schemas.microsoft.com/office/drawing/2016/ink" xmlns:am3d="http://schemas.microsoft.com/office/drawing/2017/model3d" xmlns:o="urn:schemas-microsoft-com:office:office" xmlns:oel="http://schemas.microsoft.com/office/2019/extlst" xmlns:r="http://schemas.openxmlformats.org/officeDocument/2006/relationships" xmlns:m="http://schemas.openxmlformats.org/officeDocument/2006/math" xmlns:v="urn:schemas-microsoft-com:vml" xmlns:wp14="http://schemas.microsoft.com/office/word/2010/wordprocessingDrawing" xmlns:wp="http://schemas.openxmlformats.org/drawingml/2006/wordprocessingDrawing" xmlns:w10="urn:schemas-microsoft-com:office:word" xmlns:w="http://schemas.openxmlformats.org/wordprocessingml/2006/main" xmlns:w14="http://schemas.microsoft.com/office/word/2010/wordml" xmlns:w15="http://schemas.microsoft.com/office/word/2012/wordml" xmlns:w16cei="http://schemas.microsoft.com/office/word/2026/wordml/cei" xmlns:w16cex="http://schemas.microsoft.com/office/word/2018/wordml/cex" xmlns:w16cid="http://schemas.microsoft.com/office/word/2016/wordml/cid" xmlns:w16="http://schemas.microsoft.com/office/word/2018/wordml" xmlns:w16du="http://schemas.microsoft.com/office/word/2023/wordml/word16du" xmlns:w16sdtdh="http://schemas.microsoft.com/office/word/2020/wordml/sdtdatahash" xmlns:w16sdtfl="http://schemas.microsoft.com/office/word/2024/wordml/sdtformatlock" xmlns:w16se="http://schemas.microsoft.com/office/word/2015/wordml/symex" xmlns:wpg="http://schemas.microsoft.com/office/word/2010/wordprocessingGroup" xmlns:wpi="http://schemas.microsoft.com/office/word/2010/wordprocessingInk" xmlns:wne="http://schemas.microsoft.com/office/word/2006/wordml" xmlns:wps="http://schemas.microsoft.com/office/word/2010/wordprocessingShape" mc:Ignorable="w14 w15 w16se w16cid w16 w16cex w16sdtdh w16sdtfl w16du wp14">
+<w:endnotes xmlns:wpc="http://schemas.microsoft.com/office/word/2010/wordprocessingCanvas" xmlns:cx="http://schemas.microsoft.com/office/drawing/2014/chartex" xmlns:cx1="http://schemas.microsoft.com/office/drawing/2015/9/8/chartex" xmlns:cx2="http://schemas.microsoft.com/office/drawing/2015/10/21/chartex" xmlns:cx3="http://schemas.microsoft.com/office/drawing/2016/5/9/chartex" xmlns:cx4="http://schemas.microsoft.com/office/drawing/2016/5/10/chartex" xmlns:cx5="http://schemas.microsoft.com/office/drawing/2016/5/11/chartex" xmlns:cx6="http://schemas.microsoft.com/office/drawing/2016/5/12/chartex" xmlns:cx7="http://schemas.microsoft.com/office/drawing/2016/5/13/chartex" xmlns:cx8="http://schemas.microsoft.com/office/drawing/2016/5/14/chartex" xmlns:mc="http://schemas.openxmlformats.org/markup-compatibility/2006" xmlns:aink="http://schemas.microsoft.com/office/drawing/2016/ink" xmlns:am3d="http://schemas.microsoft.com/office/drawing/2017/model3d" xmlns:o="urn:schemas-microsoft-com:office:office" xmlns:oel="http://schemas.microsoft.com/office/2019/extlst" xmlns:r="http://schemas.openxmlformats.org/officeDocument/2006/relationships" xmlns:m="http://schemas.openxmlformats.org/officeDocument/2006/math" xmlns:v="urn:schemas-microsoft-com:vml" xmlns:wp14="http://schemas.microsoft.com/office/word/2010/wordprocessingDrawing" xmlns:wp="http://schemas.openxmlformats.org/drawingml/2006/wordprocessingDrawing" xmlns:w10="urn:schemas-microsoft-com:office:word" xmlns:w="http://schemas.openxmlformats.org/wordprocessingml/2006/main" xmlns:w14="http://schemas.microsoft.com/office/word/2010/wordml" xmlns:w15="http://schemas.microsoft.com/office/word/2012/wordml" xmlns:w16cex="http://schemas.microsoft.com/office/word/2018/wordml/cex" xmlns:w16cid="http://schemas.microsoft.com/office/word/2016/wordml/cid" xmlns:w16="http://schemas.microsoft.com/office/word/2018/wordml" xmlns:w16sdtdh="http://schemas.microsoft.com/office/word/2020/wordml/sdtdatahash" xmlns:w16se="http://schemas.microsoft.com/office/word/2015/wordml/symex" xmlns:wpg="http://schemas.microsoft.com/office/word/2010/wordprocessingGroup" xmlns:wpi="http://schemas.microsoft.com/office/word/2010/wordprocessingInk" xmlns:wne="http://schemas.microsoft.com/office/word/2006/wordml" xmlns:wps="http://schemas.microsoft.com/office/word/2010/wordprocessingShape" mc:Ignorable="w14 w15 w16se w16cid w16 w16cex w16sdtdh wp14">
   <w:endnote w:type="separator" w:id="-1">
     <w:p>
       <w:pPr>
@@ -7156,7 +7262,7 @@
 </file>
 
 <file path=word/footer1.xml><?xml version="1.0" encoding="utf-8"?>
-<w:ftr xmlns:wpc="http://schemas.microsoft.com/office/word/2010/wordprocessingCanvas" xmlns:cx="http://schemas.microsoft.com/office/drawing/2014/chartex" xmlns:cx1="http://schemas.microsoft.com/office/drawing/2015/9/8/chartex" xmlns:cx2="http://schemas.microsoft.com/office/drawing/2015/10/21/chartex" xmlns:cx3="http://schemas.microsoft.com/office/drawing/2016/5/9/chartex" xmlns:cx4="http://schemas.microsoft.com/office/drawing/2016/5/10/chartex" xmlns:cx5="http://schemas.microsoft.com/office/drawing/2016/5/11/chartex" xmlns:cx6="http://schemas.microsoft.com/office/drawing/2016/5/12/chartex" xmlns:cx7="http://schemas.microsoft.com/office/drawing/2016/5/13/chartex" xmlns:cx8="http://schemas.microsoft.com/office/drawing/2016/5/14/chartex" xmlns:mc="http://schemas.openxmlformats.org/markup-compatibility/2006" xmlns:aink="http://schemas.microsoft.com/office/drawing/2016/ink" xmlns:am3d="http://schemas.microsoft.com/office/drawing/2017/model3d" xmlns:o="urn:schemas-microsoft-com:office:office" xmlns:oel="http://schemas.microsoft.com/office/2019/extlst" xmlns:r="http://schemas.openxmlformats.org/officeDocument/2006/relationships" xmlns:m="http://schemas.openxmlformats.org/officeDocument/2006/math" xmlns:v="urn:schemas-microsoft-com:vml" xmlns:wp14="http://schemas.microsoft.com/office/word/2010/wordprocessingDrawing" xmlns:wp="http://schemas.openxmlformats.org/drawingml/2006/wordprocessingDrawing" xmlns:w10="urn:schemas-microsoft-com:office:word" xmlns:w="http://schemas.openxmlformats.org/wordprocessingml/2006/main" xmlns:w14="http://schemas.microsoft.com/office/word/2010/wordml" xmlns:w15="http://schemas.microsoft.com/office/word/2012/wordml" xmlns:w16cei="http://schemas.microsoft.com/office/word/2026/wordml/cei" xmlns:w16cex="http://schemas.microsoft.com/office/word/2018/wordml/cex" xmlns:w16cid="http://schemas.microsoft.com/office/word/2016/wordml/cid" xmlns:w16="http://schemas.microsoft.com/office/word/2018/wordml" xmlns:w16du="http://schemas.microsoft.com/office/word/2023/wordml/word16du" xmlns:w16sdtdh="http://schemas.microsoft.com/office/word/2020/wordml/sdtdatahash" xmlns:w16sdtfl="http://schemas.microsoft.com/office/word/2024/wordml/sdtformatlock" xmlns:w16se="http://schemas.microsoft.com/office/word/2015/wordml/symex" xmlns:wpg="http://schemas.microsoft.com/office/word/2010/wordprocessingGroup" xmlns:wpi="http://schemas.microsoft.com/office/word/2010/wordprocessingInk" xmlns:wne="http://schemas.microsoft.com/office/word/2006/wordml" xmlns:wps="http://schemas.microsoft.com/office/word/2010/wordprocessingShape" mc:Ignorable="w14 w15 w16se w16cid w16 w16cex w16sdtdh w16sdtfl w16du wp14">
+<w:ftr xmlns:wpc="http://schemas.microsoft.com/office/word/2010/wordprocessingCanvas" xmlns:cx="http://schemas.microsoft.com/office/drawing/2014/chartex" xmlns:cx1="http://schemas.microsoft.com/office/drawing/2015/9/8/chartex" xmlns:cx2="http://schemas.microsoft.com/office/drawing/2015/10/21/chartex" xmlns:cx3="http://schemas.microsoft.com/office/drawing/2016/5/9/chartex" xmlns:cx4="http://schemas.microsoft.com/office/drawing/2016/5/10/chartex" xmlns:cx5="http://schemas.microsoft.com/office/drawing/2016/5/11/chartex" xmlns:cx6="http://schemas.microsoft.com/office/drawing/2016/5/12/chartex" xmlns:cx7="http://schemas.microsoft.com/office/drawing/2016/5/13/chartex" xmlns:cx8="http://schemas.microsoft.com/office/drawing/2016/5/14/chartex" xmlns:mc="http://schemas.openxmlformats.org/markup-compatibility/2006" xmlns:aink="http://schemas.microsoft.com/office/drawing/2016/ink" xmlns:am3d="http://schemas.microsoft.com/office/drawing/2017/model3d" xmlns:o="urn:schemas-microsoft-com:office:office" xmlns:oel="http://schemas.microsoft.com/office/2019/extlst" xmlns:r="http://schemas.openxmlformats.org/officeDocument/2006/relationships" xmlns:m="http://schemas.openxmlformats.org/officeDocument/2006/math" xmlns:v="urn:schemas-microsoft-com:vml" xmlns:wp14="http://schemas.microsoft.com/office/word/2010/wordprocessingDrawing" xmlns:wp="http://schemas.openxmlformats.org/drawingml/2006/wordprocessingDrawing" xmlns:w10="urn:schemas-microsoft-com:office:word" xmlns:w="http://schemas.openxmlformats.org/wordprocessingml/2006/main" xmlns:w14="http://schemas.microsoft.com/office/word/2010/wordml" xmlns:w15="http://schemas.microsoft.com/office/word/2012/wordml" xmlns:w16cex="http://schemas.microsoft.com/office/word/2018/wordml/cex" xmlns:w16cid="http://schemas.microsoft.com/office/word/2016/wordml/cid" xmlns:w16="http://schemas.microsoft.com/office/word/2018/wordml" xmlns:w16sdtdh="http://schemas.microsoft.com/office/word/2020/wordml/sdtdatahash" xmlns:w16se="http://schemas.microsoft.com/office/word/2015/wordml/symex" xmlns:wpg="http://schemas.microsoft.com/office/word/2010/wordprocessingGroup" xmlns:wpi="http://schemas.microsoft.com/office/word/2010/wordprocessingInk" xmlns:wne="http://schemas.microsoft.com/office/word/2006/wordml" xmlns:wps="http://schemas.microsoft.com/office/word/2010/wordprocessingShape" mc:Ignorable="w14 w15 w16se w16cid w16 w16cex w16sdtdh wp14">
   <w:p>
     <w:pPr>
       <w:pStyle w:val="Piedepgina"/>
@@ -7172,7 +7278,7 @@
 </file>
 
 <file path=word/footer2.xml><?xml version="1.0" encoding="utf-8"?>
-<w:ftr xmlns:wpc="http://schemas.microsoft.com/office/word/2010/wordprocessingCanvas" xmlns:cx="http://schemas.microsoft.com/office/drawing/2014/chartex" xmlns:cx1="http://schemas.microsoft.com/office/drawing/2015/9/8/chartex" xmlns:cx2="http://schemas.microsoft.com/office/drawing/2015/10/21/chartex" xmlns:cx3="http://schemas.microsoft.com/office/drawing/2016/5/9/chartex" xmlns:cx4="http://schemas.microsoft.com/office/drawing/2016/5/10/chartex" xmlns:cx5="http://schemas.microsoft.com/office/drawing/2016/5/11/chartex" xmlns:cx6="http://schemas.microsoft.com/office/drawing/2016/5/12/chartex" xmlns:cx7="http://schemas.microsoft.com/office/drawing/2016/5/13/chartex" xmlns:cx8="http://schemas.microsoft.com/office/drawing/2016/5/14/chartex" xmlns:mc="http://schemas.openxmlformats.org/markup-compatibility/2006" xmlns:aink="http://schemas.microsoft.com/office/drawing/2016/ink" xmlns:am3d="http://schemas.microsoft.com/office/drawing/2017/model3d" xmlns:o="urn:schemas-microsoft-com:office:office" xmlns:oel="http://schemas.microsoft.com/office/2019/extlst" xmlns:r="http://schemas.openxmlformats.org/officeDocument/2006/relationships" xmlns:m="http://schemas.openxmlformats.org/officeDocument/2006/math" xmlns:v="urn:schemas-microsoft-com:vml" xmlns:wp14="http://schemas.microsoft.com/office/word/2010/wordprocessingDrawing" xmlns:wp="http://schemas.openxmlformats.org/drawingml/2006/wordprocessingDrawing" xmlns:w10="urn:schemas-microsoft-com:office:word" xmlns:w="http://schemas.openxmlformats.org/wordprocessingml/2006/main" xmlns:w14="http://schemas.microsoft.com/office/word/2010/wordml" xmlns:w15="http://schemas.microsoft.com/office/word/2012/wordml" xmlns:w16cei="http://schemas.microsoft.com/office/word/2026/wordml/cei" xmlns:w16cex="http://schemas.microsoft.com/office/word/2018/wordml/cex" xmlns:w16cid="http://schemas.microsoft.com/office/word/2016/wordml/cid" xmlns:w16="http://schemas.microsoft.com/office/word/2018/wordml" xmlns:w16du="http://schemas.microsoft.com/office/word/2023/wordml/word16du" xmlns:w16sdtdh="http://schemas.microsoft.com/office/word/2020/wordml/sdtdatahash" xmlns:w16sdtfl="http://schemas.microsoft.com/office/word/2024/wordml/sdtformatlock" xmlns:w16se="http://schemas.microsoft.com/office/word/2015/wordml/symex" xmlns:wpg="http://schemas.microsoft.com/office/word/2010/wordprocessingGroup" xmlns:wpi="http://schemas.microsoft.com/office/word/2010/wordprocessingInk" xmlns:wne="http://schemas.microsoft.com/office/word/2006/wordml" xmlns:wps="http://schemas.microsoft.com/office/word/2010/wordprocessingShape" mc:Ignorable="w14 w15 w16se w16cid w16 w16cex w16sdtdh w16sdtfl w16du wp14">
+<w:ftr xmlns:wpc="http://schemas.microsoft.com/office/word/2010/wordprocessingCanvas" xmlns:cx="http://schemas.microsoft.com/office/drawing/2014/chartex" xmlns:cx1="http://schemas.microsoft.com/office/drawing/2015/9/8/chartex" xmlns:cx2="http://schemas.microsoft.com/office/drawing/2015/10/21/chartex" xmlns:cx3="http://schemas.microsoft.com/office/drawing/2016/5/9/chartex" xmlns:cx4="http://schemas.microsoft.com/office/drawing/2016/5/10/chartex" xmlns:cx5="http://schemas.microsoft.com/office/drawing/2016/5/11/chartex" xmlns:cx6="http://schemas.microsoft.com/office/drawing/2016/5/12/chartex" xmlns:cx7="http://schemas.microsoft.com/office/drawing/2016/5/13/chartex" xmlns:cx8="http://schemas.microsoft.com/office/drawing/2016/5/14/chartex" xmlns:mc="http://schemas.openxmlformats.org/markup-compatibility/2006" xmlns:aink="http://schemas.microsoft.com/office/drawing/2016/ink" xmlns:am3d="http://schemas.microsoft.com/office/drawing/2017/model3d" xmlns:o="urn:schemas-microsoft-com:office:office" xmlns:oel="http://schemas.microsoft.com/office/2019/extlst" xmlns:r="http://schemas.openxmlformats.org/officeDocument/2006/relationships" xmlns:m="http://schemas.openxmlformats.org/officeDocument/2006/math" xmlns:v="urn:schemas-microsoft-com:vml" xmlns:wp14="http://schemas.microsoft.com/office/word/2010/wordprocessingDrawing" xmlns:wp="http://schemas.openxmlformats.org/drawingml/2006/wordprocessingDrawing" xmlns:w10="urn:schemas-microsoft-com:office:word" xmlns:w="http://schemas.openxmlformats.org/wordprocessingml/2006/main" xmlns:w14="http://schemas.microsoft.com/office/word/2010/wordml" xmlns:w15="http://schemas.microsoft.com/office/word/2012/wordml" xmlns:w16cex="http://schemas.microsoft.com/office/word/2018/wordml/cex" xmlns:w16cid="http://schemas.microsoft.com/office/word/2016/wordml/cid" xmlns:w16="http://schemas.microsoft.com/office/word/2018/wordml" xmlns:w16sdtdh="http://schemas.microsoft.com/office/word/2020/wordml/sdtdatahash" xmlns:w16se="http://schemas.microsoft.com/office/word/2015/wordml/symex" xmlns:wpg="http://schemas.microsoft.com/office/word/2010/wordprocessingGroup" xmlns:wpi="http://schemas.microsoft.com/office/word/2010/wordprocessingInk" xmlns:wne="http://schemas.microsoft.com/office/word/2006/wordml" xmlns:wps="http://schemas.microsoft.com/office/word/2010/wordprocessingShape" mc:Ignorable="w14 w15 w16se w16cid w16 w16cex w16sdtdh wp14">
   <w:p>
     <w:pPr>
       <w:pStyle w:val="Piedepgina"/>
@@ -7193,7 +7299,7 @@
 </file>
 
 <file path=word/footer3.xml><?xml version="1.0" encoding="utf-8"?>
-<w:ftr xmlns:wpc="http://schemas.microsoft.com/office/word/2010/wordprocessingCanvas" xmlns:cx="http://schemas.microsoft.com/office/drawing/2014/chartex" xmlns:cx1="http://schemas.microsoft.com/office/drawing/2015/9/8/chartex" xmlns:cx2="http://schemas.microsoft.com/office/drawing/2015/10/21/chartex" xmlns:cx3="http://schemas.microsoft.com/office/drawing/2016/5/9/chartex" xmlns:cx4="http://schemas.microsoft.com/office/drawing/2016/5/10/chartex" xmlns:cx5="http://schemas.microsoft.com/office/drawing/2016/5/11/chartex" xmlns:cx6="http://schemas.microsoft.com/office/drawing/2016/5/12/chartex" xmlns:cx7="http://schemas.microsoft.com/office/drawing/2016/5/13/chartex" xmlns:cx8="http://schemas.microsoft.com/office/drawing/2016/5/14/chartex" xmlns:mc="http://schemas.openxmlformats.org/markup-compatibility/2006" xmlns:aink="http://schemas.microsoft.com/office/drawing/2016/ink" xmlns:am3d="http://schemas.microsoft.com/office/drawing/2017/model3d" xmlns:o="urn:schemas-microsoft-com:office:office" xmlns:oel="http://schemas.microsoft.com/office/2019/extlst" xmlns:r="http://schemas.openxmlformats.org/officeDocument/2006/relationships" xmlns:m="http://schemas.openxmlformats.org/officeDocument/2006/math" xmlns:v="urn:schemas-microsoft-com:vml" xmlns:wp14="http://schemas.microsoft.com/office/word/2010/wordprocessingDrawing" xmlns:wp="http://schemas.openxmlformats.org/drawingml/2006/wordprocessingDrawing" xmlns:w10="urn:schemas-microsoft-com:office:word" xmlns:w="http://schemas.openxmlformats.org/wordprocessingml/2006/main" xmlns:w14="http://schemas.microsoft.com/office/word/2010/wordml" xmlns:w15="http://schemas.microsoft.com/office/word/2012/wordml" xmlns:w16cei="http://schemas.microsoft.com/office/word/2026/wordml/cei" xmlns:w16cex="http://schemas.microsoft.com/office/word/2018/wordml/cex" xmlns:w16cid="http://schemas.microsoft.com/office/word/2016/wordml/cid" xmlns:w16="http://schemas.microsoft.com/office/word/2018/wordml" xmlns:w16du="http://schemas.microsoft.com/office/word/2023/wordml/word16du" xmlns:w16sdtdh="http://schemas.microsoft.com/office/word/2020/wordml/sdtdatahash" xmlns:w16sdtfl="http://schemas.microsoft.com/office/word/2024/wordml/sdtformatlock" xmlns:w16se="http://schemas.microsoft.com/office/word/2015/wordml/symex" xmlns:wpg="http://schemas.microsoft.com/office/word/2010/wordprocessingGroup" xmlns:wpi="http://schemas.microsoft.com/office/word/2010/wordprocessingInk" xmlns:wne="http://schemas.microsoft.com/office/word/2006/wordml" xmlns:wps="http://schemas.microsoft.com/office/word/2010/wordprocessingShape" mc:Ignorable="w14 w15 w16se w16cid w16 w16cex w16sdtdh w16sdtfl w16du wp14">
+<w:ftr xmlns:wpc="http://schemas.microsoft.com/office/word/2010/wordprocessingCanvas" xmlns:cx="http://schemas.microsoft.com/office/drawing/2014/chartex" xmlns:cx1="http://schemas.microsoft.com/office/drawing/2015/9/8/chartex" xmlns:cx2="http://schemas.microsoft.com/office/drawing/2015/10/21/chartex" xmlns:cx3="http://schemas.microsoft.com/office/drawing/2016/5/9/chartex" xmlns:cx4="http://schemas.microsoft.com/office/drawing/2016/5/10/chartex" xmlns:cx5="http://schemas.microsoft.com/office/drawing/2016/5/11/chartex" xmlns:cx6="http://schemas.microsoft.com/office/drawing/2016/5/12/chartex" xmlns:cx7="http://schemas.microsoft.com/office/drawing/2016/5/13/chartex" xmlns:cx8="http://schemas.microsoft.com/office/drawing/2016/5/14/chartex" xmlns:mc="http://schemas.openxmlformats.org/markup-compatibility/2006" xmlns:aink="http://schemas.microsoft.com/office/drawing/2016/ink" xmlns:am3d="http://schemas.microsoft.com/office/drawing/2017/model3d" xmlns:o="urn:schemas-microsoft-com:office:office" xmlns:oel="http://schemas.microsoft.com/office/2019/extlst" xmlns:r="http://schemas.openxmlformats.org/officeDocument/2006/relationships" xmlns:m="http://schemas.openxmlformats.org/officeDocument/2006/math" xmlns:v="urn:schemas-microsoft-com:vml" xmlns:wp14="http://schemas.microsoft.com/office/word/2010/wordprocessingDrawing" xmlns:wp="http://schemas.openxmlformats.org/drawingml/2006/wordprocessingDrawing" xmlns:w10="urn:schemas-microsoft-com:office:word" xmlns:w="http://schemas.openxmlformats.org/wordprocessingml/2006/main" xmlns:w14="http://schemas.microsoft.com/office/word/2010/wordml" xmlns:w15="http://schemas.microsoft.com/office/word/2012/wordml" xmlns:w16cex="http://schemas.microsoft.com/office/word/2018/wordml/cex" xmlns:w16cid="http://schemas.microsoft.com/office/word/2016/wordml/cid" xmlns:w16="http://schemas.microsoft.com/office/word/2018/wordml" xmlns:w16sdtdh="http://schemas.microsoft.com/office/word/2020/wordml/sdtdatahash" xmlns:w16se="http://schemas.microsoft.com/office/word/2015/wordml/symex" xmlns:wpg="http://schemas.microsoft.com/office/word/2010/wordprocessingGroup" xmlns:wpi="http://schemas.microsoft.com/office/word/2010/wordprocessingInk" xmlns:wne="http://schemas.microsoft.com/office/word/2006/wordml" xmlns:wps="http://schemas.microsoft.com/office/word/2010/wordprocessingShape" mc:Ignorable="w14 w15 w16se w16cid w16 w16cex w16sdtdh wp14">
   <w:sdt>
     <w:sdtPr>
       <w:id w:val="802434642"/>
@@ -7238,7 +7344,7 @@
 </file>
 
 <file path=word/footer4.xml><?xml version="1.0" encoding="utf-8"?>
-<w:ftr xmlns:wpc="http://schemas.microsoft.com/office/word/2010/wordprocessingCanvas" xmlns:cx="http://schemas.microsoft.com/office/drawing/2014/chartex" xmlns:cx1="http://schemas.microsoft.com/office/drawing/2015/9/8/chartex" xmlns:cx2="http://schemas.microsoft.com/office/drawing/2015/10/21/chartex" xmlns:cx3="http://schemas.microsoft.com/office/drawing/2016/5/9/chartex" xmlns:cx4="http://schemas.microsoft.com/office/drawing/2016/5/10/chartex" xmlns:cx5="http://schemas.microsoft.com/office/drawing/2016/5/11/chartex" xmlns:cx6="http://schemas.microsoft.com/office/drawing/2016/5/12/chartex" xmlns:cx7="http://schemas.microsoft.com/office/drawing/2016/5/13/chartex" xmlns:cx8="http://schemas.microsoft.com/office/drawing/2016/5/14/chartex" xmlns:mc="http://schemas.openxmlformats.org/markup-compatibility/2006" xmlns:aink="http://schemas.microsoft.com/office/drawing/2016/ink" xmlns:am3d="http://schemas.microsoft.com/office/drawing/2017/model3d" xmlns:o="urn:schemas-microsoft-com:office:office" xmlns:oel="http://schemas.microsoft.com/office/2019/extlst" xmlns:r="http://schemas.openxmlformats.org/officeDocument/2006/relationships" xmlns:m="http://schemas.openxmlformats.org/officeDocument/2006/math" xmlns:v="urn:schemas-microsoft-com:vml" xmlns:wp14="http://schemas.microsoft.com/office/word/2010/wordprocessingDrawing" xmlns:wp="http://schemas.openxmlformats.org/drawingml/2006/wordprocessingDrawing" xmlns:w10="urn:schemas-microsoft-com:office:word" xmlns:w="http://schemas.openxmlformats.org/wordprocessingml/2006/main" xmlns:w14="http://schemas.microsoft.com/office/word/2010/wordml" xmlns:w15="http://schemas.microsoft.com/office/word/2012/wordml" xmlns:w16cei="http://schemas.microsoft.com/office/word/2026/wordml/cei" xmlns:w16cex="http://schemas.microsoft.com/office/word/2018/wordml/cex" xmlns:w16cid="http://schemas.microsoft.com/office/word/2016/wordml/cid" xmlns:w16="http://schemas.microsoft.com/office/word/2018/wordml" xmlns:w16du="http://schemas.microsoft.com/office/word/2023/wordml/word16du" xmlns:w16sdtdh="http://schemas.microsoft.com/office/word/2020/wordml/sdtdatahash" xmlns:w16sdtfl="http://schemas.microsoft.com/office/word/2024/wordml/sdtformatlock" xmlns:w16se="http://schemas.microsoft.com/office/word/2015/wordml/symex" xmlns:wpg="http://schemas.microsoft.com/office/word/2010/wordprocessingGroup" xmlns:wpi="http://schemas.microsoft.com/office/word/2010/wordprocessingInk" xmlns:wne="http://schemas.microsoft.com/office/word/2006/wordml" xmlns:wps="http://schemas.microsoft.com/office/word/2010/wordprocessingShape" mc:Ignorable="w14 w15 w16se w16cid w16 w16cex w16sdtdh w16sdtfl w16du wp14">
+<w:ftr xmlns:wpc="http://schemas.microsoft.com/office/word/2010/wordprocessingCanvas" xmlns:cx="http://schemas.microsoft.com/office/drawing/2014/chartex" xmlns:cx1="http://schemas.microsoft.com/office/drawing/2015/9/8/chartex" xmlns:cx2="http://schemas.microsoft.com/office/drawing/2015/10/21/chartex" xmlns:cx3="http://schemas.microsoft.com/office/drawing/2016/5/9/chartex" xmlns:cx4="http://schemas.microsoft.com/office/drawing/2016/5/10/chartex" xmlns:cx5="http://schemas.microsoft.com/office/drawing/2016/5/11/chartex" xmlns:cx6="http://schemas.microsoft.com/office/drawing/2016/5/12/chartex" xmlns:cx7="http://schemas.microsoft.com/office/drawing/2016/5/13/chartex" xmlns:cx8="http://schemas.microsoft.com/office/drawing/2016/5/14/chartex" xmlns:mc="http://schemas.openxmlformats.org/markup-compatibility/2006" xmlns:aink="http://schemas.microsoft.com/office/drawing/2016/ink" xmlns:am3d="http://schemas.microsoft.com/office/drawing/2017/model3d" xmlns:o="urn:schemas-microsoft-com:office:office" xmlns:oel="http://schemas.microsoft.com/office/2019/extlst" xmlns:r="http://schemas.openxmlformats.org/officeDocument/2006/relationships" xmlns:m="http://schemas.openxmlformats.org/officeDocument/2006/math" xmlns:v="urn:schemas-microsoft-com:vml" xmlns:wp14="http://schemas.microsoft.com/office/word/2010/wordprocessingDrawing" xmlns:wp="http://schemas.openxmlformats.org/drawingml/2006/wordprocessingDrawing" xmlns:w10="urn:schemas-microsoft-com:office:word" xmlns:w="http://schemas.openxmlformats.org/wordprocessingml/2006/main" xmlns:w14="http://schemas.microsoft.com/office/word/2010/wordml" xmlns:w15="http://schemas.microsoft.com/office/word/2012/wordml" xmlns:w16cex="http://schemas.microsoft.com/office/word/2018/wordml/cex" xmlns:w16cid="http://schemas.microsoft.com/office/word/2016/wordml/cid" xmlns:w16="http://schemas.microsoft.com/office/word/2018/wordml" xmlns:w16sdtdh="http://schemas.microsoft.com/office/word/2020/wordml/sdtdatahash" xmlns:w16se="http://schemas.microsoft.com/office/word/2015/wordml/symex" xmlns:wpg="http://schemas.microsoft.com/office/word/2010/wordprocessingGroup" xmlns:wpi="http://schemas.microsoft.com/office/word/2010/wordprocessingInk" xmlns:wne="http://schemas.microsoft.com/office/word/2006/wordml" xmlns:wps="http://schemas.microsoft.com/office/word/2010/wordprocessingShape" mc:Ignorable="w14 w15 w16se w16cid w16 w16cex w16sdtdh wp14">
   <w:sdt>
     <w:sdtPr>
       <w:id w:val="-290974379"/>
@@ -7283,7 +7389,7 @@
 </file>
 
 <file path=word/footnotes.xml><?xml version="1.0" encoding="utf-8"?>
-<w:footnotes xmlns:wpc="http://schemas.microsoft.com/office/word/2010/wordprocessingCanvas" xmlns:cx="http://schemas.microsoft.com/office/drawing/2014/chartex" xmlns:cx1="http://schemas.microsoft.com/office/drawing/2015/9/8/chartex" xmlns:cx2="http://schemas.microsoft.com/office/drawing/2015/10/21/chartex" xmlns:cx3="http://schemas.microsoft.com/office/drawing/2016/5/9/chartex" xmlns:cx4="http://schemas.microsoft.com/office/drawing/2016/5/10/chartex" xmlns:cx5="http://schemas.microsoft.com/office/drawing/2016/5/11/chartex" xmlns:cx6="http://schemas.microsoft.com/office/drawing/2016/5/12/chartex" xmlns:cx7="http://schemas.microsoft.com/office/drawing/2016/5/13/chartex" xmlns:cx8="http://schemas.microsoft.com/office/drawing/2016/5/14/chartex" xmlns:mc="http://schemas.openxmlformats.org/markup-compatibility/2006" xmlns:aink="http://schemas.microsoft.com/office/drawing/2016/ink" xmlns:am3d="http://schemas.microsoft.com/office/drawing/2017/model3d" xmlns:o="urn:schemas-microsoft-com:office:office" xmlns:oel="http://schemas.microsoft.com/office/2019/extlst" xmlns:r="http://schemas.openxmlformats.org/officeDocument/2006/relationships" xmlns:m="http://schemas.openxmlformats.org/officeDocument/2006/math" xmlns:v="urn:schemas-microsoft-com:vml" xmlns:wp14="http://schemas.microsoft.com/office/word/2010/wordprocessingDrawing" xmlns:wp="http://schemas.openxmlformats.org/drawingml/2006/wordprocessingDrawing" xmlns:w10="urn:schemas-microsoft-com:office:word" xmlns:w="http://schemas.openxmlformats.org/wordprocessingml/2006/main" xmlns:w14="http://schemas.microsoft.com/office/word/2010/wordml" xmlns:w15="http://schemas.microsoft.com/office/word/2012/wordml" xmlns:w16cei="http://schemas.microsoft.com/office/word/2026/wordml/cei" xmlns:w16cex="http://schemas.microsoft.com/office/word/2018/wordml/cex" xmlns:w16cid="http://schemas.microsoft.com/office/word/2016/wordml/cid" xmlns:w16="http://schemas.microsoft.com/office/word/2018/wordml" xmlns:w16du="http://schemas.microsoft.com/office/word/2023/wordml/word16du" xmlns:w16sdtdh="http://schemas.microsoft.com/office/word/2020/wordml/sdtdatahash" xmlns:w16sdtfl="http://schemas.microsoft.com/office/word/2024/wordml/sdtformatlock" xmlns:w16se="http://schemas.microsoft.com/office/word/2015/wordml/symex" xmlns:wpg="http://schemas.microsoft.com/office/word/2010/wordprocessingGroup" xmlns:wpi="http://schemas.microsoft.com/office/word/2010/wordprocessingInk" xmlns:wne="http://schemas.microsoft.com/office/word/2006/wordml" xmlns:wps="http://schemas.microsoft.com/office/word/2010/wordprocessingShape" mc:Ignorable="w14 w15 w16se w16cid w16 w16cex w16sdtdh w16sdtfl w16du wp14">
+<w:footnotes xmlns:wpc="http://schemas.microsoft.com/office/word/2010/wordprocessingCanvas" xmlns:cx="http://schemas.microsoft.com/office/drawing/2014/chartex" xmlns:cx1="http://schemas.microsoft.com/office/drawing/2015/9/8/chartex" xmlns:cx2="http://schemas.microsoft.com/office/drawing/2015/10/21/chartex" xmlns:cx3="http://schemas.microsoft.com/office/drawing/2016/5/9/chartex" xmlns:cx4="http://schemas.microsoft.com/office/drawing/2016/5/10/chartex" xmlns:cx5="http://schemas.microsoft.com/office/drawing/2016/5/11/chartex" xmlns:cx6="http://schemas.microsoft.com/office/drawing/2016/5/12/chartex" xmlns:cx7="http://schemas.microsoft.com/office/drawing/2016/5/13/chartex" xmlns:cx8="http://schemas.microsoft.com/office/drawing/2016/5/14/chartex" xmlns:mc="http://schemas.openxmlformats.org/markup-compatibility/2006" xmlns:aink="http://schemas.microsoft.com/office/drawing/2016/ink" xmlns:am3d="http://schemas.microsoft.com/office/drawing/2017/model3d" xmlns:o="urn:schemas-microsoft-com:office:office" xmlns:oel="http://schemas.microsoft.com/office/2019/extlst" xmlns:r="http://schemas.openxmlformats.org/officeDocument/2006/relationships" xmlns:m="http://schemas.openxmlformats.org/officeDocument/2006/math" xmlns:v="urn:schemas-microsoft-com:vml" xmlns:wp14="http://schemas.microsoft.com/office/word/2010/wordprocessingDrawing" xmlns:wp="http://schemas.openxmlformats.org/drawingml/2006/wordprocessingDrawing" xmlns:w10="urn:schemas-microsoft-com:office:word" xmlns:w="http://schemas.openxmlformats.org/wordprocessingml/2006/main" xmlns:w14="http://schemas.microsoft.com/office/word/2010/wordml" xmlns:w15="http://schemas.microsoft.com/office/word/2012/wordml" xmlns:w16cex="http://schemas.microsoft.com/office/word/2018/wordml/cex" xmlns:w16cid="http://schemas.microsoft.com/office/word/2016/wordml/cid" xmlns:w16="http://schemas.microsoft.com/office/word/2018/wordml" xmlns:w16sdtdh="http://schemas.microsoft.com/office/word/2020/wordml/sdtdatahash" xmlns:w16se="http://schemas.microsoft.com/office/word/2015/wordml/symex" xmlns:wpg="http://schemas.microsoft.com/office/word/2010/wordprocessingGroup" xmlns:wpi="http://schemas.microsoft.com/office/word/2010/wordprocessingInk" xmlns:wne="http://schemas.microsoft.com/office/word/2006/wordml" xmlns:wps="http://schemas.microsoft.com/office/word/2010/wordprocessingShape" mc:Ignorable="w14 w15 w16se w16cid w16 w16cex w16sdtdh wp14">
   <w:footnote w:type="separator" w:id="-1">
     <w:p>
       <w:pPr>
@@ -7308,7 +7414,7 @@
 </file>
 
 <file path=word/header1.xml><?xml version="1.0" encoding="utf-8"?>
-<w:hdr xmlns:wpc="http://schemas.microsoft.com/office/word/2010/wordprocessingCanvas" xmlns:cx="http://schemas.microsoft.com/office/drawing/2014/chartex" xmlns:cx1="http://schemas.microsoft.com/office/drawing/2015/9/8/chartex" xmlns:cx2="http://schemas.microsoft.com/office/drawing/2015/10/21/chartex" xmlns:cx3="http://schemas.microsoft.com/office/drawing/2016/5/9/chartex" xmlns:cx4="http://schemas.microsoft.com/office/drawing/2016/5/10/chartex" xmlns:cx5="http://schemas.microsoft.com/office/drawing/2016/5/11/chartex" xmlns:cx6="http://schemas.microsoft.com/office/drawing/2016/5/12/chartex" xmlns:cx7="http://schemas.microsoft.com/office/drawing/2016/5/13/chartex" xmlns:cx8="http://schemas.microsoft.com/office/drawing/2016/5/14/chartex" xmlns:mc="http://schemas.openxmlformats.org/markup-compatibility/2006" xmlns:aink="http://schemas.microsoft.com/office/drawing/2016/ink" xmlns:am3d="http://schemas.microsoft.com/office/drawing/2017/model3d" xmlns:o="urn:schemas-microsoft-com:office:office" xmlns:oel="http://schemas.microsoft.com/office/2019/extlst" xmlns:r="http://schemas.openxmlformats.org/officeDocument/2006/relationships" xmlns:m="http://schemas.openxmlformats.org/officeDocument/2006/math" xmlns:v="urn:schemas-microsoft-com:vml" xmlns:wp14="http://schemas.microsoft.com/office/word/2010/wordprocessingDrawing" xmlns:wp="http://schemas.openxmlformats.org/drawingml/2006/wordprocessingDrawing" xmlns:w10="urn:schemas-microsoft-com:office:word" xmlns:w="http://schemas.openxmlformats.org/wordprocessingml/2006/main" xmlns:w14="http://schemas.microsoft.com/office/word/2010/wordml" xmlns:w15="http://schemas.microsoft.com/office/word/2012/wordml" xmlns:w16cei="http://schemas.microsoft.com/office/word/2026/wordml/cei" xmlns:w16cex="http://schemas.microsoft.com/office/word/2018/wordml/cex" xmlns:w16cid="http://schemas.microsoft.com/office/word/2016/wordml/cid" xmlns:w16="http://schemas.microsoft.com/office/word/2018/wordml" xmlns:w16du="http://schemas.microsoft.com/office/word/2023/wordml/word16du" xmlns:w16sdtdh="http://schemas.microsoft.com/office/word/2020/wordml/sdtdatahash" xmlns:w16sdtfl="http://schemas.microsoft.com/office/word/2024/wordml/sdtformatlock" xmlns:w16se="http://schemas.microsoft.com/office/word/2015/wordml/symex" xmlns:wpg="http://schemas.microsoft.com/office/word/2010/wordprocessingGroup" xmlns:wpi="http://schemas.microsoft.com/office/word/2010/wordprocessingInk" xmlns:wne="http://schemas.microsoft.com/office/word/2006/wordml" xmlns:wps="http://schemas.microsoft.com/office/word/2010/wordprocessingShape" mc:Ignorable="w14 w15 w16se w16cid w16 w16cex w16sdtdh w16sdtfl w16du wp14">
+<w:hdr xmlns:wpc="http://schemas.microsoft.com/office/word/2010/wordprocessingCanvas" xmlns:cx="http://schemas.microsoft.com/office/drawing/2014/chartex" xmlns:cx1="http://schemas.microsoft.com/office/drawing/2015/9/8/chartex" xmlns:cx2="http://schemas.microsoft.com/office/drawing/2015/10/21/chartex" xmlns:cx3="http://schemas.microsoft.com/office/drawing/2016/5/9/chartex" xmlns:cx4="http://schemas.microsoft.com/office/drawing/2016/5/10/chartex" xmlns:cx5="http://schemas.microsoft.com/office/drawing/2016/5/11/chartex" xmlns:cx6="http://schemas.microsoft.com/office/drawing/2016/5/12/chartex" xmlns:cx7="http://schemas.microsoft.com/office/drawing/2016/5/13/chartex" xmlns:cx8="http://schemas.microsoft.com/office/drawing/2016/5/14/chartex" xmlns:mc="http://schemas.openxmlformats.org/markup-compatibility/2006" xmlns:aink="http://schemas.microsoft.com/office/drawing/2016/ink" xmlns:am3d="http://schemas.microsoft.com/office/drawing/2017/model3d" xmlns:o="urn:schemas-microsoft-com:office:office" xmlns:oel="http://schemas.microsoft.com/office/2019/extlst" xmlns:r="http://schemas.openxmlformats.org/officeDocument/2006/relationships" xmlns:m="http://schemas.openxmlformats.org/officeDocument/2006/math" xmlns:v="urn:schemas-microsoft-com:vml" xmlns:wp14="http://schemas.microsoft.com/office/word/2010/wordprocessingDrawing" xmlns:wp="http://schemas.openxmlformats.org/drawingml/2006/wordprocessingDrawing" xmlns:w10="urn:schemas-microsoft-com:office:word" xmlns:w="http://schemas.openxmlformats.org/wordprocessingml/2006/main" xmlns:w14="http://schemas.microsoft.com/office/word/2010/wordml" xmlns:w15="http://schemas.microsoft.com/office/word/2012/wordml" xmlns:w16cex="http://schemas.microsoft.com/office/word/2018/wordml/cex" xmlns:w16cid="http://schemas.microsoft.com/office/word/2016/wordml/cid" xmlns:w16="http://schemas.microsoft.com/office/word/2018/wordml" xmlns:w16sdtdh="http://schemas.microsoft.com/office/word/2020/wordml/sdtdatahash" xmlns:w16se="http://schemas.microsoft.com/office/word/2015/wordml/symex" xmlns:wpg="http://schemas.microsoft.com/office/word/2010/wordprocessingGroup" xmlns:wpi="http://schemas.microsoft.com/office/word/2010/wordprocessingInk" xmlns:wne="http://schemas.microsoft.com/office/word/2006/wordml" xmlns:wps="http://schemas.microsoft.com/office/word/2010/wordprocessingShape" mc:Ignorable="w14 w15 w16se w16cid w16 w16cex w16sdtdh wp14">
   <w:p>
     <w:pPr>
       <w:pStyle w:val="Encabezado"/>
@@ -7328,7 +7434,7 @@
 </file>
 
 <file path=word/header2.xml><?xml version="1.0" encoding="utf-8"?>
-<w:hdr xmlns:wpc="http://schemas.microsoft.com/office/word/2010/wordprocessingCanvas" xmlns:cx="http://schemas.microsoft.com/office/drawing/2014/chartex" xmlns:cx1="http://schemas.microsoft.com/office/drawing/2015/9/8/chartex" xmlns:cx2="http://schemas.microsoft.com/office/drawing/2015/10/21/chartex" xmlns:cx3="http://schemas.microsoft.com/office/drawing/2016/5/9/chartex" xmlns:cx4="http://schemas.microsoft.com/office/drawing/2016/5/10/chartex" xmlns:cx5="http://schemas.microsoft.com/office/drawing/2016/5/11/chartex" xmlns:cx6="http://schemas.microsoft.com/office/drawing/2016/5/12/chartex" xmlns:cx7="http://schemas.microsoft.com/office/drawing/2016/5/13/chartex" xmlns:cx8="http://schemas.microsoft.com/office/drawing/2016/5/14/chartex" xmlns:mc="http://schemas.openxmlformats.org/markup-compatibility/2006" xmlns:aink="http://schemas.microsoft.com/office/drawing/2016/ink" xmlns:am3d="http://schemas.microsoft.com/office/drawing/2017/model3d" xmlns:o="urn:schemas-microsoft-com:office:office" xmlns:oel="http://schemas.microsoft.com/office/2019/extlst" xmlns:r="http://schemas.openxmlformats.org/officeDocument/2006/relationships" xmlns:m="http://schemas.openxmlformats.org/officeDocument/2006/math" xmlns:v="urn:schemas-microsoft-com:vml" xmlns:wp14="http://schemas.microsoft.com/office/word/2010/wordprocessingDrawing" xmlns:wp="http://schemas.openxmlformats.org/drawingml/2006/wordprocessingDrawing" xmlns:w10="urn:schemas-microsoft-com:office:word" xmlns:w="http://schemas.openxmlformats.org/wordprocessingml/2006/main" xmlns:w14="http://schemas.microsoft.com/office/word/2010/wordml" xmlns:w15="http://schemas.microsoft.com/office/word/2012/wordml" xmlns:w16cei="http://schemas.microsoft.com/office/word/2026/wordml/cei" xmlns:w16cex="http://schemas.microsoft.com/office/word/2018/wordml/cex" xmlns:w16cid="http://schemas.microsoft.com/office/word/2016/wordml/cid" xmlns:w16="http://schemas.microsoft.com/office/word/2018/wordml" xmlns:w16du="http://schemas.microsoft.com/office/word/2023/wordml/word16du" xmlns:w16sdtdh="http://schemas.microsoft.com/office/word/2020/wordml/sdtdatahash" xmlns:w16sdtfl="http://schemas.microsoft.com/office/word/2024/wordml/sdtformatlock" xmlns:w16se="http://schemas.microsoft.com/office/word/2015/wordml/symex" xmlns:wpg="http://schemas.microsoft.com/office/word/2010/wordprocessingGroup" xmlns:wpi="http://schemas.microsoft.com/office/word/2010/wordprocessingInk" xmlns:wne="http://schemas.microsoft.com/office/word/2006/wordml" xmlns:wps="http://schemas.microsoft.com/office/word/2010/wordprocessingShape" mc:Ignorable="w14 w15 w16se w16cid w16 w16cex w16sdtdh w16sdtfl w16du wp14">
+<w:hdr xmlns:wpc="http://schemas.microsoft.com/office/word/2010/wordprocessingCanvas" xmlns:cx="http://schemas.microsoft.com/office/drawing/2014/chartex" xmlns:cx1="http://schemas.microsoft.com/office/drawing/2015/9/8/chartex" xmlns:cx2="http://schemas.microsoft.com/office/drawing/2015/10/21/chartex" xmlns:cx3="http://schemas.microsoft.com/office/drawing/2016/5/9/chartex" xmlns:cx4="http://schemas.microsoft.com/office/drawing/2016/5/10/chartex" xmlns:cx5="http://schemas.microsoft.com/office/drawing/2016/5/11/chartex" xmlns:cx6="http://schemas.microsoft.com/office/drawing/2016/5/12/chartex" xmlns:cx7="http://schemas.microsoft.com/office/drawing/2016/5/13/chartex" xmlns:cx8="http://schemas.microsoft.com/office/drawing/2016/5/14/chartex" xmlns:mc="http://schemas.openxmlformats.org/markup-compatibility/2006" xmlns:aink="http://schemas.microsoft.com/office/drawing/2016/ink" xmlns:am3d="http://schemas.microsoft.com/office/drawing/2017/model3d" xmlns:o="urn:schemas-microsoft-com:office:office" xmlns:oel="http://schemas.microsoft.com/office/2019/extlst" xmlns:r="http://schemas.openxmlformats.org/officeDocument/2006/relationships" xmlns:m="http://schemas.openxmlformats.org/officeDocument/2006/math" xmlns:v="urn:schemas-microsoft-com:vml" xmlns:wp14="http://schemas.microsoft.com/office/word/2010/wordprocessingDrawing" xmlns:wp="http://schemas.openxmlformats.org/drawingml/2006/wordprocessingDrawing" xmlns:w10="urn:schemas-microsoft-com:office:word" xmlns:w="http://schemas.openxmlformats.org/wordprocessingml/2006/main" xmlns:w14="http://schemas.microsoft.com/office/word/2010/wordml" xmlns:w15="http://schemas.microsoft.com/office/word/2012/wordml" xmlns:w16cex="http://schemas.microsoft.com/office/word/2018/wordml/cex" xmlns:w16cid="http://schemas.microsoft.com/office/word/2016/wordml/cid" xmlns:w16="http://schemas.microsoft.com/office/word/2018/wordml" xmlns:w16sdtdh="http://schemas.microsoft.com/office/word/2020/wordml/sdtdatahash" xmlns:w16se="http://schemas.microsoft.com/office/word/2015/wordml/symex" xmlns:wpg="http://schemas.microsoft.com/office/word/2010/wordprocessingGroup" xmlns:wpi="http://schemas.microsoft.com/office/word/2010/wordprocessingInk" xmlns:wne="http://schemas.microsoft.com/office/word/2006/wordml" xmlns:wps="http://schemas.microsoft.com/office/word/2010/wordprocessingShape" mc:Ignorable="w14 w15 w16se w16cid w16 w16cex w16sdtdh wp14">
   <w:p>
     <w:pPr>
       <w:pStyle w:val="Encabezado"/>
@@ -7342,7 +7448,7 @@
         <w:rPr>
           <w:noProof/>
         </w:rPr>
-        <w:t>Método</w:t>
+        <w:t>Cronograma de actividades</w:t>
       </w:r>
     </w:fldSimple>
   </w:p>
@@ -7350,7 +7456,7 @@
 </file>
 
 <file path=word/header3.xml><?xml version="1.0" encoding="utf-8"?>
-<w:hdr xmlns:wpc="http://schemas.microsoft.com/office/word/2010/wordprocessingCanvas" xmlns:cx="http://schemas.microsoft.com/office/drawing/2014/chartex" xmlns:cx1="http://schemas.microsoft.com/office/drawing/2015/9/8/chartex" xmlns:cx2="http://schemas.microsoft.com/office/drawing/2015/10/21/chartex" xmlns:cx3="http://schemas.microsoft.com/office/drawing/2016/5/9/chartex" xmlns:cx4="http://schemas.microsoft.com/office/drawing/2016/5/10/chartex" xmlns:cx5="http://schemas.microsoft.com/office/drawing/2016/5/11/chartex" xmlns:cx6="http://schemas.microsoft.com/office/drawing/2016/5/12/chartex" xmlns:cx7="http://schemas.microsoft.com/office/drawing/2016/5/13/chartex" xmlns:cx8="http://schemas.microsoft.com/office/drawing/2016/5/14/chartex" xmlns:mc="http://schemas.openxmlformats.org/markup-compatibility/2006" xmlns:aink="http://schemas.microsoft.com/office/drawing/2016/ink" xmlns:am3d="http://schemas.microsoft.com/office/drawing/2017/model3d" xmlns:o="urn:schemas-microsoft-com:office:office" xmlns:oel="http://schemas.microsoft.com/office/2019/extlst" xmlns:r="http://schemas.openxmlformats.org/officeDocument/2006/relationships" xmlns:m="http://schemas.openxmlformats.org/officeDocument/2006/math" xmlns:v="urn:schemas-microsoft-com:vml" xmlns:wp14="http://schemas.microsoft.com/office/word/2010/wordprocessingDrawing" xmlns:wp="http://schemas.openxmlformats.org/drawingml/2006/wordprocessingDrawing" xmlns:w10="urn:schemas-microsoft-com:office:word" xmlns:w="http://schemas.openxmlformats.org/wordprocessingml/2006/main" xmlns:w14="http://schemas.microsoft.com/office/word/2010/wordml" xmlns:w15="http://schemas.microsoft.com/office/word/2012/wordml" xmlns:w16cei="http://schemas.microsoft.com/office/word/2026/wordml/cei" xmlns:w16cex="http://schemas.microsoft.com/office/word/2018/wordml/cex" xmlns:w16cid="http://schemas.microsoft.com/office/word/2016/wordml/cid" xmlns:w16="http://schemas.microsoft.com/office/word/2018/wordml" xmlns:w16du="http://schemas.microsoft.com/office/word/2023/wordml/word16du" xmlns:w16sdtdh="http://schemas.microsoft.com/office/word/2020/wordml/sdtdatahash" xmlns:w16sdtfl="http://schemas.microsoft.com/office/word/2024/wordml/sdtformatlock" xmlns:w16se="http://schemas.microsoft.com/office/word/2015/wordml/symex" xmlns:wpg="http://schemas.microsoft.com/office/word/2010/wordprocessingGroup" xmlns:wpi="http://schemas.microsoft.com/office/word/2010/wordprocessingInk" xmlns:wne="http://schemas.microsoft.com/office/word/2006/wordml" xmlns:wps="http://schemas.microsoft.com/office/word/2010/wordprocessingShape" mc:Ignorable="w14 w15 w16se w16cid w16 w16cex w16sdtdh w16sdtfl w16du wp14">
+<w:hdr xmlns:wpc="http://schemas.microsoft.com/office/word/2010/wordprocessingCanvas" xmlns:cx="http://schemas.microsoft.com/office/drawing/2014/chartex" xmlns:cx1="http://schemas.microsoft.com/office/drawing/2015/9/8/chartex" xmlns:cx2="http://schemas.microsoft.com/office/drawing/2015/10/21/chartex" xmlns:cx3="http://schemas.microsoft.com/office/drawing/2016/5/9/chartex" xmlns:cx4="http://schemas.microsoft.com/office/drawing/2016/5/10/chartex" xmlns:cx5="http://schemas.microsoft.com/office/drawing/2016/5/11/chartex" xmlns:cx6="http://schemas.microsoft.com/office/drawing/2016/5/12/chartex" xmlns:cx7="http://schemas.microsoft.com/office/drawing/2016/5/13/chartex" xmlns:cx8="http://schemas.microsoft.com/office/drawing/2016/5/14/chartex" xmlns:mc="http://schemas.openxmlformats.org/markup-compatibility/2006" xmlns:aink="http://schemas.microsoft.com/office/drawing/2016/ink" xmlns:am3d="http://schemas.microsoft.com/office/drawing/2017/model3d" xmlns:o="urn:schemas-microsoft-com:office:office" xmlns:oel="http://schemas.microsoft.com/office/2019/extlst" xmlns:r="http://schemas.openxmlformats.org/officeDocument/2006/relationships" xmlns:m="http://schemas.openxmlformats.org/officeDocument/2006/math" xmlns:v="urn:schemas-microsoft-com:vml" xmlns:wp14="http://schemas.microsoft.com/office/word/2010/wordprocessingDrawing" xmlns:wp="http://schemas.openxmlformats.org/drawingml/2006/wordprocessingDrawing" xmlns:w10="urn:schemas-microsoft-com:office:word" xmlns:w="http://schemas.openxmlformats.org/wordprocessingml/2006/main" xmlns:w14="http://schemas.microsoft.com/office/word/2010/wordml" xmlns:w15="http://schemas.microsoft.com/office/word/2012/wordml" xmlns:w16cex="http://schemas.microsoft.com/office/word/2018/wordml/cex" xmlns:w16cid="http://schemas.microsoft.com/office/word/2016/wordml/cid" xmlns:w16="http://schemas.microsoft.com/office/word/2018/wordml" xmlns:w16sdtdh="http://schemas.microsoft.com/office/word/2020/wordml/sdtdatahash" xmlns:w16se="http://schemas.microsoft.com/office/word/2015/wordml/symex" xmlns:wpg="http://schemas.microsoft.com/office/word/2010/wordprocessingGroup" xmlns:wpi="http://schemas.microsoft.com/office/word/2010/wordprocessingInk" xmlns:wne="http://schemas.microsoft.com/office/word/2006/wordml" xmlns:wps="http://schemas.microsoft.com/office/word/2010/wordprocessingShape" mc:Ignorable="w14 w15 w16se w16cid w16 w16cex w16sdtdh wp14">
   <w:p>
     <w:pPr>
       <w:pStyle w:val="Encabezado"/>
@@ -7366,7 +7472,7 @@
 </file>
 
 <file path=word/header4.xml><?xml version="1.0" encoding="utf-8"?>
-<w:hdr xmlns:wpc="http://schemas.microsoft.com/office/word/2010/wordprocessingCanvas" xmlns:cx="http://schemas.microsoft.com/office/drawing/2014/chartex" xmlns:cx1="http://schemas.microsoft.com/office/drawing/2015/9/8/chartex" xmlns:cx2="http://schemas.microsoft.com/office/drawing/2015/10/21/chartex" xmlns:cx3="http://schemas.microsoft.com/office/drawing/2016/5/9/chartex" xmlns:cx4="http://schemas.microsoft.com/office/drawing/2016/5/10/chartex" xmlns:cx5="http://schemas.microsoft.com/office/drawing/2016/5/11/chartex" xmlns:cx6="http://schemas.microsoft.com/office/drawing/2016/5/12/chartex" xmlns:cx7="http://schemas.microsoft.com/office/drawing/2016/5/13/chartex" xmlns:cx8="http://schemas.microsoft.com/office/drawing/2016/5/14/chartex" xmlns:mc="http://schemas.openxmlformats.org/markup-compatibility/2006" xmlns:aink="http://schemas.microsoft.com/office/drawing/2016/ink" xmlns:am3d="http://schemas.microsoft.com/office/drawing/2017/model3d" xmlns:o="urn:schemas-microsoft-com:office:office" xmlns:oel="http://schemas.microsoft.com/office/2019/extlst" xmlns:r="http://schemas.openxmlformats.org/officeDocument/2006/relationships" xmlns:m="http://schemas.openxmlformats.org/officeDocument/2006/math" xmlns:v="urn:schemas-microsoft-com:vml" xmlns:wp14="http://schemas.microsoft.com/office/word/2010/wordprocessingDrawing" xmlns:wp="http://schemas.openxmlformats.org/drawingml/2006/wordprocessingDrawing" xmlns:w10="urn:schemas-microsoft-com:office:word" xmlns:w="http://schemas.openxmlformats.org/wordprocessingml/2006/main" xmlns:w14="http://schemas.microsoft.com/office/word/2010/wordml" xmlns:w15="http://schemas.microsoft.com/office/word/2012/wordml" xmlns:w16cei="http://schemas.microsoft.com/office/word/2026/wordml/cei" xmlns:w16cex="http://schemas.microsoft.com/office/word/2018/wordml/cex" xmlns:w16cid="http://schemas.microsoft.com/office/word/2016/wordml/cid" xmlns:w16="http://schemas.microsoft.com/office/word/2018/wordml" xmlns:w16du="http://schemas.microsoft.com/office/word/2023/wordml/word16du" xmlns:w16sdtdh="http://schemas.microsoft.com/office/word/2020/wordml/sdtdatahash" xmlns:w16sdtfl="http://schemas.microsoft.com/office/word/2024/wordml/sdtformatlock" xmlns:w16se="http://schemas.microsoft.com/office/word/2015/wordml/symex" xmlns:wpg="http://schemas.microsoft.com/office/word/2010/wordprocessingGroup" xmlns:wpi="http://schemas.microsoft.com/office/word/2010/wordprocessingInk" xmlns:wne="http://schemas.microsoft.com/office/word/2006/wordml" xmlns:wps="http://schemas.microsoft.com/office/word/2010/wordprocessingShape" mc:Ignorable="w14 w15 w16se w16cid w16 w16cex w16sdtdh w16sdtfl w16du wp14">
+<w:hdr xmlns:wpc="http://schemas.microsoft.com/office/word/2010/wordprocessingCanvas" xmlns:cx="http://schemas.microsoft.com/office/drawing/2014/chartex" xmlns:cx1="http://schemas.microsoft.com/office/drawing/2015/9/8/chartex" xmlns:cx2="http://schemas.microsoft.com/office/drawing/2015/10/21/chartex" xmlns:cx3="http://schemas.microsoft.com/office/drawing/2016/5/9/chartex" xmlns:cx4="http://schemas.microsoft.com/office/drawing/2016/5/10/chartex" xmlns:cx5="http://schemas.microsoft.com/office/drawing/2016/5/11/chartex" xmlns:cx6="http://schemas.microsoft.com/office/drawing/2016/5/12/chartex" xmlns:cx7="http://schemas.microsoft.com/office/drawing/2016/5/13/chartex" xmlns:cx8="http://schemas.microsoft.com/office/drawing/2016/5/14/chartex" xmlns:mc="http://schemas.openxmlformats.org/markup-compatibility/2006" xmlns:aink="http://schemas.microsoft.com/office/drawing/2016/ink" xmlns:am3d="http://schemas.microsoft.com/office/drawing/2017/model3d" xmlns:o="urn:schemas-microsoft-com:office:office" xmlns:oel="http://schemas.microsoft.com/office/2019/extlst" xmlns:r="http://schemas.openxmlformats.org/officeDocument/2006/relationships" xmlns:m="http://schemas.openxmlformats.org/officeDocument/2006/math" xmlns:v="urn:schemas-microsoft-com:vml" xmlns:wp14="http://schemas.microsoft.com/office/word/2010/wordprocessingDrawing" xmlns:wp="http://schemas.openxmlformats.org/drawingml/2006/wordprocessingDrawing" xmlns:w10="urn:schemas-microsoft-com:office:word" xmlns:w="http://schemas.openxmlformats.org/wordprocessingml/2006/main" xmlns:w14="http://schemas.microsoft.com/office/word/2010/wordml" xmlns:w15="http://schemas.microsoft.com/office/word/2012/wordml" xmlns:w16cex="http://schemas.microsoft.com/office/word/2018/wordml/cex" xmlns:w16cid="http://schemas.microsoft.com/office/word/2016/wordml/cid" xmlns:w16="http://schemas.microsoft.com/office/word/2018/wordml" xmlns:w16sdtdh="http://schemas.microsoft.com/office/word/2020/wordml/sdtdatahash" xmlns:w16se="http://schemas.microsoft.com/office/word/2015/wordml/symex" xmlns:wpg="http://schemas.microsoft.com/office/word/2010/wordprocessingGroup" xmlns:wpi="http://schemas.microsoft.com/office/word/2010/wordprocessingInk" xmlns:wne="http://schemas.microsoft.com/office/word/2006/wordml" xmlns:wps="http://schemas.microsoft.com/office/word/2010/wordprocessingShape" mc:Ignorable="w14 w15 w16se w16cid w16 w16cex w16sdtdh wp14">
   <w:p>
     <w:pPr>
       <w:pStyle w:val="Encabezado"/>
@@ -7382,7 +7488,7 @@
 </file>
 
 <file path=word/numbering.xml><?xml version="1.0" encoding="utf-8"?>
-<w:numbering xmlns:wpc="http://schemas.microsoft.com/office/word/2010/wordprocessingCanvas" xmlns:cx="http://schemas.microsoft.com/office/drawing/2014/chartex" xmlns:cx1="http://schemas.microsoft.com/office/drawing/2015/9/8/chartex" xmlns:cx2="http://schemas.microsoft.com/office/drawing/2015/10/21/chartex" xmlns:cx3="http://schemas.microsoft.com/office/drawing/2016/5/9/chartex" xmlns:cx4="http://schemas.microsoft.com/office/drawing/2016/5/10/chartex" xmlns:cx5="http://schemas.microsoft.com/office/drawing/2016/5/11/chartex" xmlns:cx6="http://schemas.microsoft.com/office/drawing/2016/5/12/chartex" xmlns:cx7="http://schemas.microsoft.com/office/drawing/2016/5/13/chartex" xmlns:cx8="http://schemas.microsoft.com/office/drawing/2016/5/14/chartex" xmlns:mc="http://schemas.openxmlformats.org/markup-compatibility/2006" xmlns:aink="http://schemas.microsoft.com/office/drawing/2016/ink" xmlns:am3d="http://schemas.microsoft.com/office/drawing/2017/model3d" xmlns:o="urn:schemas-microsoft-com:office:office" xmlns:oel="http://schemas.microsoft.com/office/2019/extlst" xmlns:r="http://schemas.openxmlformats.org/officeDocument/2006/relationships" xmlns:m="http://schemas.openxmlformats.org/officeDocument/2006/math" xmlns:v="urn:schemas-microsoft-com:vml" xmlns:wp14="http://schemas.microsoft.com/office/word/2010/wordprocessingDrawing" xmlns:wp="http://schemas.openxmlformats.org/drawingml/2006/wordprocessingDrawing" xmlns:w10="urn:schemas-microsoft-com:office:word" xmlns:w="http://schemas.openxmlformats.org/wordprocessingml/2006/main" xmlns:w14="http://schemas.microsoft.com/office/word/2010/wordml" xmlns:w15="http://schemas.microsoft.com/office/word/2012/wordml" xmlns:w16cei="http://schemas.microsoft.com/office/word/2026/wordml/cei" xmlns:w16cex="http://schemas.microsoft.com/office/word/2018/wordml/cex" xmlns:w16cid="http://schemas.microsoft.com/office/word/2016/wordml/cid" xmlns:w16="http://schemas.microsoft.com/office/word/2018/wordml" xmlns:w16du="http://schemas.microsoft.com/office/word/2023/wordml/word16du" xmlns:w16sdtdh="http://schemas.microsoft.com/office/word/2020/wordml/sdtdatahash" xmlns:w16sdtfl="http://schemas.microsoft.com/office/word/2024/wordml/sdtformatlock" xmlns:w16se="http://schemas.microsoft.com/office/word/2015/wordml/symex" xmlns:wpg="http://schemas.microsoft.com/office/word/2010/wordprocessingGroup" xmlns:wpi="http://schemas.microsoft.com/office/word/2010/wordprocessingInk" xmlns:wne="http://schemas.microsoft.com/office/word/2006/wordml" xmlns:wps="http://schemas.microsoft.com/office/word/2010/wordprocessingShape" mc:Ignorable="w14 w15 w16se w16cid w16 w16cex w16sdtdh w16sdtfl w16du wp14">
+<w:numbering xmlns:wpc="http://schemas.microsoft.com/office/word/2010/wordprocessingCanvas" xmlns:cx="http://schemas.microsoft.com/office/drawing/2014/chartex" xmlns:cx1="http://schemas.microsoft.com/office/drawing/2015/9/8/chartex" xmlns:cx2="http://schemas.microsoft.com/office/drawing/2015/10/21/chartex" xmlns:cx3="http://schemas.microsoft.com/office/drawing/2016/5/9/chartex" xmlns:cx4="http://schemas.microsoft.com/office/drawing/2016/5/10/chartex" xmlns:cx5="http://schemas.microsoft.com/office/drawing/2016/5/11/chartex" xmlns:cx6="http://schemas.microsoft.com/office/drawing/2016/5/12/chartex" xmlns:cx7="http://schemas.microsoft.com/office/drawing/2016/5/13/chartex" xmlns:cx8="http://schemas.microsoft.com/office/drawing/2016/5/14/chartex" xmlns:mc="http://schemas.openxmlformats.org/markup-compatibility/2006" xmlns:aink="http://schemas.microsoft.com/office/drawing/2016/ink" xmlns:am3d="http://schemas.microsoft.com/office/drawing/2017/model3d" xmlns:o="urn:schemas-microsoft-com:office:office" xmlns:oel="http://schemas.microsoft.com/office/2019/extlst" xmlns:r="http://schemas.openxmlformats.org/officeDocument/2006/relationships" xmlns:m="http://schemas.openxmlformats.org/officeDocument/2006/math" xmlns:v="urn:schemas-microsoft-com:vml" xmlns:wp14="http://schemas.microsoft.com/office/word/2010/wordprocessingDrawing" xmlns:wp="http://schemas.openxmlformats.org/drawingml/2006/wordprocessingDrawing" xmlns:w10="urn:schemas-microsoft-com:office:word" xmlns:w="http://schemas.openxmlformats.org/wordprocessingml/2006/main" xmlns:w14="http://schemas.microsoft.com/office/word/2010/wordml" xmlns:w15="http://schemas.microsoft.com/office/word/2012/wordml" xmlns:w16cex="http://schemas.microsoft.com/office/word/2018/wordml/cex" xmlns:w16cid="http://schemas.microsoft.com/office/word/2016/wordml/cid" xmlns:w16="http://schemas.microsoft.com/office/word/2018/wordml" xmlns:w16sdtdh="http://schemas.microsoft.com/office/word/2020/wordml/sdtdatahash" xmlns:w16se="http://schemas.microsoft.com/office/word/2015/wordml/symex" xmlns:wpg="http://schemas.microsoft.com/office/word/2010/wordprocessingGroup" xmlns:wpi="http://schemas.microsoft.com/office/word/2010/wordprocessingInk" xmlns:wne="http://schemas.microsoft.com/office/word/2006/wordml" xmlns:wps="http://schemas.microsoft.com/office/word/2010/wordprocessingShape" mc:Ignorable="w14 w15 w16se w16cid w16 w16cex w16sdtdh wp14">
   <w:abstractNum w:abstractNumId="0" w15:restartNumberingAfterBreak="0">
     <w:nsid w:val="02AC40F5"/>
     <w:multiLevelType w:val="multilevel"/>
@@ -11630,7 +11736,7 @@
 </file>
 
 <file path=word/styles.xml><?xml version="1.0" encoding="utf-8"?>
-<w:styles xmlns:mc="http://schemas.openxmlformats.org/markup-compatibility/2006" xmlns:r="http://schemas.openxmlformats.org/officeDocument/2006/relationships" xmlns:w="http://schemas.openxmlformats.org/wordprocessingml/2006/main" xmlns:w14="http://schemas.microsoft.com/office/word/2010/wordml" xmlns:w15="http://schemas.microsoft.com/office/word/2012/wordml" xmlns:w16cex="http://schemas.microsoft.com/office/word/2018/wordml/cex" xmlns:w16cid="http://schemas.microsoft.com/office/word/2016/wordml/cid" xmlns:w16="http://schemas.microsoft.com/office/word/2018/wordml" xmlns:w16du="http://schemas.microsoft.com/office/word/2023/wordml/word16du" xmlns:w16sdtdh="http://schemas.microsoft.com/office/word/2020/wordml/sdtdatahash" xmlns:w16sdtfl="http://schemas.microsoft.com/office/word/2024/wordml/sdtformatlock" xmlns:w16se="http://schemas.microsoft.com/office/word/2015/wordml/symex" mc:Ignorable="w14 w15 w16se w16cid w16 w16cex w16sdtdh w16sdtfl w16du">
+<w:styles xmlns:mc="http://schemas.openxmlformats.org/markup-compatibility/2006" xmlns:r="http://schemas.openxmlformats.org/officeDocument/2006/relationships" xmlns:w="http://schemas.openxmlformats.org/wordprocessingml/2006/main" xmlns:w14="http://schemas.microsoft.com/office/word/2010/wordml" xmlns:w15="http://schemas.microsoft.com/office/word/2012/wordml" xmlns:w16cex="http://schemas.microsoft.com/office/word/2018/wordml/cex" xmlns:w16cid="http://schemas.microsoft.com/office/word/2016/wordml/cid" xmlns:w16="http://schemas.microsoft.com/office/word/2018/wordml" xmlns:w16sdtdh="http://schemas.microsoft.com/office/word/2020/wordml/sdtdatahash" xmlns:w16se="http://schemas.microsoft.com/office/word/2015/wordml/symex" mc:Ignorable="w14 w15 w16se w16cid w16 w16cex w16sdtdh">
   <w:docDefaults>
     <w:rPrDefault>
       <w:rPr>
@@ -12100,6 +12206,7 @@
   <w:style w:type="character" w:default="1" w:styleId="Fuentedeprrafopredeter">
     <w:name w:val="Default Paragraph Font"/>
     <w:uiPriority w:val="1"/>
+    <w:semiHidden/>
     <w:unhideWhenUsed/>
   </w:style>
   <w:style w:type="table" w:default="1" w:styleId="Tablanormal">
@@ -12175,7 +12282,7 @@
       <w:szCs w:val="24"/>
     </w:rPr>
   </w:style>
-  <w:style w:type="character" w:styleId="Fuerte">
+  <w:style w:type="character" w:styleId="Textoennegrita">
     <w:name w:val="Strong"/>
     <w:basedOn w:val="Fuentedeprrafopredeter"/>
     <w:uiPriority w:val="22"/>

--- a/Propuesta - Vacunas.docx
+++ b/Propuesta - Vacunas.docx
@@ -1,6 +1,6 @@
 
 <file path=word/document.xml><?xml version="1.0" encoding="utf-8"?>
-<w:document xmlns:wpc="http://schemas.microsoft.com/office/word/2010/wordprocessingCanvas" xmlns:cx="http://schemas.microsoft.com/office/drawing/2014/chartex" xmlns:cx1="http://schemas.microsoft.com/office/drawing/2015/9/8/chartex" xmlns:cx2="http://schemas.microsoft.com/office/drawing/2015/10/21/chartex" xmlns:cx3="http://schemas.microsoft.com/office/drawing/2016/5/9/chartex" xmlns:cx4="http://schemas.microsoft.com/office/drawing/2016/5/10/chartex" xmlns:cx5="http://schemas.microsoft.com/office/drawing/2016/5/11/chartex" xmlns:cx6="http://schemas.microsoft.com/office/drawing/2016/5/12/chartex" xmlns:cx7="http://schemas.microsoft.com/office/drawing/2016/5/13/chartex" xmlns:cx8="http://schemas.microsoft.com/office/drawing/2016/5/14/chartex" xmlns:mc="http://schemas.openxmlformats.org/markup-compatibility/2006" xmlns:aink="http://schemas.microsoft.com/office/drawing/2016/ink" xmlns:am3d="http://schemas.microsoft.com/office/drawing/2017/model3d" xmlns:o="urn:schemas-microsoft-com:office:office" xmlns:oel="http://schemas.microsoft.com/office/2019/extlst" xmlns:r="http://schemas.openxmlformats.org/officeDocument/2006/relationships" xmlns:m="http://schemas.openxmlformats.org/officeDocument/2006/math" xmlns:v="urn:schemas-microsoft-com:vml" xmlns:wp14="http://schemas.microsoft.com/office/word/2010/wordprocessingDrawing" xmlns:wp="http://schemas.openxmlformats.org/drawingml/2006/wordprocessingDrawing" xmlns:w10="urn:schemas-microsoft-com:office:word" xmlns:w="http://schemas.openxmlformats.org/wordprocessingml/2006/main" xmlns:w14="http://schemas.microsoft.com/office/word/2010/wordml" xmlns:w15="http://schemas.microsoft.com/office/word/2012/wordml" xmlns:w16cex="http://schemas.microsoft.com/office/word/2018/wordml/cex" xmlns:w16cid="http://schemas.microsoft.com/office/word/2016/wordml/cid" xmlns:w16="http://schemas.microsoft.com/office/word/2018/wordml" xmlns:w16sdtdh="http://schemas.microsoft.com/office/word/2020/wordml/sdtdatahash" xmlns:w16se="http://schemas.microsoft.com/office/word/2015/wordml/symex" xmlns:wpg="http://schemas.microsoft.com/office/word/2010/wordprocessingGroup" xmlns:wpi="http://schemas.microsoft.com/office/word/2010/wordprocessingInk" xmlns:wne="http://schemas.microsoft.com/office/word/2006/wordml" xmlns:wps="http://schemas.microsoft.com/office/word/2010/wordprocessingShape" mc:Ignorable="w14 w15 w16se w16cid w16 w16cex w16sdtdh wp14">
+<w:document xmlns:wpc="http://schemas.microsoft.com/office/word/2010/wordprocessingCanvas" xmlns:cx="http://schemas.microsoft.com/office/drawing/2014/chartex" xmlns:cx1="http://schemas.microsoft.com/office/drawing/2015/9/8/chartex" xmlns:cx2="http://schemas.microsoft.com/office/drawing/2015/10/21/chartex" xmlns:cx3="http://schemas.microsoft.com/office/drawing/2016/5/9/chartex" xmlns:cx4="http://schemas.microsoft.com/office/drawing/2016/5/10/chartex" xmlns:cx5="http://schemas.microsoft.com/office/drawing/2016/5/11/chartex" xmlns:cx6="http://schemas.microsoft.com/office/drawing/2016/5/12/chartex" xmlns:cx7="http://schemas.microsoft.com/office/drawing/2016/5/13/chartex" xmlns:cx8="http://schemas.microsoft.com/office/drawing/2016/5/14/chartex" xmlns:mc="http://schemas.openxmlformats.org/markup-compatibility/2006" xmlns:aink="http://schemas.microsoft.com/office/drawing/2016/ink" xmlns:am3d="http://schemas.microsoft.com/office/drawing/2017/model3d" xmlns:o="urn:schemas-microsoft-com:office:office" xmlns:oel="http://schemas.microsoft.com/office/2019/extlst" xmlns:r="http://schemas.openxmlformats.org/officeDocument/2006/relationships" xmlns:m="http://schemas.openxmlformats.org/officeDocument/2006/math" xmlns:v="urn:schemas-microsoft-com:vml" xmlns:wp14="http://schemas.microsoft.com/office/word/2010/wordprocessingDrawing" xmlns:wp="http://schemas.openxmlformats.org/drawingml/2006/wordprocessingDrawing" xmlns:w10="urn:schemas-microsoft-com:office:word" xmlns:w="http://schemas.openxmlformats.org/wordprocessingml/2006/main" xmlns:w14="http://schemas.microsoft.com/office/word/2010/wordml" xmlns:w15="http://schemas.microsoft.com/office/word/2012/wordml" xmlns:w16cei="http://schemas.microsoft.com/office/word/2026/wordml/cei" xmlns:w16cex="http://schemas.microsoft.com/office/word/2018/wordml/cex" xmlns:w16cid="http://schemas.microsoft.com/office/word/2016/wordml/cid" xmlns:w16="http://schemas.microsoft.com/office/word/2018/wordml" xmlns:w16du="http://schemas.microsoft.com/office/word/2023/wordml/word16du" xmlns:w16sdtdh="http://schemas.microsoft.com/office/word/2020/wordml/sdtdatahash" xmlns:w16sdtfl="http://schemas.microsoft.com/office/word/2024/wordml/sdtformatlock" xmlns:w16se="http://schemas.microsoft.com/office/word/2015/wordml/symex" xmlns:wpg="http://schemas.microsoft.com/office/word/2010/wordprocessingGroup" xmlns:wpi="http://schemas.microsoft.com/office/word/2010/wordprocessingInk" xmlns:wne="http://schemas.microsoft.com/office/word/2006/wordml" xmlns:wps="http://schemas.microsoft.com/office/word/2010/wordprocessingShape" mc:Ignorable="w14 w15 w16se w16cid w16 w16cex w16sdtdh w16sdtfl w16du wp14">
   <w:body>
     <w:p>
       <w:pPr>
@@ -6731,7 +6731,23 @@
           <w:sz w:val="24"/>
           <w:szCs w:val="24"/>
         </w:rPr>
-        <w:t>Al tratarse de un proyecto académico, el desarrollo será realizado por los integrantes del equipo, lo cual reduce significativamente el costo de mano de obra; sin embargo, para presentar una estimación más realista, se contempla el valor referencial del recurso humano como aporte del equipo de trabajo, así como los costos mínimos necesarios para llevar a cabo el sistema. Esta inversión no supondrá ningún gasto para el centro de salud, ya que el proyecto será donado en su totalidad por el equipo de desarrollo, incluyendo el pago del alojamiento durante seis meses. La inversión se justifica por los beneficios que generará el sistema, al permitir aprovechar mejor los recursos disponibles con datos más ordenados y accesibles para el personal autorizado, representando así una alternativa de bajo costo frente al impacto operativo que puede aportar al sistema de salud departamental.</w:t>
+        <w:t xml:space="preserve">Al tratarse de un proyecto académico, el desarrollo será realizado por los integrantes del equipo, lo cual reduce significativamente el costo de mano de obra; sin embargo, para presentar una estimación más realista, se contempla el valor referencial del recurso humano como aporte del equipo de trabajo, así como los costos mínimos necesarios para llevar a cabo el sistema. Esta inversión no supondrá ningún gasto para el centro de salud, ya que el proyecto será donado en su totalidad por el equipo de desarrollo, incluyendo el pago del alojamiento durante </w:t>
+      </w:r>
+      <w:r>
+        <w:rPr>
+          <w:rFonts w:ascii="Arial" w:hAnsi="Arial" w:cs="Arial"/>
+          <w:sz w:val="24"/>
+          <w:szCs w:val="24"/>
+        </w:rPr>
+        <w:t>24 meses</w:t>
+      </w:r>
+      <w:r>
+        <w:rPr>
+          <w:rFonts w:ascii="Arial" w:hAnsi="Arial" w:cs="Arial"/>
+          <w:sz w:val="24"/>
+          <w:szCs w:val="24"/>
+        </w:rPr>
+        <w:t>. La inversión se justifica por los beneficios que generará el sistema, al permitir aprovechar mejor los recursos disponibles con datos más ordenados y accesibles para el personal autorizado, representando así una alternativa de bajo costo frente al impacto operativo que puede aportar al sistema de salud departamental.</w:t>
       </w:r>
     </w:p>
     <w:p>
@@ -6751,7 +6767,23 @@
           <w:sz w:val="24"/>
           <w:szCs w:val="24"/>
         </w:rPr>
-        <w:t>Por ende, considerando que el desarrollo del sistema se apoya en herramientas de bajo costo o gratuitas, que la mano de obra será aportada por el equipo desarrollador y que los gastos de alojamiento serán cubiertos en su totalidad durante seis meses por los estudiantes sin representar ninguna inversión para la institución, se concluye que el proyecto es económicamente factible para su implementación en los centros de salud del departamento de San Marcos</w:t>
+        <w:t xml:space="preserve">Por ende, considerando que el desarrollo del sistema se apoya en herramientas de bajo costo o gratuitas, que la mano de obra será aportada por el equipo desarrollador y que los gastos de alojamiento serán cubiertos en su totalidad durante </w:t>
+      </w:r>
+      <w:r>
+        <w:rPr>
+          <w:rFonts w:ascii="Arial" w:hAnsi="Arial" w:cs="Arial"/>
+          <w:sz w:val="24"/>
+          <w:szCs w:val="24"/>
+        </w:rPr>
+        <w:t>24 meses</w:t>
+      </w:r>
+      <w:r>
+        <w:rPr>
+          <w:rFonts w:ascii="Arial" w:hAnsi="Arial" w:cs="Arial"/>
+          <w:sz w:val="24"/>
+          <w:szCs w:val="24"/>
+        </w:rPr>
+        <w:t xml:space="preserve"> por los estudiantes sin representar ninguna inversión para la institución, se concluye que el proyecto es económicamente factible para su implementación en los centros de salud del departamento de San Marcos</w:t>
       </w:r>
       <w:r>
         <w:rPr>
@@ -7138,24 +7170,22 @@
         <w:jc w:val="center"/>
       </w:pPr>
       <w:r>
-        <w:t>Ilustración 2.3. Diagrama de Gantt del proyecto</w:t>
-      </w:r>
-    </w:p>
-    <w:p>
-      <w:pPr>
-        <w:keepNext/>
-        <w:spacing w:line="276" w:lineRule="auto"/>
-      </w:pPr>
-      <w:r>
         <w:rPr>
           <w:noProof/>
-          <w:lang w:val="es-419" w:eastAsia="es-GT"/>
         </w:rPr>
         <w:drawing>
-          <wp:inline distT="0" distB="0" distL="0" distR="0" wp14:anchorId="30129A2D" wp14:editId="5959A24B">
-            <wp:extent cx="5596467" cy="2564788"/>
-            <wp:effectExtent l="0" t="0" r="4445" b="6985"/>
-            <wp:docPr id="19" name="Imagen 19"/>
+          <wp:anchor distT="0" distB="0" distL="114300" distR="114300" simplePos="0" relativeHeight="251661312" behindDoc="0" locked="0" layoutInCell="1" allowOverlap="1" wp14:anchorId="3D52457F" wp14:editId="17E9403E">
+            <wp:simplePos x="0" y="0"/>
+            <wp:positionH relativeFrom="margin">
+              <wp:posOffset>-324485</wp:posOffset>
+            </wp:positionH>
+            <wp:positionV relativeFrom="paragraph">
+              <wp:posOffset>271780</wp:posOffset>
+            </wp:positionV>
+            <wp:extent cx="6538595" cy="2965450"/>
+            <wp:effectExtent l="0" t="0" r="0" b="6350"/>
+            <wp:wrapTopAndBottom/>
+            <wp:docPr id="103638437" name="Imagen 1"/>
             <wp:cNvGraphicFramePr>
               <a:graphicFrameLocks xmlns:a="http://schemas.openxmlformats.org/drawingml/2006/main" noChangeAspect="1"/>
             </wp:cNvGraphicFramePr>
@@ -7163,10 +7193,8 @@
               <a:graphicData uri="http://schemas.openxmlformats.org/drawingml/2006/picture">
                 <pic:pic xmlns:pic="http://schemas.openxmlformats.org/drawingml/2006/picture">
                   <pic:nvPicPr>
-                    <pic:cNvPr id="0" name="Picture 3"/>
-                    <pic:cNvPicPr>
-                      <a:picLocks noChangeAspect="1" noChangeArrowheads="1"/>
-                    </pic:cNvPicPr>
+                    <pic:cNvPr id="103638437" name=""/>
+                    <pic:cNvPicPr/>
                   </pic:nvPicPr>
                   <pic:blipFill>
                     <a:blip r:embed="rId19">
@@ -7176,26 +7204,33 @@
                         </a:ext>
                       </a:extLst>
                     </a:blip>
-                    <a:srcRect/>
                     <a:stretch>
                       <a:fillRect/>
                     </a:stretch>
                   </pic:blipFill>
-                  <pic:spPr bwMode="auto">
+                  <pic:spPr>
                     <a:xfrm>
                       <a:off x="0" y="0"/>
-                      <a:ext cx="5607644" cy="2569910"/>
+                      <a:ext cx="6538595" cy="2965450"/>
                     </a:xfrm>
                     <a:prstGeom prst="rect">
                       <a:avLst/>
                     </a:prstGeom>
-                    <a:noFill/>
                   </pic:spPr>
                 </pic:pic>
               </a:graphicData>
             </a:graphic>
-          </wp:inline>
+            <wp14:sizeRelH relativeFrom="margin">
+              <wp14:pctWidth>0</wp14:pctWidth>
+            </wp14:sizeRelH>
+            <wp14:sizeRelV relativeFrom="margin">
+              <wp14:pctHeight>0</wp14:pctHeight>
+            </wp14:sizeRelV>
+          </wp:anchor>
         </w:drawing>
+      </w:r>
+      <w:r>
+        <w:t>Ilustración 2.3. Diagrama de Gantt del proyecto</w:t>
       </w:r>
     </w:p>
     <w:p>
@@ -7237,7 +7272,7 @@
 </file>
 
 <file path=word/endnotes.xml><?xml version="1.0" encoding="utf-8"?>
-<w:endnotes xmlns:wpc="http://schemas.microsoft.com/office/word/2010/wordprocessingCanvas" xmlns:cx="http://schemas.microsoft.com/office/drawing/2014/chartex" xmlns:cx1="http://schemas.microsoft.com/office/drawing/2015/9/8/chartex" xmlns:cx2="http://schemas.microsoft.com/office/drawing/2015/10/21/chartex" xmlns:cx3="http://schemas.microsoft.com/office/drawing/2016/5/9/chartex" xmlns:cx4="http://schemas.microsoft.com/office/drawing/2016/5/10/chartex" xmlns:cx5="http://schemas.microsoft.com/office/drawing/2016/5/11/chartex" xmlns:cx6="http://schemas.microsoft.com/office/drawing/2016/5/12/chartex" xmlns:cx7="http://schemas.microsoft.com/office/drawing/2016/5/13/chartex" xmlns:cx8="http://schemas.microsoft.com/office/drawing/2016/5/14/chartex" xmlns:mc="http://schemas.openxmlformats.org/markup-compatibility/2006" xmlns:aink="http://schemas.microsoft.com/office/drawing/2016/ink" xmlns:am3d="http://schemas.microsoft.com/office/drawing/2017/model3d" xmlns:o="urn:schemas-microsoft-com:office:office" xmlns:oel="http://schemas.microsoft.com/office/2019/extlst" xmlns:r="http://schemas.openxmlformats.org/officeDocument/2006/relationships" xmlns:m="http://schemas.openxmlformats.org/officeDocument/2006/math" xmlns:v="urn:schemas-microsoft-com:vml" xmlns:wp14="http://schemas.microsoft.com/office/word/2010/wordprocessingDrawing" xmlns:wp="http://schemas.openxmlformats.org/drawingml/2006/wordprocessingDrawing" xmlns:w10="urn:schemas-microsoft-com:office:word" xmlns:w="http://schemas.openxmlformats.org/wordprocessingml/2006/main" xmlns:w14="http://schemas.microsoft.com/office/word/2010/wordml" xmlns:w15="http://schemas.microsoft.com/office/word/2012/wordml" xmlns:w16cex="http://schemas.microsoft.com/office/word/2018/wordml/cex" xmlns:w16cid="http://schemas.microsoft.com/office/word/2016/wordml/cid" xmlns:w16="http://schemas.microsoft.com/office/word/2018/wordml" xmlns:w16sdtdh="http://schemas.microsoft.com/office/word/2020/wordml/sdtdatahash" xmlns:w16se="http://schemas.microsoft.com/office/word/2015/wordml/symex" xmlns:wpg="http://schemas.microsoft.com/office/word/2010/wordprocessingGroup" xmlns:wpi="http://schemas.microsoft.com/office/word/2010/wordprocessingInk" xmlns:wne="http://schemas.microsoft.com/office/word/2006/wordml" xmlns:wps="http://schemas.microsoft.com/office/word/2010/wordprocessingShape" mc:Ignorable="w14 w15 w16se w16cid w16 w16cex w16sdtdh wp14">
+<w:endnotes xmlns:wpc="http://schemas.microsoft.com/office/word/2010/wordprocessingCanvas" xmlns:cx="http://schemas.microsoft.com/office/drawing/2014/chartex" xmlns:cx1="http://schemas.microsoft.com/office/drawing/2015/9/8/chartex" xmlns:cx2="http://schemas.microsoft.com/office/drawing/2015/10/21/chartex" xmlns:cx3="http://schemas.microsoft.com/office/drawing/2016/5/9/chartex" xmlns:cx4="http://schemas.microsoft.com/office/drawing/2016/5/10/chartex" xmlns:cx5="http://schemas.microsoft.com/office/drawing/2016/5/11/chartex" xmlns:cx6="http://schemas.microsoft.com/office/drawing/2016/5/12/chartex" xmlns:cx7="http://schemas.microsoft.com/office/drawing/2016/5/13/chartex" xmlns:cx8="http://schemas.microsoft.com/office/drawing/2016/5/14/chartex" xmlns:mc="http://schemas.openxmlformats.org/markup-compatibility/2006" xmlns:aink="http://schemas.microsoft.com/office/drawing/2016/ink" xmlns:am3d="http://schemas.microsoft.com/office/drawing/2017/model3d" xmlns:o="urn:schemas-microsoft-com:office:office" xmlns:oel="http://schemas.microsoft.com/office/2019/extlst" xmlns:r="http://schemas.openxmlformats.org/officeDocument/2006/relationships" xmlns:m="http://schemas.openxmlformats.org/officeDocument/2006/math" xmlns:v="urn:schemas-microsoft-com:vml" xmlns:wp14="http://schemas.microsoft.com/office/word/2010/wordprocessingDrawing" xmlns:wp="http://schemas.openxmlformats.org/drawingml/2006/wordprocessingDrawing" xmlns:w10="urn:schemas-microsoft-com:office:word" xmlns:w="http://schemas.openxmlformats.org/wordprocessingml/2006/main" xmlns:w14="http://schemas.microsoft.com/office/word/2010/wordml" xmlns:w15="http://schemas.microsoft.com/office/word/2012/wordml" xmlns:w16cei="http://schemas.microsoft.com/office/word/2026/wordml/cei" xmlns:w16cex="http://schemas.microsoft.com/office/word/2018/wordml/cex" xmlns:w16cid="http://schemas.microsoft.com/office/word/2016/wordml/cid" xmlns:w16="http://schemas.microsoft.com/office/word/2018/wordml" xmlns:w16du="http://schemas.microsoft.com/office/word/2023/wordml/word16du" xmlns:w16sdtdh="http://schemas.microsoft.com/office/word/2020/wordml/sdtdatahash" xmlns:w16sdtfl="http://schemas.microsoft.com/office/word/2024/wordml/sdtformatlock" xmlns:w16se="http://schemas.microsoft.com/office/word/2015/wordml/symex" xmlns:wpg="http://schemas.microsoft.com/office/word/2010/wordprocessingGroup" xmlns:wpi="http://schemas.microsoft.com/office/word/2010/wordprocessingInk" xmlns:wne="http://schemas.microsoft.com/office/word/2006/wordml" xmlns:wps="http://schemas.microsoft.com/office/word/2010/wordprocessingShape" mc:Ignorable="w14 w15 w16se w16cid w16 w16cex w16sdtdh w16sdtfl w16du wp14">
   <w:endnote w:type="separator" w:id="-1">
     <w:p>
       <w:pPr>
@@ -7262,7 +7297,7 @@
 </file>
 
 <file path=word/footer1.xml><?xml version="1.0" encoding="utf-8"?>
-<w:ftr xmlns:wpc="http://schemas.microsoft.com/office/word/2010/wordprocessingCanvas" xmlns:cx="http://schemas.microsoft.com/office/drawing/2014/chartex" xmlns:cx1="http://schemas.microsoft.com/office/drawing/2015/9/8/chartex" xmlns:cx2="http://schemas.microsoft.com/office/drawing/2015/10/21/chartex" xmlns:cx3="http://schemas.microsoft.com/office/drawing/2016/5/9/chartex" xmlns:cx4="http://schemas.microsoft.com/office/drawing/2016/5/10/chartex" xmlns:cx5="http://schemas.microsoft.com/office/drawing/2016/5/11/chartex" xmlns:cx6="http://schemas.microsoft.com/office/drawing/2016/5/12/chartex" xmlns:cx7="http://schemas.microsoft.com/office/drawing/2016/5/13/chartex" xmlns:cx8="http://schemas.microsoft.com/office/drawing/2016/5/14/chartex" xmlns:mc="http://schemas.openxmlformats.org/markup-compatibility/2006" xmlns:aink="http://schemas.microsoft.com/office/drawing/2016/ink" xmlns:am3d="http://schemas.microsoft.com/office/drawing/2017/model3d" xmlns:o="urn:schemas-microsoft-com:office:office" xmlns:oel="http://schemas.microsoft.com/office/2019/extlst" xmlns:r="http://schemas.openxmlformats.org/officeDocument/2006/relationships" xmlns:m="http://schemas.openxmlformats.org/officeDocument/2006/math" xmlns:v="urn:schemas-microsoft-com:vml" xmlns:wp14="http://schemas.microsoft.com/office/word/2010/wordprocessingDrawing" xmlns:wp="http://schemas.openxmlformats.org/drawingml/2006/wordprocessingDrawing" xmlns:w10="urn:schemas-microsoft-com:office:word" xmlns:w="http://schemas.openxmlformats.org/wordprocessingml/2006/main" xmlns:w14="http://schemas.microsoft.com/office/word/2010/wordml" xmlns:w15="http://schemas.microsoft.com/office/word/2012/wordml" xmlns:w16cex="http://schemas.microsoft.com/office/word/2018/wordml/cex" xmlns:w16cid="http://schemas.microsoft.com/office/word/2016/wordml/cid" xmlns:w16="http://schemas.microsoft.com/office/word/2018/wordml" xmlns:w16sdtdh="http://schemas.microsoft.com/office/word/2020/wordml/sdtdatahash" xmlns:w16se="http://schemas.microsoft.com/office/word/2015/wordml/symex" xmlns:wpg="http://schemas.microsoft.com/office/word/2010/wordprocessingGroup" xmlns:wpi="http://schemas.microsoft.com/office/word/2010/wordprocessingInk" xmlns:wne="http://schemas.microsoft.com/office/word/2006/wordml" xmlns:wps="http://schemas.microsoft.com/office/word/2010/wordprocessingShape" mc:Ignorable="w14 w15 w16se w16cid w16 w16cex w16sdtdh wp14">
+<w:ftr xmlns:wpc="http://schemas.microsoft.com/office/word/2010/wordprocessingCanvas" xmlns:cx="http://schemas.microsoft.com/office/drawing/2014/chartex" xmlns:cx1="http://schemas.microsoft.com/office/drawing/2015/9/8/chartex" xmlns:cx2="http://schemas.microsoft.com/office/drawing/2015/10/21/chartex" xmlns:cx3="http://schemas.microsoft.com/office/drawing/2016/5/9/chartex" xmlns:cx4="http://schemas.microsoft.com/office/drawing/2016/5/10/chartex" xmlns:cx5="http://schemas.microsoft.com/office/drawing/2016/5/11/chartex" xmlns:cx6="http://schemas.microsoft.com/office/drawing/2016/5/12/chartex" xmlns:cx7="http://schemas.microsoft.com/office/drawing/2016/5/13/chartex" xmlns:cx8="http://schemas.microsoft.com/office/drawing/2016/5/14/chartex" xmlns:mc="http://schemas.openxmlformats.org/markup-compatibility/2006" xmlns:aink="http://schemas.microsoft.com/office/drawing/2016/ink" xmlns:am3d="http://schemas.microsoft.com/office/drawing/2017/model3d" xmlns:o="urn:schemas-microsoft-com:office:office" xmlns:oel="http://schemas.microsoft.com/office/2019/extlst" xmlns:r="http://schemas.openxmlformats.org/officeDocument/2006/relationships" xmlns:m="http://schemas.openxmlformats.org/officeDocument/2006/math" xmlns:v="urn:schemas-microsoft-com:vml" xmlns:wp14="http://schemas.microsoft.com/office/word/2010/wordprocessingDrawing" xmlns:wp="http://schemas.openxmlformats.org/drawingml/2006/wordprocessingDrawing" xmlns:w10="urn:schemas-microsoft-com:office:word" xmlns:w="http://schemas.openxmlformats.org/wordprocessingml/2006/main" xmlns:w14="http://schemas.microsoft.com/office/word/2010/wordml" xmlns:w15="http://schemas.microsoft.com/office/word/2012/wordml" xmlns:w16cei="http://schemas.microsoft.com/office/word/2026/wordml/cei" xmlns:w16cex="http://schemas.microsoft.com/office/word/2018/wordml/cex" xmlns:w16cid="http://schemas.microsoft.com/office/word/2016/wordml/cid" xmlns:w16="http://schemas.microsoft.com/office/word/2018/wordml" xmlns:w16du="http://schemas.microsoft.com/office/word/2023/wordml/word16du" xmlns:w16sdtdh="http://schemas.microsoft.com/office/word/2020/wordml/sdtdatahash" xmlns:w16sdtfl="http://schemas.microsoft.com/office/word/2024/wordml/sdtformatlock" xmlns:w16se="http://schemas.microsoft.com/office/word/2015/wordml/symex" xmlns:wpg="http://schemas.microsoft.com/office/word/2010/wordprocessingGroup" xmlns:wpi="http://schemas.microsoft.com/office/word/2010/wordprocessingInk" xmlns:wne="http://schemas.microsoft.com/office/word/2006/wordml" xmlns:wps="http://schemas.microsoft.com/office/word/2010/wordprocessingShape" mc:Ignorable="w14 w15 w16se w16cid w16 w16cex w16sdtdh w16sdtfl w16du wp14">
   <w:p>
     <w:pPr>
       <w:pStyle w:val="Piedepgina"/>
@@ -7278,7 +7313,7 @@
 </file>
 
 <file path=word/footer2.xml><?xml version="1.0" encoding="utf-8"?>
-<w:ftr xmlns:wpc="http://schemas.microsoft.com/office/word/2010/wordprocessingCanvas" xmlns:cx="http://schemas.microsoft.com/office/drawing/2014/chartex" xmlns:cx1="http://schemas.microsoft.com/office/drawing/2015/9/8/chartex" xmlns:cx2="http://schemas.microsoft.com/office/drawing/2015/10/21/chartex" xmlns:cx3="http://schemas.microsoft.com/office/drawing/2016/5/9/chartex" xmlns:cx4="http://schemas.microsoft.com/office/drawing/2016/5/10/chartex" xmlns:cx5="http://schemas.microsoft.com/office/drawing/2016/5/11/chartex" xmlns:cx6="http://schemas.microsoft.com/office/drawing/2016/5/12/chartex" xmlns:cx7="http://schemas.microsoft.com/office/drawing/2016/5/13/chartex" xmlns:cx8="http://schemas.microsoft.com/office/drawing/2016/5/14/chartex" xmlns:mc="http://schemas.openxmlformats.org/markup-compatibility/2006" xmlns:aink="http://schemas.microsoft.com/office/drawing/2016/ink" xmlns:am3d="http://schemas.microsoft.com/office/drawing/2017/model3d" xmlns:o="urn:schemas-microsoft-com:office:office" xmlns:oel="http://schemas.microsoft.com/office/2019/extlst" xmlns:r="http://schemas.openxmlformats.org/officeDocument/2006/relationships" xmlns:m="http://schemas.openxmlformats.org/officeDocument/2006/math" xmlns:v="urn:schemas-microsoft-com:vml" xmlns:wp14="http://schemas.microsoft.com/office/word/2010/wordprocessingDrawing" xmlns:wp="http://schemas.openxmlformats.org/drawingml/2006/wordprocessingDrawing" xmlns:w10="urn:schemas-microsoft-com:office:word" xmlns:w="http://schemas.openxmlformats.org/wordprocessingml/2006/main" xmlns:w14="http://schemas.microsoft.com/office/word/2010/wordml" xmlns:w15="http://schemas.microsoft.com/office/word/2012/wordml" xmlns:w16cex="http://schemas.microsoft.com/office/word/2018/wordml/cex" xmlns:w16cid="http://schemas.microsoft.com/office/word/2016/wordml/cid" xmlns:w16="http://schemas.microsoft.com/office/word/2018/wordml" xmlns:w16sdtdh="http://schemas.microsoft.com/office/word/2020/wordml/sdtdatahash" xmlns:w16se="http://schemas.microsoft.com/office/word/2015/wordml/symex" xmlns:wpg="http://schemas.microsoft.com/office/word/2010/wordprocessingGroup" xmlns:wpi="http://schemas.microsoft.com/office/word/2010/wordprocessingInk" xmlns:wne="http://schemas.microsoft.com/office/word/2006/wordml" xmlns:wps="http://schemas.microsoft.com/office/word/2010/wordprocessingShape" mc:Ignorable="w14 w15 w16se w16cid w16 w16cex w16sdtdh wp14">
+<w:ftr xmlns:wpc="http://schemas.microsoft.com/office/word/2010/wordprocessingCanvas" xmlns:cx="http://schemas.microsoft.com/office/drawing/2014/chartex" xmlns:cx1="http://schemas.microsoft.com/office/drawing/2015/9/8/chartex" xmlns:cx2="http://schemas.microsoft.com/office/drawing/2015/10/21/chartex" xmlns:cx3="http://schemas.microsoft.com/office/drawing/2016/5/9/chartex" xmlns:cx4="http://schemas.microsoft.com/office/drawing/2016/5/10/chartex" xmlns:cx5="http://schemas.microsoft.com/office/drawing/2016/5/11/chartex" xmlns:cx6="http://schemas.microsoft.com/office/drawing/2016/5/12/chartex" xmlns:cx7="http://schemas.microsoft.com/office/drawing/2016/5/13/chartex" xmlns:cx8="http://schemas.microsoft.com/office/drawing/2016/5/14/chartex" xmlns:mc="http://schemas.openxmlformats.org/markup-compatibility/2006" xmlns:aink="http://schemas.microsoft.com/office/drawing/2016/ink" xmlns:am3d="http://schemas.microsoft.com/office/drawing/2017/model3d" xmlns:o="urn:schemas-microsoft-com:office:office" xmlns:oel="http://schemas.microsoft.com/office/2019/extlst" xmlns:r="http://schemas.openxmlformats.org/officeDocument/2006/relationships" xmlns:m="http://schemas.openxmlformats.org/officeDocument/2006/math" xmlns:v="urn:schemas-microsoft-com:vml" xmlns:wp14="http://schemas.microsoft.com/office/word/2010/wordprocessingDrawing" xmlns:wp="http://schemas.openxmlformats.org/drawingml/2006/wordprocessingDrawing" xmlns:w10="urn:schemas-microsoft-com:office:word" xmlns:w="http://schemas.openxmlformats.org/wordprocessingml/2006/main" xmlns:w14="http://schemas.microsoft.com/office/word/2010/wordml" xmlns:w15="http://schemas.microsoft.com/office/word/2012/wordml" xmlns:w16cei="http://schemas.microsoft.com/office/word/2026/wordml/cei" xmlns:w16cex="http://schemas.microsoft.com/office/word/2018/wordml/cex" xmlns:w16cid="http://schemas.microsoft.com/office/word/2016/wordml/cid" xmlns:w16="http://schemas.microsoft.com/office/word/2018/wordml" xmlns:w16du="http://schemas.microsoft.com/office/word/2023/wordml/word16du" xmlns:w16sdtdh="http://schemas.microsoft.com/office/word/2020/wordml/sdtdatahash" xmlns:w16sdtfl="http://schemas.microsoft.com/office/word/2024/wordml/sdtformatlock" xmlns:w16se="http://schemas.microsoft.com/office/word/2015/wordml/symex" xmlns:wpg="http://schemas.microsoft.com/office/word/2010/wordprocessingGroup" xmlns:wpi="http://schemas.microsoft.com/office/word/2010/wordprocessingInk" xmlns:wne="http://schemas.microsoft.com/office/word/2006/wordml" xmlns:wps="http://schemas.microsoft.com/office/word/2010/wordprocessingShape" mc:Ignorable="w14 w15 w16se w16cid w16 w16cex w16sdtdh w16sdtfl w16du wp14">
   <w:p>
     <w:pPr>
       <w:pStyle w:val="Piedepgina"/>
@@ -7299,7 +7334,7 @@
 </file>
 
 <file path=word/footer3.xml><?xml version="1.0" encoding="utf-8"?>
-<w:ftr xmlns:wpc="http://schemas.microsoft.com/office/word/2010/wordprocessingCanvas" xmlns:cx="http://schemas.microsoft.com/office/drawing/2014/chartex" xmlns:cx1="http://schemas.microsoft.com/office/drawing/2015/9/8/chartex" xmlns:cx2="http://schemas.microsoft.com/office/drawing/2015/10/21/chartex" xmlns:cx3="http://schemas.microsoft.com/office/drawing/2016/5/9/chartex" xmlns:cx4="http://schemas.microsoft.com/office/drawing/2016/5/10/chartex" xmlns:cx5="http://schemas.microsoft.com/office/drawing/2016/5/11/chartex" xmlns:cx6="http://schemas.microsoft.com/office/drawing/2016/5/12/chartex" xmlns:cx7="http://schemas.microsoft.com/office/drawing/2016/5/13/chartex" xmlns:cx8="http://schemas.microsoft.com/office/drawing/2016/5/14/chartex" xmlns:mc="http://schemas.openxmlformats.org/markup-compatibility/2006" xmlns:aink="http://schemas.microsoft.com/office/drawing/2016/ink" xmlns:am3d="http://schemas.microsoft.com/office/drawing/2017/model3d" xmlns:o="urn:schemas-microsoft-com:office:office" xmlns:oel="http://schemas.microsoft.com/office/2019/extlst" xmlns:r="http://schemas.openxmlformats.org/officeDocument/2006/relationships" xmlns:m="http://schemas.openxmlformats.org/officeDocument/2006/math" xmlns:v="urn:schemas-microsoft-com:vml" xmlns:wp14="http://schemas.microsoft.com/office/word/2010/wordprocessingDrawing" xmlns:wp="http://schemas.openxmlformats.org/drawingml/2006/wordprocessingDrawing" xmlns:w10="urn:schemas-microsoft-com:office:word" xmlns:w="http://schemas.openxmlformats.org/wordprocessingml/2006/main" xmlns:w14="http://schemas.microsoft.com/office/word/2010/wordml" xmlns:w15="http://schemas.microsoft.com/office/word/2012/wordml" xmlns:w16cex="http://schemas.microsoft.com/office/word/2018/wordml/cex" xmlns:w16cid="http://schemas.microsoft.com/office/word/2016/wordml/cid" xmlns:w16="http://schemas.microsoft.com/office/word/2018/wordml" xmlns:w16sdtdh="http://schemas.microsoft.com/office/word/2020/wordml/sdtdatahash" xmlns:w16se="http://schemas.microsoft.com/office/word/2015/wordml/symex" xmlns:wpg="http://schemas.microsoft.com/office/word/2010/wordprocessingGroup" xmlns:wpi="http://schemas.microsoft.com/office/word/2010/wordprocessingInk" xmlns:wne="http://schemas.microsoft.com/office/word/2006/wordml" xmlns:wps="http://schemas.microsoft.com/office/word/2010/wordprocessingShape" mc:Ignorable="w14 w15 w16se w16cid w16 w16cex w16sdtdh wp14">
+<w:ftr xmlns:wpc="http://schemas.microsoft.com/office/word/2010/wordprocessingCanvas" xmlns:cx="http://schemas.microsoft.com/office/drawing/2014/chartex" xmlns:cx1="http://schemas.microsoft.com/office/drawing/2015/9/8/chartex" xmlns:cx2="http://schemas.microsoft.com/office/drawing/2015/10/21/chartex" xmlns:cx3="http://schemas.microsoft.com/office/drawing/2016/5/9/chartex" xmlns:cx4="http://schemas.microsoft.com/office/drawing/2016/5/10/chartex" xmlns:cx5="http://schemas.microsoft.com/office/drawing/2016/5/11/chartex" xmlns:cx6="http://schemas.microsoft.com/office/drawing/2016/5/12/chartex" xmlns:cx7="http://schemas.microsoft.com/office/drawing/2016/5/13/chartex" xmlns:cx8="http://schemas.microsoft.com/office/drawing/2016/5/14/chartex" xmlns:mc="http://schemas.openxmlformats.org/markup-compatibility/2006" xmlns:aink="http://schemas.microsoft.com/office/drawing/2016/ink" xmlns:am3d="http://schemas.microsoft.com/office/drawing/2017/model3d" xmlns:o="urn:schemas-microsoft-com:office:office" xmlns:oel="http://schemas.microsoft.com/office/2019/extlst" xmlns:r="http://schemas.openxmlformats.org/officeDocument/2006/relationships" xmlns:m="http://schemas.openxmlformats.org/officeDocument/2006/math" xmlns:v="urn:schemas-microsoft-com:vml" xmlns:wp14="http://schemas.microsoft.com/office/word/2010/wordprocessingDrawing" xmlns:wp="http://schemas.openxmlformats.org/drawingml/2006/wordprocessingDrawing" xmlns:w10="urn:schemas-microsoft-com:office:word" xmlns:w="http://schemas.openxmlformats.org/wordprocessingml/2006/main" xmlns:w14="http://schemas.microsoft.com/office/word/2010/wordml" xmlns:w15="http://schemas.microsoft.com/office/word/2012/wordml" xmlns:w16cei="http://schemas.microsoft.com/office/word/2026/wordml/cei" xmlns:w16cex="http://schemas.microsoft.com/office/word/2018/wordml/cex" xmlns:w16cid="http://schemas.microsoft.com/office/word/2016/wordml/cid" xmlns:w16="http://schemas.microsoft.com/office/word/2018/wordml" xmlns:w16du="http://schemas.microsoft.com/office/word/2023/wordml/word16du" xmlns:w16sdtdh="http://schemas.microsoft.com/office/word/2020/wordml/sdtdatahash" xmlns:w16sdtfl="http://schemas.microsoft.com/office/word/2024/wordml/sdtformatlock" xmlns:w16se="http://schemas.microsoft.com/office/word/2015/wordml/symex" xmlns:wpg="http://schemas.microsoft.com/office/word/2010/wordprocessingGroup" xmlns:wpi="http://schemas.microsoft.com/office/word/2010/wordprocessingInk" xmlns:wne="http://schemas.microsoft.com/office/word/2006/wordml" xmlns:wps="http://schemas.microsoft.com/office/word/2010/wordprocessingShape" mc:Ignorable="w14 w15 w16se w16cid w16 w16cex w16sdtdh w16sdtfl w16du wp14">
   <w:sdt>
     <w:sdtPr>
       <w:id w:val="802434642"/>
@@ -7344,7 +7379,7 @@
 </file>
 
 <file path=word/footer4.xml><?xml version="1.0" encoding="utf-8"?>
-<w:ftr xmlns:wpc="http://schemas.microsoft.com/office/word/2010/wordprocessingCanvas" xmlns:cx="http://schemas.microsoft.com/office/drawing/2014/chartex" xmlns:cx1="http://schemas.microsoft.com/office/drawing/2015/9/8/chartex" xmlns:cx2="http://schemas.microsoft.com/office/drawing/2015/10/21/chartex" xmlns:cx3="http://schemas.microsoft.com/office/drawing/2016/5/9/chartex" xmlns:cx4="http://schemas.microsoft.com/office/drawing/2016/5/10/chartex" xmlns:cx5="http://schemas.microsoft.com/office/drawing/2016/5/11/chartex" xmlns:cx6="http://schemas.microsoft.com/office/drawing/2016/5/12/chartex" xmlns:cx7="http://schemas.microsoft.com/office/drawing/2016/5/13/chartex" xmlns:cx8="http://schemas.microsoft.com/office/drawing/2016/5/14/chartex" xmlns:mc="http://schemas.openxmlformats.org/markup-compatibility/2006" xmlns:aink="http://schemas.microsoft.com/office/drawing/2016/ink" xmlns:am3d="http://schemas.microsoft.com/office/drawing/2017/model3d" xmlns:o="urn:schemas-microsoft-com:office:office" xmlns:oel="http://schemas.microsoft.com/office/2019/extlst" xmlns:r="http://schemas.openxmlformats.org/officeDocument/2006/relationships" xmlns:m="http://schemas.openxmlformats.org/officeDocument/2006/math" xmlns:v="urn:schemas-microsoft-com:vml" xmlns:wp14="http://schemas.microsoft.com/office/word/2010/wordprocessingDrawing" xmlns:wp="http://schemas.openxmlformats.org/drawingml/2006/wordprocessingDrawing" xmlns:w10="urn:schemas-microsoft-com:office:word" xmlns:w="http://schemas.openxmlformats.org/wordprocessingml/2006/main" xmlns:w14="http://schemas.microsoft.com/office/word/2010/wordml" xmlns:w15="http://schemas.microsoft.com/office/word/2012/wordml" xmlns:w16cex="http://schemas.microsoft.com/office/word/2018/wordml/cex" xmlns:w16cid="http://schemas.microsoft.com/office/word/2016/wordml/cid" xmlns:w16="http://schemas.microsoft.com/office/word/2018/wordml" xmlns:w16sdtdh="http://schemas.microsoft.com/office/word/2020/wordml/sdtdatahash" xmlns:w16se="http://schemas.microsoft.com/office/word/2015/wordml/symex" xmlns:wpg="http://schemas.microsoft.com/office/word/2010/wordprocessingGroup" xmlns:wpi="http://schemas.microsoft.com/office/word/2010/wordprocessingInk" xmlns:wne="http://schemas.microsoft.com/office/word/2006/wordml" xmlns:wps="http://schemas.microsoft.com/office/word/2010/wordprocessingShape" mc:Ignorable="w14 w15 w16se w16cid w16 w16cex w16sdtdh wp14">
+<w:ftr xmlns:wpc="http://schemas.microsoft.com/office/word/2010/wordprocessingCanvas" xmlns:cx="http://schemas.microsoft.com/office/drawing/2014/chartex" xmlns:cx1="http://schemas.microsoft.com/office/drawing/2015/9/8/chartex" xmlns:cx2="http://schemas.microsoft.com/office/drawing/2015/10/21/chartex" xmlns:cx3="http://schemas.microsoft.com/office/drawing/2016/5/9/chartex" xmlns:cx4="http://schemas.microsoft.com/office/drawing/2016/5/10/chartex" xmlns:cx5="http://schemas.microsoft.com/office/drawing/2016/5/11/chartex" xmlns:cx6="http://schemas.microsoft.com/office/drawing/2016/5/12/chartex" xmlns:cx7="http://schemas.microsoft.com/office/drawing/2016/5/13/chartex" xmlns:cx8="http://schemas.microsoft.com/office/drawing/2016/5/14/chartex" xmlns:mc="http://schemas.openxmlformats.org/markup-compatibility/2006" xmlns:aink="http://schemas.microsoft.com/office/drawing/2016/ink" xmlns:am3d="http://schemas.microsoft.com/office/drawing/2017/model3d" xmlns:o="urn:schemas-microsoft-com:office:office" xmlns:oel="http://schemas.microsoft.com/office/2019/extlst" xmlns:r="http://schemas.openxmlformats.org/officeDocument/2006/relationships" xmlns:m="http://schemas.openxmlformats.org/officeDocument/2006/math" xmlns:v="urn:schemas-microsoft-com:vml" xmlns:wp14="http://schemas.microsoft.com/office/word/2010/wordprocessingDrawing" xmlns:wp="http://schemas.openxmlformats.org/drawingml/2006/wordprocessingDrawing" xmlns:w10="urn:schemas-microsoft-com:office:word" xmlns:w="http://schemas.openxmlformats.org/wordprocessingml/2006/main" xmlns:w14="http://schemas.microsoft.com/office/word/2010/wordml" xmlns:w15="http://schemas.microsoft.com/office/word/2012/wordml" xmlns:w16cei="http://schemas.microsoft.com/office/word/2026/wordml/cei" xmlns:w16cex="http://schemas.microsoft.com/office/word/2018/wordml/cex" xmlns:w16cid="http://schemas.microsoft.com/office/word/2016/wordml/cid" xmlns:w16="http://schemas.microsoft.com/office/word/2018/wordml" xmlns:w16du="http://schemas.microsoft.com/office/word/2023/wordml/word16du" xmlns:w16sdtdh="http://schemas.microsoft.com/office/word/2020/wordml/sdtdatahash" xmlns:w16sdtfl="http://schemas.microsoft.com/office/word/2024/wordml/sdtformatlock" xmlns:w16se="http://schemas.microsoft.com/office/word/2015/wordml/symex" xmlns:wpg="http://schemas.microsoft.com/office/word/2010/wordprocessingGroup" xmlns:wpi="http://schemas.microsoft.com/office/word/2010/wordprocessingInk" xmlns:wne="http://schemas.microsoft.com/office/word/2006/wordml" xmlns:wps="http://schemas.microsoft.com/office/word/2010/wordprocessingShape" mc:Ignorable="w14 w15 w16se w16cid w16 w16cex w16sdtdh w16sdtfl w16du wp14">
   <w:sdt>
     <w:sdtPr>
       <w:id w:val="-290974379"/>
@@ -7389,7 +7424,7 @@
 </file>
 
 <file path=word/footnotes.xml><?xml version="1.0" encoding="utf-8"?>
-<w:footnotes xmlns:wpc="http://schemas.microsoft.com/office/word/2010/wordprocessingCanvas" xmlns:cx="http://schemas.microsoft.com/office/drawing/2014/chartex" xmlns:cx1="http://schemas.microsoft.com/office/drawing/2015/9/8/chartex" xmlns:cx2="http://schemas.microsoft.com/office/drawing/2015/10/21/chartex" xmlns:cx3="http://schemas.microsoft.com/office/drawing/2016/5/9/chartex" xmlns:cx4="http://schemas.microsoft.com/office/drawing/2016/5/10/chartex" xmlns:cx5="http://schemas.microsoft.com/office/drawing/2016/5/11/chartex" xmlns:cx6="http://schemas.microsoft.com/office/drawing/2016/5/12/chartex" xmlns:cx7="http://schemas.microsoft.com/office/drawing/2016/5/13/chartex" xmlns:cx8="http://schemas.microsoft.com/office/drawing/2016/5/14/chartex" xmlns:mc="http://schemas.openxmlformats.org/markup-compatibility/2006" xmlns:aink="http://schemas.microsoft.com/office/drawing/2016/ink" xmlns:am3d="http://schemas.microsoft.com/office/drawing/2017/model3d" xmlns:o="urn:schemas-microsoft-com:office:office" xmlns:oel="http://schemas.microsoft.com/office/2019/extlst" xmlns:r="http://schemas.openxmlformats.org/officeDocument/2006/relationships" xmlns:m="http://schemas.openxmlformats.org/officeDocument/2006/math" xmlns:v="urn:schemas-microsoft-com:vml" xmlns:wp14="http://schemas.microsoft.com/office/word/2010/wordprocessingDrawing" xmlns:wp="http://schemas.openxmlformats.org/drawingml/2006/wordprocessingDrawing" xmlns:w10="urn:schemas-microsoft-com:office:word" xmlns:w="http://schemas.openxmlformats.org/wordprocessingml/2006/main" xmlns:w14="http://schemas.microsoft.com/office/word/2010/wordml" xmlns:w15="http://schemas.microsoft.com/office/word/2012/wordml" xmlns:w16cex="http://schemas.microsoft.com/office/word/2018/wordml/cex" xmlns:w16cid="http://schemas.microsoft.com/office/word/2016/wordml/cid" xmlns:w16="http://schemas.microsoft.com/office/word/2018/wordml" xmlns:w16sdtdh="http://schemas.microsoft.com/office/word/2020/wordml/sdtdatahash" xmlns:w16se="http://schemas.microsoft.com/office/word/2015/wordml/symex" xmlns:wpg="http://schemas.microsoft.com/office/word/2010/wordprocessingGroup" xmlns:wpi="http://schemas.microsoft.com/office/word/2010/wordprocessingInk" xmlns:wne="http://schemas.microsoft.com/office/word/2006/wordml" xmlns:wps="http://schemas.microsoft.com/office/word/2010/wordprocessingShape" mc:Ignorable="w14 w15 w16se w16cid w16 w16cex w16sdtdh wp14">
+<w:footnotes xmlns:wpc="http://schemas.microsoft.com/office/word/2010/wordprocessingCanvas" xmlns:cx="http://schemas.microsoft.com/office/drawing/2014/chartex" xmlns:cx1="http://schemas.microsoft.com/office/drawing/2015/9/8/chartex" xmlns:cx2="http://schemas.microsoft.com/office/drawing/2015/10/21/chartex" xmlns:cx3="http://schemas.microsoft.com/office/drawing/2016/5/9/chartex" xmlns:cx4="http://schemas.microsoft.com/office/drawing/2016/5/10/chartex" xmlns:cx5="http://schemas.microsoft.com/office/drawing/2016/5/11/chartex" xmlns:cx6="http://schemas.microsoft.com/office/drawing/2016/5/12/chartex" xmlns:cx7="http://schemas.microsoft.com/office/drawing/2016/5/13/chartex" xmlns:cx8="http://schemas.microsoft.com/office/drawing/2016/5/14/chartex" xmlns:mc="http://schemas.openxmlformats.org/markup-compatibility/2006" xmlns:aink="http://schemas.microsoft.com/office/drawing/2016/ink" xmlns:am3d="http://schemas.microsoft.com/office/drawing/2017/model3d" xmlns:o="urn:schemas-microsoft-com:office:office" xmlns:oel="http://schemas.microsoft.com/office/2019/extlst" xmlns:r="http://schemas.openxmlformats.org/officeDocument/2006/relationships" xmlns:m="http://schemas.openxmlformats.org/officeDocument/2006/math" xmlns:v="urn:schemas-microsoft-com:vml" xmlns:wp14="http://schemas.microsoft.com/office/word/2010/wordprocessingDrawing" xmlns:wp="http://schemas.openxmlformats.org/drawingml/2006/wordprocessingDrawing" xmlns:w10="urn:schemas-microsoft-com:office:word" xmlns:w="http://schemas.openxmlformats.org/wordprocessingml/2006/main" xmlns:w14="http://schemas.microsoft.com/office/word/2010/wordml" xmlns:w15="http://schemas.microsoft.com/office/word/2012/wordml" xmlns:w16cei="http://schemas.microsoft.com/office/word/2026/wordml/cei" xmlns:w16cex="http://schemas.microsoft.com/office/word/2018/wordml/cex" xmlns:w16cid="http://schemas.microsoft.com/office/word/2016/wordml/cid" xmlns:w16="http://schemas.microsoft.com/office/word/2018/wordml" xmlns:w16du="http://schemas.microsoft.com/office/word/2023/wordml/word16du" xmlns:w16sdtdh="http://schemas.microsoft.com/office/word/2020/wordml/sdtdatahash" xmlns:w16sdtfl="http://schemas.microsoft.com/office/word/2024/wordml/sdtformatlock" xmlns:w16se="http://schemas.microsoft.com/office/word/2015/wordml/symex" xmlns:wpg="http://schemas.microsoft.com/office/word/2010/wordprocessingGroup" xmlns:wpi="http://schemas.microsoft.com/office/word/2010/wordprocessingInk" xmlns:wne="http://schemas.microsoft.com/office/word/2006/wordml" xmlns:wps="http://schemas.microsoft.com/office/word/2010/wordprocessingShape" mc:Ignorable="w14 w15 w16se w16cid w16 w16cex w16sdtdh w16sdtfl w16du wp14">
   <w:footnote w:type="separator" w:id="-1">
     <w:p>
       <w:pPr>
@@ -7414,7 +7449,7 @@
 </file>
 
 <file path=word/header1.xml><?xml version="1.0" encoding="utf-8"?>
-<w:hdr xmlns:wpc="http://schemas.microsoft.com/office/word/2010/wordprocessingCanvas" xmlns:cx="http://schemas.microsoft.com/office/drawing/2014/chartex" xmlns:cx1="http://schemas.microsoft.com/office/drawing/2015/9/8/chartex" xmlns:cx2="http://schemas.microsoft.com/office/drawing/2015/10/21/chartex" xmlns:cx3="http://schemas.microsoft.com/office/drawing/2016/5/9/chartex" xmlns:cx4="http://schemas.microsoft.com/office/drawing/2016/5/10/chartex" xmlns:cx5="http://schemas.microsoft.com/office/drawing/2016/5/11/chartex" xmlns:cx6="http://schemas.microsoft.com/office/drawing/2016/5/12/chartex" xmlns:cx7="http://schemas.microsoft.com/office/drawing/2016/5/13/chartex" xmlns:cx8="http://schemas.microsoft.com/office/drawing/2016/5/14/chartex" xmlns:mc="http://schemas.openxmlformats.org/markup-compatibility/2006" xmlns:aink="http://schemas.microsoft.com/office/drawing/2016/ink" xmlns:am3d="http://schemas.microsoft.com/office/drawing/2017/model3d" xmlns:o="urn:schemas-microsoft-com:office:office" xmlns:oel="http://schemas.microsoft.com/office/2019/extlst" xmlns:r="http://schemas.openxmlformats.org/officeDocument/2006/relationships" xmlns:m="http://schemas.openxmlformats.org/officeDocument/2006/math" xmlns:v="urn:schemas-microsoft-com:vml" xmlns:wp14="http://schemas.microsoft.com/office/word/2010/wordprocessingDrawing" xmlns:wp="http://schemas.openxmlformats.org/drawingml/2006/wordprocessingDrawing" xmlns:w10="urn:schemas-microsoft-com:office:word" xmlns:w="http://schemas.openxmlformats.org/wordprocessingml/2006/main" xmlns:w14="http://schemas.microsoft.com/office/word/2010/wordml" xmlns:w15="http://schemas.microsoft.com/office/word/2012/wordml" xmlns:w16cex="http://schemas.microsoft.com/office/word/2018/wordml/cex" xmlns:w16cid="http://schemas.microsoft.com/office/word/2016/wordml/cid" xmlns:w16="http://schemas.microsoft.com/office/word/2018/wordml" xmlns:w16sdtdh="http://schemas.microsoft.com/office/word/2020/wordml/sdtdatahash" xmlns:w16se="http://schemas.microsoft.com/office/word/2015/wordml/symex" xmlns:wpg="http://schemas.microsoft.com/office/word/2010/wordprocessingGroup" xmlns:wpi="http://schemas.microsoft.com/office/word/2010/wordprocessingInk" xmlns:wne="http://schemas.microsoft.com/office/word/2006/wordml" xmlns:wps="http://schemas.microsoft.com/office/word/2010/wordprocessingShape" mc:Ignorable="w14 w15 w16se w16cid w16 w16cex w16sdtdh wp14">
+<w:hdr xmlns:wpc="http://schemas.microsoft.com/office/word/2010/wordprocessingCanvas" xmlns:cx="http://schemas.microsoft.com/office/drawing/2014/chartex" xmlns:cx1="http://schemas.microsoft.com/office/drawing/2015/9/8/chartex" xmlns:cx2="http://schemas.microsoft.com/office/drawing/2015/10/21/chartex" xmlns:cx3="http://schemas.microsoft.com/office/drawing/2016/5/9/chartex" xmlns:cx4="http://schemas.microsoft.com/office/drawing/2016/5/10/chartex" xmlns:cx5="http://schemas.microsoft.com/office/drawing/2016/5/11/chartex" xmlns:cx6="http://schemas.microsoft.com/office/drawing/2016/5/12/chartex" xmlns:cx7="http://schemas.microsoft.com/office/drawing/2016/5/13/chartex" xmlns:cx8="http://schemas.microsoft.com/office/drawing/2016/5/14/chartex" xmlns:mc="http://schemas.openxmlformats.org/markup-compatibility/2006" xmlns:aink="http://schemas.microsoft.com/office/drawing/2016/ink" xmlns:am3d="http://schemas.microsoft.com/office/drawing/2017/model3d" xmlns:o="urn:schemas-microsoft-com:office:office" xmlns:oel="http://schemas.microsoft.com/office/2019/extlst" xmlns:r="http://schemas.openxmlformats.org/officeDocument/2006/relationships" xmlns:m="http://schemas.openxmlformats.org/officeDocument/2006/math" xmlns:v="urn:schemas-microsoft-com:vml" xmlns:wp14="http://schemas.microsoft.com/office/word/2010/wordprocessingDrawing" xmlns:wp="http://schemas.openxmlformats.org/drawingml/2006/wordprocessingDrawing" xmlns:w10="urn:schemas-microsoft-com:office:word" xmlns:w="http://schemas.openxmlformats.org/wordprocessingml/2006/main" xmlns:w14="http://schemas.microsoft.com/office/word/2010/wordml" xmlns:w15="http://schemas.microsoft.com/office/word/2012/wordml" xmlns:w16cei="http://schemas.microsoft.com/office/word/2026/wordml/cei" xmlns:w16cex="http://schemas.microsoft.com/office/word/2018/wordml/cex" xmlns:w16cid="http://schemas.microsoft.com/office/word/2016/wordml/cid" xmlns:w16="http://schemas.microsoft.com/office/word/2018/wordml" xmlns:w16du="http://schemas.microsoft.com/office/word/2023/wordml/word16du" xmlns:w16sdtdh="http://schemas.microsoft.com/office/word/2020/wordml/sdtdatahash" xmlns:w16sdtfl="http://schemas.microsoft.com/office/word/2024/wordml/sdtformatlock" xmlns:w16se="http://schemas.microsoft.com/office/word/2015/wordml/symex" xmlns:wpg="http://schemas.microsoft.com/office/word/2010/wordprocessingGroup" xmlns:wpi="http://schemas.microsoft.com/office/word/2010/wordprocessingInk" xmlns:wne="http://schemas.microsoft.com/office/word/2006/wordml" xmlns:wps="http://schemas.microsoft.com/office/word/2010/wordprocessingShape" mc:Ignorable="w14 w15 w16se w16cid w16 w16cex w16sdtdh w16sdtfl w16du wp14">
   <w:p>
     <w:pPr>
       <w:pStyle w:val="Encabezado"/>
@@ -7434,7 +7469,7 @@
 </file>
 
 <file path=word/header2.xml><?xml version="1.0" encoding="utf-8"?>
-<w:hdr xmlns:wpc="http://schemas.microsoft.com/office/word/2010/wordprocessingCanvas" xmlns:cx="http://schemas.microsoft.com/office/drawing/2014/chartex" xmlns:cx1="http://schemas.microsoft.com/office/drawing/2015/9/8/chartex" xmlns:cx2="http://schemas.microsoft.com/office/drawing/2015/10/21/chartex" xmlns:cx3="http://schemas.microsoft.com/office/drawing/2016/5/9/chartex" xmlns:cx4="http://schemas.microsoft.com/office/drawing/2016/5/10/chartex" xmlns:cx5="http://schemas.microsoft.com/office/drawing/2016/5/11/chartex" xmlns:cx6="http://schemas.microsoft.com/office/drawing/2016/5/12/chartex" xmlns:cx7="http://schemas.microsoft.com/office/drawing/2016/5/13/chartex" xmlns:cx8="http://schemas.microsoft.com/office/drawing/2016/5/14/chartex" xmlns:mc="http://schemas.openxmlformats.org/markup-compatibility/2006" xmlns:aink="http://schemas.microsoft.com/office/drawing/2016/ink" xmlns:am3d="http://schemas.microsoft.com/office/drawing/2017/model3d" xmlns:o="urn:schemas-microsoft-com:office:office" xmlns:oel="http://schemas.microsoft.com/office/2019/extlst" xmlns:r="http://schemas.openxmlformats.org/officeDocument/2006/relationships" xmlns:m="http://schemas.openxmlformats.org/officeDocument/2006/math" xmlns:v="urn:schemas-microsoft-com:vml" xmlns:wp14="http://schemas.microsoft.com/office/word/2010/wordprocessingDrawing" xmlns:wp="http://schemas.openxmlformats.org/drawingml/2006/wordprocessingDrawing" xmlns:w10="urn:schemas-microsoft-com:office:word" xmlns:w="http://schemas.openxmlformats.org/wordprocessingml/2006/main" xmlns:w14="http://schemas.microsoft.com/office/word/2010/wordml" xmlns:w15="http://schemas.microsoft.com/office/word/2012/wordml" xmlns:w16cex="http://schemas.microsoft.com/office/word/2018/wordml/cex" xmlns:w16cid="http://schemas.microsoft.com/office/word/2016/wordml/cid" xmlns:w16="http://schemas.microsoft.com/office/word/2018/wordml" xmlns:w16sdtdh="http://schemas.microsoft.com/office/word/2020/wordml/sdtdatahash" xmlns:w16se="http://schemas.microsoft.com/office/word/2015/wordml/symex" xmlns:wpg="http://schemas.microsoft.com/office/word/2010/wordprocessingGroup" xmlns:wpi="http://schemas.microsoft.com/office/word/2010/wordprocessingInk" xmlns:wne="http://schemas.microsoft.com/office/word/2006/wordml" xmlns:wps="http://schemas.microsoft.com/office/word/2010/wordprocessingShape" mc:Ignorable="w14 w15 w16se w16cid w16 w16cex w16sdtdh wp14">
+<w:hdr xmlns:wpc="http://schemas.microsoft.com/office/word/2010/wordprocessingCanvas" xmlns:cx="http://schemas.microsoft.com/office/drawing/2014/chartex" xmlns:cx1="http://schemas.microsoft.com/office/drawing/2015/9/8/chartex" xmlns:cx2="http://schemas.microsoft.com/office/drawing/2015/10/21/chartex" xmlns:cx3="http://schemas.microsoft.com/office/drawing/2016/5/9/chartex" xmlns:cx4="http://schemas.microsoft.com/office/drawing/2016/5/10/chartex" xmlns:cx5="http://schemas.microsoft.com/office/drawing/2016/5/11/chartex" xmlns:cx6="http://schemas.microsoft.com/office/drawing/2016/5/12/chartex" xmlns:cx7="http://schemas.microsoft.com/office/drawing/2016/5/13/chartex" xmlns:cx8="http://schemas.microsoft.com/office/drawing/2016/5/14/chartex" xmlns:mc="http://schemas.openxmlformats.org/markup-compatibility/2006" xmlns:aink="http://schemas.microsoft.com/office/drawing/2016/ink" xmlns:am3d="http://schemas.microsoft.com/office/drawing/2017/model3d" xmlns:o="urn:schemas-microsoft-com:office:office" xmlns:oel="http://schemas.microsoft.com/office/2019/extlst" xmlns:r="http://schemas.openxmlformats.org/officeDocument/2006/relationships" xmlns:m="http://schemas.openxmlformats.org/officeDocument/2006/math" xmlns:v="urn:schemas-microsoft-com:vml" xmlns:wp14="http://schemas.microsoft.com/office/word/2010/wordprocessingDrawing" xmlns:wp="http://schemas.openxmlformats.org/drawingml/2006/wordprocessingDrawing" xmlns:w10="urn:schemas-microsoft-com:office:word" xmlns:w="http://schemas.openxmlformats.org/wordprocessingml/2006/main" xmlns:w14="http://schemas.microsoft.com/office/word/2010/wordml" xmlns:w15="http://schemas.microsoft.com/office/word/2012/wordml" xmlns:w16cei="http://schemas.microsoft.com/office/word/2026/wordml/cei" xmlns:w16cex="http://schemas.microsoft.com/office/word/2018/wordml/cex" xmlns:w16cid="http://schemas.microsoft.com/office/word/2016/wordml/cid" xmlns:w16="http://schemas.microsoft.com/office/word/2018/wordml" xmlns:w16du="http://schemas.microsoft.com/office/word/2023/wordml/word16du" xmlns:w16sdtdh="http://schemas.microsoft.com/office/word/2020/wordml/sdtdatahash" xmlns:w16sdtfl="http://schemas.microsoft.com/office/word/2024/wordml/sdtformatlock" xmlns:w16se="http://schemas.microsoft.com/office/word/2015/wordml/symex" xmlns:wpg="http://schemas.microsoft.com/office/word/2010/wordprocessingGroup" xmlns:wpi="http://schemas.microsoft.com/office/word/2010/wordprocessingInk" xmlns:wne="http://schemas.microsoft.com/office/word/2006/wordml" xmlns:wps="http://schemas.microsoft.com/office/word/2010/wordprocessingShape" mc:Ignorable="w14 w15 w16se w16cid w16 w16cex w16sdtdh w16sdtfl w16du wp14">
   <w:p>
     <w:pPr>
       <w:pStyle w:val="Encabezado"/>
@@ -7448,7 +7483,7 @@
         <w:rPr>
           <w:noProof/>
         </w:rPr>
-        <w:t>Cronograma de actividades</w:t>
+        <w:t>Análisis de viabilidad</w:t>
       </w:r>
     </w:fldSimple>
   </w:p>
@@ -7456,7 +7491,7 @@
 </file>
 
 <file path=word/header3.xml><?xml version="1.0" encoding="utf-8"?>
-<w:hdr xmlns:wpc="http://schemas.microsoft.com/office/word/2010/wordprocessingCanvas" xmlns:cx="http://schemas.microsoft.com/office/drawing/2014/chartex" xmlns:cx1="http://schemas.microsoft.com/office/drawing/2015/9/8/chartex" xmlns:cx2="http://schemas.microsoft.com/office/drawing/2015/10/21/chartex" xmlns:cx3="http://schemas.microsoft.com/office/drawing/2016/5/9/chartex" xmlns:cx4="http://schemas.microsoft.com/office/drawing/2016/5/10/chartex" xmlns:cx5="http://schemas.microsoft.com/office/drawing/2016/5/11/chartex" xmlns:cx6="http://schemas.microsoft.com/office/drawing/2016/5/12/chartex" xmlns:cx7="http://schemas.microsoft.com/office/drawing/2016/5/13/chartex" xmlns:cx8="http://schemas.microsoft.com/office/drawing/2016/5/14/chartex" xmlns:mc="http://schemas.openxmlformats.org/markup-compatibility/2006" xmlns:aink="http://schemas.microsoft.com/office/drawing/2016/ink" xmlns:am3d="http://schemas.microsoft.com/office/drawing/2017/model3d" xmlns:o="urn:schemas-microsoft-com:office:office" xmlns:oel="http://schemas.microsoft.com/office/2019/extlst" xmlns:r="http://schemas.openxmlformats.org/officeDocument/2006/relationships" xmlns:m="http://schemas.openxmlformats.org/officeDocument/2006/math" xmlns:v="urn:schemas-microsoft-com:vml" xmlns:wp14="http://schemas.microsoft.com/office/word/2010/wordprocessingDrawing" xmlns:wp="http://schemas.openxmlformats.org/drawingml/2006/wordprocessingDrawing" xmlns:w10="urn:schemas-microsoft-com:office:word" xmlns:w="http://schemas.openxmlformats.org/wordprocessingml/2006/main" xmlns:w14="http://schemas.microsoft.com/office/word/2010/wordml" xmlns:w15="http://schemas.microsoft.com/office/word/2012/wordml" xmlns:w16cex="http://schemas.microsoft.com/office/word/2018/wordml/cex" xmlns:w16cid="http://schemas.microsoft.com/office/word/2016/wordml/cid" xmlns:w16="http://schemas.microsoft.com/office/word/2018/wordml" xmlns:w16sdtdh="http://schemas.microsoft.com/office/word/2020/wordml/sdtdatahash" xmlns:w16se="http://schemas.microsoft.com/office/word/2015/wordml/symex" xmlns:wpg="http://schemas.microsoft.com/office/word/2010/wordprocessingGroup" xmlns:wpi="http://schemas.microsoft.com/office/word/2010/wordprocessingInk" xmlns:wne="http://schemas.microsoft.com/office/word/2006/wordml" xmlns:wps="http://schemas.microsoft.com/office/word/2010/wordprocessingShape" mc:Ignorable="w14 w15 w16se w16cid w16 w16cex w16sdtdh wp14">
+<w:hdr xmlns:wpc="http://schemas.microsoft.com/office/word/2010/wordprocessingCanvas" xmlns:cx="http://schemas.microsoft.com/office/drawing/2014/chartex" xmlns:cx1="http://schemas.microsoft.com/office/drawing/2015/9/8/chartex" xmlns:cx2="http://schemas.microsoft.com/office/drawing/2015/10/21/chartex" xmlns:cx3="http://schemas.microsoft.com/office/drawing/2016/5/9/chartex" xmlns:cx4="http://schemas.microsoft.com/office/drawing/2016/5/10/chartex" xmlns:cx5="http://schemas.microsoft.com/office/drawing/2016/5/11/chartex" xmlns:cx6="http://schemas.microsoft.com/office/drawing/2016/5/12/chartex" xmlns:cx7="http://schemas.microsoft.com/office/drawing/2016/5/13/chartex" xmlns:cx8="http://schemas.microsoft.com/office/drawing/2016/5/14/chartex" xmlns:mc="http://schemas.openxmlformats.org/markup-compatibility/2006" xmlns:aink="http://schemas.microsoft.com/office/drawing/2016/ink" xmlns:am3d="http://schemas.microsoft.com/office/drawing/2017/model3d" xmlns:o="urn:schemas-microsoft-com:office:office" xmlns:oel="http://schemas.microsoft.com/office/2019/extlst" xmlns:r="http://schemas.openxmlformats.org/officeDocument/2006/relationships" xmlns:m="http://schemas.openxmlformats.org/officeDocument/2006/math" xmlns:v="urn:schemas-microsoft-com:vml" xmlns:wp14="http://schemas.microsoft.com/office/word/2010/wordprocessingDrawing" xmlns:wp="http://schemas.openxmlformats.org/drawingml/2006/wordprocessingDrawing" xmlns:w10="urn:schemas-microsoft-com:office:word" xmlns:w="http://schemas.openxmlformats.org/wordprocessingml/2006/main" xmlns:w14="http://schemas.microsoft.com/office/word/2010/wordml" xmlns:w15="http://schemas.microsoft.com/office/word/2012/wordml" xmlns:w16cei="http://schemas.microsoft.com/office/word/2026/wordml/cei" xmlns:w16cex="http://schemas.microsoft.com/office/word/2018/wordml/cex" xmlns:w16cid="http://schemas.microsoft.com/office/word/2016/wordml/cid" xmlns:w16="http://schemas.microsoft.com/office/word/2018/wordml" xmlns:w16du="http://schemas.microsoft.com/office/word/2023/wordml/word16du" xmlns:w16sdtdh="http://schemas.microsoft.com/office/word/2020/wordml/sdtdatahash" xmlns:w16sdtfl="http://schemas.microsoft.com/office/word/2024/wordml/sdtformatlock" xmlns:w16se="http://schemas.microsoft.com/office/word/2015/wordml/symex" xmlns:wpg="http://schemas.microsoft.com/office/word/2010/wordprocessingGroup" xmlns:wpi="http://schemas.microsoft.com/office/word/2010/wordprocessingInk" xmlns:wne="http://schemas.microsoft.com/office/word/2006/wordml" xmlns:wps="http://schemas.microsoft.com/office/word/2010/wordprocessingShape" mc:Ignorable="w14 w15 w16se w16cid w16 w16cex w16sdtdh w16sdtfl w16du wp14">
   <w:p>
     <w:pPr>
       <w:pStyle w:val="Encabezado"/>
@@ -7472,7 +7507,7 @@
 </file>
 
 <file path=word/header4.xml><?xml version="1.0" encoding="utf-8"?>
-<w:hdr xmlns:wpc="http://schemas.microsoft.com/office/word/2010/wordprocessingCanvas" xmlns:cx="http://schemas.microsoft.com/office/drawing/2014/chartex" xmlns:cx1="http://schemas.microsoft.com/office/drawing/2015/9/8/chartex" xmlns:cx2="http://schemas.microsoft.com/office/drawing/2015/10/21/chartex" xmlns:cx3="http://schemas.microsoft.com/office/drawing/2016/5/9/chartex" xmlns:cx4="http://schemas.microsoft.com/office/drawing/2016/5/10/chartex" xmlns:cx5="http://schemas.microsoft.com/office/drawing/2016/5/11/chartex" xmlns:cx6="http://schemas.microsoft.com/office/drawing/2016/5/12/chartex" xmlns:cx7="http://schemas.microsoft.com/office/drawing/2016/5/13/chartex" xmlns:cx8="http://schemas.microsoft.com/office/drawing/2016/5/14/chartex" xmlns:mc="http://schemas.openxmlformats.org/markup-compatibility/2006" xmlns:aink="http://schemas.microsoft.com/office/drawing/2016/ink" xmlns:am3d="http://schemas.microsoft.com/office/drawing/2017/model3d" xmlns:o="urn:schemas-microsoft-com:office:office" xmlns:oel="http://schemas.microsoft.com/office/2019/extlst" xmlns:r="http://schemas.openxmlformats.org/officeDocument/2006/relationships" xmlns:m="http://schemas.openxmlformats.org/officeDocument/2006/math" xmlns:v="urn:schemas-microsoft-com:vml" xmlns:wp14="http://schemas.microsoft.com/office/word/2010/wordprocessingDrawing" xmlns:wp="http://schemas.openxmlformats.org/drawingml/2006/wordprocessingDrawing" xmlns:w10="urn:schemas-microsoft-com:office:word" xmlns:w="http://schemas.openxmlformats.org/wordprocessingml/2006/main" xmlns:w14="http://schemas.microsoft.com/office/word/2010/wordml" xmlns:w15="http://schemas.microsoft.com/office/word/2012/wordml" xmlns:w16cex="http://schemas.microsoft.com/office/word/2018/wordml/cex" xmlns:w16cid="http://schemas.microsoft.com/office/word/2016/wordml/cid" xmlns:w16="http://schemas.microsoft.com/office/word/2018/wordml" xmlns:w16sdtdh="http://schemas.microsoft.com/office/word/2020/wordml/sdtdatahash" xmlns:w16se="http://schemas.microsoft.com/office/word/2015/wordml/symex" xmlns:wpg="http://schemas.microsoft.com/office/word/2010/wordprocessingGroup" xmlns:wpi="http://schemas.microsoft.com/office/word/2010/wordprocessingInk" xmlns:wne="http://schemas.microsoft.com/office/word/2006/wordml" xmlns:wps="http://schemas.microsoft.com/office/word/2010/wordprocessingShape" mc:Ignorable="w14 w15 w16se w16cid w16 w16cex w16sdtdh wp14">
+<w:hdr xmlns:wpc="http://schemas.microsoft.com/office/word/2010/wordprocessingCanvas" xmlns:cx="http://schemas.microsoft.com/office/drawing/2014/chartex" xmlns:cx1="http://schemas.microsoft.com/office/drawing/2015/9/8/chartex" xmlns:cx2="http://schemas.microsoft.com/office/drawing/2015/10/21/chartex" xmlns:cx3="http://schemas.microsoft.com/office/drawing/2016/5/9/chartex" xmlns:cx4="http://schemas.microsoft.com/office/drawing/2016/5/10/chartex" xmlns:cx5="http://schemas.microsoft.com/office/drawing/2016/5/11/chartex" xmlns:cx6="http://schemas.microsoft.com/office/drawing/2016/5/12/chartex" xmlns:cx7="http://schemas.microsoft.com/office/drawing/2016/5/13/chartex" xmlns:cx8="http://schemas.microsoft.com/office/drawing/2016/5/14/chartex" xmlns:mc="http://schemas.openxmlformats.org/markup-compatibility/2006" xmlns:aink="http://schemas.microsoft.com/office/drawing/2016/ink" xmlns:am3d="http://schemas.microsoft.com/office/drawing/2017/model3d" xmlns:o="urn:schemas-microsoft-com:office:office" xmlns:oel="http://schemas.microsoft.com/office/2019/extlst" xmlns:r="http://schemas.openxmlformats.org/officeDocument/2006/relationships" xmlns:m="http://schemas.openxmlformats.org/officeDocument/2006/math" xmlns:v="urn:schemas-microsoft-com:vml" xmlns:wp14="http://schemas.microsoft.com/office/word/2010/wordprocessingDrawing" xmlns:wp="http://schemas.openxmlformats.org/drawingml/2006/wordprocessingDrawing" xmlns:w10="urn:schemas-microsoft-com:office:word" xmlns:w="http://schemas.openxmlformats.org/wordprocessingml/2006/main" xmlns:w14="http://schemas.microsoft.com/office/word/2010/wordml" xmlns:w15="http://schemas.microsoft.com/office/word/2012/wordml" xmlns:w16cei="http://schemas.microsoft.com/office/word/2026/wordml/cei" xmlns:w16cex="http://schemas.microsoft.com/office/word/2018/wordml/cex" xmlns:w16cid="http://schemas.microsoft.com/office/word/2016/wordml/cid" xmlns:w16="http://schemas.microsoft.com/office/word/2018/wordml" xmlns:w16du="http://schemas.microsoft.com/office/word/2023/wordml/word16du" xmlns:w16sdtdh="http://schemas.microsoft.com/office/word/2020/wordml/sdtdatahash" xmlns:w16sdtfl="http://schemas.microsoft.com/office/word/2024/wordml/sdtformatlock" xmlns:w16se="http://schemas.microsoft.com/office/word/2015/wordml/symex" xmlns:wpg="http://schemas.microsoft.com/office/word/2010/wordprocessingGroup" xmlns:wpi="http://schemas.microsoft.com/office/word/2010/wordprocessingInk" xmlns:wne="http://schemas.microsoft.com/office/word/2006/wordml" xmlns:wps="http://schemas.microsoft.com/office/word/2010/wordprocessingShape" mc:Ignorable="w14 w15 w16se w16cid w16 w16cex w16sdtdh w16sdtfl w16du wp14">
   <w:p>
     <w:pPr>
       <w:pStyle w:val="Encabezado"/>
@@ -7488,7 +7523,7 @@
 </file>
 
 <file path=word/numbering.xml><?xml version="1.0" encoding="utf-8"?>
-<w:numbering xmlns:wpc="http://schemas.microsoft.com/office/word/2010/wordprocessingCanvas" xmlns:cx="http://schemas.microsoft.com/office/drawing/2014/chartex" xmlns:cx1="http://schemas.microsoft.com/office/drawing/2015/9/8/chartex" xmlns:cx2="http://schemas.microsoft.com/office/drawing/2015/10/21/chartex" xmlns:cx3="http://schemas.microsoft.com/office/drawing/2016/5/9/chartex" xmlns:cx4="http://schemas.microsoft.com/office/drawing/2016/5/10/chartex" xmlns:cx5="http://schemas.microsoft.com/office/drawing/2016/5/11/chartex" xmlns:cx6="http://schemas.microsoft.com/office/drawing/2016/5/12/chartex" xmlns:cx7="http://schemas.microsoft.com/office/drawing/2016/5/13/chartex" xmlns:cx8="http://schemas.microsoft.com/office/drawing/2016/5/14/chartex" xmlns:mc="http://schemas.openxmlformats.org/markup-compatibility/2006" xmlns:aink="http://schemas.microsoft.com/office/drawing/2016/ink" xmlns:am3d="http://schemas.microsoft.com/office/drawing/2017/model3d" xmlns:o="urn:schemas-microsoft-com:office:office" xmlns:oel="http://schemas.microsoft.com/office/2019/extlst" xmlns:r="http://schemas.openxmlformats.org/officeDocument/2006/relationships" xmlns:m="http://schemas.openxmlformats.org/officeDocument/2006/math" xmlns:v="urn:schemas-microsoft-com:vml" xmlns:wp14="http://schemas.microsoft.com/office/word/2010/wordprocessingDrawing" xmlns:wp="http://schemas.openxmlformats.org/drawingml/2006/wordprocessingDrawing" xmlns:w10="urn:schemas-microsoft-com:office:word" xmlns:w="http://schemas.openxmlformats.org/wordprocessingml/2006/main" xmlns:w14="http://schemas.microsoft.com/office/word/2010/wordml" xmlns:w15="http://schemas.microsoft.com/office/word/2012/wordml" xmlns:w16cex="http://schemas.microsoft.com/office/word/2018/wordml/cex" xmlns:w16cid="http://schemas.microsoft.com/office/word/2016/wordml/cid" xmlns:w16="http://schemas.microsoft.com/office/word/2018/wordml" xmlns:w16sdtdh="http://schemas.microsoft.com/office/word/2020/wordml/sdtdatahash" xmlns:w16se="http://schemas.microsoft.com/office/word/2015/wordml/symex" xmlns:wpg="http://schemas.microsoft.com/office/word/2010/wordprocessingGroup" xmlns:wpi="http://schemas.microsoft.com/office/word/2010/wordprocessingInk" xmlns:wne="http://schemas.microsoft.com/office/word/2006/wordml" xmlns:wps="http://schemas.microsoft.com/office/word/2010/wordprocessingShape" mc:Ignorable="w14 w15 w16se w16cid w16 w16cex w16sdtdh wp14">
+<w:numbering xmlns:wpc="http://schemas.microsoft.com/office/word/2010/wordprocessingCanvas" xmlns:cx="http://schemas.microsoft.com/office/drawing/2014/chartex" xmlns:cx1="http://schemas.microsoft.com/office/drawing/2015/9/8/chartex" xmlns:cx2="http://schemas.microsoft.com/office/drawing/2015/10/21/chartex" xmlns:cx3="http://schemas.microsoft.com/office/drawing/2016/5/9/chartex" xmlns:cx4="http://schemas.microsoft.com/office/drawing/2016/5/10/chartex" xmlns:cx5="http://schemas.microsoft.com/office/drawing/2016/5/11/chartex" xmlns:cx6="http://schemas.microsoft.com/office/drawing/2016/5/12/chartex" xmlns:cx7="http://schemas.microsoft.com/office/drawing/2016/5/13/chartex" xmlns:cx8="http://schemas.microsoft.com/office/drawing/2016/5/14/chartex" xmlns:mc="http://schemas.openxmlformats.org/markup-compatibility/2006" xmlns:aink="http://schemas.microsoft.com/office/drawing/2016/ink" xmlns:am3d="http://schemas.microsoft.com/office/drawing/2017/model3d" xmlns:o="urn:schemas-microsoft-com:office:office" xmlns:oel="http://schemas.microsoft.com/office/2019/extlst" xmlns:r="http://schemas.openxmlformats.org/officeDocument/2006/relationships" xmlns:m="http://schemas.openxmlformats.org/officeDocument/2006/math" xmlns:v="urn:schemas-microsoft-com:vml" xmlns:wp14="http://schemas.microsoft.com/office/word/2010/wordprocessingDrawing" xmlns:wp="http://schemas.openxmlformats.org/drawingml/2006/wordprocessingDrawing" xmlns:w10="urn:schemas-microsoft-com:office:word" xmlns:w="http://schemas.openxmlformats.org/wordprocessingml/2006/main" xmlns:w14="http://schemas.microsoft.com/office/word/2010/wordml" xmlns:w15="http://schemas.microsoft.com/office/word/2012/wordml" xmlns:w16cei="http://schemas.microsoft.com/office/word/2026/wordml/cei" xmlns:w16cex="http://schemas.microsoft.com/office/word/2018/wordml/cex" xmlns:w16cid="http://schemas.microsoft.com/office/word/2016/wordml/cid" xmlns:w16="http://schemas.microsoft.com/office/word/2018/wordml" xmlns:w16du="http://schemas.microsoft.com/office/word/2023/wordml/word16du" xmlns:w16sdtdh="http://schemas.microsoft.com/office/word/2020/wordml/sdtdatahash" xmlns:w16sdtfl="http://schemas.microsoft.com/office/word/2024/wordml/sdtformatlock" xmlns:w16se="http://schemas.microsoft.com/office/word/2015/wordml/symex" xmlns:wpg="http://schemas.microsoft.com/office/word/2010/wordprocessingGroup" xmlns:wpi="http://schemas.microsoft.com/office/word/2010/wordprocessingInk" xmlns:wne="http://schemas.microsoft.com/office/word/2006/wordml" xmlns:wps="http://schemas.microsoft.com/office/word/2010/wordprocessingShape" mc:Ignorable="w14 w15 w16se w16cid w16 w16cex w16sdtdh w16sdtfl w16du wp14">
   <w:abstractNum w:abstractNumId="0" w15:restartNumberingAfterBreak="0">
     <w:nsid w:val="02AC40F5"/>
     <w:multiLevelType w:val="multilevel"/>
@@ -11736,7 +11771,7 @@
 </file>
 
 <file path=word/styles.xml><?xml version="1.0" encoding="utf-8"?>
-<w:styles xmlns:mc="http://schemas.openxmlformats.org/markup-compatibility/2006" xmlns:r="http://schemas.openxmlformats.org/officeDocument/2006/relationships" xmlns:w="http://schemas.openxmlformats.org/wordprocessingml/2006/main" xmlns:w14="http://schemas.microsoft.com/office/word/2010/wordml" xmlns:w15="http://schemas.microsoft.com/office/word/2012/wordml" xmlns:w16cex="http://schemas.microsoft.com/office/word/2018/wordml/cex" xmlns:w16cid="http://schemas.microsoft.com/office/word/2016/wordml/cid" xmlns:w16="http://schemas.microsoft.com/office/word/2018/wordml" xmlns:w16sdtdh="http://schemas.microsoft.com/office/word/2020/wordml/sdtdatahash" xmlns:w16se="http://schemas.microsoft.com/office/word/2015/wordml/symex" mc:Ignorable="w14 w15 w16se w16cid w16 w16cex w16sdtdh">
+<w:styles xmlns:mc="http://schemas.openxmlformats.org/markup-compatibility/2006" xmlns:r="http://schemas.openxmlformats.org/officeDocument/2006/relationships" xmlns:w="http://schemas.openxmlformats.org/wordprocessingml/2006/main" xmlns:w14="http://schemas.microsoft.com/office/word/2010/wordml" xmlns:w15="http://schemas.microsoft.com/office/word/2012/wordml" xmlns:w16cex="http://schemas.microsoft.com/office/word/2018/wordml/cex" xmlns:w16cid="http://schemas.microsoft.com/office/word/2016/wordml/cid" xmlns:w16="http://schemas.microsoft.com/office/word/2018/wordml" xmlns:w16du="http://schemas.microsoft.com/office/word/2023/wordml/word16du" xmlns:w16sdtdh="http://schemas.microsoft.com/office/word/2020/wordml/sdtdatahash" xmlns:w16sdtfl="http://schemas.microsoft.com/office/word/2024/wordml/sdtformatlock" xmlns:w16se="http://schemas.microsoft.com/office/word/2015/wordml/symex" mc:Ignorable="w14 w15 w16se w16cid w16 w16cex w16sdtdh w16sdtfl w16du">
   <w:docDefaults>
     <w:rPrDefault>
       <w:rPr>
@@ -12282,7 +12317,7 @@
       <w:szCs w:val="24"/>
     </w:rPr>
   </w:style>
-  <w:style w:type="character" w:styleId="Textoennegrita">
+  <w:style w:type="character" w:styleId="Fuerte">
     <w:name w:val="Strong"/>
     <w:basedOn w:val="Fuentedeprrafopredeter"/>
     <w:uiPriority w:val="22"/>

--- a/Propuesta - Vacunas.docx
+++ b/Propuesta - Vacunas.docx
@@ -1,6 +1,6 @@
 
 <file path=word/document.xml><?xml version="1.0" encoding="utf-8"?>
-<w:document xmlns:wpc="http://schemas.microsoft.com/office/word/2010/wordprocessingCanvas" xmlns:cx="http://schemas.microsoft.com/office/drawing/2014/chartex" xmlns:cx1="http://schemas.microsoft.com/office/drawing/2015/9/8/chartex" xmlns:cx2="http://schemas.microsoft.com/office/drawing/2015/10/21/chartex" xmlns:cx3="http://schemas.microsoft.com/office/drawing/2016/5/9/chartex" xmlns:cx4="http://schemas.microsoft.com/office/drawing/2016/5/10/chartex" xmlns:cx5="http://schemas.microsoft.com/office/drawing/2016/5/11/chartex" xmlns:cx6="http://schemas.microsoft.com/office/drawing/2016/5/12/chartex" xmlns:cx7="http://schemas.microsoft.com/office/drawing/2016/5/13/chartex" xmlns:cx8="http://schemas.microsoft.com/office/drawing/2016/5/14/chartex" xmlns:mc="http://schemas.openxmlformats.org/markup-compatibility/2006" xmlns:aink="http://schemas.microsoft.com/office/drawing/2016/ink" xmlns:am3d="http://schemas.microsoft.com/office/drawing/2017/model3d" xmlns:o="urn:schemas-microsoft-com:office:office" xmlns:oel="http://schemas.microsoft.com/office/2019/extlst" xmlns:r="http://schemas.openxmlformats.org/officeDocument/2006/relationships" xmlns:m="http://schemas.openxmlformats.org/officeDocument/2006/math" xmlns:v="urn:schemas-microsoft-com:vml" xmlns:wp14="http://schemas.microsoft.com/office/word/2010/wordprocessingDrawing" xmlns:wp="http://schemas.openxmlformats.org/drawingml/2006/wordprocessingDrawing" xmlns:w10="urn:schemas-microsoft-com:office:word" xmlns:w="http://schemas.openxmlformats.org/wordprocessingml/2006/main" xmlns:w14="http://schemas.microsoft.com/office/word/2010/wordml" xmlns:w15="http://schemas.microsoft.com/office/word/2012/wordml" xmlns:w16cei="http://schemas.microsoft.com/office/word/2026/wordml/cei" xmlns:w16cex="http://schemas.microsoft.com/office/word/2018/wordml/cex" xmlns:w16cid="http://schemas.microsoft.com/office/word/2016/wordml/cid" xmlns:w16="http://schemas.microsoft.com/office/word/2018/wordml" xmlns:w16du="http://schemas.microsoft.com/office/word/2023/wordml/word16du" xmlns:w16sdtdh="http://schemas.microsoft.com/office/word/2020/wordml/sdtdatahash" xmlns:w16sdtfl="http://schemas.microsoft.com/office/word/2024/wordml/sdtformatlock" xmlns:w16se="http://schemas.microsoft.com/office/word/2015/wordml/symex" xmlns:wpg="http://schemas.microsoft.com/office/word/2010/wordprocessingGroup" xmlns:wpi="http://schemas.microsoft.com/office/word/2010/wordprocessingInk" xmlns:wne="http://schemas.microsoft.com/office/word/2006/wordml" xmlns:wps="http://schemas.microsoft.com/office/word/2010/wordprocessingShape" mc:Ignorable="w14 w15 w16se w16cid w16 w16cex w16sdtdh w16sdtfl w16du wp14">
+<w:document xmlns:wpc="http://schemas.microsoft.com/office/word/2010/wordprocessingCanvas" xmlns:cx="http://schemas.microsoft.com/office/drawing/2014/chartex" xmlns:cx1="http://schemas.microsoft.com/office/drawing/2015/9/8/chartex" xmlns:cx2="http://schemas.microsoft.com/office/drawing/2015/10/21/chartex" xmlns:cx3="http://schemas.microsoft.com/office/drawing/2016/5/9/chartex" xmlns:cx4="http://schemas.microsoft.com/office/drawing/2016/5/10/chartex" xmlns:cx5="http://schemas.microsoft.com/office/drawing/2016/5/11/chartex" xmlns:cx6="http://schemas.microsoft.com/office/drawing/2016/5/12/chartex" xmlns:cx7="http://schemas.microsoft.com/office/drawing/2016/5/13/chartex" xmlns:cx8="http://schemas.microsoft.com/office/drawing/2016/5/14/chartex" xmlns:mc="http://schemas.openxmlformats.org/markup-compatibility/2006" xmlns:aink="http://schemas.microsoft.com/office/drawing/2016/ink" xmlns:am3d="http://schemas.microsoft.com/office/drawing/2017/model3d" xmlns:o="urn:schemas-microsoft-com:office:office" xmlns:r="http://schemas.openxmlformats.org/officeDocument/2006/relationships" xmlns:m="http://schemas.openxmlformats.org/officeDocument/2006/math" xmlns:v="urn:schemas-microsoft-com:vml" xmlns:wp14="http://schemas.microsoft.com/office/word/2010/wordprocessingDrawing" xmlns:wp="http://schemas.openxmlformats.org/drawingml/2006/wordprocessingDrawing" xmlns:w10="urn:schemas-microsoft-com:office:word" xmlns:w="http://schemas.openxmlformats.org/wordprocessingml/2006/main" xmlns:w14="http://schemas.microsoft.com/office/word/2010/wordml" xmlns:w15="http://schemas.microsoft.com/office/word/2012/wordml" xmlns:w16cex="http://schemas.microsoft.com/office/word/2018/wordml/cex" xmlns:w16cid="http://schemas.microsoft.com/office/word/2016/wordml/cid" xmlns:w16="http://schemas.microsoft.com/office/word/2018/wordml" xmlns:w16sdtdh="http://schemas.microsoft.com/office/word/2020/wordml/sdtdatahash" xmlns:w16se="http://schemas.microsoft.com/office/word/2015/wordml/symex" xmlns:wpg="http://schemas.microsoft.com/office/word/2010/wordprocessingGroup" xmlns:wpi="http://schemas.microsoft.com/office/word/2010/wordprocessingInk" xmlns:wne="http://schemas.microsoft.com/office/word/2006/wordml" xmlns:wps="http://schemas.microsoft.com/office/word/2010/wordprocessingShape" mc:Ignorable="w14 w15 w16se w16cid w16 w16cex w16sdtdh wp14">
   <w:body>
     <w:p>
       <w:pPr>
@@ -3494,11 +3494,6 @@
     <w:p>
       <w:pPr>
         <w:pStyle w:val="Ttulo2"/>
-      </w:pPr>
-    </w:p>
-    <w:p>
-      <w:pPr>
-        <w:pStyle w:val="Ttulo2"/>
         <w:numPr>
           <w:ilvl w:val="1"/>
           <w:numId w:val="30"/>
@@ -3514,7 +3509,7 @@
       <w:pPr>
         <w:pStyle w:val="Textoindependiente"/>
         <w:spacing w:line="276" w:lineRule="auto"/>
-        <w:ind w:left="0" w:firstLine="396"/>
+        <w:ind w:left="0" w:firstLine="709"/>
         <w:rPr>
           <w:rFonts w:ascii="Arial" w:eastAsiaTheme="minorHAnsi" w:hAnsi="Arial" w:cs="Arial"/>
           <w:lang w:val="es-419" w:eastAsia="es-GT"/>
@@ -3579,7 +3574,7 @@
           <w:rFonts w:ascii="Arial" w:eastAsiaTheme="minorHAnsi" w:hAnsi="Arial" w:cs="Arial"/>
           <w:lang w:val="es-419" w:eastAsia="es-GT"/>
         </w:rPr>
-        <w:t xml:space="preserve">Si bien el MSPAS dispone del Sistema de Información Gerencial en Salud (SIGSA) para el registro y consulta de indicadores de vacunación a nivel nacional </w:t>
+        <w:t xml:space="preserve">Si bien el MSPAS dispone del Sistema de Información Gerencial en Salud (SIGSA) para el registro y consulta de indicadores de vacunación a nivel nacional (MSPAS, s.f.), esta herramienta está orientada principalmente a la consolidación </w:t>
       </w:r>
       <w:r>
         <w:rPr>
@@ -3587,7 +3582,7 @@
           <w:lang w:val="es-419" w:eastAsia="es-GT"/>
         </w:rPr>
         <w:lastRenderedPageBreak/>
-        <w:t>(MSPAS, s.f.), esta herramienta está orientada principalmente a la consolidación estadística de coberturas de vacunación por municipio, y no constituye un sistema operativo que permita a cada centro de salud registrar, controlar y visualizar en tiempo real la disponibilidad de sus propias existencias de vacunas. Esta necesidad no se encuentra cubierta de manera eficiente en la actualidad dentro de los centros de salud del departamento de San Marcos, los cuales carecen de un sistema centralizado</w:t>
+        <w:t>estadística de coberturas de vacunación por municipio, y no constituye un sistema operativo que permita a cada centro de salud registrar, controlar y visualizar en tiempo real la disponibilidad de sus propias existencias de vacunas. Esta necesidad no se encuentra cubierta de manera eficiente en la actualidad dentro de los centros de salud del departamento de San Marcos, los cuales carecen de un sistema centralizado</w:t>
       </w:r>
       <w:r>
         <w:rPr>
@@ -3729,7 +3724,7 @@
           <w:rFonts w:ascii="Arial" w:eastAsiaTheme="minorHAnsi" w:hAnsi="Arial" w:cs="Arial"/>
           <w:lang w:val="es-419" w:eastAsia="es-GT"/>
         </w:rPr>
-        <w:t xml:space="preserve">San Marcos, responsables de la </w:t>
+        <w:t xml:space="preserve">San Marcos, responsables de la toma de decisiones, quienes podrán contar con datos confiables y actualizados en </w:t>
       </w:r>
       <w:r>
         <w:rPr>
@@ -3737,7 +3732,7 @@
           <w:lang w:val="es-419" w:eastAsia="es-GT"/>
         </w:rPr>
         <w:lastRenderedPageBreak/>
-        <w:t>toma de decisiones, quienes podrán contar con datos confiables y actualizados en tiempo oportuno. En consecuencia, se contribuirá a una mejor distribución de las vacunas en el departamento, reduciendo el riesgo de desabastecimiento y de pérdida de dosis por vencimiento, y fortaleciendo la atención en salud para la población.</w:t>
+        <w:t>tiempo oportuno. En consecuencia, se contribuirá a una mejor distribución de las vacunas en el departamento, reduciendo el riesgo de desabastecimiento y de pérdida de dosis por vencimiento, y fortaleciendo la atención en salud para la población.</w:t>
       </w:r>
     </w:p>
     <w:p>
@@ -3931,7 +3926,23 @@
           <w:rFonts w:ascii="Arial" w:eastAsiaTheme="minorHAnsi" w:hAnsi="Arial" w:cs="Arial"/>
           <w:lang w:val="es-419" w:eastAsia="es-GT"/>
         </w:rPr>
-        <w:t>En los centros de salud del departamento de San Marcos también se utiliza el SIGSA para el registro de la vacunación aplicada a la población; sin embargo, para el control interno de las existencias de vacunas, hasta el momento el único método confirmado es el registro físico en hojas de papel, el cual constituye la principal causa de las dificultades que existen actualmente para el manejo de esta información. A continuación se presenta este intento de solución al problema:</w:t>
+        <w:t xml:space="preserve">En los centros de salud del departamento de San Marcos también se utiliza el SIGSA para el registro de la vacunación aplicada a la población; sin embargo, para el control interno de las existencias de vacunas, hasta el momento el único método confirmado es el registro físico en hojas de papel, el cual constituye la principal causa de las dificultades que existen actualmente para el manejo de esta información. A </w:t>
+      </w:r>
+      <w:proofErr w:type="gramStart"/>
+      <w:r>
+        <w:rPr>
+          <w:rFonts w:ascii="Arial" w:eastAsiaTheme="minorHAnsi" w:hAnsi="Arial" w:cs="Arial"/>
+          <w:lang w:val="es-419" w:eastAsia="es-GT"/>
+        </w:rPr>
+        <w:t>continuación</w:t>
+      </w:r>
+      <w:proofErr w:type="gramEnd"/>
+      <w:r>
+        <w:rPr>
+          <w:rFonts w:ascii="Arial" w:eastAsiaTheme="minorHAnsi" w:hAnsi="Arial" w:cs="Arial"/>
+          <w:lang w:val="es-419" w:eastAsia="es-GT"/>
+        </w:rPr>
+        <w:t xml:space="preserve"> se presenta este intento de solución al problema:</w:t>
       </w:r>
     </w:p>
     <w:p>
@@ -3992,15 +4003,7 @@
           <w:rFonts w:ascii="Arial" w:eastAsiaTheme="minorHAnsi" w:hAnsi="Arial" w:cs="Arial"/>
           <w:lang w:val="es-419" w:eastAsia="es-GT"/>
         </w:rPr>
-        <w:t xml:space="preserve">El uso del registro físico, como único método, ha presentado dificultades para </w:t>
-      </w:r>
-      <w:r>
-        <w:rPr>
-          <w:rFonts w:ascii="Arial" w:eastAsiaTheme="minorHAnsi" w:hAnsi="Arial" w:cs="Arial"/>
-          <w:lang w:val="es-419" w:eastAsia="es-GT"/>
-        </w:rPr>
-        <w:lastRenderedPageBreak/>
-        <w:t>el manejo de la información, por las siguientes razones:</w:t>
+        <w:t>El uso del registro físico, como único método, ha presentado dificultades para el manejo de la información, por las siguientes razones:</w:t>
       </w:r>
     </w:p>
     <w:p>
@@ -4021,6 +4024,7 @@
           <w:rFonts w:ascii="Arial" w:eastAsiaTheme="minorHAnsi" w:hAnsi="Arial" w:cs="Arial"/>
           <w:lang w:val="es-419" w:eastAsia="es-GT"/>
         </w:rPr>
+        <w:lastRenderedPageBreak/>
         <w:t>Consolidación de datos: para conocer la disponibilidad total de vacunas en el departamento es necesario reunir y transcribir manualmente los registros físicos de cada centro de salud, lo cual toma tiempo y es propenso a errores.</w:t>
       </w:r>
     </w:p>
@@ -4207,7 +4211,6 @@
           <w:bCs/>
           <w:lang w:val="es-419" w:eastAsia="es-GT"/>
         </w:rPr>
-        <w:lastRenderedPageBreak/>
         <w:t>Sistema web de ventas e inventario de la botica institucional de la Red de Salud Valle del Mantaro</w:t>
       </w:r>
       <w:r>
@@ -4235,6 +4238,7 @@
           <w:rFonts w:ascii="Arial" w:eastAsiaTheme="minorHAnsi" w:hAnsi="Arial" w:cs="Arial"/>
           <w:lang w:val="es-419" w:eastAsia="es-GT"/>
         </w:rPr>
+        <w:lastRenderedPageBreak/>
         <w:t>A nivel regional, Huachos Huiza (2021) desarrolló para la Universidad Nacional del Centro del Perú un sistema web de ventas e inventario para la botica institucional de la Red de Salud Valle del Mantaro, administrada por el Sistema Integrado de Suministro de Medicamentos e Insumos Médico-Quirúrgicos (SISMED) del Ministerio de Salud de Perú. Esta investigación surgió a partir del desabastecimiento de medicamentos que enfrentaron las redes de salud peruanas durante la pandemia de covid-19, y tuvo como propósito optimizar el control de existencias de una red de establecimientos de salud dependientes de una misma dirección regional, de forma similar a como los centros de salud municipales de San Marcos dependen de una misma Dirección de Área de Salud departamental.</w:t>
       </w:r>
     </w:p>
@@ -4444,7 +4448,7 @@
           <w:rFonts w:ascii="Arial" w:eastAsiaTheme="minorHAnsi" w:hAnsi="Arial" w:cs="Arial"/>
           <w:lang w:val="es-419" w:eastAsia="es-GT"/>
         </w:rPr>
-        <w:t xml:space="preserve">Es la plataforma oficial que utiliza el MSPAS para el registro y control de la vacunación de la población guatemalteca (Revista Digital ECYS, USAC, 2022). SIGSA está orientado principalmente a la consolidación estadística de las coberturas de vacunación aplicadas por persona, y no cuenta con </w:t>
+        <w:t xml:space="preserve">Es la plataforma oficial que utiliza el MSPAS para el registro y control de la vacunación de la población guatemalteca (Revista Digital ECYS, USAC, 2022). SIGSA está orientado principalmente a la consolidación estadística de las coberturas de vacunación aplicadas por persona, y no cuenta con un módulo que permita a cada centro de salud registrar y controlar en tiempo real sus propias existencias de vacunas por tipo, lote y fecha de </w:t>
       </w:r>
       <w:r>
         <w:rPr>
@@ -4452,7 +4456,7 @@
           <w:lang w:val="es-419" w:eastAsia="es-GT"/>
         </w:rPr>
         <w:lastRenderedPageBreak/>
-        <w:t>un módulo que permita a cada centro de salud registrar y controlar en tiempo real sus propias existencias de vacunas por tipo, lote y fecha de vencimiento. Debido a esto, el personal de los centros de vacunación ha debido recurrir a herramientas de contingencia como hojas de papel y Excel, lo cual confirma que SIGSA, por sí solo, no resuelve la problemática planteada para el departamento de San Marcos.</w:t>
+        <w:t>vencimiento. Debido a esto, el personal de los centros de vacunación ha debido recurrir a herramientas de contingencia como hojas de papel y Excel, lo cual confirma que SIGSA, por sí solo, no resuelve la problemática planteada para el departamento de San Marcos.</w:t>
       </w:r>
     </w:p>
     <w:p>
@@ -4478,8 +4482,19 @@
           <w:bCs/>
           <w:lang w:val="es-419" w:eastAsia="es-GT"/>
         </w:rPr>
-        <w:t>Open mSupply</w:t>
-      </w:r>
+        <w:t xml:space="preserve">Open </w:t>
+      </w:r>
+      <w:proofErr w:type="spellStart"/>
+      <w:r>
+        <w:rPr>
+          <w:rFonts w:ascii="Arial" w:eastAsiaTheme="minorHAnsi" w:hAnsi="Arial" w:cs="Arial"/>
+          <w:b/>
+          <w:bCs/>
+          <w:lang w:val="es-419" w:eastAsia="es-GT"/>
+        </w:rPr>
+        <w:t>mSupply</w:t>
+      </w:r>
+      <w:proofErr w:type="spellEnd"/>
     </w:p>
     <w:p>
       <w:pPr>
@@ -4496,7 +4511,39 @@
           <w:rFonts w:ascii="Arial" w:eastAsiaTheme="minorHAnsi" w:hAnsi="Arial" w:cs="Arial"/>
           <w:lang w:val="es-GT" w:eastAsia="es-GT"/>
         </w:rPr>
-        <w:t>Es un sistema de información para la gestión logística (LMIS, por sus siglas en inglés) de código abierto, bajo licencia AGPL, utilizado en más de 30 países para apoyar el registro, la distribución y el despacho de productos médicos desde bodegas nacionales hasta clínicas remotas (mSupply Foundation, s.f.). Incluye un módulo específico de cadena de frío que permite monitorear el estado de los refrigeradores y dar seguimiento al historial de cada lote de vacunas desde su adquisición hasta su aplicación. Sin embargo, al tratarse de una plataforma diseñada para cadenas de suministro nacionales de varios niveles, su implementación requiere infraestructura de servidor propia y personal con conocimientos técnicos para instalarla, configurarla y mantenerla, y no cuenta con un proveedor local en Guatemala que brinde soporte o capacitación. Estas condiciones representan una barrera considerable para su adopción directa por parte de los centros de salud del departamento de San Marcos, donde no se cuenta con personal técnico dedicado a la administración de este tipo de sistemas.</w:t>
+        <w:t>Es un sistema de información para la gestión logística (LMIS, por sus siglas en inglés) de código abierto, bajo licencia AGPL, utilizado en más de 30 países para apoyar el registro, la distribución y el despacho de productos médicos desde bodegas nacionales hasta clínicas remotas (</w:t>
+      </w:r>
+      <w:proofErr w:type="spellStart"/>
+      <w:r>
+        <w:rPr>
+          <w:rFonts w:ascii="Arial" w:eastAsiaTheme="minorHAnsi" w:hAnsi="Arial" w:cs="Arial"/>
+          <w:lang w:val="es-GT" w:eastAsia="es-GT"/>
+        </w:rPr>
+        <w:t>mSupply</w:t>
+      </w:r>
+      <w:proofErr w:type="spellEnd"/>
+      <w:r>
+        <w:rPr>
+          <w:rFonts w:ascii="Arial" w:eastAsiaTheme="minorHAnsi" w:hAnsi="Arial" w:cs="Arial"/>
+          <w:lang w:val="es-GT" w:eastAsia="es-GT"/>
+        </w:rPr>
+        <w:t xml:space="preserve"> </w:t>
+      </w:r>
+      <w:proofErr w:type="spellStart"/>
+      <w:r>
+        <w:rPr>
+          <w:rFonts w:ascii="Arial" w:eastAsiaTheme="minorHAnsi" w:hAnsi="Arial" w:cs="Arial"/>
+          <w:lang w:val="es-GT" w:eastAsia="es-GT"/>
+        </w:rPr>
+        <w:t>Foundation</w:t>
+      </w:r>
+      <w:proofErr w:type="spellEnd"/>
+      <w:r>
+        <w:rPr>
+          <w:rFonts w:ascii="Arial" w:eastAsiaTheme="minorHAnsi" w:hAnsi="Arial" w:cs="Arial"/>
+          <w:lang w:val="es-GT" w:eastAsia="es-GT"/>
+        </w:rPr>
+        <w:t>, s.f.). Incluye un módulo específico de cadena de frío que permite monitorear el estado de los refrigeradores y dar seguimiento al historial de cada lote de vacunas desde su adquisición hasta su aplicación. Sin embargo, al tratarse de una plataforma diseñada para cadenas de suministro nacionales de varios niveles, su implementación requiere infraestructura de servidor propia y personal con conocimientos técnicos para instalarla, configurarla y mantenerla, y no cuenta con un proveedor local en Guatemala que brinde soporte o capacitación. Estas condiciones representan una barrera considerable para su adopción directa por parte de los centros de salud del departamento de San Marcos, donde no se cuenta con personal técnico dedicado a la administración de este tipo de sistemas.</w:t>
       </w:r>
     </w:p>
     <w:p>
@@ -4579,15 +4626,7 @@
           <w:rFonts w:ascii="Arial" w:eastAsiaTheme="minorHAnsi" w:hAnsi="Arial" w:cs="Arial"/>
           <w:lang w:val="es-419" w:eastAsia="es-GT"/>
         </w:rPr>
-        <w:t xml:space="preserve">el </w:t>
-      </w:r>
-      <w:r>
-        <w:rPr>
-          <w:rFonts w:ascii="Arial" w:eastAsiaTheme="minorHAnsi" w:hAnsi="Arial" w:cs="Arial"/>
-          <w:lang w:val="es-419" w:eastAsia="es-GT"/>
-        </w:rPr>
-        <w:lastRenderedPageBreak/>
-        <w:t>mismo.</w:t>
+        <w:t>el mismo.</w:t>
       </w:r>
     </w:p>
     <w:p>
@@ -4600,6 +4639,7 @@
       </w:pPr>
       <w:bookmarkStart w:id="7" w:name="_Toc236848966"/>
       <w:r>
+        <w:lastRenderedPageBreak/>
         <w:t>Justificación</w:t>
       </w:r>
       <w:bookmarkEnd w:id="7"/>
@@ -4736,7 +4776,6 @@
       </w:pPr>
       <w:bookmarkStart w:id="8" w:name="_Toc236848967"/>
       <w:r>
-        <w:lastRenderedPageBreak/>
         <w:t>Objetivos</w:t>
       </w:r>
       <w:bookmarkEnd w:id="8"/>
@@ -4930,6 +4969,7 @@
           <w:rFonts w:ascii="Arial" w:hAnsi="Arial" w:cs="Arial"/>
           <w:lang w:val="es-GT"/>
         </w:rPr>
+        <w:lastRenderedPageBreak/>
         <w:t xml:space="preserve">Implementar una aplicación web centralizada </w:t>
       </w:r>
       <w:r>
@@ -5232,7 +5272,21 @@
         <w:rPr>
           <w:lang w:eastAsia="es-GT"/>
         </w:rPr>
-        <w:t>(Parrafo introductorio)</w:t>
+        <w:t>(</w:t>
+      </w:r>
+      <w:proofErr w:type="spellStart"/>
+      <w:r>
+        <w:rPr>
+          <w:lang w:eastAsia="es-GT"/>
+        </w:rPr>
+        <w:t>Parrafo</w:t>
+      </w:r>
+      <w:proofErr w:type="spellEnd"/>
+      <w:r>
+        <w:rPr>
+          <w:lang w:eastAsia="es-GT"/>
+        </w:rPr>
+        <w:t xml:space="preserve"> introductorio)</w:t>
       </w:r>
     </w:p>
     <w:p>
@@ -5755,7 +5809,39 @@
           <w:rFonts w:ascii="Arial" w:eastAsiaTheme="minorHAnsi" w:hAnsi="Arial" w:cs="Arial"/>
           <w:lang w:val="es-419" w:eastAsia="es-GT"/>
         </w:rPr>
-        <w:t>Para el desarrollo del proyecto se utilizará la metodología Scrum, debido a que permite organizar el trabajo en ciclos cortos e incrementales, conocidos como sprints. Según Schwaber y Sutherland (2020), autores de la Guía de Scrum, este es un marco de trabajo ligero que ayuda a las personas, equipos y organizaciones a generar valor mediante soluciones adaptables para problemas complejos, a través de dichos ciclos cortos e iterativos. Esta metodología resulta adecuada para proyectos de software en los que se requiere flexibilidad, revisión constante y adaptación a cambios durante el proceso de desarrollo. La elección de Scrum responde a la naturaleza del proyecto, ya que el desarrollo de una aplicación web para centros de salud requiere validaciones frecuentes, definición progresiva de funcionalidades y revisión constante de los módulos implementados. Esto favorece la reducción de errores, mejora la comunicación del equipo y permite entregar incrementos funcionales durante el desarrollo.</w:t>
+        <w:t xml:space="preserve">Para el desarrollo del proyecto se utilizará la metodología Scrum, debido a que permite organizar el trabajo en ciclos cortos e incrementales, conocidos como </w:t>
+      </w:r>
+      <w:proofErr w:type="spellStart"/>
+      <w:r>
+        <w:rPr>
+          <w:rFonts w:ascii="Arial" w:eastAsiaTheme="minorHAnsi" w:hAnsi="Arial" w:cs="Arial"/>
+          <w:lang w:val="es-419" w:eastAsia="es-GT"/>
+        </w:rPr>
+        <w:t>sprints</w:t>
+      </w:r>
+      <w:proofErr w:type="spellEnd"/>
+      <w:r>
+        <w:rPr>
+          <w:rFonts w:ascii="Arial" w:eastAsiaTheme="minorHAnsi" w:hAnsi="Arial" w:cs="Arial"/>
+          <w:lang w:val="es-419" w:eastAsia="es-GT"/>
+        </w:rPr>
+        <w:t xml:space="preserve">. Según </w:t>
+      </w:r>
+      <w:proofErr w:type="spellStart"/>
+      <w:r>
+        <w:rPr>
+          <w:rFonts w:ascii="Arial" w:eastAsiaTheme="minorHAnsi" w:hAnsi="Arial" w:cs="Arial"/>
+          <w:lang w:val="es-419" w:eastAsia="es-GT"/>
+        </w:rPr>
+        <w:t>Schwaber</w:t>
+      </w:r>
+      <w:proofErr w:type="spellEnd"/>
+      <w:r>
+        <w:rPr>
+          <w:rFonts w:ascii="Arial" w:eastAsiaTheme="minorHAnsi" w:hAnsi="Arial" w:cs="Arial"/>
+          <w:lang w:val="es-419" w:eastAsia="es-GT"/>
+        </w:rPr>
+        <w:t xml:space="preserve"> y Sutherland (2020), autores de la Guía de Scrum, este es un marco de trabajo ligero que ayuda a las personas, equipos y organizaciones a generar valor mediante soluciones adaptables para problemas complejos, a través de dichos ciclos cortos e iterativos. Esta metodología resulta adecuada para proyectos de software en los que se requiere flexibilidad, revisión constante y adaptación a cambios durante el proceso de desarrollo. La elección de Scrum responde a la naturaleza del proyecto, ya que el desarrollo de una aplicación web para centros de salud requiere validaciones frecuentes, definición progresiva de funcionalidades y revisión constante de los módulos implementados. Esto favorece la reducción de errores, mejora la comunicación del equipo y permite entregar incrementos funcionales durante el desarrollo.</w:t>
       </w:r>
     </w:p>
     <w:p>
@@ -5773,7 +5859,55 @@
           <w:rFonts w:ascii="Arial" w:eastAsiaTheme="minorHAnsi" w:hAnsi="Arial" w:cs="Arial"/>
           <w:lang w:val="es-419" w:eastAsia="es-GT"/>
         </w:rPr>
-        <w:t>El rol de Product Owner será representado por el integrante encargado de priorizar los requerimientos del sistema, considerando las necesidades del centro de salud y los objetivos del proyecto. El Scrum Master será el responsable de coordinar el cumplimiento de la metodología, organizar las reuniones y apoyar al equipo en la eliminación de obstáculos. Los Developers serán los integrantes encargados del análisis, diseño, programación, pruebas y documentación del sistema.</w:t>
+        <w:t xml:space="preserve">El rol de </w:t>
+      </w:r>
+      <w:proofErr w:type="spellStart"/>
+      <w:r>
+        <w:rPr>
+          <w:rFonts w:ascii="Arial" w:eastAsiaTheme="minorHAnsi" w:hAnsi="Arial" w:cs="Arial"/>
+          <w:lang w:val="es-419" w:eastAsia="es-GT"/>
+        </w:rPr>
+        <w:t>Product</w:t>
+      </w:r>
+      <w:proofErr w:type="spellEnd"/>
+      <w:r>
+        <w:rPr>
+          <w:rFonts w:ascii="Arial" w:eastAsiaTheme="minorHAnsi" w:hAnsi="Arial" w:cs="Arial"/>
+          <w:lang w:val="es-419" w:eastAsia="es-GT"/>
+        </w:rPr>
+        <w:t xml:space="preserve"> </w:t>
+      </w:r>
+      <w:proofErr w:type="spellStart"/>
+      <w:r>
+        <w:rPr>
+          <w:rFonts w:ascii="Arial" w:eastAsiaTheme="minorHAnsi" w:hAnsi="Arial" w:cs="Arial"/>
+          <w:lang w:val="es-419" w:eastAsia="es-GT"/>
+        </w:rPr>
+        <w:t>Owner</w:t>
+      </w:r>
+      <w:proofErr w:type="spellEnd"/>
+      <w:r>
+        <w:rPr>
+          <w:rFonts w:ascii="Arial" w:eastAsiaTheme="minorHAnsi" w:hAnsi="Arial" w:cs="Arial"/>
+          <w:lang w:val="es-419" w:eastAsia="es-GT"/>
+        </w:rPr>
+        <w:t xml:space="preserve"> será representado por el integrante encargado de priorizar los requerimientos del sistema, considerando las necesidades del centro de salud y los objetivos del proyecto. El Scrum Master será el responsable de coordinar el cumplimiento de la metodología, organizar las reuniones y apoyar al equipo en la eliminación de obstáculos. Los </w:t>
+      </w:r>
+      <w:proofErr w:type="spellStart"/>
+      <w:r>
+        <w:rPr>
+          <w:rFonts w:ascii="Arial" w:eastAsiaTheme="minorHAnsi" w:hAnsi="Arial" w:cs="Arial"/>
+          <w:lang w:val="es-419" w:eastAsia="es-GT"/>
+        </w:rPr>
+        <w:t>Developers</w:t>
+      </w:r>
+      <w:proofErr w:type="spellEnd"/>
+      <w:r>
+        <w:rPr>
+          <w:rFonts w:ascii="Arial" w:eastAsiaTheme="minorHAnsi" w:hAnsi="Arial" w:cs="Arial"/>
+          <w:lang w:val="es-419" w:eastAsia="es-GT"/>
+        </w:rPr>
+        <w:t xml:space="preserve"> serán los integrantes encargados del análisis, diseño, programación, pruebas y documentación del sistema.</w:t>
       </w:r>
     </w:p>
     <w:p>
@@ -5791,7 +5925,39 @@
           <w:rFonts w:ascii="Arial" w:eastAsiaTheme="minorHAnsi" w:hAnsi="Arial" w:cs="Arial"/>
           <w:lang w:val="es-419" w:eastAsia="es-GT"/>
         </w:rPr>
-        <w:t xml:space="preserve">Las principales herramientas de Scrum que se utilizarán en el proyecto serán el Product Backlog, el Sprint Backlog y el Incremento. El Product Backlog contendrá la lista priorizada de funcionalidades del sistema, tales como autenticación de </w:t>
+        <w:t xml:space="preserve">Las principales herramientas de Scrum que se utilizarán en el proyecto serán el </w:t>
+      </w:r>
+      <w:proofErr w:type="spellStart"/>
+      <w:r>
+        <w:rPr>
+          <w:rFonts w:ascii="Arial" w:eastAsiaTheme="minorHAnsi" w:hAnsi="Arial" w:cs="Arial"/>
+          <w:lang w:val="es-419" w:eastAsia="es-GT"/>
+        </w:rPr>
+        <w:t>Product</w:t>
+      </w:r>
+      <w:proofErr w:type="spellEnd"/>
+      <w:r>
+        <w:rPr>
+          <w:rFonts w:ascii="Arial" w:eastAsiaTheme="minorHAnsi" w:hAnsi="Arial" w:cs="Arial"/>
+          <w:lang w:val="es-419" w:eastAsia="es-GT"/>
+        </w:rPr>
+        <w:t xml:space="preserve"> Backlog, el Sprint Backlog y el Incremento. El </w:t>
+      </w:r>
+      <w:proofErr w:type="spellStart"/>
+      <w:r>
+        <w:rPr>
+          <w:rFonts w:ascii="Arial" w:eastAsiaTheme="minorHAnsi" w:hAnsi="Arial" w:cs="Arial"/>
+          <w:lang w:val="es-419" w:eastAsia="es-GT"/>
+        </w:rPr>
+        <w:t>Product</w:t>
+      </w:r>
+      <w:proofErr w:type="spellEnd"/>
+      <w:r>
+        <w:rPr>
+          <w:rFonts w:ascii="Arial" w:eastAsiaTheme="minorHAnsi" w:hAnsi="Arial" w:cs="Arial"/>
+          <w:lang w:val="es-419" w:eastAsia="es-GT"/>
+        </w:rPr>
+        <w:t xml:space="preserve"> Backlog contendrá la lista priorizada de funcionalidades del sistema, tales como autenticación de </w:t>
       </w:r>
       <w:r>
         <w:rPr>
@@ -5817,7 +5983,39 @@
           <w:rFonts w:ascii="Arial" w:eastAsiaTheme="minorHAnsi" w:hAnsi="Arial" w:cs="Arial"/>
           <w:lang w:val="es-419" w:eastAsia="es-GT"/>
         </w:rPr>
-        <w:t>Esta metodología se desarrollará a lo largo de cuatro Sprints adaptadas al contexto del proyecto, manteniendo relación directa con los objetivos específicos establecidos en el capítulo uno, verificando que se cumpla cada uno de ellos. Estos Sprints permitirán organizar el desarrollo de la aplicación web desde el levantamiento de requerimientos hasta la validación del sistema con usuarios.</w:t>
+        <w:t xml:space="preserve">Esta metodología se desarrollará a lo largo de cuatro </w:t>
+      </w:r>
+      <w:proofErr w:type="spellStart"/>
+      <w:r>
+        <w:rPr>
+          <w:rFonts w:ascii="Arial" w:eastAsiaTheme="minorHAnsi" w:hAnsi="Arial" w:cs="Arial"/>
+          <w:lang w:val="es-419" w:eastAsia="es-GT"/>
+        </w:rPr>
+        <w:t>Sprints</w:t>
+      </w:r>
+      <w:proofErr w:type="spellEnd"/>
+      <w:r>
+        <w:rPr>
+          <w:rFonts w:ascii="Arial" w:eastAsiaTheme="minorHAnsi" w:hAnsi="Arial" w:cs="Arial"/>
+          <w:lang w:val="es-419" w:eastAsia="es-GT"/>
+        </w:rPr>
+        <w:t xml:space="preserve"> adaptadas al contexto del proyecto, manteniendo relación directa con los objetivos específicos establecidos en el capítulo uno, verificando que se cumpla cada uno de ellos. Estos </w:t>
+      </w:r>
+      <w:proofErr w:type="spellStart"/>
+      <w:r>
+        <w:rPr>
+          <w:rFonts w:ascii="Arial" w:eastAsiaTheme="minorHAnsi" w:hAnsi="Arial" w:cs="Arial"/>
+          <w:lang w:val="es-419" w:eastAsia="es-GT"/>
+        </w:rPr>
+        <w:t>Sprints</w:t>
+      </w:r>
+      <w:proofErr w:type="spellEnd"/>
+      <w:r>
+        <w:rPr>
+          <w:rFonts w:ascii="Arial" w:eastAsiaTheme="minorHAnsi" w:hAnsi="Arial" w:cs="Arial"/>
+          <w:lang w:val="es-419" w:eastAsia="es-GT"/>
+        </w:rPr>
+        <w:t xml:space="preserve"> permitirán organizar el desarrollo de la aplicación web desde el levantamiento de requerimientos hasta la validación del sistema con usuarios.</w:t>
       </w:r>
     </w:p>
     <w:p>
@@ -5943,7 +6141,15 @@
       </w:pPr>
       <w:bookmarkStart w:id="35" w:name="_Toc236848977"/>
       <w:r>
-        <w:t>Sprint 1: levantamiento de requerimientos y definición del Product Backlog</w:t>
+        <w:t xml:space="preserve">Sprint 1: levantamiento de requerimientos y definición del </w:t>
+      </w:r>
+      <w:proofErr w:type="spellStart"/>
+      <w:r>
+        <w:t>Product</w:t>
+      </w:r>
+      <w:proofErr w:type="spellEnd"/>
+      <w:r>
+        <w:t xml:space="preserve"> Backlog</w:t>
       </w:r>
       <w:bookmarkEnd w:id="35"/>
     </w:p>
@@ -6194,7 +6400,25 @@
           <w:sz w:val="24"/>
           <w:szCs w:val="24"/>
         </w:rPr>
-        <w:t xml:space="preserve">Herramientas a utilizar: entorno de desarrollo integrado para escribir y organizar el código del sistema, lenguaje de programación web para crear las funciones principales de la aplicación, framework de desarrollo para facilitar la estructura del proyecto, gestor de base de datos para almacenar la información de usuarios, vacunas, centros de salud, tipos de vacuna y </w:t>
+        <w:t xml:space="preserve">Herramientas a utilizar: entorno de desarrollo integrado para escribir y organizar el código del sistema, lenguaje de programación web para crear las funciones principales de la aplicación, </w:t>
+      </w:r>
+      <w:proofErr w:type="spellStart"/>
+      <w:r>
+        <w:rPr>
+          <w:rFonts w:ascii="Arial" w:hAnsi="Arial" w:cs="Arial"/>
+          <w:sz w:val="24"/>
+          <w:szCs w:val="24"/>
+        </w:rPr>
+        <w:t>framework</w:t>
+      </w:r>
+      <w:proofErr w:type="spellEnd"/>
+      <w:r>
+        <w:rPr>
+          <w:rFonts w:ascii="Arial" w:hAnsi="Arial" w:cs="Arial"/>
+          <w:sz w:val="24"/>
+          <w:szCs w:val="24"/>
+        </w:rPr>
+        <w:t xml:space="preserve"> de desarrollo para facilitar la estructura del proyecto, gestor de base de datos para almacenar la información de usuarios, vacunas, centros de salud, tipos de vacuna y </w:t>
       </w:r>
       <w:r>
         <w:rPr>
@@ -7159,7 +7383,25 @@
           <w:sz w:val="24"/>
           <w:szCs w:val="24"/>
         </w:rPr>
-        <w:t>El desarrollo del proyecto se llevará a cabo en un periodo de cuatro meses (dieciséis semanas), distribuido en las fases descritas en el apartado de método: levantamiento de requerimientos, diseño del sistema, los cuatro Sprints de desarrollo, pruebas con usuarios, capacitación y documentación, y entrega final. A continuación, se presenta el cronograma de actividades mediante un diagrama de Gantt.</w:t>
+        <w:t xml:space="preserve">El desarrollo del proyecto se llevará a cabo en un periodo de cuatro meses (dieciséis semanas), distribuido en las fases descritas en el apartado de método: levantamiento de requerimientos, diseño del sistema, los cuatro </w:t>
+      </w:r>
+      <w:proofErr w:type="spellStart"/>
+      <w:r>
+        <w:rPr>
+          <w:rFonts w:ascii="Arial" w:hAnsi="Arial" w:cs="Arial"/>
+          <w:sz w:val="24"/>
+          <w:szCs w:val="24"/>
+        </w:rPr>
+        <w:t>Sprints</w:t>
+      </w:r>
+      <w:proofErr w:type="spellEnd"/>
+      <w:r>
+        <w:rPr>
+          <w:rFonts w:ascii="Arial" w:hAnsi="Arial" w:cs="Arial"/>
+          <w:sz w:val="24"/>
+          <w:szCs w:val="24"/>
+        </w:rPr>
+        <w:t xml:space="preserve"> de desarrollo, pruebas con usuarios, capacitación y documentación, y entrega final. A continuación, se presenta el cronograma de actividades mediante un diagrama de Gantt.</w:t>
       </w:r>
     </w:p>
     <w:p>
@@ -7272,7 +7514,7 @@
 </file>
 
 <file path=word/endnotes.xml><?xml version="1.0" encoding="utf-8"?>
-<w:endnotes xmlns:wpc="http://schemas.microsoft.com/office/word/2010/wordprocessingCanvas" xmlns:cx="http://schemas.microsoft.com/office/drawing/2014/chartex" xmlns:cx1="http://schemas.microsoft.com/office/drawing/2015/9/8/chartex" xmlns:cx2="http://schemas.microsoft.com/office/drawing/2015/10/21/chartex" xmlns:cx3="http://schemas.microsoft.com/office/drawing/2016/5/9/chartex" xmlns:cx4="http://schemas.microsoft.com/office/drawing/2016/5/10/chartex" xmlns:cx5="http://schemas.microsoft.com/office/drawing/2016/5/11/chartex" xmlns:cx6="http://schemas.microsoft.com/office/drawing/2016/5/12/chartex" xmlns:cx7="http://schemas.microsoft.com/office/drawing/2016/5/13/chartex" xmlns:cx8="http://schemas.microsoft.com/office/drawing/2016/5/14/chartex" xmlns:mc="http://schemas.openxmlformats.org/markup-compatibility/2006" xmlns:aink="http://schemas.microsoft.com/office/drawing/2016/ink" xmlns:am3d="http://schemas.microsoft.com/office/drawing/2017/model3d" xmlns:o="urn:schemas-microsoft-com:office:office" xmlns:oel="http://schemas.microsoft.com/office/2019/extlst" xmlns:r="http://schemas.openxmlformats.org/officeDocument/2006/relationships" xmlns:m="http://schemas.openxmlformats.org/officeDocument/2006/math" xmlns:v="urn:schemas-microsoft-com:vml" xmlns:wp14="http://schemas.microsoft.com/office/word/2010/wordprocessingDrawing" xmlns:wp="http://schemas.openxmlformats.org/drawingml/2006/wordprocessingDrawing" xmlns:w10="urn:schemas-microsoft-com:office:word" xmlns:w="http://schemas.openxmlformats.org/wordprocessingml/2006/main" xmlns:w14="http://schemas.microsoft.com/office/word/2010/wordml" xmlns:w15="http://schemas.microsoft.com/office/word/2012/wordml" xmlns:w16cei="http://schemas.microsoft.com/office/word/2026/wordml/cei" xmlns:w16cex="http://schemas.microsoft.com/office/word/2018/wordml/cex" xmlns:w16cid="http://schemas.microsoft.com/office/word/2016/wordml/cid" xmlns:w16="http://schemas.microsoft.com/office/word/2018/wordml" xmlns:w16du="http://schemas.microsoft.com/office/word/2023/wordml/word16du" xmlns:w16sdtdh="http://schemas.microsoft.com/office/word/2020/wordml/sdtdatahash" xmlns:w16sdtfl="http://schemas.microsoft.com/office/word/2024/wordml/sdtformatlock" xmlns:w16se="http://schemas.microsoft.com/office/word/2015/wordml/symex" xmlns:wpg="http://schemas.microsoft.com/office/word/2010/wordprocessingGroup" xmlns:wpi="http://schemas.microsoft.com/office/word/2010/wordprocessingInk" xmlns:wne="http://schemas.microsoft.com/office/word/2006/wordml" xmlns:wps="http://schemas.microsoft.com/office/word/2010/wordprocessingShape" mc:Ignorable="w14 w15 w16se w16cid w16 w16cex w16sdtdh w16sdtfl w16du wp14">
+<w:endnotes xmlns:wpc="http://schemas.microsoft.com/office/word/2010/wordprocessingCanvas" xmlns:cx="http://schemas.microsoft.com/office/drawing/2014/chartex" xmlns:cx1="http://schemas.microsoft.com/office/drawing/2015/9/8/chartex" xmlns:cx2="http://schemas.microsoft.com/office/drawing/2015/10/21/chartex" xmlns:cx3="http://schemas.microsoft.com/office/drawing/2016/5/9/chartex" xmlns:cx4="http://schemas.microsoft.com/office/drawing/2016/5/10/chartex" xmlns:cx5="http://schemas.microsoft.com/office/drawing/2016/5/11/chartex" xmlns:cx6="http://schemas.microsoft.com/office/drawing/2016/5/12/chartex" xmlns:cx7="http://schemas.microsoft.com/office/drawing/2016/5/13/chartex" xmlns:cx8="http://schemas.microsoft.com/office/drawing/2016/5/14/chartex" xmlns:mc="http://schemas.openxmlformats.org/markup-compatibility/2006" xmlns:aink="http://schemas.microsoft.com/office/drawing/2016/ink" xmlns:am3d="http://schemas.microsoft.com/office/drawing/2017/model3d" xmlns:o="urn:schemas-microsoft-com:office:office" xmlns:r="http://schemas.openxmlformats.org/officeDocument/2006/relationships" xmlns:m="http://schemas.openxmlformats.org/officeDocument/2006/math" xmlns:v="urn:schemas-microsoft-com:vml" xmlns:wp14="http://schemas.microsoft.com/office/word/2010/wordprocessingDrawing" xmlns:wp="http://schemas.openxmlformats.org/drawingml/2006/wordprocessingDrawing" xmlns:w10="urn:schemas-microsoft-com:office:word" xmlns:w="http://schemas.openxmlformats.org/wordprocessingml/2006/main" xmlns:w14="http://schemas.microsoft.com/office/word/2010/wordml" xmlns:w15="http://schemas.microsoft.com/office/word/2012/wordml" xmlns:w16cex="http://schemas.microsoft.com/office/word/2018/wordml/cex" xmlns:w16cid="http://schemas.microsoft.com/office/word/2016/wordml/cid" xmlns:w16="http://schemas.microsoft.com/office/word/2018/wordml" xmlns:w16sdtdh="http://schemas.microsoft.com/office/word/2020/wordml/sdtdatahash" xmlns:w16se="http://schemas.microsoft.com/office/word/2015/wordml/symex" xmlns:wpg="http://schemas.microsoft.com/office/word/2010/wordprocessingGroup" xmlns:wpi="http://schemas.microsoft.com/office/word/2010/wordprocessingInk" xmlns:wne="http://schemas.microsoft.com/office/word/2006/wordml" xmlns:wps="http://schemas.microsoft.com/office/word/2010/wordprocessingShape" mc:Ignorable="w14 w15 w16se w16cid w16 w16cex w16sdtdh wp14">
   <w:endnote w:type="separator" w:id="-1">
     <w:p>
       <w:pPr>
@@ -7297,7 +7539,7 @@
 </file>
 
 <file path=word/footer1.xml><?xml version="1.0" encoding="utf-8"?>
-<w:ftr xmlns:wpc="http://schemas.microsoft.com/office/word/2010/wordprocessingCanvas" xmlns:cx="http://schemas.microsoft.com/office/drawing/2014/chartex" xmlns:cx1="http://schemas.microsoft.com/office/drawing/2015/9/8/chartex" xmlns:cx2="http://schemas.microsoft.com/office/drawing/2015/10/21/chartex" xmlns:cx3="http://schemas.microsoft.com/office/drawing/2016/5/9/chartex" xmlns:cx4="http://schemas.microsoft.com/office/drawing/2016/5/10/chartex" xmlns:cx5="http://schemas.microsoft.com/office/drawing/2016/5/11/chartex" xmlns:cx6="http://schemas.microsoft.com/office/drawing/2016/5/12/chartex" xmlns:cx7="http://schemas.microsoft.com/office/drawing/2016/5/13/chartex" xmlns:cx8="http://schemas.microsoft.com/office/drawing/2016/5/14/chartex" xmlns:mc="http://schemas.openxmlformats.org/markup-compatibility/2006" xmlns:aink="http://schemas.microsoft.com/office/drawing/2016/ink" xmlns:am3d="http://schemas.microsoft.com/office/drawing/2017/model3d" xmlns:o="urn:schemas-microsoft-com:office:office" xmlns:oel="http://schemas.microsoft.com/office/2019/extlst" xmlns:r="http://schemas.openxmlformats.org/officeDocument/2006/relationships" xmlns:m="http://schemas.openxmlformats.org/officeDocument/2006/math" xmlns:v="urn:schemas-microsoft-com:vml" xmlns:wp14="http://schemas.microsoft.com/office/word/2010/wordprocessingDrawing" xmlns:wp="http://schemas.openxmlformats.org/drawingml/2006/wordprocessingDrawing" xmlns:w10="urn:schemas-microsoft-com:office:word" xmlns:w="http://schemas.openxmlformats.org/wordprocessingml/2006/main" xmlns:w14="http://schemas.microsoft.com/office/word/2010/wordml" xmlns:w15="http://schemas.microsoft.com/office/word/2012/wordml" xmlns:w16cei="http://schemas.microsoft.com/office/word/2026/wordml/cei" xmlns:w16cex="http://schemas.microsoft.com/office/word/2018/wordml/cex" xmlns:w16cid="http://schemas.microsoft.com/office/word/2016/wordml/cid" xmlns:w16="http://schemas.microsoft.com/office/word/2018/wordml" xmlns:w16du="http://schemas.microsoft.com/office/word/2023/wordml/word16du" xmlns:w16sdtdh="http://schemas.microsoft.com/office/word/2020/wordml/sdtdatahash" xmlns:w16sdtfl="http://schemas.microsoft.com/office/word/2024/wordml/sdtformatlock" xmlns:w16se="http://schemas.microsoft.com/office/word/2015/wordml/symex" xmlns:wpg="http://schemas.microsoft.com/office/word/2010/wordprocessingGroup" xmlns:wpi="http://schemas.microsoft.com/office/word/2010/wordprocessingInk" xmlns:wne="http://schemas.microsoft.com/office/word/2006/wordml" xmlns:wps="http://schemas.microsoft.com/office/word/2010/wordprocessingShape" mc:Ignorable="w14 w15 w16se w16cid w16 w16cex w16sdtdh w16sdtfl w16du wp14">
+<w:ftr xmlns:wpc="http://schemas.microsoft.com/office/word/2010/wordprocessingCanvas" xmlns:cx="http://schemas.microsoft.com/office/drawing/2014/chartex" xmlns:cx1="http://schemas.microsoft.com/office/drawing/2015/9/8/chartex" xmlns:cx2="http://schemas.microsoft.com/office/drawing/2015/10/21/chartex" xmlns:cx3="http://schemas.microsoft.com/office/drawing/2016/5/9/chartex" xmlns:cx4="http://schemas.microsoft.com/office/drawing/2016/5/10/chartex" xmlns:cx5="http://schemas.microsoft.com/office/drawing/2016/5/11/chartex" xmlns:cx6="http://schemas.microsoft.com/office/drawing/2016/5/12/chartex" xmlns:cx7="http://schemas.microsoft.com/office/drawing/2016/5/13/chartex" xmlns:cx8="http://schemas.microsoft.com/office/drawing/2016/5/14/chartex" xmlns:mc="http://schemas.openxmlformats.org/markup-compatibility/2006" xmlns:aink="http://schemas.microsoft.com/office/drawing/2016/ink" xmlns:am3d="http://schemas.microsoft.com/office/drawing/2017/model3d" xmlns:o="urn:schemas-microsoft-com:office:office" xmlns:r="http://schemas.openxmlformats.org/officeDocument/2006/relationships" xmlns:m="http://schemas.openxmlformats.org/officeDocument/2006/math" xmlns:v="urn:schemas-microsoft-com:vml" xmlns:wp14="http://schemas.microsoft.com/office/word/2010/wordprocessingDrawing" xmlns:wp="http://schemas.openxmlformats.org/drawingml/2006/wordprocessingDrawing" xmlns:w10="urn:schemas-microsoft-com:office:word" xmlns:w="http://schemas.openxmlformats.org/wordprocessingml/2006/main" xmlns:w14="http://schemas.microsoft.com/office/word/2010/wordml" xmlns:w15="http://schemas.microsoft.com/office/word/2012/wordml" xmlns:w16cex="http://schemas.microsoft.com/office/word/2018/wordml/cex" xmlns:w16cid="http://schemas.microsoft.com/office/word/2016/wordml/cid" xmlns:w16="http://schemas.microsoft.com/office/word/2018/wordml" xmlns:w16sdtdh="http://schemas.microsoft.com/office/word/2020/wordml/sdtdatahash" xmlns:w16se="http://schemas.microsoft.com/office/word/2015/wordml/symex" xmlns:wpg="http://schemas.microsoft.com/office/word/2010/wordprocessingGroup" xmlns:wpi="http://schemas.microsoft.com/office/word/2010/wordprocessingInk" xmlns:wne="http://schemas.microsoft.com/office/word/2006/wordml" xmlns:wps="http://schemas.microsoft.com/office/word/2010/wordprocessingShape" mc:Ignorable="w14 w15 w16se w16cid w16 w16cex w16sdtdh wp14">
   <w:p>
     <w:pPr>
       <w:pStyle w:val="Piedepgina"/>
@@ -7313,7 +7555,7 @@
 </file>
 
 <file path=word/footer2.xml><?xml version="1.0" encoding="utf-8"?>
-<w:ftr xmlns:wpc="http://schemas.microsoft.com/office/word/2010/wordprocessingCanvas" xmlns:cx="http://schemas.microsoft.com/office/drawing/2014/chartex" xmlns:cx1="http://schemas.microsoft.com/office/drawing/2015/9/8/chartex" xmlns:cx2="http://schemas.microsoft.com/office/drawing/2015/10/21/chartex" xmlns:cx3="http://schemas.microsoft.com/office/drawing/2016/5/9/chartex" xmlns:cx4="http://schemas.microsoft.com/office/drawing/2016/5/10/chartex" xmlns:cx5="http://schemas.microsoft.com/office/drawing/2016/5/11/chartex" xmlns:cx6="http://schemas.microsoft.com/office/drawing/2016/5/12/chartex" xmlns:cx7="http://schemas.microsoft.com/office/drawing/2016/5/13/chartex" xmlns:cx8="http://schemas.microsoft.com/office/drawing/2016/5/14/chartex" xmlns:mc="http://schemas.openxmlformats.org/markup-compatibility/2006" xmlns:aink="http://schemas.microsoft.com/office/drawing/2016/ink" xmlns:am3d="http://schemas.microsoft.com/office/drawing/2017/model3d" xmlns:o="urn:schemas-microsoft-com:office:office" xmlns:oel="http://schemas.microsoft.com/office/2019/extlst" xmlns:r="http://schemas.openxmlformats.org/officeDocument/2006/relationships" xmlns:m="http://schemas.openxmlformats.org/officeDocument/2006/math" xmlns:v="urn:schemas-microsoft-com:vml" xmlns:wp14="http://schemas.microsoft.com/office/word/2010/wordprocessingDrawing" xmlns:wp="http://schemas.openxmlformats.org/drawingml/2006/wordprocessingDrawing" xmlns:w10="urn:schemas-microsoft-com:office:word" xmlns:w="http://schemas.openxmlformats.org/wordprocessingml/2006/main" xmlns:w14="http://schemas.microsoft.com/office/word/2010/wordml" xmlns:w15="http://schemas.microsoft.com/office/word/2012/wordml" xmlns:w16cei="http://schemas.microsoft.com/office/word/2026/wordml/cei" xmlns:w16cex="http://schemas.microsoft.com/office/word/2018/wordml/cex" xmlns:w16cid="http://schemas.microsoft.com/office/word/2016/wordml/cid" xmlns:w16="http://schemas.microsoft.com/office/word/2018/wordml" xmlns:w16du="http://schemas.microsoft.com/office/word/2023/wordml/word16du" xmlns:w16sdtdh="http://schemas.microsoft.com/office/word/2020/wordml/sdtdatahash" xmlns:w16sdtfl="http://schemas.microsoft.com/office/word/2024/wordml/sdtformatlock" xmlns:w16se="http://schemas.microsoft.com/office/word/2015/wordml/symex" xmlns:wpg="http://schemas.microsoft.com/office/word/2010/wordprocessingGroup" xmlns:wpi="http://schemas.microsoft.com/office/word/2010/wordprocessingInk" xmlns:wne="http://schemas.microsoft.com/office/word/2006/wordml" xmlns:wps="http://schemas.microsoft.com/office/word/2010/wordprocessingShape" mc:Ignorable="w14 w15 w16se w16cid w16 w16cex w16sdtdh w16sdtfl w16du wp14">
+<w:ftr xmlns:wpc="http://schemas.microsoft.com/office/word/2010/wordprocessingCanvas" xmlns:cx="http://schemas.microsoft.com/office/drawing/2014/chartex" xmlns:cx1="http://schemas.microsoft.com/office/drawing/2015/9/8/chartex" xmlns:cx2="http://schemas.microsoft.com/office/drawing/2015/10/21/chartex" xmlns:cx3="http://schemas.microsoft.com/office/drawing/2016/5/9/chartex" xmlns:cx4="http://schemas.microsoft.com/office/drawing/2016/5/10/chartex" xmlns:cx5="http://schemas.microsoft.com/office/drawing/2016/5/11/chartex" xmlns:cx6="http://schemas.microsoft.com/office/drawing/2016/5/12/chartex" xmlns:cx7="http://schemas.microsoft.com/office/drawing/2016/5/13/chartex" xmlns:cx8="http://schemas.microsoft.com/office/drawing/2016/5/14/chartex" xmlns:mc="http://schemas.openxmlformats.org/markup-compatibility/2006" xmlns:aink="http://schemas.microsoft.com/office/drawing/2016/ink" xmlns:am3d="http://schemas.microsoft.com/office/drawing/2017/model3d" xmlns:o="urn:schemas-microsoft-com:office:office" xmlns:r="http://schemas.openxmlformats.org/officeDocument/2006/relationships" xmlns:m="http://schemas.openxmlformats.org/officeDocument/2006/math" xmlns:v="urn:schemas-microsoft-com:vml" xmlns:wp14="http://schemas.microsoft.com/office/word/2010/wordprocessingDrawing" xmlns:wp="http://schemas.openxmlformats.org/drawingml/2006/wordprocessingDrawing" xmlns:w10="urn:schemas-microsoft-com:office:word" xmlns:w="http://schemas.openxmlformats.org/wordprocessingml/2006/main" xmlns:w14="http://schemas.microsoft.com/office/word/2010/wordml" xmlns:w15="http://schemas.microsoft.com/office/word/2012/wordml" xmlns:w16cex="http://schemas.microsoft.com/office/word/2018/wordml/cex" xmlns:w16cid="http://schemas.microsoft.com/office/word/2016/wordml/cid" xmlns:w16="http://schemas.microsoft.com/office/word/2018/wordml" xmlns:w16sdtdh="http://schemas.microsoft.com/office/word/2020/wordml/sdtdatahash" xmlns:w16se="http://schemas.microsoft.com/office/word/2015/wordml/symex" xmlns:wpg="http://schemas.microsoft.com/office/word/2010/wordprocessingGroup" xmlns:wpi="http://schemas.microsoft.com/office/word/2010/wordprocessingInk" xmlns:wne="http://schemas.microsoft.com/office/word/2006/wordml" xmlns:wps="http://schemas.microsoft.com/office/word/2010/wordprocessingShape" mc:Ignorable="w14 w15 w16se w16cid w16 w16cex w16sdtdh wp14">
   <w:p>
     <w:pPr>
       <w:pStyle w:val="Piedepgina"/>
@@ -7334,7 +7576,7 @@
 </file>
 
 <file path=word/footer3.xml><?xml version="1.0" encoding="utf-8"?>
-<w:ftr xmlns:wpc="http://schemas.microsoft.com/office/word/2010/wordprocessingCanvas" xmlns:cx="http://schemas.microsoft.com/office/drawing/2014/chartex" xmlns:cx1="http://schemas.microsoft.com/office/drawing/2015/9/8/chartex" xmlns:cx2="http://schemas.microsoft.com/office/drawing/2015/10/21/chartex" xmlns:cx3="http://schemas.microsoft.com/office/drawing/2016/5/9/chartex" xmlns:cx4="http://schemas.microsoft.com/office/drawing/2016/5/10/chartex" xmlns:cx5="http://schemas.microsoft.com/office/drawing/2016/5/11/chartex" xmlns:cx6="http://schemas.microsoft.com/office/drawing/2016/5/12/chartex" xmlns:cx7="http://schemas.microsoft.com/office/drawing/2016/5/13/chartex" xmlns:cx8="http://schemas.microsoft.com/office/drawing/2016/5/14/chartex" xmlns:mc="http://schemas.openxmlformats.org/markup-compatibility/2006" xmlns:aink="http://schemas.microsoft.com/office/drawing/2016/ink" xmlns:am3d="http://schemas.microsoft.com/office/drawing/2017/model3d" xmlns:o="urn:schemas-microsoft-com:office:office" xmlns:oel="http://schemas.microsoft.com/office/2019/extlst" xmlns:r="http://schemas.openxmlformats.org/officeDocument/2006/relationships" xmlns:m="http://schemas.openxmlformats.org/officeDocument/2006/math" xmlns:v="urn:schemas-microsoft-com:vml" xmlns:wp14="http://schemas.microsoft.com/office/word/2010/wordprocessingDrawing" xmlns:wp="http://schemas.openxmlformats.org/drawingml/2006/wordprocessingDrawing" xmlns:w10="urn:schemas-microsoft-com:office:word" xmlns:w="http://schemas.openxmlformats.org/wordprocessingml/2006/main" xmlns:w14="http://schemas.microsoft.com/office/word/2010/wordml" xmlns:w15="http://schemas.microsoft.com/office/word/2012/wordml" xmlns:w16cei="http://schemas.microsoft.com/office/word/2026/wordml/cei" xmlns:w16cex="http://schemas.microsoft.com/office/word/2018/wordml/cex" xmlns:w16cid="http://schemas.microsoft.com/office/word/2016/wordml/cid" xmlns:w16="http://schemas.microsoft.com/office/word/2018/wordml" xmlns:w16du="http://schemas.microsoft.com/office/word/2023/wordml/word16du" xmlns:w16sdtdh="http://schemas.microsoft.com/office/word/2020/wordml/sdtdatahash" xmlns:w16sdtfl="http://schemas.microsoft.com/office/word/2024/wordml/sdtformatlock" xmlns:w16se="http://schemas.microsoft.com/office/word/2015/wordml/symex" xmlns:wpg="http://schemas.microsoft.com/office/word/2010/wordprocessingGroup" xmlns:wpi="http://schemas.microsoft.com/office/word/2010/wordprocessingInk" xmlns:wne="http://schemas.microsoft.com/office/word/2006/wordml" xmlns:wps="http://schemas.microsoft.com/office/word/2010/wordprocessingShape" mc:Ignorable="w14 w15 w16se w16cid w16 w16cex w16sdtdh w16sdtfl w16du wp14">
+<w:ftr xmlns:wpc="http://schemas.microsoft.com/office/word/2010/wordprocessingCanvas" xmlns:cx="http://schemas.microsoft.com/office/drawing/2014/chartex" xmlns:cx1="http://schemas.microsoft.com/office/drawing/2015/9/8/chartex" xmlns:cx2="http://schemas.microsoft.com/office/drawing/2015/10/21/chartex" xmlns:cx3="http://schemas.microsoft.com/office/drawing/2016/5/9/chartex" xmlns:cx4="http://schemas.microsoft.com/office/drawing/2016/5/10/chartex" xmlns:cx5="http://schemas.microsoft.com/office/drawing/2016/5/11/chartex" xmlns:cx6="http://schemas.microsoft.com/office/drawing/2016/5/12/chartex" xmlns:cx7="http://schemas.microsoft.com/office/drawing/2016/5/13/chartex" xmlns:cx8="http://schemas.microsoft.com/office/drawing/2016/5/14/chartex" xmlns:mc="http://schemas.openxmlformats.org/markup-compatibility/2006" xmlns:aink="http://schemas.microsoft.com/office/drawing/2016/ink" xmlns:am3d="http://schemas.microsoft.com/office/drawing/2017/model3d" xmlns:o="urn:schemas-microsoft-com:office:office" xmlns:r="http://schemas.openxmlformats.org/officeDocument/2006/relationships" xmlns:m="http://schemas.openxmlformats.org/officeDocument/2006/math" xmlns:v="urn:schemas-microsoft-com:vml" xmlns:wp14="http://schemas.microsoft.com/office/word/2010/wordprocessingDrawing" xmlns:wp="http://schemas.openxmlformats.org/drawingml/2006/wordprocessingDrawing" xmlns:w10="urn:schemas-microsoft-com:office:word" xmlns:w="http://schemas.openxmlformats.org/wordprocessingml/2006/main" xmlns:w14="http://schemas.microsoft.com/office/word/2010/wordml" xmlns:w15="http://schemas.microsoft.com/office/word/2012/wordml" xmlns:w16cex="http://schemas.microsoft.com/office/word/2018/wordml/cex" xmlns:w16cid="http://schemas.microsoft.com/office/word/2016/wordml/cid" xmlns:w16="http://schemas.microsoft.com/office/word/2018/wordml" xmlns:w16sdtdh="http://schemas.microsoft.com/office/word/2020/wordml/sdtdatahash" xmlns:w16se="http://schemas.microsoft.com/office/word/2015/wordml/symex" xmlns:wpg="http://schemas.microsoft.com/office/word/2010/wordprocessingGroup" xmlns:wpi="http://schemas.microsoft.com/office/word/2010/wordprocessingInk" xmlns:wne="http://schemas.microsoft.com/office/word/2006/wordml" xmlns:wps="http://schemas.microsoft.com/office/word/2010/wordprocessingShape" mc:Ignorable="w14 w15 w16se w16cid w16 w16cex w16sdtdh wp14">
   <w:sdt>
     <w:sdtPr>
       <w:id w:val="802434642"/>
@@ -7343,6 +7585,7 @@
         <w:docPartUnique/>
       </w:docPartObj>
     </w:sdtPr>
+    <w:sdtEndPr/>
     <w:sdtContent>
       <w:p>
         <w:pPr>
@@ -7379,7 +7622,7 @@
 </file>
 
 <file path=word/footer4.xml><?xml version="1.0" encoding="utf-8"?>
-<w:ftr xmlns:wpc="http://schemas.microsoft.com/office/word/2010/wordprocessingCanvas" xmlns:cx="http://schemas.microsoft.com/office/drawing/2014/chartex" xmlns:cx1="http://schemas.microsoft.com/office/drawing/2015/9/8/chartex" xmlns:cx2="http://schemas.microsoft.com/office/drawing/2015/10/21/chartex" xmlns:cx3="http://schemas.microsoft.com/office/drawing/2016/5/9/chartex" xmlns:cx4="http://schemas.microsoft.com/office/drawing/2016/5/10/chartex" xmlns:cx5="http://schemas.microsoft.com/office/drawing/2016/5/11/chartex" xmlns:cx6="http://schemas.microsoft.com/office/drawing/2016/5/12/chartex" xmlns:cx7="http://schemas.microsoft.com/office/drawing/2016/5/13/chartex" xmlns:cx8="http://schemas.microsoft.com/office/drawing/2016/5/14/chartex" xmlns:mc="http://schemas.openxmlformats.org/markup-compatibility/2006" xmlns:aink="http://schemas.microsoft.com/office/drawing/2016/ink" xmlns:am3d="http://schemas.microsoft.com/office/drawing/2017/model3d" xmlns:o="urn:schemas-microsoft-com:office:office" xmlns:oel="http://schemas.microsoft.com/office/2019/extlst" xmlns:r="http://schemas.openxmlformats.org/officeDocument/2006/relationships" xmlns:m="http://schemas.openxmlformats.org/officeDocument/2006/math" xmlns:v="urn:schemas-microsoft-com:vml" xmlns:wp14="http://schemas.microsoft.com/office/word/2010/wordprocessingDrawing" xmlns:wp="http://schemas.openxmlformats.org/drawingml/2006/wordprocessingDrawing" xmlns:w10="urn:schemas-microsoft-com:office:word" xmlns:w="http://schemas.openxmlformats.org/wordprocessingml/2006/main" xmlns:w14="http://schemas.microsoft.com/office/word/2010/wordml" xmlns:w15="http://schemas.microsoft.com/office/word/2012/wordml" xmlns:w16cei="http://schemas.microsoft.com/office/word/2026/wordml/cei" xmlns:w16cex="http://schemas.microsoft.com/office/word/2018/wordml/cex" xmlns:w16cid="http://schemas.microsoft.com/office/word/2016/wordml/cid" xmlns:w16="http://schemas.microsoft.com/office/word/2018/wordml" xmlns:w16du="http://schemas.microsoft.com/office/word/2023/wordml/word16du" xmlns:w16sdtdh="http://schemas.microsoft.com/office/word/2020/wordml/sdtdatahash" xmlns:w16sdtfl="http://schemas.microsoft.com/office/word/2024/wordml/sdtformatlock" xmlns:w16se="http://schemas.microsoft.com/office/word/2015/wordml/symex" xmlns:wpg="http://schemas.microsoft.com/office/word/2010/wordprocessingGroup" xmlns:wpi="http://schemas.microsoft.com/office/word/2010/wordprocessingInk" xmlns:wne="http://schemas.microsoft.com/office/word/2006/wordml" xmlns:wps="http://schemas.microsoft.com/office/word/2010/wordprocessingShape" mc:Ignorable="w14 w15 w16se w16cid w16 w16cex w16sdtdh w16sdtfl w16du wp14">
+<w:ftr xmlns:wpc="http://schemas.microsoft.com/office/word/2010/wordprocessingCanvas" xmlns:cx="http://schemas.microsoft.com/office/drawing/2014/chartex" xmlns:cx1="http://schemas.microsoft.com/office/drawing/2015/9/8/chartex" xmlns:cx2="http://schemas.microsoft.com/office/drawing/2015/10/21/chartex" xmlns:cx3="http://schemas.microsoft.com/office/drawing/2016/5/9/chartex" xmlns:cx4="http://schemas.microsoft.com/office/drawing/2016/5/10/chartex" xmlns:cx5="http://schemas.microsoft.com/office/drawing/2016/5/11/chartex" xmlns:cx6="http://schemas.microsoft.com/office/drawing/2016/5/12/chartex" xmlns:cx7="http://schemas.microsoft.com/office/drawing/2016/5/13/chartex" xmlns:cx8="http://schemas.microsoft.com/office/drawing/2016/5/14/chartex" xmlns:mc="http://schemas.openxmlformats.org/markup-compatibility/2006" xmlns:aink="http://schemas.microsoft.com/office/drawing/2016/ink" xmlns:am3d="http://schemas.microsoft.com/office/drawing/2017/model3d" xmlns:o="urn:schemas-microsoft-com:office:office" xmlns:r="http://schemas.openxmlformats.org/officeDocument/2006/relationships" xmlns:m="http://schemas.openxmlformats.org/officeDocument/2006/math" xmlns:v="urn:schemas-microsoft-com:vml" xmlns:wp14="http://schemas.microsoft.com/office/word/2010/wordprocessingDrawing" xmlns:wp="http://schemas.openxmlformats.org/drawingml/2006/wordprocessingDrawing" xmlns:w10="urn:schemas-microsoft-com:office:word" xmlns:w="http://schemas.openxmlformats.org/wordprocessingml/2006/main" xmlns:w14="http://schemas.microsoft.com/office/word/2010/wordml" xmlns:w15="http://schemas.microsoft.com/office/word/2012/wordml" xmlns:w16cex="http://schemas.microsoft.com/office/word/2018/wordml/cex" xmlns:w16cid="http://schemas.microsoft.com/office/word/2016/wordml/cid" xmlns:w16="http://schemas.microsoft.com/office/word/2018/wordml" xmlns:w16sdtdh="http://schemas.microsoft.com/office/word/2020/wordml/sdtdatahash" xmlns:w16se="http://schemas.microsoft.com/office/word/2015/wordml/symex" xmlns:wpg="http://schemas.microsoft.com/office/word/2010/wordprocessingGroup" xmlns:wpi="http://schemas.microsoft.com/office/word/2010/wordprocessingInk" xmlns:wne="http://schemas.microsoft.com/office/word/2006/wordml" xmlns:wps="http://schemas.microsoft.com/office/word/2010/wordprocessingShape" mc:Ignorable="w14 w15 w16se w16cid w16 w16cex w16sdtdh wp14">
   <w:sdt>
     <w:sdtPr>
       <w:id w:val="-290974379"/>
@@ -7388,6 +7631,7 @@
         <w:docPartUnique/>
       </w:docPartObj>
     </w:sdtPr>
+    <w:sdtEndPr/>
     <w:sdtContent>
       <w:p>
         <w:pPr>
@@ -7424,7 +7668,7 @@
 </file>
 
 <file path=word/footnotes.xml><?xml version="1.0" encoding="utf-8"?>
-<w:footnotes xmlns:wpc="http://schemas.microsoft.com/office/word/2010/wordprocessingCanvas" xmlns:cx="http://schemas.microsoft.com/office/drawing/2014/chartex" xmlns:cx1="http://schemas.microsoft.com/office/drawing/2015/9/8/chartex" xmlns:cx2="http://schemas.microsoft.com/office/drawing/2015/10/21/chartex" xmlns:cx3="http://schemas.microsoft.com/office/drawing/2016/5/9/chartex" xmlns:cx4="http://schemas.microsoft.com/office/drawing/2016/5/10/chartex" xmlns:cx5="http://schemas.microsoft.com/office/drawing/2016/5/11/chartex" xmlns:cx6="http://schemas.microsoft.com/office/drawing/2016/5/12/chartex" xmlns:cx7="http://schemas.microsoft.com/office/drawing/2016/5/13/chartex" xmlns:cx8="http://schemas.microsoft.com/office/drawing/2016/5/14/chartex" xmlns:mc="http://schemas.openxmlformats.org/markup-compatibility/2006" xmlns:aink="http://schemas.microsoft.com/office/drawing/2016/ink" xmlns:am3d="http://schemas.microsoft.com/office/drawing/2017/model3d" xmlns:o="urn:schemas-microsoft-com:office:office" xmlns:oel="http://schemas.microsoft.com/office/2019/extlst" xmlns:r="http://schemas.openxmlformats.org/officeDocument/2006/relationships" xmlns:m="http://schemas.openxmlformats.org/officeDocument/2006/math" xmlns:v="urn:schemas-microsoft-com:vml" xmlns:wp14="http://schemas.microsoft.com/office/word/2010/wordprocessingDrawing" xmlns:wp="http://schemas.openxmlformats.org/drawingml/2006/wordprocessingDrawing" xmlns:w10="urn:schemas-microsoft-com:office:word" xmlns:w="http://schemas.openxmlformats.org/wordprocessingml/2006/main" xmlns:w14="http://schemas.microsoft.com/office/word/2010/wordml" xmlns:w15="http://schemas.microsoft.com/office/word/2012/wordml" xmlns:w16cei="http://schemas.microsoft.com/office/word/2026/wordml/cei" xmlns:w16cex="http://schemas.microsoft.com/office/word/2018/wordml/cex" xmlns:w16cid="http://schemas.microsoft.com/office/word/2016/wordml/cid" xmlns:w16="http://schemas.microsoft.com/office/word/2018/wordml" xmlns:w16du="http://schemas.microsoft.com/office/word/2023/wordml/word16du" xmlns:w16sdtdh="http://schemas.microsoft.com/office/word/2020/wordml/sdtdatahash" xmlns:w16sdtfl="http://schemas.microsoft.com/office/word/2024/wordml/sdtformatlock" xmlns:w16se="http://schemas.microsoft.com/office/word/2015/wordml/symex" xmlns:wpg="http://schemas.microsoft.com/office/word/2010/wordprocessingGroup" xmlns:wpi="http://schemas.microsoft.com/office/word/2010/wordprocessingInk" xmlns:wne="http://schemas.microsoft.com/office/word/2006/wordml" xmlns:wps="http://schemas.microsoft.com/office/word/2010/wordprocessingShape" mc:Ignorable="w14 w15 w16se w16cid w16 w16cex w16sdtdh w16sdtfl w16du wp14">
+<w:footnotes xmlns:wpc="http://schemas.microsoft.com/office/word/2010/wordprocessingCanvas" xmlns:cx="http://schemas.microsoft.com/office/drawing/2014/chartex" xmlns:cx1="http://schemas.microsoft.com/office/drawing/2015/9/8/chartex" xmlns:cx2="http://schemas.microsoft.com/office/drawing/2015/10/21/chartex" xmlns:cx3="http://schemas.microsoft.com/office/drawing/2016/5/9/chartex" xmlns:cx4="http://schemas.microsoft.com/office/drawing/2016/5/10/chartex" xmlns:cx5="http://schemas.microsoft.com/office/drawing/2016/5/11/chartex" xmlns:cx6="http://schemas.microsoft.com/office/drawing/2016/5/12/chartex" xmlns:cx7="http://schemas.microsoft.com/office/drawing/2016/5/13/chartex" xmlns:cx8="http://schemas.microsoft.com/office/drawing/2016/5/14/chartex" xmlns:mc="http://schemas.openxmlformats.org/markup-compatibility/2006" xmlns:aink="http://schemas.microsoft.com/office/drawing/2016/ink" xmlns:am3d="http://schemas.microsoft.com/office/drawing/2017/model3d" xmlns:o="urn:schemas-microsoft-com:office:office" xmlns:r="http://schemas.openxmlformats.org/officeDocument/2006/relationships" xmlns:m="http://schemas.openxmlformats.org/officeDocument/2006/math" xmlns:v="urn:schemas-microsoft-com:vml" xmlns:wp14="http://schemas.microsoft.com/office/word/2010/wordprocessingDrawing" xmlns:wp="http://schemas.openxmlformats.org/drawingml/2006/wordprocessingDrawing" xmlns:w10="urn:schemas-microsoft-com:office:word" xmlns:w="http://schemas.openxmlformats.org/wordprocessingml/2006/main" xmlns:w14="http://schemas.microsoft.com/office/word/2010/wordml" xmlns:w15="http://schemas.microsoft.com/office/word/2012/wordml" xmlns:w16cex="http://schemas.microsoft.com/office/word/2018/wordml/cex" xmlns:w16cid="http://schemas.microsoft.com/office/word/2016/wordml/cid" xmlns:w16="http://schemas.microsoft.com/office/word/2018/wordml" xmlns:w16sdtdh="http://schemas.microsoft.com/office/word/2020/wordml/sdtdatahash" xmlns:w16se="http://schemas.microsoft.com/office/word/2015/wordml/symex" xmlns:wpg="http://schemas.microsoft.com/office/word/2010/wordprocessingGroup" xmlns:wpi="http://schemas.microsoft.com/office/word/2010/wordprocessingInk" xmlns:wne="http://schemas.microsoft.com/office/word/2006/wordml" xmlns:wps="http://schemas.microsoft.com/office/word/2010/wordprocessingShape" mc:Ignorable="w14 w15 w16se w16cid w16 w16cex w16sdtdh wp14">
   <w:footnote w:type="separator" w:id="-1">
     <w:p>
       <w:pPr>
@@ -7449,10 +7693,32 @@
 </file>
 
 <file path=word/header1.xml><?xml version="1.0" encoding="utf-8"?>
-<w:hdr xmlns:wpc="http://schemas.microsoft.com/office/word/2010/wordprocessingCanvas" xmlns:cx="http://schemas.microsoft.com/office/drawing/2014/chartex" xmlns:cx1="http://schemas.microsoft.com/office/drawing/2015/9/8/chartex" xmlns:cx2="http://schemas.microsoft.com/office/drawing/2015/10/21/chartex" xmlns:cx3="http://schemas.microsoft.com/office/drawing/2016/5/9/chartex" xmlns:cx4="http://schemas.microsoft.com/office/drawing/2016/5/10/chartex" xmlns:cx5="http://schemas.microsoft.com/office/drawing/2016/5/11/chartex" xmlns:cx6="http://schemas.microsoft.com/office/drawing/2016/5/12/chartex" xmlns:cx7="http://schemas.microsoft.com/office/drawing/2016/5/13/chartex" xmlns:cx8="http://schemas.microsoft.com/office/drawing/2016/5/14/chartex" xmlns:mc="http://schemas.openxmlformats.org/markup-compatibility/2006" xmlns:aink="http://schemas.microsoft.com/office/drawing/2016/ink" xmlns:am3d="http://schemas.microsoft.com/office/drawing/2017/model3d" xmlns:o="urn:schemas-microsoft-com:office:office" xmlns:oel="http://schemas.microsoft.com/office/2019/extlst" xmlns:r="http://schemas.openxmlformats.org/officeDocument/2006/relationships" xmlns:m="http://schemas.openxmlformats.org/officeDocument/2006/math" xmlns:v="urn:schemas-microsoft-com:vml" xmlns:wp14="http://schemas.microsoft.com/office/word/2010/wordprocessingDrawing" xmlns:wp="http://schemas.openxmlformats.org/drawingml/2006/wordprocessingDrawing" xmlns:w10="urn:schemas-microsoft-com:office:word" xmlns:w="http://schemas.openxmlformats.org/wordprocessingml/2006/main" xmlns:w14="http://schemas.microsoft.com/office/word/2010/wordml" xmlns:w15="http://schemas.microsoft.com/office/word/2012/wordml" xmlns:w16cei="http://schemas.microsoft.com/office/word/2026/wordml/cei" xmlns:w16cex="http://schemas.microsoft.com/office/word/2018/wordml/cex" xmlns:w16cid="http://schemas.microsoft.com/office/word/2016/wordml/cid" xmlns:w16="http://schemas.microsoft.com/office/word/2018/wordml" xmlns:w16du="http://schemas.microsoft.com/office/word/2023/wordml/word16du" xmlns:w16sdtdh="http://schemas.microsoft.com/office/word/2020/wordml/sdtdatahash" xmlns:w16sdtfl="http://schemas.microsoft.com/office/word/2024/wordml/sdtformatlock" xmlns:w16se="http://schemas.microsoft.com/office/word/2015/wordml/symex" xmlns:wpg="http://schemas.microsoft.com/office/word/2010/wordprocessingGroup" xmlns:wpi="http://schemas.microsoft.com/office/word/2010/wordprocessingInk" xmlns:wne="http://schemas.microsoft.com/office/word/2006/wordml" xmlns:wps="http://schemas.microsoft.com/office/word/2010/wordprocessingShape" mc:Ignorable="w14 w15 w16se w16cid w16 w16cex w16sdtdh w16sdtfl w16du wp14">
+<w:hdr xmlns:wpc="http://schemas.microsoft.com/office/word/2010/wordprocessingCanvas" xmlns:cx="http://schemas.microsoft.com/office/drawing/2014/chartex" xmlns:cx1="http://schemas.microsoft.com/office/drawing/2015/9/8/chartex" xmlns:cx2="http://schemas.microsoft.com/office/drawing/2015/10/21/chartex" xmlns:cx3="http://schemas.microsoft.com/office/drawing/2016/5/9/chartex" xmlns:cx4="http://schemas.microsoft.com/office/drawing/2016/5/10/chartex" xmlns:cx5="http://schemas.microsoft.com/office/drawing/2016/5/11/chartex" xmlns:cx6="http://schemas.microsoft.com/office/drawing/2016/5/12/chartex" xmlns:cx7="http://schemas.microsoft.com/office/drawing/2016/5/13/chartex" xmlns:cx8="http://schemas.microsoft.com/office/drawing/2016/5/14/chartex" xmlns:mc="http://schemas.openxmlformats.org/markup-compatibility/2006" xmlns:aink="http://schemas.microsoft.com/office/drawing/2016/ink" xmlns:am3d="http://schemas.microsoft.com/office/drawing/2017/model3d" xmlns:o="urn:schemas-microsoft-com:office:office" xmlns:r="http://schemas.openxmlformats.org/officeDocument/2006/relationships" xmlns:m="http://schemas.openxmlformats.org/officeDocument/2006/math" xmlns:v="urn:schemas-microsoft-com:vml" xmlns:wp14="http://schemas.microsoft.com/office/word/2010/wordprocessingDrawing" xmlns:wp="http://schemas.openxmlformats.org/drawingml/2006/wordprocessingDrawing" xmlns:w10="urn:schemas-microsoft-com:office:word" xmlns:w="http://schemas.openxmlformats.org/wordprocessingml/2006/main" xmlns:w14="http://schemas.microsoft.com/office/word/2010/wordml" xmlns:w15="http://schemas.microsoft.com/office/word/2012/wordml" xmlns:w16cex="http://schemas.microsoft.com/office/word/2018/wordml/cex" xmlns:w16cid="http://schemas.microsoft.com/office/word/2016/wordml/cid" xmlns:w16="http://schemas.microsoft.com/office/word/2018/wordml" xmlns:w16sdtdh="http://schemas.microsoft.com/office/word/2020/wordml/sdtdatahash" xmlns:w16se="http://schemas.microsoft.com/office/word/2015/wordml/symex" xmlns:wpg="http://schemas.microsoft.com/office/word/2010/wordprocessingGroup" xmlns:wpi="http://schemas.microsoft.com/office/word/2010/wordprocessingInk" xmlns:wne="http://schemas.microsoft.com/office/word/2006/wordml" xmlns:wps="http://schemas.microsoft.com/office/word/2010/wordprocessingShape" mc:Ignorable="w14 w15 w16se w16cid w16 w16cex w16sdtdh wp14">
   <w:p>
     <w:pPr>
       <w:pStyle w:val="Encabezado"/>
+      <w:jc w:val="right"/>
+    </w:pPr>
+    <w:fldSimple w:instr=" STYLEREF  &quot;Título 2&quot;  \* MERGEFORMAT ">
+      <w:r>
+        <w:rPr>
+          <w:noProof/>
+        </w:rPr>
+        <w:t>Planteamiento del problema</w:t>
+      </w:r>
+    </w:fldSimple>
+  </w:p>
+</w:hdr>
+</file>
+
+<file path=word/header2.xml><?xml version="1.0" encoding="utf-8"?>
+<w:hdr xmlns:wpc="http://schemas.microsoft.com/office/word/2010/wordprocessingCanvas" xmlns:cx="http://schemas.microsoft.com/office/drawing/2014/chartex" xmlns:cx1="http://schemas.microsoft.com/office/drawing/2015/9/8/chartex" xmlns:cx2="http://schemas.microsoft.com/office/drawing/2015/10/21/chartex" xmlns:cx3="http://schemas.microsoft.com/office/drawing/2016/5/9/chartex" xmlns:cx4="http://schemas.microsoft.com/office/drawing/2016/5/10/chartex" xmlns:cx5="http://schemas.microsoft.com/office/drawing/2016/5/11/chartex" xmlns:cx6="http://schemas.microsoft.com/office/drawing/2016/5/12/chartex" xmlns:cx7="http://schemas.microsoft.com/office/drawing/2016/5/13/chartex" xmlns:cx8="http://schemas.microsoft.com/office/drawing/2016/5/14/chartex" xmlns:mc="http://schemas.openxmlformats.org/markup-compatibility/2006" xmlns:aink="http://schemas.microsoft.com/office/drawing/2016/ink" xmlns:am3d="http://schemas.microsoft.com/office/drawing/2017/model3d" xmlns:o="urn:schemas-microsoft-com:office:office" xmlns:r="http://schemas.openxmlformats.org/officeDocument/2006/relationships" xmlns:m="http://schemas.openxmlformats.org/officeDocument/2006/math" xmlns:v="urn:schemas-microsoft-com:vml" xmlns:wp14="http://schemas.microsoft.com/office/word/2010/wordprocessingDrawing" xmlns:wp="http://schemas.openxmlformats.org/drawingml/2006/wordprocessingDrawing" xmlns:w10="urn:schemas-microsoft-com:office:word" xmlns:w="http://schemas.openxmlformats.org/wordprocessingml/2006/main" xmlns:w14="http://schemas.microsoft.com/office/word/2010/wordml" xmlns:w15="http://schemas.microsoft.com/office/word/2012/wordml" xmlns:w16cex="http://schemas.microsoft.com/office/word/2018/wordml/cex" xmlns:w16cid="http://schemas.microsoft.com/office/word/2016/wordml/cid" xmlns:w16="http://schemas.microsoft.com/office/word/2018/wordml" xmlns:w16sdtdh="http://schemas.microsoft.com/office/word/2020/wordml/sdtdatahash" xmlns:w16se="http://schemas.microsoft.com/office/word/2015/wordml/symex" xmlns:wpg="http://schemas.microsoft.com/office/word/2010/wordprocessingGroup" xmlns:wpi="http://schemas.microsoft.com/office/word/2010/wordprocessingInk" xmlns:wne="http://schemas.microsoft.com/office/word/2006/wordml" xmlns:wps="http://schemas.microsoft.com/office/word/2010/wordprocessingShape" mc:Ignorable="w14 w15 w16se w16cid w16 w16cex w16sdtdh wp14">
+  <w:p>
+    <w:pPr>
+      <w:pStyle w:val="Encabezado"/>
+      <w:pBdr>
+        <w:bottom w:val="single" w:sz="4" w:space="1" w:color="auto"/>
+      </w:pBdr>
       <w:jc w:val="right"/>
     </w:pPr>
     <w:r>
@@ -7462,36 +7728,26 @@
       <w:instrText xml:space="preserve"> STYLEREF  "Título 2"  \* MERGEFORMAT </w:instrText>
     </w:r>
     <w:r>
+      <w:fldChar w:fldCharType="separate"/>
+    </w:r>
+    <w:r>
+      <w:rPr>
+        <w:noProof/>
+      </w:rPr>
+      <w:t>Análisis de viabilidad</w:t>
+    </w:r>
+    <w:r>
+      <w:rPr>
+        <w:noProof/>
+      </w:rPr>
       <w:fldChar w:fldCharType="end"/>
     </w:r>
   </w:p>
 </w:hdr>
 </file>
 
-<file path=word/header2.xml><?xml version="1.0" encoding="utf-8"?>
-<w:hdr xmlns:wpc="http://schemas.microsoft.com/office/word/2010/wordprocessingCanvas" xmlns:cx="http://schemas.microsoft.com/office/drawing/2014/chartex" xmlns:cx1="http://schemas.microsoft.com/office/drawing/2015/9/8/chartex" xmlns:cx2="http://schemas.microsoft.com/office/drawing/2015/10/21/chartex" xmlns:cx3="http://schemas.microsoft.com/office/drawing/2016/5/9/chartex" xmlns:cx4="http://schemas.microsoft.com/office/drawing/2016/5/10/chartex" xmlns:cx5="http://schemas.microsoft.com/office/drawing/2016/5/11/chartex" xmlns:cx6="http://schemas.microsoft.com/office/drawing/2016/5/12/chartex" xmlns:cx7="http://schemas.microsoft.com/office/drawing/2016/5/13/chartex" xmlns:cx8="http://schemas.microsoft.com/office/drawing/2016/5/14/chartex" xmlns:mc="http://schemas.openxmlformats.org/markup-compatibility/2006" xmlns:aink="http://schemas.microsoft.com/office/drawing/2016/ink" xmlns:am3d="http://schemas.microsoft.com/office/drawing/2017/model3d" xmlns:o="urn:schemas-microsoft-com:office:office" xmlns:oel="http://schemas.microsoft.com/office/2019/extlst" xmlns:r="http://schemas.openxmlformats.org/officeDocument/2006/relationships" xmlns:m="http://schemas.openxmlformats.org/officeDocument/2006/math" xmlns:v="urn:schemas-microsoft-com:vml" xmlns:wp14="http://schemas.microsoft.com/office/word/2010/wordprocessingDrawing" xmlns:wp="http://schemas.openxmlformats.org/drawingml/2006/wordprocessingDrawing" xmlns:w10="urn:schemas-microsoft-com:office:word" xmlns:w="http://schemas.openxmlformats.org/wordprocessingml/2006/main" xmlns:w14="http://schemas.microsoft.com/office/word/2010/wordml" xmlns:w15="http://schemas.microsoft.com/office/word/2012/wordml" xmlns:w16cei="http://schemas.microsoft.com/office/word/2026/wordml/cei" xmlns:w16cex="http://schemas.microsoft.com/office/word/2018/wordml/cex" xmlns:w16cid="http://schemas.microsoft.com/office/word/2016/wordml/cid" xmlns:w16="http://schemas.microsoft.com/office/word/2018/wordml" xmlns:w16du="http://schemas.microsoft.com/office/word/2023/wordml/word16du" xmlns:w16sdtdh="http://schemas.microsoft.com/office/word/2020/wordml/sdtdatahash" xmlns:w16sdtfl="http://schemas.microsoft.com/office/word/2024/wordml/sdtformatlock" xmlns:w16se="http://schemas.microsoft.com/office/word/2015/wordml/symex" xmlns:wpg="http://schemas.microsoft.com/office/word/2010/wordprocessingGroup" xmlns:wpi="http://schemas.microsoft.com/office/word/2010/wordprocessingInk" xmlns:wne="http://schemas.microsoft.com/office/word/2006/wordml" xmlns:wps="http://schemas.microsoft.com/office/word/2010/wordprocessingShape" mc:Ignorable="w14 w15 w16se w16cid w16 w16cex w16sdtdh w16sdtfl w16du wp14">
-  <w:p>
-    <w:pPr>
-      <w:pStyle w:val="Encabezado"/>
-      <w:pBdr>
-        <w:bottom w:val="single" w:sz="4" w:space="1" w:color="auto"/>
-      </w:pBdr>
-      <w:jc w:val="right"/>
-    </w:pPr>
-    <w:fldSimple w:instr=" STYLEREF  &quot;Título 2&quot;  \* MERGEFORMAT ">
-      <w:r>
-        <w:rPr>
-          <w:noProof/>
-        </w:rPr>
-        <w:t>Análisis de viabilidad</w:t>
-      </w:r>
-    </w:fldSimple>
-  </w:p>
-</w:hdr>
-</file>
-
 <file path=word/header3.xml><?xml version="1.0" encoding="utf-8"?>
-<w:hdr xmlns:wpc="http://schemas.microsoft.com/office/word/2010/wordprocessingCanvas" xmlns:cx="http://schemas.microsoft.com/office/drawing/2014/chartex" xmlns:cx1="http://schemas.microsoft.com/office/drawing/2015/9/8/chartex" xmlns:cx2="http://schemas.microsoft.com/office/drawing/2015/10/21/chartex" xmlns:cx3="http://schemas.microsoft.com/office/drawing/2016/5/9/chartex" xmlns:cx4="http://schemas.microsoft.com/office/drawing/2016/5/10/chartex" xmlns:cx5="http://schemas.microsoft.com/office/drawing/2016/5/11/chartex" xmlns:cx6="http://schemas.microsoft.com/office/drawing/2016/5/12/chartex" xmlns:cx7="http://schemas.microsoft.com/office/drawing/2016/5/13/chartex" xmlns:cx8="http://schemas.microsoft.com/office/drawing/2016/5/14/chartex" xmlns:mc="http://schemas.openxmlformats.org/markup-compatibility/2006" xmlns:aink="http://schemas.microsoft.com/office/drawing/2016/ink" xmlns:am3d="http://schemas.microsoft.com/office/drawing/2017/model3d" xmlns:o="urn:schemas-microsoft-com:office:office" xmlns:oel="http://schemas.microsoft.com/office/2019/extlst" xmlns:r="http://schemas.openxmlformats.org/officeDocument/2006/relationships" xmlns:m="http://schemas.openxmlformats.org/officeDocument/2006/math" xmlns:v="urn:schemas-microsoft-com:vml" xmlns:wp14="http://schemas.microsoft.com/office/word/2010/wordprocessingDrawing" xmlns:wp="http://schemas.openxmlformats.org/drawingml/2006/wordprocessingDrawing" xmlns:w10="urn:schemas-microsoft-com:office:word" xmlns:w="http://schemas.openxmlformats.org/wordprocessingml/2006/main" xmlns:w14="http://schemas.microsoft.com/office/word/2010/wordml" xmlns:w15="http://schemas.microsoft.com/office/word/2012/wordml" xmlns:w16cei="http://schemas.microsoft.com/office/word/2026/wordml/cei" xmlns:w16cex="http://schemas.microsoft.com/office/word/2018/wordml/cex" xmlns:w16cid="http://schemas.microsoft.com/office/word/2016/wordml/cid" xmlns:w16="http://schemas.microsoft.com/office/word/2018/wordml" xmlns:w16du="http://schemas.microsoft.com/office/word/2023/wordml/word16du" xmlns:w16sdtdh="http://schemas.microsoft.com/office/word/2020/wordml/sdtdatahash" xmlns:w16sdtfl="http://schemas.microsoft.com/office/word/2024/wordml/sdtformatlock" xmlns:w16se="http://schemas.microsoft.com/office/word/2015/wordml/symex" xmlns:wpg="http://schemas.microsoft.com/office/word/2010/wordprocessingGroup" xmlns:wpi="http://schemas.microsoft.com/office/word/2010/wordprocessingInk" xmlns:wne="http://schemas.microsoft.com/office/word/2006/wordml" xmlns:wps="http://schemas.microsoft.com/office/word/2010/wordprocessingShape" mc:Ignorable="w14 w15 w16se w16cid w16 w16cex w16sdtdh w16sdtfl w16du wp14">
+<w:hdr xmlns:wpc="http://schemas.microsoft.com/office/word/2010/wordprocessingCanvas" xmlns:cx="http://schemas.microsoft.com/office/drawing/2014/chartex" xmlns:cx1="http://schemas.microsoft.com/office/drawing/2015/9/8/chartex" xmlns:cx2="http://schemas.microsoft.com/office/drawing/2015/10/21/chartex" xmlns:cx3="http://schemas.microsoft.com/office/drawing/2016/5/9/chartex" xmlns:cx4="http://schemas.microsoft.com/office/drawing/2016/5/10/chartex" xmlns:cx5="http://schemas.microsoft.com/office/drawing/2016/5/11/chartex" xmlns:cx6="http://schemas.microsoft.com/office/drawing/2016/5/12/chartex" xmlns:cx7="http://schemas.microsoft.com/office/drawing/2016/5/13/chartex" xmlns:cx8="http://schemas.microsoft.com/office/drawing/2016/5/14/chartex" xmlns:mc="http://schemas.openxmlformats.org/markup-compatibility/2006" xmlns:aink="http://schemas.microsoft.com/office/drawing/2016/ink" xmlns:am3d="http://schemas.microsoft.com/office/drawing/2017/model3d" xmlns:o="urn:schemas-microsoft-com:office:office" xmlns:r="http://schemas.openxmlformats.org/officeDocument/2006/relationships" xmlns:m="http://schemas.openxmlformats.org/officeDocument/2006/math" xmlns:v="urn:schemas-microsoft-com:vml" xmlns:wp14="http://schemas.microsoft.com/office/word/2010/wordprocessingDrawing" xmlns:wp="http://schemas.openxmlformats.org/drawingml/2006/wordprocessingDrawing" xmlns:w10="urn:schemas-microsoft-com:office:word" xmlns:w="http://schemas.openxmlformats.org/wordprocessingml/2006/main" xmlns:w14="http://schemas.microsoft.com/office/word/2010/wordml" xmlns:w15="http://schemas.microsoft.com/office/word/2012/wordml" xmlns:w16cex="http://schemas.microsoft.com/office/word/2018/wordml/cex" xmlns:w16cid="http://schemas.microsoft.com/office/word/2016/wordml/cid" xmlns:w16="http://schemas.microsoft.com/office/word/2018/wordml" xmlns:w16sdtdh="http://schemas.microsoft.com/office/word/2020/wordml/sdtdatahash" xmlns:w16se="http://schemas.microsoft.com/office/word/2015/wordml/symex" xmlns:wpg="http://schemas.microsoft.com/office/word/2010/wordprocessingGroup" xmlns:wpi="http://schemas.microsoft.com/office/word/2010/wordprocessingInk" xmlns:wne="http://schemas.microsoft.com/office/word/2006/wordml" xmlns:wps="http://schemas.microsoft.com/office/word/2010/wordprocessingShape" mc:Ignorable="w14 w15 w16se w16cid w16 w16cex w16sdtdh wp14">
   <w:p>
     <w:pPr>
       <w:pStyle w:val="Encabezado"/>
@@ -7507,7 +7763,7 @@
 </file>
 
 <file path=word/header4.xml><?xml version="1.0" encoding="utf-8"?>
-<w:hdr xmlns:wpc="http://schemas.microsoft.com/office/word/2010/wordprocessingCanvas" xmlns:cx="http://schemas.microsoft.com/office/drawing/2014/chartex" xmlns:cx1="http://schemas.microsoft.com/office/drawing/2015/9/8/chartex" xmlns:cx2="http://schemas.microsoft.com/office/drawing/2015/10/21/chartex" xmlns:cx3="http://schemas.microsoft.com/office/drawing/2016/5/9/chartex" xmlns:cx4="http://schemas.microsoft.com/office/drawing/2016/5/10/chartex" xmlns:cx5="http://schemas.microsoft.com/office/drawing/2016/5/11/chartex" xmlns:cx6="http://schemas.microsoft.com/office/drawing/2016/5/12/chartex" xmlns:cx7="http://schemas.microsoft.com/office/drawing/2016/5/13/chartex" xmlns:cx8="http://schemas.microsoft.com/office/drawing/2016/5/14/chartex" xmlns:mc="http://schemas.openxmlformats.org/markup-compatibility/2006" xmlns:aink="http://schemas.microsoft.com/office/drawing/2016/ink" xmlns:am3d="http://schemas.microsoft.com/office/drawing/2017/model3d" xmlns:o="urn:schemas-microsoft-com:office:office" xmlns:oel="http://schemas.microsoft.com/office/2019/extlst" xmlns:r="http://schemas.openxmlformats.org/officeDocument/2006/relationships" xmlns:m="http://schemas.openxmlformats.org/officeDocument/2006/math" xmlns:v="urn:schemas-microsoft-com:vml" xmlns:wp14="http://schemas.microsoft.com/office/word/2010/wordprocessingDrawing" xmlns:wp="http://schemas.openxmlformats.org/drawingml/2006/wordprocessingDrawing" xmlns:w10="urn:schemas-microsoft-com:office:word" xmlns:w="http://schemas.openxmlformats.org/wordprocessingml/2006/main" xmlns:w14="http://schemas.microsoft.com/office/word/2010/wordml" xmlns:w15="http://schemas.microsoft.com/office/word/2012/wordml" xmlns:w16cei="http://schemas.microsoft.com/office/word/2026/wordml/cei" xmlns:w16cex="http://schemas.microsoft.com/office/word/2018/wordml/cex" xmlns:w16cid="http://schemas.microsoft.com/office/word/2016/wordml/cid" xmlns:w16="http://schemas.microsoft.com/office/word/2018/wordml" xmlns:w16du="http://schemas.microsoft.com/office/word/2023/wordml/word16du" xmlns:w16sdtdh="http://schemas.microsoft.com/office/word/2020/wordml/sdtdatahash" xmlns:w16sdtfl="http://schemas.microsoft.com/office/word/2024/wordml/sdtformatlock" xmlns:w16se="http://schemas.microsoft.com/office/word/2015/wordml/symex" xmlns:wpg="http://schemas.microsoft.com/office/word/2010/wordprocessingGroup" xmlns:wpi="http://schemas.microsoft.com/office/word/2010/wordprocessingInk" xmlns:wne="http://schemas.microsoft.com/office/word/2006/wordml" xmlns:wps="http://schemas.microsoft.com/office/word/2010/wordprocessingShape" mc:Ignorable="w14 w15 w16se w16cid w16 w16cex w16sdtdh w16sdtfl w16du wp14">
+<w:hdr xmlns:wpc="http://schemas.microsoft.com/office/word/2010/wordprocessingCanvas" xmlns:cx="http://schemas.microsoft.com/office/drawing/2014/chartex" xmlns:cx1="http://schemas.microsoft.com/office/drawing/2015/9/8/chartex" xmlns:cx2="http://schemas.microsoft.com/office/drawing/2015/10/21/chartex" xmlns:cx3="http://schemas.microsoft.com/office/drawing/2016/5/9/chartex" xmlns:cx4="http://schemas.microsoft.com/office/drawing/2016/5/10/chartex" xmlns:cx5="http://schemas.microsoft.com/office/drawing/2016/5/11/chartex" xmlns:cx6="http://schemas.microsoft.com/office/drawing/2016/5/12/chartex" xmlns:cx7="http://schemas.microsoft.com/office/drawing/2016/5/13/chartex" xmlns:cx8="http://schemas.microsoft.com/office/drawing/2016/5/14/chartex" xmlns:mc="http://schemas.openxmlformats.org/markup-compatibility/2006" xmlns:aink="http://schemas.microsoft.com/office/drawing/2016/ink" xmlns:am3d="http://schemas.microsoft.com/office/drawing/2017/model3d" xmlns:o="urn:schemas-microsoft-com:office:office" xmlns:r="http://schemas.openxmlformats.org/officeDocument/2006/relationships" xmlns:m="http://schemas.openxmlformats.org/officeDocument/2006/math" xmlns:v="urn:schemas-microsoft-com:vml" xmlns:wp14="http://schemas.microsoft.com/office/word/2010/wordprocessingDrawing" xmlns:wp="http://schemas.openxmlformats.org/drawingml/2006/wordprocessingDrawing" xmlns:w10="urn:schemas-microsoft-com:office:word" xmlns:w="http://schemas.openxmlformats.org/wordprocessingml/2006/main" xmlns:w14="http://schemas.microsoft.com/office/word/2010/wordml" xmlns:w15="http://schemas.microsoft.com/office/word/2012/wordml" xmlns:w16cex="http://schemas.microsoft.com/office/word/2018/wordml/cex" xmlns:w16cid="http://schemas.microsoft.com/office/word/2016/wordml/cid" xmlns:w16="http://schemas.microsoft.com/office/word/2018/wordml" xmlns:w16sdtdh="http://schemas.microsoft.com/office/word/2020/wordml/sdtdatahash" xmlns:w16se="http://schemas.microsoft.com/office/word/2015/wordml/symex" xmlns:wpg="http://schemas.microsoft.com/office/word/2010/wordprocessingGroup" xmlns:wpi="http://schemas.microsoft.com/office/word/2010/wordprocessingInk" xmlns:wne="http://schemas.microsoft.com/office/word/2006/wordml" xmlns:wps="http://schemas.microsoft.com/office/word/2010/wordprocessingShape" mc:Ignorable="w14 w15 w16se w16cid w16 w16cex w16sdtdh wp14">
   <w:p>
     <w:pPr>
       <w:pStyle w:val="Encabezado"/>
@@ -7523,7 +7779,7 @@
 </file>
 
 <file path=word/numbering.xml><?xml version="1.0" encoding="utf-8"?>
-<w:numbering xmlns:wpc="http://schemas.microsoft.com/office/word/2010/wordprocessingCanvas" xmlns:cx="http://schemas.microsoft.com/office/drawing/2014/chartex" xmlns:cx1="http://schemas.microsoft.com/office/drawing/2015/9/8/chartex" xmlns:cx2="http://schemas.microsoft.com/office/drawing/2015/10/21/chartex" xmlns:cx3="http://schemas.microsoft.com/office/drawing/2016/5/9/chartex" xmlns:cx4="http://schemas.microsoft.com/office/drawing/2016/5/10/chartex" xmlns:cx5="http://schemas.microsoft.com/office/drawing/2016/5/11/chartex" xmlns:cx6="http://schemas.microsoft.com/office/drawing/2016/5/12/chartex" xmlns:cx7="http://schemas.microsoft.com/office/drawing/2016/5/13/chartex" xmlns:cx8="http://schemas.microsoft.com/office/drawing/2016/5/14/chartex" xmlns:mc="http://schemas.openxmlformats.org/markup-compatibility/2006" xmlns:aink="http://schemas.microsoft.com/office/drawing/2016/ink" xmlns:am3d="http://schemas.microsoft.com/office/drawing/2017/model3d" xmlns:o="urn:schemas-microsoft-com:office:office" xmlns:oel="http://schemas.microsoft.com/office/2019/extlst" xmlns:r="http://schemas.openxmlformats.org/officeDocument/2006/relationships" xmlns:m="http://schemas.openxmlformats.org/officeDocument/2006/math" xmlns:v="urn:schemas-microsoft-com:vml" xmlns:wp14="http://schemas.microsoft.com/office/word/2010/wordprocessingDrawing" xmlns:wp="http://schemas.openxmlformats.org/drawingml/2006/wordprocessingDrawing" xmlns:w10="urn:schemas-microsoft-com:office:word" xmlns:w="http://schemas.openxmlformats.org/wordprocessingml/2006/main" xmlns:w14="http://schemas.microsoft.com/office/word/2010/wordml" xmlns:w15="http://schemas.microsoft.com/office/word/2012/wordml" xmlns:w16cei="http://schemas.microsoft.com/office/word/2026/wordml/cei" xmlns:w16cex="http://schemas.microsoft.com/office/word/2018/wordml/cex" xmlns:w16cid="http://schemas.microsoft.com/office/word/2016/wordml/cid" xmlns:w16="http://schemas.microsoft.com/office/word/2018/wordml" xmlns:w16du="http://schemas.microsoft.com/office/word/2023/wordml/word16du" xmlns:w16sdtdh="http://schemas.microsoft.com/office/word/2020/wordml/sdtdatahash" xmlns:w16sdtfl="http://schemas.microsoft.com/office/word/2024/wordml/sdtformatlock" xmlns:w16se="http://schemas.microsoft.com/office/word/2015/wordml/symex" xmlns:wpg="http://schemas.microsoft.com/office/word/2010/wordprocessingGroup" xmlns:wpi="http://schemas.microsoft.com/office/word/2010/wordprocessingInk" xmlns:wne="http://schemas.microsoft.com/office/word/2006/wordml" xmlns:wps="http://schemas.microsoft.com/office/word/2010/wordprocessingShape" mc:Ignorable="w14 w15 w16se w16cid w16 w16cex w16sdtdh w16sdtfl w16du wp14">
+<w:numbering xmlns:wpc="http://schemas.microsoft.com/office/word/2010/wordprocessingCanvas" xmlns:cx="http://schemas.microsoft.com/office/drawing/2014/chartex" xmlns:cx1="http://schemas.microsoft.com/office/drawing/2015/9/8/chartex" xmlns:cx2="http://schemas.microsoft.com/office/drawing/2015/10/21/chartex" xmlns:cx3="http://schemas.microsoft.com/office/drawing/2016/5/9/chartex" xmlns:cx4="http://schemas.microsoft.com/office/drawing/2016/5/10/chartex" xmlns:cx5="http://schemas.microsoft.com/office/drawing/2016/5/11/chartex" xmlns:cx6="http://schemas.microsoft.com/office/drawing/2016/5/12/chartex" xmlns:cx7="http://schemas.microsoft.com/office/drawing/2016/5/13/chartex" xmlns:cx8="http://schemas.microsoft.com/office/drawing/2016/5/14/chartex" xmlns:mc="http://schemas.openxmlformats.org/markup-compatibility/2006" xmlns:aink="http://schemas.microsoft.com/office/drawing/2016/ink" xmlns:am3d="http://schemas.microsoft.com/office/drawing/2017/model3d" xmlns:o="urn:schemas-microsoft-com:office:office" xmlns:r="http://schemas.openxmlformats.org/officeDocument/2006/relationships" xmlns:m="http://schemas.openxmlformats.org/officeDocument/2006/math" xmlns:v="urn:schemas-microsoft-com:vml" xmlns:wp14="http://schemas.microsoft.com/office/word/2010/wordprocessingDrawing" xmlns:wp="http://schemas.openxmlformats.org/drawingml/2006/wordprocessingDrawing" xmlns:w10="urn:schemas-microsoft-com:office:word" xmlns:w="http://schemas.openxmlformats.org/wordprocessingml/2006/main" xmlns:w14="http://schemas.microsoft.com/office/word/2010/wordml" xmlns:w15="http://schemas.microsoft.com/office/word/2012/wordml" xmlns:w16cex="http://schemas.microsoft.com/office/word/2018/wordml/cex" xmlns:w16cid="http://schemas.microsoft.com/office/word/2016/wordml/cid" xmlns:w16="http://schemas.microsoft.com/office/word/2018/wordml" xmlns:w16sdtdh="http://schemas.microsoft.com/office/word/2020/wordml/sdtdatahash" xmlns:w16se="http://schemas.microsoft.com/office/word/2015/wordml/symex" xmlns:wpg="http://schemas.microsoft.com/office/word/2010/wordprocessingGroup" xmlns:wpi="http://schemas.microsoft.com/office/word/2010/wordprocessingInk" xmlns:wne="http://schemas.microsoft.com/office/word/2006/wordml" xmlns:wps="http://schemas.microsoft.com/office/word/2010/wordprocessingShape" mc:Ignorable="w14 w15 w16se w16cid w16 w16cex w16sdtdh wp14">
   <w:abstractNum w:abstractNumId="0" w15:restartNumberingAfterBreak="0">
     <w:nsid w:val="02AC40F5"/>
     <w:multiLevelType w:val="multilevel"/>
@@ -11649,121 +11905,121 @@
       </w:pPr>
     </w:lvl>
   </w:abstractNum>
-  <w:num w:numId="1" w16cid:durableId="1415201054">
+  <w:num w:numId="1">
     <w:abstractNumId w:val="35"/>
   </w:num>
-  <w:num w:numId="2" w16cid:durableId="243533561">
+  <w:num w:numId="2">
     <w:abstractNumId w:val="10"/>
   </w:num>
-  <w:num w:numId="3" w16cid:durableId="1469515346">
+  <w:num w:numId="3">
     <w:abstractNumId w:val="3"/>
   </w:num>
-  <w:num w:numId="4" w16cid:durableId="1914852019">
+  <w:num w:numId="4">
     <w:abstractNumId w:val="14"/>
   </w:num>
-  <w:num w:numId="5" w16cid:durableId="1322200411">
+  <w:num w:numId="5">
     <w:abstractNumId w:val="0"/>
   </w:num>
-  <w:num w:numId="6" w16cid:durableId="821653069">
+  <w:num w:numId="6">
     <w:abstractNumId w:val="27"/>
   </w:num>
-  <w:num w:numId="7" w16cid:durableId="311720556">
+  <w:num w:numId="7">
     <w:abstractNumId w:val="11"/>
   </w:num>
-  <w:num w:numId="8" w16cid:durableId="1854416907">
+  <w:num w:numId="8">
     <w:abstractNumId w:val="33"/>
   </w:num>
-  <w:num w:numId="9" w16cid:durableId="999309951">
+  <w:num w:numId="9">
     <w:abstractNumId w:val="19"/>
   </w:num>
-  <w:num w:numId="10" w16cid:durableId="195705998">
+  <w:num w:numId="10">
     <w:abstractNumId w:val="30"/>
   </w:num>
-  <w:num w:numId="11" w16cid:durableId="1539128562">
+  <w:num w:numId="11">
     <w:abstractNumId w:val="17"/>
   </w:num>
-  <w:num w:numId="12" w16cid:durableId="1488128612">
+  <w:num w:numId="12">
     <w:abstractNumId w:val="29"/>
   </w:num>
-  <w:num w:numId="13" w16cid:durableId="480074198">
+  <w:num w:numId="13">
     <w:abstractNumId w:val="1"/>
   </w:num>
-  <w:num w:numId="14" w16cid:durableId="98263567">
+  <w:num w:numId="14">
     <w:abstractNumId w:val="16"/>
   </w:num>
-  <w:num w:numId="15" w16cid:durableId="1318652468">
+  <w:num w:numId="15">
     <w:abstractNumId w:val="8"/>
   </w:num>
-  <w:num w:numId="16" w16cid:durableId="1749304052">
+  <w:num w:numId="16">
     <w:abstractNumId w:val="9"/>
   </w:num>
-  <w:num w:numId="17" w16cid:durableId="1519391436">
+  <w:num w:numId="17">
     <w:abstractNumId w:val="36"/>
   </w:num>
-  <w:num w:numId="18" w16cid:durableId="662709369">
+  <w:num w:numId="18">
     <w:abstractNumId w:val="34"/>
   </w:num>
-  <w:num w:numId="19" w16cid:durableId="924806237">
+  <w:num w:numId="19">
     <w:abstractNumId w:val="24"/>
   </w:num>
-  <w:num w:numId="20" w16cid:durableId="514542945">
+  <w:num w:numId="20">
     <w:abstractNumId w:val="23"/>
   </w:num>
-  <w:num w:numId="21" w16cid:durableId="2145921851">
+  <w:num w:numId="21">
     <w:abstractNumId w:val="28"/>
   </w:num>
-  <w:num w:numId="22" w16cid:durableId="1140073770">
+  <w:num w:numId="22">
     <w:abstractNumId w:val="21"/>
   </w:num>
-  <w:num w:numId="23" w16cid:durableId="1047728909">
+  <w:num w:numId="23">
     <w:abstractNumId w:val="25"/>
   </w:num>
-  <w:num w:numId="24" w16cid:durableId="1211265753">
+  <w:num w:numId="24">
     <w:abstractNumId w:val="6"/>
   </w:num>
-  <w:num w:numId="25" w16cid:durableId="1474105065">
+  <w:num w:numId="25">
     <w:abstractNumId w:val="13"/>
   </w:num>
-  <w:num w:numId="26" w16cid:durableId="1836994511">
+  <w:num w:numId="26">
     <w:abstractNumId w:val="37"/>
   </w:num>
-  <w:num w:numId="27" w16cid:durableId="1165634601">
+  <w:num w:numId="27">
     <w:abstractNumId w:val="4"/>
   </w:num>
-  <w:num w:numId="28" w16cid:durableId="2109347819">
+  <w:num w:numId="28">
     <w:abstractNumId w:val="2"/>
   </w:num>
-  <w:num w:numId="29" w16cid:durableId="376976535">
+  <w:num w:numId="29">
     <w:abstractNumId w:val="22"/>
   </w:num>
-  <w:num w:numId="30" w16cid:durableId="401947118">
+  <w:num w:numId="30">
     <w:abstractNumId w:val="20"/>
   </w:num>
-  <w:num w:numId="31" w16cid:durableId="1396245883">
+  <w:num w:numId="31">
     <w:abstractNumId w:val="31"/>
   </w:num>
-  <w:num w:numId="32" w16cid:durableId="701050569">
+  <w:num w:numId="32">
     <w:abstractNumId w:val="18"/>
   </w:num>
-  <w:num w:numId="33" w16cid:durableId="1447433111">
+  <w:num w:numId="33">
     <w:abstractNumId w:val="12"/>
   </w:num>
-  <w:num w:numId="34" w16cid:durableId="1584142844">
+  <w:num w:numId="34">
     <w:abstractNumId w:val="38"/>
   </w:num>
-  <w:num w:numId="35" w16cid:durableId="385685497">
+  <w:num w:numId="35">
     <w:abstractNumId w:val="26"/>
   </w:num>
-  <w:num w:numId="36" w16cid:durableId="225461583">
+  <w:num w:numId="36">
     <w:abstractNumId w:val="15"/>
   </w:num>
-  <w:num w:numId="37" w16cid:durableId="199242892">
+  <w:num w:numId="37">
     <w:abstractNumId w:val="5"/>
   </w:num>
-  <w:num w:numId="38" w16cid:durableId="565457501">
+  <w:num w:numId="38">
     <w:abstractNumId w:val="32"/>
   </w:num>
-  <w:num w:numId="39" w16cid:durableId="1144783402">
+  <w:num w:numId="39">
     <w:abstractNumId w:val="7"/>
   </w:num>
   <w:numIdMacAtCleanup w:val="37"/>
@@ -11771,7 +12027,7 @@
 </file>
 
 <file path=word/styles.xml><?xml version="1.0" encoding="utf-8"?>
-<w:styles xmlns:mc="http://schemas.openxmlformats.org/markup-compatibility/2006" xmlns:r="http://schemas.openxmlformats.org/officeDocument/2006/relationships" xmlns:w="http://schemas.openxmlformats.org/wordprocessingml/2006/main" xmlns:w14="http://schemas.microsoft.com/office/word/2010/wordml" xmlns:w15="http://schemas.microsoft.com/office/word/2012/wordml" xmlns:w16cex="http://schemas.microsoft.com/office/word/2018/wordml/cex" xmlns:w16cid="http://schemas.microsoft.com/office/word/2016/wordml/cid" xmlns:w16="http://schemas.microsoft.com/office/word/2018/wordml" xmlns:w16du="http://schemas.microsoft.com/office/word/2023/wordml/word16du" xmlns:w16sdtdh="http://schemas.microsoft.com/office/word/2020/wordml/sdtdatahash" xmlns:w16sdtfl="http://schemas.microsoft.com/office/word/2024/wordml/sdtformatlock" xmlns:w16se="http://schemas.microsoft.com/office/word/2015/wordml/symex" mc:Ignorable="w14 w15 w16se w16cid w16 w16cex w16sdtdh w16sdtfl w16du">
+<w:styles xmlns:mc="http://schemas.openxmlformats.org/markup-compatibility/2006" xmlns:r="http://schemas.openxmlformats.org/officeDocument/2006/relationships" xmlns:w="http://schemas.openxmlformats.org/wordprocessingml/2006/main" xmlns:w14="http://schemas.microsoft.com/office/word/2010/wordml" xmlns:w15="http://schemas.microsoft.com/office/word/2012/wordml" xmlns:w16cex="http://schemas.microsoft.com/office/word/2018/wordml/cex" xmlns:w16cid="http://schemas.microsoft.com/office/word/2016/wordml/cid" xmlns:w16="http://schemas.microsoft.com/office/word/2018/wordml" xmlns:w16sdtdh="http://schemas.microsoft.com/office/word/2020/wordml/sdtdatahash" xmlns:w16se="http://schemas.microsoft.com/office/word/2015/wordml/symex" mc:Ignorable="w14 w15 w16se w16cid w16 w16cex w16sdtdh">
   <w:docDefaults>
     <w:rPrDefault>
       <w:rPr>
@@ -12317,7 +12573,7 @@
       <w:szCs w:val="24"/>
     </w:rPr>
   </w:style>
-  <w:style w:type="character" w:styleId="Fuerte">
+  <w:style w:type="character" w:styleId="Textoennegrita">
     <w:name w:val="Strong"/>
     <w:basedOn w:val="Fuentedeprrafopredeter"/>
     <w:uiPriority w:val="22"/>

--- a/Propuesta - Vacunas.docx
+++ b/Propuesta - Vacunas.docx
@@ -1,6 +1,6 @@
 
 <file path=word/document.xml><?xml version="1.0" encoding="utf-8"?>
-<w:document xmlns:wpc="http://schemas.microsoft.com/office/word/2010/wordprocessingCanvas" xmlns:cx="http://schemas.microsoft.com/office/drawing/2014/chartex" xmlns:cx1="http://schemas.microsoft.com/office/drawing/2015/9/8/chartex" xmlns:cx2="http://schemas.microsoft.com/office/drawing/2015/10/21/chartex" xmlns:cx3="http://schemas.microsoft.com/office/drawing/2016/5/9/chartex" xmlns:cx4="http://schemas.microsoft.com/office/drawing/2016/5/10/chartex" xmlns:cx5="http://schemas.microsoft.com/office/drawing/2016/5/11/chartex" xmlns:cx6="http://schemas.microsoft.com/office/drawing/2016/5/12/chartex" xmlns:cx7="http://schemas.microsoft.com/office/drawing/2016/5/13/chartex" xmlns:cx8="http://schemas.microsoft.com/office/drawing/2016/5/14/chartex" xmlns:mc="http://schemas.openxmlformats.org/markup-compatibility/2006" xmlns:aink="http://schemas.microsoft.com/office/drawing/2016/ink" xmlns:am3d="http://schemas.microsoft.com/office/drawing/2017/model3d" xmlns:o="urn:schemas-microsoft-com:office:office" xmlns:r="http://schemas.openxmlformats.org/officeDocument/2006/relationships" xmlns:m="http://schemas.openxmlformats.org/officeDocument/2006/math" xmlns:v="urn:schemas-microsoft-com:vml" xmlns:wp14="http://schemas.microsoft.com/office/word/2010/wordprocessingDrawing" xmlns:wp="http://schemas.openxmlformats.org/drawingml/2006/wordprocessingDrawing" xmlns:w10="urn:schemas-microsoft-com:office:word" xmlns:w="http://schemas.openxmlformats.org/wordprocessingml/2006/main" xmlns:w14="http://schemas.microsoft.com/office/word/2010/wordml" xmlns:w15="http://schemas.microsoft.com/office/word/2012/wordml" xmlns:w16cex="http://schemas.microsoft.com/office/word/2018/wordml/cex" xmlns:w16cid="http://schemas.microsoft.com/office/word/2016/wordml/cid" xmlns:w16="http://schemas.microsoft.com/office/word/2018/wordml" xmlns:w16sdtdh="http://schemas.microsoft.com/office/word/2020/wordml/sdtdatahash" xmlns:w16se="http://schemas.microsoft.com/office/word/2015/wordml/symex" xmlns:wpg="http://schemas.microsoft.com/office/word/2010/wordprocessingGroup" xmlns:wpi="http://schemas.microsoft.com/office/word/2010/wordprocessingInk" xmlns:wne="http://schemas.microsoft.com/office/word/2006/wordml" xmlns:wps="http://schemas.microsoft.com/office/word/2010/wordprocessingShape" mc:Ignorable="w14 w15 w16se w16cid w16 w16cex w16sdtdh wp14">
+<w:document xmlns:wpc="http://schemas.microsoft.com/office/word/2010/wordprocessingCanvas" xmlns:cx="http://schemas.microsoft.com/office/drawing/2014/chartex" xmlns:cx1="http://schemas.microsoft.com/office/drawing/2015/9/8/chartex" xmlns:cx2="http://schemas.microsoft.com/office/drawing/2015/10/21/chartex" xmlns:cx3="http://schemas.microsoft.com/office/drawing/2016/5/9/chartex" xmlns:cx4="http://schemas.microsoft.com/office/drawing/2016/5/10/chartex" xmlns:cx5="http://schemas.microsoft.com/office/drawing/2016/5/11/chartex" xmlns:cx6="http://schemas.microsoft.com/office/drawing/2016/5/12/chartex" xmlns:cx7="http://schemas.microsoft.com/office/drawing/2016/5/13/chartex" xmlns:cx8="http://schemas.microsoft.com/office/drawing/2016/5/14/chartex" xmlns:mc="http://schemas.openxmlformats.org/markup-compatibility/2006" xmlns:aink="http://schemas.microsoft.com/office/drawing/2016/ink" xmlns:am3d="http://schemas.microsoft.com/office/drawing/2017/model3d" xmlns:o="urn:schemas-microsoft-com:office:office" xmlns:oel="http://schemas.microsoft.com/office/2019/extlst" xmlns:r="http://schemas.openxmlformats.org/officeDocument/2006/relationships" xmlns:m="http://schemas.openxmlformats.org/officeDocument/2006/math" xmlns:v="urn:schemas-microsoft-com:vml" xmlns:wp14="http://schemas.microsoft.com/office/word/2010/wordprocessingDrawing" xmlns:wp="http://schemas.openxmlformats.org/drawingml/2006/wordprocessingDrawing" xmlns:w10="urn:schemas-microsoft-com:office:word" xmlns:w="http://schemas.openxmlformats.org/wordprocessingml/2006/main" xmlns:w14="http://schemas.microsoft.com/office/word/2010/wordml" xmlns:w15="http://schemas.microsoft.com/office/word/2012/wordml" xmlns:w16cei="http://schemas.microsoft.com/office/word/2026/wordml/cei" xmlns:w16cex="http://schemas.microsoft.com/office/word/2018/wordml/cex" xmlns:w16cid="http://schemas.microsoft.com/office/word/2016/wordml/cid" xmlns:w16="http://schemas.microsoft.com/office/word/2018/wordml" xmlns:w16du="http://schemas.microsoft.com/office/word/2023/wordml/word16du" xmlns:w16sdtdh="http://schemas.microsoft.com/office/word/2020/wordml/sdtdatahash" xmlns:w16sdtfl="http://schemas.microsoft.com/office/word/2024/wordml/sdtformatlock" xmlns:w16se="http://schemas.microsoft.com/office/word/2015/wordml/symex" xmlns:wpg="http://schemas.microsoft.com/office/word/2010/wordprocessingGroup" xmlns:wpi="http://schemas.microsoft.com/office/word/2010/wordprocessingInk" xmlns:wne="http://schemas.microsoft.com/office/word/2006/wordml" xmlns:wps="http://schemas.microsoft.com/office/word/2010/wordprocessingShape" mc:Ignorable="w14 w15 w16se w16cid w16 w16cex w16sdtdh w16sdtfl w16du wp14">
   <w:body>
     <w:p>
       <w:pPr>
@@ -5264,29 +5264,25 @@
     </w:p>
     <w:p>
       <w:pPr>
+        <w:ind w:firstLine="360"/>
+        <w:jc w:val="both"/>
         <w:rPr>
           <w:lang w:eastAsia="es-GT"/>
         </w:rPr>
       </w:pPr>
       <w:r>
         <w:rPr>
+          <w:rFonts w:ascii="Arial" w:hAnsi="Arial" w:cs="Arial"/>
+          <w:sz w:val="24"/>
+          <w:szCs w:val="24"/>
+        </w:rPr>
+        <w:t>En este capítulo se aborda el diseño de la solución propuesta a través de diagramas que permiten visualizar la estructura general del sistema, sus componentes y el flujo de información entre ellos, así como la descripción de los módulos que lo integran. También se presenta el método de trabajo seleccionado para el desarrollo del proyecto, el análisis de viabilidad que sustenta su ejecución, la estimación de costos y el cronograma de actividades planificado</w:t>
+      </w:r>
+      <w:r>
+        <w:rPr>
           <w:lang w:eastAsia="es-GT"/>
         </w:rPr>
-        <w:t>(</w:t>
-      </w:r>
-      <w:proofErr w:type="spellStart"/>
-      <w:r>
-        <w:rPr>
-          <w:lang w:eastAsia="es-GT"/>
-        </w:rPr>
-        <w:t>Parrafo</w:t>
-      </w:r>
-      <w:proofErr w:type="spellEnd"/>
-      <w:r>
-        <w:rPr>
-          <w:lang w:eastAsia="es-GT"/>
-        </w:rPr>
-        <w:t xml:space="preserve"> introductorio)</w:t>
+        <w:t>.</w:t>
       </w:r>
     </w:p>
     <w:p>
@@ -5308,20 +5304,6 @@
     </w:p>
     <w:p>
       <w:pPr>
-        <w:rPr>
-          <w:lang w:val="es-419" w:eastAsia="es-GT"/>
-        </w:rPr>
-      </w:pPr>
-      <w:r>
-        <w:rPr>
-          <w:lang w:val="es-419" w:eastAsia="es-GT"/>
-        </w:rPr>
-        <w:t>(Hay que reordenar todo)</w:t>
-      </w:r>
-    </w:p>
-    <w:p>
-      <w:pPr>
-        <w:spacing w:after="0" w:line="276" w:lineRule="auto"/>
         <w:ind w:firstLine="360"/>
         <w:jc w:val="both"/>
         <w:rPr>
@@ -5336,13 +5318,12 @@
           <w:sz w:val="24"/>
           <w:szCs w:val="24"/>
         </w:rPr>
-        <w:t>El proyecto consiste en el desarrollo de una aplicación web centralizada para la gestión y visualización de la disponibilidad de vacunas en los centros de salud del departamento de San Marcos. La solución permitirá que los establecimientos de salud ubicados en los distintos municipios registren la información de vacunas disponibles mediante un formato estandarizado, con el propósito de consolidar los datos en un servidor central ubicado en la cabecera departamental. De esta manera, se busca mejorar la organización de la información, reducir inconsistencias en los registros y facilitar la consulta de la disponibilidad de vacunas por municipio, tipo y población objetivo.</w:t>
-      </w:r>
-    </w:p>
-    <w:p>
-      <w:pPr>
-        <w:spacing w:after="0" w:line="276" w:lineRule="auto"/>
-        <w:ind w:firstLine="708"/>
+        <w:t>Para resolver el problema planteado en los centros de salud del departamento de San Marcos, se propone el desarrollo de una aplicación web centralizada para la gestión y visualización de la disponibilidad de vacunas. La solución permitirá que los establecimientos de salud ubicados en los distintos municipios registren la información de vacunas disponibles mediante un formato estandarizado, con el propósito de consolidar los datos en un servidor central ubicado en la cabecera departamental. De esta manera, se busca mejorar la organización de la información, reducir inconsistencias en los registros y facilitar la consulta de la disponibilidad de vacunas por municipio, tipo y población objetivo.</w:t>
+      </w:r>
+    </w:p>
+    <w:p>
+      <w:pPr>
+        <w:ind w:firstLine="360"/>
         <w:jc w:val="both"/>
         <w:rPr>
           <w:rFonts w:ascii="Arial" w:hAnsi="Arial" w:cs="Arial"/>
@@ -5361,8 +5342,7 @@
     </w:p>
     <w:p>
       <w:pPr>
-        <w:spacing w:after="0" w:line="276" w:lineRule="auto"/>
-        <w:ind w:firstLine="708"/>
+        <w:ind w:firstLine="360"/>
         <w:jc w:val="both"/>
         <w:rPr>
           <w:rFonts w:ascii="Arial" w:hAnsi="Arial" w:cs="Arial"/>
@@ -5376,37 +5356,46 @@
           <w:sz w:val="24"/>
           <w:szCs w:val="24"/>
         </w:rPr>
-        <w:t>El sistema contará con módulos principales orientados al registro de vacunas, carga y descarga de formatos, visualización de información y administración de usuarios. El módulo de registro permitirá ingresar datos como tipo de vacuna, cantidad disponible, municipio, centro de salud, población objetivo</w:t>
-      </w:r>
-      <w:r>
-        <w:rPr>
-          <w:rFonts w:ascii="Arial" w:hAnsi="Arial" w:cs="Arial"/>
-          <w:sz w:val="24"/>
-          <w:szCs w:val="24"/>
-        </w:rPr>
-        <w:t xml:space="preserve">, </w:t>
-      </w:r>
-      <w:r>
-        <w:rPr>
-          <w:rFonts w:ascii="Arial" w:hAnsi="Arial" w:cs="Arial"/>
-          <w:sz w:val="24"/>
-          <w:szCs w:val="24"/>
-        </w:rPr>
-        <w:t xml:space="preserve">entre otros. </w:t>
-      </w:r>
-      <w:r>
-        <w:rPr>
-          <w:rFonts w:ascii="Arial" w:hAnsi="Arial" w:cs="Arial"/>
-          <w:sz w:val="24"/>
-          <w:szCs w:val="24"/>
-        </w:rPr>
-        <w:t>La visualización de la información se realizará mediante una vista tipo tabla y un tablero de control, los cuales permitirán consultar los datos consolidados de los centros de salud del departamento de San Marcos. La vista tipo tabla mostrará el detalle de las vacunas registradas por municipio, centro de salud, tipo de vacuna, cantidad disponible y población objetivo. Por su parte, el tablero de control presentará indicadores generales mediante gráficos y resúmenes visuales, facilitando la identificación de municipios con mayor o menor inventario, vacunas con alta demanda, posibles niveles críticos de disponibilidad, entre otros.</w:t>
-      </w:r>
-    </w:p>
-    <w:p>
-      <w:pPr>
-        <w:spacing w:after="0" w:line="276" w:lineRule="auto"/>
-        <w:ind w:firstLine="708"/>
+        <w:t>El sistema contará con los siguientes módulos principales: gestión de usuarios, gestión de inventario, módulo de registro, módulo de consultas, alertas del sistema y módulo de reportes</w:t>
+      </w:r>
+      <w:r>
+        <w:rPr>
+          <w:rFonts w:ascii="Arial" w:hAnsi="Arial" w:cs="Arial"/>
+          <w:sz w:val="24"/>
+          <w:szCs w:val="24"/>
+        </w:rPr>
+        <w:t>.</w:t>
+      </w:r>
+    </w:p>
+    <w:p>
+      <w:pPr>
+        <w:rPr>
+          <w:rFonts w:ascii="Arial" w:hAnsi="Arial" w:cs="Arial"/>
+          <w:sz w:val="24"/>
+          <w:szCs w:val="24"/>
+        </w:rPr>
+      </w:pPr>
+      <w:r>
+        <w:rPr>
+          <w:rFonts w:ascii="Arial" w:hAnsi="Arial" w:cs="Arial"/>
+          <w:sz w:val="24"/>
+          <w:szCs w:val="24"/>
+        </w:rPr>
+        <w:br w:type="page"/>
+      </w:r>
+    </w:p>
+    <w:p>
+      <w:pPr>
+        <w:pStyle w:val="Ttulo3"/>
+      </w:pPr>
+      <w:r>
+        <w:lastRenderedPageBreak/>
+        <w:t>2.1.1 Diagramas del sistema</w:t>
+      </w:r>
+    </w:p>
+    <w:p>
+      <w:pPr>
+        <w:ind w:firstLine="360"/>
         <w:jc w:val="both"/>
         <w:rPr>
           <w:rFonts w:ascii="Arial" w:hAnsi="Arial" w:cs="Arial"/>
@@ -5414,10 +5403,18 @@
           <w:szCs w:val="24"/>
         </w:rPr>
       </w:pPr>
-    </w:p>
-    <w:p>
-      <w:pPr>
-        <w:spacing w:line="276" w:lineRule="auto"/>
+      <w:r>
+        <w:rPr>
+          <w:rFonts w:ascii="Arial" w:hAnsi="Arial" w:cs="Arial"/>
+          <w:sz w:val="24"/>
+          <w:szCs w:val="24"/>
+        </w:rPr>
+        <w:t>Con el objetivo de brindar una descripción gráfica que facilite la comprensión de los componentes, actores y flujo general de información del sistema, se elaboraron los siguientes diagramas.</w:t>
+      </w:r>
+    </w:p>
+    <w:p>
+      <w:pPr>
+        <w:ind w:firstLine="360"/>
         <w:jc w:val="both"/>
         <w:rPr>
           <w:rFonts w:ascii="Arial" w:hAnsi="Arial" w:cs="Arial"/>
@@ -5425,6 +5422,14 @@
           <w:szCs w:val="24"/>
         </w:rPr>
       </w:pPr>
+      <w:r>
+        <w:rPr>
+          <w:rFonts w:ascii="Arial" w:hAnsi="Arial" w:cs="Arial"/>
+          <w:sz w:val="24"/>
+          <w:szCs w:val="24"/>
+        </w:rPr>
+        <w:t>El diagrama de bloques brinda una representación simplificada de los principales componentes que integran el sistema y cómo se encuentran interconectados de forma general.</w:t>
+      </w:r>
     </w:p>
     <w:p>
       <w:pPr>
@@ -5434,28 +5439,22 @@
         <w:jc w:val="center"/>
       </w:pPr>
       <w:r>
-        <w:lastRenderedPageBreak/>
-        <w:t>Ilustración 2.1: Diagrama de bloques del proyecto</w:t>
-      </w:r>
-    </w:p>
-    <w:p>
-      <w:pPr>
-        <w:keepNext/>
-        <w:spacing w:line="276" w:lineRule="auto"/>
-        <w:jc w:val="center"/>
-      </w:pPr>
-      <w:r>
-        <w:rPr>
-          <w:rFonts w:ascii="Arial" w:hAnsi="Arial" w:cs="Arial"/>
-          <w:noProof/>
-          <w:sz w:val="24"/>
-          <w:szCs w:val="24"/>
+        <w:rPr>
+          <w:lang w:val="es-MX"/>
         </w:rPr>
         <w:drawing>
-          <wp:inline distT="0" distB="0" distL="0" distR="0" wp14:anchorId="23CB2E84" wp14:editId="3AAE0F6F">
-            <wp:extent cx="4693920" cy="1644306"/>
+          <wp:anchor distT="0" distB="0" distL="114300" distR="114300" simplePos="0" relativeHeight="251662336" behindDoc="0" locked="0" layoutInCell="1" allowOverlap="1" wp14:anchorId="21723FBC" wp14:editId="705B3B79">
+            <wp:simplePos x="0" y="0"/>
+            <wp:positionH relativeFrom="margin">
+              <wp:posOffset>-635</wp:posOffset>
+            </wp:positionH>
+            <wp:positionV relativeFrom="paragraph">
+              <wp:posOffset>398780</wp:posOffset>
+            </wp:positionV>
+            <wp:extent cx="5948045" cy="2616200"/>
             <wp:effectExtent l="0" t="0" r="0" b="0"/>
-            <wp:docPr id="16" name="Imagen 16"/>
+            <wp:wrapTopAndBottom/>
+            <wp:docPr id="7307858" name="Imagen 2"/>
             <wp:cNvGraphicFramePr>
               <a:graphicFrameLocks xmlns:a="http://schemas.openxmlformats.org/drawingml/2006/main" noChangeAspect="1"/>
             </wp:cNvGraphicFramePr>
@@ -5463,29 +5462,51 @@
               <a:graphicData uri="http://schemas.openxmlformats.org/drawingml/2006/picture">
                 <pic:pic xmlns:pic="http://schemas.openxmlformats.org/drawingml/2006/picture">
                   <pic:nvPicPr>
-                    <pic:cNvPr id="1" name=""/>
-                    <pic:cNvPicPr/>
+                    <pic:cNvPr id="0" name="Picture 6"/>
+                    <pic:cNvPicPr>
+                      <a:picLocks noChangeAspect="1" noChangeArrowheads="1"/>
+                    </pic:cNvPicPr>
                   </pic:nvPicPr>
                   <pic:blipFill>
-                    <a:blip r:embed="rId16"/>
+                    <a:blip r:embed="rId16">
+                      <a:extLst>
+                        <a:ext uri="{28A0092B-C50C-407E-A947-70E740481C1C}">
+                          <a14:useLocalDpi xmlns:a14="http://schemas.microsoft.com/office/drawing/2010/main" val="0"/>
+                        </a:ext>
+                      </a:extLst>
+                    </a:blip>
+                    <a:srcRect/>
                     <a:stretch>
                       <a:fillRect/>
                     </a:stretch>
                   </pic:blipFill>
-                  <pic:spPr>
+                  <pic:spPr bwMode="auto">
                     <a:xfrm>
                       <a:off x="0" y="0"/>
-                      <a:ext cx="4698628" cy="1645955"/>
+                      <a:ext cx="5948045" cy="2616200"/>
                     </a:xfrm>
                     <a:prstGeom prst="rect">
                       <a:avLst/>
                     </a:prstGeom>
+                    <a:noFill/>
+                    <a:ln>
+                      <a:noFill/>
+                    </a:ln>
                   </pic:spPr>
                 </pic:pic>
               </a:graphicData>
             </a:graphic>
-          </wp:inline>
+            <wp14:sizeRelH relativeFrom="margin">
+              <wp14:pctWidth>0</wp14:pctWidth>
+            </wp14:sizeRelH>
+            <wp14:sizeRelV relativeFrom="margin">
+              <wp14:pctHeight>0</wp14:pctHeight>
+            </wp14:sizeRelV>
+          </wp:anchor>
         </w:drawing>
+      </w:r>
+      <w:r>
+        <w:t>Ilustración 2.1: Diagrama de bloques del proyecto</w:t>
       </w:r>
     </w:p>
     <w:p>
@@ -5493,6 +5514,13 @@
         <w:pStyle w:val="Descripcin"/>
         <w:spacing w:line="276" w:lineRule="auto"/>
         <w:jc w:val="center"/>
+      </w:pPr>
+    </w:p>
+    <w:p>
+      <w:pPr>
+        <w:pStyle w:val="Descripcin"/>
+        <w:spacing w:line="276" w:lineRule="auto"/>
+        <w:jc w:val="center"/>
         <w:rPr>
           <w:rFonts w:ascii="Arial" w:hAnsi="Arial" w:cs="Arial"/>
           <w:sz w:val="24"/>
@@ -5502,23 +5530,30 @@
       <w:r>
         <w:t>Fuente: Los autores</w:t>
       </w:r>
+      <w:r>
+        <w:t xml:space="preserve"> mediante draw.io</w:t>
+      </w:r>
     </w:p>
     <w:p>
       <w:pPr>
         <w:spacing w:line="276" w:lineRule="auto"/>
-        <w:rPr>
-          <w:rFonts w:ascii="Arial" w:hAnsi="Arial" w:cs="Arial"/>
-          <w:sz w:val="24"/>
-          <w:szCs w:val="24"/>
-        </w:rPr>
-      </w:pPr>
-      <w:r>
-        <w:rPr>
-          <w:rFonts w:ascii="Arial" w:hAnsi="Arial" w:cs="Arial"/>
-          <w:sz w:val="24"/>
-          <w:szCs w:val="24"/>
-        </w:rPr>
-        <w:t>Cada bloque se describe a continuación:</w:t>
+        <w:ind w:firstLine="708"/>
+        <w:jc w:val="both"/>
+        <w:rPr>
+          <w:rFonts w:ascii="Arial" w:hAnsi="Arial" w:cs="Arial"/>
+          <w:sz w:val="24"/>
+          <w:szCs w:val="24"/>
+          <w:lang w:val="es-MX"/>
+        </w:rPr>
+      </w:pPr>
+      <w:r>
+        <w:rPr>
+          <w:rFonts w:ascii="Arial" w:hAnsi="Arial" w:cs="Arial"/>
+          <w:sz w:val="24"/>
+          <w:szCs w:val="24"/>
+          <w:lang w:val="es-MX"/>
+        </w:rPr>
+        <w:t>La ilustración 2.1 presenta la arquitectura general del sistema con los siguientes componentes:</w:t>
       </w:r>
     </w:p>
     <w:p>
@@ -5527,12 +5562,110 @@
         <w:jc w:val="both"/>
         <w:rPr>
           <w:rFonts w:ascii="Arial" w:hAnsi="Arial" w:cs="Arial"/>
+          <w:sz w:val="24"/>
+          <w:szCs w:val="24"/>
+          <w:lang w:val="es-MX"/>
+        </w:rPr>
+      </w:pPr>
+      <w:r>
+        <w:rPr>
+          <w:rFonts w:ascii="Arial" w:hAnsi="Arial" w:cs="Arial"/>
+          <w:sz w:val="24"/>
+          <w:szCs w:val="24"/>
+          <w:lang w:val="es-MX"/>
+        </w:rPr>
+        <w:t xml:space="preserve">a. </w:t>
+      </w:r>
+      <w:r>
+        <w:rPr>
+          <w:rFonts w:ascii="Arial" w:hAnsi="Arial" w:cs="Arial"/>
           <w:b/>
           <w:bCs/>
           <w:sz w:val="24"/>
           <w:szCs w:val="24"/>
-        </w:rPr>
-      </w:pPr>
+          <w:lang w:val="es-MX"/>
+        </w:rPr>
+        <w:t>Interfaz de usuario:</w:t>
+      </w:r>
+      <w:r>
+        <w:rPr>
+          <w:rFonts w:ascii="Arial" w:hAnsi="Arial" w:cs="Arial"/>
+          <w:sz w:val="24"/>
+          <w:szCs w:val="24"/>
+          <w:lang w:val="es-MX"/>
+        </w:rPr>
+        <w:t xml:space="preserve"> desarrollada con </w:t>
+      </w:r>
+      <w:proofErr w:type="spellStart"/>
+      <w:r>
+        <w:rPr>
+          <w:rFonts w:ascii="Arial" w:hAnsi="Arial" w:cs="Arial"/>
+          <w:sz w:val="24"/>
+          <w:szCs w:val="24"/>
+          <w:lang w:val="es-MX"/>
+        </w:rPr>
+        <w:t>React</w:t>
+      </w:r>
+      <w:proofErr w:type="spellEnd"/>
+      <w:r>
+        <w:rPr>
+          <w:rFonts w:ascii="Arial" w:hAnsi="Arial" w:cs="Arial"/>
+          <w:sz w:val="24"/>
+          <w:szCs w:val="24"/>
+          <w:lang w:val="es-MX"/>
+        </w:rPr>
+        <w:t xml:space="preserve"> y </w:t>
+      </w:r>
+      <w:proofErr w:type="spellStart"/>
+      <w:r>
+        <w:rPr>
+          <w:rFonts w:ascii="Arial" w:hAnsi="Arial" w:cs="Arial"/>
+          <w:sz w:val="24"/>
+          <w:szCs w:val="24"/>
+          <w:lang w:val="es-MX"/>
+        </w:rPr>
+        <w:t>Tailwind</w:t>
+      </w:r>
+      <w:proofErr w:type="spellEnd"/>
+      <w:r>
+        <w:rPr>
+          <w:rFonts w:ascii="Arial" w:hAnsi="Arial" w:cs="Arial"/>
+          <w:sz w:val="24"/>
+          <w:szCs w:val="24"/>
+          <w:lang w:val="es-MX"/>
+        </w:rPr>
+        <w:t xml:space="preserve"> para el diseño</w:t>
+      </w:r>
+      <w:r>
+        <w:rPr>
+          <w:rFonts w:ascii="Arial" w:hAnsi="Arial" w:cs="Arial"/>
+          <w:sz w:val="24"/>
+          <w:szCs w:val="24"/>
+          <w:lang w:val="es-MX"/>
+        </w:rPr>
+        <w:t>, es el medio mediante el cual el personal de los centros de salud y las autoridades del Centro de Salud de San Marcos interactuarán con el sistema a través de un navegador web.</w:t>
+      </w:r>
+    </w:p>
+    <w:p>
+      <w:pPr>
+        <w:spacing w:line="276" w:lineRule="auto"/>
+        <w:jc w:val="both"/>
+        <w:rPr>
+          <w:rFonts w:ascii="Arial" w:hAnsi="Arial" w:cs="Arial"/>
+          <w:sz w:val="24"/>
+          <w:szCs w:val="24"/>
+          <w:lang w:val="es-MX"/>
+        </w:rPr>
+      </w:pPr>
+      <w:r>
+        <w:rPr>
+          <w:rFonts w:ascii="Arial" w:hAnsi="Arial" w:cs="Arial"/>
+          <w:sz w:val="24"/>
+          <w:szCs w:val="24"/>
+          <w:lang w:val="es-MX"/>
+        </w:rPr>
+        <w:t xml:space="preserve">b. </w:t>
+      </w:r>
       <w:r>
         <w:rPr>
           <w:rFonts w:ascii="Arial" w:hAnsi="Arial" w:cs="Arial"/>
@@ -5540,16 +5673,18 @@
           <w:bCs/>
           <w:sz w:val="24"/>
           <w:szCs w:val="24"/>
-        </w:rPr>
-        <w:t xml:space="preserve">Centros de salud municipales: </w:t>
-      </w:r>
-      <w:r>
-        <w:rPr>
-          <w:rFonts w:ascii="Arial" w:hAnsi="Arial" w:cs="Arial"/>
-          <w:sz w:val="24"/>
-          <w:szCs w:val="24"/>
-        </w:rPr>
-        <w:t>representan a los establecimientos de salud ubicados en los distintos municipios del departamento de San Marcos. Estos serán los encargados de registrar y actualizar la información de las vacunas disponibles, siguiendo el formato establecido para el proyecto y de acuerdo con los datos solicitados por el sistema.</w:t>
+          <w:lang w:val="es-MX"/>
+        </w:rPr>
+        <w:t>Lógica de negocio:</w:t>
+      </w:r>
+      <w:r>
+        <w:rPr>
+          <w:rFonts w:ascii="Arial" w:hAnsi="Arial" w:cs="Arial"/>
+          <w:sz w:val="24"/>
+          <w:szCs w:val="24"/>
+          <w:lang w:val="es-MX"/>
+        </w:rPr>
+        <w:t xml:space="preserve"> desarrollada con Node.js y Express.js, encargada de procesar las operaciones del sistema, tales como el registro de vacunas, la generación de alertas de bajo stock y de vencimiento, y la carga y descarga de formatos, además de aplicar las reglas de negocio correspondientes.</w:t>
       </w:r>
     </w:p>
     <w:p>
@@ -5560,8 +5695,18 @@
           <w:rFonts w:ascii="Arial" w:hAnsi="Arial" w:cs="Arial"/>
           <w:sz w:val="24"/>
           <w:szCs w:val="24"/>
-        </w:rPr>
-      </w:pPr>
+          <w:lang w:val="es-MX"/>
+        </w:rPr>
+      </w:pPr>
+      <w:r>
+        <w:rPr>
+          <w:rFonts w:ascii="Arial" w:hAnsi="Arial" w:cs="Arial"/>
+          <w:sz w:val="24"/>
+          <w:szCs w:val="24"/>
+          <w:lang w:val="es-MX"/>
+        </w:rPr>
+        <w:t xml:space="preserve">c. </w:t>
+      </w:r>
       <w:r>
         <w:rPr>
           <w:rFonts w:ascii="Arial" w:hAnsi="Arial" w:cs="Arial"/>
@@ -5569,24 +5714,18 @@
           <w:bCs/>
           <w:sz w:val="24"/>
           <w:szCs w:val="24"/>
-        </w:rPr>
-        <w:t>Carga o registro del formato de vacunas:</w:t>
-      </w:r>
-      <w:r>
-        <w:rPr>
-          <w:rFonts w:ascii="Arial" w:hAnsi="Arial" w:cs="Arial"/>
-          <w:sz w:val="24"/>
-          <w:szCs w:val="24"/>
-        </w:rPr>
-        <w:t xml:space="preserve"> </w:t>
-      </w:r>
-      <w:r>
-        <w:rPr>
-          <w:rFonts w:ascii="Arial" w:hAnsi="Arial" w:cs="Arial"/>
-          <w:sz w:val="24"/>
-          <w:szCs w:val="24"/>
-        </w:rPr>
-        <w:t>corresponde al proceso mediante el cual el personal autorizado ingresará la información relacionada con las vacunas. Este registro incluirá datos como el tipo de vacuna, cantidad disponible, población objetivo, fecha de vencimiento, centro de salud correspondiente, municipio y otros datos necesarios para mantener un control adecuado.</w:t>
+          <w:lang w:val="es-MX"/>
+        </w:rPr>
+        <w:t>Base de datos:</w:t>
+      </w:r>
+      <w:r>
+        <w:rPr>
+          <w:rFonts w:ascii="Arial" w:hAnsi="Arial" w:cs="Arial"/>
+          <w:sz w:val="24"/>
+          <w:szCs w:val="24"/>
+          <w:lang w:val="es-MX"/>
+        </w:rPr>
+        <w:t xml:space="preserve"> implementada en MySQL, se encarga de almacenar de manera estructurada, persistente y segura la información de vacunas, centros de salud, municipios y usuarios del sistema.</w:t>
       </w:r>
     </w:p>
     <w:p>
@@ -5597,8 +5736,19 @@
           <w:rFonts w:ascii="Arial" w:hAnsi="Arial" w:cs="Arial"/>
           <w:sz w:val="24"/>
           <w:szCs w:val="24"/>
-        </w:rPr>
-      </w:pPr>
+          <w:lang w:val="es-MX"/>
+        </w:rPr>
+      </w:pPr>
+      <w:r>
+        <w:rPr>
+          <w:rFonts w:ascii="Arial" w:hAnsi="Arial" w:cs="Arial"/>
+          <w:sz w:val="24"/>
+          <w:szCs w:val="24"/>
+          <w:lang w:val="es-MX"/>
+        </w:rPr>
+        <w:lastRenderedPageBreak/>
+        <w:t xml:space="preserve">d. </w:t>
+      </w:r>
       <w:r>
         <w:rPr>
           <w:rFonts w:ascii="Arial" w:hAnsi="Arial" w:cs="Arial"/>
@@ -5606,24 +5756,18 @@
           <w:bCs/>
           <w:sz w:val="24"/>
           <w:szCs w:val="24"/>
-        </w:rPr>
-        <w:t>Aplicación web centralizada:</w:t>
-      </w:r>
-      <w:r>
-        <w:rPr>
-          <w:rFonts w:ascii="Arial" w:hAnsi="Arial" w:cs="Arial"/>
-          <w:sz w:val="24"/>
-          <w:szCs w:val="24"/>
-        </w:rPr>
-        <w:t xml:space="preserve"> será la herramienta principal del proyecto. Permitirá registrar, actualizar, consultar y organizar la información de vacunas mediante una interfaz accesible desde un navegador web. Su función será facilitar el manejo estructurado de los datos y reducir la dependencia de registros aislados</w:t>
-      </w:r>
-      <w:r>
-        <w:rPr>
-          <w:rFonts w:ascii="Arial" w:hAnsi="Arial" w:cs="Arial"/>
-          <w:sz w:val="24"/>
-          <w:szCs w:val="24"/>
-        </w:rPr>
-        <w:t>, además de llevar un mejor control del stock de las vacunas, emitiendo una alarma cuando haya bajo stock o cuando alguna vacuna esté por caducar.</w:t>
+          <w:lang w:val="es-MX"/>
+        </w:rPr>
+        <w:t>Docker:</w:t>
+      </w:r>
+      <w:r>
+        <w:rPr>
+          <w:rFonts w:ascii="Arial" w:hAnsi="Arial" w:cs="Arial"/>
+          <w:sz w:val="24"/>
+          <w:szCs w:val="24"/>
+          <w:lang w:val="es-MX"/>
+        </w:rPr>
+        <w:t xml:space="preserve"> herramienta utilizada para empaquetar los componentes del sistema (interfaz de usuario, lógica de negocio y base de datos) en contenedores, creando un entorno de despliegue uniforme que incluye los requisitos y configuraciones necesarios.</w:t>
       </w:r>
     </w:p>
     <w:p>
@@ -5634,8 +5778,18 @@
           <w:rFonts w:ascii="Arial" w:hAnsi="Arial" w:cs="Arial"/>
           <w:sz w:val="24"/>
           <w:szCs w:val="24"/>
-        </w:rPr>
-      </w:pPr>
+          <w:lang w:val="es-MX"/>
+        </w:rPr>
+      </w:pPr>
+      <w:r>
+        <w:rPr>
+          <w:rFonts w:ascii="Arial" w:hAnsi="Arial" w:cs="Arial"/>
+          <w:sz w:val="24"/>
+          <w:szCs w:val="24"/>
+          <w:lang w:val="es-MX"/>
+        </w:rPr>
+        <w:t xml:space="preserve">e. </w:t>
+      </w:r>
       <w:r>
         <w:rPr>
           <w:rFonts w:ascii="Arial" w:hAnsi="Arial" w:cs="Arial"/>
@@ -5643,24 +5797,60 @@
           <w:bCs/>
           <w:sz w:val="24"/>
           <w:szCs w:val="24"/>
-        </w:rPr>
-        <w:t>Servidor central y base de datos:</w:t>
-      </w:r>
-      <w:r>
-        <w:rPr>
-          <w:rFonts w:ascii="Arial" w:hAnsi="Arial" w:cs="Arial"/>
-          <w:sz w:val="24"/>
-          <w:szCs w:val="24"/>
-        </w:rPr>
-        <w:t xml:space="preserve"> </w:t>
-      </w:r>
-      <w:r>
-        <w:rPr>
-          <w:rFonts w:ascii="Arial" w:hAnsi="Arial" w:cs="Arial"/>
-          <w:sz w:val="24"/>
-          <w:szCs w:val="24"/>
-        </w:rPr>
-        <w:t>este componente almacenará de manera unificada la información ingresada por los centros de salud. La base de datos permitirá mantener los registros organizados, disponibles y actualizados, facilitando su consulta posterior y asegurando que la información pueda ser utilizada de forma ordenada por los usuarios autorizados.</w:t>
+          <w:lang w:val="es-MX"/>
+        </w:rPr>
+        <w:t xml:space="preserve">Proveedor de </w:t>
+      </w:r>
+      <w:r>
+        <w:rPr>
+          <w:rFonts w:ascii="Arial" w:hAnsi="Arial" w:cs="Arial"/>
+          <w:b/>
+          <w:bCs/>
+          <w:sz w:val="24"/>
+          <w:szCs w:val="24"/>
+          <w:lang w:val="es-MX"/>
+        </w:rPr>
+        <w:t>Infraestructura como Servicio</w:t>
+      </w:r>
+      <w:r>
+        <w:rPr>
+          <w:rFonts w:ascii="Arial" w:hAnsi="Arial" w:cs="Arial"/>
+          <w:b/>
+          <w:bCs/>
+          <w:sz w:val="24"/>
+          <w:szCs w:val="24"/>
+          <w:lang w:val="es-MX"/>
+        </w:rPr>
+        <w:t xml:space="preserve"> (IaaS):</w:t>
+      </w:r>
+      <w:r>
+        <w:rPr>
+          <w:rFonts w:ascii="Arial" w:hAnsi="Arial" w:cs="Arial"/>
+          <w:sz w:val="24"/>
+          <w:szCs w:val="24"/>
+          <w:lang w:val="es-MX"/>
+        </w:rPr>
+        <w:t xml:space="preserve"> mediante </w:t>
+      </w:r>
+      <w:proofErr w:type="spellStart"/>
+      <w:r>
+        <w:rPr>
+          <w:rFonts w:ascii="Arial" w:hAnsi="Arial" w:cs="Arial"/>
+          <w:sz w:val="24"/>
+          <w:szCs w:val="24"/>
+          <w:lang w:val="es-MX"/>
+        </w:rPr>
+        <w:t>DigitalOcean</w:t>
+      </w:r>
+      <w:proofErr w:type="spellEnd"/>
+      <w:r>
+        <w:rPr>
+          <w:rFonts w:ascii="Arial" w:hAnsi="Arial" w:cs="Arial"/>
+          <w:sz w:val="24"/>
+          <w:szCs w:val="24"/>
+          <w:lang w:val="es-MX"/>
+        </w:rPr>
+        <w:t>, encargado de proveer la infraestructura necesaria y brindar el enlace para que el usuario final pueda acceder al sistema a través de internet.</w:t>
       </w:r>
     </w:p>
     <w:p>
@@ -5671,8 +5861,18 @@
           <w:rFonts w:ascii="Arial" w:hAnsi="Arial" w:cs="Arial"/>
           <w:sz w:val="24"/>
           <w:szCs w:val="24"/>
-        </w:rPr>
-      </w:pPr>
+          <w:lang w:val="es-MX"/>
+        </w:rPr>
+      </w:pPr>
+      <w:r>
+        <w:rPr>
+          <w:rFonts w:ascii="Arial" w:hAnsi="Arial" w:cs="Arial"/>
+          <w:sz w:val="24"/>
+          <w:szCs w:val="24"/>
+          <w:lang w:val="es-MX"/>
+        </w:rPr>
+        <w:t xml:space="preserve">f. </w:t>
+      </w:r>
       <w:r>
         <w:rPr>
           <w:rFonts w:ascii="Arial" w:hAnsi="Arial" w:cs="Arial"/>
@@ -5680,41 +5880,58 @@
           <w:bCs/>
           <w:sz w:val="24"/>
           <w:szCs w:val="24"/>
-        </w:rPr>
-        <w:t>Vista tipo tabla y tablero de control:</w:t>
-      </w:r>
-      <w:r>
-        <w:rPr>
-          <w:rFonts w:ascii="Arial" w:hAnsi="Arial" w:cs="Arial"/>
-          <w:sz w:val="24"/>
-          <w:szCs w:val="24"/>
-        </w:rPr>
-        <w:t xml:space="preserve"> permitirá visualizar la información consolidada de forma detallada y resumida. La vista tipo tabla mostrará los registros de vacunas por municipio</w:t>
-      </w:r>
-      <w:r>
-        <w:rPr>
-          <w:rFonts w:ascii="Arial" w:hAnsi="Arial" w:cs="Arial"/>
-          <w:sz w:val="24"/>
-          <w:szCs w:val="24"/>
-        </w:rPr>
-        <w:t xml:space="preserve"> y sus respectivos detalles. </w:t>
-      </w:r>
-      <w:r>
-        <w:rPr>
-          <w:rFonts w:ascii="Arial" w:hAnsi="Arial" w:cs="Arial"/>
-          <w:sz w:val="24"/>
-          <w:szCs w:val="24"/>
-        </w:rPr>
-        <w:t xml:space="preserve">El tablero de control presentará gráficos e indicadores que faciliten el análisis de la disponibilidad de vacunas, </w:t>
-      </w:r>
-      <w:r>
-        <w:rPr>
-          <w:rFonts w:ascii="Arial" w:hAnsi="Arial" w:cs="Arial"/>
-          <w:sz w:val="24"/>
-          <w:szCs w:val="24"/>
-        </w:rPr>
-        <w:lastRenderedPageBreak/>
-        <w:t>permitiendo identificar niveles de inventario, municipios con mayor demanda y posibles necesidades de distribución.</w:t>
+          <w:lang w:val="es-MX"/>
+        </w:rPr>
+        <w:t>Instancia de servidor virtual:</w:t>
+      </w:r>
+      <w:r>
+        <w:rPr>
+          <w:rFonts w:ascii="Arial" w:hAnsi="Arial" w:cs="Arial"/>
+          <w:sz w:val="24"/>
+          <w:szCs w:val="24"/>
+          <w:lang w:val="es-MX"/>
+        </w:rPr>
+        <w:t xml:space="preserve"> creada a través de un </w:t>
+      </w:r>
+      <w:proofErr w:type="spellStart"/>
+      <w:r>
+        <w:rPr>
+          <w:rFonts w:ascii="Arial" w:hAnsi="Arial" w:cs="Arial"/>
+          <w:sz w:val="24"/>
+          <w:szCs w:val="24"/>
+          <w:lang w:val="es-MX"/>
+        </w:rPr>
+        <w:t>droplet</w:t>
+      </w:r>
+      <w:proofErr w:type="spellEnd"/>
+      <w:r>
+        <w:rPr>
+          <w:rFonts w:ascii="Arial" w:hAnsi="Arial" w:cs="Arial"/>
+          <w:sz w:val="24"/>
+          <w:szCs w:val="24"/>
+          <w:lang w:val="es-MX"/>
+        </w:rPr>
+        <w:t xml:space="preserve"> de </w:t>
+      </w:r>
+      <w:proofErr w:type="spellStart"/>
+      <w:r>
+        <w:rPr>
+          <w:rFonts w:ascii="Arial" w:hAnsi="Arial" w:cs="Arial"/>
+          <w:sz w:val="24"/>
+          <w:szCs w:val="24"/>
+          <w:lang w:val="es-MX"/>
+        </w:rPr>
+        <w:t>DigitalOcean</w:t>
+      </w:r>
+      <w:proofErr w:type="spellEnd"/>
+      <w:r>
+        <w:rPr>
+          <w:rFonts w:ascii="Arial" w:hAnsi="Arial" w:cs="Arial"/>
+          <w:sz w:val="24"/>
+          <w:szCs w:val="24"/>
+          <w:lang w:val="es-MX"/>
+        </w:rPr>
+        <w:t xml:space="preserve"> con distribución Linux, que provee el entorno básico para la configuración y el funcionamiento del sistema.</w:t>
       </w:r>
     </w:p>
     <w:p>
@@ -5725,8 +5942,18 @@
           <w:rFonts w:ascii="Arial" w:hAnsi="Arial" w:cs="Arial"/>
           <w:sz w:val="24"/>
           <w:szCs w:val="24"/>
-        </w:rPr>
-      </w:pPr>
+          <w:lang w:val="es-MX"/>
+        </w:rPr>
+      </w:pPr>
+      <w:r>
+        <w:rPr>
+          <w:rFonts w:ascii="Arial" w:hAnsi="Arial" w:cs="Arial"/>
+          <w:sz w:val="24"/>
+          <w:szCs w:val="24"/>
+          <w:lang w:val="es-MX"/>
+        </w:rPr>
+        <w:t xml:space="preserve">g. </w:t>
+      </w:r>
       <w:r>
         <w:rPr>
           <w:rFonts w:ascii="Arial" w:hAnsi="Arial" w:cs="Arial"/>
@@ -5734,24 +5961,18 @@
           <w:bCs/>
           <w:sz w:val="24"/>
           <w:szCs w:val="24"/>
-        </w:rPr>
-        <w:t>Consulta y toma de decisiones:</w:t>
-      </w:r>
-      <w:r>
-        <w:rPr>
-          <w:rFonts w:ascii="Arial" w:hAnsi="Arial" w:cs="Arial"/>
-          <w:sz w:val="24"/>
-          <w:szCs w:val="24"/>
-        </w:rPr>
-        <w:t xml:space="preserve"> </w:t>
-      </w:r>
-      <w:r>
-        <w:rPr>
-          <w:rFonts w:ascii="Arial" w:hAnsi="Arial" w:cs="Arial"/>
-          <w:sz w:val="24"/>
-          <w:szCs w:val="24"/>
-        </w:rPr>
-        <w:t>representa el uso final de la información por parte de las autoridades de salud. Los datos centralizados permitirán apoyar la planificación, distribución y control de vacunas en el departamento de San Marcos. Además, facilitarán la identificación de centros de salud con mayor necesidad de abastecimiento, vacunas con bajo inventario o próximas a caducar, ayudando a tomar decisiones más rápidas, ordenadas y basadas en información actualizada.</w:t>
+          <w:lang w:val="es-MX"/>
+        </w:rPr>
+        <w:t>Equipo de cómputo del personal de los centros de salud:</w:t>
+      </w:r>
+      <w:r>
+        <w:rPr>
+          <w:rFonts w:ascii="Arial" w:hAnsi="Arial" w:cs="Arial"/>
+          <w:sz w:val="24"/>
+          <w:szCs w:val="24"/>
+          <w:lang w:val="es-MX"/>
+        </w:rPr>
+        <w:t xml:space="preserve"> dispositivos del personal autorizado de cada centro de salud municipal y de las autoridades del Centro de Salud de San Marcos, mediante los cuales podrán utilizar el sistema.</w:t>
       </w:r>
     </w:p>
     <w:p>
@@ -5762,15 +5983,1470 @@
           <w:rFonts w:ascii="Arial" w:hAnsi="Arial" w:cs="Arial"/>
           <w:sz w:val="24"/>
           <w:szCs w:val="24"/>
-        </w:rPr>
-      </w:pPr>
-      <w:r>
-        <w:rPr>
-          <w:rFonts w:ascii="Arial" w:hAnsi="Arial" w:cs="Arial"/>
-          <w:sz w:val="24"/>
-          <w:szCs w:val="24"/>
-        </w:rPr>
-        <w:t>Para el desarrollo del sistema se utilizarán herramientas propias del desarrollo web, considerando tecnologías para la interfaz de usuario, lógica del sistema, gestión de base de datos y administración del servidor. Asimismo, se contemplará el uso de herramientas de control de versiones, diseño de interfaces y pruebas funcionales, con el fin de garantizar un desarrollo ordenado, verificable y adaptable a las necesidades del proyecto.</w:t>
+          <w:lang w:val="es-MX"/>
+        </w:rPr>
+      </w:pPr>
+      <w:r>
+        <w:rPr>
+          <w:rFonts w:ascii="Arial" w:hAnsi="Arial" w:cs="Arial"/>
+          <w:sz w:val="24"/>
+          <w:szCs w:val="24"/>
+          <w:lang w:val="es-MX"/>
+        </w:rPr>
+        <w:t xml:space="preserve">h. </w:t>
+      </w:r>
+      <w:r>
+        <w:rPr>
+          <w:rFonts w:ascii="Arial" w:hAnsi="Arial" w:cs="Arial"/>
+          <w:b/>
+          <w:bCs/>
+          <w:sz w:val="24"/>
+          <w:szCs w:val="24"/>
+          <w:lang w:val="es-MX"/>
+        </w:rPr>
+        <w:t>Enlace vía internet:</w:t>
+      </w:r>
+      <w:r>
+        <w:rPr>
+          <w:rFonts w:ascii="Arial" w:hAnsi="Arial" w:cs="Arial"/>
+          <w:sz w:val="24"/>
+          <w:szCs w:val="24"/>
+          <w:lang w:val="es-MX"/>
+        </w:rPr>
+        <w:t xml:space="preserve"> medio de comunicación que conecta la infraestructura en la nube con los dispositivos de los usuarios finales para su acceso remoto.</w:t>
+      </w:r>
+    </w:p>
+    <w:p>
+      <w:pPr>
+        <w:spacing w:line="276" w:lineRule="auto"/>
+        <w:ind w:firstLine="708"/>
+        <w:jc w:val="both"/>
+        <w:rPr>
+          <w:rFonts w:ascii="Arial" w:hAnsi="Arial" w:cs="Arial"/>
+          <w:sz w:val="24"/>
+          <w:szCs w:val="24"/>
+          <w:lang w:val="es-MX"/>
+        </w:rPr>
+      </w:pPr>
+      <w:r>
+        <w:rPr>
+          <w:rFonts w:ascii="Arial" w:hAnsi="Arial" w:cs="Arial"/>
+          <w:sz w:val="24"/>
+          <w:szCs w:val="24"/>
+          <w:lang w:val="es-MX"/>
+        </w:rPr>
+        <w:t>El diagrama de contexto proporciona una perspectiva general del sistema, centrándose en las entradas y salidas de información con respecto a los diferentes actores que interactuarán con la aplicación, sin profundizar en los módulos internos.</w:t>
+      </w:r>
+    </w:p>
+    <w:p>
+      <w:pPr>
+        <w:spacing w:line="276" w:lineRule="auto"/>
+        <w:ind w:firstLine="708"/>
+        <w:jc w:val="center"/>
+        <w:rPr>
+          <w:rFonts w:ascii="Arial" w:hAnsi="Arial" w:cs="Arial"/>
+          <w:sz w:val="24"/>
+          <w:szCs w:val="24"/>
+          <w:lang w:val="es-MX"/>
+        </w:rPr>
+      </w:pPr>
+      <w:r>
+        <w:rPr>
+          <w:rFonts w:ascii="Arial" w:hAnsi="Arial" w:cs="Arial"/>
+          <w:b/>
+          <w:bCs/>
+          <w:sz w:val="24"/>
+          <w:szCs w:val="24"/>
+          <w:lang w:val="es-MX"/>
+        </w:rPr>
+        <w:t>Ilustración 2.2: Diagrama de contexto del sistema</w:t>
+      </w:r>
+    </w:p>
+    <w:p>
+      <w:pPr>
+        <w:pStyle w:val="Descripcin"/>
+        <w:keepNext/>
+        <w:spacing w:line="276" w:lineRule="auto"/>
+        <w:jc w:val="center"/>
+      </w:pPr>
+      <w:r>
+        <w:rPr>
+          <w:lang w:val="es-MX"/>
+        </w:rPr>
+        <w:drawing>
+          <wp:anchor distT="0" distB="0" distL="114300" distR="114300" simplePos="0" relativeHeight="251663360" behindDoc="0" locked="0" layoutInCell="1" allowOverlap="1" wp14:anchorId="513C9186" wp14:editId="3D343675">
+            <wp:simplePos x="0" y="0"/>
+            <wp:positionH relativeFrom="margin">
+              <wp:posOffset>-635</wp:posOffset>
+            </wp:positionH>
+            <wp:positionV relativeFrom="paragraph">
+              <wp:posOffset>249555</wp:posOffset>
+            </wp:positionV>
+            <wp:extent cx="6013450" cy="1799590"/>
+            <wp:effectExtent l="0" t="0" r="6350" b="0"/>
+            <wp:wrapTopAndBottom/>
+            <wp:docPr id="1606384078" name="Imagen 6"/>
+            <wp:cNvGraphicFramePr>
+              <a:graphicFrameLocks xmlns:a="http://schemas.openxmlformats.org/drawingml/2006/main" noChangeAspect="1"/>
+            </wp:cNvGraphicFramePr>
+            <a:graphic xmlns:a="http://schemas.openxmlformats.org/drawingml/2006/main">
+              <a:graphicData uri="http://schemas.openxmlformats.org/drawingml/2006/picture">
+                <pic:pic xmlns:pic="http://schemas.openxmlformats.org/drawingml/2006/picture">
+                  <pic:nvPicPr>
+                    <pic:cNvPr id="0" name="Picture 23"/>
+                    <pic:cNvPicPr>
+                      <a:picLocks noChangeAspect="1" noChangeArrowheads="1"/>
+                    </pic:cNvPicPr>
+                  </pic:nvPicPr>
+                  <pic:blipFill>
+                    <a:blip r:embed="rId17">
+                      <a:extLst>
+                        <a:ext uri="{28A0092B-C50C-407E-A947-70E740481C1C}">
+                          <a14:useLocalDpi xmlns:a14="http://schemas.microsoft.com/office/drawing/2010/main" val="0"/>
+                        </a:ext>
+                      </a:extLst>
+                    </a:blip>
+                    <a:srcRect/>
+                    <a:stretch>
+                      <a:fillRect/>
+                    </a:stretch>
+                  </pic:blipFill>
+                  <pic:spPr bwMode="auto">
+                    <a:xfrm>
+                      <a:off x="0" y="0"/>
+                      <a:ext cx="6013450" cy="1799590"/>
+                    </a:xfrm>
+                    <a:prstGeom prst="rect">
+                      <a:avLst/>
+                    </a:prstGeom>
+                    <a:noFill/>
+                    <a:ln>
+                      <a:noFill/>
+                    </a:ln>
+                  </pic:spPr>
+                </pic:pic>
+              </a:graphicData>
+            </a:graphic>
+            <wp14:sizeRelH relativeFrom="margin">
+              <wp14:pctWidth>0</wp14:pctWidth>
+            </wp14:sizeRelH>
+            <wp14:sizeRelV relativeFrom="margin">
+              <wp14:pctHeight>0</wp14:pctHeight>
+            </wp14:sizeRelV>
+          </wp:anchor>
+        </w:drawing>
+      </w:r>
+      <w:r>
+        <w:t>Ilustración 2.</w:t>
+      </w:r>
+      <w:r>
+        <w:t>2</w:t>
+      </w:r>
+      <w:r>
+        <w:t xml:space="preserve">: Diagrama de </w:t>
+      </w:r>
+      <w:r>
+        <w:t>contexto del sistema</w:t>
+      </w:r>
+    </w:p>
+    <w:p>
+      <w:pPr>
+        <w:pStyle w:val="Descripcin"/>
+        <w:spacing w:line="276" w:lineRule="auto"/>
+        <w:jc w:val="center"/>
+        <w:rPr>
+          <w:rFonts w:ascii="Arial" w:hAnsi="Arial" w:cs="Arial"/>
+          <w:sz w:val="24"/>
+          <w:szCs w:val="24"/>
+        </w:rPr>
+      </w:pPr>
+      <w:r>
+        <w:t>Fuente: Los autores mediante draw.io</w:t>
+      </w:r>
+    </w:p>
+    <w:p>
+      <w:pPr>
+        <w:spacing w:line="276" w:lineRule="auto"/>
+        <w:jc w:val="both"/>
+        <w:rPr>
+          <w:rFonts w:ascii="Arial" w:hAnsi="Arial" w:cs="Arial"/>
+          <w:sz w:val="24"/>
+          <w:szCs w:val="24"/>
+          <w:lang w:val="es-MX"/>
+        </w:rPr>
+      </w:pPr>
+      <w:r>
+        <w:rPr>
+          <w:rFonts w:ascii="Arial" w:hAnsi="Arial" w:cs="Arial"/>
+          <w:sz w:val="24"/>
+          <w:szCs w:val="24"/>
+          <w:lang w:val="es-MX"/>
+        </w:rPr>
+        <w:t xml:space="preserve">A </w:t>
+      </w:r>
+      <w:proofErr w:type="gramStart"/>
+      <w:r>
+        <w:rPr>
+          <w:rFonts w:ascii="Arial" w:hAnsi="Arial" w:cs="Arial"/>
+          <w:sz w:val="24"/>
+          <w:szCs w:val="24"/>
+          <w:lang w:val="es-MX"/>
+        </w:rPr>
+        <w:t>continuación</w:t>
+      </w:r>
+      <w:proofErr w:type="gramEnd"/>
+      <w:r>
+        <w:rPr>
+          <w:rFonts w:ascii="Arial" w:hAnsi="Arial" w:cs="Arial"/>
+          <w:sz w:val="24"/>
+          <w:szCs w:val="24"/>
+          <w:lang w:val="es-MX"/>
+        </w:rPr>
+        <w:t xml:space="preserve"> se presenta la descripción de los </w:t>
+      </w:r>
+      <w:r>
+        <w:rPr>
+          <w:rFonts w:ascii="Arial" w:hAnsi="Arial" w:cs="Arial"/>
+          <w:sz w:val="24"/>
+          <w:szCs w:val="24"/>
+          <w:lang w:val="es-MX"/>
+        </w:rPr>
+        <w:t>actores externos y su interacción con el sistema:</w:t>
+      </w:r>
+    </w:p>
+    <w:p>
+      <w:pPr>
+        <w:spacing w:line="276" w:lineRule="auto"/>
+        <w:jc w:val="both"/>
+        <w:rPr>
+          <w:rFonts w:ascii="Arial" w:hAnsi="Arial" w:cs="Arial"/>
+          <w:sz w:val="24"/>
+          <w:szCs w:val="24"/>
+          <w:lang w:val="es-MX"/>
+        </w:rPr>
+      </w:pPr>
+      <w:r>
+        <w:rPr>
+          <w:rFonts w:ascii="Arial" w:hAnsi="Arial" w:cs="Arial"/>
+          <w:sz w:val="24"/>
+          <w:szCs w:val="24"/>
+          <w:lang w:val="es-MX"/>
+        </w:rPr>
+        <w:t xml:space="preserve">a. </w:t>
+      </w:r>
+      <w:r>
+        <w:rPr>
+          <w:rFonts w:ascii="Arial" w:hAnsi="Arial" w:cs="Arial"/>
+          <w:b/>
+          <w:bCs/>
+          <w:sz w:val="24"/>
+          <w:szCs w:val="24"/>
+          <w:lang w:val="es-MX"/>
+        </w:rPr>
+        <w:t>Encargado de registro del centro de salud:</w:t>
+      </w:r>
+      <w:r>
+        <w:rPr>
+          <w:rFonts w:ascii="Arial" w:hAnsi="Arial" w:cs="Arial"/>
+          <w:sz w:val="24"/>
+          <w:szCs w:val="24"/>
+          <w:lang w:val="es-MX"/>
+        </w:rPr>
+        <w:t xml:space="preserve"> personal autorizado en cada centro de salud municipal, quien podrá registrar y actualizar la información de las vacunas disponibles en su centro, así como descargar y cargar el formato estandarizado.</w:t>
+      </w:r>
+    </w:p>
+    <w:p>
+      <w:pPr>
+        <w:spacing w:line="276" w:lineRule="auto"/>
+        <w:jc w:val="both"/>
+        <w:rPr>
+          <w:rFonts w:ascii="Arial" w:hAnsi="Arial" w:cs="Arial"/>
+          <w:sz w:val="24"/>
+          <w:szCs w:val="24"/>
+          <w:lang w:val="es-MX"/>
+        </w:rPr>
+      </w:pPr>
+      <w:r>
+        <w:rPr>
+          <w:rFonts w:ascii="Arial" w:hAnsi="Arial" w:cs="Arial"/>
+          <w:sz w:val="24"/>
+          <w:szCs w:val="24"/>
+          <w:lang w:val="es-MX"/>
+        </w:rPr>
+        <w:lastRenderedPageBreak/>
+        <w:t xml:space="preserve">b. </w:t>
+      </w:r>
+      <w:r>
+        <w:rPr>
+          <w:rFonts w:ascii="Arial" w:hAnsi="Arial" w:cs="Arial"/>
+          <w:b/>
+          <w:bCs/>
+          <w:sz w:val="24"/>
+          <w:szCs w:val="24"/>
+          <w:lang w:val="es-MX"/>
+        </w:rPr>
+        <w:t>Autoridades del Centro de Salud de San Marcos:</w:t>
+      </w:r>
+      <w:r>
+        <w:rPr>
+          <w:rFonts w:ascii="Arial" w:hAnsi="Arial" w:cs="Arial"/>
+          <w:sz w:val="24"/>
+          <w:szCs w:val="24"/>
+          <w:lang w:val="es-MX"/>
+        </w:rPr>
+        <w:t xml:space="preserve"> encargadas de consultar la información consolidada de todos los municipios mediante la vista tipo tabla y el tablero de control, con el fin de apoyar la toma de decisiones y la planificación de la distribución de vacunas.</w:t>
+      </w:r>
+    </w:p>
+    <w:p>
+      <w:pPr>
+        <w:spacing w:line="276" w:lineRule="auto"/>
+        <w:jc w:val="both"/>
+        <w:rPr>
+          <w:rFonts w:ascii="Arial" w:hAnsi="Arial" w:cs="Arial"/>
+          <w:sz w:val="24"/>
+          <w:szCs w:val="24"/>
+          <w:lang w:val="es-MX"/>
+        </w:rPr>
+      </w:pPr>
+      <w:r>
+        <w:rPr>
+          <w:rFonts w:ascii="Arial" w:hAnsi="Arial" w:cs="Arial"/>
+          <w:sz w:val="24"/>
+          <w:szCs w:val="24"/>
+          <w:lang w:val="es-MX"/>
+        </w:rPr>
+        <w:t xml:space="preserve">c. </w:t>
+      </w:r>
+      <w:r>
+        <w:rPr>
+          <w:rFonts w:ascii="Arial" w:hAnsi="Arial" w:cs="Arial"/>
+          <w:b/>
+          <w:bCs/>
+          <w:sz w:val="24"/>
+          <w:szCs w:val="24"/>
+          <w:lang w:val="es-MX"/>
+        </w:rPr>
+        <w:t>Administrador del sistema:</w:t>
+      </w:r>
+      <w:r>
+        <w:rPr>
+          <w:rFonts w:ascii="Arial" w:hAnsi="Arial" w:cs="Arial"/>
+          <w:sz w:val="24"/>
+          <w:szCs w:val="24"/>
+          <w:lang w:val="es-MX"/>
+        </w:rPr>
+        <w:t xml:space="preserve"> encargado de gestionar los usuarios y las credenciales de acceso del personal autorizado de cada centro de salud.</w:t>
+      </w:r>
+    </w:p>
+    <w:p>
+      <w:pPr>
+        <w:spacing w:line="276" w:lineRule="auto"/>
+        <w:ind w:firstLine="708"/>
+        <w:jc w:val="both"/>
+        <w:rPr>
+          <w:rFonts w:ascii="Arial" w:hAnsi="Arial" w:cs="Arial"/>
+          <w:sz w:val="24"/>
+          <w:szCs w:val="24"/>
+          <w:lang w:val="es-MX"/>
+        </w:rPr>
+      </w:pPr>
+      <w:r>
+        <w:rPr>
+          <w:rFonts w:ascii="Arial" w:hAnsi="Arial" w:cs="Arial"/>
+          <w:sz w:val="24"/>
+          <w:szCs w:val="24"/>
+          <w:lang w:val="es-MX"/>
+        </w:rPr>
+        <w:t>El diagrama de flujo se utiliza para representar los pasos, secuencias y decisiones que conforman el proceso general del sistema, mostrando el orden en que se ejecutan las tareas de forma sucesiva.</w:t>
+      </w:r>
+    </w:p>
+    <w:p>
+      <w:pPr>
+        <w:spacing w:line="276" w:lineRule="auto"/>
+        <w:ind w:firstLine="708"/>
+        <w:jc w:val="center"/>
+        <w:rPr>
+          <w:rFonts w:ascii="Arial" w:hAnsi="Arial" w:cs="Arial"/>
+          <w:sz w:val="24"/>
+          <w:szCs w:val="24"/>
+          <w:lang w:val="es-MX"/>
+        </w:rPr>
+      </w:pPr>
+      <w:r>
+        <w:rPr>
+          <w:rFonts w:ascii="Arial" w:hAnsi="Arial" w:cs="Arial"/>
+          <w:b/>
+          <w:bCs/>
+          <w:sz w:val="24"/>
+          <w:szCs w:val="24"/>
+          <w:lang w:val="es-MX"/>
+        </w:rPr>
+        <w:t>Ilustración 2.3: Diagrama de flujo del sistema</w:t>
+      </w:r>
+    </w:p>
+    <w:p>
+      <w:pPr>
+        <w:spacing w:line="276" w:lineRule="auto"/>
+        <w:ind w:firstLine="708"/>
+        <w:jc w:val="both"/>
+        <w:rPr>
+          <w:rFonts w:ascii="Arial" w:hAnsi="Arial" w:cs="Arial"/>
+          <w:sz w:val="24"/>
+          <w:szCs w:val="24"/>
+          <w:lang w:val="es-MX"/>
+        </w:rPr>
+      </w:pPr>
+      <w:r>
+        <w:rPr>
+          <w:rFonts w:ascii="Arial" w:hAnsi="Arial" w:cs="Arial"/>
+          <w:b/>
+          <w:bCs/>
+          <w:sz w:val="24"/>
+          <w:szCs w:val="24"/>
+          <w:lang w:val="es-MX"/>
+        </w:rPr>
+        <w:t>[PENDIENTE — diagrama a elaborar en draw.io]</w:t>
+      </w:r>
+    </w:p>
+    <w:p>
+      <w:pPr>
+        <w:spacing w:line="276" w:lineRule="auto"/>
+        <w:ind w:firstLine="708"/>
+        <w:jc w:val="both"/>
+        <w:rPr>
+          <w:rFonts w:ascii="Arial" w:hAnsi="Arial" w:cs="Arial"/>
+          <w:sz w:val="24"/>
+          <w:szCs w:val="24"/>
+          <w:lang w:val="es-MX"/>
+        </w:rPr>
+      </w:pPr>
+      <w:r>
+        <w:rPr>
+          <w:rFonts w:ascii="Arial" w:hAnsi="Arial" w:cs="Arial"/>
+          <w:sz w:val="24"/>
+          <w:szCs w:val="24"/>
+          <w:lang w:val="es-MX"/>
+        </w:rPr>
+        <w:t>En el diagrama de flujo se muestra el proceso donde</w:t>
+      </w:r>
+      <w:r>
+        <w:rPr>
+          <w:rFonts w:ascii="Arial" w:hAnsi="Arial" w:cs="Arial"/>
+          <w:sz w:val="24"/>
+          <w:szCs w:val="24"/>
+          <w:lang w:val="es-MX"/>
+        </w:rPr>
+        <w:t xml:space="preserve"> el usuario final ingresa sus credenciales de acceso; si estas son correctas, podrá acceder a los módulos del sistema según su rol (registro y actualización de vacunas para el personal de cada centro de salud, o consulta y visualización consolidada para las autoridades del Centro de Salud de San Marcos); si las credenciales son incorrectas, el sistema deberá mostrar un mensaje de error y permitir un nuevo intento. En caso de que el personal no cuente con credenciales, el administrador del sistema deberá realizar el registro correspondiente.</w:t>
+      </w:r>
+    </w:p>
+    <w:p>
+      <w:pPr>
+        <w:spacing w:line="276" w:lineRule="auto"/>
+        <w:jc w:val="both"/>
+        <w:rPr>
+          <w:rFonts w:ascii="Arial" w:hAnsi="Arial" w:cs="Arial"/>
+          <w:b/>
+          <w:bCs/>
+          <w:sz w:val="24"/>
+          <w:szCs w:val="24"/>
+          <w:lang w:val="es-MX"/>
+        </w:rPr>
+      </w:pPr>
+      <w:r>
+        <w:rPr>
+          <w:rFonts w:ascii="Arial" w:hAnsi="Arial" w:cs="Arial"/>
+          <w:b/>
+          <w:bCs/>
+          <w:sz w:val="24"/>
+          <w:szCs w:val="24"/>
+          <w:lang w:val="es-MX"/>
+        </w:rPr>
+        <w:t>2.1.2 Descripción de módulos</w:t>
+      </w:r>
+    </w:p>
+    <w:p>
+      <w:pPr>
+        <w:spacing w:after="0" w:line="276" w:lineRule="auto"/>
+        <w:ind w:firstLine="708"/>
+        <w:jc w:val="both"/>
+        <w:rPr>
+          <w:rFonts w:ascii="Arial" w:hAnsi="Arial" w:cs="Arial"/>
+          <w:sz w:val="24"/>
+          <w:szCs w:val="24"/>
+          <w:lang w:val="es-MX"/>
+        </w:rPr>
+      </w:pPr>
+      <w:r>
+        <w:rPr>
+          <w:rFonts w:ascii="Arial" w:hAnsi="Arial" w:cs="Arial"/>
+          <w:sz w:val="24"/>
+          <w:szCs w:val="24"/>
+          <w:lang w:val="es-MX"/>
+        </w:rPr>
+        <w:t xml:space="preserve">a. </w:t>
+      </w:r>
+      <w:r>
+        <w:rPr>
+          <w:rFonts w:ascii="Arial" w:hAnsi="Arial" w:cs="Arial"/>
+          <w:b/>
+          <w:bCs/>
+          <w:sz w:val="24"/>
+          <w:szCs w:val="24"/>
+          <w:lang w:val="es-MX"/>
+        </w:rPr>
+        <w:t>Gestión de usuarios</w:t>
+      </w:r>
+    </w:p>
+    <w:p>
+      <w:pPr>
+        <w:spacing w:line="276" w:lineRule="auto"/>
+        <w:ind w:firstLine="708"/>
+        <w:jc w:val="both"/>
+        <w:rPr>
+          <w:rFonts w:ascii="Arial" w:hAnsi="Arial" w:cs="Arial"/>
+          <w:sz w:val="24"/>
+          <w:szCs w:val="24"/>
+          <w:lang w:val="es-MX"/>
+        </w:rPr>
+      </w:pPr>
+      <w:r>
+        <w:rPr>
+          <w:rFonts w:ascii="Arial" w:hAnsi="Arial" w:cs="Arial"/>
+          <w:sz w:val="24"/>
+          <w:szCs w:val="24"/>
+          <w:lang w:val="es-MX"/>
+        </w:rPr>
+        <w:t>Brinda las funcionalidades para administrar la información de los usuarios que utilizarán el sistema, así como sus credenciales de acceso y los distintos roles que existirán (personal de centro de salud y autoridades del Centro de Salud de San Marcos). Su objetivo es garantizar la seguridad y el control de quién puede ingresar al sistema y qué acciones puede realizar. Las funcionalidades de este módulo son:</w:t>
+      </w:r>
+    </w:p>
+    <w:p>
+      <w:pPr>
+        <w:numPr>
+          <w:ilvl w:val="0"/>
+          <w:numId w:val="45"/>
+        </w:numPr>
+        <w:spacing w:line="276" w:lineRule="auto"/>
+        <w:jc w:val="both"/>
+        <w:rPr>
+          <w:rFonts w:ascii="Arial" w:hAnsi="Arial" w:cs="Arial"/>
+          <w:sz w:val="24"/>
+          <w:szCs w:val="24"/>
+          <w:lang w:val="es-MX"/>
+        </w:rPr>
+      </w:pPr>
+      <w:r>
+        <w:rPr>
+          <w:rFonts w:ascii="Arial" w:hAnsi="Arial" w:cs="Arial"/>
+          <w:b/>
+          <w:bCs/>
+          <w:sz w:val="24"/>
+          <w:szCs w:val="24"/>
+          <w:lang w:val="es-MX"/>
+        </w:rPr>
+        <w:t>Creación de usuario:</w:t>
+      </w:r>
+      <w:r>
+        <w:rPr>
+          <w:rFonts w:ascii="Arial" w:hAnsi="Arial" w:cs="Arial"/>
+          <w:sz w:val="24"/>
+          <w:szCs w:val="24"/>
+          <w:lang w:val="es-MX"/>
+        </w:rPr>
+        <w:t xml:space="preserve"> se registra la información de un nuevo usuario, asignándole un rol definido para limitar su acceso al sistema.</w:t>
+      </w:r>
+    </w:p>
+    <w:p>
+      <w:pPr>
+        <w:numPr>
+          <w:ilvl w:val="0"/>
+          <w:numId w:val="45"/>
+        </w:numPr>
+        <w:spacing w:line="276" w:lineRule="auto"/>
+        <w:jc w:val="both"/>
+        <w:rPr>
+          <w:rFonts w:ascii="Arial" w:hAnsi="Arial" w:cs="Arial"/>
+          <w:sz w:val="24"/>
+          <w:szCs w:val="24"/>
+          <w:lang w:val="es-MX"/>
+        </w:rPr>
+      </w:pPr>
+      <w:r>
+        <w:rPr>
+          <w:rFonts w:ascii="Arial" w:hAnsi="Arial" w:cs="Arial"/>
+          <w:b/>
+          <w:bCs/>
+          <w:sz w:val="24"/>
+          <w:szCs w:val="24"/>
+          <w:lang w:val="es-MX"/>
+        </w:rPr>
+        <w:t>Actualización de usuario:</w:t>
+      </w:r>
+      <w:r>
+        <w:rPr>
+          <w:rFonts w:ascii="Arial" w:hAnsi="Arial" w:cs="Arial"/>
+          <w:sz w:val="24"/>
+          <w:szCs w:val="24"/>
+          <w:lang w:val="es-MX"/>
+        </w:rPr>
+        <w:t xml:space="preserve"> permite modificar la información del usuario registrado.</w:t>
+      </w:r>
+    </w:p>
+    <w:p>
+      <w:pPr>
+        <w:numPr>
+          <w:ilvl w:val="0"/>
+          <w:numId w:val="45"/>
+        </w:numPr>
+        <w:spacing w:line="276" w:lineRule="auto"/>
+        <w:jc w:val="both"/>
+        <w:rPr>
+          <w:rFonts w:ascii="Arial" w:hAnsi="Arial" w:cs="Arial"/>
+          <w:sz w:val="24"/>
+          <w:szCs w:val="24"/>
+          <w:lang w:val="es-MX"/>
+        </w:rPr>
+      </w:pPr>
+      <w:r>
+        <w:rPr>
+          <w:rFonts w:ascii="Arial" w:hAnsi="Arial" w:cs="Arial"/>
+          <w:b/>
+          <w:bCs/>
+          <w:sz w:val="24"/>
+          <w:szCs w:val="24"/>
+          <w:lang w:val="es-MX"/>
+        </w:rPr>
+        <w:t>Desactivación de usuario:</w:t>
+      </w:r>
+      <w:r>
+        <w:rPr>
+          <w:rFonts w:ascii="Arial" w:hAnsi="Arial" w:cs="Arial"/>
+          <w:sz w:val="24"/>
+          <w:szCs w:val="24"/>
+          <w:lang w:val="es-MX"/>
+        </w:rPr>
+        <w:t xml:space="preserve"> inhabilita al usuario de manera lógica, sin eliminar su información, de modo que ya no tenga acceso al sistema. Ninguna eliminación de usuarios será física, únicamente lógica.</w:t>
+      </w:r>
+    </w:p>
+    <w:p>
+      <w:pPr>
+        <w:numPr>
+          <w:ilvl w:val="0"/>
+          <w:numId w:val="45"/>
+        </w:numPr>
+        <w:spacing w:line="276" w:lineRule="auto"/>
+        <w:jc w:val="both"/>
+        <w:rPr>
+          <w:rFonts w:ascii="Arial" w:hAnsi="Arial" w:cs="Arial"/>
+          <w:sz w:val="24"/>
+          <w:szCs w:val="24"/>
+          <w:lang w:val="es-MX"/>
+        </w:rPr>
+      </w:pPr>
+      <w:r>
+        <w:rPr>
+          <w:rFonts w:ascii="Arial" w:hAnsi="Arial" w:cs="Arial"/>
+          <w:b/>
+          <w:bCs/>
+          <w:sz w:val="24"/>
+          <w:szCs w:val="24"/>
+          <w:lang w:val="es-MX"/>
+        </w:rPr>
+        <w:t>Restauración de usuario:</w:t>
+      </w:r>
+      <w:r>
+        <w:rPr>
+          <w:rFonts w:ascii="Arial" w:hAnsi="Arial" w:cs="Arial"/>
+          <w:sz w:val="24"/>
+          <w:szCs w:val="24"/>
+          <w:lang w:val="es-MX"/>
+        </w:rPr>
+        <w:t xml:space="preserve"> permite reactivar a un usuario previamente desactivado, habilitando nuevamente su acceso al sistema.</w:t>
+      </w:r>
+    </w:p>
+    <w:p>
+      <w:pPr>
+        <w:numPr>
+          <w:ilvl w:val="0"/>
+          <w:numId w:val="45"/>
+        </w:numPr>
+        <w:spacing w:line="276" w:lineRule="auto"/>
+        <w:jc w:val="both"/>
+        <w:rPr>
+          <w:rFonts w:ascii="Arial" w:hAnsi="Arial" w:cs="Arial"/>
+          <w:sz w:val="24"/>
+          <w:szCs w:val="24"/>
+          <w:lang w:val="es-MX"/>
+        </w:rPr>
+      </w:pPr>
+      <w:r>
+        <w:rPr>
+          <w:rFonts w:ascii="Arial" w:hAnsi="Arial" w:cs="Arial"/>
+          <w:b/>
+          <w:bCs/>
+          <w:sz w:val="24"/>
+          <w:szCs w:val="24"/>
+          <w:lang w:val="es-MX"/>
+        </w:rPr>
+        <w:lastRenderedPageBreak/>
+        <w:t>Inicio de sesión:</w:t>
+      </w:r>
+      <w:r>
+        <w:rPr>
+          <w:rFonts w:ascii="Arial" w:hAnsi="Arial" w:cs="Arial"/>
+          <w:sz w:val="24"/>
+          <w:szCs w:val="24"/>
+          <w:lang w:val="es-MX"/>
+        </w:rPr>
+        <w:t xml:space="preserve"> habilita el acceso al sistema mediante la validación de las credenciales del usuario.</w:t>
+      </w:r>
+    </w:p>
+    <w:p>
+      <w:pPr>
+        <w:spacing w:after="0" w:line="276" w:lineRule="auto"/>
+        <w:ind w:firstLine="708"/>
+        <w:jc w:val="both"/>
+        <w:rPr>
+          <w:rFonts w:ascii="Arial" w:hAnsi="Arial" w:cs="Arial"/>
+          <w:sz w:val="24"/>
+          <w:szCs w:val="24"/>
+          <w:lang w:val="es-MX"/>
+        </w:rPr>
+      </w:pPr>
+      <w:r>
+        <w:rPr>
+          <w:rFonts w:ascii="Arial" w:hAnsi="Arial" w:cs="Arial"/>
+          <w:sz w:val="24"/>
+          <w:szCs w:val="24"/>
+          <w:lang w:val="es-MX"/>
+        </w:rPr>
+        <w:t xml:space="preserve">b. </w:t>
+      </w:r>
+      <w:r>
+        <w:rPr>
+          <w:rFonts w:ascii="Arial" w:hAnsi="Arial" w:cs="Arial"/>
+          <w:b/>
+          <w:bCs/>
+          <w:sz w:val="24"/>
+          <w:szCs w:val="24"/>
+          <w:lang w:val="es-MX"/>
+        </w:rPr>
+        <w:t>Gestión de inventario</w:t>
+      </w:r>
+    </w:p>
+    <w:p>
+      <w:pPr>
+        <w:spacing w:line="276" w:lineRule="auto"/>
+        <w:ind w:firstLine="708"/>
+        <w:jc w:val="both"/>
+        <w:rPr>
+          <w:rFonts w:ascii="Arial" w:hAnsi="Arial" w:cs="Arial"/>
+          <w:sz w:val="24"/>
+          <w:szCs w:val="24"/>
+          <w:lang w:val="es-MX"/>
+        </w:rPr>
+      </w:pPr>
+      <w:r>
+        <w:rPr>
+          <w:rFonts w:ascii="Arial" w:hAnsi="Arial" w:cs="Arial"/>
+          <w:sz w:val="24"/>
+          <w:szCs w:val="24"/>
+          <w:lang w:val="es-MX"/>
+        </w:rPr>
+        <w:t>Controla las existencias de vacunas de cada centro de salud, llevando un registro preciso y actualizado mediante el manejo de los movimientos de entrada y salida. A diferencia de un esquema de carga y descarga de archivos, en este módulo el personal autorizado registra directamente cada movimiento en el sistema, manteniendo el inventario actualizado en tiempo real. Sus funcionalidades son:</w:t>
+      </w:r>
+    </w:p>
+    <w:p>
+      <w:pPr>
+        <w:numPr>
+          <w:ilvl w:val="0"/>
+          <w:numId w:val="46"/>
+        </w:numPr>
+        <w:spacing w:line="276" w:lineRule="auto"/>
+        <w:jc w:val="both"/>
+        <w:rPr>
+          <w:rFonts w:ascii="Arial" w:hAnsi="Arial" w:cs="Arial"/>
+          <w:sz w:val="24"/>
+          <w:szCs w:val="24"/>
+          <w:lang w:val="es-MX"/>
+        </w:rPr>
+      </w:pPr>
+      <w:r>
+        <w:rPr>
+          <w:rFonts w:ascii="Arial" w:hAnsi="Arial" w:cs="Arial"/>
+          <w:b/>
+          <w:bCs/>
+          <w:sz w:val="24"/>
+          <w:szCs w:val="24"/>
+          <w:lang w:val="es-MX"/>
+        </w:rPr>
+        <w:t>Registro de entradas:</w:t>
+      </w:r>
+      <w:r>
+        <w:rPr>
+          <w:rFonts w:ascii="Arial" w:hAnsi="Arial" w:cs="Arial"/>
+          <w:sz w:val="24"/>
+          <w:szCs w:val="24"/>
+          <w:lang w:val="es-MX"/>
+        </w:rPr>
+        <w:t xml:space="preserve"> se registra el ingreso de vacunas al centro de salud, indicando tipo de vacuna, cantidad, lote y fecha de vencimiento.</w:t>
+      </w:r>
+    </w:p>
+    <w:p>
+      <w:pPr>
+        <w:numPr>
+          <w:ilvl w:val="0"/>
+          <w:numId w:val="46"/>
+        </w:numPr>
+        <w:spacing w:line="276" w:lineRule="auto"/>
+        <w:jc w:val="both"/>
+        <w:rPr>
+          <w:rFonts w:ascii="Arial" w:hAnsi="Arial" w:cs="Arial"/>
+          <w:sz w:val="24"/>
+          <w:szCs w:val="24"/>
+          <w:lang w:val="es-MX"/>
+        </w:rPr>
+      </w:pPr>
+      <w:r>
+        <w:rPr>
+          <w:rFonts w:ascii="Arial" w:hAnsi="Arial" w:cs="Arial"/>
+          <w:b/>
+          <w:bCs/>
+          <w:sz w:val="24"/>
+          <w:szCs w:val="24"/>
+          <w:lang w:val="es-MX"/>
+        </w:rPr>
+        <w:t>Registro de salidas:</w:t>
+      </w:r>
+      <w:r>
+        <w:rPr>
+          <w:rFonts w:ascii="Arial" w:hAnsi="Arial" w:cs="Arial"/>
+          <w:sz w:val="24"/>
+          <w:szCs w:val="24"/>
+          <w:lang w:val="es-MX"/>
+        </w:rPr>
+        <w:t xml:space="preserve"> se registra la salida o aplicación de vacunas del inventario, actualizando automáticamente las existencias disponibles.</w:t>
+      </w:r>
+    </w:p>
+    <w:p>
+      <w:pPr>
+        <w:numPr>
+          <w:ilvl w:val="0"/>
+          <w:numId w:val="46"/>
+        </w:numPr>
+        <w:spacing w:line="276" w:lineRule="auto"/>
+        <w:jc w:val="both"/>
+        <w:rPr>
+          <w:rFonts w:ascii="Arial" w:hAnsi="Arial" w:cs="Arial"/>
+          <w:sz w:val="24"/>
+          <w:szCs w:val="24"/>
+          <w:lang w:val="es-MX"/>
+        </w:rPr>
+      </w:pPr>
+      <w:r>
+        <w:rPr>
+          <w:rFonts w:ascii="Arial" w:hAnsi="Arial" w:cs="Arial"/>
+          <w:b/>
+          <w:bCs/>
+          <w:sz w:val="24"/>
+          <w:szCs w:val="24"/>
+          <w:lang w:val="es-MX"/>
+        </w:rPr>
+        <w:t>Actualización de existencias:</w:t>
+      </w:r>
+      <w:r>
+        <w:rPr>
+          <w:rFonts w:ascii="Arial" w:hAnsi="Arial" w:cs="Arial"/>
+          <w:sz w:val="24"/>
+          <w:szCs w:val="24"/>
+          <w:lang w:val="es-MX"/>
+        </w:rPr>
+        <w:t xml:space="preserve"> el sistema recalcula en tiempo real la cantidad disponible de cada vacuna a partir de los movimientos registrados.</w:t>
+      </w:r>
+    </w:p>
+    <w:p>
+      <w:pPr>
+        <w:spacing w:after="0" w:line="276" w:lineRule="auto"/>
+        <w:ind w:firstLine="708"/>
+        <w:jc w:val="both"/>
+        <w:rPr>
+          <w:rFonts w:ascii="Arial" w:hAnsi="Arial" w:cs="Arial"/>
+          <w:sz w:val="24"/>
+          <w:szCs w:val="24"/>
+          <w:lang w:val="es-MX"/>
+        </w:rPr>
+      </w:pPr>
+      <w:r>
+        <w:rPr>
+          <w:rFonts w:ascii="Arial" w:hAnsi="Arial" w:cs="Arial"/>
+          <w:sz w:val="24"/>
+          <w:szCs w:val="24"/>
+          <w:lang w:val="es-MX"/>
+        </w:rPr>
+        <w:t xml:space="preserve">c. </w:t>
+      </w:r>
+      <w:r>
+        <w:rPr>
+          <w:rFonts w:ascii="Arial" w:hAnsi="Arial" w:cs="Arial"/>
+          <w:b/>
+          <w:bCs/>
+          <w:sz w:val="24"/>
+          <w:szCs w:val="24"/>
+          <w:lang w:val="es-MX"/>
+        </w:rPr>
+        <w:t>Módulo de registro</w:t>
+      </w:r>
+    </w:p>
+    <w:p>
+      <w:pPr>
+        <w:spacing w:line="276" w:lineRule="auto"/>
+        <w:ind w:firstLine="708"/>
+        <w:jc w:val="both"/>
+        <w:rPr>
+          <w:rFonts w:ascii="Arial" w:hAnsi="Arial" w:cs="Arial"/>
+          <w:sz w:val="24"/>
+          <w:szCs w:val="24"/>
+          <w:lang w:val="es-MX"/>
+        </w:rPr>
+      </w:pPr>
+      <w:r>
+        <w:rPr>
+          <w:rFonts w:ascii="Arial" w:hAnsi="Arial" w:cs="Arial"/>
+          <w:sz w:val="24"/>
+          <w:szCs w:val="24"/>
+          <w:lang w:val="es-MX"/>
+        </w:rPr>
+        <w:t>Lleva la bitácora de las acciones realizadas dentro del sistema, separada en dos registros según su naturaleza:</w:t>
+      </w:r>
+    </w:p>
+    <w:p>
+      <w:pPr>
+        <w:numPr>
+          <w:ilvl w:val="0"/>
+          <w:numId w:val="47"/>
+        </w:numPr>
+        <w:spacing w:line="276" w:lineRule="auto"/>
+        <w:jc w:val="both"/>
+        <w:rPr>
+          <w:rFonts w:ascii="Arial" w:hAnsi="Arial" w:cs="Arial"/>
+          <w:sz w:val="24"/>
+          <w:szCs w:val="24"/>
+          <w:lang w:val="es-MX"/>
+        </w:rPr>
+      </w:pPr>
+      <w:r>
+        <w:rPr>
+          <w:rFonts w:ascii="Arial" w:hAnsi="Arial" w:cs="Arial"/>
+          <w:b/>
+          <w:bCs/>
+          <w:sz w:val="24"/>
+          <w:szCs w:val="24"/>
+          <w:lang w:val="es-MX"/>
+        </w:rPr>
+        <w:t>Bitácora de usuarios:</w:t>
+      </w:r>
+      <w:r>
+        <w:rPr>
+          <w:rFonts w:ascii="Arial" w:hAnsi="Arial" w:cs="Arial"/>
+          <w:sz w:val="24"/>
+          <w:szCs w:val="24"/>
+          <w:lang w:val="es-MX"/>
+        </w:rPr>
+        <w:t xml:space="preserve"> registra las acciones relacionadas con la gestión de usuarios (creación, actualización, desactivación, restauración e inicio de sesión), incluyendo usuario, fecha, hora y acción realizada.</w:t>
+      </w:r>
+    </w:p>
+    <w:p>
+      <w:pPr>
+        <w:numPr>
+          <w:ilvl w:val="0"/>
+          <w:numId w:val="47"/>
+        </w:numPr>
+        <w:spacing w:line="276" w:lineRule="auto"/>
+        <w:jc w:val="both"/>
+        <w:rPr>
+          <w:rFonts w:ascii="Arial" w:hAnsi="Arial" w:cs="Arial"/>
+          <w:sz w:val="24"/>
+          <w:szCs w:val="24"/>
+          <w:lang w:val="es-MX"/>
+        </w:rPr>
+      </w:pPr>
+      <w:r>
+        <w:rPr>
+          <w:rFonts w:ascii="Arial" w:hAnsi="Arial" w:cs="Arial"/>
+          <w:b/>
+          <w:bCs/>
+          <w:sz w:val="24"/>
+          <w:szCs w:val="24"/>
+          <w:lang w:val="es-MX"/>
+        </w:rPr>
+        <w:t>Bitácora de movimientos de vacunas:</w:t>
+      </w:r>
+      <w:r>
+        <w:rPr>
+          <w:rFonts w:ascii="Arial" w:hAnsi="Arial" w:cs="Arial"/>
+          <w:sz w:val="24"/>
+          <w:szCs w:val="24"/>
+          <w:lang w:val="es-MX"/>
+        </w:rPr>
+        <w:t xml:space="preserve"> registra los movimientos de entrada y salida del inventario, incluyendo usuario, fecha, hora, tipo de movimiento y vacuna afectada.</w:t>
+      </w:r>
+    </w:p>
+    <w:p>
+      <w:pPr>
+        <w:numPr>
+          <w:ilvl w:val="0"/>
+          <w:numId w:val="47"/>
+        </w:numPr>
+        <w:spacing w:line="276" w:lineRule="auto"/>
+        <w:jc w:val="both"/>
+        <w:rPr>
+          <w:rFonts w:ascii="Arial" w:hAnsi="Arial" w:cs="Arial"/>
+          <w:sz w:val="24"/>
+          <w:szCs w:val="24"/>
+          <w:lang w:val="es-MX"/>
+        </w:rPr>
+      </w:pPr>
+      <w:r>
+        <w:rPr>
+          <w:rFonts w:ascii="Arial" w:hAnsi="Arial" w:cs="Arial"/>
+          <w:b/>
+          <w:bCs/>
+          <w:sz w:val="24"/>
+          <w:szCs w:val="24"/>
+          <w:lang w:val="es-MX"/>
+        </w:rPr>
+        <w:t>Consulta:</w:t>
+      </w:r>
+      <w:r>
+        <w:rPr>
+          <w:rFonts w:ascii="Arial" w:hAnsi="Arial" w:cs="Arial"/>
+          <w:sz w:val="24"/>
+          <w:szCs w:val="24"/>
+          <w:lang w:val="es-MX"/>
+        </w:rPr>
+        <w:t xml:space="preserve"> el personal autorizado podrá visualizar el detalle de ambas bitácoras, con filtros por usuario, fecha y tipo de acción o movimiento.</w:t>
+      </w:r>
+    </w:p>
+    <w:p>
+      <w:pPr>
+        <w:spacing w:after="0" w:line="276" w:lineRule="auto"/>
+        <w:ind w:firstLine="708"/>
+        <w:jc w:val="both"/>
+        <w:rPr>
+          <w:rFonts w:ascii="Arial" w:hAnsi="Arial" w:cs="Arial"/>
+          <w:sz w:val="24"/>
+          <w:szCs w:val="24"/>
+          <w:lang w:val="es-MX"/>
+        </w:rPr>
+      </w:pPr>
+      <w:r>
+        <w:rPr>
+          <w:rFonts w:ascii="Arial" w:hAnsi="Arial" w:cs="Arial"/>
+          <w:sz w:val="24"/>
+          <w:szCs w:val="24"/>
+          <w:lang w:val="es-MX"/>
+        </w:rPr>
+        <w:t xml:space="preserve">d. </w:t>
+      </w:r>
+      <w:r>
+        <w:rPr>
+          <w:rFonts w:ascii="Arial" w:hAnsi="Arial" w:cs="Arial"/>
+          <w:b/>
+          <w:bCs/>
+          <w:sz w:val="24"/>
+          <w:szCs w:val="24"/>
+          <w:lang w:val="es-MX"/>
+        </w:rPr>
+        <w:t>Módulo de consultas</w:t>
+      </w:r>
+    </w:p>
+    <w:p>
+      <w:pPr>
+        <w:spacing w:line="276" w:lineRule="auto"/>
+        <w:ind w:firstLine="708"/>
+        <w:jc w:val="both"/>
+        <w:rPr>
+          <w:rFonts w:ascii="Arial" w:hAnsi="Arial" w:cs="Arial"/>
+          <w:sz w:val="24"/>
+          <w:szCs w:val="24"/>
+          <w:lang w:val="es-MX"/>
+        </w:rPr>
+      </w:pPr>
+      <w:r>
+        <w:rPr>
+          <w:rFonts w:ascii="Arial" w:hAnsi="Arial" w:cs="Arial"/>
+          <w:sz w:val="24"/>
+          <w:szCs w:val="24"/>
+          <w:lang w:val="es-MX"/>
+        </w:rPr>
+        <w:t>Permite consultar la información del inventario de vacunas mediante una vista tipo tabla y un tablero de control con gráficos e indicadores. La información visualizada dependerá del rol del usuario que realice la consulta. Sus funcionalidades son:</w:t>
+      </w:r>
+    </w:p>
+    <w:p>
+      <w:pPr>
+        <w:numPr>
+          <w:ilvl w:val="0"/>
+          <w:numId w:val="48"/>
+        </w:numPr>
+        <w:spacing w:line="276" w:lineRule="auto"/>
+        <w:jc w:val="both"/>
+        <w:rPr>
+          <w:rFonts w:ascii="Arial" w:hAnsi="Arial" w:cs="Arial"/>
+          <w:sz w:val="24"/>
+          <w:szCs w:val="24"/>
+          <w:lang w:val="es-MX"/>
+        </w:rPr>
+      </w:pPr>
+      <w:r>
+        <w:rPr>
+          <w:rFonts w:ascii="Arial" w:hAnsi="Arial" w:cs="Arial"/>
+          <w:b/>
+          <w:bCs/>
+          <w:sz w:val="24"/>
+          <w:szCs w:val="24"/>
+          <w:lang w:val="es-MX"/>
+        </w:rPr>
+        <w:t>Consulta por centro de salud:</w:t>
+      </w:r>
+      <w:r>
+        <w:rPr>
+          <w:rFonts w:ascii="Arial" w:hAnsi="Arial" w:cs="Arial"/>
+          <w:sz w:val="24"/>
+          <w:szCs w:val="24"/>
+          <w:lang w:val="es-MX"/>
+        </w:rPr>
+        <w:t xml:space="preserve"> el personal de cada centro de salud podrá consultar únicamente la información correspondiente a su propio centro.</w:t>
+      </w:r>
+    </w:p>
+    <w:p>
+      <w:pPr>
+        <w:numPr>
+          <w:ilvl w:val="0"/>
+          <w:numId w:val="48"/>
+        </w:numPr>
+        <w:spacing w:line="276" w:lineRule="auto"/>
+        <w:jc w:val="both"/>
+        <w:rPr>
+          <w:rFonts w:ascii="Arial" w:hAnsi="Arial" w:cs="Arial"/>
+          <w:sz w:val="24"/>
+          <w:szCs w:val="24"/>
+          <w:lang w:val="es-MX"/>
+        </w:rPr>
+      </w:pPr>
+      <w:r>
+        <w:rPr>
+          <w:rFonts w:ascii="Arial" w:hAnsi="Arial" w:cs="Arial"/>
+          <w:b/>
+          <w:bCs/>
+          <w:sz w:val="24"/>
+          <w:szCs w:val="24"/>
+          <w:lang w:val="es-MX"/>
+        </w:rPr>
+        <w:t>Consulta consolidada:</w:t>
+      </w:r>
+      <w:r>
+        <w:rPr>
+          <w:rFonts w:ascii="Arial" w:hAnsi="Arial" w:cs="Arial"/>
+          <w:sz w:val="24"/>
+          <w:szCs w:val="24"/>
+          <w:lang w:val="es-MX"/>
+        </w:rPr>
+        <w:t xml:space="preserve"> las autoridades del Centro de Salud de San Marcos podrán consultar la información de todos los municipios del departamento de forma consolidada.</w:t>
+      </w:r>
+    </w:p>
+    <w:p>
+      <w:pPr>
+        <w:numPr>
+          <w:ilvl w:val="0"/>
+          <w:numId w:val="48"/>
+        </w:numPr>
+        <w:spacing w:line="276" w:lineRule="auto"/>
+        <w:jc w:val="both"/>
+        <w:rPr>
+          <w:rFonts w:ascii="Arial" w:hAnsi="Arial" w:cs="Arial"/>
+          <w:sz w:val="24"/>
+          <w:szCs w:val="24"/>
+          <w:lang w:val="es-MX"/>
+        </w:rPr>
+      </w:pPr>
+      <w:r>
+        <w:rPr>
+          <w:rFonts w:ascii="Arial" w:hAnsi="Arial" w:cs="Arial"/>
+          <w:b/>
+          <w:bCs/>
+          <w:sz w:val="24"/>
+          <w:szCs w:val="24"/>
+          <w:lang w:val="es-MX"/>
+        </w:rPr>
+        <w:lastRenderedPageBreak/>
+        <w:t>Filtros de búsqueda:</w:t>
+      </w:r>
+      <w:r>
+        <w:rPr>
+          <w:rFonts w:ascii="Arial" w:hAnsi="Arial" w:cs="Arial"/>
+          <w:sz w:val="24"/>
+          <w:szCs w:val="24"/>
+          <w:lang w:val="es-MX"/>
+        </w:rPr>
+        <w:t xml:space="preserve"> por municipio, centro de salud, tipo de vacuna y fecha de vencimiento, para facilitar el análisis de la información.</w:t>
+      </w:r>
+    </w:p>
+    <w:p>
+      <w:pPr>
+        <w:spacing w:after="0" w:line="276" w:lineRule="auto"/>
+        <w:ind w:firstLine="708"/>
+        <w:jc w:val="both"/>
+        <w:rPr>
+          <w:rFonts w:ascii="Arial" w:hAnsi="Arial" w:cs="Arial"/>
+          <w:sz w:val="24"/>
+          <w:szCs w:val="24"/>
+          <w:lang w:val="es-MX"/>
+        </w:rPr>
+      </w:pPr>
+      <w:r>
+        <w:rPr>
+          <w:rFonts w:ascii="Arial" w:hAnsi="Arial" w:cs="Arial"/>
+          <w:sz w:val="24"/>
+          <w:szCs w:val="24"/>
+          <w:lang w:val="es-MX"/>
+        </w:rPr>
+        <w:t xml:space="preserve">e. </w:t>
+      </w:r>
+      <w:r>
+        <w:rPr>
+          <w:rFonts w:ascii="Arial" w:hAnsi="Arial" w:cs="Arial"/>
+          <w:b/>
+          <w:bCs/>
+          <w:sz w:val="24"/>
+          <w:szCs w:val="24"/>
+          <w:lang w:val="es-MX"/>
+        </w:rPr>
+        <w:t>Alertas del sistema</w:t>
+      </w:r>
+    </w:p>
+    <w:p>
+      <w:pPr>
+        <w:numPr>
+          <w:ilvl w:val="0"/>
+          <w:numId w:val="49"/>
+        </w:numPr>
+        <w:spacing w:line="276" w:lineRule="auto"/>
+        <w:jc w:val="both"/>
+        <w:rPr>
+          <w:rFonts w:ascii="Arial" w:hAnsi="Arial" w:cs="Arial"/>
+          <w:sz w:val="24"/>
+          <w:szCs w:val="24"/>
+          <w:lang w:val="es-MX"/>
+        </w:rPr>
+      </w:pPr>
+      <w:r>
+        <w:rPr>
+          <w:rFonts w:ascii="Arial" w:hAnsi="Arial" w:cs="Arial"/>
+          <w:sz w:val="24"/>
+          <w:szCs w:val="24"/>
+          <w:lang w:val="es-MX"/>
+        </w:rPr>
+        <w:t>Alerta automática cuando una vacuna registre un nivel de stock bajo.</w:t>
+      </w:r>
+    </w:p>
+    <w:p>
+      <w:pPr>
+        <w:numPr>
+          <w:ilvl w:val="0"/>
+          <w:numId w:val="49"/>
+        </w:numPr>
+        <w:spacing w:line="276" w:lineRule="auto"/>
+        <w:jc w:val="both"/>
+        <w:rPr>
+          <w:rFonts w:ascii="Arial" w:hAnsi="Arial" w:cs="Arial"/>
+          <w:sz w:val="24"/>
+          <w:szCs w:val="24"/>
+          <w:lang w:val="es-MX"/>
+        </w:rPr>
+      </w:pPr>
+      <w:r>
+        <w:rPr>
+          <w:rFonts w:ascii="Arial" w:hAnsi="Arial" w:cs="Arial"/>
+          <w:sz w:val="24"/>
+          <w:szCs w:val="24"/>
+          <w:lang w:val="es-MX"/>
+        </w:rPr>
+        <w:t>Alerta automática cuando una vacuna se encuentre próxima a su fecha de vencimiento.</w:t>
+      </w:r>
+    </w:p>
+    <w:p>
+      <w:pPr>
+        <w:spacing w:line="276" w:lineRule="auto"/>
+        <w:ind w:left="720"/>
+        <w:jc w:val="both"/>
+        <w:rPr>
+          <w:rFonts w:ascii="Arial" w:hAnsi="Arial" w:cs="Arial"/>
+          <w:sz w:val="24"/>
+          <w:szCs w:val="24"/>
+          <w:lang w:val="es-MX"/>
+        </w:rPr>
+      </w:pPr>
+    </w:p>
+    <w:p>
+      <w:pPr>
+        <w:spacing w:after="0" w:line="276" w:lineRule="auto"/>
+        <w:ind w:firstLine="708"/>
+        <w:jc w:val="both"/>
+        <w:rPr>
+          <w:rFonts w:ascii="Arial" w:hAnsi="Arial" w:cs="Arial"/>
+          <w:sz w:val="24"/>
+          <w:szCs w:val="24"/>
+          <w:lang w:val="es-MX"/>
+        </w:rPr>
+      </w:pPr>
+      <w:r>
+        <w:rPr>
+          <w:rFonts w:ascii="Arial" w:hAnsi="Arial" w:cs="Arial"/>
+          <w:sz w:val="24"/>
+          <w:szCs w:val="24"/>
+          <w:lang w:val="es-MX"/>
+        </w:rPr>
+        <w:t xml:space="preserve">f. </w:t>
+      </w:r>
+      <w:r>
+        <w:rPr>
+          <w:rFonts w:ascii="Arial" w:hAnsi="Arial" w:cs="Arial"/>
+          <w:b/>
+          <w:bCs/>
+          <w:sz w:val="24"/>
+          <w:szCs w:val="24"/>
+          <w:lang w:val="es-MX"/>
+        </w:rPr>
+        <w:t>Módulo de reportes</w:t>
+      </w:r>
+    </w:p>
+    <w:p>
+      <w:pPr>
+        <w:spacing w:line="276" w:lineRule="auto"/>
+        <w:ind w:firstLine="708"/>
+        <w:jc w:val="both"/>
+        <w:rPr>
+          <w:rFonts w:ascii="Arial" w:hAnsi="Arial" w:cs="Arial"/>
+          <w:sz w:val="24"/>
+          <w:szCs w:val="24"/>
+          <w:lang w:val="es-MX"/>
+        </w:rPr>
+      </w:pPr>
+      <w:r>
+        <w:rPr>
+          <w:rFonts w:ascii="Arial" w:hAnsi="Arial" w:cs="Arial"/>
+          <w:sz w:val="24"/>
+          <w:szCs w:val="24"/>
+          <w:lang w:val="es-MX"/>
+        </w:rPr>
+        <w:t>Genera reportes descargables o para impresión con información del inventario de vacunas, útiles para consulta física por parte del personal de salud. Al igual que en el módulo de consultas, la información disponible en los reportes dependerá del rol del usuario que los genere. Sus funcionalidades son:</w:t>
+      </w:r>
+    </w:p>
+    <w:p>
+      <w:pPr>
+        <w:numPr>
+          <w:ilvl w:val="0"/>
+          <w:numId w:val="50"/>
+        </w:numPr>
+        <w:spacing w:line="276" w:lineRule="auto"/>
+        <w:jc w:val="both"/>
+        <w:rPr>
+          <w:rFonts w:ascii="Arial" w:hAnsi="Arial" w:cs="Arial"/>
+          <w:sz w:val="24"/>
+          <w:szCs w:val="24"/>
+          <w:lang w:val="es-MX"/>
+        </w:rPr>
+      </w:pPr>
+      <w:r>
+        <w:rPr>
+          <w:rFonts w:ascii="Arial" w:hAnsi="Arial" w:cs="Arial"/>
+          <w:b/>
+          <w:bCs/>
+          <w:sz w:val="24"/>
+          <w:szCs w:val="24"/>
+          <w:lang w:val="es-MX"/>
+        </w:rPr>
+        <w:t>Reporte de una vacuna específica:</w:t>
+      </w:r>
+      <w:r>
+        <w:rPr>
+          <w:rFonts w:ascii="Arial" w:hAnsi="Arial" w:cs="Arial"/>
+          <w:sz w:val="24"/>
+          <w:szCs w:val="24"/>
+          <w:lang w:val="es-MX"/>
+        </w:rPr>
+        <w:t xml:space="preserve"> detalle de existencias, movimientos y fecha de vencimiento de un tipo de vacuna en particular.</w:t>
+      </w:r>
+    </w:p>
+    <w:p>
+      <w:pPr>
+        <w:numPr>
+          <w:ilvl w:val="0"/>
+          <w:numId w:val="50"/>
+        </w:numPr>
+        <w:spacing w:line="276" w:lineRule="auto"/>
+        <w:jc w:val="both"/>
+        <w:rPr>
+          <w:rFonts w:ascii="Arial" w:hAnsi="Arial" w:cs="Arial"/>
+          <w:sz w:val="24"/>
+          <w:szCs w:val="24"/>
+          <w:lang w:val="es-MX"/>
+        </w:rPr>
+      </w:pPr>
+      <w:r>
+        <w:rPr>
+          <w:rFonts w:ascii="Arial" w:hAnsi="Arial" w:cs="Arial"/>
+          <w:b/>
+          <w:bCs/>
+          <w:sz w:val="24"/>
+          <w:szCs w:val="24"/>
+          <w:lang w:val="es-MX"/>
+        </w:rPr>
+        <w:t>Reporte por centro de salud:</w:t>
+      </w:r>
+      <w:r>
+        <w:rPr>
+          <w:rFonts w:ascii="Arial" w:hAnsi="Arial" w:cs="Arial"/>
+          <w:sz w:val="24"/>
+          <w:szCs w:val="24"/>
+          <w:lang w:val="es-MX"/>
+        </w:rPr>
+        <w:t xml:space="preserve"> disponible para el personal de cada centro, con la información correspondiente a su propio inventario.</w:t>
+      </w:r>
+    </w:p>
+    <w:p>
+      <w:pPr>
+        <w:numPr>
+          <w:ilvl w:val="0"/>
+          <w:numId w:val="50"/>
+        </w:numPr>
+        <w:spacing w:line="276" w:lineRule="auto"/>
+        <w:jc w:val="both"/>
+        <w:rPr>
+          <w:rFonts w:ascii="Arial" w:hAnsi="Arial" w:cs="Arial"/>
+          <w:sz w:val="24"/>
+          <w:szCs w:val="24"/>
+          <w:lang w:val="es-MX"/>
+        </w:rPr>
+      </w:pPr>
+      <w:r>
+        <w:rPr>
+          <w:rFonts w:ascii="Arial" w:hAnsi="Arial" w:cs="Arial"/>
+          <w:b/>
+          <w:bCs/>
+          <w:sz w:val="24"/>
+          <w:szCs w:val="24"/>
+          <w:lang w:val="es-MX"/>
+        </w:rPr>
+        <w:t>Reporte consolidado departamental:</w:t>
+      </w:r>
+      <w:r>
+        <w:rPr>
+          <w:rFonts w:ascii="Arial" w:hAnsi="Arial" w:cs="Arial"/>
+          <w:sz w:val="24"/>
+          <w:szCs w:val="24"/>
+          <w:lang w:val="es-MX"/>
+        </w:rPr>
+        <w:t xml:space="preserve"> disponible únicamente para las autoridades del Centro de Salud de San Marcos, con la información de todos los municipios.</w:t>
       </w:r>
     </w:p>
     <w:p>
@@ -5785,9 +7461,6 @@
         </w:tabs>
         <w:ind w:left="357" w:hanging="357"/>
       </w:pPr>
-      <w:r>
-        <w:t xml:space="preserve"> </w:t>
-      </w:r>
       <w:bookmarkStart w:id="34" w:name="_Toc236848976"/>
       <w:r>
         <w:t>Método</w:t>
@@ -5825,23 +7498,7 @@
           <w:rFonts w:ascii="Arial" w:eastAsiaTheme="minorHAnsi" w:hAnsi="Arial" w:cs="Arial"/>
           <w:lang w:val="es-419" w:eastAsia="es-GT"/>
         </w:rPr>
-        <w:t xml:space="preserve">. Según </w:t>
-      </w:r>
-      <w:proofErr w:type="spellStart"/>
-      <w:r>
-        <w:rPr>
-          <w:rFonts w:ascii="Arial" w:eastAsiaTheme="minorHAnsi" w:hAnsi="Arial" w:cs="Arial"/>
-          <w:lang w:val="es-419" w:eastAsia="es-GT"/>
-        </w:rPr>
-        <w:t>Schwaber</w:t>
-      </w:r>
-      <w:proofErr w:type="spellEnd"/>
-      <w:r>
-        <w:rPr>
-          <w:rFonts w:ascii="Arial" w:eastAsiaTheme="minorHAnsi" w:hAnsi="Arial" w:cs="Arial"/>
-          <w:lang w:val="es-419" w:eastAsia="es-GT"/>
-        </w:rPr>
-        <w:t xml:space="preserve"> y Sutherland (2020), autores de la Guía de Scrum, este es un marco de trabajo ligero que ayuda a las personas, equipos y organizaciones a generar valor mediante soluciones adaptables para problemas complejos, a través de dichos ciclos cortos e iterativos. Esta metodología resulta adecuada para proyectos de software en los que se requiere flexibilidad, revisión constante y adaptación a cambios durante el proceso de desarrollo. La elección de Scrum responde a la naturaleza del proyecto, ya que el desarrollo de una aplicación web para centros de salud requiere validaciones frecuentes, definición progresiva de funcionalidades y revisión constante de los módulos implementados. Esto favorece la reducción de errores, mejora la comunicación del equipo y permite entregar incrementos funcionales durante el desarrollo.</w:t>
+        <w:t>. Según Schwaber y Sutherland (2020), autores de la Guía de Scrum, este es un marco de trabajo ligero que ayuda a las personas, equipos y organizaciones a generar valor mediante soluciones adaptables para problemas complejos, a través de dichos ciclos cortos e iterativos. Esta metodología resulta adecuada para proyectos de software en los que se requiere flexibilidad, revisión constante y adaptación a cambios durante el proceso de desarrollo. La elección de Scrum responde a la naturaleza del proyecto, ya que el desarrollo de una aplicación web para centros de salud requiere validaciones frecuentes, definición progresiva de funcionalidades y revisión constante de los módulos implementados. Esto favorece la reducción de errores, mejora la comunicación del equipo y permite entregar incrementos funcionales durante el desarrollo.</w:t>
       </w:r>
     </w:p>
     <w:p>
@@ -5875,23 +7532,15 @@
           <w:rFonts w:ascii="Arial" w:eastAsiaTheme="minorHAnsi" w:hAnsi="Arial" w:cs="Arial"/>
           <w:lang w:val="es-419" w:eastAsia="es-GT"/>
         </w:rPr>
-        <w:t xml:space="preserve"> </w:t>
-      </w:r>
-      <w:proofErr w:type="spellStart"/>
+        <w:t xml:space="preserve"> Owner será representado por el integrante encargado de priorizar los requerimientos del sistema, considerando las necesidades del centro de salud y los objetivos del proyecto. El Scrum Master será el responsable de </w:t>
+      </w:r>
       <w:r>
         <w:rPr>
           <w:rFonts w:ascii="Arial" w:eastAsiaTheme="minorHAnsi" w:hAnsi="Arial" w:cs="Arial"/>
           <w:lang w:val="es-419" w:eastAsia="es-GT"/>
         </w:rPr>
-        <w:t>Owner</w:t>
-      </w:r>
-      <w:proofErr w:type="spellEnd"/>
-      <w:r>
-        <w:rPr>
-          <w:rFonts w:ascii="Arial" w:eastAsiaTheme="minorHAnsi" w:hAnsi="Arial" w:cs="Arial"/>
-          <w:lang w:val="es-419" w:eastAsia="es-GT"/>
-        </w:rPr>
-        <w:t xml:space="preserve"> será representado por el integrante encargado de priorizar los requerimientos del sistema, considerando las necesidades del centro de salud y los objetivos del proyecto. El Scrum Master será el responsable de coordinar el cumplimiento de la metodología, organizar las reuniones y apoyar al equipo en la eliminación de obstáculos. Los </w:t>
+        <w:lastRenderedPageBreak/>
+        <w:t xml:space="preserve">coordinar el cumplimiento de la metodología, organizar las reuniones y apoyar al equipo en la eliminación de obstáculos. Los </w:t>
       </w:r>
       <w:proofErr w:type="spellStart"/>
       <w:r>
@@ -5957,15 +7606,7 @@
           <w:rFonts w:ascii="Arial" w:eastAsiaTheme="minorHAnsi" w:hAnsi="Arial" w:cs="Arial"/>
           <w:lang w:val="es-419" w:eastAsia="es-GT"/>
         </w:rPr>
-        <w:t xml:space="preserve"> Backlog contendrá la lista priorizada de funcionalidades del sistema, tales como autenticación de </w:t>
-      </w:r>
-      <w:r>
-        <w:rPr>
-          <w:rFonts w:ascii="Arial" w:eastAsiaTheme="minorHAnsi" w:hAnsi="Arial" w:cs="Arial"/>
-          <w:lang w:val="es-419" w:eastAsia="es-GT"/>
-        </w:rPr>
-        <w:lastRenderedPageBreak/>
-        <w:t>usuarios, registro de vacunas, descarga de formatos, carga de información, vista tipo tabla y consultas. El Sprint Backlog incluirá las tareas seleccionadas para cada ciclo de trabajo. El Incremento representará el avance funcional obtenido al finalizar cada sprint.</w:t>
+        <w:t xml:space="preserve"> Backlog contendrá la lista priorizada de funcionalidades del sistema, tales como autenticación de usuarios, registro de vacunas, descarga de formatos, carga de información, vista tipo tabla y consultas. El Sprint Backlog incluirá las tareas seleccionadas para cada ciclo de trabajo. El Incremento representará el avance funcional obtenido al finalizar cada sprint.</w:t>
       </w:r>
     </w:p>
     <w:p>
@@ -6055,7 +7696,7 @@
                     </pic:cNvPicPr>
                   </pic:nvPicPr>
                   <pic:blipFill>
-                    <a:blip r:embed="rId17">
+                    <a:blip r:embed="rId18">
                       <a:extLst>
                         <a:ext uri="{28A0092B-C50C-407E-A947-70E740481C1C}">
                           <a14:useLocalDpi xmlns:a14="http://schemas.microsoft.com/office/drawing/2010/main" val="0"/>
@@ -6170,6 +7811,7 @@
           <w:sz w:val="24"/>
           <w:szCs w:val="24"/>
         </w:rPr>
+        <w:lastRenderedPageBreak/>
         <w:t>En est</w:t>
       </w:r>
       <w:r>
@@ -6226,16 +7868,7 @@
           <w:sz w:val="24"/>
           <w:szCs w:val="24"/>
         </w:rPr>
-        <w:t xml:space="preserve">entrevistas o consultas con usuarios relacionados con el contexto del proyecto para conocer mejor sus necesidades, </w:t>
-      </w:r>
-      <w:r>
-        <w:rPr>
-          <w:rFonts w:ascii="Arial" w:hAnsi="Arial" w:cs="Arial"/>
-          <w:sz w:val="24"/>
-          <w:szCs w:val="24"/>
-        </w:rPr>
-        <w:lastRenderedPageBreak/>
-        <w:t>documentos de requerimientos para dejar claras las funciones principales del sistema, listas de funcionalidades para organizar lo que debe incluir la aplicación, hojas de cálculo para ordenar los datos importantes y herramientas de gestión de tareas para planificar las actividades y llevar control del avance del proyecto.</w:t>
+        <w:t>entrevistas o consultas con usuarios relacionados con el contexto del proyecto para conocer mejor sus necesidades, documentos de requerimientos para dejar claras las funciones principales del sistema, listas de funcionalidades para organizar lo que debe incluir la aplicación, hojas de cálculo para ordenar los datos importantes y herramientas de gestión de tareas para planificar las actividades y llevar control del avance del proyecto.</w:t>
       </w:r>
     </w:p>
     <w:p>
@@ -6376,7 +8009,16 @@
           <w:sz w:val="24"/>
           <w:szCs w:val="24"/>
         </w:rPr>
-        <w:t>En primer lugar, se desarrollarán los componentes base de la aplicación, tales como la interfaz principal, la conexión con la base de datos y la estructura de usuarios, lo cual permitirá contar con una base funcional sobre la cual se integrarán los demás módulos. A continuación, se trabajará en el módulo de registro de vacunas y en el formato estandarizado de ingreso de información, implementando los formularios necesarios para registrar vacunas disponibles, asociarlas con un centro de salud y clasificarlas según tipo y población objetivo; también se trabajará en la generación o descarga del formato en hoja de cálculo. Finalmente, se desarrollará la vista tipo tabla, donde se visualizará la información consolidada de las vacunas registradas, permitiendo consultar los datos por municipio, tipo de vacuna, población objetivo y cantidad disponible, e incorporando filtros de búsqueda para facilitar el análisis de la información.</w:t>
+        <w:t xml:space="preserve">En primer lugar, se desarrollarán los componentes base de la aplicación, tales como la interfaz principal, la conexión con la base de datos y la estructura de usuarios, lo cual permitirá contar con una base funcional sobre la cual se integrarán los demás módulos. A continuación, se trabajará en el módulo de registro de vacunas y en el formato estandarizado de ingreso de información, implementando los formularios necesarios para registrar vacunas disponibles, asociarlas con un centro de salud y clasificarlas según tipo y población objetivo; también se trabajará en la generación o descarga del formato en hoja de cálculo. Finalmente, se desarrollará la vista tipo tabla, donde se visualizará la información consolidada de </w:t>
+      </w:r>
+      <w:r>
+        <w:rPr>
+          <w:rFonts w:ascii="Arial" w:hAnsi="Arial" w:cs="Arial"/>
+          <w:sz w:val="24"/>
+          <w:szCs w:val="24"/>
+        </w:rPr>
+        <w:lastRenderedPageBreak/>
+        <w:t>las vacunas registradas, permitiendo consultar los datos por municipio, tipo de vacuna, población objetivo y cantidad disponible, e incorporando filtros de búsqueda para facilitar el análisis de la información.</w:t>
       </w:r>
     </w:p>
     <w:p>
@@ -6418,16 +8060,7 @@
           <w:sz w:val="24"/>
           <w:szCs w:val="24"/>
         </w:rPr>
-        <w:t xml:space="preserve"> de desarrollo para facilitar la estructura del proyecto, gestor de base de datos para almacenar la información de usuarios, vacunas, centros de salud, tipos de vacuna y </w:t>
-      </w:r>
-      <w:r>
-        <w:rPr>
-          <w:rFonts w:ascii="Arial" w:hAnsi="Arial" w:cs="Arial"/>
-          <w:sz w:val="24"/>
-          <w:szCs w:val="24"/>
-        </w:rPr>
-        <w:lastRenderedPageBreak/>
-        <w:t>población objetivo, sistema de control de versiones para guardar los cambios realizados y llevar un mejor control del avance durante el desarrollo, librerías para el manejo de archivos en hoja de cálculo que permitan generar, descargar o exportar formatos organizados de información, y pruebas funcionales para verificar que el ingreso de datos, la asociación con centros de salud, la descarga del formato, la tabla y los filtros de búsqueda funcionen correctamente.</w:t>
+        <w:t xml:space="preserve"> de desarrollo para facilitar la estructura del proyecto, gestor de base de datos para almacenar la información de usuarios, vacunas, centros de salud, tipos de vacuna y población objetivo, sistema de control de versiones para guardar los cambios realizados y llevar un mejor control del avance durante el desarrollo, librerías para el manejo de archivos en hoja de cálculo que permitan generar, descargar o exportar formatos organizados de información, y pruebas funcionales para verificar que el ingreso de datos, la asociación con centros de salud, la descarga del formato, la tabla y los filtros de búsqueda funcionen correctamente.</w:t>
       </w:r>
     </w:p>
     <w:p>
@@ -6552,7 +8185,16 @@
           <w:sz w:val="24"/>
           <w:szCs w:val="24"/>
         </w:rPr>
-        <w:t>. Este análisis permite verificar que la propuesta cuenta con los recursos tecnológicos, humanos y financieros necesarios para su implementación, así como el respaldo institucional y el marco legal que garanticen su correcto funcionamiento dentro de los centros de salud involucrados</w:t>
+        <w:t xml:space="preserve">. Este análisis permite verificar que la propuesta </w:t>
+      </w:r>
+      <w:r>
+        <w:rPr>
+          <w:rFonts w:ascii="Arial" w:hAnsi="Arial" w:cs="Arial"/>
+          <w:sz w:val="24"/>
+          <w:szCs w:val="24"/>
+        </w:rPr>
+        <w:lastRenderedPageBreak/>
+        <w:t>cuenta con los recursos tecnológicos, humanos y financieros necesarios para su implementación, así como el respaldo institucional y el marco legal que garanticen su correcto funcionamiento dentro de los centros de salud involucrados</w:t>
       </w:r>
       <w:r>
         <w:rPr>
@@ -6619,16 +8261,7 @@
           <w:sz w:val="24"/>
           <w:szCs w:val="24"/>
         </w:rPr>
-        <w:t xml:space="preserve">acceso </w:t>
-      </w:r>
-      <w:r>
-        <w:rPr>
-          <w:rFonts w:ascii="Arial" w:hAnsi="Arial" w:cs="Arial"/>
-          <w:sz w:val="24"/>
-          <w:szCs w:val="24"/>
-        </w:rPr>
-        <w:lastRenderedPageBreak/>
-        <w:t>mediante navegador</w:t>
+        <w:t>acceso mediante navegador</w:t>
       </w:r>
       <w:r>
         <w:rPr>
@@ -6819,7 +8452,16 @@
           <w:sz w:val="24"/>
           <w:szCs w:val="24"/>
         </w:rPr>
-        <w:t>Para garantizar su uso adecuado, será necesario capacitar al personal encargado del registro de vacunas. Esta capacitación deberá enfocarse en el ingreso de información, descarga de formatos, actualización de registros y consulta de la vista tipo tabla. Al tratarse de una aplicación web, el proceso de aprendizaje debe ser sencillo ya que la interfaz se diseñará de forma clara, accesible y orientada a las tareas principales del usuario.</w:t>
+        <w:t xml:space="preserve">Para garantizar su uso adecuado, será necesario capacitar al personal encargado del registro de vacunas. Esta capacitación deberá enfocarse en el ingreso de información, descarga de formatos, actualización de registros y consulta de la vista tipo tabla. Al tratarse de una aplicación web, el proceso de aprendizaje </w:t>
+      </w:r>
+      <w:r>
+        <w:rPr>
+          <w:rFonts w:ascii="Arial" w:hAnsi="Arial" w:cs="Arial"/>
+          <w:sz w:val="24"/>
+          <w:szCs w:val="24"/>
+        </w:rPr>
+        <w:lastRenderedPageBreak/>
+        <w:t>debe ser sencillo ya que la interfaz se diseñará de forma clara, accesible y orientada a las tareas principales del usuario.</w:t>
       </w:r>
     </w:p>
     <w:p>
@@ -6859,7 +8501,6 @@
           <w:sz w:val="24"/>
           <w:szCs w:val="24"/>
         </w:rPr>
-        <w:lastRenderedPageBreak/>
         <w:t>Además, la centralización de los datos facilitará el trabajo de las autoridades de salud, quienes podrán consultar información consolidada sin depender de reportes dispersos y desactualizados enviados por cada municipio. Esto permitirá mejorar la organización interna, la planificación y la toma de decisiones relacionadas con la distribución de vacunas. También ayudará a tener una visión más completa del estado de disponibilidad de vacunas en los distintos centros de salud.</w:t>
       </w:r>
     </w:p>
@@ -6991,6 +8632,7 @@
           <w:sz w:val="24"/>
           <w:szCs w:val="24"/>
         </w:rPr>
+        <w:lastRenderedPageBreak/>
         <w:t xml:space="preserve">Por ende, considerando que el desarrollo del sistema se apoya en herramientas de bajo costo o gratuitas, que la mano de obra será aportada por el equipo desarrollador y que los gastos de alojamiento serán cubiertos en su totalidad durante </w:t>
       </w:r>
       <w:r>
@@ -7312,7 +8954,7 @@
                     <pic:cNvPicPr/>
                   </pic:nvPicPr>
                   <pic:blipFill>
-                    <a:blip r:embed="rId18"/>
+                    <a:blip r:embed="rId19"/>
                     <a:stretch>
                       <a:fillRect/>
                     </a:stretch>
@@ -7439,7 +9081,7 @@
                     <pic:cNvPicPr/>
                   </pic:nvPicPr>
                   <pic:blipFill>
-                    <a:blip r:embed="rId19">
+                    <a:blip r:embed="rId20">
                       <a:extLst>
                         <a:ext uri="{28A0092B-C50C-407E-A947-70E740481C1C}">
                           <a14:useLocalDpi xmlns:a14="http://schemas.microsoft.com/office/drawing/2010/main" val="0"/>
@@ -7502,7 +9144,7 @@
       </w:pPr>
     </w:p>
     <w:sectPr>
-      <w:headerReference w:type="default" r:id="rId20"/>
+      <w:headerReference w:type="default" r:id="rId21"/>
       <w:pgSz w:w="12240" w:h="15840"/>
       <w:pgMar w:top="1417" w:right="1701" w:bottom="1417" w:left="1701" w:header="708" w:footer="708" w:gutter="0"/>
       <w:pgNumType w:start="5"/>
@@ -7514,7 +9156,7 @@
 </file>
 
 <file path=word/endnotes.xml><?xml version="1.0" encoding="utf-8"?>
-<w:endnotes xmlns:wpc="http://schemas.microsoft.com/office/word/2010/wordprocessingCanvas" xmlns:cx="http://schemas.microsoft.com/office/drawing/2014/chartex" xmlns:cx1="http://schemas.microsoft.com/office/drawing/2015/9/8/chartex" xmlns:cx2="http://schemas.microsoft.com/office/drawing/2015/10/21/chartex" xmlns:cx3="http://schemas.microsoft.com/office/drawing/2016/5/9/chartex" xmlns:cx4="http://schemas.microsoft.com/office/drawing/2016/5/10/chartex" xmlns:cx5="http://schemas.microsoft.com/office/drawing/2016/5/11/chartex" xmlns:cx6="http://schemas.microsoft.com/office/drawing/2016/5/12/chartex" xmlns:cx7="http://schemas.microsoft.com/office/drawing/2016/5/13/chartex" xmlns:cx8="http://schemas.microsoft.com/office/drawing/2016/5/14/chartex" xmlns:mc="http://schemas.openxmlformats.org/markup-compatibility/2006" xmlns:aink="http://schemas.microsoft.com/office/drawing/2016/ink" xmlns:am3d="http://schemas.microsoft.com/office/drawing/2017/model3d" xmlns:o="urn:schemas-microsoft-com:office:office" xmlns:r="http://schemas.openxmlformats.org/officeDocument/2006/relationships" xmlns:m="http://schemas.openxmlformats.org/officeDocument/2006/math" xmlns:v="urn:schemas-microsoft-com:vml" xmlns:wp14="http://schemas.microsoft.com/office/word/2010/wordprocessingDrawing" xmlns:wp="http://schemas.openxmlformats.org/drawingml/2006/wordprocessingDrawing" xmlns:w10="urn:schemas-microsoft-com:office:word" xmlns:w="http://schemas.openxmlformats.org/wordprocessingml/2006/main" xmlns:w14="http://schemas.microsoft.com/office/word/2010/wordml" xmlns:w15="http://schemas.microsoft.com/office/word/2012/wordml" xmlns:w16cex="http://schemas.microsoft.com/office/word/2018/wordml/cex" xmlns:w16cid="http://schemas.microsoft.com/office/word/2016/wordml/cid" xmlns:w16="http://schemas.microsoft.com/office/word/2018/wordml" xmlns:w16sdtdh="http://schemas.microsoft.com/office/word/2020/wordml/sdtdatahash" xmlns:w16se="http://schemas.microsoft.com/office/word/2015/wordml/symex" xmlns:wpg="http://schemas.microsoft.com/office/word/2010/wordprocessingGroup" xmlns:wpi="http://schemas.microsoft.com/office/word/2010/wordprocessingInk" xmlns:wne="http://schemas.microsoft.com/office/word/2006/wordml" xmlns:wps="http://schemas.microsoft.com/office/word/2010/wordprocessingShape" mc:Ignorable="w14 w15 w16se w16cid w16 w16cex w16sdtdh wp14">
+<w:endnotes xmlns:wpc="http://schemas.microsoft.com/office/word/2010/wordprocessingCanvas" xmlns:cx="http://schemas.microsoft.com/office/drawing/2014/chartex" xmlns:cx1="http://schemas.microsoft.com/office/drawing/2015/9/8/chartex" xmlns:cx2="http://schemas.microsoft.com/office/drawing/2015/10/21/chartex" xmlns:cx3="http://schemas.microsoft.com/office/drawing/2016/5/9/chartex" xmlns:cx4="http://schemas.microsoft.com/office/drawing/2016/5/10/chartex" xmlns:cx5="http://schemas.microsoft.com/office/drawing/2016/5/11/chartex" xmlns:cx6="http://schemas.microsoft.com/office/drawing/2016/5/12/chartex" xmlns:cx7="http://schemas.microsoft.com/office/drawing/2016/5/13/chartex" xmlns:cx8="http://schemas.microsoft.com/office/drawing/2016/5/14/chartex" xmlns:mc="http://schemas.openxmlformats.org/markup-compatibility/2006" xmlns:aink="http://schemas.microsoft.com/office/drawing/2016/ink" xmlns:am3d="http://schemas.microsoft.com/office/drawing/2017/model3d" xmlns:o="urn:schemas-microsoft-com:office:office" xmlns:oel="http://schemas.microsoft.com/office/2019/extlst" xmlns:r="http://schemas.openxmlformats.org/officeDocument/2006/relationships" xmlns:m="http://schemas.openxmlformats.org/officeDocument/2006/math" xmlns:v="urn:schemas-microsoft-com:vml" xmlns:wp14="http://schemas.microsoft.com/office/word/2010/wordprocessingDrawing" xmlns:wp="http://schemas.openxmlformats.org/drawingml/2006/wordprocessingDrawing" xmlns:w10="urn:schemas-microsoft-com:office:word" xmlns:w="http://schemas.openxmlformats.org/wordprocessingml/2006/main" xmlns:w14="http://schemas.microsoft.com/office/word/2010/wordml" xmlns:w15="http://schemas.microsoft.com/office/word/2012/wordml" xmlns:w16cei="http://schemas.microsoft.com/office/word/2026/wordml/cei" xmlns:w16cex="http://schemas.microsoft.com/office/word/2018/wordml/cex" xmlns:w16cid="http://schemas.microsoft.com/office/word/2016/wordml/cid" xmlns:w16="http://schemas.microsoft.com/office/word/2018/wordml" xmlns:w16du="http://schemas.microsoft.com/office/word/2023/wordml/word16du" xmlns:w16sdtdh="http://schemas.microsoft.com/office/word/2020/wordml/sdtdatahash" xmlns:w16sdtfl="http://schemas.microsoft.com/office/word/2024/wordml/sdtformatlock" xmlns:w16se="http://schemas.microsoft.com/office/word/2015/wordml/symex" xmlns:wpg="http://schemas.microsoft.com/office/word/2010/wordprocessingGroup" xmlns:wpi="http://schemas.microsoft.com/office/word/2010/wordprocessingInk" xmlns:wne="http://schemas.microsoft.com/office/word/2006/wordml" xmlns:wps="http://schemas.microsoft.com/office/word/2010/wordprocessingShape" mc:Ignorable="w14 w15 w16se w16cid w16 w16cex w16sdtdh w16sdtfl w16du wp14">
   <w:endnote w:type="separator" w:id="-1">
     <w:p>
       <w:pPr>
@@ -7539,7 +9181,7 @@
 </file>
 
 <file path=word/footer1.xml><?xml version="1.0" encoding="utf-8"?>
-<w:ftr xmlns:wpc="http://schemas.microsoft.com/office/word/2010/wordprocessingCanvas" xmlns:cx="http://schemas.microsoft.com/office/drawing/2014/chartex" xmlns:cx1="http://schemas.microsoft.com/office/drawing/2015/9/8/chartex" xmlns:cx2="http://schemas.microsoft.com/office/drawing/2015/10/21/chartex" xmlns:cx3="http://schemas.microsoft.com/office/drawing/2016/5/9/chartex" xmlns:cx4="http://schemas.microsoft.com/office/drawing/2016/5/10/chartex" xmlns:cx5="http://schemas.microsoft.com/office/drawing/2016/5/11/chartex" xmlns:cx6="http://schemas.microsoft.com/office/drawing/2016/5/12/chartex" xmlns:cx7="http://schemas.microsoft.com/office/drawing/2016/5/13/chartex" xmlns:cx8="http://schemas.microsoft.com/office/drawing/2016/5/14/chartex" xmlns:mc="http://schemas.openxmlformats.org/markup-compatibility/2006" xmlns:aink="http://schemas.microsoft.com/office/drawing/2016/ink" xmlns:am3d="http://schemas.microsoft.com/office/drawing/2017/model3d" xmlns:o="urn:schemas-microsoft-com:office:office" xmlns:r="http://schemas.openxmlformats.org/officeDocument/2006/relationships" xmlns:m="http://schemas.openxmlformats.org/officeDocument/2006/math" xmlns:v="urn:schemas-microsoft-com:vml" xmlns:wp14="http://schemas.microsoft.com/office/word/2010/wordprocessingDrawing" xmlns:wp="http://schemas.openxmlformats.org/drawingml/2006/wordprocessingDrawing" xmlns:w10="urn:schemas-microsoft-com:office:word" xmlns:w="http://schemas.openxmlformats.org/wordprocessingml/2006/main" xmlns:w14="http://schemas.microsoft.com/office/word/2010/wordml" xmlns:w15="http://schemas.microsoft.com/office/word/2012/wordml" xmlns:w16cex="http://schemas.microsoft.com/office/word/2018/wordml/cex" xmlns:w16cid="http://schemas.microsoft.com/office/word/2016/wordml/cid" xmlns:w16="http://schemas.microsoft.com/office/word/2018/wordml" xmlns:w16sdtdh="http://schemas.microsoft.com/office/word/2020/wordml/sdtdatahash" xmlns:w16se="http://schemas.microsoft.com/office/word/2015/wordml/symex" xmlns:wpg="http://schemas.microsoft.com/office/word/2010/wordprocessingGroup" xmlns:wpi="http://schemas.microsoft.com/office/word/2010/wordprocessingInk" xmlns:wne="http://schemas.microsoft.com/office/word/2006/wordml" xmlns:wps="http://schemas.microsoft.com/office/word/2010/wordprocessingShape" mc:Ignorable="w14 w15 w16se w16cid w16 w16cex w16sdtdh wp14">
+<w:ftr xmlns:wpc="http://schemas.microsoft.com/office/word/2010/wordprocessingCanvas" xmlns:cx="http://schemas.microsoft.com/office/drawing/2014/chartex" xmlns:cx1="http://schemas.microsoft.com/office/drawing/2015/9/8/chartex" xmlns:cx2="http://schemas.microsoft.com/office/drawing/2015/10/21/chartex" xmlns:cx3="http://schemas.microsoft.com/office/drawing/2016/5/9/chartex" xmlns:cx4="http://schemas.microsoft.com/office/drawing/2016/5/10/chartex" xmlns:cx5="http://schemas.microsoft.com/office/drawing/2016/5/11/chartex" xmlns:cx6="http://schemas.microsoft.com/office/drawing/2016/5/12/chartex" xmlns:cx7="http://schemas.microsoft.com/office/drawing/2016/5/13/chartex" xmlns:cx8="http://schemas.microsoft.com/office/drawing/2016/5/14/chartex" xmlns:mc="http://schemas.openxmlformats.org/markup-compatibility/2006" xmlns:aink="http://schemas.microsoft.com/office/drawing/2016/ink" xmlns:am3d="http://schemas.microsoft.com/office/drawing/2017/model3d" xmlns:o="urn:schemas-microsoft-com:office:office" xmlns:oel="http://schemas.microsoft.com/office/2019/extlst" xmlns:r="http://schemas.openxmlformats.org/officeDocument/2006/relationships" xmlns:m="http://schemas.openxmlformats.org/officeDocument/2006/math" xmlns:v="urn:schemas-microsoft-com:vml" xmlns:wp14="http://schemas.microsoft.com/office/word/2010/wordprocessingDrawing" xmlns:wp="http://schemas.openxmlformats.org/drawingml/2006/wordprocessingDrawing" xmlns:w10="urn:schemas-microsoft-com:office:word" xmlns:w="http://schemas.openxmlformats.org/wordprocessingml/2006/main" xmlns:w14="http://schemas.microsoft.com/office/word/2010/wordml" xmlns:w15="http://schemas.microsoft.com/office/word/2012/wordml" xmlns:w16cei="http://schemas.microsoft.com/office/word/2026/wordml/cei" xmlns:w16cex="http://schemas.microsoft.com/office/word/2018/wordml/cex" xmlns:w16cid="http://schemas.microsoft.com/office/word/2016/wordml/cid" xmlns:w16="http://schemas.microsoft.com/office/word/2018/wordml" xmlns:w16du="http://schemas.microsoft.com/office/word/2023/wordml/word16du" xmlns:w16sdtdh="http://schemas.microsoft.com/office/word/2020/wordml/sdtdatahash" xmlns:w16sdtfl="http://schemas.microsoft.com/office/word/2024/wordml/sdtformatlock" xmlns:w16se="http://schemas.microsoft.com/office/word/2015/wordml/symex" xmlns:wpg="http://schemas.microsoft.com/office/word/2010/wordprocessingGroup" xmlns:wpi="http://schemas.microsoft.com/office/word/2010/wordprocessingInk" xmlns:wne="http://schemas.microsoft.com/office/word/2006/wordml" xmlns:wps="http://schemas.microsoft.com/office/word/2010/wordprocessingShape" mc:Ignorable="w14 w15 w16se w16cid w16 w16cex w16sdtdh w16sdtfl w16du wp14">
   <w:p>
     <w:pPr>
       <w:pStyle w:val="Piedepgina"/>
@@ -7555,7 +9197,7 @@
 </file>
 
 <file path=word/footer2.xml><?xml version="1.0" encoding="utf-8"?>
-<w:ftr xmlns:wpc="http://schemas.microsoft.com/office/word/2010/wordprocessingCanvas" xmlns:cx="http://schemas.microsoft.com/office/drawing/2014/chartex" xmlns:cx1="http://schemas.microsoft.com/office/drawing/2015/9/8/chartex" xmlns:cx2="http://schemas.microsoft.com/office/drawing/2015/10/21/chartex" xmlns:cx3="http://schemas.microsoft.com/office/drawing/2016/5/9/chartex" xmlns:cx4="http://schemas.microsoft.com/office/drawing/2016/5/10/chartex" xmlns:cx5="http://schemas.microsoft.com/office/drawing/2016/5/11/chartex" xmlns:cx6="http://schemas.microsoft.com/office/drawing/2016/5/12/chartex" xmlns:cx7="http://schemas.microsoft.com/office/drawing/2016/5/13/chartex" xmlns:cx8="http://schemas.microsoft.com/office/drawing/2016/5/14/chartex" xmlns:mc="http://schemas.openxmlformats.org/markup-compatibility/2006" xmlns:aink="http://schemas.microsoft.com/office/drawing/2016/ink" xmlns:am3d="http://schemas.microsoft.com/office/drawing/2017/model3d" xmlns:o="urn:schemas-microsoft-com:office:office" xmlns:r="http://schemas.openxmlformats.org/officeDocument/2006/relationships" xmlns:m="http://schemas.openxmlformats.org/officeDocument/2006/math" xmlns:v="urn:schemas-microsoft-com:vml" xmlns:wp14="http://schemas.microsoft.com/office/word/2010/wordprocessingDrawing" xmlns:wp="http://schemas.openxmlformats.org/drawingml/2006/wordprocessingDrawing" xmlns:w10="urn:schemas-microsoft-com:office:word" xmlns:w="http://schemas.openxmlformats.org/wordprocessingml/2006/main" xmlns:w14="http://schemas.microsoft.com/office/word/2010/wordml" xmlns:w15="http://schemas.microsoft.com/office/word/2012/wordml" xmlns:w16cex="http://schemas.microsoft.com/office/word/2018/wordml/cex" xmlns:w16cid="http://schemas.microsoft.com/office/word/2016/wordml/cid" xmlns:w16="http://schemas.microsoft.com/office/word/2018/wordml" xmlns:w16sdtdh="http://schemas.microsoft.com/office/word/2020/wordml/sdtdatahash" xmlns:w16se="http://schemas.microsoft.com/office/word/2015/wordml/symex" xmlns:wpg="http://schemas.microsoft.com/office/word/2010/wordprocessingGroup" xmlns:wpi="http://schemas.microsoft.com/office/word/2010/wordprocessingInk" xmlns:wne="http://schemas.microsoft.com/office/word/2006/wordml" xmlns:wps="http://schemas.microsoft.com/office/word/2010/wordprocessingShape" mc:Ignorable="w14 w15 w16se w16cid w16 w16cex w16sdtdh wp14">
+<w:ftr xmlns:wpc="http://schemas.microsoft.com/office/word/2010/wordprocessingCanvas" xmlns:cx="http://schemas.microsoft.com/office/drawing/2014/chartex" xmlns:cx1="http://schemas.microsoft.com/office/drawing/2015/9/8/chartex" xmlns:cx2="http://schemas.microsoft.com/office/drawing/2015/10/21/chartex" xmlns:cx3="http://schemas.microsoft.com/office/drawing/2016/5/9/chartex" xmlns:cx4="http://schemas.microsoft.com/office/drawing/2016/5/10/chartex" xmlns:cx5="http://schemas.microsoft.com/office/drawing/2016/5/11/chartex" xmlns:cx6="http://schemas.microsoft.com/office/drawing/2016/5/12/chartex" xmlns:cx7="http://schemas.microsoft.com/office/drawing/2016/5/13/chartex" xmlns:cx8="http://schemas.microsoft.com/office/drawing/2016/5/14/chartex" xmlns:mc="http://schemas.openxmlformats.org/markup-compatibility/2006" xmlns:aink="http://schemas.microsoft.com/office/drawing/2016/ink" xmlns:am3d="http://schemas.microsoft.com/office/drawing/2017/model3d" xmlns:o="urn:schemas-microsoft-com:office:office" xmlns:oel="http://schemas.microsoft.com/office/2019/extlst" xmlns:r="http://schemas.openxmlformats.org/officeDocument/2006/relationships" xmlns:m="http://schemas.openxmlformats.org/officeDocument/2006/math" xmlns:v="urn:schemas-microsoft-com:vml" xmlns:wp14="http://schemas.microsoft.com/office/word/2010/wordprocessingDrawing" xmlns:wp="http://schemas.openxmlformats.org/drawingml/2006/wordprocessingDrawing" xmlns:w10="urn:schemas-microsoft-com:office:word" xmlns:w="http://schemas.openxmlformats.org/wordprocessingml/2006/main" xmlns:w14="http://schemas.microsoft.com/office/word/2010/wordml" xmlns:w15="http://schemas.microsoft.com/office/word/2012/wordml" xmlns:w16cei="http://schemas.microsoft.com/office/word/2026/wordml/cei" xmlns:w16cex="http://schemas.microsoft.com/office/word/2018/wordml/cex" xmlns:w16cid="http://schemas.microsoft.com/office/word/2016/wordml/cid" xmlns:w16="http://schemas.microsoft.com/office/word/2018/wordml" xmlns:w16du="http://schemas.microsoft.com/office/word/2023/wordml/word16du" xmlns:w16sdtdh="http://schemas.microsoft.com/office/word/2020/wordml/sdtdatahash" xmlns:w16sdtfl="http://schemas.microsoft.com/office/word/2024/wordml/sdtformatlock" xmlns:w16se="http://schemas.microsoft.com/office/word/2015/wordml/symex" xmlns:wpg="http://schemas.microsoft.com/office/word/2010/wordprocessingGroup" xmlns:wpi="http://schemas.microsoft.com/office/word/2010/wordprocessingInk" xmlns:wne="http://schemas.microsoft.com/office/word/2006/wordml" xmlns:wps="http://schemas.microsoft.com/office/word/2010/wordprocessingShape" mc:Ignorable="w14 w15 w16se w16cid w16 w16cex w16sdtdh w16sdtfl w16du wp14">
   <w:p>
     <w:pPr>
       <w:pStyle w:val="Piedepgina"/>
@@ -7576,7 +9218,7 @@
 </file>
 
 <file path=word/footer3.xml><?xml version="1.0" encoding="utf-8"?>
-<w:ftr xmlns:wpc="http://schemas.microsoft.com/office/word/2010/wordprocessingCanvas" xmlns:cx="http://schemas.microsoft.com/office/drawing/2014/chartex" xmlns:cx1="http://schemas.microsoft.com/office/drawing/2015/9/8/chartex" xmlns:cx2="http://schemas.microsoft.com/office/drawing/2015/10/21/chartex" xmlns:cx3="http://schemas.microsoft.com/office/drawing/2016/5/9/chartex" xmlns:cx4="http://schemas.microsoft.com/office/drawing/2016/5/10/chartex" xmlns:cx5="http://schemas.microsoft.com/office/drawing/2016/5/11/chartex" xmlns:cx6="http://schemas.microsoft.com/office/drawing/2016/5/12/chartex" xmlns:cx7="http://schemas.microsoft.com/office/drawing/2016/5/13/chartex" xmlns:cx8="http://schemas.microsoft.com/office/drawing/2016/5/14/chartex" xmlns:mc="http://schemas.openxmlformats.org/markup-compatibility/2006" xmlns:aink="http://schemas.microsoft.com/office/drawing/2016/ink" xmlns:am3d="http://schemas.microsoft.com/office/drawing/2017/model3d" xmlns:o="urn:schemas-microsoft-com:office:office" xmlns:r="http://schemas.openxmlformats.org/officeDocument/2006/relationships" xmlns:m="http://schemas.openxmlformats.org/officeDocument/2006/math" xmlns:v="urn:schemas-microsoft-com:vml" xmlns:wp14="http://schemas.microsoft.com/office/word/2010/wordprocessingDrawing" xmlns:wp="http://schemas.openxmlformats.org/drawingml/2006/wordprocessingDrawing" xmlns:w10="urn:schemas-microsoft-com:office:word" xmlns:w="http://schemas.openxmlformats.org/wordprocessingml/2006/main" xmlns:w14="http://schemas.microsoft.com/office/word/2010/wordml" xmlns:w15="http://schemas.microsoft.com/office/word/2012/wordml" xmlns:w16cex="http://schemas.microsoft.com/office/word/2018/wordml/cex" xmlns:w16cid="http://schemas.microsoft.com/office/word/2016/wordml/cid" xmlns:w16="http://schemas.microsoft.com/office/word/2018/wordml" xmlns:w16sdtdh="http://schemas.microsoft.com/office/word/2020/wordml/sdtdatahash" xmlns:w16se="http://schemas.microsoft.com/office/word/2015/wordml/symex" xmlns:wpg="http://schemas.microsoft.com/office/word/2010/wordprocessingGroup" xmlns:wpi="http://schemas.microsoft.com/office/word/2010/wordprocessingInk" xmlns:wne="http://schemas.microsoft.com/office/word/2006/wordml" xmlns:wps="http://schemas.microsoft.com/office/word/2010/wordprocessingShape" mc:Ignorable="w14 w15 w16se w16cid w16 w16cex w16sdtdh wp14">
+<w:ftr xmlns:wpc="http://schemas.microsoft.com/office/word/2010/wordprocessingCanvas" xmlns:cx="http://schemas.microsoft.com/office/drawing/2014/chartex" xmlns:cx1="http://schemas.microsoft.com/office/drawing/2015/9/8/chartex" xmlns:cx2="http://schemas.microsoft.com/office/drawing/2015/10/21/chartex" xmlns:cx3="http://schemas.microsoft.com/office/drawing/2016/5/9/chartex" xmlns:cx4="http://schemas.microsoft.com/office/drawing/2016/5/10/chartex" xmlns:cx5="http://schemas.microsoft.com/office/drawing/2016/5/11/chartex" xmlns:cx6="http://schemas.microsoft.com/office/drawing/2016/5/12/chartex" xmlns:cx7="http://schemas.microsoft.com/office/drawing/2016/5/13/chartex" xmlns:cx8="http://schemas.microsoft.com/office/drawing/2016/5/14/chartex" xmlns:mc="http://schemas.openxmlformats.org/markup-compatibility/2006" xmlns:aink="http://schemas.microsoft.com/office/drawing/2016/ink" xmlns:am3d="http://schemas.microsoft.com/office/drawing/2017/model3d" xmlns:o="urn:schemas-microsoft-com:office:office" xmlns:oel="http://schemas.microsoft.com/office/2019/extlst" xmlns:r="http://schemas.openxmlformats.org/officeDocument/2006/relationships" xmlns:m="http://schemas.openxmlformats.org/officeDocument/2006/math" xmlns:v="urn:schemas-microsoft-com:vml" xmlns:wp14="http://schemas.microsoft.com/office/word/2010/wordprocessingDrawing" xmlns:wp="http://schemas.openxmlformats.org/drawingml/2006/wordprocessingDrawing" xmlns:w10="urn:schemas-microsoft-com:office:word" xmlns:w="http://schemas.openxmlformats.org/wordprocessingml/2006/main" xmlns:w14="http://schemas.microsoft.com/office/word/2010/wordml" xmlns:w15="http://schemas.microsoft.com/office/word/2012/wordml" xmlns:w16cei="http://schemas.microsoft.com/office/word/2026/wordml/cei" xmlns:w16cex="http://schemas.microsoft.com/office/word/2018/wordml/cex" xmlns:w16cid="http://schemas.microsoft.com/office/word/2016/wordml/cid" xmlns:w16="http://schemas.microsoft.com/office/word/2018/wordml" xmlns:w16du="http://schemas.microsoft.com/office/word/2023/wordml/word16du" xmlns:w16sdtdh="http://schemas.microsoft.com/office/word/2020/wordml/sdtdatahash" xmlns:w16sdtfl="http://schemas.microsoft.com/office/word/2024/wordml/sdtformatlock" xmlns:w16se="http://schemas.microsoft.com/office/word/2015/wordml/symex" xmlns:wpg="http://schemas.microsoft.com/office/word/2010/wordprocessingGroup" xmlns:wpi="http://schemas.microsoft.com/office/word/2010/wordprocessingInk" xmlns:wne="http://schemas.microsoft.com/office/word/2006/wordml" xmlns:wps="http://schemas.microsoft.com/office/word/2010/wordprocessingShape" mc:Ignorable="w14 w15 w16se w16cid w16 w16cex w16sdtdh w16sdtfl w16du wp14">
   <w:sdt>
     <w:sdtPr>
       <w:id w:val="802434642"/>
@@ -7585,7 +9227,6 @@
         <w:docPartUnique/>
       </w:docPartObj>
     </w:sdtPr>
-    <w:sdtEndPr/>
     <w:sdtContent>
       <w:p>
         <w:pPr>
@@ -7622,7 +9263,7 @@
 </file>
 
 <file path=word/footer4.xml><?xml version="1.0" encoding="utf-8"?>
-<w:ftr xmlns:wpc="http://schemas.microsoft.com/office/word/2010/wordprocessingCanvas" xmlns:cx="http://schemas.microsoft.com/office/drawing/2014/chartex" xmlns:cx1="http://schemas.microsoft.com/office/drawing/2015/9/8/chartex" xmlns:cx2="http://schemas.microsoft.com/office/drawing/2015/10/21/chartex" xmlns:cx3="http://schemas.microsoft.com/office/drawing/2016/5/9/chartex" xmlns:cx4="http://schemas.microsoft.com/office/drawing/2016/5/10/chartex" xmlns:cx5="http://schemas.microsoft.com/office/drawing/2016/5/11/chartex" xmlns:cx6="http://schemas.microsoft.com/office/drawing/2016/5/12/chartex" xmlns:cx7="http://schemas.microsoft.com/office/drawing/2016/5/13/chartex" xmlns:cx8="http://schemas.microsoft.com/office/drawing/2016/5/14/chartex" xmlns:mc="http://schemas.openxmlformats.org/markup-compatibility/2006" xmlns:aink="http://schemas.microsoft.com/office/drawing/2016/ink" xmlns:am3d="http://schemas.microsoft.com/office/drawing/2017/model3d" xmlns:o="urn:schemas-microsoft-com:office:office" xmlns:r="http://schemas.openxmlformats.org/officeDocument/2006/relationships" xmlns:m="http://schemas.openxmlformats.org/officeDocument/2006/math" xmlns:v="urn:schemas-microsoft-com:vml" xmlns:wp14="http://schemas.microsoft.com/office/word/2010/wordprocessingDrawing" xmlns:wp="http://schemas.openxmlformats.org/drawingml/2006/wordprocessingDrawing" xmlns:w10="urn:schemas-microsoft-com:office:word" xmlns:w="http://schemas.openxmlformats.org/wordprocessingml/2006/main" xmlns:w14="http://schemas.microsoft.com/office/word/2010/wordml" xmlns:w15="http://schemas.microsoft.com/office/word/2012/wordml" xmlns:w16cex="http://schemas.microsoft.com/office/word/2018/wordml/cex" xmlns:w16cid="http://schemas.microsoft.com/office/word/2016/wordml/cid" xmlns:w16="http://schemas.microsoft.com/office/word/2018/wordml" xmlns:w16sdtdh="http://schemas.microsoft.com/office/word/2020/wordml/sdtdatahash" xmlns:w16se="http://schemas.microsoft.com/office/word/2015/wordml/symex" xmlns:wpg="http://schemas.microsoft.com/office/word/2010/wordprocessingGroup" xmlns:wpi="http://schemas.microsoft.com/office/word/2010/wordprocessingInk" xmlns:wne="http://schemas.microsoft.com/office/word/2006/wordml" xmlns:wps="http://schemas.microsoft.com/office/word/2010/wordprocessingShape" mc:Ignorable="w14 w15 w16se w16cid w16 w16cex w16sdtdh wp14">
+<w:ftr xmlns:wpc="http://schemas.microsoft.com/office/word/2010/wordprocessingCanvas" xmlns:cx="http://schemas.microsoft.com/office/drawing/2014/chartex" xmlns:cx1="http://schemas.microsoft.com/office/drawing/2015/9/8/chartex" xmlns:cx2="http://schemas.microsoft.com/office/drawing/2015/10/21/chartex" xmlns:cx3="http://schemas.microsoft.com/office/drawing/2016/5/9/chartex" xmlns:cx4="http://schemas.microsoft.com/office/drawing/2016/5/10/chartex" xmlns:cx5="http://schemas.microsoft.com/office/drawing/2016/5/11/chartex" xmlns:cx6="http://schemas.microsoft.com/office/drawing/2016/5/12/chartex" xmlns:cx7="http://schemas.microsoft.com/office/drawing/2016/5/13/chartex" xmlns:cx8="http://schemas.microsoft.com/office/drawing/2016/5/14/chartex" xmlns:mc="http://schemas.openxmlformats.org/markup-compatibility/2006" xmlns:aink="http://schemas.microsoft.com/office/drawing/2016/ink" xmlns:am3d="http://schemas.microsoft.com/office/drawing/2017/model3d" xmlns:o="urn:schemas-microsoft-com:office:office" xmlns:oel="http://schemas.microsoft.com/office/2019/extlst" xmlns:r="http://schemas.openxmlformats.org/officeDocument/2006/relationships" xmlns:m="http://schemas.openxmlformats.org/officeDocument/2006/math" xmlns:v="urn:schemas-microsoft-com:vml" xmlns:wp14="http://schemas.microsoft.com/office/word/2010/wordprocessingDrawing" xmlns:wp="http://schemas.openxmlformats.org/drawingml/2006/wordprocessingDrawing" xmlns:w10="urn:schemas-microsoft-com:office:word" xmlns:w="http://schemas.openxmlformats.org/wordprocessingml/2006/main" xmlns:w14="http://schemas.microsoft.com/office/word/2010/wordml" xmlns:w15="http://schemas.microsoft.com/office/word/2012/wordml" xmlns:w16cei="http://schemas.microsoft.com/office/word/2026/wordml/cei" xmlns:w16cex="http://schemas.microsoft.com/office/word/2018/wordml/cex" xmlns:w16cid="http://schemas.microsoft.com/office/word/2016/wordml/cid" xmlns:w16="http://schemas.microsoft.com/office/word/2018/wordml" xmlns:w16du="http://schemas.microsoft.com/office/word/2023/wordml/word16du" xmlns:w16sdtdh="http://schemas.microsoft.com/office/word/2020/wordml/sdtdatahash" xmlns:w16sdtfl="http://schemas.microsoft.com/office/word/2024/wordml/sdtformatlock" xmlns:w16se="http://schemas.microsoft.com/office/word/2015/wordml/symex" xmlns:wpg="http://schemas.microsoft.com/office/word/2010/wordprocessingGroup" xmlns:wpi="http://schemas.microsoft.com/office/word/2010/wordprocessingInk" xmlns:wne="http://schemas.microsoft.com/office/word/2006/wordml" xmlns:wps="http://schemas.microsoft.com/office/word/2010/wordprocessingShape" mc:Ignorable="w14 w15 w16se w16cid w16 w16cex w16sdtdh w16sdtfl w16du wp14">
   <w:sdt>
     <w:sdtPr>
       <w:id w:val="-290974379"/>
@@ -7631,7 +9272,6 @@
         <w:docPartUnique/>
       </w:docPartObj>
     </w:sdtPr>
-    <w:sdtEndPr/>
     <w:sdtContent>
       <w:p>
         <w:pPr>
@@ -7668,7 +9308,7 @@
 </file>
 
 <file path=word/footnotes.xml><?xml version="1.0" encoding="utf-8"?>
-<w:footnotes xmlns:wpc="http://schemas.microsoft.com/office/word/2010/wordprocessingCanvas" xmlns:cx="http://schemas.microsoft.com/office/drawing/2014/chartex" xmlns:cx1="http://schemas.microsoft.com/office/drawing/2015/9/8/chartex" xmlns:cx2="http://schemas.microsoft.com/office/drawing/2015/10/21/chartex" xmlns:cx3="http://schemas.microsoft.com/office/drawing/2016/5/9/chartex" xmlns:cx4="http://schemas.microsoft.com/office/drawing/2016/5/10/chartex" xmlns:cx5="http://schemas.microsoft.com/office/drawing/2016/5/11/chartex" xmlns:cx6="http://schemas.microsoft.com/office/drawing/2016/5/12/chartex" xmlns:cx7="http://schemas.microsoft.com/office/drawing/2016/5/13/chartex" xmlns:cx8="http://schemas.microsoft.com/office/drawing/2016/5/14/chartex" xmlns:mc="http://schemas.openxmlformats.org/markup-compatibility/2006" xmlns:aink="http://schemas.microsoft.com/office/drawing/2016/ink" xmlns:am3d="http://schemas.microsoft.com/office/drawing/2017/model3d" xmlns:o="urn:schemas-microsoft-com:office:office" xmlns:r="http://schemas.openxmlformats.org/officeDocument/2006/relationships" xmlns:m="http://schemas.openxmlformats.org/officeDocument/2006/math" xmlns:v="urn:schemas-microsoft-com:vml" xmlns:wp14="http://schemas.microsoft.com/office/word/2010/wordprocessingDrawing" xmlns:wp="http://schemas.openxmlformats.org/drawingml/2006/wordprocessingDrawing" xmlns:w10="urn:schemas-microsoft-com:office:word" xmlns:w="http://schemas.openxmlformats.org/wordprocessingml/2006/main" xmlns:w14="http://schemas.microsoft.com/office/word/2010/wordml" xmlns:w15="http://schemas.microsoft.com/office/word/2012/wordml" xmlns:w16cex="http://schemas.microsoft.com/office/word/2018/wordml/cex" xmlns:w16cid="http://schemas.microsoft.com/office/word/2016/wordml/cid" xmlns:w16="http://schemas.microsoft.com/office/word/2018/wordml" xmlns:w16sdtdh="http://schemas.microsoft.com/office/word/2020/wordml/sdtdatahash" xmlns:w16se="http://schemas.microsoft.com/office/word/2015/wordml/symex" xmlns:wpg="http://schemas.microsoft.com/office/word/2010/wordprocessingGroup" xmlns:wpi="http://schemas.microsoft.com/office/word/2010/wordprocessingInk" xmlns:wne="http://schemas.microsoft.com/office/word/2006/wordml" xmlns:wps="http://schemas.microsoft.com/office/word/2010/wordprocessingShape" mc:Ignorable="w14 w15 w16se w16cid w16 w16cex w16sdtdh wp14">
+<w:footnotes xmlns:wpc="http://schemas.microsoft.com/office/word/2010/wordprocessingCanvas" xmlns:cx="http://schemas.microsoft.com/office/drawing/2014/chartex" xmlns:cx1="http://schemas.microsoft.com/office/drawing/2015/9/8/chartex" xmlns:cx2="http://schemas.microsoft.com/office/drawing/2015/10/21/chartex" xmlns:cx3="http://schemas.microsoft.com/office/drawing/2016/5/9/chartex" xmlns:cx4="http://schemas.microsoft.com/office/drawing/2016/5/10/chartex" xmlns:cx5="http://schemas.microsoft.com/office/drawing/2016/5/11/chartex" xmlns:cx6="http://schemas.microsoft.com/office/drawing/2016/5/12/chartex" xmlns:cx7="http://schemas.microsoft.com/office/drawing/2016/5/13/chartex" xmlns:cx8="http://schemas.microsoft.com/office/drawing/2016/5/14/chartex" xmlns:mc="http://schemas.openxmlformats.org/markup-compatibility/2006" xmlns:aink="http://schemas.microsoft.com/office/drawing/2016/ink" xmlns:am3d="http://schemas.microsoft.com/office/drawing/2017/model3d" xmlns:o="urn:schemas-microsoft-com:office:office" xmlns:oel="http://schemas.microsoft.com/office/2019/extlst" xmlns:r="http://schemas.openxmlformats.org/officeDocument/2006/relationships" xmlns:m="http://schemas.openxmlformats.org/officeDocument/2006/math" xmlns:v="urn:schemas-microsoft-com:vml" xmlns:wp14="http://schemas.microsoft.com/office/word/2010/wordprocessingDrawing" xmlns:wp="http://schemas.openxmlformats.org/drawingml/2006/wordprocessingDrawing" xmlns:w10="urn:schemas-microsoft-com:office:word" xmlns:w="http://schemas.openxmlformats.org/wordprocessingml/2006/main" xmlns:w14="http://schemas.microsoft.com/office/word/2010/wordml" xmlns:w15="http://schemas.microsoft.com/office/word/2012/wordml" xmlns:w16cei="http://schemas.microsoft.com/office/word/2026/wordml/cei" xmlns:w16cex="http://schemas.microsoft.com/office/word/2018/wordml/cex" xmlns:w16cid="http://schemas.microsoft.com/office/word/2016/wordml/cid" xmlns:w16="http://schemas.microsoft.com/office/word/2018/wordml" xmlns:w16du="http://schemas.microsoft.com/office/word/2023/wordml/word16du" xmlns:w16sdtdh="http://schemas.microsoft.com/office/word/2020/wordml/sdtdatahash" xmlns:w16sdtfl="http://schemas.microsoft.com/office/word/2024/wordml/sdtformatlock" xmlns:w16se="http://schemas.microsoft.com/office/word/2015/wordml/symex" xmlns:wpg="http://schemas.microsoft.com/office/word/2010/wordprocessingGroup" xmlns:wpi="http://schemas.microsoft.com/office/word/2010/wordprocessingInk" xmlns:wne="http://schemas.microsoft.com/office/word/2006/wordml" xmlns:wps="http://schemas.microsoft.com/office/word/2010/wordprocessingShape" mc:Ignorable="w14 w15 w16se w16cid w16 w16cex w16sdtdh w16sdtfl w16du wp14">
   <w:footnote w:type="separator" w:id="-1">
     <w:p>
       <w:pPr>
@@ -7693,7 +9333,7 @@
 </file>
 
 <file path=word/header1.xml><?xml version="1.0" encoding="utf-8"?>
-<w:hdr xmlns:wpc="http://schemas.microsoft.com/office/word/2010/wordprocessingCanvas" xmlns:cx="http://schemas.microsoft.com/office/drawing/2014/chartex" xmlns:cx1="http://schemas.microsoft.com/office/drawing/2015/9/8/chartex" xmlns:cx2="http://schemas.microsoft.com/office/drawing/2015/10/21/chartex" xmlns:cx3="http://schemas.microsoft.com/office/drawing/2016/5/9/chartex" xmlns:cx4="http://schemas.microsoft.com/office/drawing/2016/5/10/chartex" xmlns:cx5="http://schemas.microsoft.com/office/drawing/2016/5/11/chartex" xmlns:cx6="http://schemas.microsoft.com/office/drawing/2016/5/12/chartex" xmlns:cx7="http://schemas.microsoft.com/office/drawing/2016/5/13/chartex" xmlns:cx8="http://schemas.microsoft.com/office/drawing/2016/5/14/chartex" xmlns:mc="http://schemas.openxmlformats.org/markup-compatibility/2006" xmlns:aink="http://schemas.microsoft.com/office/drawing/2016/ink" xmlns:am3d="http://schemas.microsoft.com/office/drawing/2017/model3d" xmlns:o="urn:schemas-microsoft-com:office:office" xmlns:r="http://schemas.openxmlformats.org/officeDocument/2006/relationships" xmlns:m="http://schemas.openxmlformats.org/officeDocument/2006/math" xmlns:v="urn:schemas-microsoft-com:vml" xmlns:wp14="http://schemas.microsoft.com/office/word/2010/wordprocessingDrawing" xmlns:wp="http://schemas.openxmlformats.org/drawingml/2006/wordprocessingDrawing" xmlns:w10="urn:schemas-microsoft-com:office:word" xmlns:w="http://schemas.openxmlformats.org/wordprocessingml/2006/main" xmlns:w14="http://schemas.microsoft.com/office/word/2010/wordml" xmlns:w15="http://schemas.microsoft.com/office/word/2012/wordml" xmlns:w16cex="http://schemas.microsoft.com/office/word/2018/wordml/cex" xmlns:w16cid="http://schemas.microsoft.com/office/word/2016/wordml/cid" xmlns:w16="http://schemas.microsoft.com/office/word/2018/wordml" xmlns:w16sdtdh="http://schemas.microsoft.com/office/word/2020/wordml/sdtdatahash" xmlns:w16se="http://schemas.microsoft.com/office/word/2015/wordml/symex" xmlns:wpg="http://schemas.microsoft.com/office/word/2010/wordprocessingGroup" xmlns:wpi="http://schemas.microsoft.com/office/word/2010/wordprocessingInk" xmlns:wne="http://schemas.microsoft.com/office/word/2006/wordml" xmlns:wps="http://schemas.microsoft.com/office/word/2010/wordprocessingShape" mc:Ignorable="w14 w15 w16se w16cid w16 w16cex w16sdtdh wp14">
+<w:hdr xmlns:wpc="http://schemas.microsoft.com/office/word/2010/wordprocessingCanvas" xmlns:cx="http://schemas.microsoft.com/office/drawing/2014/chartex" xmlns:cx1="http://schemas.microsoft.com/office/drawing/2015/9/8/chartex" xmlns:cx2="http://schemas.microsoft.com/office/drawing/2015/10/21/chartex" xmlns:cx3="http://schemas.microsoft.com/office/drawing/2016/5/9/chartex" xmlns:cx4="http://schemas.microsoft.com/office/drawing/2016/5/10/chartex" xmlns:cx5="http://schemas.microsoft.com/office/drawing/2016/5/11/chartex" xmlns:cx6="http://schemas.microsoft.com/office/drawing/2016/5/12/chartex" xmlns:cx7="http://schemas.microsoft.com/office/drawing/2016/5/13/chartex" xmlns:cx8="http://schemas.microsoft.com/office/drawing/2016/5/14/chartex" xmlns:mc="http://schemas.openxmlformats.org/markup-compatibility/2006" xmlns:aink="http://schemas.microsoft.com/office/drawing/2016/ink" xmlns:am3d="http://schemas.microsoft.com/office/drawing/2017/model3d" xmlns:o="urn:schemas-microsoft-com:office:office" xmlns:oel="http://schemas.microsoft.com/office/2019/extlst" xmlns:r="http://schemas.openxmlformats.org/officeDocument/2006/relationships" xmlns:m="http://schemas.openxmlformats.org/officeDocument/2006/math" xmlns:v="urn:schemas-microsoft-com:vml" xmlns:wp14="http://schemas.microsoft.com/office/word/2010/wordprocessingDrawing" xmlns:wp="http://schemas.openxmlformats.org/drawingml/2006/wordprocessingDrawing" xmlns:w10="urn:schemas-microsoft-com:office:word" xmlns:w="http://schemas.openxmlformats.org/wordprocessingml/2006/main" xmlns:w14="http://schemas.microsoft.com/office/word/2010/wordml" xmlns:w15="http://schemas.microsoft.com/office/word/2012/wordml" xmlns:w16cei="http://schemas.microsoft.com/office/word/2026/wordml/cei" xmlns:w16cex="http://schemas.microsoft.com/office/word/2018/wordml/cex" xmlns:w16cid="http://schemas.microsoft.com/office/word/2016/wordml/cid" xmlns:w16="http://schemas.microsoft.com/office/word/2018/wordml" xmlns:w16du="http://schemas.microsoft.com/office/word/2023/wordml/word16du" xmlns:w16sdtdh="http://schemas.microsoft.com/office/word/2020/wordml/sdtdatahash" xmlns:w16sdtfl="http://schemas.microsoft.com/office/word/2024/wordml/sdtformatlock" xmlns:w16se="http://schemas.microsoft.com/office/word/2015/wordml/symex" xmlns:wpg="http://schemas.microsoft.com/office/word/2010/wordprocessingGroup" xmlns:wpi="http://schemas.microsoft.com/office/word/2010/wordprocessingInk" xmlns:wne="http://schemas.microsoft.com/office/word/2006/wordml" xmlns:wps="http://schemas.microsoft.com/office/word/2010/wordprocessingShape" mc:Ignorable="w14 w15 w16se w16cid w16 w16cex w16sdtdh w16sdtfl w16du wp14">
   <w:p>
     <w:pPr>
       <w:pStyle w:val="Encabezado"/>
@@ -7712,7 +9352,7 @@
 </file>
 
 <file path=word/header2.xml><?xml version="1.0" encoding="utf-8"?>
-<w:hdr xmlns:wpc="http://schemas.microsoft.com/office/word/2010/wordprocessingCanvas" xmlns:cx="http://schemas.microsoft.com/office/drawing/2014/chartex" xmlns:cx1="http://schemas.microsoft.com/office/drawing/2015/9/8/chartex" xmlns:cx2="http://schemas.microsoft.com/office/drawing/2015/10/21/chartex" xmlns:cx3="http://schemas.microsoft.com/office/drawing/2016/5/9/chartex" xmlns:cx4="http://schemas.microsoft.com/office/drawing/2016/5/10/chartex" xmlns:cx5="http://schemas.microsoft.com/office/drawing/2016/5/11/chartex" xmlns:cx6="http://schemas.microsoft.com/office/drawing/2016/5/12/chartex" xmlns:cx7="http://schemas.microsoft.com/office/drawing/2016/5/13/chartex" xmlns:cx8="http://schemas.microsoft.com/office/drawing/2016/5/14/chartex" xmlns:mc="http://schemas.openxmlformats.org/markup-compatibility/2006" xmlns:aink="http://schemas.microsoft.com/office/drawing/2016/ink" xmlns:am3d="http://schemas.microsoft.com/office/drawing/2017/model3d" xmlns:o="urn:schemas-microsoft-com:office:office" xmlns:r="http://schemas.openxmlformats.org/officeDocument/2006/relationships" xmlns:m="http://schemas.openxmlformats.org/officeDocument/2006/math" xmlns:v="urn:schemas-microsoft-com:vml" xmlns:wp14="http://schemas.microsoft.com/office/word/2010/wordprocessingDrawing" xmlns:wp="http://schemas.openxmlformats.org/drawingml/2006/wordprocessingDrawing" xmlns:w10="urn:schemas-microsoft-com:office:word" xmlns:w="http://schemas.openxmlformats.org/wordprocessingml/2006/main" xmlns:w14="http://schemas.microsoft.com/office/word/2010/wordml" xmlns:w15="http://schemas.microsoft.com/office/word/2012/wordml" xmlns:w16cex="http://schemas.microsoft.com/office/word/2018/wordml/cex" xmlns:w16cid="http://schemas.microsoft.com/office/word/2016/wordml/cid" xmlns:w16="http://schemas.microsoft.com/office/word/2018/wordml" xmlns:w16sdtdh="http://schemas.microsoft.com/office/word/2020/wordml/sdtdatahash" xmlns:w16se="http://schemas.microsoft.com/office/word/2015/wordml/symex" xmlns:wpg="http://schemas.microsoft.com/office/word/2010/wordprocessingGroup" xmlns:wpi="http://schemas.microsoft.com/office/word/2010/wordprocessingInk" xmlns:wne="http://schemas.microsoft.com/office/word/2006/wordml" xmlns:wps="http://schemas.microsoft.com/office/word/2010/wordprocessingShape" mc:Ignorable="w14 w15 w16se w16cid w16 w16cex w16sdtdh wp14">
+<w:hdr xmlns:wpc="http://schemas.microsoft.com/office/word/2010/wordprocessingCanvas" xmlns:cx="http://schemas.microsoft.com/office/drawing/2014/chartex" xmlns:cx1="http://schemas.microsoft.com/office/drawing/2015/9/8/chartex" xmlns:cx2="http://schemas.microsoft.com/office/drawing/2015/10/21/chartex" xmlns:cx3="http://schemas.microsoft.com/office/drawing/2016/5/9/chartex" xmlns:cx4="http://schemas.microsoft.com/office/drawing/2016/5/10/chartex" xmlns:cx5="http://schemas.microsoft.com/office/drawing/2016/5/11/chartex" xmlns:cx6="http://schemas.microsoft.com/office/drawing/2016/5/12/chartex" xmlns:cx7="http://schemas.microsoft.com/office/drawing/2016/5/13/chartex" xmlns:cx8="http://schemas.microsoft.com/office/drawing/2016/5/14/chartex" xmlns:mc="http://schemas.openxmlformats.org/markup-compatibility/2006" xmlns:aink="http://schemas.microsoft.com/office/drawing/2016/ink" xmlns:am3d="http://schemas.microsoft.com/office/drawing/2017/model3d" xmlns:o="urn:schemas-microsoft-com:office:office" xmlns:oel="http://schemas.microsoft.com/office/2019/extlst" xmlns:r="http://schemas.openxmlformats.org/officeDocument/2006/relationships" xmlns:m="http://schemas.openxmlformats.org/officeDocument/2006/math" xmlns:v="urn:schemas-microsoft-com:vml" xmlns:wp14="http://schemas.microsoft.com/office/word/2010/wordprocessingDrawing" xmlns:wp="http://schemas.openxmlformats.org/drawingml/2006/wordprocessingDrawing" xmlns:w10="urn:schemas-microsoft-com:office:word" xmlns:w="http://schemas.openxmlformats.org/wordprocessingml/2006/main" xmlns:w14="http://schemas.microsoft.com/office/word/2010/wordml" xmlns:w15="http://schemas.microsoft.com/office/word/2012/wordml" xmlns:w16cei="http://schemas.microsoft.com/office/word/2026/wordml/cei" xmlns:w16cex="http://schemas.microsoft.com/office/word/2018/wordml/cex" xmlns:w16cid="http://schemas.microsoft.com/office/word/2016/wordml/cid" xmlns:w16="http://schemas.microsoft.com/office/word/2018/wordml" xmlns:w16du="http://schemas.microsoft.com/office/word/2023/wordml/word16du" xmlns:w16sdtdh="http://schemas.microsoft.com/office/word/2020/wordml/sdtdatahash" xmlns:w16sdtfl="http://schemas.microsoft.com/office/word/2024/wordml/sdtformatlock" xmlns:w16se="http://schemas.microsoft.com/office/word/2015/wordml/symex" xmlns:wpg="http://schemas.microsoft.com/office/word/2010/wordprocessingGroup" xmlns:wpi="http://schemas.microsoft.com/office/word/2010/wordprocessingInk" xmlns:wne="http://schemas.microsoft.com/office/word/2006/wordml" xmlns:wps="http://schemas.microsoft.com/office/word/2010/wordprocessingShape" mc:Ignorable="w14 w15 w16se w16cid w16 w16cex w16sdtdh w16sdtfl w16du wp14">
   <w:p>
     <w:pPr>
       <w:pStyle w:val="Encabezado"/>
@@ -7721,33 +9361,20 @@
       </w:pBdr>
       <w:jc w:val="right"/>
     </w:pPr>
-    <w:r>
-      <w:fldChar w:fldCharType="begin"/>
-    </w:r>
-    <w:r>
-      <w:instrText xml:space="preserve"> STYLEREF  "Título 2"  \* MERGEFORMAT </w:instrText>
-    </w:r>
-    <w:r>
-      <w:fldChar w:fldCharType="separate"/>
-    </w:r>
-    <w:r>
-      <w:rPr>
-        <w:noProof/>
-      </w:rPr>
-      <w:t>Análisis de viabilidad</w:t>
-    </w:r>
-    <w:r>
-      <w:rPr>
-        <w:noProof/>
-      </w:rPr>
-      <w:fldChar w:fldCharType="end"/>
-    </w:r>
+    <w:fldSimple w:instr=" STYLEREF  &quot;Título 2&quot;  \* MERGEFORMAT ">
+      <w:r>
+        <w:rPr>
+          <w:noProof/>
+        </w:rPr>
+        <w:t>Método</w:t>
+      </w:r>
+    </w:fldSimple>
   </w:p>
 </w:hdr>
 </file>
 
 <file path=word/header3.xml><?xml version="1.0" encoding="utf-8"?>
-<w:hdr xmlns:wpc="http://schemas.microsoft.com/office/word/2010/wordprocessingCanvas" xmlns:cx="http://schemas.microsoft.com/office/drawing/2014/chartex" xmlns:cx1="http://schemas.microsoft.com/office/drawing/2015/9/8/chartex" xmlns:cx2="http://schemas.microsoft.com/office/drawing/2015/10/21/chartex" xmlns:cx3="http://schemas.microsoft.com/office/drawing/2016/5/9/chartex" xmlns:cx4="http://schemas.microsoft.com/office/drawing/2016/5/10/chartex" xmlns:cx5="http://schemas.microsoft.com/office/drawing/2016/5/11/chartex" xmlns:cx6="http://schemas.microsoft.com/office/drawing/2016/5/12/chartex" xmlns:cx7="http://schemas.microsoft.com/office/drawing/2016/5/13/chartex" xmlns:cx8="http://schemas.microsoft.com/office/drawing/2016/5/14/chartex" xmlns:mc="http://schemas.openxmlformats.org/markup-compatibility/2006" xmlns:aink="http://schemas.microsoft.com/office/drawing/2016/ink" xmlns:am3d="http://schemas.microsoft.com/office/drawing/2017/model3d" xmlns:o="urn:schemas-microsoft-com:office:office" xmlns:r="http://schemas.openxmlformats.org/officeDocument/2006/relationships" xmlns:m="http://schemas.openxmlformats.org/officeDocument/2006/math" xmlns:v="urn:schemas-microsoft-com:vml" xmlns:wp14="http://schemas.microsoft.com/office/word/2010/wordprocessingDrawing" xmlns:wp="http://schemas.openxmlformats.org/drawingml/2006/wordprocessingDrawing" xmlns:w10="urn:schemas-microsoft-com:office:word" xmlns:w="http://schemas.openxmlformats.org/wordprocessingml/2006/main" xmlns:w14="http://schemas.microsoft.com/office/word/2010/wordml" xmlns:w15="http://schemas.microsoft.com/office/word/2012/wordml" xmlns:w16cex="http://schemas.microsoft.com/office/word/2018/wordml/cex" xmlns:w16cid="http://schemas.microsoft.com/office/word/2016/wordml/cid" xmlns:w16="http://schemas.microsoft.com/office/word/2018/wordml" xmlns:w16sdtdh="http://schemas.microsoft.com/office/word/2020/wordml/sdtdatahash" xmlns:w16se="http://schemas.microsoft.com/office/word/2015/wordml/symex" xmlns:wpg="http://schemas.microsoft.com/office/word/2010/wordprocessingGroup" xmlns:wpi="http://schemas.microsoft.com/office/word/2010/wordprocessingInk" xmlns:wne="http://schemas.microsoft.com/office/word/2006/wordml" xmlns:wps="http://schemas.microsoft.com/office/word/2010/wordprocessingShape" mc:Ignorable="w14 w15 w16se w16cid w16 w16cex w16sdtdh wp14">
+<w:hdr xmlns:wpc="http://schemas.microsoft.com/office/word/2010/wordprocessingCanvas" xmlns:cx="http://schemas.microsoft.com/office/drawing/2014/chartex" xmlns:cx1="http://schemas.microsoft.com/office/drawing/2015/9/8/chartex" xmlns:cx2="http://schemas.microsoft.com/office/drawing/2015/10/21/chartex" xmlns:cx3="http://schemas.microsoft.com/office/drawing/2016/5/9/chartex" xmlns:cx4="http://schemas.microsoft.com/office/drawing/2016/5/10/chartex" xmlns:cx5="http://schemas.microsoft.com/office/drawing/2016/5/11/chartex" xmlns:cx6="http://schemas.microsoft.com/office/drawing/2016/5/12/chartex" xmlns:cx7="http://schemas.microsoft.com/office/drawing/2016/5/13/chartex" xmlns:cx8="http://schemas.microsoft.com/office/drawing/2016/5/14/chartex" xmlns:mc="http://schemas.openxmlformats.org/markup-compatibility/2006" xmlns:aink="http://schemas.microsoft.com/office/drawing/2016/ink" xmlns:am3d="http://schemas.microsoft.com/office/drawing/2017/model3d" xmlns:o="urn:schemas-microsoft-com:office:office" xmlns:oel="http://schemas.microsoft.com/office/2019/extlst" xmlns:r="http://schemas.openxmlformats.org/officeDocument/2006/relationships" xmlns:m="http://schemas.openxmlformats.org/officeDocument/2006/math" xmlns:v="urn:schemas-microsoft-com:vml" xmlns:wp14="http://schemas.microsoft.com/office/word/2010/wordprocessingDrawing" xmlns:wp="http://schemas.openxmlformats.org/drawingml/2006/wordprocessingDrawing" xmlns:w10="urn:schemas-microsoft-com:office:word" xmlns:w="http://schemas.openxmlformats.org/wordprocessingml/2006/main" xmlns:w14="http://schemas.microsoft.com/office/word/2010/wordml" xmlns:w15="http://schemas.microsoft.com/office/word/2012/wordml" xmlns:w16cei="http://schemas.microsoft.com/office/word/2026/wordml/cei" xmlns:w16cex="http://schemas.microsoft.com/office/word/2018/wordml/cex" xmlns:w16cid="http://schemas.microsoft.com/office/word/2016/wordml/cid" xmlns:w16="http://schemas.microsoft.com/office/word/2018/wordml" xmlns:w16du="http://schemas.microsoft.com/office/word/2023/wordml/word16du" xmlns:w16sdtdh="http://schemas.microsoft.com/office/word/2020/wordml/sdtdatahash" xmlns:w16sdtfl="http://schemas.microsoft.com/office/word/2024/wordml/sdtformatlock" xmlns:w16se="http://schemas.microsoft.com/office/word/2015/wordml/symex" xmlns:wpg="http://schemas.microsoft.com/office/word/2010/wordprocessingGroup" xmlns:wpi="http://schemas.microsoft.com/office/word/2010/wordprocessingInk" xmlns:wne="http://schemas.microsoft.com/office/word/2006/wordml" xmlns:wps="http://schemas.microsoft.com/office/word/2010/wordprocessingShape" mc:Ignorable="w14 w15 w16se w16cid w16 w16cex w16sdtdh w16sdtfl w16du wp14">
   <w:p>
     <w:pPr>
       <w:pStyle w:val="Encabezado"/>
@@ -7763,7 +9390,7 @@
 </file>
 
 <file path=word/header4.xml><?xml version="1.0" encoding="utf-8"?>
-<w:hdr xmlns:wpc="http://schemas.microsoft.com/office/word/2010/wordprocessingCanvas" xmlns:cx="http://schemas.microsoft.com/office/drawing/2014/chartex" xmlns:cx1="http://schemas.microsoft.com/office/drawing/2015/9/8/chartex" xmlns:cx2="http://schemas.microsoft.com/office/drawing/2015/10/21/chartex" xmlns:cx3="http://schemas.microsoft.com/office/drawing/2016/5/9/chartex" xmlns:cx4="http://schemas.microsoft.com/office/drawing/2016/5/10/chartex" xmlns:cx5="http://schemas.microsoft.com/office/drawing/2016/5/11/chartex" xmlns:cx6="http://schemas.microsoft.com/office/drawing/2016/5/12/chartex" xmlns:cx7="http://schemas.microsoft.com/office/drawing/2016/5/13/chartex" xmlns:cx8="http://schemas.microsoft.com/office/drawing/2016/5/14/chartex" xmlns:mc="http://schemas.openxmlformats.org/markup-compatibility/2006" xmlns:aink="http://schemas.microsoft.com/office/drawing/2016/ink" xmlns:am3d="http://schemas.microsoft.com/office/drawing/2017/model3d" xmlns:o="urn:schemas-microsoft-com:office:office" xmlns:r="http://schemas.openxmlformats.org/officeDocument/2006/relationships" xmlns:m="http://schemas.openxmlformats.org/officeDocument/2006/math" xmlns:v="urn:schemas-microsoft-com:vml" xmlns:wp14="http://schemas.microsoft.com/office/word/2010/wordprocessingDrawing" xmlns:wp="http://schemas.openxmlformats.org/drawingml/2006/wordprocessingDrawing" xmlns:w10="urn:schemas-microsoft-com:office:word" xmlns:w="http://schemas.openxmlformats.org/wordprocessingml/2006/main" xmlns:w14="http://schemas.microsoft.com/office/word/2010/wordml" xmlns:w15="http://schemas.microsoft.com/office/word/2012/wordml" xmlns:w16cex="http://schemas.microsoft.com/office/word/2018/wordml/cex" xmlns:w16cid="http://schemas.microsoft.com/office/word/2016/wordml/cid" xmlns:w16="http://schemas.microsoft.com/office/word/2018/wordml" xmlns:w16sdtdh="http://schemas.microsoft.com/office/word/2020/wordml/sdtdatahash" xmlns:w16se="http://schemas.microsoft.com/office/word/2015/wordml/symex" xmlns:wpg="http://schemas.microsoft.com/office/word/2010/wordprocessingGroup" xmlns:wpi="http://schemas.microsoft.com/office/word/2010/wordprocessingInk" xmlns:wne="http://schemas.microsoft.com/office/word/2006/wordml" xmlns:wps="http://schemas.microsoft.com/office/word/2010/wordprocessingShape" mc:Ignorable="w14 w15 w16se w16cid w16 w16cex w16sdtdh wp14">
+<w:hdr xmlns:wpc="http://schemas.microsoft.com/office/word/2010/wordprocessingCanvas" xmlns:cx="http://schemas.microsoft.com/office/drawing/2014/chartex" xmlns:cx1="http://schemas.microsoft.com/office/drawing/2015/9/8/chartex" xmlns:cx2="http://schemas.microsoft.com/office/drawing/2015/10/21/chartex" xmlns:cx3="http://schemas.microsoft.com/office/drawing/2016/5/9/chartex" xmlns:cx4="http://schemas.microsoft.com/office/drawing/2016/5/10/chartex" xmlns:cx5="http://schemas.microsoft.com/office/drawing/2016/5/11/chartex" xmlns:cx6="http://schemas.microsoft.com/office/drawing/2016/5/12/chartex" xmlns:cx7="http://schemas.microsoft.com/office/drawing/2016/5/13/chartex" xmlns:cx8="http://schemas.microsoft.com/office/drawing/2016/5/14/chartex" xmlns:mc="http://schemas.openxmlformats.org/markup-compatibility/2006" xmlns:aink="http://schemas.microsoft.com/office/drawing/2016/ink" xmlns:am3d="http://schemas.microsoft.com/office/drawing/2017/model3d" xmlns:o="urn:schemas-microsoft-com:office:office" xmlns:oel="http://schemas.microsoft.com/office/2019/extlst" xmlns:r="http://schemas.openxmlformats.org/officeDocument/2006/relationships" xmlns:m="http://schemas.openxmlformats.org/officeDocument/2006/math" xmlns:v="urn:schemas-microsoft-com:vml" xmlns:wp14="http://schemas.microsoft.com/office/word/2010/wordprocessingDrawing" xmlns:wp="http://schemas.openxmlformats.org/drawingml/2006/wordprocessingDrawing" xmlns:w10="urn:schemas-microsoft-com:office:word" xmlns:w="http://schemas.openxmlformats.org/wordprocessingml/2006/main" xmlns:w14="http://schemas.microsoft.com/office/word/2010/wordml" xmlns:w15="http://schemas.microsoft.com/office/word/2012/wordml" xmlns:w16cei="http://schemas.microsoft.com/office/word/2026/wordml/cei" xmlns:w16cex="http://schemas.microsoft.com/office/word/2018/wordml/cex" xmlns:w16cid="http://schemas.microsoft.com/office/word/2016/wordml/cid" xmlns:w16="http://schemas.microsoft.com/office/word/2018/wordml" xmlns:w16du="http://schemas.microsoft.com/office/word/2023/wordml/word16du" xmlns:w16sdtdh="http://schemas.microsoft.com/office/word/2020/wordml/sdtdatahash" xmlns:w16sdtfl="http://schemas.microsoft.com/office/word/2024/wordml/sdtformatlock" xmlns:w16se="http://schemas.microsoft.com/office/word/2015/wordml/symex" xmlns:wpg="http://schemas.microsoft.com/office/word/2010/wordprocessingGroup" xmlns:wpi="http://schemas.microsoft.com/office/word/2010/wordprocessingInk" xmlns:wne="http://schemas.microsoft.com/office/word/2006/wordml" xmlns:wps="http://schemas.microsoft.com/office/word/2010/wordprocessingShape" mc:Ignorable="w14 w15 w16se w16cid w16 w16cex w16sdtdh w16sdtfl w16du wp14">
   <w:p>
     <w:pPr>
       <w:pStyle w:val="Encabezado"/>
@@ -7779,8 +9406,157 @@
 </file>
 
 <file path=word/numbering.xml><?xml version="1.0" encoding="utf-8"?>
-<w:numbering xmlns:wpc="http://schemas.microsoft.com/office/word/2010/wordprocessingCanvas" xmlns:cx="http://schemas.microsoft.com/office/drawing/2014/chartex" xmlns:cx1="http://schemas.microsoft.com/office/drawing/2015/9/8/chartex" xmlns:cx2="http://schemas.microsoft.com/office/drawing/2015/10/21/chartex" xmlns:cx3="http://schemas.microsoft.com/office/drawing/2016/5/9/chartex" xmlns:cx4="http://schemas.microsoft.com/office/drawing/2016/5/10/chartex" xmlns:cx5="http://schemas.microsoft.com/office/drawing/2016/5/11/chartex" xmlns:cx6="http://schemas.microsoft.com/office/drawing/2016/5/12/chartex" xmlns:cx7="http://schemas.microsoft.com/office/drawing/2016/5/13/chartex" xmlns:cx8="http://schemas.microsoft.com/office/drawing/2016/5/14/chartex" xmlns:mc="http://schemas.openxmlformats.org/markup-compatibility/2006" xmlns:aink="http://schemas.microsoft.com/office/drawing/2016/ink" xmlns:am3d="http://schemas.microsoft.com/office/drawing/2017/model3d" xmlns:o="urn:schemas-microsoft-com:office:office" xmlns:r="http://schemas.openxmlformats.org/officeDocument/2006/relationships" xmlns:m="http://schemas.openxmlformats.org/officeDocument/2006/math" xmlns:v="urn:schemas-microsoft-com:vml" xmlns:wp14="http://schemas.microsoft.com/office/word/2010/wordprocessingDrawing" xmlns:wp="http://schemas.openxmlformats.org/drawingml/2006/wordprocessingDrawing" xmlns:w10="urn:schemas-microsoft-com:office:word" xmlns:w="http://schemas.openxmlformats.org/wordprocessingml/2006/main" xmlns:w14="http://schemas.microsoft.com/office/word/2010/wordml" xmlns:w15="http://schemas.microsoft.com/office/word/2012/wordml" xmlns:w16cex="http://schemas.microsoft.com/office/word/2018/wordml/cex" xmlns:w16cid="http://schemas.microsoft.com/office/word/2016/wordml/cid" xmlns:w16="http://schemas.microsoft.com/office/word/2018/wordml" xmlns:w16sdtdh="http://schemas.microsoft.com/office/word/2020/wordml/sdtdatahash" xmlns:w16se="http://schemas.microsoft.com/office/word/2015/wordml/symex" xmlns:wpg="http://schemas.microsoft.com/office/word/2010/wordprocessingGroup" xmlns:wpi="http://schemas.microsoft.com/office/word/2010/wordprocessingInk" xmlns:wne="http://schemas.microsoft.com/office/word/2006/wordml" xmlns:wps="http://schemas.microsoft.com/office/word/2010/wordprocessingShape" mc:Ignorable="w14 w15 w16se w16cid w16 w16cex w16sdtdh wp14">
+<w:numbering xmlns:wpc="http://schemas.microsoft.com/office/word/2010/wordprocessingCanvas" xmlns:cx="http://schemas.microsoft.com/office/drawing/2014/chartex" xmlns:cx1="http://schemas.microsoft.com/office/drawing/2015/9/8/chartex" xmlns:cx2="http://schemas.microsoft.com/office/drawing/2015/10/21/chartex" xmlns:cx3="http://schemas.microsoft.com/office/drawing/2016/5/9/chartex" xmlns:cx4="http://schemas.microsoft.com/office/drawing/2016/5/10/chartex" xmlns:cx5="http://schemas.microsoft.com/office/drawing/2016/5/11/chartex" xmlns:cx6="http://schemas.microsoft.com/office/drawing/2016/5/12/chartex" xmlns:cx7="http://schemas.microsoft.com/office/drawing/2016/5/13/chartex" xmlns:cx8="http://schemas.microsoft.com/office/drawing/2016/5/14/chartex" xmlns:mc="http://schemas.openxmlformats.org/markup-compatibility/2006" xmlns:aink="http://schemas.microsoft.com/office/drawing/2016/ink" xmlns:am3d="http://schemas.microsoft.com/office/drawing/2017/model3d" xmlns:o="urn:schemas-microsoft-com:office:office" xmlns:oel="http://schemas.microsoft.com/office/2019/extlst" xmlns:r="http://schemas.openxmlformats.org/officeDocument/2006/relationships" xmlns:m="http://schemas.openxmlformats.org/officeDocument/2006/math" xmlns:v="urn:schemas-microsoft-com:vml" xmlns:wp14="http://schemas.microsoft.com/office/word/2010/wordprocessingDrawing" xmlns:wp="http://schemas.openxmlformats.org/drawingml/2006/wordprocessingDrawing" xmlns:w10="urn:schemas-microsoft-com:office:word" xmlns:w="http://schemas.openxmlformats.org/wordprocessingml/2006/main" xmlns:w14="http://schemas.microsoft.com/office/word/2010/wordml" xmlns:w15="http://schemas.microsoft.com/office/word/2012/wordml" xmlns:w16cei="http://schemas.microsoft.com/office/word/2026/wordml/cei" xmlns:w16cex="http://schemas.microsoft.com/office/word/2018/wordml/cex" xmlns:w16cid="http://schemas.microsoft.com/office/word/2016/wordml/cid" xmlns:w16="http://schemas.microsoft.com/office/word/2018/wordml" xmlns:w16du="http://schemas.microsoft.com/office/word/2023/wordml/word16du" xmlns:w16sdtdh="http://schemas.microsoft.com/office/word/2020/wordml/sdtdatahash" xmlns:w16sdtfl="http://schemas.microsoft.com/office/word/2024/wordml/sdtformatlock" xmlns:w16se="http://schemas.microsoft.com/office/word/2015/wordml/symex" xmlns:wpg="http://schemas.microsoft.com/office/word/2010/wordprocessingGroup" xmlns:wpi="http://schemas.microsoft.com/office/word/2010/wordprocessingInk" xmlns:wne="http://schemas.microsoft.com/office/word/2006/wordml" xmlns:wps="http://schemas.microsoft.com/office/word/2010/wordprocessingShape" mc:Ignorable="w14 w15 w16se w16cid w16 w16cex w16sdtdh w16sdtfl w16du wp14">
   <w:abstractNum w:abstractNumId="0" w15:restartNumberingAfterBreak="0">
+    <w:nsid w:val="01C33CC2"/>
+    <w:multiLevelType w:val="multilevel"/>
+    <w:tmpl w:val="3BA6B7BA"/>
+    <w:lvl w:ilvl="0">
+      <w:start w:val="1"/>
+      <w:numFmt w:val="bullet"/>
+      <w:lvlText w:val=""/>
+      <w:lvlJc w:val="left"/>
+      <w:pPr>
+        <w:tabs>
+          <w:tab w:val="num" w:pos="720"/>
+        </w:tabs>
+        <w:ind w:left="720" w:hanging="360"/>
+      </w:pPr>
+      <w:rPr>
+        <w:rFonts w:ascii="Symbol" w:hAnsi="Symbol" w:hint="default"/>
+        <w:sz w:val="20"/>
+      </w:rPr>
+    </w:lvl>
+    <w:lvl w:ilvl="1" w:tentative="1">
+      <w:start w:val="1"/>
+      <w:numFmt w:val="bullet"/>
+      <w:lvlText w:val="o"/>
+      <w:lvlJc w:val="left"/>
+      <w:pPr>
+        <w:tabs>
+          <w:tab w:val="num" w:pos="1440"/>
+        </w:tabs>
+        <w:ind w:left="1440" w:hanging="360"/>
+      </w:pPr>
+      <w:rPr>
+        <w:rFonts w:ascii="Courier New" w:hAnsi="Courier New" w:hint="default"/>
+        <w:sz w:val="20"/>
+      </w:rPr>
+    </w:lvl>
+    <w:lvl w:ilvl="2" w:tentative="1">
+      <w:start w:val="1"/>
+      <w:numFmt w:val="bullet"/>
+      <w:lvlText w:val=""/>
+      <w:lvlJc w:val="left"/>
+      <w:pPr>
+        <w:tabs>
+          <w:tab w:val="num" w:pos="2160"/>
+        </w:tabs>
+        <w:ind w:left="2160" w:hanging="360"/>
+      </w:pPr>
+      <w:rPr>
+        <w:rFonts w:ascii="Wingdings" w:hAnsi="Wingdings" w:hint="default"/>
+        <w:sz w:val="20"/>
+      </w:rPr>
+    </w:lvl>
+    <w:lvl w:ilvl="3" w:tentative="1">
+      <w:start w:val="1"/>
+      <w:numFmt w:val="bullet"/>
+      <w:lvlText w:val=""/>
+      <w:lvlJc w:val="left"/>
+      <w:pPr>
+        <w:tabs>
+          <w:tab w:val="num" w:pos="2880"/>
+        </w:tabs>
+        <w:ind w:left="2880" w:hanging="360"/>
+      </w:pPr>
+      <w:rPr>
+        <w:rFonts w:ascii="Wingdings" w:hAnsi="Wingdings" w:hint="default"/>
+        <w:sz w:val="20"/>
+      </w:rPr>
+    </w:lvl>
+    <w:lvl w:ilvl="4" w:tentative="1">
+      <w:start w:val="1"/>
+      <w:numFmt w:val="bullet"/>
+      <w:lvlText w:val=""/>
+      <w:lvlJc w:val="left"/>
+      <w:pPr>
+        <w:tabs>
+          <w:tab w:val="num" w:pos="3600"/>
+        </w:tabs>
+        <w:ind w:left="3600" w:hanging="360"/>
+      </w:pPr>
+      <w:rPr>
+        <w:rFonts w:ascii="Wingdings" w:hAnsi="Wingdings" w:hint="default"/>
+        <w:sz w:val="20"/>
+      </w:rPr>
+    </w:lvl>
+    <w:lvl w:ilvl="5" w:tentative="1">
+      <w:start w:val="1"/>
+      <w:numFmt w:val="bullet"/>
+      <w:lvlText w:val=""/>
+      <w:lvlJc w:val="left"/>
+      <w:pPr>
+        <w:tabs>
+          <w:tab w:val="num" w:pos="4320"/>
+        </w:tabs>
+        <w:ind w:left="4320" w:hanging="360"/>
+      </w:pPr>
+      <w:rPr>
+        <w:rFonts w:ascii="Wingdings" w:hAnsi="Wingdings" w:hint="default"/>
+        <w:sz w:val="20"/>
+      </w:rPr>
+    </w:lvl>
+    <w:lvl w:ilvl="6" w:tentative="1">
+      <w:start w:val="1"/>
+      <w:numFmt w:val="bullet"/>
+      <w:lvlText w:val=""/>
+      <w:lvlJc w:val="left"/>
+      <w:pPr>
+        <w:tabs>
+          <w:tab w:val="num" w:pos="5040"/>
+        </w:tabs>
+        <w:ind w:left="5040" w:hanging="360"/>
+      </w:pPr>
+      <w:rPr>
+        <w:rFonts w:ascii="Wingdings" w:hAnsi="Wingdings" w:hint="default"/>
+        <w:sz w:val="20"/>
+      </w:rPr>
+    </w:lvl>
+    <w:lvl w:ilvl="7" w:tentative="1">
+      <w:start w:val="1"/>
+      <w:numFmt w:val="bullet"/>
+      <w:lvlText w:val=""/>
+      <w:lvlJc w:val="left"/>
+      <w:pPr>
+        <w:tabs>
+          <w:tab w:val="num" w:pos="5760"/>
+        </w:tabs>
+        <w:ind w:left="5760" w:hanging="360"/>
+      </w:pPr>
+      <w:rPr>
+        <w:rFonts w:ascii="Wingdings" w:hAnsi="Wingdings" w:hint="default"/>
+        <w:sz w:val="20"/>
+      </w:rPr>
+    </w:lvl>
+    <w:lvl w:ilvl="8" w:tentative="1">
+      <w:start w:val="1"/>
+      <w:numFmt w:val="bullet"/>
+      <w:lvlText w:val=""/>
+      <w:lvlJc w:val="left"/>
+      <w:pPr>
+        <w:tabs>
+          <w:tab w:val="num" w:pos="6480"/>
+        </w:tabs>
+        <w:ind w:left="6480" w:hanging="360"/>
+      </w:pPr>
+      <w:rPr>
+        <w:rFonts w:ascii="Wingdings" w:hAnsi="Wingdings" w:hint="default"/>
+        <w:sz w:val="20"/>
+      </w:rPr>
+    </w:lvl>
+  </w:abstractNum>
+  <w:abstractNum w:abstractNumId="1" w15:restartNumberingAfterBreak="0">
     <w:nsid w:val="02AC40F5"/>
     <w:multiLevelType w:val="multilevel"/>
     <w:tmpl w:val="689EDC78"/>
@@ -7893,7 +9669,7 @@
       </w:rPr>
     </w:lvl>
   </w:abstractNum>
-  <w:abstractNum w:abstractNumId="1" w15:restartNumberingAfterBreak="0">
+  <w:abstractNum w:abstractNumId="2" w15:restartNumberingAfterBreak="0">
     <w:nsid w:val="03033B12"/>
     <w:multiLevelType w:val="multilevel"/>
     <w:tmpl w:val="850EE71C"/>
@@ -8006,7 +9782,156 @@
       </w:rPr>
     </w:lvl>
   </w:abstractNum>
-  <w:abstractNum w:abstractNumId="2" w15:restartNumberingAfterBreak="0">
+  <w:abstractNum w:abstractNumId="3" w15:restartNumberingAfterBreak="0">
+    <w:nsid w:val="062D0AA8"/>
+    <w:multiLevelType w:val="multilevel"/>
+    <w:tmpl w:val="DDFED54E"/>
+    <w:lvl w:ilvl="0">
+      <w:start w:val="1"/>
+      <w:numFmt w:val="bullet"/>
+      <w:lvlText w:val=""/>
+      <w:lvlJc w:val="left"/>
+      <w:pPr>
+        <w:tabs>
+          <w:tab w:val="num" w:pos="720"/>
+        </w:tabs>
+        <w:ind w:left="720" w:hanging="360"/>
+      </w:pPr>
+      <w:rPr>
+        <w:rFonts w:ascii="Symbol" w:hAnsi="Symbol" w:hint="default"/>
+        <w:sz w:val="20"/>
+      </w:rPr>
+    </w:lvl>
+    <w:lvl w:ilvl="1" w:tentative="1">
+      <w:start w:val="1"/>
+      <w:numFmt w:val="bullet"/>
+      <w:lvlText w:val="o"/>
+      <w:lvlJc w:val="left"/>
+      <w:pPr>
+        <w:tabs>
+          <w:tab w:val="num" w:pos="1440"/>
+        </w:tabs>
+        <w:ind w:left="1440" w:hanging="360"/>
+      </w:pPr>
+      <w:rPr>
+        <w:rFonts w:ascii="Courier New" w:hAnsi="Courier New" w:hint="default"/>
+        <w:sz w:val="20"/>
+      </w:rPr>
+    </w:lvl>
+    <w:lvl w:ilvl="2" w:tentative="1">
+      <w:start w:val="1"/>
+      <w:numFmt w:val="bullet"/>
+      <w:lvlText w:val=""/>
+      <w:lvlJc w:val="left"/>
+      <w:pPr>
+        <w:tabs>
+          <w:tab w:val="num" w:pos="2160"/>
+        </w:tabs>
+        <w:ind w:left="2160" w:hanging="360"/>
+      </w:pPr>
+      <w:rPr>
+        <w:rFonts w:ascii="Wingdings" w:hAnsi="Wingdings" w:hint="default"/>
+        <w:sz w:val="20"/>
+      </w:rPr>
+    </w:lvl>
+    <w:lvl w:ilvl="3" w:tentative="1">
+      <w:start w:val="1"/>
+      <w:numFmt w:val="bullet"/>
+      <w:lvlText w:val=""/>
+      <w:lvlJc w:val="left"/>
+      <w:pPr>
+        <w:tabs>
+          <w:tab w:val="num" w:pos="2880"/>
+        </w:tabs>
+        <w:ind w:left="2880" w:hanging="360"/>
+      </w:pPr>
+      <w:rPr>
+        <w:rFonts w:ascii="Wingdings" w:hAnsi="Wingdings" w:hint="default"/>
+        <w:sz w:val="20"/>
+      </w:rPr>
+    </w:lvl>
+    <w:lvl w:ilvl="4" w:tentative="1">
+      <w:start w:val="1"/>
+      <w:numFmt w:val="bullet"/>
+      <w:lvlText w:val=""/>
+      <w:lvlJc w:val="left"/>
+      <w:pPr>
+        <w:tabs>
+          <w:tab w:val="num" w:pos="3600"/>
+        </w:tabs>
+        <w:ind w:left="3600" w:hanging="360"/>
+      </w:pPr>
+      <w:rPr>
+        <w:rFonts w:ascii="Wingdings" w:hAnsi="Wingdings" w:hint="default"/>
+        <w:sz w:val="20"/>
+      </w:rPr>
+    </w:lvl>
+    <w:lvl w:ilvl="5" w:tentative="1">
+      <w:start w:val="1"/>
+      <w:numFmt w:val="bullet"/>
+      <w:lvlText w:val=""/>
+      <w:lvlJc w:val="left"/>
+      <w:pPr>
+        <w:tabs>
+          <w:tab w:val="num" w:pos="4320"/>
+        </w:tabs>
+        <w:ind w:left="4320" w:hanging="360"/>
+      </w:pPr>
+      <w:rPr>
+        <w:rFonts w:ascii="Wingdings" w:hAnsi="Wingdings" w:hint="default"/>
+        <w:sz w:val="20"/>
+      </w:rPr>
+    </w:lvl>
+    <w:lvl w:ilvl="6" w:tentative="1">
+      <w:start w:val="1"/>
+      <w:numFmt w:val="bullet"/>
+      <w:lvlText w:val=""/>
+      <w:lvlJc w:val="left"/>
+      <w:pPr>
+        <w:tabs>
+          <w:tab w:val="num" w:pos="5040"/>
+        </w:tabs>
+        <w:ind w:left="5040" w:hanging="360"/>
+      </w:pPr>
+      <w:rPr>
+        <w:rFonts w:ascii="Wingdings" w:hAnsi="Wingdings" w:hint="default"/>
+        <w:sz w:val="20"/>
+      </w:rPr>
+    </w:lvl>
+    <w:lvl w:ilvl="7" w:tentative="1">
+      <w:start w:val="1"/>
+      <w:numFmt w:val="bullet"/>
+      <w:lvlText w:val=""/>
+      <w:lvlJc w:val="left"/>
+      <w:pPr>
+        <w:tabs>
+          <w:tab w:val="num" w:pos="5760"/>
+        </w:tabs>
+        <w:ind w:left="5760" w:hanging="360"/>
+      </w:pPr>
+      <w:rPr>
+        <w:rFonts w:ascii="Wingdings" w:hAnsi="Wingdings" w:hint="default"/>
+        <w:sz w:val="20"/>
+      </w:rPr>
+    </w:lvl>
+    <w:lvl w:ilvl="8" w:tentative="1">
+      <w:start w:val="1"/>
+      <w:numFmt w:val="bullet"/>
+      <w:lvlText w:val=""/>
+      <w:lvlJc w:val="left"/>
+      <w:pPr>
+        <w:tabs>
+          <w:tab w:val="num" w:pos="6480"/>
+        </w:tabs>
+        <w:ind w:left="6480" w:hanging="360"/>
+      </w:pPr>
+      <w:rPr>
+        <w:rFonts w:ascii="Wingdings" w:hAnsi="Wingdings" w:hint="default"/>
+        <w:sz w:val="20"/>
+      </w:rPr>
+    </w:lvl>
+  </w:abstractNum>
+  <w:abstractNum w:abstractNumId="4" w15:restartNumberingAfterBreak="0">
     <w:nsid w:val="0B4E6662"/>
     <w:multiLevelType w:val="multilevel"/>
     <w:tmpl w:val="247E43A2"/>
@@ -8119,7 +10044,305 @@
       </w:rPr>
     </w:lvl>
   </w:abstractNum>
-  <w:abstractNum w:abstractNumId="3" w15:restartNumberingAfterBreak="0">
+  <w:abstractNum w:abstractNumId="5" w15:restartNumberingAfterBreak="0">
+    <w:nsid w:val="0E016E41"/>
+    <w:multiLevelType w:val="multilevel"/>
+    <w:tmpl w:val="1B96AFC4"/>
+    <w:lvl w:ilvl="0">
+      <w:start w:val="1"/>
+      <w:numFmt w:val="bullet"/>
+      <w:lvlText w:val=""/>
+      <w:lvlJc w:val="left"/>
+      <w:pPr>
+        <w:tabs>
+          <w:tab w:val="num" w:pos="720"/>
+        </w:tabs>
+        <w:ind w:left="720" w:hanging="360"/>
+      </w:pPr>
+      <w:rPr>
+        <w:rFonts w:ascii="Symbol" w:hAnsi="Symbol" w:hint="default"/>
+        <w:sz w:val="20"/>
+      </w:rPr>
+    </w:lvl>
+    <w:lvl w:ilvl="1" w:tentative="1">
+      <w:start w:val="1"/>
+      <w:numFmt w:val="bullet"/>
+      <w:lvlText w:val="o"/>
+      <w:lvlJc w:val="left"/>
+      <w:pPr>
+        <w:tabs>
+          <w:tab w:val="num" w:pos="1440"/>
+        </w:tabs>
+        <w:ind w:left="1440" w:hanging="360"/>
+      </w:pPr>
+      <w:rPr>
+        <w:rFonts w:ascii="Courier New" w:hAnsi="Courier New" w:hint="default"/>
+        <w:sz w:val="20"/>
+      </w:rPr>
+    </w:lvl>
+    <w:lvl w:ilvl="2" w:tentative="1">
+      <w:start w:val="1"/>
+      <w:numFmt w:val="bullet"/>
+      <w:lvlText w:val=""/>
+      <w:lvlJc w:val="left"/>
+      <w:pPr>
+        <w:tabs>
+          <w:tab w:val="num" w:pos="2160"/>
+        </w:tabs>
+        <w:ind w:left="2160" w:hanging="360"/>
+      </w:pPr>
+      <w:rPr>
+        <w:rFonts w:ascii="Wingdings" w:hAnsi="Wingdings" w:hint="default"/>
+        <w:sz w:val="20"/>
+      </w:rPr>
+    </w:lvl>
+    <w:lvl w:ilvl="3" w:tentative="1">
+      <w:start w:val="1"/>
+      <w:numFmt w:val="bullet"/>
+      <w:lvlText w:val=""/>
+      <w:lvlJc w:val="left"/>
+      <w:pPr>
+        <w:tabs>
+          <w:tab w:val="num" w:pos="2880"/>
+        </w:tabs>
+        <w:ind w:left="2880" w:hanging="360"/>
+      </w:pPr>
+      <w:rPr>
+        <w:rFonts w:ascii="Wingdings" w:hAnsi="Wingdings" w:hint="default"/>
+        <w:sz w:val="20"/>
+      </w:rPr>
+    </w:lvl>
+    <w:lvl w:ilvl="4" w:tentative="1">
+      <w:start w:val="1"/>
+      <w:numFmt w:val="bullet"/>
+      <w:lvlText w:val=""/>
+      <w:lvlJc w:val="left"/>
+      <w:pPr>
+        <w:tabs>
+          <w:tab w:val="num" w:pos="3600"/>
+        </w:tabs>
+        <w:ind w:left="3600" w:hanging="360"/>
+      </w:pPr>
+      <w:rPr>
+        <w:rFonts w:ascii="Wingdings" w:hAnsi="Wingdings" w:hint="default"/>
+        <w:sz w:val="20"/>
+      </w:rPr>
+    </w:lvl>
+    <w:lvl w:ilvl="5" w:tentative="1">
+      <w:start w:val="1"/>
+      <w:numFmt w:val="bullet"/>
+      <w:lvlText w:val=""/>
+      <w:lvlJc w:val="left"/>
+      <w:pPr>
+        <w:tabs>
+          <w:tab w:val="num" w:pos="4320"/>
+        </w:tabs>
+        <w:ind w:left="4320" w:hanging="360"/>
+      </w:pPr>
+      <w:rPr>
+        <w:rFonts w:ascii="Wingdings" w:hAnsi="Wingdings" w:hint="default"/>
+        <w:sz w:val="20"/>
+      </w:rPr>
+    </w:lvl>
+    <w:lvl w:ilvl="6" w:tentative="1">
+      <w:start w:val="1"/>
+      <w:numFmt w:val="bullet"/>
+      <w:lvlText w:val=""/>
+      <w:lvlJc w:val="left"/>
+      <w:pPr>
+        <w:tabs>
+          <w:tab w:val="num" w:pos="5040"/>
+        </w:tabs>
+        <w:ind w:left="5040" w:hanging="360"/>
+      </w:pPr>
+      <w:rPr>
+        <w:rFonts w:ascii="Wingdings" w:hAnsi="Wingdings" w:hint="default"/>
+        <w:sz w:val="20"/>
+      </w:rPr>
+    </w:lvl>
+    <w:lvl w:ilvl="7" w:tentative="1">
+      <w:start w:val="1"/>
+      <w:numFmt w:val="bullet"/>
+      <w:lvlText w:val=""/>
+      <w:lvlJc w:val="left"/>
+      <w:pPr>
+        <w:tabs>
+          <w:tab w:val="num" w:pos="5760"/>
+        </w:tabs>
+        <w:ind w:left="5760" w:hanging="360"/>
+      </w:pPr>
+      <w:rPr>
+        <w:rFonts w:ascii="Wingdings" w:hAnsi="Wingdings" w:hint="default"/>
+        <w:sz w:val="20"/>
+      </w:rPr>
+    </w:lvl>
+    <w:lvl w:ilvl="8" w:tentative="1">
+      <w:start w:val="1"/>
+      <w:numFmt w:val="bullet"/>
+      <w:lvlText w:val=""/>
+      <w:lvlJc w:val="left"/>
+      <w:pPr>
+        <w:tabs>
+          <w:tab w:val="num" w:pos="6480"/>
+        </w:tabs>
+        <w:ind w:left="6480" w:hanging="360"/>
+      </w:pPr>
+      <w:rPr>
+        <w:rFonts w:ascii="Wingdings" w:hAnsi="Wingdings" w:hint="default"/>
+        <w:sz w:val="20"/>
+      </w:rPr>
+    </w:lvl>
+  </w:abstractNum>
+  <w:abstractNum w:abstractNumId="6" w15:restartNumberingAfterBreak="0">
+    <w:nsid w:val="0E7607D9"/>
+    <w:multiLevelType w:val="multilevel"/>
+    <w:tmpl w:val="701AF388"/>
+    <w:lvl w:ilvl="0">
+      <w:start w:val="1"/>
+      <w:numFmt w:val="bullet"/>
+      <w:lvlText w:val=""/>
+      <w:lvlJc w:val="left"/>
+      <w:pPr>
+        <w:tabs>
+          <w:tab w:val="num" w:pos="720"/>
+        </w:tabs>
+        <w:ind w:left="720" w:hanging="360"/>
+      </w:pPr>
+      <w:rPr>
+        <w:rFonts w:ascii="Symbol" w:hAnsi="Symbol" w:hint="default"/>
+        <w:sz w:val="20"/>
+      </w:rPr>
+    </w:lvl>
+    <w:lvl w:ilvl="1" w:tentative="1">
+      <w:start w:val="1"/>
+      <w:numFmt w:val="bullet"/>
+      <w:lvlText w:val="o"/>
+      <w:lvlJc w:val="left"/>
+      <w:pPr>
+        <w:tabs>
+          <w:tab w:val="num" w:pos="1440"/>
+        </w:tabs>
+        <w:ind w:left="1440" w:hanging="360"/>
+      </w:pPr>
+      <w:rPr>
+        <w:rFonts w:ascii="Courier New" w:hAnsi="Courier New" w:hint="default"/>
+        <w:sz w:val="20"/>
+      </w:rPr>
+    </w:lvl>
+    <w:lvl w:ilvl="2" w:tentative="1">
+      <w:start w:val="1"/>
+      <w:numFmt w:val="bullet"/>
+      <w:lvlText w:val=""/>
+      <w:lvlJc w:val="left"/>
+      <w:pPr>
+        <w:tabs>
+          <w:tab w:val="num" w:pos="2160"/>
+        </w:tabs>
+        <w:ind w:left="2160" w:hanging="360"/>
+      </w:pPr>
+      <w:rPr>
+        <w:rFonts w:ascii="Wingdings" w:hAnsi="Wingdings" w:hint="default"/>
+        <w:sz w:val="20"/>
+      </w:rPr>
+    </w:lvl>
+    <w:lvl w:ilvl="3" w:tentative="1">
+      <w:start w:val="1"/>
+      <w:numFmt w:val="bullet"/>
+      <w:lvlText w:val=""/>
+      <w:lvlJc w:val="left"/>
+      <w:pPr>
+        <w:tabs>
+          <w:tab w:val="num" w:pos="2880"/>
+        </w:tabs>
+        <w:ind w:left="2880" w:hanging="360"/>
+      </w:pPr>
+      <w:rPr>
+        <w:rFonts w:ascii="Wingdings" w:hAnsi="Wingdings" w:hint="default"/>
+        <w:sz w:val="20"/>
+      </w:rPr>
+    </w:lvl>
+    <w:lvl w:ilvl="4" w:tentative="1">
+      <w:start w:val="1"/>
+      <w:numFmt w:val="bullet"/>
+      <w:lvlText w:val=""/>
+      <w:lvlJc w:val="left"/>
+      <w:pPr>
+        <w:tabs>
+          <w:tab w:val="num" w:pos="3600"/>
+        </w:tabs>
+        <w:ind w:left="3600" w:hanging="360"/>
+      </w:pPr>
+      <w:rPr>
+        <w:rFonts w:ascii="Wingdings" w:hAnsi="Wingdings" w:hint="default"/>
+        <w:sz w:val="20"/>
+      </w:rPr>
+    </w:lvl>
+    <w:lvl w:ilvl="5" w:tentative="1">
+      <w:start w:val="1"/>
+      <w:numFmt w:val="bullet"/>
+      <w:lvlText w:val=""/>
+      <w:lvlJc w:val="left"/>
+      <w:pPr>
+        <w:tabs>
+          <w:tab w:val="num" w:pos="4320"/>
+        </w:tabs>
+        <w:ind w:left="4320" w:hanging="360"/>
+      </w:pPr>
+      <w:rPr>
+        <w:rFonts w:ascii="Wingdings" w:hAnsi="Wingdings" w:hint="default"/>
+        <w:sz w:val="20"/>
+      </w:rPr>
+    </w:lvl>
+    <w:lvl w:ilvl="6" w:tentative="1">
+      <w:start w:val="1"/>
+      <w:numFmt w:val="bullet"/>
+      <w:lvlText w:val=""/>
+      <w:lvlJc w:val="left"/>
+      <w:pPr>
+        <w:tabs>
+          <w:tab w:val="num" w:pos="5040"/>
+        </w:tabs>
+        <w:ind w:left="5040" w:hanging="360"/>
+      </w:pPr>
+      <w:rPr>
+        <w:rFonts w:ascii="Wingdings" w:hAnsi="Wingdings" w:hint="default"/>
+        <w:sz w:val="20"/>
+      </w:rPr>
+    </w:lvl>
+    <w:lvl w:ilvl="7" w:tentative="1">
+      <w:start w:val="1"/>
+      <w:numFmt w:val="bullet"/>
+      <w:lvlText w:val=""/>
+      <w:lvlJc w:val="left"/>
+      <w:pPr>
+        <w:tabs>
+          <w:tab w:val="num" w:pos="5760"/>
+        </w:tabs>
+        <w:ind w:left="5760" w:hanging="360"/>
+      </w:pPr>
+      <w:rPr>
+        <w:rFonts w:ascii="Wingdings" w:hAnsi="Wingdings" w:hint="default"/>
+        <w:sz w:val="20"/>
+      </w:rPr>
+    </w:lvl>
+    <w:lvl w:ilvl="8" w:tentative="1">
+      <w:start w:val="1"/>
+      <w:numFmt w:val="bullet"/>
+      <w:lvlText w:val=""/>
+      <w:lvlJc w:val="left"/>
+      <w:pPr>
+        <w:tabs>
+          <w:tab w:val="num" w:pos="6480"/>
+        </w:tabs>
+        <w:ind w:left="6480" w:hanging="360"/>
+      </w:pPr>
+      <w:rPr>
+        <w:rFonts w:ascii="Wingdings" w:hAnsi="Wingdings" w:hint="default"/>
+        <w:sz w:val="20"/>
+      </w:rPr>
+    </w:lvl>
+  </w:abstractNum>
+  <w:abstractNum w:abstractNumId="7" w15:restartNumberingAfterBreak="0">
     <w:nsid w:val="0F376702"/>
     <w:multiLevelType w:val="multilevel"/>
     <w:tmpl w:val="6E30C4CE"/>
@@ -8232,7 +10455,7 @@
       </w:rPr>
     </w:lvl>
   </w:abstractNum>
-  <w:abstractNum w:abstractNumId="4" w15:restartNumberingAfterBreak="0">
+  <w:abstractNum w:abstractNumId="8" w15:restartNumberingAfterBreak="0">
     <w:nsid w:val="17DF6D22"/>
     <w:multiLevelType w:val="multilevel"/>
     <w:tmpl w:val="64C68624"/>
@@ -8345,7 +10568,7 @@
       </w:rPr>
     </w:lvl>
   </w:abstractNum>
-  <w:abstractNum w:abstractNumId="5" w15:restartNumberingAfterBreak="0">
+  <w:abstractNum w:abstractNumId="9" w15:restartNumberingAfterBreak="0">
     <w:nsid w:val="18F765CC"/>
     <w:multiLevelType w:val="hybridMultilevel"/>
     <w:tmpl w:val="4472485E"/>
@@ -8458,7 +10681,7 @@
       </w:rPr>
     </w:lvl>
   </w:abstractNum>
-  <w:abstractNum w:abstractNumId="6" w15:restartNumberingAfterBreak="0">
+  <w:abstractNum w:abstractNumId="10" w15:restartNumberingAfterBreak="0">
     <w:nsid w:val="19E33CA0"/>
     <w:multiLevelType w:val="multilevel"/>
     <w:tmpl w:val="F198E13C"/>
@@ -8571,7 +10794,7 @@
       </w:rPr>
     </w:lvl>
   </w:abstractNum>
-  <w:abstractNum w:abstractNumId="7" w15:restartNumberingAfterBreak="0">
+  <w:abstractNum w:abstractNumId="11" w15:restartNumberingAfterBreak="0">
     <w:nsid w:val="1A31795E"/>
     <w:multiLevelType w:val="hybridMultilevel"/>
     <w:tmpl w:val="5FCA6254"/>
@@ -8660,7 +10883,7 @@
       </w:pPr>
     </w:lvl>
   </w:abstractNum>
-  <w:abstractNum w:abstractNumId="8" w15:restartNumberingAfterBreak="0">
+  <w:abstractNum w:abstractNumId="12" w15:restartNumberingAfterBreak="0">
     <w:nsid w:val="1BCB6D57"/>
     <w:multiLevelType w:val="multilevel"/>
     <w:tmpl w:val="666EFDD8"/>
@@ -8773,7 +10996,7 @@
       </w:rPr>
     </w:lvl>
   </w:abstractNum>
-  <w:abstractNum w:abstractNumId="9" w15:restartNumberingAfterBreak="0">
+  <w:abstractNum w:abstractNumId="13" w15:restartNumberingAfterBreak="0">
     <w:nsid w:val="1C3A1AF5"/>
     <w:multiLevelType w:val="hybridMultilevel"/>
     <w:tmpl w:val="A5D443CE"/>
@@ -8859,7 +11082,7 @@
       </w:pPr>
     </w:lvl>
   </w:abstractNum>
-  <w:abstractNum w:abstractNumId="10" w15:restartNumberingAfterBreak="0">
+  <w:abstractNum w:abstractNumId="14" w15:restartNumberingAfterBreak="0">
     <w:nsid w:val="1CF92578"/>
     <w:multiLevelType w:val="multilevel"/>
     <w:tmpl w:val="E11A5F7A"/>
@@ -8972,7 +11195,156 @@
       </w:rPr>
     </w:lvl>
   </w:abstractNum>
-  <w:abstractNum w:abstractNumId="11" w15:restartNumberingAfterBreak="0">
+  <w:abstractNum w:abstractNumId="15" w15:restartNumberingAfterBreak="0">
+    <w:nsid w:val="21AD26EA"/>
+    <w:multiLevelType w:val="multilevel"/>
+    <w:tmpl w:val="574C8E0A"/>
+    <w:lvl w:ilvl="0">
+      <w:start w:val="1"/>
+      <w:numFmt w:val="bullet"/>
+      <w:lvlText w:val=""/>
+      <w:lvlJc w:val="left"/>
+      <w:pPr>
+        <w:tabs>
+          <w:tab w:val="num" w:pos="720"/>
+        </w:tabs>
+        <w:ind w:left="720" w:hanging="360"/>
+      </w:pPr>
+      <w:rPr>
+        <w:rFonts w:ascii="Symbol" w:hAnsi="Symbol" w:hint="default"/>
+        <w:sz w:val="20"/>
+      </w:rPr>
+    </w:lvl>
+    <w:lvl w:ilvl="1" w:tentative="1">
+      <w:start w:val="1"/>
+      <w:numFmt w:val="bullet"/>
+      <w:lvlText w:val="o"/>
+      <w:lvlJc w:val="left"/>
+      <w:pPr>
+        <w:tabs>
+          <w:tab w:val="num" w:pos="1440"/>
+        </w:tabs>
+        <w:ind w:left="1440" w:hanging="360"/>
+      </w:pPr>
+      <w:rPr>
+        <w:rFonts w:ascii="Courier New" w:hAnsi="Courier New" w:hint="default"/>
+        <w:sz w:val="20"/>
+      </w:rPr>
+    </w:lvl>
+    <w:lvl w:ilvl="2" w:tentative="1">
+      <w:start w:val="1"/>
+      <w:numFmt w:val="bullet"/>
+      <w:lvlText w:val=""/>
+      <w:lvlJc w:val="left"/>
+      <w:pPr>
+        <w:tabs>
+          <w:tab w:val="num" w:pos="2160"/>
+        </w:tabs>
+        <w:ind w:left="2160" w:hanging="360"/>
+      </w:pPr>
+      <w:rPr>
+        <w:rFonts w:ascii="Wingdings" w:hAnsi="Wingdings" w:hint="default"/>
+        <w:sz w:val="20"/>
+      </w:rPr>
+    </w:lvl>
+    <w:lvl w:ilvl="3" w:tentative="1">
+      <w:start w:val="1"/>
+      <w:numFmt w:val="bullet"/>
+      <w:lvlText w:val=""/>
+      <w:lvlJc w:val="left"/>
+      <w:pPr>
+        <w:tabs>
+          <w:tab w:val="num" w:pos="2880"/>
+        </w:tabs>
+        <w:ind w:left="2880" w:hanging="360"/>
+      </w:pPr>
+      <w:rPr>
+        <w:rFonts w:ascii="Wingdings" w:hAnsi="Wingdings" w:hint="default"/>
+        <w:sz w:val="20"/>
+      </w:rPr>
+    </w:lvl>
+    <w:lvl w:ilvl="4" w:tentative="1">
+      <w:start w:val="1"/>
+      <w:numFmt w:val="bullet"/>
+      <w:lvlText w:val=""/>
+      <w:lvlJc w:val="left"/>
+      <w:pPr>
+        <w:tabs>
+          <w:tab w:val="num" w:pos="3600"/>
+        </w:tabs>
+        <w:ind w:left="3600" w:hanging="360"/>
+      </w:pPr>
+      <w:rPr>
+        <w:rFonts w:ascii="Wingdings" w:hAnsi="Wingdings" w:hint="default"/>
+        <w:sz w:val="20"/>
+      </w:rPr>
+    </w:lvl>
+    <w:lvl w:ilvl="5" w:tentative="1">
+      <w:start w:val="1"/>
+      <w:numFmt w:val="bullet"/>
+      <w:lvlText w:val=""/>
+      <w:lvlJc w:val="left"/>
+      <w:pPr>
+        <w:tabs>
+          <w:tab w:val="num" w:pos="4320"/>
+        </w:tabs>
+        <w:ind w:left="4320" w:hanging="360"/>
+      </w:pPr>
+      <w:rPr>
+        <w:rFonts w:ascii="Wingdings" w:hAnsi="Wingdings" w:hint="default"/>
+        <w:sz w:val="20"/>
+      </w:rPr>
+    </w:lvl>
+    <w:lvl w:ilvl="6" w:tentative="1">
+      <w:start w:val="1"/>
+      <w:numFmt w:val="bullet"/>
+      <w:lvlText w:val=""/>
+      <w:lvlJc w:val="left"/>
+      <w:pPr>
+        <w:tabs>
+          <w:tab w:val="num" w:pos="5040"/>
+        </w:tabs>
+        <w:ind w:left="5040" w:hanging="360"/>
+      </w:pPr>
+      <w:rPr>
+        <w:rFonts w:ascii="Wingdings" w:hAnsi="Wingdings" w:hint="default"/>
+        <w:sz w:val="20"/>
+      </w:rPr>
+    </w:lvl>
+    <w:lvl w:ilvl="7" w:tentative="1">
+      <w:start w:val="1"/>
+      <w:numFmt w:val="bullet"/>
+      <w:lvlText w:val=""/>
+      <w:lvlJc w:val="left"/>
+      <w:pPr>
+        <w:tabs>
+          <w:tab w:val="num" w:pos="5760"/>
+        </w:tabs>
+        <w:ind w:left="5760" w:hanging="360"/>
+      </w:pPr>
+      <w:rPr>
+        <w:rFonts w:ascii="Wingdings" w:hAnsi="Wingdings" w:hint="default"/>
+        <w:sz w:val="20"/>
+      </w:rPr>
+    </w:lvl>
+    <w:lvl w:ilvl="8" w:tentative="1">
+      <w:start w:val="1"/>
+      <w:numFmt w:val="bullet"/>
+      <w:lvlText w:val=""/>
+      <w:lvlJc w:val="left"/>
+      <w:pPr>
+        <w:tabs>
+          <w:tab w:val="num" w:pos="6480"/>
+        </w:tabs>
+        <w:ind w:left="6480" w:hanging="360"/>
+      </w:pPr>
+      <w:rPr>
+        <w:rFonts w:ascii="Wingdings" w:hAnsi="Wingdings" w:hint="default"/>
+        <w:sz w:val="20"/>
+      </w:rPr>
+    </w:lvl>
+  </w:abstractNum>
+  <w:abstractNum w:abstractNumId="16" w15:restartNumberingAfterBreak="0">
     <w:nsid w:val="21AF7BC4"/>
     <w:multiLevelType w:val="hybridMultilevel"/>
     <w:tmpl w:val="BDBC5B0C"/>
@@ -9058,7 +11430,7 @@
       </w:pPr>
     </w:lvl>
   </w:abstractNum>
-  <w:abstractNum w:abstractNumId="12" w15:restartNumberingAfterBreak="0">
+  <w:abstractNum w:abstractNumId="17" w15:restartNumberingAfterBreak="0">
     <w:nsid w:val="24417E57"/>
     <w:multiLevelType w:val="hybridMultilevel"/>
     <w:tmpl w:val="8618D892"/>
@@ -9147,7 +11519,7 @@
       </w:pPr>
     </w:lvl>
   </w:abstractNum>
-  <w:abstractNum w:abstractNumId="13" w15:restartNumberingAfterBreak="0">
+  <w:abstractNum w:abstractNumId="18" w15:restartNumberingAfterBreak="0">
     <w:nsid w:val="27CA3C8A"/>
     <w:multiLevelType w:val="multilevel"/>
     <w:tmpl w:val="C4A6B3E8"/>
@@ -9260,7 +11632,7 @@
       </w:rPr>
     </w:lvl>
   </w:abstractNum>
-  <w:abstractNum w:abstractNumId="14" w15:restartNumberingAfterBreak="0">
+  <w:abstractNum w:abstractNumId="19" w15:restartNumberingAfterBreak="0">
     <w:nsid w:val="2DF26BA8"/>
     <w:multiLevelType w:val="multilevel"/>
     <w:tmpl w:val="75EAEBC2"/>
@@ -9373,7 +11745,7 @@
       </w:rPr>
     </w:lvl>
   </w:abstractNum>
-  <w:abstractNum w:abstractNumId="15" w15:restartNumberingAfterBreak="0">
+  <w:abstractNum w:abstractNumId="20" w15:restartNumberingAfterBreak="0">
     <w:nsid w:val="30DE7053"/>
     <w:multiLevelType w:val="multilevel"/>
     <w:tmpl w:val="02329816"/>
@@ -9486,7 +11858,7 @@
       </w:rPr>
     </w:lvl>
   </w:abstractNum>
-  <w:abstractNum w:abstractNumId="16" w15:restartNumberingAfterBreak="0">
+  <w:abstractNum w:abstractNumId="21" w15:restartNumberingAfterBreak="0">
     <w:nsid w:val="30FA1D4C"/>
     <w:multiLevelType w:val="hybridMultilevel"/>
     <w:tmpl w:val="45622B24"/>
@@ -9572,7 +11944,7 @@
       </w:pPr>
     </w:lvl>
   </w:abstractNum>
-  <w:abstractNum w:abstractNumId="17" w15:restartNumberingAfterBreak="0">
+  <w:abstractNum w:abstractNumId="22" w15:restartNumberingAfterBreak="0">
     <w:nsid w:val="31122DD5"/>
     <w:multiLevelType w:val="multilevel"/>
     <w:tmpl w:val="8F74FBEA"/>
@@ -9685,7 +12057,7 @@
       </w:rPr>
     </w:lvl>
   </w:abstractNum>
-  <w:abstractNum w:abstractNumId="18" w15:restartNumberingAfterBreak="0">
+  <w:abstractNum w:abstractNumId="23" w15:restartNumberingAfterBreak="0">
     <w:nsid w:val="31F40E78"/>
     <w:multiLevelType w:val="hybridMultilevel"/>
     <w:tmpl w:val="43183F58"/>
@@ -9774,7 +12146,7 @@
       </w:pPr>
     </w:lvl>
   </w:abstractNum>
-  <w:abstractNum w:abstractNumId="19" w15:restartNumberingAfterBreak="0">
+  <w:abstractNum w:abstractNumId="24" w15:restartNumberingAfterBreak="0">
     <w:nsid w:val="32564737"/>
     <w:multiLevelType w:val="multilevel"/>
     <w:tmpl w:val="D5D29798"/>
@@ -9887,7 +12259,156 @@
       </w:rPr>
     </w:lvl>
   </w:abstractNum>
-  <w:abstractNum w:abstractNumId="20" w15:restartNumberingAfterBreak="0">
+  <w:abstractNum w:abstractNumId="25" w15:restartNumberingAfterBreak="0">
+    <w:nsid w:val="329D5BB8"/>
+    <w:multiLevelType w:val="multilevel"/>
+    <w:tmpl w:val="FA80BF78"/>
+    <w:lvl w:ilvl="0">
+      <w:start w:val="1"/>
+      <w:numFmt w:val="bullet"/>
+      <w:lvlText w:val=""/>
+      <w:lvlJc w:val="left"/>
+      <w:pPr>
+        <w:tabs>
+          <w:tab w:val="num" w:pos="720"/>
+        </w:tabs>
+        <w:ind w:left="720" w:hanging="360"/>
+      </w:pPr>
+      <w:rPr>
+        <w:rFonts w:ascii="Symbol" w:hAnsi="Symbol" w:hint="default"/>
+        <w:sz w:val="20"/>
+      </w:rPr>
+    </w:lvl>
+    <w:lvl w:ilvl="1" w:tentative="1">
+      <w:start w:val="1"/>
+      <w:numFmt w:val="bullet"/>
+      <w:lvlText w:val="o"/>
+      <w:lvlJc w:val="left"/>
+      <w:pPr>
+        <w:tabs>
+          <w:tab w:val="num" w:pos="1440"/>
+        </w:tabs>
+        <w:ind w:left="1440" w:hanging="360"/>
+      </w:pPr>
+      <w:rPr>
+        <w:rFonts w:ascii="Courier New" w:hAnsi="Courier New" w:hint="default"/>
+        <w:sz w:val="20"/>
+      </w:rPr>
+    </w:lvl>
+    <w:lvl w:ilvl="2" w:tentative="1">
+      <w:start w:val="1"/>
+      <w:numFmt w:val="bullet"/>
+      <w:lvlText w:val=""/>
+      <w:lvlJc w:val="left"/>
+      <w:pPr>
+        <w:tabs>
+          <w:tab w:val="num" w:pos="2160"/>
+        </w:tabs>
+        <w:ind w:left="2160" w:hanging="360"/>
+      </w:pPr>
+      <w:rPr>
+        <w:rFonts w:ascii="Wingdings" w:hAnsi="Wingdings" w:hint="default"/>
+        <w:sz w:val="20"/>
+      </w:rPr>
+    </w:lvl>
+    <w:lvl w:ilvl="3" w:tentative="1">
+      <w:start w:val="1"/>
+      <w:numFmt w:val="bullet"/>
+      <w:lvlText w:val=""/>
+      <w:lvlJc w:val="left"/>
+      <w:pPr>
+        <w:tabs>
+          <w:tab w:val="num" w:pos="2880"/>
+        </w:tabs>
+        <w:ind w:left="2880" w:hanging="360"/>
+      </w:pPr>
+      <w:rPr>
+        <w:rFonts w:ascii="Wingdings" w:hAnsi="Wingdings" w:hint="default"/>
+        <w:sz w:val="20"/>
+      </w:rPr>
+    </w:lvl>
+    <w:lvl w:ilvl="4" w:tentative="1">
+      <w:start w:val="1"/>
+      <w:numFmt w:val="bullet"/>
+      <w:lvlText w:val=""/>
+      <w:lvlJc w:val="left"/>
+      <w:pPr>
+        <w:tabs>
+          <w:tab w:val="num" w:pos="3600"/>
+        </w:tabs>
+        <w:ind w:left="3600" w:hanging="360"/>
+      </w:pPr>
+      <w:rPr>
+        <w:rFonts w:ascii="Wingdings" w:hAnsi="Wingdings" w:hint="default"/>
+        <w:sz w:val="20"/>
+      </w:rPr>
+    </w:lvl>
+    <w:lvl w:ilvl="5" w:tentative="1">
+      <w:start w:val="1"/>
+      <w:numFmt w:val="bullet"/>
+      <w:lvlText w:val=""/>
+      <w:lvlJc w:val="left"/>
+      <w:pPr>
+        <w:tabs>
+          <w:tab w:val="num" w:pos="4320"/>
+        </w:tabs>
+        <w:ind w:left="4320" w:hanging="360"/>
+      </w:pPr>
+      <w:rPr>
+        <w:rFonts w:ascii="Wingdings" w:hAnsi="Wingdings" w:hint="default"/>
+        <w:sz w:val="20"/>
+      </w:rPr>
+    </w:lvl>
+    <w:lvl w:ilvl="6" w:tentative="1">
+      <w:start w:val="1"/>
+      <w:numFmt w:val="bullet"/>
+      <w:lvlText w:val=""/>
+      <w:lvlJc w:val="left"/>
+      <w:pPr>
+        <w:tabs>
+          <w:tab w:val="num" w:pos="5040"/>
+        </w:tabs>
+        <w:ind w:left="5040" w:hanging="360"/>
+      </w:pPr>
+      <w:rPr>
+        <w:rFonts w:ascii="Wingdings" w:hAnsi="Wingdings" w:hint="default"/>
+        <w:sz w:val="20"/>
+      </w:rPr>
+    </w:lvl>
+    <w:lvl w:ilvl="7" w:tentative="1">
+      <w:start w:val="1"/>
+      <w:numFmt w:val="bullet"/>
+      <w:lvlText w:val=""/>
+      <w:lvlJc w:val="left"/>
+      <w:pPr>
+        <w:tabs>
+          <w:tab w:val="num" w:pos="5760"/>
+        </w:tabs>
+        <w:ind w:left="5760" w:hanging="360"/>
+      </w:pPr>
+      <w:rPr>
+        <w:rFonts w:ascii="Wingdings" w:hAnsi="Wingdings" w:hint="default"/>
+        <w:sz w:val="20"/>
+      </w:rPr>
+    </w:lvl>
+    <w:lvl w:ilvl="8" w:tentative="1">
+      <w:start w:val="1"/>
+      <w:numFmt w:val="bullet"/>
+      <w:lvlText w:val=""/>
+      <w:lvlJc w:val="left"/>
+      <w:pPr>
+        <w:tabs>
+          <w:tab w:val="num" w:pos="6480"/>
+        </w:tabs>
+        <w:ind w:left="6480" w:hanging="360"/>
+      </w:pPr>
+      <w:rPr>
+        <w:rFonts w:ascii="Wingdings" w:hAnsi="Wingdings" w:hint="default"/>
+        <w:sz w:val="20"/>
+      </w:rPr>
+    </w:lvl>
+  </w:abstractNum>
+  <w:abstractNum w:abstractNumId="26" w15:restartNumberingAfterBreak="0">
     <w:nsid w:val="392C1642"/>
     <w:multiLevelType w:val="multilevel"/>
     <w:tmpl w:val="2CAACA4A"/>
@@ -10000,7 +12521,7 @@
       </w:rPr>
     </w:lvl>
   </w:abstractNum>
-  <w:abstractNum w:abstractNumId="21" w15:restartNumberingAfterBreak="0">
+  <w:abstractNum w:abstractNumId="27" w15:restartNumberingAfterBreak="0">
     <w:nsid w:val="43A558DD"/>
     <w:multiLevelType w:val="multilevel"/>
     <w:tmpl w:val="82821402"/>
@@ -10113,7 +12634,156 @@
       </w:rPr>
     </w:lvl>
   </w:abstractNum>
-  <w:abstractNum w:abstractNumId="22" w15:restartNumberingAfterBreak="0">
+  <w:abstractNum w:abstractNumId="28" w15:restartNumberingAfterBreak="0">
+    <w:nsid w:val="44C20B93"/>
+    <w:multiLevelType w:val="multilevel"/>
+    <w:tmpl w:val="83E0CADA"/>
+    <w:lvl w:ilvl="0">
+      <w:start w:val="1"/>
+      <w:numFmt w:val="bullet"/>
+      <w:lvlText w:val=""/>
+      <w:lvlJc w:val="left"/>
+      <w:pPr>
+        <w:tabs>
+          <w:tab w:val="num" w:pos="720"/>
+        </w:tabs>
+        <w:ind w:left="720" w:hanging="360"/>
+      </w:pPr>
+      <w:rPr>
+        <w:rFonts w:ascii="Symbol" w:hAnsi="Symbol" w:hint="default"/>
+        <w:sz w:val="20"/>
+      </w:rPr>
+    </w:lvl>
+    <w:lvl w:ilvl="1" w:tentative="1">
+      <w:start w:val="1"/>
+      <w:numFmt w:val="bullet"/>
+      <w:lvlText w:val="o"/>
+      <w:lvlJc w:val="left"/>
+      <w:pPr>
+        <w:tabs>
+          <w:tab w:val="num" w:pos="1440"/>
+        </w:tabs>
+        <w:ind w:left="1440" w:hanging="360"/>
+      </w:pPr>
+      <w:rPr>
+        <w:rFonts w:ascii="Courier New" w:hAnsi="Courier New" w:hint="default"/>
+        <w:sz w:val="20"/>
+      </w:rPr>
+    </w:lvl>
+    <w:lvl w:ilvl="2" w:tentative="1">
+      <w:start w:val="1"/>
+      <w:numFmt w:val="bullet"/>
+      <w:lvlText w:val=""/>
+      <w:lvlJc w:val="left"/>
+      <w:pPr>
+        <w:tabs>
+          <w:tab w:val="num" w:pos="2160"/>
+        </w:tabs>
+        <w:ind w:left="2160" w:hanging="360"/>
+      </w:pPr>
+      <w:rPr>
+        <w:rFonts w:ascii="Wingdings" w:hAnsi="Wingdings" w:hint="default"/>
+        <w:sz w:val="20"/>
+      </w:rPr>
+    </w:lvl>
+    <w:lvl w:ilvl="3" w:tentative="1">
+      <w:start w:val="1"/>
+      <w:numFmt w:val="bullet"/>
+      <w:lvlText w:val=""/>
+      <w:lvlJc w:val="left"/>
+      <w:pPr>
+        <w:tabs>
+          <w:tab w:val="num" w:pos="2880"/>
+        </w:tabs>
+        <w:ind w:left="2880" w:hanging="360"/>
+      </w:pPr>
+      <w:rPr>
+        <w:rFonts w:ascii="Wingdings" w:hAnsi="Wingdings" w:hint="default"/>
+        <w:sz w:val="20"/>
+      </w:rPr>
+    </w:lvl>
+    <w:lvl w:ilvl="4" w:tentative="1">
+      <w:start w:val="1"/>
+      <w:numFmt w:val="bullet"/>
+      <w:lvlText w:val=""/>
+      <w:lvlJc w:val="left"/>
+      <w:pPr>
+        <w:tabs>
+          <w:tab w:val="num" w:pos="3600"/>
+        </w:tabs>
+        <w:ind w:left="3600" w:hanging="360"/>
+      </w:pPr>
+      <w:rPr>
+        <w:rFonts w:ascii="Wingdings" w:hAnsi="Wingdings" w:hint="default"/>
+        <w:sz w:val="20"/>
+      </w:rPr>
+    </w:lvl>
+    <w:lvl w:ilvl="5" w:tentative="1">
+      <w:start w:val="1"/>
+      <w:numFmt w:val="bullet"/>
+      <w:lvlText w:val=""/>
+      <w:lvlJc w:val="left"/>
+      <w:pPr>
+        <w:tabs>
+          <w:tab w:val="num" w:pos="4320"/>
+        </w:tabs>
+        <w:ind w:left="4320" w:hanging="360"/>
+      </w:pPr>
+      <w:rPr>
+        <w:rFonts w:ascii="Wingdings" w:hAnsi="Wingdings" w:hint="default"/>
+        <w:sz w:val="20"/>
+      </w:rPr>
+    </w:lvl>
+    <w:lvl w:ilvl="6" w:tentative="1">
+      <w:start w:val="1"/>
+      <w:numFmt w:val="bullet"/>
+      <w:lvlText w:val=""/>
+      <w:lvlJc w:val="left"/>
+      <w:pPr>
+        <w:tabs>
+          <w:tab w:val="num" w:pos="5040"/>
+        </w:tabs>
+        <w:ind w:left="5040" w:hanging="360"/>
+      </w:pPr>
+      <w:rPr>
+        <w:rFonts w:ascii="Wingdings" w:hAnsi="Wingdings" w:hint="default"/>
+        <w:sz w:val="20"/>
+      </w:rPr>
+    </w:lvl>
+    <w:lvl w:ilvl="7" w:tentative="1">
+      <w:start w:val="1"/>
+      <w:numFmt w:val="bullet"/>
+      <w:lvlText w:val=""/>
+      <w:lvlJc w:val="left"/>
+      <w:pPr>
+        <w:tabs>
+          <w:tab w:val="num" w:pos="5760"/>
+        </w:tabs>
+        <w:ind w:left="5760" w:hanging="360"/>
+      </w:pPr>
+      <w:rPr>
+        <w:rFonts w:ascii="Wingdings" w:hAnsi="Wingdings" w:hint="default"/>
+        <w:sz w:val="20"/>
+      </w:rPr>
+    </w:lvl>
+    <w:lvl w:ilvl="8" w:tentative="1">
+      <w:start w:val="1"/>
+      <w:numFmt w:val="bullet"/>
+      <w:lvlText w:val=""/>
+      <w:lvlJc w:val="left"/>
+      <w:pPr>
+        <w:tabs>
+          <w:tab w:val="num" w:pos="6480"/>
+        </w:tabs>
+        <w:ind w:left="6480" w:hanging="360"/>
+      </w:pPr>
+      <w:rPr>
+        <w:rFonts w:ascii="Wingdings" w:hAnsi="Wingdings" w:hint="default"/>
+        <w:sz w:val="20"/>
+      </w:rPr>
+    </w:lvl>
+  </w:abstractNum>
+  <w:abstractNum w:abstractNumId="29" w15:restartNumberingAfterBreak="0">
     <w:nsid w:val="487D321E"/>
     <w:multiLevelType w:val="multilevel"/>
     <w:tmpl w:val="F19C7DBC"/>
@@ -10226,7 +12896,7 @@
       </w:rPr>
     </w:lvl>
   </w:abstractNum>
-  <w:abstractNum w:abstractNumId="23" w15:restartNumberingAfterBreak="0">
+  <w:abstractNum w:abstractNumId="30" w15:restartNumberingAfterBreak="0">
     <w:nsid w:val="4AA27C2F"/>
     <w:multiLevelType w:val="multilevel"/>
     <w:tmpl w:val="D96C882E"/>
@@ -10339,7 +13009,305 @@
       </w:rPr>
     </w:lvl>
   </w:abstractNum>
-  <w:abstractNum w:abstractNumId="24" w15:restartNumberingAfterBreak="0">
+  <w:abstractNum w:abstractNumId="31" w15:restartNumberingAfterBreak="0">
+    <w:nsid w:val="4CB86CD6"/>
+    <w:multiLevelType w:val="multilevel"/>
+    <w:tmpl w:val="5B02C142"/>
+    <w:lvl w:ilvl="0">
+      <w:start w:val="1"/>
+      <w:numFmt w:val="bullet"/>
+      <w:lvlText w:val=""/>
+      <w:lvlJc w:val="left"/>
+      <w:pPr>
+        <w:tabs>
+          <w:tab w:val="num" w:pos="720"/>
+        </w:tabs>
+        <w:ind w:left="720" w:hanging="360"/>
+      </w:pPr>
+      <w:rPr>
+        <w:rFonts w:ascii="Symbol" w:hAnsi="Symbol" w:hint="default"/>
+        <w:sz w:val="20"/>
+      </w:rPr>
+    </w:lvl>
+    <w:lvl w:ilvl="1" w:tentative="1">
+      <w:start w:val="1"/>
+      <w:numFmt w:val="bullet"/>
+      <w:lvlText w:val="o"/>
+      <w:lvlJc w:val="left"/>
+      <w:pPr>
+        <w:tabs>
+          <w:tab w:val="num" w:pos="1440"/>
+        </w:tabs>
+        <w:ind w:left="1440" w:hanging="360"/>
+      </w:pPr>
+      <w:rPr>
+        <w:rFonts w:ascii="Courier New" w:hAnsi="Courier New" w:hint="default"/>
+        <w:sz w:val="20"/>
+      </w:rPr>
+    </w:lvl>
+    <w:lvl w:ilvl="2" w:tentative="1">
+      <w:start w:val="1"/>
+      <w:numFmt w:val="bullet"/>
+      <w:lvlText w:val=""/>
+      <w:lvlJc w:val="left"/>
+      <w:pPr>
+        <w:tabs>
+          <w:tab w:val="num" w:pos="2160"/>
+        </w:tabs>
+        <w:ind w:left="2160" w:hanging="360"/>
+      </w:pPr>
+      <w:rPr>
+        <w:rFonts w:ascii="Wingdings" w:hAnsi="Wingdings" w:hint="default"/>
+        <w:sz w:val="20"/>
+      </w:rPr>
+    </w:lvl>
+    <w:lvl w:ilvl="3" w:tentative="1">
+      <w:start w:val="1"/>
+      <w:numFmt w:val="bullet"/>
+      <w:lvlText w:val=""/>
+      <w:lvlJc w:val="left"/>
+      <w:pPr>
+        <w:tabs>
+          <w:tab w:val="num" w:pos="2880"/>
+        </w:tabs>
+        <w:ind w:left="2880" w:hanging="360"/>
+      </w:pPr>
+      <w:rPr>
+        <w:rFonts w:ascii="Wingdings" w:hAnsi="Wingdings" w:hint="default"/>
+        <w:sz w:val="20"/>
+      </w:rPr>
+    </w:lvl>
+    <w:lvl w:ilvl="4" w:tentative="1">
+      <w:start w:val="1"/>
+      <w:numFmt w:val="bullet"/>
+      <w:lvlText w:val=""/>
+      <w:lvlJc w:val="left"/>
+      <w:pPr>
+        <w:tabs>
+          <w:tab w:val="num" w:pos="3600"/>
+        </w:tabs>
+        <w:ind w:left="3600" w:hanging="360"/>
+      </w:pPr>
+      <w:rPr>
+        <w:rFonts w:ascii="Wingdings" w:hAnsi="Wingdings" w:hint="default"/>
+        <w:sz w:val="20"/>
+      </w:rPr>
+    </w:lvl>
+    <w:lvl w:ilvl="5" w:tentative="1">
+      <w:start w:val="1"/>
+      <w:numFmt w:val="bullet"/>
+      <w:lvlText w:val=""/>
+      <w:lvlJc w:val="left"/>
+      <w:pPr>
+        <w:tabs>
+          <w:tab w:val="num" w:pos="4320"/>
+        </w:tabs>
+        <w:ind w:left="4320" w:hanging="360"/>
+      </w:pPr>
+      <w:rPr>
+        <w:rFonts w:ascii="Wingdings" w:hAnsi="Wingdings" w:hint="default"/>
+        <w:sz w:val="20"/>
+      </w:rPr>
+    </w:lvl>
+    <w:lvl w:ilvl="6" w:tentative="1">
+      <w:start w:val="1"/>
+      <w:numFmt w:val="bullet"/>
+      <w:lvlText w:val=""/>
+      <w:lvlJc w:val="left"/>
+      <w:pPr>
+        <w:tabs>
+          <w:tab w:val="num" w:pos="5040"/>
+        </w:tabs>
+        <w:ind w:left="5040" w:hanging="360"/>
+      </w:pPr>
+      <w:rPr>
+        <w:rFonts w:ascii="Wingdings" w:hAnsi="Wingdings" w:hint="default"/>
+        <w:sz w:val="20"/>
+      </w:rPr>
+    </w:lvl>
+    <w:lvl w:ilvl="7" w:tentative="1">
+      <w:start w:val="1"/>
+      <w:numFmt w:val="bullet"/>
+      <w:lvlText w:val=""/>
+      <w:lvlJc w:val="left"/>
+      <w:pPr>
+        <w:tabs>
+          <w:tab w:val="num" w:pos="5760"/>
+        </w:tabs>
+        <w:ind w:left="5760" w:hanging="360"/>
+      </w:pPr>
+      <w:rPr>
+        <w:rFonts w:ascii="Wingdings" w:hAnsi="Wingdings" w:hint="default"/>
+        <w:sz w:val="20"/>
+      </w:rPr>
+    </w:lvl>
+    <w:lvl w:ilvl="8" w:tentative="1">
+      <w:start w:val="1"/>
+      <w:numFmt w:val="bullet"/>
+      <w:lvlText w:val=""/>
+      <w:lvlJc w:val="left"/>
+      <w:pPr>
+        <w:tabs>
+          <w:tab w:val="num" w:pos="6480"/>
+        </w:tabs>
+        <w:ind w:left="6480" w:hanging="360"/>
+      </w:pPr>
+      <w:rPr>
+        <w:rFonts w:ascii="Wingdings" w:hAnsi="Wingdings" w:hint="default"/>
+        <w:sz w:val="20"/>
+      </w:rPr>
+    </w:lvl>
+  </w:abstractNum>
+  <w:abstractNum w:abstractNumId="32" w15:restartNumberingAfterBreak="0">
+    <w:nsid w:val="50006216"/>
+    <w:multiLevelType w:val="multilevel"/>
+    <w:tmpl w:val="828A7862"/>
+    <w:lvl w:ilvl="0">
+      <w:start w:val="1"/>
+      <w:numFmt w:val="bullet"/>
+      <w:lvlText w:val=""/>
+      <w:lvlJc w:val="left"/>
+      <w:pPr>
+        <w:tabs>
+          <w:tab w:val="num" w:pos="720"/>
+        </w:tabs>
+        <w:ind w:left="720" w:hanging="360"/>
+      </w:pPr>
+      <w:rPr>
+        <w:rFonts w:ascii="Symbol" w:hAnsi="Symbol" w:hint="default"/>
+        <w:sz w:val="20"/>
+      </w:rPr>
+    </w:lvl>
+    <w:lvl w:ilvl="1" w:tentative="1">
+      <w:start w:val="1"/>
+      <w:numFmt w:val="bullet"/>
+      <w:lvlText w:val="o"/>
+      <w:lvlJc w:val="left"/>
+      <w:pPr>
+        <w:tabs>
+          <w:tab w:val="num" w:pos="1440"/>
+        </w:tabs>
+        <w:ind w:left="1440" w:hanging="360"/>
+      </w:pPr>
+      <w:rPr>
+        <w:rFonts w:ascii="Courier New" w:hAnsi="Courier New" w:hint="default"/>
+        <w:sz w:val="20"/>
+      </w:rPr>
+    </w:lvl>
+    <w:lvl w:ilvl="2" w:tentative="1">
+      <w:start w:val="1"/>
+      <w:numFmt w:val="bullet"/>
+      <w:lvlText w:val=""/>
+      <w:lvlJc w:val="left"/>
+      <w:pPr>
+        <w:tabs>
+          <w:tab w:val="num" w:pos="2160"/>
+        </w:tabs>
+        <w:ind w:left="2160" w:hanging="360"/>
+      </w:pPr>
+      <w:rPr>
+        <w:rFonts w:ascii="Wingdings" w:hAnsi="Wingdings" w:hint="default"/>
+        <w:sz w:val="20"/>
+      </w:rPr>
+    </w:lvl>
+    <w:lvl w:ilvl="3" w:tentative="1">
+      <w:start w:val="1"/>
+      <w:numFmt w:val="bullet"/>
+      <w:lvlText w:val=""/>
+      <w:lvlJc w:val="left"/>
+      <w:pPr>
+        <w:tabs>
+          <w:tab w:val="num" w:pos="2880"/>
+        </w:tabs>
+        <w:ind w:left="2880" w:hanging="360"/>
+      </w:pPr>
+      <w:rPr>
+        <w:rFonts w:ascii="Wingdings" w:hAnsi="Wingdings" w:hint="default"/>
+        <w:sz w:val="20"/>
+      </w:rPr>
+    </w:lvl>
+    <w:lvl w:ilvl="4" w:tentative="1">
+      <w:start w:val="1"/>
+      <w:numFmt w:val="bullet"/>
+      <w:lvlText w:val=""/>
+      <w:lvlJc w:val="left"/>
+      <w:pPr>
+        <w:tabs>
+          <w:tab w:val="num" w:pos="3600"/>
+        </w:tabs>
+        <w:ind w:left="3600" w:hanging="360"/>
+      </w:pPr>
+      <w:rPr>
+        <w:rFonts w:ascii="Wingdings" w:hAnsi="Wingdings" w:hint="default"/>
+        <w:sz w:val="20"/>
+      </w:rPr>
+    </w:lvl>
+    <w:lvl w:ilvl="5" w:tentative="1">
+      <w:start w:val="1"/>
+      <w:numFmt w:val="bullet"/>
+      <w:lvlText w:val=""/>
+      <w:lvlJc w:val="left"/>
+      <w:pPr>
+        <w:tabs>
+          <w:tab w:val="num" w:pos="4320"/>
+        </w:tabs>
+        <w:ind w:left="4320" w:hanging="360"/>
+      </w:pPr>
+      <w:rPr>
+        <w:rFonts w:ascii="Wingdings" w:hAnsi="Wingdings" w:hint="default"/>
+        <w:sz w:val="20"/>
+      </w:rPr>
+    </w:lvl>
+    <w:lvl w:ilvl="6" w:tentative="1">
+      <w:start w:val="1"/>
+      <w:numFmt w:val="bullet"/>
+      <w:lvlText w:val=""/>
+      <w:lvlJc w:val="left"/>
+      <w:pPr>
+        <w:tabs>
+          <w:tab w:val="num" w:pos="5040"/>
+        </w:tabs>
+        <w:ind w:left="5040" w:hanging="360"/>
+      </w:pPr>
+      <w:rPr>
+        <w:rFonts w:ascii="Wingdings" w:hAnsi="Wingdings" w:hint="default"/>
+        <w:sz w:val="20"/>
+      </w:rPr>
+    </w:lvl>
+    <w:lvl w:ilvl="7" w:tentative="1">
+      <w:start w:val="1"/>
+      <w:numFmt w:val="bullet"/>
+      <w:lvlText w:val=""/>
+      <w:lvlJc w:val="left"/>
+      <w:pPr>
+        <w:tabs>
+          <w:tab w:val="num" w:pos="5760"/>
+        </w:tabs>
+        <w:ind w:left="5760" w:hanging="360"/>
+      </w:pPr>
+      <w:rPr>
+        <w:rFonts w:ascii="Wingdings" w:hAnsi="Wingdings" w:hint="default"/>
+        <w:sz w:val="20"/>
+      </w:rPr>
+    </w:lvl>
+    <w:lvl w:ilvl="8" w:tentative="1">
+      <w:start w:val="1"/>
+      <w:numFmt w:val="bullet"/>
+      <w:lvlText w:val=""/>
+      <w:lvlJc w:val="left"/>
+      <w:pPr>
+        <w:tabs>
+          <w:tab w:val="num" w:pos="6480"/>
+        </w:tabs>
+        <w:ind w:left="6480" w:hanging="360"/>
+      </w:pPr>
+      <w:rPr>
+        <w:rFonts w:ascii="Wingdings" w:hAnsi="Wingdings" w:hint="default"/>
+        <w:sz w:val="20"/>
+      </w:rPr>
+    </w:lvl>
+  </w:abstractNum>
+  <w:abstractNum w:abstractNumId="33" w15:restartNumberingAfterBreak="0">
     <w:nsid w:val="503008DE"/>
     <w:multiLevelType w:val="multilevel"/>
     <w:tmpl w:val="E6922B78"/>
@@ -10452,7 +13420,7 @@
       </w:rPr>
     </w:lvl>
   </w:abstractNum>
-  <w:abstractNum w:abstractNumId="25" w15:restartNumberingAfterBreak="0">
+  <w:abstractNum w:abstractNumId="34" w15:restartNumberingAfterBreak="0">
     <w:nsid w:val="55944BC8"/>
     <w:multiLevelType w:val="multilevel"/>
     <w:tmpl w:val="A8C04996"/>
@@ -10565,7 +13533,7 @@
       </w:rPr>
     </w:lvl>
   </w:abstractNum>
-  <w:abstractNum w:abstractNumId="26" w15:restartNumberingAfterBreak="0">
+  <w:abstractNum w:abstractNumId="35" w15:restartNumberingAfterBreak="0">
     <w:nsid w:val="57B03FA5"/>
     <w:multiLevelType w:val="hybridMultilevel"/>
     <w:tmpl w:val="D4928B38"/>
@@ -10678,7 +13646,7 @@
       </w:rPr>
     </w:lvl>
   </w:abstractNum>
-  <w:abstractNum w:abstractNumId="27" w15:restartNumberingAfterBreak="0">
+  <w:abstractNum w:abstractNumId="36" w15:restartNumberingAfterBreak="0">
     <w:nsid w:val="582C49AE"/>
     <w:multiLevelType w:val="hybridMultilevel"/>
     <w:tmpl w:val="C1F469D2"/>
@@ -10764,7 +13732,7 @@
       </w:pPr>
     </w:lvl>
   </w:abstractNum>
-  <w:abstractNum w:abstractNumId="28" w15:restartNumberingAfterBreak="0">
+  <w:abstractNum w:abstractNumId="37" w15:restartNumberingAfterBreak="0">
     <w:nsid w:val="5A443096"/>
     <w:multiLevelType w:val="multilevel"/>
     <w:tmpl w:val="84E6E9C8"/>
@@ -10877,7 +13845,7 @@
       </w:rPr>
     </w:lvl>
   </w:abstractNum>
-  <w:abstractNum w:abstractNumId="29" w15:restartNumberingAfterBreak="0">
+  <w:abstractNum w:abstractNumId="38" w15:restartNumberingAfterBreak="0">
     <w:nsid w:val="5C3938C8"/>
     <w:multiLevelType w:val="multilevel"/>
     <w:tmpl w:val="B7B89A6A"/>
@@ -10990,7 +13958,156 @@
       </w:rPr>
     </w:lvl>
   </w:abstractNum>
-  <w:abstractNum w:abstractNumId="30" w15:restartNumberingAfterBreak="0">
+  <w:abstractNum w:abstractNumId="39" w15:restartNumberingAfterBreak="0">
+    <w:nsid w:val="647E0F49"/>
+    <w:multiLevelType w:val="multilevel"/>
+    <w:tmpl w:val="0BF05B74"/>
+    <w:lvl w:ilvl="0">
+      <w:start w:val="1"/>
+      <w:numFmt w:val="bullet"/>
+      <w:lvlText w:val=""/>
+      <w:lvlJc w:val="left"/>
+      <w:pPr>
+        <w:tabs>
+          <w:tab w:val="num" w:pos="720"/>
+        </w:tabs>
+        <w:ind w:left="720" w:hanging="360"/>
+      </w:pPr>
+      <w:rPr>
+        <w:rFonts w:ascii="Symbol" w:hAnsi="Symbol" w:hint="default"/>
+        <w:sz w:val="20"/>
+      </w:rPr>
+    </w:lvl>
+    <w:lvl w:ilvl="1" w:tentative="1">
+      <w:start w:val="1"/>
+      <w:numFmt w:val="bullet"/>
+      <w:lvlText w:val="o"/>
+      <w:lvlJc w:val="left"/>
+      <w:pPr>
+        <w:tabs>
+          <w:tab w:val="num" w:pos="1440"/>
+        </w:tabs>
+        <w:ind w:left="1440" w:hanging="360"/>
+      </w:pPr>
+      <w:rPr>
+        <w:rFonts w:ascii="Courier New" w:hAnsi="Courier New" w:hint="default"/>
+        <w:sz w:val="20"/>
+      </w:rPr>
+    </w:lvl>
+    <w:lvl w:ilvl="2" w:tentative="1">
+      <w:start w:val="1"/>
+      <w:numFmt w:val="bullet"/>
+      <w:lvlText w:val=""/>
+      <w:lvlJc w:val="left"/>
+      <w:pPr>
+        <w:tabs>
+          <w:tab w:val="num" w:pos="2160"/>
+        </w:tabs>
+        <w:ind w:left="2160" w:hanging="360"/>
+      </w:pPr>
+      <w:rPr>
+        <w:rFonts w:ascii="Wingdings" w:hAnsi="Wingdings" w:hint="default"/>
+        <w:sz w:val="20"/>
+      </w:rPr>
+    </w:lvl>
+    <w:lvl w:ilvl="3" w:tentative="1">
+      <w:start w:val="1"/>
+      <w:numFmt w:val="bullet"/>
+      <w:lvlText w:val=""/>
+      <w:lvlJc w:val="left"/>
+      <w:pPr>
+        <w:tabs>
+          <w:tab w:val="num" w:pos="2880"/>
+        </w:tabs>
+        <w:ind w:left="2880" w:hanging="360"/>
+      </w:pPr>
+      <w:rPr>
+        <w:rFonts w:ascii="Wingdings" w:hAnsi="Wingdings" w:hint="default"/>
+        <w:sz w:val="20"/>
+      </w:rPr>
+    </w:lvl>
+    <w:lvl w:ilvl="4" w:tentative="1">
+      <w:start w:val="1"/>
+      <w:numFmt w:val="bullet"/>
+      <w:lvlText w:val=""/>
+      <w:lvlJc w:val="left"/>
+      <w:pPr>
+        <w:tabs>
+          <w:tab w:val="num" w:pos="3600"/>
+        </w:tabs>
+        <w:ind w:left="3600" w:hanging="360"/>
+      </w:pPr>
+      <w:rPr>
+        <w:rFonts w:ascii="Wingdings" w:hAnsi="Wingdings" w:hint="default"/>
+        <w:sz w:val="20"/>
+      </w:rPr>
+    </w:lvl>
+    <w:lvl w:ilvl="5" w:tentative="1">
+      <w:start w:val="1"/>
+      <w:numFmt w:val="bullet"/>
+      <w:lvlText w:val=""/>
+      <w:lvlJc w:val="left"/>
+      <w:pPr>
+        <w:tabs>
+          <w:tab w:val="num" w:pos="4320"/>
+        </w:tabs>
+        <w:ind w:left="4320" w:hanging="360"/>
+      </w:pPr>
+      <w:rPr>
+        <w:rFonts w:ascii="Wingdings" w:hAnsi="Wingdings" w:hint="default"/>
+        <w:sz w:val="20"/>
+      </w:rPr>
+    </w:lvl>
+    <w:lvl w:ilvl="6" w:tentative="1">
+      <w:start w:val="1"/>
+      <w:numFmt w:val="bullet"/>
+      <w:lvlText w:val=""/>
+      <w:lvlJc w:val="left"/>
+      <w:pPr>
+        <w:tabs>
+          <w:tab w:val="num" w:pos="5040"/>
+        </w:tabs>
+        <w:ind w:left="5040" w:hanging="360"/>
+      </w:pPr>
+      <w:rPr>
+        <w:rFonts w:ascii="Wingdings" w:hAnsi="Wingdings" w:hint="default"/>
+        <w:sz w:val="20"/>
+      </w:rPr>
+    </w:lvl>
+    <w:lvl w:ilvl="7" w:tentative="1">
+      <w:start w:val="1"/>
+      <w:numFmt w:val="bullet"/>
+      <w:lvlText w:val=""/>
+      <w:lvlJc w:val="left"/>
+      <w:pPr>
+        <w:tabs>
+          <w:tab w:val="num" w:pos="5760"/>
+        </w:tabs>
+        <w:ind w:left="5760" w:hanging="360"/>
+      </w:pPr>
+      <w:rPr>
+        <w:rFonts w:ascii="Wingdings" w:hAnsi="Wingdings" w:hint="default"/>
+        <w:sz w:val="20"/>
+      </w:rPr>
+    </w:lvl>
+    <w:lvl w:ilvl="8" w:tentative="1">
+      <w:start w:val="1"/>
+      <w:numFmt w:val="bullet"/>
+      <w:lvlText w:val=""/>
+      <w:lvlJc w:val="left"/>
+      <w:pPr>
+        <w:tabs>
+          <w:tab w:val="num" w:pos="6480"/>
+        </w:tabs>
+        <w:ind w:left="6480" w:hanging="360"/>
+      </w:pPr>
+      <w:rPr>
+        <w:rFonts w:ascii="Wingdings" w:hAnsi="Wingdings" w:hint="default"/>
+        <w:sz w:val="20"/>
+      </w:rPr>
+    </w:lvl>
+  </w:abstractNum>
+  <w:abstractNum w:abstractNumId="40" w15:restartNumberingAfterBreak="0">
     <w:nsid w:val="6A5501F5"/>
     <w:multiLevelType w:val="multilevel"/>
     <w:tmpl w:val="85708A5A"/>
@@ -11103,7 +14220,7 @@
       </w:rPr>
     </w:lvl>
   </w:abstractNum>
-  <w:abstractNum w:abstractNumId="31" w15:restartNumberingAfterBreak="0">
+  <w:abstractNum w:abstractNumId="41" w15:restartNumberingAfterBreak="0">
     <w:nsid w:val="6A98264B"/>
     <w:multiLevelType w:val="hybridMultilevel"/>
     <w:tmpl w:val="84508DB2"/>
@@ -11216,7 +14333,7 @@
       </w:rPr>
     </w:lvl>
   </w:abstractNum>
-  <w:abstractNum w:abstractNumId="32" w15:restartNumberingAfterBreak="0">
+  <w:abstractNum w:abstractNumId="42" w15:restartNumberingAfterBreak="0">
     <w:nsid w:val="6B781FDD"/>
     <w:multiLevelType w:val="hybridMultilevel"/>
     <w:tmpl w:val="88F8090A"/>
@@ -11305,7 +14422,7 @@
       </w:pPr>
     </w:lvl>
   </w:abstractNum>
-  <w:abstractNum w:abstractNumId="33" w15:restartNumberingAfterBreak="0">
+  <w:abstractNum w:abstractNumId="43" w15:restartNumberingAfterBreak="0">
     <w:nsid w:val="6D0F1BAC"/>
     <w:multiLevelType w:val="hybridMultilevel"/>
     <w:tmpl w:val="A7EED8EE"/>
@@ -11391,7 +14508,7 @@
       </w:pPr>
     </w:lvl>
   </w:abstractNum>
-  <w:abstractNum w:abstractNumId="34" w15:restartNumberingAfterBreak="0">
+  <w:abstractNum w:abstractNumId="44" w15:restartNumberingAfterBreak="0">
     <w:nsid w:val="6E074025"/>
     <w:multiLevelType w:val="hybridMultilevel"/>
     <w:tmpl w:val="2368BBAE"/>
@@ -11477,7 +14594,7 @@
       </w:pPr>
     </w:lvl>
   </w:abstractNum>
-  <w:abstractNum w:abstractNumId="35" w15:restartNumberingAfterBreak="0">
+  <w:abstractNum w:abstractNumId="45" w15:restartNumberingAfterBreak="0">
     <w:nsid w:val="77D20A9A"/>
     <w:multiLevelType w:val="multilevel"/>
     <w:tmpl w:val="B4E44232"/>
@@ -11590,7 +14707,7 @@
       </w:rPr>
     </w:lvl>
   </w:abstractNum>
-  <w:abstractNum w:abstractNumId="36" w15:restartNumberingAfterBreak="0">
+  <w:abstractNum w:abstractNumId="46" w15:restartNumberingAfterBreak="0">
     <w:nsid w:val="78AE0BE1"/>
     <w:multiLevelType w:val="multilevel"/>
     <w:tmpl w:val="A6C8C952"/>
@@ -11703,7 +14820,7 @@
       </w:rPr>
     </w:lvl>
   </w:abstractNum>
-  <w:abstractNum w:abstractNumId="37" w15:restartNumberingAfterBreak="0">
+  <w:abstractNum w:abstractNumId="47" w15:restartNumberingAfterBreak="0">
     <w:nsid w:val="7A08627F"/>
     <w:multiLevelType w:val="multilevel"/>
     <w:tmpl w:val="F11454A6"/>
@@ -11816,7 +14933,156 @@
       </w:rPr>
     </w:lvl>
   </w:abstractNum>
-  <w:abstractNum w:abstractNumId="38" w15:restartNumberingAfterBreak="0">
+  <w:abstractNum w:abstractNumId="48" w15:restartNumberingAfterBreak="0">
+    <w:nsid w:val="7CE109DF"/>
+    <w:multiLevelType w:val="multilevel"/>
+    <w:tmpl w:val="AD02C314"/>
+    <w:lvl w:ilvl="0">
+      <w:start w:val="1"/>
+      <w:numFmt w:val="bullet"/>
+      <w:lvlText w:val=""/>
+      <w:lvlJc w:val="left"/>
+      <w:pPr>
+        <w:tabs>
+          <w:tab w:val="num" w:pos="720"/>
+        </w:tabs>
+        <w:ind w:left="720" w:hanging="360"/>
+      </w:pPr>
+      <w:rPr>
+        <w:rFonts w:ascii="Symbol" w:hAnsi="Symbol" w:hint="default"/>
+        <w:sz w:val="20"/>
+      </w:rPr>
+    </w:lvl>
+    <w:lvl w:ilvl="1" w:tentative="1">
+      <w:start w:val="1"/>
+      <w:numFmt w:val="bullet"/>
+      <w:lvlText w:val="o"/>
+      <w:lvlJc w:val="left"/>
+      <w:pPr>
+        <w:tabs>
+          <w:tab w:val="num" w:pos="1440"/>
+        </w:tabs>
+        <w:ind w:left="1440" w:hanging="360"/>
+      </w:pPr>
+      <w:rPr>
+        <w:rFonts w:ascii="Courier New" w:hAnsi="Courier New" w:hint="default"/>
+        <w:sz w:val="20"/>
+      </w:rPr>
+    </w:lvl>
+    <w:lvl w:ilvl="2" w:tentative="1">
+      <w:start w:val="1"/>
+      <w:numFmt w:val="bullet"/>
+      <w:lvlText w:val=""/>
+      <w:lvlJc w:val="left"/>
+      <w:pPr>
+        <w:tabs>
+          <w:tab w:val="num" w:pos="2160"/>
+        </w:tabs>
+        <w:ind w:left="2160" w:hanging="360"/>
+      </w:pPr>
+      <w:rPr>
+        <w:rFonts w:ascii="Wingdings" w:hAnsi="Wingdings" w:hint="default"/>
+        <w:sz w:val="20"/>
+      </w:rPr>
+    </w:lvl>
+    <w:lvl w:ilvl="3" w:tentative="1">
+      <w:start w:val="1"/>
+      <w:numFmt w:val="bullet"/>
+      <w:lvlText w:val=""/>
+      <w:lvlJc w:val="left"/>
+      <w:pPr>
+        <w:tabs>
+          <w:tab w:val="num" w:pos="2880"/>
+        </w:tabs>
+        <w:ind w:left="2880" w:hanging="360"/>
+      </w:pPr>
+      <w:rPr>
+        <w:rFonts w:ascii="Wingdings" w:hAnsi="Wingdings" w:hint="default"/>
+        <w:sz w:val="20"/>
+      </w:rPr>
+    </w:lvl>
+    <w:lvl w:ilvl="4" w:tentative="1">
+      <w:start w:val="1"/>
+      <w:numFmt w:val="bullet"/>
+      <w:lvlText w:val=""/>
+      <w:lvlJc w:val="left"/>
+      <w:pPr>
+        <w:tabs>
+          <w:tab w:val="num" w:pos="3600"/>
+        </w:tabs>
+        <w:ind w:left="3600" w:hanging="360"/>
+      </w:pPr>
+      <w:rPr>
+        <w:rFonts w:ascii="Wingdings" w:hAnsi="Wingdings" w:hint="default"/>
+        <w:sz w:val="20"/>
+      </w:rPr>
+    </w:lvl>
+    <w:lvl w:ilvl="5" w:tentative="1">
+      <w:start w:val="1"/>
+      <w:numFmt w:val="bullet"/>
+      <w:lvlText w:val=""/>
+      <w:lvlJc w:val="left"/>
+      <w:pPr>
+        <w:tabs>
+          <w:tab w:val="num" w:pos="4320"/>
+        </w:tabs>
+        <w:ind w:left="4320" w:hanging="360"/>
+      </w:pPr>
+      <w:rPr>
+        <w:rFonts w:ascii="Wingdings" w:hAnsi="Wingdings" w:hint="default"/>
+        <w:sz w:val="20"/>
+      </w:rPr>
+    </w:lvl>
+    <w:lvl w:ilvl="6" w:tentative="1">
+      <w:start w:val="1"/>
+      <w:numFmt w:val="bullet"/>
+      <w:lvlText w:val=""/>
+      <w:lvlJc w:val="left"/>
+      <w:pPr>
+        <w:tabs>
+          <w:tab w:val="num" w:pos="5040"/>
+        </w:tabs>
+        <w:ind w:left="5040" w:hanging="360"/>
+      </w:pPr>
+      <w:rPr>
+        <w:rFonts w:ascii="Wingdings" w:hAnsi="Wingdings" w:hint="default"/>
+        <w:sz w:val="20"/>
+      </w:rPr>
+    </w:lvl>
+    <w:lvl w:ilvl="7" w:tentative="1">
+      <w:start w:val="1"/>
+      <w:numFmt w:val="bullet"/>
+      <w:lvlText w:val=""/>
+      <w:lvlJc w:val="left"/>
+      <w:pPr>
+        <w:tabs>
+          <w:tab w:val="num" w:pos="5760"/>
+        </w:tabs>
+        <w:ind w:left="5760" w:hanging="360"/>
+      </w:pPr>
+      <w:rPr>
+        <w:rFonts w:ascii="Wingdings" w:hAnsi="Wingdings" w:hint="default"/>
+        <w:sz w:val="20"/>
+      </w:rPr>
+    </w:lvl>
+    <w:lvl w:ilvl="8" w:tentative="1">
+      <w:start w:val="1"/>
+      <w:numFmt w:val="bullet"/>
+      <w:lvlText w:val=""/>
+      <w:lvlJc w:val="left"/>
+      <w:pPr>
+        <w:tabs>
+          <w:tab w:val="num" w:pos="6480"/>
+        </w:tabs>
+        <w:ind w:left="6480" w:hanging="360"/>
+      </w:pPr>
+      <w:rPr>
+        <w:rFonts w:ascii="Wingdings" w:hAnsi="Wingdings" w:hint="default"/>
+        <w:sz w:val="20"/>
+      </w:rPr>
+    </w:lvl>
+  </w:abstractNum>
+  <w:abstractNum w:abstractNumId="49" w15:restartNumberingAfterBreak="0">
     <w:nsid w:val="7D6B3C57"/>
     <w:multiLevelType w:val="hybridMultilevel"/>
     <w:tmpl w:val="13006A00"/>
@@ -11905,129 +15171,162 @@
       </w:pPr>
     </w:lvl>
   </w:abstractNum>
-  <w:num w:numId="1">
+  <w:num w:numId="1" w16cid:durableId="1364090465">
+    <w:abstractNumId w:val="45"/>
+  </w:num>
+  <w:num w:numId="2" w16cid:durableId="1529872889">
+    <w:abstractNumId w:val="14"/>
+  </w:num>
+  <w:num w:numId="3" w16cid:durableId="192348549">
+    <w:abstractNumId w:val="7"/>
+  </w:num>
+  <w:num w:numId="4" w16cid:durableId="901986279">
+    <w:abstractNumId w:val="19"/>
+  </w:num>
+  <w:num w:numId="5" w16cid:durableId="1551843578">
+    <w:abstractNumId w:val="1"/>
+  </w:num>
+  <w:num w:numId="6" w16cid:durableId="1251891076">
+    <w:abstractNumId w:val="36"/>
+  </w:num>
+  <w:num w:numId="7" w16cid:durableId="436945101">
+    <w:abstractNumId w:val="16"/>
+  </w:num>
+  <w:num w:numId="8" w16cid:durableId="1933971097">
+    <w:abstractNumId w:val="43"/>
+  </w:num>
+  <w:num w:numId="9" w16cid:durableId="637032555">
+    <w:abstractNumId w:val="24"/>
+  </w:num>
+  <w:num w:numId="10" w16cid:durableId="1419521124">
+    <w:abstractNumId w:val="40"/>
+  </w:num>
+  <w:num w:numId="11" w16cid:durableId="1348606108">
+    <w:abstractNumId w:val="22"/>
+  </w:num>
+  <w:num w:numId="12" w16cid:durableId="2121531603">
+    <w:abstractNumId w:val="38"/>
+  </w:num>
+  <w:num w:numId="13" w16cid:durableId="2011522704">
+    <w:abstractNumId w:val="2"/>
+  </w:num>
+  <w:num w:numId="14" w16cid:durableId="728915278">
+    <w:abstractNumId w:val="21"/>
+  </w:num>
+  <w:num w:numId="15" w16cid:durableId="641541646">
+    <w:abstractNumId w:val="12"/>
+  </w:num>
+  <w:num w:numId="16" w16cid:durableId="2120103004">
+    <w:abstractNumId w:val="13"/>
+  </w:num>
+  <w:num w:numId="17" w16cid:durableId="526675554">
+    <w:abstractNumId w:val="46"/>
+  </w:num>
+  <w:num w:numId="18" w16cid:durableId="584189709">
+    <w:abstractNumId w:val="44"/>
+  </w:num>
+  <w:num w:numId="19" w16cid:durableId="2127656138">
+    <w:abstractNumId w:val="33"/>
+  </w:num>
+  <w:num w:numId="20" w16cid:durableId="1634867200">
+    <w:abstractNumId w:val="30"/>
+  </w:num>
+  <w:num w:numId="21" w16cid:durableId="1693993048">
+    <w:abstractNumId w:val="37"/>
+  </w:num>
+  <w:num w:numId="22" w16cid:durableId="560864876">
+    <w:abstractNumId w:val="27"/>
+  </w:num>
+  <w:num w:numId="23" w16cid:durableId="243144771">
+    <w:abstractNumId w:val="34"/>
+  </w:num>
+  <w:num w:numId="24" w16cid:durableId="1641302594">
+    <w:abstractNumId w:val="10"/>
+  </w:num>
+  <w:num w:numId="25" w16cid:durableId="235941576">
+    <w:abstractNumId w:val="18"/>
+  </w:num>
+  <w:num w:numId="26" w16cid:durableId="1205828466">
+    <w:abstractNumId w:val="47"/>
+  </w:num>
+  <w:num w:numId="27" w16cid:durableId="1852985593">
+    <w:abstractNumId w:val="8"/>
+  </w:num>
+  <w:num w:numId="28" w16cid:durableId="622080503">
+    <w:abstractNumId w:val="4"/>
+  </w:num>
+  <w:num w:numId="29" w16cid:durableId="131412360">
+    <w:abstractNumId w:val="29"/>
+  </w:num>
+  <w:num w:numId="30" w16cid:durableId="1584291723">
+    <w:abstractNumId w:val="26"/>
+  </w:num>
+  <w:num w:numId="31" w16cid:durableId="1656372183">
+    <w:abstractNumId w:val="41"/>
+  </w:num>
+  <w:num w:numId="32" w16cid:durableId="605966672">
+    <w:abstractNumId w:val="23"/>
+  </w:num>
+  <w:num w:numId="33" w16cid:durableId="1903170680">
+    <w:abstractNumId w:val="17"/>
+  </w:num>
+  <w:num w:numId="34" w16cid:durableId="1790737258">
+    <w:abstractNumId w:val="49"/>
+  </w:num>
+  <w:num w:numId="35" w16cid:durableId="55671666">
     <w:abstractNumId w:val="35"/>
   </w:num>
-  <w:num w:numId="2">
-    <w:abstractNumId w:val="10"/>
+  <w:num w:numId="36" w16cid:durableId="1665355132">
+    <w:abstractNumId w:val="20"/>
   </w:num>
-  <w:num w:numId="3">
-    <w:abstractNumId w:val="3"/>
+  <w:num w:numId="37" w16cid:durableId="1289314742">
+    <w:abstractNumId w:val="9"/>
   </w:num>
-  <w:num w:numId="4">
-    <w:abstractNumId w:val="14"/>
+  <w:num w:numId="38" w16cid:durableId="1894149221">
+    <w:abstractNumId w:val="42"/>
   </w:num>
-  <w:num w:numId="5">
+  <w:num w:numId="39" w16cid:durableId="764687210">
+    <w:abstractNumId w:val="11"/>
+  </w:num>
+  <w:num w:numId="40" w16cid:durableId="1952087242">
+    <w:abstractNumId w:val="32"/>
+  </w:num>
+  <w:num w:numId="41" w16cid:durableId="1817530918">
+    <w:abstractNumId w:val="25"/>
+  </w:num>
+  <w:num w:numId="42" w16cid:durableId="1452091374">
+    <w:abstractNumId w:val="31"/>
+  </w:num>
+  <w:num w:numId="43" w16cid:durableId="1133258088">
+    <w:abstractNumId w:val="48"/>
+  </w:num>
+  <w:num w:numId="44" w16cid:durableId="1077941007">
+    <w:abstractNumId w:val="28"/>
+  </w:num>
+  <w:num w:numId="45" w16cid:durableId="29649697">
     <w:abstractNumId w:val="0"/>
   </w:num>
-  <w:num w:numId="6">
-    <w:abstractNumId w:val="27"/>
+  <w:num w:numId="46" w16cid:durableId="1042050951">
+    <w:abstractNumId w:val="5"/>
   </w:num>
-  <w:num w:numId="7">
-    <w:abstractNumId w:val="11"/>
+  <w:num w:numId="47" w16cid:durableId="2137601534">
+    <w:abstractNumId w:val="39"/>
   </w:num>
-  <w:num w:numId="8">
-    <w:abstractNumId w:val="33"/>
-  </w:num>
-  <w:num w:numId="9">
-    <w:abstractNumId w:val="19"/>
-  </w:num>
-  <w:num w:numId="10">
-    <w:abstractNumId w:val="30"/>
-  </w:num>
-  <w:num w:numId="11">
-    <w:abstractNumId w:val="17"/>
-  </w:num>
-  <w:num w:numId="12">
-    <w:abstractNumId w:val="29"/>
-  </w:num>
-  <w:num w:numId="13">
-    <w:abstractNumId w:val="1"/>
-  </w:num>
-  <w:num w:numId="14">
-    <w:abstractNumId w:val="16"/>
-  </w:num>
-  <w:num w:numId="15">
-    <w:abstractNumId w:val="8"/>
-  </w:num>
-  <w:num w:numId="16">
-    <w:abstractNumId w:val="9"/>
-  </w:num>
-  <w:num w:numId="17">
-    <w:abstractNumId w:val="36"/>
-  </w:num>
-  <w:num w:numId="18">
-    <w:abstractNumId w:val="34"/>
-  </w:num>
-  <w:num w:numId="19">
-    <w:abstractNumId w:val="24"/>
-  </w:num>
-  <w:num w:numId="20">
-    <w:abstractNumId w:val="23"/>
-  </w:num>
-  <w:num w:numId="21">
-    <w:abstractNumId w:val="28"/>
-  </w:num>
-  <w:num w:numId="22">
-    <w:abstractNumId w:val="21"/>
-  </w:num>
-  <w:num w:numId="23">
-    <w:abstractNumId w:val="25"/>
-  </w:num>
-  <w:num w:numId="24">
+  <w:num w:numId="48" w16cid:durableId="448278217">
     <w:abstractNumId w:val="6"/>
   </w:num>
-  <w:num w:numId="25">
-    <w:abstractNumId w:val="13"/>
-  </w:num>
-  <w:num w:numId="26">
-    <w:abstractNumId w:val="37"/>
-  </w:num>
-  <w:num w:numId="27">
-    <w:abstractNumId w:val="4"/>
-  </w:num>
-  <w:num w:numId="28">
-    <w:abstractNumId w:val="2"/>
-  </w:num>
-  <w:num w:numId="29">
-    <w:abstractNumId w:val="22"/>
-  </w:num>
-  <w:num w:numId="30">
-    <w:abstractNumId w:val="20"/>
-  </w:num>
-  <w:num w:numId="31">
-    <w:abstractNumId w:val="31"/>
-  </w:num>
-  <w:num w:numId="32">
-    <w:abstractNumId w:val="18"/>
-  </w:num>
-  <w:num w:numId="33">
-    <w:abstractNumId w:val="12"/>
-  </w:num>
-  <w:num w:numId="34">
-    <w:abstractNumId w:val="38"/>
-  </w:num>
-  <w:num w:numId="35">
-    <w:abstractNumId w:val="26"/>
-  </w:num>
-  <w:num w:numId="36">
+  <w:num w:numId="49" w16cid:durableId="1579829182">
     <w:abstractNumId w:val="15"/>
   </w:num>
-  <w:num w:numId="37">
-    <w:abstractNumId w:val="5"/>
-  </w:num>
-  <w:num w:numId="38">
-    <w:abstractNumId w:val="32"/>
-  </w:num>
-  <w:num w:numId="39">
-    <w:abstractNumId w:val="7"/>
+  <w:num w:numId="50" w16cid:durableId="1476071851">
+    <w:abstractNumId w:val="3"/>
   </w:num>
   <w:numIdMacAtCleanup w:val="37"/>
 </w:numbering>
 </file>
 
 <file path=word/styles.xml><?xml version="1.0" encoding="utf-8"?>
-<w:styles xmlns:mc="http://schemas.openxmlformats.org/markup-compatibility/2006" xmlns:r="http://schemas.openxmlformats.org/officeDocument/2006/relationships" xmlns:w="http://schemas.openxmlformats.org/wordprocessingml/2006/main" xmlns:w14="http://schemas.microsoft.com/office/word/2010/wordml" xmlns:w15="http://schemas.microsoft.com/office/word/2012/wordml" xmlns:w16cex="http://schemas.microsoft.com/office/word/2018/wordml/cex" xmlns:w16cid="http://schemas.microsoft.com/office/word/2016/wordml/cid" xmlns:w16="http://schemas.microsoft.com/office/word/2018/wordml" xmlns:w16sdtdh="http://schemas.microsoft.com/office/word/2020/wordml/sdtdatahash" xmlns:w16se="http://schemas.microsoft.com/office/word/2015/wordml/symex" mc:Ignorable="w14 w15 w16se w16cid w16 w16cex w16sdtdh">
+<w:styles xmlns:mc="http://schemas.openxmlformats.org/markup-compatibility/2006" xmlns:r="http://schemas.openxmlformats.org/officeDocument/2006/relationships" xmlns:w="http://schemas.openxmlformats.org/wordprocessingml/2006/main" xmlns:w14="http://schemas.microsoft.com/office/word/2010/wordml" xmlns:w15="http://schemas.microsoft.com/office/word/2012/wordml" xmlns:w16cex="http://schemas.microsoft.com/office/word/2018/wordml/cex" xmlns:w16cid="http://schemas.microsoft.com/office/word/2016/wordml/cid" xmlns:w16="http://schemas.microsoft.com/office/word/2018/wordml" xmlns:w16du="http://schemas.microsoft.com/office/word/2023/wordml/word16du" xmlns:w16sdtdh="http://schemas.microsoft.com/office/word/2020/wordml/sdtdatahash" xmlns:w16sdtfl="http://schemas.microsoft.com/office/word/2024/wordml/sdtformatlock" xmlns:w16se="http://schemas.microsoft.com/office/word/2015/wordml/symex" mc:Ignorable="w14 w15 w16se w16cid w16 w16cex w16sdtdh w16sdtfl w16du">
   <w:docDefaults>
     <w:rPrDefault>
       <w:rPr>
@@ -12497,7 +15796,6 @@
   <w:style w:type="character" w:default="1" w:styleId="Fuentedeprrafopredeter">
     <w:name w:val="Default Paragraph Font"/>
     <w:uiPriority w:val="1"/>
-    <w:semiHidden/>
     <w:unhideWhenUsed/>
   </w:style>
   <w:style w:type="table" w:default="1" w:styleId="Tablanormal">
@@ -12573,7 +15871,7 @@
       <w:szCs w:val="24"/>
     </w:rPr>
   </w:style>
-  <w:style w:type="character" w:styleId="Textoennegrita">
+  <w:style w:type="character" w:styleId="Fuerte">
     <w:name w:val="Strong"/>
     <w:basedOn w:val="Fuentedeprrafopredeter"/>
     <w:uiPriority w:val="22"/>
@@ -12766,6 +16064,20 @@
     <w:rPr>
       <w:color w:val="0563C1" w:themeColor="hyperlink"/>
       <w:u w:val="single"/>
+    </w:rPr>
+  </w:style>
+  <w:style w:type="paragraph" w:customStyle="1" w:styleId="font-claude-response-body">
+    <w:name w:val="font-claude-response-body"/>
+    <w:basedOn w:val="Normal"/>
+    <w:rsid w:val="006226FD"/>
+    <w:pPr>
+      <w:spacing w:before="100" w:beforeAutospacing="1" w:after="100" w:afterAutospacing="1" w:line="240" w:lineRule="auto"/>
+    </w:pPr>
+    <w:rPr>
+      <w:rFonts w:ascii="Times New Roman" w:eastAsia="Times New Roman" w:hAnsi="Times New Roman" w:cs="Times New Roman"/>
+      <w:sz w:val="24"/>
+      <w:szCs w:val="24"/>
+      <w:lang w:val="es-MX" w:eastAsia="es-MX"/>
     </w:rPr>
   </w:style>
 </w:styles>

--- a/Propuesta - Vacunas.docx
+++ b/Propuesta - Vacunas.docx
@@ -3422,6 +3422,202 @@
     </w:p>
     <w:p>
       <w:pPr>
+        <w:rPr>
+          <w:rFonts w:ascii="Arial" w:hAnsi="Arial" w:cs="Arial"/>
+          <w:sz w:val="24"/>
+          <w:szCs w:val="24"/>
+        </w:rPr>
+      </w:pPr>
+      <w:r>
+        <w:rPr>
+          <w:rFonts w:ascii="Arial" w:hAnsi="Arial" w:cs="Arial"/>
+          <w:sz w:val="24"/>
+          <w:szCs w:val="24"/>
+        </w:rPr>
+        <w:br w:type="page"/>
+      </w:r>
+    </w:p>
+    <w:p>
+      <w:pPr>
+        <w:rPr>
+          <w:rFonts w:ascii="Arial" w:hAnsi="Arial" w:cs="Arial"/>
+          <w:b/>
+          <w:bCs/>
+          <w:sz w:val="24"/>
+          <w:szCs w:val="24"/>
+          <w:lang w:val="es-MX"/>
+        </w:rPr>
+      </w:pPr>
+      <w:r>
+        <w:rPr>
+          <w:rFonts w:ascii="Arial" w:hAnsi="Arial" w:cs="Arial"/>
+          <w:b/>
+          <w:bCs/>
+          <w:sz w:val="24"/>
+          <w:szCs w:val="24"/>
+          <w:lang w:val="es-MX"/>
+        </w:rPr>
+        <w:lastRenderedPageBreak/>
+        <w:t>INTRODUCCIÓN</w:t>
+      </w:r>
+    </w:p>
+    <w:p>
+      <w:pPr>
+        <w:jc w:val="both"/>
+        <w:rPr>
+          <w:rFonts w:ascii="Arial" w:hAnsi="Arial" w:cs="Arial"/>
+          <w:sz w:val="24"/>
+          <w:szCs w:val="24"/>
+          <w:lang w:val="es-MX"/>
+        </w:rPr>
+      </w:pPr>
+      <w:r>
+        <w:rPr>
+          <w:rFonts w:ascii="Arial" w:hAnsi="Arial" w:cs="Arial"/>
+          <w:sz w:val="24"/>
+          <w:szCs w:val="24"/>
+          <w:lang w:val="es-MX"/>
+        </w:rPr>
+        <w:t>En Guatemala, el Ministerio de Salud Pública y Asistencia Social (MSPAS) es la entidad encargada de garantizar el acceso a los servicios de salud de la población, entre ellos los programas de inmunización. El departamento de San Marcos está conformado por 30 municipios cuyos centros de salud dependen del control adecuado de sus existencias de vacunas para garantizar la cobertura de inmunización. En este contexto se desarrolla el presente anteproyecto, orientado al diseño de una aplicación web centralizada</w:t>
+      </w:r>
+      <w:r>
+        <w:rPr>
+          <w:rFonts w:ascii="Arial" w:hAnsi="Arial" w:cs="Arial"/>
+          <w:sz w:val="24"/>
+          <w:szCs w:val="24"/>
+          <w:lang w:val="es-MX"/>
+        </w:rPr>
+        <w:t xml:space="preserve"> y distrital</w:t>
+      </w:r>
+      <w:r>
+        <w:rPr>
+          <w:rFonts w:ascii="Arial" w:hAnsi="Arial" w:cs="Arial"/>
+          <w:sz w:val="24"/>
+          <w:szCs w:val="24"/>
+          <w:lang w:val="es-MX"/>
+        </w:rPr>
+        <w:t xml:space="preserve"> para la gestión, control y visualización de vacunas en los centros de salud del departamento.</w:t>
+      </w:r>
+    </w:p>
+    <w:p>
+      <w:pPr>
+        <w:jc w:val="both"/>
+        <w:rPr>
+          <w:rFonts w:ascii="Arial" w:hAnsi="Arial" w:cs="Arial"/>
+          <w:sz w:val="24"/>
+          <w:szCs w:val="24"/>
+          <w:lang w:val="es-MX"/>
+        </w:rPr>
+      </w:pPr>
+      <w:r>
+        <w:rPr>
+          <w:rFonts w:ascii="Arial" w:hAnsi="Arial" w:cs="Arial"/>
+          <w:sz w:val="24"/>
+          <w:szCs w:val="24"/>
+          <w:lang w:val="es-MX"/>
+        </w:rPr>
+        <w:t>El tema fue seleccionado debido a que la gestión de vacunas es un proceso crítico para la salud pública, ya que un control inadecuado de las existencias puede derivar en desabastecimiento o en la pérdida de dosis por vencimiento. Al identificar que los centros de salud del departamento aún dependen del registro físico en papel para esta labor, se consideró que el desarrollo de una herramienta tecnológica representa una oportunidad concreta para resolver un problema real que afecta directamente a la población.</w:t>
+      </w:r>
+    </w:p>
+    <w:p>
+      <w:pPr>
+        <w:jc w:val="both"/>
+        <w:rPr>
+          <w:rFonts w:ascii="Arial" w:hAnsi="Arial" w:cs="Arial"/>
+          <w:sz w:val="24"/>
+          <w:szCs w:val="24"/>
+          <w:lang w:val="es-MX"/>
+        </w:rPr>
+      </w:pPr>
+      <w:r>
+        <w:rPr>
+          <w:rFonts w:ascii="Arial" w:hAnsi="Arial" w:cs="Arial"/>
+          <w:sz w:val="24"/>
+          <w:szCs w:val="24"/>
+          <w:lang w:val="es-MX"/>
+        </w:rPr>
+        <w:t>La finalidad del estudio es resolver la falta de un sistema centralizado que permita a los centros de salud del departamento registrar y consultar la disponibilidad de vacunas de forma estandarizada y en tiempo real. A partir de esta necesidad, la investigación se orienta a definir qué funcionalidades debe incluir dicho sistema para apoyar la toma de decisiones de las autoridades de salud del departamento.</w:t>
+      </w:r>
+    </w:p>
+    <w:p>
+      <w:pPr>
+        <w:jc w:val="both"/>
+        <w:rPr>
+          <w:rFonts w:ascii="Arial" w:hAnsi="Arial" w:cs="Arial"/>
+          <w:sz w:val="24"/>
+          <w:szCs w:val="24"/>
+          <w:lang w:val="es-MX"/>
+        </w:rPr>
+      </w:pPr>
+      <w:r>
+        <w:rPr>
+          <w:rFonts w:ascii="Arial" w:hAnsi="Arial" w:cs="Arial"/>
+          <w:sz w:val="24"/>
+          <w:szCs w:val="24"/>
+          <w:lang w:val="es-MX"/>
+        </w:rPr>
+        <w:t xml:space="preserve">Para el desarrollo del proyecto se utilizará la metodología Scrum, organizada en cuatro </w:t>
+      </w:r>
+      <w:proofErr w:type="spellStart"/>
+      <w:r>
+        <w:rPr>
+          <w:rFonts w:ascii="Arial" w:hAnsi="Arial" w:cs="Arial"/>
+          <w:sz w:val="24"/>
+          <w:szCs w:val="24"/>
+          <w:lang w:val="es-MX"/>
+        </w:rPr>
+        <w:t>sprints</w:t>
+      </w:r>
+      <w:proofErr w:type="spellEnd"/>
+      <w:r>
+        <w:rPr>
+          <w:rFonts w:ascii="Arial" w:hAnsi="Arial" w:cs="Arial"/>
+          <w:sz w:val="24"/>
+          <w:szCs w:val="24"/>
+          <w:lang w:val="es-MX"/>
+        </w:rPr>
+        <w:t xml:space="preserve"> que abarcan desde el levantamiento de requerimientos y el diseño funcional del sistema, hasta el desarrollo, las pruebas y la elaboración de la documentación técnica y de usuario, favoreciendo un desarrollo iterativo y con validación constante.</w:t>
+      </w:r>
+    </w:p>
+    <w:p>
+      <w:pPr>
+        <w:jc w:val="both"/>
+        <w:rPr>
+          <w:rFonts w:ascii="Arial" w:hAnsi="Arial" w:cs="Arial"/>
+          <w:sz w:val="24"/>
+          <w:szCs w:val="24"/>
+          <w:lang w:val="es-MX"/>
+        </w:rPr>
+      </w:pPr>
+      <w:r>
+        <w:rPr>
+          <w:rFonts w:ascii="Arial" w:hAnsi="Arial" w:cs="Arial"/>
+          <w:sz w:val="24"/>
+          <w:szCs w:val="24"/>
+          <w:lang w:val="es-MX"/>
+        </w:rPr>
+        <w:t>Se espera que, al finalizar el proyecto, los centros de salud del departamento de San Marcos cuenten con una aplicación web que les permita registrar los movimientos de entrada y salida de vacunas, consultar su disponibilidad mediante una vista tipo tabla y un tablero de control, y recibir alertas automáticas ante niveles bajos de stock o próximos vencimientos, contribuyendo así a una gestión más eficiente y confiable de las vacunas en el departamento.</w:t>
+      </w:r>
+    </w:p>
+    <w:p>
+      <w:pPr>
+        <w:rPr>
+          <w:rFonts w:ascii="Arial" w:hAnsi="Arial" w:cs="Arial"/>
+          <w:sz w:val="24"/>
+          <w:szCs w:val="24"/>
+        </w:rPr>
+      </w:pPr>
+      <w:r>
+        <w:rPr>
+          <w:rFonts w:ascii="Arial" w:hAnsi="Arial" w:cs="Arial"/>
+          <w:sz w:val="24"/>
+          <w:szCs w:val="24"/>
+        </w:rPr>
+        <w:br w:type="page"/>
+      </w:r>
+    </w:p>
+    <w:p>
+      <w:pPr>
         <w:spacing w:line="276" w:lineRule="auto"/>
         <w:rPr>
           <w:rFonts w:ascii="Arial" w:hAnsi="Arial" w:cs="Arial"/>
@@ -3470,8 +3666,11 @@
         </w:rPr>
         <w:sectPr>
           <w:headerReference w:type="even" r:id="rId9"/>
-          <w:footerReference w:type="even" r:id="rId10"/>
-          <w:footerReference w:type="default" r:id="rId11"/>
+          <w:headerReference w:type="default" r:id="rId10"/>
+          <w:footerReference w:type="even" r:id="rId11"/>
+          <w:footerReference w:type="default" r:id="rId12"/>
+          <w:headerReference w:type="first" r:id="rId13"/>
+          <w:footerReference w:type="first" r:id="rId14"/>
           <w:pgSz w:w="12240" w:h="15840"/>
           <w:pgMar w:top="1417" w:right="1701" w:bottom="1417" w:left="1701" w:header="708" w:footer="708" w:gutter="0"/>
           <w:cols w:space="708"/>
@@ -5236,10 +5435,10 @@
           <w:szCs w:val="24"/>
         </w:rPr>
         <w:sectPr>
-          <w:headerReference w:type="even" r:id="rId12"/>
-          <w:headerReference w:type="default" r:id="rId13"/>
-          <w:footerReference w:type="even" r:id="rId14"/>
-          <w:footerReference w:type="default" r:id="rId15"/>
+          <w:headerReference w:type="even" r:id="rId15"/>
+          <w:headerReference w:type="default" r:id="rId16"/>
+          <w:footerReference w:type="even" r:id="rId17"/>
+          <w:footerReference w:type="default" r:id="rId18"/>
           <w:pgSz w:w="12240" w:h="15840"/>
           <w:pgMar w:top="1417" w:right="1701" w:bottom="1417" w:left="1701" w:header="708" w:footer="708" w:gutter="0"/>
           <w:pgNumType w:start="1"/>
@@ -5468,7 +5667,7 @@
                     </pic:cNvPicPr>
                   </pic:nvPicPr>
                   <pic:blipFill>
-                    <a:blip r:embed="rId16">
+                    <a:blip r:embed="rId19">
                       <a:extLst>
                         <a:ext uri="{28A0092B-C50C-407E-A947-70E740481C1C}">
                           <a14:useLocalDpi xmlns:a14="http://schemas.microsoft.com/office/drawing/2010/main" val="0"/>
@@ -5684,7 +5883,61 @@
           <w:szCs w:val="24"/>
           <w:lang w:val="es-MX"/>
         </w:rPr>
-        <w:t xml:space="preserve"> desarrollada con Node.js y Express.js, encargada de procesar las operaciones del sistema, tales como el registro de vacunas, la generación de alertas de bajo stock y de vencimiento, y la carga y descarga de formatos, además de aplicar las reglas de negocio correspondientes.</w:t>
+        <w:t xml:space="preserve"> desarrollada con Node.js y Express.js, encargada de procesar las operaciones del sistema, tales como </w:t>
+      </w:r>
+      <w:r>
+        <w:rPr>
+          <w:rFonts w:ascii="Arial" w:hAnsi="Arial" w:cs="Arial"/>
+          <w:sz w:val="24"/>
+          <w:szCs w:val="24"/>
+          <w:lang w:val="es-MX"/>
+        </w:rPr>
+        <w:t xml:space="preserve">la gestión de usuarios, </w:t>
+      </w:r>
+      <w:r>
+        <w:rPr>
+          <w:rFonts w:ascii="Arial" w:hAnsi="Arial" w:cs="Arial"/>
+          <w:sz w:val="24"/>
+          <w:szCs w:val="24"/>
+          <w:lang w:val="es-MX"/>
+        </w:rPr>
+        <w:t xml:space="preserve">el registro de </w:t>
+      </w:r>
+      <w:r>
+        <w:rPr>
+          <w:rFonts w:ascii="Arial" w:hAnsi="Arial" w:cs="Arial"/>
+          <w:sz w:val="24"/>
+          <w:szCs w:val="24"/>
+          <w:lang w:val="es-MX"/>
+        </w:rPr>
+        <w:t xml:space="preserve">movimientos de entradas y salidas de </w:t>
+      </w:r>
+      <w:r>
+        <w:rPr>
+          <w:rFonts w:ascii="Arial" w:hAnsi="Arial" w:cs="Arial"/>
+          <w:sz w:val="24"/>
+          <w:szCs w:val="24"/>
+          <w:lang w:val="es-MX"/>
+        </w:rPr>
+        <w:t xml:space="preserve">vacunas, </w:t>
+      </w:r>
+      <w:r>
+        <w:rPr>
+          <w:rFonts w:ascii="Arial" w:hAnsi="Arial" w:cs="Arial"/>
+          <w:sz w:val="24"/>
+          <w:szCs w:val="24"/>
+          <w:lang w:val="es-MX"/>
+        </w:rPr>
+        <w:t xml:space="preserve">y </w:t>
+      </w:r>
+      <w:r>
+        <w:rPr>
+          <w:rFonts w:ascii="Arial" w:hAnsi="Arial" w:cs="Arial"/>
+          <w:sz w:val="24"/>
+          <w:szCs w:val="24"/>
+          <w:lang w:val="es-MX"/>
+        </w:rPr>
+        <w:t>la generación de alertas de bajo stock y de vencimiento, además de aplicar las reglas de negocio correspondientes.</w:t>
       </w:r>
     </w:p>
     <w:p>
@@ -5705,6 +5958,7 @@
           <w:szCs w:val="24"/>
           <w:lang w:val="es-MX"/>
         </w:rPr>
+        <w:lastRenderedPageBreak/>
         <w:t xml:space="preserve">c. </w:t>
       </w:r>
       <w:r>
@@ -5746,7 +6000,6 @@
           <w:szCs w:val="24"/>
           <w:lang w:val="es-MX"/>
         </w:rPr>
-        <w:lastRenderedPageBreak/>
         <w:t xml:space="preserve">d. </w:t>
       </w:r>
       <w:r>
@@ -6036,30 +6289,6 @@
           <w:lang w:val="es-MX"/>
         </w:rPr>
         <w:t>El diagrama de contexto proporciona una perspectiva general del sistema, centrándose en las entradas y salidas de información con respecto a los diferentes actores que interactuarán con la aplicación, sin profundizar en los módulos internos.</w:t>
-      </w:r>
-    </w:p>
-    <w:p>
-      <w:pPr>
-        <w:spacing w:line="276" w:lineRule="auto"/>
-        <w:ind w:firstLine="708"/>
-        <w:jc w:val="center"/>
-        <w:rPr>
-          <w:rFonts w:ascii="Arial" w:hAnsi="Arial" w:cs="Arial"/>
-          <w:sz w:val="24"/>
-          <w:szCs w:val="24"/>
-          <w:lang w:val="es-MX"/>
-        </w:rPr>
-      </w:pPr>
-      <w:r>
-        <w:rPr>
-          <w:rFonts w:ascii="Arial" w:hAnsi="Arial" w:cs="Arial"/>
-          <w:b/>
-          <w:bCs/>
-          <w:sz w:val="24"/>
-          <w:szCs w:val="24"/>
-          <w:lang w:val="es-MX"/>
-        </w:rPr>
-        <w:t>Ilustración 2.2: Diagrama de contexto del sistema</w:t>
       </w:r>
     </w:p>
     <w:p>
@@ -6099,7 +6328,7 @@
                     </pic:cNvPicPr>
                   </pic:nvPicPr>
                   <pic:blipFill>
-                    <a:blip r:embed="rId17">
+                    <a:blip r:embed="rId20">
                       <a:extLst>
                         <a:ext uri="{28A0092B-C50C-407E-A947-70E740481C1C}">
                           <a14:useLocalDpi xmlns:a14="http://schemas.microsoft.com/office/drawing/2010/main" val="0"/>
@@ -6252,7 +6481,71 @@
           <w:szCs w:val="24"/>
           <w:lang w:val="es-MX"/>
         </w:rPr>
-        <w:t xml:space="preserve"> personal autorizado en cada centro de salud municipal, quien podrá registrar y actualizar la información de las vacunas disponibles en su centro, así como descargar y cargar el formato estandarizado.</w:t>
+        <w:t xml:space="preserve"> personal autorizado en cada centro de salud municipal, quien podrá registrar </w:t>
+      </w:r>
+      <w:r>
+        <w:rPr>
+          <w:rFonts w:ascii="Arial" w:hAnsi="Arial" w:cs="Arial"/>
+          <w:sz w:val="24"/>
+          <w:szCs w:val="24"/>
+          <w:lang w:val="es-MX"/>
+        </w:rPr>
+        <w:t xml:space="preserve">los movimientos de entrada </w:t>
+      </w:r>
+      <w:r>
+        <w:rPr>
+          <w:rFonts w:ascii="Arial" w:hAnsi="Arial" w:cs="Arial"/>
+          <w:sz w:val="24"/>
+          <w:szCs w:val="24"/>
+          <w:lang w:val="es-MX"/>
+        </w:rPr>
+        <w:t xml:space="preserve">y </w:t>
+      </w:r>
+      <w:r>
+        <w:rPr>
+          <w:rFonts w:ascii="Arial" w:hAnsi="Arial" w:cs="Arial"/>
+          <w:sz w:val="24"/>
+          <w:szCs w:val="24"/>
+          <w:lang w:val="es-MX"/>
+        </w:rPr>
+        <w:t>salida</w:t>
+      </w:r>
+      <w:r>
+        <w:rPr>
+          <w:rFonts w:ascii="Arial" w:hAnsi="Arial" w:cs="Arial"/>
+          <w:sz w:val="24"/>
+          <w:szCs w:val="24"/>
+          <w:lang w:val="es-MX"/>
+        </w:rPr>
+        <w:t xml:space="preserve"> de las </w:t>
+      </w:r>
+      <w:r>
+        <w:rPr>
+          <w:rFonts w:ascii="Arial" w:hAnsi="Arial" w:cs="Arial"/>
+          <w:sz w:val="24"/>
+          <w:szCs w:val="24"/>
+          <w:lang w:val="es-MX"/>
+        </w:rPr>
+        <w:lastRenderedPageBreak/>
+        <w:t xml:space="preserve">vacunas disponibles en su centro, así como </w:t>
+      </w:r>
+      <w:r>
+        <w:rPr>
+          <w:rFonts w:ascii="Arial" w:hAnsi="Arial" w:cs="Arial"/>
+          <w:sz w:val="24"/>
+          <w:szCs w:val="24"/>
+          <w:lang w:val="es-MX"/>
+        </w:rPr>
+        <w:t>consultar la información correspondiente a su centro de salud</w:t>
+      </w:r>
+      <w:r>
+        <w:rPr>
+          <w:rFonts w:ascii="Arial" w:hAnsi="Arial" w:cs="Arial"/>
+          <w:sz w:val="24"/>
+          <w:szCs w:val="24"/>
+          <w:lang w:val="es-MX"/>
+        </w:rPr>
+        <w:t>.</w:t>
       </w:r>
     </w:p>
     <w:p>
@@ -6273,7 +6566,6 @@
           <w:szCs w:val="24"/>
           <w:lang w:val="es-MX"/>
         </w:rPr>
-        <w:lastRenderedPageBreak/>
         <w:t xml:space="preserve">b. </w:t>
       </w:r>
       <w:r>
@@ -6362,26 +6654,107 @@
     </w:p>
     <w:p>
       <w:pPr>
+        <w:pStyle w:val="Descripcin"/>
+        <w:keepNext/>
         <w:spacing w:line="276" w:lineRule="auto"/>
-        <w:ind w:firstLine="708"/>
         <w:jc w:val="center"/>
-        <w:rPr>
-          <w:rFonts w:ascii="Arial" w:hAnsi="Arial" w:cs="Arial"/>
-          <w:sz w:val="24"/>
-          <w:szCs w:val="24"/>
-          <w:lang w:val="es-MX"/>
-        </w:rPr>
-      </w:pPr>
-      <w:r>
-        <w:rPr>
-          <w:rFonts w:ascii="Arial" w:hAnsi="Arial" w:cs="Arial"/>
-          <w:b/>
-          <w:bCs/>
-          <w:sz w:val="24"/>
-          <w:szCs w:val="24"/>
-          <w:lang w:val="es-MX"/>
-        </w:rPr>
-        <w:t>Ilustración 2.3: Diagrama de flujo del sistema</w:t>
+      </w:pPr>
+      <w:r>
+        <w:rPr>
+          <w:lang w:val="es-MX"/>
+        </w:rPr>
+        <w:drawing>
+          <wp:anchor distT="0" distB="0" distL="114300" distR="114300" simplePos="0" relativeHeight="251664384" behindDoc="0" locked="0" layoutInCell="1" allowOverlap="1" wp14:anchorId="292B36EF" wp14:editId="599B5A93">
+            <wp:simplePos x="0" y="0"/>
+            <wp:positionH relativeFrom="margin">
+              <wp:posOffset>256032</wp:posOffset>
+            </wp:positionH>
+            <wp:positionV relativeFrom="paragraph">
+              <wp:posOffset>158496</wp:posOffset>
+            </wp:positionV>
+            <wp:extent cx="5120640" cy="4353560"/>
+            <wp:effectExtent l="0" t="0" r="3810" b="8890"/>
+            <wp:wrapTopAndBottom/>
+            <wp:docPr id="1200819320" name="Imagen 8"/>
+            <wp:cNvGraphicFramePr>
+              <a:graphicFrameLocks xmlns:a="http://schemas.openxmlformats.org/drawingml/2006/main" noChangeAspect="1"/>
+            </wp:cNvGraphicFramePr>
+            <a:graphic xmlns:a="http://schemas.openxmlformats.org/drawingml/2006/main">
+              <a:graphicData uri="http://schemas.openxmlformats.org/drawingml/2006/picture">
+                <pic:pic xmlns:pic="http://schemas.openxmlformats.org/drawingml/2006/picture">
+                  <pic:nvPicPr>
+                    <pic:cNvPr id="0" name="Picture 30"/>
+                    <pic:cNvPicPr>
+                      <a:picLocks noChangeAspect="1" noChangeArrowheads="1"/>
+                    </pic:cNvPicPr>
+                  </pic:nvPicPr>
+                  <pic:blipFill>
+                    <a:blip r:embed="rId21" cstate="print">
+                      <a:extLst>
+                        <a:ext uri="{28A0092B-C50C-407E-A947-70E740481C1C}">
+                          <a14:useLocalDpi xmlns:a14="http://schemas.microsoft.com/office/drawing/2010/main" val="0"/>
+                        </a:ext>
+                      </a:extLst>
+                    </a:blip>
+                    <a:srcRect/>
+                    <a:stretch>
+                      <a:fillRect/>
+                    </a:stretch>
+                  </pic:blipFill>
+                  <pic:spPr bwMode="auto">
+                    <a:xfrm>
+                      <a:off x="0" y="0"/>
+                      <a:ext cx="5120640" cy="4353560"/>
+                    </a:xfrm>
+                    <a:prstGeom prst="rect">
+                      <a:avLst/>
+                    </a:prstGeom>
+                    <a:noFill/>
+                    <a:ln>
+                      <a:noFill/>
+                    </a:ln>
+                  </pic:spPr>
+                </pic:pic>
+              </a:graphicData>
+            </a:graphic>
+            <wp14:sizeRelH relativeFrom="margin">
+              <wp14:pctWidth>0</wp14:pctWidth>
+            </wp14:sizeRelH>
+            <wp14:sizeRelV relativeFrom="margin">
+              <wp14:pctHeight>0</wp14:pctHeight>
+            </wp14:sizeRelV>
+          </wp:anchor>
+        </w:drawing>
+      </w:r>
+      <w:r>
+        <w:t>Ilustración 2.</w:t>
+      </w:r>
+      <w:r>
+        <w:t>3</w:t>
+      </w:r>
+      <w:r>
+        <w:t xml:space="preserve">: Diagrama de </w:t>
+      </w:r>
+      <w:r>
+        <w:t>flujo</w:t>
+      </w:r>
+      <w:r>
+        <w:t xml:space="preserve"> del sistema</w:t>
+      </w:r>
+    </w:p>
+    <w:p>
+      <w:pPr>
+        <w:pStyle w:val="Descripcin"/>
+        <w:spacing w:line="276" w:lineRule="auto"/>
+        <w:jc w:val="center"/>
+        <w:rPr>
+          <w:rFonts w:ascii="Arial" w:hAnsi="Arial" w:cs="Arial"/>
+          <w:sz w:val="24"/>
+          <w:szCs w:val="24"/>
+        </w:rPr>
+      </w:pPr>
+      <w:r>
+        <w:t>Fuente: Los autores mediante draw.io</w:t>
       </w:r>
     </w:p>
     <w:p>
@@ -6399,30 +6772,6 @@
       <w:r>
         <w:rPr>
           <w:rFonts w:ascii="Arial" w:hAnsi="Arial" w:cs="Arial"/>
-          <w:b/>
-          <w:bCs/>
-          <w:sz w:val="24"/>
-          <w:szCs w:val="24"/>
-          <w:lang w:val="es-MX"/>
-        </w:rPr>
-        <w:t>[PENDIENTE — diagrama a elaborar en draw.io]</w:t>
-      </w:r>
-    </w:p>
-    <w:p>
-      <w:pPr>
-        <w:spacing w:line="276" w:lineRule="auto"/>
-        <w:ind w:firstLine="708"/>
-        <w:jc w:val="both"/>
-        <w:rPr>
-          <w:rFonts w:ascii="Arial" w:hAnsi="Arial" w:cs="Arial"/>
-          <w:sz w:val="24"/>
-          <w:szCs w:val="24"/>
-          <w:lang w:val="es-MX"/>
-        </w:rPr>
-      </w:pPr>
-      <w:r>
-        <w:rPr>
-          <w:rFonts w:ascii="Arial" w:hAnsi="Arial" w:cs="Arial"/>
           <w:sz w:val="24"/>
           <w:szCs w:val="24"/>
           <w:lang w:val="es-MX"/>
@@ -6436,7 +6785,17 @@
           <w:szCs w:val="24"/>
           <w:lang w:val="es-MX"/>
         </w:rPr>
-        <w:t xml:space="preserve"> el usuario final ingresa sus credenciales de acceso; si estas son correctas, podrá acceder a los módulos del sistema según su rol (registro y actualización de vacunas para el personal de cada centro de salud, o consulta y visualización consolidada para las autoridades del Centro de Salud de San Marcos); si las credenciales son incorrectas, el sistema deberá mostrar un mensaje de error y permitir un nuevo intento. En caso de que el personal no cuente con credenciales, el administrador del sistema deberá realizar el registro correspondiente.</w:t>
+        <w:t xml:space="preserve"> el usuario final ingresa sus credenciales de acceso; si estas son correctas, podrá acceder a los módulos del sistema según su rol (registro y actualización de vacunas para el personal de cada centro de salud, o consulta y visualización consolidada para las autoridades </w:t>
+      </w:r>
+      <w:r>
+        <w:rPr>
+          <w:rFonts w:ascii="Arial" w:hAnsi="Arial" w:cs="Arial"/>
+          <w:sz w:val="24"/>
+          <w:szCs w:val="24"/>
+          <w:lang w:val="es-MX"/>
+        </w:rPr>
+        <w:lastRenderedPageBreak/>
+        <w:t>del Centro de Salud de San Marcos); si las credenciales son incorrectas, el sistema deberá mostrar un mensaje de error y permitir un nuevo intento. En caso de que el personal no cuente con credenciales, el administrador del sistema deberá realizar el registro correspondiente.</w:t>
       </w:r>
     </w:p>
     <w:p>
@@ -6687,7 +7046,6 @@
           <w:szCs w:val="24"/>
           <w:lang w:val="es-MX"/>
         </w:rPr>
-        <w:lastRenderedPageBreak/>
         <w:t>Inicio de sesión:</w:t>
       </w:r>
       <w:r>
@@ -6915,6 +7273,7 @@
           <w:szCs w:val="24"/>
           <w:lang w:val="es-MX"/>
         </w:rPr>
+        <w:lastRenderedPageBreak/>
         <w:t>Lleva la bitácora de las acciones realizadas dentro del sistema, separada en dos registros según su naturaleza:</w:t>
       </w:r>
     </w:p>
@@ -7177,7 +7536,6 @@
           <w:szCs w:val="24"/>
           <w:lang w:val="es-MX"/>
         </w:rPr>
-        <w:lastRenderedPageBreak/>
         <w:t>Filtros de búsqueda:</w:t>
       </w:r>
       <w:r>
@@ -7275,19 +7633,6 @@
     </w:p>
     <w:p>
       <w:pPr>
-        <w:spacing w:line="276" w:lineRule="auto"/>
-        <w:ind w:left="720"/>
-        <w:jc w:val="both"/>
-        <w:rPr>
-          <w:rFonts w:ascii="Arial" w:hAnsi="Arial" w:cs="Arial"/>
-          <w:sz w:val="24"/>
-          <w:szCs w:val="24"/>
-          <w:lang w:val="es-MX"/>
-        </w:rPr>
-      </w:pPr>
-    </w:p>
-    <w:p>
-      <w:pPr>
         <w:spacing w:after="0" w:line="276" w:lineRule="auto"/>
         <w:ind w:firstLine="708"/>
         <w:jc w:val="both"/>
@@ -7437,6 +7782,7 @@
           <w:szCs w:val="24"/>
           <w:lang w:val="es-MX"/>
         </w:rPr>
+        <w:lastRenderedPageBreak/>
         <w:t>Reporte consolidado departamental:</w:t>
       </w:r>
       <w:r>
@@ -7532,15 +7878,7 @@
           <w:rFonts w:ascii="Arial" w:eastAsiaTheme="minorHAnsi" w:hAnsi="Arial" w:cs="Arial"/>
           <w:lang w:val="es-419" w:eastAsia="es-GT"/>
         </w:rPr>
-        <w:t xml:space="preserve"> Owner será representado por el integrante encargado de priorizar los requerimientos del sistema, considerando las necesidades del centro de salud y los objetivos del proyecto. El Scrum Master será el responsable de </w:t>
-      </w:r>
-      <w:r>
-        <w:rPr>
-          <w:rFonts w:ascii="Arial" w:eastAsiaTheme="minorHAnsi" w:hAnsi="Arial" w:cs="Arial"/>
-          <w:lang w:val="es-419" w:eastAsia="es-GT"/>
-        </w:rPr>
-        <w:lastRenderedPageBreak/>
-        <w:t xml:space="preserve">coordinar el cumplimiento de la metodología, organizar las reuniones y apoyar al equipo en la eliminación de obstáculos. Los </w:t>
+        <w:t xml:space="preserve"> Owner será representado por el integrante encargado de priorizar los requerimientos del sistema, considerando las necesidades del centro de salud y los objetivos del proyecto. El Scrum Master será el responsable de coordinar el cumplimiento de la metodología, organizar las reuniones y apoyar al equipo en la eliminación de obstáculos. Los </w:t>
       </w:r>
       <w:proofErr w:type="spellStart"/>
       <w:r>
@@ -7606,7 +7944,35 @@
           <w:rFonts w:ascii="Arial" w:eastAsiaTheme="minorHAnsi" w:hAnsi="Arial" w:cs="Arial"/>
           <w:lang w:val="es-419" w:eastAsia="es-GT"/>
         </w:rPr>
-        <w:t xml:space="preserve"> Backlog contendrá la lista priorizada de funcionalidades del sistema, tales como autenticación de usuarios, registro de vacunas, descarga de formatos, carga de información, vista tipo tabla y consultas. El Sprint Backlog incluirá las tareas seleccionadas para cada ciclo de trabajo. El Incremento representará el avance funcional obtenido al finalizar cada sprint.</w:t>
+        <w:t xml:space="preserve"> Backlog contendrá la lista priorizada de funcionalidades del sistema, tales como autenticación de usuarios, registro de vacunas, </w:t>
+      </w:r>
+      <w:r>
+        <w:rPr>
+          <w:rFonts w:ascii="Arial" w:eastAsiaTheme="minorHAnsi" w:hAnsi="Arial" w:cs="Arial"/>
+          <w:lang w:val="es-419" w:eastAsia="es-GT"/>
+        </w:rPr>
+        <w:t>gestión</w:t>
+      </w:r>
+      <w:r>
+        <w:rPr>
+          <w:rFonts w:ascii="Arial" w:eastAsiaTheme="minorHAnsi" w:hAnsi="Arial" w:cs="Arial"/>
+          <w:lang w:val="es-419" w:eastAsia="es-GT"/>
+        </w:rPr>
+        <w:t xml:space="preserve"> de </w:t>
+      </w:r>
+      <w:r>
+        <w:rPr>
+          <w:rFonts w:ascii="Arial" w:eastAsiaTheme="minorHAnsi" w:hAnsi="Arial" w:cs="Arial"/>
+          <w:lang w:val="es-419" w:eastAsia="es-GT"/>
+        </w:rPr>
+        <w:t>inventario</w:t>
+      </w:r>
+      <w:r>
+        <w:rPr>
+          <w:rFonts w:ascii="Arial" w:eastAsiaTheme="minorHAnsi" w:hAnsi="Arial" w:cs="Arial"/>
+          <w:lang w:val="es-419" w:eastAsia="es-GT"/>
+        </w:rPr>
+        <w:t>, vista tipo tabla y consultas. El Sprint Backlog incluirá las tareas seleccionadas para cada ciclo de trabajo. El Incremento representará el avance funcional obtenido al finalizar cada sprint.</w:t>
       </w:r>
     </w:p>
     <w:p>
@@ -7670,6 +8036,7 @@
         <w:rPr>
           <w:noProof/>
         </w:rPr>
+        <w:lastRenderedPageBreak/>
         <w:drawing>
           <wp:anchor distT="0" distB="0" distL="114300" distR="114300" simplePos="0" relativeHeight="251660288" behindDoc="0" locked="0" layoutInCell="1" allowOverlap="1" wp14:anchorId="5BA32D1D" wp14:editId="64E40909">
             <wp:simplePos x="0" y="0"/>
@@ -7696,7 +8063,7 @@
                     </pic:cNvPicPr>
                   </pic:nvPicPr>
                   <pic:blipFill>
-                    <a:blip r:embed="rId18">
+                    <a:blip r:embed="rId22">
                       <a:extLst>
                         <a:ext uri="{28A0092B-C50C-407E-A947-70E740481C1C}">
                           <a14:useLocalDpi xmlns:a14="http://schemas.microsoft.com/office/drawing/2010/main" val="0"/>
@@ -7811,7 +8178,6 @@
           <w:sz w:val="24"/>
           <w:szCs w:val="24"/>
         </w:rPr>
-        <w:lastRenderedPageBreak/>
         <w:t>En est</w:t>
       </w:r>
       <w:r>
@@ -7919,7 +8285,16 @@
           <w:sz w:val="24"/>
           <w:szCs w:val="24"/>
         </w:rPr>
-        <w:t xml:space="preserve"> se elaborará el diseño funcional de la aplicación web, incluyendo la estructura general del sistema, el modelo de datos, los módulos principales y el flujo de información. También se definirá el formato estandarizado para el registro de vacunas, considerando campos como municipio, centro de salud, tipo de vacuna, disponibilidad, población objetivo, cantidad, entre otros.</w:t>
+        <w:t xml:space="preserve"> se elaborará el diseño funcional de la aplicación web, incluyendo la estructura general del sistema, el modelo de datos, los módulos principales y el flujo de información. También se definirá el formato estandarizado para el registro </w:t>
+      </w:r>
+      <w:r>
+        <w:rPr>
+          <w:rFonts w:ascii="Arial" w:hAnsi="Arial" w:cs="Arial"/>
+          <w:sz w:val="24"/>
+          <w:szCs w:val="24"/>
+        </w:rPr>
+        <w:lastRenderedPageBreak/>
+        <w:t>de vacunas, considerando campos como municipio, centro de salud, tipo de vacuna, disponibilidad, población objetivo, cantidad, entre otros.</w:t>
       </w:r>
     </w:p>
     <w:p>
@@ -8009,16 +8384,39 @@
           <w:sz w:val="24"/>
           <w:szCs w:val="24"/>
         </w:rPr>
-        <w:t xml:space="preserve">En primer lugar, se desarrollarán los componentes base de la aplicación, tales como la interfaz principal, la conexión con la base de datos y la estructura de usuarios, lo cual permitirá contar con una base funcional sobre la cual se integrarán los demás módulos. A continuación, se trabajará en el módulo de registro de vacunas y en el formato estandarizado de ingreso de información, implementando los formularios necesarios para registrar vacunas disponibles, asociarlas con un centro de salud y clasificarlas según tipo y población objetivo; también se trabajará en la generación o descarga del formato en hoja de cálculo. Finalmente, se desarrollará la vista tipo tabla, donde se visualizará la información consolidada de </w:t>
-      </w:r>
-      <w:r>
-        <w:rPr>
-          <w:rFonts w:ascii="Arial" w:hAnsi="Arial" w:cs="Arial"/>
-          <w:sz w:val="24"/>
-          <w:szCs w:val="24"/>
-        </w:rPr>
-        <w:lastRenderedPageBreak/>
-        <w:t>las vacunas registradas, permitiendo consultar los datos por municipio, tipo de vacuna, población objetivo y cantidad disponible, e incorporando filtros de búsqueda para facilitar el análisis de la información.</w:t>
+        <w:t xml:space="preserve">En primer lugar, se desarrollarán los componentes base de la aplicación, tales como la interfaz principal, la conexión con la base de datos y la estructura de usuarios, lo cual permitirá contar con una base funcional sobre la cual se integrarán los demás módulos. A continuación, se trabajará en el módulo de registro de vacunas y en el formato estandarizado de ingreso de información, implementando los formularios necesarios para registrar vacunas disponibles, asociarlas con un centro de salud y clasificarlas según tipo y población objetivo; también se </w:t>
+      </w:r>
+      <w:r>
+        <w:rPr>
+          <w:rFonts w:ascii="Arial" w:hAnsi="Arial" w:cs="Arial"/>
+          <w:sz w:val="24"/>
+          <w:szCs w:val="24"/>
+        </w:rPr>
+        <w:t>desarrollará el módulo</w:t>
+      </w:r>
+      <w:r>
+        <w:rPr>
+          <w:rFonts w:ascii="Arial" w:hAnsi="Arial" w:cs="Arial"/>
+          <w:sz w:val="24"/>
+          <w:szCs w:val="24"/>
+        </w:rPr>
+        <w:t xml:space="preserve"> de </w:t>
+      </w:r>
+      <w:r>
+        <w:rPr>
+          <w:rFonts w:ascii="Arial" w:hAnsi="Arial" w:cs="Arial"/>
+          <w:sz w:val="24"/>
+          <w:szCs w:val="24"/>
+        </w:rPr>
+        <w:t>gestión de inventario para el registro de los movimientos de entrada y salida de vacunas</w:t>
+      </w:r>
+      <w:r>
+        <w:rPr>
+          <w:rFonts w:ascii="Arial" w:hAnsi="Arial" w:cs="Arial"/>
+          <w:sz w:val="24"/>
+          <w:szCs w:val="24"/>
+        </w:rPr>
+        <w:t>. Finalmente, se desarrollará la vista tipo tabla, donde se visualizará la información consolidada de las vacunas registradas, permitiendo consultar los datos por municipio, tipo de vacuna, población objetivo y cantidad disponible, e incorporando filtros de búsqueda para facilitar el análisis de la información.</w:t>
       </w:r>
     </w:p>
     <w:p>
@@ -8060,7 +8458,23 @@
           <w:sz w:val="24"/>
           <w:szCs w:val="24"/>
         </w:rPr>
-        <w:t xml:space="preserve"> de desarrollo para facilitar la estructura del proyecto, gestor de base de datos para almacenar la información de usuarios, vacunas, centros de salud, tipos de vacuna y población objetivo, sistema de control de versiones para guardar los cambios realizados y llevar un mejor control del avance durante el desarrollo, librerías para el manejo de archivos en hoja de cálculo que permitan generar, descargar o exportar formatos organizados de información, y pruebas funcionales para verificar que el ingreso de datos, la asociación con centros de salud, la descarga del formato, la tabla y los filtros de búsqueda funcionen correctamente.</w:t>
+        <w:t xml:space="preserve"> de desarrollo para facilitar la estructura del proyecto, gestor de base de datos para almacenar la información de usuarios, vacunas, centros de salud, tipos de vacuna y población objetivo, sistema de control de versiones para guardar los cambios realizados y llevar un mejor control del avance durante el desarrollo, y pruebas funcionales para verificar que el ingreso de datos, la asociación con centros de salud, </w:t>
+      </w:r>
+      <w:r>
+        <w:rPr>
+          <w:rFonts w:ascii="Arial" w:hAnsi="Arial" w:cs="Arial"/>
+          <w:sz w:val="24"/>
+          <w:szCs w:val="24"/>
+        </w:rPr>
+        <w:t>el registro de movimientos de entrada y salida</w:t>
+      </w:r>
+      <w:r>
+        <w:rPr>
+          <w:rFonts w:ascii="Arial" w:hAnsi="Arial" w:cs="Arial"/>
+          <w:sz w:val="24"/>
+          <w:szCs w:val="24"/>
+        </w:rPr>
+        <w:t>, la tabla y los filtros de búsqueda funcionen correctamente.</w:t>
       </w:r>
     </w:p>
     <w:p>
@@ -8095,7 +8509,16 @@
           <w:sz w:val="24"/>
           <w:szCs w:val="24"/>
         </w:rPr>
-        <w:t>En este último sprint se elaborará la documentación técnica y el manual de usuario del sistema, en los cuales se detallarán las funciones principales, el proceso de registro y consulta de vacunas, los roles de acceso y la configuración básica necesaria para el mantenimiento del sistema.</w:t>
+        <w:t xml:space="preserve">En este último sprint se elaborará la documentación técnica y el manual de usuario del sistema, en los cuales se detallarán las funciones principales, el proceso </w:t>
+      </w:r>
+      <w:r>
+        <w:rPr>
+          <w:rFonts w:ascii="Arial" w:hAnsi="Arial" w:cs="Arial"/>
+          <w:sz w:val="24"/>
+          <w:szCs w:val="24"/>
+        </w:rPr>
+        <w:lastRenderedPageBreak/>
+        <w:t>de registro y consulta de vacunas, los roles de acceso y la configuración básica necesaria para el mantenimiento del sistema.</w:t>
       </w:r>
     </w:p>
     <w:p>
@@ -8115,7 +8538,39 @@
           <w:sz w:val="24"/>
           <w:szCs w:val="24"/>
         </w:rPr>
-        <w:t>Asimismo, se realizarán pruebas funcionales del sistema para verificar que los módulos desarrollados cumplan con los objetivos propuestos. Se evaluará el registro de información, la actualización de datos, la descarga de formatos, la visualización tipo tabla y la correcta integración con la base de datos. Con base en los resultados, se realizarán los ajustes finales antes de la entrega del proyecto.</w:t>
+        <w:t xml:space="preserve">Asimismo, se realizarán pruebas funcionales del sistema para verificar que los módulos desarrollados cumplan con los objetivos propuestos. Se evaluará el registro de información, la actualización de datos, </w:t>
+      </w:r>
+      <w:r>
+        <w:rPr>
+          <w:rFonts w:ascii="Arial" w:hAnsi="Arial" w:cs="Arial"/>
+          <w:sz w:val="24"/>
+          <w:szCs w:val="24"/>
+        </w:rPr>
+        <w:t>el registro</w:t>
+      </w:r>
+      <w:r>
+        <w:rPr>
+          <w:rFonts w:ascii="Arial" w:hAnsi="Arial" w:cs="Arial"/>
+          <w:sz w:val="24"/>
+          <w:szCs w:val="24"/>
+        </w:rPr>
+        <w:t xml:space="preserve"> de </w:t>
+      </w:r>
+      <w:r>
+        <w:rPr>
+          <w:rFonts w:ascii="Arial" w:hAnsi="Arial" w:cs="Arial"/>
+          <w:sz w:val="24"/>
+          <w:szCs w:val="24"/>
+        </w:rPr>
+        <w:t>movimientos de inventario</w:t>
+      </w:r>
+      <w:r>
+        <w:rPr>
+          <w:rFonts w:ascii="Arial" w:hAnsi="Arial" w:cs="Arial"/>
+          <w:sz w:val="24"/>
+          <w:szCs w:val="24"/>
+        </w:rPr>
+        <w:t>, la visualización tipo tabla y la correcta integración con la base de datos. Con base en los resultados, se realizarán los ajustes finales antes de la entrega del proyecto.</w:t>
       </w:r>
     </w:p>
     <w:p>
@@ -8139,7 +8594,7 @@
           <w:sz w:val="24"/>
           <w:szCs w:val="24"/>
         </w:rPr>
-        <w:t>Herramientas a utilizar: documentación técnica para dejar explicado el funcionamiento del sistema, los ajustes realizados y los aspectos importantes del proyecto, casos de prueba para revisar que cada módulo del sistema funcione correctamente, pruebas con usuarios para comprobar que el registro, actualización, descarga de formatos y visualización tipo tabla sean fáciles de usar, revisión de errores para identificar fallos antes de la entrega final, y formularios de retroalimentación para recopilar opiniones y sugerencias de mejora.</w:t>
+        <w:t>Herramientas a utilizar: documentación técnica para dejar explicado el funcionamiento del sistema, los ajustes realizados y los aspectos importantes del proyecto, casos de prueba para revisar que cada módulo del sistema funcione correctamente, pruebas con usuarios para comprobar que el registro, actualización y visualización tipo tabla sean fáciles de usar, revisión de errores para identificar fallos antes de la entrega final, y formularios de retroalimentación para recopilar opiniones y sugerencias de mejora.</w:t>
       </w:r>
     </w:p>
     <w:p>
@@ -8185,16 +8640,7 @@
           <w:sz w:val="24"/>
           <w:szCs w:val="24"/>
         </w:rPr>
-        <w:t xml:space="preserve">. Este análisis permite verificar que la propuesta </w:t>
-      </w:r>
-      <w:r>
-        <w:rPr>
-          <w:rFonts w:ascii="Arial" w:hAnsi="Arial" w:cs="Arial"/>
-          <w:sz w:val="24"/>
-          <w:szCs w:val="24"/>
-        </w:rPr>
-        <w:lastRenderedPageBreak/>
-        <w:t>cuenta con los recursos tecnológicos, humanos y financieros necesarios para su implementación, así como el respaldo institucional y el marco legal que garanticen su correcto funcionamiento dentro de los centros de salud involucrados</w:t>
+        <w:t>. Este análisis permite verificar que la propuesta cuenta con los recursos tecnológicos, humanos y financieros necesarios para su implementación, así como el respaldo institucional y el marco legal que garanticen su correcto funcionamiento dentro de los centros de salud involucrados</w:t>
       </w:r>
       <w:r>
         <w:rPr>
@@ -8365,7 +8811,16 @@
           <w:sz w:val="24"/>
           <w:szCs w:val="24"/>
         </w:rPr>
-        <w:t>Desde el punto de vista del almacenamiento, la información de vacunas puede organizarse en una base de datos relacional, permitiendo registrar municipios, centros de salud, tipos de vacunas, cantidades disponibles y población objetivo. Esta estructura permitirá consultas ordenadas y una visualización clara de los datos, lo cual responde directamente a la necesidad de centralización planteada en el proyecto.</w:t>
+        <w:t xml:space="preserve">Desde el punto de vista del almacenamiento, la información de vacunas puede organizarse en una base de datos relacional, permitiendo registrar municipios, centros de salud, tipos de vacunas, cantidades disponibles y población objetivo. </w:t>
+      </w:r>
+      <w:r>
+        <w:rPr>
+          <w:rFonts w:ascii="Arial" w:hAnsi="Arial" w:cs="Arial"/>
+          <w:sz w:val="24"/>
+          <w:szCs w:val="24"/>
+        </w:rPr>
+        <w:lastRenderedPageBreak/>
+        <w:t>Esta estructura permitirá consultas ordenadas y una visualización clara de los datos, lo cual responde directamente a la necesidad de centralización planteada en el proyecto.</w:t>
       </w:r>
     </w:p>
     <w:p>
@@ -8452,16 +8907,7 @@
           <w:sz w:val="24"/>
           <w:szCs w:val="24"/>
         </w:rPr>
-        <w:t xml:space="preserve">Para garantizar su uso adecuado, será necesario capacitar al personal encargado del registro de vacunas. Esta capacitación deberá enfocarse en el ingreso de información, descarga de formatos, actualización de registros y consulta de la vista tipo tabla. Al tratarse de una aplicación web, el proceso de aprendizaje </w:t>
-      </w:r>
-      <w:r>
-        <w:rPr>
-          <w:rFonts w:ascii="Arial" w:hAnsi="Arial" w:cs="Arial"/>
-          <w:sz w:val="24"/>
-          <w:szCs w:val="24"/>
-        </w:rPr>
-        <w:lastRenderedPageBreak/>
-        <w:t>debe ser sencillo ya que la interfaz se diseñará de forma clara, accesible y orientada a las tareas principales del usuario.</w:t>
+        <w:t>Para garantizar su uso adecuado, será necesario capacitar al personal encargado del registro de vacunas. Esta capacitación deberá enfocarse en el ingreso de información, actualización de registros y consulta de la vista tipo tabla. Al tratarse de una aplicación web, el proceso de aprendizaje debe ser sencillo ya que la interfaz se diseñará de forma clara, accesible y orientada a las tareas principales del usuario.</w:t>
       </w:r>
     </w:p>
     <w:p>
@@ -8521,7 +8967,16 @@
           <w:sz w:val="24"/>
           <w:szCs w:val="24"/>
         </w:rPr>
-        <w:t>En consecuencia, considerando que el sistema responde a una necesidad operativa real, que su interfaz está orientada a facilitar el aprendizaje del personal mediante capacitación, y que se identificó receptividad y disposición por parte del personal del Centro de Salud de San Marcos hacia la propuesta, se concluye que el proyecto es operativamente factible para su implementación en los centros de salud del departamento de San Marcos</w:t>
+        <w:t xml:space="preserve">En consecuencia, considerando que el sistema responde a una necesidad operativa real, que su interfaz está orientada a facilitar el aprendizaje del personal mediante capacitación, y que se identificó receptividad y disposición por parte del personal del Centro de Salud de San Marcos hacia la propuesta, se concluye que </w:t>
+      </w:r>
+      <w:r>
+        <w:rPr>
+          <w:rFonts w:ascii="Arial" w:hAnsi="Arial" w:cs="Arial"/>
+          <w:sz w:val="24"/>
+          <w:szCs w:val="24"/>
+        </w:rPr>
+        <w:lastRenderedPageBreak/>
+        <w:t>el proyecto es operativamente factible para su implementación en los centros de salud del departamento de San Marcos</w:t>
       </w:r>
       <w:r>
         <w:rPr>
@@ -8632,7 +9087,6 @@
           <w:sz w:val="24"/>
           <w:szCs w:val="24"/>
         </w:rPr>
-        <w:lastRenderedPageBreak/>
         <w:t xml:space="preserve">Por ende, considerando que el desarrollo del sistema se apoya en herramientas de bajo costo o gratuitas, que la mano de obra será aportada por el equipo desarrollador y que los gastos de alojamiento serán cubiertos en su totalidad durante </w:t>
       </w:r>
       <w:r>
@@ -8954,7 +9408,7 @@
                     <pic:cNvPicPr/>
                   </pic:nvPicPr>
                   <pic:blipFill>
-                    <a:blip r:embed="rId19"/>
+                    <a:blip r:embed="rId23"/>
                     <a:stretch>
                       <a:fillRect/>
                     </a:stretch>
@@ -9081,7 +9535,7 @@
                     <pic:cNvPicPr/>
                   </pic:nvPicPr>
                   <pic:blipFill>
-                    <a:blip r:embed="rId20">
+                    <a:blip r:embed="rId24">
                       <a:extLst>
                         <a:ext uri="{28A0092B-C50C-407E-A947-70E740481C1C}">
                           <a14:useLocalDpi xmlns:a14="http://schemas.microsoft.com/office/drawing/2010/main" val="0"/>
@@ -9144,7 +9598,7 @@
       </w:pPr>
     </w:p>
     <w:sectPr>
-      <w:headerReference w:type="default" r:id="rId21"/>
+      <w:headerReference w:type="default" r:id="rId25"/>
       <w:pgSz w:w="12240" w:h="15840"/>
       <w:pgMar w:top="1417" w:right="1701" w:bottom="1417" w:left="1701" w:header="708" w:footer="708" w:gutter="0"/>
       <w:pgNumType w:start="5"/>
@@ -9218,6 +9672,16 @@
 </file>
 
 <file path=word/footer3.xml><?xml version="1.0" encoding="utf-8"?>
+<w:ftr xmlns:wpc="http://schemas.microsoft.com/office/word/2010/wordprocessingCanvas" xmlns:cx="http://schemas.microsoft.com/office/drawing/2014/chartex" xmlns:cx1="http://schemas.microsoft.com/office/drawing/2015/9/8/chartex" xmlns:cx2="http://schemas.microsoft.com/office/drawing/2015/10/21/chartex" xmlns:cx3="http://schemas.microsoft.com/office/drawing/2016/5/9/chartex" xmlns:cx4="http://schemas.microsoft.com/office/drawing/2016/5/10/chartex" xmlns:cx5="http://schemas.microsoft.com/office/drawing/2016/5/11/chartex" xmlns:cx6="http://schemas.microsoft.com/office/drawing/2016/5/12/chartex" xmlns:cx7="http://schemas.microsoft.com/office/drawing/2016/5/13/chartex" xmlns:cx8="http://schemas.microsoft.com/office/drawing/2016/5/14/chartex" xmlns:mc="http://schemas.openxmlformats.org/markup-compatibility/2006" xmlns:aink="http://schemas.microsoft.com/office/drawing/2016/ink" xmlns:am3d="http://schemas.microsoft.com/office/drawing/2017/model3d" xmlns:o="urn:schemas-microsoft-com:office:office" xmlns:oel="http://schemas.microsoft.com/office/2019/extlst" xmlns:r="http://schemas.openxmlformats.org/officeDocument/2006/relationships" xmlns:m="http://schemas.openxmlformats.org/officeDocument/2006/math" xmlns:v="urn:schemas-microsoft-com:vml" xmlns:wp14="http://schemas.microsoft.com/office/word/2010/wordprocessingDrawing" xmlns:wp="http://schemas.openxmlformats.org/drawingml/2006/wordprocessingDrawing" xmlns:w10="urn:schemas-microsoft-com:office:word" xmlns:w="http://schemas.openxmlformats.org/wordprocessingml/2006/main" xmlns:w14="http://schemas.microsoft.com/office/word/2010/wordml" xmlns:w15="http://schemas.microsoft.com/office/word/2012/wordml" xmlns:w16cei="http://schemas.microsoft.com/office/word/2026/wordml/cei" xmlns:w16cex="http://schemas.microsoft.com/office/word/2018/wordml/cex" xmlns:w16cid="http://schemas.microsoft.com/office/word/2016/wordml/cid" xmlns:w16="http://schemas.microsoft.com/office/word/2018/wordml" xmlns:w16du="http://schemas.microsoft.com/office/word/2023/wordml/word16du" xmlns:w16sdtdh="http://schemas.microsoft.com/office/word/2020/wordml/sdtdatahash" xmlns:w16sdtfl="http://schemas.microsoft.com/office/word/2024/wordml/sdtformatlock" xmlns:w16se="http://schemas.microsoft.com/office/word/2015/wordml/symex" xmlns:wpg="http://schemas.microsoft.com/office/word/2010/wordprocessingGroup" xmlns:wpi="http://schemas.microsoft.com/office/word/2010/wordprocessingInk" xmlns:wne="http://schemas.microsoft.com/office/word/2006/wordml" xmlns:wps="http://schemas.microsoft.com/office/word/2010/wordprocessingShape" mc:Ignorable="w14 w15 w16se w16cid w16 w16cex w16sdtdh w16sdtfl w16du wp14">
+  <w:p>
+    <w:pPr>
+      <w:pStyle w:val="Piedepgina"/>
+    </w:pPr>
+  </w:p>
+</w:ftr>
+</file>
+
+<file path=word/footer4.xml><?xml version="1.0" encoding="utf-8"?>
 <w:ftr xmlns:wpc="http://schemas.microsoft.com/office/word/2010/wordprocessingCanvas" xmlns:cx="http://schemas.microsoft.com/office/drawing/2014/chartex" xmlns:cx1="http://schemas.microsoft.com/office/drawing/2015/9/8/chartex" xmlns:cx2="http://schemas.microsoft.com/office/drawing/2015/10/21/chartex" xmlns:cx3="http://schemas.microsoft.com/office/drawing/2016/5/9/chartex" xmlns:cx4="http://schemas.microsoft.com/office/drawing/2016/5/10/chartex" xmlns:cx5="http://schemas.microsoft.com/office/drawing/2016/5/11/chartex" xmlns:cx6="http://schemas.microsoft.com/office/drawing/2016/5/12/chartex" xmlns:cx7="http://schemas.microsoft.com/office/drawing/2016/5/13/chartex" xmlns:cx8="http://schemas.microsoft.com/office/drawing/2016/5/14/chartex" xmlns:mc="http://schemas.openxmlformats.org/markup-compatibility/2006" xmlns:aink="http://schemas.microsoft.com/office/drawing/2016/ink" xmlns:am3d="http://schemas.microsoft.com/office/drawing/2017/model3d" xmlns:o="urn:schemas-microsoft-com:office:office" xmlns:oel="http://schemas.microsoft.com/office/2019/extlst" xmlns:r="http://schemas.openxmlformats.org/officeDocument/2006/relationships" xmlns:m="http://schemas.openxmlformats.org/officeDocument/2006/math" xmlns:v="urn:schemas-microsoft-com:vml" xmlns:wp14="http://schemas.microsoft.com/office/word/2010/wordprocessingDrawing" xmlns:wp="http://schemas.openxmlformats.org/drawingml/2006/wordprocessingDrawing" xmlns:w10="urn:schemas-microsoft-com:office:word" xmlns:w="http://schemas.openxmlformats.org/wordprocessingml/2006/main" xmlns:w14="http://schemas.microsoft.com/office/word/2010/wordml" xmlns:w15="http://schemas.microsoft.com/office/word/2012/wordml" xmlns:w16cei="http://schemas.microsoft.com/office/word/2026/wordml/cei" xmlns:w16cex="http://schemas.microsoft.com/office/word/2018/wordml/cex" xmlns:w16cid="http://schemas.microsoft.com/office/word/2016/wordml/cid" xmlns:w16="http://schemas.microsoft.com/office/word/2018/wordml" xmlns:w16du="http://schemas.microsoft.com/office/word/2023/wordml/word16du" xmlns:w16sdtdh="http://schemas.microsoft.com/office/word/2020/wordml/sdtdatahash" xmlns:w16sdtfl="http://schemas.microsoft.com/office/word/2024/wordml/sdtformatlock" xmlns:w16se="http://schemas.microsoft.com/office/word/2015/wordml/symex" xmlns:wpg="http://schemas.microsoft.com/office/word/2010/wordprocessingGroup" xmlns:wpi="http://schemas.microsoft.com/office/word/2010/wordprocessingInk" xmlns:wne="http://schemas.microsoft.com/office/word/2006/wordml" xmlns:wps="http://schemas.microsoft.com/office/word/2010/wordprocessingShape" mc:Ignorable="w14 w15 w16se w16cid w16 w16cex w16sdtdh w16sdtfl w16du wp14">
   <w:sdt>
     <w:sdtPr>
@@ -9262,7 +9726,7 @@
 </w:ftr>
 </file>
 
-<file path=word/footer4.xml><?xml version="1.0" encoding="utf-8"?>
+<file path=word/footer5.xml><?xml version="1.0" encoding="utf-8"?>
 <w:ftr xmlns:wpc="http://schemas.microsoft.com/office/word/2010/wordprocessingCanvas" xmlns:cx="http://schemas.microsoft.com/office/drawing/2014/chartex" xmlns:cx1="http://schemas.microsoft.com/office/drawing/2015/9/8/chartex" xmlns:cx2="http://schemas.microsoft.com/office/drawing/2015/10/21/chartex" xmlns:cx3="http://schemas.microsoft.com/office/drawing/2016/5/9/chartex" xmlns:cx4="http://schemas.microsoft.com/office/drawing/2016/5/10/chartex" xmlns:cx5="http://schemas.microsoft.com/office/drawing/2016/5/11/chartex" xmlns:cx6="http://schemas.microsoft.com/office/drawing/2016/5/12/chartex" xmlns:cx7="http://schemas.microsoft.com/office/drawing/2016/5/13/chartex" xmlns:cx8="http://schemas.microsoft.com/office/drawing/2016/5/14/chartex" xmlns:mc="http://schemas.openxmlformats.org/markup-compatibility/2006" xmlns:aink="http://schemas.microsoft.com/office/drawing/2016/ink" xmlns:am3d="http://schemas.microsoft.com/office/drawing/2017/model3d" xmlns:o="urn:schemas-microsoft-com:office:office" xmlns:oel="http://schemas.microsoft.com/office/2019/extlst" xmlns:r="http://schemas.openxmlformats.org/officeDocument/2006/relationships" xmlns:m="http://schemas.openxmlformats.org/officeDocument/2006/math" xmlns:v="urn:schemas-microsoft-com:vml" xmlns:wp14="http://schemas.microsoft.com/office/word/2010/wordprocessingDrawing" xmlns:wp="http://schemas.openxmlformats.org/drawingml/2006/wordprocessingDrawing" xmlns:w10="urn:schemas-microsoft-com:office:word" xmlns:w="http://schemas.openxmlformats.org/wordprocessingml/2006/main" xmlns:w14="http://schemas.microsoft.com/office/word/2010/wordml" xmlns:w15="http://schemas.microsoft.com/office/word/2012/wordml" xmlns:w16cei="http://schemas.microsoft.com/office/word/2026/wordml/cei" xmlns:w16cex="http://schemas.microsoft.com/office/word/2018/wordml/cex" xmlns:w16cid="http://schemas.microsoft.com/office/word/2016/wordml/cid" xmlns:w16="http://schemas.microsoft.com/office/word/2018/wordml" xmlns:w16du="http://schemas.microsoft.com/office/word/2023/wordml/word16du" xmlns:w16sdtdh="http://schemas.microsoft.com/office/word/2020/wordml/sdtdatahash" xmlns:w16sdtfl="http://schemas.microsoft.com/office/word/2024/wordml/sdtformatlock" xmlns:w16se="http://schemas.microsoft.com/office/word/2015/wordml/symex" xmlns:wpg="http://schemas.microsoft.com/office/word/2010/wordprocessingGroup" xmlns:wpi="http://schemas.microsoft.com/office/word/2010/wordprocessingInk" xmlns:wne="http://schemas.microsoft.com/office/word/2006/wordml" xmlns:wps="http://schemas.microsoft.com/office/word/2010/wordprocessingShape" mc:Ignorable="w14 w15 w16se w16cid w16 w16cex w16sdtdh w16sdtfl w16du wp14">
   <w:sdt>
     <w:sdtPr>
@@ -9356,6 +9820,26 @@
   <w:p>
     <w:pPr>
       <w:pStyle w:val="Encabezado"/>
+    </w:pPr>
+  </w:p>
+</w:hdr>
+</file>
+
+<file path=word/header3.xml><?xml version="1.0" encoding="utf-8"?>
+<w:hdr xmlns:wpc="http://schemas.microsoft.com/office/word/2010/wordprocessingCanvas" xmlns:cx="http://schemas.microsoft.com/office/drawing/2014/chartex" xmlns:cx1="http://schemas.microsoft.com/office/drawing/2015/9/8/chartex" xmlns:cx2="http://schemas.microsoft.com/office/drawing/2015/10/21/chartex" xmlns:cx3="http://schemas.microsoft.com/office/drawing/2016/5/9/chartex" xmlns:cx4="http://schemas.microsoft.com/office/drawing/2016/5/10/chartex" xmlns:cx5="http://schemas.microsoft.com/office/drawing/2016/5/11/chartex" xmlns:cx6="http://schemas.microsoft.com/office/drawing/2016/5/12/chartex" xmlns:cx7="http://schemas.microsoft.com/office/drawing/2016/5/13/chartex" xmlns:cx8="http://schemas.microsoft.com/office/drawing/2016/5/14/chartex" xmlns:mc="http://schemas.openxmlformats.org/markup-compatibility/2006" xmlns:aink="http://schemas.microsoft.com/office/drawing/2016/ink" xmlns:am3d="http://schemas.microsoft.com/office/drawing/2017/model3d" xmlns:o="urn:schemas-microsoft-com:office:office" xmlns:oel="http://schemas.microsoft.com/office/2019/extlst" xmlns:r="http://schemas.openxmlformats.org/officeDocument/2006/relationships" xmlns:m="http://schemas.openxmlformats.org/officeDocument/2006/math" xmlns:v="urn:schemas-microsoft-com:vml" xmlns:wp14="http://schemas.microsoft.com/office/word/2010/wordprocessingDrawing" xmlns:wp="http://schemas.openxmlformats.org/drawingml/2006/wordprocessingDrawing" xmlns:w10="urn:schemas-microsoft-com:office:word" xmlns:w="http://schemas.openxmlformats.org/wordprocessingml/2006/main" xmlns:w14="http://schemas.microsoft.com/office/word/2010/wordml" xmlns:w15="http://schemas.microsoft.com/office/word/2012/wordml" xmlns:w16cei="http://schemas.microsoft.com/office/word/2026/wordml/cei" xmlns:w16cex="http://schemas.microsoft.com/office/word/2018/wordml/cex" xmlns:w16cid="http://schemas.microsoft.com/office/word/2016/wordml/cid" xmlns:w16="http://schemas.microsoft.com/office/word/2018/wordml" xmlns:w16du="http://schemas.microsoft.com/office/word/2023/wordml/word16du" xmlns:w16sdtdh="http://schemas.microsoft.com/office/word/2020/wordml/sdtdatahash" xmlns:w16sdtfl="http://schemas.microsoft.com/office/word/2024/wordml/sdtformatlock" xmlns:w16se="http://schemas.microsoft.com/office/word/2015/wordml/symex" xmlns:wpg="http://schemas.microsoft.com/office/word/2010/wordprocessingGroup" xmlns:wpi="http://schemas.microsoft.com/office/word/2010/wordprocessingInk" xmlns:wne="http://schemas.microsoft.com/office/word/2006/wordml" xmlns:wps="http://schemas.microsoft.com/office/word/2010/wordprocessingShape" mc:Ignorable="w14 w15 w16se w16cid w16 w16cex w16sdtdh w16sdtfl w16du wp14">
+  <w:p>
+    <w:pPr>
+      <w:pStyle w:val="Encabezado"/>
+    </w:pPr>
+  </w:p>
+</w:hdr>
+</file>
+
+<file path=word/header4.xml><?xml version="1.0" encoding="utf-8"?>
+<w:hdr xmlns:wpc="http://schemas.microsoft.com/office/word/2010/wordprocessingCanvas" xmlns:cx="http://schemas.microsoft.com/office/drawing/2014/chartex" xmlns:cx1="http://schemas.microsoft.com/office/drawing/2015/9/8/chartex" xmlns:cx2="http://schemas.microsoft.com/office/drawing/2015/10/21/chartex" xmlns:cx3="http://schemas.microsoft.com/office/drawing/2016/5/9/chartex" xmlns:cx4="http://schemas.microsoft.com/office/drawing/2016/5/10/chartex" xmlns:cx5="http://schemas.microsoft.com/office/drawing/2016/5/11/chartex" xmlns:cx6="http://schemas.microsoft.com/office/drawing/2016/5/12/chartex" xmlns:cx7="http://schemas.microsoft.com/office/drawing/2016/5/13/chartex" xmlns:cx8="http://schemas.microsoft.com/office/drawing/2016/5/14/chartex" xmlns:mc="http://schemas.openxmlformats.org/markup-compatibility/2006" xmlns:aink="http://schemas.microsoft.com/office/drawing/2016/ink" xmlns:am3d="http://schemas.microsoft.com/office/drawing/2017/model3d" xmlns:o="urn:schemas-microsoft-com:office:office" xmlns:oel="http://schemas.microsoft.com/office/2019/extlst" xmlns:r="http://schemas.openxmlformats.org/officeDocument/2006/relationships" xmlns:m="http://schemas.openxmlformats.org/officeDocument/2006/math" xmlns:v="urn:schemas-microsoft-com:vml" xmlns:wp14="http://schemas.microsoft.com/office/word/2010/wordprocessingDrawing" xmlns:wp="http://schemas.openxmlformats.org/drawingml/2006/wordprocessingDrawing" xmlns:w10="urn:schemas-microsoft-com:office:word" xmlns:w="http://schemas.openxmlformats.org/wordprocessingml/2006/main" xmlns:w14="http://schemas.microsoft.com/office/word/2010/wordml" xmlns:w15="http://schemas.microsoft.com/office/word/2012/wordml" xmlns:w16cei="http://schemas.microsoft.com/office/word/2026/wordml/cei" xmlns:w16cex="http://schemas.microsoft.com/office/word/2018/wordml/cex" xmlns:w16cid="http://schemas.microsoft.com/office/word/2016/wordml/cid" xmlns:w16="http://schemas.microsoft.com/office/word/2018/wordml" xmlns:w16du="http://schemas.microsoft.com/office/word/2023/wordml/word16du" xmlns:w16sdtdh="http://schemas.microsoft.com/office/word/2020/wordml/sdtdatahash" xmlns:w16sdtfl="http://schemas.microsoft.com/office/word/2024/wordml/sdtformatlock" xmlns:w16se="http://schemas.microsoft.com/office/word/2015/wordml/symex" xmlns:wpg="http://schemas.microsoft.com/office/word/2010/wordprocessingGroup" xmlns:wpi="http://schemas.microsoft.com/office/word/2010/wordprocessingInk" xmlns:wne="http://schemas.microsoft.com/office/word/2006/wordml" xmlns:wps="http://schemas.microsoft.com/office/word/2010/wordprocessingShape" mc:Ignorable="w14 w15 w16se w16cid w16 w16cex w16sdtdh w16sdtfl w16du wp14">
+  <w:p>
+    <w:pPr>
+      <w:pStyle w:val="Encabezado"/>
       <w:pBdr>
         <w:bottom w:val="single" w:sz="4" w:space="1" w:color="auto"/>
       </w:pBdr>
@@ -9366,14 +9850,14 @@
         <w:rPr>
           <w:noProof/>
         </w:rPr>
-        <w:t>Método</w:t>
+        <w:t>Planteamiento del problema</w:t>
       </w:r>
     </w:fldSimple>
   </w:p>
 </w:hdr>
 </file>
 
-<file path=word/header3.xml><?xml version="1.0" encoding="utf-8"?>
+<file path=word/header5.xml><?xml version="1.0" encoding="utf-8"?>
 <w:hdr xmlns:wpc="http://schemas.microsoft.com/office/word/2010/wordprocessingCanvas" xmlns:cx="http://schemas.microsoft.com/office/drawing/2014/chartex" xmlns:cx1="http://schemas.microsoft.com/office/drawing/2015/9/8/chartex" xmlns:cx2="http://schemas.microsoft.com/office/drawing/2015/10/21/chartex" xmlns:cx3="http://schemas.microsoft.com/office/drawing/2016/5/9/chartex" xmlns:cx4="http://schemas.microsoft.com/office/drawing/2016/5/10/chartex" xmlns:cx5="http://schemas.microsoft.com/office/drawing/2016/5/11/chartex" xmlns:cx6="http://schemas.microsoft.com/office/drawing/2016/5/12/chartex" xmlns:cx7="http://schemas.microsoft.com/office/drawing/2016/5/13/chartex" xmlns:cx8="http://schemas.microsoft.com/office/drawing/2016/5/14/chartex" xmlns:mc="http://schemas.openxmlformats.org/markup-compatibility/2006" xmlns:aink="http://schemas.microsoft.com/office/drawing/2016/ink" xmlns:am3d="http://schemas.microsoft.com/office/drawing/2017/model3d" xmlns:o="urn:schemas-microsoft-com:office:office" xmlns:oel="http://schemas.microsoft.com/office/2019/extlst" xmlns:r="http://schemas.openxmlformats.org/officeDocument/2006/relationships" xmlns:m="http://schemas.openxmlformats.org/officeDocument/2006/math" xmlns:v="urn:schemas-microsoft-com:vml" xmlns:wp14="http://schemas.microsoft.com/office/word/2010/wordprocessingDrawing" xmlns:wp="http://schemas.openxmlformats.org/drawingml/2006/wordprocessingDrawing" xmlns:w10="urn:schemas-microsoft-com:office:word" xmlns:w="http://schemas.openxmlformats.org/wordprocessingml/2006/main" xmlns:w14="http://schemas.microsoft.com/office/word/2010/wordml" xmlns:w15="http://schemas.microsoft.com/office/word/2012/wordml" xmlns:w16cei="http://schemas.microsoft.com/office/word/2026/wordml/cei" xmlns:w16cex="http://schemas.microsoft.com/office/word/2018/wordml/cex" xmlns:w16cid="http://schemas.microsoft.com/office/word/2016/wordml/cid" xmlns:w16="http://schemas.microsoft.com/office/word/2018/wordml" xmlns:w16du="http://schemas.microsoft.com/office/word/2023/wordml/word16du" xmlns:w16sdtdh="http://schemas.microsoft.com/office/word/2020/wordml/sdtdatahash" xmlns:w16sdtfl="http://schemas.microsoft.com/office/word/2024/wordml/sdtformatlock" xmlns:w16se="http://schemas.microsoft.com/office/word/2015/wordml/symex" xmlns:wpg="http://schemas.microsoft.com/office/word/2010/wordprocessingGroup" xmlns:wpi="http://schemas.microsoft.com/office/word/2010/wordprocessingInk" xmlns:wne="http://schemas.microsoft.com/office/word/2006/wordml" xmlns:wps="http://schemas.microsoft.com/office/word/2010/wordprocessingShape" mc:Ignorable="w14 w15 w16se w16cid w16 w16cex w16sdtdh w16sdtfl w16du wp14">
   <w:p>
     <w:pPr>
@@ -9389,7 +9873,7 @@
 </w:hdr>
 </file>
 
-<file path=word/header4.xml><?xml version="1.0" encoding="utf-8"?>
+<file path=word/header6.xml><?xml version="1.0" encoding="utf-8"?>
 <w:hdr xmlns:wpc="http://schemas.microsoft.com/office/word/2010/wordprocessingCanvas" xmlns:cx="http://schemas.microsoft.com/office/drawing/2014/chartex" xmlns:cx1="http://schemas.microsoft.com/office/drawing/2015/9/8/chartex" xmlns:cx2="http://schemas.microsoft.com/office/drawing/2015/10/21/chartex" xmlns:cx3="http://schemas.microsoft.com/office/drawing/2016/5/9/chartex" xmlns:cx4="http://schemas.microsoft.com/office/drawing/2016/5/10/chartex" xmlns:cx5="http://schemas.microsoft.com/office/drawing/2016/5/11/chartex" xmlns:cx6="http://schemas.microsoft.com/office/drawing/2016/5/12/chartex" xmlns:cx7="http://schemas.microsoft.com/office/drawing/2016/5/13/chartex" xmlns:cx8="http://schemas.microsoft.com/office/drawing/2016/5/14/chartex" xmlns:mc="http://schemas.openxmlformats.org/markup-compatibility/2006" xmlns:aink="http://schemas.microsoft.com/office/drawing/2016/ink" xmlns:am3d="http://schemas.microsoft.com/office/drawing/2017/model3d" xmlns:o="urn:schemas-microsoft-com:office:office" xmlns:oel="http://schemas.microsoft.com/office/2019/extlst" xmlns:r="http://schemas.openxmlformats.org/officeDocument/2006/relationships" xmlns:m="http://schemas.openxmlformats.org/officeDocument/2006/math" xmlns:v="urn:schemas-microsoft-com:vml" xmlns:wp14="http://schemas.microsoft.com/office/word/2010/wordprocessingDrawing" xmlns:wp="http://schemas.openxmlformats.org/drawingml/2006/wordprocessingDrawing" xmlns:w10="urn:schemas-microsoft-com:office:word" xmlns:w="http://schemas.openxmlformats.org/wordprocessingml/2006/main" xmlns:w14="http://schemas.microsoft.com/office/word/2010/wordml" xmlns:w15="http://schemas.microsoft.com/office/word/2012/wordml" xmlns:w16cei="http://schemas.microsoft.com/office/word/2026/wordml/cei" xmlns:w16cex="http://schemas.microsoft.com/office/word/2018/wordml/cex" xmlns:w16cid="http://schemas.microsoft.com/office/word/2016/wordml/cid" xmlns:w16="http://schemas.microsoft.com/office/word/2018/wordml" xmlns:w16du="http://schemas.microsoft.com/office/word/2023/wordml/word16du" xmlns:w16sdtdh="http://schemas.microsoft.com/office/word/2020/wordml/sdtdatahash" xmlns:w16sdtfl="http://schemas.microsoft.com/office/word/2024/wordml/sdtformatlock" xmlns:w16se="http://schemas.microsoft.com/office/word/2015/wordml/symex" xmlns:wpg="http://schemas.microsoft.com/office/word/2010/wordprocessingGroup" xmlns:wpi="http://schemas.microsoft.com/office/word/2010/wordprocessingInk" xmlns:wne="http://schemas.microsoft.com/office/word/2006/wordml" xmlns:wps="http://schemas.microsoft.com/office/word/2010/wordprocessingShape" mc:Ignorable="w14 w15 w16se w16cid w16 w16cex w16sdtdh w16sdtfl w16du wp14">
   <w:p>
     <w:pPr>

--- a/Propuesta - Vacunas.docx
+++ b/Propuesta - Vacunas.docx
@@ -1,6 +1,6 @@
 
 <file path=word/document.xml><?xml version="1.0" encoding="utf-8"?>
-<w:document xmlns:wpc="http://schemas.microsoft.com/office/word/2010/wordprocessingCanvas" xmlns:cx="http://schemas.microsoft.com/office/drawing/2014/chartex" xmlns:cx1="http://schemas.microsoft.com/office/drawing/2015/9/8/chartex" xmlns:cx2="http://schemas.microsoft.com/office/drawing/2015/10/21/chartex" xmlns:cx3="http://schemas.microsoft.com/office/drawing/2016/5/9/chartex" xmlns:cx4="http://schemas.microsoft.com/office/drawing/2016/5/10/chartex" xmlns:cx5="http://schemas.microsoft.com/office/drawing/2016/5/11/chartex" xmlns:cx6="http://schemas.microsoft.com/office/drawing/2016/5/12/chartex" xmlns:cx7="http://schemas.microsoft.com/office/drawing/2016/5/13/chartex" xmlns:cx8="http://schemas.microsoft.com/office/drawing/2016/5/14/chartex" xmlns:mc="http://schemas.openxmlformats.org/markup-compatibility/2006" xmlns:aink="http://schemas.microsoft.com/office/drawing/2016/ink" xmlns:am3d="http://schemas.microsoft.com/office/drawing/2017/model3d" xmlns:o="urn:schemas-microsoft-com:office:office" xmlns:oel="http://schemas.microsoft.com/office/2019/extlst" xmlns:r="http://schemas.openxmlformats.org/officeDocument/2006/relationships" xmlns:m="http://schemas.openxmlformats.org/officeDocument/2006/math" xmlns:v="urn:schemas-microsoft-com:vml" xmlns:wp14="http://schemas.microsoft.com/office/word/2010/wordprocessingDrawing" xmlns:wp="http://schemas.openxmlformats.org/drawingml/2006/wordprocessingDrawing" xmlns:w10="urn:schemas-microsoft-com:office:word" xmlns:w="http://schemas.openxmlformats.org/wordprocessingml/2006/main" xmlns:w14="http://schemas.microsoft.com/office/word/2010/wordml" xmlns:w15="http://schemas.microsoft.com/office/word/2012/wordml" xmlns:w16cei="http://schemas.microsoft.com/office/word/2026/wordml/cei" xmlns:w16cex="http://schemas.microsoft.com/office/word/2018/wordml/cex" xmlns:w16cid="http://schemas.microsoft.com/office/word/2016/wordml/cid" xmlns:w16="http://schemas.microsoft.com/office/word/2018/wordml" xmlns:w16du="http://schemas.microsoft.com/office/word/2023/wordml/word16du" xmlns:w16sdtdh="http://schemas.microsoft.com/office/word/2020/wordml/sdtdatahash" xmlns:w16sdtfl="http://schemas.microsoft.com/office/word/2024/wordml/sdtformatlock" xmlns:w16se="http://schemas.microsoft.com/office/word/2015/wordml/symex" xmlns:wpg="http://schemas.microsoft.com/office/word/2010/wordprocessingGroup" xmlns:wpi="http://schemas.microsoft.com/office/word/2010/wordprocessingInk" xmlns:wne="http://schemas.microsoft.com/office/word/2006/wordml" xmlns:wps="http://schemas.microsoft.com/office/word/2010/wordprocessingShape" mc:Ignorable="w14 w15 w16se w16cid w16 w16cex w16sdtdh w16sdtfl w16du wp14">
+<w:document xmlns:wpc="http://schemas.microsoft.com/office/word/2010/wordprocessingCanvas" xmlns:cx="http://schemas.microsoft.com/office/drawing/2014/chartex" xmlns:cx1="http://schemas.microsoft.com/office/drawing/2015/9/8/chartex" xmlns:cx2="http://schemas.microsoft.com/office/drawing/2015/10/21/chartex" xmlns:cx3="http://schemas.microsoft.com/office/drawing/2016/5/9/chartex" xmlns:cx4="http://schemas.microsoft.com/office/drawing/2016/5/10/chartex" xmlns:cx5="http://schemas.microsoft.com/office/drawing/2016/5/11/chartex" xmlns:cx6="http://schemas.microsoft.com/office/drawing/2016/5/12/chartex" xmlns:cx7="http://schemas.microsoft.com/office/drawing/2016/5/13/chartex" xmlns:cx8="http://schemas.microsoft.com/office/drawing/2016/5/14/chartex" xmlns:mc="http://schemas.openxmlformats.org/markup-compatibility/2006" xmlns:aink="http://schemas.microsoft.com/office/drawing/2016/ink" xmlns:am3d="http://schemas.microsoft.com/office/drawing/2017/model3d" xmlns:o="urn:schemas-microsoft-com:office:office" xmlns:r="http://schemas.openxmlformats.org/officeDocument/2006/relationships" xmlns:m="http://schemas.openxmlformats.org/officeDocument/2006/math" xmlns:v="urn:schemas-microsoft-com:vml" xmlns:wp14="http://schemas.microsoft.com/office/word/2010/wordprocessingDrawing" xmlns:wp="http://schemas.openxmlformats.org/drawingml/2006/wordprocessingDrawing" xmlns:w10="urn:schemas-microsoft-com:office:word" xmlns:w="http://schemas.openxmlformats.org/wordprocessingml/2006/main" xmlns:w14="http://schemas.microsoft.com/office/word/2010/wordml" xmlns:w15="http://schemas.microsoft.com/office/word/2012/wordml" xmlns:w16cex="http://schemas.microsoft.com/office/word/2018/wordml/cex" xmlns:w16cid="http://schemas.microsoft.com/office/word/2016/wordml/cid" xmlns:w16="http://schemas.microsoft.com/office/word/2018/wordml" xmlns:w16sdtdh="http://schemas.microsoft.com/office/word/2020/wordml/sdtdatahash" xmlns:w16se="http://schemas.microsoft.com/office/word/2015/wordml/symex" xmlns:wpg="http://schemas.microsoft.com/office/word/2010/wordprocessingGroup" xmlns:wpi="http://schemas.microsoft.com/office/word/2010/wordprocessingInk" xmlns:wne="http://schemas.microsoft.com/office/word/2006/wordml" xmlns:wps="http://schemas.microsoft.com/office/word/2010/wordprocessingShape" mc:Ignorable="w14 w15 w16se w16cid w16 w16cex w16sdtdh wp14">
   <w:body>
     <w:p>
       <w:pPr>
@@ -3439,6 +3439,7 @@
     </w:p>
     <w:p>
       <w:pPr>
+        <w:jc w:val="center"/>
         <w:rPr>
           <w:rFonts w:ascii="Arial" w:hAnsi="Arial" w:cs="Arial"/>
           <w:b/>
@@ -3463,138 +3464,90 @@
     </w:p>
     <w:p>
       <w:pPr>
-        <w:jc w:val="both"/>
-        <w:rPr>
-          <w:rFonts w:ascii="Arial" w:hAnsi="Arial" w:cs="Arial"/>
-          <w:sz w:val="24"/>
-          <w:szCs w:val="24"/>
-          <w:lang w:val="es-MX"/>
-        </w:rPr>
-      </w:pPr>
-      <w:r>
-        <w:rPr>
-          <w:rFonts w:ascii="Arial" w:hAnsi="Arial" w:cs="Arial"/>
-          <w:sz w:val="24"/>
-          <w:szCs w:val="24"/>
-          <w:lang w:val="es-MX"/>
-        </w:rPr>
-        <w:t>En Guatemala, el Ministerio de Salud Pública y Asistencia Social (MSPAS) es la entidad encargada de garantizar el acceso a los servicios de salud de la población, entre ellos los programas de inmunización. El departamento de San Marcos está conformado por 30 municipios cuyos centros de salud dependen del control adecuado de sus existencias de vacunas para garantizar la cobertura de inmunización. En este contexto se desarrolla el presente anteproyecto, orientado al diseño de una aplicación web centralizada</w:t>
-      </w:r>
-      <w:r>
-        <w:rPr>
-          <w:rFonts w:ascii="Arial" w:hAnsi="Arial" w:cs="Arial"/>
-          <w:sz w:val="24"/>
-          <w:szCs w:val="24"/>
-          <w:lang w:val="es-MX"/>
-        </w:rPr>
-        <w:t xml:space="preserve"> y distrital</w:t>
-      </w:r>
-      <w:r>
-        <w:rPr>
-          <w:rFonts w:ascii="Arial" w:hAnsi="Arial" w:cs="Arial"/>
-          <w:sz w:val="24"/>
-          <w:szCs w:val="24"/>
-          <w:lang w:val="es-MX"/>
-        </w:rPr>
-        <w:t xml:space="preserve"> para la gestión, control y visualización de vacunas en los centros de salud del departamento.</w:t>
-      </w:r>
-    </w:p>
-    <w:p>
-      <w:pPr>
-        <w:jc w:val="both"/>
-        <w:rPr>
-          <w:rFonts w:ascii="Arial" w:hAnsi="Arial" w:cs="Arial"/>
-          <w:sz w:val="24"/>
-          <w:szCs w:val="24"/>
-          <w:lang w:val="es-MX"/>
-        </w:rPr>
-      </w:pPr>
-      <w:r>
-        <w:rPr>
-          <w:rFonts w:ascii="Arial" w:hAnsi="Arial" w:cs="Arial"/>
-          <w:sz w:val="24"/>
-          <w:szCs w:val="24"/>
-          <w:lang w:val="es-MX"/>
+        <w:pStyle w:val="Textoindependiente"/>
+        <w:spacing w:after="240" w:line="276" w:lineRule="auto"/>
+        <w:ind w:left="0" w:firstLine="709"/>
+        <w:rPr>
+          <w:rFonts w:ascii="Arial" w:eastAsiaTheme="minorHAnsi" w:hAnsi="Arial" w:cs="Arial"/>
+          <w:lang w:val="es-419" w:eastAsia="es-GT"/>
+        </w:rPr>
+      </w:pPr>
+      <w:r>
+        <w:rPr>
+          <w:rFonts w:ascii="Arial" w:eastAsiaTheme="minorHAnsi" w:hAnsi="Arial" w:cs="Arial"/>
+          <w:lang w:val="es-419" w:eastAsia="es-GT"/>
+        </w:rPr>
+        <w:t>En Guatemala, el Ministerio de Salud Pública y Asistencia Social (MSPAS) es la entidad encargada de garantizar el acceso a los servicios de salud de la población, entre ellos los programas de inmunización. El departamento de San Marcos está conformado por 30 municipios cuyos centros de salud dependen del control adecuado de sus existencias de vacunas para garantizar la cobertura de inmunización. En este contexto se desarrolla el presente anteproyecto, orientado al diseño de una aplicación web centralizada y distrital para la gestión, control y visualización de vacunas en los centros de salud del departamento.</w:t>
+      </w:r>
+    </w:p>
+    <w:p>
+      <w:pPr>
+        <w:pStyle w:val="Textoindependiente"/>
+        <w:spacing w:after="240" w:line="276" w:lineRule="auto"/>
+        <w:ind w:left="0" w:firstLine="709"/>
+        <w:rPr>
+          <w:rFonts w:ascii="Arial" w:eastAsiaTheme="minorHAnsi" w:hAnsi="Arial" w:cs="Arial"/>
+          <w:lang w:val="es-419" w:eastAsia="es-GT"/>
+        </w:rPr>
+      </w:pPr>
+      <w:r>
+        <w:rPr>
+          <w:rFonts w:ascii="Arial" w:eastAsiaTheme="minorHAnsi" w:hAnsi="Arial" w:cs="Arial"/>
+          <w:lang w:val="es-419" w:eastAsia="es-GT"/>
         </w:rPr>
         <w:t>El tema fue seleccionado debido a que la gestión de vacunas es un proceso crítico para la salud pública, ya que un control inadecuado de las existencias puede derivar en desabastecimiento o en la pérdida de dosis por vencimiento. Al identificar que los centros de salud del departamento aún dependen del registro físico en papel para esta labor, se consideró que el desarrollo de una herramienta tecnológica representa una oportunidad concreta para resolver un problema real que afecta directamente a la población.</w:t>
       </w:r>
     </w:p>
     <w:p>
       <w:pPr>
-        <w:jc w:val="both"/>
-        <w:rPr>
-          <w:rFonts w:ascii="Arial" w:hAnsi="Arial" w:cs="Arial"/>
-          <w:sz w:val="24"/>
-          <w:szCs w:val="24"/>
-          <w:lang w:val="es-MX"/>
-        </w:rPr>
-      </w:pPr>
-      <w:r>
-        <w:rPr>
-          <w:rFonts w:ascii="Arial" w:hAnsi="Arial" w:cs="Arial"/>
-          <w:sz w:val="24"/>
-          <w:szCs w:val="24"/>
-          <w:lang w:val="es-MX"/>
+        <w:pStyle w:val="Textoindependiente"/>
+        <w:spacing w:after="240" w:line="276" w:lineRule="auto"/>
+        <w:ind w:left="0" w:firstLine="709"/>
+        <w:rPr>
+          <w:rFonts w:ascii="Arial" w:eastAsiaTheme="minorHAnsi" w:hAnsi="Arial" w:cs="Arial"/>
+          <w:lang w:val="es-419" w:eastAsia="es-GT"/>
+        </w:rPr>
+      </w:pPr>
+      <w:r>
+        <w:rPr>
+          <w:rFonts w:ascii="Arial" w:eastAsiaTheme="minorHAnsi" w:hAnsi="Arial" w:cs="Arial"/>
+          <w:lang w:val="es-419" w:eastAsia="es-GT"/>
         </w:rPr>
         <w:t>La finalidad del estudio es resolver la falta de un sistema centralizado que permita a los centros de salud del departamento registrar y consultar la disponibilidad de vacunas de forma estandarizada y en tiempo real. A partir de esta necesidad, la investigación se orienta a definir qué funcionalidades debe incluir dicho sistema para apoyar la toma de decisiones de las autoridades de salud del departamento.</w:t>
       </w:r>
     </w:p>
     <w:p>
       <w:pPr>
-        <w:jc w:val="both"/>
-        <w:rPr>
-          <w:rFonts w:ascii="Arial" w:hAnsi="Arial" w:cs="Arial"/>
-          <w:sz w:val="24"/>
-          <w:szCs w:val="24"/>
-          <w:lang w:val="es-MX"/>
-        </w:rPr>
-      </w:pPr>
-      <w:r>
-        <w:rPr>
-          <w:rFonts w:ascii="Arial" w:hAnsi="Arial" w:cs="Arial"/>
-          <w:sz w:val="24"/>
-          <w:szCs w:val="24"/>
-          <w:lang w:val="es-MX"/>
-        </w:rPr>
-        <w:t xml:space="preserve">Para el desarrollo del proyecto se utilizará la metodología Scrum, organizada en cuatro </w:t>
-      </w:r>
-      <w:proofErr w:type="spellStart"/>
-      <w:r>
-        <w:rPr>
-          <w:rFonts w:ascii="Arial" w:hAnsi="Arial" w:cs="Arial"/>
-          <w:sz w:val="24"/>
-          <w:szCs w:val="24"/>
-          <w:lang w:val="es-MX"/>
-        </w:rPr>
-        <w:t>sprints</w:t>
-      </w:r>
-      <w:proofErr w:type="spellEnd"/>
-      <w:r>
-        <w:rPr>
-          <w:rFonts w:ascii="Arial" w:hAnsi="Arial" w:cs="Arial"/>
-          <w:sz w:val="24"/>
-          <w:szCs w:val="24"/>
-          <w:lang w:val="es-MX"/>
-        </w:rPr>
-        <w:t xml:space="preserve"> que abarcan desde el levantamiento de requerimientos y el diseño funcional del sistema, hasta el desarrollo, las pruebas y la elaboración de la documentación técnica y de usuario, favoreciendo un desarrollo iterativo y con validación constante.</w:t>
-      </w:r>
-    </w:p>
-    <w:p>
-      <w:pPr>
-        <w:jc w:val="both"/>
-        <w:rPr>
-          <w:rFonts w:ascii="Arial" w:hAnsi="Arial" w:cs="Arial"/>
-          <w:sz w:val="24"/>
-          <w:szCs w:val="24"/>
-          <w:lang w:val="es-MX"/>
-        </w:rPr>
-      </w:pPr>
-      <w:r>
-        <w:rPr>
-          <w:rFonts w:ascii="Arial" w:hAnsi="Arial" w:cs="Arial"/>
-          <w:sz w:val="24"/>
-          <w:szCs w:val="24"/>
-          <w:lang w:val="es-MX"/>
+        <w:pStyle w:val="Textoindependiente"/>
+        <w:spacing w:after="240" w:line="276" w:lineRule="auto"/>
+        <w:ind w:left="0" w:firstLine="709"/>
+        <w:rPr>
+          <w:rFonts w:ascii="Arial" w:eastAsiaTheme="minorHAnsi" w:hAnsi="Arial" w:cs="Arial"/>
+          <w:lang w:val="es-419" w:eastAsia="es-GT"/>
+        </w:rPr>
+      </w:pPr>
+      <w:r>
+        <w:rPr>
+          <w:rFonts w:ascii="Arial" w:eastAsiaTheme="minorHAnsi" w:hAnsi="Arial" w:cs="Arial"/>
+          <w:lang w:val="es-419" w:eastAsia="es-GT"/>
+        </w:rPr>
+        <w:t>Para el desarrollo del proyecto se utilizará la metodología Scrum, organizada en cuatro sprints que abarcan desde el levantamiento de requerimientos y el diseño funcional del sistema, hasta el desarrollo, las pruebas y la elaboración de la documentación técnica y de usuario, favoreciendo un desarrollo iterativo y con validación constante.</w:t>
+      </w:r>
+    </w:p>
+    <w:p>
+      <w:pPr>
+        <w:pStyle w:val="Textoindependiente"/>
+        <w:spacing w:after="240" w:line="276" w:lineRule="auto"/>
+        <w:ind w:left="0" w:firstLine="709"/>
+        <w:rPr>
+          <w:rFonts w:ascii="Arial" w:eastAsiaTheme="minorHAnsi" w:hAnsi="Arial" w:cs="Arial"/>
+          <w:lang w:val="es-419" w:eastAsia="es-GT"/>
+        </w:rPr>
+      </w:pPr>
+      <w:r>
+        <w:rPr>
+          <w:rFonts w:ascii="Arial" w:eastAsiaTheme="minorHAnsi" w:hAnsi="Arial" w:cs="Arial"/>
+          <w:lang w:val="es-419" w:eastAsia="es-GT"/>
         </w:rPr>
         <w:t>Se espera que, al finalizar el proyecto, los centros de salud del departamento de San Marcos cuenten con una aplicación web que les permita registrar los movimientos de entrada y salida de vacunas, consultar su disponibilidad mediante una vista tipo tabla y un tablero de control, y recibir alertas automáticas ante niveles bajos de stock o próximos vencimientos, contribuyendo así a una gestión más eficiente y confiable de las vacunas en el departamento.</w:t>
       </w:r>
@@ -3695,7 +3648,7 @@
         <w:pStyle w:val="Ttulo2"/>
         <w:numPr>
           <w:ilvl w:val="1"/>
-          <w:numId w:val="30"/>
+          <w:numId w:val="24"/>
         </w:numPr>
       </w:pPr>
       <w:bookmarkStart w:id="2" w:name="_Toc236848961"/>
@@ -3707,7 +3660,7 @@
     <w:p>
       <w:pPr>
         <w:pStyle w:val="Textoindependiente"/>
-        <w:spacing w:line="276" w:lineRule="auto"/>
+        <w:spacing w:before="240" w:line="276" w:lineRule="auto"/>
         <w:ind w:left="0" w:firstLine="709"/>
         <w:rPr>
           <w:rFonts w:ascii="Arial" w:eastAsiaTheme="minorHAnsi" w:hAnsi="Arial" w:cs="Arial"/>
@@ -3725,7 +3678,7 @@
     <w:p>
       <w:pPr>
         <w:pStyle w:val="Textoindependiente"/>
-        <w:spacing w:before="162" w:line="276" w:lineRule="auto"/>
+        <w:spacing w:before="240" w:line="276" w:lineRule="auto"/>
         <w:ind w:left="0" w:firstLine="709"/>
         <w:rPr>
           <w:rFonts w:ascii="Arial" w:eastAsiaTheme="minorHAnsi" w:hAnsi="Arial" w:cs="Arial"/>
@@ -3743,7 +3696,7 @@
     <w:p>
       <w:pPr>
         <w:pStyle w:val="Textoindependiente"/>
-        <w:spacing w:before="162" w:line="276" w:lineRule="auto"/>
+        <w:spacing w:before="240" w:line="276" w:lineRule="auto"/>
         <w:ind w:left="0" w:firstLine="708"/>
         <w:rPr>
           <w:rFonts w:ascii="Arial" w:eastAsiaTheme="minorHAnsi" w:hAnsi="Arial" w:cs="Arial"/>
@@ -3761,7 +3714,7 @@
     <w:p>
       <w:pPr>
         <w:pStyle w:val="Textoindependiente"/>
-        <w:spacing w:before="162" w:line="276" w:lineRule="auto"/>
+        <w:spacing w:before="240" w:line="276" w:lineRule="auto"/>
         <w:ind w:left="0" w:firstLine="709"/>
         <w:rPr>
           <w:rFonts w:ascii="Arial" w:eastAsiaTheme="minorHAnsi" w:hAnsi="Arial" w:cs="Arial"/>
@@ -3773,7 +3726,7 @@
           <w:rFonts w:ascii="Arial" w:eastAsiaTheme="minorHAnsi" w:hAnsi="Arial" w:cs="Arial"/>
           <w:lang w:val="es-419" w:eastAsia="es-GT"/>
         </w:rPr>
-        <w:t xml:space="preserve">Si bien el MSPAS dispone del Sistema de Información Gerencial en Salud (SIGSA) para el registro y consulta de indicadores de vacunación a nivel nacional (MSPAS, s.f.), esta herramienta está orientada principalmente a la consolidación </w:t>
+        <w:t xml:space="preserve">Si bien el MSPAS dispone del Sistema de Información Gerencial en Salud (SIGSA) para el registro y consulta de indicadores de vacunación a nivel nacional </w:t>
       </w:r>
       <w:r>
         <w:rPr>
@@ -3781,7 +3734,7 @@
           <w:lang w:val="es-419" w:eastAsia="es-GT"/>
         </w:rPr>
         <w:lastRenderedPageBreak/>
-        <w:t>estadística de coberturas de vacunación por municipio, y no constituye un sistema operativo que permita a cada centro de salud registrar, controlar y visualizar en tiempo real la disponibilidad de sus propias existencias de vacunas. Esta necesidad no se encuentra cubierta de manera eficiente en la actualidad dentro de los centros de salud del departamento de San Marcos, los cuales carecen de un sistema centralizado</w:t>
+        <w:t>(MSPAS, s.f.), esta herramienta está orientada principalmente a la consolidación estadística de coberturas de vacunación por municipio, y no constituye un sistema operativo que permita a cada centro de salud registrar, controlar y visualizar en tiempo real la disponibilidad de sus propias existencias de vacunas. Esta necesidad no se encuentra cubierta de manera eficiente en la actualidad dentro de los centros de salud del departamento de San Marcos, los cuales carecen de un sistema centralizado</w:t>
       </w:r>
       <w:r>
         <w:rPr>
@@ -3801,7 +3754,7 @@
     <w:p>
       <w:pPr>
         <w:pStyle w:val="Textoindependiente"/>
-        <w:spacing w:before="162" w:line="276" w:lineRule="auto"/>
+        <w:spacing w:before="240" w:line="276" w:lineRule="auto"/>
         <w:ind w:left="0" w:firstLine="709"/>
         <w:rPr>
           <w:rFonts w:ascii="Arial" w:eastAsiaTheme="minorHAnsi" w:hAnsi="Arial" w:cs="Arial"/>
@@ -3819,7 +3772,7 @@
     <w:p>
       <w:pPr>
         <w:pStyle w:val="Textoindependiente"/>
-        <w:spacing w:before="162" w:line="276" w:lineRule="auto"/>
+        <w:spacing w:before="240" w:line="276" w:lineRule="auto"/>
         <w:ind w:left="0" w:firstLine="709"/>
         <w:rPr>
           <w:rFonts w:ascii="Arial" w:eastAsiaTheme="minorHAnsi" w:hAnsi="Arial" w:cs="Arial"/>
@@ -3837,7 +3790,7 @@
     <w:p>
       <w:pPr>
         <w:pStyle w:val="Textoindependiente"/>
-        <w:spacing w:before="162" w:line="276" w:lineRule="auto"/>
+        <w:spacing w:before="240" w:line="276" w:lineRule="auto"/>
         <w:ind w:left="0" w:firstLine="709"/>
         <w:rPr>
           <w:rFonts w:ascii="Arial" w:eastAsiaTheme="minorHAnsi" w:hAnsi="Arial" w:cs="Arial"/>
@@ -3883,7 +3836,7 @@
     <w:p>
       <w:pPr>
         <w:pStyle w:val="Textoindependiente"/>
-        <w:spacing w:before="162" w:after="240" w:line="276" w:lineRule="auto"/>
+        <w:spacing w:before="240" w:after="240" w:line="276" w:lineRule="auto"/>
         <w:ind w:left="0" w:firstLine="709"/>
         <w:rPr>
           <w:rFonts w:ascii="Arial" w:eastAsiaTheme="minorHAnsi" w:hAnsi="Arial" w:cs="Arial"/>
@@ -3909,29 +3862,36 @@
           <w:rFonts w:ascii="Arial" w:eastAsiaTheme="minorHAnsi" w:hAnsi="Arial" w:cs="Arial"/>
           <w:lang w:val="es-419" w:eastAsia="es-GT"/>
         </w:rPr>
-        <w:t>, así como a las autoridades de</w:t>
+        <w:t>,</w:t>
       </w:r>
       <w:r>
         <w:rPr>
           <w:rFonts w:ascii="Arial" w:eastAsiaTheme="minorHAnsi" w:hAnsi="Arial" w:cs="Arial"/>
           <w:lang w:val="es-419" w:eastAsia="es-GT"/>
         </w:rPr>
-        <w:t xml:space="preserve">l Centro de Salud de </w:t>
+        <w:t xml:space="preserve"> </w:t>
       </w:r>
       <w:r>
         <w:rPr>
           <w:rFonts w:ascii="Arial" w:eastAsiaTheme="minorHAnsi" w:hAnsi="Arial" w:cs="Arial"/>
           <w:lang w:val="es-419" w:eastAsia="es-GT"/>
         </w:rPr>
-        <w:t xml:space="preserve">San Marcos, responsables de la toma de decisiones, quienes podrán contar con datos confiables y actualizados en </w:t>
+        <w:lastRenderedPageBreak/>
+        <w:t>así como a las autoridades de</w:t>
       </w:r>
       <w:r>
         <w:rPr>
           <w:rFonts w:ascii="Arial" w:eastAsiaTheme="minorHAnsi" w:hAnsi="Arial" w:cs="Arial"/>
           <w:lang w:val="es-419" w:eastAsia="es-GT"/>
         </w:rPr>
-        <w:lastRenderedPageBreak/>
-        <w:t>tiempo oportuno. En consecuencia, se contribuirá a una mejor distribución de las vacunas en el departamento, reduciendo el riesgo de desabastecimiento y de pérdida de dosis por vencimiento, y fortaleciendo la atención en salud para la población.</w:t>
+        <w:t xml:space="preserve">l Centro de Salud de </w:t>
+      </w:r>
+      <w:r>
+        <w:rPr>
+          <w:rFonts w:ascii="Arial" w:eastAsiaTheme="minorHAnsi" w:hAnsi="Arial" w:cs="Arial"/>
+          <w:lang w:val="es-419" w:eastAsia="es-GT"/>
+        </w:rPr>
+        <w:t>San Marcos, responsables de la toma de decisiones, quienes podrán contar con datos confiables y actualizados en tiempo oportuno. En consecuencia, se contribuirá a una mejor distribución de las vacunas en el departamento, reduciendo el riesgo de desabastecimiento y de pérdida de dosis por vencimiento, y fortaleciendo la atención en salud para la población.</w:t>
       </w:r>
     </w:p>
     <w:p>
@@ -4082,7 +4042,7 @@
         <w:pStyle w:val="Ttulo3"/>
         <w:numPr>
           <w:ilvl w:val="0"/>
-          <w:numId w:val="26"/>
+          <w:numId w:val="20"/>
         </w:numPr>
         <w:spacing w:after="0" w:line="276" w:lineRule="auto"/>
       </w:pPr>
@@ -4127,15 +4087,13 @@
         </w:rPr>
         <w:t xml:space="preserve">En los centros de salud del departamento de San Marcos también se utiliza el SIGSA para el registro de la vacunación aplicada a la población; sin embargo, para el control interno de las existencias de vacunas, hasta el momento el único método confirmado es el registro físico en hojas de papel, el cual constituye la principal causa de las dificultades que existen actualmente para el manejo de esta información. A </w:t>
       </w:r>
-      <w:proofErr w:type="gramStart"/>
       <w:r>
         <w:rPr>
           <w:rFonts w:ascii="Arial" w:eastAsiaTheme="minorHAnsi" w:hAnsi="Arial" w:cs="Arial"/>
           <w:lang w:val="es-419" w:eastAsia="es-GT"/>
         </w:rPr>
-        <w:t>continuación</w:t>
-      </w:r>
-      <w:proofErr w:type="gramEnd"/>
+        <w:t>continuación,</w:t>
+      </w:r>
       <w:r>
         <w:rPr>
           <w:rFonts w:ascii="Arial" w:eastAsiaTheme="minorHAnsi" w:hAnsi="Arial" w:cs="Arial"/>
@@ -4149,7 +4107,7 @@
         <w:pStyle w:val="Textoindependiente"/>
         <w:numPr>
           <w:ilvl w:val="0"/>
-          <w:numId w:val="34"/>
+          <w:numId w:val="28"/>
         </w:numPr>
         <w:spacing w:before="162" w:line="276" w:lineRule="auto"/>
         <w:rPr>
@@ -4202,6 +4160,7 @@
           <w:rFonts w:ascii="Arial" w:eastAsiaTheme="minorHAnsi" w:hAnsi="Arial" w:cs="Arial"/>
           <w:lang w:val="es-419" w:eastAsia="es-GT"/>
         </w:rPr>
+        <w:lastRenderedPageBreak/>
         <w:t>El uso del registro físico, como único método, ha presentado dificultades para el manejo de la información, por las siguientes razones:</w:t>
       </w:r>
     </w:p>
@@ -4210,7 +4169,7 @@
         <w:pStyle w:val="Textoindependiente"/>
         <w:numPr>
           <w:ilvl w:val="0"/>
-          <w:numId w:val="35"/>
+          <w:numId w:val="29"/>
         </w:numPr>
         <w:spacing w:before="162" w:line="276" w:lineRule="auto"/>
         <w:rPr>
@@ -4223,7 +4182,6 @@
           <w:rFonts w:ascii="Arial" w:eastAsiaTheme="minorHAnsi" w:hAnsi="Arial" w:cs="Arial"/>
           <w:lang w:val="es-419" w:eastAsia="es-GT"/>
         </w:rPr>
-        <w:lastRenderedPageBreak/>
         <w:t>Consolidación de datos: para conocer la disponibilidad total de vacunas en el departamento es necesario reunir y transcribir manualmente los registros físicos de cada centro de salud, lo cual toma tiempo y es propenso a errores.</w:t>
       </w:r>
     </w:p>
@@ -4232,7 +4190,7 @@
         <w:pStyle w:val="Textoindependiente"/>
         <w:numPr>
           <w:ilvl w:val="0"/>
-          <w:numId w:val="35"/>
+          <w:numId w:val="29"/>
         </w:numPr>
         <w:spacing w:before="162" w:line="276" w:lineRule="auto"/>
         <w:rPr>
@@ -4253,7 +4211,7 @@
         <w:pStyle w:val="Textoindependiente"/>
         <w:numPr>
           <w:ilvl w:val="0"/>
-          <w:numId w:val="35"/>
+          <w:numId w:val="29"/>
         </w:numPr>
         <w:spacing w:before="162" w:after="240" w:line="276" w:lineRule="auto"/>
         <w:rPr>
@@ -4273,7 +4231,7 @@
       <w:pPr>
         <w:pStyle w:val="Textoindependiente"/>
         <w:spacing w:before="162" w:after="240" w:line="276" w:lineRule="auto"/>
-        <w:ind w:left="0" w:firstLine="709"/>
+        <w:ind w:left="1069"/>
         <w:rPr>
           <w:rFonts w:ascii="Arial" w:eastAsiaTheme="minorHAnsi" w:hAnsi="Arial" w:cs="Arial"/>
           <w:lang w:val="es-419" w:eastAsia="es-GT"/>
@@ -4292,7 +4250,7 @@
         <w:pStyle w:val="Ttulo3"/>
         <w:numPr>
           <w:ilvl w:val="2"/>
-          <w:numId w:val="29"/>
+          <w:numId w:val="23"/>
         </w:numPr>
         <w:spacing w:after="0" w:line="276" w:lineRule="auto"/>
       </w:pPr>
@@ -4337,7 +4295,7 @@
         <w:pStyle w:val="Textoindependiente"/>
         <w:numPr>
           <w:ilvl w:val="0"/>
-          <w:numId w:val="33"/>
+          <w:numId w:val="27"/>
         </w:numPr>
         <w:spacing w:before="162" w:line="276" w:lineRule="auto"/>
         <w:ind w:left="1068"/>
@@ -4379,20 +4337,9 @@
     <w:p>
       <w:pPr>
         <w:pStyle w:val="Textoindependiente"/>
-        <w:spacing w:line="276" w:lineRule="auto"/>
-        <w:ind w:left="1056"/>
-        <w:rPr>
-          <w:rFonts w:ascii="Arial" w:eastAsiaTheme="minorHAnsi" w:hAnsi="Arial" w:cs="Arial"/>
-          <w:lang w:val="es-419" w:eastAsia="es-GT"/>
-        </w:rPr>
-      </w:pPr>
-    </w:p>
-    <w:p>
-      <w:pPr>
-        <w:pStyle w:val="Textoindependiente"/>
         <w:numPr>
           <w:ilvl w:val="0"/>
-          <w:numId w:val="33"/>
+          <w:numId w:val="27"/>
         </w:numPr>
         <w:spacing w:before="162" w:line="276" w:lineRule="auto"/>
         <w:ind w:left="1068"/>
@@ -4410,6 +4357,7 @@
           <w:bCs/>
           <w:lang w:val="es-419" w:eastAsia="es-GT"/>
         </w:rPr>
+        <w:lastRenderedPageBreak/>
         <w:t>Sistema web de ventas e inventario de la botica institucional de la Red de Salud Valle del Mantaro</w:t>
       </w:r>
       <w:r>
@@ -4437,7 +4385,6 @@
           <w:rFonts w:ascii="Arial" w:eastAsiaTheme="minorHAnsi" w:hAnsi="Arial" w:cs="Arial"/>
           <w:lang w:val="es-419" w:eastAsia="es-GT"/>
         </w:rPr>
-        <w:lastRenderedPageBreak/>
         <w:t>A nivel regional, Huachos Huiza (2021) desarrolló para la Universidad Nacional del Centro del Perú un sistema web de ventas e inventario para la botica institucional de la Red de Salud Valle del Mantaro, administrada por el Sistema Integrado de Suministro de Medicamentos e Insumos Médico-Quirúrgicos (SISMED) del Ministerio de Salud de Perú. Esta investigación surgió a partir del desabastecimiento de medicamentos que enfrentaron las redes de salud peruanas durante la pandemia de covid-19, y tuvo como propósito optimizar el control de existencias de una red de establecimientos de salud dependientes de una misma dirección regional, de forma similar a como los centros de salud municipales de San Marcos dependen de una misma Dirección de Área de Salud departamental.</w:t>
       </w:r>
     </w:p>
@@ -4464,7 +4411,7 @@
         <w:pStyle w:val="Ttulo3"/>
         <w:numPr>
           <w:ilvl w:val="0"/>
-          <w:numId w:val="27"/>
+          <w:numId w:val="21"/>
         </w:numPr>
         <w:spacing w:after="0" w:line="276" w:lineRule="auto"/>
       </w:pPr>
@@ -4527,7 +4474,7 @@
         <w:pStyle w:val="Textoindependiente"/>
         <w:numPr>
           <w:ilvl w:val="0"/>
-          <w:numId w:val="31"/>
+          <w:numId w:val="25"/>
         </w:numPr>
         <w:spacing w:before="240" w:line="276" w:lineRule="auto"/>
         <w:rPr>
@@ -4548,7 +4495,7 @@
         <w:pStyle w:val="Textoindependiente"/>
         <w:numPr>
           <w:ilvl w:val="0"/>
-          <w:numId w:val="31"/>
+          <w:numId w:val="25"/>
         </w:numPr>
         <w:spacing w:line="276" w:lineRule="auto"/>
         <w:rPr>
@@ -4569,7 +4516,7 @@
         <w:pStyle w:val="Textoindependiente"/>
         <w:numPr>
           <w:ilvl w:val="0"/>
-          <w:numId w:val="31"/>
+          <w:numId w:val="25"/>
         </w:numPr>
         <w:spacing w:line="276" w:lineRule="auto"/>
         <w:rPr>
@@ -4590,7 +4537,7 @@
         <w:pStyle w:val="Textoindependiente"/>
         <w:numPr>
           <w:ilvl w:val="0"/>
-          <w:numId w:val="31"/>
+          <w:numId w:val="25"/>
         </w:numPr>
         <w:spacing w:line="276" w:lineRule="auto"/>
         <w:rPr>
@@ -4604,6 +4551,57 @@
           <w:lang w:val="es-419" w:eastAsia="es-GT"/>
         </w:rPr>
         <w:t>Operan a nivel nacional y no ofrecen una vista consolidada a nivel departamental o municipal, adaptable al departamento de San Marcos.</w:t>
+      </w:r>
+    </w:p>
+    <w:p>
+      <w:pPr>
+        <w:pStyle w:val="Textoindependiente"/>
+        <w:spacing w:line="276" w:lineRule="auto"/>
+        <w:ind w:left="720"/>
+        <w:rPr>
+          <w:rFonts w:ascii="Arial" w:eastAsiaTheme="minorHAnsi" w:hAnsi="Arial" w:cs="Arial"/>
+          <w:lang w:val="es-419" w:eastAsia="es-GT"/>
+        </w:rPr>
+      </w:pPr>
+    </w:p>
+    <w:p>
+      <w:pPr>
+        <w:pStyle w:val="Textoindependiente"/>
+        <w:spacing w:after="240" w:line="276" w:lineRule="auto"/>
+        <w:ind w:left="0" w:firstLine="709"/>
+        <w:rPr>
+          <w:rFonts w:ascii="Arial" w:eastAsiaTheme="minorHAnsi" w:hAnsi="Arial" w:cs="Arial"/>
+          <w:lang w:val="es-419" w:eastAsia="es-GT"/>
+        </w:rPr>
+      </w:pPr>
+      <w:r>
+        <w:rPr>
+          <w:rFonts w:ascii="Arial" w:eastAsiaTheme="minorHAnsi" w:hAnsi="Arial" w:cs="Arial"/>
+          <w:lang w:val="es-419" w:eastAsia="es-GT"/>
+        </w:rPr>
+        <w:t xml:space="preserve">Estas limitaciones evidencian que, </w:t>
+      </w:r>
+      <w:r>
+        <w:rPr>
+          <w:rFonts w:ascii="Arial" w:eastAsiaTheme="minorHAnsi" w:hAnsi="Arial" w:cs="Arial"/>
+          <w:lang w:val="es-419" w:eastAsia="es-GT"/>
+        </w:rPr>
+        <w:t>a pesar de que</w:t>
+      </w:r>
+      <w:r>
+        <w:rPr>
+          <w:rFonts w:ascii="Arial" w:eastAsiaTheme="minorHAnsi" w:hAnsi="Arial" w:cs="Arial"/>
+          <w:lang w:val="es-419" w:eastAsia="es-GT"/>
+        </w:rPr>
+        <w:t xml:space="preserve"> las herramientas existentes permiten administrar determinados aspectos de la vacunación, ninguna responde completamente a las necesidades del proyecto. A continuación, se describen algunas de las principales herramientas identificadas y se analiza su </w:t>
+      </w:r>
+      <w:r>
+        <w:rPr>
+          <w:rFonts w:ascii="Arial" w:eastAsiaTheme="minorHAnsi" w:hAnsi="Arial" w:cs="Arial"/>
+          <w:lang w:val="es-419" w:eastAsia="es-GT"/>
+        </w:rPr>
+        <w:lastRenderedPageBreak/>
+        <w:t>relación con la problemática planteada.</w:t>
       </w:r>
     </w:p>
     <w:p>
@@ -4611,7 +4609,7 @@
         <w:pStyle w:val="Textoindependiente"/>
         <w:numPr>
           <w:ilvl w:val="0"/>
-          <w:numId w:val="32"/>
+          <w:numId w:val="26"/>
         </w:numPr>
         <w:spacing w:before="162" w:line="276" w:lineRule="auto"/>
         <w:ind w:left="1068"/>
@@ -4647,15 +4645,7 @@
           <w:rFonts w:ascii="Arial" w:eastAsiaTheme="minorHAnsi" w:hAnsi="Arial" w:cs="Arial"/>
           <w:lang w:val="es-419" w:eastAsia="es-GT"/>
         </w:rPr>
-        <w:t xml:space="preserve">Es la plataforma oficial que utiliza el MSPAS para el registro y control de la vacunación de la población guatemalteca (Revista Digital ECYS, USAC, 2022). SIGSA está orientado principalmente a la consolidación estadística de las coberturas de vacunación aplicadas por persona, y no cuenta con un módulo que permita a cada centro de salud registrar y controlar en tiempo real sus propias existencias de vacunas por tipo, lote y fecha de </w:t>
-      </w:r>
-      <w:r>
-        <w:rPr>
-          <w:rFonts w:ascii="Arial" w:eastAsiaTheme="minorHAnsi" w:hAnsi="Arial" w:cs="Arial"/>
-          <w:lang w:val="es-419" w:eastAsia="es-GT"/>
-        </w:rPr>
-        <w:lastRenderedPageBreak/>
-        <w:t>vencimiento. Debido a esto, el personal de los centros de vacunación ha debido recurrir a herramientas de contingencia como hojas de papel y Excel, lo cual confirma que SIGSA, por sí solo, no resuelve la problemática planteada para el departamento de San Marcos.</w:t>
+        <w:t>Es la plataforma oficial que utiliza el MSPAS para el registro y control de la vacunación de la población guatemalteca (Revista Digital ECYS, USAC, 2022). SIGSA está orientado principalmente a la consolidación estadística de las coberturas de vacunación aplicadas por persona, y no cuenta con un módulo que permita a cada centro de salud registrar y controlar en tiempo real sus propias existencias de vacunas por tipo, lote y fecha de vencimiento. Debido a esto, el personal de los centros de vacunación ha debido recurrir a herramientas de contingencia como hojas de papel y Excel, lo cual confirma que SIGSA, por sí solo, no resuelve la problemática planteada para el departamento de San Marcos.</w:t>
       </w:r>
     </w:p>
     <w:p>
@@ -4663,7 +4653,7 @@
         <w:pStyle w:val="Textoindependiente"/>
         <w:numPr>
           <w:ilvl w:val="0"/>
-          <w:numId w:val="32"/>
+          <w:numId w:val="26"/>
         </w:numPr>
         <w:spacing w:before="162" w:line="276" w:lineRule="auto"/>
         <w:ind w:left="1068"/>
@@ -4681,93 +4671,50 @@
           <w:bCs/>
           <w:lang w:val="es-419" w:eastAsia="es-GT"/>
         </w:rPr>
-        <w:t xml:space="preserve">Open </w:t>
-      </w:r>
-      <w:proofErr w:type="spellStart"/>
-      <w:r>
+        <w:t>Open mSupply</w:t>
+      </w:r>
+    </w:p>
+    <w:p>
+      <w:pPr>
+        <w:pStyle w:val="Textoindependiente"/>
+        <w:spacing w:line="276" w:lineRule="auto"/>
+        <w:ind w:left="1068"/>
+        <w:rPr>
+          <w:rFonts w:ascii="Arial" w:eastAsiaTheme="minorHAnsi" w:hAnsi="Arial" w:cs="Arial"/>
+          <w:lang w:val="es-419" w:eastAsia="es-GT"/>
+        </w:rPr>
+      </w:pPr>
+      <w:r>
+        <w:rPr>
+          <w:rFonts w:ascii="Arial" w:eastAsiaTheme="minorHAnsi" w:hAnsi="Arial" w:cs="Arial"/>
+          <w:lang w:val="es-GT" w:eastAsia="es-GT"/>
+        </w:rPr>
+        <w:t>Es un sistema de información para la gestión logística (LMIS, por sus siglas en inglés) de código abierto, bajo licencia AGPL, utilizado en más de 30 países para apoyar el registro, la distribución y el despacho de productos médicos desde bodegas nacionales hasta clínicas remotas (mSupply Foundation, s.f.). Incluye un módulo específico de cadena de frío que permite monitorear el estado de los refrigeradores y dar seguimiento al historial de cada lote de vacunas desde su adquisición hasta su aplicación. Sin embargo, al tratarse de una plataforma diseñada para cadenas de suministro nacionales de varios niveles, su implementación requiere infraestructura de servidor propia y personal con conocimientos técnicos para instalarla, configurarla y mantenerla, y no cuenta con un proveedor local en Guatemala que brinde soporte o capacitación. Estas condiciones representan una barrera considerable para su adopción directa por parte de los centros de salud del departamento de San Marcos, donde no se cuenta con personal técnico dedicado a la administración de este tipo de sistemas.</w:t>
+      </w:r>
+    </w:p>
+    <w:p>
+      <w:pPr>
+        <w:pStyle w:val="Textoindependiente"/>
+        <w:numPr>
+          <w:ilvl w:val="0"/>
+          <w:numId w:val="26"/>
+        </w:numPr>
+        <w:spacing w:before="162" w:line="276" w:lineRule="auto"/>
+        <w:ind w:left="1068"/>
         <w:rPr>
           <w:rFonts w:ascii="Arial" w:eastAsiaTheme="minorHAnsi" w:hAnsi="Arial" w:cs="Arial"/>
           <w:b/>
           <w:bCs/>
           <w:lang w:val="es-419" w:eastAsia="es-GT"/>
         </w:rPr>
-        <w:t>mSupply</w:t>
-      </w:r>
-      <w:proofErr w:type="spellEnd"/>
-    </w:p>
-    <w:p>
-      <w:pPr>
-        <w:pStyle w:val="Textoindependiente"/>
-        <w:spacing w:line="276" w:lineRule="auto"/>
-        <w:ind w:left="1068"/>
-        <w:rPr>
-          <w:rFonts w:ascii="Arial" w:eastAsiaTheme="minorHAnsi" w:hAnsi="Arial" w:cs="Arial"/>
-          <w:lang w:val="es-419" w:eastAsia="es-GT"/>
-        </w:rPr>
-      </w:pPr>
-      <w:r>
-        <w:rPr>
-          <w:rFonts w:ascii="Arial" w:eastAsiaTheme="minorHAnsi" w:hAnsi="Arial" w:cs="Arial"/>
-          <w:lang w:val="es-GT" w:eastAsia="es-GT"/>
-        </w:rPr>
-        <w:t>Es un sistema de información para la gestión logística (LMIS, por sus siglas en inglés) de código abierto, bajo licencia AGPL, utilizado en más de 30 países para apoyar el registro, la distribución y el despacho de productos médicos desde bodegas nacionales hasta clínicas remotas (</w:t>
-      </w:r>
-      <w:proofErr w:type="spellStart"/>
-      <w:r>
-        <w:rPr>
-          <w:rFonts w:ascii="Arial" w:eastAsiaTheme="minorHAnsi" w:hAnsi="Arial" w:cs="Arial"/>
-          <w:lang w:val="es-GT" w:eastAsia="es-GT"/>
-        </w:rPr>
-        <w:t>mSupply</w:t>
-      </w:r>
-      <w:proofErr w:type="spellEnd"/>
-      <w:r>
-        <w:rPr>
-          <w:rFonts w:ascii="Arial" w:eastAsiaTheme="minorHAnsi" w:hAnsi="Arial" w:cs="Arial"/>
-          <w:lang w:val="es-GT" w:eastAsia="es-GT"/>
-        </w:rPr>
-        <w:t xml:space="preserve"> </w:t>
-      </w:r>
-      <w:proofErr w:type="spellStart"/>
-      <w:r>
-        <w:rPr>
-          <w:rFonts w:ascii="Arial" w:eastAsiaTheme="minorHAnsi" w:hAnsi="Arial" w:cs="Arial"/>
-          <w:lang w:val="es-GT" w:eastAsia="es-GT"/>
-        </w:rPr>
-        <w:t>Foundation</w:t>
-      </w:r>
-      <w:proofErr w:type="spellEnd"/>
-      <w:r>
-        <w:rPr>
-          <w:rFonts w:ascii="Arial" w:eastAsiaTheme="minorHAnsi" w:hAnsi="Arial" w:cs="Arial"/>
-          <w:lang w:val="es-GT" w:eastAsia="es-GT"/>
-        </w:rPr>
-        <w:t>, s.f.). Incluye un módulo específico de cadena de frío que permite monitorear el estado de los refrigeradores y dar seguimiento al historial de cada lote de vacunas desde su adquisición hasta su aplicación. Sin embargo, al tratarse de una plataforma diseñada para cadenas de suministro nacionales de varios niveles, su implementación requiere infraestructura de servidor propia y personal con conocimientos técnicos para instalarla, configurarla y mantenerla, y no cuenta con un proveedor local en Guatemala que brinde soporte o capacitación. Estas condiciones representan una barrera considerable para su adopción directa por parte de los centros de salud del departamento de San Marcos, donde no se cuenta con personal técnico dedicado a la administración de este tipo de sistemas.</w:t>
-      </w:r>
-    </w:p>
-    <w:p>
-      <w:pPr>
-        <w:pStyle w:val="Textoindependiente"/>
-        <w:numPr>
-          <w:ilvl w:val="0"/>
-          <w:numId w:val="32"/>
-        </w:numPr>
-        <w:spacing w:before="162" w:line="276" w:lineRule="auto"/>
-        <w:ind w:left="1068"/>
+      </w:pPr>
+      <w:r>
         <w:rPr>
           <w:rFonts w:ascii="Arial" w:eastAsiaTheme="minorHAnsi" w:hAnsi="Arial" w:cs="Arial"/>
           <w:b/>
           <w:bCs/>
           <w:lang w:val="es-419" w:eastAsia="es-GT"/>
         </w:rPr>
-      </w:pPr>
-      <w:r>
-        <w:rPr>
-          <w:rFonts w:ascii="Arial" w:eastAsiaTheme="minorHAnsi" w:hAnsi="Arial" w:cs="Arial"/>
-          <w:b/>
-          <w:bCs/>
-          <w:lang w:val="es-419" w:eastAsia="es-GT"/>
-        </w:rPr>
         <w:t>PAIWEB (módulo de cadena de frío)</w:t>
       </w:r>
     </w:p>
@@ -4786,7 +4733,15 @@
           <w:rFonts w:ascii="Arial" w:eastAsiaTheme="minorHAnsi" w:hAnsi="Arial" w:cs="Arial"/>
           <w:lang w:val="es-419" w:eastAsia="es-GT"/>
         </w:rPr>
-        <w:t>En Colombia, el Ministerio de Salud utiliza el aplicativo PAIWEB como sistema único de información del Programa Ampliado de Inmunizaciones, el cual incluye un módulo de cadena de frío para la consulta y el registro del inventario de los biológicos e insumos utilizados en la vacunación (Ministerio de Salud y Protección Social de Colombia, s.f.). Aunque este módulo demuestra que es posible integrar el control de inventario de vacunas dentro de un sistema nacional de información, se trata de una plataforma diseñada y operada a nivel de país por el gobierno colombiano, por lo que no está disponible ni es adaptable para su uso por parte de un departamento de Guatemala como San Marcos.</w:t>
+        <w:t xml:space="preserve">En Colombia, el Ministerio de Salud utiliza el aplicativo PAIWEB como sistema único de información del Programa Ampliado de Inmunizaciones, el cual incluye un módulo de cadena de frío para la consulta y el registro del inventario de los biológicos e insumos utilizados en la vacunación (Ministerio de Salud y Protección Social de Colombia, s.f.). Aunque este módulo demuestra que es posible integrar el control de inventario de vacunas dentro de un sistema nacional de información, se trata de una plataforma diseñada y operada a nivel de país por el gobierno colombiano, por lo que no está disponible ni es adaptable para su uso por parte de un </w:t>
+      </w:r>
+      <w:r>
+        <w:rPr>
+          <w:rFonts w:ascii="Arial" w:eastAsiaTheme="minorHAnsi" w:hAnsi="Arial" w:cs="Arial"/>
+          <w:lang w:val="es-419" w:eastAsia="es-GT"/>
+        </w:rPr>
+        <w:lastRenderedPageBreak/>
+        <w:t>departamento de Guatemala como San Marcos.</w:t>
       </w:r>
     </w:p>
     <w:p>
@@ -4833,12 +4788,11 @@
         <w:pStyle w:val="Ttulo2"/>
         <w:numPr>
           <w:ilvl w:val="1"/>
-          <w:numId w:val="29"/>
+          <w:numId w:val="23"/>
         </w:numPr>
       </w:pPr>
       <w:bookmarkStart w:id="7" w:name="_Toc236848966"/>
       <w:r>
-        <w:lastRenderedPageBreak/>
         <w:t>Justificación</w:t>
       </w:r>
       <w:bookmarkEnd w:id="7"/>
@@ -4864,7 +4818,7 @@
     <w:p>
       <w:pPr>
         <w:pStyle w:val="Textoindependiente"/>
-        <w:spacing w:before="162" w:after="240" w:line="276" w:lineRule="auto"/>
+        <w:spacing w:after="240" w:line="276" w:lineRule="auto"/>
         <w:ind w:left="0" w:firstLine="709"/>
         <w:rPr>
           <w:rFonts w:ascii="Arial" w:eastAsiaTheme="minorHAnsi" w:hAnsi="Arial" w:cs="Arial"/>
@@ -4882,7 +4836,7 @@
     <w:p>
       <w:pPr>
         <w:pStyle w:val="Textoindependiente"/>
-        <w:spacing w:before="162" w:after="240" w:line="276" w:lineRule="auto"/>
+        <w:spacing w:after="240" w:line="276" w:lineRule="auto"/>
         <w:ind w:left="0" w:firstLine="709"/>
         <w:rPr>
           <w:rFonts w:ascii="Arial" w:eastAsiaTheme="minorHAnsi" w:hAnsi="Arial" w:cs="Arial"/>
@@ -4907,7 +4861,7 @@
     <w:p>
       <w:pPr>
         <w:pStyle w:val="Textoindependiente"/>
-        <w:spacing w:before="162" w:after="240" w:line="276" w:lineRule="auto"/>
+        <w:spacing w:after="240" w:line="276" w:lineRule="auto"/>
         <w:ind w:left="0" w:firstLine="709"/>
         <w:rPr>
           <w:rFonts w:ascii="Arial" w:eastAsiaTheme="minorHAnsi" w:hAnsi="Arial" w:cs="Arial"/>
@@ -4925,7 +4879,7 @@
     <w:p>
       <w:pPr>
         <w:pStyle w:val="Textoindependiente"/>
-        <w:spacing w:before="162" w:after="240" w:line="276" w:lineRule="auto"/>
+        <w:spacing w:after="240" w:line="276" w:lineRule="auto"/>
         <w:ind w:left="0" w:firstLine="709"/>
         <w:rPr>
           <w:rFonts w:ascii="Arial" w:eastAsiaTheme="minorHAnsi" w:hAnsi="Arial" w:cs="Arial"/>
@@ -4951,26 +4905,23 @@
           <w:rFonts w:ascii="Arial" w:eastAsiaTheme="minorHAnsi" w:hAnsi="Arial" w:cs="Arial"/>
           <w:lang w:val="es-419" w:eastAsia="es-GT"/>
         </w:rPr>
-        <w:t xml:space="preserve"> el personal de cada centro de salud capacitado en su uso, y las existencias de vacunas de todos los municipios integradas en la plataforma. Posterior a esto, el sistema podrá operar de manera óptima, evidenciando la mejora en el control y la disponibilidad de información sobre las vacunas en el departamento de San Marcos.</w:t>
-      </w:r>
-    </w:p>
-    <w:p>
-      <w:pPr>
-        <w:pStyle w:val="Textoindependiente"/>
-        <w:spacing w:before="162" w:after="240" w:line="276" w:lineRule="auto"/>
-        <w:ind w:left="0" w:firstLine="709"/>
+        <w:t xml:space="preserve"> </w:t>
+      </w:r>
+      <w:r>
         <w:rPr>
           <w:rFonts w:ascii="Arial" w:eastAsiaTheme="minorHAnsi" w:hAnsi="Arial" w:cs="Arial"/>
           <w:lang w:val="es-419" w:eastAsia="es-GT"/>
         </w:rPr>
-      </w:pPr>
+        <w:lastRenderedPageBreak/>
+        <w:t>el personal de cada centro de salud capacitado en su uso, y las existencias de vacunas de todos los municipios integradas en la plataforma. Posterior a esto, el sistema podrá operar de manera óptima, evidenciando la mejora en el control y la disponibilidad de información sobre las vacunas en el departamento de San Marcos.</w:t>
+      </w:r>
     </w:p>
     <w:p>
       <w:pPr>
         <w:pStyle w:val="Ttulo2"/>
         <w:numPr>
           <w:ilvl w:val="0"/>
-          <w:numId w:val="28"/>
+          <w:numId w:val="22"/>
         </w:numPr>
       </w:pPr>
       <w:bookmarkStart w:id="8" w:name="_Toc236848967"/>
@@ -5128,7 +5079,7 @@
         <w:pStyle w:val="Ttulo3"/>
         <w:numPr>
           <w:ilvl w:val="2"/>
-          <w:numId w:val="36"/>
+          <w:numId w:val="30"/>
         </w:numPr>
         <w:spacing w:after="0" w:line="276" w:lineRule="auto"/>
         <w:rPr>
@@ -5168,7 +5119,6 @@
           <w:rFonts w:ascii="Arial" w:hAnsi="Arial" w:cs="Arial"/>
           <w:lang w:val="es-GT"/>
         </w:rPr>
-        <w:lastRenderedPageBreak/>
         <w:t xml:space="preserve">Implementar una aplicación web centralizada </w:t>
       </w:r>
       <w:r>
@@ -5205,7 +5155,7 @@
         <w:pStyle w:val="Ttulo3"/>
         <w:numPr>
           <w:ilvl w:val="0"/>
-          <w:numId w:val="9"/>
+          <w:numId w:val="8"/>
         </w:numPr>
         <w:spacing w:before="240" w:after="0" w:line="276" w:lineRule="auto"/>
       </w:pPr>
@@ -5229,7 +5179,7 @@
         <w:pStyle w:val="Textoindependiente"/>
         <w:numPr>
           <w:ilvl w:val="0"/>
-          <w:numId w:val="37"/>
+          <w:numId w:val="31"/>
         </w:numPr>
         <w:spacing w:after="240" w:line="276" w:lineRule="auto"/>
         <w:rPr>
@@ -5250,7 +5200,7 @@
         <w:pStyle w:val="Textoindependiente"/>
         <w:numPr>
           <w:ilvl w:val="0"/>
-          <w:numId w:val="37"/>
+          <w:numId w:val="31"/>
         </w:numPr>
         <w:spacing w:before="162" w:after="240" w:line="276" w:lineRule="auto"/>
         <w:rPr>
@@ -5271,7 +5221,7 @@
         <w:pStyle w:val="Textoindependiente"/>
         <w:numPr>
           <w:ilvl w:val="0"/>
-          <w:numId w:val="37"/>
+          <w:numId w:val="31"/>
         </w:numPr>
         <w:spacing w:before="162" w:after="240" w:line="276" w:lineRule="auto"/>
         <w:rPr>
@@ -5320,7 +5270,7 @@
         <w:pStyle w:val="Textoindependiente"/>
         <w:numPr>
           <w:ilvl w:val="0"/>
-          <w:numId w:val="37"/>
+          <w:numId w:val="31"/>
         </w:numPr>
         <w:spacing w:before="162" w:after="240" w:line="276" w:lineRule="auto"/>
         <w:rPr>
@@ -5341,7 +5291,7 @@
         <w:pStyle w:val="Textoindependiente"/>
         <w:numPr>
           <w:ilvl w:val="0"/>
-          <w:numId w:val="37"/>
+          <w:numId w:val="31"/>
         </w:numPr>
         <w:spacing w:before="162" w:after="240" w:line="276" w:lineRule="auto"/>
         <w:rPr>
@@ -5362,7 +5312,7 @@
         <w:pStyle w:val="Textoindependiente"/>
         <w:numPr>
           <w:ilvl w:val="0"/>
-          <w:numId w:val="37"/>
+          <w:numId w:val="31"/>
         </w:numPr>
         <w:spacing w:before="162" w:after="240" w:line="276" w:lineRule="auto"/>
         <w:rPr>
@@ -5397,7 +5347,7 @@
         <w:pStyle w:val="Textoindependiente"/>
         <w:numPr>
           <w:ilvl w:val="0"/>
-          <w:numId w:val="37"/>
+          <w:numId w:val="31"/>
         </w:numPr>
         <w:spacing w:before="162" w:after="240" w:line="276" w:lineRule="auto"/>
         <w:rPr>
@@ -5463,7 +5413,8 @@
     </w:p>
     <w:p>
       <w:pPr>
-        <w:ind w:firstLine="360"/>
+        <w:spacing w:before="240"/>
+        <w:ind w:firstLine="709"/>
         <w:jc w:val="both"/>
         <w:rPr>
           <w:lang w:eastAsia="es-GT"/>
@@ -5491,6 +5442,7 @@
           <w:ilvl w:val="0"/>
           <w:numId w:val="5"/>
         </w:numPr>
+        <w:spacing w:before="240"/>
       </w:pPr>
       <w:r>
         <w:t xml:space="preserve"> </w:t>
@@ -5503,7 +5455,8 @@
     </w:p>
     <w:p>
       <w:pPr>
-        <w:ind w:firstLine="360"/>
+        <w:spacing w:before="240"/>
+        <w:ind w:firstLine="709"/>
         <w:jc w:val="both"/>
         <w:rPr>
           <w:rFonts w:ascii="Arial" w:hAnsi="Arial" w:cs="Arial"/>
@@ -5522,7 +5475,8 @@
     </w:p>
     <w:p>
       <w:pPr>
-        <w:ind w:firstLine="360"/>
+        <w:spacing w:before="240"/>
+        <w:ind w:firstLine="709"/>
         <w:jc w:val="both"/>
         <w:rPr>
           <w:rFonts w:ascii="Arial" w:hAnsi="Arial" w:cs="Arial"/>
@@ -5541,7 +5495,8 @@
     </w:p>
     <w:p>
       <w:pPr>
-        <w:ind w:firstLine="360"/>
+        <w:spacing w:before="240"/>
+        <w:ind w:firstLine="709"/>
         <w:jc w:val="both"/>
         <w:rPr>
           <w:rFonts w:ascii="Arial" w:hAnsi="Arial" w:cs="Arial"/>
@@ -5594,7 +5549,7 @@
     </w:p>
     <w:p>
       <w:pPr>
-        <w:ind w:firstLine="360"/>
+        <w:ind w:firstLine="709"/>
         <w:jc w:val="both"/>
         <w:rPr>
           <w:rFonts w:ascii="Arial" w:hAnsi="Arial" w:cs="Arial"/>
@@ -5613,7 +5568,7 @@
     </w:p>
     <w:p>
       <w:pPr>
-        <w:ind w:firstLine="360"/>
+        <w:ind w:firstLine="709"/>
         <w:jc w:val="both"/>
         <w:rPr>
           <w:rFonts w:ascii="Arial" w:hAnsi="Arial" w:cs="Arial"/>
@@ -5639,6 +5594,7 @@
       </w:pPr>
       <w:r>
         <w:rPr>
+          <w:noProof/>
           <w:lang w:val="es-MX"/>
         </w:rPr>
         <w:drawing>
@@ -5757,6 +5713,11 @@
     </w:p>
     <w:p>
       <w:pPr>
+        <w:pStyle w:val="Prrafodelista"/>
+        <w:numPr>
+          <w:ilvl w:val="0"/>
+          <w:numId w:val="40"/>
+        </w:numPr>
         <w:spacing w:line="276" w:lineRule="auto"/>
         <w:jc w:val="both"/>
         <w:rPr>
@@ -5769,15 +5730,6 @@
       <w:r>
         <w:rPr>
           <w:rFonts w:ascii="Arial" w:hAnsi="Arial" w:cs="Arial"/>
-          <w:sz w:val="24"/>
-          <w:szCs w:val="24"/>
-          <w:lang w:val="es-MX"/>
-        </w:rPr>
-        <w:t xml:space="preserve">a. </w:t>
-      </w:r>
-      <w:r>
-        <w:rPr>
-          <w:rFonts w:ascii="Arial" w:hAnsi="Arial" w:cs="Arial"/>
           <w:b/>
           <w:bCs/>
           <w:sz w:val="24"/>
@@ -5793,60 +5745,16 @@
           <w:szCs w:val="24"/>
           <w:lang w:val="es-MX"/>
         </w:rPr>
-        <w:t xml:space="preserve"> desarrollada con </w:t>
-      </w:r>
-      <w:proofErr w:type="spellStart"/>
-      <w:r>
-        <w:rPr>
-          <w:rFonts w:ascii="Arial" w:hAnsi="Arial" w:cs="Arial"/>
-          <w:sz w:val="24"/>
-          <w:szCs w:val="24"/>
-          <w:lang w:val="es-MX"/>
-        </w:rPr>
-        <w:t>React</w:t>
-      </w:r>
-      <w:proofErr w:type="spellEnd"/>
-      <w:r>
-        <w:rPr>
-          <w:rFonts w:ascii="Arial" w:hAnsi="Arial" w:cs="Arial"/>
-          <w:sz w:val="24"/>
-          <w:szCs w:val="24"/>
-          <w:lang w:val="es-MX"/>
-        </w:rPr>
-        <w:t xml:space="preserve"> y </w:t>
-      </w:r>
-      <w:proofErr w:type="spellStart"/>
-      <w:r>
-        <w:rPr>
-          <w:rFonts w:ascii="Arial" w:hAnsi="Arial" w:cs="Arial"/>
-          <w:sz w:val="24"/>
-          <w:szCs w:val="24"/>
-          <w:lang w:val="es-MX"/>
-        </w:rPr>
-        <w:t>Tailwind</w:t>
-      </w:r>
-      <w:proofErr w:type="spellEnd"/>
-      <w:r>
-        <w:rPr>
-          <w:rFonts w:ascii="Arial" w:hAnsi="Arial" w:cs="Arial"/>
-          <w:sz w:val="24"/>
-          <w:szCs w:val="24"/>
-          <w:lang w:val="es-MX"/>
-        </w:rPr>
-        <w:t xml:space="preserve"> para el diseño</w:t>
-      </w:r>
-      <w:r>
-        <w:rPr>
-          <w:rFonts w:ascii="Arial" w:hAnsi="Arial" w:cs="Arial"/>
-          <w:sz w:val="24"/>
-          <w:szCs w:val="24"/>
-          <w:lang w:val="es-MX"/>
-        </w:rPr>
-        <w:t>, es el medio mediante el cual el personal de los centros de salud y las autoridades del Centro de Salud de San Marcos interactuarán con el sistema a través de un navegador web.</w:t>
-      </w:r>
-    </w:p>
-    <w:p>
-      <w:pPr>
+        <w:t xml:space="preserve"> desarrollada con React y Tailwind para el diseño, es el medio mediante el cual el personal de los centros de salud y las autoridades del Centro de Salud de San Marcos interactuarán con el sistema a través de un navegador web.</w:t>
+      </w:r>
+    </w:p>
+    <w:p>
+      <w:pPr>
+        <w:pStyle w:val="Prrafodelista"/>
+        <w:numPr>
+          <w:ilvl w:val="0"/>
+          <w:numId w:val="40"/>
+        </w:numPr>
         <w:spacing w:line="276" w:lineRule="auto"/>
         <w:jc w:val="both"/>
         <w:rPr>
@@ -5859,15 +5767,6 @@
       <w:r>
         <w:rPr>
           <w:rFonts w:ascii="Arial" w:hAnsi="Arial" w:cs="Arial"/>
-          <w:sz w:val="24"/>
-          <w:szCs w:val="24"/>
-          <w:lang w:val="es-MX"/>
-        </w:rPr>
-        <w:t xml:space="preserve">b. </w:t>
-      </w:r>
-      <w:r>
-        <w:rPr>
-          <w:rFonts w:ascii="Arial" w:hAnsi="Arial" w:cs="Arial"/>
           <w:b/>
           <w:bCs/>
           <w:sz w:val="24"/>
@@ -5942,6 +5841,11 @@
     </w:p>
     <w:p>
       <w:pPr>
+        <w:pStyle w:val="Prrafodelista"/>
+        <w:numPr>
+          <w:ilvl w:val="0"/>
+          <w:numId w:val="40"/>
+        </w:numPr>
         <w:spacing w:line="276" w:lineRule="auto"/>
         <w:jc w:val="both"/>
         <w:rPr>
@@ -5954,16 +5858,6 @@
       <w:r>
         <w:rPr>
           <w:rFonts w:ascii="Arial" w:hAnsi="Arial" w:cs="Arial"/>
-          <w:sz w:val="24"/>
-          <w:szCs w:val="24"/>
-          <w:lang w:val="es-MX"/>
-        </w:rPr>
-        <w:lastRenderedPageBreak/>
-        <w:t xml:space="preserve">c. </w:t>
-      </w:r>
-      <w:r>
-        <w:rPr>
-          <w:rFonts w:ascii="Arial" w:hAnsi="Arial" w:cs="Arial"/>
           <w:b/>
           <w:bCs/>
           <w:sz w:val="24"/>
@@ -5984,6 +5878,11 @@
     </w:p>
     <w:p>
       <w:pPr>
+        <w:pStyle w:val="Prrafodelista"/>
+        <w:numPr>
+          <w:ilvl w:val="0"/>
+          <w:numId w:val="40"/>
+        </w:numPr>
         <w:spacing w:line="276" w:lineRule="auto"/>
         <w:jc w:val="both"/>
         <w:rPr>
@@ -5996,21 +5895,13 @@
       <w:r>
         <w:rPr>
           <w:rFonts w:ascii="Arial" w:hAnsi="Arial" w:cs="Arial"/>
-          <w:sz w:val="24"/>
-          <w:szCs w:val="24"/>
-          <w:lang w:val="es-MX"/>
-        </w:rPr>
-        <w:t xml:space="preserve">d. </w:t>
-      </w:r>
-      <w:r>
-        <w:rPr>
-          <w:rFonts w:ascii="Arial" w:hAnsi="Arial" w:cs="Arial"/>
           <w:b/>
           <w:bCs/>
           <w:sz w:val="24"/>
           <w:szCs w:val="24"/>
           <w:lang w:val="es-MX"/>
         </w:rPr>
+        <w:lastRenderedPageBreak/>
         <w:t>Docker:</w:t>
       </w:r>
       <w:r>
@@ -6025,6 +5916,11 @@
     </w:p>
     <w:p>
       <w:pPr>
+        <w:pStyle w:val="Prrafodelista"/>
+        <w:numPr>
+          <w:ilvl w:val="0"/>
+          <w:numId w:val="40"/>
+        </w:numPr>
         <w:spacing w:line="276" w:lineRule="auto"/>
         <w:jc w:val="both"/>
         <w:rPr>
@@ -6037,15 +5933,6 @@
       <w:r>
         <w:rPr>
           <w:rFonts w:ascii="Arial" w:hAnsi="Arial" w:cs="Arial"/>
-          <w:sz w:val="24"/>
-          <w:szCs w:val="24"/>
-          <w:lang w:val="es-MX"/>
-        </w:rPr>
-        <w:t xml:space="preserve">e. </w:t>
-      </w:r>
-      <w:r>
-        <w:rPr>
-          <w:rFonts w:ascii="Arial" w:hAnsi="Arial" w:cs="Arial"/>
           <w:b/>
           <w:bCs/>
           <w:sz w:val="24"/>
@@ -6083,31 +5970,16 @@
           <w:szCs w:val="24"/>
           <w:lang w:val="es-MX"/>
         </w:rPr>
-        <w:t xml:space="preserve"> mediante </w:t>
-      </w:r>
-      <w:proofErr w:type="spellStart"/>
-      <w:r>
-        <w:rPr>
-          <w:rFonts w:ascii="Arial" w:hAnsi="Arial" w:cs="Arial"/>
-          <w:sz w:val="24"/>
-          <w:szCs w:val="24"/>
-          <w:lang w:val="es-MX"/>
-        </w:rPr>
-        <w:t>DigitalOcean</w:t>
-      </w:r>
-      <w:proofErr w:type="spellEnd"/>
-      <w:r>
-        <w:rPr>
-          <w:rFonts w:ascii="Arial" w:hAnsi="Arial" w:cs="Arial"/>
-          <w:sz w:val="24"/>
-          <w:szCs w:val="24"/>
-          <w:lang w:val="es-MX"/>
-        </w:rPr>
-        <w:t>, encargado de proveer la infraestructura necesaria y brindar el enlace para que el usuario final pueda acceder al sistema a través de internet.</w:t>
-      </w:r>
-    </w:p>
-    <w:p>
-      <w:pPr>
+        <w:t xml:space="preserve"> mediante DigitalOcean, encargado de proveer la infraestructura necesaria y brindar el enlace para que el usuario final pueda acceder al sistema a través de internet.</w:t>
+      </w:r>
+    </w:p>
+    <w:p>
+      <w:pPr>
+        <w:pStyle w:val="Prrafodelista"/>
+        <w:numPr>
+          <w:ilvl w:val="0"/>
+          <w:numId w:val="40"/>
+        </w:numPr>
         <w:spacing w:line="276" w:lineRule="auto"/>
         <w:jc w:val="both"/>
         <w:rPr>
@@ -6120,15 +5992,6 @@
       <w:r>
         <w:rPr>
           <w:rFonts w:ascii="Arial" w:hAnsi="Arial" w:cs="Arial"/>
-          <w:sz w:val="24"/>
-          <w:szCs w:val="24"/>
-          <w:lang w:val="es-MX"/>
-        </w:rPr>
-        <w:t xml:space="preserve">f. </w:t>
-      </w:r>
-      <w:r>
-        <w:rPr>
-          <w:rFonts w:ascii="Arial" w:hAnsi="Arial" w:cs="Arial"/>
           <w:b/>
           <w:bCs/>
           <w:sz w:val="24"/>
@@ -6144,51 +6007,16 @@
           <w:szCs w:val="24"/>
           <w:lang w:val="es-MX"/>
         </w:rPr>
-        <w:t xml:space="preserve"> creada a través de un </w:t>
-      </w:r>
-      <w:proofErr w:type="spellStart"/>
-      <w:r>
-        <w:rPr>
-          <w:rFonts w:ascii="Arial" w:hAnsi="Arial" w:cs="Arial"/>
-          <w:sz w:val="24"/>
-          <w:szCs w:val="24"/>
-          <w:lang w:val="es-MX"/>
-        </w:rPr>
-        <w:t>droplet</w:t>
-      </w:r>
-      <w:proofErr w:type="spellEnd"/>
-      <w:r>
-        <w:rPr>
-          <w:rFonts w:ascii="Arial" w:hAnsi="Arial" w:cs="Arial"/>
-          <w:sz w:val="24"/>
-          <w:szCs w:val="24"/>
-          <w:lang w:val="es-MX"/>
-        </w:rPr>
-        <w:t xml:space="preserve"> de </w:t>
-      </w:r>
-      <w:proofErr w:type="spellStart"/>
-      <w:r>
-        <w:rPr>
-          <w:rFonts w:ascii="Arial" w:hAnsi="Arial" w:cs="Arial"/>
-          <w:sz w:val="24"/>
-          <w:szCs w:val="24"/>
-          <w:lang w:val="es-MX"/>
-        </w:rPr>
-        <w:t>DigitalOcean</w:t>
-      </w:r>
-      <w:proofErr w:type="spellEnd"/>
-      <w:r>
-        <w:rPr>
-          <w:rFonts w:ascii="Arial" w:hAnsi="Arial" w:cs="Arial"/>
-          <w:sz w:val="24"/>
-          <w:szCs w:val="24"/>
-          <w:lang w:val="es-MX"/>
-        </w:rPr>
-        <w:t xml:space="preserve"> con distribución Linux, que provee el entorno básico para la configuración y el funcionamiento del sistema.</w:t>
-      </w:r>
-    </w:p>
-    <w:p>
-      <w:pPr>
+        <w:t xml:space="preserve"> creada a través de un droplet de DigitalOcean con distribución Linux, que provee el entorno básico para la configuración y el funcionamiento del sistema.</w:t>
+      </w:r>
+    </w:p>
+    <w:p>
+      <w:pPr>
+        <w:pStyle w:val="Prrafodelista"/>
+        <w:numPr>
+          <w:ilvl w:val="0"/>
+          <w:numId w:val="40"/>
+        </w:numPr>
         <w:spacing w:line="276" w:lineRule="auto"/>
         <w:jc w:val="both"/>
         <w:rPr>
@@ -6201,15 +6029,6 @@
       <w:r>
         <w:rPr>
           <w:rFonts w:ascii="Arial" w:hAnsi="Arial" w:cs="Arial"/>
-          <w:sz w:val="24"/>
-          <w:szCs w:val="24"/>
-          <w:lang w:val="es-MX"/>
-        </w:rPr>
-        <w:t xml:space="preserve">g. </w:t>
-      </w:r>
-      <w:r>
-        <w:rPr>
-          <w:rFonts w:ascii="Arial" w:hAnsi="Arial" w:cs="Arial"/>
           <w:b/>
           <w:bCs/>
           <w:sz w:val="24"/>
@@ -6230,6 +6049,11 @@
     </w:p>
     <w:p>
       <w:pPr>
+        <w:pStyle w:val="Prrafodelista"/>
+        <w:numPr>
+          <w:ilvl w:val="0"/>
+          <w:numId w:val="40"/>
+        </w:numPr>
         <w:spacing w:line="276" w:lineRule="auto"/>
         <w:jc w:val="both"/>
         <w:rPr>
@@ -6239,15 +6063,6 @@
           <w:lang w:val="es-MX"/>
         </w:rPr>
       </w:pPr>
-      <w:r>
-        <w:rPr>
-          <w:rFonts w:ascii="Arial" w:hAnsi="Arial" w:cs="Arial"/>
-          <w:sz w:val="24"/>
-          <w:szCs w:val="24"/>
-          <w:lang w:val="es-MX"/>
-        </w:rPr>
-        <w:t xml:space="preserve">h. </w:t>
-      </w:r>
       <w:r>
         <w:rPr>
           <w:rFonts w:ascii="Arial" w:hAnsi="Arial" w:cs="Arial"/>
@@ -6300,6 +6115,7 @@
       </w:pPr>
       <w:r>
         <w:rPr>
+          <w:noProof/>
           <w:lang w:val="es-MX"/>
         </w:rPr>
         <w:drawing>
@@ -6366,16 +6182,7 @@
         </w:drawing>
       </w:r>
       <w:r>
-        <w:t>Ilustración 2.</w:t>
-      </w:r>
-      <w:r>
-        <w:t>2</w:t>
-      </w:r>
-      <w:r>
-        <w:t xml:space="preserve">: Diagrama de </w:t>
-      </w:r>
-      <w:r>
-        <w:t>contexto del sistema</w:t>
+        <w:t>Ilustración 2.2: Diagrama de contexto del sistema</w:t>
       </w:r>
     </w:p>
     <w:p>
@@ -6413,7 +6220,6 @@
         </w:rPr>
         <w:t xml:space="preserve">A </w:t>
       </w:r>
-      <w:proofErr w:type="gramStart"/>
       <w:r>
         <w:rPr>
           <w:rFonts w:ascii="Arial" w:hAnsi="Arial" w:cs="Arial"/>
@@ -6421,9 +6227,8 @@
           <w:szCs w:val="24"/>
           <w:lang w:val="es-MX"/>
         </w:rPr>
-        <w:t>continuación</w:t>
-      </w:r>
-      <w:proofErr w:type="gramEnd"/>
+        <w:t>continuación,</w:t>
+      </w:r>
       <w:r>
         <w:rPr>
           <w:rFonts w:ascii="Arial" w:hAnsi="Arial" w:cs="Arial"/>
@@ -6445,7 +6250,13 @@
     </w:p>
     <w:p>
       <w:pPr>
+        <w:pStyle w:val="Prrafodelista"/>
+        <w:numPr>
+          <w:ilvl w:val="7"/>
+          <w:numId w:val="41"/>
+        </w:numPr>
         <w:spacing w:line="276" w:lineRule="auto"/>
+        <w:ind w:left="714" w:hanging="357"/>
         <w:jc w:val="both"/>
         <w:rPr>
           <w:rFonts w:ascii="Arial" w:hAnsi="Arial" w:cs="Arial"/>
@@ -6454,15 +6265,6 @@
           <w:lang w:val="es-MX"/>
         </w:rPr>
       </w:pPr>
-      <w:r>
-        <w:rPr>
-          <w:rFonts w:ascii="Arial" w:hAnsi="Arial" w:cs="Arial"/>
-          <w:sz w:val="24"/>
-          <w:szCs w:val="24"/>
-          <w:lang w:val="es-MX"/>
-        </w:rPr>
-        <w:t xml:space="preserve">a. </w:t>
-      </w:r>
       <w:r>
         <w:rPr>
           <w:rFonts w:ascii="Arial" w:hAnsi="Arial" w:cs="Arial"/>
@@ -6517,7 +6319,7 @@
           <w:szCs w:val="24"/>
           <w:lang w:val="es-MX"/>
         </w:rPr>
-        <w:t xml:space="preserve"> de las </w:t>
+        <w:t xml:space="preserve"> de las vacunas disponibles en su centro, así como </w:t>
       </w:r>
       <w:r>
         <w:rPr>
@@ -6526,8 +6328,7 @@
           <w:szCs w:val="24"/>
           <w:lang w:val="es-MX"/>
         </w:rPr>
-        <w:lastRenderedPageBreak/>
-        <w:t xml:space="preserve">vacunas disponibles en su centro, así como </w:t>
+        <w:t>consultar la información correspondiente a su centro de salud</w:t>
       </w:r>
       <w:r>
         <w:rPr>
@@ -6536,38 +6337,26 @@
           <w:szCs w:val="24"/>
           <w:lang w:val="es-MX"/>
         </w:rPr>
-        <w:t>consultar la información correspondiente a su centro de salud</w:t>
-      </w:r>
-      <w:r>
+        <w:t>.</w:t>
+      </w:r>
+    </w:p>
+    <w:p>
+      <w:pPr>
+        <w:pStyle w:val="Prrafodelista"/>
+        <w:numPr>
+          <w:ilvl w:val="7"/>
+          <w:numId w:val="41"/>
+        </w:numPr>
+        <w:spacing w:line="276" w:lineRule="auto"/>
+        <w:ind w:left="714" w:hanging="357"/>
+        <w:jc w:val="both"/>
         <w:rPr>
           <w:rFonts w:ascii="Arial" w:hAnsi="Arial" w:cs="Arial"/>
           <w:sz w:val="24"/>
           <w:szCs w:val="24"/>
           <w:lang w:val="es-MX"/>
         </w:rPr>
-        <w:t>.</w:t>
-      </w:r>
-    </w:p>
-    <w:p>
-      <w:pPr>
-        <w:spacing w:line="276" w:lineRule="auto"/>
-        <w:jc w:val="both"/>
-        <w:rPr>
-          <w:rFonts w:ascii="Arial" w:hAnsi="Arial" w:cs="Arial"/>
-          <w:sz w:val="24"/>
-          <w:szCs w:val="24"/>
-          <w:lang w:val="es-MX"/>
-        </w:rPr>
-      </w:pPr>
-      <w:r>
-        <w:rPr>
-          <w:rFonts w:ascii="Arial" w:hAnsi="Arial" w:cs="Arial"/>
-          <w:sz w:val="24"/>
-          <w:szCs w:val="24"/>
-          <w:lang w:val="es-MX"/>
-        </w:rPr>
-        <w:t xml:space="preserve">b. </w:t>
-      </w:r>
+      </w:pPr>
       <w:r>
         <w:rPr>
           <w:rFonts w:ascii="Arial" w:hAnsi="Arial" w:cs="Arial"/>
@@ -6586,12 +6375,28 @@
           <w:szCs w:val="24"/>
           <w:lang w:val="es-MX"/>
         </w:rPr>
-        <w:t xml:space="preserve"> encargadas de consultar la información consolidada de todos los municipios mediante la vista tipo tabla y el tablero de control, con el fin de apoyar la toma de decisiones y la planificación de la distribución de vacunas.</w:t>
-      </w:r>
-    </w:p>
-    <w:p>
-      <w:pPr>
+        <w:t xml:space="preserve"> encargadas de consultar la información consolidada de todos los municipios mediante la vista tipo </w:t>
+      </w:r>
+      <w:r>
+        <w:rPr>
+          <w:rFonts w:ascii="Arial" w:hAnsi="Arial" w:cs="Arial"/>
+          <w:sz w:val="24"/>
+          <w:szCs w:val="24"/>
+          <w:lang w:val="es-MX"/>
+        </w:rPr>
+        <w:lastRenderedPageBreak/>
+        <w:t>tabla y el tablero de control, con el fin de apoyar la toma de decisiones y la planificación de la distribución de vacunas.</w:t>
+      </w:r>
+    </w:p>
+    <w:p>
+      <w:pPr>
+        <w:pStyle w:val="Prrafodelista"/>
+        <w:numPr>
+          <w:ilvl w:val="7"/>
+          <w:numId w:val="41"/>
+        </w:numPr>
         <w:spacing w:line="276" w:lineRule="auto"/>
+        <w:ind w:left="714" w:hanging="357"/>
         <w:jc w:val="both"/>
         <w:rPr>
           <w:rFonts w:ascii="Arial" w:hAnsi="Arial" w:cs="Arial"/>
@@ -6600,15 +6405,6 @@
           <w:lang w:val="es-MX"/>
         </w:rPr>
       </w:pPr>
-      <w:r>
-        <w:rPr>
-          <w:rFonts w:ascii="Arial" w:hAnsi="Arial" w:cs="Arial"/>
-          <w:sz w:val="24"/>
-          <w:szCs w:val="24"/>
-          <w:lang w:val="es-MX"/>
-        </w:rPr>
-        <w:t xml:space="preserve">c. </w:t>
-      </w:r>
       <w:r>
         <w:rPr>
           <w:rFonts w:ascii="Arial" w:hAnsi="Arial" w:cs="Arial"/>
@@ -6661,6 +6457,7 @@
       </w:pPr>
       <w:r>
         <w:rPr>
+          <w:noProof/>
           <w:lang w:val="es-MX"/>
         </w:rPr>
         <w:drawing>
@@ -6727,19 +6524,7 @@
         </w:drawing>
       </w:r>
       <w:r>
-        <w:t>Ilustración 2.</w:t>
-      </w:r>
-      <w:r>
-        <w:t>3</w:t>
-      </w:r>
-      <w:r>
-        <w:t xml:space="preserve">: Diagrama de </w:t>
-      </w:r>
-      <w:r>
-        <w:t>flujo</w:t>
-      </w:r>
-      <w:r>
-        <w:t xml:space="preserve"> del sistema</w:t>
+        <w:t>Ilustración 2.3: Diagrama de flujo del sistema</w:t>
       </w:r>
     </w:p>
     <w:p>
@@ -6785,17 +6570,7 @@
           <w:szCs w:val="24"/>
           <w:lang w:val="es-MX"/>
         </w:rPr>
-        <w:t xml:space="preserve"> el usuario final ingresa sus credenciales de acceso; si estas son correctas, podrá acceder a los módulos del sistema según su rol (registro y actualización de vacunas para el personal de cada centro de salud, o consulta y visualización consolidada para las autoridades </w:t>
-      </w:r>
-      <w:r>
-        <w:rPr>
-          <w:rFonts w:ascii="Arial" w:hAnsi="Arial" w:cs="Arial"/>
-          <w:sz w:val="24"/>
-          <w:szCs w:val="24"/>
-          <w:lang w:val="es-MX"/>
-        </w:rPr>
-        <w:lastRenderedPageBreak/>
-        <w:t>del Centro de Salud de San Marcos); si las credenciales son incorrectas, el sistema deberá mostrar un mensaje de error y permitir un nuevo intento. En caso de que el personal no cuente con credenciales, el administrador del sistema deberá realizar el registro correspondiente.</w:t>
+        <w:t xml:space="preserve"> el usuario final ingresa sus credenciales de acceso; si estas son correctas, podrá acceder a los módulos del sistema según su rol (registro y actualización de vacunas para el personal de cada centro de salud, o consulta y visualización consolidada para las autoridades del Centro de Salud de San Marcos); si las credenciales son incorrectas, el sistema deberá mostrar un mensaje de error y permitir un nuevo intento. En caso de que el personal no cuente con credenciales, el administrador del sistema deberá realizar el registro correspondiente.</w:t>
       </w:r>
     </w:p>
     <w:p>
@@ -6820,31 +6595,20 @@
           <w:szCs w:val="24"/>
           <w:lang w:val="es-MX"/>
         </w:rPr>
+        <w:lastRenderedPageBreak/>
         <w:t>2.1.2 Descripción de módulos</w:t>
       </w:r>
     </w:p>
     <w:p>
       <w:pPr>
+        <w:pStyle w:val="Prrafodelista"/>
+        <w:numPr>
+          <w:ilvl w:val="0"/>
+          <w:numId w:val="42"/>
+        </w:numPr>
         <w:spacing w:after="0" w:line="276" w:lineRule="auto"/>
-        <w:ind w:firstLine="708"/>
+        <w:ind w:left="357"/>
         <w:jc w:val="both"/>
-        <w:rPr>
-          <w:rFonts w:ascii="Arial" w:hAnsi="Arial" w:cs="Arial"/>
-          <w:sz w:val="24"/>
-          <w:szCs w:val="24"/>
-          <w:lang w:val="es-MX"/>
-        </w:rPr>
-      </w:pPr>
-      <w:r>
-        <w:rPr>
-          <w:rFonts w:ascii="Arial" w:hAnsi="Arial" w:cs="Arial"/>
-          <w:sz w:val="24"/>
-          <w:szCs w:val="24"/>
-          <w:lang w:val="es-MX"/>
-        </w:rPr>
-        <w:t xml:space="preserve">a. </w:t>
-      </w:r>
-      <w:r>
         <w:rPr>
           <w:rFonts w:ascii="Arial" w:hAnsi="Arial" w:cs="Arial"/>
           <w:b/>
@@ -6853,13 +6617,23 @@
           <w:szCs w:val="24"/>
           <w:lang w:val="es-MX"/>
         </w:rPr>
+      </w:pPr>
+      <w:r>
+        <w:rPr>
+          <w:rFonts w:ascii="Arial" w:hAnsi="Arial" w:cs="Arial"/>
+          <w:b/>
+          <w:bCs/>
+          <w:sz w:val="24"/>
+          <w:szCs w:val="24"/>
+          <w:lang w:val="es-MX"/>
+        </w:rPr>
         <w:t>Gestión de usuarios</w:t>
       </w:r>
     </w:p>
     <w:p>
       <w:pPr>
-        <w:spacing w:line="276" w:lineRule="auto"/>
-        <w:ind w:firstLine="708"/>
+        <w:spacing w:after="0" w:line="276" w:lineRule="auto"/>
+        <w:ind w:left="357"/>
         <w:jc w:val="both"/>
         <w:rPr>
           <w:rFonts w:ascii="Arial" w:hAnsi="Arial" w:cs="Arial"/>
@@ -6882,7 +6656,7 @@
       <w:pPr>
         <w:numPr>
           <w:ilvl w:val="0"/>
-          <w:numId w:val="45"/>
+          <w:numId w:val="34"/>
         </w:numPr>
         <w:spacing w:line="276" w:lineRule="auto"/>
         <w:jc w:val="both"/>
@@ -6918,7 +6692,7 @@
       <w:pPr>
         <w:numPr>
           <w:ilvl w:val="0"/>
-          <w:numId w:val="45"/>
+          <w:numId w:val="34"/>
         </w:numPr>
         <w:spacing w:line="276" w:lineRule="auto"/>
         <w:jc w:val="both"/>
@@ -6954,7 +6728,7 @@
       <w:pPr>
         <w:numPr>
           <w:ilvl w:val="0"/>
-          <w:numId w:val="45"/>
+          <w:numId w:val="34"/>
         </w:numPr>
         <w:spacing w:line="276" w:lineRule="auto"/>
         <w:jc w:val="both"/>
@@ -6990,7 +6764,7 @@
       <w:pPr>
         <w:numPr>
           <w:ilvl w:val="0"/>
-          <w:numId w:val="45"/>
+          <w:numId w:val="34"/>
         </w:numPr>
         <w:spacing w:line="276" w:lineRule="auto"/>
         <w:jc w:val="both"/>
@@ -7026,7 +6800,7 @@
       <w:pPr>
         <w:numPr>
           <w:ilvl w:val="0"/>
-          <w:numId w:val="45"/>
+          <w:numId w:val="34"/>
         </w:numPr>
         <w:spacing w:line="276" w:lineRule="auto"/>
         <w:jc w:val="both"/>
@@ -7061,7 +6835,6 @@
     <w:p>
       <w:pPr>
         <w:spacing w:after="0" w:line="276" w:lineRule="auto"/>
-        <w:ind w:firstLine="708"/>
         <w:jc w:val="both"/>
         <w:rPr>
           <w:rFonts w:ascii="Arial" w:hAnsi="Arial" w:cs="Arial"/>
@@ -7094,7 +6867,7 @@
     <w:p>
       <w:pPr>
         <w:spacing w:line="276" w:lineRule="auto"/>
-        <w:ind w:firstLine="708"/>
+        <w:ind w:left="360"/>
         <w:jc w:val="both"/>
         <w:rPr>
           <w:rFonts w:ascii="Arial" w:hAnsi="Arial" w:cs="Arial"/>
@@ -7117,7 +6890,7 @@
       <w:pPr>
         <w:numPr>
           <w:ilvl w:val="0"/>
-          <w:numId w:val="46"/>
+          <w:numId w:val="35"/>
         </w:numPr>
         <w:spacing w:line="276" w:lineRule="auto"/>
         <w:jc w:val="both"/>
@@ -7153,7 +6926,7 @@
       <w:pPr>
         <w:numPr>
           <w:ilvl w:val="0"/>
-          <w:numId w:val="46"/>
+          <w:numId w:val="35"/>
         </w:numPr>
         <w:spacing w:line="276" w:lineRule="auto"/>
         <w:jc w:val="both"/>
@@ -7189,7 +6962,7 @@
       <w:pPr>
         <w:numPr>
           <w:ilvl w:val="0"/>
-          <w:numId w:val="46"/>
+          <w:numId w:val="35"/>
         </w:numPr>
         <w:spacing w:line="276" w:lineRule="auto"/>
         <w:jc w:val="both"/>
@@ -7224,7 +6997,6 @@
     <w:p>
       <w:pPr>
         <w:spacing w:after="0" w:line="276" w:lineRule="auto"/>
-        <w:ind w:firstLine="708"/>
         <w:jc w:val="both"/>
         <w:rPr>
           <w:rFonts w:ascii="Arial" w:hAnsi="Arial" w:cs="Arial"/>
@@ -7257,7 +7029,7 @@
     <w:p>
       <w:pPr>
         <w:spacing w:line="276" w:lineRule="auto"/>
-        <w:ind w:firstLine="708"/>
+        <w:ind w:left="360"/>
         <w:jc w:val="both"/>
         <w:rPr>
           <w:rFonts w:ascii="Arial" w:hAnsi="Arial" w:cs="Arial"/>
@@ -7273,15 +7045,32 @@
           <w:szCs w:val="24"/>
           <w:lang w:val="es-MX"/>
         </w:rPr>
-        <w:lastRenderedPageBreak/>
-        <w:t>Lleva la bitácora de las acciones realizadas dentro del sistema, separada en dos registros según su naturaleza:</w:t>
+        <w:t>Lleva la bitácora de las acciones realizadas dentro del sistema, separada en</w:t>
+      </w:r>
+      <w:r>
+        <w:rPr>
+          <w:rFonts w:ascii="Arial" w:hAnsi="Arial" w:cs="Arial"/>
+          <w:sz w:val="24"/>
+          <w:szCs w:val="24"/>
+          <w:lang w:val="es-MX"/>
+        </w:rPr>
+        <w:t xml:space="preserve"> </w:t>
+      </w:r>
+      <w:r>
+        <w:rPr>
+          <w:rFonts w:ascii="Arial" w:hAnsi="Arial" w:cs="Arial"/>
+          <w:sz w:val="24"/>
+          <w:szCs w:val="24"/>
+          <w:lang w:val="es-MX"/>
+        </w:rPr>
+        <w:t>dos registros según su naturaleza:</w:t>
       </w:r>
     </w:p>
     <w:p>
       <w:pPr>
         <w:numPr>
           <w:ilvl w:val="0"/>
-          <w:numId w:val="47"/>
+          <w:numId w:val="36"/>
         </w:numPr>
         <w:spacing w:line="276" w:lineRule="auto"/>
         <w:jc w:val="both"/>
@@ -7301,6 +7090,7 @@
           <w:szCs w:val="24"/>
           <w:lang w:val="es-MX"/>
         </w:rPr>
+        <w:lastRenderedPageBreak/>
         <w:t>Bitácora de usuarios:</w:t>
       </w:r>
       <w:r>
@@ -7317,7 +7107,7 @@
       <w:pPr>
         <w:numPr>
           <w:ilvl w:val="0"/>
-          <w:numId w:val="47"/>
+          <w:numId w:val="36"/>
         </w:numPr>
         <w:spacing w:line="276" w:lineRule="auto"/>
         <w:jc w:val="both"/>
@@ -7353,7 +7143,7 @@
       <w:pPr>
         <w:numPr>
           <w:ilvl w:val="0"/>
-          <w:numId w:val="47"/>
+          <w:numId w:val="36"/>
         </w:numPr>
         <w:spacing w:line="276" w:lineRule="auto"/>
         <w:jc w:val="both"/>
@@ -7388,7 +7178,6 @@
     <w:p>
       <w:pPr>
         <w:spacing w:after="0" w:line="276" w:lineRule="auto"/>
-        <w:ind w:firstLine="708"/>
         <w:jc w:val="both"/>
         <w:rPr>
           <w:rFonts w:ascii="Arial" w:hAnsi="Arial" w:cs="Arial"/>
@@ -7421,7 +7210,6 @@
     <w:p>
       <w:pPr>
         <w:spacing w:line="276" w:lineRule="auto"/>
-        <w:ind w:firstLine="708"/>
         <w:jc w:val="both"/>
         <w:rPr>
           <w:rFonts w:ascii="Arial" w:hAnsi="Arial" w:cs="Arial"/>
@@ -7444,7 +7232,7 @@
       <w:pPr>
         <w:numPr>
           <w:ilvl w:val="0"/>
-          <w:numId w:val="48"/>
+          <w:numId w:val="37"/>
         </w:numPr>
         <w:spacing w:line="276" w:lineRule="auto"/>
         <w:jc w:val="both"/>
@@ -7480,7 +7268,7 @@
       <w:pPr>
         <w:numPr>
           <w:ilvl w:val="0"/>
-          <w:numId w:val="48"/>
+          <w:numId w:val="37"/>
         </w:numPr>
         <w:spacing w:line="276" w:lineRule="auto"/>
         <w:jc w:val="both"/>
@@ -7516,7 +7304,7 @@
       <w:pPr>
         <w:numPr>
           <w:ilvl w:val="0"/>
-          <w:numId w:val="48"/>
+          <w:numId w:val="37"/>
         </w:numPr>
         <w:spacing w:line="276" w:lineRule="auto"/>
         <w:jc w:val="both"/>
@@ -7551,7 +7339,6 @@
     <w:p>
       <w:pPr>
         <w:spacing w:after="0" w:line="276" w:lineRule="auto"/>
-        <w:ind w:firstLine="708"/>
         <w:jc w:val="both"/>
         <w:rPr>
           <w:rFonts w:ascii="Arial" w:hAnsi="Arial" w:cs="Arial"/>
@@ -7585,7 +7372,7 @@
       <w:pPr>
         <w:numPr>
           <w:ilvl w:val="0"/>
-          <w:numId w:val="49"/>
+          <w:numId w:val="38"/>
         </w:numPr>
         <w:spacing w:line="276" w:lineRule="auto"/>
         <w:jc w:val="both"/>
@@ -7610,7 +7397,7 @@
       <w:pPr>
         <w:numPr>
           <w:ilvl w:val="0"/>
-          <w:numId w:val="49"/>
+          <w:numId w:val="38"/>
         </w:numPr>
         <w:spacing w:line="276" w:lineRule="auto"/>
         <w:jc w:val="both"/>
@@ -7634,7 +7421,6 @@
     <w:p>
       <w:pPr>
         <w:spacing w:after="0" w:line="276" w:lineRule="auto"/>
-        <w:ind w:firstLine="708"/>
         <w:jc w:val="both"/>
         <w:rPr>
           <w:rFonts w:ascii="Arial" w:hAnsi="Arial" w:cs="Arial"/>
@@ -7667,7 +7453,6 @@
     <w:p>
       <w:pPr>
         <w:spacing w:line="276" w:lineRule="auto"/>
-        <w:ind w:firstLine="708"/>
         <w:jc w:val="both"/>
         <w:rPr>
           <w:rFonts w:ascii="Arial" w:hAnsi="Arial" w:cs="Arial"/>
@@ -7690,7 +7475,7 @@
       <w:pPr>
         <w:numPr>
           <w:ilvl w:val="0"/>
-          <w:numId w:val="50"/>
+          <w:numId w:val="39"/>
         </w:numPr>
         <w:spacing w:line="276" w:lineRule="auto"/>
         <w:jc w:val="both"/>
@@ -7726,7 +7511,7 @@
       <w:pPr>
         <w:numPr>
           <w:ilvl w:val="0"/>
-          <w:numId w:val="50"/>
+          <w:numId w:val="39"/>
         </w:numPr>
         <w:spacing w:line="276" w:lineRule="auto"/>
         <w:jc w:val="both"/>
@@ -7762,7 +7547,7 @@
       <w:pPr>
         <w:numPr>
           <w:ilvl w:val="0"/>
-          <w:numId w:val="50"/>
+          <w:numId w:val="39"/>
         </w:numPr>
         <w:spacing w:line="276" w:lineRule="auto"/>
         <w:jc w:val="both"/>
@@ -7782,7 +7567,6 @@
           <w:szCs w:val="24"/>
           <w:lang w:val="es-MX"/>
         </w:rPr>
-        <w:lastRenderedPageBreak/>
         <w:t>Reporte consolidado departamental:</w:t>
       </w:r>
       <w:r>
@@ -7809,6 +7593,10 @@
       </w:pPr>
       <w:bookmarkStart w:id="34" w:name="_Toc236848976"/>
       <w:r>
+        <w:lastRenderedPageBreak/>
+        <w:t xml:space="preserve">  </w:t>
+      </w:r>
+      <w:r>
         <w:t>Método</w:t>
       </w:r>
       <w:bookmarkEnd w:id="34"/>
@@ -7828,23 +7616,7 @@
           <w:rFonts w:ascii="Arial" w:eastAsiaTheme="minorHAnsi" w:hAnsi="Arial" w:cs="Arial"/>
           <w:lang w:val="es-419" w:eastAsia="es-GT"/>
         </w:rPr>
-        <w:t xml:space="preserve">Para el desarrollo del proyecto se utilizará la metodología Scrum, debido a que permite organizar el trabajo en ciclos cortos e incrementales, conocidos como </w:t>
-      </w:r>
-      <w:proofErr w:type="spellStart"/>
-      <w:r>
-        <w:rPr>
-          <w:rFonts w:ascii="Arial" w:eastAsiaTheme="minorHAnsi" w:hAnsi="Arial" w:cs="Arial"/>
-          <w:lang w:val="es-419" w:eastAsia="es-GT"/>
-        </w:rPr>
-        <w:t>sprints</w:t>
-      </w:r>
-      <w:proofErr w:type="spellEnd"/>
-      <w:r>
-        <w:rPr>
-          <w:rFonts w:ascii="Arial" w:eastAsiaTheme="minorHAnsi" w:hAnsi="Arial" w:cs="Arial"/>
-          <w:lang w:val="es-419" w:eastAsia="es-GT"/>
-        </w:rPr>
-        <w:t>. Según Schwaber y Sutherland (2020), autores de la Guía de Scrum, este es un marco de trabajo ligero que ayuda a las personas, equipos y organizaciones a generar valor mediante soluciones adaptables para problemas complejos, a través de dichos ciclos cortos e iterativos. Esta metodología resulta adecuada para proyectos de software en los que se requiere flexibilidad, revisión constante y adaptación a cambios durante el proceso de desarrollo. La elección de Scrum responde a la naturaleza del proyecto, ya que el desarrollo de una aplicación web para centros de salud requiere validaciones frecuentes, definición progresiva de funcionalidades y revisión constante de los módulos implementados. Esto favorece la reducción de errores, mejora la comunicación del equipo y permite entregar incrementos funcionales durante el desarrollo.</w:t>
+        <w:t>Para el desarrollo del proyecto se utilizará la metodología Scrum, debido a que permite organizar el trabajo en ciclos cortos e incrementales, conocidos como sprints. Según Schwaber y Sutherland (2020), autores de la Guía de Scrum, este es un marco de trabajo ligero que ayuda a las personas, equipos y organizaciones a generar valor mediante soluciones adaptables para problemas complejos, a través de dichos ciclos cortos e iterativos. Esta metodología resulta adecuada para proyectos de software en los que se requiere flexibilidad, revisión constante y adaptación a cambios durante el proceso de desarrollo. La elección de Scrum responde a la naturaleza del proyecto, ya que el desarrollo de una aplicación web para centros de salud requiere validaciones frecuentes, definición progresiva de funcionalidades y revisión constante de los módulos implementados. Esto favorece la reducción de errores, mejora la comunicación del equipo y permite entregar incrementos funcionales durante el desarrollo.</w:t>
       </w:r>
     </w:p>
     <w:p>
@@ -7862,39 +7634,7 @@
           <w:rFonts w:ascii="Arial" w:eastAsiaTheme="minorHAnsi" w:hAnsi="Arial" w:cs="Arial"/>
           <w:lang w:val="es-419" w:eastAsia="es-GT"/>
         </w:rPr>
-        <w:t xml:space="preserve">El rol de </w:t>
-      </w:r>
-      <w:proofErr w:type="spellStart"/>
-      <w:r>
-        <w:rPr>
-          <w:rFonts w:ascii="Arial" w:eastAsiaTheme="minorHAnsi" w:hAnsi="Arial" w:cs="Arial"/>
-          <w:lang w:val="es-419" w:eastAsia="es-GT"/>
-        </w:rPr>
-        <w:t>Product</w:t>
-      </w:r>
-      <w:proofErr w:type="spellEnd"/>
-      <w:r>
-        <w:rPr>
-          <w:rFonts w:ascii="Arial" w:eastAsiaTheme="minorHAnsi" w:hAnsi="Arial" w:cs="Arial"/>
-          <w:lang w:val="es-419" w:eastAsia="es-GT"/>
-        </w:rPr>
-        <w:t xml:space="preserve"> Owner será representado por el integrante encargado de priorizar los requerimientos del sistema, considerando las necesidades del centro de salud y los objetivos del proyecto. El Scrum Master será el responsable de coordinar el cumplimiento de la metodología, organizar las reuniones y apoyar al equipo en la eliminación de obstáculos. Los </w:t>
-      </w:r>
-      <w:proofErr w:type="spellStart"/>
-      <w:r>
-        <w:rPr>
-          <w:rFonts w:ascii="Arial" w:eastAsiaTheme="minorHAnsi" w:hAnsi="Arial" w:cs="Arial"/>
-          <w:lang w:val="es-419" w:eastAsia="es-GT"/>
-        </w:rPr>
-        <w:t>Developers</w:t>
-      </w:r>
-      <w:proofErr w:type="spellEnd"/>
-      <w:r>
-        <w:rPr>
-          <w:rFonts w:ascii="Arial" w:eastAsiaTheme="minorHAnsi" w:hAnsi="Arial" w:cs="Arial"/>
-          <w:lang w:val="es-419" w:eastAsia="es-GT"/>
-        </w:rPr>
-        <w:t xml:space="preserve"> serán los integrantes encargados del análisis, diseño, programación, pruebas y documentación del sistema.</w:t>
+        <w:t>El rol de Product Owner será representado por el integrante encargado de priorizar los requerimientos del sistema, considerando las necesidades del centro de salud y los objetivos del proyecto. El Scrum Master será el responsable de coordinar el cumplimiento de la metodología, organizar las reuniones y apoyar al equipo en la eliminación de obstáculos. Los Developers serán los integrantes encargados del análisis, diseño, programación, pruebas y documentación del sistema.</w:t>
       </w:r>
     </w:p>
     <w:p>
@@ -7912,39 +7652,7 @@
           <w:rFonts w:ascii="Arial" w:eastAsiaTheme="minorHAnsi" w:hAnsi="Arial" w:cs="Arial"/>
           <w:lang w:val="es-419" w:eastAsia="es-GT"/>
         </w:rPr>
-        <w:t xml:space="preserve">Las principales herramientas de Scrum que se utilizarán en el proyecto serán el </w:t>
-      </w:r>
-      <w:proofErr w:type="spellStart"/>
-      <w:r>
-        <w:rPr>
-          <w:rFonts w:ascii="Arial" w:eastAsiaTheme="minorHAnsi" w:hAnsi="Arial" w:cs="Arial"/>
-          <w:lang w:val="es-419" w:eastAsia="es-GT"/>
-        </w:rPr>
-        <w:t>Product</w:t>
-      </w:r>
-      <w:proofErr w:type="spellEnd"/>
-      <w:r>
-        <w:rPr>
-          <w:rFonts w:ascii="Arial" w:eastAsiaTheme="minorHAnsi" w:hAnsi="Arial" w:cs="Arial"/>
-          <w:lang w:val="es-419" w:eastAsia="es-GT"/>
-        </w:rPr>
-        <w:t xml:space="preserve"> Backlog, el Sprint Backlog y el Incremento. El </w:t>
-      </w:r>
-      <w:proofErr w:type="spellStart"/>
-      <w:r>
-        <w:rPr>
-          <w:rFonts w:ascii="Arial" w:eastAsiaTheme="minorHAnsi" w:hAnsi="Arial" w:cs="Arial"/>
-          <w:lang w:val="es-419" w:eastAsia="es-GT"/>
-        </w:rPr>
-        <w:t>Product</w:t>
-      </w:r>
-      <w:proofErr w:type="spellEnd"/>
-      <w:r>
-        <w:rPr>
-          <w:rFonts w:ascii="Arial" w:eastAsiaTheme="minorHAnsi" w:hAnsi="Arial" w:cs="Arial"/>
-          <w:lang w:val="es-419" w:eastAsia="es-GT"/>
-        </w:rPr>
-        <w:t xml:space="preserve"> Backlog contendrá la lista priorizada de funcionalidades del sistema, tales como autenticación de usuarios, registro de vacunas, </w:t>
+        <w:t xml:space="preserve">Las principales herramientas de Scrum que se utilizarán en el proyecto serán el Product Backlog, el Sprint Backlog y el Incremento. El Product Backlog contendrá la lista priorizada de funcionalidades del sistema, tales como autenticación de usuarios, registro de vacunas, </w:t>
       </w:r>
       <w:r>
         <w:rPr>
@@ -7990,39 +7698,7 @@
           <w:rFonts w:ascii="Arial" w:eastAsiaTheme="minorHAnsi" w:hAnsi="Arial" w:cs="Arial"/>
           <w:lang w:val="es-419" w:eastAsia="es-GT"/>
         </w:rPr>
-        <w:t xml:space="preserve">Esta metodología se desarrollará a lo largo de cuatro </w:t>
-      </w:r>
-      <w:proofErr w:type="spellStart"/>
-      <w:r>
-        <w:rPr>
-          <w:rFonts w:ascii="Arial" w:eastAsiaTheme="minorHAnsi" w:hAnsi="Arial" w:cs="Arial"/>
-          <w:lang w:val="es-419" w:eastAsia="es-GT"/>
-        </w:rPr>
-        <w:t>Sprints</w:t>
-      </w:r>
-      <w:proofErr w:type="spellEnd"/>
-      <w:r>
-        <w:rPr>
-          <w:rFonts w:ascii="Arial" w:eastAsiaTheme="minorHAnsi" w:hAnsi="Arial" w:cs="Arial"/>
-          <w:lang w:val="es-419" w:eastAsia="es-GT"/>
-        </w:rPr>
-        <w:t xml:space="preserve"> adaptadas al contexto del proyecto, manteniendo relación directa con los objetivos específicos establecidos en el capítulo uno, verificando que se cumpla cada uno de ellos. Estos </w:t>
-      </w:r>
-      <w:proofErr w:type="spellStart"/>
-      <w:r>
-        <w:rPr>
-          <w:rFonts w:ascii="Arial" w:eastAsiaTheme="minorHAnsi" w:hAnsi="Arial" w:cs="Arial"/>
-          <w:lang w:val="es-419" w:eastAsia="es-GT"/>
-        </w:rPr>
-        <w:t>Sprints</w:t>
-      </w:r>
-      <w:proofErr w:type="spellEnd"/>
-      <w:r>
-        <w:rPr>
-          <w:rFonts w:ascii="Arial" w:eastAsiaTheme="minorHAnsi" w:hAnsi="Arial" w:cs="Arial"/>
-          <w:lang w:val="es-419" w:eastAsia="es-GT"/>
-        </w:rPr>
-        <w:t xml:space="preserve"> permitirán organizar el desarrollo de la aplicación web desde el levantamiento de requerimientos hasta la validación del sistema con usuarios.</w:t>
+        <w:t>Esta metodología se desarrollará a lo largo de cuatro Sprints adaptadas al contexto del proyecto, manteniendo relación directa con los objetivos específicos establecidos en el capítulo uno, verificando que se cumpla cada uno de ellos. Estos Sprints permitirán organizar el desarrollo de la aplicación web desde el levantamiento de requerimientos hasta la validación del sistema con usuarios.</w:t>
       </w:r>
     </w:p>
     <w:p>
@@ -8143,28 +7819,20 @@
         <w:pStyle w:val="Ttulo3"/>
         <w:numPr>
           <w:ilvl w:val="0"/>
-          <w:numId w:val="10"/>
+          <w:numId w:val="9"/>
         </w:numPr>
-        <w:spacing w:after="0" w:line="276" w:lineRule="auto"/>
+        <w:spacing w:before="240" w:after="0" w:line="276" w:lineRule="auto"/>
       </w:pPr>
       <w:bookmarkStart w:id="35" w:name="_Toc236848977"/>
       <w:r>
-        <w:t xml:space="preserve">Sprint 1: levantamiento de requerimientos y definición del </w:t>
-      </w:r>
-      <w:proofErr w:type="spellStart"/>
-      <w:r>
-        <w:t>Product</w:t>
-      </w:r>
-      <w:proofErr w:type="spellEnd"/>
-      <w:r>
-        <w:t xml:space="preserve"> Backlog</w:t>
+        <w:t>Sprint 1: levantamiento de requerimientos y definición del Product Backlog</w:t>
       </w:r>
       <w:bookmarkEnd w:id="35"/>
     </w:p>
     <w:p>
       <w:pPr>
-        <w:spacing w:line="276" w:lineRule="auto"/>
-        <w:ind w:firstLine="360"/>
+        <w:spacing w:before="240" w:line="276" w:lineRule="auto"/>
+        <w:ind w:firstLine="709"/>
         <w:jc w:val="both"/>
         <w:rPr>
           <w:rFonts w:ascii="Arial" w:hAnsi="Arial" w:cs="Arial"/>
@@ -8204,7 +7872,7 @@
           <w:ilvl w:val="0"/>
           <w:numId w:val="6"/>
         </w:numPr>
-        <w:spacing w:line="276" w:lineRule="auto"/>
+        <w:spacing w:before="240" w:line="276" w:lineRule="auto"/>
         <w:jc w:val="both"/>
         <w:rPr>
           <w:rFonts w:ascii="Arial" w:hAnsi="Arial" w:cs="Arial"/>
@@ -8235,6 +7903,101 @@
           <w:szCs w:val="24"/>
         </w:rPr>
         <w:t>entrevistas o consultas con usuarios relacionados con el contexto del proyecto para conocer mejor sus necesidades, documentos de requerimientos para dejar claras las funciones principales del sistema, listas de funcionalidades para organizar lo que debe incluir la aplicación, hojas de cálculo para ordenar los datos importantes y herramientas de gestión de tareas para planificar las actividades y llevar control del avance del proyecto.</w:t>
+      </w:r>
+    </w:p>
+    <w:p>
+      <w:pPr>
+        <w:pStyle w:val="Ttulo3"/>
+        <w:numPr>
+          <w:ilvl w:val="0"/>
+          <w:numId w:val="10"/>
+        </w:numPr>
+        <w:spacing w:before="240" w:after="0" w:line="276" w:lineRule="auto"/>
+      </w:pPr>
+      <w:bookmarkStart w:id="36" w:name="_Toc236848978"/>
+      <w:r>
+        <w:t>Sprint 2: diseño funcional y diseño de la estructura del sistema</w:t>
+      </w:r>
+      <w:bookmarkEnd w:id="36"/>
+    </w:p>
+    <w:p>
+      <w:pPr>
+        <w:spacing w:before="240" w:line="276" w:lineRule="auto"/>
+        <w:ind w:firstLine="709"/>
+        <w:jc w:val="both"/>
+        <w:rPr>
+          <w:rFonts w:ascii="Arial" w:hAnsi="Arial" w:cs="Arial"/>
+          <w:sz w:val="24"/>
+          <w:szCs w:val="24"/>
+        </w:rPr>
+      </w:pPr>
+      <w:r>
+        <w:rPr>
+          <w:rFonts w:ascii="Arial" w:hAnsi="Arial" w:cs="Arial"/>
+          <w:sz w:val="24"/>
+          <w:szCs w:val="24"/>
+        </w:rPr>
+        <w:t>En est</w:t>
+      </w:r>
+      <w:r>
+        <w:rPr>
+          <w:rFonts w:ascii="Arial" w:hAnsi="Arial" w:cs="Arial"/>
+          <w:sz w:val="24"/>
+          <w:szCs w:val="24"/>
+        </w:rPr>
+        <w:t>e Sprint</w:t>
+      </w:r>
+      <w:r>
+        <w:rPr>
+          <w:rFonts w:ascii="Arial" w:hAnsi="Arial" w:cs="Arial"/>
+          <w:sz w:val="24"/>
+          <w:szCs w:val="24"/>
+        </w:rPr>
+        <w:t xml:space="preserve"> se elaborará el diseño funcional de la aplicación web, incluyendo la estructura general del sistema, el modelo de datos, los módulos </w:t>
+      </w:r>
+      <w:r>
+        <w:rPr>
+          <w:rFonts w:ascii="Arial" w:hAnsi="Arial" w:cs="Arial"/>
+          <w:sz w:val="24"/>
+          <w:szCs w:val="24"/>
+        </w:rPr>
+        <w:lastRenderedPageBreak/>
+        <w:t>principales y el flujo de información. También se definirá el formato estandarizado para el registro de vacunas, considerando campos como municipio, centro de salud, tipo de vacuna, disponibilidad, población objetivo, cantidad, entre otros.</w:t>
+      </w:r>
+    </w:p>
+    <w:p>
+      <w:pPr>
+        <w:pStyle w:val="Prrafodelista"/>
+        <w:numPr>
+          <w:ilvl w:val="0"/>
+          <w:numId w:val="7"/>
+        </w:numPr>
+        <w:spacing w:before="240" w:line="276" w:lineRule="auto"/>
+        <w:jc w:val="both"/>
+        <w:rPr>
+          <w:rFonts w:ascii="Arial" w:hAnsi="Arial" w:cs="Arial"/>
+          <w:sz w:val="24"/>
+          <w:szCs w:val="24"/>
+        </w:rPr>
+      </w:pPr>
+      <w:r>
+        <w:rPr>
+          <w:rFonts w:ascii="Arial" w:hAnsi="Arial" w:cs="Arial"/>
+          <w:sz w:val="24"/>
+          <w:szCs w:val="24"/>
+        </w:rPr>
+        <w:t>Herramientas a utilizar:</w:t>
+      </w:r>
+      <w:r>
+        <w:t xml:space="preserve"> </w:t>
+      </w:r>
+      <w:r>
+        <w:rPr>
+          <w:rFonts w:ascii="Arial" w:hAnsi="Arial" w:cs="Arial"/>
+          <w:sz w:val="24"/>
+          <w:szCs w:val="24"/>
+        </w:rPr>
+        <w:t>diagramas de bloques para representar la estructura general del sistema, diagramas de flujo para mostrar los pasos de cada proceso, prototipos de interfaz para visualizar cómo se verá la aplicación, herramientas de diseño visual para organizar pantallas, botones y formularios, y gestores de base de datos para almacenar y administrar la información de vacunas, usuarios y centros de salud.</w:t>
       </w:r>
     </w:p>
     <w:p>
@@ -8244,18 +8007,18 @@
           <w:ilvl w:val="0"/>
           <w:numId w:val="11"/>
         </w:numPr>
-        <w:spacing w:after="0" w:line="276" w:lineRule="auto"/>
-      </w:pPr>
-      <w:bookmarkStart w:id="36" w:name="_Toc236848978"/>
-      <w:r>
-        <w:t>Sprint 2: diseño funcional y diseño de la estructura del sistema</w:t>
-      </w:r>
-      <w:bookmarkEnd w:id="36"/>
-    </w:p>
-    <w:p>
-      <w:pPr>
-        <w:spacing w:line="276" w:lineRule="auto"/>
-        <w:ind w:firstLine="360"/>
+        <w:spacing w:before="240" w:after="0" w:line="276" w:lineRule="auto"/>
+      </w:pPr>
+      <w:bookmarkStart w:id="37" w:name="_Toc236848979"/>
+      <w:r>
+        <w:t>Sprint 3: desarrollo del sistema</w:t>
+      </w:r>
+      <w:bookmarkEnd w:id="37"/>
+    </w:p>
+    <w:p>
+      <w:pPr>
+        <w:spacing w:before="240" w:line="276" w:lineRule="auto"/>
+        <w:ind w:firstLine="709"/>
         <w:jc w:val="both"/>
         <w:rPr>
           <w:rFonts w:ascii="Arial" w:hAnsi="Arial" w:cs="Arial"/>
@@ -8269,32 +8032,59 @@
           <w:sz w:val="24"/>
           <w:szCs w:val="24"/>
         </w:rPr>
-        <w:t>En est</w:t>
-      </w:r>
-      <w:r>
-        <w:rPr>
-          <w:rFonts w:ascii="Arial" w:hAnsi="Arial" w:cs="Arial"/>
-          <w:sz w:val="24"/>
-          <w:szCs w:val="24"/>
-        </w:rPr>
-        <w:t>e Sprint</w:t>
-      </w:r>
-      <w:r>
-        <w:rPr>
-          <w:rFonts w:ascii="Arial" w:hAnsi="Arial" w:cs="Arial"/>
-          <w:sz w:val="24"/>
-          <w:szCs w:val="24"/>
-        </w:rPr>
-        <w:t xml:space="preserve"> se elaborará el diseño funcional de la aplicación web, incluyendo la estructura general del sistema, el modelo de datos, los módulos principales y el flujo de información. También se definirá el formato estandarizado para el registro </w:t>
-      </w:r>
-      <w:r>
-        <w:rPr>
-          <w:rFonts w:ascii="Arial" w:hAnsi="Arial" w:cs="Arial"/>
-          <w:sz w:val="24"/>
-          <w:szCs w:val="24"/>
-        </w:rPr>
-        <w:lastRenderedPageBreak/>
-        <w:t>de vacunas, considerando campos como municipio, centro de salud, tipo de vacuna, disponibilidad, población objetivo, cantidad, entre otros.</w:t>
+        <w:t>Este sprint concentrará la mayor parte del desarrollo funcional de la aplicación, abarcando la creación de la estructura inicial del sistema, el módulo de registro de vacunas y la vista tipo tabla para la consulta de la información.</w:t>
+      </w:r>
+    </w:p>
+    <w:p>
+      <w:pPr>
+        <w:spacing w:before="240" w:line="276" w:lineRule="auto"/>
+        <w:ind w:firstLine="709"/>
+        <w:jc w:val="both"/>
+        <w:rPr>
+          <w:rFonts w:ascii="Arial" w:hAnsi="Arial" w:cs="Arial"/>
+          <w:sz w:val="24"/>
+          <w:szCs w:val="24"/>
+        </w:rPr>
+      </w:pPr>
+      <w:r>
+        <w:rPr>
+          <w:rFonts w:ascii="Arial" w:hAnsi="Arial" w:cs="Arial"/>
+          <w:sz w:val="24"/>
+          <w:szCs w:val="24"/>
+        </w:rPr>
+        <w:t xml:space="preserve">En primer lugar, se desarrollarán los componentes base de la aplicación, tales como la interfaz principal, la conexión con la base de datos y la estructura de usuarios, lo cual permitirá contar con una base funcional sobre la cual se integrarán los demás módulos. A continuación, se trabajará en el módulo de registro de vacunas y en el formato estandarizado de ingreso de información, implementando los formularios necesarios para registrar vacunas disponibles, asociarlas con un centro de salud y clasificarlas según tipo y población objetivo; también se </w:t>
+      </w:r>
+      <w:r>
+        <w:rPr>
+          <w:rFonts w:ascii="Arial" w:hAnsi="Arial" w:cs="Arial"/>
+          <w:sz w:val="24"/>
+          <w:szCs w:val="24"/>
+        </w:rPr>
+        <w:t>desarrollará el módulo</w:t>
+      </w:r>
+      <w:r>
+        <w:rPr>
+          <w:rFonts w:ascii="Arial" w:hAnsi="Arial" w:cs="Arial"/>
+          <w:sz w:val="24"/>
+          <w:szCs w:val="24"/>
+        </w:rPr>
+        <w:t xml:space="preserve"> de </w:t>
+      </w:r>
+      <w:r>
+        <w:rPr>
+          <w:rFonts w:ascii="Arial" w:hAnsi="Arial" w:cs="Arial"/>
+          <w:sz w:val="24"/>
+          <w:szCs w:val="24"/>
+        </w:rPr>
+        <w:t>gestión de inventario para el registro de los movimientos de entrada y salida de vacunas</w:t>
+      </w:r>
+      <w:r>
+        <w:rPr>
+          <w:rFonts w:ascii="Arial" w:hAnsi="Arial" w:cs="Arial"/>
+          <w:sz w:val="24"/>
+          <w:szCs w:val="24"/>
+        </w:rPr>
+        <w:t>. Finalmente, se desarrollará la vista tipo tabla, donde se visualizará la información consolidada de las vacunas registradas, permitiendo consultar los datos por municipio, tipo de vacuna, población objetivo y cantidad disponible, e incorporando filtros de búsqueda para facilitar el análisis de la información.</w:t>
       </w:r>
     </w:p>
     <w:p>
@@ -8302,9 +8092,9 @@
         <w:pStyle w:val="Prrafodelista"/>
         <w:numPr>
           <w:ilvl w:val="0"/>
-          <w:numId w:val="7"/>
+          <w:numId w:val="32"/>
         </w:numPr>
-        <w:spacing w:line="276" w:lineRule="auto"/>
+        <w:spacing w:before="240" w:line="276" w:lineRule="auto"/>
         <w:jc w:val="both"/>
         <w:rPr>
           <w:rFonts w:ascii="Arial" w:hAnsi="Arial" w:cs="Arial"/>
@@ -8318,18 +8108,23 @@
           <w:sz w:val="24"/>
           <w:szCs w:val="24"/>
         </w:rPr>
-        <w:t>Herramientas a utilizar:</w:t>
-      </w:r>
-      <w:r>
-        <w:t xml:space="preserve"> </w:t>
-      </w:r>
-      <w:r>
-        <w:rPr>
-          <w:rFonts w:ascii="Arial" w:hAnsi="Arial" w:cs="Arial"/>
-          <w:sz w:val="24"/>
-          <w:szCs w:val="24"/>
-        </w:rPr>
-        <w:t>diagramas de bloques para representar la estructura general del sistema, diagramas de flujo para mostrar los pasos de cada proceso, prototipos de interfaz para visualizar cómo se verá la aplicación, herramientas de diseño visual para organizar pantallas, botones y formularios, y gestores de base de datos para almacenar y administrar la información de vacunas, usuarios y centros de salud.</w:t>
+        <w:t xml:space="preserve">Herramientas a utilizar: entorno de desarrollo integrado para escribir y organizar el código del sistema, lenguaje de programación web para crear las funciones principales de la aplicación, framework de desarrollo para facilitar la estructura del proyecto, gestor de base de datos para almacenar la información de usuarios, vacunas, centros de salud, tipos de vacuna y población objetivo, sistema de control de versiones para guardar los cambios realizados y llevar un mejor control del avance durante el desarrollo, y pruebas funcionales para verificar que el ingreso de datos, la asociación con centros de salud, </w:t>
+      </w:r>
+      <w:r>
+        <w:rPr>
+          <w:rFonts w:ascii="Arial" w:hAnsi="Arial" w:cs="Arial"/>
+          <w:sz w:val="24"/>
+          <w:szCs w:val="24"/>
+        </w:rPr>
+        <w:t>el registro de movimientos de entrada y salida</w:t>
+      </w:r>
+      <w:r>
+        <w:rPr>
+          <w:rFonts w:ascii="Arial" w:hAnsi="Arial" w:cs="Arial"/>
+          <w:sz w:val="24"/>
+          <w:szCs w:val="24"/>
+        </w:rPr>
+        <w:t>, la tabla y los filtros de búsqueda funcionen correctamente.</w:t>
       </w:r>
     </w:p>
     <w:p>
@@ -8339,18 +8134,19 @@
           <w:ilvl w:val="0"/>
           <w:numId w:val="12"/>
         </w:numPr>
-        <w:spacing w:after="0" w:line="276" w:lineRule="auto"/>
-      </w:pPr>
-      <w:bookmarkStart w:id="37" w:name="_Toc236848979"/>
-      <w:r>
-        <w:t>Sprint 3: desarrollo del sistema</w:t>
-      </w:r>
-      <w:bookmarkEnd w:id="37"/>
-    </w:p>
-    <w:p>
-      <w:pPr>
-        <w:spacing w:line="276" w:lineRule="auto"/>
-        <w:ind w:firstLine="360"/>
+        <w:spacing w:before="240" w:after="0" w:line="276" w:lineRule="auto"/>
+      </w:pPr>
+      <w:bookmarkStart w:id="38" w:name="_Toc236848980"/>
+      <w:r>
+        <w:lastRenderedPageBreak/>
+        <w:t>Sprint 4: elaboración de manuales, pruebas, validación y ajustes finales</w:t>
+      </w:r>
+      <w:bookmarkEnd w:id="38"/>
+    </w:p>
+    <w:p>
+      <w:pPr>
+        <w:spacing w:before="240" w:line="276" w:lineRule="auto"/>
+        <w:ind w:firstLine="709"/>
         <w:jc w:val="both"/>
         <w:rPr>
           <w:rFonts w:ascii="Arial" w:hAnsi="Arial" w:cs="Arial"/>
@@ -8364,13 +8160,13 @@
           <w:sz w:val="24"/>
           <w:szCs w:val="24"/>
         </w:rPr>
-        <w:t>Este sprint concentrará la mayor parte del desarrollo funcional de la aplicación, abarcando la creación de la estructura inicial del sistema, el módulo de registro de vacunas y la vista tipo tabla para la consulta de la información.</w:t>
-      </w:r>
-    </w:p>
-    <w:p>
-      <w:pPr>
-        <w:spacing w:line="276" w:lineRule="auto"/>
-        <w:ind w:firstLine="360"/>
+        <w:t>En este último sprint se elaborará la documentación técnica y el manual de usuario del sistema, en los cuales se detallarán las funciones principales, el proceso de registro y consulta de vacunas, los roles de acceso y la configuración básica necesaria para el mantenimiento del sistema.</w:t>
+      </w:r>
+    </w:p>
+    <w:p>
+      <w:pPr>
+        <w:spacing w:before="240" w:line="276" w:lineRule="auto"/>
+        <w:ind w:firstLine="709"/>
         <w:jc w:val="both"/>
         <w:rPr>
           <w:rFonts w:ascii="Arial" w:hAnsi="Arial" w:cs="Arial"/>
@@ -8384,15 +8180,15 @@
           <w:sz w:val="24"/>
           <w:szCs w:val="24"/>
         </w:rPr>
-        <w:t xml:space="preserve">En primer lugar, se desarrollarán los componentes base de la aplicación, tales como la interfaz principal, la conexión con la base de datos y la estructura de usuarios, lo cual permitirá contar con una base funcional sobre la cual se integrarán los demás módulos. A continuación, se trabajará en el módulo de registro de vacunas y en el formato estandarizado de ingreso de información, implementando los formularios necesarios para registrar vacunas disponibles, asociarlas con un centro de salud y clasificarlas según tipo y población objetivo; también se </w:t>
-      </w:r>
-      <w:r>
-        <w:rPr>
-          <w:rFonts w:ascii="Arial" w:hAnsi="Arial" w:cs="Arial"/>
-          <w:sz w:val="24"/>
-          <w:szCs w:val="24"/>
-        </w:rPr>
-        <w:t>desarrollará el módulo</w:t>
+        <w:t xml:space="preserve">Asimismo, se realizarán pruebas funcionales del sistema para verificar que los módulos desarrollados cumplan con los objetivos propuestos. Se evaluará el registro de información, la actualización de datos, </w:t>
+      </w:r>
+      <w:r>
+        <w:rPr>
+          <w:rFonts w:ascii="Arial" w:hAnsi="Arial" w:cs="Arial"/>
+          <w:sz w:val="24"/>
+          <w:szCs w:val="24"/>
+        </w:rPr>
+        <w:t>el registro</w:t>
       </w:r>
       <w:r>
         <w:rPr>
@@ -8408,15 +8204,15 @@
           <w:sz w:val="24"/>
           <w:szCs w:val="24"/>
         </w:rPr>
-        <w:t>gestión de inventario para el registro de los movimientos de entrada y salida de vacunas</w:t>
-      </w:r>
-      <w:r>
-        <w:rPr>
-          <w:rFonts w:ascii="Arial" w:hAnsi="Arial" w:cs="Arial"/>
-          <w:sz w:val="24"/>
-          <w:szCs w:val="24"/>
-        </w:rPr>
-        <w:t>. Finalmente, se desarrollará la vista tipo tabla, donde se visualizará la información consolidada de las vacunas registradas, permitiendo consultar los datos por municipio, tipo de vacuna, población objetivo y cantidad disponible, e incorporando filtros de búsqueda para facilitar el análisis de la información.</w:t>
+        <w:t>movimientos de inventario</w:t>
+      </w:r>
+      <w:r>
+        <w:rPr>
+          <w:rFonts w:ascii="Arial" w:hAnsi="Arial" w:cs="Arial"/>
+          <w:sz w:val="24"/>
+          <w:szCs w:val="24"/>
+        </w:rPr>
+        <w:t>, la visualización tipo tabla y la correcta integración con la base de datos. Con base en los resultados, se realizarán los ajustes finales antes de la entrega del proyecto.</w:t>
       </w:r>
     </w:p>
     <w:p>
@@ -8424,9 +8220,9 @@
         <w:pStyle w:val="Prrafodelista"/>
         <w:numPr>
           <w:ilvl w:val="0"/>
-          <w:numId w:val="38"/>
+          <w:numId w:val="33"/>
         </w:numPr>
-        <w:spacing w:line="276" w:lineRule="auto"/>
+        <w:spacing w:before="240" w:line="276" w:lineRule="auto"/>
         <w:jc w:val="both"/>
         <w:rPr>
           <w:rFonts w:ascii="Arial" w:hAnsi="Arial" w:cs="Arial"/>
@@ -8440,62 +8236,31 @@
           <w:sz w:val="24"/>
           <w:szCs w:val="24"/>
         </w:rPr>
-        <w:t xml:space="preserve">Herramientas a utilizar: entorno de desarrollo integrado para escribir y organizar el código del sistema, lenguaje de programación web para crear las funciones principales de la aplicación, </w:t>
-      </w:r>
-      <w:proofErr w:type="spellStart"/>
-      <w:r>
-        <w:rPr>
-          <w:rFonts w:ascii="Arial" w:hAnsi="Arial" w:cs="Arial"/>
-          <w:sz w:val="24"/>
-          <w:szCs w:val="24"/>
-        </w:rPr>
-        <w:t>framework</w:t>
-      </w:r>
-      <w:proofErr w:type="spellEnd"/>
-      <w:r>
-        <w:rPr>
-          <w:rFonts w:ascii="Arial" w:hAnsi="Arial" w:cs="Arial"/>
-          <w:sz w:val="24"/>
-          <w:szCs w:val="24"/>
-        </w:rPr>
-        <w:t xml:space="preserve"> de desarrollo para facilitar la estructura del proyecto, gestor de base de datos para almacenar la información de usuarios, vacunas, centros de salud, tipos de vacuna y población objetivo, sistema de control de versiones para guardar los cambios realizados y llevar un mejor control del avance durante el desarrollo, y pruebas funcionales para verificar que el ingreso de datos, la asociación con centros de salud, </w:t>
-      </w:r>
-      <w:r>
-        <w:rPr>
-          <w:rFonts w:ascii="Arial" w:hAnsi="Arial" w:cs="Arial"/>
-          <w:sz w:val="24"/>
-          <w:szCs w:val="24"/>
-        </w:rPr>
-        <w:t>el registro de movimientos de entrada y salida</w:t>
-      </w:r>
-      <w:r>
-        <w:rPr>
-          <w:rFonts w:ascii="Arial" w:hAnsi="Arial" w:cs="Arial"/>
-          <w:sz w:val="24"/>
-          <w:szCs w:val="24"/>
-        </w:rPr>
-        <w:t>, la tabla y los filtros de búsqueda funcionen correctamente.</w:t>
-      </w:r>
-    </w:p>
-    <w:p>
-      <w:pPr>
-        <w:pStyle w:val="Ttulo3"/>
+        <w:t>Herramientas a utilizar: documentación técnica para dejar explicado el funcionamiento del sistema, los ajustes realizados y los aspectos importantes del proyecto, casos de prueba para revisar que cada módulo del sistema funcione correctamente, pruebas con usuarios para comprobar que el registro, actualización y visualización tipo tabla sean fáciles de usar, revisión de errores para identificar fallos antes de la entrega final, y formularios de retroalimentación para recopilar opiniones y sugerencias de mejora.</w:t>
+      </w:r>
+    </w:p>
+    <w:p>
+      <w:pPr>
+        <w:pStyle w:val="Ttulo2"/>
         <w:numPr>
           <w:ilvl w:val="0"/>
           <w:numId w:val="13"/>
         </w:numPr>
-        <w:spacing w:after="0" w:line="276" w:lineRule="auto"/>
-      </w:pPr>
-      <w:bookmarkStart w:id="38" w:name="_Toc236848980"/>
-      <w:r>
-        <w:t>Sprint 4: elaboración de manuales, pruebas, validación y ajustes finales</w:t>
-      </w:r>
-      <w:bookmarkEnd w:id="38"/>
-    </w:p>
-    <w:p>
-      <w:pPr>
-        <w:spacing w:line="276" w:lineRule="auto"/>
-        <w:ind w:firstLine="360"/>
+        <w:spacing w:before="240"/>
+      </w:pPr>
+      <w:bookmarkStart w:id="39" w:name="_Toc236848981"/>
+      <w:r>
+        <w:t xml:space="preserve"> </w:t>
+      </w:r>
+      <w:r>
+        <w:t>Análisis de viabilidad</w:t>
+      </w:r>
+      <w:bookmarkEnd w:id="39"/>
+    </w:p>
+    <w:p>
+      <w:pPr>
+        <w:spacing w:before="240" w:line="276" w:lineRule="auto"/>
+        <w:ind w:firstLine="709"/>
         <w:jc w:val="both"/>
         <w:rPr>
           <w:rFonts w:ascii="Arial" w:hAnsi="Arial" w:cs="Arial"/>
@@ -8509,78 +8274,44 @@
           <w:sz w:val="24"/>
           <w:szCs w:val="24"/>
         </w:rPr>
-        <w:t xml:space="preserve">En este último sprint se elaborará la documentación técnica y el manual de usuario del sistema, en los cuales se detallarán las funciones principales, el proceso </w:t>
-      </w:r>
-      <w:r>
-        <w:rPr>
-          <w:rFonts w:ascii="Arial" w:hAnsi="Arial" w:cs="Arial"/>
-          <w:sz w:val="24"/>
-          <w:szCs w:val="24"/>
-        </w:rPr>
-        <w:lastRenderedPageBreak/>
-        <w:t>de registro y consulta de vacunas, los roles de acceso y la configuración básica necesaria para el mantenimiento del sistema.</w:t>
-      </w:r>
-    </w:p>
-    <w:p>
-      <w:pPr>
-        <w:spacing w:line="276" w:lineRule="auto"/>
-        <w:ind w:firstLine="360"/>
-        <w:jc w:val="both"/>
-        <w:rPr>
-          <w:rFonts w:ascii="Arial" w:hAnsi="Arial" w:cs="Arial"/>
-          <w:sz w:val="24"/>
-          <w:szCs w:val="24"/>
-        </w:rPr>
-      </w:pPr>
-      <w:r>
-        <w:rPr>
-          <w:rFonts w:ascii="Arial" w:hAnsi="Arial" w:cs="Arial"/>
-          <w:sz w:val="24"/>
-          <w:szCs w:val="24"/>
-        </w:rPr>
-        <w:t xml:space="preserve">Asimismo, se realizarán pruebas funcionales del sistema para verificar que los módulos desarrollados cumplan con los objetivos propuestos. Se evaluará el registro de información, la actualización de datos, </w:t>
-      </w:r>
-      <w:r>
-        <w:rPr>
-          <w:rFonts w:ascii="Arial" w:hAnsi="Arial" w:cs="Arial"/>
-          <w:sz w:val="24"/>
-          <w:szCs w:val="24"/>
-        </w:rPr>
-        <w:t>el registro</w:t>
-      </w:r>
-      <w:r>
-        <w:rPr>
-          <w:rFonts w:ascii="Arial" w:hAnsi="Arial" w:cs="Arial"/>
-          <w:sz w:val="24"/>
-          <w:szCs w:val="24"/>
-        </w:rPr>
-        <w:t xml:space="preserve"> de </w:t>
-      </w:r>
-      <w:r>
-        <w:rPr>
-          <w:rFonts w:ascii="Arial" w:hAnsi="Arial" w:cs="Arial"/>
-          <w:sz w:val="24"/>
-          <w:szCs w:val="24"/>
-        </w:rPr>
-        <w:t>movimientos de inventario</w:t>
-      </w:r>
-      <w:r>
-        <w:rPr>
-          <w:rFonts w:ascii="Arial" w:hAnsi="Arial" w:cs="Arial"/>
-          <w:sz w:val="24"/>
-          <w:szCs w:val="24"/>
-        </w:rPr>
-        <w:t>, la visualización tipo tabla y la correcta integración con la base de datos. Con base en los resultados, se realizarán los ajustes finales antes de la entrega del proyecto.</w:t>
-      </w:r>
-    </w:p>
-    <w:p>
-      <w:pPr>
-        <w:pStyle w:val="Prrafodelista"/>
+        <w:t>Para determinar si el proyecto de la gestión de vacunas en los centros de salud del departamento de San Marcos puede ejecutarse de manera exitosa, se realizó un análisis de viabilidad fundamentado en la evaluación de las factibilidades técnica, operativa, económica, legal y ética</w:t>
+      </w:r>
+      <w:r>
+        <w:rPr>
+          <w:rFonts w:ascii="Arial" w:hAnsi="Arial" w:cs="Arial"/>
+          <w:sz w:val="24"/>
+          <w:szCs w:val="24"/>
+        </w:rPr>
+        <w:t>. Este análisis permite verificar que la propuesta cuenta con los recursos tecnológicos, humanos y financieros necesarios para su implementación, así como el respaldo institucional y el marco legal que garanticen su correcto funcionamiento dentro de los centros de salud involucrados</w:t>
+      </w:r>
+      <w:r>
+        <w:rPr>
+          <w:rFonts w:ascii="Arial" w:hAnsi="Arial" w:cs="Arial"/>
+          <w:sz w:val="24"/>
+          <w:szCs w:val="24"/>
+        </w:rPr>
+        <w:t>.</w:t>
+      </w:r>
+    </w:p>
+    <w:p>
+      <w:pPr>
+        <w:pStyle w:val="Ttulo3"/>
         <w:numPr>
           <w:ilvl w:val="0"/>
-          <w:numId w:val="39"/>
+          <w:numId w:val="14"/>
         </w:numPr>
-        <w:spacing w:line="276" w:lineRule="auto"/>
+        <w:spacing w:before="240" w:after="0" w:line="276" w:lineRule="auto"/>
+      </w:pPr>
+      <w:bookmarkStart w:id="40" w:name="_Toc236848982"/>
+      <w:r>
+        <w:t>Factibilidad técnica</w:t>
+      </w:r>
+      <w:bookmarkEnd w:id="40"/>
+    </w:p>
+    <w:p>
+      <w:pPr>
+        <w:spacing w:before="240" w:line="276" w:lineRule="auto"/>
+        <w:ind w:firstLine="709"/>
         <w:jc w:val="both"/>
         <w:rPr>
           <w:rFonts w:ascii="Arial" w:hAnsi="Arial" w:cs="Arial"/>
@@ -8594,7 +8325,665 @@
           <w:sz w:val="24"/>
           <w:szCs w:val="24"/>
         </w:rPr>
-        <w:t>Herramientas a utilizar: documentación técnica para dejar explicado el funcionamiento del sistema, los ajustes realizados y los aspectos importantes del proyecto, casos de prueba para revisar que cada módulo del sistema funcione correctamente, pruebas con usuarios para comprobar que el registro, actualización y visualización tipo tabla sean fáciles de usar, revisión de errores para identificar fallos antes de la entrega final, y formularios de retroalimentación para recopilar opiniones y sugerencias de mejora.</w:t>
+        <w:t>En el factor técnico</w:t>
+      </w:r>
+      <w:r>
+        <w:rPr>
+          <w:rFonts w:ascii="Arial" w:hAnsi="Arial" w:cs="Arial"/>
+          <w:sz w:val="24"/>
+          <w:szCs w:val="24"/>
+        </w:rPr>
+        <w:t>, las tecnologías necesarias para el desarrollo de una aplicación web se encuentran disponibles y son accesibles. La solución requiere herramientas de desarrollo web, una base de datos, un servidor central</w:t>
+      </w:r>
+      <w:r>
+        <w:rPr>
+          <w:rFonts w:ascii="Arial" w:hAnsi="Arial" w:cs="Arial"/>
+          <w:sz w:val="24"/>
+          <w:szCs w:val="24"/>
+        </w:rPr>
+        <w:t xml:space="preserve"> y </w:t>
+      </w:r>
+      <w:r>
+        <w:rPr>
+          <w:rFonts w:ascii="Arial" w:hAnsi="Arial" w:cs="Arial"/>
+          <w:sz w:val="24"/>
+          <w:szCs w:val="24"/>
+        </w:rPr>
+        <w:t>acceso mediante navegador</w:t>
+      </w:r>
+      <w:r>
+        <w:rPr>
+          <w:rFonts w:ascii="Arial" w:hAnsi="Arial" w:cs="Arial"/>
+          <w:sz w:val="24"/>
+          <w:szCs w:val="24"/>
+        </w:rPr>
+        <w:t xml:space="preserve">, </w:t>
+      </w:r>
+      <w:r>
+        <w:rPr>
+          <w:rFonts w:ascii="Arial" w:hAnsi="Arial" w:cs="Arial"/>
+          <w:sz w:val="24"/>
+          <w:szCs w:val="24"/>
+        </w:rPr>
+        <w:t>elementos que forman parte de la infraestructura tecnológica común en proyectos de sistemas de información.</w:t>
+      </w:r>
+    </w:p>
+    <w:p>
+      <w:pPr>
+        <w:spacing w:before="240" w:line="276" w:lineRule="auto"/>
+        <w:ind w:firstLine="709"/>
+        <w:jc w:val="both"/>
+        <w:rPr>
+          <w:rFonts w:ascii="Arial" w:hAnsi="Arial" w:cs="Arial"/>
+          <w:sz w:val="24"/>
+          <w:szCs w:val="24"/>
+        </w:rPr>
+      </w:pPr>
+      <w:r>
+        <w:rPr>
+          <w:rFonts w:ascii="Arial" w:hAnsi="Arial" w:cs="Arial"/>
+          <w:sz w:val="24"/>
+          <w:szCs w:val="24"/>
+        </w:rPr>
+        <w:t xml:space="preserve">Asimismo, la aplicación puede desarrollarse mediante tecnologías actuales para la creación de interfaces web, gestión de datos y conexión con servidores. El sistema no requiere dispositivos especializados, ya que los usuarios podrán acceder </w:t>
+      </w:r>
+      <w:r>
+        <w:rPr>
+          <w:rFonts w:ascii="Arial" w:hAnsi="Arial" w:cs="Arial"/>
+          <w:sz w:val="24"/>
+          <w:szCs w:val="24"/>
+        </w:rPr>
+        <w:lastRenderedPageBreak/>
+        <w:t>desde computadoras con conexión a internet,</w:t>
+      </w:r>
+      <w:r>
+        <w:rPr>
+          <w:rFonts w:ascii="Arial" w:hAnsi="Arial" w:cs="Arial"/>
+          <w:sz w:val="24"/>
+          <w:szCs w:val="24"/>
+        </w:rPr>
+        <w:t xml:space="preserve"> así como dispositivos móviles.</w:t>
+      </w:r>
+      <w:r>
+        <w:rPr>
+          <w:rFonts w:ascii="Arial" w:hAnsi="Arial" w:cs="Arial"/>
+          <w:sz w:val="24"/>
+          <w:szCs w:val="24"/>
+        </w:rPr>
+        <w:t xml:space="preserve"> </w:t>
+      </w:r>
+      <w:r>
+        <w:rPr>
+          <w:rFonts w:ascii="Arial" w:hAnsi="Arial" w:cs="Arial"/>
+          <w:sz w:val="24"/>
+          <w:szCs w:val="24"/>
+        </w:rPr>
+        <w:t>E</w:t>
+      </w:r>
+      <w:r>
+        <w:rPr>
+          <w:rFonts w:ascii="Arial" w:hAnsi="Arial" w:cs="Arial"/>
+          <w:sz w:val="24"/>
+          <w:szCs w:val="24"/>
+        </w:rPr>
+        <w:t>sto facilita su implementación</w:t>
+      </w:r>
+      <w:r>
+        <w:rPr>
+          <w:rFonts w:ascii="Arial" w:hAnsi="Arial" w:cs="Arial"/>
+          <w:sz w:val="24"/>
+          <w:szCs w:val="24"/>
+        </w:rPr>
+        <w:t xml:space="preserve"> y uso</w:t>
+      </w:r>
+      <w:r>
+        <w:rPr>
+          <w:rFonts w:ascii="Arial" w:hAnsi="Arial" w:cs="Arial"/>
+          <w:sz w:val="24"/>
+          <w:szCs w:val="24"/>
+        </w:rPr>
+        <w:t xml:space="preserve"> en los centros de salud.</w:t>
+      </w:r>
+    </w:p>
+    <w:p>
+      <w:pPr>
+        <w:spacing w:before="240" w:line="276" w:lineRule="auto"/>
+        <w:ind w:firstLine="709"/>
+        <w:jc w:val="both"/>
+        <w:rPr>
+          <w:rFonts w:ascii="Arial" w:hAnsi="Arial" w:cs="Arial"/>
+          <w:sz w:val="24"/>
+          <w:szCs w:val="24"/>
+        </w:rPr>
+      </w:pPr>
+      <w:r>
+        <w:rPr>
+          <w:rFonts w:ascii="Arial" w:hAnsi="Arial" w:cs="Arial"/>
+          <w:sz w:val="24"/>
+          <w:szCs w:val="24"/>
+        </w:rPr>
+        <w:t>Desde el punto de vista del almacenamiento, la información de vacunas puede organizarse en una base de datos relacional, permitiendo registrar municipios, centros de salud, tipos de vacunas, cantidades disponibles y población objetivo. Esta estructura permitirá consultas ordenadas y una visualización clara de los datos, lo cual responde directamente a la necesidad de centralización planteada en el proyecto.</w:t>
+      </w:r>
+    </w:p>
+    <w:p>
+      <w:pPr>
+        <w:spacing w:before="240" w:line="276" w:lineRule="auto"/>
+        <w:ind w:firstLine="709"/>
+        <w:jc w:val="both"/>
+        <w:rPr>
+          <w:rFonts w:ascii="Arial" w:hAnsi="Arial" w:cs="Arial"/>
+          <w:sz w:val="24"/>
+          <w:szCs w:val="24"/>
+        </w:rPr>
+      </w:pPr>
+      <w:r>
+        <w:rPr>
+          <w:rFonts w:ascii="Arial" w:hAnsi="Arial" w:cs="Arial"/>
+          <w:sz w:val="24"/>
+          <w:szCs w:val="24"/>
+        </w:rPr>
+        <w:t>En consecuencia, considerando la disponibilidad de tecnologías de desarrollo web, la posibilidad de organizar la información mediante una base de datos relacional y la ausencia de requerimientos de hardware especializado, se concluye que el proyecto es factible de forma técnica para su implementación en los centros de salud del departamento de San Marcos.</w:t>
+      </w:r>
+    </w:p>
+    <w:p>
+      <w:pPr>
+        <w:spacing w:after="0" w:line="276" w:lineRule="auto"/>
+        <w:ind w:firstLine="708"/>
+        <w:jc w:val="both"/>
+        <w:rPr>
+          <w:rFonts w:ascii="Arial" w:hAnsi="Arial" w:cs="Arial"/>
+          <w:sz w:val="24"/>
+          <w:szCs w:val="24"/>
+        </w:rPr>
+      </w:pPr>
+    </w:p>
+    <w:p>
+      <w:pPr>
+        <w:pStyle w:val="Ttulo3"/>
+        <w:numPr>
+          <w:ilvl w:val="0"/>
+          <w:numId w:val="15"/>
+        </w:numPr>
+        <w:spacing w:after="0" w:line="276" w:lineRule="auto"/>
+      </w:pPr>
+      <w:bookmarkStart w:id="41" w:name="_Toc236848983"/>
+      <w:r>
+        <w:t>Factibilidad operativa</w:t>
+      </w:r>
+      <w:bookmarkEnd w:id="41"/>
+    </w:p>
+    <w:p>
+      <w:pPr>
+        <w:spacing w:before="240" w:line="276" w:lineRule="auto"/>
+        <w:ind w:firstLine="709"/>
+        <w:jc w:val="both"/>
+        <w:rPr>
+          <w:rFonts w:ascii="Arial" w:hAnsi="Arial" w:cs="Arial"/>
+          <w:sz w:val="24"/>
+          <w:szCs w:val="24"/>
+        </w:rPr>
+      </w:pPr>
+      <w:r>
+        <w:rPr>
+          <w:rFonts w:ascii="Arial" w:hAnsi="Arial" w:cs="Arial"/>
+          <w:sz w:val="24"/>
+          <w:szCs w:val="24"/>
+        </w:rPr>
+        <w:t>El proyecto responde a una necesidad real en la gestión de información de vacunas. La aplicación permitirá que el personal autorizado de cada centro de salud registre y actualice los datos de manera ordenada, reduciendo la dependencia de registros manuales o archivos aislados. De esta manera, se podrá trabajar con información más clara, actualizada y fácil de consultar cuando sea necesario.</w:t>
+      </w:r>
+    </w:p>
+    <w:p>
+      <w:pPr>
+        <w:spacing w:before="240" w:line="276" w:lineRule="auto"/>
+        <w:ind w:firstLine="709"/>
+        <w:jc w:val="both"/>
+        <w:rPr>
+          <w:rFonts w:ascii="Arial" w:hAnsi="Arial" w:cs="Arial"/>
+          <w:sz w:val="24"/>
+          <w:szCs w:val="24"/>
+        </w:rPr>
+      </w:pPr>
+      <w:r>
+        <w:rPr>
+          <w:rFonts w:ascii="Arial" w:hAnsi="Arial" w:cs="Arial"/>
+          <w:sz w:val="24"/>
+          <w:szCs w:val="24"/>
+        </w:rPr>
+        <w:t>Para garantizar su uso adecuado, será necesario capacitar al personal encargado del registro de vacunas. Esta capacitación deberá enfocarse en el ingreso de información, actualización de registros y consulta de la vista tipo tabla. Al tratarse de una aplicación web, el proceso de aprendizaje debe ser sencillo ya que la interfaz se diseñará de forma clara, accesible y orientada a las tareas principales del usuario.</w:t>
+      </w:r>
+    </w:p>
+    <w:p>
+      <w:pPr>
+        <w:spacing w:before="240" w:line="276" w:lineRule="auto"/>
+        <w:ind w:firstLine="709"/>
+        <w:jc w:val="both"/>
+        <w:rPr>
+          <w:rFonts w:ascii="Arial" w:hAnsi="Arial" w:cs="Arial"/>
+          <w:sz w:val="24"/>
+          <w:szCs w:val="24"/>
+        </w:rPr>
+      </w:pPr>
+      <w:r>
+        <w:rPr>
+          <w:rFonts w:ascii="Arial" w:hAnsi="Arial" w:cs="Arial"/>
+          <w:sz w:val="24"/>
+          <w:szCs w:val="24"/>
+        </w:rPr>
+        <w:t>Durante el levantamiento de información con el personal del Centro de Salud de San Marcos, se identificó una actitud positiva hacia la propuesta. El personal se mostró dispuesto a colaborar y manifestó interés en agilizar los procesos actuales de registro y control de vacunas, lo cual reduce el riesgo de que la herramienta caiga en desuso una vez implementada.</w:t>
+      </w:r>
+    </w:p>
+    <w:p>
+      <w:pPr>
+        <w:spacing w:before="240" w:line="276" w:lineRule="auto"/>
+        <w:ind w:firstLine="709"/>
+        <w:jc w:val="both"/>
+        <w:rPr>
+          <w:rFonts w:ascii="Arial" w:hAnsi="Arial" w:cs="Arial"/>
+          <w:sz w:val="24"/>
+          <w:szCs w:val="24"/>
+        </w:rPr>
+      </w:pPr>
+      <w:r>
+        <w:rPr>
+          <w:rFonts w:ascii="Arial" w:hAnsi="Arial" w:cs="Arial"/>
+          <w:sz w:val="24"/>
+          <w:szCs w:val="24"/>
+        </w:rPr>
+        <w:t xml:space="preserve">Además, la centralización de los datos facilitará el trabajo de las autoridades de salud, quienes podrán consultar información consolidada sin depender de reportes dispersos y desactualizados enviados por cada municipio. Esto permitirá mejorar la organización interna, la planificación y la toma de decisiones relacionadas </w:t>
+      </w:r>
+      <w:r>
+        <w:rPr>
+          <w:rFonts w:ascii="Arial" w:hAnsi="Arial" w:cs="Arial"/>
+          <w:sz w:val="24"/>
+          <w:szCs w:val="24"/>
+        </w:rPr>
+        <w:lastRenderedPageBreak/>
+        <w:t>con la distribución de vacunas. También ayudará a tener una visión más completa del estado de disponibilidad de vacunas en los distintos centros de salud.</w:t>
+      </w:r>
+    </w:p>
+    <w:p>
+      <w:pPr>
+        <w:spacing w:before="240" w:line="276" w:lineRule="auto"/>
+        <w:ind w:firstLine="709"/>
+        <w:jc w:val="both"/>
+        <w:rPr>
+          <w:rFonts w:ascii="Arial" w:hAnsi="Arial" w:cs="Arial"/>
+          <w:sz w:val="24"/>
+          <w:szCs w:val="24"/>
+        </w:rPr>
+      </w:pPr>
+      <w:r>
+        <w:rPr>
+          <w:rFonts w:ascii="Arial" w:hAnsi="Arial" w:cs="Arial"/>
+          <w:sz w:val="24"/>
+          <w:szCs w:val="24"/>
+        </w:rPr>
+        <w:t>En consecuencia, considerando que el sistema responde a una necesidad operativa real, que su interfaz está orientada a facilitar el aprendizaje del personal mediante capacitación, y que se identificó receptividad y disposición por parte del personal del Centro de Salud de San Marcos hacia la propuesta, se concluye que el proyecto es operativamente factible para su implementación en los centros de salud del departamento de San Marcos</w:t>
+      </w:r>
+      <w:r>
+        <w:rPr>
+          <w:rFonts w:ascii="Arial" w:hAnsi="Arial" w:cs="Arial"/>
+          <w:sz w:val="24"/>
+          <w:szCs w:val="24"/>
+        </w:rPr>
+        <w:t>.</w:t>
+      </w:r>
+    </w:p>
+    <w:p>
+      <w:pPr>
+        <w:spacing w:after="0" w:line="276" w:lineRule="auto"/>
+        <w:ind w:firstLine="708"/>
+        <w:jc w:val="both"/>
+        <w:rPr>
+          <w:rFonts w:ascii="Arial" w:hAnsi="Arial" w:cs="Arial"/>
+          <w:sz w:val="24"/>
+          <w:szCs w:val="24"/>
+        </w:rPr>
+      </w:pPr>
+    </w:p>
+    <w:p>
+      <w:pPr>
+        <w:pStyle w:val="Ttulo3"/>
+        <w:numPr>
+          <w:ilvl w:val="0"/>
+          <w:numId w:val="16"/>
+        </w:numPr>
+        <w:spacing w:after="0" w:line="276" w:lineRule="auto"/>
+      </w:pPr>
+      <w:bookmarkStart w:id="42" w:name="_Toc236848984"/>
+      <w:r>
+        <w:t>Factibilidad económica</w:t>
+      </w:r>
+      <w:bookmarkEnd w:id="42"/>
+    </w:p>
+    <w:p>
+      <w:pPr>
+        <w:spacing w:before="240" w:line="276" w:lineRule="auto"/>
+        <w:ind w:firstLine="709"/>
+        <w:jc w:val="both"/>
+        <w:rPr>
+          <w:rFonts w:ascii="Arial" w:hAnsi="Arial" w:cs="Arial"/>
+          <w:sz w:val="24"/>
+          <w:szCs w:val="24"/>
+        </w:rPr>
+      </w:pPr>
+      <w:r>
+        <w:rPr>
+          <w:rFonts w:ascii="Arial" w:hAnsi="Arial" w:cs="Arial"/>
+          <w:sz w:val="24"/>
+          <w:szCs w:val="24"/>
+        </w:rPr>
+        <w:t>Este proyecto puede desarrollarse utilizando herramientas de bajo costo o de acceso gratuito para programación, diseño, documentación y pruebas. Los costos principales se relacionan con el alojamiento del sistema, dominio, materiales de capacitación, transporte por validaciones y posibles recursos de soporte técnico.</w:t>
+      </w:r>
+    </w:p>
+    <w:p>
+      <w:pPr>
+        <w:spacing w:before="240" w:line="276" w:lineRule="auto"/>
+        <w:ind w:firstLine="709"/>
+        <w:jc w:val="both"/>
+        <w:rPr>
+          <w:rFonts w:ascii="Arial" w:hAnsi="Arial" w:cs="Arial"/>
+          <w:sz w:val="24"/>
+          <w:szCs w:val="24"/>
+        </w:rPr>
+      </w:pPr>
+      <w:r>
+        <w:rPr>
+          <w:rFonts w:ascii="Arial" w:hAnsi="Arial" w:cs="Arial"/>
+          <w:sz w:val="24"/>
+          <w:szCs w:val="24"/>
+        </w:rPr>
+        <w:t xml:space="preserve">Al tratarse de un proyecto académico, el desarrollo será realizado por los integrantes del equipo, lo cual reduce significativamente el costo de mano de obra; sin embargo, para presentar una estimación más realista, se contempla el valor referencial del recurso humano como aporte del equipo de trabajo, así como los costos mínimos necesarios para llevar a cabo el sistema. Esta inversión no supondrá ningún gasto para el centro de salud, ya que el proyecto será donado en su totalidad por el equipo de desarrollo, incluyendo el pago del alojamiento durante </w:t>
+      </w:r>
+      <w:r>
+        <w:rPr>
+          <w:rFonts w:ascii="Arial" w:hAnsi="Arial" w:cs="Arial"/>
+          <w:sz w:val="24"/>
+          <w:szCs w:val="24"/>
+        </w:rPr>
+        <w:t>24 meses</w:t>
+      </w:r>
+      <w:r>
+        <w:rPr>
+          <w:rFonts w:ascii="Arial" w:hAnsi="Arial" w:cs="Arial"/>
+          <w:sz w:val="24"/>
+          <w:szCs w:val="24"/>
+        </w:rPr>
+        <w:t>. La inversión se justifica por los beneficios que generará el sistema, al permitir aprovechar mejor los recursos disponibles con datos más ordenados y accesibles para el personal autorizado, representando así una alternativa de bajo costo frente al impacto operativo que puede aportar al sistema de salud departamental.</w:t>
+      </w:r>
+    </w:p>
+    <w:p>
+      <w:pPr>
+        <w:spacing w:before="240" w:line="276" w:lineRule="auto"/>
+        <w:ind w:firstLine="709"/>
+        <w:jc w:val="both"/>
+        <w:rPr>
+          <w:rFonts w:ascii="Arial" w:hAnsi="Arial" w:cs="Arial"/>
+          <w:sz w:val="24"/>
+          <w:szCs w:val="24"/>
+        </w:rPr>
+      </w:pPr>
+      <w:r>
+        <w:rPr>
+          <w:rFonts w:ascii="Arial" w:hAnsi="Arial" w:cs="Arial"/>
+          <w:sz w:val="24"/>
+          <w:szCs w:val="24"/>
+        </w:rPr>
+        <w:t xml:space="preserve">Por ende, considerando que el desarrollo del sistema se apoya en herramientas de bajo costo o gratuitas, que la mano de obra será aportada por el equipo desarrollador y que los gastos de alojamiento serán cubiertos en su totalidad durante </w:t>
+      </w:r>
+      <w:r>
+        <w:rPr>
+          <w:rFonts w:ascii="Arial" w:hAnsi="Arial" w:cs="Arial"/>
+          <w:sz w:val="24"/>
+          <w:szCs w:val="24"/>
+        </w:rPr>
+        <w:t>24 meses</w:t>
+      </w:r>
+      <w:r>
+        <w:rPr>
+          <w:rFonts w:ascii="Arial" w:hAnsi="Arial" w:cs="Arial"/>
+          <w:sz w:val="24"/>
+          <w:szCs w:val="24"/>
+        </w:rPr>
+        <w:t xml:space="preserve"> por los estudiantes sin representar ninguna inversión para la institución, se concluye que el proyecto es económicamente factible para su implementación en los centros de salud del departamento de San Marcos</w:t>
+      </w:r>
+      <w:r>
+        <w:rPr>
+          <w:rFonts w:ascii="Arial" w:hAnsi="Arial" w:cs="Arial"/>
+          <w:sz w:val="24"/>
+          <w:szCs w:val="24"/>
+        </w:rPr>
+        <w:t>.</w:t>
+      </w:r>
+    </w:p>
+    <w:p>
+      <w:pPr>
+        <w:spacing w:after="0" w:line="276" w:lineRule="auto"/>
+        <w:ind w:firstLine="708"/>
+        <w:jc w:val="both"/>
+        <w:rPr>
+          <w:rFonts w:ascii="Arial" w:hAnsi="Arial" w:cs="Arial"/>
+          <w:sz w:val="24"/>
+          <w:szCs w:val="24"/>
+        </w:rPr>
+      </w:pPr>
+      <w:r>
+        <w:rPr>
+          <w:rFonts w:ascii="Arial" w:hAnsi="Arial" w:cs="Arial"/>
+          <w:sz w:val="24"/>
+          <w:szCs w:val="24"/>
+        </w:rPr>
+        <w:br w:type="page"/>
+      </w:r>
+    </w:p>
+    <w:p>
+      <w:pPr>
+        <w:pStyle w:val="Ttulo3"/>
+        <w:numPr>
+          <w:ilvl w:val="0"/>
+          <w:numId w:val="17"/>
+        </w:numPr>
+        <w:spacing w:after="0" w:line="276" w:lineRule="auto"/>
+      </w:pPr>
+      <w:bookmarkStart w:id="43" w:name="_Toc236848985"/>
+      <w:r>
+        <w:lastRenderedPageBreak/>
+        <w:t>Factibilidad legal</w:t>
+      </w:r>
+      <w:bookmarkEnd w:id="43"/>
+    </w:p>
+    <w:p>
+      <w:pPr>
+        <w:spacing w:before="240" w:line="276" w:lineRule="auto"/>
+        <w:ind w:firstLine="709"/>
+        <w:jc w:val="both"/>
+        <w:rPr>
+          <w:rFonts w:ascii="Arial" w:hAnsi="Arial" w:cs="Arial"/>
+          <w:sz w:val="24"/>
+          <w:szCs w:val="24"/>
+        </w:rPr>
+      </w:pPr>
+      <w:r>
+        <w:rPr>
+          <w:rFonts w:ascii="Arial" w:hAnsi="Arial" w:cs="Arial"/>
+          <w:sz w:val="24"/>
+          <w:szCs w:val="24"/>
+        </w:rPr>
+        <w:t>En relación al aspecto legal, el desarrollo se ejecutará con la autorización del Centro de Salud de San Marcos y bajo lineamientos de uso responsable de la información. El proyecto se enmarca dentro de lo establecido en el Decreto 25-2024, Ley de Vacunación, que respalda el fortalecimiento de los procesos de inmunización a nivel nacional, sin contravenir ninguna disposición de dicha normativa. Debido a que el sistema estará orientado al registro de disponibilidad de vacunas, no almacenará información personal sensible de pacientes, diagnósticos médicos ni expedientes clínicos individuales, por lo que se enfoca únicamente en información administrativa necesaria para mejorar el control y consulta de existencias.</w:t>
+      </w:r>
+    </w:p>
+    <w:p>
+      <w:pPr>
+        <w:spacing w:before="240" w:line="276" w:lineRule="auto"/>
+        <w:ind w:firstLine="709"/>
+        <w:jc w:val="both"/>
+        <w:rPr>
+          <w:rFonts w:ascii="Arial" w:hAnsi="Arial" w:cs="Arial"/>
+          <w:sz w:val="24"/>
+          <w:szCs w:val="24"/>
+        </w:rPr>
+      </w:pPr>
+      <w:r>
+        <w:rPr>
+          <w:rFonts w:ascii="Arial" w:hAnsi="Arial" w:cs="Arial"/>
+          <w:sz w:val="24"/>
+          <w:szCs w:val="24"/>
+        </w:rPr>
+        <w:t>Para garantizar el uso adecuado del sistema, se establecerán los roles de acceso, credenciales para usuarios autorizados y controles básicos de seguridad. También será necesario proteger la integridad de la información registrada, evitando modificaciones no autorizadas o pérdida de datos. De esta manera, el sistema podrá operar como una herramienta administrativa para el control de vacunas sin vulnerar la privacidad de los usuarios del servicio de salud.</w:t>
+      </w:r>
+    </w:p>
+    <w:p>
+      <w:pPr>
+        <w:spacing w:before="240" w:line="276" w:lineRule="auto"/>
+        <w:ind w:firstLine="709"/>
+        <w:jc w:val="both"/>
+        <w:rPr>
+          <w:rFonts w:ascii="Arial" w:hAnsi="Arial" w:cs="Arial"/>
+          <w:sz w:val="24"/>
+          <w:szCs w:val="24"/>
+        </w:rPr>
+      </w:pPr>
+      <w:r>
+        <w:rPr>
+          <w:rFonts w:ascii="Arial" w:hAnsi="Arial" w:cs="Arial"/>
+          <w:sz w:val="24"/>
+          <w:szCs w:val="24"/>
+        </w:rPr>
+        <w:t>Asimismo, el proyecto respetará los procedimientos institucionales del centro de salud y de las autoridades correspondientes del departamento de San Marcos, además de funcionar acorde a las leyes del país. La implementación será realizada únicamente con el consentimiento y autorización de las entidades involucradas. Además, se procurará que el uso del sistema se mantenga dentro de los fines establecidos para el proyecto, evitando cualquier manejo inadecuado de la información registrada.</w:t>
+      </w:r>
+    </w:p>
+    <w:p>
+      <w:pPr>
+        <w:spacing w:before="240" w:line="276" w:lineRule="auto"/>
+        <w:ind w:firstLine="709"/>
+        <w:jc w:val="both"/>
+        <w:rPr>
+          <w:rFonts w:ascii="Arial" w:hAnsi="Arial" w:cs="Arial"/>
+          <w:sz w:val="24"/>
+          <w:szCs w:val="24"/>
+        </w:rPr>
+      </w:pPr>
+      <w:r>
+        <w:rPr>
+          <w:rFonts w:ascii="Arial" w:hAnsi="Arial" w:cs="Arial"/>
+          <w:sz w:val="24"/>
+          <w:szCs w:val="24"/>
+        </w:rPr>
+        <w:t>Debido a lo anterior, considerando que se cuenta con la autorización necesaria, no se almacenará información sensible de pacientes y que se emplearán tecnologías de código abierto respetando los derechos de autoría del equipo desarrollador, se concluye que el proyecto es legalmente factible para su implementación en los centros de salud beneficiados.</w:t>
+      </w:r>
+    </w:p>
+    <w:p>
+      <w:pPr>
+        <w:spacing w:before="240" w:line="276" w:lineRule="auto"/>
+        <w:ind w:firstLine="709"/>
+        <w:jc w:val="both"/>
+        <w:rPr>
+          <w:rFonts w:ascii="Arial" w:hAnsi="Arial" w:cs="Arial"/>
+          <w:sz w:val="24"/>
+          <w:szCs w:val="24"/>
+        </w:rPr>
+      </w:pPr>
+    </w:p>
+    <w:p>
+      <w:pPr>
+        <w:pStyle w:val="Ttulo3"/>
+        <w:numPr>
+          <w:ilvl w:val="0"/>
+          <w:numId w:val="17"/>
+        </w:numPr>
+        <w:spacing w:after="0" w:line="276" w:lineRule="auto"/>
+      </w:pPr>
+      <w:r>
+        <w:t>Aspecto ético</w:t>
+      </w:r>
+    </w:p>
+    <w:p>
+      <w:pPr>
+        <w:spacing w:before="240" w:line="276" w:lineRule="auto"/>
+        <w:ind w:firstLine="709"/>
+        <w:jc w:val="both"/>
+        <w:rPr>
+          <w:rFonts w:ascii="Arial" w:hAnsi="Arial" w:cs="Arial"/>
+          <w:sz w:val="24"/>
+          <w:szCs w:val="24"/>
+        </w:rPr>
+      </w:pPr>
+      <w:r>
+        <w:rPr>
+          <w:rFonts w:ascii="Arial" w:hAnsi="Arial" w:cs="Arial"/>
+          <w:sz w:val="24"/>
+          <w:szCs w:val="24"/>
+        </w:rPr>
+        <w:t xml:space="preserve">El desarrollo del proyecto contempla la realización de entrevistas y visitas con el personal de los centros de salud del departamento de San Marcos, entre ellas la que ya se tiene programada con el encargado del centro de salud, con el fin de conocer de primera mano sus necesidades y validar el diseño de la solución. La participación del personal en estas actividades será voluntaria e informada, y la </w:t>
+      </w:r>
+      <w:r>
+        <w:rPr>
+          <w:rFonts w:ascii="Arial" w:hAnsi="Arial" w:cs="Arial"/>
+          <w:sz w:val="24"/>
+          <w:szCs w:val="24"/>
+        </w:rPr>
+        <w:lastRenderedPageBreak/>
+        <w:t>información compartida se utilizará exclusivamente con fines académicos relacionados con este proyecto.</w:t>
+      </w:r>
+    </w:p>
+    <w:p>
+      <w:pPr>
+        <w:spacing w:before="240" w:line="276" w:lineRule="auto"/>
+        <w:ind w:firstLine="709"/>
+        <w:jc w:val="both"/>
+        <w:rPr>
+          <w:rFonts w:ascii="Arial" w:hAnsi="Arial" w:cs="Arial"/>
+          <w:sz w:val="24"/>
+          <w:szCs w:val="24"/>
+        </w:rPr>
+      </w:pPr>
+      <w:r>
+        <w:rPr>
+          <w:rFonts w:ascii="Arial" w:hAnsi="Arial" w:cs="Arial"/>
+          <w:sz w:val="24"/>
+          <w:szCs w:val="24"/>
+        </w:rPr>
+        <w:t>Asimismo, se garantizará la confidencialidad de la información proporcionada por el personal entrevistado, evitando su divulgación fuera del contexto académico del proyecto. Como se mencionó en la factibilidad legal, el sistema propuesto no recopilará información personal de pacientes, por lo que tampoco existen implicaciones éticas relacionadas con el manejo de datos sensibles de la población atendida.</w:t>
+      </w:r>
+    </w:p>
+    <w:p>
+      <w:pPr>
+        <w:spacing w:before="240" w:line="276" w:lineRule="auto"/>
+        <w:ind w:firstLine="709"/>
+        <w:jc w:val="both"/>
+        <w:rPr>
+          <w:rFonts w:ascii="Arial" w:hAnsi="Arial" w:cs="Arial"/>
+          <w:sz w:val="24"/>
+          <w:szCs w:val="24"/>
+        </w:rPr>
+      </w:pPr>
+      <w:r>
+        <w:rPr>
+          <w:rFonts w:ascii="Arial" w:hAnsi="Arial" w:cs="Arial"/>
+          <w:sz w:val="24"/>
+          <w:szCs w:val="24"/>
+        </w:rPr>
+        <w:t>En este sentido, considerando que la participación del personal de los centros de salud del departamento de San Marcos en las entrevistas y visitas de validación es voluntaria e informada, que la información compartida se destinará exclusivamente a fines académicos bajo estrictas condiciones de confidencialidad, y que el sistema no recopilará datos sensibles de la población atendida, se concluye que el proyecto es éticamente factible.</w:t>
+      </w:r>
+    </w:p>
+    <w:p>
+      <w:pPr>
+        <w:spacing w:before="240" w:line="276" w:lineRule="auto"/>
+        <w:ind w:firstLine="709"/>
+        <w:jc w:val="both"/>
+        <w:rPr>
+          <w:rFonts w:ascii="Arial" w:hAnsi="Arial" w:cs="Arial"/>
+          <w:sz w:val="24"/>
+          <w:szCs w:val="24"/>
+        </w:rPr>
+      </w:pPr>
+      <w:r>
+        <w:rPr>
+          <w:rFonts w:ascii="Arial" w:hAnsi="Arial" w:cs="Arial"/>
+          <w:sz w:val="24"/>
+          <w:szCs w:val="24"/>
+        </w:rPr>
+        <w:br w:type="page"/>
       </w:r>
     </w:p>
     <w:p>
@@ -8602,746 +8991,7 @@
         <w:pStyle w:val="Ttulo2"/>
         <w:numPr>
           <w:ilvl w:val="0"/>
-          <w:numId w:val="19"/>
-        </w:numPr>
-        <w:spacing w:before="240"/>
-      </w:pPr>
-      <w:bookmarkStart w:id="39" w:name="_Toc236848981"/>
-      <w:r>
-        <w:t xml:space="preserve"> </w:t>
-      </w:r>
-      <w:r>
-        <w:t>Análisis de viabilidad</w:t>
-      </w:r>
-      <w:bookmarkEnd w:id="39"/>
-    </w:p>
-    <w:p>
-      <w:pPr>
-        <w:spacing w:line="276" w:lineRule="auto"/>
-        <w:ind w:firstLine="360"/>
-        <w:jc w:val="both"/>
-        <w:rPr>
-          <w:rFonts w:ascii="Arial" w:hAnsi="Arial" w:cs="Arial"/>
-          <w:sz w:val="24"/>
-          <w:szCs w:val="24"/>
-        </w:rPr>
-      </w:pPr>
-      <w:r>
-        <w:rPr>
-          <w:rFonts w:ascii="Arial" w:hAnsi="Arial" w:cs="Arial"/>
-          <w:sz w:val="24"/>
-          <w:szCs w:val="24"/>
-        </w:rPr>
-        <w:t>Para determinar si el proyecto de la gestión de vacunas en los centros de salud del departamento de San Marcos puede ejecutarse de manera exitosa, se realizó un análisis de viabilidad fundamentado en la evaluación de las factibilidades técnica, operativa, económica, legal y ética</w:t>
-      </w:r>
-      <w:r>
-        <w:rPr>
-          <w:rFonts w:ascii="Arial" w:hAnsi="Arial" w:cs="Arial"/>
-          <w:sz w:val="24"/>
-          <w:szCs w:val="24"/>
-        </w:rPr>
-        <w:t>. Este análisis permite verificar que la propuesta cuenta con los recursos tecnológicos, humanos y financieros necesarios para su implementación, así como el respaldo institucional y el marco legal que garanticen su correcto funcionamiento dentro de los centros de salud involucrados</w:t>
-      </w:r>
-      <w:r>
-        <w:rPr>
-          <w:rFonts w:ascii="Arial" w:hAnsi="Arial" w:cs="Arial"/>
-          <w:sz w:val="24"/>
-          <w:szCs w:val="24"/>
-        </w:rPr>
-        <w:t>.</w:t>
-      </w:r>
-    </w:p>
-    <w:p>
-      <w:pPr>
-        <w:pStyle w:val="Ttulo3"/>
-        <w:numPr>
-          <w:ilvl w:val="0"/>
-          <w:numId w:val="20"/>
-        </w:numPr>
-        <w:spacing w:after="0" w:line="276" w:lineRule="auto"/>
-      </w:pPr>
-      <w:bookmarkStart w:id="40" w:name="_Toc236848982"/>
-      <w:r>
-        <w:t>Factibilidad técnica</w:t>
-      </w:r>
-      <w:bookmarkEnd w:id="40"/>
-    </w:p>
-    <w:p>
-      <w:pPr>
-        <w:spacing w:line="276" w:lineRule="auto"/>
-        <w:ind w:firstLine="360"/>
-        <w:jc w:val="both"/>
-        <w:rPr>
-          <w:rFonts w:ascii="Arial" w:hAnsi="Arial" w:cs="Arial"/>
-          <w:sz w:val="24"/>
-          <w:szCs w:val="24"/>
-        </w:rPr>
-      </w:pPr>
-      <w:r>
-        <w:rPr>
-          <w:rFonts w:ascii="Arial" w:hAnsi="Arial" w:cs="Arial"/>
-          <w:sz w:val="24"/>
-          <w:szCs w:val="24"/>
-        </w:rPr>
-        <w:t>En el factor técnico</w:t>
-      </w:r>
-      <w:r>
-        <w:rPr>
-          <w:rFonts w:ascii="Arial" w:hAnsi="Arial" w:cs="Arial"/>
-          <w:sz w:val="24"/>
-          <w:szCs w:val="24"/>
-        </w:rPr>
-        <w:t>, las tecnologías necesarias para el desarrollo de una aplicación web se encuentran disponibles y son accesibles. La solución requiere herramientas de desarrollo web, una base de datos, un servidor central</w:t>
-      </w:r>
-      <w:r>
-        <w:rPr>
-          <w:rFonts w:ascii="Arial" w:hAnsi="Arial" w:cs="Arial"/>
-          <w:sz w:val="24"/>
-          <w:szCs w:val="24"/>
-        </w:rPr>
-        <w:t xml:space="preserve"> y </w:t>
-      </w:r>
-      <w:r>
-        <w:rPr>
-          <w:rFonts w:ascii="Arial" w:hAnsi="Arial" w:cs="Arial"/>
-          <w:sz w:val="24"/>
-          <w:szCs w:val="24"/>
-        </w:rPr>
-        <w:t>acceso mediante navegador</w:t>
-      </w:r>
-      <w:r>
-        <w:rPr>
-          <w:rFonts w:ascii="Arial" w:hAnsi="Arial" w:cs="Arial"/>
-          <w:sz w:val="24"/>
-          <w:szCs w:val="24"/>
-        </w:rPr>
-        <w:t xml:space="preserve">, </w:t>
-      </w:r>
-      <w:r>
-        <w:rPr>
-          <w:rFonts w:ascii="Arial" w:hAnsi="Arial" w:cs="Arial"/>
-          <w:sz w:val="24"/>
-          <w:szCs w:val="24"/>
-        </w:rPr>
-        <w:t>elementos que forman parte de la infraestructura tecnológica común en proyectos de sistemas de información.</w:t>
-      </w:r>
-    </w:p>
-    <w:p>
-      <w:pPr>
-        <w:spacing w:line="278" w:lineRule="auto"/>
-        <w:ind w:firstLine="360"/>
-        <w:jc w:val="both"/>
-        <w:rPr>
-          <w:rFonts w:ascii="Arial" w:hAnsi="Arial" w:cs="Arial"/>
-          <w:sz w:val="24"/>
-          <w:szCs w:val="24"/>
-        </w:rPr>
-      </w:pPr>
-      <w:r>
-        <w:rPr>
-          <w:rFonts w:ascii="Arial" w:hAnsi="Arial" w:cs="Arial"/>
-          <w:sz w:val="24"/>
-          <w:szCs w:val="24"/>
-        </w:rPr>
-        <w:t>Asimismo, la aplicación puede desarrollarse mediante tecnologías actuales para la creación de interfaces web, gestión de datos y conexión con servidores. El sistema no requiere dispositivos especializados, ya que los usuarios podrán acceder desde computadoras con conexión a internet,</w:t>
-      </w:r>
-      <w:r>
-        <w:rPr>
-          <w:rFonts w:ascii="Arial" w:hAnsi="Arial" w:cs="Arial"/>
-          <w:sz w:val="24"/>
-          <w:szCs w:val="24"/>
-        </w:rPr>
-        <w:t xml:space="preserve"> así como dispositivos móviles.</w:t>
-      </w:r>
-      <w:r>
-        <w:rPr>
-          <w:rFonts w:ascii="Arial" w:hAnsi="Arial" w:cs="Arial"/>
-          <w:sz w:val="24"/>
-          <w:szCs w:val="24"/>
-        </w:rPr>
-        <w:t xml:space="preserve"> </w:t>
-      </w:r>
-      <w:r>
-        <w:rPr>
-          <w:rFonts w:ascii="Arial" w:hAnsi="Arial" w:cs="Arial"/>
-          <w:sz w:val="24"/>
-          <w:szCs w:val="24"/>
-        </w:rPr>
-        <w:t>E</w:t>
-      </w:r>
-      <w:r>
-        <w:rPr>
-          <w:rFonts w:ascii="Arial" w:hAnsi="Arial" w:cs="Arial"/>
-          <w:sz w:val="24"/>
-          <w:szCs w:val="24"/>
-        </w:rPr>
-        <w:t>sto facilita su implementación</w:t>
-      </w:r>
-      <w:r>
-        <w:rPr>
-          <w:rFonts w:ascii="Arial" w:hAnsi="Arial" w:cs="Arial"/>
-          <w:sz w:val="24"/>
-          <w:szCs w:val="24"/>
-        </w:rPr>
-        <w:t xml:space="preserve"> y uso</w:t>
-      </w:r>
-      <w:r>
-        <w:rPr>
-          <w:rFonts w:ascii="Arial" w:hAnsi="Arial" w:cs="Arial"/>
-          <w:sz w:val="24"/>
-          <w:szCs w:val="24"/>
-        </w:rPr>
-        <w:t xml:space="preserve"> en los centros de salud.</w:t>
-      </w:r>
-    </w:p>
-    <w:p>
-      <w:pPr>
-        <w:spacing w:line="278" w:lineRule="auto"/>
-        <w:ind w:firstLine="360"/>
-        <w:jc w:val="both"/>
-        <w:rPr>
-          <w:rFonts w:ascii="Arial" w:hAnsi="Arial" w:cs="Arial"/>
-          <w:sz w:val="24"/>
-          <w:szCs w:val="24"/>
-        </w:rPr>
-      </w:pPr>
-      <w:r>
-        <w:rPr>
-          <w:rFonts w:ascii="Arial" w:hAnsi="Arial" w:cs="Arial"/>
-          <w:sz w:val="24"/>
-          <w:szCs w:val="24"/>
-        </w:rPr>
-        <w:t xml:space="preserve">Desde el punto de vista del almacenamiento, la información de vacunas puede organizarse en una base de datos relacional, permitiendo registrar municipios, centros de salud, tipos de vacunas, cantidades disponibles y población objetivo. </w:t>
-      </w:r>
-      <w:r>
-        <w:rPr>
-          <w:rFonts w:ascii="Arial" w:hAnsi="Arial" w:cs="Arial"/>
-          <w:sz w:val="24"/>
-          <w:szCs w:val="24"/>
-        </w:rPr>
-        <w:lastRenderedPageBreak/>
-        <w:t>Esta estructura permitirá consultas ordenadas y una visualización clara de los datos, lo cual responde directamente a la necesidad de centralización planteada en el proyecto.</w:t>
-      </w:r>
-    </w:p>
-    <w:p>
-      <w:pPr>
-        <w:spacing w:line="278" w:lineRule="auto"/>
-        <w:ind w:firstLine="360"/>
-        <w:jc w:val="both"/>
-        <w:rPr>
-          <w:rFonts w:ascii="Arial" w:hAnsi="Arial" w:cs="Arial"/>
-          <w:sz w:val="24"/>
-          <w:szCs w:val="24"/>
-        </w:rPr>
-      </w:pPr>
-      <w:r>
-        <w:rPr>
-          <w:rFonts w:ascii="Arial" w:hAnsi="Arial" w:cs="Arial"/>
-          <w:sz w:val="24"/>
-          <w:szCs w:val="24"/>
-        </w:rPr>
-        <w:t>En consecuencia, considerando la disponibilidad de tecnologías de desarrollo web, la posibilidad de organizar la información mediante una base de datos relacional y la ausencia de requerimientos de hardware especializado, se concluye que el proyecto es factible de forma técnica para su implementación en los centros de salud del departamento de San Marcos.</w:t>
-      </w:r>
-    </w:p>
-    <w:p>
-      <w:pPr>
-        <w:spacing w:after="0" w:line="276" w:lineRule="auto"/>
-        <w:ind w:firstLine="708"/>
-        <w:jc w:val="both"/>
-        <w:rPr>
-          <w:rFonts w:ascii="Arial" w:hAnsi="Arial" w:cs="Arial"/>
-          <w:sz w:val="24"/>
-          <w:szCs w:val="24"/>
-        </w:rPr>
-      </w:pPr>
-    </w:p>
-    <w:p>
-      <w:pPr>
-        <w:pStyle w:val="Ttulo3"/>
-        <w:numPr>
-          <w:ilvl w:val="0"/>
-          <w:numId w:val="21"/>
-        </w:numPr>
-        <w:spacing w:after="0" w:line="276" w:lineRule="auto"/>
-      </w:pPr>
-      <w:bookmarkStart w:id="41" w:name="_Toc236848983"/>
-      <w:r>
-        <w:t>Factibilidad operativa</w:t>
-      </w:r>
-      <w:bookmarkEnd w:id="41"/>
-    </w:p>
-    <w:p>
-      <w:pPr>
-        <w:spacing w:line="278" w:lineRule="auto"/>
-        <w:ind w:firstLine="360"/>
-        <w:jc w:val="both"/>
-        <w:rPr>
-          <w:rFonts w:ascii="Arial" w:hAnsi="Arial" w:cs="Arial"/>
-          <w:sz w:val="24"/>
-          <w:szCs w:val="24"/>
-        </w:rPr>
-      </w:pPr>
-      <w:r>
-        <w:rPr>
-          <w:rFonts w:ascii="Arial" w:hAnsi="Arial" w:cs="Arial"/>
-          <w:sz w:val="24"/>
-          <w:szCs w:val="24"/>
-        </w:rPr>
-        <w:t>El proyecto responde a una necesidad real en la gestión de información de vacunas. La aplicación permitirá que el personal autorizado de cada centro de salud registre y actualice los datos de manera ordenada, reduciendo la dependencia de registros manuales o archivos aislados. De esta manera, se podrá trabajar con información más clara, actualizada y fácil de consultar cuando sea necesario.</w:t>
-      </w:r>
-    </w:p>
-    <w:p>
-      <w:pPr>
-        <w:spacing w:line="278" w:lineRule="auto"/>
-        <w:ind w:firstLine="360"/>
-        <w:jc w:val="both"/>
-        <w:rPr>
-          <w:rFonts w:ascii="Arial" w:hAnsi="Arial" w:cs="Arial"/>
-          <w:sz w:val="24"/>
-          <w:szCs w:val="24"/>
-        </w:rPr>
-      </w:pPr>
-      <w:r>
-        <w:rPr>
-          <w:rFonts w:ascii="Arial" w:hAnsi="Arial" w:cs="Arial"/>
-          <w:sz w:val="24"/>
-          <w:szCs w:val="24"/>
-        </w:rPr>
-        <w:t>Para garantizar su uso adecuado, será necesario capacitar al personal encargado del registro de vacunas. Esta capacitación deberá enfocarse en el ingreso de información, actualización de registros y consulta de la vista tipo tabla. Al tratarse de una aplicación web, el proceso de aprendizaje debe ser sencillo ya que la interfaz se diseñará de forma clara, accesible y orientada a las tareas principales del usuario.</w:t>
-      </w:r>
-    </w:p>
-    <w:p>
-      <w:pPr>
-        <w:spacing w:line="278" w:lineRule="auto"/>
-        <w:ind w:firstLine="360"/>
-        <w:jc w:val="both"/>
-        <w:rPr>
-          <w:rFonts w:ascii="Arial" w:hAnsi="Arial" w:cs="Arial"/>
-          <w:sz w:val="24"/>
-          <w:szCs w:val="24"/>
-        </w:rPr>
-      </w:pPr>
-      <w:r>
-        <w:rPr>
-          <w:rFonts w:ascii="Arial" w:hAnsi="Arial" w:cs="Arial"/>
-          <w:sz w:val="24"/>
-          <w:szCs w:val="24"/>
-        </w:rPr>
-        <w:t>Durante el levantamiento de información con el personal del Centro de Salud de San Marcos, se identificó una actitud positiva hacia la propuesta. El personal se mostró dispuesto a colaborar y manifestó interés en agilizar los procesos actuales de registro y control de vacunas, lo cual reduce el riesgo de que la herramienta caiga en desuso una vez implementada.</w:t>
-      </w:r>
-    </w:p>
-    <w:p>
-      <w:pPr>
-        <w:spacing w:line="278" w:lineRule="auto"/>
-        <w:ind w:firstLine="360"/>
-        <w:jc w:val="both"/>
-        <w:rPr>
-          <w:rFonts w:ascii="Arial" w:hAnsi="Arial" w:cs="Arial"/>
-          <w:sz w:val="24"/>
-          <w:szCs w:val="24"/>
-        </w:rPr>
-      </w:pPr>
-      <w:r>
-        <w:rPr>
-          <w:rFonts w:ascii="Arial" w:hAnsi="Arial" w:cs="Arial"/>
-          <w:sz w:val="24"/>
-          <w:szCs w:val="24"/>
-        </w:rPr>
-        <w:t>Además, la centralización de los datos facilitará el trabajo de las autoridades de salud, quienes podrán consultar información consolidada sin depender de reportes dispersos y desactualizados enviados por cada municipio. Esto permitirá mejorar la organización interna, la planificación y la toma de decisiones relacionadas con la distribución de vacunas. También ayudará a tener una visión más completa del estado de disponibilidad de vacunas en los distintos centros de salud.</w:t>
-      </w:r>
-    </w:p>
-    <w:p>
-      <w:pPr>
-        <w:spacing w:line="278" w:lineRule="auto"/>
-        <w:ind w:firstLine="360"/>
-        <w:jc w:val="both"/>
-        <w:rPr>
-          <w:rFonts w:ascii="Arial" w:hAnsi="Arial" w:cs="Arial"/>
-          <w:sz w:val="24"/>
-          <w:szCs w:val="24"/>
-        </w:rPr>
-      </w:pPr>
-      <w:r>
-        <w:rPr>
-          <w:rFonts w:ascii="Arial" w:hAnsi="Arial" w:cs="Arial"/>
-          <w:sz w:val="24"/>
-          <w:szCs w:val="24"/>
-        </w:rPr>
-        <w:t xml:space="preserve">En consecuencia, considerando que el sistema responde a una necesidad operativa real, que su interfaz está orientada a facilitar el aprendizaje del personal mediante capacitación, y que se identificó receptividad y disposición por parte del personal del Centro de Salud de San Marcos hacia la propuesta, se concluye que </w:t>
-      </w:r>
-      <w:r>
-        <w:rPr>
-          <w:rFonts w:ascii="Arial" w:hAnsi="Arial" w:cs="Arial"/>
-          <w:sz w:val="24"/>
-          <w:szCs w:val="24"/>
-        </w:rPr>
-        <w:lastRenderedPageBreak/>
-        <w:t>el proyecto es operativamente factible para su implementación en los centros de salud del departamento de San Marcos</w:t>
-      </w:r>
-      <w:r>
-        <w:rPr>
-          <w:rFonts w:ascii="Arial" w:hAnsi="Arial" w:cs="Arial"/>
-          <w:sz w:val="24"/>
-          <w:szCs w:val="24"/>
-        </w:rPr>
-        <w:t>.</w:t>
-      </w:r>
-    </w:p>
-    <w:p>
-      <w:pPr>
-        <w:spacing w:after="0" w:line="276" w:lineRule="auto"/>
-        <w:ind w:firstLine="708"/>
-        <w:jc w:val="both"/>
-        <w:rPr>
-          <w:rFonts w:ascii="Arial" w:hAnsi="Arial" w:cs="Arial"/>
-          <w:sz w:val="24"/>
-          <w:szCs w:val="24"/>
-        </w:rPr>
-      </w:pPr>
-    </w:p>
-    <w:p>
-      <w:pPr>
-        <w:pStyle w:val="Ttulo3"/>
-        <w:numPr>
-          <w:ilvl w:val="0"/>
-          <w:numId w:val="22"/>
-        </w:numPr>
-        <w:spacing w:after="0" w:line="276" w:lineRule="auto"/>
-      </w:pPr>
-      <w:bookmarkStart w:id="42" w:name="_Toc236848984"/>
-      <w:r>
-        <w:t>Factibilidad económica</w:t>
-      </w:r>
-      <w:bookmarkEnd w:id="42"/>
-    </w:p>
-    <w:p>
-      <w:pPr>
-        <w:spacing w:line="278" w:lineRule="auto"/>
-        <w:ind w:firstLine="360"/>
-        <w:jc w:val="both"/>
-        <w:rPr>
-          <w:rFonts w:ascii="Arial" w:hAnsi="Arial" w:cs="Arial"/>
-          <w:sz w:val="24"/>
-          <w:szCs w:val="24"/>
-        </w:rPr>
-      </w:pPr>
-      <w:r>
-        <w:rPr>
-          <w:rFonts w:ascii="Arial" w:hAnsi="Arial" w:cs="Arial"/>
-          <w:sz w:val="24"/>
-          <w:szCs w:val="24"/>
-        </w:rPr>
-        <w:t>Este proyecto puede desarrollarse utilizando herramientas de bajo costo o de acceso gratuito para programación, diseño, documentación y pruebas. Los costos principales se relacionan con el alojamiento del sistema, dominio, materiales de capacitación, transporte por validaciones y posibles recursos de soporte técnico.</w:t>
-      </w:r>
-    </w:p>
-    <w:p>
-      <w:pPr>
-        <w:spacing w:line="278" w:lineRule="auto"/>
-        <w:ind w:firstLine="360"/>
-        <w:jc w:val="both"/>
-        <w:rPr>
-          <w:rFonts w:ascii="Arial" w:hAnsi="Arial" w:cs="Arial"/>
-          <w:sz w:val="24"/>
-          <w:szCs w:val="24"/>
-        </w:rPr>
-      </w:pPr>
-      <w:r>
-        <w:rPr>
-          <w:rFonts w:ascii="Arial" w:hAnsi="Arial" w:cs="Arial"/>
-          <w:sz w:val="24"/>
-          <w:szCs w:val="24"/>
-        </w:rPr>
-        <w:t xml:space="preserve">Al tratarse de un proyecto académico, el desarrollo será realizado por los integrantes del equipo, lo cual reduce significativamente el costo de mano de obra; sin embargo, para presentar una estimación más realista, se contempla el valor referencial del recurso humano como aporte del equipo de trabajo, así como los costos mínimos necesarios para llevar a cabo el sistema. Esta inversión no supondrá ningún gasto para el centro de salud, ya que el proyecto será donado en su totalidad por el equipo de desarrollo, incluyendo el pago del alojamiento durante </w:t>
-      </w:r>
-      <w:r>
-        <w:rPr>
-          <w:rFonts w:ascii="Arial" w:hAnsi="Arial" w:cs="Arial"/>
-          <w:sz w:val="24"/>
-          <w:szCs w:val="24"/>
-        </w:rPr>
-        <w:t>24 meses</w:t>
-      </w:r>
-      <w:r>
-        <w:rPr>
-          <w:rFonts w:ascii="Arial" w:hAnsi="Arial" w:cs="Arial"/>
-          <w:sz w:val="24"/>
-          <w:szCs w:val="24"/>
-        </w:rPr>
-        <w:t>. La inversión se justifica por los beneficios que generará el sistema, al permitir aprovechar mejor los recursos disponibles con datos más ordenados y accesibles para el personal autorizado, representando así una alternativa de bajo costo frente al impacto operativo que puede aportar al sistema de salud departamental.</w:t>
-      </w:r>
-    </w:p>
-    <w:p>
-      <w:pPr>
-        <w:spacing w:line="278" w:lineRule="auto"/>
-        <w:ind w:firstLine="360"/>
-        <w:jc w:val="both"/>
-        <w:rPr>
-          <w:rFonts w:ascii="Arial" w:hAnsi="Arial" w:cs="Arial"/>
-          <w:sz w:val="24"/>
-          <w:szCs w:val="24"/>
-        </w:rPr>
-      </w:pPr>
-      <w:r>
-        <w:rPr>
-          <w:rFonts w:ascii="Arial" w:hAnsi="Arial" w:cs="Arial"/>
-          <w:sz w:val="24"/>
-          <w:szCs w:val="24"/>
-        </w:rPr>
-        <w:t xml:space="preserve">Por ende, considerando que el desarrollo del sistema se apoya en herramientas de bajo costo o gratuitas, que la mano de obra será aportada por el equipo desarrollador y que los gastos de alojamiento serán cubiertos en su totalidad durante </w:t>
-      </w:r>
-      <w:r>
-        <w:rPr>
-          <w:rFonts w:ascii="Arial" w:hAnsi="Arial" w:cs="Arial"/>
-          <w:sz w:val="24"/>
-          <w:szCs w:val="24"/>
-        </w:rPr>
-        <w:t>24 meses</w:t>
-      </w:r>
-      <w:r>
-        <w:rPr>
-          <w:rFonts w:ascii="Arial" w:hAnsi="Arial" w:cs="Arial"/>
-          <w:sz w:val="24"/>
-          <w:szCs w:val="24"/>
-        </w:rPr>
-        <w:t xml:space="preserve"> por los estudiantes sin representar ninguna inversión para la institución, se concluye que el proyecto es económicamente factible para su implementación en los centros de salud del departamento de San Marcos</w:t>
-      </w:r>
-      <w:r>
-        <w:rPr>
-          <w:rFonts w:ascii="Arial" w:hAnsi="Arial" w:cs="Arial"/>
-          <w:sz w:val="24"/>
-          <w:szCs w:val="24"/>
-        </w:rPr>
-        <w:t>.</w:t>
-      </w:r>
-    </w:p>
-    <w:p>
-      <w:pPr>
-        <w:spacing w:after="0" w:line="276" w:lineRule="auto"/>
-        <w:ind w:firstLine="708"/>
-        <w:jc w:val="both"/>
-        <w:rPr>
-          <w:rFonts w:ascii="Arial" w:hAnsi="Arial" w:cs="Arial"/>
-          <w:sz w:val="24"/>
-          <w:szCs w:val="24"/>
-        </w:rPr>
-      </w:pPr>
-      <w:r>
-        <w:rPr>
-          <w:rFonts w:ascii="Arial" w:hAnsi="Arial" w:cs="Arial"/>
-          <w:sz w:val="24"/>
-          <w:szCs w:val="24"/>
-        </w:rPr>
-        <w:br w:type="page"/>
-      </w:r>
-    </w:p>
-    <w:p>
-      <w:pPr>
-        <w:pStyle w:val="Ttulo3"/>
-        <w:numPr>
-          <w:ilvl w:val="0"/>
-          <w:numId w:val="23"/>
-        </w:numPr>
-        <w:spacing w:after="0" w:line="276" w:lineRule="auto"/>
-      </w:pPr>
-      <w:bookmarkStart w:id="43" w:name="_Toc236848985"/>
-      <w:r>
-        <w:lastRenderedPageBreak/>
-        <w:t>Factibilidad legal</w:t>
-      </w:r>
-      <w:bookmarkEnd w:id="43"/>
-    </w:p>
-    <w:p>
-      <w:pPr>
-        <w:spacing w:line="278" w:lineRule="auto"/>
-        <w:ind w:firstLine="360"/>
-        <w:jc w:val="both"/>
-        <w:rPr>
-          <w:rFonts w:ascii="Arial" w:hAnsi="Arial" w:cs="Arial"/>
-          <w:sz w:val="24"/>
-          <w:szCs w:val="24"/>
-        </w:rPr>
-      </w:pPr>
-      <w:r>
-        <w:rPr>
-          <w:rFonts w:ascii="Arial" w:hAnsi="Arial" w:cs="Arial"/>
-          <w:sz w:val="24"/>
-          <w:szCs w:val="24"/>
-        </w:rPr>
-        <w:t>En relación al aspecto legal, el desarrollo se ejecutará con la autorización del Centro de Salud de San Marcos y bajo lineamientos de uso responsable de la información. El proyecto se enmarca dentro de lo establecido en el Decreto 25-2024, Ley de Vacunación, que respalda el fortalecimiento de los procesos de inmunización a nivel nacional, sin contravenir ninguna disposición de dicha normativa. Debido a que el sistema estará orientado al registro de disponibilidad de vacunas, no almacenará información personal sensible de pacientes, diagnósticos médicos ni expedientes clínicos individuales, por lo que se enfoca únicamente en información administrativa necesaria para mejorar el control y consulta de existencias.</w:t>
-      </w:r>
-    </w:p>
-    <w:p>
-      <w:pPr>
-        <w:spacing w:line="278" w:lineRule="auto"/>
-        <w:ind w:firstLine="360"/>
-        <w:jc w:val="both"/>
-        <w:rPr>
-          <w:rFonts w:ascii="Arial" w:hAnsi="Arial" w:cs="Arial"/>
-          <w:sz w:val="24"/>
-          <w:szCs w:val="24"/>
-        </w:rPr>
-      </w:pPr>
-      <w:r>
-        <w:rPr>
-          <w:rFonts w:ascii="Arial" w:hAnsi="Arial" w:cs="Arial"/>
-          <w:sz w:val="24"/>
-          <w:szCs w:val="24"/>
-        </w:rPr>
-        <w:t>Para garantizar el uso adecuado del sistema, se establecerán los roles de acceso, credenciales para usuarios autorizados y controles básicos de seguridad. También será necesario proteger la integridad de la información registrada, evitando modificaciones no autorizadas o pérdida de datos. De esta manera, el sistema podrá operar como una herramienta administrativa para el control de vacunas sin vulnerar la privacidad de los usuarios del servicio de salud.</w:t>
-      </w:r>
-    </w:p>
-    <w:p>
-      <w:pPr>
-        <w:spacing w:line="278" w:lineRule="auto"/>
-        <w:ind w:firstLine="360"/>
-        <w:jc w:val="both"/>
-        <w:rPr>
-          <w:rFonts w:ascii="Arial" w:hAnsi="Arial" w:cs="Arial"/>
-          <w:sz w:val="24"/>
-          <w:szCs w:val="24"/>
-        </w:rPr>
-      </w:pPr>
-      <w:r>
-        <w:rPr>
-          <w:rFonts w:ascii="Arial" w:hAnsi="Arial" w:cs="Arial"/>
-          <w:sz w:val="24"/>
-          <w:szCs w:val="24"/>
-        </w:rPr>
-        <w:t>Asimismo, el proyecto respetará los procedimientos institucionales del centro de salud y de las autoridades correspondientes del departamento de San Marcos, además de funcionar acorde a las leyes del país. La implementación será realizada únicamente con el consentimiento y autorización de las entidades involucradas. Además, se procurará que el uso del sistema se mantenga dentro de los fines establecidos para el proyecto, evitando cualquier manejo inadecuado de la información registrada.</w:t>
-      </w:r>
-    </w:p>
-    <w:p>
-      <w:pPr>
-        <w:spacing w:line="278" w:lineRule="auto"/>
-        <w:ind w:firstLine="360"/>
-        <w:jc w:val="both"/>
-        <w:rPr>
-          <w:rFonts w:ascii="Arial" w:hAnsi="Arial" w:cs="Arial"/>
-          <w:sz w:val="24"/>
-          <w:szCs w:val="24"/>
-        </w:rPr>
-      </w:pPr>
-      <w:r>
-        <w:rPr>
-          <w:rFonts w:ascii="Arial" w:hAnsi="Arial" w:cs="Arial"/>
-          <w:sz w:val="24"/>
-          <w:szCs w:val="24"/>
-        </w:rPr>
-        <w:t>Debido a lo anterior, considerando que se cuenta con la autorización necesaria, no se almacenará información sensible de pacientes y que se emplearán tecnologías de código abierto respetando los derechos de autoría del equipo desarrollador, se concluye que el proyecto es legalmente factible para su implementación en los centros de salud beneficiados.</w:t>
-      </w:r>
-    </w:p>
-    <w:p>
-      <w:pPr>
-        <w:spacing w:line="278" w:lineRule="auto"/>
-        <w:ind w:firstLine="360"/>
-        <w:jc w:val="both"/>
-        <w:rPr>
-          <w:rFonts w:ascii="Arial" w:hAnsi="Arial" w:cs="Arial"/>
-          <w:sz w:val="24"/>
-          <w:szCs w:val="24"/>
-        </w:rPr>
-      </w:pPr>
-    </w:p>
-    <w:p>
-      <w:pPr>
-        <w:pStyle w:val="Ttulo3"/>
-        <w:numPr>
-          <w:ilvl w:val="0"/>
-          <w:numId w:val="23"/>
-        </w:numPr>
-        <w:spacing w:after="0" w:line="276" w:lineRule="auto"/>
-      </w:pPr>
-      <w:r>
-        <w:t>Aspecto ético</w:t>
-      </w:r>
-    </w:p>
-    <w:p>
-      <w:pPr>
-        <w:spacing w:line="278" w:lineRule="auto"/>
-        <w:ind w:firstLine="360"/>
-        <w:jc w:val="both"/>
-        <w:rPr>
-          <w:rFonts w:ascii="Arial" w:hAnsi="Arial" w:cs="Arial"/>
-          <w:sz w:val="24"/>
-          <w:szCs w:val="24"/>
-        </w:rPr>
-      </w:pPr>
-      <w:r>
-        <w:rPr>
-          <w:rFonts w:ascii="Arial" w:hAnsi="Arial" w:cs="Arial"/>
-          <w:sz w:val="24"/>
-          <w:szCs w:val="24"/>
-        </w:rPr>
-        <w:t>El desarrollo del proyecto contempla la realización de entrevistas y visitas con el personal de los centros de salud del departamento de San Marcos, entre ellas la que ya se tiene programada con el encargado del centro de salud, con el fin de conocer de primera mano sus necesidades y validar el diseño de la solución. La participación del personal en estas actividades será voluntaria e informada, y la información compartida se utilizará exclusivamente con fines académicos relacionados con este proyecto.</w:t>
-      </w:r>
-    </w:p>
-    <w:p>
-      <w:pPr>
-        <w:spacing w:line="278" w:lineRule="auto"/>
-        <w:ind w:firstLine="360"/>
-        <w:jc w:val="both"/>
-        <w:rPr>
-          <w:rFonts w:ascii="Arial" w:hAnsi="Arial" w:cs="Arial"/>
-          <w:sz w:val="24"/>
-          <w:szCs w:val="24"/>
-        </w:rPr>
-      </w:pPr>
-      <w:r>
-        <w:rPr>
-          <w:rFonts w:ascii="Arial" w:hAnsi="Arial" w:cs="Arial"/>
-          <w:sz w:val="24"/>
-          <w:szCs w:val="24"/>
-        </w:rPr>
-        <w:lastRenderedPageBreak/>
-        <w:t>Asimismo, se garantizará la confidencialidad de la información proporcionada por el personal entrevistado, evitando su divulgación fuera del contexto académico del proyecto. Como se mencionó en la factibilidad legal, el sistema propuesto no recopilará información personal de pacientes, por lo que tampoco existen implicaciones éticas relacionadas con el manejo de datos sensibles de la población atendida.</w:t>
-      </w:r>
-    </w:p>
-    <w:p>
-      <w:pPr>
-        <w:spacing w:line="278" w:lineRule="auto"/>
-        <w:ind w:firstLine="360"/>
-        <w:jc w:val="both"/>
-        <w:rPr>
-          <w:rFonts w:ascii="Arial" w:hAnsi="Arial" w:cs="Arial"/>
-          <w:sz w:val="24"/>
-          <w:szCs w:val="24"/>
-        </w:rPr>
-      </w:pPr>
-      <w:r>
-        <w:rPr>
-          <w:rFonts w:ascii="Arial" w:hAnsi="Arial" w:cs="Arial"/>
-          <w:sz w:val="24"/>
-          <w:szCs w:val="24"/>
-        </w:rPr>
-        <w:t>En este sentido, considerando que la participación del personal de los centros de salud del departamento de San Marcos en las entrevistas y visitas de validación es voluntaria e informada, que la información compartida se destinará exclusivamente a fines académicos bajo estrictas condiciones de confidencialidad, y que el sistema no recopilará datos sensibles de la población atendida, se concluye que el proyecto es éticamente factible.</w:t>
-      </w:r>
-    </w:p>
-    <w:p>
-      <w:pPr>
-        <w:spacing w:line="278" w:lineRule="auto"/>
-        <w:ind w:firstLine="360"/>
-        <w:jc w:val="both"/>
-        <w:rPr>
-          <w:rFonts w:ascii="Arial" w:hAnsi="Arial" w:cs="Arial"/>
-          <w:sz w:val="24"/>
-          <w:szCs w:val="24"/>
-        </w:rPr>
-      </w:pPr>
-      <w:r>
-        <w:rPr>
-          <w:rFonts w:ascii="Arial" w:hAnsi="Arial" w:cs="Arial"/>
-          <w:sz w:val="24"/>
-          <w:szCs w:val="24"/>
-        </w:rPr>
-        <w:br w:type="page"/>
-      </w:r>
-    </w:p>
-    <w:p>
-      <w:pPr>
-        <w:pStyle w:val="Ttulo2"/>
-        <w:numPr>
-          <w:ilvl w:val="0"/>
-          <w:numId w:val="24"/>
+          <w:numId w:val="18"/>
         </w:numPr>
       </w:pPr>
       <w:bookmarkStart w:id="44" w:name="_Toc236848986"/>
@@ -9353,8 +9003,8 @@
     </w:p>
     <w:p>
       <w:pPr>
-        <w:spacing w:line="278" w:lineRule="auto"/>
-        <w:ind w:firstLine="360"/>
+        <w:spacing w:before="240" w:line="276" w:lineRule="auto"/>
+        <w:ind w:firstLine="709"/>
         <w:jc w:val="both"/>
         <w:rPr>
           <w:rFonts w:ascii="Arial" w:hAnsi="Arial" w:cs="Arial"/>
@@ -9393,7 +9043,7 @@
           <w:noProof/>
         </w:rPr>
         <w:drawing>
-          <wp:inline distT="0" distB="0" distL="0" distR="0" wp14:anchorId="31132607" wp14:editId="72F35CFA">
+          <wp:inline distT="0" distB="0" distL="0" distR="0" wp14:anchorId="31132607" wp14:editId="6656CEF6">
             <wp:extent cx="5612130" cy="3310255"/>
             <wp:effectExtent l="0" t="0" r="7620" b="4445"/>
             <wp:docPr id="1634199830" name="Imagen 1"/>
@@ -9449,7 +9099,7 @@
         <w:pStyle w:val="Ttulo2"/>
         <w:numPr>
           <w:ilvl w:val="0"/>
-          <w:numId w:val="25"/>
+          <w:numId w:val="19"/>
         </w:numPr>
       </w:pPr>
       <w:r>
@@ -9464,8 +9114,8 @@
     </w:p>
     <w:p>
       <w:pPr>
-        <w:spacing w:line="278" w:lineRule="auto"/>
-        <w:ind w:firstLine="360"/>
+        <w:spacing w:before="240" w:line="276" w:lineRule="auto"/>
+        <w:ind w:firstLine="709"/>
         <w:jc w:val="both"/>
         <w:rPr>
           <w:rFonts w:ascii="Arial" w:hAnsi="Arial" w:cs="Arial"/>
@@ -9479,25 +9129,7 @@
           <w:sz w:val="24"/>
           <w:szCs w:val="24"/>
         </w:rPr>
-        <w:t xml:space="preserve">El desarrollo del proyecto se llevará a cabo en un periodo de cuatro meses (dieciséis semanas), distribuido en las fases descritas en el apartado de método: levantamiento de requerimientos, diseño del sistema, los cuatro </w:t>
-      </w:r>
-      <w:proofErr w:type="spellStart"/>
-      <w:r>
-        <w:rPr>
-          <w:rFonts w:ascii="Arial" w:hAnsi="Arial" w:cs="Arial"/>
-          <w:sz w:val="24"/>
-          <w:szCs w:val="24"/>
-        </w:rPr>
-        <w:t>Sprints</w:t>
-      </w:r>
-      <w:proofErr w:type="spellEnd"/>
-      <w:r>
-        <w:rPr>
-          <w:rFonts w:ascii="Arial" w:hAnsi="Arial" w:cs="Arial"/>
-          <w:sz w:val="24"/>
-          <w:szCs w:val="24"/>
-        </w:rPr>
-        <w:t xml:space="preserve"> de desarrollo, pruebas con usuarios, capacitación y documentación, y entrega final. A continuación, se presenta el cronograma de actividades mediante un diagrama de Gantt.</w:t>
+        <w:t>El desarrollo del proyecto se llevará a cabo en un periodo de cuatro meses (dieciséis semanas), distribuido en las fases descritas en el apartado de método: levantamiento de requerimientos, diseño del sistema, los cuatro Sprints de desarrollo, pruebas con usuarios, capacitación y documentación, y entrega final. A continuación, se presenta el cronograma de actividades mediante un diagrama de Gantt.</w:t>
       </w:r>
     </w:p>
     <w:p>
@@ -9610,7 +9242,7 @@
 </file>
 
 <file path=word/endnotes.xml><?xml version="1.0" encoding="utf-8"?>
-<w:endnotes xmlns:wpc="http://schemas.microsoft.com/office/word/2010/wordprocessingCanvas" xmlns:cx="http://schemas.microsoft.com/office/drawing/2014/chartex" xmlns:cx1="http://schemas.microsoft.com/office/drawing/2015/9/8/chartex" xmlns:cx2="http://schemas.microsoft.com/office/drawing/2015/10/21/chartex" xmlns:cx3="http://schemas.microsoft.com/office/drawing/2016/5/9/chartex" xmlns:cx4="http://schemas.microsoft.com/office/drawing/2016/5/10/chartex" xmlns:cx5="http://schemas.microsoft.com/office/drawing/2016/5/11/chartex" xmlns:cx6="http://schemas.microsoft.com/office/drawing/2016/5/12/chartex" xmlns:cx7="http://schemas.microsoft.com/office/drawing/2016/5/13/chartex" xmlns:cx8="http://schemas.microsoft.com/office/drawing/2016/5/14/chartex" xmlns:mc="http://schemas.openxmlformats.org/markup-compatibility/2006" xmlns:aink="http://schemas.microsoft.com/office/drawing/2016/ink" xmlns:am3d="http://schemas.microsoft.com/office/drawing/2017/model3d" xmlns:o="urn:schemas-microsoft-com:office:office" xmlns:oel="http://schemas.microsoft.com/office/2019/extlst" xmlns:r="http://schemas.openxmlformats.org/officeDocument/2006/relationships" xmlns:m="http://schemas.openxmlformats.org/officeDocument/2006/math" xmlns:v="urn:schemas-microsoft-com:vml" xmlns:wp14="http://schemas.microsoft.com/office/word/2010/wordprocessingDrawing" xmlns:wp="http://schemas.openxmlformats.org/drawingml/2006/wordprocessingDrawing" xmlns:w10="urn:schemas-microsoft-com:office:word" xmlns:w="http://schemas.openxmlformats.org/wordprocessingml/2006/main" xmlns:w14="http://schemas.microsoft.com/office/word/2010/wordml" xmlns:w15="http://schemas.microsoft.com/office/word/2012/wordml" xmlns:w16cei="http://schemas.microsoft.com/office/word/2026/wordml/cei" xmlns:w16cex="http://schemas.microsoft.com/office/word/2018/wordml/cex" xmlns:w16cid="http://schemas.microsoft.com/office/word/2016/wordml/cid" xmlns:w16="http://schemas.microsoft.com/office/word/2018/wordml" xmlns:w16du="http://schemas.microsoft.com/office/word/2023/wordml/word16du" xmlns:w16sdtdh="http://schemas.microsoft.com/office/word/2020/wordml/sdtdatahash" xmlns:w16sdtfl="http://schemas.microsoft.com/office/word/2024/wordml/sdtformatlock" xmlns:w16se="http://schemas.microsoft.com/office/word/2015/wordml/symex" xmlns:wpg="http://schemas.microsoft.com/office/word/2010/wordprocessingGroup" xmlns:wpi="http://schemas.microsoft.com/office/word/2010/wordprocessingInk" xmlns:wne="http://schemas.microsoft.com/office/word/2006/wordml" xmlns:wps="http://schemas.microsoft.com/office/word/2010/wordprocessingShape" mc:Ignorable="w14 w15 w16se w16cid w16 w16cex w16sdtdh w16sdtfl w16du wp14">
+<w:endnotes xmlns:wpc="http://schemas.microsoft.com/office/word/2010/wordprocessingCanvas" xmlns:cx="http://schemas.microsoft.com/office/drawing/2014/chartex" xmlns:cx1="http://schemas.microsoft.com/office/drawing/2015/9/8/chartex" xmlns:cx2="http://schemas.microsoft.com/office/drawing/2015/10/21/chartex" xmlns:cx3="http://schemas.microsoft.com/office/drawing/2016/5/9/chartex" xmlns:cx4="http://schemas.microsoft.com/office/drawing/2016/5/10/chartex" xmlns:cx5="http://schemas.microsoft.com/office/drawing/2016/5/11/chartex" xmlns:cx6="http://schemas.microsoft.com/office/drawing/2016/5/12/chartex" xmlns:cx7="http://schemas.microsoft.com/office/drawing/2016/5/13/chartex" xmlns:cx8="http://schemas.microsoft.com/office/drawing/2016/5/14/chartex" xmlns:mc="http://schemas.openxmlformats.org/markup-compatibility/2006" xmlns:aink="http://schemas.microsoft.com/office/drawing/2016/ink" xmlns:am3d="http://schemas.microsoft.com/office/drawing/2017/model3d" xmlns:o="urn:schemas-microsoft-com:office:office" xmlns:r="http://schemas.openxmlformats.org/officeDocument/2006/relationships" xmlns:m="http://schemas.openxmlformats.org/officeDocument/2006/math" xmlns:v="urn:schemas-microsoft-com:vml" xmlns:wp14="http://schemas.microsoft.com/office/word/2010/wordprocessingDrawing" xmlns:wp="http://schemas.openxmlformats.org/drawingml/2006/wordprocessingDrawing" xmlns:w10="urn:schemas-microsoft-com:office:word" xmlns:w="http://schemas.openxmlformats.org/wordprocessingml/2006/main" xmlns:w14="http://schemas.microsoft.com/office/word/2010/wordml" xmlns:w15="http://schemas.microsoft.com/office/word/2012/wordml" xmlns:w16cex="http://schemas.microsoft.com/office/word/2018/wordml/cex" xmlns:w16cid="http://schemas.microsoft.com/office/word/2016/wordml/cid" xmlns:w16="http://schemas.microsoft.com/office/word/2018/wordml" xmlns:w16sdtdh="http://schemas.microsoft.com/office/word/2020/wordml/sdtdatahash" xmlns:w16se="http://schemas.microsoft.com/office/word/2015/wordml/symex" xmlns:wpg="http://schemas.microsoft.com/office/word/2010/wordprocessingGroup" xmlns:wpi="http://schemas.microsoft.com/office/word/2010/wordprocessingInk" xmlns:wne="http://schemas.microsoft.com/office/word/2006/wordml" xmlns:wps="http://schemas.microsoft.com/office/word/2010/wordprocessingShape" mc:Ignorable="w14 w15 w16se w16cid w16 w16cex w16sdtdh wp14">
   <w:endnote w:type="separator" w:id="-1">
     <w:p>
       <w:pPr>
@@ -9635,7 +9267,7 @@
 </file>
 
 <file path=word/footer1.xml><?xml version="1.0" encoding="utf-8"?>
-<w:ftr xmlns:wpc="http://schemas.microsoft.com/office/word/2010/wordprocessingCanvas" xmlns:cx="http://schemas.microsoft.com/office/drawing/2014/chartex" xmlns:cx1="http://schemas.microsoft.com/office/drawing/2015/9/8/chartex" xmlns:cx2="http://schemas.microsoft.com/office/drawing/2015/10/21/chartex" xmlns:cx3="http://schemas.microsoft.com/office/drawing/2016/5/9/chartex" xmlns:cx4="http://schemas.microsoft.com/office/drawing/2016/5/10/chartex" xmlns:cx5="http://schemas.microsoft.com/office/drawing/2016/5/11/chartex" xmlns:cx6="http://schemas.microsoft.com/office/drawing/2016/5/12/chartex" xmlns:cx7="http://schemas.microsoft.com/office/drawing/2016/5/13/chartex" xmlns:cx8="http://schemas.microsoft.com/office/drawing/2016/5/14/chartex" xmlns:mc="http://schemas.openxmlformats.org/markup-compatibility/2006" xmlns:aink="http://schemas.microsoft.com/office/drawing/2016/ink" xmlns:am3d="http://schemas.microsoft.com/office/drawing/2017/model3d" xmlns:o="urn:schemas-microsoft-com:office:office" xmlns:oel="http://schemas.microsoft.com/office/2019/extlst" xmlns:r="http://schemas.openxmlformats.org/officeDocument/2006/relationships" xmlns:m="http://schemas.openxmlformats.org/officeDocument/2006/math" xmlns:v="urn:schemas-microsoft-com:vml" xmlns:wp14="http://schemas.microsoft.com/office/word/2010/wordprocessingDrawing" xmlns:wp="http://schemas.openxmlformats.org/drawingml/2006/wordprocessingDrawing" xmlns:w10="urn:schemas-microsoft-com:office:word" xmlns:w="http://schemas.openxmlformats.org/wordprocessingml/2006/main" xmlns:w14="http://schemas.microsoft.com/office/word/2010/wordml" xmlns:w15="http://schemas.microsoft.com/office/word/2012/wordml" xmlns:w16cei="http://schemas.microsoft.com/office/word/2026/wordml/cei" xmlns:w16cex="http://schemas.microsoft.com/office/word/2018/wordml/cex" xmlns:w16cid="http://schemas.microsoft.com/office/word/2016/wordml/cid" xmlns:w16="http://schemas.microsoft.com/office/word/2018/wordml" xmlns:w16du="http://schemas.microsoft.com/office/word/2023/wordml/word16du" xmlns:w16sdtdh="http://schemas.microsoft.com/office/word/2020/wordml/sdtdatahash" xmlns:w16sdtfl="http://schemas.microsoft.com/office/word/2024/wordml/sdtformatlock" xmlns:w16se="http://schemas.microsoft.com/office/word/2015/wordml/symex" xmlns:wpg="http://schemas.microsoft.com/office/word/2010/wordprocessingGroup" xmlns:wpi="http://schemas.microsoft.com/office/word/2010/wordprocessingInk" xmlns:wne="http://schemas.microsoft.com/office/word/2006/wordml" xmlns:wps="http://schemas.microsoft.com/office/word/2010/wordprocessingShape" mc:Ignorable="w14 w15 w16se w16cid w16 w16cex w16sdtdh w16sdtfl w16du wp14">
+<w:ftr xmlns:wpc="http://schemas.microsoft.com/office/word/2010/wordprocessingCanvas" xmlns:cx="http://schemas.microsoft.com/office/drawing/2014/chartex" xmlns:cx1="http://schemas.microsoft.com/office/drawing/2015/9/8/chartex" xmlns:cx2="http://schemas.microsoft.com/office/drawing/2015/10/21/chartex" xmlns:cx3="http://schemas.microsoft.com/office/drawing/2016/5/9/chartex" xmlns:cx4="http://schemas.microsoft.com/office/drawing/2016/5/10/chartex" xmlns:cx5="http://schemas.microsoft.com/office/drawing/2016/5/11/chartex" xmlns:cx6="http://schemas.microsoft.com/office/drawing/2016/5/12/chartex" xmlns:cx7="http://schemas.microsoft.com/office/drawing/2016/5/13/chartex" xmlns:cx8="http://schemas.microsoft.com/office/drawing/2016/5/14/chartex" xmlns:mc="http://schemas.openxmlformats.org/markup-compatibility/2006" xmlns:aink="http://schemas.microsoft.com/office/drawing/2016/ink" xmlns:am3d="http://schemas.microsoft.com/office/drawing/2017/model3d" xmlns:o="urn:schemas-microsoft-com:office:office" xmlns:r="http://schemas.openxmlformats.org/officeDocument/2006/relationships" xmlns:m="http://schemas.openxmlformats.org/officeDocument/2006/math" xmlns:v="urn:schemas-microsoft-com:vml" xmlns:wp14="http://schemas.microsoft.com/office/word/2010/wordprocessingDrawing" xmlns:wp="http://schemas.openxmlformats.org/drawingml/2006/wordprocessingDrawing" xmlns:w10="urn:schemas-microsoft-com:office:word" xmlns:w="http://schemas.openxmlformats.org/wordprocessingml/2006/main" xmlns:w14="http://schemas.microsoft.com/office/word/2010/wordml" xmlns:w15="http://schemas.microsoft.com/office/word/2012/wordml" xmlns:w16cex="http://schemas.microsoft.com/office/word/2018/wordml/cex" xmlns:w16cid="http://schemas.microsoft.com/office/word/2016/wordml/cid" xmlns:w16="http://schemas.microsoft.com/office/word/2018/wordml" xmlns:w16sdtdh="http://schemas.microsoft.com/office/word/2020/wordml/sdtdatahash" xmlns:w16se="http://schemas.microsoft.com/office/word/2015/wordml/symex" xmlns:wpg="http://schemas.microsoft.com/office/word/2010/wordprocessingGroup" xmlns:wpi="http://schemas.microsoft.com/office/word/2010/wordprocessingInk" xmlns:wne="http://schemas.microsoft.com/office/word/2006/wordml" xmlns:wps="http://schemas.microsoft.com/office/word/2010/wordprocessingShape" mc:Ignorable="w14 w15 w16se w16cid w16 w16cex w16sdtdh wp14">
   <w:p>
     <w:pPr>
       <w:pStyle w:val="Piedepgina"/>
@@ -9651,7 +9283,7 @@
 </file>
 
 <file path=word/footer2.xml><?xml version="1.0" encoding="utf-8"?>
-<w:ftr xmlns:wpc="http://schemas.microsoft.com/office/word/2010/wordprocessingCanvas" xmlns:cx="http://schemas.microsoft.com/office/drawing/2014/chartex" xmlns:cx1="http://schemas.microsoft.com/office/drawing/2015/9/8/chartex" xmlns:cx2="http://schemas.microsoft.com/office/drawing/2015/10/21/chartex" xmlns:cx3="http://schemas.microsoft.com/office/drawing/2016/5/9/chartex" xmlns:cx4="http://schemas.microsoft.com/office/drawing/2016/5/10/chartex" xmlns:cx5="http://schemas.microsoft.com/office/drawing/2016/5/11/chartex" xmlns:cx6="http://schemas.microsoft.com/office/drawing/2016/5/12/chartex" xmlns:cx7="http://schemas.microsoft.com/office/drawing/2016/5/13/chartex" xmlns:cx8="http://schemas.microsoft.com/office/drawing/2016/5/14/chartex" xmlns:mc="http://schemas.openxmlformats.org/markup-compatibility/2006" xmlns:aink="http://schemas.microsoft.com/office/drawing/2016/ink" xmlns:am3d="http://schemas.microsoft.com/office/drawing/2017/model3d" xmlns:o="urn:schemas-microsoft-com:office:office" xmlns:oel="http://schemas.microsoft.com/office/2019/extlst" xmlns:r="http://schemas.openxmlformats.org/officeDocument/2006/relationships" xmlns:m="http://schemas.openxmlformats.org/officeDocument/2006/math" xmlns:v="urn:schemas-microsoft-com:vml" xmlns:wp14="http://schemas.microsoft.com/office/word/2010/wordprocessingDrawing" xmlns:wp="http://schemas.openxmlformats.org/drawingml/2006/wordprocessingDrawing" xmlns:w10="urn:schemas-microsoft-com:office:word" xmlns:w="http://schemas.openxmlformats.org/wordprocessingml/2006/main" xmlns:w14="http://schemas.microsoft.com/office/word/2010/wordml" xmlns:w15="http://schemas.microsoft.com/office/word/2012/wordml" xmlns:w16cei="http://schemas.microsoft.com/office/word/2026/wordml/cei" xmlns:w16cex="http://schemas.microsoft.com/office/word/2018/wordml/cex" xmlns:w16cid="http://schemas.microsoft.com/office/word/2016/wordml/cid" xmlns:w16="http://schemas.microsoft.com/office/word/2018/wordml" xmlns:w16du="http://schemas.microsoft.com/office/word/2023/wordml/word16du" xmlns:w16sdtdh="http://schemas.microsoft.com/office/word/2020/wordml/sdtdatahash" xmlns:w16sdtfl="http://schemas.microsoft.com/office/word/2024/wordml/sdtformatlock" xmlns:w16se="http://schemas.microsoft.com/office/word/2015/wordml/symex" xmlns:wpg="http://schemas.microsoft.com/office/word/2010/wordprocessingGroup" xmlns:wpi="http://schemas.microsoft.com/office/word/2010/wordprocessingInk" xmlns:wne="http://schemas.microsoft.com/office/word/2006/wordml" xmlns:wps="http://schemas.microsoft.com/office/word/2010/wordprocessingShape" mc:Ignorable="w14 w15 w16se w16cid w16 w16cex w16sdtdh w16sdtfl w16du wp14">
+<w:ftr xmlns:wpc="http://schemas.microsoft.com/office/word/2010/wordprocessingCanvas" xmlns:cx="http://schemas.microsoft.com/office/drawing/2014/chartex" xmlns:cx1="http://schemas.microsoft.com/office/drawing/2015/9/8/chartex" xmlns:cx2="http://schemas.microsoft.com/office/drawing/2015/10/21/chartex" xmlns:cx3="http://schemas.microsoft.com/office/drawing/2016/5/9/chartex" xmlns:cx4="http://schemas.microsoft.com/office/drawing/2016/5/10/chartex" xmlns:cx5="http://schemas.microsoft.com/office/drawing/2016/5/11/chartex" xmlns:cx6="http://schemas.microsoft.com/office/drawing/2016/5/12/chartex" xmlns:cx7="http://schemas.microsoft.com/office/drawing/2016/5/13/chartex" xmlns:cx8="http://schemas.microsoft.com/office/drawing/2016/5/14/chartex" xmlns:mc="http://schemas.openxmlformats.org/markup-compatibility/2006" xmlns:aink="http://schemas.microsoft.com/office/drawing/2016/ink" xmlns:am3d="http://schemas.microsoft.com/office/drawing/2017/model3d" xmlns:o="urn:schemas-microsoft-com:office:office" xmlns:r="http://schemas.openxmlformats.org/officeDocument/2006/relationships" xmlns:m="http://schemas.openxmlformats.org/officeDocument/2006/math" xmlns:v="urn:schemas-microsoft-com:vml" xmlns:wp14="http://schemas.microsoft.com/office/word/2010/wordprocessingDrawing" xmlns:wp="http://schemas.openxmlformats.org/drawingml/2006/wordprocessingDrawing" xmlns:w10="urn:schemas-microsoft-com:office:word" xmlns:w="http://schemas.openxmlformats.org/wordprocessingml/2006/main" xmlns:w14="http://schemas.microsoft.com/office/word/2010/wordml" xmlns:w15="http://schemas.microsoft.com/office/word/2012/wordml" xmlns:w16cex="http://schemas.microsoft.com/office/word/2018/wordml/cex" xmlns:w16cid="http://schemas.microsoft.com/office/word/2016/wordml/cid" xmlns:w16="http://schemas.microsoft.com/office/word/2018/wordml" xmlns:w16sdtdh="http://schemas.microsoft.com/office/word/2020/wordml/sdtdatahash" xmlns:w16se="http://schemas.microsoft.com/office/word/2015/wordml/symex" xmlns:wpg="http://schemas.microsoft.com/office/word/2010/wordprocessingGroup" xmlns:wpi="http://schemas.microsoft.com/office/word/2010/wordprocessingInk" xmlns:wne="http://schemas.microsoft.com/office/word/2006/wordml" xmlns:wps="http://schemas.microsoft.com/office/word/2010/wordprocessingShape" mc:Ignorable="w14 w15 w16se w16cid w16 w16cex w16sdtdh wp14">
   <w:p>
     <w:pPr>
       <w:pStyle w:val="Piedepgina"/>
@@ -9672,7 +9304,7 @@
 </file>
 
 <file path=word/footer3.xml><?xml version="1.0" encoding="utf-8"?>
-<w:ftr xmlns:wpc="http://schemas.microsoft.com/office/word/2010/wordprocessingCanvas" xmlns:cx="http://schemas.microsoft.com/office/drawing/2014/chartex" xmlns:cx1="http://schemas.microsoft.com/office/drawing/2015/9/8/chartex" xmlns:cx2="http://schemas.microsoft.com/office/drawing/2015/10/21/chartex" xmlns:cx3="http://schemas.microsoft.com/office/drawing/2016/5/9/chartex" xmlns:cx4="http://schemas.microsoft.com/office/drawing/2016/5/10/chartex" xmlns:cx5="http://schemas.microsoft.com/office/drawing/2016/5/11/chartex" xmlns:cx6="http://schemas.microsoft.com/office/drawing/2016/5/12/chartex" xmlns:cx7="http://schemas.microsoft.com/office/drawing/2016/5/13/chartex" xmlns:cx8="http://schemas.microsoft.com/office/drawing/2016/5/14/chartex" xmlns:mc="http://schemas.openxmlformats.org/markup-compatibility/2006" xmlns:aink="http://schemas.microsoft.com/office/drawing/2016/ink" xmlns:am3d="http://schemas.microsoft.com/office/drawing/2017/model3d" xmlns:o="urn:schemas-microsoft-com:office:office" xmlns:oel="http://schemas.microsoft.com/office/2019/extlst" xmlns:r="http://schemas.openxmlformats.org/officeDocument/2006/relationships" xmlns:m="http://schemas.openxmlformats.org/officeDocument/2006/math" xmlns:v="urn:schemas-microsoft-com:vml" xmlns:wp14="http://schemas.microsoft.com/office/word/2010/wordprocessingDrawing" xmlns:wp="http://schemas.openxmlformats.org/drawingml/2006/wordprocessingDrawing" xmlns:w10="urn:schemas-microsoft-com:office:word" xmlns:w="http://schemas.openxmlformats.org/wordprocessingml/2006/main" xmlns:w14="http://schemas.microsoft.com/office/word/2010/wordml" xmlns:w15="http://schemas.microsoft.com/office/word/2012/wordml" xmlns:w16cei="http://schemas.microsoft.com/office/word/2026/wordml/cei" xmlns:w16cex="http://schemas.microsoft.com/office/word/2018/wordml/cex" xmlns:w16cid="http://schemas.microsoft.com/office/word/2016/wordml/cid" xmlns:w16="http://schemas.microsoft.com/office/word/2018/wordml" xmlns:w16du="http://schemas.microsoft.com/office/word/2023/wordml/word16du" xmlns:w16sdtdh="http://schemas.microsoft.com/office/word/2020/wordml/sdtdatahash" xmlns:w16sdtfl="http://schemas.microsoft.com/office/word/2024/wordml/sdtformatlock" xmlns:w16se="http://schemas.microsoft.com/office/word/2015/wordml/symex" xmlns:wpg="http://schemas.microsoft.com/office/word/2010/wordprocessingGroup" xmlns:wpi="http://schemas.microsoft.com/office/word/2010/wordprocessingInk" xmlns:wne="http://schemas.microsoft.com/office/word/2006/wordml" xmlns:wps="http://schemas.microsoft.com/office/word/2010/wordprocessingShape" mc:Ignorable="w14 w15 w16se w16cid w16 w16cex w16sdtdh w16sdtfl w16du wp14">
+<w:ftr xmlns:wpc="http://schemas.microsoft.com/office/word/2010/wordprocessingCanvas" xmlns:cx="http://schemas.microsoft.com/office/drawing/2014/chartex" xmlns:cx1="http://schemas.microsoft.com/office/drawing/2015/9/8/chartex" xmlns:cx2="http://schemas.microsoft.com/office/drawing/2015/10/21/chartex" xmlns:cx3="http://schemas.microsoft.com/office/drawing/2016/5/9/chartex" xmlns:cx4="http://schemas.microsoft.com/office/drawing/2016/5/10/chartex" xmlns:cx5="http://schemas.microsoft.com/office/drawing/2016/5/11/chartex" xmlns:cx6="http://schemas.microsoft.com/office/drawing/2016/5/12/chartex" xmlns:cx7="http://schemas.microsoft.com/office/drawing/2016/5/13/chartex" xmlns:cx8="http://schemas.microsoft.com/office/drawing/2016/5/14/chartex" xmlns:mc="http://schemas.openxmlformats.org/markup-compatibility/2006" xmlns:aink="http://schemas.microsoft.com/office/drawing/2016/ink" xmlns:am3d="http://schemas.microsoft.com/office/drawing/2017/model3d" xmlns:o="urn:schemas-microsoft-com:office:office" xmlns:r="http://schemas.openxmlformats.org/officeDocument/2006/relationships" xmlns:m="http://schemas.openxmlformats.org/officeDocument/2006/math" xmlns:v="urn:schemas-microsoft-com:vml" xmlns:wp14="http://schemas.microsoft.com/office/word/2010/wordprocessingDrawing" xmlns:wp="http://schemas.openxmlformats.org/drawingml/2006/wordprocessingDrawing" xmlns:w10="urn:schemas-microsoft-com:office:word" xmlns:w="http://schemas.openxmlformats.org/wordprocessingml/2006/main" xmlns:w14="http://schemas.microsoft.com/office/word/2010/wordml" xmlns:w15="http://schemas.microsoft.com/office/word/2012/wordml" xmlns:w16cex="http://schemas.microsoft.com/office/word/2018/wordml/cex" xmlns:w16cid="http://schemas.microsoft.com/office/word/2016/wordml/cid" xmlns:w16="http://schemas.microsoft.com/office/word/2018/wordml" xmlns:w16sdtdh="http://schemas.microsoft.com/office/word/2020/wordml/sdtdatahash" xmlns:w16se="http://schemas.microsoft.com/office/word/2015/wordml/symex" xmlns:wpg="http://schemas.microsoft.com/office/word/2010/wordprocessingGroup" xmlns:wpi="http://schemas.microsoft.com/office/word/2010/wordprocessingInk" xmlns:wne="http://schemas.microsoft.com/office/word/2006/wordml" xmlns:wps="http://schemas.microsoft.com/office/word/2010/wordprocessingShape" mc:Ignorable="w14 w15 w16se w16cid w16 w16cex w16sdtdh wp14">
   <w:p>
     <w:pPr>
       <w:pStyle w:val="Piedepgina"/>
@@ -9682,7 +9314,7 @@
 </file>
 
 <file path=word/footer4.xml><?xml version="1.0" encoding="utf-8"?>
-<w:ftr xmlns:wpc="http://schemas.microsoft.com/office/word/2010/wordprocessingCanvas" xmlns:cx="http://schemas.microsoft.com/office/drawing/2014/chartex" xmlns:cx1="http://schemas.microsoft.com/office/drawing/2015/9/8/chartex" xmlns:cx2="http://schemas.microsoft.com/office/drawing/2015/10/21/chartex" xmlns:cx3="http://schemas.microsoft.com/office/drawing/2016/5/9/chartex" xmlns:cx4="http://schemas.microsoft.com/office/drawing/2016/5/10/chartex" xmlns:cx5="http://schemas.microsoft.com/office/drawing/2016/5/11/chartex" xmlns:cx6="http://schemas.microsoft.com/office/drawing/2016/5/12/chartex" xmlns:cx7="http://schemas.microsoft.com/office/drawing/2016/5/13/chartex" xmlns:cx8="http://schemas.microsoft.com/office/drawing/2016/5/14/chartex" xmlns:mc="http://schemas.openxmlformats.org/markup-compatibility/2006" xmlns:aink="http://schemas.microsoft.com/office/drawing/2016/ink" xmlns:am3d="http://schemas.microsoft.com/office/drawing/2017/model3d" xmlns:o="urn:schemas-microsoft-com:office:office" xmlns:oel="http://schemas.microsoft.com/office/2019/extlst" xmlns:r="http://schemas.openxmlformats.org/officeDocument/2006/relationships" xmlns:m="http://schemas.openxmlformats.org/officeDocument/2006/math" xmlns:v="urn:schemas-microsoft-com:vml" xmlns:wp14="http://schemas.microsoft.com/office/word/2010/wordprocessingDrawing" xmlns:wp="http://schemas.openxmlformats.org/drawingml/2006/wordprocessingDrawing" xmlns:w10="urn:schemas-microsoft-com:office:word" xmlns:w="http://schemas.openxmlformats.org/wordprocessingml/2006/main" xmlns:w14="http://schemas.microsoft.com/office/word/2010/wordml" xmlns:w15="http://schemas.microsoft.com/office/word/2012/wordml" xmlns:w16cei="http://schemas.microsoft.com/office/word/2026/wordml/cei" xmlns:w16cex="http://schemas.microsoft.com/office/word/2018/wordml/cex" xmlns:w16cid="http://schemas.microsoft.com/office/word/2016/wordml/cid" xmlns:w16="http://schemas.microsoft.com/office/word/2018/wordml" xmlns:w16du="http://schemas.microsoft.com/office/word/2023/wordml/word16du" xmlns:w16sdtdh="http://schemas.microsoft.com/office/word/2020/wordml/sdtdatahash" xmlns:w16sdtfl="http://schemas.microsoft.com/office/word/2024/wordml/sdtformatlock" xmlns:w16se="http://schemas.microsoft.com/office/word/2015/wordml/symex" xmlns:wpg="http://schemas.microsoft.com/office/word/2010/wordprocessingGroup" xmlns:wpi="http://schemas.microsoft.com/office/word/2010/wordprocessingInk" xmlns:wne="http://schemas.microsoft.com/office/word/2006/wordml" xmlns:wps="http://schemas.microsoft.com/office/word/2010/wordprocessingShape" mc:Ignorable="w14 w15 w16se w16cid w16 w16cex w16sdtdh w16sdtfl w16du wp14">
+<w:ftr xmlns:wpc="http://schemas.microsoft.com/office/word/2010/wordprocessingCanvas" xmlns:cx="http://schemas.microsoft.com/office/drawing/2014/chartex" xmlns:cx1="http://schemas.microsoft.com/office/drawing/2015/9/8/chartex" xmlns:cx2="http://schemas.microsoft.com/office/drawing/2015/10/21/chartex" xmlns:cx3="http://schemas.microsoft.com/office/drawing/2016/5/9/chartex" xmlns:cx4="http://schemas.microsoft.com/office/drawing/2016/5/10/chartex" xmlns:cx5="http://schemas.microsoft.com/office/drawing/2016/5/11/chartex" xmlns:cx6="http://schemas.microsoft.com/office/drawing/2016/5/12/chartex" xmlns:cx7="http://schemas.microsoft.com/office/drawing/2016/5/13/chartex" xmlns:cx8="http://schemas.microsoft.com/office/drawing/2016/5/14/chartex" xmlns:mc="http://schemas.openxmlformats.org/markup-compatibility/2006" xmlns:aink="http://schemas.microsoft.com/office/drawing/2016/ink" xmlns:am3d="http://schemas.microsoft.com/office/drawing/2017/model3d" xmlns:o="urn:schemas-microsoft-com:office:office" xmlns:r="http://schemas.openxmlformats.org/officeDocument/2006/relationships" xmlns:m="http://schemas.openxmlformats.org/officeDocument/2006/math" xmlns:v="urn:schemas-microsoft-com:vml" xmlns:wp14="http://schemas.microsoft.com/office/word/2010/wordprocessingDrawing" xmlns:wp="http://schemas.openxmlformats.org/drawingml/2006/wordprocessingDrawing" xmlns:w10="urn:schemas-microsoft-com:office:word" xmlns:w="http://schemas.openxmlformats.org/wordprocessingml/2006/main" xmlns:w14="http://schemas.microsoft.com/office/word/2010/wordml" xmlns:w15="http://schemas.microsoft.com/office/word/2012/wordml" xmlns:w16cex="http://schemas.microsoft.com/office/word/2018/wordml/cex" xmlns:w16cid="http://schemas.microsoft.com/office/word/2016/wordml/cid" xmlns:w16="http://schemas.microsoft.com/office/word/2018/wordml" xmlns:w16sdtdh="http://schemas.microsoft.com/office/word/2020/wordml/sdtdatahash" xmlns:w16se="http://schemas.microsoft.com/office/word/2015/wordml/symex" xmlns:wpg="http://schemas.microsoft.com/office/word/2010/wordprocessingGroup" xmlns:wpi="http://schemas.microsoft.com/office/word/2010/wordprocessingInk" xmlns:wne="http://schemas.microsoft.com/office/word/2006/wordml" xmlns:wps="http://schemas.microsoft.com/office/word/2010/wordprocessingShape" mc:Ignorable="w14 w15 w16se w16cid w16 w16cex w16sdtdh wp14">
   <w:sdt>
     <w:sdtPr>
       <w:id w:val="802434642"/>
@@ -9691,6 +9323,7 @@
         <w:docPartUnique/>
       </w:docPartObj>
     </w:sdtPr>
+    <w:sdtEndPr/>
     <w:sdtContent>
       <w:p>
         <w:pPr>
@@ -9727,7 +9360,7 @@
 </file>
 
 <file path=word/footer5.xml><?xml version="1.0" encoding="utf-8"?>
-<w:ftr xmlns:wpc="http://schemas.microsoft.com/office/word/2010/wordprocessingCanvas" xmlns:cx="http://schemas.microsoft.com/office/drawing/2014/chartex" xmlns:cx1="http://schemas.microsoft.com/office/drawing/2015/9/8/chartex" xmlns:cx2="http://schemas.microsoft.com/office/drawing/2015/10/21/chartex" xmlns:cx3="http://schemas.microsoft.com/office/drawing/2016/5/9/chartex" xmlns:cx4="http://schemas.microsoft.com/office/drawing/2016/5/10/chartex" xmlns:cx5="http://schemas.microsoft.com/office/drawing/2016/5/11/chartex" xmlns:cx6="http://schemas.microsoft.com/office/drawing/2016/5/12/chartex" xmlns:cx7="http://schemas.microsoft.com/office/drawing/2016/5/13/chartex" xmlns:cx8="http://schemas.microsoft.com/office/drawing/2016/5/14/chartex" xmlns:mc="http://schemas.openxmlformats.org/markup-compatibility/2006" xmlns:aink="http://schemas.microsoft.com/office/drawing/2016/ink" xmlns:am3d="http://schemas.microsoft.com/office/drawing/2017/model3d" xmlns:o="urn:schemas-microsoft-com:office:office" xmlns:oel="http://schemas.microsoft.com/office/2019/extlst" xmlns:r="http://schemas.openxmlformats.org/officeDocument/2006/relationships" xmlns:m="http://schemas.openxmlformats.org/officeDocument/2006/math" xmlns:v="urn:schemas-microsoft-com:vml" xmlns:wp14="http://schemas.microsoft.com/office/word/2010/wordprocessingDrawing" xmlns:wp="http://schemas.openxmlformats.org/drawingml/2006/wordprocessingDrawing" xmlns:w10="urn:schemas-microsoft-com:office:word" xmlns:w="http://schemas.openxmlformats.org/wordprocessingml/2006/main" xmlns:w14="http://schemas.microsoft.com/office/word/2010/wordml" xmlns:w15="http://schemas.microsoft.com/office/word/2012/wordml" xmlns:w16cei="http://schemas.microsoft.com/office/word/2026/wordml/cei" xmlns:w16cex="http://schemas.microsoft.com/office/word/2018/wordml/cex" xmlns:w16cid="http://schemas.microsoft.com/office/word/2016/wordml/cid" xmlns:w16="http://schemas.microsoft.com/office/word/2018/wordml" xmlns:w16du="http://schemas.microsoft.com/office/word/2023/wordml/word16du" xmlns:w16sdtdh="http://schemas.microsoft.com/office/word/2020/wordml/sdtdatahash" xmlns:w16sdtfl="http://schemas.microsoft.com/office/word/2024/wordml/sdtformatlock" xmlns:w16se="http://schemas.microsoft.com/office/word/2015/wordml/symex" xmlns:wpg="http://schemas.microsoft.com/office/word/2010/wordprocessingGroup" xmlns:wpi="http://schemas.microsoft.com/office/word/2010/wordprocessingInk" xmlns:wne="http://schemas.microsoft.com/office/word/2006/wordml" xmlns:wps="http://schemas.microsoft.com/office/word/2010/wordprocessingShape" mc:Ignorable="w14 w15 w16se w16cid w16 w16cex w16sdtdh w16sdtfl w16du wp14">
+<w:ftr xmlns:wpc="http://schemas.microsoft.com/office/word/2010/wordprocessingCanvas" xmlns:cx="http://schemas.microsoft.com/office/drawing/2014/chartex" xmlns:cx1="http://schemas.microsoft.com/office/drawing/2015/9/8/chartex" xmlns:cx2="http://schemas.microsoft.com/office/drawing/2015/10/21/chartex" xmlns:cx3="http://schemas.microsoft.com/office/drawing/2016/5/9/chartex" xmlns:cx4="http://schemas.microsoft.com/office/drawing/2016/5/10/chartex" xmlns:cx5="http://schemas.microsoft.com/office/drawing/2016/5/11/chartex" xmlns:cx6="http://schemas.microsoft.com/office/drawing/2016/5/12/chartex" xmlns:cx7="http://schemas.microsoft.com/office/drawing/2016/5/13/chartex" xmlns:cx8="http://schemas.microsoft.com/office/drawing/2016/5/14/chartex" xmlns:mc="http://schemas.openxmlformats.org/markup-compatibility/2006" xmlns:aink="http://schemas.microsoft.com/office/drawing/2016/ink" xmlns:am3d="http://schemas.microsoft.com/office/drawing/2017/model3d" xmlns:o="urn:schemas-microsoft-com:office:office" xmlns:r="http://schemas.openxmlformats.org/officeDocument/2006/relationships" xmlns:m="http://schemas.openxmlformats.org/officeDocument/2006/math" xmlns:v="urn:schemas-microsoft-com:vml" xmlns:wp14="http://schemas.microsoft.com/office/word/2010/wordprocessingDrawing" xmlns:wp="http://schemas.openxmlformats.org/drawingml/2006/wordprocessingDrawing" xmlns:w10="urn:schemas-microsoft-com:office:word" xmlns:w="http://schemas.openxmlformats.org/wordprocessingml/2006/main" xmlns:w14="http://schemas.microsoft.com/office/word/2010/wordml" xmlns:w15="http://schemas.microsoft.com/office/word/2012/wordml" xmlns:w16cex="http://schemas.microsoft.com/office/word/2018/wordml/cex" xmlns:w16cid="http://schemas.microsoft.com/office/word/2016/wordml/cid" xmlns:w16="http://schemas.microsoft.com/office/word/2018/wordml" xmlns:w16sdtdh="http://schemas.microsoft.com/office/word/2020/wordml/sdtdatahash" xmlns:w16se="http://schemas.microsoft.com/office/word/2015/wordml/symex" xmlns:wpg="http://schemas.microsoft.com/office/word/2010/wordprocessingGroup" xmlns:wpi="http://schemas.microsoft.com/office/word/2010/wordprocessingInk" xmlns:wne="http://schemas.microsoft.com/office/word/2006/wordml" xmlns:wps="http://schemas.microsoft.com/office/word/2010/wordprocessingShape" mc:Ignorable="w14 w15 w16se w16cid w16 w16cex w16sdtdh wp14">
   <w:sdt>
     <w:sdtPr>
       <w:id w:val="-290974379"/>
@@ -9736,6 +9369,7 @@
         <w:docPartUnique/>
       </w:docPartObj>
     </w:sdtPr>
+    <w:sdtEndPr/>
     <w:sdtContent>
       <w:p>
         <w:pPr>
@@ -9772,7 +9406,7 @@
 </file>
 
 <file path=word/footnotes.xml><?xml version="1.0" encoding="utf-8"?>
-<w:footnotes xmlns:wpc="http://schemas.microsoft.com/office/word/2010/wordprocessingCanvas" xmlns:cx="http://schemas.microsoft.com/office/drawing/2014/chartex" xmlns:cx1="http://schemas.microsoft.com/office/drawing/2015/9/8/chartex" xmlns:cx2="http://schemas.microsoft.com/office/drawing/2015/10/21/chartex" xmlns:cx3="http://schemas.microsoft.com/office/drawing/2016/5/9/chartex" xmlns:cx4="http://schemas.microsoft.com/office/drawing/2016/5/10/chartex" xmlns:cx5="http://schemas.microsoft.com/office/drawing/2016/5/11/chartex" xmlns:cx6="http://schemas.microsoft.com/office/drawing/2016/5/12/chartex" xmlns:cx7="http://schemas.microsoft.com/office/drawing/2016/5/13/chartex" xmlns:cx8="http://schemas.microsoft.com/office/drawing/2016/5/14/chartex" xmlns:mc="http://schemas.openxmlformats.org/markup-compatibility/2006" xmlns:aink="http://schemas.microsoft.com/office/drawing/2016/ink" xmlns:am3d="http://schemas.microsoft.com/office/drawing/2017/model3d" xmlns:o="urn:schemas-microsoft-com:office:office" xmlns:oel="http://schemas.microsoft.com/office/2019/extlst" xmlns:r="http://schemas.openxmlformats.org/officeDocument/2006/relationships" xmlns:m="http://schemas.openxmlformats.org/officeDocument/2006/math" xmlns:v="urn:schemas-microsoft-com:vml" xmlns:wp14="http://schemas.microsoft.com/office/word/2010/wordprocessingDrawing" xmlns:wp="http://schemas.openxmlformats.org/drawingml/2006/wordprocessingDrawing" xmlns:w10="urn:schemas-microsoft-com:office:word" xmlns:w="http://schemas.openxmlformats.org/wordprocessingml/2006/main" xmlns:w14="http://schemas.microsoft.com/office/word/2010/wordml" xmlns:w15="http://schemas.microsoft.com/office/word/2012/wordml" xmlns:w16cei="http://schemas.microsoft.com/office/word/2026/wordml/cei" xmlns:w16cex="http://schemas.microsoft.com/office/word/2018/wordml/cex" xmlns:w16cid="http://schemas.microsoft.com/office/word/2016/wordml/cid" xmlns:w16="http://schemas.microsoft.com/office/word/2018/wordml" xmlns:w16du="http://schemas.microsoft.com/office/word/2023/wordml/word16du" xmlns:w16sdtdh="http://schemas.microsoft.com/office/word/2020/wordml/sdtdatahash" xmlns:w16sdtfl="http://schemas.microsoft.com/office/word/2024/wordml/sdtformatlock" xmlns:w16se="http://schemas.microsoft.com/office/word/2015/wordml/symex" xmlns:wpg="http://schemas.microsoft.com/office/word/2010/wordprocessingGroup" xmlns:wpi="http://schemas.microsoft.com/office/word/2010/wordprocessingInk" xmlns:wne="http://schemas.microsoft.com/office/word/2006/wordml" xmlns:wps="http://schemas.microsoft.com/office/word/2010/wordprocessingShape" mc:Ignorable="w14 w15 w16se w16cid w16 w16cex w16sdtdh w16sdtfl w16du wp14">
+<w:footnotes xmlns:wpc="http://schemas.microsoft.com/office/word/2010/wordprocessingCanvas" xmlns:cx="http://schemas.microsoft.com/office/drawing/2014/chartex" xmlns:cx1="http://schemas.microsoft.com/office/drawing/2015/9/8/chartex" xmlns:cx2="http://schemas.microsoft.com/office/drawing/2015/10/21/chartex" xmlns:cx3="http://schemas.microsoft.com/office/drawing/2016/5/9/chartex" xmlns:cx4="http://schemas.microsoft.com/office/drawing/2016/5/10/chartex" xmlns:cx5="http://schemas.microsoft.com/office/drawing/2016/5/11/chartex" xmlns:cx6="http://schemas.microsoft.com/office/drawing/2016/5/12/chartex" xmlns:cx7="http://schemas.microsoft.com/office/drawing/2016/5/13/chartex" xmlns:cx8="http://schemas.microsoft.com/office/drawing/2016/5/14/chartex" xmlns:mc="http://schemas.openxmlformats.org/markup-compatibility/2006" xmlns:aink="http://schemas.microsoft.com/office/drawing/2016/ink" xmlns:am3d="http://schemas.microsoft.com/office/drawing/2017/model3d" xmlns:o="urn:schemas-microsoft-com:office:office" xmlns:r="http://schemas.openxmlformats.org/officeDocument/2006/relationships" xmlns:m="http://schemas.openxmlformats.org/officeDocument/2006/math" xmlns:v="urn:schemas-microsoft-com:vml" xmlns:wp14="http://schemas.microsoft.com/office/word/2010/wordprocessingDrawing" xmlns:wp="http://schemas.openxmlformats.org/drawingml/2006/wordprocessingDrawing" xmlns:w10="urn:schemas-microsoft-com:office:word" xmlns:w="http://schemas.openxmlformats.org/wordprocessingml/2006/main" xmlns:w14="http://schemas.microsoft.com/office/word/2010/wordml" xmlns:w15="http://schemas.microsoft.com/office/word/2012/wordml" xmlns:w16cex="http://schemas.microsoft.com/office/word/2018/wordml/cex" xmlns:w16cid="http://schemas.microsoft.com/office/word/2016/wordml/cid" xmlns:w16="http://schemas.microsoft.com/office/word/2018/wordml" xmlns:w16sdtdh="http://schemas.microsoft.com/office/word/2020/wordml/sdtdatahash" xmlns:w16se="http://schemas.microsoft.com/office/word/2015/wordml/symex" xmlns:wpg="http://schemas.microsoft.com/office/word/2010/wordprocessingGroup" xmlns:wpi="http://schemas.microsoft.com/office/word/2010/wordprocessingInk" xmlns:wne="http://schemas.microsoft.com/office/word/2006/wordml" xmlns:wps="http://schemas.microsoft.com/office/word/2010/wordprocessingShape" mc:Ignorable="w14 w15 w16se w16cid w16 w16cex w16sdtdh wp14">
   <w:footnote w:type="separator" w:id="-1">
     <w:p>
       <w:pPr>
@@ -9797,26 +9431,39 @@
 </file>
 
 <file path=word/header1.xml><?xml version="1.0" encoding="utf-8"?>
-<w:hdr xmlns:wpc="http://schemas.microsoft.com/office/word/2010/wordprocessingCanvas" xmlns:cx="http://schemas.microsoft.com/office/drawing/2014/chartex" xmlns:cx1="http://schemas.microsoft.com/office/drawing/2015/9/8/chartex" xmlns:cx2="http://schemas.microsoft.com/office/drawing/2015/10/21/chartex" xmlns:cx3="http://schemas.microsoft.com/office/drawing/2016/5/9/chartex" xmlns:cx4="http://schemas.microsoft.com/office/drawing/2016/5/10/chartex" xmlns:cx5="http://schemas.microsoft.com/office/drawing/2016/5/11/chartex" xmlns:cx6="http://schemas.microsoft.com/office/drawing/2016/5/12/chartex" xmlns:cx7="http://schemas.microsoft.com/office/drawing/2016/5/13/chartex" xmlns:cx8="http://schemas.microsoft.com/office/drawing/2016/5/14/chartex" xmlns:mc="http://schemas.openxmlformats.org/markup-compatibility/2006" xmlns:aink="http://schemas.microsoft.com/office/drawing/2016/ink" xmlns:am3d="http://schemas.microsoft.com/office/drawing/2017/model3d" xmlns:o="urn:schemas-microsoft-com:office:office" xmlns:oel="http://schemas.microsoft.com/office/2019/extlst" xmlns:r="http://schemas.openxmlformats.org/officeDocument/2006/relationships" xmlns:m="http://schemas.openxmlformats.org/officeDocument/2006/math" xmlns:v="urn:schemas-microsoft-com:vml" xmlns:wp14="http://schemas.microsoft.com/office/word/2010/wordprocessingDrawing" xmlns:wp="http://schemas.openxmlformats.org/drawingml/2006/wordprocessingDrawing" xmlns:w10="urn:schemas-microsoft-com:office:word" xmlns:w="http://schemas.openxmlformats.org/wordprocessingml/2006/main" xmlns:w14="http://schemas.microsoft.com/office/word/2010/wordml" xmlns:w15="http://schemas.microsoft.com/office/word/2012/wordml" xmlns:w16cei="http://schemas.microsoft.com/office/word/2026/wordml/cei" xmlns:w16cex="http://schemas.microsoft.com/office/word/2018/wordml/cex" xmlns:w16cid="http://schemas.microsoft.com/office/word/2016/wordml/cid" xmlns:w16="http://schemas.microsoft.com/office/word/2018/wordml" xmlns:w16du="http://schemas.microsoft.com/office/word/2023/wordml/word16du" xmlns:w16sdtdh="http://schemas.microsoft.com/office/word/2020/wordml/sdtdatahash" xmlns:w16sdtfl="http://schemas.microsoft.com/office/word/2024/wordml/sdtformatlock" xmlns:w16se="http://schemas.microsoft.com/office/word/2015/wordml/symex" xmlns:wpg="http://schemas.microsoft.com/office/word/2010/wordprocessingGroup" xmlns:wpi="http://schemas.microsoft.com/office/word/2010/wordprocessingInk" xmlns:wne="http://schemas.microsoft.com/office/word/2006/wordml" xmlns:wps="http://schemas.microsoft.com/office/word/2010/wordprocessingShape" mc:Ignorable="w14 w15 w16se w16cid w16 w16cex w16sdtdh w16sdtfl w16du wp14">
+<w:hdr xmlns:wpc="http://schemas.microsoft.com/office/word/2010/wordprocessingCanvas" xmlns:cx="http://schemas.microsoft.com/office/drawing/2014/chartex" xmlns:cx1="http://schemas.microsoft.com/office/drawing/2015/9/8/chartex" xmlns:cx2="http://schemas.microsoft.com/office/drawing/2015/10/21/chartex" xmlns:cx3="http://schemas.microsoft.com/office/drawing/2016/5/9/chartex" xmlns:cx4="http://schemas.microsoft.com/office/drawing/2016/5/10/chartex" xmlns:cx5="http://schemas.microsoft.com/office/drawing/2016/5/11/chartex" xmlns:cx6="http://schemas.microsoft.com/office/drawing/2016/5/12/chartex" xmlns:cx7="http://schemas.microsoft.com/office/drawing/2016/5/13/chartex" xmlns:cx8="http://schemas.microsoft.com/office/drawing/2016/5/14/chartex" xmlns:mc="http://schemas.openxmlformats.org/markup-compatibility/2006" xmlns:aink="http://schemas.microsoft.com/office/drawing/2016/ink" xmlns:am3d="http://schemas.microsoft.com/office/drawing/2017/model3d" xmlns:o="urn:schemas-microsoft-com:office:office" xmlns:r="http://schemas.openxmlformats.org/officeDocument/2006/relationships" xmlns:m="http://schemas.openxmlformats.org/officeDocument/2006/math" xmlns:v="urn:schemas-microsoft-com:vml" xmlns:wp14="http://schemas.microsoft.com/office/word/2010/wordprocessingDrawing" xmlns:wp="http://schemas.openxmlformats.org/drawingml/2006/wordprocessingDrawing" xmlns:w10="urn:schemas-microsoft-com:office:word" xmlns:w="http://schemas.openxmlformats.org/wordprocessingml/2006/main" xmlns:w14="http://schemas.microsoft.com/office/word/2010/wordml" xmlns:w15="http://schemas.microsoft.com/office/word/2012/wordml" xmlns:w16cex="http://schemas.microsoft.com/office/word/2018/wordml/cex" xmlns:w16cid="http://schemas.microsoft.com/office/word/2016/wordml/cid" xmlns:w16="http://schemas.microsoft.com/office/word/2018/wordml" xmlns:w16sdtdh="http://schemas.microsoft.com/office/word/2020/wordml/sdtdatahash" xmlns:w16se="http://schemas.microsoft.com/office/word/2015/wordml/symex" xmlns:wpg="http://schemas.microsoft.com/office/word/2010/wordprocessingGroup" xmlns:wpi="http://schemas.microsoft.com/office/word/2010/wordprocessingInk" xmlns:wne="http://schemas.microsoft.com/office/word/2006/wordml" xmlns:wps="http://schemas.microsoft.com/office/word/2010/wordprocessingShape" mc:Ignorable="w14 w15 w16se w16cid w16 w16cex w16sdtdh wp14">
   <w:p>
     <w:pPr>
       <w:pStyle w:val="Encabezado"/>
       <w:jc w:val="right"/>
     </w:pPr>
-    <w:fldSimple w:instr=" STYLEREF  &quot;Título 2&quot;  \* MERGEFORMAT ">
-      <w:r>
-        <w:rPr>
-          <w:noProof/>
-        </w:rPr>
-        <w:t>Planteamiento del problema</w:t>
-      </w:r>
-    </w:fldSimple>
+    <w:r>
+      <w:fldChar w:fldCharType="begin"/>
+    </w:r>
+    <w:r>
+      <w:instrText xml:space="preserve"> STYLEREF  "Título 2"  \* MERGEFORMAT </w:instrText>
+    </w:r>
+    <w:r>
+      <w:fldChar w:fldCharType="separate"/>
+    </w:r>
+    <w:r>
+      <w:rPr>
+        <w:noProof/>
+      </w:rPr>
+      <w:t>Planteamiento del problema</w:t>
+    </w:r>
+    <w:r>
+      <w:rPr>
+        <w:noProof/>
+      </w:rPr>
+      <w:fldChar w:fldCharType="end"/>
+    </w:r>
   </w:p>
 </w:hdr>
 </file>
 
 <file path=word/header2.xml><?xml version="1.0" encoding="utf-8"?>
-<w:hdr xmlns:wpc="http://schemas.microsoft.com/office/word/2010/wordprocessingCanvas" xmlns:cx="http://schemas.microsoft.com/office/drawing/2014/chartex" xmlns:cx1="http://schemas.microsoft.com/office/drawing/2015/9/8/chartex" xmlns:cx2="http://schemas.microsoft.com/office/drawing/2015/10/21/chartex" xmlns:cx3="http://schemas.microsoft.com/office/drawing/2016/5/9/chartex" xmlns:cx4="http://schemas.microsoft.com/office/drawing/2016/5/10/chartex" xmlns:cx5="http://schemas.microsoft.com/office/drawing/2016/5/11/chartex" xmlns:cx6="http://schemas.microsoft.com/office/drawing/2016/5/12/chartex" xmlns:cx7="http://schemas.microsoft.com/office/drawing/2016/5/13/chartex" xmlns:cx8="http://schemas.microsoft.com/office/drawing/2016/5/14/chartex" xmlns:mc="http://schemas.openxmlformats.org/markup-compatibility/2006" xmlns:aink="http://schemas.microsoft.com/office/drawing/2016/ink" xmlns:am3d="http://schemas.microsoft.com/office/drawing/2017/model3d" xmlns:o="urn:schemas-microsoft-com:office:office" xmlns:oel="http://schemas.microsoft.com/office/2019/extlst" xmlns:r="http://schemas.openxmlformats.org/officeDocument/2006/relationships" xmlns:m="http://schemas.openxmlformats.org/officeDocument/2006/math" xmlns:v="urn:schemas-microsoft-com:vml" xmlns:wp14="http://schemas.microsoft.com/office/word/2010/wordprocessingDrawing" xmlns:wp="http://schemas.openxmlformats.org/drawingml/2006/wordprocessingDrawing" xmlns:w10="urn:schemas-microsoft-com:office:word" xmlns:w="http://schemas.openxmlformats.org/wordprocessingml/2006/main" xmlns:w14="http://schemas.microsoft.com/office/word/2010/wordml" xmlns:w15="http://schemas.microsoft.com/office/word/2012/wordml" xmlns:w16cei="http://schemas.microsoft.com/office/word/2026/wordml/cei" xmlns:w16cex="http://schemas.microsoft.com/office/word/2018/wordml/cex" xmlns:w16cid="http://schemas.microsoft.com/office/word/2016/wordml/cid" xmlns:w16="http://schemas.microsoft.com/office/word/2018/wordml" xmlns:w16du="http://schemas.microsoft.com/office/word/2023/wordml/word16du" xmlns:w16sdtdh="http://schemas.microsoft.com/office/word/2020/wordml/sdtdatahash" xmlns:w16sdtfl="http://schemas.microsoft.com/office/word/2024/wordml/sdtformatlock" xmlns:w16se="http://schemas.microsoft.com/office/word/2015/wordml/symex" xmlns:wpg="http://schemas.microsoft.com/office/word/2010/wordprocessingGroup" xmlns:wpi="http://schemas.microsoft.com/office/word/2010/wordprocessingInk" xmlns:wne="http://schemas.microsoft.com/office/word/2006/wordml" xmlns:wps="http://schemas.microsoft.com/office/word/2010/wordprocessingShape" mc:Ignorable="w14 w15 w16se w16cid w16 w16cex w16sdtdh w16sdtfl w16du wp14">
+<w:hdr xmlns:wpc="http://schemas.microsoft.com/office/word/2010/wordprocessingCanvas" xmlns:cx="http://schemas.microsoft.com/office/drawing/2014/chartex" xmlns:cx1="http://schemas.microsoft.com/office/drawing/2015/9/8/chartex" xmlns:cx2="http://schemas.microsoft.com/office/drawing/2015/10/21/chartex" xmlns:cx3="http://schemas.microsoft.com/office/drawing/2016/5/9/chartex" xmlns:cx4="http://schemas.microsoft.com/office/drawing/2016/5/10/chartex" xmlns:cx5="http://schemas.microsoft.com/office/drawing/2016/5/11/chartex" xmlns:cx6="http://schemas.microsoft.com/office/drawing/2016/5/12/chartex" xmlns:cx7="http://schemas.microsoft.com/office/drawing/2016/5/13/chartex" xmlns:cx8="http://schemas.microsoft.com/office/drawing/2016/5/14/chartex" xmlns:mc="http://schemas.openxmlformats.org/markup-compatibility/2006" xmlns:aink="http://schemas.microsoft.com/office/drawing/2016/ink" xmlns:am3d="http://schemas.microsoft.com/office/drawing/2017/model3d" xmlns:o="urn:schemas-microsoft-com:office:office" xmlns:r="http://schemas.openxmlformats.org/officeDocument/2006/relationships" xmlns:m="http://schemas.openxmlformats.org/officeDocument/2006/math" xmlns:v="urn:schemas-microsoft-com:vml" xmlns:wp14="http://schemas.microsoft.com/office/word/2010/wordprocessingDrawing" xmlns:wp="http://schemas.openxmlformats.org/drawingml/2006/wordprocessingDrawing" xmlns:w10="urn:schemas-microsoft-com:office:word" xmlns:w="http://schemas.openxmlformats.org/wordprocessingml/2006/main" xmlns:w14="http://schemas.microsoft.com/office/word/2010/wordml" xmlns:w15="http://schemas.microsoft.com/office/word/2012/wordml" xmlns:w16cex="http://schemas.microsoft.com/office/word/2018/wordml/cex" xmlns:w16cid="http://schemas.microsoft.com/office/word/2016/wordml/cid" xmlns:w16="http://schemas.microsoft.com/office/word/2018/wordml" xmlns:w16sdtdh="http://schemas.microsoft.com/office/word/2020/wordml/sdtdatahash" xmlns:w16se="http://schemas.microsoft.com/office/word/2015/wordml/symex" xmlns:wpg="http://schemas.microsoft.com/office/word/2010/wordprocessingGroup" xmlns:wpi="http://schemas.microsoft.com/office/word/2010/wordprocessingInk" xmlns:wne="http://schemas.microsoft.com/office/word/2006/wordml" xmlns:wps="http://schemas.microsoft.com/office/word/2010/wordprocessingShape" mc:Ignorable="w14 w15 w16se w16cid w16 w16cex w16sdtdh wp14">
   <w:p>
     <w:pPr>
       <w:pStyle w:val="Encabezado"/>
@@ -9826,7 +9473,7 @@
 </file>
 
 <file path=word/header3.xml><?xml version="1.0" encoding="utf-8"?>
-<w:hdr xmlns:wpc="http://schemas.microsoft.com/office/word/2010/wordprocessingCanvas" xmlns:cx="http://schemas.microsoft.com/office/drawing/2014/chartex" xmlns:cx1="http://schemas.microsoft.com/office/drawing/2015/9/8/chartex" xmlns:cx2="http://schemas.microsoft.com/office/drawing/2015/10/21/chartex" xmlns:cx3="http://schemas.microsoft.com/office/drawing/2016/5/9/chartex" xmlns:cx4="http://schemas.microsoft.com/office/drawing/2016/5/10/chartex" xmlns:cx5="http://schemas.microsoft.com/office/drawing/2016/5/11/chartex" xmlns:cx6="http://schemas.microsoft.com/office/drawing/2016/5/12/chartex" xmlns:cx7="http://schemas.microsoft.com/office/drawing/2016/5/13/chartex" xmlns:cx8="http://schemas.microsoft.com/office/drawing/2016/5/14/chartex" xmlns:mc="http://schemas.openxmlformats.org/markup-compatibility/2006" xmlns:aink="http://schemas.microsoft.com/office/drawing/2016/ink" xmlns:am3d="http://schemas.microsoft.com/office/drawing/2017/model3d" xmlns:o="urn:schemas-microsoft-com:office:office" xmlns:oel="http://schemas.microsoft.com/office/2019/extlst" xmlns:r="http://schemas.openxmlformats.org/officeDocument/2006/relationships" xmlns:m="http://schemas.openxmlformats.org/officeDocument/2006/math" xmlns:v="urn:schemas-microsoft-com:vml" xmlns:wp14="http://schemas.microsoft.com/office/word/2010/wordprocessingDrawing" xmlns:wp="http://schemas.openxmlformats.org/drawingml/2006/wordprocessingDrawing" xmlns:w10="urn:schemas-microsoft-com:office:word" xmlns:w="http://schemas.openxmlformats.org/wordprocessingml/2006/main" xmlns:w14="http://schemas.microsoft.com/office/word/2010/wordml" xmlns:w15="http://schemas.microsoft.com/office/word/2012/wordml" xmlns:w16cei="http://schemas.microsoft.com/office/word/2026/wordml/cei" xmlns:w16cex="http://schemas.microsoft.com/office/word/2018/wordml/cex" xmlns:w16cid="http://schemas.microsoft.com/office/word/2016/wordml/cid" xmlns:w16="http://schemas.microsoft.com/office/word/2018/wordml" xmlns:w16du="http://schemas.microsoft.com/office/word/2023/wordml/word16du" xmlns:w16sdtdh="http://schemas.microsoft.com/office/word/2020/wordml/sdtdatahash" xmlns:w16sdtfl="http://schemas.microsoft.com/office/word/2024/wordml/sdtformatlock" xmlns:w16se="http://schemas.microsoft.com/office/word/2015/wordml/symex" xmlns:wpg="http://schemas.microsoft.com/office/word/2010/wordprocessingGroup" xmlns:wpi="http://schemas.microsoft.com/office/word/2010/wordprocessingInk" xmlns:wne="http://schemas.microsoft.com/office/word/2006/wordml" xmlns:wps="http://schemas.microsoft.com/office/word/2010/wordprocessingShape" mc:Ignorable="w14 w15 w16se w16cid w16 w16cex w16sdtdh w16sdtfl w16du wp14">
+<w:hdr xmlns:wpc="http://schemas.microsoft.com/office/word/2010/wordprocessingCanvas" xmlns:cx="http://schemas.microsoft.com/office/drawing/2014/chartex" xmlns:cx1="http://schemas.microsoft.com/office/drawing/2015/9/8/chartex" xmlns:cx2="http://schemas.microsoft.com/office/drawing/2015/10/21/chartex" xmlns:cx3="http://schemas.microsoft.com/office/drawing/2016/5/9/chartex" xmlns:cx4="http://schemas.microsoft.com/office/drawing/2016/5/10/chartex" xmlns:cx5="http://schemas.microsoft.com/office/drawing/2016/5/11/chartex" xmlns:cx6="http://schemas.microsoft.com/office/drawing/2016/5/12/chartex" xmlns:cx7="http://schemas.microsoft.com/office/drawing/2016/5/13/chartex" xmlns:cx8="http://schemas.microsoft.com/office/drawing/2016/5/14/chartex" xmlns:mc="http://schemas.openxmlformats.org/markup-compatibility/2006" xmlns:aink="http://schemas.microsoft.com/office/drawing/2016/ink" xmlns:am3d="http://schemas.microsoft.com/office/drawing/2017/model3d" xmlns:o="urn:schemas-microsoft-com:office:office" xmlns:r="http://schemas.openxmlformats.org/officeDocument/2006/relationships" xmlns:m="http://schemas.openxmlformats.org/officeDocument/2006/math" xmlns:v="urn:schemas-microsoft-com:vml" xmlns:wp14="http://schemas.microsoft.com/office/word/2010/wordprocessingDrawing" xmlns:wp="http://schemas.openxmlformats.org/drawingml/2006/wordprocessingDrawing" xmlns:w10="urn:schemas-microsoft-com:office:word" xmlns:w="http://schemas.openxmlformats.org/wordprocessingml/2006/main" xmlns:w14="http://schemas.microsoft.com/office/word/2010/wordml" xmlns:w15="http://schemas.microsoft.com/office/word/2012/wordml" xmlns:w16cex="http://schemas.microsoft.com/office/word/2018/wordml/cex" xmlns:w16cid="http://schemas.microsoft.com/office/word/2016/wordml/cid" xmlns:w16="http://schemas.microsoft.com/office/word/2018/wordml" xmlns:w16sdtdh="http://schemas.microsoft.com/office/word/2020/wordml/sdtdatahash" xmlns:w16se="http://schemas.microsoft.com/office/word/2015/wordml/symex" xmlns:wpg="http://schemas.microsoft.com/office/word/2010/wordprocessingGroup" xmlns:wpi="http://schemas.microsoft.com/office/word/2010/wordprocessingInk" xmlns:wne="http://schemas.microsoft.com/office/word/2006/wordml" xmlns:wps="http://schemas.microsoft.com/office/word/2010/wordprocessingShape" mc:Ignorable="w14 w15 w16se w16cid w16 w16cex w16sdtdh wp14">
   <w:p>
     <w:pPr>
       <w:pStyle w:val="Encabezado"/>
@@ -9836,7 +9483,7 @@
 </file>
 
 <file path=word/header4.xml><?xml version="1.0" encoding="utf-8"?>
-<w:hdr xmlns:wpc="http://schemas.microsoft.com/office/word/2010/wordprocessingCanvas" xmlns:cx="http://schemas.microsoft.com/office/drawing/2014/chartex" xmlns:cx1="http://schemas.microsoft.com/office/drawing/2015/9/8/chartex" xmlns:cx2="http://schemas.microsoft.com/office/drawing/2015/10/21/chartex" xmlns:cx3="http://schemas.microsoft.com/office/drawing/2016/5/9/chartex" xmlns:cx4="http://schemas.microsoft.com/office/drawing/2016/5/10/chartex" xmlns:cx5="http://schemas.microsoft.com/office/drawing/2016/5/11/chartex" xmlns:cx6="http://schemas.microsoft.com/office/drawing/2016/5/12/chartex" xmlns:cx7="http://schemas.microsoft.com/office/drawing/2016/5/13/chartex" xmlns:cx8="http://schemas.microsoft.com/office/drawing/2016/5/14/chartex" xmlns:mc="http://schemas.openxmlformats.org/markup-compatibility/2006" xmlns:aink="http://schemas.microsoft.com/office/drawing/2016/ink" xmlns:am3d="http://schemas.microsoft.com/office/drawing/2017/model3d" xmlns:o="urn:schemas-microsoft-com:office:office" xmlns:oel="http://schemas.microsoft.com/office/2019/extlst" xmlns:r="http://schemas.openxmlformats.org/officeDocument/2006/relationships" xmlns:m="http://schemas.openxmlformats.org/officeDocument/2006/math" xmlns:v="urn:schemas-microsoft-com:vml" xmlns:wp14="http://schemas.microsoft.com/office/word/2010/wordprocessingDrawing" xmlns:wp="http://schemas.openxmlformats.org/drawingml/2006/wordprocessingDrawing" xmlns:w10="urn:schemas-microsoft-com:office:word" xmlns:w="http://schemas.openxmlformats.org/wordprocessingml/2006/main" xmlns:w14="http://schemas.microsoft.com/office/word/2010/wordml" xmlns:w15="http://schemas.microsoft.com/office/word/2012/wordml" xmlns:w16cei="http://schemas.microsoft.com/office/word/2026/wordml/cei" xmlns:w16cex="http://schemas.microsoft.com/office/word/2018/wordml/cex" xmlns:w16cid="http://schemas.microsoft.com/office/word/2016/wordml/cid" xmlns:w16="http://schemas.microsoft.com/office/word/2018/wordml" xmlns:w16du="http://schemas.microsoft.com/office/word/2023/wordml/word16du" xmlns:w16sdtdh="http://schemas.microsoft.com/office/word/2020/wordml/sdtdatahash" xmlns:w16sdtfl="http://schemas.microsoft.com/office/word/2024/wordml/sdtformatlock" xmlns:w16se="http://schemas.microsoft.com/office/word/2015/wordml/symex" xmlns:wpg="http://schemas.microsoft.com/office/word/2010/wordprocessingGroup" xmlns:wpi="http://schemas.microsoft.com/office/word/2010/wordprocessingInk" xmlns:wne="http://schemas.microsoft.com/office/word/2006/wordml" xmlns:wps="http://schemas.microsoft.com/office/word/2010/wordprocessingShape" mc:Ignorable="w14 w15 w16se w16cid w16 w16cex w16sdtdh w16sdtfl w16du wp14">
+<w:hdr xmlns:wpc="http://schemas.microsoft.com/office/word/2010/wordprocessingCanvas" xmlns:cx="http://schemas.microsoft.com/office/drawing/2014/chartex" xmlns:cx1="http://schemas.microsoft.com/office/drawing/2015/9/8/chartex" xmlns:cx2="http://schemas.microsoft.com/office/drawing/2015/10/21/chartex" xmlns:cx3="http://schemas.microsoft.com/office/drawing/2016/5/9/chartex" xmlns:cx4="http://schemas.microsoft.com/office/drawing/2016/5/10/chartex" xmlns:cx5="http://schemas.microsoft.com/office/drawing/2016/5/11/chartex" xmlns:cx6="http://schemas.microsoft.com/office/drawing/2016/5/12/chartex" xmlns:cx7="http://schemas.microsoft.com/office/drawing/2016/5/13/chartex" xmlns:cx8="http://schemas.microsoft.com/office/drawing/2016/5/14/chartex" xmlns:mc="http://schemas.openxmlformats.org/markup-compatibility/2006" xmlns:aink="http://schemas.microsoft.com/office/drawing/2016/ink" xmlns:am3d="http://schemas.microsoft.com/office/drawing/2017/model3d" xmlns:o="urn:schemas-microsoft-com:office:office" xmlns:r="http://schemas.openxmlformats.org/officeDocument/2006/relationships" xmlns:m="http://schemas.openxmlformats.org/officeDocument/2006/math" xmlns:v="urn:schemas-microsoft-com:vml" xmlns:wp14="http://schemas.microsoft.com/office/word/2010/wordprocessingDrawing" xmlns:wp="http://schemas.openxmlformats.org/drawingml/2006/wordprocessingDrawing" xmlns:w10="urn:schemas-microsoft-com:office:word" xmlns:w="http://schemas.openxmlformats.org/wordprocessingml/2006/main" xmlns:w14="http://schemas.microsoft.com/office/word/2010/wordml" xmlns:w15="http://schemas.microsoft.com/office/word/2012/wordml" xmlns:w16cex="http://schemas.microsoft.com/office/word/2018/wordml/cex" xmlns:w16cid="http://schemas.microsoft.com/office/word/2016/wordml/cid" xmlns:w16="http://schemas.microsoft.com/office/word/2018/wordml" xmlns:w16sdtdh="http://schemas.microsoft.com/office/word/2020/wordml/sdtdatahash" xmlns:w16se="http://schemas.microsoft.com/office/word/2015/wordml/symex" xmlns:wpg="http://schemas.microsoft.com/office/word/2010/wordprocessingGroup" xmlns:wpi="http://schemas.microsoft.com/office/word/2010/wordprocessingInk" xmlns:wne="http://schemas.microsoft.com/office/word/2006/wordml" xmlns:wps="http://schemas.microsoft.com/office/word/2010/wordprocessingShape" mc:Ignorable="w14 w15 w16se w16cid w16 w16cex w16sdtdh wp14">
   <w:p>
     <w:pPr>
       <w:pStyle w:val="Encabezado"/>
@@ -9845,20 +9492,33 @@
       </w:pBdr>
       <w:jc w:val="right"/>
     </w:pPr>
-    <w:fldSimple w:instr=" STYLEREF  &quot;Título 2&quot;  \* MERGEFORMAT ">
-      <w:r>
-        <w:rPr>
-          <w:noProof/>
-        </w:rPr>
-        <w:t>Planteamiento del problema</w:t>
-      </w:r>
-    </w:fldSimple>
+    <w:r>
+      <w:fldChar w:fldCharType="begin"/>
+    </w:r>
+    <w:r>
+      <w:instrText xml:space="preserve"> STYLEREF  "Título 2"  \* MERGEFORMAT </w:instrText>
+    </w:r>
+    <w:r>
+      <w:fldChar w:fldCharType="separate"/>
+    </w:r>
+    <w:r>
+      <w:rPr>
+        <w:noProof/>
+      </w:rPr>
+      <w:t>Cronograma de actividades</w:t>
+    </w:r>
+    <w:r>
+      <w:rPr>
+        <w:noProof/>
+      </w:rPr>
+      <w:fldChar w:fldCharType="end"/>
+    </w:r>
   </w:p>
 </w:hdr>
 </file>
 
 <file path=word/header5.xml><?xml version="1.0" encoding="utf-8"?>
-<w:hdr xmlns:wpc="http://schemas.microsoft.com/office/word/2010/wordprocessingCanvas" xmlns:cx="http://schemas.microsoft.com/office/drawing/2014/chartex" xmlns:cx1="http://schemas.microsoft.com/office/drawing/2015/9/8/chartex" xmlns:cx2="http://schemas.microsoft.com/office/drawing/2015/10/21/chartex" xmlns:cx3="http://schemas.microsoft.com/office/drawing/2016/5/9/chartex" xmlns:cx4="http://schemas.microsoft.com/office/drawing/2016/5/10/chartex" xmlns:cx5="http://schemas.microsoft.com/office/drawing/2016/5/11/chartex" xmlns:cx6="http://schemas.microsoft.com/office/drawing/2016/5/12/chartex" xmlns:cx7="http://schemas.microsoft.com/office/drawing/2016/5/13/chartex" xmlns:cx8="http://schemas.microsoft.com/office/drawing/2016/5/14/chartex" xmlns:mc="http://schemas.openxmlformats.org/markup-compatibility/2006" xmlns:aink="http://schemas.microsoft.com/office/drawing/2016/ink" xmlns:am3d="http://schemas.microsoft.com/office/drawing/2017/model3d" xmlns:o="urn:schemas-microsoft-com:office:office" xmlns:oel="http://schemas.microsoft.com/office/2019/extlst" xmlns:r="http://schemas.openxmlformats.org/officeDocument/2006/relationships" xmlns:m="http://schemas.openxmlformats.org/officeDocument/2006/math" xmlns:v="urn:schemas-microsoft-com:vml" xmlns:wp14="http://schemas.microsoft.com/office/word/2010/wordprocessingDrawing" xmlns:wp="http://schemas.openxmlformats.org/drawingml/2006/wordprocessingDrawing" xmlns:w10="urn:schemas-microsoft-com:office:word" xmlns:w="http://schemas.openxmlformats.org/wordprocessingml/2006/main" xmlns:w14="http://schemas.microsoft.com/office/word/2010/wordml" xmlns:w15="http://schemas.microsoft.com/office/word/2012/wordml" xmlns:w16cei="http://schemas.microsoft.com/office/word/2026/wordml/cei" xmlns:w16cex="http://schemas.microsoft.com/office/word/2018/wordml/cex" xmlns:w16cid="http://schemas.microsoft.com/office/word/2016/wordml/cid" xmlns:w16="http://schemas.microsoft.com/office/word/2018/wordml" xmlns:w16du="http://schemas.microsoft.com/office/word/2023/wordml/word16du" xmlns:w16sdtdh="http://schemas.microsoft.com/office/word/2020/wordml/sdtdatahash" xmlns:w16sdtfl="http://schemas.microsoft.com/office/word/2024/wordml/sdtformatlock" xmlns:w16se="http://schemas.microsoft.com/office/word/2015/wordml/symex" xmlns:wpg="http://schemas.microsoft.com/office/word/2010/wordprocessingGroup" xmlns:wpi="http://schemas.microsoft.com/office/word/2010/wordprocessingInk" xmlns:wne="http://schemas.microsoft.com/office/word/2006/wordml" xmlns:wps="http://schemas.microsoft.com/office/word/2010/wordprocessingShape" mc:Ignorable="w14 w15 w16se w16cid w16 w16cex w16sdtdh w16sdtfl w16du wp14">
+<w:hdr xmlns:wpc="http://schemas.microsoft.com/office/word/2010/wordprocessingCanvas" xmlns:cx="http://schemas.microsoft.com/office/drawing/2014/chartex" xmlns:cx1="http://schemas.microsoft.com/office/drawing/2015/9/8/chartex" xmlns:cx2="http://schemas.microsoft.com/office/drawing/2015/10/21/chartex" xmlns:cx3="http://schemas.microsoft.com/office/drawing/2016/5/9/chartex" xmlns:cx4="http://schemas.microsoft.com/office/drawing/2016/5/10/chartex" xmlns:cx5="http://schemas.microsoft.com/office/drawing/2016/5/11/chartex" xmlns:cx6="http://schemas.microsoft.com/office/drawing/2016/5/12/chartex" xmlns:cx7="http://schemas.microsoft.com/office/drawing/2016/5/13/chartex" xmlns:cx8="http://schemas.microsoft.com/office/drawing/2016/5/14/chartex" xmlns:mc="http://schemas.openxmlformats.org/markup-compatibility/2006" xmlns:aink="http://schemas.microsoft.com/office/drawing/2016/ink" xmlns:am3d="http://schemas.microsoft.com/office/drawing/2017/model3d" xmlns:o="urn:schemas-microsoft-com:office:office" xmlns:r="http://schemas.openxmlformats.org/officeDocument/2006/relationships" xmlns:m="http://schemas.openxmlformats.org/officeDocument/2006/math" xmlns:v="urn:schemas-microsoft-com:vml" xmlns:wp14="http://schemas.microsoft.com/office/word/2010/wordprocessingDrawing" xmlns:wp="http://schemas.openxmlformats.org/drawingml/2006/wordprocessingDrawing" xmlns:w10="urn:schemas-microsoft-com:office:word" xmlns:w="http://schemas.openxmlformats.org/wordprocessingml/2006/main" xmlns:w14="http://schemas.microsoft.com/office/word/2010/wordml" xmlns:w15="http://schemas.microsoft.com/office/word/2012/wordml" xmlns:w16cex="http://schemas.microsoft.com/office/word/2018/wordml/cex" xmlns:w16cid="http://schemas.microsoft.com/office/word/2016/wordml/cid" xmlns:w16="http://schemas.microsoft.com/office/word/2018/wordml" xmlns:w16sdtdh="http://schemas.microsoft.com/office/word/2020/wordml/sdtdatahash" xmlns:w16se="http://schemas.microsoft.com/office/word/2015/wordml/symex" xmlns:wpg="http://schemas.microsoft.com/office/word/2010/wordprocessingGroup" xmlns:wpi="http://schemas.microsoft.com/office/word/2010/wordprocessingInk" xmlns:wne="http://schemas.microsoft.com/office/word/2006/wordml" xmlns:wps="http://schemas.microsoft.com/office/word/2010/wordprocessingShape" mc:Ignorable="w14 w15 w16se w16cid w16 w16cex w16sdtdh wp14">
   <w:p>
     <w:pPr>
       <w:pStyle w:val="Encabezado"/>
@@ -9874,7 +9534,7 @@
 </file>
 
 <file path=word/header6.xml><?xml version="1.0" encoding="utf-8"?>
-<w:hdr xmlns:wpc="http://schemas.microsoft.com/office/word/2010/wordprocessingCanvas" xmlns:cx="http://schemas.microsoft.com/office/drawing/2014/chartex" xmlns:cx1="http://schemas.microsoft.com/office/drawing/2015/9/8/chartex" xmlns:cx2="http://schemas.microsoft.com/office/drawing/2015/10/21/chartex" xmlns:cx3="http://schemas.microsoft.com/office/drawing/2016/5/9/chartex" xmlns:cx4="http://schemas.microsoft.com/office/drawing/2016/5/10/chartex" xmlns:cx5="http://schemas.microsoft.com/office/drawing/2016/5/11/chartex" xmlns:cx6="http://schemas.microsoft.com/office/drawing/2016/5/12/chartex" xmlns:cx7="http://schemas.microsoft.com/office/drawing/2016/5/13/chartex" xmlns:cx8="http://schemas.microsoft.com/office/drawing/2016/5/14/chartex" xmlns:mc="http://schemas.openxmlformats.org/markup-compatibility/2006" xmlns:aink="http://schemas.microsoft.com/office/drawing/2016/ink" xmlns:am3d="http://schemas.microsoft.com/office/drawing/2017/model3d" xmlns:o="urn:schemas-microsoft-com:office:office" xmlns:oel="http://schemas.microsoft.com/office/2019/extlst" xmlns:r="http://schemas.openxmlformats.org/officeDocument/2006/relationships" xmlns:m="http://schemas.openxmlformats.org/officeDocument/2006/math" xmlns:v="urn:schemas-microsoft-com:vml" xmlns:wp14="http://schemas.microsoft.com/office/word/2010/wordprocessingDrawing" xmlns:wp="http://schemas.openxmlformats.org/drawingml/2006/wordprocessingDrawing" xmlns:w10="urn:schemas-microsoft-com:office:word" xmlns:w="http://schemas.openxmlformats.org/wordprocessingml/2006/main" xmlns:w14="http://schemas.microsoft.com/office/word/2010/wordml" xmlns:w15="http://schemas.microsoft.com/office/word/2012/wordml" xmlns:w16cei="http://schemas.microsoft.com/office/word/2026/wordml/cei" xmlns:w16cex="http://schemas.microsoft.com/office/word/2018/wordml/cex" xmlns:w16cid="http://schemas.microsoft.com/office/word/2016/wordml/cid" xmlns:w16="http://schemas.microsoft.com/office/word/2018/wordml" xmlns:w16du="http://schemas.microsoft.com/office/word/2023/wordml/word16du" xmlns:w16sdtdh="http://schemas.microsoft.com/office/word/2020/wordml/sdtdatahash" xmlns:w16sdtfl="http://schemas.microsoft.com/office/word/2024/wordml/sdtformatlock" xmlns:w16se="http://schemas.microsoft.com/office/word/2015/wordml/symex" xmlns:wpg="http://schemas.microsoft.com/office/word/2010/wordprocessingGroup" xmlns:wpi="http://schemas.microsoft.com/office/word/2010/wordprocessingInk" xmlns:wne="http://schemas.microsoft.com/office/word/2006/wordml" xmlns:wps="http://schemas.microsoft.com/office/word/2010/wordprocessingShape" mc:Ignorable="w14 w15 w16se w16cid w16 w16cex w16sdtdh w16sdtfl w16du wp14">
+<w:hdr xmlns:wpc="http://schemas.microsoft.com/office/word/2010/wordprocessingCanvas" xmlns:cx="http://schemas.microsoft.com/office/drawing/2014/chartex" xmlns:cx1="http://schemas.microsoft.com/office/drawing/2015/9/8/chartex" xmlns:cx2="http://schemas.microsoft.com/office/drawing/2015/10/21/chartex" xmlns:cx3="http://schemas.microsoft.com/office/drawing/2016/5/9/chartex" xmlns:cx4="http://schemas.microsoft.com/office/drawing/2016/5/10/chartex" xmlns:cx5="http://schemas.microsoft.com/office/drawing/2016/5/11/chartex" xmlns:cx6="http://schemas.microsoft.com/office/drawing/2016/5/12/chartex" xmlns:cx7="http://schemas.microsoft.com/office/drawing/2016/5/13/chartex" xmlns:cx8="http://schemas.microsoft.com/office/drawing/2016/5/14/chartex" xmlns:mc="http://schemas.openxmlformats.org/markup-compatibility/2006" xmlns:aink="http://schemas.microsoft.com/office/drawing/2016/ink" xmlns:am3d="http://schemas.microsoft.com/office/drawing/2017/model3d" xmlns:o="urn:schemas-microsoft-com:office:office" xmlns:r="http://schemas.openxmlformats.org/officeDocument/2006/relationships" xmlns:m="http://schemas.openxmlformats.org/officeDocument/2006/math" xmlns:v="urn:schemas-microsoft-com:vml" xmlns:wp14="http://schemas.microsoft.com/office/word/2010/wordprocessingDrawing" xmlns:wp="http://schemas.openxmlformats.org/drawingml/2006/wordprocessingDrawing" xmlns:w10="urn:schemas-microsoft-com:office:word" xmlns:w="http://schemas.openxmlformats.org/wordprocessingml/2006/main" xmlns:w14="http://schemas.microsoft.com/office/word/2010/wordml" xmlns:w15="http://schemas.microsoft.com/office/word/2012/wordml" xmlns:w16cex="http://schemas.microsoft.com/office/word/2018/wordml/cex" xmlns:w16cid="http://schemas.microsoft.com/office/word/2016/wordml/cid" xmlns:w16="http://schemas.microsoft.com/office/word/2018/wordml" xmlns:w16sdtdh="http://schemas.microsoft.com/office/word/2020/wordml/sdtdatahash" xmlns:w16se="http://schemas.microsoft.com/office/word/2015/wordml/symex" xmlns:wpg="http://schemas.microsoft.com/office/word/2010/wordprocessingGroup" xmlns:wpi="http://schemas.microsoft.com/office/word/2010/wordprocessingInk" xmlns:wne="http://schemas.microsoft.com/office/word/2006/wordml" xmlns:wps="http://schemas.microsoft.com/office/word/2010/wordprocessingShape" mc:Ignorable="w14 w15 w16se w16cid w16 w16cex w16sdtdh wp14">
   <w:p>
     <w:pPr>
       <w:pStyle w:val="Encabezado"/>
@@ -9890,7 +9550,7 @@
 </file>
 
 <file path=word/numbering.xml><?xml version="1.0" encoding="utf-8"?>
-<w:numbering xmlns:wpc="http://schemas.microsoft.com/office/word/2010/wordprocessingCanvas" xmlns:cx="http://schemas.microsoft.com/office/drawing/2014/chartex" xmlns:cx1="http://schemas.microsoft.com/office/drawing/2015/9/8/chartex" xmlns:cx2="http://schemas.microsoft.com/office/drawing/2015/10/21/chartex" xmlns:cx3="http://schemas.microsoft.com/office/drawing/2016/5/9/chartex" xmlns:cx4="http://schemas.microsoft.com/office/drawing/2016/5/10/chartex" xmlns:cx5="http://schemas.microsoft.com/office/drawing/2016/5/11/chartex" xmlns:cx6="http://schemas.microsoft.com/office/drawing/2016/5/12/chartex" xmlns:cx7="http://schemas.microsoft.com/office/drawing/2016/5/13/chartex" xmlns:cx8="http://schemas.microsoft.com/office/drawing/2016/5/14/chartex" xmlns:mc="http://schemas.openxmlformats.org/markup-compatibility/2006" xmlns:aink="http://schemas.microsoft.com/office/drawing/2016/ink" xmlns:am3d="http://schemas.microsoft.com/office/drawing/2017/model3d" xmlns:o="urn:schemas-microsoft-com:office:office" xmlns:oel="http://schemas.microsoft.com/office/2019/extlst" xmlns:r="http://schemas.openxmlformats.org/officeDocument/2006/relationships" xmlns:m="http://schemas.openxmlformats.org/officeDocument/2006/math" xmlns:v="urn:schemas-microsoft-com:vml" xmlns:wp14="http://schemas.microsoft.com/office/word/2010/wordprocessingDrawing" xmlns:wp="http://schemas.openxmlformats.org/drawingml/2006/wordprocessingDrawing" xmlns:w10="urn:schemas-microsoft-com:office:word" xmlns:w="http://schemas.openxmlformats.org/wordprocessingml/2006/main" xmlns:w14="http://schemas.microsoft.com/office/word/2010/wordml" xmlns:w15="http://schemas.microsoft.com/office/word/2012/wordml" xmlns:w16cei="http://schemas.microsoft.com/office/word/2026/wordml/cei" xmlns:w16cex="http://schemas.microsoft.com/office/word/2018/wordml/cex" xmlns:w16cid="http://schemas.microsoft.com/office/word/2016/wordml/cid" xmlns:w16="http://schemas.microsoft.com/office/word/2018/wordml" xmlns:w16du="http://schemas.microsoft.com/office/word/2023/wordml/word16du" xmlns:w16sdtdh="http://schemas.microsoft.com/office/word/2020/wordml/sdtdatahash" xmlns:w16sdtfl="http://schemas.microsoft.com/office/word/2024/wordml/sdtformatlock" xmlns:w16se="http://schemas.microsoft.com/office/word/2015/wordml/symex" xmlns:wpg="http://schemas.microsoft.com/office/word/2010/wordprocessingGroup" xmlns:wpi="http://schemas.microsoft.com/office/word/2010/wordprocessingInk" xmlns:wne="http://schemas.microsoft.com/office/word/2006/wordml" xmlns:wps="http://schemas.microsoft.com/office/word/2010/wordprocessingShape" mc:Ignorable="w14 w15 w16se w16cid w16 w16cex w16sdtdh w16sdtfl w16du wp14">
+<w:numbering xmlns:wpc="http://schemas.microsoft.com/office/word/2010/wordprocessingCanvas" xmlns:cx="http://schemas.microsoft.com/office/drawing/2014/chartex" xmlns:cx1="http://schemas.microsoft.com/office/drawing/2015/9/8/chartex" xmlns:cx2="http://schemas.microsoft.com/office/drawing/2015/10/21/chartex" xmlns:cx3="http://schemas.microsoft.com/office/drawing/2016/5/9/chartex" xmlns:cx4="http://schemas.microsoft.com/office/drawing/2016/5/10/chartex" xmlns:cx5="http://schemas.microsoft.com/office/drawing/2016/5/11/chartex" xmlns:cx6="http://schemas.microsoft.com/office/drawing/2016/5/12/chartex" xmlns:cx7="http://schemas.microsoft.com/office/drawing/2016/5/13/chartex" xmlns:cx8="http://schemas.microsoft.com/office/drawing/2016/5/14/chartex" xmlns:mc="http://schemas.openxmlformats.org/markup-compatibility/2006" xmlns:aink="http://schemas.microsoft.com/office/drawing/2016/ink" xmlns:am3d="http://schemas.microsoft.com/office/drawing/2017/model3d" xmlns:o="urn:schemas-microsoft-com:office:office" xmlns:r="http://schemas.openxmlformats.org/officeDocument/2006/relationships" xmlns:m="http://schemas.openxmlformats.org/officeDocument/2006/math" xmlns:v="urn:schemas-microsoft-com:vml" xmlns:wp14="http://schemas.microsoft.com/office/word/2010/wordprocessingDrawing" xmlns:wp="http://schemas.openxmlformats.org/drawingml/2006/wordprocessingDrawing" xmlns:w10="urn:schemas-microsoft-com:office:word" xmlns:w="http://schemas.openxmlformats.org/wordprocessingml/2006/main" xmlns:w14="http://schemas.microsoft.com/office/word/2010/wordml" xmlns:w15="http://schemas.microsoft.com/office/word/2012/wordml" xmlns:w16cex="http://schemas.microsoft.com/office/word/2018/wordml/cex" xmlns:w16cid="http://schemas.microsoft.com/office/word/2016/wordml/cid" xmlns:w16="http://schemas.microsoft.com/office/word/2018/wordml" xmlns:w16sdtdh="http://schemas.microsoft.com/office/word/2020/wordml/sdtdatahash" xmlns:w16se="http://schemas.microsoft.com/office/word/2015/wordml/symex" xmlns:wpg="http://schemas.microsoft.com/office/word/2010/wordprocessingGroup" xmlns:wpi="http://schemas.microsoft.com/office/word/2010/wordprocessingInk" xmlns:wne="http://schemas.microsoft.com/office/word/2006/wordml" xmlns:wps="http://schemas.microsoft.com/office/word/2010/wordprocessingShape" mc:Ignorable="w14 w15 w16se w16cid w16 w16cex w16sdtdh wp14">
   <w:abstractNum w:abstractNumId="0" w15:restartNumberingAfterBreak="0">
     <w:nsid w:val="01C33CC2"/>
     <w:multiLevelType w:val="multilevel"/>
@@ -10267,6 +9927,95 @@
     </w:lvl>
   </w:abstractNum>
   <w:abstractNum w:abstractNumId="3" w15:restartNumberingAfterBreak="0">
+    <w:nsid w:val="05801F27"/>
+    <w:multiLevelType w:val="hybridMultilevel"/>
+    <w:tmpl w:val="845C21B8"/>
+    <w:lvl w:ilvl="0" w:tplc="080A0019">
+      <w:start w:val="1"/>
+      <w:numFmt w:val="lowerLetter"/>
+      <w:lvlText w:val="%1."/>
+      <w:lvlJc w:val="left"/>
+      <w:pPr>
+        <w:ind w:left="720" w:hanging="360"/>
+      </w:pPr>
+      <w:rPr>
+        <w:rFonts w:hint="default"/>
+      </w:rPr>
+    </w:lvl>
+    <w:lvl w:ilvl="1" w:tplc="100A0019" w:tentative="1">
+      <w:start w:val="1"/>
+      <w:numFmt w:val="lowerLetter"/>
+      <w:lvlText w:val="%2."/>
+      <w:lvlJc w:val="left"/>
+      <w:pPr>
+        <w:ind w:left="1440" w:hanging="360"/>
+      </w:pPr>
+    </w:lvl>
+    <w:lvl w:ilvl="2" w:tplc="100A001B" w:tentative="1">
+      <w:start w:val="1"/>
+      <w:numFmt w:val="lowerRoman"/>
+      <w:lvlText w:val="%3."/>
+      <w:lvlJc w:val="right"/>
+      <w:pPr>
+        <w:ind w:left="2160" w:hanging="180"/>
+      </w:pPr>
+    </w:lvl>
+    <w:lvl w:ilvl="3" w:tplc="100A000F" w:tentative="1">
+      <w:start w:val="1"/>
+      <w:numFmt w:val="decimal"/>
+      <w:lvlText w:val="%4."/>
+      <w:lvlJc w:val="left"/>
+      <w:pPr>
+        <w:ind w:left="2880" w:hanging="360"/>
+      </w:pPr>
+    </w:lvl>
+    <w:lvl w:ilvl="4" w:tplc="100A0019" w:tentative="1">
+      <w:start w:val="1"/>
+      <w:numFmt w:val="lowerLetter"/>
+      <w:lvlText w:val="%5."/>
+      <w:lvlJc w:val="left"/>
+      <w:pPr>
+        <w:ind w:left="3600" w:hanging="360"/>
+      </w:pPr>
+    </w:lvl>
+    <w:lvl w:ilvl="5" w:tplc="100A001B" w:tentative="1">
+      <w:start w:val="1"/>
+      <w:numFmt w:val="lowerRoman"/>
+      <w:lvlText w:val="%6."/>
+      <w:lvlJc w:val="right"/>
+      <w:pPr>
+        <w:ind w:left="4320" w:hanging="180"/>
+      </w:pPr>
+    </w:lvl>
+    <w:lvl w:ilvl="6" w:tplc="100A000F" w:tentative="1">
+      <w:start w:val="1"/>
+      <w:numFmt w:val="decimal"/>
+      <w:lvlText w:val="%7."/>
+      <w:lvlJc w:val="left"/>
+      <w:pPr>
+        <w:ind w:left="5040" w:hanging="360"/>
+      </w:pPr>
+    </w:lvl>
+    <w:lvl w:ilvl="7" w:tplc="100A0019">
+      <w:start w:val="1"/>
+      <w:numFmt w:val="lowerLetter"/>
+      <w:lvlText w:val="%8."/>
+      <w:lvlJc w:val="left"/>
+      <w:pPr>
+        <w:ind w:left="5760" w:hanging="360"/>
+      </w:pPr>
+    </w:lvl>
+    <w:lvl w:ilvl="8" w:tplc="100A001B">
+      <w:start w:val="1"/>
+      <w:numFmt w:val="lowerRoman"/>
+      <w:lvlText w:val="%9."/>
+      <w:lvlJc w:val="right"/>
+      <w:pPr>
+        <w:ind w:left="6480" w:hanging="180"/>
+      </w:pPr>
+    </w:lvl>
+  </w:abstractNum>
+  <w:abstractNum w:abstractNumId="4" w15:restartNumberingAfterBreak="0">
     <w:nsid w:val="062D0AA8"/>
     <w:multiLevelType w:val="multilevel"/>
     <w:tmpl w:val="DDFED54E"/>
@@ -10415,7 +10164,96 @@
       </w:rPr>
     </w:lvl>
   </w:abstractNum>
-  <w:abstractNum w:abstractNumId="4" w15:restartNumberingAfterBreak="0">
+  <w:abstractNum w:abstractNumId="5" w15:restartNumberingAfterBreak="0">
+    <w:nsid w:val="080273F8"/>
+    <w:multiLevelType w:val="multilevel"/>
+    <w:tmpl w:val="8DD49D60"/>
+    <w:lvl w:ilvl="0">
+      <w:start w:val="1"/>
+      <w:numFmt w:val="lowerLetter"/>
+      <w:lvlText w:val="%1."/>
+      <w:lvlJc w:val="left"/>
+      <w:pPr>
+        <w:ind w:left="720" w:hanging="360"/>
+      </w:pPr>
+      <w:rPr>
+        <w:rFonts w:hint="default"/>
+      </w:rPr>
+    </w:lvl>
+    <w:lvl w:ilvl="1">
+      <w:start w:val="1"/>
+      <w:numFmt w:val="lowerLetter"/>
+      <w:lvlText w:val="%2)"/>
+      <w:lvlJc w:val="left"/>
+      <w:pPr>
+        <w:ind w:left="1080" w:hanging="360"/>
+      </w:pPr>
+    </w:lvl>
+    <w:lvl w:ilvl="2">
+      <w:start w:val="1"/>
+      <w:numFmt w:val="lowerRoman"/>
+      <w:lvlText w:val="%3)"/>
+      <w:lvlJc w:val="left"/>
+      <w:pPr>
+        <w:ind w:left="1440" w:hanging="360"/>
+      </w:pPr>
+    </w:lvl>
+    <w:lvl w:ilvl="3">
+      <w:start w:val="1"/>
+      <w:numFmt w:val="decimal"/>
+      <w:lvlText w:val="(%4)"/>
+      <w:lvlJc w:val="left"/>
+      <w:pPr>
+        <w:ind w:left="1800" w:hanging="360"/>
+      </w:pPr>
+    </w:lvl>
+    <w:lvl w:ilvl="4">
+      <w:start w:val="1"/>
+      <w:numFmt w:val="lowerLetter"/>
+      <w:lvlText w:val="(%5)"/>
+      <w:lvlJc w:val="left"/>
+      <w:pPr>
+        <w:ind w:left="2160" w:hanging="360"/>
+      </w:pPr>
+    </w:lvl>
+    <w:lvl w:ilvl="5">
+      <w:start w:val="1"/>
+      <w:numFmt w:val="lowerRoman"/>
+      <w:lvlText w:val="(%6)"/>
+      <w:lvlJc w:val="left"/>
+      <w:pPr>
+        <w:ind w:left="2520" w:hanging="360"/>
+      </w:pPr>
+    </w:lvl>
+    <w:lvl w:ilvl="6">
+      <w:start w:val="1"/>
+      <w:numFmt w:val="decimal"/>
+      <w:lvlText w:val="%7."/>
+      <w:lvlJc w:val="left"/>
+      <w:pPr>
+        <w:ind w:left="2880" w:hanging="360"/>
+      </w:pPr>
+    </w:lvl>
+    <w:lvl w:ilvl="7">
+      <w:start w:val="1"/>
+      <w:numFmt w:val="lowerLetter"/>
+      <w:lvlText w:val="%8."/>
+      <w:lvlJc w:val="left"/>
+      <w:pPr>
+        <w:ind w:left="3240" w:hanging="360"/>
+      </w:pPr>
+    </w:lvl>
+    <w:lvl w:ilvl="8">
+      <w:start w:val="1"/>
+      <w:numFmt w:val="lowerRoman"/>
+      <w:lvlText w:val="%9."/>
+      <w:lvlJc w:val="left"/>
+      <w:pPr>
+        <w:ind w:left="3600" w:hanging="360"/>
+      </w:pPr>
+    </w:lvl>
+  </w:abstractNum>
+  <w:abstractNum w:abstractNumId="6" w15:restartNumberingAfterBreak="0">
     <w:nsid w:val="0B4E6662"/>
     <w:multiLevelType w:val="multilevel"/>
     <w:tmpl w:val="247E43A2"/>
@@ -10528,7 +10366,7 @@
       </w:rPr>
     </w:lvl>
   </w:abstractNum>
-  <w:abstractNum w:abstractNumId="5" w15:restartNumberingAfterBreak="0">
+  <w:abstractNum w:abstractNumId="7" w15:restartNumberingAfterBreak="0">
     <w:nsid w:val="0E016E41"/>
     <w:multiLevelType w:val="multilevel"/>
     <w:tmpl w:val="1B96AFC4"/>
@@ -10677,7 +10515,7 @@
       </w:rPr>
     </w:lvl>
   </w:abstractNum>
-  <w:abstractNum w:abstractNumId="6" w15:restartNumberingAfterBreak="0">
+  <w:abstractNum w:abstractNumId="8" w15:restartNumberingAfterBreak="0">
     <w:nsid w:val="0E7607D9"/>
     <w:multiLevelType w:val="multilevel"/>
     <w:tmpl w:val="701AF388"/>
@@ -10826,7 +10664,7 @@
       </w:rPr>
     </w:lvl>
   </w:abstractNum>
-  <w:abstractNum w:abstractNumId="7" w15:restartNumberingAfterBreak="0">
+  <w:abstractNum w:abstractNumId="9" w15:restartNumberingAfterBreak="0">
     <w:nsid w:val="0F376702"/>
     <w:multiLevelType w:val="multilevel"/>
     <w:tmpl w:val="6E30C4CE"/>
@@ -10939,7 +10777,7 @@
       </w:rPr>
     </w:lvl>
   </w:abstractNum>
-  <w:abstractNum w:abstractNumId="8" w15:restartNumberingAfterBreak="0">
+  <w:abstractNum w:abstractNumId="10" w15:restartNumberingAfterBreak="0">
     <w:nsid w:val="17DF6D22"/>
     <w:multiLevelType w:val="multilevel"/>
     <w:tmpl w:val="64C68624"/>
@@ -11052,7 +10890,7 @@
       </w:rPr>
     </w:lvl>
   </w:abstractNum>
-  <w:abstractNum w:abstractNumId="9" w15:restartNumberingAfterBreak="0">
+  <w:abstractNum w:abstractNumId="11" w15:restartNumberingAfterBreak="0">
     <w:nsid w:val="18F765CC"/>
     <w:multiLevelType w:val="hybridMultilevel"/>
     <w:tmpl w:val="4472485E"/>
@@ -11165,17 +11003,18 @@
       </w:rPr>
     </w:lvl>
   </w:abstractNum>
-  <w:abstractNum w:abstractNumId="10" w15:restartNumberingAfterBreak="0">
+  <w:abstractNum w:abstractNumId="12" w15:restartNumberingAfterBreak="0">
     <w:nsid w:val="19E33CA0"/>
     <w:multiLevelType w:val="multilevel"/>
-    <w:tmpl w:val="F198E13C"/>
+    <w:tmpl w:val="0F6CF188"/>
     <w:lvl w:ilvl="0">
       <w:start w:val="1"/>
       <w:numFmt w:val="none"/>
+      <w:suff w:val="space"/>
       <w:lvlText w:val="2.4 "/>
       <w:lvlJc w:val="left"/>
       <w:pPr>
-        <w:ind w:left="360" w:hanging="360"/>
+        <w:ind w:left="170" w:hanging="170"/>
       </w:pPr>
       <w:rPr>
         <w:rFonts w:hint="default"/>
@@ -11278,7 +11117,7 @@
       </w:rPr>
     </w:lvl>
   </w:abstractNum>
-  <w:abstractNum w:abstractNumId="11" w15:restartNumberingAfterBreak="0">
+  <w:abstractNum w:abstractNumId="13" w15:restartNumberingAfterBreak="0">
     <w:nsid w:val="1A31795E"/>
     <w:multiLevelType w:val="hybridMultilevel"/>
     <w:tmpl w:val="5FCA6254"/>
@@ -11358,205 +11197,6 @@
       </w:pPr>
     </w:lvl>
     <w:lvl w:ilvl="8" w:tplc="080A001B" w:tentative="1">
-      <w:start w:val="1"/>
-      <w:numFmt w:val="lowerRoman"/>
-      <w:lvlText w:val="%9."/>
-      <w:lvlJc w:val="right"/>
-      <w:pPr>
-        <w:ind w:left="6480" w:hanging="180"/>
-      </w:pPr>
-    </w:lvl>
-  </w:abstractNum>
-  <w:abstractNum w:abstractNumId="12" w15:restartNumberingAfterBreak="0">
-    <w:nsid w:val="1BCB6D57"/>
-    <w:multiLevelType w:val="multilevel"/>
-    <w:tmpl w:val="666EFDD8"/>
-    <w:lvl w:ilvl="0">
-      <w:start w:val="1"/>
-      <w:numFmt w:val="none"/>
-      <w:lvlText w:val="2.2.5"/>
-      <w:lvlJc w:val="left"/>
-      <w:pPr>
-        <w:ind w:left="360" w:hanging="360"/>
-      </w:pPr>
-      <w:rPr>
-        <w:rFonts w:hint="default"/>
-      </w:rPr>
-    </w:lvl>
-    <w:lvl w:ilvl="1">
-      <w:start w:val="1"/>
-      <w:numFmt w:val="decimal"/>
-      <w:lvlText w:val="%1.%2."/>
-      <w:lvlJc w:val="left"/>
-      <w:pPr>
-        <w:ind w:left="792" w:hanging="432"/>
-      </w:pPr>
-      <w:rPr>
-        <w:rFonts w:hint="default"/>
-      </w:rPr>
-    </w:lvl>
-    <w:lvl w:ilvl="2">
-      <w:start w:val="1"/>
-      <w:numFmt w:val="decimal"/>
-      <w:lvlText w:val="%1.%2.%3."/>
-      <w:lvlJc w:val="left"/>
-      <w:pPr>
-        <w:ind w:left="1224" w:hanging="504"/>
-      </w:pPr>
-      <w:rPr>
-        <w:rFonts w:hint="default"/>
-      </w:rPr>
-    </w:lvl>
-    <w:lvl w:ilvl="3">
-      <w:start w:val="1"/>
-      <w:numFmt w:val="decimal"/>
-      <w:lvlText w:val="%1.%2.%3.%4."/>
-      <w:lvlJc w:val="left"/>
-      <w:pPr>
-        <w:ind w:left="1728" w:hanging="648"/>
-      </w:pPr>
-      <w:rPr>
-        <w:rFonts w:hint="default"/>
-      </w:rPr>
-    </w:lvl>
-    <w:lvl w:ilvl="4">
-      <w:start w:val="1"/>
-      <w:numFmt w:val="decimal"/>
-      <w:lvlText w:val="%1.%2.%3.%4.%5."/>
-      <w:lvlJc w:val="left"/>
-      <w:pPr>
-        <w:ind w:left="2232" w:hanging="792"/>
-      </w:pPr>
-      <w:rPr>
-        <w:rFonts w:hint="default"/>
-      </w:rPr>
-    </w:lvl>
-    <w:lvl w:ilvl="5">
-      <w:start w:val="1"/>
-      <w:numFmt w:val="decimal"/>
-      <w:lvlText w:val="%1.%2.%3.%4.%5.%6."/>
-      <w:lvlJc w:val="left"/>
-      <w:pPr>
-        <w:ind w:left="2736" w:hanging="936"/>
-      </w:pPr>
-      <w:rPr>
-        <w:rFonts w:hint="default"/>
-      </w:rPr>
-    </w:lvl>
-    <w:lvl w:ilvl="6">
-      <w:start w:val="1"/>
-      <w:numFmt w:val="decimal"/>
-      <w:lvlText w:val="%1.%2.%3.%4.%5.%6.%7."/>
-      <w:lvlJc w:val="left"/>
-      <w:pPr>
-        <w:ind w:left="3240" w:hanging="1080"/>
-      </w:pPr>
-      <w:rPr>
-        <w:rFonts w:hint="default"/>
-      </w:rPr>
-    </w:lvl>
-    <w:lvl w:ilvl="7">
-      <w:start w:val="1"/>
-      <w:numFmt w:val="decimal"/>
-      <w:lvlText w:val="%1.%2.%3.%4.%5.%6.%7.%8."/>
-      <w:lvlJc w:val="left"/>
-      <w:pPr>
-        <w:ind w:left="3744" w:hanging="1224"/>
-      </w:pPr>
-      <w:rPr>
-        <w:rFonts w:hint="default"/>
-      </w:rPr>
-    </w:lvl>
-    <w:lvl w:ilvl="8">
-      <w:start w:val="1"/>
-      <w:numFmt w:val="decimal"/>
-      <w:lvlText w:val="%1.%2.%3.%4.%5.%6.%7.%8.%9."/>
-      <w:lvlJc w:val="left"/>
-      <w:pPr>
-        <w:ind w:left="4320" w:hanging="1440"/>
-      </w:pPr>
-      <w:rPr>
-        <w:rFonts w:hint="default"/>
-      </w:rPr>
-    </w:lvl>
-  </w:abstractNum>
-  <w:abstractNum w:abstractNumId="13" w15:restartNumberingAfterBreak="0">
-    <w:nsid w:val="1C3A1AF5"/>
-    <w:multiLevelType w:val="hybridMultilevel"/>
-    <w:tmpl w:val="A5D443CE"/>
-    <w:lvl w:ilvl="0" w:tplc="100A0017">
-      <w:start w:val="1"/>
-      <w:numFmt w:val="lowerLetter"/>
-      <w:lvlText w:val="%1)"/>
-      <w:lvlJc w:val="left"/>
-      <w:pPr>
-        <w:ind w:left="720" w:hanging="360"/>
-      </w:pPr>
-    </w:lvl>
-    <w:lvl w:ilvl="1" w:tplc="100A0019" w:tentative="1">
-      <w:start w:val="1"/>
-      <w:numFmt w:val="lowerLetter"/>
-      <w:lvlText w:val="%2."/>
-      <w:lvlJc w:val="left"/>
-      <w:pPr>
-        <w:ind w:left="1440" w:hanging="360"/>
-      </w:pPr>
-    </w:lvl>
-    <w:lvl w:ilvl="2" w:tplc="100A001B" w:tentative="1">
-      <w:start w:val="1"/>
-      <w:numFmt w:val="lowerRoman"/>
-      <w:lvlText w:val="%3."/>
-      <w:lvlJc w:val="right"/>
-      <w:pPr>
-        <w:ind w:left="2160" w:hanging="180"/>
-      </w:pPr>
-    </w:lvl>
-    <w:lvl w:ilvl="3" w:tplc="100A000F" w:tentative="1">
-      <w:start w:val="1"/>
-      <w:numFmt w:val="decimal"/>
-      <w:lvlText w:val="%4."/>
-      <w:lvlJc w:val="left"/>
-      <w:pPr>
-        <w:ind w:left="2880" w:hanging="360"/>
-      </w:pPr>
-    </w:lvl>
-    <w:lvl w:ilvl="4" w:tplc="100A0019" w:tentative="1">
-      <w:start w:val="1"/>
-      <w:numFmt w:val="lowerLetter"/>
-      <w:lvlText w:val="%5."/>
-      <w:lvlJc w:val="left"/>
-      <w:pPr>
-        <w:ind w:left="3600" w:hanging="360"/>
-      </w:pPr>
-    </w:lvl>
-    <w:lvl w:ilvl="5" w:tplc="100A001B" w:tentative="1">
-      <w:start w:val="1"/>
-      <w:numFmt w:val="lowerRoman"/>
-      <w:lvlText w:val="%6."/>
-      <w:lvlJc w:val="right"/>
-      <w:pPr>
-        <w:ind w:left="4320" w:hanging="180"/>
-      </w:pPr>
-    </w:lvl>
-    <w:lvl w:ilvl="6" w:tplc="100A000F" w:tentative="1">
-      <w:start w:val="1"/>
-      <w:numFmt w:val="decimal"/>
-      <w:lvlText w:val="%7."/>
-      <w:lvlJc w:val="left"/>
-      <w:pPr>
-        <w:ind w:left="5040" w:hanging="360"/>
-      </w:pPr>
-    </w:lvl>
-    <w:lvl w:ilvl="7" w:tplc="100A0019" w:tentative="1">
-      <w:start w:val="1"/>
-      <w:numFmt w:val="lowerLetter"/>
-      <w:lvlText w:val="%8."/>
-      <w:lvlJc w:val="left"/>
-      <w:pPr>
-        <w:ind w:left="5760" w:hanging="360"/>
-      </w:pPr>
-    </w:lvl>
-    <w:lvl w:ilvl="8" w:tplc="100A001B" w:tentative="1">
       <w:start w:val="1"/>
       <w:numFmt w:val="lowerRoman"/>
       <w:lvlText w:val="%9."/>
@@ -12343,92 +11983,6 @@
     </w:lvl>
   </w:abstractNum>
   <w:abstractNum w:abstractNumId="21" w15:restartNumberingAfterBreak="0">
-    <w:nsid w:val="30FA1D4C"/>
-    <w:multiLevelType w:val="hybridMultilevel"/>
-    <w:tmpl w:val="45622B24"/>
-    <w:lvl w:ilvl="0" w:tplc="100A0017">
-      <w:start w:val="1"/>
-      <w:numFmt w:val="lowerLetter"/>
-      <w:lvlText w:val="%1)"/>
-      <w:lvlJc w:val="left"/>
-      <w:pPr>
-        <w:ind w:left="720" w:hanging="360"/>
-      </w:pPr>
-    </w:lvl>
-    <w:lvl w:ilvl="1" w:tplc="100A0019" w:tentative="1">
-      <w:start w:val="1"/>
-      <w:numFmt w:val="lowerLetter"/>
-      <w:lvlText w:val="%2."/>
-      <w:lvlJc w:val="left"/>
-      <w:pPr>
-        <w:ind w:left="1440" w:hanging="360"/>
-      </w:pPr>
-    </w:lvl>
-    <w:lvl w:ilvl="2" w:tplc="100A001B" w:tentative="1">
-      <w:start w:val="1"/>
-      <w:numFmt w:val="lowerRoman"/>
-      <w:lvlText w:val="%3."/>
-      <w:lvlJc w:val="right"/>
-      <w:pPr>
-        <w:ind w:left="2160" w:hanging="180"/>
-      </w:pPr>
-    </w:lvl>
-    <w:lvl w:ilvl="3" w:tplc="100A000F" w:tentative="1">
-      <w:start w:val="1"/>
-      <w:numFmt w:val="decimal"/>
-      <w:lvlText w:val="%4."/>
-      <w:lvlJc w:val="left"/>
-      <w:pPr>
-        <w:ind w:left="2880" w:hanging="360"/>
-      </w:pPr>
-    </w:lvl>
-    <w:lvl w:ilvl="4" w:tplc="100A0019" w:tentative="1">
-      <w:start w:val="1"/>
-      <w:numFmt w:val="lowerLetter"/>
-      <w:lvlText w:val="%5."/>
-      <w:lvlJc w:val="left"/>
-      <w:pPr>
-        <w:ind w:left="3600" w:hanging="360"/>
-      </w:pPr>
-    </w:lvl>
-    <w:lvl w:ilvl="5" w:tplc="100A001B" w:tentative="1">
-      <w:start w:val="1"/>
-      <w:numFmt w:val="lowerRoman"/>
-      <w:lvlText w:val="%6."/>
-      <w:lvlJc w:val="right"/>
-      <w:pPr>
-        <w:ind w:left="4320" w:hanging="180"/>
-      </w:pPr>
-    </w:lvl>
-    <w:lvl w:ilvl="6" w:tplc="100A000F" w:tentative="1">
-      <w:start w:val="1"/>
-      <w:numFmt w:val="decimal"/>
-      <w:lvlText w:val="%7."/>
-      <w:lvlJc w:val="left"/>
-      <w:pPr>
-        <w:ind w:left="5040" w:hanging="360"/>
-      </w:pPr>
-    </w:lvl>
-    <w:lvl w:ilvl="7" w:tplc="100A0019" w:tentative="1">
-      <w:start w:val="1"/>
-      <w:numFmt w:val="lowerLetter"/>
-      <w:lvlText w:val="%8."/>
-      <w:lvlJc w:val="left"/>
-      <w:pPr>
-        <w:ind w:left="5760" w:hanging="360"/>
-      </w:pPr>
-    </w:lvl>
-    <w:lvl w:ilvl="8" w:tplc="100A001B" w:tentative="1">
-      <w:start w:val="1"/>
-      <w:numFmt w:val="lowerRoman"/>
-      <w:lvlText w:val="%9."/>
-      <w:lvlJc w:val="right"/>
-      <w:pPr>
-        <w:ind w:left="6480" w:hanging="180"/>
-      </w:pPr>
-    </w:lvl>
-  </w:abstractNum>
-  <w:abstractNum w:abstractNumId="22" w15:restartNumberingAfterBreak="0">
     <w:nsid w:val="31122DD5"/>
     <w:multiLevelType w:val="multilevel"/>
     <w:tmpl w:val="8F74FBEA"/>
@@ -12541,7 +12095,7 @@
       </w:rPr>
     </w:lvl>
   </w:abstractNum>
-  <w:abstractNum w:abstractNumId="23" w15:restartNumberingAfterBreak="0">
+  <w:abstractNum w:abstractNumId="22" w15:restartNumberingAfterBreak="0">
     <w:nsid w:val="31F40E78"/>
     <w:multiLevelType w:val="hybridMultilevel"/>
     <w:tmpl w:val="43183F58"/>
@@ -12630,7 +12184,7 @@
       </w:pPr>
     </w:lvl>
   </w:abstractNum>
-  <w:abstractNum w:abstractNumId="24" w15:restartNumberingAfterBreak="0">
+  <w:abstractNum w:abstractNumId="23" w15:restartNumberingAfterBreak="0">
     <w:nsid w:val="32564737"/>
     <w:multiLevelType w:val="multilevel"/>
     <w:tmpl w:val="D5D29798"/>
@@ -12743,10 +12297,1202 @@
       </w:rPr>
     </w:lvl>
   </w:abstractNum>
+  <w:abstractNum w:abstractNumId="24" w15:restartNumberingAfterBreak="0">
+    <w:nsid w:val="392C1642"/>
+    <w:multiLevelType w:val="multilevel"/>
+    <w:tmpl w:val="2CAACA4A"/>
+    <w:lvl w:ilvl="0">
+      <w:start w:val="1"/>
+      <w:numFmt w:val="decimal"/>
+      <w:lvlText w:val="%1"/>
+      <w:lvlJc w:val="left"/>
+      <w:pPr>
+        <w:ind w:left="396" w:hanging="396"/>
+      </w:pPr>
+      <w:rPr>
+        <w:rFonts w:hint="default"/>
+      </w:rPr>
+    </w:lvl>
+    <w:lvl w:ilvl="1">
+      <w:start w:val="1"/>
+      <w:numFmt w:val="decimal"/>
+      <w:lvlText w:val="%1.%2"/>
+      <w:lvlJc w:val="left"/>
+      <w:pPr>
+        <w:ind w:left="396" w:hanging="396"/>
+      </w:pPr>
+      <w:rPr>
+        <w:rFonts w:hint="default"/>
+      </w:rPr>
+    </w:lvl>
+    <w:lvl w:ilvl="2">
+      <w:start w:val="1"/>
+      <w:numFmt w:val="decimal"/>
+      <w:lvlText w:val="%1.%2.%3"/>
+      <w:lvlJc w:val="left"/>
+      <w:pPr>
+        <w:ind w:left="720" w:hanging="720"/>
+      </w:pPr>
+      <w:rPr>
+        <w:rFonts w:hint="default"/>
+      </w:rPr>
+    </w:lvl>
+    <w:lvl w:ilvl="3">
+      <w:start w:val="1"/>
+      <w:numFmt w:val="decimal"/>
+      <w:lvlText w:val="%1.%2.%3.%4"/>
+      <w:lvlJc w:val="left"/>
+      <w:pPr>
+        <w:ind w:left="720" w:hanging="720"/>
+      </w:pPr>
+      <w:rPr>
+        <w:rFonts w:hint="default"/>
+      </w:rPr>
+    </w:lvl>
+    <w:lvl w:ilvl="4">
+      <w:start w:val="1"/>
+      <w:numFmt w:val="decimal"/>
+      <w:lvlText w:val="%1.%2.%3.%4.%5"/>
+      <w:lvlJc w:val="left"/>
+      <w:pPr>
+        <w:ind w:left="1080" w:hanging="1080"/>
+      </w:pPr>
+      <w:rPr>
+        <w:rFonts w:hint="default"/>
+      </w:rPr>
+    </w:lvl>
+    <w:lvl w:ilvl="5">
+      <w:start w:val="1"/>
+      <w:numFmt w:val="decimal"/>
+      <w:lvlText w:val="%1.%2.%3.%4.%5.%6"/>
+      <w:lvlJc w:val="left"/>
+      <w:pPr>
+        <w:ind w:left="1080" w:hanging="1080"/>
+      </w:pPr>
+      <w:rPr>
+        <w:rFonts w:hint="default"/>
+      </w:rPr>
+    </w:lvl>
+    <w:lvl w:ilvl="6">
+      <w:start w:val="1"/>
+      <w:numFmt w:val="decimal"/>
+      <w:lvlText w:val="%1.%2.%3.%4.%5.%6.%7"/>
+      <w:lvlJc w:val="left"/>
+      <w:pPr>
+        <w:ind w:left="1440" w:hanging="1440"/>
+      </w:pPr>
+      <w:rPr>
+        <w:rFonts w:hint="default"/>
+      </w:rPr>
+    </w:lvl>
+    <w:lvl w:ilvl="7">
+      <w:start w:val="1"/>
+      <w:numFmt w:val="decimal"/>
+      <w:lvlText w:val="%1.%2.%3.%4.%5.%6.%7.%8"/>
+      <w:lvlJc w:val="left"/>
+      <w:pPr>
+        <w:ind w:left="1440" w:hanging="1440"/>
+      </w:pPr>
+      <w:rPr>
+        <w:rFonts w:hint="default"/>
+      </w:rPr>
+    </w:lvl>
+    <w:lvl w:ilvl="8">
+      <w:start w:val="1"/>
+      <w:numFmt w:val="decimal"/>
+      <w:lvlText w:val="%1.%2.%3.%4.%5.%6.%7.%8.%9"/>
+      <w:lvlJc w:val="left"/>
+      <w:pPr>
+        <w:ind w:left="1440" w:hanging="1440"/>
+      </w:pPr>
+      <w:rPr>
+        <w:rFonts w:hint="default"/>
+      </w:rPr>
+    </w:lvl>
+  </w:abstractNum>
   <w:abstractNum w:abstractNumId="25" w15:restartNumberingAfterBreak="0">
-    <w:nsid w:val="329D5BB8"/>
+    <w:nsid w:val="43A558DD"/>
     <w:multiLevelType w:val="multilevel"/>
-    <w:tmpl w:val="FA80BF78"/>
+    <w:tmpl w:val="82821402"/>
+    <w:lvl w:ilvl="0">
+      <w:start w:val="1"/>
+      <w:numFmt w:val="none"/>
+      <w:lvlText w:val="2.3.3"/>
+      <w:lvlJc w:val="left"/>
+      <w:pPr>
+        <w:ind w:left="360" w:hanging="360"/>
+      </w:pPr>
+      <w:rPr>
+        <w:rFonts w:hint="default"/>
+      </w:rPr>
+    </w:lvl>
+    <w:lvl w:ilvl="1">
+      <w:start w:val="1"/>
+      <w:numFmt w:val="decimal"/>
+      <w:lvlText w:val="%1.%2."/>
+      <w:lvlJc w:val="left"/>
+      <w:pPr>
+        <w:ind w:left="792" w:hanging="432"/>
+      </w:pPr>
+      <w:rPr>
+        <w:rFonts w:hint="default"/>
+      </w:rPr>
+    </w:lvl>
+    <w:lvl w:ilvl="2">
+      <w:start w:val="1"/>
+      <w:numFmt w:val="decimal"/>
+      <w:lvlText w:val="%1.%2.%3."/>
+      <w:lvlJc w:val="left"/>
+      <w:pPr>
+        <w:ind w:left="1224" w:hanging="504"/>
+      </w:pPr>
+      <w:rPr>
+        <w:rFonts w:hint="default"/>
+      </w:rPr>
+    </w:lvl>
+    <w:lvl w:ilvl="3">
+      <w:start w:val="1"/>
+      <w:numFmt w:val="decimal"/>
+      <w:lvlText w:val="%1.%2.%3.%4."/>
+      <w:lvlJc w:val="left"/>
+      <w:pPr>
+        <w:ind w:left="1728" w:hanging="648"/>
+      </w:pPr>
+      <w:rPr>
+        <w:rFonts w:hint="default"/>
+      </w:rPr>
+    </w:lvl>
+    <w:lvl w:ilvl="4">
+      <w:start w:val="1"/>
+      <w:numFmt w:val="decimal"/>
+      <w:lvlText w:val="%1.%2.%3.%4.%5."/>
+      <w:lvlJc w:val="left"/>
+      <w:pPr>
+        <w:ind w:left="2232" w:hanging="792"/>
+      </w:pPr>
+      <w:rPr>
+        <w:rFonts w:hint="default"/>
+      </w:rPr>
+    </w:lvl>
+    <w:lvl w:ilvl="5">
+      <w:start w:val="1"/>
+      <w:numFmt w:val="decimal"/>
+      <w:lvlText w:val="%1.%2.%3.%4.%5.%6."/>
+      <w:lvlJc w:val="left"/>
+      <w:pPr>
+        <w:ind w:left="2736" w:hanging="936"/>
+      </w:pPr>
+      <w:rPr>
+        <w:rFonts w:hint="default"/>
+      </w:rPr>
+    </w:lvl>
+    <w:lvl w:ilvl="6">
+      <w:start w:val="1"/>
+      <w:numFmt w:val="decimal"/>
+      <w:lvlText w:val="%1.%2.%3.%4.%5.%6.%7."/>
+      <w:lvlJc w:val="left"/>
+      <w:pPr>
+        <w:ind w:left="3240" w:hanging="1080"/>
+      </w:pPr>
+      <w:rPr>
+        <w:rFonts w:hint="default"/>
+      </w:rPr>
+    </w:lvl>
+    <w:lvl w:ilvl="7">
+      <w:start w:val="1"/>
+      <w:numFmt w:val="decimal"/>
+      <w:lvlText w:val="%1.%2.%3.%4.%5.%6.%7.%8."/>
+      <w:lvlJc w:val="left"/>
+      <w:pPr>
+        <w:ind w:left="3744" w:hanging="1224"/>
+      </w:pPr>
+      <w:rPr>
+        <w:rFonts w:hint="default"/>
+      </w:rPr>
+    </w:lvl>
+    <w:lvl w:ilvl="8">
+      <w:start w:val="1"/>
+      <w:numFmt w:val="decimal"/>
+      <w:lvlText w:val="%1.%2.%3.%4.%5.%6.%7.%8.%9."/>
+      <w:lvlJc w:val="left"/>
+      <w:pPr>
+        <w:ind w:left="4320" w:hanging="1440"/>
+      </w:pPr>
+      <w:rPr>
+        <w:rFonts w:hint="default"/>
+      </w:rPr>
+    </w:lvl>
+  </w:abstractNum>
+  <w:abstractNum w:abstractNumId="26" w15:restartNumberingAfterBreak="0">
+    <w:nsid w:val="487D321E"/>
+    <w:multiLevelType w:val="multilevel"/>
+    <w:tmpl w:val="F19C7DBC"/>
+    <w:lvl w:ilvl="0">
+      <w:start w:val="1"/>
+      <w:numFmt w:val="decimal"/>
+      <w:lvlText w:val="%1"/>
+      <w:lvlJc w:val="left"/>
+      <w:pPr>
+        <w:ind w:left="540" w:hanging="540"/>
+      </w:pPr>
+      <w:rPr>
+        <w:rFonts w:hint="default"/>
+      </w:rPr>
+    </w:lvl>
+    <w:lvl w:ilvl="1">
+      <w:start w:val="2"/>
+      <w:numFmt w:val="decimal"/>
+      <w:lvlText w:val="%1.%2"/>
+      <w:lvlJc w:val="left"/>
+      <w:pPr>
+        <w:ind w:left="540" w:hanging="540"/>
+      </w:pPr>
+      <w:rPr>
+        <w:rFonts w:hint="default"/>
+      </w:rPr>
+    </w:lvl>
+    <w:lvl w:ilvl="2">
+      <w:start w:val="2"/>
+      <w:numFmt w:val="decimal"/>
+      <w:lvlText w:val="%1.%2.%3"/>
+      <w:lvlJc w:val="left"/>
+      <w:pPr>
+        <w:ind w:left="720" w:hanging="720"/>
+      </w:pPr>
+      <w:rPr>
+        <w:rFonts w:hint="default"/>
+      </w:rPr>
+    </w:lvl>
+    <w:lvl w:ilvl="3">
+      <w:start w:val="1"/>
+      <w:numFmt w:val="decimal"/>
+      <w:lvlText w:val="%1.%2.%3.%4"/>
+      <w:lvlJc w:val="left"/>
+      <w:pPr>
+        <w:ind w:left="1080" w:hanging="1080"/>
+      </w:pPr>
+      <w:rPr>
+        <w:rFonts w:hint="default"/>
+      </w:rPr>
+    </w:lvl>
+    <w:lvl w:ilvl="4">
+      <w:start w:val="1"/>
+      <w:numFmt w:val="decimal"/>
+      <w:lvlText w:val="%1.%2.%3.%4.%5"/>
+      <w:lvlJc w:val="left"/>
+      <w:pPr>
+        <w:ind w:left="1080" w:hanging="1080"/>
+      </w:pPr>
+      <w:rPr>
+        <w:rFonts w:hint="default"/>
+      </w:rPr>
+    </w:lvl>
+    <w:lvl w:ilvl="5">
+      <w:start w:val="1"/>
+      <w:numFmt w:val="decimal"/>
+      <w:lvlText w:val="%1.%2.%3.%4.%5.%6"/>
+      <w:lvlJc w:val="left"/>
+      <w:pPr>
+        <w:ind w:left="1440" w:hanging="1440"/>
+      </w:pPr>
+      <w:rPr>
+        <w:rFonts w:hint="default"/>
+      </w:rPr>
+    </w:lvl>
+    <w:lvl w:ilvl="6">
+      <w:start w:val="1"/>
+      <w:numFmt w:val="decimal"/>
+      <w:lvlText w:val="%1.%2.%3.%4.%5.%6.%7"/>
+      <w:lvlJc w:val="left"/>
+      <w:pPr>
+        <w:ind w:left="1440" w:hanging="1440"/>
+      </w:pPr>
+      <w:rPr>
+        <w:rFonts w:hint="default"/>
+      </w:rPr>
+    </w:lvl>
+    <w:lvl w:ilvl="7">
+      <w:start w:val="1"/>
+      <w:numFmt w:val="decimal"/>
+      <w:lvlText w:val="%1.%2.%3.%4.%5.%6.%7.%8"/>
+      <w:lvlJc w:val="left"/>
+      <w:pPr>
+        <w:ind w:left="1800" w:hanging="1800"/>
+      </w:pPr>
+      <w:rPr>
+        <w:rFonts w:hint="default"/>
+      </w:rPr>
+    </w:lvl>
+    <w:lvl w:ilvl="8">
+      <w:start w:val="1"/>
+      <w:numFmt w:val="decimal"/>
+      <w:lvlText w:val="%1.%2.%3.%4.%5.%6.%7.%8.%9"/>
+      <w:lvlJc w:val="left"/>
+      <w:pPr>
+        <w:ind w:left="1800" w:hanging="1800"/>
+      </w:pPr>
+      <w:rPr>
+        <w:rFonts w:hint="default"/>
+      </w:rPr>
+    </w:lvl>
+  </w:abstractNum>
+  <w:abstractNum w:abstractNumId="27" w15:restartNumberingAfterBreak="0">
+    <w:nsid w:val="4AA27C2F"/>
+    <w:multiLevelType w:val="multilevel"/>
+    <w:tmpl w:val="D96C882E"/>
+    <w:lvl w:ilvl="0">
+      <w:start w:val="1"/>
+      <w:numFmt w:val="none"/>
+      <w:lvlText w:val="2.3.1"/>
+      <w:lvlJc w:val="left"/>
+      <w:pPr>
+        <w:ind w:left="360" w:hanging="360"/>
+      </w:pPr>
+      <w:rPr>
+        <w:rFonts w:hint="default"/>
+      </w:rPr>
+    </w:lvl>
+    <w:lvl w:ilvl="1">
+      <w:start w:val="1"/>
+      <w:numFmt w:val="decimal"/>
+      <w:lvlText w:val="%1.%2."/>
+      <w:lvlJc w:val="left"/>
+      <w:pPr>
+        <w:ind w:left="792" w:hanging="432"/>
+      </w:pPr>
+      <w:rPr>
+        <w:rFonts w:hint="default"/>
+      </w:rPr>
+    </w:lvl>
+    <w:lvl w:ilvl="2">
+      <w:start w:val="1"/>
+      <w:numFmt w:val="decimal"/>
+      <w:lvlText w:val="%1.%2.%3."/>
+      <w:lvlJc w:val="left"/>
+      <w:pPr>
+        <w:ind w:left="1224" w:hanging="504"/>
+      </w:pPr>
+      <w:rPr>
+        <w:rFonts w:hint="default"/>
+      </w:rPr>
+    </w:lvl>
+    <w:lvl w:ilvl="3">
+      <w:start w:val="1"/>
+      <w:numFmt w:val="decimal"/>
+      <w:lvlText w:val="%1.%2.%3.%4."/>
+      <w:lvlJc w:val="left"/>
+      <w:pPr>
+        <w:ind w:left="1728" w:hanging="648"/>
+      </w:pPr>
+      <w:rPr>
+        <w:rFonts w:hint="default"/>
+      </w:rPr>
+    </w:lvl>
+    <w:lvl w:ilvl="4">
+      <w:start w:val="1"/>
+      <w:numFmt w:val="decimal"/>
+      <w:lvlText w:val="%1.%2.%3.%4.%5."/>
+      <w:lvlJc w:val="left"/>
+      <w:pPr>
+        <w:ind w:left="2232" w:hanging="792"/>
+      </w:pPr>
+      <w:rPr>
+        <w:rFonts w:hint="default"/>
+      </w:rPr>
+    </w:lvl>
+    <w:lvl w:ilvl="5">
+      <w:start w:val="1"/>
+      <w:numFmt w:val="decimal"/>
+      <w:lvlText w:val="%1.%2.%3.%4.%5.%6."/>
+      <w:lvlJc w:val="left"/>
+      <w:pPr>
+        <w:ind w:left="2736" w:hanging="936"/>
+      </w:pPr>
+      <w:rPr>
+        <w:rFonts w:hint="default"/>
+      </w:rPr>
+    </w:lvl>
+    <w:lvl w:ilvl="6">
+      <w:start w:val="1"/>
+      <w:numFmt w:val="decimal"/>
+      <w:lvlText w:val="%1.%2.%3.%4.%5.%6.%7."/>
+      <w:lvlJc w:val="left"/>
+      <w:pPr>
+        <w:ind w:left="3240" w:hanging="1080"/>
+      </w:pPr>
+      <w:rPr>
+        <w:rFonts w:hint="default"/>
+      </w:rPr>
+    </w:lvl>
+    <w:lvl w:ilvl="7">
+      <w:start w:val="1"/>
+      <w:numFmt w:val="decimal"/>
+      <w:lvlText w:val="%1.%2.%3.%4.%5.%6.%7.%8."/>
+      <w:lvlJc w:val="left"/>
+      <w:pPr>
+        <w:ind w:left="3744" w:hanging="1224"/>
+      </w:pPr>
+      <w:rPr>
+        <w:rFonts w:hint="default"/>
+      </w:rPr>
+    </w:lvl>
+    <w:lvl w:ilvl="8">
+      <w:start w:val="1"/>
+      <w:numFmt w:val="decimal"/>
+      <w:lvlText w:val="%1.%2.%3.%4.%5.%6.%7.%8.%9."/>
+      <w:lvlJc w:val="left"/>
+      <w:pPr>
+        <w:ind w:left="4320" w:hanging="1440"/>
+      </w:pPr>
+      <w:rPr>
+        <w:rFonts w:hint="default"/>
+      </w:rPr>
+    </w:lvl>
+  </w:abstractNum>
+  <w:abstractNum w:abstractNumId="28" w15:restartNumberingAfterBreak="0">
+    <w:nsid w:val="4BF94498"/>
+    <w:multiLevelType w:val="multilevel"/>
+    <w:tmpl w:val="8DD49D60"/>
+    <w:lvl w:ilvl="0">
+      <w:start w:val="1"/>
+      <w:numFmt w:val="lowerLetter"/>
+      <w:lvlText w:val="%1."/>
+      <w:lvlJc w:val="left"/>
+      <w:pPr>
+        <w:ind w:left="360" w:hanging="360"/>
+      </w:pPr>
+      <w:rPr>
+        <w:rFonts w:hint="default"/>
+      </w:rPr>
+    </w:lvl>
+    <w:lvl w:ilvl="1">
+      <w:start w:val="1"/>
+      <w:numFmt w:val="lowerLetter"/>
+      <w:lvlText w:val="%2)"/>
+      <w:lvlJc w:val="left"/>
+      <w:pPr>
+        <w:ind w:left="720" w:hanging="360"/>
+      </w:pPr>
+    </w:lvl>
+    <w:lvl w:ilvl="2">
+      <w:start w:val="1"/>
+      <w:numFmt w:val="lowerRoman"/>
+      <w:lvlText w:val="%3)"/>
+      <w:lvlJc w:val="left"/>
+      <w:pPr>
+        <w:ind w:left="1080" w:hanging="360"/>
+      </w:pPr>
+    </w:lvl>
+    <w:lvl w:ilvl="3">
+      <w:start w:val="1"/>
+      <w:numFmt w:val="decimal"/>
+      <w:lvlText w:val="(%4)"/>
+      <w:lvlJc w:val="left"/>
+      <w:pPr>
+        <w:ind w:left="1440" w:hanging="360"/>
+      </w:pPr>
+    </w:lvl>
+    <w:lvl w:ilvl="4">
+      <w:start w:val="1"/>
+      <w:numFmt w:val="lowerLetter"/>
+      <w:lvlText w:val="(%5)"/>
+      <w:lvlJc w:val="left"/>
+      <w:pPr>
+        <w:ind w:left="1800" w:hanging="360"/>
+      </w:pPr>
+    </w:lvl>
+    <w:lvl w:ilvl="5">
+      <w:start w:val="1"/>
+      <w:numFmt w:val="lowerRoman"/>
+      <w:lvlText w:val="(%6)"/>
+      <w:lvlJc w:val="left"/>
+      <w:pPr>
+        <w:ind w:left="2160" w:hanging="360"/>
+      </w:pPr>
+    </w:lvl>
+    <w:lvl w:ilvl="6">
+      <w:start w:val="1"/>
+      <w:numFmt w:val="decimal"/>
+      <w:lvlText w:val="%7."/>
+      <w:lvlJc w:val="left"/>
+      <w:pPr>
+        <w:ind w:left="2520" w:hanging="360"/>
+      </w:pPr>
+    </w:lvl>
+    <w:lvl w:ilvl="7">
+      <w:start w:val="1"/>
+      <w:numFmt w:val="lowerLetter"/>
+      <w:lvlText w:val="%8."/>
+      <w:lvlJc w:val="left"/>
+      <w:pPr>
+        <w:ind w:left="2880" w:hanging="360"/>
+      </w:pPr>
+    </w:lvl>
+    <w:lvl w:ilvl="8">
+      <w:start w:val="1"/>
+      <w:numFmt w:val="lowerRoman"/>
+      <w:lvlText w:val="%9."/>
+      <w:lvlJc w:val="left"/>
+      <w:pPr>
+        <w:ind w:left="3240" w:hanging="360"/>
+      </w:pPr>
+    </w:lvl>
+  </w:abstractNum>
+  <w:abstractNum w:abstractNumId="29" w15:restartNumberingAfterBreak="0">
+    <w:nsid w:val="503008DE"/>
+    <w:multiLevelType w:val="multilevel"/>
+    <w:tmpl w:val="E6922B78"/>
+    <w:lvl w:ilvl="0">
+      <w:start w:val="1"/>
+      <w:numFmt w:val="none"/>
+      <w:lvlText w:val="2.3"/>
+      <w:lvlJc w:val="left"/>
+      <w:pPr>
+        <w:ind w:left="360" w:hanging="360"/>
+      </w:pPr>
+      <w:rPr>
+        <w:rFonts w:hint="default"/>
+      </w:rPr>
+    </w:lvl>
+    <w:lvl w:ilvl="1">
+      <w:start w:val="1"/>
+      <w:numFmt w:val="decimal"/>
+      <w:lvlText w:val="%1.%2."/>
+      <w:lvlJc w:val="left"/>
+      <w:pPr>
+        <w:ind w:left="792" w:hanging="432"/>
+      </w:pPr>
+      <w:rPr>
+        <w:rFonts w:hint="default"/>
+      </w:rPr>
+    </w:lvl>
+    <w:lvl w:ilvl="2">
+      <w:start w:val="1"/>
+      <w:numFmt w:val="decimal"/>
+      <w:lvlText w:val="%1.%2.%3."/>
+      <w:lvlJc w:val="left"/>
+      <w:pPr>
+        <w:ind w:left="1224" w:hanging="504"/>
+      </w:pPr>
+      <w:rPr>
+        <w:rFonts w:hint="default"/>
+      </w:rPr>
+    </w:lvl>
+    <w:lvl w:ilvl="3">
+      <w:start w:val="1"/>
+      <w:numFmt w:val="decimal"/>
+      <w:lvlText w:val="%1.%2.%3.%4."/>
+      <w:lvlJc w:val="left"/>
+      <w:pPr>
+        <w:ind w:left="1728" w:hanging="648"/>
+      </w:pPr>
+      <w:rPr>
+        <w:rFonts w:hint="default"/>
+      </w:rPr>
+    </w:lvl>
+    <w:lvl w:ilvl="4">
+      <w:start w:val="1"/>
+      <w:numFmt w:val="decimal"/>
+      <w:lvlText w:val="%1.%2.%3.%4.%5."/>
+      <w:lvlJc w:val="left"/>
+      <w:pPr>
+        <w:ind w:left="2232" w:hanging="792"/>
+      </w:pPr>
+      <w:rPr>
+        <w:rFonts w:hint="default"/>
+      </w:rPr>
+    </w:lvl>
+    <w:lvl w:ilvl="5">
+      <w:start w:val="1"/>
+      <w:numFmt w:val="decimal"/>
+      <w:lvlText w:val="%1.%2.%3.%4.%5.%6."/>
+      <w:lvlJc w:val="left"/>
+      <w:pPr>
+        <w:ind w:left="2736" w:hanging="936"/>
+      </w:pPr>
+      <w:rPr>
+        <w:rFonts w:hint="default"/>
+      </w:rPr>
+    </w:lvl>
+    <w:lvl w:ilvl="6">
+      <w:start w:val="1"/>
+      <w:numFmt w:val="decimal"/>
+      <w:lvlText w:val="%1.%2.%3.%4.%5.%6.%7."/>
+      <w:lvlJc w:val="left"/>
+      <w:pPr>
+        <w:ind w:left="3240" w:hanging="1080"/>
+      </w:pPr>
+      <w:rPr>
+        <w:rFonts w:hint="default"/>
+      </w:rPr>
+    </w:lvl>
+    <w:lvl w:ilvl="7">
+      <w:start w:val="1"/>
+      <w:numFmt w:val="decimal"/>
+      <w:lvlText w:val="%1.%2.%3.%4.%5.%6.%7.%8."/>
+      <w:lvlJc w:val="left"/>
+      <w:pPr>
+        <w:ind w:left="3744" w:hanging="1224"/>
+      </w:pPr>
+      <w:rPr>
+        <w:rFonts w:hint="default"/>
+      </w:rPr>
+    </w:lvl>
+    <w:lvl w:ilvl="8">
+      <w:start w:val="1"/>
+      <w:numFmt w:val="decimal"/>
+      <w:lvlText w:val="%1.%2.%3.%4.%5.%6.%7.%8.%9."/>
+      <w:lvlJc w:val="left"/>
+      <w:pPr>
+        <w:ind w:left="4320" w:hanging="1440"/>
+      </w:pPr>
+      <w:rPr>
+        <w:rFonts w:hint="default"/>
+      </w:rPr>
+    </w:lvl>
+  </w:abstractNum>
+  <w:abstractNum w:abstractNumId="30" w15:restartNumberingAfterBreak="0">
+    <w:nsid w:val="55944BC8"/>
+    <w:multiLevelType w:val="multilevel"/>
+    <w:tmpl w:val="A8C04996"/>
+    <w:lvl w:ilvl="0">
+      <w:start w:val="1"/>
+      <w:numFmt w:val="none"/>
+      <w:lvlText w:val="2.3.4"/>
+      <w:lvlJc w:val="left"/>
+      <w:pPr>
+        <w:ind w:left="360" w:hanging="360"/>
+      </w:pPr>
+      <w:rPr>
+        <w:rFonts w:hint="default"/>
+      </w:rPr>
+    </w:lvl>
+    <w:lvl w:ilvl="1">
+      <w:start w:val="1"/>
+      <w:numFmt w:val="decimal"/>
+      <w:lvlText w:val="%1.%2."/>
+      <w:lvlJc w:val="left"/>
+      <w:pPr>
+        <w:ind w:left="792" w:hanging="432"/>
+      </w:pPr>
+      <w:rPr>
+        <w:rFonts w:hint="default"/>
+      </w:rPr>
+    </w:lvl>
+    <w:lvl w:ilvl="2">
+      <w:start w:val="1"/>
+      <w:numFmt w:val="decimal"/>
+      <w:lvlText w:val="%1.%2.%3."/>
+      <w:lvlJc w:val="left"/>
+      <w:pPr>
+        <w:ind w:left="1224" w:hanging="504"/>
+      </w:pPr>
+      <w:rPr>
+        <w:rFonts w:hint="default"/>
+      </w:rPr>
+    </w:lvl>
+    <w:lvl w:ilvl="3">
+      <w:start w:val="1"/>
+      <w:numFmt w:val="decimal"/>
+      <w:lvlText w:val="%1.%2.%3.%4."/>
+      <w:lvlJc w:val="left"/>
+      <w:pPr>
+        <w:ind w:left="1728" w:hanging="648"/>
+      </w:pPr>
+      <w:rPr>
+        <w:rFonts w:hint="default"/>
+      </w:rPr>
+    </w:lvl>
+    <w:lvl w:ilvl="4">
+      <w:start w:val="1"/>
+      <w:numFmt w:val="decimal"/>
+      <w:lvlText w:val="%1.%2.%3.%4.%5."/>
+      <w:lvlJc w:val="left"/>
+      <w:pPr>
+        <w:ind w:left="2232" w:hanging="792"/>
+      </w:pPr>
+      <w:rPr>
+        <w:rFonts w:hint="default"/>
+      </w:rPr>
+    </w:lvl>
+    <w:lvl w:ilvl="5">
+      <w:start w:val="1"/>
+      <w:numFmt w:val="decimal"/>
+      <w:lvlText w:val="%1.%2.%3.%4.%5.%6."/>
+      <w:lvlJc w:val="left"/>
+      <w:pPr>
+        <w:ind w:left="2736" w:hanging="936"/>
+      </w:pPr>
+      <w:rPr>
+        <w:rFonts w:hint="default"/>
+      </w:rPr>
+    </w:lvl>
+    <w:lvl w:ilvl="6">
+      <w:start w:val="1"/>
+      <w:numFmt w:val="decimal"/>
+      <w:lvlText w:val="%1.%2.%3.%4.%5.%6.%7."/>
+      <w:lvlJc w:val="left"/>
+      <w:pPr>
+        <w:ind w:left="3240" w:hanging="1080"/>
+      </w:pPr>
+      <w:rPr>
+        <w:rFonts w:hint="default"/>
+      </w:rPr>
+    </w:lvl>
+    <w:lvl w:ilvl="7">
+      <w:start w:val="1"/>
+      <w:numFmt w:val="decimal"/>
+      <w:lvlText w:val="%1.%2.%3.%4.%5.%6.%7.%8."/>
+      <w:lvlJc w:val="left"/>
+      <w:pPr>
+        <w:ind w:left="3744" w:hanging="1224"/>
+      </w:pPr>
+      <w:rPr>
+        <w:rFonts w:hint="default"/>
+      </w:rPr>
+    </w:lvl>
+    <w:lvl w:ilvl="8">
+      <w:start w:val="1"/>
+      <w:numFmt w:val="decimal"/>
+      <w:lvlText w:val="%1.%2.%3.%4.%5.%6.%7.%8.%9."/>
+      <w:lvlJc w:val="left"/>
+      <w:pPr>
+        <w:ind w:left="4320" w:hanging="1440"/>
+      </w:pPr>
+      <w:rPr>
+        <w:rFonts w:hint="default"/>
+      </w:rPr>
+    </w:lvl>
+  </w:abstractNum>
+  <w:abstractNum w:abstractNumId="31" w15:restartNumberingAfterBreak="0">
+    <w:nsid w:val="57B03FA5"/>
+    <w:multiLevelType w:val="hybridMultilevel"/>
+    <w:tmpl w:val="D4928B38"/>
+    <w:lvl w:ilvl="0" w:tplc="080A0001">
+      <w:start w:val="1"/>
+      <w:numFmt w:val="bullet"/>
+      <w:lvlText w:val=""/>
+      <w:lvlJc w:val="left"/>
+      <w:pPr>
+        <w:ind w:left="1429" w:hanging="360"/>
+      </w:pPr>
+      <w:rPr>
+        <w:rFonts w:ascii="Symbol" w:hAnsi="Symbol" w:hint="default"/>
+      </w:rPr>
+    </w:lvl>
+    <w:lvl w:ilvl="1" w:tplc="080A0003" w:tentative="1">
+      <w:start w:val="1"/>
+      <w:numFmt w:val="bullet"/>
+      <w:lvlText w:val="o"/>
+      <w:lvlJc w:val="left"/>
+      <w:pPr>
+        <w:ind w:left="2149" w:hanging="360"/>
+      </w:pPr>
+      <w:rPr>
+        <w:rFonts w:ascii="Courier New" w:hAnsi="Courier New" w:cs="Courier New" w:hint="default"/>
+      </w:rPr>
+    </w:lvl>
+    <w:lvl w:ilvl="2" w:tplc="080A0005" w:tentative="1">
+      <w:start w:val="1"/>
+      <w:numFmt w:val="bullet"/>
+      <w:lvlText w:val=""/>
+      <w:lvlJc w:val="left"/>
+      <w:pPr>
+        <w:ind w:left="2869" w:hanging="360"/>
+      </w:pPr>
+      <w:rPr>
+        <w:rFonts w:ascii="Wingdings" w:hAnsi="Wingdings" w:hint="default"/>
+      </w:rPr>
+    </w:lvl>
+    <w:lvl w:ilvl="3" w:tplc="080A0001" w:tentative="1">
+      <w:start w:val="1"/>
+      <w:numFmt w:val="bullet"/>
+      <w:lvlText w:val=""/>
+      <w:lvlJc w:val="left"/>
+      <w:pPr>
+        <w:ind w:left="3589" w:hanging="360"/>
+      </w:pPr>
+      <w:rPr>
+        <w:rFonts w:ascii="Symbol" w:hAnsi="Symbol" w:hint="default"/>
+      </w:rPr>
+    </w:lvl>
+    <w:lvl w:ilvl="4" w:tplc="080A0003" w:tentative="1">
+      <w:start w:val="1"/>
+      <w:numFmt w:val="bullet"/>
+      <w:lvlText w:val="o"/>
+      <w:lvlJc w:val="left"/>
+      <w:pPr>
+        <w:ind w:left="4309" w:hanging="360"/>
+      </w:pPr>
+      <w:rPr>
+        <w:rFonts w:ascii="Courier New" w:hAnsi="Courier New" w:cs="Courier New" w:hint="default"/>
+      </w:rPr>
+    </w:lvl>
+    <w:lvl w:ilvl="5" w:tplc="080A0005" w:tentative="1">
+      <w:start w:val="1"/>
+      <w:numFmt w:val="bullet"/>
+      <w:lvlText w:val=""/>
+      <w:lvlJc w:val="left"/>
+      <w:pPr>
+        <w:ind w:left="5029" w:hanging="360"/>
+      </w:pPr>
+      <w:rPr>
+        <w:rFonts w:ascii="Wingdings" w:hAnsi="Wingdings" w:hint="default"/>
+      </w:rPr>
+    </w:lvl>
+    <w:lvl w:ilvl="6" w:tplc="080A0001" w:tentative="1">
+      <w:start w:val="1"/>
+      <w:numFmt w:val="bullet"/>
+      <w:lvlText w:val=""/>
+      <w:lvlJc w:val="left"/>
+      <w:pPr>
+        <w:ind w:left="5749" w:hanging="360"/>
+      </w:pPr>
+      <w:rPr>
+        <w:rFonts w:ascii="Symbol" w:hAnsi="Symbol" w:hint="default"/>
+      </w:rPr>
+    </w:lvl>
+    <w:lvl w:ilvl="7" w:tplc="080A0003" w:tentative="1">
+      <w:start w:val="1"/>
+      <w:numFmt w:val="bullet"/>
+      <w:lvlText w:val="o"/>
+      <w:lvlJc w:val="left"/>
+      <w:pPr>
+        <w:ind w:left="6469" w:hanging="360"/>
+      </w:pPr>
+      <w:rPr>
+        <w:rFonts w:ascii="Courier New" w:hAnsi="Courier New" w:cs="Courier New" w:hint="default"/>
+      </w:rPr>
+    </w:lvl>
+    <w:lvl w:ilvl="8" w:tplc="080A0005" w:tentative="1">
+      <w:start w:val="1"/>
+      <w:numFmt w:val="bullet"/>
+      <w:lvlText w:val=""/>
+      <w:lvlJc w:val="left"/>
+      <w:pPr>
+        <w:ind w:left="7189" w:hanging="360"/>
+      </w:pPr>
+      <w:rPr>
+        <w:rFonts w:ascii="Wingdings" w:hAnsi="Wingdings" w:hint="default"/>
+      </w:rPr>
+    </w:lvl>
+  </w:abstractNum>
+  <w:abstractNum w:abstractNumId="32" w15:restartNumberingAfterBreak="0">
+    <w:nsid w:val="582C49AE"/>
+    <w:multiLevelType w:val="hybridMultilevel"/>
+    <w:tmpl w:val="C1F469D2"/>
+    <w:lvl w:ilvl="0" w:tplc="100A0017">
+      <w:start w:val="1"/>
+      <w:numFmt w:val="lowerLetter"/>
+      <w:lvlText w:val="%1)"/>
+      <w:lvlJc w:val="left"/>
+      <w:pPr>
+        <w:ind w:left="720" w:hanging="360"/>
+      </w:pPr>
+    </w:lvl>
+    <w:lvl w:ilvl="1" w:tplc="100A0019" w:tentative="1">
+      <w:start w:val="1"/>
+      <w:numFmt w:val="lowerLetter"/>
+      <w:lvlText w:val="%2."/>
+      <w:lvlJc w:val="left"/>
+      <w:pPr>
+        <w:ind w:left="1440" w:hanging="360"/>
+      </w:pPr>
+    </w:lvl>
+    <w:lvl w:ilvl="2" w:tplc="100A001B" w:tentative="1">
+      <w:start w:val="1"/>
+      <w:numFmt w:val="lowerRoman"/>
+      <w:lvlText w:val="%3."/>
+      <w:lvlJc w:val="right"/>
+      <w:pPr>
+        <w:ind w:left="2160" w:hanging="180"/>
+      </w:pPr>
+    </w:lvl>
+    <w:lvl w:ilvl="3" w:tplc="100A000F" w:tentative="1">
+      <w:start w:val="1"/>
+      <w:numFmt w:val="decimal"/>
+      <w:lvlText w:val="%4."/>
+      <w:lvlJc w:val="left"/>
+      <w:pPr>
+        <w:ind w:left="2880" w:hanging="360"/>
+      </w:pPr>
+    </w:lvl>
+    <w:lvl w:ilvl="4" w:tplc="100A0019" w:tentative="1">
+      <w:start w:val="1"/>
+      <w:numFmt w:val="lowerLetter"/>
+      <w:lvlText w:val="%5."/>
+      <w:lvlJc w:val="left"/>
+      <w:pPr>
+        <w:ind w:left="3600" w:hanging="360"/>
+      </w:pPr>
+    </w:lvl>
+    <w:lvl w:ilvl="5" w:tplc="100A001B" w:tentative="1">
+      <w:start w:val="1"/>
+      <w:numFmt w:val="lowerRoman"/>
+      <w:lvlText w:val="%6."/>
+      <w:lvlJc w:val="right"/>
+      <w:pPr>
+        <w:ind w:left="4320" w:hanging="180"/>
+      </w:pPr>
+    </w:lvl>
+    <w:lvl w:ilvl="6" w:tplc="100A000F" w:tentative="1">
+      <w:start w:val="1"/>
+      <w:numFmt w:val="decimal"/>
+      <w:lvlText w:val="%7."/>
+      <w:lvlJc w:val="left"/>
+      <w:pPr>
+        <w:ind w:left="5040" w:hanging="360"/>
+      </w:pPr>
+    </w:lvl>
+    <w:lvl w:ilvl="7" w:tplc="100A0019" w:tentative="1">
+      <w:start w:val="1"/>
+      <w:numFmt w:val="lowerLetter"/>
+      <w:lvlText w:val="%8."/>
+      <w:lvlJc w:val="left"/>
+      <w:pPr>
+        <w:ind w:left="5760" w:hanging="360"/>
+      </w:pPr>
+    </w:lvl>
+    <w:lvl w:ilvl="8" w:tplc="100A001B" w:tentative="1">
+      <w:start w:val="1"/>
+      <w:numFmt w:val="lowerRoman"/>
+      <w:lvlText w:val="%9."/>
+      <w:lvlJc w:val="right"/>
+      <w:pPr>
+        <w:ind w:left="6480" w:hanging="180"/>
+      </w:pPr>
+    </w:lvl>
+  </w:abstractNum>
+  <w:abstractNum w:abstractNumId="33" w15:restartNumberingAfterBreak="0">
+    <w:nsid w:val="5A443096"/>
+    <w:multiLevelType w:val="multilevel"/>
+    <w:tmpl w:val="84E6E9C8"/>
+    <w:lvl w:ilvl="0">
+      <w:start w:val="1"/>
+      <w:numFmt w:val="none"/>
+      <w:lvlText w:val="2.3.2"/>
+      <w:lvlJc w:val="left"/>
+      <w:pPr>
+        <w:ind w:left="360" w:hanging="360"/>
+      </w:pPr>
+      <w:rPr>
+        <w:rFonts w:hint="default"/>
+      </w:rPr>
+    </w:lvl>
+    <w:lvl w:ilvl="1">
+      <w:start w:val="1"/>
+      <w:numFmt w:val="decimal"/>
+      <w:lvlText w:val="%1.%2."/>
+      <w:lvlJc w:val="left"/>
+      <w:pPr>
+        <w:ind w:left="792" w:hanging="432"/>
+      </w:pPr>
+      <w:rPr>
+        <w:rFonts w:hint="default"/>
+      </w:rPr>
+    </w:lvl>
+    <w:lvl w:ilvl="2">
+      <w:start w:val="1"/>
+      <w:numFmt w:val="decimal"/>
+      <w:lvlText w:val="%1.%2.%3."/>
+      <w:lvlJc w:val="left"/>
+      <w:pPr>
+        <w:ind w:left="1224" w:hanging="504"/>
+      </w:pPr>
+      <w:rPr>
+        <w:rFonts w:hint="default"/>
+      </w:rPr>
+    </w:lvl>
+    <w:lvl w:ilvl="3">
+      <w:start w:val="1"/>
+      <w:numFmt w:val="decimal"/>
+      <w:lvlText w:val="%1.%2.%3.%4."/>
+      <w:lvlJc w:val="left"/>
+      <w:pPr>
+        <w:ind w:left="1728" w:hanging="648"/>
+      </w:pPr>
+      <w:rPr>
+        <w:rFonts w:hint="default"/>
+      </w:rPr>
+    </w:lvl>
+    <w:lvl w:ilvl="4">
+      <w:start w:val="1"/>
+      <w:numFmt w:val="decimal"/>
+      <w:lvlText w:val="%1.%2.%3.%4.%5."/>
+      <w:lvlJc w:val="left"/>
+      <w:pPr>
+        <w:ind w:left="2232" w:hanging="792"/>
+      </w:pPr>
+      <w:rPr>
+        <w:rFonts w:hint="default"/>
+      </w:rPr>
+    </w:lvl>
+    <w:lvl w:ilvl="5">
+      <w:start w:val="1"/>
+      <w:numFmt w:val="decimal"/>
+      <w:lvlText w:val="%1.%2.%3.%4.%5.%6."/>
+      <w:lvlJc w:val="left"/>
+      <w:pPr>
+        <w:ind w:left="2736" w:hanging="936"/>
+      </w:pPr>
+      <w:rPr>
+        <w:rFonts w:hint="default"/>
+      </w:rPr>
+    </w:lvl>
+    <w:lvl w:ilvl="6">
+      <w:start w:val="1"/>
+      <w:numFmt w:val="decimal"/>
+      <w:lvlText w:val="%1.%2.%3.%4.%5.%6.%7."/>
+      <w:lvlJc w:val="left"/>
+      <w:pPr>
+        <w:ind w:left="3240" w:hanging="1080"/>
+      </w:pPr>
+      <w:rPr>
+        <w:rFonts w:hint="default"/>
+      </w:rPr>
+    </w:lvl>
+    <w:lvl w:ilvl="7">
+      <w:start w:val="1"/>
+      <w:numFmt w:val="decimal"/>
+      <w:lvlText w:val="%1.%2.%3.%4.%5.%6.%7.%8."/>
+      <w:lvlJc w:val="left"/>
+      <w:pPr>
+        <w:ind w:left="3744" w:hanging="1224"/>
+      </w:pPr>
+      <w:rPr>
+        <w:rFonts w:hint="default"/>
+      </w:rPr>
+    </w:lvl>
+    <w:lvl w:ilvl="8">
+      <w:start w:val="1"/>
+      <w:numFmt w:val="decimal"/>
+      <w:lvlText w:val="%1.%2.%3.%4.%5.%6.%7.%8.%9."/>
+      <w:lvlJc w:val="left"/>
+      <w:pPr>
+        <w:ind w:left="4320" w:hanging="1440"/>
+      </w:pPr>
+      <w:rPr>
+        <w:rFonts w:hint="default"/>
+      </w:rPr>
+    </w:lvl>
+  </w:abstractNum>
+  <w:abstractNum w:abstractNumId="34" w15:restartNumberingAfterBreak="0">
+    <w:nsid w:val="5C3938C8"/>
+    <w:multiLevelType w:val="multilevel"/>
+    <w:tmpl w:val="B7B89A6A"/>
+    <w:lvl w:ilvl="0">
+      <w:start w:val="1"/>
+      <w:numFmt w:val="none"/>
+      <w:lvlText w:val="2.2.3"/>
+      <w:lvlJc w:val="left"/>
+      <w:pPr>
+        <w:ind w:left="360" w:hanging="360"/>
+      </w:pPr>
+      <w:rPr>
+        <w:rFonts w:hint="default"/>
+      </w:rPr>
+    </w:lvl>
+    <w:lvl w:ilvl="1">
+      <w:start w:val="1"/>
+      <w:numFmt w:val="decimal"/>
+      <w:lvlText w:val="%1.%2."/>
+      <w:lvlJc w:val="left"/>
+      <w:pPr>
+        <w:ind w:left="792" w:hanging="432"/>
+      </w:pPr>
+      <w:rPr>
+        <w:rFonts w:hint="default"/>
+      </w:rPr>
+    </w:lvl>
+    <w:lvl w:ilvl="2">
+      <w:start w:val="1"/>
+      <w:numFmt w:val="decimal"/>
+      <w:lvlText w:val="%1.%2.%3."/>
+      <w:lvlJc w:val="left"/>
+      <w:pPr>
+        <w:ind w:left="1224" w:hanging="504"/>
+      </w:pPr>
+      <w:rPr>
+        <w:rFonts w:hint="default"/>
+      </w:rPr>
+    </w:lvl>
+    <w:lvl w:ilvl="3">
+      <w:start w:val="1"/>
+      <w:numFmt w:val="decimal"/>
+      <w:lvlText w:val="%1.%2.%3.%4."/>
+      <w:lvlJc w:val="left"/>
+      <w:pPr>
+        <w:ind w:left="1728" w:hanging="648"/>
+      </w:pPr>
+      <w:rPr>
+        <w:rFonts w:hint="default"/>
+      </w:rPr>
+    </w:lvl>
+    <w:lvl w:ilvl="4">
+      <w:start w:val="1"/>
+      <w:numFmt w:val="decimal"/>
+      <w:lvlText w:val="%1.%2.%3.%4.%5."/>
+      <w:lvlJc w:val="left"/>
+      <w:pPr>
+        <w:ind w:left="2232" w:hanging="792"/>
+      </w:pPr>
+      <w:rPr>
+        <w:rFonts w:hint="default"/>
+      </w:rPr>
+    </w:lvl>
+    <w:lvl w:ilvl="5">
+      <w:start w:val="1"/>
+      <w:numFmt w:val="decimal"/>
+      <w:lvlText w:val="%1.%2.%3.%4.%5.%6."/>
+      <w:lvlJc w:val="left"/>
+      <w:pPr>
+        <w:ind w:left="2736" w:hanging="936"/>
+      </w:pPr>
+      <w:rPr>
+        <w:rFonts w:hint="default"/>
+      </w:rPr>
+    </w:lvl>
+    <w:lvl w:ilvl="6">
+      <w:start w:val="1"/>
+      <w:numFmt w:val="decimal"/>
+      <w:lvlText w:val="%1.%2.%3.%4.%5.%6.%7."/>
+      <w:lvlJc w:val="left"/>
+      <w:pPr>
+        <w:ind w:left="3240" w:hanging="1080"/>
+      </w:pPr>
+      <w:rPr>
+        <w:rFonts w:hint="default"/>
+      </w:rPr>
+    </w:lvl>
+    <w:lvl w:ilvl="7">
+      <w:start w:val="1"/>
+      <w:numFmt w:val="decimal"/>
+      <w:lvlText w:val="%1.%2.%3.%4.%5.%6.%7.%8."/>
+      <w:lvlJc w:val="left"/>
+      <w:pPr>
+        <w:ind w:left="3744" w:hanging="1224"/>
+      </w:pPr>
+      <w:rPr>
+        <w:rFonts w:hint="default"/>
+      </w:rPr>
+    </w:lvl>
+    <w:lvl w:ilvl="8">
+      <w:start w:val="1"/>
+      <w:numFmt w:val="decimal"/>
+      <w:lvlText w:val="%1.%2.%3.%4.%5.%6.%7.%8.%9."/>
+      <w:lvlJc w:val="left"/>
+      <w:pPr>
+        <w:ind w:left="4320" w:hanging="1440"/>
+      </w:pPr>
+      <w:rPr>
+        <w:rFonts w:hint="default"/>
+      </w:rPr>
+    </w:lvl>
+  </w:abstractNum>
+  <w:abstractNum w:abstractNumId="35" w15:restartNumberingAfterBreak="0">
+    <w:nsid w:val="647E0F49"/>
+    <w:multiLevelType w:val="multilevel"/>
+    <w:tmpl w:val="0BF05B74"/>
     <w:lvl w:ilvl="0">
       <w:start w:val="1"/>
       <w:numFmt w:val="bullet"/>
@@ -12892,1706 +13638,7 @@
       </w:rPr>
     </w:lvl>
   </w:abstractNum>
-  <w:abstractNum w:abstractNumId="26" w15:restartNumberingAfterBreak="0">
-    <w:nsid w:val="392C1642"/>
-    <w:multiLevelType w:val="multilevel"/>
-    <w:tmpl w:val="2CAACA4A"/>
-    <w:lvl w:ilvl="0">
-      <w:start w:val="1"/>
-      <w:numFmt w:val="decimal"/>
-      <w:lvlText w:val="%1"/>
-      <w:lvlJc w:val="left"/>
-      <w:pPr>
-        <w:ind w:left="396" w:hanging="396"/>
-      </w:pPr>
-      <w:rPr>
-        <w:rFonts w:hint="default"/>
-      </w:rPr>
-    </w:lvl>
-    <w:lvl w:ilvl="1">
-      <w:start w:val="1"/>
-      <w:numFmt w:val="decimal"/>
-      <w:lvlText w:val="%1.%2"/>
-      <w:lvlJc w:val="left"/>
-      <w:pPr>
-        <w:ind w:left="396" w:hanging="396"/>
-      </w:pPr>
-      <w:rPr>
-        <w:rFonts w:hint="default"/>
-      </w:rPr>
-    </w:lvl>
-    <w:lvl w:ilvl="2">
-      <w:start w:val="1"/>
-      <w:numFmt w:val="decimal"/>
-      <w:lvlText w:val="%1.%2.%3"/>
-      <w:lvlJc w:val="left"/>
-      <w:pPr>
-        <w:ind w:left="720" w:hanging="720"/>
-      </w:pPr>
-      <w:rPr>
-        <w:rFonts w:hint="default"/>
-      </w:rPr>
-    </w:lvl>
-    <w:lvl w:ilvl="3">
-      <w:start w:val="1"/>
-      <w:numFmt w:val="decimal"/>
-      <w:lvlText w:val="%1.%2.%3.%4"/>
-      <w:lvlJc w:val="left"/>
-      <w:pPr>
-        <w:ind w:left="720" w:hanging="720"/>
-      </w:pPr>
-      <w:rPr>
-        <w:rFonts w:hint="default"/>
-      </w:rPr>
-    </w:lvl>
-    <w:lvl w:ilvl="4">
-      <w:start w:val="1"/>
-      <w:numFmt w:val="decimal"/>
-      <w:lvlText w:val="%1.%2.%3.%4.%5"/>
-      <w:lvlJc w:val="left"/>
-      <w:pPr>
-        <w:ind w:left="1080" w:hanging="1080"/>
-      </w:pPr>
-      <w:rPr>
-        <w:rFonts w:hint="default"/>
-      </w:rPr>
-    </w:lvl>
-    <w:lvl w:ilvl="5">
-      <w:start w:val="1"/>
-      <w:numFmt w:val="decimal"/>
-      <w:lvlText w:val="%1.%2.%3.%4.%5.%6"/>
-      <w:lvlJc w:val="left"/>
-      <w:pPr>
-        <w:ind w:left="1080" w:hanging="1080"/>
-      </w:pPr>
-      <w:rPr>
-        <w:rFonts w:hint="default"/>
-      </w:rPr>
-    </w:lvl>
-    <w:lvl w:ilvl="6">
-      <w:start w:val="1"/>
-      <w:numFmt w:val="decimal"/>
-      <w:lvlText w:val="%1.%2.%3.%4.%5.%6.%7"/>
-      <w:lvlJc w:val="left"/>
-      <w:pPr>
-        <w:ind w:left="1440" w:hanging="1440"/>
-      </w:pPr>
-      <w:rPr>
-        <w:rFonts w:hint="default"/>
-      </w:rPr>
-    </w:lvl>
-    <w:lvl w:ilvl="7">
-      <w:start w:val="1"/>
-      <w:numFmt w:val="decimal"/>
-      <w:lvlText w:val="%1.%2.%3.%4.%5.%6.%7.%8"/>
-      <w:lvlJc w:val="left"/>
-      <w:pPr>
-        <w:ind w:left="1440" w:hanging="1440"/>
-      </w:pPr>
-      <w:rPr>
-        <w:rFonts w:hint="default"/>
-      </w:rPr>
-    </w:lvl>
-    <w:lvl w:ilvl="8">
-      <w:start w:val="1"/>
-      <w:numFmt w:val="decimal"/>
-      <w:lvlText w:val="%1.%2.%3.%4.%5.%6.%7.%8.%9"/>
-      <w:lvlJc w:val="left"/>
-      <w:pPr>
-        <w:ind w:left="1440" w:hanging="1440"/>
-      </w:pPr>
-      <w:rPr>
-        <w:rFonts w:hint="default"/>
-      </w:rPr>
-    </w:lvl>
-  </w:abstractNum>
-  <w:abstractNum w:abstractNumId="27" w15:restartNumberingAfterBreak="0">
-    <w:nsid w:val="43A558DD"/>
-    <w:multiLevelType w:val="multilevel"/>
-    <w:tmpl w:val="82821402"/>
-    <w:lvl w:ilvl="0">
-      <w:start w:val="1"/>
-      <w:numFmt w:val="none"/>
-      <w:lvlText w:val="2.3.3"/>
-      <w:lvlJc w:val="left"/>
-      <w:pPr>
-        <w:ind w:left="360" w:hanging="360"/>
-      </w:pPr>
-      <w:rPr>
-        <w:rFonts w:hint="default"/>
-      </w:rPr>
-    </w:lvl>
-    <w:lvl w:ilvl="1">
-      <w:start w:val="1"/>
-      <w:numFmt w:val="decimal"/>
-      <w:lvlText w:val="%1.%2."/>
-      <w:lvlJc w:val="left"/>
-      <w:pPr>
-        <w:ind w:left="792" w:hanging="432"/>
-      </w:pPr>
-      <w:rPr>
-        <w:rFonts w:hint="default"/>
-      </w:rPr>
-    </w:lvl>
-    <w:lvl w:ilvl="2">
-      <w:start w:val="1"/>
-      <w:numFmt w:val="decimal"/>
-      <w:lvlText w:val="%1.%2.%3."/>
-      <w:lvlJc w:val="left"/>
-      <w:pPr>
-        <w:ind w:left="1224" w:hanging="504"/>
-      </w:pPr>
-      <w:rPr>
-        <w:rFonts w:hint="default"/>
-      </w:rPr>
-    </w:lvl>
-    <w:lvl w:ilvl="3">
-      <w:start w:val="1"/>
-      <w:numFmt w:val="decimal"/>
-      <w:lvlText w:val="%1.%2.%3.%4."/>
-      <w:lvlJc w:val="left"/>
-      <w:pPr>
-        <w:ind w:left="1728" w:hanging="648"/>
-      </w:pPr>
-      <w:rPr>
-        <w:rFonts w:hint="default"/>
-      </w:rPr>
-    </w:lvl>
-    <w:lvl w:ilvl="4">
-      <w:start w:val="1"/>
-      <w:numFmt w:val="decimal"/>
-      <w:lvlText w:val="%1.%2.%3.%4.%5."/>
-      <w:lvlJc w:val="left"/>
-      <w:pPr>
-        <w:ind w:left="2232" w:hanging="792"/>
-      </w:pPr>
-      <w:rPr>
-        <w:rFonts w:hint="default"/>
-      </w:rPr>
-    </w:lvl>
-    <w:lvl w:ilvl="5">
-      <w:start w:val="1"/>
-      <w:numFmt w:val="decimal"/>
-      <w:lvlText w:val="%1.%2.%3.%4.%5.%6."/>
-      <w:lvlJc w:val="left"/>
-      <w:pPr>
-        <w:ind w:left="2736" w:hanging="936"/>
-      </w:pPr>
-      <w:rPr>
-        <w:rFonts w:hint="default"/>
-      </w:rPr>
-    </w:lvl>
-    <w:lvl w:ilvl="6">
-      <w:start w:val="1"/>
-      <w:numFmt w:val="decimal"/>
-      <w:lvlText w:val="%1.%2.%3.%4.%5.%6.%7."/>
-      <w:lvlJc w:val="left"/>
-      <w:pPr>
-        <w:ind w:left="3240" w:hanging="1080"/>
-      </w:pPr>
-      <w:rPr>
-        <w:rFonts w:hint="default"/>
-      </w:rPr>
-    </w:lvl>
-    <w:lvl w:ilvl="7">
-      <w:start w:val="1"/>
-      <w:numFmt w:val="decimal"/>
-      <w:lvlText w:val="%1.%2.%3.%4.%5.%6.%7.%8."/>
-      <w:lvlJc w:val="left"/>
-      <w:pPr>
-        <w:ind w:left="3744" w:hanging="1224"/>
-      </w:pPr>
-      <w:rPr>
-        <w:rFonts w:hint="default"/>
-      </w:rPr>
-    </w:lvl>
-    <w:lvl w:ilvl="8">
-      <w:start w:val="1"/>
-      <w:numFmt w:val="decimal"/>
-      <w:lvlText w:val="%1.%2.%3.%4.%5.%6.%7.%8.%9."/>
-      <w:lvlJc w:val="left"/>
-      <w:pPr>
-        <w:ind w:left="4320" w:hanging="1440"/>
-      </w:pPr>
-      <w:rPr>
-        <w:rFonts w:hint="default"/>
-      </w:rPr>
-    </w:lvl>
-  </w:abstractNum>
-  <w:abstractNum w:abstractNumId="28" w15:restartNumberingAfterBreak="0">
-    <w:nsid w:val="44C20B93"/>
-    <w:multiLevelType w:val="multilevel"/>
-    <w:tmpl w:val="83E0CADA"/>
-    <w:lvl w:ilvl="0">
-      <w:start w:val="1"/>
-      <w:numFmt w:val="bullet"/>
-      <w:lvlText w:val=""/>
-      <w:lvlJc w:val="left"/>
-      <w:pPr>
-        <w:tabs>
-          <w:tab w:val="num" w:pos="720"/>
-        </w:tabs>
-        <w:ind w:left="720" w:hanging="360"/>
-      </w:pPr>
-      <w:rPr>
-        <w:rFonts w:ascii="Symbol" w:hAnsi="Symbol" w:hint="default"/>
-        <w:sz w:val="20"/>
-      </w:rPr>
-    </w:lvl>
-    <w:lvl w:ilvl="1" w:tentative="1">
-      <w:start w:val="1"/>
-      <w:numFmt w:val="bullet"/>
-      <w:lvlText w:val="o"/>
-      <w:lvlJc w:val="left"/>
-      <w:pPr>
-        <w:tabs>
-          <w:tab w:val="num" w:pos="1440"/>
-        </w:tabs>
-        <w:ind w:left="1440" w:hanging="360"/>
-      </w:pPr>
-      <w:rPr>
-        <w:rFonts w:ascii="Courier New" w:hAnsi="Courier New" w:hint="default"/>
-        <w:sz w:val="20"/>
-      </w:rPr>
-    </w:lvl>
-    <w:lvl w:ilvl="2" w:tentative="1">
-      <w:start w:val="1"/>
-      <w:numFmt w:val="bullet"/>
-      <w:lvlText w:val=""/>
-      <w:lvlJc w:val="left"/>
-      <w:pPr>
-        <w:tabs>
-          <w:tab w:val="num" w:pos="2160"/>
-        </w:tabs>
-        <w:ind w:left="2160" w:hanging="360"/>
-      </w:pPr>
-      <w:rPr>
-        <w:rFonts w:ascii="Wingdings" w:hAnsi="Wingdings" w:hint="default"/>
-        <w:sz w:val="20"/>
-      </w:rPr>
-    </w:lvl>
-    <w:lvl w:ilvl="3" w:tentative="1">
-      <w:start w:val="1"/>
-      <w:numFmt w:val="bullet"/>
-      <w:lvlText w:val=""/>
-      <w:lvlJc w:val="left"/>
-      <w:pPr>
-        <w:tabs>
-          <w:tab w:val="num" w:pos="2880"/>
-        </w:tabs>
-        <w:ind w:left="2880" w:hanging="360"/>
-      </w:pPr>
-      <w:rPr>
-        <w:rFonts w:ascii="Wingdings" w:hAnsi="Wingdings" w:hint="default"/>
-        <w:sz w:val="20"/>
-      </w:rPr>
-    </w:lvl>
-    <w:lvl w:ilvl="4" w:tentative="1">
-      <w:start w:val="1"/>
-      <w:numFmt w:val="bullet"/>
-      <w:lvlText w:val=""/>
-      <w:lvlJc w:val="left"/>
-      <w:pPr>
-        <w:tabs>
-          <w:tab w:val="num" w:pos="3600"/>
-        </w:tabs>
-        <w:ind w:left="3600" w:hanging="360"/>
-      </w:pPr>
-      <w:rPr>
-        <w:rFonts w:ascii="Wingdings" w:hAnsi="Wingdings" w:hint="default"/>
-        <w:sz w:val="20"/>
-      </w:rPr>
-    </w:lvl>
-    <w:lvl w:ilvl="5" w:tentative="1">
-      <w:start w:val="1"/>
-      <w:numFmt w:val="bullet"/>
-      <w:lvlText w:val=""/>
-      <w:lvlJc w:val="left"/>
-      <w:pPr>
-        <w:tabs>
-          <w:tab w:val="num" w:pos="4320"/>
-        </w:tabs>
-        <w:ind w:left="4320" w:hanging="360"/>
-      </w:pPr>
-      <w:rPr>
-        <w:rFonts w:ascii="Wingdings" w:hAnsi="Wingdings" w:hint="default"/>
-        <w:sz w:val="20"/>
-      </w:rPr>
-    </w:lvl>
-    <w:lvl w:ilvl="6" w:tentative="1">
-      <w:start w:val="1"/>
-      <w:numFmt w:val="bullet"/>
-      <w:lvlText w:val=""/>
-      <w:lvlJc w:val="left"/>
-      <w:pPr>
-        <w:tabs>
-          <w:tab w:val="num" w:pos="5040"/>
-        </w:tabs>
-        <w:ind w:left="5040" w:hanging="360"/>
-      </w:pPr>
-      <w:rPr>
-        <w:rFonts w:ascii="Wingdings" w:hAnsi="Wingdings" w:hint="default"/>
-        <w:sz w:val="20"/>
-      </w:rPr>
-    </w:lvl>
-    <w:lvl w:ilvl="7" w:tentative="1">
-      <w:start w:val="1"/>
-      <w:numFmt w:val="bullet"/>
-      <w:lvlText w:val=""/>
-      <w:lvlJc w:val="left"/>
-      <w:pPr>
-        <w:tabs>
-          <w:tab w:val="num" w:pos="5760"/>
-        </w:tabs>
-        <w:ind w:left="5760" w:hanging="360"/>
-      </w:pPr>
-      <w:rPr>
-        <w:rFonts w:ascii="Wingdings" w:hAnsi="Wingdings" w:hint="default"/>
-        <w:sz w:val="20"/>
-      </w:rPr>
-    </w:lvl>
-    <w:lvl w:ilvl="8" w:tentative="1">
-      <w:start w:val="1"/>
-      <w:numFmt w:val="bullet"/>
-      <w:lvlText w:val=""/>
-      <w:lvlJc w:val="left"/>
-      <w:pPr>
-        <w:tabs>
-          <w:tab w:val="num" w:pos="6480"/>
-        </w:tabs>
-        <w:ind w:left="6480" w:hanging="360"/>
-      </w:pPr>
-      <w:rPr>
-        <w:rFonts w:ascii="Wingdings" w:hAnsi="Wingdings" w:hint="default"/>
-        <w:sz w:val="20"/>
-      </w:rPr>
-    </w:lvl>
-  </w:abstractNum>
-  <w:abstractNum w:abstractNumId="29" w15:restartNumberingAfterBreak="0">
-    <w:nsid w:val="487D321E"/>
-    <w:multiLevelType w:val="multilevel"/>
-    <w:tmpl w:val="F19C7DBC"/>
-    <w:lvl w:ilvl="0">
-      <w:start w:val="1"/>
-      <w:numFmt w:val="decimal"/>
-      <w:lvlText w:val="%1"/>
-      <w:lvlJc w:val="left"/>
-      <w:pPr>
-        <w:ind w:left="540" w:hanging="540"/>
-      </w:pPr>
-      <w:rPr>
-        <w:rFonts w:hint="default"/>
-      </w:rPr>
-    </w:lvl>
-    <w:lvl w:ilvl="1">
-      <w:start w:val="2"/>
-      <w:numFmt w:val="decimal"/>
-      <w:lvlText w:val="%1.%2"/>
-      <w:lvlJc w:val="left"/>
-      <w:pPr>
-        <w:ind w:left="540" w:hanging="540"/>
-      </w:pPr>
-      <w:rPr>
-        <w:rFonts w:hint="default"/>
-      </w:rPr>
-    </w:lvl>
-    <w:lvl w:ilvl="2">
-      <w:start w:val="2"/>
-      <w:numFmt w:val="decimal"/>
-      <w:lvlText w:val="%1.%2.%3"/>
-      <w:lvlJc w:val="left"/>
-      <w:pPr>
-        <w:ind w:left="720" w:hanging="720"/>
-      </w:pPr>
-      <w:rPr>
-        <w:rFonts w:hint="default"/>
-      </w:rPr>
-    </w:lvl>
-    <w:lvl w:ilvl="3">
-      <w:start w:val="1"/>
-      <w:numFmt w:val="decimal"/>
-      <w:lvlText w:val="%1.%2.%3.%4"/>
-      <w:lvlJc w:val="left"/>
-      <w:pPr>
-        <w:ind w:left="1080" w:hanging="1080"/>
-      </w:pPr>
-      <w:rPr>
-        <w:rFonts w:hint="default"/>
-      </w:rPr>
-    </w:lvl>
-    <w:lvl w:ilvl="4">
-      <w:start w:val="1"/>
-      <w:numFmt w:val="decimal"/>
-      <w:lvlText w:val="%1.%2.%3.%4.%5"/>
-      <w:lvlJc w:val="left"/>
-      <w:pPr>
-        <w:ind w:left="1080" w:hanging="1080"/>
-      </w:pPr>
-      <w:rPr>
-        <w:rFonts w:hint="default"/>
-      </w:rPr>
-    </w:lvl>
-    <w:lvl w:ilvl="5">
-      <w:start w:val="1"/>
-      <w:numFmt w:val="decimal"/>
-      <w:lvlText w:val="%1.%2.%3.%4.%5.%6"/>
-      <w:lvlJc w:val="left"/>
-      <w:pPr>
-        <w:ind w:left="1440" w:hanging="1440"/>
-      </w:pPr>
-      <w:rPr>
-        <w:rFonts w:hint="default"/>
-      </w:rPr>
-    </w:lvl>
-    <w:lvl w:ilvl="6">
-      <w:start w:val="1"/>
-      <w:numFmt w:val="decimal"/>
-      <w:lvlText w:val="%1.%2.%3.%4.%5.%6.%7"/>
-      <w:lvlJc w:val="left"/>
-      <w:pPr>
-        <w:ind w:left="1440" w:hanging="1440"/>
-      </w:pPr>
-      <w:rPr>
-        <w:rFonts w:hint="default"/>
-      </w:rPr>
-    </w:lvl>
-    <w:lvl w:ilvl="7">
-      <w:start w:val="1"/>
-      <w:numFmt w:val="decimal"/>
-      <w:lvlText w:val="%1.%2.%3.%4.%5.%6.%7.%8"/>
-      <w:lvlJc w:val="left"/>
-      <w:pPr>
-        <w:ind w:left="1800" w:hanging="1800"/>
-      </w:pPr>
-      <w:rPr>
-        <w:rFonts w:hint="default"/>
-      </w:rPr>
-    </w:lvl>
-    <w:lvl w:ilvl="8">
-      <w:start w:val="1"/>
-      <w:numFmt w:val="decimal"/>
-      <w:lvlText w:val="%1.%2.%3.%4.%5.%6.%7.%8.%9"/>
-      <w:lvlJc w:val="left"/>
-      <w:pPr>
-        <w:ind w:left="1800" w:hanging="1800"/>
-      </w:pPr>
-      <w:rPr>
-        <w:rFonts w:hint="default"/>
-      </w:rPr>
-    </w:lvl>
-  </w:abstractNum>
-  <w:abstractNum w:abstractNumId="30" w15:restartNumberingAfterBreak="0">
-    <w:nsid w:val="4AA27C2F"/>
-    <w:multiLevelType w:val="multilevel"/>
-    <w:tmpl w:val="D96C882E"/>
-    <w:lvl w:ilvl="0">
-      <w:start w:val="1"/>
-      <w:numFmt w:val="none"/>
-      <w:lvlText w:val="2.3.1"/>
-      <w:lvlJc w:val="left"/>
-      <w:pPr>
-        <w:ind w:left="360" w:hanging="360"/>
-      </w:pPr>
-      <w:rPr>
-        <w:rFonts w:hint="default"/>
-      </w:rPr>
-    </w:lvl>
-    <w:lvl w:ilvl="1">
-      <w:start w:val="1"/>
-      <w:numFmt w:val="decimal"/>
-      <w:lvlText w:val="%1.%2."/>
-      <w:lvlJc w:val="left"/>
-      <w:pPr>
-        <w:ind w:left="792" w:hanging="432"/>
-      </w:pPr>
-      <w:rPr>
-        <w:rFonts w:hint="default"/>
-      </w:rPr>
-    </w:lvl>
-    <w:lvl w:ilvl="2">
-      <w:start w:val="1"/>
-      <w:numFmt w:val="decimal"/>
-      <w:lvlText w:val="%1.%2.%3."/>
-      <w:lvlJc w:val="left"/>
-      <w:pPr>
-        <w:ind w:left="1224" w:hanging="504"/>
-      </w:pPr>
-      <w:rPr>
-        <w:rFonts w:hint="default"/>
-      </w:rPr>
-    </w:lvl>
-    <w:lvl w:ilvl="3">
-      <w:start w:val="1"/>
-      <w:numFmt w:val="decimal"/>
-      <w:lvlText w:val="%1.%2.%3.%4."/>
-      <w:lvlJc w:val="left"/>
-      <w:pPr>
-        <w:ind w:left="1728" w:hanging="648"/>
-      </w:pPr>
-      <w:rPr>
-        <w:rFonts w:hint="default"/>
-      </w:rPr>
-    </w:lvl>
-    <w:lvl w:ilvl="4">
-      <w:start w:val="1"/>
-      <w:numFmt w:val="decimal"/>
-      <w:lvlText w:val="%1.%2.%3.%4.%5."/>
-      <w:lvlJc w:val="left"/>
-      <w:pPr>
-        <w:ind w:left="2232" w:hanging="792"/>
-      </w:pPr>
-      <w:rPr>
-        <w:rFonts w:hint="default"/>
-      </w:rPr>
-    </w:lvl>
-    <w:lvl w:ilvl="5">
-      <w:start w:val="1"/>
-      <w:numFmt w:val="decimal"/>
-      <w:lvlText w:val="%1.%2.%3.%4.%5.%6."/>
-      <w:lvlJc w:val="left"/>
-      <w:pPr>
-        <w:ind w:left="2736" w:hanging="936"/>
-      </w:pPr>
-      <w:rPr>
-        <w:rFonts w:hint="default"/>
-      </w:rPr>
-    </w:lvl>
-    <w:lvl w:ilvl="6">
-      <w:start w:val="1"/>
-      <w:numFmt w:val="decimal"/>
-      <w:lvlText w:val="%1.%2.%3.%4.%5.%6.%7."/>
-      <w:lvlJc w:val="left"/>
-      <w:pPr>
-        <w:ind w:left="3240" w:hanging="1080"/>
-      </w:pPr>
-      <w:rPr>
-        <w:rFonts w:hint="default"/>
-      </w:rPr>
-    </w:lvl>
-    <w:lvl w:ilvl="7">
-      <w:start w:val="1"/>
-      <w:numFmt w:val="decimal"/>
-      <w:lvlText w:val="%1.%2.%3.%4.%5.%6.%7.%8."/>
-      <w:lvlJc w:val="left"/>
-      <w:pPr>
-        <w:ind w:left="3744" w:hanging="1224"/>
-      </w:pPr>
-      <w:rPr>
-        <w:rFonts w:hint="default"/>
-      </w:rPr>
-    </w:lvl>
-    <w:lvl w:ilvl="8">
-      <w:start w:val="1"/>
-      <w:numFmt w:val="decimal"/>
-      <w:lvlText w:val="%1.%2.%3.%4.%5.%6.%7.%8.%9."/>
-      <w:lvlJc w:val="left"/>
-      <w:pPr>
-        <w:ind w:left="4320" w:hanging="1440"/>
-      </w:pPr>
-      <w:rPr>
-        <w:rFonts w:hint="default"/>
-      </w:rPr>
-    </w:lvl>
-  </w:abstractNum>
-  <w:abstractNum w:abstractNumId="31" w15:restartNumberingAfterBreak="0">
-    <w:nsid w:val="4CB86CD6"/>
-    <w:multiLevelType w:val="multilevel"/>
-    <w:tmpl w:val="5B02C142"/>
-    <w:lvl w:ilvl="0">
-      <w:start w:val="1"/>
-      <w:numFmt w:val="bullet"/>
-      <w:lvlText w:val=""/>
-      <w:lvlJc w:val="left"/>
-      <w:pPr>
-        <w:tabs>
-          <w:tab w:val="num" w:pos="720"/>
-        </w:tabs>
-        <w:ind w:left="720" w:hanging="360"/>
-      </w:pPr>
-      <w:rPr>
-        <w:rFonts w:ascii="Symbol" w:hAnsi="Symbol" w:hint="default"/>
-        <w:sz w:val="20"/>
-      </w:rPr>
-    </w:lvl>
-    <w:lvl w:ilvl="1" w:tentative="1">
-      <w:start w:val="1"/>
-      <w:numFmt w:val="bullet"/>
-      <w:lvlText w:val="o"/>
-      <w:lvlJc w:val="left"/>
-      <w:pPr>
-        <w:tabs>
-          <w:tab w:val="num" w:pos="1440"/>
-        </w:tabs>
-        <w:ind w:left="1440" w:hanging="360"/>
-      </w:pPr>
-      <w:rPr>
-        <w:rFonts w:ascii="Courier New" w:hAnsi="Courier New" w:hint="default"/>
-        <w:sz w:val="20"/>
-      </w:rPr>
-    </w:lvl>
-    <w:lvl w:ilvl="2" w:tentative="1">
-      <w:start w:val="1"/>
-      <w:numFmt w:val="bullet"/>
-      <w:lvlText w:val=""/>
-      <w:lvlJc w:val="left"/>
-      <w:pPr>
-        <w:tabs>
-          <w:tab w:val="num" w:pos="2160"/>
-        </w:tabs>
-        <w:ind w:left="2160" w:hanging="360"/>
-      </w:pPr>
-      <w:rPr>
-        <w:rFonts w:ascii="Wingdings" w:hAnsi="Wingdings" w:hint="default"/>
-        <w:sz w:val="20"/>
-      </w:rPr>
-    </w:lvl>
-    <w:lvl w:ilvl="3" w:tentative="1">
-      <w:start w:val="1"/>
-      <w:numFmt w:val="bullet"/>
-      <w:lvlText w:val=""/>
-      <w:lvlJc w:val="left"/>
-      <w:pPr>
-        <w:tabs>
-          <w:tab w:val="num" w:pos="2880"/>
-        </w:tabs>
-        <w:ind w:left="2880" w:hanging="360"/>
-      </w:pPr>
-      <w:rPr>
-        <w:rFonts w:ascii="Wingdings" w:hAnsi="Wingdings" w:hint="default"/>
-        <w:sz w:val="20"/>
-      </w:rPr>
-    </w:lvl>
-    <w:lvl w:ilvl="4" w:tentative="1">
-      <w:start w:val="1"/>
-      <w:numFmt w:val="bullet"/>
-      <w:lvlText w:val=""/>
-      <w:lvlJc w:val="left"/>
-      <w:pPr>
-        <w:tabs>
-          <w:tab w:val="num" w:pos="3600"/>
-        </w:tabs>
-        <w:ind w:left="3600" w:hanging="360"/>
-      </w:pPr>
-      <w:rPr>
-        <w:rFonts w:ascii="Wingdings" w:hAnsi="Wingdings" w:hint="default"/>
-        <w:sz w:val="20"/>
-      </w:rPr>
-    </w:lvl>
-    <w:lvl w:ilvl="5" w:tentative="1">
-      <w:start w:val="1"/>
-      <w:numFmt w:val="bullet"/>
-      <w:lvlText w:val=""/>
-      <w:lvlJc w:val="left"/>
-      <w:pPr>
-        <w:tabs>
-          <w:tab w:val="num" w:pos="4320"/>
-        </w:tabs>
-        <w:ind w:left="4320" w:hanging="360"/>
-      </w:pPr>
-      <w:rPr>
-        <w:rFonts w:ascii="Wingdings" w:hAnsi="Wingdings" w:hint="default"/>
-        <w:sz w:val="20"/>
-      </w:rPr>
-    </w:lvl>
-    <w:lvl w:ilvl="6" w:tentative="1">
-      <w:start w:val="1"/>
-      <w:numFmt w:val="bullet"/>
-      <w:lvlText w:val=""/>
-      <w:lvlJc w:val="left"/>
-      <w:pPr>
-        <w:tabs>
-          <w:tab w:val="num" w:pos="5040"/>
-        </w:tabs>
-        <w:ind w:left="5040" w:hanging="360"/>
-      </w:pPr>
-      <w:rPr>
-        <w:rFonts w:ascii="Wingdings" w:hAnsi="Wingdings" w:hint="default"/>
-        <w:sz w:val="20"/>
-      </w:rPr>
-    </w:lvl>
-    <w:lvl w:ilvl="7" w:tentative="1">
-      <w:start w:val="1"/>
-      <w:numFmt w:val="bullet"/>
-      <w:lvlText w:val=""/>
-      <w:lvlJc w:val="left"/>
-      <w:pPr>
-        <w:tabs>
-          <w:tab w:val="num" w:pos="5760"/>
-        </w:tabs>
-        <w:ind w:left="5760" w:hanging="360"/>
-      </w:pPr>
-      <w:rPr>
-        <w:rFonts w:ascii="Wingdings" w:hAnsi="Wingdings" w:hint="default"/>
-        <w:sz w:val="20"/>
-      </w:rPr>
-    </w:lvl>
-    <w:lvl w:ilvl="8" w:tentative="1">
-      <w:start w:val="1"/>
-      <w:numFmt w:val="bullet"/>
-      <w:lvlText w:val=""/>
-      <w:lvlJc w:val="left"/>
-      <w:pPr>
-        <w:tabs>
-          <w:tab w:val="num" w:pos="6480"/>
-        </w:tabs>
-        <w:ind w:left="6480" w:hanging="360"/>
-      </w:pPr>
-      <w:rPr>
-        <w:rFonts w:ascii="Wingdings" w:hAnsi="Wingdings" w:hint="default"/>
-        <w:sz w:val="20"/>
-      </w:rPr>
-    </w:lvl>
-  </w:abstractNum>
-  <w:abstractNum w:abstractNumId="32" w15:restartNumberingAfterBreak="0">
-    <w:nsid w:val="50006216"/>
-    <w:multiLevelType w:val="multilevel"/>
-    <w:tmpl w:val="828A7862"/>
-    <w:lvl w:ilvl="0">
-      <w:start w:val="1"/>
-      <w:numFmt w:val="bullet"/>
-      <w:lvlText w:val=""/>
-      <w:lvlJc w:val="left"/>
-      <w:pPr>
-        <w:tabs>
-          <w:tab w:val="num" w:pos="720"/>
-        </w:tabs>
-        <w:ind w:left="720" w:hanging="360"/>
-      </w:pPr>
-      <w:rPr>
-        <w:rFonts w:ascii="Symbol" w:hAnsi="Symbol" w:hint="default"/>
-        <w:sz w:val="20"/>
-      </w:rPr>
-    </w:lvl>
-    <w:lvl w:ilvl="1" w:tentative="1">
-      <w:start w:val="1"/>
-      <w:numFmt w:val="bullet"/>
-      <w:lvlText w:val="o"/>
-      <w:lvlJc w:val="left"/>
-      <w:pPr>
-        <w:tabs>
-          <w:tab w:val="num" w:pos="1440"/>
-        </w:tabs>
-        <w:ind w:left="1440" w:hanging="360"/>
-      </w:pPr>
-      <w:rPr>
-        <w:rFonts w:ascii="Courier New" w:hAnsi="Courier New" w:hint="default"/>
-        <w:sz w:val="20"/>
-      </w:rPr>
-    </w:lvl>
-    <w:lvl w:ilvl="2" w:tentative="1">
-      <w:start w:val="1"/>
-      <w:numFmt w:val="bullet"/>
-      <w:lvlText w:val=""/>
-      <w:lvlJc w:val="left"/>
-      <w:pPr>
-        <w:tabs>
-          <w:tab w:val="num" w:pos="2160"/>
-        </w:tabs>
-        <w:ind w:left="2160" w:hanging="360"/>
-      </w:pPr>
-      <w:rPr>
-        <w:rFonts w:ascii="Wingdings" w:hAnsi="Wingdings" w:hint="default"/>
-        <w:sz w:val="20"/>
-      </w:rPr>
-    </w:lvl>
-    <w:lvl w:ilvl="3" w:tentative="1">
-      <w:start w:val="1"/>
-      <w:numFmt w:val="bullet"/>
-      <w:lvlText w:val=""/>
-      <w:lvlJc w:val="left"/>
-      <w:pPr>
-        <w:tabs>
-          <w:tab w:val="num" w:pos="2880"/>
-        </w:tabs>
-        <w:ind w:left="2880" w:hanging="360"/>
-      </w:pPr>
-      <w:rPr>
-        <w:rFonts w:ascii="Wingdings" w:hAnsi="Wingdings" w:hint="default"/>
-        <w:sz w:val="20"/>
-      </w:rPr>
-    </w:lvl>
-    <w:lvl w:ilvl="4" w:tentative="1">
-      <w:start w:val="1"/>
-      <w:numFmt w:val="bullet"/>
-      <w:lvlText w:val=""/>
-      <w:lvlJc w:val="left"/>
-      <w:pPr>
-        <w:tabs>
-          <w:tab w:val="num" w:pos="3600"/>
-        </w:tabs>
-        <w:ind w:left="3600" w:hanging="360"/>
-      </w:pPr>
-      <w:rPr>
-        <w:rFonts w:ascii="Wingdings" w:hAnsi="Wingdings" w:hint="default"/>
-        <w:sz w:val="20"/>
-      </w:rPr>
-    </w:lvl>
-    <w:lvl w:ilvl="5" w:tentative="1">
-      <w:start w:val="1"/>
-      <w:numFmt w:val="bullet"/>
-      <w:lvlText w:val=""/>
-      <w:lvlJc w:val="left"/>
-      <w:pPr>
-        <w:tabs>
-          <w:tab w:val="num" w:pos="4320"/>
-        </w:tabs>
-        <w:ind w:left="4320" w:hanging="360"/>
-      </w:pPr>
-      <w:rPr>
-        <w:rFonts w:ascii="Wingdings" w:hAnsi="Wingdings" w:hint="default"/>
-        <w:sz w:val="20"/>
-      </w:rPr>
-    </w:lvl>
-    <w:lvl w:ilvl="6" w:tentative="1">
-      <w:start w:val="1"/>
-      <w:numFmt w:val="bullet"/>
-      <w:lvlText w:val=""/>
-      <w:lvlJc w:val="left"/>
-      <w:pPr>
-        <w:tabs>
-          <w:tab w:val="num" w:pos="5040"/>
-        </w:tabs>
-        <w:ind w:left="5040" w:hanging="360"/>
-      </w:pPr>
-      <w:rPr>
-        <w:rFonts w:ascii="Wingdings" w:hAnsi="Wingdings" w:hint="default"/>
-        <w:sz w:val="20"/>
-      </w:rPr>
-    </w:lvl>
-    <w:lvl w:ilvl="7" w:tentative="1">
-      <w:start w:val="1"/>
-      <w:numFmt w:val="bullet"/>
-      <w:lvlText w:val=""/>
-      <w:lvlJc w:val="left"/>
-      <w:pPr>
-        <w:tabs>
-          <w:tab w:val="num" w:pos="5760"/>
-        </w:tabs>
-        <w:ind w:left="5760" w:hanging="360"/>
-      </w:pPr>
-      <w:rPr>
-        <w:rFonts w:ascii="Wingdings" w:hAnsi="Wingdings" w:hint="default"/>
-        <w:sz w:val="20"/>
-      </w:rPr>
-    </w:lvl>
-    <w:lvl w:ilvl="8" w:tentative="1">
-      <w:start w:val="1"/>
-      <w:numFmt w:val="bullet"/>
-      <w:lvlText w:val=""/>
-      <w:lvlJc w:val="left"/>
-      <w:pPr>
-        <w:tabs>
-          <w:tab w:val="num" w:pos="6480"/>
-        </w:tabs>
-        <w:ind w:left="6480" w:hanging="360"/>
-      </w:pPr>
-      <w:rPr>
-        <w:rFonts w:ascii="Wingdings" w:hAnsi="Wingdings" w:hint="default"/>
-        <w:sz w:val="20"/>
-      </w:rPr>
-    </w:lvl>
-  </w:abstractNum>
-  <w:abstractNum w:abstractNumId="33" w15:restartNumberingAfterBreak="0">
-    <w:nsid w:val="503008DE"/>
-    <w:multiLevelType w:val="multilevel"/>
-    <w:tmpl w:val="E6922B78"/>
-    <w:lvl w:ilvl="0">
-      <w:start w:val="1"/>
-      <w:numFmt w:val="none"/>
-      <w:lvlText w:val="2.3"/>
-      <w:lvlJc w:val="left"/>
-      <w:pPr>
-        <w:ind w:left="360" w:hanging="360"/>
-      </w:pPr>
-      <w:rPr>
-        <w:rFonts w:hint="default"/>
-      </w:rPr>
-    </w:lvl>
-    <w:lvl w:ilvl="1">
-      <w:start w:val="1"/>
-      <w:numFmt w:val="decimal"/>
-      <w:lvlText w:val="%1.%2."/>
-      <w:lvlJc w:val="left"/>
-      <w:pPr>
-        <w:ind w:left="792" w:hanging="432"/>
-      </w:pPr>
-      <w:rPr>
-        <w:rFonts w:hint="default"/>
-      </w:rPr>
-    </w:lvl>
-    <w:lvl w:ilvl="2">
-      <w:start w:val="1"/>
-      <w:numFmt w:val="decimal"/>
-      <w:lvlText w:val="%1.%2.%3."/>
-      <w:lvlJc w:val="left"/>
-      <w:pPr>
-        <w:ind w:left="1224" w:hanging="504"/>
-      </w:pPr>
-      <w:rPr>
-        <w:rFonts w:hint="default"/>
-      </w:rPr>
-    </w:lvl>
-    <w:lvl w:ilvl="3">
-      <w:start w:val="1"/>
-      <w:numFmt w:val="decimal"/>
-      <w:lvlText w:val="%1.%2.%3.%4."/>
-      <w:lvlJc w:val="left"/>
-      <w:pPr>
-        <w:ind w:left="1728" w:hanging="648"/>
-      </w:pPr>
-      <w:rPr>
-        <w:rFonts w:hint="default"/>
-      </w:rPr>
-    </w:lvl>
-    <w:lvl w:ilvl="4">
-      <w:start w:val="1"/>
-      <w:numFmt w:val="decimal"/>
-      <w:lvlText w:val="%1.%2.%3.%4.%5."/>
-      <w:lvlJc w:val="left"/>
-      <w:pPr>
-        <w:ind w:left="2232" w:hanging="792"/>
-      </w:pPr>
-      <w:rPr>
-        <w:rFonts w:hint="default"/>
-      </w:rPr>
-    </w:lvl>
-    <w:lvl w:ilvl="5">
-      <w:start w:val="1"/>
-      <w:numFmt w:val="decimal"/>
-      <w:lvlText w:val="%1.%2.%3.%4.%5.%6."/>
-      <w:lvlJc w:val="left"/>
-      <w:pPr>
-        <w:ind w:left="2736" w:hanging="936"/>
-      </w:pPr>
-      <w:rPr>
-        <w:rFonts w:hint="default"/>
-      </w:rPr>
-    </w:lvl>
-    <w:lvl w:ilvl="6">
-      <w:start w:val="1"/>
-      <w:numFmt w:val="decimal"/>
-      <w:lvlText w:val="%1.%2.%3.%4.%5.%6.%7."/>
-      <w:lvlJc w:val="left"/>
-      <w:pPr>
-        <w:ind w:left="3240" w:hanging="1080"/>
-      </w:pPr>
-      <w:rPr>
-        <w:rFonts w:hint="default"/>
-      </w:rPr>
-    </w:lvl>
-    <w:lvl w:ilvl="7">
-      <w:start w:val="1"/>
-      <w:numFmt w:val="decimal"/>
-      <w:lvlText w:val="%1.%2.%3.%4.%5.%6.%7.%8."/>
-      <w:lvlJc w:val="left"/>
-      <w:pPr>
-        <w:ind w:left="3744" w:hanging="1224"/>
-      </w:pPr>
-      <w:rPr>
-        <w:rFonts w:hint="default"/>
-      </w:rPr>
-    </w:lvl>
-    <w:lvl w:ilvl="8">
-      <w:start w:val="1"/>
-      <w:numFmt w:val="decimal"/>
-      <w:lvlText w:val="%1.%2.%3.%4.%5.%6.%7.%8.%9."/>
-      <w:lvlJc w:val="left"/>
-      <w:pPr>
-        <w:ind w:left="4320" w:hanging="1440"/>
-      </w:pPr>
-      <w:rPr>
-        <w:rFonts w:hint="default"/>
-      </w:rPr>
-    </w:lvl>
-  </w:abstractNum>
-  <w:abstractNum w:abstractNumId="34" w15:restartNumberingAfterBreak="0">
-    <w:nsid w:val="55944BC8"/>
-    <w:multiLevelType w:val="multilevel"/>
-    <w:tmpl w:val="A8C04996"/>
-    <w:lvl w:ilvl="0">
-      <w:start w:val="1"/>
-      <w:numFmt w:val="none"/>
-      <w:lvlText w:val="2.3.4"/>
-      <w:lvlJc w:val="left"/>
-      <w:pPr>
-        <w:ind w:left="360" w:hanging="360"/>
-      </w:pPr>
-      <w:rPr>
-        <w:rFonts w:hint="default"/>
-      </w:rPr>
-    </w:lvl>
-    <w:lvl w:ilvl="1">
-      <w:start w:val="1"/>
-      <w:numFmt w:val="decimal"/>
-      <w:lvlText w:val="%1.%2."/>
-      <w:lvlJc w:val="left"/>
-      <w:pPr>
-        <w:ind w:left="792" w:hanging="432"/>
-      </w:pPr>
-      <w:rPr>
-        <w:rFonts w:hint="default"/>
-      </w:rPr>
-    </w:lvl>
-    <w:lvl w:ilvl="2">
-      <w:start w:val="1"/>
-      <w:numFmt w:val="decimal"/>
-      <w:lvlText w:val="%1.%2.%3."/>
-      <w:lvlJc w:val="left"/>
-      <w:pPr>
-        <w:ind w:left="1224" w:hanging="504"/>
-      </w:pPr>
-      <w:rPr>
-        <w:rFonts w:hint="default"/>
-      </w:rPr>
-    </w:lvl>
-    <w:lvl w:ilvl="3">
-      <w:start w:val="1"/>
-      <w:numFmt w:val="decimal"/>
-      <w:lvlText w:val="%1.%2.%3.%4."/>
-      <w:lvlJc w:val="left"/>
-      <w:pPr>
-        <w:ind w:left="1728" w:hanging="648"/>
-      </w:pPr>
-      <w:rPr>
-        <w:rFonts w:hint="default"/>
-      </w:rPr>
-    </w:lvl>
-    <w:lvl w:ilvl="4">
-      <w:start w:val="1"/>
-      <w:numFmt w:val="decimal"/>
-      <w:lvlText w:val="%1.%2.%3.%4.%5."/>
-      <w:lvlJc w:val="left"/>
-      <w:pPr>
-        <w:ind w:left="2232" w:hanging="792"/>
-      </w:pPr>
-      <w:rPr>
-        <w:rFonts w:hint="default"/>
-      </w:rPr>
-    </w:lvl>
-    <w:lvl w:ilvl="5">
-      <w:start w:val="1"/>
-      <w:numFmt w:val="decimal"/>
-      <w:lvlText w:val="%1.%2.%3.%4.%5.%6."/>
-      <w:lvlJc w:val="left"/>
-      <w:pPr>
-        <w:ind w:left="2736" w:hanging="936"/>
-      </w:pPr>
-      <w:rPr>
-        <w:rFonts w:hint="default"/>
-      </w:rPr>
-    </w:lvl>
-    <w:lvl w:ilvl="6">
-      <w:start w:val="1"/>
-      <w:numFmt w:val="decimal"/>
-      <w:lvlText w:val="%1.%2.%3.%4.%5.%6.%7."/>
-      <w:lvlJc w:val="left"/>
-      <w:pPr>
-        <w:ind w:left="3240" w:hanging="1080"/>
-      </w:pPr>
-      <w:rPr>
-        <w:rFonts w:hint="default"/>
-      </w:rPr>
-    </w:lvl>
-    <w:lvl w:ilvl="7">
-      <w:start w:val="1"/>
-      <w:numFmt w:val="decimal"/>
-      <w:lvlText w:val="%1.%2.%3.%4.%5.%6.%7.%8."/>
-      <w:lvlJc w:val="left"/>
-      <w:pPr>
-        <w:ind w:left="3744" w:hanging="1224"/>
-      </w:pPr>
-      <w:rPr>
-        <w:rFonts w:hint="default"/>
-      </w:rPr>
-    </w:lvl>
-    <w:lvl w:ilvl="8">
-      <w:start w:val="1"/>
-      <w:numFmt w:val="decimal"/>
-      <w:lvlText w:val="%1.%2.%3.%4.%5.%6.%7.%8.%9."/>
-      <w:lvlJc w:val="left"/>
-      <w:pPr>
-        <w:ind w:left="4320" w:hanging="1440"/>
-      </w:pPr>
-      <w:rPr>
-        <w:rFonts w:hint="default"/>
-      </w:rPr>
-    </w:lvl>
-  </w:abstractNum>
-  <w:abstractNum w:abstractNumId="35" w15:restartNumberingAfterBreak="0">
-    <w:nsid w:val="57B03FA5"/>
-    <w:multiLevelType w:val="hybridMultilevel"/>
-    <w:tmpl w:val="D4928B38"/>
-    <w:lvl w:ilvl="0" w:tplc="080A0001">
-      <w:start w:val="1"/>
-      <w:numFmt w:val="bullet"/>
-      <w:lvlText w:val=""/>
-      <w:lvlJc w:val="left"/>
-      <w:pPr>
-        <w:ind w:left="1429" w:hanging="360"/>
-      </w:pPr>
-      <w:rPr>
-        <w:rFonts w:ascii="Symbol" w:hAnsi="Symbol" w:hint="default"/>
-      </w:rPr>
-    </w:lvl>
-    <w:lvl w:ilvl="1" w:tplc="080A0003" w:tentative="1">
-      <w:start w:val="1"/>
-      <w:numFmt w:val="bullet"/>
-      <w:lvlText w:val="o"/>
-      <w:lvlJc w:val="left"/>
-      <w:pPr>
-        <w:ind w:left="2149" w:hanging="360"/>
-      </w:pPr>
-      <w:rPr>
-        <w:rFonts w:ascii="Courier New" w:hAnsi="Courier New" w:cs="Courier New" w:hint="default"/>
-      </w:rPr>
-    </w:lvl>
-    <w:lvl w:ilvl="2" w:tplc="080A0005" w:tentative="1">
-      <w:start w:val="1"/>
-      <w:numFmt w:val="bullet"/>
-      <w:lvlText w:val=""/>
-      <w:lvlJc w:val="left"/>
-      <w:pPr>
-        <w:ind w:left="2869" w:hanging="360"/>
-      </w:pPr>
-      <w:rPr>
-        <w:rFonts w:ascii="Wingdings" w:hAnsi="Wingdings" w:hint="default"/>
-      </w:rPr>
-    </w:lvl>
-    <w:lvl w:ilvl="3" w:tplc="080A0001" w:tentative="1">
-      <w:start w:val="1"/>
-      <w:numFmt w:val="bullet"/>
-      <w:lvlText w:val=""/>
-      <w:lvlJc w:val="left"/>
-      <w:pPr>
-        <w:ind w:left="3589" w:hanging="360"/>
-      </w:pPr>
-      <w:rPr>
-        <w:rFonts w:ascii="Symbol" w:hAnsi="Symbol" w:hint="default"/>
-      </w:rPr>
-    </w:lvl>
-    <w:lvl w:ilvl="4" w:tplc="080A0003" w:tentative="1">
-      <w:start w:val="1"/>
-      <w:numFmt w:val="bullet"/>
-      <w:lvlText w:val="o"/>
-      <w:lvlJc w:val="left"/>
-      <w:pPr>
-        <w:ind w:left="4309" w:hanging="360"/>
-      </w:pPr>
-      <w:rPr>
-        <w:rFonts w:ascii="Courier New" w:hAnsi="Courier New" w:cs="Courier New" w:hint="default"/>
-      </w:rPr>
-    </w:lvl>
-    <w:lvl w:ilvl="5" w:tplc="080A0005" w:tentative="1">
-      <w:start w:val="1"/>
-      <w:numFmt w:val="bullet"/>
-      <w:lvlText w:val=""/>
-      <w:lvlJc w:val="left"/>
-      <w:pPr>
-        <w:ind w:left="5029" w:hanging="360"/>
-      </w:pPr>
-      <w:rPr>
-        <w:rFonts w:ascii="Wingdings" w:hAnsi="Wingdings" w:hint="default"/>
-      </w:rPr>
-    </w:lvl>
-    <w:lvl w:ilvl="6" w:tplc="080A0001" w:tentative="1">
-      <w:start w:val="1"/>
-      <w:numFmt w:val="bullet"/>
-      <w:lvlText w:val=""/>
-      <w:lvlJc w:val="left"/>
-      <w:pPr>
-        <w:ind w:left="5749" w:hanging="360"/>
-      </w:pPr>
-      <w:rPr>
-        <w:rFonts w:ascii="Symbol" w:hAnsi="Symbol" w:hint="default"/>
-      </w:rPr>
-    </w:lvl>
-    <w:lvl w:ilvl="7" w:tplc="080A0003" w:tentative="1">
-      <w:start w:val="1"/>
-      <w:numFmt w:val="bullet"/>
-      <w:lvlText w:val="o"/>
-      <w:lvlJc w:val="left"/>
-      <w:pPr>
-        <w:ind w:left="6469" w:hanging="360"/>
-      </w:pPr>
-      <w:rPr>
-        <w:rFonts w:ascii="Courier New" w:hAnsi="Courier New" w:cs="Courier New" w:hint="default"/>
-      </w:rPr>
-    </w:lvl>
-    <w:lvl w:ilvl="8" w:tplc="080A0005" w:tentative="1">
-      <w:start w:val="1"/>
-      <w:numFmt w:val="bullet"/>
-      <w:lvlText w:val=""/>
-      <w:lvlJc w:val="left"/>
-      <w:pPr>
-        <w:ind w:left="7189" w:hanging="360"/>
-      </w:pPr>
-      <w:rPr>
-        <w:rFonts w:ascii="Wingdings" w:hAnsi="Wingdings" w:hint="default"/>
-      </w:rPr>
-    </w:lvl>
-  </w:abstractNum>
   <w:abstractNum w:abstractNumId="36" w15:restartNumberingAfterBreak="0">
-    <w:nsid w:val="582C49AE"/>
-    <w:multiLevelType w:val="hybridMultilevel"/>
-    <w:tmpl w:val="C1F469D2"/>
-    <w:lvl w:ilvl="0" w:tplc="100A0017">
-      <w:start w:val="1"/>
-      <w:numFmt w:val="lowerLetter"/>
-      <w:lvlText w:val="%1)"/>
-      <w:lvlJc w:val="left"/>
-      <w:pPr>
-        <w:ind w:left="720" w:hanging="360"/>
-      </w:pPr>
-    </w:lvl>
-    <w:lvl w:ilvl="1" w:tplc="100A0019" w:tentative="1">
-      <w:start w:val="1"/>
-      <w:numFmt w:val="lowerLetter"/>
-      <w:lvlText w:val="%2."/>
-      <w:lvlJc w:val="left"/>
-      <w:pPr>
-        <w:ind w:left="1440" w:hanging="360"/>
-      </w:pPr>
-    </w:lvl>
-    <w:lvl w:ilvl="2" w:tplc="100A001B" w:tentative="1">
-      <w:start w:val="1"/>
-      <w:numFmt w:val="lowerRoman"/>
-      <w:lvlText w:val="%3."/>
-      <w:lvlJc w:val="right"/>
-      <w:pPr>
-        <w:ind w:left="2160" w:hanging="180"/>
-      </w:pPr>
-    </w:lvl>
-    <w:lvl w:ilvl="3" w:tplc="100A000F" w:tentative="1">
-      <w:start w:val="1"/>
-      <w:numFmt w:val="decimal"/>
-      <w:lvlText w:val="%4."/>
-      <w:lvlJc w:val="left"/>
-      <w:pPr>
-        <w:ind w:left="2880" w:hanging="360"/>
-      </w:pPr>
-    </w:lvl>
-    <w:lvl w:ilvl="4" w:tplc="100A0019" w:tentative="1">
-      <w:start w:val="1"/>
-      <w:numFmt w:val="lowerLetter"/>
-      <w:lvlText w:val="%5."/>
-      <w:lvlJc w:val="left"/>
-      <w:pPr>
-        <w:ind w:left="3600" w:hanging="360"/>
-      </w:pPr>
-    </w:lvl>
-    <w:lvl w:ilvl="5" w:tplc="100A001B" w:tentative="1">
-      <w:start w:val="1"/>
-      <w:numFmt w:val="lowerRoman"/>
-      <w:lvlText w:val="%6."/>
-      <w:lvlJc w:val="right"/>
-      <w:pPr>
-        <w:ind w:left="4320" w:hanging="180"/>
-      </w:pPr>
-    </w:lvl>
-    <w:lvl w:ilvl="6" w:tplc="100A000F" w:tentative="1">
-      <w:start w:val="1"/>
-      <w:numFmt w:val="decimal"/>
-      <w:lvlText w:val="%7."/>
-      <w:lvlJc w:val="left"/>
-      <w:pPr>
-        <w:ind w:left="5040" w:hanging="360"/>
-      </w:pPr>
-    </w:lvl>
-    <w:lvl w:ilvl="7" w:tplc="100A0019" w:tentative="1">
-      <w:start w:val="1"/>
-      <w:numFmt w:val="lowerLetter"/>
-      <w:lvlText w:val="%8."/>
-      <w:lvlJc w:val="left"/>
-      <w:pPr>
-        <w:ind w:left="5760" w:hanging="360"/>
-      </w:pPr>
-    </w:lvl>
-    <w:lvl w:ilvl="8" w:tplc="100A001B" w:tentative="1">
-      <w:start w:val="1"/>
-      <w:numFmt w:val="lowerRoman"/>
-      <w:lvlText w:val="%9."/>
-      <w:lvlJc w:val="right"/>
-      <w:pPr>
-        <w:ind w:left="6480" w:hanging="180"/>
-      </w:pPr>
-    </w:lvl>
-  </w:abstractNum>
-  <w:abstractNum w:abstractNumId="37" w15:restartNumberingAfterBreak="0">
-    <w:nsid w:val="5A443096"/>
-    <w:multiLevelType w:val="multilevel"/>
-    <w:tmpl w:val="84E6E9C8"/>
-    <w:lvl w:ilvl="0">
-      <w:start w:val="1"/>
-      <w:numFmt w:val="none"/>
-      <w:lvlText w:val="2.3.2"/>
-      <w:lvlJc w:val="left"/>
-      <w:pPr>
-        <w:ind w:left="360" w:hanging="360"/>
-      </w:pPr>
-      <w:rPr>
-        <w:rFonts w:hint="default"/>
-      </w:rPr>
-    </w:lvl>
-    <w:lvl w:ilvl="1">
-      <w:start w:val="1"/>
-      <w:numFmt w:val="decimal"/>
-      <w:lvlText w:val="%1.%2."/>
-      <w:lvlJc w:val="left"/>
-      <w:pPr>
-        <w:ind w:left="792" w:hanging="432"/>
-      </w:pPr>
-      <w:rPr>
-        <w:rFonts w:hint="default"/>
-      </w:rPr>
-    </w:lvl>
-    <w:lvl w:ilvl="2">
-      <w:start w:val="1"/>
-      <w:numFmt w:val="decimal"/>
-      <w:lvlText w:val="%1.%2.%3."/>
-      <w:lvlJc w:val="left"/>
-      <w:pPr>
-        <w:ind w:left="1224" w:hanging="504"/>
-      </w:pPr>
-      <w:rPr>
-        <w:rFonts w:hint="default"/>
-      </w:rPr>
-    </w:lvl>
-    <w:lvl w:ilvl="3">
-      <w:start w:val="1"/>
-      <w:numFmt w:val="decimal"/>
-      <w:lvlText w:val="%1.%2.%3.%4."/>
-      <w:lvlJc w:val="left"/>
-      <w:pPr>
-        <w:ind w:left="1728" w:hanging="648"/>
-      </w:pPr>
-      <w:rPr>
-        <w:rFonts w:hint="default"/>
-      </w:rPr>
-    </w:lvl>
-    <w:lvl w:ilvl="4">
-      <w:start w:val="1"/>
-      <w:numFmt w:val="decimal"/>
-      <w:lvlText w:val="%1.%2.%3.%4.%5."/>
-      <w:lvlJc w:val="left"/>
-      <w:pPr>
-        <w:ind w:left="2232" w:hanging="792"/>
-      </w:pPr>
-      <w:rPr>
-        <w:rFonts w:hint="default"/>
-      </w:rPr>
-    </w:lvl>
-    <w:lvl w:ilvl="5">
-      <w:start w:val="1"/>
-      <w:numFmt w:val="decimal"/>
-      <w:lvlText w:val="%1.%2.%3.%4.%5.%6."/>
-      <w:lvlJc w:val="left"/>
-      <w:pPr>
-        <w:ind w:left="2736" w:hanging="936"/>
-      </w:pPr>
-      <w:rPr>
-        <w:rFonts w:hint="default"/>
-      </w:rPr>
-    </w:lvl>
-    <w:lvl w:ilvl="6">
-      <w:start w:val="1"/>
-      <w:numFmt w:val="decimal"/>
-      <w:lvlText w:val="%1.%2.%3.%4.%5.%6.%7."/>
-      <w:lvlJc w:val="left"/>
-      <w:pPr>
-        <w:ind w:left="3240" w:hanging="1080"/>
-      </w:pPr>
-      <w:rPr>
-        <w:rFonts w:hint="default"/>
-      </w:rPr>
-    </w:lvl>
-    <w:lvl w:ilvl="7">
-      <w:start w:val="1"/>
-      <w:numFmt w:val="decimal"/>
-      <w:lvlText w:val="%1.%2.%3.%4.%5.%6.%7.%8."/>
-      <w:lvlJc w:val="left"/>
-      <w:pPr>
-        <w:ind w:left="3744" w:hanging="1224"/>
-      </w:pPr>
-      <w:rPr>
-        <w:rFonts w:hint="default"/>
-      </w:rPr>
-    </w:lvl>
-    <w:lvl w:ilvl="8">
-      <w:start w:val="1"/>
-      <w:numFmt w:val="decimal"/>
-      <w:lvlText w:val="%1.%2.%3.%4.%5.%6.%7.%8.%9."/>
-      <w:lvlJc w:val="left"/>
-      <w:pPr>
-        <w:ind w:left="4320" w:hanging="1440"/>
-      </w:pPr>
-      <w:rPr>
-        <w:rFonts w:hint="default"/>
-      </w:rPr>
-    </w:lvl>
-  </w:abstractNum>
-  <w:abstractNum w:abstractNumId="38" w15:restartNumberingAfterBreak="0">
-    <w:nsid w:val="5C3938C8"/>
-    <w:multiLevelType w:val="multilevel"/>
-    <w:tmpl w:val="B7B89A6A"/>
-    <w:lvl w:ilvl="0">
-      <w:start w:val="1"/>
-      <w:numFmt w:val="none"/>
-      <w:lvlText w:val="2.2.3"/>
-      <w:lvlJc w:val="left"/>
-      <w:pPr>
-        <w:ind w:left="360" w:hanging="360"/>
-      </w:pPr>
-      <w:rPr>
-        <w:rFonts w:hint="default"/>
-      </w:rPr>
-    </w:lvl>
-    <w:lvl w:ilvl="1">
-      <w:start w:val="1"/>
-      <w:numFmt w:val="decimal"/>
-      <w:lvlText w:val="%1.%2."/>
-      <w:lvlJc w:val="left"/>
-      <w:pPr>
-        <w:ind w:left="792" w:hanging="432"/>
-      </w:pPr>
-      <w:rPr>
-        <w:rFonts w:hint="default"/>
-      </w:rPr>
-    </w:lvl>
-    <w:lvl w:ilvl="2">
-      <w:start w:val="1"/>
-      <w:numFmt w:val="decimal"/>
-      <w:lvlText w:val="%1.%2.%3."/>
-      <w:lvlJc w:val="left"/>
-      <w:pPr>
-        <w:ind w:left="1224" w:hanging="504"/>
-      </w:pPr>
-      <w:rPr>
-        <w:rFonts w:hint="default"/>
-      </w:rPr>
-    </w:lvl>
-    <w:lvl w:ilvl="3">
-      <w:start w:val="1"/>
-      <w:numFmt w:val="decimal"/>
-      <w:lvlText w:val="%1.%2.%3.%4."/>
-      <w:lvlJc w:val="left"/>
-      <w:pPr>
-        <w:ind w:left="1728" w:hanging="648"/>
-      </w:pPr>
-      <w:rPr>
-        <w:rFonts w:hint="default"/>
-      </w:rPr>
-    </w:lvl>
-    <w:lvl w:ilvl="4">
-      <w:start w:val="1"/>
-      <w:numFmt w:val="decimal"/>
-      <w:lvlText w:val="%1.%2.%3.%4.%5."/>
-      <w:lvlJc w:val="left"/>
-      <w:pPr>
-        <w:ind w:left="2232" w:hanging="792"/>
-      </w:pPr>
-      <w:rPr>
-        <w:rFonts w:hint="default"/>
-      </w:rPr>
-    </w:lvl>
-    <w:lvl w:ilvl="5">
-      <w:start w:val="1"/>
-      <w:numFmt w:val="decimal"/>
-      <w:lvlText w:val="%1.%2.%3.%4.%5.%6."/>
-      <w:lvlJc w:val="left"/>
-      <w:pPr>
-        <w:ind w:left="2736" w:hanging="936"/>
-      </w:pPr>
-      <w:rPr>
-        <w:rFonts w:hint="default"/>
-      </w:rPr>
-    </w:lvl>
-    <w:lvl w:ilvl="6">
-      <w:start w:val="1"/>
-      <w:numFmt w:val="decimal"/>
-      <w:lvlText w:val="%1.%2.%3.%4.%5.%6.%7."/>
-      <w:lvlJc w:val="left"/>
-      <w:pPr>
-        <w:ind w:left="3240" w:hanging="1080"/>
-      </w:pPr>
-      <w:rPr>
-        <w:rFonts w:hint="default"/>
-      </w:rPr>
-    </w:lvl>
-    <w:lvl w:ilvl="7">
-      <w:start w:val="1"/>
-      <w:numFmt w:val="decimal"/>
-      <w:lvlText w:val="%1.%2.%3.%4.%5.%6.%7.%8."/>
-      <w:lvlJc w:val="left"/>
-      <w:pPr>
-        <w:ind w:left="3744" w:hanging="1224"/>
-      </w:pPr>
-      <w:rPr>
-        <w:rFonts w:hint="default"/>
-      </w:rPr>
-    </w:lvl>
-    <w:lvl w:ilvl="8">
-      <w:start w:val="1"/>
-      <w:numFmt w:val="decimal"/>
-      <w:lvlText w:val="%1.%2.%3.%4.%5.%6.%7.%8.%9."/>
-      <w:lvlJc w:val="left"/>
-      <w:pPr>
-        <w:ind w:left="4320" w:hanging="1440"/>
-      </w:pPr>
-      <w:rPr>
-        <w:rFonts w:hint="default"/>
-      </w:rPr>
-    </w:lvl>
-  </w:abstractNum>
-  <w:abstractNum w:abstractNumId="39" w15:restartNumberingAfterBreak="0">
-    <w:nsid w:val="647E0F49"/>
-    <w:multiLevelType w:val="multilevel"/>
-    <w:tmpl w:val="0BF05B74"/>
-    <w:lvl w:ilvl="0">
-      <w:start w:val="1"/>
-      <w:numFmt w:val="bullet"/>
-      <w:lvlText w:val=""/>
-      <w:lvlJc w:val="left"/>
-      <w:pPr>
-        <w:tabs>
-          <w:tab w:val="num" w:pos="720"/>
-        </w:tabs>
-        <w:ind w:left="720" w:hanging="360"/>
-      </w:pPr>
-      <w:rPr>
-        <w:rFonts w:ascii="Symbol" w:hAnsi="Symbol" w:hint="default"/>
-        <w:sz w:val="20"/>
-      </w:rPr>
-    </w:lvl>
-    <w:lvl w:ilvl="1" w:tentative="1">
-      <w:start w:val="1"/>
-      <w:numFmt w:val="bullet"/>
-      <w:lvlText w:val="o"/>
-      <w:lvlJc w:val="left"/>
-      <w:pPr>
-        <w:tabs>
-          <w:tab w:val="num" w:pos="1440"/>
-        </w:tabs>
-        <w:ind w:left="1440" w:hanging="360"/>
-      </w:pPr>
-      <w:rPr>
-        <w:rFonts w:ascii="Courier New" w:hAnsi="Courier New" w:hint="default"/>
-        <w:sz w:val="20"/>
-      </w:rPr>
-    </w:lvl>
-    <w:lvl w:ilvl="2" w:tentative="1">
-      <w:start w:val="1"/>
-      <w:numFmt w:val="bullet"/>
-      <w:lvlText w:val=""/>
-      <w:lvlJc w:val="left"/>
-      <w:pPr>
-        <w:tabs>
-          <w:tab w:val="num" w:pos="2160"/>
-        </w:tabs>
-        <w:ind w:left="2160" w:hanging="360"/>
-      </w:pPr>
-      <w:rPr>
-        <w:rFonts w:ascii="Wingdings" w:hAnsi="Wingdings" w:hint="default"/>
-        <w:sz w:val="20"/>
-      </w:rPr>
-    </w:lvl>
-    <w:lvl w:ilvl="3" w:tentative="1">
-      <w:start w:val="1"/>
-      <w:numFmt w:val="bullet"/>
-      <w:lvlText w:val=""/>
-      <w:lvlJc w:val="left"/>
-      <w:pPr>
-        <w:tabs>
-          <w:tab w:val="num" w:pos="2880"/>
-        </w:tabs>
-        <w:ind w:left="2880" w:hanging="360"/>
-      </w:pPr>
-      <w:rPr>
-        <w:rFonts w:ascii="Wingdings" w:hAnsi="Wingdings" w:hint="default"/>
-        <w:sz w:val="20"/>
-      </w:rPr>
-    </w:lvl>
-    <w:lvl w:ilvl="4" w:tentative="1">
-      <w:start w:val="1"/>
-      <w:numFmt w:val="bullet"/>
-      <w:lvlText w:val=""/>
-      <w:lvlJc w:val="left"/>
-      <w:pPr>
-        <w:tabs>
-          <w:tab w:val="num" w:pos="3600"/>
-        </w:tabs>
-        <w:ind w:left="3600" w:hanging="360"/>
-      </w:pPr>
-      <w:rPr>
-        <w:rFonts w:ascii="Wingdings" w:hAnsi="Wingdings" w:hint="default"/>
-        <w:sz w:val="20"/>
-      </w:rPr>
-    </w:lvl>
-    <w:lvl w:ilvl="5" w:tentative="1">
-      <w:start w:val="1"/>
-      <w:numFmt w:val="bullet"/>
-      <w:lvlText w:val=""/>
-      <w:lvlJc w:val="left"/>
-      <w:pPr>
-        <w:tabs>
-          <w:tab w:val="num" w:pos="4320"/>
-        </w:tabs>
-        <w:ind w:left="4320" w:hanging="360"/>
-      </w:pPr>
-      <w:rPr>
-        <w:rFonts w:ascii="Wingdings" w:hAnsi="Wingdings" w:hint="default"/>
-        <w:sz w:val="20"/>
-      </w:rPr>
-    </w:lvl>
-    <w:lvl w:ilvl="6" w:tentative="1">
-      <w:start w:val="1"/>
-      <w:numFmt w:val="bullet"/>
-      <w:lvlText w:val=""/>
-      <w:lvlJc w:val="left"/>
-      <w:pPr>
-        <w:tabs>
-          <w:tab w:val="num" w:pos="5040"/>
-        </w:tabs>
-        <w:ind w:left="5040" w:hanging="360"/>
-      </w:pPr>
-      <w:rPr>
-        <w:rFonts w:ascii="Wingdings" w:hAnsi="Wingdings" w:hint="default"/>
-        <w:sz w:val="20"/>
-      </w:rPr>
-    </w:lvl>
-    <w:lvl w:ilvl="7" w:tentative="1">
-      <w:start w:val="1"/>
-      <w:numFmt w:val="bullet"/>
-      <w:lvlText w:val=""/>
-      <w:lvlJc w:val="left"/>
-      <w:pPr>
-        <w:tabs>
-          <w:tab w:val="num" w:pos="5760"/>
-        </w:tabs>
-        <w:ind w:left="5760" w:hanging="360"/>
-      </w:pPr>
-      <w:rPr>
-        <w:rFonts w:ascii="Wingdings" w:hAnsi="Wingdings" w:hint="default"/>
-        <w:sz w:val="20"/>
-      </w:rPr>
-    </w:lvl>
-    <w:lvl w:ilvl="8" w:tentative="1">
-      <w:start w:val="1"/>
-      <w:numFmt w:val="bullet"/>
-      <w:lvlText w:val=""/>
-      <w:lvlJc w:val="left"/>
-      <w:pPr>
-        <w:tabs>
-          <w:tab w:val="num" w:pos="6480"/>
-        </w:tabs>
-        <w:ind w:left="6480" w:hanging="360"/>
-      </w:pPr>
-      <w:rPr>
-        <w:rFonts w:ascii="Wingdings" w:hAnsi="Wingdings" w:hint="default"/>
-        <w:sz w:val="20"/>
-      </w:rPr>
-    </w:lvl>
-  </w:abstractNum>
-  <w:abstractNum w:abstractNumId="40" w15:restartNumberingAfterBreak="0">
     <w:nsid w:val="6A5501F5"/>
     <w:multiLevelType w:val="multilevel"/>
     <w:tmpl w:val="85708A5A"/>
@@ -14704,7 +13751,7 @@
       </w:rPr>
     </w:lvl>
   </w:abstractNum>
-  <w:abstractNum w:abstractNumId="41" w15:restartNumberingAfterBreak="0">
+  <w:abstractNum w:abstractNumId="37" w15:restartNumberingAfterBreak="0">
     <w:nsid w:val="6A98264B"/>
     <w:multiLevelType w:val="hybridMultilevel"/>
     <w:tmpl w:val="84508DB2"/>
@@ -14817,7 +13864,7 @@
       </w:rPr>
     </w:lvl>
   </w:abstractNum>
-  <w:abstractNum w:abstractNumId="42" w15:restartNumberingAfterBreak="0">
+  <w:abstractNum w:abstractNumId="38" w15:restartNumberingAfterBreak="0">
     <w:nsid w:val="6B781FDD"/>
     <w:multiLevelType w:val="hybridMultilevel"/>
     <w:tmpl w:val="88F8090A"/>
@@ -14906,179 +13953,7 @@
       </w:pPr>
     </w:lvl>
   </w:abstractNum>
-  <w:abstractNum w:abstractNumId="43" w15:restartNumberingAfterBreak="0">
-    <w:nsid w:val="6D0F1BAC"/>
-    <w:multiLevelType w:val="hybridMultilevel"/>
-    <w:tmpl w:val="A7EED8EE"/>
-    <w:lvl w:ilvl="0" w:tplc="100A0017">
-      <w:start w:val="1"/>
-      <w:numFmt w:val="lowerLetter"/>
-      <w:lvlText w:val="%1)"/>
-      <w:lvlJc w:val="left"/>
-      <w:pPr>
-        <w:ind w:left="720" w:hanging="360"/>
-      </w:pPr>
-    </w:lvl>
-    <w:lvl w:ilvl="1" w:tplc="100A0019" w:tentative="1">
-      <w:start w:val="1"/>
-      <w:numFmt w:val="lowerLetter"/>
-      <w:lvlText w:val="%2."/>
-      <w:lvlJc w:val="left"/>
-      <w:pPr>
-        <w:ind w:left="1440" w:hanging="360"/>
-      </w:pPr>
-    </w:lvl>
-    <w:lvl w:ilvl="2" w:tplc="100A001B" w:tentative="1">
-      <w:start w:val="1"/>
-      <w:numFmt w:val="lowerRoman"/>
-      <w:lvlText w:val="%3."/>
-      <w:lvlJc w:val="right"/>
-      <w:pPr>
-        <w:ind w:left="2160" w:hanging="180"/>
-      </w:pPr>
-    </w:lvl>
-    <w:lvl w:ilvl="3" w:tplc="100A000F" w:tentative="1">
-      <w:start w:val="1"/>
-      <w:numFmt w:val="decimal"/>
-      <w:lvlText w:val="%4."/>
-      <w:lvlJc w:val="left"/>
-      <w:pPr>
-        <w:ind w:left="2880" w:hanging="360"/>
-      </w:pPr>
-    </w:lvl>
-    <w:lvl w:ilvl="4" w:tplc="100A0019" w:tentative="1">
-      <w:start w:val="1"/>
-      <w:numFmt w:val="lowerLetter"/>
-      <w:lvlText w:val="%5."/>
-      <w:lvlJc w:val="left"/>
-      <w:pPr>
-        <w:ind w:left="3600" w:hanging="360"/>
-      </w:pPr>
-    </w:lvl>
-    <w:lvl w:ilvl="5" w:tplc="100A001B" w:tentative="1">
-      <w:start w:val="1"/>
-      <w:numFmt w:val="lowerRoman"/>
-      <w:lvlText w:val="%6."/>
-      <w:lvlJc w:val="right"/>
-      <w:pPr>
-        <w:ind w:left="4320" w:hanging="180"/>
-      </w:pPr>
-    </w:lvl>
-    <w:lvl w:ilvl="6" w:tplc="100A000F" w:tentative="1">
-      <w:start w:val="1"/>
-      <w:numFmt w:val="decimal"/>
-      <w:lvlText w:val="%7."/>
-      <w:lvlJc w:val="left"/>
-      <w:pPr>
-        <w:ind w:left="5040" w:hanging="360"/>
-      </w:pPr>
-    </w:lvl>
-    <w:lvl w:ilvl="7" w:tplc="100A0019" w:tentative="1">
-      <w:start w:val="1"/>
-      <w:numFmt w:val="lowerLetter"/>
-      <w:lvlText w:val="%8."/>
-      <w:lvlJc w:val="left"/>
-      <w:pPr>
-        <w:ind w:left="5760" w:hanging="360"/>
-      </w:pPr>
-    </w:lvl>
-    <w:lvl w:ilvl="8" w:tplc="100A001B" w:tentative="1">
-      <w:start w:val="1"/>
-      <w:numFmt w:val="lowerRoman"/>
-      <w:lvlText w:val="%9."/>
-      <w:lvlJc w:val="right"/>
-      <w:pPr>
-        <w:ind w:left="6480" w:hanging="180"/>
-      </w:pPr>
-    </w:lvl>
-  </w:abstractNum>
-  <w:abstractNum w:abstractNumId="44" w15:restartNumberingAfterBreak="0">
-    <w:nsid w:val="6E074025"/>
-    <w:multiLevelType w:val="hybridMultilevel"/>
-    <w:tmpl w:val="2368BBAE"/>
-    <w:lvl w:ilvl="0" w:tplc="100A0017">
-      <w:start w:val="1"/>
-      <w:numFmt w:val="lowerLetter"/>
-      <w:lvlText w:val="%1)"/>
-      <w:lvlJc w:val="left"/>
-      <w:pPr>
-        <w:ind w:left="720" w:hanging="360"/>
-      </w:pPr>
-    </w:lvl>
-    <w:lvl w:ilvl="1" w:tplc="100A0019" w:tentative="1">
-      <w:start w:val="1"/>
-      <w:numFmt w:val="lowerLetter"/>
-      <w:lvlText w:val="%2."/>
-      <w:lvlJc w:val="left"/>
-      <w:pPr>
-        <w:ind w:left="1440" w:hanging="360"/>
-      </w:pPr>
-    </w:lvl>
-    <w:lvl w:ilvl="2" w:tplc="100A001B" w:tentative="1">
-      <w:start w:val="1"/>
-      <w:numFmt w:val="lowerRoman"/>
-      <w:lvlText w:val="%3."/>
-      <w:lvlJc w:val="right"/>
-      <w:pPr>
-        <w:ind w:left="2160" w:hanging="180"/>
-      </w:pPr>
-    </w:lvl>
-    <w:lvl w:ilvl="3" w:tplc="100A000F" w:tentative="1">
-      <w:start w:val="1"/>
-      <w:numFmt w:val="decimal"/>
-      <w:lvlText w:val="%4."/>
-      <w:lvlJc w:val="left"/>
-      <w:pPr>
-        <w:ind w:left="2880" w:hanging="360"/>
-      </w:pPr>
-    </w:lvl>
-    <w:lvl w:ilvl="4" w:tplc="100A0019" w:tentative="1">
-      <w:start w:val="1"/>
-      <w:numFmt w:val="lowerLetter"/>
-      <w:lvlText w:val="%5."/>
-      <w:lvlJc w:val="left"/>
-      <w:pPr>
-        <w:ind w:left="3600" w:hanging="360"/>
-      </w:pPr>
-    </w:lvl>
-    <w:lvl w:ilvl="5" w:tplc="100A001B" w:tentative="1">
-      <w:start w:val="1"/>
-      <w:numFmt w:val="lowerRoman"/>
-      <w:lvlText w:val="%6."/>
-      <w:lvlJc w:val="right"/>
-      <w:pPr>
-        <w:ind w:left="4320" w:hanging="180"/>
-      </w:pPr>
-    </w:lvl>
-    <w:lvl w:ilvl="6" w:tplc="100A000F" w:tentative="1">
-      <w:start w:val="1"/>
-      <w:numFmt w:val="decimal"/>
-      <w:lvlText w:val="%7."/>
-      <w:lvlJc w:val="left"/>
-      <w:pPr>
-        <w:ind w:left="5040" w:hanging="360"/>
-      </w:pPr>
-    </w:lvl>
-    <w:lvl w:ilvl="7" w:tplc="100A0019" w:tentative="1">
-      <w:start w:val="1"/>
-      <w:numFmt w:val="lowerLetter"/>
-      <w:lvlText w:val="%8."/>
-      <w:lvlJc w:val="left"/>
-      <w:pPr>
-        <w:ind w:left="5760" w:hanging="360"/>
-      </w:pPr>
-    </w:lvl>
-    <w:lvl w:ilvl="8" w:tplc="100A001B" w:tentative="1">
-      <w:start w:val="1"/>
-      <w:numFmt w:val="lowerRoman"/>
-      <w:lvlText w:val="%9."/>
-      <w:lvlJc w:val="right"/>
-      <w:pPr>
-        <w:ind w:left="6480" w:hanging="180"/>
-      </w:pPr>
-    </w:lvl>
-  </w:abstractNum>
-  <w:abstractNum w:abstractNumId="45" w15:restartNumberingAfterBreak="0">
+  <w:abstractNum w:abstractNumId="39" w15:restartNumberingAfterBreak="0">
     <w:nsid w:val="77D20A9A"/>
     <w:multiLevelType w:val="multilevel"/>
     <w:tmpl w:val="B4E44232"/>
@@ -15191,120 +14066,7 @@
       </w:rPr>
     </w:lvl>
   </w:abstractNum>
-  <w:abstractNum w:abstractNumId="46" w15:restartNumberingAfterBreak="0">
-    <w:nsid w:val="78AE0BE1"/>
-    <w:multiLevelType w:val="multilevel"/>
-    <w:tmpl w:val="A6C8C952"/>
-    <w:lvl w:ilvl="0">
-      <w:start w:val="1"/>
-      <w:numFmt w:val="none"/>
-      <w:lvlText w:val="2.2.6"/>
-      <w:lvlJc w:val="left"/>
-      <w:pPr>
-        <w:ind w:left="360" w:hanging="360"/>
-      </w:pPr>
-      <w:rPr>
-        <w:rFonts w:hint="default"/>
-      </w:rPr>
-    </w:lvl>
-    <w:lvl w:ilvl="1">
-      <w:start w:val="1"/>
-      <w:numFmt w:val="decimal"/>
-      <w:lvlText w:val="%1.%2."/>
-      <w:lvlJc w:val="left"/>
-      <w:pPr>
-        <w:ind w:left="792" w:hanging="432"/>
-      </w:pPr>
-      <w:rPr>
-        <w:rFonts w:hint="default"/>
-      </w:rPr>
-    </w:lvl>
-    <w:lvl w:ilvl="2">
-      <w:start w:val="1"/>
-      <w:numFmt w:val="decimal"/>
-      <w:lvlText w:val="%1.%2.%3."/>
-      <w:lvlJc w:val="left"/>
-      <w:pPr>
-        <w:ind w:left="1224" w:hanging="504"/>
-      </w:pPr>
-      <w:rPr>
-        <w:rFonts w:hint="default"/>
-      </w:rPr>
-    </w:lvl>
-    <w:lvl w:ilvl="3">
-      <w:start w:val="1"/>
-      <w:numFmt w:val="decimal"/>
-      <w:lvlText w:val="%1.%2.%3.%4."/>
-      <w:lvlJc w:val="left"/>
-      <w:pPr>
-        <w:ind w:left="1728" w:hanging="648"/>
-      </w:pPr>
-      <w:rPr>
-        <w:rFonts w:hint="default"/>
-      </w:rPr>
-    </w:lvl>
-    <w:lvl w:ilvl="4">
-      <w:start w:val="1"/>
-      <w:numFmt w:val="decimal"/>
-      <w:lvlText w:val="%1.%2.%3.%4.%5."/>
-      <w:lvlJc w:val="left"/>
-      <w:pPr>
-        <w:ind w:left="2232" w:hanging="792"/>
-      </w:pPr>
-      <w:rPr>
-        <w:rFonts w:hint="default"/>
-      </w:rPr>
-    </w:lvl>
-    <w:lvl w:ilvl="5">
-      <w:start w:val="1"/>
-      <w:numFmt w:val="decimal"/>
-      <w:lvlText w:val="%1.%2.%3.%4.%5.%6."/>
-      <w:lvlJc w:val="left"/>
-      <w:pPr>
-        <w:ind w:left="2736" w:hanging="936"/>
-      </w:pPr>
-      <w:rPr>
-        <w:rFonts w:hint="default"/>
-      </w:rPr>
-    </w:lvl>
-    <w:lvl w:ilvl="6">
-      <w:start w:val="1"/>
-      <w:numFmt w:val="decimal"/>
-      <w:lvlText w:val="%1.%2.%3.%4.%5.%6.%7."/>
-      <w:lvlJc w:val="left"/>
-      <w:pPr>
-        <w:ind w:left="3240" w:hanging="1080"/>
-      </w:pPr>
-      <w:rPr>
-        <w:rFonts w:hint="default"/>
-      </w:rPr>
-    </w:lvl>
-    <w:lvl w:ilvl="7">
-      <w:start w:val="1"/>
-      <w:numFmt w:val="decimal"/>
-      <w:lvlText w:val="%1.%2.%3.%4.%5.%6.%7.%8."/>
-      <w:lvlJc w:val="left"/>
-      <w:pPr>
-        <w:ind w:left="3744" w:hanging="1224"/>
-      </w:pPr>
-      <w:rPr>
-        <w:rFonts w:hint="default"/>
-      </w:rPr>
-    </w:lvl>
-    <w:lvl w:ilvl="8">
-      <w:start w:val="1"/>
-      <w:numFmt w:val="decimal"/>
-      <w:lvlText w:val="%1.%2.%3.%4.%5.%6.%7.%8.%9."/>
-      <w:lvlJc w:val="left"/>
-      <w:pPr>
-        <w:ind w:left="4320" w:hanging="1440"/>
-      </w:pPr>
-      <w:rPr>
-        <w:rFonts w:hint="default"/>
-      </w:rPr>
-    </w:lvl>
-  </w:abstractNum>
-  <w:abstractNum w:abstractNumId="47" w15:restartNumberingAfterBreak="0">
+  <w:abstractNum w:abstractNumId="40" w15:restartNumberingAfterBreak="0">
     <w:nsid w:val="7A08627F"/>
     <w:multiLevelType w:val="multilevel"/>
     <w:tmpl w:val="F11454A6"/>
@@ -15417,156 +14179,7 @@
       </w:rPr>
     </w:lvl>
   </w:abstractNum>
-  <w:abstractNum w:abstractNumId="48" w15:restartNumberingAfterBreak="0">
-    <w:nsid w:val="7CE109DF"/>
-    <w:multiLevelType w:val="multilevel"/>
-    <w:tmpl w:val="AD02C314"/>
-    <w:lvl w:ilvl="0">
-      <w:start w:val="1"/>
-      <w:numFmt w:val="bullet"/>
-      <w:lvlText w:val=""/>
-      <w:lvlJc w:val="left"/>
-      <w:pPr>
-        <w:tabs>
-          <w:tab w:val="num" w:pos="720"/>
-        </w:tabs>
-        <w:ind w:left="720" w:hanging="360"/>
-      </w:pPr>
-      <w:rPr>
-        <w:rFonts w:ascii="Symbol" w:hAnsi="Symbol" w:hint="default"/>
-        <w:sz w:val="20"/>
-      </w:rPr>
-    </w:lvl>
-    <w:lvl w:ilvl="1" w:tentative="1">
-      <w:start w:val="1"/>
-      <w:numFmt w:val="bullet"/>
-      <w:lvlText w:val="o"/>
-      <w:lvlJc w:val="left"/>
-      <w:pPr>
-        <w:tabs>
-          <w:tab w:val="num" w:pos="1440"/>
-        </w:tabs>
-        <w:ind w:left="1440" w:hanging="360"/>
-      </w:pPr>
-      <w:rPr>
-        <w:rFonts w:ascii="Courier New" w:hAnsi="Courier New" w:hint="default"/>
-        <w:sz w:val="20"/>
-      </w:rPr>
-    </w:lvl>
-    <w:lvl w:ilvl="2" w:tentative="1">
-      <w:start w:val="1"/>
-      <w:numFmt w:val="bullet"/>
-      <w:lvlText w:val=""/>
-      <w:lvlJc w:val="left"/>
-      <w:pPr>
-        <w:tabs>
-          <w:tab w:val="num" w:pos="2160"/>
-        </w:tabs>
-        <w:ind w:left="2160" w:hanging="360"/>
-      </w:pPr>
-      <w:rPr>
-        <w:rFonts w:ascii="Wingdings" w:hAnsi="Wingdings" w:hint="default"/>
-        <w:sz w:val="20"/>
-      </w:rPr>
-    </w:lvl>
-    <w:lvl w:ilvl="3" w:tentative="1">
-      <w:start w:val="1"/>
-      <w:numFmt w:val="bullet"/>
-      <w:lvlText w:val=""/>
-      <w:lvlJc w:val="left"/>
-      <w:pPr>
-        <w:tabs>
-          <w:tab w:val="num" w:pos="2880"/>
-        </w:tabs>
-        <w:ind w:left="2880" w:hanging="360"/>
-      </w:pPr>
-      <w:rPr>
-        <w:rFonts w:ascii="Wingdings" w:hAnsi="Wingdings" w:hint="default"/>
-        <w:sz w:val="20"/>
-      </w:rPr>
-    </w:lvl>
-    <w:lvl w:ilvl="4" w:tentative="1">
-      <w:start w:val="1"/>
-      <w:numFmt w:val="bullet"/>
-      <w:lvlText w:val=""/>
-      <w:lvlJc w:val="left"/>
-      <w:pPr>
-        <w:tabs>
-          <w:tab w:val="num" w:pos="3600"/>
-        </w:tabs>
-        <w:ind w:left="3600" w:hanging="360"/>
-      </w:pPr>
-      <w:rPr>
-        <w:rFonts w:ascii="Wingdings" w:hAnsi="Wingdings" w:hint="default"/>
-        <w:sz w:val="20"/>
-      </w:rPr>
-    </w:lvl>
-    <w:lvl w:ilvl="5" w:tentative="1">
-      <w:start w:val="1"/>
-      <w:numFmt w:val="bullet"/>
-      <w:lvlText w:val=""/>
-      <w:lvlJc w:val="left"/>
-      <w:pPr>
-        <w:tabs>
-          <w:tab w:val="num" w:pos="4320"/>
-        </w:tabs>
-        <w:ind w:left="4320" w:hanging="360"/>
-      </w:pPr>
-      <w:rPr>
-        <w:rFonts w:ascii="Wingdings" w:hAnsi="Wingdings" w:hint="default"/>
-        <w:sz w:val="20"/>
-      </w:rPr>
-    </w:lvl>
-    <w:lvl w:ilvl="6" w:tentative="1">
-      <w:start w:val="1"/>
-      <w:numFmt w:val="bullet"/>
-      <w:lvlText w:val=""/>
-      <w:lvlJc w:val="left"/>
-      <w:pPr>
-        <w:tabs>
-          <w:tab w:val="num" w:pos="5040"/>
-        </w:tabs>
-        <w:ind w:left="5040" w:hanging="360"/>
-      </w:pPr>
-      <w:rPr>
-        <w:rFonts w:ascii="Wingdings" w:hAnsi="Wingdings" w:hint="default"/>
-        <w:sz w:val="20"/>
-      </w:rPr>
-    </w:lvl>
-    <w:lvl w:ilvl="7" w:tentative="1">
-      <w:start w:val="1"/>
-      <w:numFmt w:val="bullet"/>
-      <w:lvlText w:val=""/>
-      <w:lvlJc w:val="left"/>
-      <w:pPr>
-        <w:tabs>
-          <w:tab w:val="num" w:pos="5760"/>
-        </w:tabs>
-        <w:ind w:left="5760" w:hanging="360"/>
-      </w:pPr>
-      <w:rPr>
-        <w:rFonts w:ascii="Wingdings" w:hAnsi="Wingdings" w:hint="default"/>
-        <w:sz w:val="20"/>
-      </w:rPr>
-    </w:lvl>
-    <w:lvl w:ilvl="8" w:tentative="1">
-      <w:start w:val="1"/>
-      <w:numFmt w:val="bullet"/>
-      <w:lvlText w:val=""/>
-      <w:lvlJc w:val="left"/>
-      <w:pPr>
-        <w:tabs>
-          <w:tab w:val="num" w:pos="6480"/>
-        </w:tabs>
-        <w:ind w:left="6480" w:hanging="360"/>
-      </w:pPr>
-      <w:rPr>
-        <w:rFonts w:ascii="Wingdings" w:hAnsi="Wingdings" w:hint="default"/>
-        <w:sz w:val="20"/>
-      </w:rPr>
-    </w:lvl>
-  </w:abstractNum>
-  <w:abstractNum w:abstractNumId="49" w15:restartNumberingAfterBreak="0">
+  <w:abstractNum w:abstractNumId="41" w15:restartNumberingAfterBreak="0">
     <w:nsid w:val="7D6B3C57"/>
     <w:multiLevelType w:val="hybridMultilevel"/>
     <w:tmpl w:val="13006A00"/>
@@ -15655,162 +14268,138 @@
       </w:pPr>
     </w:lvl>
   </w:abstractNum>
-  <w:num w:numId="1" w16cid:durableId="1364090465">
-    <w:abstractNumId w:val="45"/>
+  <w:num w:numId="1">
+    <w:abstractNumId w:val="39"/>
   </w:num>
-  <w:num w:numId="2" w16cid:durableId="1529872889">
+  <w:num w:numId="2">
     <w:abstractNumId w:val="14"/>
   </w:num>
-  <w:num w:numId="3" w16cid:durableId="192348549">
+  <w:num w:numId="3">
+    <w:abstractNumId w:val="9"/>
+  </w:num>
+  <w:num w:numId="4">
+    <w:abstractNumId w:val="19"/>
+  </w:num>
+  <w:num w:numId="5">
+    <w:abstractNumId w:val="1"/>
+  </w:num>
+  <w:num w:numId="6">
+    <w:abstractNumId w:val="32"/>
+  </w:num>
+  <w:num w:numId="7">
+    <w:abstractNumId w:val="16"/>
+  </w:num>
+  <w:num w:numId="8">
+    <w:abstractNumId w:val="23"/>
+  </w:num>
+  <w:num w:numId="9">
+    <w:abstractNumId w:val="36"/>
+  </w:num>
+  <w:num w:numId="10">
+    <w:abstractNumId w:val="21"/>
+  </w:num>
+  <w:num w:numId="11">
+    <w:abstractNumId w:val="34"/>
+  </w:num>
+  <w:num w:numId="12">
+    <w:abstractNumId w:val="2"/>
+  </w:num>
+  <w:num w:numId="13">
+    <w:abstractNumId w:val="29"/>
+  </w:num>
+  <w:num w:numId="14">
+    <w:abstractNumId w:val="27"/>
+  </w:num>
+  <w:num w:numId="15">
+    <w:abstractNumId w:val="33"/>
+  </w:num>
+  <w:num w:numId="16">
+    <w:abstractNumId w:val="25"/>
+  </w:num>
+  <w:num w:numId="17">
+    <w:abstractNumId w:val="30"/>
+  </w:num>
+  <w:num w:numId="18">
+    <w:abstractNumId w:val="12"/>
+  </w:num>
+  <w:num w:numId="19">
+    <w:abstractNumId w:val="18"/>
+  </w:num>
+  <w:num w:numId="20">
+    <w:abstractNumId w:val="40"/>
+  </w:num>
+  <w:num w:numId="21">
+    <w:abstractNumId w:val="10"/>
+  </w:num>
+  <w:num w:numId="22">
+    <w:abstractNumId w:val="6"/>
+  </w:num>
+  <w:num w:numId="23">
+    <w:abstractNumId w:val="26"/>
+  </w:num>
+  <w:num w:numId="24">
+    <w:abstractNumId w:val="24"/>
+  </w:num>
+  <w:num w:numId="25">
+    <w:abstractNumId w:val="37"/>
+  </w:num>
+  <w:num w:numId="26">
+    <w:abstractNumId w:val="22"/>
+  </w:num>
+  <w:num w:numId="27">
+    <w:abstractNumId w:val="17"/>
+  </w:num>
+  <w:num w:numId="28">
+    <w:abstractNumId w:val="41"/>
+  </w:num>
+  <w:num w:numId="29">
+    <w:abstractNumId w:val="31"/>
+  </w:num>
+  <w:num w:numId="30">
+    <w:abstractNumId w:val="20"/>
+  </w:num>
+  <w:num w:numId="31">
+    <w:abstractNumId w:val="11"/>
+  </w:num>
+  <w:num w:numId="32">
+    <w:abstractNumId w:val="38"/>
+  </w:num>
+  <w:num w:numId="33">
+    <w:abstractNumId w:val="13"/>
+  </w:num>
+  <w:num w:numId="34">
+    <w:abstractNumId w:val="0"/>
+  </w:num>
+  <w:num w:numId="35">
     <w:abstractNumId w:val="7"/>
   </w:num>
-  <w:num w:numId="4" w16cid:durableId="901986279">
-    <w:abstractNumId w:val="19"/>
+  <w:num w:numId="36">
+    <w:abstractNumId w:val="35"/>
   </w:num>
-  <w:num w:numId="5" w16cid:durableId="1551843578">
-    <w:abstractNumId w:val="1"/>
-  </w:num>
-  <w:num w:numId="6" w16cid:durableId="1251891076">
-    <w:abstractNumId w:val="36"/>
-  </w:num>
-  <w:num w:numId="7" w16cid:durableId="436945101">
-    <w:abstractNumId w:val="16"/>
-  </w:num>
-  <w:num w:numId="8" w16cid:durableId="1933971097">
-    <w:abstractNumId w:val="43"/>
-  </w:num>
-  <w:num w:numId="9" w16cid:durableId="637032555">
-    <w:abstractNumId w:val="24"/>
-  </w:num>
-  <w:num w:numId="10" w16cid:durableId="1419521124">
-    <w:abstractNumId w:val="40"/>
-  </w:num>
-  <w:num w:numId="11" w16cid:durableId="1348606108">
-    <w:abstractNumId w:val="22"/>
-  </w:num>
-  <w:num w:numId="12" w16cid:durableId="2121531603">
-    <w:abstractNumId w:val="38"/>
-  </w:num>
-  <w:num w:numId="13" w16cid:durableId="2011522704">
-    <w:abstractNumId w:val="2"/>
-  </w:num>
-  <w:num w:numId="14" w16cid:durableId="728915278">
-    <w:abstractNumId w:val="21"/>
-  </w:num>
-  <w:num w:numId="15" w16cid:durableId="641541646">
-    <w:abstractNumId w:val="12"/>
-  </w:num>
-  <w:num w:numId="16" w16cid:durableId="2120103004">
-    <w:abstractNumId w:val="13"/>
-  </w:num>
-  <w:num w:numId="17" w16cid:durableId="526675554">
-    <w:abstractNumId w:val="46"/>
-  </w:num>
-  <w:num w:numId="18" w16cid:durableId="584189709">
-    <w:abstractNumId w:val="44"/>
-  </w:num>
-  <w:num w:numId="19" w16cid:durableId="2127656138">
-    <w:abstractNumId w:val="33"/>
-  </w:num>
-  <w:num w:numId="20" w16cid:durableId="1634867200">
-    <w:abstractNumId w:val="30"/>
-  </w:num>
-  <w:num w:numId="21" w16cid:durableId="1693993048">
-    <w:abstractNumId w:val="37"/>
-  </w:num>
-  <w:num w:numId="22" w16cid:durableId="560864876">
-    <w:abstractNumId w:val="27"/>
-  </w:num>
-  <w:num w:numId="23" w16cid:durableId="243144771">
-    <w:abstractNumId w:val="34"/>
-  </w:num>
-  <w:num w:numId="24" w16cid:durableId="1641302594">
-    <w:abstractNumId w:val="10"/>
-  </w:num>
-  <w:num w:numId="25" w16cid:durableId="235941576">
-    <w:abstractNumId w:val="18"/>
-  </w:num>
-  <w:num w:numId="26" w16cid:durableId="1205828466">
-    <w:abstractNumId w:val="47"/>
-  </w:num>
-  <w:num w:numId="27" w16cid:durableId="1852985593">
+  <w:num w:numId="37">
     <w:abstractNumId w:val="8"/>
   </w:num>
-  <w:num w:numId="28" w16cid:durableId="622080503">
+  <w:num w:numId="38">
+    <w:abstractNumId w:val="15"/>
+  </w:num>
+  <w:num w:numId="39">
     <w:abstractNumId w:val="4"/>
   </w:num>
-  <w:num w:numId="29" w16cid:durableId="131412360">
-    <w:abstractNumId w:val="29"/>
+  <w:num w:numId="40">
+    <w:abstractNumId w:val="5"/>
   </w:num>
-  <w:num w:numId="30" w16cid:durableId="1584291723">
-    <w:abstractNumId w:val="26"/>
+  <w:num w:numId="41">
+    <w:abstractNumId w:val="3"/>
   </w:num>
-  <w:num w:numId="31" w16cid:durableId="1656372183">
-    <w:abstractNumId w:val="41"/>
-  </w:num>
-  <w:num w:numId="32" w16cid:durableId="605966672">
-    <w:abstractNumId w:val="23"/>
-  </w:num>
-  <w:num w:numId="33" w16cid:durableId="1903170680">
-    <w:abstractNumId w:val="17"/>
-  </w:num>
-  <w:num w:numId="34" w16cid:durableId="1790737258">
-    <w:abstractNumId w:val="49"/>
-  </w:num>
-  <w:num w:numId="35" w16cid:durableId="55671666">
-    <w:abstractNumId w:val="35"/>
-  </w:num>
-  <w:num w:numId="36" w16cid:durableId="1665355132">
-    <w:abstractNumId w:val="20"/>
-  </w:num>
-  <w:num w:numId="37" w16cid:durableId="1289314742">
-    <w:abstractNumId w:val="9"/>
-  </w:num>
-  <w:num w:numId="38" w16cid:durableId="1894149221">
-    <w:abstractNumId w:val="42"/>
-  </w:num>
-  <w:num w:numId="39" w16cid:durableId="764687210">
-    <w:abstractNumId w:val="11"/>
-  </w:num>
-  <w:num w:numId="40" w16cid:durableId="1952087242">
-    <w:abstractNumId w:val="32"/>
-  </w:num>
-  <w:num w:numId="41" w16cid:durableId="1817530918">
-    <w:abstractNumId w:val="25"/>
-  </w:num>
-  <w:num w:numId="42" w16cid:durableId="1452091374">
-    <w:abstractNumId w:val="31"/>
-  </w:num>
-  <w:num w:numId="43" w16cid:durableId="1133258088">
-    <w:abstractNumId w:val="48"/>
-  </w:num>
-  <w:num w:numId="44" w16cid:durableId="1077941007">
+  <w:num w:numId="42">
     <w:abstractNumId w:val="28"/>
   </w:num>
-  <w:num w:numId="45" w16cid:durableId="29649697">
-    <w:abstractNumId w:val="0"/>
-  </w:num>
-  <w:num w:numId="46" w16cid:durableId="1042050951">
-    <w:abstractNumId w:val="5"/>
-  </w:num>
-  <w:num w:numId="47" w16cid:durableId="2137601534">
-    <w:abstractNumId w:val="39"/>
-  </w:num>
-  <w:num w:numId="48" w16cid:durableId="448278217">
-    <w:abstractNumId w:val="6"/>
-  </w:num>
-  <w:num w:numId="49" w16cid:durableId="1579829182">
-    <w:abstractNumId w:val="15"/>
-  </w:num>
-  <w:num w:numId="50" w16cid:durableId="1476071851">
-    <w:abstractNumId w:val="3"/>
-  </w:num>
-  <w:numIdMacAtCleanup w:val="37"/>
+  <w:numIdMacAtCleanup w:val="42"/>
 </w:numbering>
 </file>
 
 <file path=word/styles.xml><?xml version="1.0" encoding="utf-8"?>
-<w:styles xmlns:mc="http://schemas.openxmlformats.org/markup-compatibility/2006" xmlns:r="http://schemas.openxmlformats.org/officeDocument/2006/relationships" xmlns:w="http://schemas.openxmlformats.org/wordprocessingml/2006/main" xmlns:w14="http://schemas.microsoft.com/office/word/2010/wordml" xmlns:w15="http://schemas.microsoft.com/office/word/2012/wordml" xmlns:w16cex="http://schemas.microsoft.com/office/word/2018/wordml/cex" xmlns:w16cid="http://schemas.microsoft.com/office/word/2016/wordml/cid" xmlns:w16="http://schemas.microsoft.com/office/word/2018/wordml" xmlns:w16du="http://schemas.microsoft.com/office/word/2023/wordml/word16du" xmlns:w16sdtdh="http://schemas.microsoft.com/office/word/2020/wordml/sdtdatahash" xmlns:w16sdtfl="http://schemas.microsoft.com/office/word/2024/wordml/sdtformatlock" xmlns:w16se="http://schemas.microsoft.com/office/word/2015/wordml/symex" mc:Ignorable="w14 w15 w16se w16cid w16 w16cex w16sdtdh w16sdtfl w16du">
+<w:styles xmlns:mc="http://schemas.openxmlformats.org/markup-compatibility/2006" xmlns:r="http://schemas.openxmlformats.org/officeDocument/2006/relationships" xmlns:w="http://schemas.openxmlformats.org/wordprocessingml/2006/main" xmlns:w14="http://schemas.microsoft.com/office/word/2010/wordml" xmlns:w15="http://schemas.microsoft.com/office/word/2012/wordml" xmlns:w16cex="http://schemas.microsoft.com/office/word/2018/wordml/cex" xmlns:w16cid="http://schemas.microsoft.com/office/word/2016/wordml/cid" xmlns:w16="http://schemas.microsoft.com/office/word/2018/wordml" xmlns:w16sdtdh="http://schemas.microsoft.com/office/word/2020/wordml/sdtdatahash" xmlns:w16se="http://schemas.microsoft.com/office/word/2015/wordml/symex" mc:Ignorable="w14 w15 w16se w16cid w16 w16cex w16sdtdh">
   <w:docDefaults>
     <w:rPrDefault>
       <w:rPr>
@@ -16280,6 +14869,7 @@
   <w:style w:type="character" w:default="1" w:styleId="Fuentedeprrafopredeter">
     <w:name w:val="Default Paragraph Font"/>
     <w:uiPriority w:val="1"/>
+    <w:semiHidden/>
     <w:unhideWhenUsed/>
   </w:style>
   <w:style w:type="table" w:default="1" w:styleId="Tablanormal">
@@ -16355,7 +14945,7 @@
       <w:szCs w:val="24"/>
     </w:rPr>
   </w:style>
-  <w:style w:type="character" w:styleId="Fuerte">
+  <w:style w:type="character" w:styleId="Textoennegrita">
     <w:name w:val="Strong"/>
     <w:basedOn w:val="Fuentedeprrafopredeter"/>
     <w:uiPriority w:val="22"/>

--- a/Propuesta - Vacunas.docx
+++ b/Propuesta - Vacunas.docx
@@ -3531,7 +3531,23 @@
           <w:rFonts w:ascii="Arial" w:eastAsiaTheme="minorHAnsi" w:hAnsi="Arial" w:cs="Arial"/>
           <w:lang w:val="es-419" w:eastAsia="es-GT"/>
         </w:rPr>
-        <w:t>Para el desarrollo del proyecto se utilizará la metodología Scrum, organizada en cuatro sprints que abarcan desde el levantamiento de requerimientos y el diseño funcional del sistema, hasta el desarrollo, las pruebas y la elaboración de la documentación técnica y de usuario, favoreciendo un desarrollo iterativo y con validación constante.</w:t>
+        <w:t xml:space="preserve">Para el desarrollo del proyecto se utilizará la metodología Scrum, organizada en cuatro </w:t>
+      </w:r>
+      <w:proofErr w:type="spellStart"/>
+      <w:r>
+        <w:rPr>
+          <w:rFonts w:ascii="Arial" w:eastAsiaTheme="minorHAnsi" w:hAnsi="Arial" w:cs="Arial"/>
+          <w:lang w:val="es-419" w:eastAsia="es-GT"/>
+        </w:rPr>
+        <w:t>sprints</w:t>
+      </w:r>
+      <w:proofErr w:type="spellEnd"/>
+      <w:r>
+        <w:rPr>
+          <w:rFonts w:ascii="Arial" w:eastAsiaTheme="minorHAnsi" w:hAnsi="Arial" w:cs="Arial"/>
+          <w:lang w:val="es-419" w:eastAsia="es-GT"/>
+        </w:rPr>
+        <w:t xml:space="preserve"> que abarcan desde el levantamiento de requerimientos y el diseño funcional del sistema, hasta el desarrollo, las pruebas y la elaboración de la documentación técnica y de usuario, favoreciendo un desarrollo iterativo y con validación constante.</w:t>
       </w:r>
     </w:p>
     <w:p>
@@ -4671,8 +4687,19 @@
           <w:bCs/>
           <w:lang w:val="es-419" w:eastAsia="es-GT"/>
         </w:rPr>
-        <w:t>Open mSupply</w:t>
-      </w:r>
+        <w:t xml:space="preserve">Open </w:t>
+      </w:r>
+      <w:proofErr w:type="spellStart"/>
+      <w:r>
+        <w:rPr>
+          <w:rFonts w:ascii="Arial" w:eastAsiaTheme="minorHAnsi" w:hAnsi="Arial" w:cs="Arial"/>
+          <w:b/>
+          <w:bCs/>
+          <w:lang w:val="es-419" w:eastAsia="es-GT"/>
+        </w:rPr>
+        <w:t>mSupply</w:t>
+      </w:r>
+      <w:proofErr w:type="spellEnd"/>
     </w:p>
     <w:p>
       <w:pPr>
@@ -4689,7 +4716,39 @@
           <w:rFonts w:ascii="Arial" w:eastAsiaTheme="minorHAnsi" w:hAnsi="Arial" w:cs="Arial"/>
           <w:lang w:val="es-GT" w:eastAsia="es-GT"/>
         </w:rPr>
-        <w:t>Es un sistema de información para la gestión logística (LMIS, por sus siglas en inglés) de código abierto, bajo licencia AGPL, utilizado en más de 30 países para apoyar el registro, la distribución y el despacho de productos médicos desde bodegas nacionales hasta clínicas remotas (mSupply Foundation, s.f.). Incluye un módulo específico de cadena de frío que permite monitorear el estado de los refrigeradores y dar seguimiento al historial de cada lote de vacunas desde su adquisición hasta su aplicación. Sin embargo, al tratarse de una plataforma diseñada para cadenas de suministro nacionales de varios niveles, su implementación requiere infraestructura de servidor propia y personal con conocimientos técnicos para instalarla, configurarla y mantenerla, y no cuenta con un proveedor local en Guatemala que brinde soporte o capacitación. Estas condiciones representan una barrera considerable para su adopción directa por parte de los centros de salud del departamento de San Marcos, donde no se cuenta con personal técnico dedicado a la administración de este tipo de sistemas.</w:t>
+        <w:t>Es un sistema de información para la gestión logística (LMIS, por sus siglas en inglés) de código abierto, bajo licencia AGPL, utilizado en más de 30 países para apoyar el registro, la distribución y el despacho de productos médicos desde bodegas nacionales hasta clínicas remotas (</w:t>
+      </w:r>
+      <w:proofErr w:type="spellStart"/>
+      <w:r>
+        <w:rPr>
+          <w:rFonts w:ascii="Arial" w:eastAsiaTheme="minorHAnsi" w:hAnsi="Arial" w:cs="Arial"/>
+          <w:lang w:val="es-GT" w:eastAsia="es-GT"/>
+        </w:rPr>
+        <w:t>mSupply</w:t>
+      </w:r>
+      <w:proofErr w:type="spellEnd"/>
+      <w:r>
+        <w:rPr>
+          <w:rFonts w:ascii="Arial" w:eastAsiaTheme="minorHAnsi" w:hAnsi="Arial" w:cs="Arial"/>
+          <w:lang w:val="es-GT" w:eastAsia="es-GT"/>
+        </w:rPr>
+        <w:t xml:space="preserve"> </w:t>
+      </w:r>
+      <w:proofErr w:type="spellStart"/>
+      <w:r>
+        <w:rPr>
+          <w:rFonts w:ascii="Arial" w:eastAsiaTheme="minorHAnsi" w:hAnsi="Arial" w:cs="Arial"/>
+          <w:lang w:val="es-GT" w:eastAsia="es-GT"/>
+        </w:rPr>
+        <w:t>Foundation</w:t>
+      </w:r>
+      <w:proofErr w:type="spellEnd"/>
+      <w:r>
+        <w:rPr>
+          <w:rFonts w:ascii="Arial" w:eastAsiaTheme="minorHAnsi" w:hAnsi="Arial" w:cs="Arial"/>
+          <w:lang w:val="es-GT" w:eastAsia="es-GT"/>
+        </w:rPr>
+        <w:t>, s.f.). Incluye un módulo específico de cadena de frío que permite monitorear el estado de los refrigeradores y dar seguimiento al historial de cada lote de vacunas desde su adquisición hasta su aplicación. Sin embargo, al tratarse de una plataforma diseñada para cadenas de suministro nacionales de varios niveles, su implementación requiere infraestructura de servidor propia y personal con conocimientos técnicos para instalarla, configurarla y mantenerla, y no cuenta con un proveedor local en Guatemala que brinde soporte o capacitación. Estas condiciones representan una barrera considerable para su adopción directa por parte de los centros de salud del departamento de San Marcos, donde no se cuenta con personal técnico dedicado a la administración de este tipo de sistemas.</w:t>
       </w:r>
     </w:p>
     <w:p>
@@ -4925,6 +4984,9 @@
         </w:numPr>
       </w:pPr>
       <w:bookmarkStart w:id="8" w:name="_Toc236848967"/>
+      <w:r>
+        <w:t xml:space="preserve"> </w:t>
+      </w:r>
       <w:r>
         <w:t>Objetivos</w:t>
       </w:r>
@@ -5745,7 +5807,47 @@
           <w:szCs w:val="24"/>
           <w:lang w:val="es-MX"/>
         </w:rPr>
-        <w:t xml:space="preserve"> desarrollada con React y Tailwind para el diseño, es el medio mediante el cual el personal de los centros de salud y las autoridades del Centro de Salud de San Marcos interactuarán con el sistema a través de un navegador web.</w:t>
+        <w:t xml:space="preserve"> desarrollada con </w:t>
+      </w:r>
+      <w:proofErr w:type="spellStart"/>
+      <w:r>
+        <w:rPr>
+          <w:rFonts w:ascii="Arial" w:hAnsi="Arial" w:cs="Arial"/>
+          <w:sz w:val="24"/>
+          <w:szCs w:val="24"/>
+          <w:lang w:val="es-MX"/>
+        </w:rPr>
+        <w:t>React</w:t>
+      </w:r>
+      <w:proofErr w:type="spellEnd"/>
+      <w:r>
+        <w:rPr>
+          <w:rFonts w:ascii="Arial" w:hAnsi="Arial" w:cs="Arial"/>
+          <w:sz w:val="24"/>
+          <w:szCs w:val="24"/>
+          <w:lang w:val="es-MX"/>
+        </w:rPr>
+        <w:t xml:space="preserve"> y </w:t>
+      </w:r>
+      <w:proofErr w:type="spellStart"/>
+      <w:r>
+        <w:rPr>
+          <w:rFonts w:ascii="Arial" w:hAnsi="Arial" w:cs="Arial"/>
+          <w:sz w:val="24"/>
+          <w:szCs w:val="24"/>
+          <w:lang w:val="es-MX"/>
+        </w:rPr>
+        <w:t>Tailwind</w:t>
+      </w:r>
+      <w:proofErr w:type="spellEnd"/>
+      <w:r>
+        <w:rPr>
+          <w:rFonts w:ascii="Arial" w:hAnsi="Arial" w:cs="Arial"/>
+          <w:sz w:val="24"/>
+          <w:szCs w:val="24"/>
+          <w:lang w:val="es-MX"/>
+        </w:rPr>
+        <w:t xml:space="preserve"> para el diseño, es el medio mediante el cual el personal de los centros de salud y las autoridades del Centro de Salud de San Marcos interactuarán con el sistema a través de un navegador web.</w:t>
       </w:r>
     </w:p>
     <w:p>
@@ -5970,7 +6072,27 @@
           <w:szCs w:val="24"/>
           <w:lang w:val="es-MX"/>
         </w:rPr>
-        <w:t xml:space="preserve"> mediante DigitalOcean, encargado de proveer la infraestructura necesaria y brindar el enlace para que el usuario final pueda acceder al sistema a través de internet.</w:t>
+        <w:t xml:space="preserve"> mediante </w:t>
+      </w:r>
+      <w:proofErr w:type="spellStart"/>
+      <w:r>
+        <w:rPr>
+          <w:rFonts w:ascii="Arial" w:hAnsi="Arial" w:cs="Arial"/>
+          <w:sz w:val="24"/>
+          <w:szCs w:val="24"/>
+          <w:lang w:val="es-MX"/>
+        </w:rPr>
+        <w:t>DigitalOcean</w:t>
+      </w:r>
+      <w:proofErr w:type="spellEnd"/>
+      <w:r>
+        <w:rPr>
+          <w:rFonts w:ascii="Arial" w:hAnsi="Arial" w:cs="Arial"/>
+          <w:sz w:val="24"/>
+          <w:szCs w:val="24"/>
+          <w:lang w:val="es-MX"/>
+        </w:rPr>
+        <w:t>, encargado de proveer la infraestructura necesaria y brindar el enlace para que el usuario final pueda acceder al sistema a través de internet.</w:t>
       </w:r>
     </w:p>
     <w:p>
@@ -6007,7 +6129,47 @@
           <w:szCs w:val="24"/>
           <w:lang w:val="es-MX"/>
         </w:rPr>
-        <w:t xml:space="preserve"> creada a través de un droplet de DigitalOcean con distribución Linux, que provee el entorno básico para la configuración y el funcionamiento del sistema.</w:t>
+        <w:t xml:space="preserve"> creada a través de un </w:t>
+      </w:r>
+      <w:proofErr w:type="spellStart"/>
+      <w:r>
+        <w:rPr>
+          <w:rFonts w:ascii="Arial" w:hAnsi="Arial" w:cs="Arial"/>
+          <w:sz w:val="24"/>
+          <w:szCs w:val="24"/>
+          <w:lang w:val="es-MX"/>
+        </w:rPr>
+        <w:t>droplet</w:t>
+      </w:r>
+      <w:proofErr w:type="spellEnd"/>
+      <w:r>
+        <w:rPr>
+          <w:rFonts w:ascii="Arial" w:hAnsi="Arial" w:cs="Arial"/>
+          <w:sz w:val="24"/>
+          <w:szCs w:val="24"/>
+          <w:lang w:val="es-MX"/>
+        </w:rPr>
+        <w:t xml:space="preserve"> de </w:t>
+      </w:r>
+      <w:proofErr w:type="spellStart"/>
+      <w:r>
+        <w:rPr>
+          <w:rFonts w:ascii="Arial" w:hAnsi="Arial" w:cs="Arial"/>
+          <w:sz w:val="24"/>
+          <w:szCs w:val="24"/>
+          <w:lang w:val="es-MX"/>
+        </w:rPr>
+        <w:t>DigitalOcean</w:t>
+      </w:r>
+      <w:proofErr w:type="spellEnd"/>
+      <w:r>
+        <w:rPr>
+          <w:rFonts w:ascii="Arial" w:hAnsi="Arial" w:cs="Arial"/>
+          <w:sz w:val="24"/>
+          <w:szCs w:val="24"/>
+          <w:lang w:val="es-MX"/>
+        </w:rPr>
+        <w:t xml:space="preserve"> con distribución Linux, que provee el entorno básico para la configuración y el funcionamiento del sistema.</w:t>
       </w:r>
     </w:p>
     <w:p>
@@ -7616,7 +7778,39 @@
           <w:rFonts w:ascii="Arial" w:eastAsiaTheme="minorHAnsi" w:hAnsi="Arial" w:cs="Arial"/>
           <w:lang w:val="es-419" w:eastAsia="es-GT"/>
         </w:rPr>
-        <w:t>Para el desarrollo del proyecto se utilizará la metodología Scrum, debido a que permite organizar el trabajo en ciclos cortos e incrementales, conocidos como sprints. Según Schwaber y Sutherland (2020), autores de la Guía de Scrum, este es un marco de trabajo ligero que ayuda a las personas, equipos y organizaciones a generar valor mediante soluciones adaptables para problemas complejos, a través de dichos ciclos cortos e iterativos. Esta metodología resulta adecuada para proyectos de software en los que se requiere flexibilidad, revisión constante y adaptación a cambios durante el proceso de desarrollo. La elección de Scrum responde a la naturaleza del proyecto, ya que el desarrollo de una aplicación web para centros de salud requiere validaciones frecuentes, definición progresiva de funcionalidades y revisión constante de los módulos implementados. Esto favorece la reducción de errores, mejora la comunicación del equipo y permite entregar incrementos funcionales durante el desarrollo.</w:t>
+        <w:t xml:space="preserve">Para el desarrollo del proyecto se utilizará la metodología Scrum, debido a que permite organizar el trabajo en ciclos cortos e incrementales, conocidos como </w:t>
+      </w:r>
+      <w:proofErr w:type="spellStart"/>
+      <w:r>
+        <w:rPr>
+          <w:rFonts w:ascii="Arial" w:eastAsiaTheme="minorHAnsi" w:hAnsi="Arial" w:cs="Arial"/>
+          <w:lang w:val="es-419" w:eastAsia="es-GT"/>
+        </w:rPr>
+        <w:t>sprints</w:t>
+      </w:r>
+      <w:proofErr w:type="spellEnd"/>
+      <w:r>
+        <w:rPr>
+          <w:rFonts w:ascii="Arial" w:eastAsiaTheme="minorHAnsi" w:hAnsi="Arial" w:cs="Arial"/>
+          <w:lang w:val="es-419" w:eastAsia="es-GT"/>
+        </w:rPr>
+        <w:t xml:space="preserve">. Según </w:t>
+      </w:r>
+      <w:proofErr w:type="spellStart"/>
+      <w:r>
+        <w:rPr>
+          <w:rFonts w:ascii="Arial" w:eastAsiaTheme="minorHAnsi" w:hAnsi="Arial" w:cs="Arial"/>
+          <w:lang w:val="es-419" w:eastAsia="es-GT"/>
+        </w:rPr>
+        <w:t>Schwaber</w:t>
+      </w:r>
+      <w:proofErr w:type="spellEnd"/>
+      <w:r>
+        <w:rPr>
+          <w:rFonts w:ascii="Arial" w:eastAsiaTheme="minorHAnsi" w:hAnsi="Arial" w:cs="Arial"/>
+          <w:lang w:val="es-419" w:eastAsia="es-GT"/>
+        </w:rPr>
+        <w:t xml:space="preserve"> y Sutherland (2020), autores de la Guía de Scrum, este es un marco de trabajo ligero que ayuda a las personas, equipos y organizaciones a generar valor mediante soluciones adaptables para problemas complejos, a través de dichos ciclos cortos e iterativos. Esta metodología resulta adecuada para proyectos de software en los que se requiere flexibilidad, revisión constante y adaptación a cambios durante el proceso de desarrollo. La elección de Scrum responde a la naturaleza del proyecto, ya que el desarrollo de una aplicación web para centros de salud requiere validaciones frecuentes, definición progresiva de funcionalidades y revisión constante de los módulos implementados. Esto favorece la reducción de errores, mejora la comunicación del equipo y permite entregar incrementos funcionales durante el desarrollo.</w:t>
       </w:r>
     </w:p>
     <w:p>
@@ -7634,7 +7828,55 @@
           <w:rFonts w:ascii="Arial" w:eastAsiaTheme="minorHAnsi" w:hAnsi="Arial" w:cs="Arial"/>
           <w:lang w:val="es-419" w:eastAsia="es-GT"/>
         </w:rPr>
-        <w:t>El rol de Product Owner será representado por el integrante encargado de priorizar los requerimientos del sistema, considerando las necesidades del centro de salud y los objetivos del proyecto. El Scrum Master será el responsable de coordinar el cumplimiento de la metodología, organizar las reuniones y apoyar al equipo en la eliminación de obstáculos. Los Developers serán los integrantes encargados del análisis, diseño, programación, pruebas y documentación del sistema.</w:t>
+        <w:t xml:space="preserve">El rol de </w:t>
+      </w:r>
+      <w:proofErr w:type="spellStart"/>
+      <w:r>
+        <w:rPr>
+          <w:rFonts w:ascii="Arial" w:eastAsiaTheme="minorHAnsi" w:hAnsi="Arial" w:cs="Arial"/>
+          <w:lang w:val="es-419" w:eastAsia="es-GT"/>
+        </w:rPr>
+        <w:t>Product</w:t>
+      </w:r>
+      <w:proofErr w:type="spellEnd"/>
+      <w:r>
+        <w:rPr>
+          <w:rFonts w:ascii="Arial" w:eastAsiaTheme="minorHAnsi" w:hAnsi="Arial" w:cs="Arial"/>
+          <w:lang w:val="es-419" w:eastAsia="es-GT"/>
+        </w:rPr>
+        <w:t xml:space="preserve"> </w:t>
+      </w:r>
+      <w:proofErr w:type="spellStart"/>
+      <w:r>
+        <w:rPr>
+          <w:rFonts w:ascii="Arial" w:eastAsiaTheme="minorHAnsi" w:hAnsi="Arial" w:cs="Arial"/>
+          <w:lang w:val="es-419" w:eastAsia="es-GT"/>
+        </w:rPr>
+        <w:t>Owner</w:t>
+      </w:r>
+      <w:proofErr w:type="spellEnd"/>
+      <w:r>
+        <w:rPr>
+          <w:rFonts w:ascii="Arial" w:eastAsiaTheme="minorHAnsi" w:hAnsi="Arial" w:cs="Arial"/>
+          <w:lang w:val="es-419" w:eastAsia="es-GT"/>
+        </w:rPr>
+        <w:t xml:space="preserve"> será representado por el integrante encargado de priorizar los requerimientos del sistema, considerando las necesidades del centro de salud y los objetivos del proyecto. El Scrum Master será el responsable de coordinar el cumplimiento de la metodología, organizar las reuniones y apoyar al equipo en la eliminación de obstáculos. Los </w:t>
+      </w:r>
+      <w:proofErr w:type="spellStart"/>
+      <w:r>
+        <w:rPr>
+          <w:rFonts w:ascii="Arial" w:eastAsiaTheme="minorHAnsi" w:hAnsi="Arial" w:cs="Arial"/>
+          <w:lang w:val="es-419" w:eastAsia="es-GT"/>
+        </w:rPr>
+        <w:t>Developers</w:t>
+      </w:r>
+      <w:proofErr w:type="spellEnd"/>
+      <w:r>
+        <w:rPr>
+          <w:rFonts w:ascii="Arial" w:eastAsiaTheme="minorHAnsi" w:hAnsi="Arial" w:cs="Arial"/>
+          <w:lang w:val="es-419" w:eastAsia="es-GT"/>
+        </w:rPr>
+        <w:t xml:space="preserve"> serán los integrantes encargados del análisis, diseño, programación, pruebas y documentación del sistema.</w:t>
       </w:r>
     </w:p>
     <w:p>
@@ -7652,7 +7894,39 @@
           <w:rFonts w:ascii="Arial" w:eastAsiaTheme="minorHAnsi" w:hAnsi="Arial" w:cs="Arial"/>
           <w:lang w:val="es-419" w:eastAsia="es-GT"/>
         </w:rPr>
-        <w:t xml:space="preserve">Las principales herramientas de Scrum que se utilizarán en el proyecto serán el Product Backlog, el Sprint Backlog y el Incremento. El Product Backlog contendrá la lista priorizada de funcionalidades del sistema, tales como autenticación de usuarios, registro de vacunas, </w:t>
+        <w:t xml:space="preserve">Las principales herramientas de Scrum que se utilizarán en el proyecto serán el </w:t>
+      </w:r>
+      <w:proofErr w:type="spellStart"/>
+      <w:r>
+        <w:rPr>
+          <w:rFonts w:ascii="Arial" w:eastAsiaTheme="minorHAnsi" w:hAnsi="Arial" w:cs="Arial"/>
+          <w:lang w:val="es-419" w:eastAsia="es-GT"/>
+        </w:rPr>
+        <w:t>Product</w:t>
+      </w:r>
+      <w:proofErr w:type="spellEnd"/>
+      <w:r>
+        <w:rPr>
+          <w:rFonts w:ascii="Arial" w:eastAsiaTheme="minorHAnsi" w:hAnsi="Arial" w:cs="Arial"/>
+          <w:lang w:val="es-419" w:eastAsia="es-GT"/>
+        </w:rPr>
+        <w:t xml:space="preserve"> Backlog, el Sprint Backlog y el Incremento. El </w:t>
+      </w:r>
+      <w:proofErr w:type="spellStart"/>
+      <w:r>
+        <w:rPr>
+          <w:rFonts w:ascii="Arial" w:eastAsiaTheme="minorHAnsi" w:hAnsi="Arial" w:cs="Arial"/>
+          <w:lang w:val="es-419" w:eastAsia="es-GT"/>
+        </w:rPr>
+        <w:t>Product</w:t>
+      </w:r>
+      <w:proofErr w:type="spellEnd"/>
+      <w:r>
+        <w:rPr>
+          <w:rFonts w:ascii="Arial" w:eastAsiaTheme="minorHAnsi" w:hAnsi="Arial" w:cs="Arial"/>
+          <w:lang w:val="es-419" w:eastAsia="es-GT"/>
+        </w:rPr>
+        <w:t xml:space="preserve"> Backlog contendrá la lista priorizada de funcionalidades del sistema, tales como autenticación de usuarios, registro de vacunas, </w:t>
       </w:r>
       <w:r>
         <w:rPr>
@@ -7698,7 +7972,39 @@
           <w:rFonts w:ascii="Arial" w:eastAsiaTheme="minorHAnsi" w:hAnsi="Arial" w:cs="Arial"/>
           <w:lang w:val="es-419" w:eastAsia="es-GT"/>
         </w:rPr>
-        <w:t>Esta metodología se desarrollará a lo largo de cuatro Sprints adaptadas al contexto del proyecto, manteniendo relación directa con los objetivos específicos establecidos en el capítulo uno, verificando que se cumpla cada uno de ellos. Estos Sprints permitirán organizar el desarrollo de la aplicación web desde el levantamiento de requerimientos hasta la validación del sistema con usuarios.</w:t>
+        <w:t xml:space="preserve">Esta metodología se desarrollará a lo largo de cuatro </w:t>
+      </w:r>
+      <w:proofErr w:type="spellStart"/>
+      <w:r>
+        <w:rPr>
+          <w:rFonts w:ascii="Arial" w:eastAsiaTheme="minorHAnsi" w:hAnsi="Arial" w:cs="Arial"/>
+          <w:lang w:val="es-419" w:eastAsia="es-GT"/>
+        </w:rPr>
+        <w:t>Sprints</w:t>
+      </w:r>
+      <w:proofErr w:type="spellEnd"/>
+      <w:r>
+        <w:rPr>
+          <w:rFonts w:ascii="Arial" w:eastAsiaTheme="minorHAnsi" w:hAnsi="Arial" w:cs="Arial"/>
+          <w:lang w:val="es-419" w:eastAsia="es-GT"/>
+        </w:rPr>
+        <w:t xml:space="preserve"> adaptadas al contexto del proyecto, manteniendo relación directa con los objetivos específicos establecidos en el capítulo uno, verificando que se cumpla cada uno de ellos. Estos </w:t>
+      </w:r>
+      <w:proofErr w:type="spellStart"/>
+      <w:r>
+        <w:rPr>
+          <w:rFonts w:ascii="Arial" w:eastAsiaTheme="minorHAnsi" w:hAnsi="Arial" w:cs="Arial"/>
+          <w:lang w:val="es-419" w:eastAsia="es-GT"/>
+        </w:rPr>
+        <w:t>Sprints</w:t>
+      </w:r>
+      <w:proofErr w:type="spellEnd"/>
+      <w:r>
+        <w:rPr>
+          <w:rFonts w:ascii="Arial" w:eastAsiaTheme="minorHAnsi" w:hAnsi="Arial" w:cs="Arial"/>
+          <w:lang w:val="es-419" w:eastAsia="es-GT"/>
+        </w:rPr>
+        <w:t xml:space="preserve"> permitirán organizar el desarrollo de la aplicación web desde el levantamiento de requerimientos hasta la validación del sistema con usuarios.</w:t>
       </w:r>
     </w:p>
     <w:p>
@@ -7825,7 +8131,15 @@
       </w:pPr>
       <w:bookmarkStart w:id="35" w:name="_Toc236848977"/>
       <w:r>
-        <w:t>Sprint 1: levantamiento de requerimientos y definición del Product Backlog</w:t>
+        <w:t xml:space="preserve">Sprint 1: levantamiento de requerimientos y definición del </w:t>
+      </w:r>
+      <w:proofErr w:type="spellStart"/>
+      <w:r>
+        <w:t>Product</w:t>
+      </w:r>
+      <w:proofErr w:type="spellEnd"/>
+      <w:r>
+        <w:t xml:space="preserve"> Backlog</w:t>
       </w:r>
       <w:bookmarkEnd w:id="35"/>
     </w:p>
@@ -8108,7 +8422,25 @@
           <w:sz w:val="24"/>
           <w:szCs w:val="24"/>
         </w:rPr>
-        <w:t xml:space="preserve">Herramientas a utilizar: entorno de desarrollo integrado para escribir y organizar el código del sistema, lenguaje de programación web para crear las funciones principales de la aplicación, framework de desarrollo para facilitar la estructura del proyecto, gestor de base de datos para almacenar la información de usuarios, vacunas, centros de salud, tipos de vacuna y población objetivo, sistema de control de versiones para guardar los cambios realizados y llevar un mejor control del avance durante el desarrollo, y pruebas funcionales para verificar que el ingreso de datos, la asociación con centros de salud, </w:t>
+        <w:t xml:space="preserve">Herramientas a utilizar: entorno de desarrollo integrado para escribir y organizar el código del sistema, lenguaje de programación web para crear las funciones principales de la aplicación, </w:t>
+      </w:r>
+      <w:proofErr w:type="spellStart"/>
+      <w:r>
+        <w:rPr>
+          <w:rFonts w:ascii="Arial" w:hAnsi="Arial" w:cs="Arial"/>
+          <w:sz w:val="24"/>
+          <w:szCs w:val="24"/>
+        </w:rPr>
+        <w:t>framework</w:t>
+      </w:r>
+      <w:proofErr w:type="spellEnd"/>
+      <w:r>
+        <w:rPr>
+          <w:rFonts w:ascii="Arial" w:hAnsi="Arial" w:cs="Arial"/>
+          <w:sz w:val="24"/>
+          <w:szCs w:val="24"/>
+        </w:rPr>
+        <w:t xml:space="preserve"> de desarrollo para facilitar la estructura del proyecto, gestor de base de datos para almacenar la información de usuarios, vacunas, centros de salud, tipos de vacuna y población objetivo, sistema de control de versiones para guardar los cambios realizados y llevar un mejor control del avance durante el desarrollo, y pruebas funcionales para verificar que el ingreso de datos, la asociación con centros de salud, </w:t>
       </w:r>
       <w:r>
         <w:rPr>
@@ -9043,9 +9375,9 @@
           <w:noProof/>
         </w:rPr>
         <w:drawing>
-          <wp:inline distT="0" distB="0" distL="0" distR="0" wp14:anchorId="31132607" wp14:editId="6656CEF6">
-            <wp:extent cx="5612130" cy="3310255"/>
-            <wp:effectExtent l="0" t="0" r="7620" b="4445"/>
+          <wp:inline distT="0" distB="0" distL="0" distR="0" wp14:anchorId="31132607" wp14:editId="4F5E0615">
+            <wp:extent cx="5490478" cy="3238500"/>
+            <wp:effectExtent l="0" t="0" r="0" b="0"/>
             <wp:docPr id="1634199830" name="Imagen 1"/>
             <wp:cNvGraphicFramePr>
               <a:graphicFrameLocks xmlns:a="http://schemas.openxmlformats.org/drawingml/2006/main" noChangeAspect="1"/>
@@ -9066,7 +9398,7 @@
                   <pic:spPr>
                     <a:xfrm>
                       <a:off x="0" y="0"/>
-                      <a:ext cx="5612130" cy="3310255"/>
+                      <a:ext cx="5497313" cy="3242532"/>
                     </a:xfrm>
                     <a:prstGeom prst="rect">
                       <a:avLst/>
@@ -9129,7 +9461,25 @@
           <w:sz w:val="24"/>
           <w:szCs w:val="24"/>
         </w:rPr>
-        <w:t>El desarrollo del proyecto se llevará a cabo en un periodo de cuatro meses (dieciséis semanas), distribuido en las fases descritas en el apartado de método: levantamiento de requerimientos, diseño del sistema, los cuatro Sprints de desarrollo, pruebas con usuarios, capacitación y documentación, y entrega final. A continuación, se presenta el cronograma de actividades mediante un diagrama de Gantt.</w:t>
+        <w:t xml:space="preserve">El desarrollo del proyecto se llevará a cabo en un periodo de cuatro meses (dieciséis semanas), distribuido en las fases descritas en el apartado de método: levantamiento de requerimientos, diseño del sistema, los cuatro </w:t>
+      </w:r>
+      <w:proofErr w:type="spellStart"/>
+      <w:r>
+        <w:rPr>
+          <w:rFonts w:ascii="Arial" w:hAnsi="Arial" w:cs="Arial"/>
+          <w:sz w:val="24"/>
+          <w:szCs w:val="24"/>
+        </w:rPr>
+        <w:t>Sprints</w:t>
+      </w:r>
+      <w:proofErr w:type="spellEnd"/>
+      <w:r>
+        <w:rPr>
+          <w:rFonts w:ascii="Arial" w:hAnsi="Arial" w:cs="Arial"/>
+          <w:sz w:val="24"/>
+          <w:szCs w:val="24"/>
+        </w:rPr>
+        <w:t xml:space="preserve"> de desarrollo, pruebas con usuarios, capacitación y documentación, y entrega final. A continuación, se presenta el cronograma de actividades mediante un diagrama de Gantt.</w:t>
       </w:r>
     </w:p>
     <w:p>
@@ -9225,6 +9575,432 @@
       <w:pPr>
         <w:spacing w:line="276" w:lineRule="auto"/>
         <w:rPr>
+          <w:lang w:val="es-419" w:eastAsia="es-GT"/>
+        </w:rPr>
+      </w:pPr>
+    </w:p>
+    <w:p>
+      <w:pPr>
+        <w:spacing w:line="276" w:lineRule="auto"/>
+        <w:rPr>
+          <w:lang w:val="es-419" w:eastAsia="es-GT"/>
+        </w:rPr>
+      </w:pPr>
+    </w:p>
+    <w:p>
+      <w:pPr>
+        <w:spacing w:line="276" w:lineRule="auto"/>
+        <w:rPr>
+          <w:lang w:val="es-419" w:eastAsia="es-GT"/>
+        </w:rPr>
+      </w:pPr>
+    </w:p>
+    <w:p>
+      <w:pPr>
+        <w:spacing w:line="276" w:lineRule="auto"/>
+        <w:rPr>
+          <w:lang w:val="es-419" w:eastAsia="es-GT"/>
+        </w:rPr>
+      </w:pPr>
+    </w:p>
+    <w:p>
+      <w:pPr>
+        <w:spacing w:line="276" w:lineRule="auto"/>
+        <w:rPr>
+          <w:lang w:val="es-419" w:eastAsia="es-GT"/>
+        </w:rPr>
+      </w:pPr>
+    </w:p>
+    <w:p>
+      <w:pPr>
+        <w:spacing w:line="276" w:lineRule="auto"/>
+        <w:rPr>
+          <w:lang w:val="es-419" w:eastAsia="es-GT"/>
+        </w:rPr>
+      </w:pPr>
+    </w:p>
+    <w:p>
+      <w:pPr>
+        <w:spacing w:line="276" w:lineRule="auto"/>
+        <w:rPr>
+          <w:lang w:val="es-419" w:eastAsia="es-GT"/>
+        </w:rPr>
+      </w:pPr>
+    </w:p>
+    <w:p>
+      <w:pPr>
+        <w:spacing w:line="276" w:lineRule="auto"/>
+        <w:rPr>
+          <w:lang w:val="es-419" w:eastAsia="es-GT"/>
+        </w:rPr>
+      </w:pPr>
+    </w:p>
+    <w:p>
+      <w:pPr>
+        <w:spacing w:line="276" w:lineRule="auto"/>
+        <w:rPr>
+          <w:lang w:val="es-419" w:eastAsia="es-GT"/>
+        </w:rPr>
+      </w:pPr>
+    </w:p>
+    <w:p>
+      <w:pPr>
+        <w:spacing w:line="276" w:lineRule="auto"/>
+        <w:jc w:val="center"/>
+        <w:rPr>
+          <w:rFonts w:ascii="Arial" w:hAnsi="Arial" w:cs="Arial"/>
+          <w:b/>
+          <w:bCs/>
+          <w:sz w:val="24"/>
+          <w:szCs w:val="24"/>
+          <w:lang w:val="es-419" w:eastAsia="es-GT"/>
+        </w:rPr>
+      </w:pPr>
+      <w:r>
+        <w:rPr>
+          <w:rFonts w:ascii="Arial" w:hAnsi="Arial" w:cs="Arial"/>
+          <w:b/>
+          <w:bCs/>
+          <w:sz w:val="24"/>
+          <w:szCs w:val="24"/>
+          <w:lang w:val="es-419" w:eastAsia="es-GT"/>
+        </w:rPr>
+        <w:lastRenderedPageBreak/>
+        <w:t>BIBLIOGR</w:t>
+      </w:r>
+      <w:r>
+        <w:rPr>
+          <w:rFonts w:ascii="Arial" w:hAnsi="Arial" w:cs="Arial"/>
+          <w:b/>
+          <w:bCs/>
+          <w:sz w:val="24"/>
+          <w:szCs w:val="24"/>
+          <w:lang w:val="es-419" w:eastAsia="es-GT"/>
+        </w:rPr>
+        <w:t>AFÍA</w:t>
+      </w:r>
+    </w:p>
+    <w:p>
+      <w:pPr>
+        <w:spacing w:line="276" w:lineRule="auto"/>
+        <w:ind w:left="709" w:hanging="709"/>
+        <w:rPr>
+          <w:rFonts w:ascii="Arial" w:hAnsi="Arial" w:cs="Arial"/>
+          <w:sz w:val="24"/>
+          <w:szCs w:val="24"/>
+          <w:lang w:val="es-419" w:eastAsia="es-GT"/>
+        </w:rPr>
+      </w:pPr>
+      <w:r>
+        <w:rPr>
+          <w:rFonts w:ascii="Arial" w:hAnsi="Arial" w:cs="Arial"/>
+          <w:sz w:val="24"/>
+          <w:szCs w:val="24"/>
+          <w:lang w:val="es-419" w:eastAsia="es-GT"/>
+        </w:rPr>
+        <w:t>Castro Calderón, P. A. (2026). Implementación de un sistema web para la gestión de inventario de insumos en el Laboratorio y Banco de Sangre del Hospital Nacional de Especialidades Quirúrgicas de Villa Nueva [Trabajo de graduación, Universidad de San Carlos de Guatemala]. https://biblio.ingenieria.usac.edu.gt/tesis26/T17362.pdf</w:t>
+      </w:r>
+    </w:p>
+    <w:p>
+      <w:pPr>
+        <w:spacing w:line="276" w:lineRule="auto"/>
+        <w:ind w:left="709" w:hanging="709"/>
+        <w:rPr>
+          <w:rFonts w:ascii="Arial" w:hAnsi="Arial" w:cs="Arial"/>
+          <w:sz w:val="24"/>
+          <w:szCs w:val="24"/>
+          <w:lang w:val="es-419" w:eastAsia="es-GT"/>
+        </w:rPr>
+      </w:pPr>
+      <w:r>
+        <w:rPr>
+          <w:rFonts w:ascii="Arial" w:hAnsi="Arial" w:cs="Arial"/>
+          <w:sz w:val="24"/>
+          <w:szCs w:val="24"/>
+          <w:lang w:val="es-419" w:eastAsia="es-GT"/>
+        </w:rPr>
+        <w:t>Congreso de la República de Guatemala. Decreto 25-2024, Ley de Vacunación.</w:t>
+      </w:r>
+    </w:p>
+    <w:p>
+      <w:pPr>
+        <w:spacing w:line="276" w:lineRule="auto"/>
+        <w:ind w:left="709" w:hanging="709"/>
+        <w:rPr>
+          <w:rFonts w:ascii="Arial" w:hAnsi="Arial" w:cs="Arial"/>
+          <w:sz w:val="24"/>
+          <w:szCs w:val="24"/>
+          <w:lang w:val="es-419" w:eastAsia="es-GT"/>
+        </w:rPr>
+      </w:pPr>
+      <w:r>
+        <w:rPr>
+          <w:rFonts w:ascii="Arial" w:hAnsi="Arial" w:cs="Arial"/>
+          <w:sz w:val="24"/>
+          <w:szCs w:val="24"/>
+          <w:lang w:val="es-419" w:eastAsia="es-GT"/>
+        </w:rPr>
+        <w:t>Escuela de Ingeniería en Ciencias y Sistemas, Universidad de San Carlos de Guatemala. (2022). Software para el control de vacunación en Guatemala. Revista Digital de la Escuela de Ingeniería en Ciencias y Sistemas, 20ª edición. https://revistaecys.github.io/20Edicion/19_pareja22.html</w:t>
+      </w:r>
+    </w:p>
+    <w:p>
+      <w:pPr>
+        <w:spacing w:line="276" w:lineRule="auto"/>
+        <w:ind w:left="709" w:hanging="709"/>
+        <w:rPr>
+          <w:rFonts w:ascii="Arial" w:hAnsi="Arial" w:cs="Arial"/>
+          <w:sz w:val="24"/>
+          <w:szCs w:val="24"/>
+          <w:lang w:val="es-419" w:eastAsia="es-GT"/>
+        </w:rPr>
+      </w:pPr>
+      <w:r>
+        <w:rPr>
+          <w:rFonts w:ascii="Arial" w:hAnsi="Arial" w:cs="Arial"/>
+          <w:sz w:val="24"/>
+          <w:szCs w:val="24"/>
+          <w:lang w:val="es-419" w:eastAsia="es-GT"/>
+        </w:rPr>
+        <w:t>Huachos Huiza, J. G. (2021). Sistema web de ventas e inventario de la botica institucional de la Red de Salud Valle del Mantaro [Tesis, Universidad Nacional del Centro del Perú]. https://repositorio.uncp.edu.pe/handle/20.500.12894/6752</w:t>
+      </w:r>
+    </w:p>
+    <w:p>
+      <w:pPr>
+        <w:spacing w:line="276" w:lineRule="auto"/>
+        <w:ind w:left="709" w:hanging="709"/>
+        <w:rPr>
+          <w:rFonts w:ascii="Arial" w:hAnsi="Arial" w:cs="Arial"/>
+          <w:sz w:val="24"/>
+          <w:szCs w:val="24"/>
+          <w:lang w:val="es-419" w:eastAsia="es-GT"/>
+        </w:rPr>
+      </w:pPr>
+      <w:r>
+        <w:rPr>
+          <w:rFonts w:ascii="Arial" w:hAnsi="Arial" w:cs="Arial"/>
+          <w:sz w:val="24"/>
+          <w:szCs w:val="24"/>
+          <w:lang w:val="es-419" w:eastAsia="es-GT"/>
+        </w:rPr>
+        <w:t>Ministerio de Salud Pública y Asistencia Social [MSPAS]. (2018). Memoria de labores 2018.</w:t>
+      </w:r>
+    </w:p>
+    <w:p>
+      <w:pPr>
+        <w:spacing w:line="276" w:lineRule="auto"/>
+        <w:ind w:left="709" w:hanging="709"/>
+        <w:rPr>
+          <w:rFonts w:ascii="Arial" w:hAnsi="Arial" w:cs="Arial"/>
+          <w:sz w:val="24"/>
+          <w:szCs w:val="24"/>
+          <w:lang w:val="es-419" w:eastAsia="es-GT"/>
+        </w:rPr>
+      </w:pPr>
+      <w:r>
+        <w:rPr>
+          <w:rFonts w:ascii="Arial" w:hAnsi="Arial" w:cs="Arial"/>
+          <w:sz w:val="24"/>
+          <w:szCs w:val="24"/>
+          <w:lang w:val="es-419" w:eastAsia="es-GT"/>
+        </w:rPr>
+        <w:t>Ministerio de Salud Pública y Asistencia Social [MSPAS]. (s.f.). Listado de establecimientos de salud — Hospital Nacional de San Marcos. https://establecimientosdesalud.mspas.gob.gt/</w:t>
+      </w:r>
+    </w:p>
+    <w:p>
+      <w:pPr>
+        <w:spacing w:line="276" w:lineRule="auto"/>
+        <w:ind w:left="709" w:hanging="709"/>
+        <w:rPr>
+          <w:rFonts w:ascii="Arial" w:hAnsi="Arial" w:cs="Arial"/>
+          <w:sz w:val="24"/>
+          <w:szCs w:val="24"/>
+          <w:lang w:val="es-419" w:eastAsia="es-GT"/>
+        </w:rPr>
+      </w:pPr>
+      <w:r>
+        <w:rPr>
+          <w:rFonts w:ascii="Arial" w:hAnsi="Arial" w:cs="Arial"/>
+          <w:sz w:val="24"/>
+          <w:szCs w:val="24"/>
+          <w:lang w:val="es-419" w:eastAsia="es-GT"/>
+        </w:rPr>
+        <w:t>Ministerio de Salud Pública y Asistencia Social [MSPAS]. (s.f.). Sitio institucional. https://mspas.gob.gt/</w:t>
+      </w:r>
+    </w:p>
+    <w:p>
+      <w:pPr>
+        <w:spacing w:line="276" w:lineRule="auto"/>
+        <w:ind w:left="709" w:hanging="709"/>
+        <w:rPr>
+          <w:rFonts w:ascii="Arial" w:hAnsi="Arial" w:cs="Arial"/>
+          <w:sz w:val="24"/>
+          <w:szCs w:val="24"/>
+          <w:lang w:val="es-419" w:eastAsia="es-GT"/>
+        </w:rPr>
+      </w:pPr>
+      <w:r>
+        <w:rPr>
+          <w:rFonts w:ascii="Arial" w:hAnsi="Arial" w:cs="Arial"/>
+          <w:sz w:val="24"/>
+          <w:szCs w:val="24"/>
+          <w:lang w:val="es-419" w:eastAsia="es-GT"/>
+        </w:rPr>
+        <w:t>Ministerio de Salud Pública y Asistencia Social [MSPAS]. (s.f.). Tablero de vacunación esquema regular (SIGSA). https://tableros.mspas.gob.gt/vacunacionesquemaregular/</w:t>
+      </w:r>
+    </w:p>
+    <w:p>
+      <w:pPr>
+        <w:spacing w:line="276" w:lineRule="auto"/>
+        <w:ind w:left="709" w:hanging="709"/>
+        <w:rPr>
+          <w:rFonts w:ascii="Arial" w:hAnsi="Arial" w:cs="Arial"/>
+          <w:sz w:val="24"/>
+          <w:szCs w:val="24"/>
+          <w:lang w:val="es-419" w:eastAsia="es-GT"/>
+        </w:rPr>
+      </w:pPr>
+      <w:r>
+        <w:rPr>
+          <w:rFonts w:ascii="Arial" w:hAnsi="Arial" w:cs="Arial"/>
+          <w:sz w:val="24"/>
+          <w:szCs w:val="24"/>
+          <w:lang w:val="es-419" w:eastAsia="es-GT"/>
+        </w:rPr>
+        <w:t>Ministerio de Salud y Protección Social de Colombia. (s.f.). PAIWEB – Manual de usuario, módulo cadena de frío. https://www.minsalud.gov.co/sites/rid/Lists/BibliotecaDigital/RIDE/VS/PP/PAI/manual-usuario-cadena-frio.pdf</w:t>
+      </w:r>
+    </w:p>
+    <w:p>
+      <w:pPr>
+        <w:spacing w:line="276" w:lineRule="auto"/>
+        <w:ind w:left="709" w:hanging="709"/>
+        <w:rPr>
+          <w:rFonts w:ascii="Arial" w:hAnsi="Arial" w:cs="Arial"/>
+          <w:sz w:val="24"/>
+          <w:szCs w:val="24"/>
+          <w:lang w:val="es-419" w:eastAsia="es-GT"/>
+        </w:rPr>
+      </w:pPr>
+      <w:proofErr w:type="spellStart"/>
+      <w:r>
+        <w:rPr>
+          <w:rFonts w:ascii="Arial" w:hAnsi="Arial" w:cs="Arial"/>
+          <w:sz w:val="24"/>
+          <w:szCs w:val="24"/>
+          <w:lang w:val="es-419" w:eastAsia="es-GT"/>
+        </w:rPr>
+        <w:t>mSupply</w:t>
+      </w:r>
+      <w:proofErr w:type="spellEnd"/>
+      <w:r>
+        <w:rPr>
+          <w:rFonts w:ascii="Arial" w:hAnsi="Arial" w:cs="Arial"/>
+          <w:sz w:val="24"/>
+          <w:szCs w:val="24"/>
+          <w:lang w:val="es-419" w:eastAsia="es-GT"/>
+        </w:rPr>
+        <w:t xml:space="preserve"> </w:t>
+      </w:r>
+      <w:proofErr w:type="spellStart"/>
+      <w:r>
+        <w:rPr>
+          <w:rFonts w:ascii="Arial" w:hAnsi="Arial" w:cs="Arial"/>
+          <w:sz w:val="24"/>
+          <w:szCs w:val="24"/>
+          <w:lang w:val="es-419" w:eastAsia="es-GT"/>
+        </w:rPr>
+        <w:t>Foundation</w:t>
+      </w:r>
+      <w:proofErr w:type="spellEnd"/>
+      <w:r>
+        <w:rPr>
+          <w:rFonts w:ascii="Arial" w:hAnsi="Arial" w:cs="Arial"/>
+          <w:sz w:val="24"/>
+          <w:szCs w:val="24"/>
+          <w:lang w:val="es-419" w:eastAsia="es-GT"/>
+        </w:rPr>
+        <w:t xml:space="preserve">. (s.f.). Open </w:t>
+      </w:r>
+      <w:proofErr w:type="spellStart"/>
+      <w:r>
+        <w:rPr>
+          <w:rFonts w:ascii="Arial" w:hAnsi="Arial" w:cs="Arial"/>
+          <w:sz w:val="24"/>
+          <w:szCs w:val="24"/>
+          <w:lang w:val="es-419" w:eastAsia="es-GT"/>
+        </w:rPr>
+        <w:t>mSupply</w:t>
+      </w:r>
+      <w:proofErr w:type="spellEnd"/>
+      <w:r>
+        <w:rPr>
+          <w:rFonts w:ascii="Arial" w:hAnsi="Arial" w:cs="Arial"/>
+          <w:sz w:val="24"/>
+          <w:szCs w:val="24"/>
+          <w:lang w:val="es-419" w:eastAsia="es-GT"/>
+        </w:rPr>
+        <w:t xml:space="preserve"> — Documentación. https://docs.msupply.foundation/es/</w:t>
+      </w:r>
+    </w:p>
+    <w:p>
+      <w:pPr>
+        <w:spacing w:line="276" w:lineRule="auto"/>
+        <w:ind w:left="709" w:hanging="709"/>
+        <w:rPr>
+          <w:rFonts w:ascii="Arial" w:hAnsi="Arial" w:cs="Arial"/>
+          <w:sz w:val="24"/>
+          <w:szCs w:val="24"/>
+          <w:lang w:val="es-419" w:eastAsia="es-GT"/>
+        </w:rPr>
+      </w:pPr>
+      <w:proofErr w:type="spellStart"/>
+      <w:r>
+        <w:rPr>
+          <w:rFonts w:ascii="Arial" w:hAnsi="Arial" w:cs="Arial"/>
+          <w:sz w:val="24"/>
+          <w:szCs w:val="24"/>
+          <w:lang w:val="es-419" w:eastAsia="es-GT"/>
+        </w:rPr>
+        <w:t>Schwaber</w:t>
+      </w:r>
+      <w:proofErr w:type="spellEnd"/>
+      <w:r>
+        <w:rPr>
+          <w:rFonts w:ascii="Arial" w:hAnsi="Arial" w:cs="Arial"/>
+          <w:sz w:val="24"/>
+          <w:szCs w:val="24"/>
+          <w:lang w:val="es-419" w:eastAsia="es-GT"/>
+        </w:rPr>
+        <w:t>, K. y Sutherland, J. (2020). La Guía de Scrum. https://scrumguides.org/</w:t>
+      </w:r>
+    </w:p>
+    <w:p>
+      <w:pPr>
+        <w:spacing w:line="276" w:lineRule="auto"/>
+        <w:ind w:left="709" w:hanging="709"/>
+        <w:rPr>
+          <w:rFonts w:ascii="Arial" w:hAnsi="Arial" w:cs="Arial"/>
+          <w:sz w:val="24"/>
+          <w:szCs w:val="24"/>
+          <w:lang w:val="es-419" w:eastAsia="es-GT"/>
+        </w:rPr>
+      </w:pPr>
+      <w:r>
+        <w:rPr>
+          <w:rFonts w:ascii="Arial" w:hAnsi="Arial" w:cs="Arial"/>
+          <w:sz w:val="24"/>
+          <w:szCs w:val="24"/>
+          <w:lang w:val="es-419" w:eastAsia="es-GT"/>
+        </w:rPr>
+        <w:t>Secretaría de Coordinación Ejecutiva de la Presidencia [SCEP]. (2023). Caracterización municipal: San Marcos.</w:t>
+      </w:r>
+    </w:p>
+    <w:p>
+      <w:pPr>
+        <w:spacing w:line="276" w:lineRule="auto"/>
+        <w:rPr>
+          <w:rFonts w:ascii="Arial" w:hAnsi="Arial" w:cs="Arial"/>
+          <w:sz w:val="24"/>
+          <w:szCs w:val="24"/>
           <w:lang w:val="es-419" w:eastAsia="es-GT"/>
         </w:rPr>
       </w:pPr>
@@ -9437,27 +10213,14 @@
       <w:pStyle w:val="Encabezado"/>
       <w:jc w:val="right"/>
     </w:pPr>
-    <w:r>
-      <w:fldChar w:fldCharType="begin"/>
-    </w:r>
-    <w:r>
-      <w:instrText xml:space="preserve"> STYLEREF  "Título 2"  \* MERGEFORMAT </w:instrText>
-    </w:r>
-    <w:r>
-      <w:fldChar w:fldCharType="separate"/>
-    </w:r>
-    <w:r>
-      <w:rPr>
-        <w:noProof/>
-      </w:rPr>
-      <w:t>Planteamiento del problema</w:t>
-    </w:r>
-    <w:r>
-      <w:rPr>
-        <w:noProof/>
-      </w:rPr>
-      <w:fldChar w:fldCharType="end"/>
-    </w:r>
+    <w:fldSimple w:instr=" STYLEREF  &quot;Título 2&quot;  \* MERGEFORMAT ">
+      <w:r>
+        <w:rPr>
+          <w:noProof/>
+        </w:rPr>
+        <w:t>Planteamiento del problema</w:t>
+      </w:r>
+    </w:fldSimple>
   </w:p>
 </w:hdr>
 </file>
@@ -9492,27 +10255,14 @@
       </w:pBdr>
       <w:jc w:val="right"/>
     </w:pPr>
-    <w:r>
-      <w:fldChar w:fldCharType="begin"/>
-    </w:r>
-    <w:r>
-      <w:instrText xml:space="preserve"> STYLEREF  "Título 2"  \* MERGEFORMAT </w:instrText>
-    </w:r>
-    <w:r>
-      <w:fldChar w:fldCharType="separate"/>
-    </w:r>
-    <w:r>
-      <w:rPr>
-        <w:noProof/>
-      </w:rPr>
-      <w:t>Cronograma de actividades</w:t>
-    </w:r>
-    <w:r>
-      <w:rPr>
-        <w:noProof/>
-      </w:rPr>
-      <w:fldChar w:fldCharType="end"/>
-    </w:r>
+    <w:fldSimple w:instr=" STYLEREF  &quot;Título 2&quot;  \* MERGEFORMAT ">
+      <w:r>
+        <w:rPr>
+          <w:noProof/>
+        </w:rPr>
+        <w:t>Cronograma de actividades</w:t>
+      </w:r>
+    </w:fldSimple>
   </w:p>
 </w:hdr>
 </file>

--- a/Propuesta - Vacunas.docx
+++ b/Propuesta - Vacunas.docx
@@ -1,6 +1,6 @@
 
 <file path=word/document.xml><?xml version="1.0" encoding="utf-8"?>
-<w:document xmlns:wpc="http://schemas.microsoft.com/office/word/2010/wordprocessingCanvas" xmlns:cx="http://schemas.microsoft.com/office/drawing/2014/chartex" xmlns:cx1="http://schemas.microsoft.com/office/drawing/2015/9/8/chartex" xmlns:cx2="http://schemas.microsoft.com/office/drawing/2015/10/21/chartex" xmlns:cx3="http://schemas.microsoft.com/office/drawing/2016/5/9/chartex" xmlns:cx4="http://schemas.microsoft.com/office/drawing/2016/5/10/chartex" xmlns:cx5="http://schemas.microsoft.com/office/drawing/2016/5/11/chartex" xmlns:cx6="http://schemas.microsoft.com/office/drawing/2016/5/12/chartex" xmlns:cx7="http://schemas.microsoft.com/office/drawing/2016/5/13/chartex" xmlns:cx8="http://schemas.microsoft.com/office/drawing/2016/5/14/chartex" xmlns:mc="http://schemas.openxmlformats.org/markup-compatibility/2006" xmlns:aink="http://schemas.microsoft.com/office/drawing/2016/ink" xmlns:am3d="http://schemas.microsoft.com/office/drawing/2017/model3d" xmlns:o="urn:schemas-microsoft-com:office:office" xmlns:r="http://schemas.openxmlformats.org/officeDocument/2006/relationships" xmlns:m="http://schemas.openxmlformats.org/officeDocument/2006/math" xmlns:v="urn:schemas-microsoft-com:vml" xmlns:wp14="http://schemas.microsoft.com/office/word/2010/wordprocessingDrawing" xmlns:wp="http://schemas.openxmlformats.org/drawingml/2006/wordprocessingDrawing" xmlns:w10="urn:schemas-microsoft-com:office:word" xmlns:w="http://schemas.openxmlformats.org/wordprocessingml/2006/main" xmlns:w14="http://schemas.microsoft.com/office/word/2010/wordml" xmlns:w15="http://schemas.microsoft.com/office/word/2012/wordml" xmlns:w16cex="http://schemas.microsoft.com/office/word/2018/wordml/cex" xmlns:w16cid="http://schemas.microsoft.com/office/word/2016/wordml/cid" xmlns:w16="http://schemas.microsoft.com/office/word/2018/wordml" xmlns:w16sdtdh="http://schemas.microsoft.com/office/word/2020/wordml/sdtdatahash" xmlns:w16se="http://schemas.microsoft.com/office/word/2015/wordml/symex" xmlns:wpg="http://schemas.microsoft.com/office/word/2010/wordprocessingGroup" xmlns:wpi="http://schemas.microsoft.com/office/word/2010/wordprocessingInk" xmlns:wne="http://schemas.microsoft.com/office/word/2006/wordml" xmlns:wps="http://schemas.microsoft.com/office/word/2010/wordprocessingShape" mc:Ignorable="w14 w15 w16se w16cid w16 w16cex w16sdtdh wp14">
+<w:document xmlns:wpc="http://schemas.microsoft.com/office/word/2010/wordprocessingCanvas" xmlns:cx="http://schemas.microsoft.com/office/drawing/2014/chartex" xmlns:cx1="http://schemas.microsoft.com/office/drawing/2015/9/8/chartex" xmlns:cx2="http://schemas.microsoft.com/office/drawing/2015/10/21/chartex" xmlns:cx3="http://schemas.microsoft.com/office/drawing/2016/5/9/chartex" xmlns:cx4="http://schemas.microsoft.com/office/drawing/2016/5/10/chartex" xmlns:cx5="http://schemas.microsoft.com/office/drawing/2016/5/11/chartex" xmlns:cx6="http://schemas.microsoft.com/office/drawing/2016/5/12/chartex" xmlns:cx7="http://schemas.microsoft.com/office/drawing/2016/5/13/chartex" xmlns:cx8="http://schemas.microsoft.com/office/drawing/2016/5/14/chartex" xmlns:mc="http://schemas.openxmlformats.org/markup-compatibility/2006" xmlns:aink="http://schemas.microsoft.com/office/drawing/2016/ink" xmlns:am3d="http://schemas.microsoft.com/office/drawing/2017/model3d" xmlns:o="urn:schemas-microsoft-com:office:office" xmlns:oel="http://schemas.microsoft.com/office/2019/extlst" xmlns:r="http://schemas.openxmlformats.org/officeDocument/2006/relationships" xmlns:m="http://schemas.openxmlformats.org/officeDocument/2006/math" xmlns:v="urn:schemas-microsoft-com:vml" xmlns:wp14="http://schemas.microsoft.com/office/word/2010/wordprocessingDrawing" xmlns:wp="http://schemas.openxmlformats.org/drawingml/2006/wordprocessingDrawing" xmlns:w10="urn:schemas-microsoft-com:office:word" xmlns:w="http://schemas.openxmlformats.org/wordprocessingml/2006/main" xmlns:w14="http://schemas.microsoft.com/office/word/2010/wordml" xmlns:w15="http://schemas.microsoft.com/office/word/2012/wordml" xmlns:w16cei="http://schemas.microsoft.com/office/word/2026/wordml/cei" xmlns:w16cex="http://schemas.microsoft.com/office/word/2018/wordml/cex" xmlns:w16cid="http://schemas.microsoft.com/office/word/2016/wordml/cid" xmlns:w16="http://schemas.microsoft.com/office/word/2018/wordml" xmlns:w16du="http://schemas.microsoft.com/office/word/2023/wordml/word16du" xmlns:w16sdtdh="http://schemas.microsoft.com/office/word/2020/wordml/sdtdatahash" xmlns:w16sdtfl="http://schemas.microsoft.com/office/word/2024/wordml/sdtformatlock" xmlns:w16se="http://schemas.microsoft.com/office/word/2015/wordml/symex" xmlns:wpg="http://schemas.microsoft.com/office/word/2010/wordprocessingGroup" xmlns:wpi="http://schemas.microsoft.com/office/word/2010/wordprocessingInk" xmlns:wne="http://schemas.microsoft.com/office/word/2006/wordml" xmlns:wps="http://schemas.microsoft.com/office/word/2010/wordprocessingShape" mc:Ignorable="w14 w15 w16se w16cid w16 w16cex w16sdtdh w16sdtfl w16du wp14">
   <w:body>
     <w:p>
       <w:pPr>
@@ -3531,23 +3531,7 @@
           <w:rFonts w:ascii="Arial" w:eastAsiaTheme="minorHAnsi" w:hAnsi="Arial" w:cs="Arial"/>
           <w:lang w:val="es-419" w:eastAsia="es-GT"/>
         </w:rPr>
-        <w:t xml:space="preserve">Para el desarrollo del proyecto se utilizará la metodología Scrum, organizada en cuatro </w:t>
-      </w:r>
-      <w:proofErr w:type="spellStart"/>
-      <w:r>
-        <w:rPr>
-          <w:rFonts w:ascii="Arial" w:eastAsiaTheme="minorHAnsi" w:hAnsi="Arial" w:cs="Arial"/>
-          <w:lang w:val="es-419" w:eastAsia="es-GT"/>
-        </w:rPr>
-        <w:t>sprints</w:t>
-      </w:r>
-      <w:proofErr w:type="spellEnd"/>
-      <w:r>
-        <w:rPr>
-          <w:rFonts w:ascii="Arial" w:eastAsiaTheme="minorHAnsi" w:hAnsi="Arial" w:cs="Arial"/>
-          <w:lang w:val="es-419" w:eastAsia="es-GT"/>
-        </w:rPr>
-        <w:t xml:space="preserve"> que abarcan desde el levantamiento de requerimientos y el diseño funcional del sistema, hasta el desarrollo, las pruebas y la elaboración de la documentación técnica y de usuario, favoreciendo un desarrollo iterativo y con validación constante.</w:t>
+        <w:t>Para el desarrollo del proyecto se utilizará la metodología Scrum, organizada en cuatro sprints que abarcan desde el levantamiento de requerimientos y el diseño funcional del sistema, hasta el desarrollo, las pruebas y la elaboración de la documentación técnica y de usuario, favoreciendo un desarrollo iterativo y con validación constante.</w:t>
       </w:r>
     </w:p>
     <w:p>
@@ -4687,19 +4671,8 @@
           <w:bCs/>
           <w:lang w:val="es-419" w:eastAsia="es-GT"/>
         </w:rPr>
-        <w:t xml:space="preserve">Open </w:t>
-      </w:r>
-      <w:proofErr w:type="spellStart"/>
-      <w:r>
-        <w:rPr>
-          <w:rFonts w:ascii="Arial" w:eastAsiaTheme="minorHAnsi" w:hAnsi="Arial" w:cs="Arial"/>
-          <w:b/>
-          <w:bCs/>
-          <w:lang w:val="es-419" w:eastAsia="es-GT"/>
-        </w:rPr>
-        <w:t>mSupply</w:t>
-      </w:r>
-      <w:proofErr w:type="spellEnd"/>
+        <w:t>Open mSupply</w:t>
+      </w:r>
     </w:p>
     <w:p>
       <w:pPr>
@@ -4716,39 +4689,7 @@
           <w:rFonts w:ascii="Arial" w:eastAsiaTheme="minorHAnsi" w:hAnsi="Arial" w:cs="Arial"/>
           <w:lang w:val="es-GT" w:eastAsia="es-GT"/>
         </w:rPr>
-        <w:t>Es un sistema de información para la gestión logística (LMIS, por sus siglas en inglés) de código abierto, bajo licencia AGPL, utilizado en más de 30 países para apoyar el registro, la distribución y el despacho de productos médicos desde bodegas nacionales hasta clínicas remotas (</w:t>
-      </w:r>
-      <w:proofErr w:type="spellStart"/>
-      <w:r>
-        <w:rPr>
-          <w:rFonts w:ascii="Arial" w:eastAsiaTheme="minorHAnsi" w:hAnsi="Arial" w:cs="Arial"/>
-          <w:lang w:val="es-GT" w:eastAsia="es-GT"/>
-        </w:rPr>
-        <w:t>mSupply</w:t>
-      </w:r>
-      <w:proofErr w:type="spellEnd"/>
-      <w:r>
-        <w:rPr>
-          <w:rFonts w:ascii="Arial" w:eastAsiaTheme="minorHAnsi" w:hAnsi="Arial" w:cs="Arial"/>
-          <w:lang w:val="es-GT" w:eastAsia="es-GT"/>
-        </w:rPr>
-        <w:t xml:space="preserve"> </w:t>
-      </w:r>
-      <w:proofErr w:type="spellStart"/>
-      <w:r>
-        <w:rPr>
-          <w:rFonts w:ascii="Arial" w:eastAsiaTheme="minorHAnsi" w:hAnsi="Arial" w:cs="Arial"/>
-          <w:lang w:val="es-GT" w:eastAsia="es-GT"/>
-        </w:rPr>
-        <w:t>Foundation</w:t>
-      </w:r>
-      <w:proofErr w:type="spellEnd"/>
-      <w:r>
-        <w:rPr>
-          <w:rFonts w:ascii="Arial" w:eastAsiaTheme="minorHAnsi" w:hAnsi="Arial" w:cs="Arial"/>
-          <w:lang w:val="es-GT" w:eastAsia="es-GT"/>
-        </w:rPr>
-        <w:t>, s.f.). Incluye un módulo específico de cadena de frío que permite monitorear el estado de los refrigeradores y dar seguimiento al historial de cada lote de vacunas desde su adquisición hasta su aplicación. Sin embargo, al tratarse de una plataforma diseñada para cadenas de suministro nacionales de varios niveles, su implementación requiere infraestructura de servidor propia y personal con conocimientos técnicos para instalarla, configurarla y mantenerla, y no cuenta con un proveedor local en Guatemala que brinde soporte o capacitación. Estas condiciones representan una barrera considerable para su adopción directa por parte de los centros de salud del departamento de San Marcos, donde no se cuenta con personal técnico dedicado a la administración de este tipo de sistemas.</w:t>
+        <w:t>Es un sistema de información para la gestión logística (LMIS, por sus siglas en inglés) de código abierto, bajo licencia AGPL, utilizado en más de 30 países para apoyar el registro, la distribución y el despacho de productos médicos desde bodegas nacionales hasta clínicas remotas (mSupply Foundation, s.f.). Incluye un módulo específico de cadena de frío que permite monitorear el estado de los refrigeradores y dar seguimiento al historial de cada lote de vacunas desde su adquisición hasta su aplicación. Sin embargo, al tratarse de una plataforma diseñada para cadenas de suministro nacionales de varios niveles, su implementación requiere infraestructura de servidor propia y personal con conocimientos técnicos para instalarla, configurarla y mantenerla, y no cuenta con un proveedor local en Guatemala que brinde soporte o capacitación. Estas condiciones representan una barrera considerable para su adopción directa por parte de los centros de salud del departamento de San Marcos, donde no se cuenta con personal técnico dedicado a la administración de este tipo de sistemas.</w:t>
       </w:r>
     </w:p>
     <w:p>
@@ -5807,47 +5748,7 @@
           <w:szCs w:val="24"/>
           <w:lang w:val="es-MX"/>
         </w:rPr>
-        <w:t xml:space="preserve"> desarrollada con </w:t>
-      </w:r>
-      <w:proofErr w:type="spellStart"/>
-      <w:r>
-        <w:rPr>
-          <w:rFonts w:ascii="Arial" w:hAnsi="Arial" w:cs="Arial"/>
-          <w:sz w:val="24"/>
-          <w:szCs w:val="24"/>
-          <w:lang w:val="es-MX"/>
-        </w:rPr>
-        <w:t>React</w:t>
-      </w:r>
-      <w:proofErr w:type="spellEnd"/>
-      <w:r>
-        <w:rPr>
-          <w:rFonts w:ascii="Arial" w:hAnsi="Arial" w:cs="Arial"/>
-          <w:sz w:val="24"/>
-          <w:szCs w:val="24"/>
-          <w:lang w:val="es-MX"/>
-        </w:rPr>
-        <w:t xml:space="preserve"> y </w:t>
-      </w:r>
-      <w:proofErr w:type="spellStart"/>
-      <w:r>
-        <w:rPr>
-          <w:rFonts w:ascii="Arial" w:hAnsi="Arial" w:cs="Arial"/>
-          <w:sz w:val="24"/>
-          <w:szCs w:val="24"/>
-          <w:lang w:val="es-MX"/>
-        </w:rPr>
-        <w:t>Tailwind</w:t>
-      </w:r>
-      <w:proofErr w:type="spellEnd"/>
-      <w:r>
-        <w:rPr>
-          <w:rFonts w:ascii="Arial" w:hAnsi="Arial" w:cs="Arial"/>
-          <w:sz w:val="24"/>
-          <w:szCs w:val="24"/>
-          <w:lang w:val="es-MX"/>
-        </w:rPr>
-        <w:t xml:space="preserve"> para el diseño, es el medio mediante el cual el personal de los centros de salud y las autoridades del Centro de Salud de San Marcos interactuarán con el sistema a través de un navegador web.</w:t>
+        <w:t xml:space="preserve"> desarrollada con React y Tailwind para el diseño, es el medio mediante el cual el personal de los centros de salud y las autoridades del Centro de Salud de San Marcos interactuarán con el sistema a través de un navegador web.</w:t>
       </w:r>
     </w:p>
     <w:p>
@@ -6072,27 +5973,7 @@
           <w:szCs w:val="24"/>
           <w:lang w:val="es-MX"/>
         </w:rPr>
-        <w:t xml:space="preserve"> mediante </w:t>
-      </w:r>
-      <w:proofErr w:type="spellStart"/>
-      <w:r>
-        <w:rPr>
-          <w:rFonts w:ascii="Arial" w:hAnsi="Arial" w:cs="Arial"/>
-          <w:sz w:val="24"/>
-          <w:szCs w:val="24"/>
-          <w:lang w:val="es-MX"/>
-        </w:rPr>
-        <w:t>DigitalOcean</w:t>
-      </w:r>
-      <w:proofErr w:type="spellEnd"/>
-      <w:r>
-        <w:rPr>
-          <w:rFonts w:ascii="Arial" w:hAnsi="Arial" w:cs="Arial"/>
-          <w:sz w:val="24"/>
-          <w:szCs w:val="24"/>
-          <w:lang w:val="es-MX"/>
-        </w:rPr>
-        <w:t>, encargado de proveer la infraestructura necesaria y brindar el enlace para que el usuario final pueda acceder al sistema a través de internet.</w:t>
+        <w:t xml:space="preserve"> mediante DigitalOcean, encargado de proveer la infraestructura necesaria y brindar el enlace para que el usuario final pueda acceder al sistema a través de internet.</w:t>
       </w:r>
     </w:p>
     <w:p>
@@ -6129,47 +6010,7 @@
           <w:szCs w:val="24"/>
           <w:lang w:val="es-MX"/>
         </w:rPr>
-        <w:t xml:space="preserve"> creada a través de un </w:t>
-      </w:r>
-      <w:proofErr w:type="spellStart"/>
-      <w:r>
-        <w:rPr>
-          <w:rFonts w:ascii="Arial" w:hAnsi="Arial" w:cs="Arial"/>
-          <w:sz w:val="24"/>
-          <w:szCs w:val="24"/>
-          <w:lang w:val="es-MX"/>
-        </w:rPr>
-        <w:t>droplet</w:t>
-      </w:r>
-      <w:proofErr w:type="spellEnd"/>
-      <w:r>
-        <w:rPr>
-          <w:rFonts w:ascii="Arial" w:hAnsi="Arial" w:cs="Arial"/>
-          <w:sz w:val="24"/>
-          <w:szCs w:val="24"/>
-          <w:lang w:val="es-MX"/>
-        </w:rPr>
-        <w:t xml:space="preserve"> de </w:t>
-      </w:r>
-      <w:proofErr w:type="spellStart"/>
-      <w:r>
-        <w:rPr>
-          <w:rFonts w:ascii="Arial" w:hAnsi="Arial" w:cs="Arial"/>
-          <w:sz w:val="24"/>
-          <w:szCs w:val="24"/>
-          <w:lang w:val="es-MX"/>
-        </w:rPr>
-        <w:t>DigitalOcean</w:t>
-      </w:r>
-      <w:proofErr w:type="spellEnd"/>
-      <w:r>
-        <w:rPr>
-          <w:rFonts w:ascii="Arial" w:hAnsi="Arial" w:cs="Arial"/>
-          <w:sz w:val="24"/>
-          <w:szCs w:val="24"/>
-          <w:lang w:val="es-MX"/>
-        </w:rPr>
-        <w:t xml:space="preserve"> con distribución Linux, que provee el entorno básico para la configuración y el funcionamiento del sistema.</w:t>
+        <w:t xml:space="preserve"> creada a través de un droplet de DigitalOcean con distribución Linux, que provee el entorno básico para la configuración y el funcionamiento del sistema.</w:t>
       </w:r>
     </w:p>
     <w:p>
@@ -7778,39 +7619,7 @@
           <w:rFonts w:ascii="Arial" w:eastAsiaTheme="minorHAnsi" w:hAnsi="Arial" w:cs="Arial"/>
           <w:lang w:val="es-419" w:eastAsia="es-GT"/>
         </w:rPr>
-        <w:t xml:space="preserve">Para el desarrollo del proyecto se utilizará la metodología Scrum, debido a que permite organizar el trabajo en ciclos cortos e incrementales, conocidos como </w:t>
-      </w:r>
-      <w:proofErr w:type="spellStart"/>
-      <w:r>
-        <w:rPr>
-          <w:rFonts w:ascii="Arial" w:eastAsiaTheme="minorHAnsi" w:hAnsi="Arial" w:cs="Arial"/>
-          <w:lang w:val="es-419" w:eastAsia="es-GT"/>
-        </w:rPr>
-        <w:t>sprints</w:t>
-      </w:r>
-      <w:proofErr w:type="spellEnd"/>
-      <w:r>
-        <w:rPr>
-          <w:rFonts w:ascii="Arial" w:eastAsiaTheme="minorHAnsi" w:hAnsi="Arial" w:cs="Arial"/>
-          <w:lang w:val="es-419" w:eastAsia="es-GT"/>
-        </w:rPr>
-        <w:t xml:space="preserve">. Según </w:t>
-      </w:r>
-      <w:proofErr w:type="spellStart"/>
-      <w:r>
-        <w:rPr>
-          <w:rFonts w:ascii="Arial" w:eastAsiaTheme="minorHAnsi" w:hAnsi="Arial" w:cs="Arial"/>
-          <w:lang w:val="es-419" w:eastAsia="es-GT"/>
-        </w:rPr>
-        <w:t>Schwaber</w:t>
-      </w:r>
-      <w:proofErr w:type="spellEnd"/>
-      <w:r>
-        <w:rPr>
-          <w:rFonts w:ascii="Arial" w:eastAsiaTheme="minorHAnsi" w:hAnsi="Arial" w:cs="Arial"/>
-          <w:lang w:val="es-419" w:eastAsia="es-GT"/>
-        </w:rPr>
-        <w:t xml:space="preserve"> y Sutherland (2020), autores de la Guía de Scrum, este es un marco de trabajo ligero que ayuda a las personas, equipos y organizaciones a generar valor mediante soluciones adaptables para problemas complejos, a través de dichos ciclos cortos e iterativos. Esta metodología resulta adecuada para proyectos de software en los que se requiere flexibilidad, revisión constante y adaptación a cambios durante el proceso de desarrollo. La elección de Scrum responde a la naturaleza del proyecto, ya que el desarrollo de una aplicación web para centros de salud requiere validaciones frecuentes, definición progresiva de funcionalidades y revisión constante de los módulos implementados. Esto favorece la reducción de errores, mejora la comunicación del equipo y permite entregar incrementos funcionales durante el desarrollo.</w:t>
+        <w:t>Para el desarrollo del proyecto se utilizará la metodología Scrum, debido a que permite organizar el trabajo en ciclos cortos e incrementales, conocidos como sprints. Según Schwaber y Sutherland (2020), autores de la Guía de Scrum, este es un marco de trabajo ligero que ayuda a las personas, equipos y organizaciones a generar valor mediante soluciones adaptables para problemas complejos, a través de dichos ciclos cortos e iterativos. Esta metodología resulta adecuada para proyectos de software en los que se requiere flexibilidad, revisión constante y adaptación a cambios durante el proceso de desarrollo. La elección de Scrum responde a la naturaleza del proyecto, ya que el desarrollo de una aplicación web para centros de salud requiere validaciones frecuentes, definición progresiva de funcionalidades y revisión constante de los módulos implementados. Esto favorece la reducción de errores, mejora la comunicación del equipo y permite entregar incrementos funcionales durante el desarrollo.</w:t>
       </w:r>
     </w:p>
     <w:p>
@@ -7828,55 +7637,7 @@
           <w:rFonts w:ascii="Arial" w:eastAsiaTheme="minorHAnsi" w:hAnsi="Arial" w:cs="Arial"/>
           <w:lang w:val="es-419" w:eastAsia="es-GT"/>
         </w:rPr>
-        <w:t xml:space="preserve">El rol de </w:t>
-      </w:r>
-      <w:proofErr w:type="spellStart"/>
-      <w:r>
-        <w:rPr>
-          <w:rFonts w:ascii="Arial" w:eastAsiaTheme="minorHAnsi" w:hAnsi="Arial" w:cs="Arial"/>
-          <w:lang w:val="es-419" w:eastAsia="es-GT"/>
-        </w:rPr>
-        <w:t>Product</w:t>
-      </w:r>
-      <w:proofErr w:type="spellEnd"/>
-      <w:r>
-        <w:rPr>
-          <w:rFonts w:ascii="Arial" w:eastAsiaTheme="minorHAnsi" w:hAnsi="Arial" w:cs="Arial"/>
-          <w:lang w:val="es-419" w:eastAsia="es-GT"/>
-        </w:rPr>
-        <w:t xml:space="preserve"> </w:t>
-      </w:r>
-      <w:proofErr w:type="spellStart"/>
-      <w:r>
-        <w:rPr>
-          <w:rFonts w:ascii="Arial" w:eastAsiaTheme="minorHAnsi" w:hAnsi="Arial" w:cs="Arial"/>
-          <w:lang w:val="es-419" w:eastAsia="es-GT"/>
-        </w:rPr>
-        <w:t>Owner</w:t>
-      </w:r>
-      <w:proofErr w:type="spellEnd"/>
-      <w:r>
-        <w:rPr>
-          <w:rFonts w:ascii="Arial" w:eastAsiaTheme="minorHAnsi" w:hAnsi="Arial" w:cs="Arial"/>
-          <w:lang w:val="es-419" w:eastAsia="es-GT"/>
-        </w:rPr>
-        <w:t xml:space="preserve"> será representado por el integrante encargado de priorizar los requerimientos del sistema, considerando las necesidades del centro de salud y los objetivos del proyecto. El Scrum Master será el responsable de coordinar el cumplimiento de la metodología, organizar las reuniones y apoyar al equipo en la eliminación de obstáculos. Los </w:t>
-      </w:r>
-      <w:proofErr w:type="spellStart"/>
-      <w:r>
-        <w:rPr>
-          <w:rFonts w:ascii="Arial" w:eastAsiaTheme="minorHAnsi" w:hAnsi="Arial" w:cs="Arial"/>
-          <w:lang w:val="es-419" w:eastAsia="es-GT"/>
-        </w:rPr>
-        <w:t>Developers</w:t>
-      </w:r>
-      <w:proofErr w:type="spellEnd"/>
-      <w:r>
-        <w:rPr>
-          <w:rFonts w:ascii="Arial" w:eastAsiaTheme="minorHAnsi" w:hAnsi="Arial" w:cs="Arial"/>
-          <w:lang w:val="es-419" w:eastAsia="es-GT"/>
-        </w:rPr>
-        <w:t xml:space="preserve"> serán los integrantes encargados del análisis, diseño, programación, pruebas y documentación del sistema.</w:t>
+        <w:t>El rol de Product Owner será representado por el integrante encargado de priorizar los requerimientos del sistema, considerando las necesidades del centro de salud y los objetivos del proyecto. El Scrum Master será el responsable de coordinar el cumplimiento de la metodología, organizar las reuniones y apoyar al equipo en la eliminación de obstáculos. Los Developers serán los integrantes encargados del análisis, diseño, programación, pruebas y documentación del sistema.</w:t>
       </w:r>
     </w:p>
     <w:p>
@@ -7894,67 +7655,63 @@
           <w:rFonts w:ascii="Arial" w:eastAsiaTheme="minorHAnsi" w:hAnsi="Arial" w:cs="Arial"/>
           <w:lang w:val="es-419" w:eastAsia="es-GT"/>
         </w:rPr>
-        <w:t xml:space="preserve">Las principales herramientas de Scrum que se utilizarán en el proyecto serán el </w:t>
-      </w:r>
-      <w:proofErr w:type="spellStart"/>
+        <w:t xml:space="preserve">Las principales herramientas de Scrum que se utilizarán en el proyecto serán el Product Backlog, el Sprint Backlog y el Incremento. El Product Backlog contendrá la lista priorizada de funcionalidades del sistema, tales como autenticación de usuarios, registro de vacunas, </w:t>
+      </w:r>
       <w:r>
         <w:rPr>
           <w:rFonts w:ascii="Arial" w:eastAsiaTheme="minorHAnsi" w:hAnsi="Arial" w:cs="Arial"/>
           <w:lang w:val="es-419" w:eastAsia="es-GT"/>
         </w:rPr>
-        <w:t>Product</w:t>
-      </w:r>
-      <w:proofErr w:type="spellEnd"/>
+        <w:t>gestión</w:t>
+      </w:r>
       <w:r>
         <w:rPr>
           <w:rFonts w:ascii="Arial" w:eastAsiaTheme="minorHAnsi" w:hAnsi="Arial" w:cs="Arial"/>
           <w:lang w:val="es-419" w:eastAsia="es-GT"/>
         </w:rPr>
-        <w:t xml:space="preserve"> Backlog, el Sprint Backlog y el Incremento. El </w:t>
-      </w:r>
-      <w:proofErr w:type="spellStart"/>
+        <w:t xml:space="preserve"> de </w:t>
+      </w:r>
       <w:r>
         <w:rPr>
           <w:rFonts w:ascii="Arial" w:eastAsiaTheme="minorHAnsi" w:hAnsi="Arial" w:cs="Arial"/>
           <w:lang w:val="es-419" w:eastAsia="es-GT"/>
         </w:rPr>
-        <w:t>Product</w:t>
-      </w:r>
-      <w:proofErr w:type="spellEnd"/>
+        <w:t>inventario</w:t>
+      </w:r>
       <w:r>
         <w:rPr>
           <w:rFonts w:ascii="Arial" w:eastAsiaTheme="minorHAnsi" w:hAnsi="Arial" w:cs="Arial"/>
           <w:lang w:val="es-419" w:eastAsia="es-GT"/>
         </w:rPr>
-        <w:t xml:space="preserve"> Backlog contendrá la lista priorizada de funcionalidades del sistema, tales como autenticación de usuarios, registro de vacunas, </w:t>
+        <w:t>, vista tipo tabla y consultas. El Sprint Backlog incluirá las tareas seleccionadas para cada ciclo de trabajo</w:t>
       </w:r>
       <w:r>
         <w:rPr>
           <w:rFonts w:ascii="Arial" w:eastAsiaTheme="minorHAnsi" w:hAnsi="Arial" w:cs="Arial"/>
           <w:lang w:val="es-419" w:eastAsia="es-GT"/>
         </w:rPr>
-        <w:t>gestión</w:t>
+        <w:t>. Además, el</w:t>
       </w:r>
       <w:r>
         <w:rPr>
           <w:rFonts w:ascii="Arial" w:eastAsiaTheme="minorHAnsi" w:hAnsi="Arial" w:cs="Arial"/>
           <w:lang w:val="es-419" w:eastAsia="es-GT"/>
         </w:rPr>
-        <w:t xml:space="preserve"> de </w:t>
+        <w:t xml:space="preserve"> </w:t>
       </w:r>
       <w:r>
         <w:rPr>
           <w:rFonts w:ascii="Arial" w:eastAsiaTheme="minorHAnsi" w:hAnsi="Arial" w:cs="Arial"/>
           <w:lang w:val="es-419" w:eastAsia="es-GT"/>
         </w:rPr>
-        <w:t>inventario</w:t>
+        <w:t>i</w:t>
       </w:r>
       <w:r>
         <w:rPr>
           <w:rFonts w:ascii="Arial" w:eastAsiaTheme="minorHAnsi" w:hAnsi="Arial" w:cs="Arial"/>
           <w:lang w:val="es-419" w:eastAsia="es-GT"/>
         </w:rPr>
-        <w:t>, vista tipo tabla y consultas. El Sprint Backlog incluirá las tareas seleccionadas para cada ciclo de trabajo. El Incremento representará el avance funcional obtenido al finalizar cada sprint.</w:t>
+        <w:t>ncremento representará el avance funcional obtenido al finalizar cada sprint.</w:t>
       </w:r>
     </w:p>
     <w:p>
@@ -7972,39 +7729,7 @@
           <w:rFonts w:ascii="Arial" w:eastAsiaTheme="minorHAnsi" w:hAnsi="Arial" w:cs="Arial"/>
           <w:lang w:val="es-419" w:eastAsia="es-GT"/>
         </w:rPr>
-        <w:t xml:space="preserve">Esta metodología se desarrollará a lo largo de cuatro </w:t>
-      </w:r>
-      <w:proofErr w:type="spellStart"/>
-      <w:r>
-        <w:rPr>
-          <w:rFonts w:ascii="Arial" w:eastAsiaTheme="minorHAnsi" w:hAnsi="Arial" w:cs="Arial"/>
-          <w:lang w:val="es-419" w:eastAsia="es-GT"/>
-        </w:rPr>
-        <w:t>Sprints</w:t>
-      </w:r>
-      <w:proofErr w:type="spellEnd"/>
-      <w:r>
-        <w:rPr>
-          <w:rFonts w:ascii="Arial" w:eastAsiaTheme="minorHAnsi" w:hAnsi="Arial" w:cs="Arial"/>
-          <w:lang w:val="es-419" w:eastAsia="es-GT"/>
-        </w:rPr>
-        <w:t xml:space="preserve"> adaptadas al contexto del proyecto, manteniendo relación directa con los objetivos específicos establecidos en el capítulo uno, verificando que se cumpla cada uno de ellos. Estos </w:t>
-      </w:r>
-      <w:proofErr w:type="spellStart"/>
-      <w:r>
-        <w:rPr>
-          <w:rFonts w:ascii="Arial" w:eastAsiaTheme="minorHAnsi" w:hAnsi="Arial" w:cs="Arial"/>
-          <w:lang w:val="es-419" w:eastAsia="es-GT"/>
-        </w:rPr>
-        <w:t>Sprints</w:t>
-      </w:r>
-      <w:proofErr w:type="spellEnd"/>
-      <w:r>
-        <w:rPr>
-          <w:rFonts w:ascii="Arial" w:eastAsiaTheme="minorHAnsi" w:hAnsi="Arial" w:cs="Arial"/>
-          <w:lang w:val="es-419" w:eastAsia="es-GT"/>
-        </w:rPr>
-        <w:t xml:space="preserve"> permitirán organizar el desarrollo de la aplicación web desde el levantamiento de requerimientos hasta la validación del sistema con usuarios.</w:t>
+        <w:t>Esta metodología se desarrollará a lo largo de cuatro Sprints adaptadas al contexto del proyecto, manteniendo relación directa con los objetivos específicos establecidos en el capítulo uno, verificando que se cumpla cada uno de ellos. Estos Sprints permitirán organizar el desarrollo de la aplicación web desde el levantamiento de requerimientos hasta la validación del sistema con usuarios.</w:t>
       </w:r>
     </w:p>
     <w:p>
@@ -8131,15 +7856,7 @@
       </w:pPr>
       <w:bookmarkStart w:id="35" w:name="_Toc236848977"/>
       <w:r>
-        <w:t xml:space="preserve">Sprint 1: levantamiento de requerimientos y definición del </w:t>
-      </w:r>
-      <w:proofErr w:type="spellStart"/>
-      <w:r>
-        <w:t>Product</w:t>
-      </w:r>
-      <w:proofErr w:type="spellEnd"/>
-      <w:r>
-        <w:t xml:space="preserve"> Backlog</w:t>
+        <w:t>Sprint 1: levantamiento de requerimientos y definición del Product Backlog</w:t>
       </w:r>
       <w:bookmarkEnd w:id="35"/>
     </w:p>
@@ -8422,25 +8139,7 @@
           <w:sz w:val="24"/>
           <w:szCs w:val="24"/>
         </w:rPr>
-        <w:t xml:space="preserve">Herramientas a utilizar: entorno de desarrollo integrado para escribir y organizar el código del sistema, lenguaje de programación web para crear las funciones principales de la aplicación, </w:t>
-      </w:r>
-      <w:proofErr w:type="spellStart"/>
-      <w:r>
-        <w:rPr>
-          <w:rFonts w:ascii="Arial" w:hAnsi="Arial" w:cs="Arial"/>
-          <w:sz w:val="24"/>
-          <w:szCs w:val="24"/>
-        </w:rPr>
-        <w:t>framework</w:t>
-      </w:r>
-      <w:proofErr w:type="spellEnd"/>
-      <w:r>
-        <w:rPr>
-          <w:rFonts w:ascii="Arial" w:hAnsi="Arial" w:cs="Arial"/>
-          <w:sz w:val="24"/>
-          <w:szCs w:val="24"/>
-        </w:rPr>
-        <w:t xml:space="preserve"> de desarrollo para facilitar la estructura del proyecto, gestor de base de datos para almacenar la información de usuarios, vacunas, centros de salud, tipos de vacuna y población objetivo, sistema de control de versiones para guardar los cambios realizados y llevar un mejor control del avance durante el desarrollo, y pruebas funcionales para verificar que el ingreso de datos, la asociación con centros de salud, </w:t>
+        <w:t xml:space="preserve">Herramientas a utilizar: entorno de desarrollo integrado para escribir y organizar el código del sistema, lenguaje de programación web para crear las funciones principales de la aplicación, framework de desarrollo para facilitar la estructura del proyecto, gestor de base de datos para almacenar la información de usuarios, vacunas, centros de salud, tipos de vacuna y población objetivo, sistema de control de versiones para guardar los cambios realizados y llevar un mejor control del avance durante el desarrollo, y pruebas funcionales para verificar que el ingreso de datos, la asociación con centros de salud, </w:t>
       </w:r>
       <w:r>
         <w:rPr>
@@ -9461,25 +9160,7 @@
           <w:sz w:val="24"/>
           <w:szCs w:val="24"/>
         </w:rPr>
-        <w:t xml:space="preserve">El desarrollo del proyecto se llevará a cabo en un periodo de cuatro meses (dieciséis semanas), distribuido en las fases descritas en el apartado de método: levantamiento de requerimientos, diseño del sistema, los cuatro </w:t>
-      </w:r>
-      <w:proofErr w:type="spellStart"/>
-      <w:r>
-        <w:rPr>
-          <w:rFonts w:ascii="Arial" w:hAnsi="Arial" w:cs="Arial"/>
-          <w:sz w:val="24"/>
-          <w:szCs w:val="24"/>
-        </w:rPr>
-        <w:t>Sprints</w:t>
-      </w:r>
-      <w:proofErr w:type="spellEnd"/>
-      <w:r>
-        <w:rPr>
-          <w:rFonts w:ascii="Arial" w:hAnsi="Arial" w:cs="Arial"/>
-          <w:sz w:val="24"/>
-          <w:szCs w:val="24"/>
-        </w:rPr>
-        <w:t xml:space="preserve"> de desarrollo, pruebas con usuarios, capacitación y documentación, y entrega final. A continuación, se presenta el cronograma de actividades mediante un diagrama de Gantt.</w:t>
+        <w:t>El desarrollo del proyecto se llevará a cabo en un periodo de cuatro meses (dieciséis semanas), distribuido en las fases descritas en el apartado de método: levantamiento de requerimientos, diseño del sistema, los cuatro Sprints de desarrollo, pruebas con usuarios, capacitación y documentación, y entrega final. A continuación, se presenta el cronograma de actividades mediante un diagrama de Gantt.</w:t>
       </w:r>
     </w:p>
     <w:p>
@@ -9880,65 +9561,14 @@
           <w:lang w:val="es-419" w:eastAsia="es-GT"/>
         </w:rPr>
       </w:pPr>
-      <w:proofErr w:type="spellStart"/>
-      <w:r>
-        <w:rPr>
-          <w:rFonts w:ascii="Arial" w:hAnsi="Arial" w:cs="Arial"/>
-          <w:sz w:val="24"/>
-          <w:szCs w:val="24"/>
-          <w:lang w:val="es-419" w:eastAsia="es-GT"/>
-        </w:rPr>
-        <w:t>mSupply</w:t>
-      </w:r>
-      <w:proofErr w:type="spellEnd"/>
-      <w:r>
-        <w:rPr>
-          <w:rFonts w:ascii="Arial" w:hAnsi="Arial" w:cs="Arial"/>
-          <w:sz w:val="24"/>
-          <w:szCs w:val="24"/>
-          <w:lang w:val="es-419" w:eastAsia="es-GT"/>
-        </w:rPr>
-        <w:t xml:space="preserve"> </w:t>
-      </w:r>
-      <w:proofErr w:type="spellStart"/>
-      <w:r>
-        <w:rPr>
-          <w:rFonts w:ascii="Arial" w:hAnsi="Arial" w:cs="Arial"/>
-          <w:sz w:val="24"/>
-          <w:szCs w:val="24"/>
-          <w:lang w:val="es-419" w:eastAsia="es-GT"/>
-        </w:rPr>
-        <w:t>Foundation</w:t>
-      </w:r>
-      <w:proofErr w:type="spellEnd"/>
-      <w:r>
-        <w:rPr>
-          <w:rFonts w:ascii="Arial" w:hAnsi="Arial" w:cs="Arial"/>
-          <w:sz w:val="24"/>
-          <w:szCs w:val="24"/>
-          <w:lang w:val="es-419" w:eastAsia="es-GT"/>
-        </w:rPr>
-        <w:t xml:space="preserve">. (s.f.). Open </w:t>
-      </w:r>
-      <w:proofErr w:type="spellStart"/>
-      <w:r>
-        <w:rPr>
-          <w:rFonts w:ascii="Arial" w:hAnsi="Arial" w:cs="Arial"/>
-          <w:sz w:val="24"/>
-          <w:szCs w:val="24"/>
-          <w:lang w:val="es-419" w:eastAsia="es-GT"/>
-        </w:rPr>
-        <w:t>mSupply</w:t>
-      </w:r>
-      <w:proofErr w:type="spellEnd"/>
-      <w:r>
-        <w:rPr>
-          <w:rFonts w:ascii="Arial" w:hAnsi="Arial" w:cs="Arial"/>
-          <w:sz w:val="24"/>
-          <w:szCs w:val="24"/>
-          <w:lang w:val="es-419" w:eastAsia="es-GT"/>
-        </w:rPr>
-        <w:t xml:space="preserve"> — Documentación. https://docs.msupply.foundation/es/</w:t>
+      <w:r>
+        <w:rPr>
+          <w:rFonts w:ascii="Arial" w:hAnsi="Arial" w:cs="Arial"/>
+          <w:sz w:val="24"/>
+          <w:szCs w:val="24"/>
+          <w:lang w:val="es-419" w:eastAsia="es-GT"/>
+        </w:rPr>
+        <w:t>mSupply Foundation. (s.f.). Open mSupply — Documentación. https://docs.msupply.foundation/es/</w:t>
       </w:r>
     </w:p>
     <w:p>
@@ -9952,25 +9582,14 @@
           <w:lang w:val="es-419" w:eastAsia="es-GT"/>
         </w:rPr>
       </w:pPr>
-      <w:proofErr w:type="spellStart"/>
-      <w:r>
-        <w:rPr>
-          <w:rFonts w:ascii="Arial" w:hAnsi="Arial" w:cs="Arial"/>
-          <w:sz w:val="24"/>
-          <w:szCs w:val="24"/>
-          <w:lang w:val="es-419" w:eastAsia="es-GT"/>
-        </w:rPr>
-        <w:t>Schwaber</w:t>
-      </w:r>
-      <w:proofErr w:type="spellEnd"/>
-      <w:r>
-        <w:rPr>
-          <w:rFonts w:ascii="Arial" w:hAnsi="Arial" w:cs="Arial"/>
-          <w:sz w:val="24"/>
-          <w:szCs w:val="24"/>
-          <w:lang w:val="es-419" w:eastAsia="es-GT"/>
-        </w:rPr>
-        <w:t>, K. y Sutherland, J. (2020). La Guía de Scrum. https://scrumguides.org/</w:t>
+      <w:r>
+        <w:rPr>
+          <w:rFonts w:ascii="Arial" w:hAnsi="Arial" w:cs="Arial"/>
+          <w:sz w:val="24"/>
+          <w:szCs w:val="24"/>
+          <w:lang w:val="es-419" w:eastAsia="es-GT"/>
+        </w:rPr>
+        <w:t>Schwaber, K. y Sutherland, J. (2020). La Guía de Scrum. https://scrumguides.org/</w:t>
       </w:r>
     </w:p>
     <w:p>
@@ -10018,7 +9637,7 @@
 </file>
 
 <file path=word/endnotes.xml><?xml version="1.0" encoding="utf-8"?>
-<w:endnotes xmlns:wpc="http://schemas.microsoft.com/office/word/2010/wordprocessingCanvas" xmlns:cx="http://schemas.microsoft.com/office/drawing/2014/chartex" xmlns:cx1="http://schemas.microsoft.com/office/drawing/2015/9/8/chartex" xmlns:cx2="http://schemas.microsoft.com/office/drawing/2015/10/21/chartex" xmlns:cx3="http://schemas.microsoft.com/office/drawing/2016/5/9/chartex" xmlns:cx4="http://schemas.microsoft.com/office/drawing/2016/5/10/chartex" xmlns:cx5="http://schemas.microsoft.com/office/drawing/2016/5/11/chartex" xmlns:cx6="http://schemas.microsoft.com/office/drawing/2016/5/12/chartex" xmlns:cx7="http://schemas.microsoft.com/office/drawing/2016/5/13/chartex" xmlns:cx8="http://schemas.microsoft.com/office/drawing/2016/5/14/chartex" xmlns:mc="http://schemas.openxmlformats.org/markup-compatibility/2006" xmlns:aink="http://schemas.microsoft.com/office/drawing/2016/ink" xmlns:am3d="http://schemas.microsoft.com/office/drawing/2017/model3d" xmlns:o="urn:schemas-microsoft-com:office:office" xmlns:r="http://schemas.openxmlformats.org/officeDocument/2006/relationships" xmlns:m="http://schemas.openxmlformats.org/officeDocument/2006/math" xmlns:v="urn:schemas-microsoft-com:vml" xmlns:wp14="http://schemas.microsoft.com/office/word/2010/wordprocessingDrawing" xmlns:wp="http://schemas.openxmlformats.org/drawingml/2006/wordprocessingDrawing" xmlns:w10="urn:schemas-microsoft-com:office:word" xmlns:w="http://schemas.openxmlformats.org/wordprocessingml/2006/main" xmlns:w14="http://schemas.microsoft.com/office/word/2010/wordml" xmlns:w15="http://schemas.microsoft.com/office/word/2012/wordml" xmlns:w16cex="http://schemas.microsoft.com/office/word/2018/wordml/cex" xmlns:w16cid="http://schemas.microsoft.com/office/word/2016/wordml/cid" xmlns:w16="http://schemas.microsoft.com/office/word/2018/wordml" xmlns:w16sdtdh="http://schemas.microsoft.com/office/word/2020/wordml/sdtdatahash" xmlns:w16se="http://schemas.microsoft.com/office/word/2015/wordml/symex" xmlns:wpg="http://schemas.microsoft.com/office/word/2010/wordprocessingGroup" xmlns:wpi="http://schemas.microsoft.com/office/word/2010/wordprocessingInk" xmlns:wne="http://schemas.microsoft.com/office/word/2006/wordml" xmlns:wps="http://schemas.microsoft.com/office/word/2010/wordprocessingShape" mc:Ignorable="w14 w15 w16se w16cid w16 w16cex w16sdtdh wp14">
+<w:endnotes xmlns:wpc="http://schemas.microsoft.com/office/word/2010/wordprocessingCanvas" xmlns:cx="http://schemas.microsoft.com/office/drawing/2014/chartex" xmlns:cx1="http://schemas.microsoft.com/office/drawing/2015/9/8/chartex" xmlns:cx2="http://schemas.microsoft.com/office/drawing/2015/10/21/chartex" xmlns:cx3="http://schemas.microsoft.com/office/drawing/2016/5/9/chartex" xmlns:cx4="http://schemas.microsoft.com/office/drawing/2016/5/10/chartex" xmlns:cx5="http://schemas.microsoft.com/office/drawing/2016/5/11/chartex" xmlns:cx6="http://schemas.microsoft.com/office/drawing/2016/5/12/chartex" xmlns:cx7="http://schemas.microsoft.com/office/drawing/2016/5/13/chartex" xmlns:cx8="http://schemas.microsoft.com/office/drawing/2016/5/14/chartex" xmlns:mc="http://schemas.openxmlformats.org/markup-compatibility/2006" xmlns:aink="http://schemas.microsoft.com/office/drawing/2016/ink" xmlns:am3d="http://schemas.microsoft.com/office/drawing/2017/model3d" xmlns:o="urn:schemas-microsoft-com:office:office" xmlns:oel="http://schemas.microsoft.com/office/2019/extlst" xmlns:r="http://schemas.openxmlformats.org/officeDocument/2006/relationships" xmlns:m="http://schemas.openxmlformats.org/officeDocument/2006/math" xmlns:v="urn:schemas-microsoft-com:vml" xmlns:wp14="http://schemas.microsoft.com/office/word/2010/wordprocessingDrawing" xmlns:wp="http://schemas.openxmlformats.org/drawingml/2006/wordprocessingDrawing" xmlns:w10="urn:schemas-microsoft-com:office:word" xmlns:w="http://schemas.openxmlformats.org/wordprocessingml/2006/main" xmlns:w14="http://schemas.microsoft.com/office/word/2010/wordml" xmlns:w15="http://schemas.microsoft.com/office/word/2012/wordml" xmlns:w16cei="http://schemas.microsoft.com/office/word/2026/wordml/cei" xmlns:w16cex="http://schemas.microsoft.com/office/word/2018/wordml/cex" xmlns:w16cid="http://schemas.microsoft.com/office/word/2016/wordml/cid" xmlns:w16="http://schemas.microsoft.com/office/word/2018/wordml" xmlns:w16du="http://schemas.microsoft.com/office/word/2023/wordml/word16du" xmlns:w16sdtdh="http://schemas.microsoft.com/office/word/2020/wordml/sdtdatahash" xmlns:w16sdtfl="http://schemas.microsoft.com/office/word/2024/wordml/sdtformatlock" xmlns:w16se="http://schemas.microsoft.com/office/word/2015/wordml/symex" xmlns:wpg="http://schemas.microsoft.com/office/word/2010/wordprocessingGroup" xmlns:wpi="http://schemas.microsoft.com/office/word/2010/wordprocessingInk" xmlns:wne="http://schemas.microsoft.com/office/word/2006/wordml" xmlns:wps="http://schemas.microsoft.com/office/word/2010/wordprocessingShape" mc:Ignorable="w14 w15 w16se w16cid w16 w16cex w16sdtdh w16sdtfl w16du wp14">
   <w:endnote w:type="separator" w:id="-1">
     <w:p>
       <w:pPr>
@@ -10043,7 +9662,7 @@
 </file>
 
 <file path=word/footer1.xml><?xml version="1.0" encoding="utf-8"?>
-<w:ftr xmlns:wpc="http://schemas.microsoft.com/office/word/2010/wordprocessingCanvas" xmlns:cx="http://schemas.microsoft.com/office/drawing/2014/chartex" xmlns:cx1="http://schemas.microsoft.com/office/drawing/2015/9/8/chartex" xmlns:cx2="http://schemas.microsoft.com/office/drawing/2015/10/21/chartex" xmlns:cx3="http://schemas.microsoft.com/office/drawing/2016/5/9/chartex" xmlns:cx4="http://schemas.microsoft.com/office/drawing/2016/5/10/chartex" xmlns:cx5="http://schemas.microsoft.com/office/drawing/2016/5/11/chartex" xmlns:cx6="http://schemas.microsoft.com/office/drawing/2016/5/12/chartex" xmlns:cx7="http://schemas.microsoft.com/office/drawing/2016/5/13/chartex" xmlns:cx8="http://schemas.microsoft.com/office/drawing/2016/5/14/chartex" xmlns:mc="http://schemas.openxmlformats.org/markup-compatibility/2006" xmlns:aink="http://schemas.microsoft.com/office/drawing/2016/ink" xmlns:am3d="http://schemas.microsoft.com/office/drawing/2017/model3d" xmlns:o="urn:schemas-microsoft-com:office:office" xmlns:r="http://schemas.openxmlformats.org/officeDocument/2006/relationships" xmlns:m="http://schemas.openxmlformats.org/officeDocument/2006/math" xmlns:v="urn:schemas-microsoft-com:vml" xmlns:wp14="http://schemas.microsoft.com/office/word/2010/wordprocessingDrawing" xmlns:wp="http://schemas.openxmlformats.org/drawingml/2006/wordprocessingDrawing" xmlns:w10="urn:schemas-microsoft-com:office:word" xmlns:w="http://schemas.openxmlformats.org/wordprocessingml/2006/main" xmlns:w14="http://schemas.microsoft.com/office/word/2010/wordml" xmlns:w15="http://schemas.microsoft.com/office/word/2012/wordml" xmlns:w16cex="http://schemas.microsoft.com/office/word/2018/wordml/cex" xmlns:w16cid="http://schemas.microsoft.com/office/word/2016/wordml/cid" xmlns:w16="http://schemas.microsoft.com/office/word/2018/wordml" xmlns:w16sdtdh="http://schemas.microsoft.com/office/word/2020/wordml/sdtdatahash" xmlns:w16se="http://schemas.microsoft.com/office/word/2015/wordml/symex" xmlns:wpg="http://schemas.microsoft.com/office/word/2010/wordprocessingGroup" xmlns:wpi="http://schemas.microsoft.com/office/word/2010/wordprocessingInk" xmlns:wne="http://schemas.microsoft.com/office/word/2006/wordml" xmlns:wps="http://schemas.microsoft.com/office/word/2010/wordprocessingShape" mc:Ignorable="w14 w15 w16se w16cid w16 w16cex w16sdtdh wp14">
+<w:ftr xmlns:wpc="http://schemas.microsoft.com/office/word/2010/wordprocessingCanvas" xmlns:cx="http://schemas.microsoft.com/office/drawing/2014/chartex" xmlns:cx1="http://schemas.microsoft.com/office/drawing/2015/9/8/chartex" xmlns:cx2="http://schemas.microsoft.com/office/drawing/2015/10/21/chartex" xmlns:cx3="http://schemas.microsoft.com/office/drawing/2016/5/9/chartex" xmlns:cx4="http://schemas.microsoft.com/office/drawing/2016/5/10/chartex" xmlns:cx5="http://schemas.microsoft.com/office/drawing/2016/5/11/chartex" xmlns:cx6="http://schemas.microsoft.com/office/drawing/2016/5/12/chartex" xmlns:cx7="http://schemas.microsoft.com/office/drawing/2016/5/13/chartex" xmlns:cx8="http://schemas.microsoft.com/office/drawing/2016/5/14/chartex" xmlns:mc="http://schemas.openxmlformats.org/markup-compatibility/2006" xmlns:aink="http://schemas.microsoft.com/office/drawing/2016/ink" xmlns:am3d="http://schemas.microsoft.com/office/drawing/2017/model3d" xmlns:o="urn:schemas-microsoft-com:office:office" xmlns:oel="http://schemas.microsoft.com/office/2019/extlst" xmlns:r="http://schemas.openxmlformats.org/officeDocument/2006/relationships" xmlns:m="http://schemas.openxmlformats.org/officeDocument/2006/math" xmlns:v="urn:schemas-microsoft-com:vml" xmlns:wp14="http://schemas.microsoft.com/office/word/2010/wordprocessingDrawing" xmlns:wp="http://schemas.openxmlformats.org/drawingml/2006/wordprocessingDrawing" xmlns:w10="urn:schemas-microsoft-com:office:word" xmlns:w="http://schemas.openxmlformats.org/wordprocessingml/2006/main" xmlns:w14="http://schemas.microsoft.com/office/word/2010/wordml" xmlns:w15="http://schemas.microsoft.com/office/word/2012/wordml" xmlns:w16cei="http://schemas.microsoft.com/office/word/2026/wordml/cei" xmlns:w16cex="http://schemas.microsoft.com/office/word/2018/wordml/cex" xmlns:w16cid="http://schemas.microsoft.com/office/word/2016/wordml/cid" xmlns:w16="http://schemas.microsoft.com/office/word/2018/wordml" xmlns:w16du="http://schemas.microsoft.com/office/word/2023/wordml/word16du" xmlns:w16sdtdh="http://schemas.microsoft.com/office/word/2020/wordml/sdtdatahash" xmlns:w16sdtfl="http://schemas.microsoft.com/office/word/2024/wordml/sdtformatlock" xmlns:w16se="http://schemas.microsoft.com/office/word/2015/wordml/symex" xmlns:wpg="http://schemas.microsoft.com/office/word/2010/wordprocessingGroup" xmlns:wpi="http://schemas.microsoft.com/office/word/2010/wordprocessingInk" xmlns:wne="http://schemas.microsoft.com/office/word/2006/wordml" xmlns:wps="http://schemas.microsoft.com/office/word/2010/wordprocessingShape" mc:Ignorable="w14 w15 w16se w16cid w16 w16cex w16sdtdh w16sdtfl w16du wp14">
   <w:p>
     <w:pPr>
       <w:pStyle w:val="Piedepgina"/>
@@ -10059,7 +9678,7 @@
 </file>
 
 <file path=word/footer2.xml><?xml version="1.0" encoding="utf-8"?>
-<w:ftr xmlns:wpc="http://schemas.microsoft.com/office/word/2010/wordprocessingCanvas" xmlns:cx="http://schemas.microsoft.com/office/drawing/2014/chartex" xmlns:cx1="http://schemas.microsoft.com/office/drawing/2015/9/8/chartex" xmlns:cx2="http://schemas.microsoft.com/office/drawing/2015/10/21/chartex" xmlns:cx3="http://schemas.microsoft.com/office/drawing/2016/5/9/chartex" xmlns:cx4="http://schemas.microsoft.com/office/drawing/2016/5/10/chartex" xmlns:cx5="http://schemas.microsoft.com/office/drawing/2016/5/11/chartex" xmlns:cx6="http://schemas.microsoft.com/office/drawing/2016/5/12/chartex" xmlns:cx7="http://schemas.microsoft.com/office/drawing/2016/5/13/chartex" xmlns:cx8="http://schemas.microsoft.com/office/drawing/2016/5/14/chartex" xmlns:mc="http://schemas.openxmlformats.org/markup-compatibility/2006" xmlns:aink="http://schemas.microsoft.com/office/drawing/2016/ink" xmlns:am3d="http://schemas.microsoft.com/office/drawing/2017/model3d" xmlns:o="urn:schemas-microsoft-com:office:office" xmlns:r="http://schemas.openxmlformats.org/officeDocument/2006/relationships" xmlns:m="http://schemas.openxmlformats.org/officeDocument/2006/math" xmlns:v="urn:schemas-microsoft-com:vml" xmlns:wp14="http://schemas.microsoft.com/office/word/2010/wordprocessingDrawing" xmlns:wp="http://schemas.openxmlformats.org/drawingml/2006/wordprocessingDrawing" xmlns:w10="urn:schemas-microsoft-com:office:word" xmlns:w="http://schemas.openxmlformats.org/wordprocessingml/2006/main" xmlns:w14="http://schemas.microsoft.com/office/word/2010/wordml" xmlns:w15="http://schemas.microsoft.com/office/word/2012/wordml" xmlns:w16cex="http://schemas.microsoft.com/office/word/2018/wordml/cex" xmlns:w16cid="http://schemas.microsoft.com/office/word/2016/wordml/cid" xmlns:w16="http://schemas.microsoft.com/office/word/2018/wordml" xmlns:w16sdtdh="http://schemas.microsoft.com/office/word/2020/wordml/sdtdatahash" xmlns:w16se="http://schemas.microsoft.com/office/word/2015/wordml/symex" xmlns:wpg="http://schemas.microsoft.com/office/word/2010/wordprocessingGroup" xmlns:wpi="http://schemas.microsoft.com/office/word/2010/wordprocessingInk" xmlns:wne="http://schemas.microsoft.com/office/word/2006/wordml" xmlns:wps="http://schemas.microsoft.com/office/word/2010/wordprocessingShape" mc:Ignorable="w14 w15 w16se w16cid w16 w16cex w16sdtdh wp14">
+<w:ftr xmlns:wpc="http://schemas.microsoft.com/office/word/2010/wordprocessingCanvas" xmlns:cx="http://schemas.microsoft.com/office/drawing/2014/chartex" xmlns:cx1="http://schemas.microsoft.com/office/drawing/2015/9/8/chartex" xmlns:cx2="http://schemas.microsoft.com/office/drawing/2015/10/21/chartex" xmlns:cx3="http://schemas.microsoft.com/office/drawing/2016/5/9/chartex" xmlns:cx4="http://schemas.microsoft.com/office/drawing/2016/5/10/chartex" xmlns:cx5="http://schemas.microsoft.com/office/drawing/2016/5/11/chartex" xmlns:cx6="http://schemas.microsoft.com/office/drawing/2016/5/12/chartex" xmlns:cx7="http://schemas.microsoft.com/office/drawing/2016/5/13/chartex" xmlns:cx8="http://schemas.microsoft.com/office/drawing/2016/5/14/chartex" xmlns:mc="http://schemas.openxmlformats.org/markup-compatibility/2006" xmlns:aink="http://schemas.microsoft.com/office/drawing/2016/ink" xmlns:am3d="http://schemas.microsoft.com/office/drawing/2017/model3d" xmlns:o="urn:schemas-microsoft-com:office:office" xmlns:oel="http://schemas.microsoft.com/office/2019/extlst" xmlns:r="http://schemas.openxmlformats.org/officeDocument/2006/relationships" xmlns:m="http://schemas.openxmlformats.org/officeDocument/2006/math" xmlns:v="urn:schemas-microsoft-com:vml" xmlns:wp14="http://schemas.microsoft.com/office/word/2010/wordprocessingDrawing" xmlns:wp="http://schemas.openxmlformats.org/drawingml/2006/wordprocessingDrawing" xmlns:w10="urn:schemas-microsoft-com:office:word" xmlns:w="http://schemas.openxmlformats.org/wordprocessingml/2006/main" xmlns:w14="http://schemas.microsoft.com/office/word/2010/wordml" xmlns:w15="http://schemas.microsoft.com/office/word/2012/wordml" xmlns:w16cei="http://schemas.microsoft.com/office/word/2026/wordml/cei" xmlns:w16cex="http://schemas.microsoft.com/office/word/2018/wordml/cex" xmlns:w16cid="http://schemas.microsoft.com/office/word/2016/wordml/cid" xmlns:w16="http://schemas.microsoft.com/office/word/2018/wordml" xmlns:w16du="http://schemas.microsoft.com/office/word/2023/wordml/word16du" xmlns:w16sdtdh="http://schemas.microsoft.com/office/word/2020/wordml/sdtdatahash" xmlns:w16sdtfl="http://schemas.microsoft.com/office/word/2024/wordml/sdtformatlock" xmlns:w16se="http://schemas.microsoft.com/office/word/2015/wordml/symex" xmlns:wpg="http://schemas.microsoft.com/office/word/2010/wordprocessingGroup" xmlns:wpi="http://schemas.microsoft.com/office/word/2010/wordprocessingInk" xmlns:wne="http://schemas.microsoft.com/office/word/2006/wordml" xmlns:wps="http://schemas.microsoft.com/office/word/2010/wordprocessingShape" mc:Ignorable="w14 w15 w16se w16cid w16 w16cex w16sdtdh w16sdtfl w16du wp14">
   <w:p>
     <w:pPr>
       <w:pStyle w:val="Piedepgina"/>
@@ -10080,7 +9699,7 @@
 </file>
 
 <file path=word/footer3.xml><?xml version="1.0" encoding="utf-8"?>
-<w:ftr xmlns:wpc="http://schemas.microsoft.com/office/word/2010/wordprocessingCanvas" xmlns:cx="http://schemas.microsoft.com/office/drawing/2014/chartex" xmlns:cx1="http://schemas.microsoft.com/office/drawing/2015/9/8/chartex" xmlns:cx2="http://schemas.microsoft.com/office/drawing/2015/10/21/chartex" xmlns:cx3="http://schemas.microsoft.com/office/drawing/2016/5/9/chartex" xmlns:cx4="http://schemas.microsoft.com/office/drawing/2016/5/10/chartex" xmlns:cx5="http://schemas.microsoft.com/office/drawing/2016/5/11/chartex" xmlns:cx6="http://schemas.microsoft.com/office/drawing/2016/5/12/chartex" xmlns:cx7="http://schemas.microsoft.com/office/drawing/2016/5/13/chartex" xmlns:cx8="http://schemas.microsoft.com/office/drawing/2016/5/14/chartex" xmlns:mc="http://schemas.openxmlformats.org/markup-compatibility/2006" xmlns:aink="http://schemas.microsoft.com/office/drawing/2016/ink" xmlns:am3d="http://schemas.microsoft.com/office/drawing/2017/model3d" xmlns:o="urn:schemas-microsoft-com:office:office" xmlns:r="http://schemas.openxmlformats.org/officeDocument/2006/relationships" xmlns:m="http://schemas.openxmlformats.org/officeDocument/2006/math" xmlns:v="urn:schemas-microsoft-com:vml" xmlns:wp14="http://schemas.microsoft.com/office/word/2010/wordprocessingDrawing" xmlns:wp="http://schemas.openxmlformats.org/drawingml/2006/wordprocessingDrawing" xmlns:w10="urn:schemas-microsoft-com:office:word" xmlns:w="http://schemas.openxmlformats.org/wordprocessingml/2006/main" xmlns:w14="http://schemas.microsoft.com/office/word/2010/wordml" xmlns:w15="http://schemas.microsoft.com/office/word/2012/wordml" xmlns:w16cex="http://schemas.microsoft.com/office/word/2018/wordml/cex" xmlns:w16cid="http://schemas.microsoft.com/office/word/2016/wordml/cid" xmlns:w16="http://schemas.microsoft.com/office/word/2018/wordml" xmlns:w16sdtdh="http://schemas.microsoft.com/office/word/2020/wordml/sdtdatahash" xmlns:w16se="http://schemas.microsoft.com/office/word/2015/wordml/symex" xmlns:wpg="http://schemas.microsoft.com/office/word/2010/wordprocessingGroup" xmlns:wpi="http://schemas.microsoft.com/office/word/2010/wordprocessingInk" xmlns:wne="http://schemas.microsoft.com/office/word/2006/wordml" xmlns:wps="http://schemas.microsoft.com/office/word/2010/wordprocessingShape" mc:Ignorable="w14 w15 w16se w16cid w16 w16cex w16sdtdh wp14">
+<w:ftr xmlns:wpc="http://schemas.microsoft.com/office/word/2010/wordprocessingCanvas" xmlns:cx="http://schemas.microsoft.com/office/drawing/2014/chartex" xmlns:cx1="http://schemas.microsoft.com/office/drawing/2015/9/8/chartex" xmlns:cx2="http://schemas.microsoft.com/office/drawing/2015/10/21/chartex" xmlns:cx3="http://schemas.microsoft.com/office/drawing/2016/5/9/chartex" xmlns:cx4="http://schemas.microsoft.com/office/drawing/2016/5/10/chartex" xmlns:cx5="http://schemas.microsoft.com/office/drawing/2016/5/11/chartex" xmlns:cx6="http://schemas.microsoft.com/office/drawing/2016/5/12/chartex" xmlns:cx7="http://schemas.microsoft.com/office/drawing/2016/5/13/chartex" xmlns:cx8="http://schemas.microsoft.com/office/drawing/2016/5/14/chartex" xmlns:mc="http://schemas.openxmlformats.org/markup-compatibility/2006" xmlns:aink="http://schemas.microsoft.com/office/drawing/2016/ink" xmlns:am3d="http://schemas.microsoft.com/office/drawing/2017/model3d" xmlns:o="urn:schemas-microsoft-com:office:office" xmlns:oel="http://schemas.microsoft.com/office/2019/extlst" xmlns:r="http://schemas.openxmlformats.org/officeDocument/2006/relationships" xmlns:m="http://schemas.openxmlformats.org/officeDocument/2006/math" xmlns:v="urn:schemas-microsoft-com:vml" xmlns:wp14="http://schemas.microsoft.com/office/word/2010/wordprocessingDrawing" xmlns:wp="http://schemas.openxmlformats.org/drawingml/2006/wordprocessingDrawing" xmlns:w10="urn:schemas-microsoft-com:office:word" xmlns:w="http://schemas.openxmlformats.org/wordprocessingml/2006/main" xmlns:w14="http://schemas.microsoft.com/office/word/2010/wordml" xmlns:w15="http://schemas.microsoft.com/office/word/2012/wordml" xmlns:w16cei="http://schemas.microsoft.com/office/word/2026/wordml/cei" xmlns:w16cex="http://schemas.microsoft.com/office/word/2018/wordml/cex" xmlns:w16cid="http://schemas.microsoft.com/office/word/2016/wordml/cid" xmlns:w16="http://schemas.microsoft.com/office/word/2018/wordml" xmlns:w16du="http://schemas.microsoft.com/office/word/2023/wordml/word16du" xmlns:w16sdtdh="http://schemas.microsoft.com/office/word/2020/wordml/sdtdatahash" xmlns:w16sdtfl="http://schemas.microsoft.com/office/word/2024/wordml/sdtformatlock" xmlns:w16se="http://schemas.microsoft.com/office/word/2015/wordml/symex" xmlns:wpg="http://schemas.microsoft.com/office/word/2010/wordprocessingGroup" xmlns:wpi="http://schemas.microsoft.com/office/word/2010/wordprocessingInk" xmlns:wne="http://schemas.microsoft.com/office/word/2006/wordml" xmlns:wps="http://schemas.microsoft.com/office/word/2010/wordprocessingShape" mc:Ignorable="w14 w15 w16se w16cid w16 w16cex w16sdtdh w16sdtfl w16du wp14">
   <w:p>
     <w:pPr>
       <w:pStyle w:val="Piedepgina"/>
@@ -10090,7 +9709,7 @@
 </file>
 
 <file path=word/footer4.xml><?xml version="1.0" encoding="utf-8"?>
-<w:ftr xmlns:wpc="http://schemas.microsoft.com/office/word/2010/wordprocessingCanvas" xmlns:cx="http://schemas.microsoft.com/office/drawing/2014/chartex" xmlns:cx1="http://schemas.microsoft.com/office/drawing/2015/9/8/chartex" xmlns:cx2="http://schemas.microsoft.com/office/drawing/2015/10/21/chartex" xmlns:cx3="http://schemas.microsoft.com/office/drawing/2016/5/9/chartex" xmlns:cx4="http://schemas.microsoft.com/office/drawing/2016/5/10/chartex" xmlns:cx5="http://schemas.microsoft.com/office/drawing/2016/5/11/chartex" xmlns:cx6="http://schemas.microsoft.com/office/drawing/2016/5/12/chartex" xmlns:cx7="http://schemas.microsoft.com/office/drawing/2016/5/13/chartex" xmlns:cx8="http://schemas.microsoft.com/office/drawing/2016/5/14/chartex" xmlns:mc="http://schemas.openxmlformats.org/markup-compatibility/2006" xmlns:aink="http://schemas.microsoft.com/office/drawing/2016/ink" xmlns:am3d="http://schemas.microsoft.com/office/drawing/2017/model3d" xmlns:o="urn:schemas-microsoft-com:office:office" xmlns:r="http://schemas.openxmlformats.org/officeDocument/2006/relationships" xmlns:m="http://schemas.openxmlformats.org/officeDocument/2006/math" xmlns:v="urn:schemas-microsoft-com:vml" xmlns:wp14="http://schemas.microsoft.com/office/word/2010/wordprocessingDrawing" xmlns:wp="http://schemas.openxmlformats.org/drawingml/2006/wordprocessingDrawing" xmlns:w10="urn:schemas-microsoft-com:office:word" xmlns:w="http://schemas.openxmlformats.org/wordprocessingml/2006/main" xmlns:w14="http://schemas.microsoft.com/office/word/2010/wordml" xmlns:w15="http://schemas.microsoft.com/office/word/2012/wordml" xmlns:w16cex="http://schemas.microsoft.com/office/word/2018/wordml/cex" xmlns:w16cid="http://schemas.microsoft.com/office/word/2016/wordml/cid" xmlns:w16="http://schemas.microsoft.com/office/word/2018/wordml" xmlns:w16sdtdh="http://schemas.microsoft.com/office/word/2020/wordml/sdtdatahash" xmlns:w16se="http://schemas.microsoft.com/office/word/2015/wordml/symex" xmlns:wpg="http://schemas.microsoft.com/office/word/2010/wordprocessingGroup" xmlns:wpi="http://schemas.microsoft.com/office/word/2010/wordprocessingInk" xmlns:wne="http://schemas.microsoft.com/office/word/2006/wordml" xmlns:wps="http://schemas.microsoft.com/office/word/2010/wordprocessingShape" mc:Ignorable="w14 w15 w16se w16cid w16 w16cex w16sdtdh wp14">
+<w:ftr xmlns:wpc="http://schemas.microsoft.com/office/word/2010/wordprocessingCanvas" xmlns:cx="http://schemas.microsoft.com/office/drawing/2014/chartex" xmlns:cx1="http://schemas.microsoft.com/office/drawing/2015/9/8/chartex" xmlns:cx2="http://schemas.microsoft.com/office/drawing/2015/10/21/chartex" xmlns:cx3="http://schemas.microsoft.com/office/drawing/2016/5/9/chartex" xmlns:cx4="http://schemas.microsoft.com/office/drawing/2016/5/10/chartex" xmlns:cx5="http://schemas.microsoft.com/office/drawing/2016/5/11/chartex" xmlns:cx6="http://schemas.microsoft.com/office/drawing/2016/5/12/chartex" xmlns:cx7="http://schemas.microsoft.com/office/drawing/2016/5/13/chartex" xmlns:cx8="http://schemas.microsoft.com/office/drawing/2016/5/14/chartex" xmlns:mc="http://schemas.openxmlformats.org/markup-compatibility/2006" xmlns:aink="http://schemas.microsoft.com/office/drawing/2016/ink" xmlns:am3d="http://schemas.microsoft.com/office/drawing/2017/model3d" xmlns:o="urn:schemas-microsoft-com:office:office" xmlns:oel="http://schemas.microsoft.com/office/2019/extlst" xmlns:r="http://schemas.openxmlformats.org/officeDocument/2006/relationships" xmlns:m="http://schemas.openxmlformats.org/officeDocument/2006/math" xmlns:v="urn:schemas-microsoft-com:vml" xmlns:wp14="http://schemas.microsoft.com/office/word/2010/wordprocessingDrawing" xmlns:wp="http://schemas.openxmlformats.org/drawingml/2006/wordprocessingDrawing" xmlns:w10="urn:schemas-microsoft-com:office:word" xmlns:w="http://schemas.openxmlformats.org/wordprocessingml/2006/main" xmlns:w14="http://schemas.microsoft.com/office/word/2010/wordml" xmlns:w15="http://schemas.microsoft.com/office/word/2012/wordml" xmlns:w16cei="http://schemas.microsoft.com/office/word/2026/wordml/cei" xmlns:w16cex="http://schemas.microsoft.com/office/word/2018/wordml/cex" xmlns:w16cid="http://schemas.microsoft.com/office/word/2016/wordml/cid" xmlns:w16="http://schemas.microsoft.com/office/word/2018/wordml" xmlns:w16du="http://schemas.microsoft.com/office/word/2023/wordml/word16du" xmlns:w16sdtdh="http://schemas.microsoft.com/office/word/2020/wordml/sdtdatahash" xmlns:w16sdtfl="http://schemas.microsoft.com/office/word/2024/wordml/sdtformatlock" xmlns:w16se="http://schemas.microsoft.com/office/word/2015/wordml/symex" xmlns:wpg="http://schemas.microsoft.com/office/word/2010/wordprocessingGroup" xmlns:wpi="http://schemas.microsoft.com/office/word/2010/wordprocessingInk" xmlns:wne="http://schemas.microsoft.com/office/word/2006/wordml" xmlns:wps="http://schemas.microsoft.com/office/word/2010/wordprocessingShape" mc:Ignorable="w14 w15 w16se w16cid w16 w16cex w16sdtdh w16sdtfl w16du wp14">
   <w:sdt>
     <w:sdtPr>
       <w:id w:val="802434642"/>
@@ -10099,7 +9718,6 @@
         <w:docPartUnique/>
       </w:docPartObj>
     </w:sdtPr>
-    <w:sdtEndPr/>
     <w:sdtContent>
       <w:p>
         <w:pPr>
@@ -10136,7 +9754,7 @@
 </file>
 
 <file path=word/footer5.xml><?xml version="1.0" encoding="utf-8"?>
-<w:ftr xmlns:wpc="http://schemas.microsoft.com/office/word/2010/wordprocessingCanvas" xmlns:cx="http://schemas.microsoft.com/office/drawing/2014/chartex" xmlns:cx1="http://schemas.microsoft.com/office/drawing/2015/9/8/chartex" xmlns:cx2="http://schemas.microsoft.com/office/drawing/2015/10/21/chartex" xmlns:cx3="http://schemas.microsoft.com/office/drawing/2016/5/9/chartex" xmlns:cx4="http://schemas.microsoft.com/office/drawing/2016/5/10/chartex" xmlns:cx5="http://schemas.microsoft.com/office/drawing/2016/5/11/chartex" xmlns:cx6="http://schemas.microsoft.com/office/drawing/2016/5/12/chartex" xmlns:cx7="http://schemas.microsoft.com/office/drawing/2016/5/13/chartex" xmlns:cx8="http://schemas.microsoft.com/office/drawing/2016/5/14/chartex" xmlns:mc="http://schemas.openxmlformats.org/markup-compatibility/2006" xmlns:aink="http://schemas.microsoft.com/office/drawing/2016/ink" xmlns:am3d="http://schemas.microsoft.com/office/drawing/2017/model3d" xmlns:o="urn:schemas-microsoft-com:office:office" xmlns:r="http://schemas.openxmlformats.org/officeDocument/2006/relationships" xmlns:m="http://schemas.openxmlformats.org/officeDocument/2006/math" xmlns:v="urn:schemas-microsoft-com:vml" xmlns:wp14="http://schemas.microsoft.com/office/word/2010/wordprocessingDrawing" xmlns:wp="http://schemas.openxmlformats.org/drawingml/2006/wordprocessingDrawing" xmlns:w10="urn:schemas-microsoft-com:office:word" xmlns:w="http://schemas.openxmlformats.org/wordprocessingml/2006/main" xmlns:w14="http://schemas.microsoft.com/office/word/2010/wordml" xmlns:w15="http://schemas.microsoft.com/office/word/2012/wordml" xmlns:w16cex="http://schemas.microsoft.com/office/word/2018/wordml/cex" xmlns:w16cid="http://schemas.microsoft.com/office/word/2016/wordml/cid" xmlns:w16="http://schemas.microsoft.com/office/word/2018/wordml" xmlns:w16sdtdh="http://schemas.microsoft.com/office/word/2020/wordml/sdtdatahash" xmlns:w16se="http://schemas.microsoft.com/office/word/2015/wordml/symex" xmlns:wpg="http://schemas.microsoft.com/office/word/2010/wordprocessingGroup" xmlns:wpi="http://schemas.microsoft.com/office/word/2010/wordprocessingInk" xmlns:wne="http://schemas.microsoft.com/office/word/2006/wordml" xmlns:wps="http://schemas.microsoft.com/office/word/2010/wordprocessingShape" mc:Ignorable="w14 w15 w16se w16cid w16 w16cex w16sdtdh wp14">
+<w:ftr xmlns:wpc="http://schemas.microsoft.com/office/word/2010/wordprocessingCanvas" xmlns:cx="http://schemas.microsoft.com/office/drawing/2014/chartex" xmlns:cx1="http://schemas.microsoft.com/office/drawing/2015/9/8/chartex" xmlns:cx2="http://schemas.microsoft.com/office/drawing/2015/10/21/chartex" xmlns:cx3="http://schemas.microsoft.com/office/drawing/2016/5/9/chartex" xmlns:cx4="http://schemas.microsoft.com/office/drawing/2016/5/10/chartex" xmlns:cx5="http://schemas.microsoft.com/office/drawing/2016/5/11/chartex" xmlns:cx6="http://schemas.microsoft.com/office/drawing/2016/5/12/chartex" xmlns:cx7="http://schemas.microsoft.com/office/drawing/2016/5/13/chartex" xmlns:cx8="http://schemas.microsoft.com/office/drawing/2016/5/14/chartex" xmlns:mc="http://schemas.openxmlformats.org/markup-compatibility/2006" xmlns:aink="http://schemas.microsoft.com/office/drawing/2016/ink" xmlns:am3d="http://schemas.microsoft.com/office/drawing/2017/model3d" xmlns:o="urn:schemas-microsoft-com:office:office" xmlns:oel="http://schemas.microsoft.com/office/2019/extlst" xmlns:r="http://schemas.openxmlformats.org/officeDocument/2006/relationships" xmlns:m="http://schemas.openxmlformats.org/officeDocument/2006/math" xmlns:v="urn:schemas-microsoft-com:vml" xmlns:wp14="http://schemas.microsoft.com/office/word/2010/wordprocessingDrawing" xmlns:wp="http://schemas.openxmlformats.org/drawingml/2006/wordprocessingDrawing" xmlns:w10="urn:schemas-microsoft-com:office:word" xmlns:w="http://schemas.openxmlformats.org/wordprocessingml/2006/main" xmlns:w14="http://schemas.microsoft.com/office/word/2010/wordml" xmlns:w15="http://schemas.microsoft.com/office/word/2012/wordml" xmlns:w16cei="http://schemas.microsoft.com/office/word/2026/wordml/cei" xmlns:w16cex="http://schemas.microsoft.com/office/word/2018/wordml/cex" xmlns:w16cid="http://schemas.microsoft.com/office/word/2016/wordml/cid" xmlns:w16="http://schemas.microsoft.com/office/word/2018/wordml" xmlns:w16du="http://schemas.microsoft.com/office/word/2023/wordml/word16du" xmlns:w16sdtdh="http://schemas.microsoft.com/office/word/2020/wordml/sdtdatahash" xmlns:w16sdtfl="http://schemas.microsoft.com/office/word/2024/wordml/sdtformatlock" xmlns:w16se="http://schemas.microsoft.com/office/word/2015/wordml/symex" xmlns:wpg="http://schemas.microsoft.com/office/word/2010/wordprocessingGroup" xmlns:wpi="http://schemas.microsoft.com/office/word/2010/wordprocessingInk" xmlns:wne="http://schemas.microsoft.com/office/word/2006/wordml" xmlns:wps="http://schemas.microsoft.com/office/word/2010/wordprocessingShape" mc:Ignorable="w14 w15 w16se w16cid w16 w16cex w16sdtdh w16sdtfl w16du wp14">
   <w:sdt>
     <w:sdtPr>
       <w:id w:val="-290974379"/>
@@ -10145,7 +9763,6 @@
         <w:docPartUnique/>
       </w:docPartObj>
     </w:sdtPr>
-    <w:sdtEndPr/>
     <w:sdtContent>
       <w:p>
         <w:pPr>
@@ -10182,7 +9799,7 @@
 </file>
 
 <file path=word/footnotes.xml><?xml version="1.0" encoding="utf-8"?>
-<w:footnotes xmlns:wpc="http://schemas.microsoft.com/office/word/2010/wordprocessingCanvas" xmlns:cx="http://schemas.microsoft.com/office/drawing/2014/chartex" xmlns:cx1="http://schemas.microsoft.com/office/drawing/2015/9/8/chartex" xmlns:cx2="http://schemas.microsoft.com/office/drawing/2015/10/21/chartex" xmlns:cx3="http://schemas.microsoft.com/office/drawing/2016/5/9/chartex" xmlns:cx4="http://schemas.microsoft.com/office/drawing/2016/5/10/chartex" xmlns:cx5="http://schemas.microsoft.com/office/drawing/2016/5/11/chartex" xmlns:cx6="http://schemas.microsoft.com/office/drawing/2016/5/12/chartex" xmlns:cx7="http://schemas.microsoft.com/office/drawing/2016/5/13/chartex" xmlns:cx8="http://schemas.microsoft.com/office/drawing/2016/5/14/chartex" xmlns:mc="http://schemas.openxmlformats.org/markup-compatibility/2006" xmlns:aink="http://schemas.microsoft.com/office/drawing/2016/ink" xmlns:am3d="http://schemas.microsoft.com/office/drawing/2017/model3d" xmlns:o="urn:schemas-microsoft-com:office:office" xmlns:r="http://schemas.openxmlformats.org/officeDocument/2006/relationships" xmlns:m="http://schemas.openxmlformats.org/officeDocument/2006/math" xmlns:v="urn:schemas-microsoft-com:vml" xmlns:wp14="http://schemas.microsoft.com/office/word/2010/wordprocessingDrawing" xmlns:wp="http://schemas.openxmlformats.org/drawingml/2006/wordprocessingDrawing" xmlns:w10="urn:schemas-microsoft-com:office:word" xmlns:w="http://schemas.openxmlformats.org/wordprocessingml/2006/main" xmlns:w14="http://schemas.microsoft.com/office/word/2010/wordml" xmlns:w15="http://schemas.microsoft.com/office/word/2012/wordml" xmlns:w16cex="http://schemas.microsoft.com/office/word/2018/wordml/cex" xmlns:w16cid="http://schemas.microsoft.com/office/word/2016/wordml/cid" xmlns:w16="http://schemas.microsoft.com/office/word/2018/wordml" xmlns:w16sdtdh="http://schemas.microsoft.com/office/word/2020/wordml/sdtdatahash" xmlns:w16se="http://schemas.microsoft.com/office/word/2015/wordml/symex" xmlns:wpg="http://schemas.microsoft.com/office/word/2010/wordprocessingGroup" xmlns:wpi="http://schemas.microsoft.com/office/word/2010/wordprocessingInk" xmlns:wne="http://schemas.microsoft.com/office/word/2006/wordml" xmlns:wps="http://schemas.microsoft.com/office/word/2010/wordprocessingShape" mc:Ignorable="w14 w15 w16se w16cid w16 w16cex w16sdtdh wp14">
+<w:footnotes xmlns:wpc="http://schemas.microsoft.com/office/word/2010/wordprocessingCanvas" xmlns:cx="http://schemas.microsoft.com/office/drawing/2014/chartex" xmlns:cx1="http://schemas.microsoft.com/office/drawing/2015/9/8/chartex" xmlns:cx2="http://schemas.microsoft.com/office/drawing/2015/10/21/chartex" xmlns:cx3="http://schemas.microsoft.com/office/drawing/2016/5/9/chartex" xmlns:cx4="http://schemas.microsoft.com/office/drawing/2016/5/10/chartex" xmlns:cx5="http://schemas.microsoft.com/office/drawing/2016/5/11/chartex" xmlns:cx6="http://schemas.microsoft.com/office/drawing/2016/5/12/chartex" xmlns:cx7="http://schemas.microsoft.com/office/drawing/2016/5/13/chartex" xmlns:cx8="http://schemas.microsoft.com/office/drawing/2016/5/14/chartex" xmlns:mc="http://schemas.openxmlformats.org/markup-compatibility/2006" xmlns:aink="http://schemas.microsoft.com/office/drawing/2016/ink" xmlns:am3d="http://schemas.microsoft.com/office/drawing/2017/model3d" xmlns:o="urn:schemas-microsoft-com:office:office" xmlns:oel="http://schemas.microsoft.com/office/2019/extlst" xmlns:r="http://schemas.openxmlformats.org/officeDocument/2006/relationships" xmlns:m="http://schemas.openxmlformats.org/officeDocument/2006/math" xmlns:v="urn:schemas-microsoft-com:vml" xmlns:wp14="http://schemas.microsoft.com/office/word/2010/wordprocessingDrawing" xmlns:wp="http://schemas.openxmlformats.org/drawingml/2006/wordprocessingDrawing" xmlns:w10="urn:schemas-microsoft-com:office:word" xmlns:w="http://schemas.openxmlformats.org/wordprocessingml/2006/main" xmlns:w14="http://schemas.microsoft.com/office/word/2010/wordml" xmlns:w15="http://schemas.microsoft.com/office/word/2012/wordml" xmlns:w16cei="http://schemas.microsoft.com/office/word/2026/wordml/cei" xmlns:w16cex="http://schemas.microsoft.com/office/word/2018/wordml/cex" xmlns:w16cid="http://schemas.microsoft.com/office/word/2016/wordml/cid" xmlns:w16="http://schemas.microsoft.com/office/word/2018/wordml" xmlns:w16du="http://schemas.microsoft.com/office/word/2023/wordml/word16du" xmlns:w16sdtdh="http://schemas.microsoft.com/office/word/2020/wordml/sdtdatahash" xmlns:w16sdtfl="http://schemas.microsoft.com/office/word/2024/wordml/sdtformatlock" xmlns:w16se="http://schemas.microsoft.com/office/word/2015/wordml/symex" xmlns:wpg="http://schemas.microsoft.com/office/word/2010/wordprocessingGroup" xmlns:wpi="http://schemas.microsoft.com/office/word/2010/wordprocessingInk" xmlns:wne="http://schemas.microsoft.com/office/word/2006/wordml" xmlns:wps="http://schemas.microsoft.com/office/word/2010/wordprocessingShape" mc:Ignorable="w14 w15 w16se w16cid w16 w16cex w16sdtdh w16sdtfl w16du wp14">
   <w:footnote w:type="separator" w:id="-1">
     <w:p>
       <w:pPr>
@@ -10207,7 +9824,7 @@
 </file>
 
 <file path=word/header1.xml><?xml version="1.0" encoding="utf-8"?>
-<w:hdr xmlns:wpc="http://schemas.microsoft.com/office/word/2010/wordprocessingCanvas" xmlns:cx="http://schemas.microsoft.com/office/drawing/2014/chartex" xmlns:cx1="http://schemas.microsoft.com/office/drawing/2015/9/8/chartex" xmlns:cx2="http://schemas.microsoft.com/office/drawing/2015/10/21/chartex" xmlns:cx3="http://schemas.microsoft.com/office/drawing/2016/5/9/chartex" xmlns:cx4="http://schemas.microsoft.com/office/drawing/2016/5/10/chartex" xmlns:cx5="http://schemas.microsoft.com/office/drawing/2016/5/11/chartex" xmlns:cx6="http://schemas.microsoft.com/office/drawing/2016/5/12/chartex" xmlns:cx7="http://schemas.microsoft.com/office/drawing/2016/5/13/chartex" xmlns:cx8="http://schemas.microsoft.com/office/drawing/2016/5/14/chartex" xmlns:mc="http://schemas.openxmlformats.org/markup-compatibility/2006" xmlns:aink="http://schemas.microsoft.com/office/drawing/2016/ink" xmlns:am3d="http://schemas.microsoft.com/office/drawing/2017/model3d" xmlns:o="urn:schemas-microsoft-com:office:office" xmlns:r="http://schemas.openxmlformats.org/officeDocument/2006/relationships" xmlns:m="http://schemas.openxmlformats.org/officeDocument/2006/math" xmlns:v="urn:schemas-microsoft-com:vml" xmlns:wp14="http://schemas.microsoft.com/office/word/2010/wordprocessingDrawing" xmlns:wp="http://schemas.openxmlformats.org/drawingml/2006/wordprocessingDrawing" xmlns:w10="urn:schemas-microsoft-com:office:word" xmlns:w="http://schemas.openxmlformats.org/wordprocessingml/2006/main" xmlns:w14="http://schemas.microsoft.com/office/word/2010/wordml" xmlns:w15="http://schemas.microsoft.com/office/word/2012/wordml" xmlns:w16cex="http://schemas.microsoft.com/office/word/2018/wordml/cex" xmlns:w16cid="http://schemas.microsoft.com/office/word/2016/wordml/cid" xmlns:w16="http://schemas.microsoft.com/office/word/2018/wordml" xmlns:w16sdtdh="http://schemas.microsoft.com/office/word/2020/wordml/sdtdatahash" xmlns:w16se="http://schemas.microsoft.com/office/word/2015/wordml/symex" xmlns:wpg="http://schemas.microsoft.com/office/word/2010/wordprocessingGroup" xmlns:wpi="http://schemas.microsoft.com/office/word/2010/wordprocessingInk" xmlns:wne="http://schemas.microsoft.com/office/word/2006/wordml" xmlns:wps="http://schemas.microsoft.com/office/word/2010/wordprocessingShape" mc:Ignorable="w14 w15 w16se w16cid w16 w16cex w16sdtdh wp14">
+<w:hdr xmlns:wpc="http://schemas.microsoft.com/office/word/2010/wordprocessingCanvas" xmlns:cx="http://schemas.microsoft.com/office/drawing/2014/chartex" xmlns:cx1="http://schemas.microsoft.com/office/drawing/2015/9/8/chartex" xmlns:cx2="http://schemas.microsoft.com/office/drawing/2015/10/21/chartex" xmlns:cx3="http://schemas.microsoft.com/office/drawing/2016/5/9/chartex" xmlns:cx4="http://schemas.microsoft.com/office/drawing/2016/5/10/chartex" xmlns:cx5="http://schemas.microsoft.com/office/drawing/2016/5/11/chartex" xmlns:cx6="http://schemas.microsoft.com/office/drawing/2016/5/12/chartex" xmlns:cx7="http://schemas.microsoft.com/office/drawing/2016/5/13/chartex" xmlns:cx8="http://schemas.microsoft.com/office/drawing/2016/5/14/chartex" xmlns:mc="http://schemas.openxmlformats.org/markup-compatibility/2006" xmlns:aink="http://schemas.microsoft.com/office/drawing/2016/ink" xmlns:am3d="http://schemas.microsoft.com/office/drawing/2017/model3d" xmlns:o="urn:schemas-microsoft-com:office:office" xmlns:oel="http://schemas.microsoft.com/office/2019/extlst" xmlns:r="http://schemas.openxmlformats.org/officeDocument/2006/relationships" xmlns:m="http://schemas.openxmlformats.org/officeDocument/2006/math" xmlns:v="urn:schemas-microsoft-com:vml" xmlns:wp14="http://schemas.microsoft.com/office/word/2010/wordprocessingDrawing" xmlns:wp="http://schemas.openxmlformats.org/drawingml/2006/wordprocessingDrawing" xmlns:w10="urn:schemas-microsoft-com:office:word" xmlns:w="http://schemas.openxmlformats.org/wordprocessingml/2006/main" xmlns:w14="http://schemas.microsoft.com/office/word/2010/wordml" xmlns:w15="http://schemas.microsoft.com/office/word/2012/wordml" xmlns:w16cei="http://schemas.microsoft.com/office/word/2026/wordml/cei" xmlns:w16cex="http://schemas.microsoft.com/office/word/2018/wordml/cex" xmlns:w16cid="http://schemas.microsoft.com/office/word/2016/wordml/cid" xmlns:w16="http://schemas.microsoft.com/office/word/2018/wordml" xmlns:w16du="http://schemas.microsoft.com/office/word/2023/wordml/word16du" xmlns:w16sdtdh="http://schemas.microsoft.com/office/word/2020/wordml/sdtdatahash" xmlns:w16sdtfl="http://schemas.microsoft.com/office/word/2024/wordml/sdtformatlock" xmlns:w16se="http://schemas.microsoft.com/office/word/2015/wordml/symex" xmlns:wpg="http://schemas.microsoft.com/office/word/2010/wordprocessingGroup" xmlns:wpi="http://schemas.microsoft.com/office/word/2010/wordprocessingInk" xmlns:wne="http://schemas.microsoft.com/office/word/2006/wordml" xmlns:wps="http://schemas.microsoft.com/office/word/2010/wordprocessingShape" mc:Ignorable="w14 w15 w16se w16cid w16 w16cex w16sdtdh w16sdtfl w16du wp14">
   <w:p>
     <w:pPr>
       <w:pStyle w:val="Encabezado"/>
@@ -10226,7 +9843,7 @@
 </file>
 
 <file path=word/header2.xml><?xml version="1.0" encoding="utf-8"?>
-<w:hdr xmlns:wpc="http://schemas.microsoft.com/office/word/2010/wordprocessingCanvas" xmlns:cx="http://schemas.microsoft.com/office/drawing/2014/chartex" xmlns:cx1="http://schemas.microsoft.com/office/drawing/2015/9/8/chartex" xmlns:cx2="http://schemas.microsoft.com/office/drawing/2015/10/21/chartex" xmlns:cx3="http://schemas.microsoft.com/office/drawing/2016/5/9/chartex" xmlns:cx4="http://schemas.microsoft.com/office/drawing/2016/5/10/chartex" xmlns:cx5="http://schemas.microsoft.com/office/drawing/2016/5/11/chartex" xmlns:cx6="http://schemas.microsoft.com/office/drawing/2016/5/12/chartex" xmlns:cx7="http://schemas.microsoft.com/office/drawing/2016/5/13/chartex" xmlns:cx8="http://schemas.microsoft.com/office/drawing/2016/5/14/chartex" xmlns:mc="http://schemas.openxmlformats.org/markup-compatibility/2006" xmlns:aink="http://schemas.microsoft.com/office/drawing/2016/ink" xmlns:am3d="http://schemas.microsoft.com/office/drawing/2017/model3d" xmlns:o="urn:schemas-microsoft-com:office:office" xmlns:r="http://schemas.openxmlformats.org/officeDocument/2006/relationships" xmlns:m="http://schemas.openxmlformats.org/officeDocument/2006/math" xmlns:v="urn:schemas-microsoft-com:vml" xmlns:wp14="http://schemas.microsoft.com/office/word/2010/wordprocessingDrawing" xmlns:wp="http://schemas.openxmlformats.org/drawingml/2006/wordprocessingDrawing" xmlns:w10="urn:schemas-microsoft-com:office:word" xmlns:w="http://schemas.openxmlformats.org/wordprocessingml/2006/main" xmlns:w14="http://schemas.microsoft.com/office/word/2010/wordml" xmlns:w15="http://schemas.microsoft.com/office/word/2012/wordml" xmlns:w16cex="http://schemas.microsoft.com/office/word/2018/wordml/cex" xmlns:w16cid="http://schemas.microsoft.com/office/word/2016/wordml/cid" xmlns:w16="http://schemas.microsoft.com/office/word/2018/wordml" xmlns:w16sdtdh="http://schemas.microsoft.com/office/word/2020/wordml/sdtdatahash" xmlns:w16se="http://schemas.microsoft.com/office/word/2015/wordml/symex" xmlns:wpg="http://schemas.microsoft.com/office/word/2010/wordprocessingGroup" xmlns:wpi="http://schemas.microsoft.com/office/word/2010/wordprocessingInk" xmlns:wne="http://schemas.microsoft.com/office/word/2006/wordml" xmlns:wps="http://schemas.microsoft.com/office/word/2010/wordprocessingShape" mc:Ignorable="w14 w15 w16se w16cid w16 w16cex w16sdtdh wp14">
+<w:hdr xmlns:wpc="http://schemas.microsoft.com/office/word/2010/wordprocessingCanvas" xmlns:cx="http://schemas.microsoft.com/office/drawing/2014/chartex" xmlns:cx1="http://schemas.microsoft.com/office/drawing/2015/9/8/chartex" xmlns:cx2="http://schemas.microsoft.com/office/drawing/2015/10/21/chartex" xmlns:cx3="http://schemas.microsoft.com/office/drawing/2016/5/9/chartex" xmlns:cx4="http://schemas.microsoft.com/office/drawing/2016/5/10/chartex" xmlns:cx5="http://schemas.microsoft.com/office/drawing/2016/5/11/chartex" xmlns:cx6="http://schemas.microsoft.com/office/drawing/2016/5/12/chartex" xmlns:cx7="http://schemas.microsoft.com/office/drawing/2016/5/13/chartex" xmlns:cx8="http://schemas.microsoft.com/office/drawing/2016/5/14/chartex" xmlns:mc="http://schemas.openxmlformats.org/markup-compatibility/2006" xmlns:aink="http://schemas.microsoft.com/office/drawing/2016/ink" xmlns:am3d="http://schemas.microsoft.com/office/drawing/2017/model3d" xmlns:o="urn:schemas-microsoft-com:office:office" xmlns:oel="http://schemas.microsoft.com/office/2019/extlst" xmlns:r="http://schemas.openxmlformats.org/officeDocument/2006/relationships" xmlns:m="http://schemas.openxmlformats.org/officeDocument/2006/math" xmlns:v="urn:schemas-microsoft-com:vml" xmlns:wp14="http://schemas.microsoft.com/office/word/2010/wordprocessingDrawing" xmlns:wp="http://schemas.openxmlformats.org/drawingml/2006/wordprocessingDrawing" xmlns:w10="urn:schemas-microsoft-com:office:word" xmlns:w="http://schemas.openxmlformats.org/wordprocessingml/2006/main" xmlns:w14="http://schemas.microsoft.com/office/word/2010/wordml" xmlns:w15="http://schemas.microsoft.com/office/word/2012/wordml" xmlns:w16cei="http://schemas.microsoft.com/office/word/2026/wordml/cei" xmlns:w16cex="http://schemas.microsoft.com/office/word/2018/wordml/cex" xmlns:w16cid="http://schemas.microsoft.com/office/word/2016/wordml/cid" xmlns:w16="http://schemas.microsoft.com/office/word/2018/wordml" xmlns:w16du="http://schemas.microsoft.com/office/word/2023/wordml/word16du" xmlns:w16sdtdh="http://schemas.microsoft.com/office/word/2020/wordml/sdtdatahash" xmlns:w16sdtfl="http://schemas.microsoft.com/office/word/2024/wordml/sdtformatlock" xmlns:w16se="http://schemas.microsoft.com/office/word/2015/wordml/symex" xmlns:wpg="http://schemas.microsoft.com/office/word/2010/wordprocessingGroup" xmlns:wpi="http://schemas.microsoft.com/office/word/2010/wordprocessingInk" xmlns:wne="http://schemas.microsoft.com/office/word/2006/wordml" xmlns:wps="http://schemas.microsoft.com/office/word/2010/wordprocessingShape" mc:Ignorable="w14 w15 w16se w16cid w16 w16cex w16sdtdh w16sdtfl w16du wp14">
   <w:p>
     <w:pPr>
       <w:pStyle w:val="Encabezado"/>
@@ -10236,7 +9853,7 @@
 </file>
 
 <file path=word/header3.xml><?xml version="1.0" encoding="utf-8"?>
-<w:hdr xmlns:wpc="http://schemas.microsoft.com/office/word/2010/wordprocessingCanvas" xmlns:cx="http://schemas.microsoft.com/office/drawing/2014/chartex" xmlns:cx1="http://schemas.microsoft.com/office/drawing/2015/9/8/chartex" xmlns:cx2="http://schemas.microsoft.com/office/drawing/2015/10/21/chartex" xmlns:cx3="http://schemas.microsoft.com/office/drawing/2016/5/9/chartex" xmlns:cx4="http://schemas.microsoft.com/office/drawing/2016/5/10/chartex" xmlns:cx5="http://schemas.microsoft.com/office/drawing/2016/5/11/chartex" xmlns:cx6="http://schemas.microsoft.com/office/drawing/2016/5/12/chartex" xmlns:cx7="http://schemas.microsoft.com/office/drawing/2016/5/13/chartex" xmlns:cx8="http://schemas.microsoft.com/office/drawing/2016/5/14/chartex" xmlns:mc="http://schemas.openxmlformats.org/markup-compatibility/2006" xmlns:aink="http://schemas.microsoft.com/office/drawing/2016/ink" xmlns:am3d="http://schemas.microsoft.com/office/drawing/2017/model3d" xmlns:o="urn:schemas-microsoft-com:office:office" xmlns:r="http://schemas.openxmlformats.org/officeDocument/2006/relationships" xmlns:m="http://schemas.openxmlformats.org/officeDocument/2006/math" xmlns:v="urn:schemas-microsoft-com:vml" xmlns:wp14="http://schemas.microsoft.com/office/word/2010/wordprocessingDrawing" xmlns:wp="http://schemas.openxmlformats.org/drawingml/2006/wordprocessingDrawing" xmlns:w10="urn:schemas-microsoft-com:office:word" xmlns:w="http://schemas.openxmlformats.org/wordprocessingml/2006/main" xmlns:w14="http://schemas.microsoft.com/office/word/2010/wordml" xmlns:w15="http://schemas.microsoft.com/office/word/2012/wordml" xmlns:w16cex="http://schemas.microsoft.com/office/word/2018/wordml/cex" xmlns:w16cid="http://schemas.microsoft.com/office/word/2016/wordml/cid" xmlns:w16="http://schemas.microsoft.com/office/word/2018/wordml" xmlns:w16sdtdh="http://schemas.microsoft.com/office/word/2020/wordml/sdtdatahash" xmlns:w16se="http://schemas.microsoft.com/office/word/2015/wordml/symex" xmlns:wpg="http://schemas.microsoft.com/office/word/2010/wordprocessingGroup" xmlns:wpi="http://schemas.microsoft.com/office/word/2010/wordprocessingInk" xmlns:wne="http://schemas.microsoft.com/office/word/2006/wordml" xmlns:wps="http://schemas.microsoft.com/office/word/2010/wordprocessingShape" mc:Ignorable="w14 w15 w16se w16cid w16 w16cex w16sdtdh wp14">
+<w:hdr xmlns:wpc="http://schemas.microsoft.com/office/word/2010/wordprocessingCanvas" xmlns:cx="http://schemas.microsoft.com/office/drawing/2014/chartex" xmlns:cx1="http://schemas.microsoft.com/office/drawing/2015/9/8/chartex" xmlns:cx2="http://schemas.microsoft.com/office/drawing/2015/10/21/chartex" xmlns:cx3="http://schemas.microsoft.com/office/drawing/2016/5/9/chartex" xmlns:cx4="http://schemas.microsoft.com/office/drawing/2016/5/10/chartex" xmlns:cx5="http://schemas.microsoft.com/office/drawing/2016/5/11/chartex" xmlns:cx6="http://schemas.microsoft.com/office/drawing/2016/5/12/chartex" xmlns:cx7="http://schemas.microsoft.com/office/drawing/2016/5/13/chartex" xmlns:cx8="http://schemas.microsoft.com/office/drawing/2016/5/14/chartex" xmlns:mc="http://schemas.openxmlformats.org/markup-compatibility/2006" xmlns:aink="http://schemas.microsoft.com/office/drawing/2016/ink" xmlns:am3d="http://schemas.microsoft.com/office/drawing/2017/model3d" xmlns:o="urn:schemas-microsoft-com:office:office" xmlns:oel="http://schemas.microsoft.com/office/2019/extlst" xmlns:r="http://schemas.openxmlformats.org/officeDocument/2006/relationships" xmlns:m="http://schemas.openxmlformats.org/officeDocument/2006/math" xmlns:v="urn:schemas-microsoft-com:vml" xmlns:wp14="http://schemas.microsoft.com/office/word/2010/wordprocessingDrawing" xmlns:wp="http://schemas.openxmlformats.org/drawingml/2006/wordprocessingDrawing" xmlns:w10="urn:schemas-microsoft-com:office:word" xmlns:w="http://schemas.openxmlformats.org/wordprocessingml/2006/main" xmlns:w14="http://schemas.microsoft.com/office/word/2010/wordml" xmlns:w15="http://schemas.microsoft.com/office/word/2012/wordml" xmlns:w16cei="http://schemas.microsoft.com/office/word/2026/wordml/cei" xmlns:w16cex="http://schemas.microsoft.com/office/word/2018/wordml/cex" xmlns:w16cid="http://schemas.microsoft.com/office/word/2016/wordml/cid" xmlns:w16="http://schemas.microsoft.com/office/word/2018/wordml" xmlns:w16du="http://schemas.microsoft.com/office/word/2023/wordml/word16du" xmlns:w16sdtdh="http://schemas.microsoft.com/office/word/2020/wordml/sdtdatahash" xmlns:w16sdtfl="http://schemas.microsoft.com/office/word/2024/wordml/sdtformatlock" xmlns:w16se="http://schemas.microsoft.com/office/word/2015/wordml/symex" xmlns:wpg="http://schemas.microsoft.com/office/word/2010/wordprocessingGroup" xmlns:wpi="http://schemas.microsoft.com/office/word/2010/wordprocessingInk" xmlns:wne="http://schemas.microsoft.com/office/word/2006/wordml" xmlns:wps="http://schemas.microsoft.com/office/word/2010/wordprocessingShape" mc:Ignorable="w14 w15 w16se w16cid w16 w16cex w16sdtdh w16sdtfl w16du wp14">
   <w:p>
     <w:pPr>
       <w:pStyle w:val="Encabezado"/>
@@ -10246,7 +9863,7 @@
 </file>
 
 <file path=word/header4.xml><?xml version="1.0" encoding="utf-8"?>
-<w:hdr xmlns:wpc="http://schemas.microsoft.com/office/word/2010/wordprocessingCanvas" xmlns:cx="http://schemas.microsoft.com/office/drawing/2014/chartex" xmlns:cx1="http://schemas.microsoft.com/office/drawing/2015/9/8/chartex" xmlns:cx2="http://schemas.microsoft.com/office/drawing/2015/10/21/chartex" xmlns:cx3="http://schemas.microsoft.com/office/drawing/2016/5/9/chartex" xmlns:cx4="http://schemas.microsoft.com/office/drawing/2016/5/10/chartex" xmlns:cx5="http://schemas.microsoft.com/office/drawing/2016/5/11/chartex" xmlns:cx6="http://schemas.microsoft.com/office/drawing/2016/5/12/chartex" xmlns:cx7="http://schemas.microsoft.com/office/drawing/2016/5/13/chartex" xmlns:cx8="http://schemas.microsoft.com/office/drawing/2016/5/14/chartex" xmlns:mc="http://schemas.openxmlformats.org/markup-compatibility/2006" xmlns:aink="http://schemas.microsoft.com/office/drawing/2016/ink" xmlns:am3d="http://schemas.microsoft.com/office/drawing/2017/model3d" xmlns:o="urn:schemas-microsoft-com:office:office" xmlns:r="http://schemas.openxmlformats.org/officeDocument/2006/relationships" xmlns:m="http://schemas.openxmlformats.org/officeDocument/2006/math" xmlns:v="urn:schemas-microsoft-com:vml" xmlns:wp14="http://schemas.microsoft.com/office/word/2010/wordprocessingDrawing" xmlns:wp="http://schemas.openxmlformats.org/drawingml/2006/wordprocessingDrawing" xmlns:w10="urn:schemas-microsoft-com:office:word" xmlns:w="http://schemas.openxmlformats.org/wordprocessingml/2006/main" xmlns:w14="http://schemas.microsoft.com/office/word/2010/wordml" xmlns:w15="http://schemas.microsoft.com/office/word/2012/wordml" xmlns:w16cex="http://schemas.microsoft.com/office/word/2018/wordml/cex" xmlns:w16cid="http://schemas.microsoft.com/office/word/2016/wordml/cid" xmlns:w16="http://schemas.microsoft.com/office/word/2018/wordml" xmlns:w16sdtdh="http://schemas.microsoft.com/office/word/2020/wordml/sdtdatahash" xmlns:w16se="http://schemas.microsoft.com/office/word/2015/wordml/symex" xmlns:wpg="http://schemas.microsoft.com/office/word/2010/wordprocessingGroup" xmlns:wpi="http://schemas.microsoft.com/office/word/2010/wordprocessingInk" xmlns:wne="http://schemas.microsoft.com/office/word/2006/wordml" xmlns:wps="http://schemas.microsoft.com/office/word/2010/wordprocessingShape" mc:Ignorable="w14 w15 w16se w16cid w16 w16cex w16sdtdh wp14">
+<w:hdr xmlns:wpc="http://schemas.microsoft.com/office/word/2010/wordprocessingCanvas" xmlns:cx="http://schemas.microsoft.com/office/drawing/2014/chartex" xmlns:cx1="http://schemas.microsoft.com/office/drawing/2015/9/8/chartex" xmlns:cx2="http://schemas.microsoft.com/office/drawing/2015/10/21/chartex" xmlns:cx3="http://schemas.microsoft.com/office/drawing/2016/5/9/chartex" xmlns:cx4="http://schemas.microsoft.com/office/drawing/2016/5/10/chartex" xmlns:cx5="http://schemas.microsoft.com/office/drawing/2016/5/11/chartex" xmlns:cx6="http://schemas.microsoft.com/office/drawing/2016/5/12/chartex" xmlns:cx7="http://schemas.microsoft.com/office/drawing/2016/5/13/chartex" xmlns:cx8="http://schemas.microsoft.com/office/drawing/2016/5/14/chartex" xmlns:mc="http://schemas.openxmlformats.org/markup-compatibility/2006" xmlns:aink="http://schemas.microsoft.com/office/drawing/2016/ink" xmlns:am3d="http://schemas.microsoft.com/office/drawing/2017/model3d" xmlns:o="urn:schemas-microsoft-com:office:office" xmlns:oel="http://schemas.microsoft.com/office/2019/extlst" xmlns:r="http://schemas.openxmlformats.org/officeDocument/2006/relationships" xmlns:m="http://schemas.openxmlformats.org/officeDocument/2006/math" xmlns:v="urn:schemas-microsoft-com:vml" xmlns:wp14="http://schemas.microsoft.com/office/word/2010/wordprocessingDrawing" xmlns:wp="http://schemas.openxmlformats.org/drawingml/2006/wordprocessingDrawing" xmlns:w10="urn:schemas-microsoft-com:office:word" xmlns:w="http://schemas.openxmlformats.org/wordprocessingml/2006/main" xmlns:w14="http://schemas.microsoft.com/office/word/2010/wordml" xmlns:w15="http://schemas.microsoft.com/office/word/2012/wordml" xmlns:w16cei="http://schemas.microsoft.com/office/word/2026/wordml/cei" xmlns:w16cex="http://schemas.microsoft.com/office/word/2018/wordml/cex" xmlns:w16cid="http://schemas.microsoft.com/office/word/2016/wordml/cid" xmlns:w16="http://schemas.microsoft.com/office/word/2018/wordml" xmlns:w16du="http://schemas.microsoft.com/office/word/2023/wordml/word16du" xmlns:w16sdtdh="http://schemas.microsoft.com/office/word/2020/wordml/sdtdatahash" xmlns:w16sdtfl="http://schemas.microsoft.com/office/word/2024/wordml/sdtformatlock" xmlns:w16se="http://schemas.microsoft.com/office/word/2015/wordml/symex" xmlns:wpg="http://schemas.microsoft.com/office/word/2010/wordprocessingGroup" xmlns:wpi="http://schemas.microsoft.com/office/word/2010/wordprocessingInk" xmlns:wne="http://schemas.microsoft.com/office/word/2006/wordml" xmlns:wps="http://schemas.microsoft.com/office/word/2010/wordprocessingShape" mc:Ignorable="w14 w15 w16se w16cid w16 w16cex w16sdtdh w16sdtfl w16du wp14">
   <w:p>
     <w:pPr>
       <w:pStyle w:val="Encabezado"/>
@@ -10260,7 +9877,7 @@
         <w:rPr>
           <w:noProof/>
         </w:rPr>
-        <w:t>Cronograma de actividades</w:t>
+        <w:t>Objetivos</w:t>
       </w:r>
     </w:fldSimple>
   </w:p>
@@ -10268,7 +9885,7 @@
 </file>
 
 <file path=word/header5.xml><?xml version="1.0" encoding="utf-8"?>
-<w:hdr xmlns:wpc="http://schemas.microsoft.com/office/word/2010/wordprocessingCanvas" xmlns:cx="http://schemas.microsoft.com/office/drawing/2014/chartex" xmlns:cx1="http://schemas.microsoft.com/office/drawing/2015/9/8/chartex" xmlns:cx2="http://schemas.microsoft.com/office/drawing/2015/10/21/chartex" xmlns:cx3="http://schemas.microsoft.com/office/drawing/2016/5/9/chartex" xmlns:cx4="http://schemas.microsoft.com/office/drawing/2016/5/10/chartex" xmlns:cx5="http://schemas.microsoft.com/office/drawing/2016/5/11/chartex" xmlns:cx6="http://schemas.microsoft.com/office/drawing/2016/5/12/chartex" xmlns:cx7="http://schemas.microsoft.com/office/drawing/2016/5/13/chartex" xmlns:cx8="http://schemas.microsoft.com/office/drawing/2016/5/14/chartex" xmlns:mc="http://schemas.openxmlformats.org/markup-compatibility/2006" xmlns:aink="http://schemas.microsoft.com/office/drawing/2016/ink" xmlns:am3d="http://schemas.microsoft.com/office/drawing/2017/model3d" xmlns:o="urn:schemas-microsoft-com:office:office" xmlns:r="http://schemas.openxmlformats.org/officeDocument/2006/relationships" xmlns:m="http://schemas.openxmlformats.org/officeDocument/2006/math" xmlns:v="urn:schemas-microsoft-com:vml" xmlns:wp14="http://schemas.microsoft.com/office/word/2010/wordprocessingDrawing" xmlns:wp="http://schemas.openxmlformats.org/drawingml/2006/wordprocessingDrawing" xmlns:w10="urn:schemas-microsoft-com:office:word" xmlns:w="http://schemas.openxmlformats.org/wordprocessingml/2006/main" xmlns:w14="http://schemas.microsoft.com/office/word/2010/wordml" xmlns:w15="http://schemas.microsoft.com/office/word/2012/wordml" xmlns:w16cex="http://schemas.microsoft.com/office/word/2018/wordml/cex" xmlns:w16cid="http://schemas.microsoft.com/office/word/2016/wordml/cid" xmlns:w16="http://schemas.microsoft.com/office/word/2018/wordml" xmlns:w16sdtdh="http://schemas.microsoft.com/office/word/2020/wordml/sdtdatahash" xmlns:w16se="http://schemas.microsoft.com/office/word/2015/wordml/symex" xmlns:wpg="http://schemas.microsoft.com/office/word/2010/wordprocessingGroup" xmlns:wpi="http://schemas.microsoft.com/office/word/2010/wordprocessingInk" xmlns:wne="http://schemas.microsoft.com/office/word/2006/wordml" xmlns:wps="http://schemas.microsoft.com/office/word/2010/wordprocessingShape" mc:Ignorable="w14 w15 w16se w16cid w16 w16cex w16sdtdh wp14">
+<w:hdr xmlns:wpc="http://schemas.microsoft.com/office/word/2010/wordprocessingCanvas" xmlns:cx="http://schemas.microsoft.com/office/drawing/2014/chartex" xmlns:cx1="http://schemas.microsoft.com/office/drawing/2015/9/8/chartex" xmlns:cx2="http://schemas.microsoft.com/office/drawing/2015/10/21/chartex" xmlns:cx3="http://schemas.microsoft.com/office/drawing/2016/5/9/chartex" xmlns:cx4="http://schemas.microsoft.com/office/drawing/2016/5/10/chartex" xmlns:cx5="http://schemas.microsoft.com/office/drawing/2016/5/11/chartex" xmlns:cx6="http://schemas.microsoft.com/office/drawing/2016/5/12/chartex" xmlns:cx7="http://schemas.microsoft.com/office/drawing/2016/5/13/chartex" xmlns:cx8="http://schemas.microsoft.com/office/drawing/2016/5/14/chartex" xmlns:mc="http://schemas.openxmlformats.org/markup-compatibility/2006" xmlns:aink="http://schemas.microsoft.com/office/drawing/2016/ink" xmlns:am3d="http://schemas.microsoft.com/office/drawing/2017/model3d" xmlns:o="urn:schemas-microsoft-com:office:office" xmlns:oel="http://schemas.microsoft.com/office/2019/extlst" xmlns:r="http://schemas.openxmlformats.org/officeDocument/2006/relationships" xmlns:m="http://schemas.openxmlformats.org/officeDocument/2006/math" xmlns:v="urn:schemas-microsoft-com:vml" xmlns:wp14="http://schemas.microsoft.com/office/word/2010/wordprocessingDrawing" xmlns:wp="http://schemas.openxmlformats.org/drawingml/2006/wordprocessingDrawing" xmlns:w10="urn:schemas-microsoft-com:office:word" xmlns:w="http://schemas.openxmlformats.org/wordprocessingml/2006/main" xmlns:w14="http://schemas.microsoft.com/office/word/2010/wordml" xmlns:w15="http://schemas.microsoft.com/office/word/2012/wordml" xmlns:w16cei="http://schemas.microsoft.com/office/word/2026/wordml/cei" xmlns:w16cex="http://schemas.microsoft.com/office/word/2018/wordml/cex" xmlns:w16cid="http://schemas.microsoft.com/office/word/2016/wordml/cid" xmlns:w16="http://schemas.microsoft.com/office/word/2018/wordml" xmlns:w16du="http://schemas.microsoft.com/office/word/2023/wordml/word16du" xmlns:w16sdtdh="http://schemas.microsoft.com/office/word/2020/wordml/sdtdatahash" xmlns:w16sdtfl="http://schemas.microsoft.com/office/word/2024/wordml/sdtformatlock" xmlns:w16se="http://schemas.microsoft.com/office/word/2015/wordml/symex" xmlns:wpg="http://schemas.microsoft.com/office/word/2010/wordprocessingGroup" xmlns:wpi="http://schemas.microsoft.com/office/word/2010/wordprocessingInk" xmlns:wne="http://schemas.microsoft.com/office/word/2006/wordml" xmlns:wps="http://schemas.microsoft.com/office/word/2010/wordprocessingShape" mc:Ignorable="w14 w15 w16se w16cid w16 w16cex w16sdtdh w16sdtfl w16du wp14">
   <w:p>
     <w:pPr>
       <w:pStyle w:val="Encabezado"/>
@@ -10284,7 +9901,7 @@
 </file>
 
 <file path=word/header6.xml><?xml version="1.0" encoding="utf-8"?>
-<w:hdr xmlns:wpc="http://schemas.microsoft.com/office/word/2010/wordprocessingCanvas" xmlns:cx="http://schemas.microsoft.com/office/drawing/2014/chartex" xmlns:cx1="http://schemas.microsoft.com/office/drawing/2015/9/8/chartex" xmlns:cx2="http://schemas.microsoft.com/office/drawing/2015/10/21/chartex" xmlns:cx3="http://schemas.microsoft.com/office/drawing/2016/5/9/chartex" xmlns:cx4="http://schemas.microsoft.com/office/drawing/2016/5/10/chartex" xmlns:cx5="http://schemas.microsoft.com/office/drawing/2016/5/11/chartex" xmlns:cx6="http://schemas.microsoft.com/office/drawing/2016/5/12/chartex" xmlns:cx7="http://schemas.microsoft.com/office/drawing/2016/5/13/chartex" xmlns:cx8="http://schemas.microsoft.com/office/drawing/2016/5/14/chartex" xmlns:mc="http://schemas.openxmlformats.org/markup-compatibility/2006" xmlns:aink="http://schemas.microsoft.com/office/drawing/2016/ink" xmlns:am3d="http://schemas.microsoft.com/office/drawing/2017/model3d" xmlns:o="urn:schemas-microsoft-com:office:office" xmlns:r="http://schemas.openxmlformats.org/officeDocument/2006/relationships" xmlns:m="http://schemas.openxmlformats.org/officeDocument/2006/math" xmlns:v="urn:schemas-microsoft-com:vml" xmlns:wp14="http://schemas.microsoft.com/office/word/2010/wordprocessingDrawing" xmlns:wp="http://schemas.openxmlformats.org/drawingml/2006/wordprocessingDrawing" xmlns:w10="urn:schemas-microsoft-com:office:word" xmlns:w="http://schemas.openxmlformats.org/wordprocessingml/2006/main" xmlns:w14="http://schemas.microsoft.com/office/word/2010/wordml" xmlns:w15="http://schemas.microsoft.com/office/word/2012/wordml" xmlns:w16cex="http://schemas.microsoft.com/office/word/2018/wordml/cex" xmlns:w16cid="http://schemas.microsoft.com/office/word/2016/wordml/cid" xmlns:w16="http://schemas.microsoft.com/office/word/2018/wordml" xmlns:w16sdtdh="http://schemas.microsoft.com/office/word/2020/wordml/sdtdatahash" xmlns:w16se="http://schemas.microsoft.com/office/word/2015/wordml/symex" xmlns:wpg="http://schemas.microsoft.com/office/word/2010/wordprocessingGroup" xmlns:wpi="http://schemas.microsoft.com/office/word/2010/wordprocessingInk" xmlns:wne="http://schemas.microsoft.com/office/word/2006/wordml" xmlns:wps="http://schemas.microsoft.com/office/word/2010/wordprocessingShape" mc:Ignorable="w14 w15 w16se w16cid w16 w16cex w16sdtdh wp14">
+<w:hdr xmlns:wpc="http://schemas.microsoft.com/office/word/2010/wordprocessingCanvas" xmlns:cx="http://schemas.microsoft.com/office/drawing/2014/chartex" xmlns:cx1="http://schemas.microsoft.com/office/drawing/2015/9/8/chartex" xmlns:cx2="http://schemas.microsoft.com/office/drawing/2015/10/21/chartex" xmlns:cx3="http://schemas.microsoft.com/office/drawing/2016/5/9/chartex" xmlns:cx4="http://schemas.microsoft.com/office/drawing/2016/5/10/chartex" xmlns:cx5="http://schemas.microsoft.com/office/drawing/2016/5/11/chartex" xmlns:cx6="http://schemas.microsoft.com/office/drawing/2016/5/12/chartex" xmlns:cx7="http://schemas.microsoft.com/office/drawing/2016/5/13/chartex" xmlns:cx8="http://schemas.microsoft.com/office/drawing/2016/5/14/chartex" xmlns:mc="http://schemas.openxmlformats.org/markup-compatibility/2006" xmlns:aink="http://schemas.microsoft.com/office/drawing/2016/ink" xmlns:am3d="http://schemas.microsoft.com/office/drawing/2017/model3d" xmlns:o="urn:schemas-microsoft-com:office:office" xmlns:oel="http://schemas.microsoft.com/office/2019/extlst" xmlns:r="http://schemas.openxmlformats.org/officeDocument/2006/relationships" xmlns:m="http://schemas.openxmlformats.org/officeDocument/2006/math" xmlns:v="urn:schemas-microsoft-com:vml" xmlns:wp14="http://schemas.microsoft.com/office/word/2010/wordprocessingDrawing" xmlns:wp="http://schemas.openxmlformats.org/drawingml/2006/wordprocessingDrawing" xmlns:w10="urn:schemas-microsoft-com:office:word" xmlns:w="http://schemas.openxmlformats.org/wordprocessingml/2006/main" xmlns:w14="http://schemas.microsoft.com/office/word/2010/wordml" xmlns:w15="http://schemas.microsoft.com/office/word/2012/wordml" xmlns:w16cei="http://schemas.microsoft.com/office/word/2026/wordml/cei" xmlns:w16cex="http://schemas.microsoft.com/office/word/2018/wordml/cex" xmlns:w16cid="http://schemas.microsoft.com/office/word/2016/wordml/cid" xmlns:w16="http://schemas.microsoft.com/office/word/2018/wordml" xmlns:w16du="http://schemas.microsoft.com/office/word/2023/wordml/word16du" xmlns:w16sdtdh="http://schemas.microsoft.com/office/word/2020/wordml/sdtdatahash" xmlns:w16sdtfl="http://schemas.microsoft.com/office/word/2024/wordml/sdtformatlock" xmlns:w16se="http://schemas.microsoft.com/office/word/2015/wordml/symex" xmlns:wpg="http://schemas.microsoft.com/office/word/2010/wordprocessingGroup" xmlns:wpi="http://schemas.microsoft.com/office/word/2010/wordprocessingInk" xmlns:wne="http://schemas.microsoft.com/office/word/2006/wordml" xmlns:wps="http://schemas.microsoft.com/office/word/2010/wordprocessingShape" mc:Ignorable="w14 w15 w16se w16cid w16 w16cex w16sdtdh w16sdtfl w16du wp14">
   <w:p>
     <w:pPr>
       <w:pStyle w:val="Encabezado"/>
@@ -10300,7 +9917,7 @@
 </file>
 
 <file path=word/numbering.xml><?xml version="1.0" encoding="utf-8"?>
-<w:numbering xmlns:wpc="http://schemas.microsoft.com/office/word/2010/wordprocessingCanvas" xmlns:cx="http://schemas.microsoft.com/office/drawing/2014/chartex" xmlns:cx1="http://schemas.microsoft.com/office/drawing/2015/9/8/chartex" xmlns:cx2="http://schemas.microsoft.com/office/drawing/2015/10/21/chartex" xmlns:cx3="http://schemas.microsoft.com/office/drawing/2016/5/9/chartex" xmlns:cx4="http://schemas.microsoft.com/office/drawing/2016/5/10/chartex" xmlns:cx5="http://schemas.microsoft.com/office/drawing/2016/5/11/chartex" xmlns:cx6="http://schemas.microsoft.com/office/drawing/2016/5/12/chartex" xmlns:cx7="http://schemas.microsoft.com/office/drawing/2016/5/13/chartex" xmlns:cx8="http://schemas.microsoft.com/office/drawing/2016/5/14/chartex" xmlns:mc="http://schemas.openxmlformats.org/markup-compatibility/2006" xmlns:aink="http://schemas.microsoft.com/office/drawing/2016/ink" xmlns:am3d="http://schemas.microsoft.com/office/drawing/2017/model3d" xmlns:o="urn:schemas-microsoft-com:office:office" xmlns:r="http://schemas.openxmlformats.org/officeDocument/2006/relationships" xmlns:m="http://schemas.openxmlformats.org/officeDocument/2006/math" xmlns:v="urn:schemas-microsoft-com:vml" xmlns:wp14="http://schemas.microsoft.com/office/word/2010/wordprocessingDrawing" xmlns:wp="http://schemas.openxmlformats.org/drawingml/2006/wordprocessingDrawing" xmlns:w10="urn:schemas-microsoft-com:office:word" xmlns:w="http://schemas.openxmlformats.org/wordprocessingml/2006/main" xmlns:w14="http://schemas.microsoft.com/office/word/2010/wordml" xmlns:w15="http://schemas.microsoft.com/office/word/2012/wordml" xmlns:w16cex="http://schemas.microsoft.com/office/word/2018/wordml/cex" xmlns:w16cid="http://schemas.microsoft.com/office/word/2016/wordml/cid" xmlns:w16="http://schemas.microsoft.com/office/word/2018/wordml" xmlns:w16sdtdh="http://schemas.microsoft.com/office/word/2020/wordml/sdtdatahash" xmlns:w16se="http://schemas.microsoft.com/office/word/2015/wordml/symex" xmlns:wpg="http://schemas.microsoft.com/office/word/2010/wordprocessingGroup" xmlns:wpi="http://schemas.microsoft.com/office/word/2010/wordprocessingInk" xmlns:wne="http://schemas.microsoft.com/office/word/2006/wordml" xmlns:wps="http://schemas.microsoft.com/office/word/2010/wordprocessingShape" mc:Ignorable="w14 w15 w16se w16cid w16 w16cex w16sdtdh wp14">
+<w:numbering xmlns:wpc="http://schemas.microsoft.com/office/word/2010/wordprocessingCanvas" xmlns:cx="http://schemas.microsoft.com/office/drawing/2014/chartex" xmlns:cx1="http://schemas.microsoft.com/office/drawing/2015/9/8/chartex" xmlns:cx2="http://schemas.microsoft.com/office/drawing/2015/10/21/chartex" xmlns:cx3="http://schemas.microsoft.com/office/drawing/2016/5/9/chartex" xmlns:cx4="http://schemas.microsoft.com/office/drawing/2016/5/10/chartex" xmlns:cx5="http://schemas.microsoft.com/office/drawing/2016/5/11/chartex" xmlns:cx6="http://schemas.microsoft.com/office/drawing/2016/5/12/chartex" xmlns:cx7="http://schemas.microsoft.com/office/drawing/2016/5/13/chartex" xmlns:cx8="http://schemas.microsoft.com/office/drawing/2016/5/14/chartex" xmlns:mc="http://schemas.openxmlformats.org/markup-compatibility/2006" xmlns:aink="http://schemas.microsoft.com/office/drawing/2016/ink" xmlns:am3d="http://schemas.microsoft.com/office/drawing/2017/model3d" xmlns:o="urn:schemas-microsoft-com:office:office" xmlns:oel="http://schemas.microsoft.com/office/2019/extlst" xmlns:r="http://schemas.openxmlformats.org/officeDocument/2006/relationships" xmlns:m="http://schemas.openxmlformats.org/officeDocument/2006/math" xmlns:v="urn:schemas-microsoft-com:vml" xmlns:wp14="http://schemas.microsoft.com/office/word/2010/wordprocessingDrawing" xmlns:wp="http://schemas.openxmlformats.org/drawingml/2006/wordprocessingDrawing" xmlns:w10="urn:schemas-microsoft-com:office:word" xmlns:w="http://schemas.openxmlformats.org/wordprocessingml/2006/main" xmlns:w14="http://schemas.microsoft.com/office/word/2010/wordml" xmlns:w15="http://schemas.microsoft.com/office/word/2012/wordml" xmlns:w16cei="http://schemas.microsoft.com/office/word/2026/wordml/cei" xmlns:w16cex="http://schemas.microsoft.com/office/word/2018/wordml/cex" xmlns:w16cid="http://schemas.microsoft.com/office/word/2016/wordml/cid" xmlns:w16="http://schemas.microsoft.com/office/word/2018/wordml" xmlns:w16du="http://schemas.microsoft.com/office/word/2023/wordml/word16du" xmlns:w16sdtdh="http://schemas.microsoft.com/office/word/2020/wordml/sdtdatahash" xmlns:w16sdtfl="http://schemas.microsoft.com/office/word/2024/wordml/sdtformatlock" xmlns:w16se="http://schemas.microsoft.com/office/word/2015/wordml/symex" xmlns:wpg="http://schemas.microsoft.com/office/word/2010/wordprocessingGroup" xmlns:wpi="http://schemas.microsoft.com/office/word/2010/wordprocessingInk" xmlns:wne="http://schemas.microsoft.com/office/word/2006/wordml" xmlns:wps="http://schemas.microsoft.com/office/word/2010/wordprocessingShape" mc:Ignorable="w14 w15 w16se w16cid w16 w16cex w16sdtdh w16sdtfl w16du wp14">
   <w:abstractNum w:abstractNumId="0" w15:restartNumberingAfterBreak="0">
     <w:nsid w:val="01C33CC2"/>
     <w:multiLevelType w:val="multilevel"/>
@@ -15018,130 +14635,130 @@
       </w:pPr>
     </w:lvl>
   </w:abstractNum>
-  <w:num w:numId="1">
+  <w:num w:numId="1" w16cid:durableId="1776437787">
     <w:abstractNumId w:val="39"/>
   </w:num>
-  <w:num w:numId="2">
+  <w:num w:numId="2" w16cid:durableId="1566723348">
     <w:abstractNumId w:val="14"/>
   </w:num>
-  <w:num w:numId="3">
+  <w:num w:numId="3" w16cid:durableId="686174565">
     <w:abstractNumId w:val="9"/>
   </w:num>
-  <w:num w:numId="4">
+  <w:num w:numId="4" w16cid:durableId="147981475">
     <w:abstractNumId w:val="19"/>
   </w:num>
-  <w:num w:numId="5">
+  <w:num w:numId="5" w16cid:durableId="40903699">
     <w:abstractNumId w:val="1"/>
   </w:num>
-  <w:num w:numId="6">
+  <w:num w:numId="6" w16cid:durableId="1265991035">
     <w:abstractNumId w:val="32"/>
   </w:num>
-  <w:num w:numId="7">
+  <w:num w:numId="7" w16cid:durableId="1613367333">
     <w:abstractNumId w:val="16"/>
   </w:num>
-  <w:num w:numId="8">
+  <w:num w:numId="8" w16cid:durableId="479730419">
     <w:abstractNumId w:val="23"/>
   </w:num>
-  <w:num w:numId="9">
+  <w:num w:numId="9" w16cid:durableId="898250059">
     <w:abstractNumId w:val="36"/>
   </w:num>
-  <w:num w:numId="10">
+  <w:num w:numId="10" w16cid:durableId="116878187">
     <w:abstractNumId w:val="21"/>
   </w:num>
-  <w:num w:numId="11">
+  <w:num w:numId="11" w16cid:durableId="1467970336">
     <w:abstractNumId w:val="34"/>
   </w:num>
-  <w:num w:numId="12">
+  <w:num w:numId="12" w16cid:durableId="152721577">
     <w:abstractNumId w:val="2"/>
   </w:num>
-  <w:num w:numId="13">
+  <w:num w:numId="13" w16cid:durableId="733895058">
     <w:abstractNumId w:val="29"/>
   </w:num>
-  <w:num w:numId="14">
+  <w:num w:numId="14" w16cid:durableId="798303305">
     <w:abstractNumId w:val="27"/>
   </w:num>
-  <w:num w:numId="15">
+  <w:num w:numId="15" w16cid:durableId="2094626435">
     <w:abstractNumId w:val="33"/>
   </w:num>
-  <w:num w:numId="16">
+  <w:num w:numId="16" w16cid:durableId="2031103551">
     <w:abstractNumId w:val="25"/>
   </w:num>
-  <w:num w:numId="17">
+  <w:num w:numId="17" w16cid:durableId="338625284">
     <w:abstractNumId w:val="30"/>
   </w:num>
-  <w:num w:numId="18">
+  <w:num w:numId="18" w16cid:durableId="508326162">
     <w:abstractNumId w:val="12"/>
   </w:num>
-  <w:num w:numId="19">
+  <w:num w:numId="19" w16cid:durableId="659775377">
     <w:abstractNumId w:val="18"/>
   </w:num>
-  <w:num w:numId="20">
+  <w:num w:numId="20" w16cid:durableId="407075890">
     <w:abstractNumId w:val="40"/>
   </w:num>
-  <w:num w:numId="21">
+  <w:num w:numId="21" w16cid:durableId="1326594941">
     <w:abstractNumId w:val="10"/>
   </w:num>
-  <w:num w:numId="22">
+  <w:num w:numId="22" w16cid:durableId="901067331">
     <w:abstractNumId w:val="6"/>
   </w:num>
-  <w:num w:numId="23">
+  <w:num w:numId="23" w16cid:durableId="1968049939">
     <w:abstractNumId w:val="26"/>
   </w:num>
-  <w:num w:numId="24">
+  <w:num w:numId="24" w16cid:durableId="687948019">
     <w:abstractNumId w:val="24"/>
   </w:num>
-  <w:num w:numId="25">
+  <w:num w:numId="25" w16cid:durableId="32002612">
     <w:abstractNumId w:val="37"/>
   </w:num>
-  <w:num w:numId="26">
+  <w:num w:numId="26" w16cid:durableId="1160383957">
     <w:abstractNumId w:val="22"/>
   </w:num>
-  <w:num w:numId="27">
+  <w:num w:numId="27" w16cid:durableId="1244953664">
     <w:abstractNumId w:val="17"/>
   </w:num>
-  <w:num w:numId="28">
+  <w:num w:numId="28" w16cid:durableId="1760368611">
     <w:abstractNumId w:val="41"/>
   </w:num>
-  <w:num w:numId="29">
+  <w:num w:numId="29" w16cid:durableId="958876660">
     <w:abstractNumId w:val="31"/>
   </w:num>
-  <w:num w:numId="30">
+  <w:num w:numId="30" w16cid:durableId="669256694">
     <w:abstractNumId w:val="20"/>
   </w:num>
-  <w:num w:numId="31">
+  <w:num w:numId="31" w16cid:durableId="1729761795">
     <w:abstractNumId w:val="11"/>
   </w:num>
-  <w:num w:numId="32">
+  <w:num w:numId="32" w16cid:durableId="1081872546">
     <w:abstractNumId w:val="38"/>
   </w:num>
-  <w:num w:numId="33">
+  <w:num w:numId="33" w16cid:durableId="1038814923">
     <w:abstractNumId w:val="13"/>
   </w:num>
-  <w:num w:numId="34">
+  <w:num w:numId="34" w16cid:durableId="1980457459">
     <w:abstractNumId w:val="0"/>
   </w:num>
-  <w:num w:numId="35">
+  <w:num w:numId="35" w16cid:durableId="1308168195">
     <w:abstractNumId w:val="7"/>
   </w:num>
-  <w:num w:numId="36">
+  <w:num w:numId="36" w16cid:durableId="1762753349">
     <w:abstractNumId w:val="35"/>
   </w:num>
-  <w:num w:numId="37">
+  <w:num w:numId="37" w16cid:durableId="1714579225">
     <w:abstractNumId w:val="8"/>
   </w:num>
-  <w:num w:numId="38">
+  <w:num w:numId="38" w16cid:durableId="1628926897">
     <w:abstractNumId w:val="15"/>
   </w:num>
-  <w:num w:numId="39">
+  <w:num w:numId="39" w16cid:durableId="1554583016">
     <w:abstractNumId w:val="4"/>
   </w:num>
-  <w:num w:numId="40">
+  <w:num w:numId="40" w16cid:durableId="1827819395">
     <w:abstractNumId w:val="5"/>
   </w:num>
-  <w:num w:numId="41">
+  <w:num w:numId="41" w16cid:durableId="575241044">
     <w:abstractNumId w:val="3"/>
   </w:num>
-  <w:num w:numId="42">
+  <w:num w:numId="42" w16cid:durableId="2135059801">
     <w:abstractNumId w:val="28"/>
   </w:num>
   <w:numIdMacAtCleanup w:val="42"/>
@@ -15149,7 +14766,7 @@
 </file>
 
 <file path=word/styles.xml><?xml version="1.0" encoding="utf-8"?>
-<w:styles xmlns:mc="http://schemas.openxmlformats.org/markup-compatibility/2006" xmlns:r="http://schemas.openxmlformats.org/officeDocument/2006/relationships" xmlns:w="http://schemas.openxmlformats.org/wordprocessingml/2006/main" xmlns:w14="http://schemas.microsoft.com/office/word/2010/wordml" xmlns:w15="http://schemas.microsoft.com/office/word/2012/wordml" xmlns:w16cex="http://schemas.microsoft.com/office/word/2018/wordml/cex" xmlns:w16cid="http://schemas.microsoft.com/office/word/2016/wordml/cid" xmlns:w16="http://schemas.microsoft.com/office/word/2018/wordml" xmlns:w16sdtdh="http://schemas.microsoft.com/office/word/2020/wordml/sdtdatahash" xmlns:w16se="http://schemas.microsoft.com/office/word/2015/wordml/symex" mc:Ignorable="w14 w15 w16se w16cid w16 w16cex w16sdtdh">
+<w:styles xmlns:mc="http://schemas.openxmlformats.org/markup-compatibility/2006" xmlns:r="http://schemas.openxmlformats.org/officeDocument/2006/relationships" xmlns:w="http://schemas.openxmlformats.org/wordprocessingml/2006/main" xmlns:w14="http://schemas.microsoft.com/office/word/2010/wordml" xmlns:w15="http://schemas.microsoft.com/office/word/2012/wordml" xmlns:w16cex="http://schemas.microsoft.com/office/word/2018/wordml/cex" xmlns:w16cid="http://schemas.microsoft.com/office/word/2016/wordml/cid" xmlns:w16="http://schemas.microsoft.com/office/word/2018/wordml" xmlns:w16du="http://schemas.microsoft.com/office/word/2023/wordml/word16du" xmlns:w16sdtdh="http://schemas.microsoft.com/office/word/2020/wordml/sdtdatahash" xmlns:w16sdtfl="http://schemas.microsoft.com/office/word/2024/wordml/sdtformatlock" xmlns:w16se="http://schemas.microsoft.com/office/word/2015/wordml/symex" mc:Ignorable="w14 w15 w16se w16cid w16 w16cex w16sdtdh w16sdtfl w16du">
   <w:docDefaults>
     <w:rPrDefault>
       <w:rPr>
@@ -15695,7 +15312,7 @@
       <w:szCs w:val="24"/>
     </w:rPr>
   </w:style>
-  <w:style w:type="character" w:styleId="Textoennegrita">
+  <w:style w:type="character" w:styleId="Fuerte">
     <w:name w:val="Strong"/>
     <w:basedOn w:val="Fuentedeprrafopredeter"/>
     <w:uiPriority w:val="22"/>

--- a/Propuesta - Vacunas.docx
+++ b/Propuesta - Vacunas.docx
@@ -467,7 +467,7 @@
           <w:sz w:val="24"/>
           <w:szCs w:val="24"/>
         </w:rPr>
-        <w:t>CHRISTIAN JOSÉ RAMÍREZ SOLANO</w:t>
+        <w:t>ANDREA GABRIELA LÓPEZ HIDALGO</w:t>
       </w:r>
     </w:p>
     <w:p>
@@ -489,7 +489,7 @@
           <w:sz w:val="24"/>
           <w:szCs w:val="24"/>
         </w:rPr>
-        <w:t>202308041</w:t>
+        <w:t>202308101</w:t>
       </w:r>
     </w:p>
     <w:p>
@@ -515,7 +515,7 @@
           <w:sz w:val="24"/>
           <w:szCs w:val="24"/>
         </w:rPr>
-        <w:t>LUIS EMMANUEL SUÁREZ MENCHÚ</w:t>
+        <w:t>CHRISTIAN JOSÉ RAMÍREZ SOLANO</w:t>
       </w:r>
     </w:p>
     <w:p>
@@ -537,7 +537,7 @@
           <w:sz w:val="24"/>
           <w:szCs w:val="24"/>
         </w:rPr>
-        <w:t>202308019</w:t>
+        <w:t>202308041</w:t>
       </w:r>
     </w:p>
     <w:p>
@@ -611,7 +611,7 @@
           <w:sz w:val="24"/>
           <w:szCs w:val="24"/>
         </w:rPr>
-        <w:t>ANDREA GABRIELA LÓPEZ HIDALGO</w:t>
+        <w:t>LUIS EMMANUEL SUÁREZ MENCHÚ</w:t>
       </w:r>
     </w:p>
     <w:p>
@@ -633,7 +633,7 @@
           <w:sz w:val="24"/>
           <w:szCs w:val="24"/>
         </w:rPr>
-        <w:t>202308101</w:t>
+        <w:t>202308019</w:t>
       </w:r>
     </w:p>
     <w:p>
@@ -692,7 +692,7 @@
           <w:sz w:val="24"/>
           <w:szCs w:val="24"/>
         </w:rPr>
-        <w:t>JULIO</w:t>
+        <w:t>AGOSTO</w:t>
       </w:r>
       <w:r>
         <w:rPr>
@@ -2027,7 +2027,7 @@
                 <w:noProof/>
                 <w:webHidden/>
               </w:rPr>
-              <w:t>5</w:t>
+              <w:t>9</w:t>
             </w:r>
             <w:r>
               <w:rPr>
@@ -2131,7 +2131,7 @@
                 <w:noProof/>
                 <w:webHidden/>
               </w:rPr>
-              <w:t>5</w:t>
+              <w:t>9</w:t>
             </w:r>
             <w:r>
               <w:rPr>
@@ -2235,7 +2235,7 @@
                 <w:noProof/>
                 <w:webHidden/>
               </w:rPr>
-              <w:t>7</w:t>
+              <w:t>15</w:t>
             </w:r>
             <w:r>
               <w:rPr>
@@ -2339,7 +2339,7 @@
                 <w:noProof/>
                 <w:webHidden/>
               </w:rPr>
-              <w:t>8</w:t>
+              <w:t>16</w:t>
             </w:r>
             <w:r>
               <w:rPr>
@@ -2443,7 +2443,7 @@
                 <w:noProof/>
                 <w:webHidden/>
               </w:rPr>
-              <w:t>9</w:t>
+              <w:t>16</w:t>
             </w:r>
             <w:r>
               <w:rPr>
@@ -2547,7 +2547,7 @@
                 <w:noProof/>
                 <w:webHidden/>
               </w:rPr>
-              <w:t>9</w:t>
+              <w:t>17</w:t>
             </w:r>
             <w:r>
               <w:rPr>
@@ -2651,7 +2651,7 @@
                 <w:noProof/>
                 <w:webHidden/>
               </w:rPr>
-              <w:t>10</w:t>
+              <w:t>18</w:t>
             </w:r>
             <w:r>
               <w:rPr>
@@ -2755,7 +2755,7 @@
                 <w:noProof/>
                 <w:webHidden/>
               </w:rPr>
-              <w:t>10</w:t>
+              <w:t>18</w:t>
             </w:r>
             <w:r>
               <w:rPr>
@@ -2859,7 +2859,7 @@
                 <w:noProof/>
                 <w:webHidden/>
               </w:rPr>
-              <w:t>10</w:t>
+              <w:t>18</w:t>
             </w:r>
             <w:r>
               <w:rPr>
@@ -2963,7 +2963,7 @@
                 <w:noProof/>
                 <w:webHidden/>
               </w:rPr>
-              <w:t>11</w:t>
+              <w:t>19</w:t>
             </w:r>
             <w:r>
               <w:rPr>
@@ -3067,7 +3067,7 @@
                 <w:noProof/>
                 <w:webHidden/>
               </w:rPr>
-              <w:t>11</w:t>
+              <w:t>20</w:t>
             </w:r>
             <w:r>
               <w:rPr>
@@ -3171,7 +3171,7 @@
                 <w:noProof/>
                 <w:webHidden/>
               </w:rPr>
-              <w:t>12</w:t>
+              <w:t>21</w:t>
             </w:r>
             <w:r>
               <w:rPr>
@@ -3275,7 +3275,7 @@
                 <w:noProof/>
                 <w:webHidden/>
               </w:rPr>
-              <w:t>13</w:t>
+              <w:t>23</w:t>
             </w:r>
             <w:r>
               <w:rPr>
@@ -3379,7 +3379,7 @@
                 <w:noProof/>
                 <w:webHidden/>
               </w:rPr>
-              <w:t>13</w:t>
+              <w:t>24</w:t>
             </w:r>
             <w:r>
               <w:rPr>
@@ -3422,12 +3422,805 @@
     </w:p>
     <w:p>
       <w:pPr>
-        <w:rPr>
-          <w:rFonts w:ascii="Arial" w:hAnsi="Arial" w:cs="Arial"/>
-          <w:sz w:val="24"/>
-          <w:szCs w:val="24"/>
-        </w:rPr>
-      </w:pPr>
+        <w:ind w:left="708" w:hanging="708"/>
+        <w:rPr>
+          <w:rFonts w:ascii="Arial" w:hAnsi="Arial" w:cs="Arial"/>
+          <w:sz w:val="24"/>
+          <w:szCs w:val="24"/>
+        </w:rPr>
+      </w:pPr>
+    </w:p>
+    <w:p>
+      <w:pPr>
+        <w:ind w:left="708" w:hanging="708"/>
+        <w:rPr>
+          <w:rFonts w:ascii="Arial" w:hAnsi="Arial" w:cs="Arial"/>
+          <w:sz w:val="24"/>
+          <w:szCs w:val="24"/>
+        </w:rPr>
+      </w:pPr>
+    </w:p>
+    <w:p>
+      <w:pPr>
+        <w:ind w:left="708" w:hanging="708"/>
+        <w:rPr>
+          <w:rFonts w:ascii="Arial" w:hAnsi="Arial" w:cs="Arial"/>
+          <w:sz w:val="24"/>
+          <w:szCs w:val="24"/>
+        </w:rPr>
+      </w:pPr>
+    </w:p>
+    <w:p>
+      <w:pPr>
+        <w:ind w:left="708" w:hanging="708"/>
+        <w:rPr>
+          <w:rFonts w:ascii="Arial" w:hAnsi="Arial" w:cs="Arial"/>
+          <w:sz w:val="24"/>
+          <w:szCs w:val="24"/>
+        </w:rPr>
+      </w:pPr>
+    </w:p>
+    <w:p>
+      <w:pPr>
+        <w:ind w:left="708" w:hanging="708"/>
+        <w:rPr>
+          <w:rFonts w:ascii="Arial" w:hAnsi="Arial" w:cs="Arial"/>
+          <w:sz w:val="24"/>
+          <w:szCs w:val="24"/>
+        </w:rPr>
+      </w:pPr>
+    </w:p>
+    <w:p>
+      <w:pPr>
+        <w:ind w:left="708" w:hanging="708"/>
+        <w:rPr>
+          <w:rFonts w:ascii="Arial" w:hAnsi="Arial" w:cs="Arial"/>
+          <w:sz w:val="24"/>
+          <w:szCs w:val="24"/>
+        </w:rPr>
+      </w:pPr>
+    </w:p>
+    <w:p>
+      <w:pPr>
+        <w:ind w:left="708" w:hanging="708"/>
+        <w:rPr>
+          <w:rFonts w:ascii="Arial" w:hAnsi="Arial" w:cs="Arial"/>
+          <w:sz w:val="24"/>
+          <w:szCs w:val="24"/>
+        </w:rPr>
+      </w:pPr>
+    </w:p>
+    <w:p>
+      <w:pPr>
+        <w:ind w:left="708" w:hanging="708"/>
+        <w:rPr>
+          <w:rFonts w:ascii="Arial" w:hAnsi="Arial" w:cs="Arial"/>
+          <w:sz w:val="24"/>
+          <w:szCs w:val="24"/>
+        </w:rPr>
+      </w:pPr>
+    </w:p>
+    <w:p>
+      <w:pPr>
+        <w:ind w:left="708" w:hanging="708"/>
+        <w:rPr>
+          <w:rFonts w:ascii="Arial" w:hAnsi="Arial" w:cs="Arial"/>
+          <w:sz w:val="24"/>
+          <w:szCs w:val="24"/>
+        </w:rPr>
+      </w:pPr>
+    </w:p>
+    <w:p>
+      <w:pPr>
+        <w:ind w:left="708" w:hanging="708"/>
+        <w:jc w:val="center"/>
+        <w:rPr>
+          <w:rFonts w:ascii="Arial" w:hAnsi="Arial" w:cs="Arial"/>
+          <w:b/>
+          <w:bCs/>
+          <w:sz w:val="24"/>
+          <w:szCs w:val="24"/>
+        </w:rPr>
+      </w:pPr>
+      <w:r>
+        <w:rPr>
+          <w:rFonts w:ascii="Arial" w:hAnsi="Arial" w:cs="Arial"/>
+          <w:b/>
+          <w:bCs/>
+          <w:sz w:val="24"/>
+          <w:szCs w:val="24"/>
+        </w:rPr>
+        <w:lastRenderedPageBreak/>
+        <w:t>INDICE ESPECÍFICO</w:t>
+      </w:r>
+    </w:p>
+    <w:p>
+      <w:pPr>
+        <w:rPr>
+          <w:rFonts w:ascii="Arial" w:hAnsi="Arial" w:cs="Arial"/>
+          <w:b/>
+          <w:bCs/>
+          <w:sz w:val="24"/>
+          <w:szCs w:val="24"/>
+        </w:rPr>
+      </w:pPr>
+      <w:r>
+        <w:rPr>
+          <w:rFonts w:ascii="Arial" w:hAnsi="Arial" w:cs="Arial"/>
+          <w:b/>
+          <w:bCs/>
+          <w:sz w:val="24"/>
+          <w:szCs w:val="24"/>
+        </w:rPr>
+        <w:t>Listado de ilustraciones</w:t>
+      </w:r>
+    </w:p>
+    <w:p>
+      <w:pPr>
+        <w:pStyle w:val="Tabladeilustraciones"/>
+        <w:tabs>
+          <w:tab w:val="right" w:leader="dot" w:pos="8828"/>
+        </w:tabs>
+        <w:rPr>
+          <w:rFonts w:eastAsiaTheme="minorEastAsia"/>
+          <w:noProof/>
+          <w:lang w:eastAsia="es-GT"/>
+        </w:rPr>
+      </w:pPr>
+      <w:r>
+        <w:rPr>
+          <w:rFonts w:ascii="Arial" w:hAnsi="Arial" w:cs="Arial"/>
+          <w:sz w:val="24"/>
+          <w:szCs w:val="24"/>
+        </w:rPr>
+        <w:fldChar w:fldCharType="begin"/>
+      </w:r>
+      <w:r>
+        <w:rPr>
+          <w:rFonts w:ascii="Arial" w:hAnsi="Arial" w:cs="Arial"/>
+          <w:sz w:val="24"/>
+          <w:szCs w:val="24"/>
+        </w:rPr>
+        <w:instrText xml:space="preserve"> TOC \h \z \c "Ilustración " </w:instrText>
+      </w:r>
+      <w:r>
+        <w:rPr>
+          <w:rFonts w:ascii="Arial" w:hAnsi="Arial" w:cs="Arial"/>
+          <w:sz w:val="24"/>
+          <w:szCs w:val="24"/>
+        </w:rPr>
+        <w:fldChar w:fldCharType="separate"/>
+      </w:r>
+      <w:hyperlink r:id="rId9" w:anchor="_Toc236942817" w:history="1">
+        <w:r>
+          <w:rPr>
+            <w:rStyle w:val="Hipervnculo"/>
+            <w:noProof/>
+          </w:rPr>
+          <w:t xml:space="preserve">Ilustración  </w:t>
+        </w:r>
+        <w:r>
+          <w:rPr>
+            <w:rStyle w:val="Hipervnculo"/>
+            <w:noProof/>
+          </w:rPr>
+          <w:t>2.1</w:t>
+        </w:r>
+        <w:r>
+          <w:rPr>
+            <w:rStyle w:val="Hipervnculo"/>
+            <w:noProof/>
+          </w:rPr>
+          <w:t xml:space="preserve"> Diagrama de bloques del proyecto</w:t>
+        </w:r>
+        <w:r>
+          <w:rPr>
+            <w:noProof/>
+            <w:webHidden/>
+          </w:rPr>
+          <w:tab/>
+        </w:r>
+        <w:r>
+          <w:rPr>
+            <w:noProof/>
+            <w:webHidden/>
+          </w:rPr>
+          <w:fldChar w:fldCharType="begin"/>
+        </w:r>
+        <w:r>
+          <w:rPr>
+            <w:noProof/>
+            <w:webHidden/>
+          </w:rPr>
+          <w:instrText xml:space="preserve"> PAGEREF _Toc236942817 \h </w:instrText>
+        </w:r>
+        <w:r>
+          <w:rPr>
+            <w:noProof/>
+            <w:webHidden/>
+          </w:rPr>
+        </w:r>
+        <w:r>
+          <w:rPr>
+            <w:noProof/>
+            <w:webHidden/>
+          </w:rPr>
+          <w:fldChar w:fldCharType="separate"/>
+        </w:r>
+        <w:r>
+          <w:rPr>
+            <w:noProof/>
+            <w:webHidden/>
+          </w:rPr>
+          <w:t>10</w:t>
+        </w:r>
+        <w:r>
+          <w:rPr>
+            <w:noProof/>
+            <w:webHidden/>
+          </w:rPr>
+          <w:fldChar w:fldCharType="end"/>
+        </w:r>
+      </w:hyperlink>
+    </w:p>
+    <w:p>
+      <w:pPr>
+        <w:pStyle w:val="Tabladeilustraciones"/>
+        <w:tabs>
+          <w:tab w:val="right" w:leader="dot" w:pos="8828"/>
+        </w:tabs>
+        <w:rPr>
+          <w:rFonts w:eastAsiaTheme="minorEastAsia"/>
+          <w:noProof/>
+          <w:lang w:eastAsia="es-GT"/>
+        </w:rPr>
+      </w:pPr>
+      <w:hyperlink r:id="rId10" w:anchor="_Toc236942819" w:history="1">
+        <w:r>
+          <w:rPr>
+            <w:rStyle w:val="Hipervnculo"/>
+            <w:noProof/>
+          </w:rPr>
+          <w:t>Ilustración  2</w:t>
+        </w:r>
+        <w:r>
+          <w:rPr>
+            <w:rStyle w:val="Hipervnculo"/>
+            <w:noProof/>
+          </w:rPr>
+          <w:t>.2</w:t>
+        </w:r>
+        <w:r>
+          <w:rPr>
+            <w:rStyle w:val="Hipervnculo"/>
+            <w:noProof/>
+          </w:rPr>
+          <w:t xml:space="preserve"> Diagrama de contexto del sistema</w:t>
+        </w:r>
+        <w:r>
+          <w:rPr>
+            <w:noProof/>
+            <w:webHidden/>
+          </w:rPr>
+          <w:tab/>
+        </w:r>
+        <w:r>
+          <w:rPr>
+            <w:noProof/>
+            <w:webHidden/>
+          </w:rPr>
+          <w:fldChar w:fldCharType="begin"/>
+        </w:r>
+        <w:r>
+          <w:rPr>
+            <w:noProof/>
+            <w:webHidden/>
+          </w:rPr>
+          <w:instrText xml:space="preserve"> PAGEREF _Toc236942819 \h </w:instrText>
+        </w:r>
+        <w:r>
+          <w:rPr>
+            <w:noProof/>
+            <w:webHidden/>
+          </w:rPr>
+        </w:r>
+        <w:r>
+          <w:rPr>
+            <w:noProof/>
+            <w:webHidden/>
+          </w:rPr>
+          <w:fldChar w:fldCharType="separate"/>
+        </w:r>
+        <w:r>
+          <w:rPr>
+            <w:noProof/>
+            <w:webHidden/>
+          </w:rPr>
+          <w:t>11</w:t>
+        </w:r>
+        <w:r>
+          <w:rPr>
+            <w:noProof/>
+            <w:webHidden/>
+          </w:rPr>
+          <w:fldChar w:fldCharType="end"/>
+        </w:r>
+      </w:hyperlink>
+    </w:p>
+    <w:p>
+      <w:pPr>
+        <w:pStyle w:val="Tabladeilustraciones"/>
+        <w:tabs>
+          <w:tab w:val="right" w:leader="dot" w:pos="8828"/>
+        </w:tabs>
+        <w:rPr>
+          <w:rFonts w:eastAsiaTheme="minorEastAsia"/>
+          <w:noProof/>
+          <w:lang w:eastAsia="es-GT"/>
+        </w:rPr>
+      </w:pPr>
+      <w:hyperlink r:id="rId11" w:anchor="_Toc236942821" w:history="1">
+        <w:r>
+          <w:rPr>
+            <w:rStyle w:val="Hipervnculo"/>
+            <w:noProof/>
+          </w:rPr>
+          <w:t xml:space="preserve">Ilustración  </w:t>
+        </w:r>
+        <w:r>
+          <w:rPr>
+            <w:rStyle w:val="Hipervnculo"/>
+            <w:noProof/>
+          </w:rPr>
+          <w:t>2.</w:t>
+        </w:r>
+        <w:r>
+          <w:rPr>
+            <w:rStyle w:val="Hipervnculo"/>
+            <w:noProof/>
+          </w:rPr>
+          <w:t>3 Diagrama de flujo del sistema</w:t>
+        </w:r>
+        <w:r>
+          <w:rPr>
+            <w:noProof/>
+            <w:webHidden/>
+          </w:rPr>
+          <w:tab/>
+        </w:r>
+        <w:r>
+          <w:rPr>
+            <w:noProof/>
+            <w:webHidden/>
+          </w:rPr>
+          <w:fldChar w:fldCharType="begin"/>
+        </w:r>
+        <w:r>
+          <w:rPr>
+            <w:noProof/>
+            <w:webHidden/>
+          </w:rPr>
+          <w:instrText xml:space="preserve"> PAGEREF _Toc236942821 \h </w:instrText>
+        </w:r>
+        <w:r>
+          <w:rPr>
+            <w:noProof/>
+            <w:webHidden/>
+          </w:rPr>
+        </w:r>
+        <w:r>
+          <w:rPr>
+            <w:noProof/>
+            <w:webHidden/>
+          </w:rPr>
+          <w:fldChar w:fldCharType="separate"/>
+        </w:r>
+        <w:r>
+          <w:rPr>
+            <w:noProof/>
+            <w:webHidden/>
+          </w:rPr>
+          <w:t>12</w:t>
+        </w:r>
+        <w:r>
+          <w:rPr>
+            <w:noProof/>
+            <w:webHidden/>
+          </w:rPr>
+          <w:fldChar w:fldCharType="end"/>
+        </w:r>
+      </w:hyperlink>
+    </w:p>
+    <w:p>
+      <w:pPr>
+        <w:pStyle w:val="Tabladeilustraciones"/>
+        <w:tabs>
+          <w:tab w:val="right" w:leader="dot" w:pos="8828"/>
+        </w:tabs>
+        <w:rPr>
+          <w:rStyle w:val="Hipervnculo"/>
+          <w:noProof/>
+        </w:rPr>
+      </w:pPr>
+      <w:hyperlink r:id="rId12" w:anchor="_Toc236942823" w:history="1">
+        <w:r>
+          <w:rPr>
+            <w:rStyle w:val="Hipervnculo"/>
+            <w:noProof/>
+          </w:rPr>
+          <w:t xml:space="preserve">Ilustración  </w:t>
+        </w:r>
+        <w:r>
+          <w:rPr>
+            <w:rStyle w:val="Hipervnculo"/>
+            <w:noProof/>
+          </w:rPr>
+          <w:t>2.</w:t>
+        </w:r>
+        <w:r>
+          <w:rPr>
+            <w:rStyle w:val="Hipervnculo"/>
+            <w:noProof/>
+          </w:rPr>
+          <w:t>4 lustración 2.3. Diagrama de Gantt del proyecto</w:t>
+        </w:r>
+        <w:r>
+          <w:rPr>
+            <w:noProof/>
+            <w:webHidden/>
+          </w:rPr>
+          <w:tab/>
+        </w:r>
+        <w:r>
+          <w:rPr>
+            <w:noProof/>
+            <w:webHidden/>
+          </w:rPr>
+          <w:fldChar w:fldCharType="begin"/>
+        </w:r>
+        <w:r>
+          <w:rPr>
+            <w:noProof/>
+            <w:webHidden/>
+          </w:rPr>
+          <w:instrText xml:space="preserve"> PAGEREF _Toc236942823 \h </w:instrText>
+        </w:r>
+        <w:r>
+          <w:rPr>
+            <w:noProof/>
+            <w:webHidden/>
+          </w:rPr>
+        </w:r>
+        <w:r>
+          <w:rPr>
+            <w:noProof/>
+            <w:webHidden/>
+          </w:rPr>
+          <w:fldChar w:fldCharType="separate"/>
+        </w:r>
+        <w:r>
+          <w:rPr>
+            <w:noProof/>
+            <w:webHidden/>
+          </w:rPr>
+          <w:t>24</w:t>
+        </w:r>
+        <w:r>
+          <w:rPr>
+            <w:noProof/>
+            <w:webHidden/>
+          </w:rPr>
+          <w:fldChar w:fldCharType="end"/>
+        </w:r>
+      </w:hyperlink>
+    </w:p>
+    <w:p/>
+    <w:p>
+      <w:pPr>
+        <w:rPr>
+          <w:rFonts w:ascii="Arial" w:hAnsi="Arial" w:cs="Arial"/>
+          <w:b/>
+          <w:sz w:val="24"/>
+          <w:szCs w:val="24"/>
+        </w:rPr>
+      </w:pPr>
+      <w:r>
+        <w:rPr>
+          <w:rFonts w:ascii="Arial" w:hAnsi="Arial" w:cs="Arial"/>
+          <w:b/>
+          <w:sz w:val="24"/>
+          <w:szCs w:val="24"/>
+        </w:rPr>
+        <w:t>Listado de tablas</w:t>
+      </w:r>
+    </w:p>
+    <w:p>
+      <w:pPr>
+        <w:tabs>
+          <w:tab w:val="right" w:leader="dot" w:pos="8828"/>
+        </w:tabs>
+        <w:rPr>
+          <w:rFonts w:eastAsiaTheme="minorEastAsia"/>
+          <w:noProof/>
+          <w:lang w:eastAsia="es-GT"/>
+        </w:rPr>
+      </w:pPr>
+      <w:r>
+        <w:rPr>
+          <w:rFonts w:ascii="Arial" w:hAnsi="Arial" w:cs="Arial"/>
+          <w:sz w:val="24"/>
+          <w:szCs w:val="24"/>
+        </w:rPr>
+        <w:fldChar w:fldCharType="begin"/>
+      </w:r>
+      <w:r>
+        <w:rPr>
+          <w:rFonts w:ascii="Arial" w:hAnsi="Arial" w:cs="Arial"/>
+          <w:sz w:val="24"/>
+          <w:szCs w:val="24"/>
+        </w:rPr>
+        <w:instrText xml:space="preserve"> TOC \h \z \c "Tabla" </w:instrText>
+      </w:r>
+      <w:r>
+        <w:rPr>
+          <w:rFonts w:ascii="Arial" w:hAnsi="Arial" w:cs="Arial"/>
+          <w:sz w:val="24"/>
+          <w:szCs w:val="24"/>
+        </w:rPr>
+        <w:fldChar w:fldCharType="separate"/>
+      </w:r>
+      <w:hyperlink w:anchor="_Toc236943086" w:history="1">
+        <w:r>
+          <w:rPr>
+            <w:rStyle w:val="Hipervnculo"/>
+            <w:noProof/>
+          </w:rPr>
+          <w:t xml:space="preserve">Tabla </w:t>
+        </w:r>
+        <w:r>
+          <w:rPr>
+            <w:rStyle w:val="Hipervnculo"/>
+            <w:noProof/>
+          </w:rPr>
+          <w:t>2.</w:t>
+        </w:r>
+        <w:r>
+          <w:rPr>
+            <w:rStyle w:val="Hipervnculo"/>
+            <w:noProof/>
+          </w:rPr>
+          <w:t>1 Presupuesto del proyecto</w:t>
+        </w:r>
+        <w:r>
+          <w:rPr>
+            <w:noProof/>
+            <w:webHidden/>
+          </w:rPr>
+          <w:tab/>
+        </w:r>
+        <w:r>
+          <w:rPr>
+            <w:noProof/>
+            <w:webHidden/>
+          </w:rPr>
+          <w:fldChar w:fldCharType="begin"/>
+        </w:r>
+        <w:r>
+          <w:rPr>
+            <w:noProof/>
+            <w:webHidden/>
+          </w:rPr>
+          <w:instrText xml:space="preserve"> PAGEREF _Toc236943086 \h </w:instrText>
+        </w:r>
+        <w:r>
+          <w:rPr>
+            <w:noProof/>
+            <w:webHidden/>
+          </w:rPr>
+        </w:r>
+        <w:r>
+          <w:rPr>
+            <w:noProof/>
+            <w:webHidden/>
+          </w:rPr>
+          <w:fldChar w:fldCharType="separate"/>
+        </w:r>
+        <w:r>
+          <w:rPr>
+            <w:noProof/>
+            <w:webHidden/>
+          </w:rPr>
+          <w:t>23</w:t>
+        </w:r>
+        <w:r>
+          <w:rPr>
+            <w:noProof/>
+            <w:webHidden/>
+          </w:rPr>
+          <w:fldChar w:fldCharType="end"/>
+        </w:r>
+      </w:hyperlink>
+    </w:p>
+    <w:p>
+      <w:pPr>
+        <w:rPr>
+          <w:rFonts w:ascii="Arial" w:hAnsi="Arial" w:cs="Arial"/>
+          <w:b/>
+          <w:sz w:val="24"/>
+          <w:szCs w:val="24"/>
+        </w:rPr>
+      </w:pPr>
+      <w:r>
+        <w:rPr>
+          <w:rFonts w:ascii="Arial" w:hAnsi="Arial" w:cs="Arial"/>
+          <w:sz w:val="24"/>
+          <w:szCs w:val="24"/>
+        </w:rPr>
+        <w:fldChar w:fldCharType="end"/>
+      </w:r>
+    </w:p>
+    <w:p>
+      <w:pPr>
+        <w:rPr>
+          <w:rFonts w:ascii="Arial" w:hAnsi="Arial" w:cs="Arial"/>
+          <w:b/>
+          <w:sz w:val="24"/>
+          <w:szCs w:val="24"/>
+        </w:rPr>
+      </w:pPr>
+      <w:r>
+        <w:rPr>
+          <w:rFonts w:ascii="Arial" w:hAnsi="Arial" w:cs="Arial"/>
+          <w:b/>
+          <w:sz w:val="24"/>
+          <w:szCs w:val="24"/>
+        </w:rPr>
+        <w:t>Listado de imágenes</w:t>
+      </w:r>
+    </w:p>
+    <w:p>
+      <w:pPr>
+        <w:tabs>
+          <w:tab w:val="right" w:leader="dot" w:pos="8828"/>
+        </w:tabs>
+        <w:rPr>
+          <w:rFonts w:eastAsiaTheme="minorEastAsia"/>
+          <w:noProof/>
+          <w:lang w:eastAsia="es-GT"/>
+        </w:rPr>
+      </w:pPr>
+      <w:r>
+        <w:rPr>
+          <w:rFonts w:ascii="Arial" w:hAnsi="Arial" w:cs="Arial"/>
+          <w:sz w:val="24"/>
+          <w:szCs w:val="24"/>
+        </w:rPr>
+        <w:fldChar w:fldCharType="begin"/>
+      </w:r>
+      <w:r>
+        <w:rPr>
+          <w:rFonts w:ascii="Arial" w:hAnsi="Arial" w:cs="Arial"/>
+          <w:sz w:val="24"/>
+          <w:szCs w:val="24"/>
+        </w:rPr>
+        <w:instrText xml:space="preserve"> TOC \h \z \c "Imágen" </w:instrText>
+      </w:r>
+      <w:r>
+        <w:rPr>
+          <w:rFonts w:ascii="Arial" w:hAnsi="Arial" w:cs="Arial"/>
+          <w:sz w:val="24"/>
+          <w:szCs w:val="24"/>
+        </w:rPr>
+        <w:fldChar w:fldCharType="separate"/>
+      </w:r>
+      <w:hyperlink r:id="rId13" w:anchor="_Toc236943127" w:history="1">
+        <w:r>
+          <w:rPr>
+            <w:rStyle w:val="Hipervnculo"/>
+            <w:noProof/>
+          </w:rPr>
+          <w:t xml:space="preserve">Imágen </w:t>
+        </w:r>
+        <w:r>
+          <w:rPr>
+            <w:rStyle w:val="Hipervnculo"/>
+            <w:noProof/>
+          </w:rPr>
+          <w:t>2.</w:t>
+        </w:r>
+        <w:r>
+          <w:rPr>
+            <w:rStyle w:val="Hipervnculo"/>
+            <w:noProof/>
+          </w:rPr>
+          <w:t>1 Metodología Scrum</w:t>
+        </w:r>
+        <w:r>
+          <w:rPr>
+            <w:noProof/>
+            <w:webHidden/>
+          </w:rPr>
+          <w:tab/>
+        </w:r>
+        <w:r>
+          <w:rPr>
+            <w:noProof/>
+            <w:webHidden/>
+          </w:rPr>
+          <w:fldChar w:fldCharType="begin"/>
+        </w:r>
+        <w:r>
+          <w:rPr>
+            <w:noProof/>
+            <w:webHidden/>
+          </w:rPr>
+          <w:instrText xml:space="preserve"> PAGEREF _Toc236943127 \h </w:instrText>
+        </w:r>
+        <w:r>
+          <w:rPr>
+            <w:noProof/>
+            <w:webHidden/>
+          </w:rPr>
+        </w:r>
+        <w:r>
+          <w:rPr>
+            <w:noProof/>
+            <w:webHidden/>
+          </w:rPr>
+          <w:fldChar w:fldCharType="separate"/>
+        </w:r>
+        <w:r>
+          <w:rPr>
+            <w:noProof/>
+            <w:webHidden/>
+          </w:rPr>
+          <w:t>16</w:t>
+        </w:r>
+        <w:r>
+          <w:rPr>
+            <w:noProof/>
+            <w:webHidden/>
+          </w:rPr>
+          <w:fldChar w:fldCharType="end"/>
+        </w:r>
+      </w:hyperlink>
+    </w:p>
+    <w:p>
+      <w:pPr>
+        <w:rPr>
+          <w:rFonts w:ascii="Arial" w:hAnsi="Arial" w:cs="Arial"/>
+          <w:b/>
+          <w:sz w:val="24"/>
+          <w:szCs w:val="24"/>
+        </w:rPr>
+      </w:pPr>
+      <w:r>
+        <w:rPr>
+          <w:rFonts w:ascii="Arial" w:hAnsi="Arial" w:cs="Arial"/>
+          <w:sz w:val="24"/>
+          <w:szCs w:val="24"/>
+        </w:rPr>
+        <w:fldChar w:fldCharType="end"/>
+      </w:r>
+    </w:p>
+    <w:p>
+      <w:pPr>
+        <w:rPr>
+          <w:rFonts w:ascii="Arial" w:hAnsi="Arial" w:cs="Arial"/>
+          <w:b/>
+          <w:bCs/>
+          <w:sz w:val="24"/>
+          <w:szCs w:val="24"/>
+        </w:rPr>
+      </w:pPr>
+      <w:r>
+        <w:rPr>
+          <w:rFonts w:ascii="Arial" w:hAnsi="Arial" w:cs="Arial"/>
+          <w:sz w:val="24"/>
+          <w:szCs w:val="24"/>
+        </w:rPr>
+        <w:fldChar w:fldCharType="end"/>
+      </w:r>
       <w:r>
         <w:rPr>
           <w:rFonts w:ascii="Arial" w:hAnsi="Arial" w:cs="Arial"/>
@@ -3531,23 +4324,7 @@
           <w:rFonts w:ascii="Arial" w:eastAsiaTheme="minorHAnsi" w:hAnsi="Arial" w:cs="Arial"/>
           <w:lang w:val="es-419" w:eastAsia="es-GT"/>
         </w:rPr>
-        <w:t xml:space="preserve">Para el desarrollo del proyecto se utilizará la metodología Scrum, organizada en cuatro </w:t>
-      </w:r>
-      <w:proofErr w:type="spellStart"/>
-      <w:r>
-        <w:rPr>
-          <w:rFonts w:ascii="Arial" w:eastAsiaTheme="minorHAnsi" w:hAnsi="Arial" w:cs="Arial"/>
-          <w:lang w:val="es-419" w:eastAsia="es-GT"/>
-        </w:rPr>
-        <w:t>sprints</w:t>
-      </w:r>
-      <w:proofErr w:type="spellEnd"/>
-      <w:r>
-        <w:rPr>
-          <w:rFonts w:ascii="Arial" w:eastAsiaTheme="minorHAnsi" w:hAnsi="Arial" w:cs="Arial"/>
-          <w:lang w:val="es-419" w:eastAsia="es-GT"/>
-        </w:rPr>
-        <w:t xml:space="preserve"> que abarcan desde el levantamiento de requerimientos y el diseño funcional del sistema, hasta el desarrollo, las pruebas y la elaboración de la documentación técnica y de usuario, favoreciendo un desarrollo iterativo y con validación constante.</w:t>
+        <w:t>Para el desarrollo del proyecto se utilizará la metodología Scrum, organizada en cuatro sprints que abarcan desde el levantamiento de requerimientos y el diseño funcional del sistema, hasta el desarrollo, las pruebas y la elaboración de la documentación técnica y de usuario, favoreciendo un desarrollo iterativo y con validación constante.</w:t>
       </w:r>
     </w:p>
     <w:p>
@@ -3634,12 +4411,8 @@
           <w:szCs w:val="24"/>
         </w:rPr>
         <w:sectPr>
-          <w:headerReference w:type="even" r:id="rId9"/>
-          <w:headerReference w:type="default" r:id="rId10"/>
-          <w:footerReference w:type="even" r:id="rId11"/>
-          <w:footerReference w:type="default" r:id="rId12"/>
-          <w:headerReference w:type="first" r:id="rId13"/>
-          <w:footerReference w:type="first" r:id="rId14"/>
+          <w:footerReference w:type="even" r:id="rId14"/>
+          <w:footerReference w:type="default" r:id="rId15"/>
           <w:pgSz w:w="12240" w:h="15840"/>
           <w:pgMar w:top="1417" w:right="1701" w:bottom="1417" w:left="1701" w:header="708" w:footer="708" w:gutter="0"/>
           <w:cols w:space="708"/>
@@ -4687,19 +5460,8 @@
           <w:bCs/>
           <w:lang w:val="es-419" w:eastAsia="es-GT"/>
         </w:rPr>
-        <w:t xml:space="preserve">Open </w:t>
-      </w:r>
-      <w:proofErr w:type="spellStart"/>
-      <w:r>
-        <w:rPr>
-          <w:rFonts w:ascii="Arial" w:eastAsiaTheme="minorHAnsi" w:hAnsi="Arial" w:cs="Arial"/>
-          <w:b/>
-          <w:bCs/>
-          <w:lang w:val="es-419" w:eastAsia="es-GT"/>
-        </w:rPr>
-        <w:t>mSupply</w:t>
-      </w:r>
-      <w:proofErr w:type="spellEnd"/>
+        <w:t>Open mSupply</w:t>
+      </w:r>
     </w:p>
     <w:p>
       <w:pPr>
@@ -4716,39 +5478,7 @@
           <w:rFonts w:ascii="Arial" w:eastAsiaTheme="minorHAnsi" w:hAnsi="Arial" w:cs="Arial"/>
           <w:lang w:val="es-GT" w:eastAsia="es-GT"/>
         </w:rPr>
-        <w:t>Es un sistema de información para la gestión logística (LMIS, por sus siglas en inglés) de código abierto, bajo licencia AGPL, utilizado en más de 30 países para apoyar el registro, la distribución y el despacho de productos médicos desde bodegas nacionales hasta clínicas remotas (</w:t>
-      </w:r>
-      <w:proofErr w:type="spellStart"/>
-      <w:r>
-        <w:rPr>
-          <w:rFonts w:ascii="Arial" w:eastAsiaTheme="minorHAnsi" w:hAnsi="Arial" w:cs="Arial"/>
-          <w:lang w:val="es-GT" w:eastAsia="es-GT"/>
-        </w:rPr>
-        <w:t>mSupply</w:t>
-      </w:r>
-      <w:proofErr w:type="spellEnd"/>
-      <w:r>
-        <w:rPr>
-          <w:rFonts w:ascii="Arial" w:eastAsiaTheme="minorHAnsi" w:hAnsi="Arial" w:cs="Arial"/>
-          <w:lang w:val="es-GT" w:eastAsia="es-GT"/>
-        </w:rPr>
-        <w:t xml:space="preserve"> </w:t>
-      </w:r>
-      <w:proofErr w:type="spellStart"/>
-      <w:r>
-        <w:rPr>
-          <w:rFonts w:ascii="Arial" w:eastAsiaTheme="minorHAnsi" w:hAnsi="Arial" w:cs="Arial"/>
-          <w:lang w:val="es-GT" w:eastAsia="es-GT"/>
-        </w:rPr>
-        <w:t>Foundation</w:t>
-      </w:r>
-      <w:proofErr w:type="spellEnd"/>
-      <w:r>
-        <w:rPr>
-          <w:rFonts w:ascii="Arial" w:eastAsiaTheme="minorHAnsi" w:hAnsi="Arial" w:cs="Arial"/>
-          <w:lang w:val="es-GT" w:eastAsia="es-GT"/>
-        </w:rPr>
-        <w:t>, s.f.). Incluye un módulo específico de cadena de frío que permite monitorear el estado de los refrigeradores y dar seguimiento al historial de cada lote de vacunas desde su adquisición hasta su aplicación. Sin embargo, al tratarse de una plataforma diseñada para cadenas de suministro nacionales de varios niveles, su implementación requiere infraestructura de servidor propia y personal con conocimientos técnicos para instalarla, configurarla y mantenerla, y no cuenta con un proveedor local en Guatemala que brinde soporte o capacitación. Estas condiciones representan una barrera considerable para su adopción directa por parte de los centros de salud del departamento de San Marcos, donde no se cuenta con personal técnico dedicado a la administración de este tipo de sistemas.</w:t>
+        <w:t>Es un sistema de información para la gestión logística (LMIS, por sus siglas en inglés) de código abierto, bajo licencia AGPL, utilizado en más de 30 países para apoyar el registro, la distribución y el despacho de productos médicos desde bodegas nacionales hasta clínicas remotas (mSupply Foundation, s.f.). Incluye un módulo específico de cadena de frío que permite monitorear el estado de los refrigeradores y dar seguimiento al historial de cada lote de vacunas desde su adquisición hasta su aplicación. Sin embargo, al tratarse de una plataforma diseñada para cadenas de suministro nacionales de varios niveles, su implementación requiere infraestructura de servidor propia y personal con conocimientos técnicos para instalarla, configurarla y mantenerla, y no cuenta con un proveedor local en Guatemala que brinde soporte o capacitación. Estas condiciones representan una barrera considerable para su adopción directa por parte de los centros de salud del departamento de San Marcos, donde no se cuenta con personal técnico dedicado a la administración de este tipo de sistemas.</w:t>
       </w:r>
     </w:p>
     <w:p>
@@ -5447,10 +6177,10 @@
           <w:szCs w:val="24"/>
         </w:rPr>
         <w:sectPr>
-          <w:headerReference w:type="even" r:id="rId15"/>
-          <w:headerReference w:type="default" r:id="rId16"/>
-          <w:footerReference w:type="even" r:id="rId17"/>
-          <w:footerReference w:type="default" r:id="rId18"/>
+          <w:headerReference w:type="even" r:id="rId16"/>
+          <w:headerReference w:type="default" r:id="rId17"/>
+          <w:footerReference w:type="even" r:id="rId18"/>
+          <w:footerReference w:type="default" r:id="rId19"/>
           <w:pgSz w:w="12240" w:h="15840"/>
           <w:pgMar w:top="1417" w:right="1701" w:bottom="1417" w:left="1701" w:header="708" w:footer="708" w:gutter="0"/>
           <w:pgNumType w:start="1"/>
@@ -5640,33 +6370,17 @@
       </w:pPr>
       <w:r>
         <w:rPr>
-          <w:rFonts w:ascii="Arial" w:hAnsi="Arial" w:cs="Arial"/>
-          <w:sz w:val="24"/>
-          <w:szCs w:val="24"/>
-        </w:rPr>
-        <w:t>El diagrama de bloques brinda una representación simplificada de los principales componentes que integran el sistema y cómo se encuentran interconectados de forma general.</w:t>
-      </w:r>
-    </w:p>
-    <w:p>
-      <w:pPr>
-        <w:pStyle w:val="Descripcin"/>
-        <w:keepNext/>
-        <w:spacing w:line="276" w:lineRule="auto"/>
-        <w:jc w:val="center"/>
-      </w:pPr>
-      <w:r>
-        <w:rPr>
           <w:noProof/>
           <w:lang w:val="es-MX"/>
         </w:rPr>
         <w:drawing>
-          <wp:anchor distT="0" distB="0" distL="114300" distR="114300" simplePos="0" relativeHeight="251662336" behindDoc="0" locked="0" layoutInCell="1" allowOverlap="1" wp14:anchorId="21723FBC" wp14:editId="705B3B79">
+          <wp:anchor distT="0" distB="0" distL="114300" distR="114300" simplePos="0" relativeHeight="251662336" behindDoc="0" locked="0" layoutInCell="1" allowOverlap="1" wp14:anchorId="21723FBC" wp14:editId="200D1E6E">
             <wp:simplePos x="0" y="0"/>
             <wp:positionH relativeFrom="margin">
               <wp:posOffset>-635</wp:posOffset>
             </wp:positionH>
             <wp:positionV relativeFrom="paragraph">
-              <wp:posOffset>398780</wp:posOffset>
+              <wp:posOffset>972820</wp:posOffset>
             </wp:positionV>
             <wp:extent cx="5948045" cy="2616200"/>
             <wp:effectExtent l="0" t="0" r="0" b="0"/>
@@ -5685,7 +6399,7 @@
                     </pic:cNvPicPr>
                   </pic:nvPicPr>
                   <pic:blipFill>
-                    <a:blip r:embed="rId19">
+                    <a:blip r:embed="rId20">
                       <a:extLst>
                         <a:ext uri="{28A0092B-C50C-407E-A947-70E740481C1C}">
                           <a14:useLocalDpi xmlns:a14="http://schemas.microsoft.com/office/drawing/2010/main" val="0"/>
@@ -5723,14 +6437,273 @@
         </w:drawing>
       </w:r>
       <w:r>
-        <w:t>Ilustración 2.1: Diagrama de bloques del proyecto</w:t>
+        <w:rPr>
+          <w:noProof/>
+        </w:rPr>
+        <mc:AlternateContent>
+          <mc:Choice Requires="wps">
+            <w:drawing>
+              <wp:anchor distT="0" distB="0" distL="114300" distR="114300" simplePos="0" relativeHeight="251666432" behindDoc="0" locked="0" layoutInCell="1" allowOverlap="1" wp14:anchorId="22590094" wp14:editId="3F0586A4">
+                <wp:simplePos x="0" y="0"/>
+                <wp:positionH relativeFrom="margin">
+                  <wp:align>left</wp:align>
+                </wp:positionH>
+                <wp:positionV relativeFrom="paragraph">
+                  <wp:posOffset>569595</wp:posOffset>
+                </wp:positionV>
+                <wp:extent cx="5948045" cy="266700"/>
+                <wp:effectExtent l="0" t="0" r="0" b="0"/>
+                <wp:wrapTopAndBottom/>
+                <wp:docPr id="1" name="Cuadro de texto 1"/>
+                <wp:cNvGraphicFramePr/>
+                <a:graphic xmlns:a="http://schemas.openxmlformats.org/drawingml/2006/main">
+                  <a:graphicData uri="http://schemas.microsoft.com/office/word/2010/wordprocessingShape">
+                    <wps:wsp>
+                      <wps:cNvSpPr txBox="1"/>
+                      <wps:spPr>
+                        <a:xfrm>
+                          <a:off x="0" y="0"/>
+                          <a:ext cx="5948045" cy="266700"/>
+                        </a:xfrm>
+                        <a:prstGeom prst="rect">
+                          <a:avLst/>
+                        </a:prstGeom>
+                        <a:solidFill>
+                          <a:prstClr val="white"/>
+                        </a:solidFill>
+                        <a:ln>
+                          <a:noFill/>
+                        </a:ln>
+                      </wps:spPr>
+                      <wps:txbx>
+                        <w:txbxContent>
+                          <w:p>
+                            <w:pPr>
+                              <w:pStyle w:val="Descripcin"/>
+                              <w:jc w:val="center"/>
+                              <w:rPr>
+                                <w:noProof/>
+                                <w:lang w:val="es-MX"/>
+                              </w:rPr>
+                            </w:pPr>
+                            <w:bookmarkStart w:id="34" w:name="_Toc236942481"/>
+                            <w:bookmarkStart w:id="35" w:name="_Toc236942817"/>
+                            <w:r>
+                              <w:t xml:space="preserve">Ilustración </w:t>
+                            </w:r>
+                            <w:r>
+                              <w:t xml:space="preserve">2.1 </w:t>
+                            </w:r>
+                            <w:r>
+                              <w:t>Diagrama de bloques del proyecto</w:t>
+                            </w:r>
+                            <w:bookmarkEnd w:id="35"/>
+                          </w:p>
+                          <w:p>
+                            <w:pPr>
+                              <w:pStyle w:val="Descripcin"/>
+                              <w:jc w:val="center"/>
+                              <w:rPr>
+                                <w:noProof/>
+                                <w:lang w:val="es-MX"/>
+                              </w:rPr>
+                            </w:pPr>
+                          </w:p>
+                          <w:p/>
+                          <w:p>
+                            <w:pPr>
+                              <w:pStyle w:val="Descripcin"/>
+                              <w:jc w:val="center"/>
+                              <w:rPr>
+                                <w:noProof/>
+                                <w:lang w:val="es-MX"/>
+                              </w:rPr>
+                            </w:pPr>
+                            <w:bookmarkStart w:id="36" w:name="_Toc236942818"/>
+                            <w:r>
+                              <w:t xml:space="preserve">Ilustración  </w:t>
+                            </w:r>
+                            <w:fldSimple w:instr=" SEQ Ilustración_ \* ARABIC ">
+                              <w:r>
+                                <w:rPr>
+                                  <w:noProof/>
+                                </w:rPr>
+                                <w:t>2</w:t>
+                              </w:r>
+                            </w:fldSimple>
+                            <w:r>
+                              <w:t xml:space="preserve"> </w:t>
+                            </w:r>
+                            <w:r>
+                              <w:t>Diagrama de contexto del sistema</w:t>
+                            </w:r>
+                            <w:r>
+                              <w:t xml:space="preserve">Ilustración  </w:t>
+                            </w:r>
+                            <w:fldSimple w:instr=" SEQ Ilustración_ \* ARABIC ">
+                              <w:r>
+                                <w:rPr>
+                                  <w:noProof/>
+                                </w:rPr>
+                                <w:t>1</w:t>
+                              </w:r>
+                            </w:fldSimple>
+                            <w:r>
+                              <w:t xml:space="preserve"> </w:t>
+                            </w:r>
+                            <w:r>
+                              <w:t>Diagrama de bloques del proyecto</w:t>
+                            </w:r>
+                            <w:bookmarkEnd w:id="34"/>
+                            <w:bookmarkEnd w:id="36"/>
+                          </w:p>
+                          <w:p>
+                            <w:pPr>
+                              <w:pStyle w:val="Descripcin"/>
+                              <w:jc w:val="center"/>
+                              <w:rPr>
+                                <w:noProof/>
+                                <w:lang w:val="es-MX"/>
+                              </w:rPr>
+                            </w:pPr>
+                          </w:p>
+                        </w:txbxContent>
+                      </wps:txbx>
+                      <wps:bodyPr rot="0" spcFirstLastPara="0" vertOverflow="overflow" horzOverflow="overflow" vert="horz" wrap="square" lIns="0" tIns="0" rIns="0" bIns="0" numCol="1" spcCol="0" rtlCol="0" fromWordArt="0" anchor="t" anchorCtr="0" forceAA="0" compatLnSpc="1">
+                        <a:prstTxWarp prst="textNoShape">
+                          <a:avLst/>
+                        </a:prstTxWarp>
+                        <a:noAutofit/>
+                      </wps:bodyPr>
+                    </wps:wsp>
+                  </a:graphicData>
+                </a:graphic>
+                <wp14:sizeRelV relativeFrom="margin">
+                  <wp14:pctHeight>0</wp14:pctHeight>
+                </wp14:sizeRelV>
+              </wp:anchor>
+            </w:drawing>
+          </mc:Choice>
+          <mc:Fallback>
+            <w:pict>
+              <v:shapetype w14:anchorId="22590094" id="_x0000_t202" coordsize="21600,21600" o:spt="202" path="m,l,21600r21600,l21600,xe">
+                <v:stroke joinstyle="miter"/>
+                <v:path gradientshapeok="t" o:connecttype="rect"/>
+              </v:shapetype>
+              <v:shape id="Cuadro de texto 1" o:spid="_x0000_s1026" type="#_x0000_t202" style="position:absolute;left:0;text-align:left;margin-left:0;margin-top:44.85pt;width:468.35pt;height:21pt;z-index:251666432;visibility:visible;mso-wrap-style:square;mso-height-percent:0;mso-wrap-distance-left:9pt;mso-wrap-distance-top:0;mso-wrap-distance-right:9pt;mso-wrap-distance-bottom:0;mso-position-horizontal:left;mso-position-horizontal-relative:margin;mso-position-vertical:absolute;mso-position-vertical-relative:text;mso-height-percent:0;mso-height-relative:margin;v-text-anchor:top" o:gfxdata="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" stroked="f">
+                <v:textbox inset="0,0,0,0">
+                  <w:txbxContent>
+                    <w:p>
+                      <w:pPr>
+                        <w:pStyle w:val="Descripcin"/>
+                        <w:jc w:val="center"/>
+                        <w:rPr>
+                          <w:noProof/>
+                          <w:lang w:val="es-MX"/>
+                        </w:rPr>
+                      </w:pPr>
+                      <w:bookmarkStart w:id="37" w:name="_Toc236942481"/>
+                      <w:bookmarkStart w:id="38" w:name="_Toc236942817"/>
+                      <w:r>
+                        <w:t xml:space="preserve">Ilustración </w:t>
+                      </w:r>
+                      <w:r>
+                        <w:t xml:space="preserve">2.1 </w:t>
+                      </w:r>
+                      <w:r>
+                        <w:t>Diagrama de bloques del proyecto</w:t>
+                      </w:r>
+                      <w:bookmarkEnd w:id="38"/>
+                    </w:p>
+                    <w:p>
+                      <w:pPr>
+                        <w:pStyle w:val="Descripcin"/>
+                        <w:jc w:val="center"/>
+                        <w:rPr>
+                          <w:noProof/>
+                          <w:lang w:val="es-MX"/>
+                        </w:rPr>
+                      </w:pPr>
+                    </w:p>
+                    <w:p/>
+                    <w:p>
+                      <w:pPr>
+                        <w:pStyle w:val="Descripcin"/>
+                        <w:jc w:val="center"/>
+                        <w:rPr>
+                          <w:noProof/>
+                          <w:lang w:val="es-MX"/>
+                        </w:rPr>
+                      </w:pPr>
+                      <w:bookmarkStart w:id="39" w:name="_Toc236942818"/>
+                      <w:r>
+                        <w:t xml:space="preserve">Ilustración  </w:t>
+                      </w:r>
+                      <w:fldSimple w:instr=" SEQ Ilustración_ \* ARABIC ">
+                        <w:r>
+                          <w:rPr>
+                            <w:noProof/>
+                          </w:rPr>
+                          <w:t>2</w:t>
+                        </w:r>
+                      </w:fldSimple>
+                      <w:r>
+                        <w:t xml:space="preserve"> </w:t>
+                      </w:r>
+                      <w:r>
+                        <w:t>Diagrama de contexto del sistema</w:t>
+                      </w:r>
+                      <w:r>
+                        <w:t xml:space="preserve">Ilustración  </w:t>
+                      </w:r>
+                      <w:fldSimple w:instr=" SEQ Ilustración_ \* ARABIC ">
+                        <w:r>
+                          <w:rPr>
+                            <w:noProof/>
+                          </w:rPr>
+                          <w:t>1</w:t>
+                        </w:r>
+                      </w:fldSimple>
+                      <w:r>
+                        <w:t xml:space="preserve"> </w:t>
+                      </w:r>
+                      <w:r>
+                        <w:t>Diagrama de bloques del proyecto</w:t>
+                      </w:r>
+                      <w:bookmarkEnd w:id="37"/>
+                      <w:bookmarkEnd w:id="39"/>
+                    </w:p>
+                    <w:p>
+                      <w:pPr>
+                        <w:pStyle w:val="Descripcin"/>
+                        <w:jc w:val="center"/>
+                        <w:rPr>
+                          <w:noProof/>
+                          <w:lang w:val="es-MX"/>
+                        </w:rPr>
+                      </w:pPr>
+                    </w:p>
+                  </w:txbxContent>
+                </v:textbox>
+                <w10:wrap type="topAndBottom" anchorx="margin"/>
+              </v:shape>
+            </w:pict>
+          </mc:Fallback>
+        </mc:AlternateContent>
+      </w:r>
+      <w:r>
+        <w:rPr>
+          <w:rFonts w:ascii="Arial" w:hAnsi="Arial" w:cs="Arial"/>
+          <w:sz w:val="24"/>
+          <w:szCs w:val="24"/>
+        </w:rPr>
+        <w:t>El diagrama de bloques brinda una representación simplificada de los principales componentes que integran el sistema y cómo se encuentran interconectados de forma general.</w:t>
       </w:r>
     </w:p>
     <w:p>
       <w:pPr>
         <w:pStyle w:val="Descripcin"/>
         <w:spacing w:line="276" w:lineRule="auto"/>
-        <w:jc w:val="center"/>
       </w:pPr>
     </w:p>
     <w:p>
@@ -5807,47 +6780,7 @@
           <w:szCs w:val="24"/>
           <w:lang w:val="es-MX"/>
         </w:rPr>
-        <w:t xml:space="preserve"> desarrollada con </w:t>
-      </w:r>
-      <w:proofErr w:type="spellStart"/>
-      <w:r>
-        <w:rPr>
-          <w:rFonts w:ascii="Arial" w:hAnsi="Arial" w:cs="Arial"/>
-          <w:sz w:val="24"/>
-          <w:szCs w:val="24"/>
-          <w:lang w:val="es-MX"/>
-        </w:rPr>
-        <w:t>React</w:t>
-      </w:r>
-      <w:proofErr w:type="spellEnd"/>
-      <w:r>
-        <w:rPr>
-          <w:rFonts w:ascii="Arial" w:hAnsi="Arial" w:cs="Arial"/>
-          <w:sz w:val="24"/>
-          <w:szCs w:val="24"/>
-          <w:lang w:val="es-MX"/>
-        </w:rPr>
-        <w:t xml:space="preserve"> y </w:t>
-      </w:r>
-      <w:proofErr w:type="spellStart"/>
-      <w:r>
-        <w:rPr>
-          <w:rFonts w:ascii="Arial" w:hAnsi="Arial" w:cs="Arial"/>
-          <w:sz w:val="24"/>
-          <w:szCs w:val="24"/>
-          <w:lang w:val="es-MX"/>
-        </w:rPr>
-        <w:t>Tailwind</w:t>
-      </w:r>
-      <w:proofErr w:type="spellEnd"/>
-      <w:r>
-        <w:rPr>
-          <w:rFonts w:ascii="Arial" w:hAnsi="Arial" w:cs="Arial"/>
-          <w:sz w:val="24"/>
-          <w:szCs w:val="24"/>
-          <w:lang w:val="es-MX"/>
-        </w:rPr>
-        <w:t xml:space="preserve"> para el diseño, es el medio mediante el cual el personal de los centros de salud y las autoridades del Centro de Salud de San Marcos interactuarán con el sistema a través de un navegador web.</w:t>
+        <w:t xml:space="preserve"> desarrollada con React y Tailwind para el diseño, es el medio mediante el cual el personal de los centros de salud y las autoridades del Centro de Salud de San Marcos interactuarán con el sistema a través de un navegador web.</w:t>
       </w:r>
     </w:p>
     <w:p>
@@ -6072,27 +7005,7 @@
           <w:szCs w:val="24"/>
           <w:lang w:val="es-MX"/>
         </w:rPr>
-        <w:t xml:space="preserve"> mediante </w:t>
-      </w:r>
-      <w:proofErr w:type="spellStart"/>
-      <w:r>
-        <w:rPr>
-          <w:rFonts w:ascii="Arial" w:hAnsi="Arial" w:cs="Arial"/>
-          <w:sz w:val="24"/>
-          <w:szCs w:val="24"/>
-          <w:lang w:val="es-MX"/>
-        </w:rPr>
-        <w:t>DigitalOcean</w:t>
-      </w:r>
-      <w:proofErr w:type="spellEnd"/>
-      <w:r>
-        <w:rPr>
-          <w:rFonts w:ascii="Arial" w:hAnsi="Arial" w:cs="Arial"/>
-          <w:sz w:val="24"/>
-          <w:szCs w:val="24"/>
-          <w:lang w:val="es-MX"/>
-        </w:rPr>
-        <w:t>, encargado de proveer la infraestructura necesaria y brindar el enlace para que el usuario final pueda acceder al sistema a través de internet.</w:t>
+        <w:t xml:space="preserve"> mediante DigitalOcean, encargado de proveer la infraestructura necesaria y brindar el enlace para que el usuario final pueda acceder al sistema a través de internet.</w:t>
       </w:r>
     </w:p>
     <w:p>
@@ -6129,47 +7042,7 @@
           <w:szCs w:val="24"/>
           <w:lang w:val="es-MX"/>
         </w:rPr>
-        <w:t xml:space="preserve"> creada a través de un </w:t>
-      </w:r>
-      <w:proofErr w:type="spellStart"/>
-      <w:r>
-        <w:rPr>
-          <w:rFonts w:ascii="Arial" w:hAnsi="Arial" w:cs="Arial"/>
-          <w:sz w:val="24"/>
-          <w:szCs w:val="24"/>
-          <w:lang w:val="es-MX"/>
-        </w:rPr>
-        <w:t>droplet</w:t>
-      </w:r>
-      <w:proofErr w:type="spellEnd"/>
-      <w:r>
-        <w:rPr>
-          <w:rFonts w:ascii="Arial" w:hAnsi="Arial" w:cs="Arial"/>
-          <w:sz w:val="24"/>
-          <w:szCs w:val="24"/>
-          <w:lang w:val="es-MX"/>
-        </w:rPr>
-        <w:t xml:space="preserve"> de </w:t>
-      </w:r>
-      <w:proofErr w:type="spellStart"/>
-      <w:r>
-        <w:rPr>
-          <w:rFonts w:ascii="Arial" w:hAnsi="Arial" w:cs="Arial"/>
-          <w:sz w:val="24"/>
-          <w:szCs w:val="24"/>
-          <w:lang w:val="es-MX"/>
-        </w:rPr>
-        <w:t>DigitalOcean</w:t>
-      </w:r>
-      <w:proofErr w:type="spellEnd"/>
-      <w:r>
-        <w:rPr>
-          <w:rFonts w:ascii="Arial" w:hAnsi="Arial" w:cs="Arial"/>
-          <w:sz w:val="24"/>
-          <w:szCs w:val="24"/>
-          <w:lang w:val="es-MX"/>
-        </w:rPr>
-        <w:t xml:space="preserve"> con distribución Linux, que provee el entorno básico para la configuración y el funcionamiento del sistema.</w:t>
+        <w:t xml:space="preserve"> creada a través de un droplet de DigitalOcean con distribución Linux, que provee el entorno básico para la configuración y el funcionamiento del sistema.</w:t>
       </w:r>
     </w:p>
     <w:p>
@@ -6258,6 +7131,239 @@
           <w:lang w:val="es-MX"/>
         </w:rPr>
       </w:pPr>
+      <w:r>
+        <w:rPr>
+          <w:noProof/>
+        </w:rPr>
+        <mc:AlternateContent>
+          <mc:Choice Requires="wps">
+            <w:drawing>
+              <wp:anchor distT="0" distB="0" distL="114300" distR="114300" simplePos="0" relativeHeight="251668480" behindDoc="0" locked="0" layoutInCell="1" allowOverlap="1" wp14:anchorId="1BD46EF5" wp14:editId="535851A6">
+                <wp:simplePos x="0" y="0"/>
+                <wp:positionH relativeFrom="column">
+                  <wp:posOffset>-29845</wp:posOffset>
+                </wp:positionH>
+                <wp:positionV relativeFrom="paragraph">
+                  <wp:posOffset>808355</wp:posOffset>
+                </wp:positionV>
+                <wp:extent cx="6013450" cy="125095"/>
+                <wp:effectExtent l="0" t="0" r="6350" b="8255"/>
+                <wp:wrapTopAndBottom/>
+                <wp:docPr id="5" name="Cuadro de texto 5"/>
+                <wp:cNvGraphicFramePr/>
+                <a:graphic xmlns:a="http://schemas.openxmlformats.org/drawingml/2006/main">
+                  <a:graphicData uri="http://schemas.microsoft.com/office/word/2010/wordprocessingShape">
+                    <wps:wsp>
+                      <wps:cNvSpPr txBox="1"/>
+                      <wps:spPr>
+                        <a:xfrm>
+                          <a:off x="0" y="0"/>
+                          <a:ext cx="6013450" cy="125095"/>
+                        </a:xfrm>
+                        <a:prstGeom prst="rect">
+                          <a:avLst/>
+                        </a:prstGeom>
+                        <a:solidFill>
+                          <a:prstClr val="white"/>
+                        </a:solidFill>
+                        <a:ln>
+                          <a:noFill/>
+                        </a:ln>
+                      </wps:spPr>
+                      <wps:txbx>
+                        <w:txbxContent>
+                          <w:p>
+                            <w:pPr>
+                              <w:pStyle w:val="Descripcin"/>
+                              <w:jc w:val="center"/>
+                              <w:rPr>
+                                <w:noProof/>
+                                <w:lang w:val="es-MX"/>
+                              </w:rPr>
+                            </w:pPr>
+                            <w:bookmarkStart w:id="40" w:name="_Toc236942482"/>
+                            <w:bookmarkStart w:id="41" w:name="_Toc236942819"/>
+                            <w:r>
+                              <w:t xml:space="preserve">Ilustración  </w:t>
+                            </w:r>
+                            <w:fldSimple w:instr=" SEQ Ilustración_ \* ARABIC ">
+                              <w:r>
+                                <w:rPr>
+                                  <w:noProof/>
+                                </w:rPr>
+                                <w:t>2</w:t>
+                              </w:r>
+                            </w:fldSimple>
+                            <w:r>
+                              <w:t>.2</w:t>
+                            </w:r>
+                            <w:r>
+                              <w:t xml:space="preserve"> </w:t>
+                            </w:r>
+                            <w:r>
+                              <w:t>Diagrama de contexto del sistema</w:t>
+                            </w:r>
+                            <w:bookmarkEnd w:id="41"/>
+                          </w:p>
+                          <w:p/>
+                          <w:p>
+                            <w:pPr>
+                              <w:pStyle w:val="Descripcin"/>
+                              <w:jc w:val="center"/>
+                              <w:rPr>
+                                <w:noProof/>
+                                <w:lang w:val="es-MX"/>
+                              </w:rPr>
+                            </w:pPr>
+                            <w:bookmarkStart w:id="42" w:name="_Toc236942820"/>
+                            <w:r>
+                              <w:t xml:space="preserve">Ilustración  </w:t>
+                            </w:r>
+                            <w:fldSimple w:instr=" SEQ Ilustración_ \* ARABIC ">
+                              <w:r>
+                                <w:rPr>
+                                  <w:noProof/>
+                                </w:rPr>
+                                <w:t>3</w:t>
+                              </w:r>
+                            </w:fldSimple>
+                            <w:r>
+                              <w:t xml:space="preserve"> </w:t>
+                            </w:r>
+                            <w:r>
+                              <w:t>Diagrama de flujo del sistema</w:t>
+                            </w:r>
+                            <w:r>
+                              <w:t xml:space="preserve">Ilustración  </w:t>
+                            </w:r>
+                            <w:fldSimple w:instr=" SEQ Ilustración_ \* ARABIC ">
+                              <w:r>
+                                <w:rPr>
+                                  <w:noProof/>
+                                </w:rPr>
+                                <w:t>2</w:t>
+                              </w:r>
+                            </w:fldSimple>
+                            <w:r>
+                              <w:t xml:space="preserve"> </w:t>
+                            </w:r>
+                            <w:r>
+                              <w:t>Diagrama de contexto del sistema</w:t>
+                            </w:r>
+                            <w:bookmarkEnd w:id="40"/>
+                            <w:bookmarkEnd w:id="42"/>
+                          </w:p>
+                        </w:txbxContent>
+                      </wps:txbx>
+                      <wps:bodyPr rot="0" spcFirstLastPara="0" vertOverflow="overflow" horzOverflow="overflow" vert="horz" wrap="square" lIns="0" tIns="0" rIns="0" bIns="0" numCol="1" spcCol="0" rtlCol="0" fromWordArt="0" anchor="t" anchorCtr="0" forceAA="0" compatLnSpc="1">
+                        <a:prstTxWarp prst="textNoShape">
+                          <a:avLst/>
+                        </a:prstTxWarp>
+                        <a:noAutofit/>
+                      </wps:bodyPr>
+                    </wps:wsp>
+                  </a:graphicData>
+                </a:graphic>
+                <wp14:sizeRelV relativeFrom="margin">
+                  <wp14:pctHeight>0</wp14:pctHeight>
+                </wp14:sizeRelV>
+              </wp:anchor>
+            </w:drawing>
+          </mc:Choice>
+          <mc:Fallback>
+            <w:pict>
+              <v:shape w14:anchorId="1BD46EF5" id="Cuadro de texto 5" o:spid="_x0000_s1027" type="#_x0000_t202" style="position:absolute;left:0;text-align:left;margin-left:-2.35pt;margin-top:63.65pt;width:473.5pt;height:9.85pt;z-index:251668480;visibility:visible;mso-wrap-style:square;mso-height-percent:0;mso-wrap-distance-left:9pt;mso-wrap-distance-top:0;mso-wrap-distance-right:9pt;mso-wrap-distance-bottom:0;mso-position-horizontal:absolute;mso-position-horizontal-relative:text;mso-position-vertical:absolute;mso-position-vertical-relative:text;mso-height-percent:0;mso-height-relative:margin;v-text-anchor:top" o:gfxdata="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" stroked="f">
+                <v:textbox inset="0,0,0,0">
+                  <w:txbxContent>
+                    <w:p>
+                      <w:pPr>
+                        <w:pStyle w:val="Descripcin"/>
+                        <w:jc w:val="center"/>
+                        <w:rPr>
+                          <w:noProof/>
+                          <w:lang w:val="es-MX"/>
+                        </w:rPr>
+                      </w:pPr>
+                      <w:bookmarkStart w:id="43" w:name="_Toc236942482"/>
+                      <w:bookmarkStart w:id="44" w:name="_Toc236942819"/>
+                      <w:r>
+                        <w:t xml:space="preserve">Ilustración  </w:t>
+                      </w:r>
+                      <w:fldSimple w:instr=" SEQ Ilustración_ \* ARABIC ">
+                        <w:r>
+                          <w:rPr>
+                            <w:noProof/>
+                          </w:rPr>
+                          <w:t>2</w:t>
+                        </w:r>
+                      </w:fldSimple>
+                      <w:r>
+                        <w:t>.2</w:t>
+                      </w:r>
+                      <w:r>
+                        <w:t xml:space="preserve"> </w:t>
+                      </w:r>
+                      <w:r>
+                        <w:t>Diagrama de contexto del sistema</w:t>
+                      </w:r>
+                      <w:bookmarkEnd w:id="44"/>
+                    </w:p>
+                    <w:p/>
+                    <w:p>
+                      <w:pPr>
+                        <w:pStyle w:val="Descripcin"/>
+                        <w:jc w:val="center"/>
+                        <w:rPr>
+                          <w:noProof/>
+                          <w:lang w:val="es-MX"/>
+                        </w:rPr>
+                      </w:pPr>
+                      <w:bookmarkStart w:id="45" w:name="_Toc236942820"/>
+                      <w:r>
+                        <w:t xml:space="preserve">Ilustración  </w:t>
+                      </w:r>
+                      <w:fldSimple w:instr=" SEQ Ilustración_ \* ARABIC ">
+                        <w:r>
+                          <w:rPr>
+                            <w:noProof/>
+                          </w:rPr>
+                          <w:t>3</w:t>
+                        </w:r>
+                      </w:fldSimple>
+                      <w:r>
+                        <w:t xml:space="preserve"> </w:t>
+                      </w:r>
+                      <w:r>
+                        <w:t>Diagrama de flujo del sistema</w:t>
+                      </w:r>
+                      <w:r>
+                        <w:t xml:space="preserve">Ilustración  </w:t>
+                      </w:r>
+                      <w:fldSimple w:instr=" SEQ Ilustración_ \* ARABIC ">
+                        <w:r>
+                          <w:rPr>
+                            <w:noProof/>
+                          </w:rPr>
+                          <w:t>2</w:t>
+                        </w:r>
+                      </w:fldSimple>
+                      <w:r>
+                        <w:t xml:space="preserve"> </w:t>
+                      </w:r>
+                      <w:r>
+                        <w:t>Diagrama de contexto del sistema</w:t>
+                      </w:r>
+                      <w:bookmarkEnd w:id="43"/>
+                      <w:bookmarkEnd w:id="45"/>
+                    </w:p>
+                  </w:txbxContent>
+                </v:textbox>
+                <w10:wrap type="topAndBottom"/>
+              </v:shape>
+            </w:pict>
+          </mc:Fallback>
+        </mc:AlternateContent>
+      </w:r>
       <w:r>
         <w:rPr>
           <w:rFonts w:ascii="Arial" w:hAnsi="Arial" w:cs="Arial"/>
@@ -6306,7 +7412,7 @@
                     </pic:cNvPicPr>
                   </pic:nvPicPr>
                   <pic:blipFill>
-                    <a:blip r:embed="rId20">
+                    <a:blip r:embed="rId21">
                       <a:extLst>
                         <a:ext uri="{28A0092B-C50C-407E-A947-70E740481C1C}">
                           <a14:useLocalDpi xmlns:a14="http://schemas.microsoft.com/office/drawing/2010/main" val="0"/>
@@ -6343,9 +7449,6 @@
           </wp:anchor>
         </w:drawing>
       </w:r>
-      <w:r>
-        <w:t>Ilustración 2.2: Diagrama de contexto del sistema</w:t>
-      </w:r>
     </w:p>
     <w:p>
       <w:pPr>
@@ -6528,6 +7631,7 @@
           <w:szCs w:val="24"/>
           <w:lang w:val="es-MX"/>
         </w:rPr>
+        <w:lastRenderedPageBreak/>
         <w:t>Autoridades del Centro de Salud de San Marcos:</w:t>
       </w:r>
       <w:r>
@@ -6537,17 +7641,7 @@
           <w:szCs w:val="24"/>
           <w:lang w:val="es-MX"/>
         </w:rPr>
-        <w:t xml:space="preserve"> encargadas de consultar la información consolidada de todos los municipios mediante la vista tipo </w:t>
-      </w:r>
-      <w:r>
-        <w:rPr>
-          <w:rFonts w:ascii="Arial" w:hAnsi="Arial" w:cs="Arial"/>
-          <w:sz w:val="24"/>
-          <w:szCs w:val="24"/>
-          <w:lang w:val="es-MX"/>
-        </w:rPr>
-        <w:lastRenderedPageBreak/>
-        <w:t>tabla y el tablero de control, con el fin de apoyar la toma de decisiones y la planificación de la distribución de vacunas.</w:t>
+        <w:t xml:space="preserve"> encargadas de consultar la información consolidada de todos los municipios mediante la vista tipo tabla y el tablero de control, con el fin de apoyar la toma de decisiones y la planificación de la distribución de vacunas.</w:t>
       </w:r>
     </w:p>
     <w:p>
@@ -6602,6 +7696,205 @@
       </w:pPr>
       <w:r>
         <w:rPr>
+          <w:noProof/>
+        </w:rPr>
+        <mc:AlternateContent>
+          <mc:Choice Requires="wps">
+            <w:drawing>
+              <wp:anchor distT="0" distB="0" distL="114300" distR="114300" simplePos="0" relativeHeight="251670528" behindDoc="0" locked="0" layoutInCell="1" allowOverlap="1" wp14:anchorId="4AF6B1F9" wp14:editId="4AAB93A1">
+                <wp:simplePos x="0" y="0"/>
+                <wp:positionH relativeFrom="column">
+                  <wp:posOffset>316865</wp:posOffset>
+                </wp:positionH>
+                <wp:positionV relativeFrom="paragraph">
+                  <wp:posOffset>710565</wp:posOffset>
+                </wp:positionV>
+                <wp:extent cx="5120640" cy="270510"/>
+                <wp:effectExtent l="0" t="0" r="3810" b="0"/>
+                <wp:wrapTopAndBottom/>
+                <wp:docPr id="6" name="Cuadro de texto 6"/>
+                <wp:cNvGraphicFramePr/>
+                <a:graphic xmlns:a="http://schemas.openxmlformats.org/drawingml/2006/main">
+                  <a:graphicData uri="http://schemas.microsoft.com/office/word/2010/wordprocessingShape">
+                    <wps:wsp>
+                      <wps:cNvSpPr txBox="1"/>
+                      <wps:spPr>
+                        <a:xfrm>
+                          <a:off x="0" y="0"/>
+                          <a:ext cx="5120640" cy="270510"/>
+                        </a:xfrm>
+                        <a:prstGeom prst="rect">
+                          <a:avLst/>
+                        </a:prstGeom>
+                        <a:solidFill>
+                          <a:prstClr val="white"/>
+                        </a:solidFill>
+                        <a:ln>
+                          <a:noFill/>
+                        </a:ln>
+                      </wps:spPr>
+                      <wps:txbx>
+                        <w:txbxContent>
+                          <w:p>
+                            <w:pPr>
+                              <w:pStyle w:val="Descripcin"/>
+                              <w:jc w:val="center"/>
+                              <w:rPr>
+                                <w:noProof/>
+                                <w:lang w:val="es-MX"/>
+                              </w:rPr>
+                            </w:pPr>
+                            <w:bookmarkStart w:id="46" w:name="_Toc236942483"/>
+                            <w:bookmarkStart w:id="47" w:name="_Toc236942821"/>
+                            <w:r>
+                              <w:t>Ilustración 2</w:t>
+                            </w:r>
+                            <w:r>
+                              <w:t>.</w:t>
+                            </w:r>
+                            <w:fldSimple w:instr=" SEQ Ilustración_ \* ARABIC ">
+                              <w:r>
+                                <w:rPr>
+                                  <w:noProof/>
+                                </w:rPr>
+                                <w:t>3</w:t>
+                              </w:r>
+                            </w:fldSimple>
+                            <w:r>
+                              <w:t xml:space="preserve"> </w:t>
+                            </w:r>
+                            <w:r>
+                              <w:t>Diagrama de flujo del sistema</w:t>
+                            </w:r>
+                            <w:bookmarkEnd w:id="47"/>
+                          </w:p>
+                          <w:p/>
+                          <w:p>
+                            <w:pPr>
+                              <w:pStyle w:val="Descripcin"/>
+                              <w:jc w:val="center"/>
+                              <w:rPr>
+                                <w:noProof/>
+                                <w:lang w:val="es-MX"/>
+                              </w:rPr>
+                            </w:pPr>
+                            <w:bookmarkStart w:id="48" w:name="_Toc236942822"/>
+                            <w:r>
+                              <w:t xml:space="preserve">Ilustración  </w:t>
+                            </w:r>
+                            <w:fldSimple w:instr=" SEQ Ilustración_ \* ARABIC ">
+                              <w:r>
+                                <w:rPr>
+                                  <w:noProof/>
+                                </w:rPr>
+                                <w:t>3</w:t>
+                              </w:r>
+                            </w:fldSimple>
+                            <w:r>
+                              <w:t xml:space="preserve"> </w:t>
+                            </w:r>
+                            <w:r>
+                              <w:t>Diagrama de flujo del sistema</w:t>
+                            </w:r>
+                            <w:bookmarkEnd w:id="46"/>
+                            <w:bookmarkEnd w:id="48"/>
+                          </w:p>
+                        </w:txbxContent>
+                      </wps:txbx>
+                      <wps:bodyPr rot="0" spcFirstLastPara="0" vertOverflow="overflow" horzOverflow="overflow" vert="horz" wrap="square" lIns="0" tIns="0" rIns="0" bIns="0" numCol="1" spcCol="0" rtlCol="0" fromWordArt="0" anchor="t" anchorCtr="0" forceAA="0" compatLnSpc="1">
+                        <a:prstTxWarp prst="textNoShape">
+                          <a:avLst/>
+                        </a:prstTxWarp>
+                        <a:noAutofit/>
+                      </wps:bodyPr>
+                    </wps:wsp>
+                  </a:graphicData>
+                </a:graphic>
+                <wp14:sizeRelV relativeFrom="margin">
+                  <wp14:pctHeight>0</wp14:pctHeight>
+                </wp14:sizeRelV>
+              </wp:anchor>
+            </w:drawing>
+          </mc:Choice>
+          <mc:Fallback>
+            <w:pict>
+              <v:shape w14:anchorId="4AF6B1F9" id="Cuadro de texto 6" o:spid="_x0000_s1028" type="#_x0000_t202" style="position:absolute;left:0;text-align:left;margin-left:24.95pt;margin-top:55.95pt;width:403.2pt;height:21.3pt;z-index:251670528;visibility:visible;mso-wrap-style:square;mso-height-percent:0;mso-wrap-distance-left:9pt;mso-wrap-distance-top:0;mso-wrap-distance-right:9pt;mso-wrap-distance-bottom:0;mso-position-horizontal:absolute;mso-position-horizontal-relative:text;mso-position-vertical:absolute;mso-position-vertical-relative:text;mso-height-percent:0;mso-height-relative:margin;v-text-anchor:top" o:gfxdata="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" stroked="f">
+                <v:textbox inset="0,0,0,0">
+                  <w:txbxContent>
+                    <w:p>
+                      <w:pPr>
+                        <w:pStyle w:val="Descripcin"/>
+                        <w:jc w:val="center"/>
+                        <w:rPr>
+                          <w:noProof/>
+                          <w:lang w:val="es-MX"/>
+                        </w:rPr>
+                      </w:pPr>
+                      <w:bookmarkStart w:id="49" w:name="_Toc236942483"/>
+                      <w:bookmarkStart w:id="50" w:name="_Toc236942821"/>
+                      <w:r>
+                        <w:t>Ilustración 2</w:t>
+                      </w:r>
+                      <w:r>
+                        <w:t>.</w:t>
+                      </w:r>
+                      <w:fldSimple w:instr=" SEQ Ilustración_ \* ARABIC ">
+                        <w:r>
+                          <w:rPr>
+                            <w:noProof/>
+                          </w:rPr>
+                          <w:t>3</w:t>
+                        </w:r>
+                      </w:fldSimple>
+                      <w:r>
+                        <w:t xml:space="preserve"> </w:t>
+                      </w:r>
+                      <w:r>
+                        <w:t>Diagrama de flujo del sistema</w:t>
+                      </w:r>
+                      <w:bookmarkEnd w:id="50"/>
+                    </w:p>
+                    <w:p/>
+                    <w:p>
+                      <w:pPr>
+                        <w:pStyle w:val="Descripcin"/>
+                        <w:jc w:val="center"/>
+                        <w:rPr>
+                          <w:noProof/>
+                          <w:lang w:val="es-MX"/>
+                        </w:rPr>
+                      </w:pPr>
+                      <w:bookmarkStart w:id="51" w:name="_Toc236942822"/>
+                      <w:r>
+                        <w:t xml:space="preserve">Ilustración  </w:t>
+                      </w:r>
+                      <w:fldSimple w:instr=" SEQ Ilustración_ \* ARABIC ">
+                        <w:r>
+                          <w:rPr>
+                            <w:noProof/>
+                          </w:rPr>
+                          <w:t>3</w:t>
+                        </w:r>
+                      </w:fldSimple>
+                      <w:r>
+                        <w:t xml:space="preserve"> </w:t>
+                      </w:r>
+                      <w:r>
+                        <w:t>Diagrama de flujo del sistema</w:t>
+                      </w:r>
+                      <w:bookmarkEnd w:id="49"/>
+                      <w:bookmarkEnd w:id="51"/>
+                    </w:p>
+                  </w:txbxContent>
+                </v:textbox>
+                <w10:wrap type="topAndBottom"/>
+              </v:shape>
+            </w:pict>
+          </mc:Fallback>
+        </mc:AlternateContent>
+      </w:r>
+      <w:r>
+        <w:rPr>
           <w:rFonts w:ascii="Arial" w:hAnsi="Arial" w:cs="Arial"/>
           <w:sz w:val="24"/>
           <w:szCs w:val="24"/>
@@ -6615,7 +7908,6 @@
         <w:pStyle w:val="Descripcin"/>
         <w:keepNext/>
         <w:spacing w:line="276" w:lineRule="auto"/>
-        <w:jc w:val="center"/>
       </w:pPr>
       <w:r>
         <w:rPr>
@@ -6648,7 +7940,7 @@
                     </pic:cNvPicPr>
                   </pic:nvPicPr>
                   <pic:blipFill>
-                    <a:blip r:embed="rId21" cstate="print">
+                    <a:blip r:embed="rId22" cstate="print">
                       <a:extLst>
                         <a:ext uri="{28A0092B-C50C-407E-A947-70E740481C1C}">
                           <a14:useLocalDpi xmlns:a14="http://schemas.microsoft.com/office/drawing/2010/main" val="0"/>
@@ -6685,9 +7977,6 @@
           </wp:anchor>
         </w:drawing>
       </w:r>
-      <w:r>
-        <w:t>Ilustración 2.3: Diagrama de flujo del sistema</w:t>
-      </w:r>
     </w:p>
     <w:p>
       <w:pPr>
@@ -6732,7 +8021,17 @@
           <w:szCs w:val="24"/>
           <w:lang w:val="es-MX"/>
         </w:rPr>
-        <w:t xml:space="preserve"> el usuario final ingresa sus credenciales de acceso; si estas son correctas, podrá acceder a los módulos del sistema según su rol (registro y actualización de vacunas para el personal de cada centro de salud, o consulta y visualización consolidada para las autoridades del Centro de Salud de San Marcos); si las credenciales son incorrectas, el sistema deberá mostrar un mensaje de error y permitir un nuevo intento. En caso de que el personal no cuente con credenciales, el administrador del sistema deberá realizar el registro correspondiente.</w:t>
+        <w:t xml:space="preserve"> el usuario final ingresa sus credenciales de acceso; si estas son correctas, podrá acceder a los módulos del sistema según su rol (registro y actualización de vacunas para el personal de cada centro de salud, o consulta y visualización consolidada para las autoridades del Centro de Salud de San Marcos); si las credenciales son incorrectas, el sistema </w:t>
+      </w:r>
+      <w:r>
+        <w:rPr>
+          <w:rFonts w:ascii="Arial" w:hAnsi="Arial" w:cs="Arial"/>
+          <w:sz w:val="24"/>
+          <w:szCs w:val="24"/>
+          <w:lang w:val="es-MX"/>
+        </w:rPr>
+        <w:lastRenderedPageBreak/>
+        <w:t>deberá mostrar un mensaje de error y permitir un nuevo intento. En caso de que el personal no cuente con credenciales, el administrador del sistema deberá realizar el registro correspondiente.</w:t>
       </w:r>
     </w:p>
     <w:p>
@@ -6757,7 +8056,6 @@
           <w:szCs w:val="24"/>
           <w:lang w:val="es-MX"/>
         </w:rPr>
-        <w:lastRenderedPageBreak/>
         <w:t>2.1.2 Descripción de módulos</w:t>
       </w:r>
     </w:p>
@@ -7174,6 +8472,7 @@
           <w:szCs w:val="24"/>
           <w:lang w:val="es-MX"/>
         </w:rPr>
+        <w:lastRenderedPageBreak/>
         <w:t xml:space="preserve">c. </w:t>
       </w:r>
       <w:r>
@@ -7252,7 +8551,6 @@
           <w:szCs w:val="24"/>
           <w:lang w:val="es-MX"/>
         </w:rPr>
-        <w:lastRenderedPageBreak/>
         <w:t>Bitácora de usuarios:</w:t>
       </w:r>
       <w:r>
@@ -7729,6 +9027,7 @@
           <w:szCs w:val="24"/>
           <w:lang w:val="es-MX"/>
         </w:rPr>
+        <w:lastRenderedPageBreak/>
         <w:t>Reporte consolidado departamental:</w:t>
       </w:r>
       <w:r>
@@ -7753,15 +9052,14 @@
         </w:tabs>
         <w:ind w:left="357" w:hanging="357"/>
       </w:pPr>
-      <w:bookmarkStart w:id="34" w:name="_Toc236848976"/>
-      <w:r>
-        <w:lastRenderedPageBreak/>
+      <w:bookmarkStart w:id="52" w:name="_Toc236848976"/>
+      <w:r>
         <w:t xml:space="preserve">  </w:t>
       </w:r>
       <w:r>
         <w:t>Método</w:t>
       </w:r>
-      <w:bookmarkEnd w:id="34"/>
+      <w:bookmarkEnd w:id="52"/>
     </w:p>
     <w:p>
       <w:pPr>
@@ -7778,39 +9076,7 @@
           <w:rFonts w:ascii="Arial" w:eastAsiaTheme="minorHAnsi" w:hAnsi="Arial" w:cs="Arial"/>
           <w:lang w:val="es-419" w:eastAsia="es-GT"/>
         </w:rPr>
-        <w:t xml:space="preserve">Para el desarrollo del proyecto se utilizará la metodología Scrum, debido a que permite organizar el trabajo en ciclos cortos e incrementales, conocidos como </w:t>
-      </w:r>
-      <w:proofErr w:type="spellStart"/>
-      <w:r>
-        <w:rPr>
-          <w:rFonts w:ascii="Arial" w:eastAsiaTheme="minorHAnsi" w:hAnsi="Arial" w:cs="Arial"/>
-          <w:lang w:val="es-419" w:eastAsia="es-GT"/>
-        </w:rPr>
-        <w:t>sprints</w:t>
-      </w:r>
-      <w:proofErr w:type="spellEnd"/>
-      <w:r>
-        <w:rPr>
-          <w:rFonts w:ascii="Arial" w:eastAsiaTheme="minorHAnsi" w:hAnsi="Arial" w:cs="Arial"/>
-          <w:lang w:val="es-419" w:eastAsia="es-GT"/>
-        </w:rPr>
-        <w:t xml:space="preserve">. Según </w:t>
-      </w:r>
-      <w:proofErr w:type="spellStart"/>
-      <w:r>
-        <w:rPr>
-          <w:rFonts w:ascii="Arial" w:eastAsiaTheme="minorHAnsi" w:hAnsi="Arial" w:cs="Arial"/>
-          <w:lang w:val="es-419" w:eastAsia="es-GT"/>
-        </w:rPr>
-        <w:t>Schwaber</w:t>
-      </w:r>
-      <w:proofErr w:type="spellEnd"/>
-      <w:r>
-        <w:rPr>
-          <w:rFonts w:ascii="Arial" w:eastAsiaTheme="minorHAnsi" w:hAnsi="Arial" w:cs="Arial"/>
-          <w:lang w:val="es-419" w:eastAsia="es-GT"/>
-        </w:rPr>
-        <w:t xml:space="preserve"> y Sutherland (2020), autores de la Guía de Scrum, este es un marco de trabajo ligero que ayuda a las personas, equipos y organizaciones a generar valor mediante soluciones adaptables para problemas complejos, a través de dichos ciclos cortos e iterativos. Esta metodología resulta adecuada para proyectos de software en los que se requiere flexibilidad, revisión constante y adaptación a cambios durante el proceso de desarrollo. La elección de Scrum responde a la naturaleza del proyecto, ya que el desarrollo de una aplicación web para centros de salud requiere validaciones frecuentes, definición progresiva de funcionalidades y revisión constante de los módulos implementados. Esto favorece la reducción de errores, mejora la comunicación del equipo y permite entregar incrementos funcionales durante el desarrollo.</w:t>
+        <w:t>Para el desarrollo del proyecto se utilizará la metodología Scrum, debido a que permite organizar el trabajo en ciclos cortos e incrementales, conocidos como sprints. Según Schwaber y Sutherland (2020), autores de la Guía de Scrum, este es un marco de trabajo ligero que ayuda a las personas, equipos y organizaciones a generar valor mediante soluciones adaptables para problemas complejos, a través de dichos ciclos cortos e iterativos. Esta metodología resulta adecuada para proyectos de software en los que se requiere flexibilidad, revisión constante y adaptación a cambios durante el proceso de desarrollo. La elección de Scrum responde a la naturaleza del proyecto, ya que el desarrollo de una aplicación web para centros de salud requiere validaciones frecuentes, definición progresiva de funcionalidades y revisión constante de los módulos implementados. Esto favorece la reducción de errores, mejora la comunicación del equipo y permite entregar incrementos funcionales durante el desarrollo.</w:t>
       </w:r>
     </w:p>
     <w:p>
@@ -7828,55 +9094,7 @@
           <w:rFonts w:ascii="Arial" w:eastAsiaTheme="minorHAnsi" w:hAnsi="Arial" w:cs="Arial"/>
           <w:lang w:val="es-419" w:eastAsia="es-GT"/>
         </w:rPr>
-        <w:t xml:space="preserve">El rol de </w:t>
-      </w:r>
-      <w:proofErr w:type="spellStart"/>
-      <w:r>
-        <w:rPr>
-          <w:rFonts w:ascii="Arial" w:eastAsiaTheme="minorHAnsi" w:hAnsi="Arial" w:cs="Arial"/>
-          <w:lang w:val="es-419" w:eastAsia="es-GT"/>
-        </w:rPr>
-        <w:t>Product</w:t>
-      </w:r>
-      <w:proofErr w:type="spellEnd"/>
-      <w:r>
-        <w:rPr>
-          <w:rFonts w:ascii="Arial" w:eastAsiaTheme="minorHAnsi" w:hAnsi="Arial" w:cs="Arial"/>
-          <w:lang w:val="es-419" w:eastAsia="es-GT"/>
-        </w:rPr>
-        <w:t xml:space="preserve"> </w:t>
-      </w:r>
-      <w:proofErr w:type="spellStart"/>
-      <w:r>
-        <w:rPr>
-          <w:rFonts w:ascii="Arial" w:eastAsiaTheme="minorHAnsi" w:hAnsi="Arial" w:cs="Arial"/>
-          <w:lang w:val="es-419" w:eastAsia="es-GT"/>
-        </w:rPr>
-        <w:t>Owner</w:t>
-      </w:r>
-      <w:proofErr w:type="spellEnd"/>
-      <w:r>
-        <w:rPr>
-          <w:rFonts w:ascii="Arial" w:eastAsiaTheme="minorHAnsi" w:hAnsi="Arial" w:cs="Arial"/>
-          <w:lang w:val="es-419" w:eastAsia="es-GT"/>
-        </w:rPr>
-        <w:t xml:space="preserve"> será representado por el integrante encargado de priorizar los requerimientos del sistema, considerando las necesidades del centro de salud y los objetivos del proyecto. El Scrum Master será el responsable de coordinar el cumplimiento de la metodología, organizar las reuniones y apoyar al equipo en la eliminación de obstáculos. Los </w:t>
-      </w:r>
-      <w:proofErr w:type="spellStart"/>
-      <w:r>
-        <w:rPr>
-          <w:rFonts w:ascii="Arial" w:eastAsiaTheme="minorHAnsi" w:hAnsi="Arial" w:cs="Arial"/>
-          <w:lang w:val="es-419" w:eastAsia="es-GT"/>
-        </w:rPr>
-        <w:t>Developers</w:t>
-      </w:r>
-      <w:proofErr w:type="spellEnd"/>
-      <w:r>
-        <w:rPr>
-          <w:rFonts w:ascii="Arial" w:eastAsiaTheme="minorHAnsi" w:hAnsi="Arial" w:cs="Arial"/>
-          <w:lang w:val="es-419" w:eastAsia="es-GT"/>
-        </w:rPr>
-        <w:t xml:space="preserve"> serán los integrantes encargados del análisis, diseño, programación, pruebas y documentación del sistema.</w:t>
+        <w:t>El rol de Product Owner será representado por el integrante encargado de priorizar los requerimientos del sistema, considerando las necesidades del centro de salud y los objetivos del proyecto. El Scrum Master será el responsable de coordinar el cumplimiento de la metodología, organizar las reuniones y apoyar al equipo en la eliminación de obstáculos. Los Developers serán los integrantes encargados del análisis, diseño, programación, pruebas y documentación del sistema.</w:t>
       </w:r>
     </w:p>
     <w:p>
@@ -7894,39 +9112,7 @@
           <w:rFonts w:ascii="Arial" w:eastAsiaTheme="minorHAnsi" w:hAnsi="Arial" w:cs="Arial"/>
           <w:lang w:val="es-419" w:eastAsia="es-GT"/>
         </w:rPr>
-        <w:t xml:space="preserve">Las principales herramientas de Scrum que se utilizarán en el proyecto serán el </w:t>
-      </w:r>
-      <w:proofErr w:type="spellStart"/>
-      <w:r>
-        <w:rPr>
-          <w:rFonts w:ascii="Arial" w:eastAsiaTheme="minorHAnsi" w:hAnsi="Arial" w:cs="Arial"/>
-          <w:lang w:val="es-419" w:eastAsia="es-GT"/>
-        </w:rPr>
-        <w:t>Product</w:t>
-      </w:r>
-      <w:proofErr w:type="spellEnd"/>
-      <w:r>
-        <w:rPr>
-          <w:rFonts w:ascii="Arial" w:eastAsiaTheme="minorHAnsi" w:hAnsi="Arial" w:cs="Arial"/>
-          <w:lang w:val="es-419" w:eastAsia="es-GT"/>
-        </w:rPr>
-        <w:t xml:space="preserve"> Backlog, el Sprint Backlog y el Incremento. El </w:t>
-      </w:r>
-      <w:proofErr w:type="spellStart"/>
-      <w:r>
-        <w:rPr>
-          <w:rFonts w:ascii="Arial" w:eastAsiaTheme="minorHAnsi" w:hAnsi="Arial" w:cs="Arial"/>
-          <w:lang w:val="es-419" w:eastAsia="es-GT"/>
-        </w:rPr>
-        <w:t>Product</w:t>
-      </w:r>
-      <w:proofErr w:type="spellEnd"/>
-      <w:r>
-        <w:rPr>
-          <w:rFonts w:ascii="Arial" w:eastAsiaTheme="minorHAnsi" w:hAnsi="Arial" w:cs="Arial"/>
-          <w:lang w:val="es-419" w:eastAsia="es-GT"/>
-        </w:rPr>
-        <w:t xml:space="preserve"> Backlog contendrá la lista priorizada de funcionalidades del sistema, tales como autenticación de usuarios, registro de vacunas, </w:t>
+        <w:t xml:space="preserve">Las principales herramientas de Scrum que se utilizarán en el proyecto serán el Product Backlog, el Sprint Backlog y el Incremento. El Product Backlog contendrá la lista priorizada de funcionalidades del sistema, tales como autenticación de usuarios, registro de vacunas, </w:t>
       </w:r>
       <w:r>
         <w:rPr>
@@ -7972,39 +9158,7 @@
           <w:rFonts w:ascii="Arial" w:eastAsiaTheme="minorHAnsi" w:hAnsi="Arial" w:cs="Arial"/>
           <w:lang w:val="es-419" w:eastAsia="es-GT"/>
         </w:rPr>
-        <w:t xml:space="preserve">Esta metodología se desarrollará a lo largo de cuatro </w:t>
-      </w:r>
-      <w:proofErr w:type="spellStart"/>
-      <w:r>
-        <w:rPr>
-          <w:rFonts w:ascii="Arial" w:eastAsiaTheme="minorHAnsi" w:hAnsi="Arial" w:cs="Arial"/>
-          <w:lang w:val="es-419" w:eastAsia="es-GT"/>
-        </w:rPr>
-        <w:t>Sprints</w:t>
-      </w:r>
-      <w:proofErr w:type="spellEnd"/>
-      <w:r>
-        <w:rPr>
-          <w:rFonts w:ascii="Arial" w:eastAsiaTheme="minorHAnsi" w:hAnsi="Arial" w:cs="Arial"/>
-          <w:lang w:val="es-419" w:eastAsia="es-GT"/>
-        </w:rPr>
-        <w:t xml:space="preserve"> adaptadas al contexto del proyecto, manteniendo relación directa con los objetivos específicos establecidos en el capítulo uno, verificando que se cumpla cada uno de ellos. Estos </w:t>
-      </w:r>
-      <w:proofErr w:type="spellStart"/>
-      <w:r>
-        <w:rPr>
-          <w:rFonts w:ascii="Arial" w:eastAsiaTheme="minorHAnsi" w:hAnsi="Arial" w:cs="Arial"/>
-          <w:lang w:val="es-419" w:eastAsia="es-GT"/>
-        </w:rPr>
-        <w:t>Sprints</w:t>
-      </w:r>
-      <w:proofErr w:type="spellEnd"/>
-      <w:r>
-        <w:rPr>
-          <w:rFonts w:ascii="Arial" w:eastAsiaTheme="minorHAnsi" w:hAnsi="Arial" w:cs="Arial"/>
-          <w:lang w:val="es-419" w:eastAsia="es-GT"/>
-        </w:rPr>
-        <w:t xml:space="preserve"> permitirán organizar el desarrollo de la aplicación web desde el levantamiento de requerimientos hasta la validación del sistema con usuarios.</w:t>
+        <w:t>Esta metodología se desarrollará a lo largo de cuatro Sprints adaptadas al contexto del proyecto, manteniendo relación directa con los objetivos específicos establecidos en el capítulo uno, verificando que se cumpla cada uno de ellos. Estos Sprints permitirán organizar el desarrollo de la aplicación web desde el levantamiento de requerimientos hasta la validación del sistema con usuarios.</w:t>
       </w:r>
     </w:p>
     <w:p>
@@ -8012,15 +9166,208 @@
         <w:pStyle w:val="Descripcin"/>
         <w:keepNext/>
         <w:spacing w:line="276" w:lineRule="auto"/>
-        <w:jc w:val="center"/>
       </w:pPr>
       <w:r>
         <w:rPr>
           <w:noProof/>
         </w:rPr>
         <w:lastRenderedPageBreak/>
+        <mc:AlternateContent>
+          <mc:Choice Requires="wps">
+            <w:drawing>
+              <wp:anchor distT="0" distB="0" distL="114300" distR="114300" simplePos="0" relativeHeight="251672576" behindDoc="0" locked="0" layoutInCell="1" allowOverlap="1" wp14:anchorId="409FBDCE" wp14:editId="56721984">
+                <wp:simplePos x="0" y="0"/>
+                <wp:positionH relativeFrom="column">
+                  <wp:posOffset>704850</wp:posOffset>
+                </wp:positionH>
+                <wp:positionV relativeFrom="paragraph">
+                  <wp:posOffset>3175</wp:posOffset>
+                </wp:positionV>
+                <wp:extent cx="4191000" cy="304800"/>
+                <wp:effectExtent l="0" t="0" r="0" b="0"/>
+                <wp:wrapTopAndBottom/>
+                <wp:docPr id="10" name="Cuadro de texto 10"/>
+                <wp:cNvGraphicFramePr/>
+                <a:graphic xmlns:a="http://schemas.openxmlformats.org/drawingml/2006/main">
+                  <a:graphicData uri="http://schemas.microsoft.com/office/word/2010/wordprocessingShape">
+                    <wps:wsp>
+                      <wps:cNvSpPr txBox="1"/>
+                      <wps:spPr>
+                        <a:xfrm>
+                          <a:off x="0" y="0"/>
+                          <a:ext cx="4191000" cy="304800"/>
+                        </a:xfrm>
+                        <a:prstGeom prst="rect">
+                          <a:avLst/>
+                        </a:prstGeom>
+                        <a:solidFill>
+                          <a:prstClr val="white"/>
+                        </a:solidFill>
+                        <a:ln>
+                          <a:noFill/>
+                        </a:ln>
+                      </wps:spPr>
+                      <wps:txbx>
+                        <w:txbxContent>
+                          <w:p>
+                            <w:pPr>
+                              <w:pStyle w:val="Descripcin"/>
+                              <w:jc w:val="center"/>
+                              <w:rPr>
+                                <w:noProof/>
+                              </w:rPr>
+                            </w:pPr>
+                            <w:bookmarkStart w:id="53" w:name="_Toc236943127"/>
+                            <w:r>
+                              <w:t xml:space="preserve">Imágen </w:t>
+                            </w:r>
+                            <w:r>
+                              <w:t>2.</w:t>
+                            </w:r>
+                            <w:fldSimple w:instr=" SEQ Imágen \* ARABIC ">
+                              <w:r>
+                                <w:rPr>
+                                  <w:noProof/>
+                                </w:rPr>
+                                <w:t>1</w:t>
+                              </w:r>
+                            </w:fldSimple>
+                            <w:r>
+                              <w:t xml:space="preserve"> </w:t>
+                            </w:r>
+                            <w:r>
+                              <w:t>Metodología Scrum</w:t>
+                            </w:r>
+                            <w:bookmarkEnd w:id="53"/>
+                          </w:p>
+                          <w:p/>
+                          <w:p>
+                            <w:pPr>
+                              <w:pStyle w:val="Descripcin"/>
+                              <w:jc w:val="center"/>
+                              <w:rPr>
+                                <w:noProof/>
+                              </w:rPr>
+                            </w:pPr>
+                            <w:bookmarkStart w:id="54" w:name="_Toc236943128"/>
+                            <w:r>
+                              <w:t xml:space="preserve">Imágen </w:t>
+                            </w:r>
+                            <w:fldSimple w:instr=" SEQ Imágen \* ARABIC ">
+                              <w:r>
+                                <w:rPr>
+                                  <w:noProof/>
+                                </w:rPr>
+                                <w:t>1</w:t>
+                              </w:r>
+                            </w:fldSimple>
+                            <w:r>
+                              <w:t xml:space="preserve"> </w:t>
+                            </w:r>
+                            <w:r>
+                              <w:t>Metodología Scrum</w:t>
+                            </w:r>
+                            <w:bookmarkEnd w:id="54"/>
+                          </w:p>
+                        </w:txbxContent>
+                      </wps:txbx>
+                      <wps:bodyPr rot="0" spcFirstLastPara="0" vertOverflow="overflow" horzOverflow="overflow" vert="horz" wrap="square" lIns="0" tIns="0" rIns="0" bIns="0" numCol="1" spcCol="0" rtlCol="0" fromWordArt="0" anchor="t" anchorCtr="0" forceAA="0" compatLnSpc="1">
+                        <a:prstTxWarp prst="textNoShape">
+                          <a:avLst/>
+                        </a:prstTxWarp>
+                        <a:noAutofit/>
+                      </wps:bodyPr>
+                    </wps:wsp>
+                  </a:graphicData>
+                </a:graphic>
+                <wp14:sizeRelH relativeFrom="margin">
+                  <wp14:pctWidth>0</wp14:pctWidth>
+                </wp14:sizeRelH>
+                <wp14:sizeRelV relativeFrom="margin">
+                  <wp14:pctHeight>0</wp14:pctHeight>
+                </wp14:sizeRelV>
+              </wp:anchor>
+            </w:drawing>
+          </mc:Choice>
+          <mc:Fallback>
+            <w:pict>
+              <v:shape w14:anchorId="409FBDCE" id="Cuadro de texto 10" o:spid="_x0000_s1029" type="#_x0000_t202" style="position:absolute;margin-left:55.5pt;margin-top:.25pt;width:330pt;height:24pt;z-index:251672576;visibility:visible;mso-wrap-style:square;mso-width-percent:0;mso-height-percent:0;mso-wrap-distance-left:9pt;mso-wrap-distance-top:0;mso-wrap-distance-right:9pt;mso-wrap-distance-bottom:0;mso-position-horizontal:absolute;mso-position-horizontal-relative:text;mso-position-vertical:absolute;mso-position-vertical-relative:text;mso-width-percent:0;mso-height-percent:0;mso-width-relative:margin;mso-height-relative:margin;v-text-anchor:top" o:gfxdata="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" stroked="f">
+                <v:textbox inset="0,0,0,0">
+                  <w:txbxContent>
+                    <w:p>
+                      <w:pPr>
+                        <w:pStyle w:val="Descripcin"/>
+                        <w:jc w:val="center"/>
+                        <w:rPr>
+                          <w:noProof/>
+                        </w:rPr>
+                      </w:pPr>
+                      <w:bookmarkStart w:id="55" w:name="_Toc236943127"/>
+                      <w:r>
+                        <w:t xml:space="preserve">Imágen </w:t>
+                      </w:r>
+                      <w:r>
+                        <w:t>2.</w:t>
+                      </w:r>
+                      <w:fldSimple w:instr=" SEQ Imágen \* ARABIC ">
+                        <w:r>
+                          <w:rPr>
+                            <w:noProof/>
+                          </w:rPr>
+                          <w:t>1</w:t>
+                        </w:r>
+                      </w:fldSimple>
+                      <w:r>
+                        <w:t xml:space="preserve"> </w:t>
+                      </w:r>
+                      <w:r>
+                        <w:t>Metodología Scrum</w:t>
+                      </w:r>
+                      <w:bookmarkEnd w:id="55"/>
+                    </w:p>
+                    <w:p/>
+                    <w:p>
+                      <w:pPr>
+                        <w:pStyle w:val="Descripcin"/>
+                        <w:jc w:val="center"/>
+                        <w:rPr>
+                          <w:noProof/>
+                        </w:rPr>
+                      </w:pPr>
+                      <w:bookmarkStart w:id="56" w:name="_Toc236943128"/>
+                      <w:r>
+                        <w:t xml:space="preserve">Imágen </w:t>
+                      </w:r>
+                      <w:fldSimple w:instr=" SEQ Imágen \* ARABIC ">
+                        <w:r>
+                          <w:rPr>
+                            <w:noProof/>
+                          </w:rPr>
+                          <w:t>1</w:t>
+                        </w:r>
+                      </w:fldSimple>
+                      <w:r>
+                        <w:t xml:space="preserve"> </w:t>
+                      </w:r>
+                      <w:r>
+                        <w:t>Metodología Scrum</w:t>
+                      </w:r>
+                      <w:bookmarkEnd w:id="56"/>
+                    </w:p>
+                  </w:txbxContent>
+                </v:textbox>
+                <w10:wrap type="topAndBottom"/>
+              </v:shape>
+            </w:pict>
+          </mc:Fallback>
+        </mc:AlternateContent>
+      </w:r>
+      <w:r>
+        <w:rPr>
+          <w:noProof/>
+        </w:rPr>
         <w:drawing>
-          <wp:anchor distT="0" distB="0" distL="114300" distR="114300" simplePos="0" relativeHeight="251660288" behindDoc="0" locked="0" layoutInCell="1" allowOverlap="1" wp14:anchorId="5BA32D1D" wp14:editId="64E40909">
+          <wp:anchor distT="0" distB="0" distL="114300" distR="114300" simplePos="0" relativeHeight="251660288" behindDoc="0" locked="0" layoutInCell="1" allowOverlap="1" wp14:anchorId="5BA32D1D" wp14:editId="33705CEF">
             <wp:simplePos x="0" y="0"/>
             <wp:positionH relativeFrom="margin">
               <wp:align>center</wp:align>
@@ -8045,7 +9392,7 @@
                     </pic:cNvPicPr>
                   </pic:nvPicPr>
                   <pic:blipFill>
-                    <a:blip r:embed="rId22">
+                    <a:blip r:embed="rId23">
                       <a:extLst>
                         <a:ext uri="{28A0092B-C50C-407E-A947-70E740481C1C}">
                           <a14:useLocalDpi xmlns:a14="http://schemas.microsoft.com/office/drawing/2010/main" val="0"/>
@@ -8082,25 +9429,6 @@
           </wp:anchor>
         </w:drawing>
       </w:r>
-      <w:r>
-        <w:t>Imagen</w:t>
-      </w:r>
-      <w:r>
-        <w:t xml:space="preserve"> 2.2</w:t>
-      </w:r>
-      <w:r>
-        <w:t xml:space="preserve"> </w:t>
-      </w:r>
-      <w:r>
-        <w:t>Metodología Scrum</w:t>
-      </w:r>
-    </w:p>
-    <w:p>
-      <w:pPr>
-        <w:keepNext/>
-        <w:spacing w:after="0" w:line="276" w:lineRule="auto"/>
-        <w:jc w:val="center"/>
-      </w:pPr>
     </w:p>
     <w:p>
       <w:pPr>
@@ -8129,19 +9457,11 @@
         </w:numPr>
         <w:spacing w:before="240" w:after="0" w:line="276" w:lineRule="auto"/>
       </w:pPr>
-      <w:bookmarkStart w:id="35" w:name="_Toc236848977"/>
-      <w:r>
-        <w:t xml:space="preserve">Sprint 1: levantamiento de requerimientos y definición del </w:t>
-      </w:r>
-      <w:proofErr w:type="spellStart"/>
-      <w:r>
-        <w:t>Product</w:t>
-      </w:r>
-      <w:proofErr w:type="spellEnd"/>
-      <w:r>
-        <w:t xml:space="preserve"> Backlog</w:t>
-      </w:r>
-      <w:bookmarkEnd w:id="35"/>
+      <w:bookmarkStart w:id="57" w:name="_Toc236848977"/>
+      <w:r>
+        <w:t>Sprint 1: levantamiento de requerimientos y definición del Product Backlog</w:t>
+      </w:r>
+      <w:bookmarkEnd w:id="57"/>
     </w:p>
     <w:p>
       <w:pPr>
@@ -8221,6 +9541,28 @@
     </w:p>
     <w:p>
       <w:pPr>
+        <w:spacing w:before="240" w:line="276" w:lineRule="auto"/>
+        <w:jc w:val="both"/>
+        <w:rPr>
+          <w:rFonts w:ascii="Arial" w:hAnsi="Arial" w:cs="Arial"/>
+          <w:sz w:val="24"/>
+          <w:szCs w:val="24"/>
+        </w:rPr>
+      </w:pPr>
+    </w:p>
+    <w:p>
+      <w:pPr>
+        <w:spacing w:before="240" w:line="276" w:lineRule="auto"/>
+        <w:jc w:val="both"/>
+        <w:rPr>
+          <w:rFonts w:ascii="Arial" w:hAnsi="Arial" w:cs="Arial"/>
+          <w:sz w:val="24"/>
+          <w:szCs w:val="24"/>
+        </w:rPr>
+      </w:pPr>
+    </w:p>
+    <w:p>
+      <w:pPr>
         <w:pStyle w:val="Ttulo3"/>
         <w:numPr>
           <w:ilvl w:val="0"/>
@@ -8228,11 +9570,12 @@
         </w:numPr>
         <w:spacing w:before="240" w:after="0" w:line="276" w:lineRule="auto"/>
       </w:pPr>
-      <w:bookmarkStart w:id="36" w:name="_Toc236848978"/>
-      <w:r>
+      <w:bookmarkStart w:id="58" w:name="_Toc236848978"/>
+      <w:r>
+        <w:lastRenderedPageBreak/>
         <w:t>Sprint 2: diseño funcional y diseño de la estructura del sistema</w:t>
       </w:r>
-      <w:bookmarkEnd w:id="36"/>
+      <w:bookmarkEnd w:id="58"/>
     </w:p>
     <w:p>
       <w:pPr>
@@ -8267,16 +9610,7 @@
           <w:sz w:val="24"/>
           <w:szCs w:val="24"/>
         </w:rPr>
-        <w:t xml:space="preserve"> se elaborará el diseño funcional de la aplicación web, incluyendo la estructura general del sistema, el modelo de datos, los módulos </w:t>
-      </w:r>
-      <w:r>
-        <w:rPr>
-          <w:rFonts w:ascii="Arial" w:hAnsi="Arial" w:cs="Arial"/>
-          <w:sz w:val="24"/>
-          <w:szCs w:val="24"/>
-        </w:rPr>
-        <w:lastRenderedPageBreak/>
-        <w:t>principales y el flujo de información. También se definirá el formato estandarizado para el registro de vacunas, considerando campos como municipio, centro de salud, tipo de vacuna, disponibilidad, población objetivo, cantidad, entre otros.</w:t>
+        <w:t xml:space="preserve"> se elaborará el diseño funcional de la aplicación web, incluyendo la estructura general del sistema, el modelo de datos, los módulos principales y el flujo de información. También se definirá el formato estandarizado para el registro de vacunas, considerando campos como municipio, centro de salud, tipo de vacuna, disponibilidad, población objetivo, cantidad, entre otros.</w:t>
       </w:r>
     </w:p>
     <w:p>
@@ -8323,11 +9657,11 @@
         </w:numPr>
         <w:spacing w:before="240" w:after="0" w:line="276" w:lineRule="auto"/>
       </w:pPr>
-      <w:bookmarkStart w:id="37" w:name="_Toc236848979"/>
+      <w:bookmarkStart w:id="59" w:name="_Toc236848979"/>
       <w:r>
         <w:t>Sprint 3: desarrollo del sistema</w:t>
       </w:r>
-      <w:bookmarkEnd w:id="37"/>
+      <w:bookmarkEnd w:id="59"/>
     </w:p>
     <w:p>
       <w:pPr>
@@ -8422,25 +9756,16 @@
           <w:sz w:val="24"/>
           <w:szCs w:val="24"/>
         </w:rPr>
-        <w:t xml:space="preserve">Herramientas a utilizar: entorno de desarrollo integrado para escribir y organizar el código del sistema, lenguaje de programación web para crear las funciones principales de la aplicación, </w:t>
-      </w:r>
-      <w:proofErr w:type="spellStart"/>
-      <w:r>
-        <w:rPr>
-          <w:rFonts w:ascii="Arial" w:hAnsi="Arial" w:cs="Arial"/>
-          <w:sz w:val="24"/>
-          <w:szCs w:val="24"/>
-        </w:rPr>
-        <w:t>framework</w:t>
-      </w:r>
-      <w:proofErr w:type="spellEnd"/>
-      <w:r>
-        <w:rPr>
-          <w:rFonts w:ascii="Arial" w:hAnsi="Arial" w:cs="Arial"/>
-          <w:sz w:val="24"/>
-          <w:szCs w:val="24"/>
-        </w:rPr>
-        <w:t xml:space="preserve"> de desarrollo para facilitar la estructura del proyecto, gestor de base de datos para almacenar la información de usuarios, vacunas, centros de salud, tipos de vacuna y población objetivo, sistema de control de versiones para guardar los cambios realizados y llevar un mejor control del avance durante el desarrollo, y pruebas funcionales para verificar que el ingreso de datos, la asociación con centros de salud, </w:t>
+        <w:t xml:space="preserve">Herramientas a utilizar: entorno de desarrollo integrado para escribir y organizar el código del sistema, lenguaje de programación web para crear las funciones principales de la aplicación, framework de desarrollo para facilitar la estructura del proyecto, gestor de base de datos para almacenar la información de usuarios, vacunas, centros de salud, tipos de vacuna y población objetivo, sistema de control de versiones para guardar los cambios realizados y llevar un mejor control del avance durante el desarrollo, y </w:t>
+      </w:r>
+      <w:r>
+        <w:rPr>
+          <w:rFonts w:ascii="Arial" w:hAnsi="Arial" w:cs="Arial"/>
+          <w:sz w:val="24"/>
+          <w:szCs w:val="24"/>
+        </w:rPr>
+        <w:lastRenderedPageBreak/>
+        <w:t xml:space="preserve">pruebas funcionales para verificar que el ingreso de datos, la asociación con centros de salud, </w:t>
       </w:r>
       <w:r>
         <w:rPr>
@@ -8468,12 +9793,11 @@
         </w:numPr>
         <w:spacing w:before="240" w:after="0" w:line="276" w:lineRule="auto"/>
       </w:pPr>
-      <w:bookmarkStart w:id="38" w:name="_Toc236848980"/>
-      <w:r>
-        <w:lastRenderedPageBreak/>
+      <w:bookmarkStart w:id="60" w:name="_Toc236848980"/>
+      <w:r>
         <w:t>Sprint 4: elaboración de manuales, pruebas, validación y ajustes finales</w:t>
       </w:r>
-      <w:bookmarkEnd w:id="38"/>
+      <w:bookmarkEnd w:id="60"/>
     </w:p>
     <w:p>
       <w:pPr>
@@ -8580,14 +9904,14 @@
         </w:numPr>
         <w:spacing w:before="240"/>
       </w:pPr>
-      <w:bookmarkStart w:id="39" w:name="_Toc236848981"/>
+      <w:bookmarkStart w:id="61" w:name="_Toc236848981"/>
       <w:r>
         <w:t xml:space="preserve"> </w:t>
       </w:r>
       <w:r>
         <w:t>Análisis de viabilidad</w:t>
       </w:r>
-      <w:bookmarkEnd w:id="39"/>
+      <w:bookmarkEnd w:id="61"/>
     </w:p>
     <w:p>
       <w:pPr>
@@ -8634,11 +9958,11 @@
         </w:numPr>
         <w:spacing w:before="240" w:after="0" w:line="276" w:lineRule="auto"/>
       </w:pPr>
-      <w:bookmarkStart w:id="40" w:name="_Toc236848982"/>
+      <w:bookmarkStart w:id="62" w:name="_Toc236848982"/>
       <w:r>
         <w:t>Factibilidad técnica</w:t>
       </w:r>
-      <w:bookmarkEnd w:id="40"/>
+      <w:bookmarkEnd w:id="62"/>
     </w:p>
     <w:p>
       <w:pPr>
@@ -8717,16 +10041,8 @@
           <w:sz w:val="24"/>
           <w:szCs w:val="24"/>
         </w:rPr>
-        <w:t xml:space="preserve">Asimismo, la aplicación puede desarrollarse mediante tecnologías actuales para la creación de interfaces web, gestión de datos y conexión con servidores. El sistema no requiere dispositivos especializados, ya que los usuarios podrán acceder </w:t>
-      </w:r>
-      <w:r>
-        <w:rPr>
-          <w:rFonts w:ascii="Arial" w:hAnsi="Arial" w:cs="Arial"/>
-          <w:sz w:val="24"/>
-          <w:szCs w:val="24"/>
-        </w:rPr>
         <w:lastRenderedPageBreak/>
-        <w:t>desde computadoras con conexión a internet,</w:t>
+        <w:t>Asimismo, la aplicación puede desarrollarse mediante tecnologías actuales para la creación de interfaces web, gestión de datos y conexión con servidores. El sistema no requiere dispositivos especializados, ya que los usuarios podrán acceder desde computadoras con conexión a internet,</w:t>
       </w:r>
       <w:r>
         <w:rPr>
@@ -8838,11 +10154,11 @@
         </w:numPr>
         <w:spacing w:after="0" w:line="276" w:lineRule="auto"/>
       </w:pPr>
-      <w:bookmarkStart w:id="41" w:name="_Toc236848983"/>
+      <w:bookmarkStart w:id="63" w:name="_Toc236848983"/>
       <w:r>
         <w:t>Factibilidad operativa</w:t>
       </w:r>
-      <w:bookmarkEnd w:id="41"/>
+      <w:bookmarkEnd w:id="63"/>
     </w:p>
     <w:p>
       <w:pPr>
@@ -8921,7 +10237,7 @@
           <w:sz w:val="24"/>
           <w:szCs w:val="24"/>
         </w:rPr>
-        <w:t xml:space="preserve">Además, la centralización de los datos facilitará el trabajo de las autoridades de salud, quienes podrán consultar información consolidada sin depender de reportes dispersos y desactualizados enviados por cada municipio. Esto permitirá mejorar la organización interna, la planificación y la toma de decisiones relacionadas </w:t>
+        <w:t xml:space="preserve">Además, la centralización de los datos facilitará el trabajo de las autoridades de salud, quienes podrán consultar información consolidada sin depender de </w:t>
       </w:r>
       <w:r>
         <w:rPr>
@@ -8930,7 +10246,7 @@
           <w:szCs w:val="24"/>
         </w:rPr>
         <w:lastRenderedPageBreak/>
-        <w:t>con la distribución de vacunas. También ayudará a tener una visión más completa del estado de disponibilidad de vacunas en los distintos centros de salud.</w:t>
+        <w:t>reportes dispersos y desactualizados enviados por cada municipio. Esto permitirá mejorar la organización interna, la planificación y la toma de decisiones relacionadas con la distribución de vacunas. También ayudará a tener una visión más completa del estado de disponibilidad de vacunas en los distintos centros de salud.</w:t>
       </w:r>
     </w:p>
     <w:p>
@@ -8982,11 +10298,11 @@
         </w:numPr>
         <w:spacing w:after="0" w:line="276" w:lineRule="auto"/>
       </w:pPr>
-      <w:bookmarkStart w:id="42" w:name="_Toc236848984"/>
+      <w:bookmarkStart w:id="64" w:name="_Toc236848984"/>
       <w:r>
         <w:t>Factibilidad económica</w:t>
       </w:r>
-      <w:bookmarkEnd w:id="42"/>
+      <w:bookmarkEnd w:id="64"/>
     </w:p>
     <w:p>
       <w:pPr>
@@ -9117,12 +10433,12 @@
         </w:numPr>
         <w:spacing w:after="0" w:line="276" w:lineRule="auto"/>
       </w:pPr>
-      <w:bookmarkStart w:id="43" w:name="_Toc236848985"/>
+      <w:bookmarkStart w:id="65" w:name="_Toc236848985"/>
       <w:r>
         <w:lastRenderedPageBreak/>
         <w:t>Factibilidad legal</w:t>
       </w:r>
-      <w:bookmarkEnd w:id="43"/>
+      <w:bookmarkEnd w:id="65"/>
     </w:p>
     <w:p>
       <w:pPr>
@@ -9326,12 +10642,12 @@
           <w:numId w:val="18"/>
         </w:numPr>
       </w:pPr>
-      <w:bookmarkStart w:id="44" w:name="_Toc236848986"/>
+      <w:bookmarkStart w:id="66" w:name="_Toc236848986"/>
       <w:r>
         <w:lastRenderedPageBreak/>
         <w:t>Estimación de costos</w:t>
       </w:r>
-      <w:bookmarkEnd w:id="44"/>
+      <w:bookmarkEnd w:id="66"/>
     </w:p>
     <w:p>
       <w:pPr>
@@ -9360,9 +10676,36 @@
         <w:spacing w:line="276" w:lineRule="auto"/>
         <w:jc w:val="center"/>
       </w:pPr>
-      <w:r>
-        <w:t>Tabla 2.1 Presupuesto del proyecto</w:t>
-      </w:r>
+    </w:p>
+    <w:p>
+      <w:pPr>
+        <w:pStyle w:val="Descripcin"/>
+        <w:keepNext/>
+        <w:spacing w:line="276" w:lineRule="auto"/>
+        <w:jc w:val="center"/>
+      </w:pPr>
+      <w:bookmarkStart w:id="67" w:name="_Toc236943086"/>
+      <w:r>
+        <w:t xml:space="preserve">Tabla </w:t>
+      </w:r>
+      <w:r>
+        <w:t>2.</w:t>
+      </w:r>
+      <w:fldSimple w:instr=" SEQ Tabla \* ARABIC ">
+        <w:r>
+          <w:rPr>
+            <w:noProof/>
+          </w:rPr>
+          <w:t>1</w:t>
+        </w:r>
+      </w:fldSimple>
+      <w:r>
+        <w:t xml:space="preserve"> </w:t>
+      </w:r>
+      <w:r>
+        <w:t>Presupuesto del proyecto</w:t>
+      </w:r>
+      <w:bookmarkEnd w:id="67"/>
     </w:p>
     <w:p>
       <w:pPr>
@@ -9390,7 +10733,7 @@
                     <pic:cNvPicPr/>
                   </pic:nvPicPr>
                   <pic:blipFill>
-                    <a:blip r:embed="rId23"/>
+                    <a:blip r:embed="rId24"/>
                     <a:stretch>
                       <a:fillRect/>
                     </a:stretch>
@@ -9438,11 +10781,11 @@
         <w:lastRenderedPageBreak/>
         <w:t xml:space="preserve"> </w:t>
       </w:r>
-      <w:bookmarkStart w:id="45" w:name="_Toc236848987"/>
+      <w:bookmarkStart w:id="68" w:name="_Toc236848987"/>
       <w:r>
         <w:t>Cronograma de actividades</w:t>
       </w:r>
-      <w:bookmarkEnd w:id="45"/>
+      <w:bookmarkEnd w:id="68"/>
     </w:p>
     <w:p>
       <w:pPr>
@@ -9457,29 +10800,154 @@
       </w:pPr>
       <w:r>
         <w:rPr>
-          <w:rFonts w:ascii="Arial" w:hAnsi="Arial" w:cs="Arial"/>
-          <w:sz w:val="24"/>
-          <w:szCs w:val="24"/>
-        </w:rPr>
-        <w:t xml:space="preserve">El desarrollo del proyecto se llevará a cabo en un periodo de cuatro meses (dieciséis semanas), distribuido en las fases descritas en el apartado de método: levantamiento de requerimientos, diseño del sistema, los cuatro </w:t>
-      </w:r>
-      <w:proofErr w:type="spellStart"/>
-      <w:r>
-        <w:rPr>
-          <w:rFonts w:ascii="Arial" w:hAnsi="Arial" w:cs="Arial"/>
-          <w:sz w:val="24"/>
-          <w:szCs w:val="24"/>
-        </w:rPr>
-        <w:t>Sprints</w:t>
-      </w:r>
-      <w:proofErr w:type="spellEnd"/>
-      <w:r>
-        <w:rPr>
-          <w:rFonts w:ascii="Arial" w:hAnsi="Arial" w:cs="Arial"/>
-          <w:sz w:val="24"/>
-          <w:szCs w:val="24"/>
-        </w:rPr>
-        <w:t xml:space="preserve"> de desarrollo, pruebas con usuarios, capacitación y documentación, y entrega final. A continuación, se presenta el cronograma de actividades mediante un diagrama de Gantt.</w:t>
+          <w:noProof/>
+        </w:rPr>
+        <mc:AlternateContent>
+          <mc:Choice Requires="wps">
+            <w:drawing>
+              <wp:anchor distT="0" distB="0" distL="114300" distR="114300" simplePos="0" relativeHeight="251674624" behindDoc="0" locked="0" layoutInCell="1" allowOverlap="1" wp14:anchorId="336D76A0" wp14:editId="3E22E747">
+                <wp:simplePos x="0" y="0"/>
+                <wp:positionH relativeFrom="column">
+                  <wp:posOffset>-284480</wp:posOffset>
+                </wp:positionH>
+                <wp:positionV relativeFrom="paragraph">
+                  <wp:posOffset>1396365</wp:posOffset>
+                </wp:positionV>
+                <wp:extent cx="6538595" cy="228600"/>
+                <wp:effectExtent l="0" t="0" r="0" b="0"/>
+                <wp:wrapTopAndBottom/>
+                <wp:docPr id="12" name="Cuadro de texto 12"/>
+                <wp:cNvGraphicFramePr/>
+                <a:graphic xmlns:a="http://schemas.openxmlformats.org/drawingml/2006/main">
+                  <a:graphicData uri="http://schemas.microsoft.com/office/word/2010/wordprocessingShape">
+                    <wps:wsp>
+                      <wps:cNvSpPr txBox="1"/>
+                      <wps:spPr>
+                        <a:xfrm>
+                          <a:off x="0" y="0"/>
+                          <a:ext cx="6538595" cy="228600"/>
+                        </a:xfrm>
+                        <a:prstGeom prst="rect">
+                          <a:avLst/>
+                        </a:prstGeom>
+                        <a:solidFill>
+                          <a:prstClr val="white"/>
+                        </a:solidFill>
+                        <a:ln>
+                          <a:noFill/>
+                        </a:ln>
+                      </wps:spPr>
+                      <wps:txbx>
+                        <w:txbxContent>
+                          <w:p>
+                            <w:pPr>
+                              <w:pStyle w:val="Descripcin"/>
+                              <w:keepNext/>
+                              <w:spacing w:line="276" w:lineRule="auto"/>
+                              <w:jc w:val="center"/>
+                            </w:pPr>
+                            <w:bookmarkStart w:id="69" w:name="_Toc236942823"/>
+                            <w:r>
+                              <w:t>Ilustración 2.</w:t>
+                            </w:r>
+                            <w:fldSimple w:instr=" SEQ Ilustración_ \* ARABIC ">
+                              <w:r>
+                                <w:rPr>
+                                  <w:noProof/>
+                                </w:rPr>
+                                <w:t>4</w:t>
+                              </w:r>
+                            </w:fldSimple>
+                            <w:r>
+                              <w:t xml:space="preserve"> </w:t>
+                            </w:r>
+                            <w:r>
+                              <w:t>lustración 2.3. Diagrama de Gantt del proyecto</w:t>
+                            </w:r>
+                            <w:bookmarkEnd w:id="69"/>
+                          </w:p>
+                          <w:p>
+                            <w:pPr>
+                              <w:pStyle w:val="Descripcin"/>
+                              <w:jc w:val="center"/>
+                              <w:rPr>
+                                <w:noProof/>
+                              </w:rPr>
+                            </w:pPr>
+                          </w:p>
+                        </w:txbxContent>
+                      </wps:txbx>
+                      <wps:bodyPr rot="0" spcFirstLastPara="0" vertOverflow="overflow" horzOverflow="overflow" vert="horz" wrap="square" lIns="0" tIns="0" rIns="0" bIns="0" numCol="1" spcCol="0" rtlCol="0" fromWordArt="0" anchor="t" anchorCtr="0" forceAA="0" compatLnSpc="1">
+                        <a:prstTxWarp prst="textNoShape">
+                          <a:avLst/>
+                        </a:prstTxWarp>
+                        <a:noAutofit/>
+                      </wps:bodyPr>
+                    </wps:wsp>
+                  </a:graphicData>
+                </a:graphic>
+                <wp14:sizeRelV relativeFrom="margin">
+                  <wp14:pctHeight>0</wp14:pctHeight>
+                </wp14:sizeRelV>
+              </wp:anchor>
+            </w:drawing>
+          </mc:Choice>
+          <mc:Fallback>
+            <w:pict>
+              <v:shape w14:anchorId="336D76A0" id="Cuadro de texto 12" o:spid="_x0000_s1030" type="#_x0000_t202" style="position:absolute;left:0;text-align:left;margin-left:-22.4pt;margin-top:109.95pt;width:514.85pt;height:18pt;z-index:251674624;visibility:visible;mso-wrap-style:square;mso-height-percent:0;mso-wrap-distance-left:9pt;mso-wrap-distance-top:0;mso-wrap-distance-right:9pt;mso-wrap-distance-bottom:0;mso-position-horizontal:absolute;mso-position-horizontal-relative:text;mso-position-vertical:absolute;mso-position-vertical-relative:text;mso-height-percent:0;mso-height-relative:margin;v-text-anchor:top" o:gfxdata="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" stroked="f">
+                <v:textbox inset="0,0,0,0">
+                  <w:txbxContent>
+                    <w:p>
+                      <w:pPr>
+                        <w:pStyle w:val="Descripcin"/>
+                        <w:keepNext/>
+                        <w:spacing w:line="276" w:lineRule="auto"/>
+                        <w:jc w:val="center"/>
+                      </w:pPr>
+                      <w:bookmarkStart w:id="70" w:name="_Toc236942823"/>
+                      <w:r>
+                        <w:t>Ilustración 2.</w:t>
+                      </w:r>
+                      <w:fldSimple w:instr=" SEQ Ilustración_ \* ARABIC ">
+                        <w:r>
+                          <w:rPr>
+                            <w:noProof/>
+                          </w:rPr>
+                          <w:t>4</w:t>
+                        </w:r>
+                      </w:fldSimple>
+                      <w:r>
+                        <w:t xml:space="preserve"> </w:t>
+                      </w:r>
+                      <w:r>
+                        <w:t>lustración 2.3. Diagrama de Gantt del proyecto</w:t>
+                      </w:r>
+                      <w:bookmarkEnd w:id="70"/>
+                    </w:p>
+                    <w:p>
+                      <w:pPr>
+                        <w:pStyle w:val="Descripcin"/>
+                        <w:jc w:val="center"/>
+                        <w:rPr>
+                          <w:noProof/>
+                        </w:rPr>
+                      </w:pPr>
+                    </w:p>
+                  </w:txbxContent>
+                </v:textbox>
+                <w10:wrap type="topAndBottom"/>
+              </v:shape>
+            </w:pict>
+          </mc:Fallback>
+        </mc:AlternateContent>
+      </w:r>
+      <w:r>
+        <w:rPr>
+          <w:rFonts w:ascii="Arial" w:hAnsi="Arial" w:cs="Arial"/>
+          <w:sz w:val="24"/>
+          <w:szCs w:val="24"/>
+        </w:rPr>
+        <w:t>El desarrollo del proyecto se llevará a cabo en un periodo de cuatro meses (dieciséis semanas), distribuido en las fases descritas en el apartado de método: levantamiento de requerimientos, diseño del sistema, los cuatro Sprints de desarrollo, pruebas con usuarios, capacitación y documentación, y entrega final. A continuación, se presenta el cronograma de actividades mediante un diagrama de Gantt.</w:t>
       </w:r>
     </w:p>
     <w:p>
@@ -9517,7 +10985,7 @@
                     <pic:cNvPicPr/>
                   </pic:nvPicPr>
                   <pic:blipFill>
-                    <a:blip r:embed="rId24">
+                    <a:blip r:embed="rId25">
                       <a:extLst>
                         <a:ext uri="{28A0092B-C50C-407E-A947-70E740481C1C}">
                           <a14:useLocalDpi xmlns:a14="http://schemas.microsoft.com/office/drawing/2010/main" val="0"/>
@@ -9549,9 +11017,6 @@
           </wp:anchor>
         </w:drawing>
       </w:r>
-      <w:r>
-        <w:t>Ilustración 2.3. Diagrama de Gantt del proyecto</w:t>
-      </w:r>
     </w:p>
     <w:p>
       <w:pPr>
@@ -9638,14 +11103,6 @@
     <w:p>
       <w:pPr>
         <w:spacing w:line="276" w:lineRule="auto"/>
-        <w:rPr>
-          <w:lang w:val="es-419" w:eastAsia="es-GT"/>
-        </w:rPr>
-      </w:pPr>
-    </w:p>
-    <w:p>
-      <w:pPr>
-        <w:spacing w:line="276" w:lineRule="auto"/>
         <w:jc w:val="center"/>
         <w:rPr>
           <w:rFonts w:ascii="Arial" w:hAnsi="Arial" w:cs="Arial"/>
@@ -9880,65 +11337,14 @@
           <w:lang w:val="es-419" w:eastAsia="es-GT"/>
         </w:rPr>
       </w:pPr>
-      <w:proofErr w:type="spellStart"/>
-      <w:r>
-        <w:rPr>
-          <w:rFonts w:ascii="Arial" w:hAnsi="Arial" w:cs="Arial"/>
-          <w:sz w:val="24"/>
-          <w:szCs w:val="24"/>
-          <w:lang w:val="es-419" w:eastAsia="es-GT"/>
-        </w:rPr>
-        <w:t>mSupply</w:t>
-      </w:r>
-      <w:proofErr w:type="spellEnd"/>
-      <w:r>
-        <w:rPr>
-          <w:rFonts w:ascii="Arial" w:hAnsi="Arial" w:cs="Arial"/>
-          <w:sz w:val="24"/>
-          <w:szCs w:val="24"/>
-          <w:lang w:val="es-419" w:eastAsia="es-GT"/>
-        </w:rPr>
-        <w:t xml:space="preserve"> </w:t>
-      </w:r>
-      <w:proofErr w:type="spellStart"/>
-      <w:r>
-        <w:rPr>
-          <w:rFonts w:ascii="Arial" w:hAnsi="Arial" w:cs="Arial"/>
-          <w:sz w:val="24"/>
-          <w:szCs w:val="24"/>
-          <w:lang w:val="es-419" w:eastAsia="es-GT"/>
-        </w:rPr>
-        <w:t>Foundation</w:t>
-      </w:r>
-      <w:proofErr w:type="spellEnd"/>
-      <w:r>
-        <w:rPr>
-          <w:rFonts w:ascii="Arial" w:hAnsi="Arial" w:cs="Arial"/>
-          <w:sz w:val="24"/>
-          <w:szCs w:val="24"/>
-          <w:lang w:val="es-419" w:eastAsia="es-GT"/>
-        </w:rPr>
-        <w:t xml:space="preserve">. (s.f.). Open </w:t>
-      </w:r>
-      <w:proofErr w:type="spellStart"/>
-      <w:r>
-        <w:rPr>
-          <w:rFonts w:ascii="Arial" w:hAnsi="Arial" w:cs="Arial"/>
-          <w:sz w:val="24"/>
-          <w:szCs w:val="24"/>
-          <w:lang w:val="es-419" w:eastAsia="es-GT"/>
-        </w:rPr>
-        <w:t>mSupply</w:t>
-      </w:r>
-      <w:proofErr w:type="spellEnd"/>
-      <w:r>
-        <w:rPr>
-          <w:rFonts w:ascii="Arial" w:hAnsi="Arial" w:cs="Arial"/>
-          <w:sz w:val="24"/>
-          <w:szCs w:val="24"/>
-          <w:lang w:val="es-419" w:eastAsia="es-GT"/>
-        </w:rPr>
-        <w:t xml:space="preserve"> — Documentación. https://docs.msupply.foundation/es/</w:t>
+      <w:r>
+        <w:rPr>
+          <w:rFonts w:ascii="Arial" w:hAnsi="Arial" w:cs="Arial"/>
+          <w:sz w:val="24"/>
+          <w:szCs w:val="24"/>
+          <w:lang w:val="es-419" w:eastAsia="es-GT"/>
+        </w:rPr>
+        <w:t>mSupply Foundation. (s.f.). Open mSupply — Documentación. https://docs.msupply.foundation/es/</w:t>
       </w:r>
     </w:p>
     <w:p>
@@ -9952,25 +11358,14 @@
           <w:lang w:val="es-419" w:eastAsia="es-GT"/>
         </w:rPr>
       </w:pPr>
-      <w:proofErr w:type="spellStart"/>
-      <w:r>
-        <w:rPr>
-          <w:rFonts w:ascii="Arial" w:hAnsi="Arial" w:cs="Arial"/>
-          <w:sz w:val="24"/>
-          <w:szCs w:val="24"/>
-          <w:lang w:val="es-419" w:eastAsia="es-GT"/>
-        </w:rPr>
-        <w:t>Schwaber</w:t>
-      </w:r>
-      <w:proofErr w:type="spellEnd"/>
-      <w:r>
-        <w:rPr>
-          <w:rFonts w:ascii="Arial" w:hAnsi="Arial" w:cs="Arial"/>
-          <w:sz w:val="24"/>
-          <w:szCs w:val="24"/>
-          <w:lang w:val="es-419" w:eastAsia="es-GT"/>
-        </w:rPr>
-        <w:t>, K. y Sutherland, J. (2020). La Guía de Scrum. https://scrumguides.org/</w:t>
+      <w:r>
+        <w:rPr>
+          <w:rFonts w:ascii="Arial" w:hAnsi="Arial" w:cs="Arial"/>
+          <w:sz w:val="24"/>
+          <w:szCs w:val="24"/>
+          <w:lang w:val="es-419" w:eastAsia="es-GT"/>
+        </w:rPr>
+        <w:t>Schwaber, K. y Sutherland, J. (2020). La Guía de Scrum. https://scrumguides.org/</w:t>
       </w:r>
     </w:p>
     <w:p>
@@ -9994,22 +11389,11 @@
         <w:t>Secretaría de Coordinación Ejecutiva de la Presidencia [SCEP]. (2023). Caracterización municipal: San Marcos.</w:t>
       </w:r>
     </w:p>
-    <w:p>
-      <w:pPr>
-        <w:spacing w:line="276" w:lineRule="auto"/>
-        <w:rPr>
-          <w:rFonts w:ascii="Arial" w:hAnsi="Arial" w:cs="Arial"/>
-          <w:sz w:val="24"/>
-          <w:szCs w:val="24"/>
-          <w:lang w:val="es-419" w:eastAsia="es-GT"/>
-        </w:rPr>
-      </w:pPr>
-    </w:p>
     <w:sectPr>
-      <w:headerReference w:type="default" r:id="rId25"/>
+      <w:headerReference w:type="default" r:id="rId26"/>
       <w:pgSz w:w="12240" w:h="15840"/>
       <w:pgMar w:top="1417" w:right="1701" w:bottom="1417" w:left="1701" w:header="708" w:footer="708" w:gutter="0"/>
-      <w:pgNumType w:start="5"/>
+      <w:pgNumType w:start="9"/>
       <w:cols w:space="708"/>
       <w:docGrid w:linePitch="360"/>
     </w:sectPr>
@@ -10080,16 +11464,6 @@
 </file>
 
 <file path=word/footer3.xml><?xml version="1.0" encoding="utf-8"?>
-<w:ftr xmlns:wpc="http://schemas.microsoft.com/office/word/2010/wordprocessingCanvas" xmlns:cx="http://schemas.microsoft.com/office/drawing/2014/chartex" xmlns:cx1="http://schemas.microsoft.com/office/drawing/2015/9/8/chartex" xmlns:cx2="http://schemas.microsoft.com/office/drawing/2015/10/21/chartex" xmlns:cx3="http://schemas.microsoft.com/office/drawing/2016/5/9/chartex" xmlns:cx4="http://schemas.microsoft.com/office/drawing/2016/5/10/chartex" xmlns:cx5="http://schemas.microsoft.com/office/drawing/2016/5/11/chartex" xmlns:cx6="http://schemas.microsoft.com/office/drawing/2016/5/12/chartex" xmlns:cx7="http://schemas.microsoft.com/office/drawing/2016/5/13/chartex" xmlns:cx8="http://schemas.microsoft.com/office/drawing/2016/5/14/chartex" xmlns:mc="http://schemas.openxmlformats.org/markup-compatibility/2006" xmlns:aink="http://schemas.microsoft.com/office/drawing/2016/ink" xmlns:am3d="http://schemas.microsoft.com/office/drawing/2017/model3d" xmlns:o="urn:schemas-microsoft-com:office:office" xmlns:r="http://schemas.openxmlformats.org/officeDocument/2006/relationships" xmlns:m="http://schemas.openxmlformats.org/officeDocument/2006/math" xmlns:v="urn:schemas-microsoft-com:vml" xmlns:wp14="http://schemas.microsoft.com/office/word/2010/wordprocessingDrawing" xmlns:wp="http://schemas.openxmlformats.org/drawingml/2006/wordprocessingDrawing" xmlns:w10="urn:schemas-microsoft-com:office:word" xmlns:w="http://schemas.openxmlformats.org/wordprocessingml/2006/main" xmlns:w14="http://schemas.microsoft.com/office/word/2010/wordml" xmlns:w15="http://schemas.microsoft.com/office/word/2012/wordml" xmlns:w16cex="http://schemas.microsoft.com/office/word/2018/wordml/cex" xmlns:w16cid="http://schemas.microsoft.com/office/word/2016/wordml/cid" xmlns:w16="http://schemas.microsoft.com/office/word/2018/wordml" xmlns:w16sdtdh="http://schemas.microsoft.com/office/word/2020/wordml/sdtdatahash" xmlns:w16se="http://schemas.microsoft.com/office/word/2015/wordml/symex" xmlns:wpg="http://schemas.microsoft.com/office/word/2010/wordprocessingGroup" xmlns:wpi="http://schemas.microsoft.com/office/word/2010/wordprocessingInk" xmlns:wne="http://schemas.microsoft.com/office/word/2006/wordml" xmlns:wps="http://schemas.microsoft.com/office/word/2010/wordprocessingShape" mc:Ignorable="w14 w15 w16se w16cid w16 w16cex w16sdtdh wp14">
-  <w:p>
-    <w:pPr>
-      <w:pStyle w:val="Piedepgina"/>
-    </w:pPr>
-  </w:p>
-</w:ftr>
-</file>
-
-<file path=word/footer4.xml><?xml version="1.0" encoding="utf-8"?>
 <w:ftr xmlns:wpc="http://schemas.microsoft.com/office/word/2010/wordprocessingCanvas" xmlns:cx="http://schemas.microsoft.com/office/drawing/2014/chartex" xmlns:cx1="http://schemas.microsoft.com/office/drawing/2015/9/8/chartex" xmlns:cx2="http://schemas.microsoft.com/office/drawing/2015/10/21/chartex" xmlns:cx3="http://schemas.microsoft.com/office/drawing/2016/5/9/chartex" xmlns:cx4="http://schemas.microsoft.com/office/drawing/2016/5/10/chartex" xmlns:cx5="http://schemas.microsoft.com/office/drawing/2016/5/11/chartex" xmlns:cx6="http://schemas.microsoft.com/office/drawing/2016/5/12/chartex" xmlns:cx7="http://schemas.microsoft.com/office/drawing/2016/5/13/chartex" xmlns:cx8="http://schemas.microsoft.com/office/drawing/2016/5/14/chartex" xmlns:mc="http://schemas.openxmlformats.org/markup-compatibility/2006" xmlns:aink="http://schemas.microsoft.com/office/drawing/2016/ink" xmlns:am3d="http://schemas.microsoft.com/office/drawing/2017/model3d" xmlns:o="urn:schemas-microsoft-com:office:office" xmlns:r="http://schemas.openxmlformats.org/officeDocument/2006/relationships" xmlns:m="http://schemas.openxmlformats.org/officeDocument/2006/math" xmlns:v="urn:schemas-microsoft-com:vml" xmlns:wp14="http://schemas.microsoft.com/office/word/2010/wordprocessingDrawing" xmlns:wp="http://schemas.openxmlformats.org/drawingml/2006/wordprocessingDrawing" xmlns:w10="urn:schemas-microsoft-com:office:word" xmlns:w="http://schemas.openxmlformats.org/wordprocessingml/2006/main" xmlns:w14="http://schemas.microsoft.com/office/word/2010/wordml" xmlns:w15="http://schemas.microsoft.com/office/word/2012/wordml" xmlns:w16cex="http://schemas.microsoft.com/office/word/2018/wordml/cex" xmlns:w16cid="http://schemas.microsoft.com/office/word/2016/wordml/cid" xmlns:w16="http://schemas.microsoft.com/office/word/2018/wordml" xmlns:w16sdtdh="http://schemas.microsoft.com/office/word/2020/wordml/sdtdatahash" xmlns:w16se="http://schemas.microsoft.com/office/word/2015/wordml/symex" xmlns:wpg="http://schemas.microsoft.com/office/word/2010/wordprocessingGroup" xmlns:wpi="http://schemas.microsoft.com/office/word/2010/wordprocessingInk" xmlns:wne="http://schemas.microsoft.com/office/word/2006/wordml" xmlns:wps="http://schemas.microsoft.com/office/word/2010/wordprocessingShape" mc:Ignorable="w14 w15 w16se w16cid w16 w16cex w16sdtdh wp14">
   <w:sdt>
     <w:sdtPr>
@@ -10135,7 +11509,7 @@
 </w:ftr>
 </file>
 
-<file path=word/footer5.xml><?xml version="1.0" encoding="utf-8"?>
+<file path=word/footer4.xml><?xml version="1.0" encoding="utf-8"?>
 <w:ftr xmlns:wpc="http://schemas.microsoft.com/office/word/2010/wordprocessingCanvas" xmlns:cx="http://schemas.microsoft.com/office/drawing/2014/chartex" xmlns:cx1="http://schemas.microsoft.com/office/drawing/2015/9/8/chartex" xmlns:cx2="http://schemas.microsoft.com/office/drawing/2015/10/21/chartex" xmlns:cx3="http://schemas.microsoft.com/office/drawing/2016/5/9/chartex" xmlns:cx4="http://schemas.microsoft.com/office/drawing/2016/5/10/chartex" xmlns:cx5="http://schemas.microsoft.com/office/drawing/2016/5/11/chartex" xmlns:cx6="http://schemas.microsoft.com/office/drawing/2016/5/12/chartex" xmlns:cx7="http://schemas.microsoft.com/office/drawing/2016/5/13/chartex" xmlns:cx8="http://schemas.microsoft.com/office/drawing/2016/5/14/chartex" xmlns:mc="http://schemas.openxmlformats.org/markup-compatibility/2006" xmlns:aink="http://schemas.microsoft.com/office/drawing/2016/ink" xmlns:am3d="http://schemas.microsoft.com/office/drawing/2017/model3d" xmlns:o="urn:schemas-microsoft-com:office:office" xmlns:r="http://schemas.openxmlformats.org/officeDocument/2006/relationships" xmlns:m="http://schemas.openxmlformats.org/officeDocument/2006/math" xmlns:v="urn:schemas-microsoft-com:vml" xmlns:wp14="http://schemas.microsoft.com/office/word/2010/wordprocessingDrawing" xmlns:wp="http://schemas.openxmlformats.org/drawingml/2006/wordprocessingDrawing" xmlns:w10="urn:schemas-microsoft-com:office:word" xmlns:w="http://schemas.openxmlformats.org/wordprocessingml/2006/main" xmlns:w14="http://schemas.microsoft.com/office/word/2010/wordml" xmlns:w15="http://schemas.microsoft.com/office/word/2012/wordml" xmlns:w16cex="http://schemas.microsoft.com/office/word/2018/wordml/cex" xmlns:w16cid="http://schemas.microsoft.com/office/word/2016/wordml/cid" xmlns:w16="http://schemas.microsoft.com/office/word/2018/wordml" xmlns:w16sdtdh="http://schemas.microsoft.com/office/word/2020/wordml/sdtdatahash" xmlns:w16se="http://schemas.microsoft.com/office/word/2015/wordml/symex" xmlns:wpg="http://schemas.microsoft.com/office/word/2010/wordprocessingGroup" xmlns:wpi="http://schemas.microsoft.com/office/word/2010/wordprocessingInk" xmlns:wne="http://schemas.microsoft.com/office/word/2006/wordml" xmlns:wps="http://schemas.microsoft.com/office/word/2010/wordprocessingShape" mc:Ignorable="w14 w15 w16se w16cid w16 w16cex w16sdtdh wp14">
   <w:sdt>
     <w:sdtPr>
@@ -10211,6 +11585,9 @@
   <w:p>
     <w:pPr>
       <w:pStyle w:val="Encabezado"/>
+      <w:pBdr>
+        <w:bottom w:val="single" w:sz="4" w:space="1" w:color="auto"/>
+      </w:pBdr>
       <w:jc w:val="right"/>
     </w:pPr>
     <w:fldSimple w:instr=" STYLEREF  &quot;Título 2&quot;  \* MERGEFORMAT ">
@@ -10218,7 +11595,7 @@
         <w:rPr>
           <w:noProof/>
         </w:rPr>
-        <w:t>Planteamiento del problema</w:t>
+        <w:t>Diseño</w:t>
       </w:r>
     </w:fldSimple>
   </w:p>
@@ -10226,48 +11603,6 @@
 </file>
 
 <file path=word/header2.xml><?xml version="1.0" encoding="utf-8"?>
-<w:hdr xmlns:wpc="http://schemas.microsoft.com/office/word/2010/wordprocessingCanvas" xmlns:cx="http://schemas.microsoft.com/office/drawing/2014/chartex" xmlns:cx1="http://schemas.microsoft.com/office/drawing/2015/9/8/chartex" xmlns:cx2="http://schemas.microsoft.com/office/drawing/2015/10/21/chartex" xmlns:cx3="http://schemas.microsoft.com/office/drawing/2016/5/9/chartex" xmlns:cx4="http://schemas.microsoft.com/office/drawing/2016/5/10/chartex" xmlns:cx5="http://schemas.microsoft.com/office/drawing/2016/5/11/chartex" xmlns:cx6="http://schemas.microsoft.com/office/drawing/2016/5/12/chartex" xmlns:cx7="http://schemas.microsoft.com/office/drawing/2016/5/13/chartex" xmlns:cx8="http://schemas.microsoft.com/office/drawing/2016/5/14/chartex" xmlns:mc="http://schemas.openxmlformats.org/markup-compatibility/2006" xmlns:aink="http://schemas.microsoft.com/office/drawing/2016/ink" xmlns:am3d="http://schemas.microsoft.com/office/drawing/2017/model3d" xmlns:o="urn:schemas-microsoft-com:office:office" xmlns:r="http://schemas.openxmlformats.org/officeDocument/2006/relationships" xmlns:m="http://schemas.openxmlformats.org/officeDocument/2006/math" xmlns:v="urn:schemas-microsoft-com:vml" xmlns:wp14="http://schemas.microsoft.com/office/word/2010/wordprocessingDrawing" xmlns:wp="http://schemas.openxmlformats.org/drawingml/2006/wordprocessingDrawing" xmlns:w10="urn:schemas-microsoft-com:office:word" xmlns:w="http://schemas.openxmlformats.org/wordprocessingml/2006/main" xmlns:w14="http://schemas.microsoft.com/office/word/2010/wordml" xmlns:w15="http://schemas.microsoft.com/office/word/2012/wordml" xmlns:w16cex="http://schemas.microsoft.com/office/word/2018/wordml/cex" xmlns:w16cid="http://schemas.microsoft.com/office/word/2016/wordml/cid" xmlns:w16="http://schemas.microsoft.com/office/word/2018/wordml" xmlns:w16sdtdh="http://schemas.microsoft.com/office/word/2020/wordml/sdtdatahash" xmlns:w16se="http://schemas.microsoft.com/office/word/2015/wordml/symex" xmlns:wpg="http://schemas.microsoft.com/office/word/2010/wordprocessingGroup" xmlns:wpi="http://schemas.microsoft.com/office/word/2010/wordprocessingInk" xmlns:wne="http://schemas.microsoft.com/office/word/2006/wordml" xmlns:wps="http://schemas.microsoft.com/office/word/2010/wordprocessingShape" mc:Ignorable="w14 w15 w16se w16cid w16 w16cex w16sdtdh wp14">
-  <w:p>
-    <w:pPr>
-      <w:pStyle w:val="Encabezado"/>
-    </w:pPr>
-  </w:p>
-</w:hdr>
-</file>
-
-<file path=word/header3.xml><?xml version="1.0" encoding="utf-8"?>
-<w:hdr xmlns:wpc="http://schemas.microsoft.com/office/word/2010/wordprocessingCanvas" xmlns:cx="http://schemas.microsoft.com/office/drawing/2014/chartex" xmlns:cx1="http://schemas.microsoft.com/office/drawing/2015/9/8/chartex" xmlns:cx2="http://schemas.microsoft.com/office/drawing/2015/10/21/chartex" xmlns:cx3="http://schemas.microsoft.com/office/drawing/2016/5/9/chartex" xmlns:cx4="http://schemas.microsoft.com/office/drawing/2016/5/10/chartex" xmlns:cx5="http://schemas.microsoft.com/office/drawing/2016/5/11/chartex" xmlns:cx6="http://schemas.microsoft.com/office/drawing/2016/5/12/chartex" xmlns:cx7="http://schemas.microsoft.com/office/drawing/2016/5/13/chartex" xmlns:cx8="http://schemas.microsoft.com/office/drawing/2016/5/14/chartex" xmlns:mc="http://schemas.openxmlformats.org/markup-compatibility/2006" xmlns:aink="http://schemas.microsoft.com/office/drawing/2016/ink" xmlns:am3d="http://schemas.microsoft.com/office/drawing/2017/model3d" xmlns:o="urn:schemas-microsoft-com:office:office" xmlns:r="http://schemas.openxmlformats.org/officeDocument/2006/relationships" xmlns:m="http://schemas.openxmlformats.org/officeDocument/2006/math" xmlns:v="urn:schemas-microsoft-com:vml" xmlns:wp14="http://schemas.microsoft.com/office/word/2010/wordprocessingDrawing" xmlns:wp="http://schemas.openxmlformats.org/drawingml/2006/wordprocessingDrawing" xmlns:w10="urn:schemas-microsoft-com:office:word" xmlns:w="http://schemas.openxmlformats.org/wordprocessingml/2006/main" xmlns:w14="http://schemas.microsoft.com/office/word/2010/wordml" xmlns:w15="http://schemas.microsoft.com/office/word/2012/wordml" xmlns:w16cex="http://schemas.microsoft.com/office/word/2018/wordml/cex" xmlns:w16cid="http://schemas.microsoft.com/office/word/2016/wordml/cid" xmlns:w16="http://schemas.microsoft.com/office/word/2018/wordml" xmlns:w16sdtdh="http://schemas.microsoft.com/office/word/2020/wordml/sdtdatahash" xmlns:w16se="http://schemas.microsoft.com/office/word/2015/wordml/symex" xmlns:wpg="http://schemas.microsoft.com/office/word/2010/wordprocessingGroup" xmlns:wpi="http://schemas.microsoft.com/office/word/2010/wordprocessingInk" xmlns:wne="http://schemas.microsoft.com/office/word/2006/wordml" xmlns:wps="http://schemas.microsoft.com/office/word/2010/wordprocessingShape" mc:Ignorable="w14 w15 w16se w16cid w16 w16cex w16sdtdh wp14">
-  <w:p>
-    <w:pPr>
-      <w:pStyle w:val="Encabezado"/>
-    </w:pPr>
-  </w:p>
-</w:hdr>
-</file>
-
-<file path=word/header4.xml><?xml version="1.0" encoding="utf-8"?>
-<w:hdr xmlns:wpc="http://schemas.microsoft.com/office/word/2010/wordprocessingCanvas" xmlns:cx="http://schemas.microsoft.com/office/drawing/2014/chartex" xmlns:cx1="http://schemas.microsoft.com/office/drawing/2015/9/8/chartex" xmlns:cx2="http://schemas.microsoft.com/office/drawing/2015/10/21/chartex" xmlns:cx3="http://schemas.microsoft.com/office/drawing/2016/5/9/chartex" xmlns:cx4="http://schemas.microsoft.com/office/drawing/2016/5/10/chartex" xmlns:cx5="http://schemas.microsoft.com/office/drawing/2016/5/11/chartex" xmlns:cx6="http://schemas.microsoft.com/office/drawing/2016/5/12/chartex" xmlns:cx7="http://schemas.microsoft.com/office/drawing/2016/5/13/chartex" xmlns:cx8="http://schemas.microsoft.com/office/drawing/2016/5/14/chartex" xmlns:mc="http://schemas.openxmlformats.org/markup-compatibility/2006" xmlns:aink="http://schemas.microsoft.com/office/drawing/2016/ink" xmlns:am3d="http://schemas.microsoft.com/office/drawing/2017/model3d" xmlns:o="urn:schemas-microsoft-com:office:office" xmlns:r="http://schemas.openxmlformats.org/officeDocument/2006/relationships" xmlns:m="http://schemas.openxmlformats.org/officeDocument/2006/math" xmlns:v="urn:schemas-microsoft-com:vml" xmlns:wp14="http://schemas.microsoft.com/office/word/2010/wordprocessingDrawing" xmlns:wp="http://schemas.openxmlformats.org/drawingml/2006/wordprocessingDrawing" xmlns:w10="urn:schemas-microsoft-com:office:word" xmlns:w="http://schemas.openxmlformats.org/wordprocessingml/2006/main" xmlns:w14="http://schemas.microsoft.com/office/word/2010/wordml" xmlns:w15="http://schemas.microsoft.com/office/word/2012/wordml" xmlns:w16cex="http://schemas.microsoft.com/office/word/2018/wordml/cex" xmlns:w16cid="http://schemas.microsoft.com/office/word/2016/wordml/cid" xmlns:w16="http://schemas.microsoft.com/office/word/2018/wordml" xmlns:w16sdtdh="http://schemas.microsoft.com/office/word/2020/wordml/sdtdatahash" xmlns:w16se="http://schemas.microsoft.com/office/word/2015/wordml/symex" xmlns:wpg="http://schemas.microsoft.com/office/word/2010/wordprocessingGroup" xmlns:wpi="http://schemas.microsoft.com/office/word/2010/wordprocessingInk" xmlns:wne="http://schemas.microsoft.com/office/word/2006/wordml" xmlns:wps="http://schemas.microsoft.com/office/word/2010/wordprocessingShape" mc:Ignorable="w14 w15 w16se w16cid w16 w16cex w16sdtdh wp14">
-  <w:p>
-    <w:pPr>
-      <w:pStyle w:val="Encabezado"/>
-      <w:pBdr>
-        <w:bottom w:val="single" w:sz="4" w:space="1" w:color="auto"/>
-      </w:pBdr>
-      <w:jc w:val="right"/>
-    </w:pPr>
-    <w:fldSimple w:instr=" STYLEREF  &quot;Título 2&quot;  \* MERGEFORMAT ">
-      <w:r>
-        <w:rPr>
-          <w:noProof/>
-        </w:rPr>
-        <w:t>Cronograma de actividades</w:t>
-      </w:r>
-    </w:fldSimple>
-  </w:p>
-</w:hdr>
-</file>
-
-<file path=word/header5.xml><?xml version="1.0" encoding="utf-8"?>
 <w:hdr xmlns:wpc="http://schemas.microsoft.com/office/word/2010/wordprocessingCanvas" xmlns:cx="http://schemas.microsoft.com/office/drawing/2014/chartex" xmlns:cx1="http://schemas.microsoft.com/office/drawing/2015/9/8/chartex" xmlns:cx2="http://schemas.microsoft.com/office/drawing/2015/10/21/chartex" xmlns:cx3="http://schemas.microsoft.com/office/drawing/2016/5/9/chartex" xmlns:cx4="http://schemas.microsoft.com/office/drawing/2016/5/10/chartex" xmlns:cx5="http://schemas.microsoft.com/office/drawing/2016/5/11/chartex" xmlns:cx6="http://schemas.microsoft.com/office/drawing/2016/5/12/chartex" xmlns:cx7="http://schemas.microsoft.com/office/drawing/2016/5/13/chartex" xmlns:cx8="http://schemas.microsoft.com/office/drawing/2016/5/14/chartex" xmlns:mc="http://schemas.openxmlformats.org/markup-compatibility/2006" xmlns:aink="http://schemas.microsoft.com/office/drawing/2016/ink" xmlns:am3d="http://schemas.microsoft.com/office/drawing/2017/model3d" xmlns:o="urn:schemas-microsoft-com:office:office" xmlns:r="http://schemas.openxmlformats.org/officeDocument/2006/relationships" xmlns:m="http://schemas.openxmlformats.org/officeDocument/2006/math" xmlns:v="urn:schemas-microsoft-com:vml" xmlns:wp14="http://schemas.microsoft.com/office/word/2010/wordprocessingDrawing" xmlns:wp="http://schemas.openxmlformats.org/drawingml/2006/wordprocessingDrawing" xmlns:w10="urn:schemas-microsoft-com:office:word" xmlns:w="http://schemas.openxmlformats.org/wordprocessingml/2006/main" xmlns:w14="http://schemas.microsoft.com/office/word/2010/wordml" xmlns:w15="http://schemas.microsoft.com/office/word/2012/wordml" xmlns:w16cex="http://schemas.microsoft.com/office/word/2018/wordml/cex" xmlns:w16cid="http://schemas.microsoft.com/office/word/2016/wordml/cid" xmlns:w16="http://schemas.microsoft.com/office/word/2018/wordml" xmlns:w16sdtdh="http://schemas.microsoft.com/office/word/2020/wordml/sdtdatahash" xmlns:w16se="http://schemas.microsoft.com/office/word/2015/wordml/symex" xmlns:wpg="http://schemas.microsoft.com/office/word/2010/wordprocessingGroup" xmlns:wpi="http://schemas.microsoft.com/office/word/2010/wordprocessingInk" xmlns:wne="http://schemas.microsoft.com/office/word/2006/wordml" xmlns:wps="http://schemas.microsoft.com/office/word/2010/wordprocessingShape" mc:Ignorable="w14 w15 w16se w16cid w16 w16cex w16sdtdh wp14">
   <w:p>
     <w:pPr>
@@ -10283,7 +11618,7 @@
 </w:hdr>
 </file>
 
-<file path=word/header6.xml><?xml version="1.0" encoding="utf-8"?>
+<file path=word/header3.xml><?xml version="1.0" encoding="utf-8"?>
 <w:hdr xmlns:wpc="http://schemas.microsoft.com/office/word/2010/wordprocessingCanvas" xmlns:cx="http://schemas.microsoft.com/office/drawing/2014/chartex" xmlns:cx1="http://schemas.microsoft.com/office/drawing/2015/9/8/chartex" xmlns:cx2="http://schemas.microsoft.com/office/drawing/2015/10/21/chartex" xmlns:cx3="http://schemas.microsoft.com/office/drawing/2016/5/9/chartex" xmlns:cx4="http://schemas.microsoft.com/office/drawing/2016/5/10/chartex" xmlns:cx5="http://schemas.microsoft.com/office/drawing/2016/5/11/chartex" xmlns:cx6="http://schemas.microsoft.com/office/drawing/2016/5/12/chartex" xmlns:cx7="http://schemas.microsoft.com/office/drawing/2016/5/13/chartex" xmlns:cx8="http://schemas.microsoft.com/office/drawing/2016/5/14/chartex" xmlns:mc="http://schemas.openxmlformats.org/markup-compatibility/2006" xmlns:aink="http://schemas.microsoft.com/office/drawing/2016/ink" xmlns:am3d="http://schemas.microsoft.com/office/drawing/2017/model3d" xmlns:o="urn:schemas-microsoft-com:office:office" xmlns:r="http://schemas.openxmlformats.org/officeDocument/2006/relationships" xmlns:m="http://schemas.openxmlformats.org/officeDocument/2006/math" xmlns:v="urn:schemas-microsoft-com:vml" xmlns:wp14="http://schemas.microsoft.com/office/word/2010/wordprocessingDrawing" xmlns:wp="http://schemas.openxmlformats.org/drawingml/2006/wordprocessingDrawing" xmlns:w10="urn:schemas-microsoft-com:office:word" xmlns:w="http://schemas.openxmlformats.org/wordprocessingml/2006/main" xmlns:w14="http://schemas.microsoft.com/office/word/2010/wordml" xmlns:w15="http://schemas.microsoft.com/office/word/2012/wordml" xmlns:w16cex="http://schemas.microsoft.com/office/word/2018/wordml/cex" xmlns:w16cid="http://schemas.microsoft.com/office/word/2016/wordml/cid" xmlns:w16="http://schemas.microsoft.com/office/word/2018/wordml" xmlns:w16sdtdh="http://schemas.microsoft.com/office/word/2020/wordml/sdtdatahash" xmlns:w16se="http://schemas.microsoft.com/office/word/2015/wordml/symex" xmlns:wpg="http://schemas.microsoft.com/office/word/2010/wordprocessingGroup" xmlns:wpi="http://schemas.microsoft.com/office/word/2010/wordprocessingInk" xmlns:wne="http://schemas.microsoft.com/office/word/2006/wordml" xmlns:wps="http://schemas.microsoft.com/office/word/2010/wordprocessingShape" mc:Ignorable="w14 w15 w16se w16cid w16 w16cex w16sdtdh wp14">
   <w:p>
     <w:pPr>
@@ -15904,6 +17239,17 @@
       <w:lang w:val="es-MX" w:eastAsia="es-MX"/>
     </w:rPr>
   </w:style>
+  <w:style w:type="paragraph" w:styleId="Tabladeilustraciones">
+    <w:name w:val="table of figures"/>
+    <w:basedOn w:val="Normal"/>
+    <w:next w:val="Normal"/>
+    <w:uiPriority w:val="99"/>
+    <w:unhideWhenUsed/>
+    <w:rsid w:val="004D3B01"/>
+    <w:pPr>
+      <w:spacing w:after="0"/>
+    </w:pPr>
+  </w:style>
 </w:styles>
 </file>
 

--- a/Propuesta - Vacunas.docx
+++ b/Propuesta - Vacunas.docx
@@ -77,6 +77,14 @@
           <w:szCs w:val="24"/>
         </w:rPr>
         <w:t>INGENIERÍA EN SISTEMAS</w:t>
+      </w:r>
+      <w:r>
+        <w:rPr>
+          <w:rFonts w:ascii="Arial" w:hAnsi="Arial" w:cs="Arial"/>
+          <w:sz w:val="24"/>
+          <w:szCs w:val="24"/>
+        </w:rPr>
+        <w:t xml:space="preserve"> INFORMÁTICA Y CIENCIAS DE LA COMPUTACIÓN</w:t>
       </w:r>
     </w:p>
     <w:p>
@@ -411,22 +419,6 @@
         </w:rPr>
         <w:t xml:space="preserve"> SAN MARCOS</w:t>
       </w:r>
-    </w:p>
-    <w:p>
-      <w:pPr>
-        <w:tabs>
-          <w:tab w:val="left" w:pos="7260"/>
-        </w:tabs>
-        <w:spacing w:line="276" w:lineRule="auto"/>
-        <w:jc w:val="center"/>
-        <w:rPr>
-          <w:rFonts w:ascii="Arial" w:hAnsi="Arial" w:cs="Arial"/>
-          <w:b/>
-          <w:bCs/>
-          <w:sz w:val="24"/>
-          <w:szCs w:val="24"/>
-        </w:rPr>
-      </w:pPr>
     </w:p>
     <w:p>
       <w:pPr>

--- a/Propuesta - Vacunas.docx
+++ b/Propuesta - Vacunas.docx
@@ -1,10 +1,11 @@
 
 <file path=word/document.xml><?xml version="1.0" encoding="utf-8"?>
-<w:document xmlns:wpc="http://schemas.microsoft.com/office/word/2010/wordprocessingCanvas" xmlns:cx="http://schemas.microsoft.com/office/drawing/2014/chartex" xmlns:cx1="http://schemas.microsoft.com/office/drawing/2015/9/8/chartex" xmlns:cx2="http://schemas.microsoft.com/office/drawing/2015/10/21/chartex" xmlns:cx3="http://schemas.microsoft.com/office/drawing/2016/5/9/chartex" xmlns:cx4="http://schemas.microsoft.com/office/drawing/2016/5/10/chartex" xmlns:cx5="http://schemas.microsoft.com/office/drawing/2016/5/11/chartex" xmlns:cx6="http://schemas.microsoft.com/office/drawing/2016/5/12/chartex" xmlns:cx7="http://schemas.microsoft.com/office/drawing/2016/5/13/chartex" xmlns:cx8="http://schemas.microsoft.com/office/drawing/2016/5/14/chartex" xmlns:mc="http://schemas.openxmlformats.org/markup-compatibility/2006" xmlns:aink="http://schemas.microsoft.com/office/drawing/2016/ink" xmlns:am3d="http://schemas.microsoft.com/office/drawing/2017/model3d" xmlns:o="urn:schemas-microsoft-com:office:office" xmlns:r="http://schemas.openxmlformats.org/officeDocument/2006/relationships" xmlns:m="http://schemas.openxmlformats.org/officeDocument/2006/math" xmlns:v="urn:schemas-microsoft-com:vml" xmlns:wp14="http://schemas.microsoft.com/office/word/2010/wordprocessingDrawing" xmlns:wp="http://schemas.openxmlformats.org/drawingml/2006/wordprocessingDrawing" xmlns:w10="urn:schemas-microsoft-com:office:word" xmlns:w="http://schemas.openxmlformats.org/wordprocessingml/2006/main" xmlns:w14="http://schemas.microsoft.com/office/word/2010/wordml" xmlns:w15="http://schemas.microsoft.com/office/word/2012/wordml" xmlns:w16cex="http://schemas.microsoft.com/office/word/2018/wordml/cex" xmlns:w16cid="http://schemas.microsoft.com/office/word/2016/wordml/cid" xmlns:w16="http://schemas.microsoft.com/office/word/2018/wordml" xmlns:w16sdtdh="http://schemas.microsoft.com/office/word/2020/wordml/sdtdatahash" xmlns:w16se="http://schemas.microsoft.com/office/word/2015/wordml/symex" xmlns:wpg="http://schemas.microsoft.com/office/word/2010/wordprocessingGroup" xmlns:wpi="http://schemas.microsoft.com/office/word/2010/wordprocessingInk" xmlns:wne="http://schemas.microsoft.com/office/word/2006/wordml" xmlns:wps="http://schemas.microsoft.com/office/word/2010/wordprocessingShape" mc:Ignorable="w14 w15 w16se w16cid w16 w16cex w16sdtdh wp14">
+<w:document xmlns:wpc="http://schemas.microsoft.com/office/word/2010/wordprocessingCanvas" xmlns:cx="http://schemas.microsoft.com/office/drawing/2014/chartex" xmlns:cx1="http://schemas.microsoft.com/office/drawing/2015/9/8/chartex" xmlns:cx2="http://schemas.microsoft.com/office/drawing/2015/10/21/chartex" xmlns:cx3="http://schemas.microsoft.com/office/drawing/2016/5/9/chartex" xmlns:cx4="http://schemas.microsoft.com/office/drawing/2016/5/10/chartex" xmlns:cx5="http://schemas.microsoft.com/office/drawing/2016/5/11/chartex" xmlns:cx6="http://schemas.microsoft.com/office/drawing/2016/5/12/chartex" xmlns:cx7="http://schemas.microsoft.com/office/drawing/2016/5/13/chartex" xmlns:cx8="http://schemas.microsoft.com/office/drawing/2016/5/14/chartex" xmlns:mc="http://schemas.openxmlformats.org/markup-compatibility/2006" xmlns:aink="http://schemas.microsoft.com/office/drawing/2016/ink" xmlns:am3d="http://schemas.microsoft.com/office/drawing/2017/model3d" xmlns:o="urn:schemas-microsoft-com:office:office" xmlns:oel="http://schemas.microsoft.com/office/2019/extlst" xmlns:r="http://schemas.openxmlformats.org/officeDocument/2006/relationships" xmlns:m="http://schemas.openxmlformats.org/officeDocument/2006/math" xmlns:v="urn:schemas-microsoft-com:vml" xmlns:wp14="http://schemas.microsoft.com/office/word/2010/wordprocessingDrawing" xmlns:wp="http://schemas.openxmlformats.org/drawingml/2006/wordprocessingDrawing" xmlns:w10="urn:schemas-microsoft-com:office:word" xmlns:w="http://schemas.openxmlformats.org/wordprocessingml/2006/main" xmlns:w14="http://schemas.microsoft.com/office/word/2010/wordml" xmlns:w15="http://schemas.microsoft.com/office/word/2012/wordml" xmlns:w16cex="http://schemas.microsoft.com/office/word/2018/wordml/cex" xmlns:w16cid="http://schemas.microsoft.com/office/word/2016/wordml/cid" xmlns:w16="http://schemas.microsoft.com/office/word/2018/wordml" xmlns:w16sdtdh="http://schemas.microsoft.com/office/word/2020/wordml/sdtdatahash" xmlns:w16se="http://schemas.microsoft.com/office/word/2015/wordml/symex" xmlns:wpg="http://schemas.microsoft.com/office/word/2010/wordprocessingGroup" xmlns:wpi="http://schemas.microsoft.com/office/word/2010/wordprocessingInk" xmlns:wne="http://schemas.microsoft.com/office/word/2006/wordml" xmlns:wps="http://schemas.microsoft.com/office/word/2010/wordprocessingShape" mc:Ignorable="w14 w15 w16se w16cid w16 w16cex w16sdtdh wp14">
   <w:body>
     <w:p>
       <w:pPr>
         <w:spacing w:line="276" w:lineRule="auto"/>
+        <w:ind w:left="708"/>
         <w:jc w:val="center"/>
         <w:rPr>
           <w:rFonts w:ascii="Arial" w:hAnsi="Arial" w:cs="Arial"/>
@@ -25,6 +26,7 @@
     <w:p>
       <w:pPr>
         <w:spacing w:line="276" w:lineRule="auto"/>
+        <w:ind w:left="708"/>
         <w:jc w:val="center"/>
         <w:rPr>
           <w:rFonts w:ascii="Arial" w:hAnsi="Arial" w:cs="Arial"/>
@@ -44,6 +46,7 @@
     <w:p>
       <w:pPr>
         <w:spacing w:line="276" w:lineRule="auto"/>
+        <w:ind w:left="708"/>
         <w:jc w:val="center"/>
         <w:rPr>
           <w:rFonts w:ascii="Arial" w:hAnsi="Arial" w:cs="Arial"/>
@@ -63,6 +66,7 @@
     <w:p>
       <w:pPr>
         <w:spacing w:line="276" w:lineRule="auto"/>
+        <w:ind w:left="708"/>
         <w:jc w:val="center"/>
         <w:rPr>
           <w:rFonts w:ascii="Arial" w:hAnsi="Arial" w:cs="Arial"/>
@@ -451,6 +455,7 @@
           <w:szCs w:val="24"/>
         </w:rPr>
       </w:pPr>
+      <w:bookmarkStart w:id="1" w:name="_Hlk237023095"/>
       <w:r>
         <w:rPr>
           <w:rFonts w:ascii="Arial" w:hAnsi="Arial" w:cs="Arial"/>
@@ -711,6 +716,7 @@
         <w:t>6</w:t>
       </w:r>
     </w:p>
+    <w:bookmarkEnd w:id="1" w:displacedByCustomXml="next"/>
     <w:sdt>
       <w:sdtPr>
         <w:rPr>
@@ -4443,12 +4449,12 @@
         <w:pStyle w:val="Ttulo1"/>
         <w:ind w:firstLineChars="0" w:firstLine="0"/>
       </w:pPr>
-      <w:bookmarkStart w:id="1" w:name="_Toc236848960"/>
+      <w:bookmarkStart w:id="2" w:name="_Toc236848960"/>
       <w:r>
         <w:lastRenderedPageBreak/>
         <w:t>CAPÍTULO 1: MARCO CONTEXTUAL Y CONCEPTUAL</w:t>
       </w:r>
-      <w:bookmarkEnd w:id="1"/>
+      <w:bookmarkEnd w:id="2"/>
     </w:p>
     <w:p>
       <w:pPr>
@@ -4458,11 +4464,11 @@
           <w:numId w:val="24"/>
         </w:numPr>
       </w:pPr>
-      <w:bookmarkStart w:id="2" w:name="_Toc236848961"/>
+      <w:bookmarkStart w:id="3" w:name="_Toc236848961"/>
       <w:r>
         <w:t>Planteamiento del problema</w:t>
       </w:r>
-      <w:bookmarkEnd w:id="2"/>
+      <w:bookmarkEnd w:id="3"/>
     </w:p>
     <w:p>
       <w:pPr>
@@ -4712,11 +4718,11 @@
       <w:r>
         <w:t xml:space="preserve"> </w:t>
       </w:r>
-      <w:bookmarkStart w:id="3" w:name="_Toc236848962"/>
+      <w:bookmarkStart w:id="4" w:name="_Toc236848962"/>
       <w:r>
         <w:t>Antecedentes</w:t>
       </w:r>
-      <w:bookmarkEnd w:id="3"/>
+      <w:bookmarkEnd w:id="4"/>
     </w:p>
     <w:p>
       <w:pPr>
@@ -4853,11 +4859,11 @@
         </w:numPr>
         <w:spacing w:after="0" w:line="276" w:lineRule="auto"/>
       </w:pPr>
-      <w:bookmarkStart w:id="4" w:name="_Toc236848963"/>
+      <w:bookmarkStart w:id="5" w:name="_Toc236848963"/>
       <w:r>
         <w:t>Antecedentes del problema</w:t>
       </w:r>
-      <w:bookmarkEnd w:id="4"/>
+      <w:bookmarkEnd w:id="5"/>
     </w:p>
     <w:p>
       <w:pPr>
@@ -5061,7 +5067,7 @@
         </w:numPr>
         <w:spacing w:after="0" w:line="276" w:lineRule="auto"/>
       </w:pPr>
-      <w:bookmarkStart w:id="5" w:name="_Toc236848964"/>
+      <w:bookmarkStart w:id="6" w:name="_Toc236848964"/>
       <w:r>
         <w:t>Antecedentes</w:t>
       </w:r>
@@ -5095,7 +5101,7 @@
         </w:rPr>
         <w:t>investigación</w:t>
       </w:r>
-      <w:bookmarkEnd w:id="5"/>
+      <w:bookmarkEnd w:id="6"/>
     </w:p>
     <w:p>
       <w:pPr>
@@ -5222,7 +5228,7 @@
         </w:numPr>
         <w:spacing w:after="0" w:line="276" w:lineRule="auto"/>
       </w:pPr>
-      <w:bookmarkStart w:id="6" w:name="_Toc236848965"/>
+      <w:bookmarkStart w:id="7" w:name="_Toc236848965"/>
       <w:r>
         <w:t>Antecedentes</w:t>
       </w:r>
@@ -5256,7 +5262,7 @@
         </w:rPr>
         <w:t>herramienta</w:t>
       </w:r>
-      <w:bookmarkEnd w:id="6"/>
+      <w:bookmarkEnd w:id="7"/>
     </w:p>
     <w:p>
       <w:pPr>
@@ -5641,11 +5647,11 @@
           <w:numId w:val="23"/>
         </w:numPr>
       </w:pPr>
-      <w:bookmarkStart w:id="7" w:name="_Toc236848966"/>
+      <w:bookmarkStart w:id="8" w:name="_Toc236848966"/>
       <w:r>
         <w:t>Justificación</w:t>
       </w:r>
-      <w:bookmarkEnd w:id="7"/>
+      <w:bookmarkEnd w:id="8"/>
     </w:p>
     <w:p>
       <w:pPr>
@@ -5774,14 +5780,14 @@
           <w:numId w:val="22"/>
         </w:numPr>
       </w:pPr>
-      <w:bookmarkStart w:id="8" w:name="_Toc236848967"/>
+      <w:bookmarkStart w:id="9" w:name="_Toc236848967"/>
       <w:r>
         <w:t xml:space="preserve"> </w:t>
       </w:r>
       <w:r>
         <w:t>Objetivos</w:t>
       </w:r>
-      <w:bookmarkEnd w:id="8"/>
+      <w:bookmarkEnd w:id="9"/>
     </w:p>
     <w:p>
       <w:pPr>
@@ -5808,16 +5814,16 @@
           <w:szCs w:val="24"/>
         </w:rPr>
       </w:pPr>
-      <w:bookmarkStart w:id="9" w:name="_Toc231924527"/>
-      <w:bookmarkStart w:id="10" w:name="_Toc231924593"/>
-      <w:bookmarkStart w:id="11" w:name="_Toc231925095"/>
-      <w:bookmarkStart w:id="12" w:name="_Toc236118319"/>
-      <w:bookmarkStart w:id="13" w:name="_Toc236848968"/>
-      <w:bookmarkEnd w:id="9"/>
+      <w:bookmarkStart w:id="10" w:name="_Toc231924527"/>
+      <w:bookmarkStart w:id="11" w:name="_Toc231924593"/>
+      <w:bookmarkStart w:id="12" w:name="_Toc231925095"/>
+      <w:bookmarkStart w:id="13" w:name="_Toc236118319"/>
+      <w:bookmarkStart w:id="14" w:name="_Toc236848968"/>
       <w:bookmarkEnd w:id="10"/>
       <w:bookmarkEnd w:id="11"/>
       <w:bookmarkEnd w:id="12"/>
       <w:bookmarkEnd w:id="13"/>
+      <w:bookmarkEnd w:id="14"/>
     </w:p>
     <w:p>
       <w:pPr>
@@ -5844,16 +5850,16 @@
           <w:szCs w:val="24"/>
         </w:rPr>
       </w:pPr>
-      <w:bookmarkStart w:id="14" w:name="_Toc231924528"/>
-      <w:bookmarkStart w:id="15" w:name="_Toc231924594"/>
-      <w:bookmarkStart w:id="16" w:name="_Toc231925096"/>
-      <w:bookmarkStart w:id="17" w:name="_Toc236118320"/>
-      <w:bookmarkStart w:id="18" w:name="_Toc236848969"/>
-      <w:bookmarkEnd w:id="14"/>
+      <w:bookmarkStart w:id="15" w:name="_Toc231924528"/>
+      <w:bookmarkStart w:id="16" w:name="_Toc231924594"/>
+      <w:bookmarkStart w:id="17" w:name="_Toc231925096"/>
+      <w:bookmarkStart w:id="18" w:name="_Toc236118320"/>
+      <w:bookmarkStart w:id="19" w:name="_Toc236848969"/>
       <w:bookmarkEnd w:id="15"/>
       <w:bookmarkEnd w:id="16"/>
       <w:bookmarkEnd w:id="17"/>
       <w:bookmarkEnd w:id="18"/>
+      <w:bookmarkEnd w:id="19"/>
     </w:p>
     <w:p>
       <w:pPr>
@@ -5880,16 +5886,16 @@
           <w:szCs w:val="24"/>
         </w:rPr>
       </w:pPr>
-      <w:bookmarkStart w:id="19" w:name="_Toc231924529"/>
-      <w:bookmarkStart w:id="20" w:name="_Toc231924595"/>
-      <w:bookmarkStart w:id="21" w:name="_Toc231925097"/>
-      <w:bookmarkStart w:id="22" w:name="_Toc236118321"/>
-      <w:bookmarkStart w:id="23" w:name="_Toc236848970"/>
-      <w:bookmarkEnd w:id="19"/>
+      <w:bookmarkStart w:id="20" w:name="_Toc231924529"/>
+      <w:bookmarkStart w:id="21" w:name="_Toc231924595"/>
+      <w:bookmarkStart w:id="22" w:name="_Toc231925097"/>
+      <w:bookmarkStart w:id="23" w:name="_Toc236118321"/>
+      <w:bookmarkStart w:id="24" w:name="_Toc236848970"/>
       <w:bookmarkEnd w:id="20"/>
       <w:bookmarkEnd w:id="21"/>
       <w:bookmarkEnd w:id="22"/>
       <w:bookmarkEnd w:id="23"/>
+      <w:bookmarkEnd w:id="24"/>
     </w:p>
     <w:p>
       <w:pPr>
@@ -5916,16 +5922,16 @@
           <w:szCs w:val="24"/>
         </w:rPr>
       </w:pPr>
-      <w:bookmarkStart w:id="24" w:name="_Toc231924530"/>
-      <w:bookmarkStart w:id="25" w:name="_Toc231924596"/>
-      <w:bookmarkStart w:id="26" w:name="_Toc231925098"/>
-      <w:bookmarkStart w:id="27" w:name="_Toc236118322"/>
-      <w:bookmarkStart w:id="28" w:name="_Toc236848971"/>
-      <w:bookmarkEnd w:id="24"/>
+      <w:bookmarkStart w:id="25" w:name="_Toc231924530"/>
+      <w:bookmarkStart w:id="26" w:name="_Toc231924596"/>
+      <w:bookmarkStart w:id="27" w:name="_Toc231925098"/>
+      <w:bookmarkStart w:id="28" w:name="_Toc236118322"/>
+      <w:bookmarkStart w:id="29" w:name="_Toc236848971"/>
       <w:bookmarkEnd w:id="25"/>
       <w:bookmarkEnd w:id="26"/>
       <w:bookmarkEnd w:id="27"/>
       <w:bookmarkEnd w:id="28"/>
+      <w:bookmarkEnd w:id="29"/>
     </w:p>
     <w:p>
       <w:pPr>
@@ -5939,7 +5945,7 @@
           <w:spacing w:val="-2"/>
         </w:rPr>
       </w:pPr>
-      <w:bookmarkStart w:id="29" w:name="_Toc236848972"/>
+      <w:bookmarkStart w:id="30" w:name="_Toc236848972"/>
       <w:r>
         <w:t>Objetivo</w:t>
       </w:r>
@@ -5955,7 +5961,7 @@
         </w:rPr>
         <w:t>general</w:t>
       </w:r>
-      <w:bookmarkEnd w:id="29"/>
+      <w:bookmarkEnd w:id="30"/>
     </w:p>
     <w:p>
       <w:pPr>
@@ -6012,7 +6018,7 @@
         </w:numPr>
         <w:spacing w:before="240" w:after="0" w:line="276" w:lineRule="auto"/>
       </w:pPr>
-      <w:bookmarkStart w:id="30" w:name="_Toc236848973"/>
+      <w:bookmarkStart w:id="31" w:name="_Toc236848973"/>
       <w:r>
         <w:t>Objetivos</w:t>
       </w:r>
@@ -6025,7 +6031,7 @@
       <w:r>
         <w:t>específicos:</w:t>
       </w:r>
-      <w:bookmarkEnd w:id="30"/>
+      <w:bookmarkEnd w:id="31"/>
     </w:p>
     <w:p>
       <w:pPr>
@@ -6255,14 +6261,14 @@
         <w:pStyle w:val="Ttulo1"/>
         <w:ind w:firstLineChars="0" w:firstLine="0"/>
       </w:pPr>
-      <w:bookmarkStart w:id="31" w:name="_Toc229417571"/>
-      <w:bookmarkStart w:id="32" w:name="_Toc236848974"/>
+      <w:bookmarkStart w:id="32" w:name="_Toc229417571"/>
+      <w:bookmarkStart w:id="33" w:name="_Toc236848974"/>
       <w:r>
         <w:lastRenderedPageBreak/>
         <w:t>CAPÍTULO 2: DISEÑO Y MÉTODO</w:t>
       </w:r>
-      <w:bookmarkEnd w:id="31"/>
       <w:bookmarkEnd w:id="32"/>
+      <w:bookmarkEnd w:id="33"/>
     </w:p>
     <w:p>
       <w:pPr>
@@ -6300,11 +6306,11 @@
       <w:r>
         <w:t xml:space="preserve"> </w:t>
       </w:r>
-      <w:bookmarkStart w:id="33" w:name="_Toc236848975"/>
+      <w:bookmarkStart w:id="34" w:name="_Toc236848975"/>
       <w:r>
         <w:t>Diseño</w:t>
       </w:r>
-      <w:bookmarkEnd w:id="33"/>
+      <w:bookmarkEnd w:id="34"/>
     </w:p>
     <w:p>
       <w:pPr>
@@ -6547,8 +6553,8 @@
                                 <w:lang w:val="es-MX"/>
                               </w:rPr>
                             </w:pPr>
-                            <w:bookmarkStart w:id="34" w:name="_Toc236942481"/>
                             <w:bookmarkStart w:id="35" w:name="_Toc236942817"/>
+                            <w:bookmarkStart w:id="36" w:name="_Toc236942481"/>
                             <w:r>
                               <w:t xml:space="preserve">Ilustración </w:t>
                             </w:r>
@@ -6580,51 +6586,60 @@
                                 <w:lang w:val="es-MX"/>
                               </w:rPr>
                             </w:pPr>
-                            <w:bookmarkStart w:id="36" w:name="_Toc236942818"/>
+                            <w:bookmarkStart w:id="37" w:name="_Toc236942818"/>
                             <w:r>
                               <w:t xml:space="preserve">Ilustración  </w:t>
                             </w:r>
-                            <w:fldSimple w:instr=" SEQ Ilustración_ \* ARABIC ">
-                              <w:r>
-                                <w:rPr>
-                                  <w:noProof/>
-                                </w:rPr>
-                                <w:t>2</w:t>
-                              </w:r>
-                            </w:fldSimple>
                             <w:r>
-                              <w:t xml:space="preserve"> </w:t>
+                              <w:fldChar w:fldCharType="begin"/>
                             </w:r>
                             <w:r>
-                              <w:t xml:space="preserve">Diagrama de contexto del </w:t>
-                            </w:r>
-                            <w:proofErr w:type="spellStart"/>
-                            <w:r>
-                              <w:t>sistema</w:t>
+                              <w:instrText xml:space="preserve"> SEQ Ilustración_ \* ARABIC </w:instrText>
                             </w:r>
                             <w:r>
-                              <w:t>Ilustración</w:t>
-                            </w:r>
-                            <w:proofErr w:type="spellEnd"/>
-                            <w:r>
-                              <w:t xml:space="preserve">  </w:t>
-                            </w:r>
-                            <w:fldSimple w:instr=" SEQ Ilustración_ \* ARABIC ">
-                              <w:r>
-                                <w:rPr>
-                                  <w:noProof/>
-                                </w:rPr>
-                                <w:t>1</w:t>
-                              </w:r>
-                            </w:fldSimple>
-                            <w:r>
-                              <w:t xml:space="preserve"> </w:t>
+                              <w:fldChar w:fldCharType="separate"/>
                             </w:r>
                             <w:r>
-                              <w:t>Diagrama de bloques del proyecto</w:t>
+                              <w:rPr>
+                                <w:noProof/>
+                              </w:rPr>
+                              <w:t>2</w:t>
                             </w:r>
-                            <w:bookmarkEnd w:id="34"/>
+                            <w:r>
+                              <w:rPr>
+                                <w:noProof/>
+                              </w:rPr>
+                              <w:fldChar w:fldCharType="end"/>
+                            </w:r>
+                            <w:r>
+                              <w:t xml:space="preserve"> Diagrama de contexto del sistemaIlustración  </w:t>
+                            </w:r>
+                            <w:r>
+                              <w:fldChar w:fldCharType="begin"/>
+                            </w:r>
+                            <w:r>
+                              <w:instrText xml:space="preserve"> SEQ Ilustración_ \* ARABIC </w:instrText>
+                            </w:r>
+                            <w:r>
+                              <w:fldChar w:fldCharType="separate"/>
+                            </w:r>
+                            <w:r>
+                              <w:rPr>
+                                <w:noProof/>
+                              </w:rPr>
+                              <w:t>1</w:t>
+                            </w:r>
+                            <w:r>
+                              <w:rPr>
+                                <w:noProof/>
+                              </w:rPr>
+                              <w:fldChar w:fldCharType="end"/>
+                            </w:r>
+                            <w:r>
+                              <w:t xml:space="preserve"> Diagrama de bloques del proyecto</w:t>
+                            </w:r>
                             <w:bookmarkEnd w:id="36"/>
+                            <w:bookmarkEnd w:id="37"/>
                           </w:p>
                           <w:p>
                             <w:pPr>
@@ -6659,7 +6674,7 @@
                 <v:stroke joinstyle="miter"/>
                 <v:path gradientshapeok="t" o:connecttype="rect"/>
               </v:shapetype>
-              <v:shape id="Cuadro de texto 1" o:spid="_x0000_s1026" type="#_x0000_t202" style="position:absolute;left:0;text-align:left;margin-left:0;margin-top:44.85pt;width:468.35pt;height:21pt;z-index:251666432;visibility:visible;mso-wrap-style:square;mso-height-percent:0;mso-wrap-distance-left:9pt;mso-wrap-distance-top:0;mso-wrap-distance-right:9pt;mso-wrap-distance-bottom:0;mso-position-horizontal:left;mso-position-horizontal-relative:margin;mso-position-vertical:absolute;mso-position-vertical-relative:text;mso-height-percent:0;mso-height-relative:margin;v-text-anchor:top" o:gfxdata="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" stroked="f">
+              <v:shape id="Cuadro de texto 1" o:spid="_x0000_s1026" type="#_x0000_t202" style="position:absolute;left:0;text-align:left;margin-left:0;margin-top:44.85pt;width:468.35pt;height:21pt;z-index:251666432;visibility:visible;mso-wrap-style:square;mso-height-percent:0;mso-wrap-distance-left:9pt;mso-wrap-distance-top:0;mso-wrap-distance-right:9pt;mso-wrap-distance-bottom:0;mso-position-horizontal:left;mso-position-horizontal-relative:margin;mso-position-vertical:absolute;mso-position-vertical-relative:text;mso-height-percent:0;mso-height-relative:margin;v-text-anchor:top" o:gfxdata="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" stroked="f">
                 <v:textbox inset="0,0,0,0">
                   <w:txbxContent>
                     <w:p>
@@ -6671,8 +6686,8 @@
                           <w:lang w:val="es-MX"/>
                         </w:rPr>
                       </w:pPr>
-                      <w:bookmarkStart w:id="37" w:name="_Toc236942481"/>
                       <w:bookmarkStart w:id="38" w:name="_Toc236942817"/>
+                      <w:bookmarkStart w:id="39" w:name="_Toc236942481"/>
                       <w:r>
                         <w:t xml:space="preserve">Ilustración </w:t>
                       </w:r>
@@ -6704,51 +6719,60 @@
                           <w:lang w:val="es-MX"/>
                         </w:rPr>
                       </w:pPr>
-                      <w:bookmarkStart w:id="39" w:name="_Toc236942818"/>
+                      <w:bookmarkStart w:id="40" w:name="_Toc236942818"/>
                       <w:r>
                         <w:t xml:space="preserve">Ilustración  </w:t>
                       </w:r>
-                      <w:fldSimple w:instr=" SEQ Ilustración_ \* ARABIC ">
-                        <w:r>
-                          <w:rPr>
-                            <w:noProof/>
-                          </w:rPr>
-                          <w:t>2</w:t>
-                        </w:r>
-                      </w:fldSimple>
                       <w:r>
-                        <w:t xml:space="preserve"> </w:t>
+                        <w:fldChar w:fldCharType="begin"/>
                       </w:r>
                       <w:r>
-                        <w:t xml:space="preserve">Diagrama de contexto del </w:t>
-                      </w:r>
-                      <w:proofErr w:type="spellStart"/>
-                      <w:r>
-                        <w:t>sistema</w:t>
+                        <w:instrText xml:space="preserve"> SEQ Ilustración_ \* ARABIC </w:instrText>
                       </w:r>
                       <w:r>
-                        <w:t>Ilustración</w:t>
-                      </w:r>
-                      <w:proofErr w:type="spellEnd"/>
-                      <w:r>
-                        <w:t xml:space="preserve">  </w:t>
-                      </w:r>
-                      <w:fldSimple w:instr=" SEQ Ilustración_ \* ARABIC ">
-                        <w:r>
-                          <w:rPr>
-                            <w:noProof/>
-                          </w:rPr>
-                          <w:t>1</w:t>
-                        </w:r>
-                      </w:fldSimple>
-                      <w:r>
-                        <w:t xml:space="preserve"> </w:t>
+                        <w:fldChar w:fldCharType="separate"/>
                       </w:r>
                       <w:r>
-                        <w:t>Diagrama de bloques del proyecto</w:t>
+                        <w:rPr>
+                          <w:noProof/>
+                        </w:rPr>
+                        <w:t>2</w:t>
                       </w:r>
-                      <w:bookmarkEnd w:id="37"/>
+                      <w:r>
+                        <w:rPr>
+                          <w:noProof/>
+                        </w:rPr>
+                        <w:fldChar w:fldCharType="end"/>
+                      </w:r>
+                      <w:r>
+                        <w:t xml:space="preserve"> Diagrama de contexto del sistemaIlustración  </w:t>
+                      </w:r>
+                      <w:r>
+                        <w:fldChar w:fldCharType="begin"/>
+                      </w:r>
+                      <w:r>
+                        <w:instrText xml:space="preserve"> SEQ Ilustración_ \* ARABIC </w:instrText>
+                      </w:r>
+                      <w:r>
+                        <w:fldChar w:fldCharType="separate"/>
+                      </w:r>
+                      <w:r>
+                        <w:rPr>
+                          <w:noProof/>
+                        </w:rPr>
+                        <w:t>1</w:t>
+                      </w:r>
+                      <w:r>
+                        <w:rPr>
+                          <w:noProof/>
+                        </w:rPr>
+                        <w:fldChar w:fldCharType="end"/>
+                      </w:r>
+                      <w:r>
+                        <w:t xml:space="preserve"> Diagrama de bloques del proyecto</w:t>
+                      </w:r>
                       <w:bookmarkEnd w:id="39"/>
+                      <w:bookmarkEnd w:id="40"/>
                     </w:p>
                     <w:p>
                       <w:pPr>
@@ -7358,27 +7382,37 @@
                                 <w:lang w:val="es-MX"/>
                               </w:rPr>
                             </w:pPr>
-                            <w:bookmarkStart w:id="40" w:name="_Toc236942482"/>
                             <w:bookmarkStart w:id="41" w:name="_Toc236942819"/>
+                            <w:bookmarkStart w:id="42" w:name="_Toc236942482"/>
                             <w:r>
                               <w:t xml:space="preserve">Ilustración  </w:t>
                             </w:r>
-                            <w:fldSimple w:instr=" SEQ Ilustración_ \* ARABIC ">
-                              <w:r>
-                                <w:rPr>
-                                  <w:noProof/>
-                                </w:rPr>
-                                <w:t>2</w:t>
-                              </w:r>
-                            </w:fldSimple>
+                            <w:r>
+                              <w:fldChar w:fldCharType="begin"/>
+                            </w:r>
+                            <w:r>
+                              <w:instrText xml:space="preserve"> SEQ Ilustración_ \* ARABIC </w:instrText>
+                            </w:r>
+                            <w:r>
+                              <w:fldChar w:fldCharType="separate"/>
+                            </w:r>
+                            <w:r>
+                              <w:rPr>
+                                <w:noProof/>
+                              </w:rPr>
+                              <w:t>2</w:t>
+                            </w:r>
+                            <w:r>
+                              <w:rPr>
+                                <w:noProof/>
+                              </w:rPr>
+                              <w:fldChar w:fldCharType="end"/>
+                            </w:r>
                             <w:r>
                               <w:t>.2</w:t>
                             </w:r>
                             <w:r>
-                              <w:t xml:space="preserve"> </w:t>
-                            </w:r>
-                            <w:r>
-                              <w:t>Diagrama de contexto del sistema</w:t>
+                              <w:t xml:space="preserve"> Diagrama de contexto del sistema</w:t>
                             </w:r>
                             <w:bookmarkEnd w:id="41"/>
                           </w:p>
@@ -7392,51 +7426,66 @@
                                 <w:lang w:val="es-MX"/>
                               </w:rPr>
                             </w:pPr>
-                            <w:bookmarkStart w:id="42" w:name="_Toc236942820"/>
+                            <w:bookmarkStart w:id="43" w:name="_Toc236942820"/>
                             <w:r>
                               <w:t xml:space="preserve">Ilustración  </w:t>
                             </w:r>
-                            <w:fldSimple w:instr=" SEQ Ilustración_ \* ARABIC ">
-                              <w:r>
-                                <w:rPr>
-                                  <w:noProof/>
-                                </w:rPr>
-                                <w:t>3</w:t>
-                              </w:r>
-                            </w:fldSimple>
+                            <w:r>
+                              <w:fldChar w:fldCharType="begin"/>
+                            </w:r>
+                            <w:r>
+                              <w:instrText xml:space="preserve"> SEQ Ilustración_ \* ARABIC </w:instrText>
+                            </w:r>
+                            <w:r>
+                              <w:fldChar w:fldCharType="separate"/>
+                            </w:r>
+                            <w:r>
+                              <w:rPr>
+                                <w:noProof/>
+                              </w:rPr>
+                              <w:t>3</w:t>
+                            </w:r>
+                            <w:r>
+                              <w:rPr>
+                                <w:noProof/>
+                              </w:rPr>
+                              <w:fldChar w:fldCharType="end"/>
+                            </w:r>
                             <w:r>
                               <w:t xml:space="preserve"> </w:t>
                             </w:r>
                             <w:r>
                               <w:t xml:space="preserve">Diagrama de flujo del </w:t>
                             </w:r>
-                            <w:proofErr w:type="spellStart"/>
                             <w:r>
-                              <w:t>sistema</w:t>
+                              <w:t xml:space="preserve">sistemaIlustración  </w:t>
                             </w:r>
                             <w:r>
-                              <w:t>Ilustración</w:t>
-                            </w:r>
-                            <w:proofErr w:type="spellEnd"/>
-                            <w:r>
-                              <w:t xml:space="preserve">  </w:t>
-                            </w:r>
-                            <w:fldSimple w:instr=" SEQ Ilustración_ \* ARABIC ">
-                              <w:r>
-                                <w:rPr>
-                                  <w:noProof/>
-                                </w:rPr>
-                                <w:t>2</w:t>
-                              </w:r>
-                            </w:fldSimple>
-                            <w:r>
-                              <w:t xml:space="preserve"> </w:t>
+                              <w:fldChar w:fldCharType="begin"/>
                             </w:r>
                             <w:r>
-                              <w:t>Diagrama de contexto del sistema</w:t>
+                              <w:instrText xml:space="preserve"> SEQ Ilustración_ \* ARABIC </w:instrText>
                             </w:r>
-                            <w:bookmarkEnd w:id="40"/>
+                            <w:r>
+                              <w:fldChar w:fldCharType="separate"/>
+                            </w:r>
+                            <w:r>
+                              <w:rPr>
+                                <w:noProof/>
+                              </w:rPr>
+                              <w:t>2</w:t>
+                            </w:r>
+                            <w:r>
+                              <w:rPr>
+                                <w:noProof/>
+                              </w:rPr>
+                              <w:fldChar w:fldCharType="end"/>
+                            </w:r>
+                            <w:r>
+                              <w:t xml:space="preserve"> Diagrama de contexto del sistema</w:t>
+                            </w:r>
                             <w:bookmarkEnd w:id="42"/>
+                            <w:bookmarkEnd w:id="43"/>
                           </w:p>
                         </w:txbxContent>
                       </wps:txbx>
@@ -7457,7 +7506,7 @@
           </mc:Choice>
           <mc:Fallback>
             <w:pict>
-              <v:shape w14:anchorId="1BD46EF5" id="Cuadro de texto 5" o:spid="_x0000_s1027" type="#_x0000_t202" style="position:absolute;left:0;text-align:left;margin-left:-2.35pt;margin-top:63.65pt;width:473.5pt;height:9.85pt;z-index:251668480;visibility:visible;mso-wrap-style:square;mso-height-percent:0;mso-wrap-distance-left:9pt;mso-wrap-distance-top:0;mso-wrap-distance-right:9pt;mso-wrap-distance-bottom:0;mso-position-horizontal:absolute;mso-position-horizontal-relative:text;mso-position-vertical:absolute;mso-position-vertical-relative:text;mso-height-percent:0;mso-height-relative:margin;v-text-anchor:top" o:gfxdata="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" stroked="f">
+              <v:shape w14:anchorId="1BD46EF5" id="Cuadro de texto 5" o:spid="_x0000_s1027" type="#_x0000_t202" style="position:absolute;left:0;text-align:left;margin-left:-2.35pt;margin-top:63.65pt;width:473.5pt;height:9.85pt;z-index:251668480;visibility:visible;mso-wrap-style:square;mso-height-percent:0;mso-wrap-distance-left:9pt;mso-wrap-distance-top:0;mso-wrap-distance-right:9pt;mso-wrap-distance-bottom:0;mso-position-horizontal:absolute;mso-position-horizontal-relative:text;mso-position-vertical:absolute;mso-position-vertical-relative:text;mso-height-percent:0;mso-height-relative:margin;v-text-anchor:top" o:gfxdata="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" stroked="f">
                 <v:textbox inset="0,0,0,0">
                   <w:txbxContent>
                     <w:p>
@@ -7469,27 +7518,37 @@
                           <w:lang w:val="es-MX"/>
                         </w:rPr>
                       </w:pPr>
-                      <w:bookmarkStart w:id="43" w:name="_Toc236942482"/>
                       <w:bookmarkStart w:id="44" w:name="_Toc236942819"/>
+                      <w:bookmarkStart w:id="45" w:name="_Toc236942482"/>
                       <w:r>
                         <w:t xml:space="preserve">Ilustración  </w:t>
                       </w:r>
-                      <w:fldSimple w:instr=" SEQ Ilustración_ \* ARABIC ">
-                        <w:r>
-                          <w:rPr>
-                            <w:noProof/>
-                          </w:rPr>
-                          <w:t>2</w:t>
-                        </w:r>
-                      </w:fldSimple>
+                      <w:r>
+                        <w:fldChar w:fldCharType="begin"/>
+                      </w:r>
+                      <w:r>
+                        <w:instrText xml:space="preserve"> SEQ Ilustración_ \* ARABIC </w:instrText>
+                      </w:r>
+                      <w:r>
+                        <w:fldChar w:fldCharType="separate"/>
+                      </w:r>
+                      <w:r>
+                        <w:rPr>
+                          <w:noProof/>
+                        </w:rPr>
+                        <w:t>2</w:t>
+                      </w:r>
+                      <w:r>
+                        <w:rPr>
+                          <w:noProof/>
+                        </w:rPr>
+                        <w:fldChar w:fldCharType="end"/>
+                      </w:r>
                       <w:r>
                         <w:t>.2</w:t>
                       </w:r>
                       <w:r>
-                        <w:t xml:space="preserve"> </w:t>
-                      </w:r>
-                      <w:r>
-                        <w:t>Diagrama de contexto del sistema</w:t>
+                        <w:t xml:space="preserve"> Diagrama de contexto del sistema</w:t>
                       </w:r>
                       <w:bookmarkEnd w:id="44"/>
                     </w:p>
@@ -7503,51 +7562,66 @@
                           <w:lang w:val="es-MX"/>
                         </w:rPr>
                       </w:pPr>
-                      <w:bookmarkStart w:id="45" w:name="_Toc236942820"/>
+                      <w:bookmarkStart w:id="46" w:name="_Toc236942820"/>
                       <w:r>
                         <w:t xml:space="preserve">Ilustración  </w:t>
                       </w:r>
-                      <w:fldSimple w:instr=" SEQ Ilustración_ \* ARABIC ">
-                        <w:r>
-                          <w:rPr>
-                            <w:noProof/>
-                          </w:rPr>
-                          <w:t>3</w:t>
-                        </w:r>
-                      </w:fldSimple>
+                      <w:r>
+                        <w:fldChar w:fldCharType="begin"/>
+                      </w:r>
+                      <w:r>
+                        <w:instrText xml:space="preserve"> SEQ Ilustración_ \* ARABIC </w:instrText>
+                      </w:r>
+                      <w:r>
+                        <w:fldChar w:fldCharType="separate"/>
+                      </w:r>
+                      <w:r>
+                        <w:rPr>
+                          <w:noProof/>
+                        </w:rPr>
+                        <w:t>3</w:t>
+                      </w:r>
+                      <w:r>
+                        <w:rPr>
+                          <w:noProof/>
+                        </w:rPr>
+                        <w:fldChar w:fldCharType="end"/>
+                      </w:r>
                       <w:r>
                         <w:t xml:space="preserve"> </w:t>
                       </w:r>
                       <w:r>
                         <w:t xml:space="preserve">Diagrama de flujo del </w:t>
                       </w:r>
-                      <w:proofErr w:type="spellStart"/>
                       <w:r>
-                        <w:t>sistema</w:t>
+                        <w:t xml:space="preserve">sistemaIlustración  </w:t>
                       </w:r>
                       <w:r>
-                        <w:t>Ilustración</w:t>
-                      </w:r>
-                      <w:proofErr w:type="spellEnd"/>
-                      <w:r>
-                        <w:t xml:space="preserve">  </w:t>
-                      </w:r>
-                      <w:fldSimple w:instr=" SEQ Ilustración_ \* ARABIC ">
-                        <w:r>
-                          <w:rPr>
-                            <w:noProof/>
-                          </w:rPr>
-                          <w:t>2</w:t>
-                        </w:r>
-                      </w:fldSimple>
-                      <w:r>
-                        <w:t xml:space="preserve"> </w:t>
+                        <w:fldChar w:fldCharType="begin"/>
                       </w:r>
                       <w:r>
-                        <w:t>Diagrama de contexto del sistema</w:t>
+                        <w:instrText xml:space="preserve"> SEQ Ilustración_ \* ARABIC </w:instrText>
                       </w:r>
-                      <w:bookmarkEnd w:id="43"/>
+                      <w:r>
+                        <w:fldChar w:fldCharType="separate"/>
+                      </w:r>
+                      <w:r>
+                        <w:rPr>
+                          <w:noProof/>
+                        </w:rPr>
+                        <w:t>2</w:t>
+                      </w:r>
+                      <w:r>
+                        <w:rPr>
+                          <w:noProof/>
+                        </w:rPr>
+                        <w:fldChar w:fldCharType="end"/>
+                      </w:r>
+                      <w:r>
+                        <w:t xml:space="preserve"> Diagrama de contexto del sistema</w:t>
+                      </w:r>
                       <w:bookmarkEnd w:id="45"/>
+                      <w:bookmarkEnd w:id="46"/>
                     </w:p>
                   </w:txbxContent>
                 </v:textbox>
@@ -7937,22 +8011,35 @@
                                 <w:lang w:val="es-MX"/>
                               </w:rPr>
                             </w:pPr>
-                            <w:bookmarkStart w:id="46" w:name="_Toc236942483"/>
                             <w:bookmarkStart w:id="47" w:name="_Toc236942821"/>
+                            <w:bookmarkStart w:id="48" w:name="_Toc236942483"/>
                             <w:r>
                               <w:t>Ilustración 2</w:t>
                             </w:r>
                             <w:r>
                               <w:t>.</w:t>
                             </w:r>
-                            <w:fldSimple w:instr=" SEQ Ilustración_ \* ARABIC ">
-                              <w:r>
-                                <w:rPr>
-                                  <w:noProof/>
-                                </w:rPr>
-                                <w:t>3</w:t>
-                              </w:r>
-                            </w:fldSimple>
+                            <w:r>
+                              <w:fldChar w:fldCharType="begin"/>
+                            </w:r>
+                            <w:r>
+                              <w:instrText xml:space="preserve"> SEQ Ilustración_ \* ARABIC </w:instrText>
+                            </w:r>
+                            <w:r>
+                              <w:fldChar w:fldCharType="separate"/>
+                            </w:r>
+                            <w:r>
+                              <w:rPr>
+                                <w:noProof/>
+                              </w:rPr>
+                              <w:t>3</w:t>
+                            </w:r>
+                            <w:r>
+                              <w:rPr>
+                                <w:noProof/>
+                              </w:rPr>
+                              <w:fldChar w:fldCharType="end"/>
+                            </w:r>
                             <w:r>
                               <w:t xml:space="preserve"> </w:t>
                             </w:r>
@@ -7971,26 +8058,39 @@
                                 <w:lang w:val="es-MX"/>
                               </w:rPr>
                             </w:pPr>
-                            <w:bookmarkStart w:id="48" w:name="_Toc236942822"/>
+                            <w:bookmarkStart w:id="49" w:name="_Toc236942822"/>
                             <w:r>
                               <w:t xml:space="preserve">Ilustración  </w:t>
                             </w:r>
-                            <w:fldSimple w:instr=" SEQ Ilustración_ \* ARABIC ">
-                              <w:r>
-                                <w:rPr>
-                                  <w:noProof/>
-                                </w:rPr>
-                                <w:t>3</w:t>
-                              </w:r>
-                            </w:fldSimple>
+                            <w:r>
+                              <w:fldChar w:fldCharType="begin"/>
+                            </w:r>
+                            <w:r>
+                              <w:instrText xml:space="preserve"> SEQ Ilustración_ \* ARABIC </w:instrText>
+                            </w:r>
+                            <w:r>
+                              <w:fldChar w:fldCharType="separate"/>
+                            </w:r>
+                            <w:r>
+                              <w:rPr>
+                                <w:noProof/>
+                              </w:rPr>
+                              <w:t>3</w:t>
+                            </w:r>
+                            <w:r>
+                              <w:rPr>
+                                <w:noProof/>
+                              </w:rPr>
+                              <w:fldChar w:fldCharType="end"/>
+                            </w:r>
                             <w:r>
                               <w:t xml:space="preserve"> </w:t>
                             </w:r>
                             <w:r>
                               <w:t>Diagrama de flujo del sistema</w:t>
                             </w:r>
-                            <w:bookmarkEnd w:id="46"/>
                             <w:bookmarkEnd w:id="48"/>
+                            <w:bookmarkEnd w:id="49"/>
                           </w:p>
                         </w:txbxContent>
                       </wps:txbx>
@@ -8011,7 +8111,7 @@
           </mc:Choice>
           <mc:Fallback>
             <w:pict>
-              <v:shape w14:anchorId="4AF6B1F9" id="Cuadro de texto 6" o:spid="_x0000_s1028" type="#_x0000_t202" style="position:absolute;left:0;text-align:left;margin-left:24.95pt;margin-top:55.95pt;width:403.2pt;height:21.3pt;z-index:251670528;visibility:visible;mso-wrap-style:square;mso-height-percent:0;mso-wrap-distance-left:9pt;mso-wrap-distance-top:0;mso-wrap-distance-right:9pt;mso-wrap-distance-bottom:0;mso-position-horizontal:absolute;mso-position-horizontal-relative:text;mso-position-vertical:absolute;mso-position-vertical-relative:text;mso-height-percent:0;mso-height-relative:margin;v-text-anchor:top" o:gfxdata="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" stroked="f">
+              <v:shape w14:anchorId="4AF6B1F9" id="Cuadro de texto 6" o:spid="_x0000_s1028" type="#_x0000_t202" style="position:absolute;left:0;text-align:left;margin-left:24.95pt;margin-top:55.95pt;width:403.2pt;height:21.3pt;z-index:251670528;visibility:visible;mso-wrap-style:square;mso-height-percent:0;mso-wrap-distance-left:9pt;mso-wrap-distance-top:0;mso-wrap-distance-right:9pt;mso-wrap-distance-bottom:0;mso-position-horizontal:absolute;mso-position-horizontal-relative:text;mso-position-vertical:absolute;mso-position-vertical-relative:text;mso-height-percent:0;mso-height-relative:margin;v-text-anchor:top" o:gfxdata="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" stroked="f">
                 <v:textbox inset="0,0,0,0">
                   <w:txbxContent>
                     <w:p>
@@ -8023,22 +8123,35 @@
                           <w:lang w:val="es-MX"/>
                         </w:rPr>
                       </w:pPr>
-                      <w:bookmarkStart w:id="49" w:name="_Toc236942483"/>
                       <w:bookmarkStart w:id="50" w:name="_Toc236942821"/>
+                      <w:bookmarkStart w:id="51" w:name="_Toc236942483"/>
                       <w:r>
                         <w:t>Ilustración 2</w:t>
                       </w:r>
                       <w:r>
                         <w:t>.</w:t>
                       </w:r>
-                      <w:fldSimple w:instr=" SEQ Ilustración_ \* ARABIC ">
-                        <w:r>
-                          <w:rPr>
-                            <w:noProof/>
-                          </w:rPr>
-                          <w:t>3</w:t>
-                        </w:r>
-                      </w:fldSimple>
+                      <w:r>
+                        <w:fldChar w:fldCharType="begin"/>
+                      </w:r>
+                      <w:r>
+                        <w:instrText xml:space="preserve"> SEQ Ilustración_ \* ARABIC </w:instrText>
+                      </w:r>
+                      <w:r>
+                        <w:fldChar w:fldCharType="separate"/>
+                      </w:r>
+                      <w:r>
+                        <w:rPr>
+                          <w:noProof/>
+                        </w:rPr>
+                        <w:t>3</w:t>
+                      </w:r>
+                      <w:r>
+                        <w:rPr>
+                          <w:noProof/>
+                        </w:rPr>
+                        <w:fldChar w:fldCharType="end"/>
+                      </w:r>
                       <w:r>
                         <w:t xml:space="preserve"> </w:t>
                       </w:r>
@@ -8057,26 +8170,39 @@
                           <w:lang w:val="es-MX"/>
                         </w:rPr>
                       </w:pPr>
-                      <w:bookmarkStart w:id="51" w:name="_Toc236942822"/>
+                      <w:bookmarkStart w:id="52" w:name="_Toc236942822"/>
                       <w:r>
                         <w:t xml:space="preserve">Ilustración  </w:t>
                       </w:r>
-                      <w:fldSimple w:instr=" SEQ Ilustración_ \* ARABIC ">
-                        <w:r>
-                          <w:rPr>
-                            <w:noProof/>
-                          </w:rPr>
-                          <w:t>3</w:t>
-                        </w:r>
-                      </w:fldSimple>
+                      <w:r>
+                        <w:fldChar w:fldCharType="begin"/>
+                      </w:r>
+                      <w:r>
+                        <w:instrText xml:space="preserve"> SEQ Ilustración_ \* ARABIC </w:instrText>
+                      </w:r>
+                      <w:r>
+                        <w:fldChar w:fldCharType="separate"/>
+                      </w:r>
+                      <w:r>
+                        <w:rPr>
+                          <w:noProof/>
+                        </w:rPr>
+                        <w:t>3</w:t>
+                      </w:r>
+                      <w:r>
+                        <w:rPr>
+                          <w:noProof/>
+                        </w:rPr>
+                        <w:fldChar w:fldCharType="end"/>
+                      </w:r>
                       <w:r>
                         <w:t xml:space="preserve"> </w:t>
                       </w:r>
                       <w:r>
                         <w:t>Diagrama de flujo del sistema</w:t>
                       </w:r>
-                      <w:bookmarkEnd w:id="49"/>
                       <w:bookmarkEnd w:id="51"/>
+                      <w:bookmarkEnd w:id="52"/>
                     </w:p>
                   </w:txbxContent>
                 </v:textbox>
@@ -9245,14 +9371,14 @@
         </w:tabs>
         <w:ind w:left="357" w:hanging="357"/>
       </w:pPr>
-      <w:bookmarkStart w:id="52" w:name="_Toc236848976"/>
+      <w:bookmarkStart w:id="53" w:name="_Toc236848976"/>
       <w:r>
         <w:t xml:space="preserve">  </w:t>
       </w:r>
       <w:r>
         <w:t>Método</w:t>
       </w:r>
-      <w:bookmarkEnd w:id="52"/>
+      <w:bookmarkEnd w:id="53"/>
     </w:p>
     <w:p>
       <w:pPr>
@@ -9554,33 +9680,38 @@
                                 <w:noProof/>
                               </w:rPr>
                             </w:pPr>
-                            <w:bookmarkStart w:id="53" w:name="_Toc236943127"/>
-                            <w:proofErr w:type="spellStart"/>
+                            <w:bookmarkStart w:id="54" w:name="_Toc236943127"/>
                             <w:r>
-                              <w:t>Imágen</w:t>
-                            </w:r>
-                            <w:proofErr w:type="spellEnd"/>
-                            <w:r>
-                              <w:t xml:space="preserve"> </w:t>
+                              <w:t xml:space="preserve">Imágen </w:t>
                             </w:r>
                             <w:r>
                               <w:t>2.</w:t>
                             </w:r>
-                            <w:fldSimple w:instr=" SEQ Imágen \* ARABIC ">
-                              <w:r>
-                                <w:rPr>
-                                  <w:noProof/>
-                                </w:rPr>
-                                <w:t>1</w:t>
-                              </w:r>
-                            </w:fldSimple>
                             <w:r>
-                              <w:t xml:space="preserve"> </w:t>
+                              <w:fldChar w:fldCharType="begin"/>
                             </w:r>
                             <w:r>
-                              <w:t>Metodología Scrum</w:t>
+                              <w:instrText xml:space="preserve"> SEQ Imágen \* ARABIC </w:instrText>
                             </w:r>
-                            <w:bookmarkEnd w:id="53"/>
+                            <w:r>
+                              <w:fldChar w:fldCharType="separate"/>
+                            </w:r>
+                            <w:r>
+                              <w:rPr>
+                                <w:noProof/>
+                              </w:rPr>
+                              <w:t>1</w:t>
+                            </w:r>
+                            <w:r>
+                              <w:rPr>
+                                <w:noProof/>
+                              </w:rPr>
+                              <w:fldChar w:fldCharType="end"/>
+                            </w:r>
+                            <w:r>
+                              <w:t xml:space="preserve"> Metodología Scrum</w:t>
+                            </w:r>
+                            <w:bookmarkEnd w:id="54"/>
                           </w:p>
                           <w:p/>
                           <w:p>
@@ -9591,30 +9722,35 @@
                                 <w:noProof/>
                               </w:rPr>
                             </w:pPr>
-                            <w:bookmarkStart w:id="54" w:name="_Toc236943128"/>
-                            <w:proofErr w:type="spellStart"/>
+                            <w:bookmarkStart w:id="55" w:name="_Toc236943128"/>
                             <w:r>
-                              <w:t>Imágen</w:t>
-                            </w:r>
-                            <w:proofErr w:type="spellEnd"/>
-                            <w:r>
-                              <w:t xml:space="preserve"> </w:t>
-                            </w:r>
-                            <w:fldSimple w:instr=" SEQ Imágen \* ARABIC ">
-                              <w:r>
-                                <w:rPr>
-                                  <w:noProof/>
-                                </w:rPr>
-                                <w:t>1</w:t>
-                              </w:r>
-                            </w:fldSimple>
-                            <w:r>
-                              <w:t xml:space="preserve"> </w:t>
+                              <w:t xml:space="preserve">Imágen </w:t>
                             </w:r>
                             <w:r>
-                              <w:t>Metodología Scrum</w:t>
+                              <w:fldChar w:fldCharType="begin"/>
                             </w:r>
-                            <w:bookmarkEnd w:id="54"/>
+                            <w:r>
+                              <w:instrText xml:space="preserve"> SEQ Imágen \* ARABIC </w:instrText>
+                            </w:r>
+                            <w:r>
+                              <w:fldChar w:fldCharType="separate"/>
+                            </w:r>
+                            <w:r>
+                              <w:rPr>
+                                <w:noProof/>
+                              </w:rPr>
+                              <w:t>1</w:t>
+                            </w:r>
+                            <w:r>
+                              <w:rPr>
+                                <w:noProof/>
+                              </w:rPr>
+                              <w:fldChar w:fldCharType="end"/>
+                            </w:r>
+                            <w:r>
+                              <w:t xml:space="preserve"> Metodología Scrum</w:t>
+                            </w:r>
+                            <w:bookmarkEnd w:id="55"/>
                           </w:p>
                         </w:txbxContent>
                       </wps:txbx>
@@ -9638,7 +9774,7 @@
           </mc:Choice>
           <mc:Fallback>
             <w:pict>
-              <v:shape w14:anchorId="409FBDCE" id="Cuadro de texto 10" o:spid="_x0000_s1029" type="#_x0000_t202" style="position:absolute;margin-left:55.5pt;margin-top:.25pt;width:330pt;height:24pt;z-index:251672576;visibility:visible;mso-wrap-style:square;mso-width-percent:0;mso-height-percent:0;mso-wrap-distance-left:9pt;mso-wrap-distance-top:0;mso-wrap-distance-right:9pt;mso-wrap-distance-bottom:0;mso-position-horizontal:absolute;mso-position-horizontal-relative:text;mso-position-vertical:absolute;mso-position-vertical-relative:text;mso-width-percent:0;mso-height-percent:0;mso-width-relative:margin;mso-height-relative:margin;v-text-anchor:top" o:gfxdata="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" stroked="f">
+              <v:shape w14:anchorId="409FBDCE" id="Cuadro de texto 10" o:spid="_x0000_s1029" type="#_x0000_t202" style="position:absolute;margin-left:55.5pt;margin-top:.25pt;width:330pt;height:24pt;z-index:251672576;visibility:visible;mso-wrap-style:square;mso-width-percent:0;mso-height-percent:0;mso-wrap-distance-left:9pt;mso-wrap-distance-top:0;mso-wrap-distance-right:9pt;mso-wrap-distance-bottom:0;mso-position-horizontal:absolute;mso-position-horizontal-relative:text;mso-position-vertical:absolute;mso-position-vertical-relative:text;mso-width-percent:0;mso-height-percent:0;mso-width-relative:margin;mso-height-relative:margin;v-text-anchor:top" o:gfxdata="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" stroked="f">
                 <v:textbox inset="0,0,0,0">
                   <w:txbxContent>
                     <w:p>
@@ -9649,33 +9785,38 @@
                           <w:noProof/>
                         </w:rPr>
                       </w:pPr>
-                      <w:bookmarkStart w:id="55" w:name="_Toc236943127"/>
-                      <w:proofErr w:type="spellStart"/>
+                      <w:bookmarkStart w:id="56" w:name="_Toc236943127"/>
                       <w:r>
-                        <w:t>Imágen</w:t>
-                      </w:r>
-                      <w:proofErr w:type="spellEnd"/>
-                      <w:r>
-                        <w:t xml:space="preserve"> </w:t>
+                        <w:t xml:space="preserve">Imágen </w:t>
                       </w:r>
                       <w:r>
                         <w:t>2.</w:t>
                       </w:r>
-                      <w:fldSimple w:instr=" SEQ Imágen \* ARABIC ">
-                        <w:r>
-                          <w:rPr>
-                            <w:noProof/>
-                          </w:rPr>
-                          <w:t>1</w:t>
-                        </w:r>
-                      </w:fldSimple>
                       <w:r>
-                        <w:t xml:space="preserve"> </w:t>
+                        <w:fldChar w:fldCharType="begin"/>
                       </w:r>
                       <w:r>
-                        <w:t>Metodología Scrum</w:t>
+                        <w:instrText xml:space="preserve"> SEQ Imágen \* ARABIC </w:instrText>
                       </w:r>
-                      <w:bookmarkEnd w:id="55"/>
+                      <w:r>
+                        <w:fldChar w:fldCharType="separate"/>
+                      </w:r>
+                      <w:r>
+                        <w:rPr>
+                          <w:noProof/>
+                        </w:rPr>
+                        <w:t>1</w:t>
+                      </w:r>
+                      <w:r>
+                        <w:rPr>
+                          <w:noProof/>
+                        </w:rPr>
+                        <w:fldChar w:fldCharType="end"/>
+                      </w:r>
+                      <w:r>
+                        <w:t xml:space="preserve"> Metodología Scrum</w:t>
+                      </w:r>
+                      <w:bookmarkEnd w:id="56"/>
                     </w:p>
                     <w:p/>
                     <w:p>
@@ -9686,30 +9827,35 @@
                           <w:noProof/>
                         </w:rPr>
                       </w:pPr>
-                      <w:bookmarkStart w:id="56" w:name="_Toc236943128"/>
-                      <w:proofErr w:type="spellStart"/>
+                      <w:bookmarkStart w:id="57" w:name="_Toc236943128"/>
                       <w:r>
-                        <w:t>Imágen</w:t>
-                      </w:r>
-                      <w:proofErr w:type="spellEnd"/>
-                      <w:r>
-                        <w:t xml:space="preserve"> </w:t>
-                      </w:r>
-                      <w:fldSimple w:instr=" SEQ Imágen \* ARABIC ">
-                        <w:r>
-                          <w:rPr>
-                            <w:noProof/>
-                          </w:rPr>
-                          <w:t>1</w:t>
-                        </w:r>
-                      </w:fldSimple>
-                      <w:r>
-                        <w:t xml:space="preserve"> </w:t>
+                        <w:t xml:space="preserve">Imágen </w:t>
                       </w:r>
                       <w:r>
-                        <w:t>Metodología Scrum</w:t>
+                        <w:fldChar w:fldCharType="begin"/>
                       </w:r>
-                      <w:bookmarkEnd w:id="56"/>
+                      <w:r>
+                        <w:instrText xml:space="preserve"> SEQ Imágen \* ARABIC </w:instrText>
+                      </w:r>
+                      <w:r>
+                        <w:fldChar w:fldCharType="separate"/>
+                      </w:r>
+                      <w:r>
+                        <w:rPr>
+                          <w:noProof/>
+                        </w:rPr>
+                        <w:t>1</w:t>
+                      </w:r>
+                      <w:r>
+                        <w:rPr>
+                          <w:noProof/>
+                        </w:rPr>
+                        <w:fldChar w:fldCharType="end"/>
+                      </w:r>
+                      <w:r>
+                        <w:t xml:space="preserve"> Metodología Scrum</w:t>
+                      </w:r>
+                      <w:bookmarkEnd w:id="57"/>
                     </w:p>
                   </w:txbxContent>
                 </v:textbox>
@@ -9814,7 +9960,7 @@
         </w:numPr>
         <w:spacing w:before="240" w:after="0" w:line="276" w:lineRule="auto"/>
       </w:pPr>
-      <w:bookmarkStart w:id="57" w:name="_Toc236848977"/>
+      <w:bookmarkStart w:id="58" w:name="_Toc236848977"/>
       <w:r>
         <w:t xml:space="preserve">Sprint 1: levantamiento de requerimientos y definición del </w:t>
       </w:r>
@@ -9826,7 +9972,7 @@
       <w:r>
         <w:t xml:space="preserve"> Backlog</w:t>
       </w:r>
-      <w:bookmarkEnd w:id="57"/>
+      <w:bookmarkEnd w:id="58"/>
     </w:p>
     <w:p>
       <w:pPr>
@@ -9935,12 +10081,12 @@
         </w:numPr>
         <w:spacing w:before="240" w:after="0" w:line="276" w:lineRule="auto"/>
       </w:pPr>
-      <w:bookmarkStart w:id="58" w:name="_Toc236848978"/>
+      <w:bookmarkStart w:id="59" w:name="_Toc236848978"/>
       <w:r>
         <w:lastRenderedPageBreak/>
         <w:t>Sprint 2: diseño funcional y diseño de la estructura del sistema</w:t>
       </w:r>
-      <w:bookmarkEnd w:id="58"/>
+      <w:bookmarkEnd w:id="59"/>
     </w:p>
     <w:p>
       <w:pPr>
@@ -10022,11 +10168,11 @@
         </w:numPr>
         <w:spacing w:before="240" w:after="0" w:line="276" w:lineRule="auto"/>
       </w:pPr>
-      <w:bookmarkStart w:id="59" w:name="_Toc236848979"/>
+      <w:bookmarkStart w:id="60" w:name="_Toc236848979"/>
       <w:r>
         <w:t>Sprint 3: desarrollo del sistema</w:t>
       </w:r>
-      <w:bookmarkEnd w:id="59"/>
+      <w:bookmarkEnd w:id="60"/>
     </w:p>
     <w:p>
       <w:pPr>
@@ -10176,11 +10322,11 @@
         </w:numPr>
         <w:spacing w:before="240" w:after="0" w:line="276" w:lineRule="auto"/>
       </w:pPr>
-      <w:bookmarkStart w:id="60" w:name="_Toc236848980"/>
+      <w:bookmarkStart w:id="61" w:name="_Toc236848980"/>
       <w:r>
         <w:t>Sprint 4: elaboración de manuales, pruebas, validación y ajustes finales</w:t>
       </w:r>
-      <w:bookmarkEnd w:id="60"/>
+      <w:bookmarkEnd w:id="61"/>
     </w:p>
     <w:p>
       <w:pPr>
@@ -10287,14 +10433,14 @@
         </w:numPr>
         <w:spacing w:before="240"/>
       </w:pPr>
-      <w:bookmarkStart w:id="61" w:name="_Toc236848981"/>
+      <w:bookmarkStart w:id="62" w:name="_Toc236848981"/>
       <w:r>
         <w:t xml:space="preserve"> </w:t>
       </w:r>
       <w:r>
         <w:t>Análisis de viabilidad</w:t>
       </w:r>
-      <w:bookmarkEnd w:id="61"/>
+      <w:bookmarkEnd w:id="62"/>
     </w:p>
     <w:p>
       <w:pPr>
@@ -10341,11 +10487,11 @@
         </w:numPr>
         <w:spacing w:before="240" w:after="0" w:line="276" w:lineRule="auto"/>
       </w:pPr>
-      <w:bookmarkStart w:id="62" w:name="_Toc236848982"/>
+      <w:bookmarkStart w:id="63" w:name="_Toc236848982"/>
       <w:r>
         <w:t>Factibilidad técnica</w:t>
       </w:r>
-      <w:bookmarkEnd w:id="62"/>
+      <w:bookmarkEnd w:id="63"/>
     </w:p>
     <w:p>
       <w:pPr>
@@ -10537,11 +10683,11 @@
         </w:numPr>
         <w:spacing w:after="0" w:line="276" w:lineRule="auto"/>
       </w:pPr>
-      <w:bookmarkStart w:id="63" w:name="_Toc236848983"/>
+      <w:bookmarkStart w:id="64" w:name="_Toc236848983"/>
       <w:r>
         <w:t>Factibilidad operativa</w:t>
       </w:r>
-      <w:bookmarkEnd w:id="63"/>
+      <w:bookmarkEnd w:id="64"/>
     </w:p>
     <w:p>
       <w:pPr>
@@ -10681,11 +10827,11 @@
         </w:numPr>
         <w:spacing w:after="0" w:line="276" w:lineRule="auto"/>
       </w:pPr>
-      <w:bookmarkStart w:id="64" w:name="_Toc236848984"/>
+      <w:bookmarkStart w:id="65" w:name="_Toc236848984"/>
       <w:r>
         <w:t>Factibilidad económica</w:t>
       </w:r>
-      <w:bookmarkEnd w:id="64"/>
+      <w:bookmarkEnd w:id="65"/>
     </w:p>
     <w:p>
       <w:pPr>
@@ -10816,12 +10962,12 @@
         </w:numPr>
         <w:spacing w:after="0" w:line="276" w:lineRule="auto"/>
       </w:pPr>
-      <w:bookmarkStart w:id="65" w:name="_Toc236848985"/>
+      <w:bookmarkStart w:id="66" w:name="_Toc236848985"/>
       <w:r>
         <w:lastRenderedPageBreak/>
         <w:t>Factibilidad legal</w:t>
       </w:r>
-      <w:bookmarkEnd w:id="65"/>
+      <w:bookmarkEnd w:id="66"/>
     </w:p>
     <w:p>
       <w:pPr>
@@ -11025,12 +11171,12 @@
           <w:numId w:val="18"/>
         </w:numPr>
       </w:pPr>
-      <w:bookmarkStart w:id="66" w:name="_Toc236848986"/>
+      <w:bookmarkStart w:id="67" w:name="_Toc236848986"/>
       <w:r>
         <w:lastRenderedPageBreak/>
         <w:t>Estimación de costos</w:t>
       </w:r>
-      <w:bookmarkEnd w:id="66"/>
+      <w:bookmarkEnd w:id="67"/>
     </w:p>
     <w:p>
       <w:pPr>
@@ -11067,28 +11213,38 @@
         <w:spacing w:line="276" w:lineRule="auto"/>
         <w:jc w:val="center"/>
       </w:pPr>
-      <w:bookmarkStart w:id="67" w:name="_Toc236943086"/>
+      <w:bookmarkStart w:id="68" w:name="_Toc236943086"/>
       <w:r>
         <w:t xml:space="preserve">Tabla </w:t>
       </w:r>
       <w:r>
         <w:t>2.</w:t>
       </w:r>
-      <w:fldSimple w:instr=" SEQ Tabla \* ARABIC ">
-        <w:r>
-          <w:rPr>
-            <w:noProof/>
-          </w:rPr>
-          <w:t>1</w:t>
-        </w:r>
-      </w:fldSimple>
-      <w:r>
-        <w:t xml:space="preserve"> </w:t>
-      </w:r>
-      <w:r>
-        <w:t>Presupuesto del proyecto</w:t>
-      </w:r>
-      <w:bookmarkEnd w:id="67"/>
+      <w:r>
+        <w:fldChar w:fldCharType="begin"/>
+      </w:r>
+      <w:r>
+        <w:instrText xml:space="preserve"> SEQ Tabla \* ARABIC </w:instrText>
+      </w:r>
+      <w:r>
+        <w:fldChar w:fldCharType="separate"/>
+      </w:r>
+      <w:r>
+        <w:rPr>
+          <w:noProof/>
+        </w:rPr>
+        <w:t>1</w:t>
+      </w:r>
+      <w:r>
+        <w:rPr>
+          <w:noProof/>
+        </w:rPr>
+        <w:fldChar w:fldCharType="end"/>
+      </w:r>
+      <w:r>
+        <w:t xml:space="preserve"> Presupuesto del proyecto</w:t>
+      </w:r>
+      <w:bookmarkEnd w:id="68"/>
     </w:p>
     <w:p>
       <w:pPr>
@@ -11164,11 +11320,11 @@
         <w:lastRenderedPageBreak/>
         <w:t xml:space="preserve"> </w:t>
       </w:r>
-      <w:bookmarkStart w:id="68" w:name="_Toc236848987"/>
+      <w:bookmarkStart w:id="69" w:name="_Toc236848987"/>
       <w:r>
         <w:t>Cronograma de actividades</w:t>
       </w:r>
-      <w:bookmarkEnd w:id="68"/>
+      <w:bookmarkEnd w:id="69"/>
     </w:p>
     <w:p>
       <w:pPr>
@@ -11229,25 +11385,35 @@
                               <w:spacing w:line="276" w:lineRule="auto"/>
                               <w:jc w:val="center"/>
                             </w:pPr>
-                            <w:bookmarkStart w:id="69" w:name="_Toc236942823"/>
+                            <w:bookmarkStart w:id="70" w:name="_Toc236942823"/>
                             <w:r>
                               <w:t>Ilustración 2.</w:t>
                             </w:r>
-                            <w:fldSimple w:instr=" SEQ Ilustración_ \* ARABIC ">
-                              <w:r>
-                                <w:rPr>
-                                  <w:noProof/>
-                                </w:rPr>
-                                <w:t>4</w:t>
-                              </w:r>
-                            </w:fldSimple>
                             <w:r>
-                              <w:t xml:space="preserve"> </w:t>
+                              <w:fldChar w:fldCharType="begin"/>
                             </w:r>
                             <w:r>
-                              <w:t>lustración 2.3. Diagrama de Gantt del proyecto</w:t>
+                              <w:instrText xml:space="preserve"> SEQ Ilustración_ \* ARABIC </w:instrText>
                             </w:r>
-                            <w:bookmarkEnd w:id="69"/>
+                            <w:r>
+                              <w:fldChar w:fldCharType="separate"/>
+                            </w:r>
+                            <w:r>
+                              <w:rPr>
+                                <w:noProof/>
+                              </w:rPr>
+                              <w:t>4</w:t>
+                            </w:r>
+                            <w:r>
+                              <w:rPr>
+                                <w:noProof/>
+                              </w:rPr>
+                              <w:fldChar w:fldCharType="end"/>
+                            </w:r>
+                            <w:r>
+                              <w:t xml:space="preserve"> lustración 2.3. Diagrama de Gantt del proyecto</w:t>
+                            </w:r>
+                            <w:bookmarkEnd w:id="70"/>
                           </w:p>
                           <w:p>
                             <w:pPr>
@@ -11277,7 +11443,7 @@
           </mc:Choice>
           <mc:Fallback>
             <w:pict>
-              <v:shape w14:anchorId="336D76A0" id="Cuadro de texto 12" o:spid="_x0000_s1030" type="#_x0000_t202" style="position:absolute;left:0;text-align:left;margin-left:-22.4pt;margin-top:109.95pt;width:514.85pt;height:18pt;z-index:251674624;visibility:visible;mso-wrap-style:square;mso-height-percent:0;mso-wrap-distance-left:9pt;mso-wrap-distance-top:0;mso-wrap-distance-right:9pt;mso-wrap-distance-bottom:0;mso-position-horizontal:absolute;mso-position-horizontal-relative:text;mso-position-vertical:absolute;mso-position-vertical-relative:text;mso-height-percent:0;mso-height-relative:margin;v-text-anchor:top" o:gfxdata="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" stroked="f">
+              <v:shape w14:anchorId="336D76A0" id="Cuadro de texto 12" o:spid="_x0000_s1030" type="#_x0000_t202" style="position:absolute;left:0;text-align:left;margin-left:-22.4pt;margin-top:109.95pt;width:514.85pt;height:18pt;z-index:251674624;visibility:visible;mso-wrap-style:square;mso-height-percent:0;mso-wrap-distance-left:9pt;mso-wrap-distance-top:0;mso-wrap-distance-right:9pt;mso-wrap-distance-bottom:0;mso-position-horizontal:absolute;mso-position-horizontal-relative:text;mso-position-vertical:absolute;mso-position-vertical-relative:text;mso-height-percent:0;mso-height-relative:margin;v-text-anchor:top" o:gfxdata="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" stroked="f">
                 <v:textbox inset="0,0,0,0">
                   <w:txbxContent>
                     <w:p>
@@ -11287,25 +11453,35 @@
                         <w:spacing w:line="276" w:lineRule="auto"/>
                         <w:jc w:val="center"/>
                       </w:pPr>
-                      <w:bookmarkStart w:id="70" w:name="_Toc236942823"/>
+                      <w:bookmarkStart w:id="71" w:name="_Toc236942823"/>
                       <w:r>
                         <w:t>Ilustración 2.</w:t>
                       </w:r>
-                      <w:fldSimple w:instr=" SEQ Ilustración_ \* ARABIC ">
-                        <w:r>
-                          <w:rPr>
-                            <w:noProof/>
-                          </w:rPr>
-                          <w:t>4</w:t>
-                        </w:r>
-                      </w:fldSimple>
                       <w:r>
-                        <w:t xml:space="preserve"> </w:t>
+                        <w:fldChar w:fldCharType="begin"/>
                       </w:r>
                       <w:r>
-                        <w:t>lustración 2.3. Diagrama de Gantt del proyecto</w:t>
+                        <w:instrText xml:space="preserve"> SEQ Ilustración_ \* ARABIC </w:instrText>
                       </w:r>
-                      <w:bookmarkEnd w:id="70"/>
+                      <w:r>
+                        <w:fldChar w:fldCharType="separate"/>
+                      </w:r>
+                      <w:r>
+                        <w:rPr>
+                          <w:noProof/>
+                        </w:rPr>
+                        <w:t>4</w:t>
+                      </w:r>
+                      <w:r>
+                        <w:rPr>
+                          <w:noProof/>
+                        </w:rPr>
+                        <w:fldChar w:fldCharType="end"/>
+                      </w:r>
+                      <w:r>
+                        <w:t xml:space="preserve"> lustración 2.3. Diagrama de Gantt del proyecto</w:t>
+                      </w:r>
+                      <w:bookmarkEnd w:id="71"/>
                     </w:p>
                     <w:p>
                       <w:pPr>
@@ -11735,7 +11911,7 @@
           <w:rFonts w:ascii="Arial" w:hAnsi="Arial" w:cs="Arial"/>
           <w:sz w:val="24"/>
           <w:szCs w:val="24"/>
-          <w:lang w:val="es-419" w:eastAsia="es-GT"/>
+          <w:lang w:val="en-US" w:eastAsia="es-GT"/>
         </w:rPr>
       </w:pPr>
       <w:proofErr w:type="spellStart"/>
@@ -11744,7 +11920,7 @@
           <w:rFonts w:ascii="Arial" w:hAnsi="Arial" w:cs="Arial"/>
           <w:sz w:val="24"/>
           <w:szCs w:val="24"/>
-          <w:lang w:val="es-419" w:eastAsia="es-GT"/>
+          <w:lang w:val="en-US" w:eastAsia="es-GT"/>
         </w:rPr>
         <w:t>mSupply</w:t>
       </w:r>
@@ -11754,9 +11930,9 @@
           <w:rFonts w:ascii="Arial" w:hAnsi="Arial" w:cs="Arial"/>
           <w:sz w:val="24"/>
           <w:szCs w:val="24"/>
-          <w:lang w:val="es-419" w:eastAsia="es-GT"/>
-        </w:rPr>
-        <w:t xml:space="preserve"> </w:t>
+          <w:lang w:val="en-US" w:eastAsia="es-GT"/>
+        </w:rPr>
+        <w:t xml:space="preserve"> Foundation. (</w:t>
       </w:r>
       <w:proofErr w:type="spellStart"/>
       <w:r>
@@ -11764,9 +11940,9 @@
           <w:rFonts w:ascii="Arial" w:hAnsi="Arial" w:cs="Arial"/>
           <w:sz w:val="24"/>
           <w:szCs w:val="24"/>
-          <w:lang w:val="es-419" w:eastAsia="es-GT"/>
-        </w:rPr>
-        <w:t>Foundation</w:t>
+          <w:lang w:val="en-US" w:eastAsia="es-GT"/>
+        </w:rPr>
+        <w:t>s.f.</w:t>
       </w:r>
       <w:proofErr w:type="spellEnd"/>
       <w:r>
@@ -11774,9 +11950,9 @@
           <w:rFonts w:ascii="Arial" w:hAnsi="Arial" w:cs="Arial"/>
           <w:sz w:val="24"/>
           <w:szCs w:val="24"/>
-          <w:lang w:val="es-419" w:eastAsia="es-GT"/>
-        </w:rPr>
-        <w:t xml:space="preserve">. (s.f.). Open </w:t>
+          <w:lang w:val="en-US" w:eastAsia="es-GT"/>
+        </w:rPr>
+        <w:t xml:space="preserve">). Open </w:t>
       </w:r>
       <w:proofErr w:type="spellStart"/>
       <w:r>
@@ -11784,7 +11960,7 @@
           <w:rFonts w:ascii="Arial" w:hAnsi="Arial" w:cs="Arial"/>
           <w:sz w:val="24"/>
           <w:szCs w:val="24"/>
-          <w:lang w:val="es-419" w:eastAsia="es-GT"/>
+          <w:lang w:val="en-US" w:eastAsia="es-GT"/>
         </w:rPr>
         <w:t>mSupply</w:t>
       </w:r>
@@ -11794,9 +11970,29 @@
           <w:rFonts w:ascii="Arial" w:hAnsi="Arial" w:cs="Arial"/>
           <w:sz w:val="24"/>
           <w:szCs w:val="24"/>
-          <w:lang w:val="es-419" w:eastAsia="es-GT"/>
-        </w:rPr>
-        <w:t xml:space="preserve"> — Documentación. https://docs.msupply.foundation/es/</w:t>
+          <w:lang w:val="en-US" w:eastAsia="es-GT"/>
+        </w:rPr>
+        <w:t xml:space="preserve"> — </w:t>
+      </w:r>
+      <w:proofErr w:type="spellStart"/>
+      <w:r>
+        <w:rPr>
+          <w:rFonts w:ascii="Arial" w:hAnsi="Arial" w:cs="Arial"/>
+          <w:sz w:val="24"/>
+          <w:szCs w:val="24"/>
+          <w:lang w:val="en-US" w:eastAsia="es-GT"/>
+        </w:rPr>
+        <w:t>Documentación</w:t>
+      </w:r>
+      <w:proofErr w:type="spellEnd"/>
+      <w:r>
+        <w:rPr>
+          <w:rFonts w:ascii="Arial" w:hAnsi="Arial" w:cs="Arial"/>
+          <w:sz w:val="24"/>
+          <w:szCs w:val="24"/>
+          <w:lang w:val="en-US" w:eastAsia="es-GT"/>
+        </w:rPr>
+        <w:t>. https://docs.msupply.foundation/es/</w:t>
       </w:r>
     </w:p>
     <w:p>
@@ -11865,7 +12061,7 @@
 </file>
 
 <file path=word/endnotes.xml><?xml version="1.0" encoding="utf-8"?>
-<w:endnotes xmlns:wpc="http://schemas.microsoft.com/office/word/2010/wordprocessingCanvas" xmlns:cx="http://schemas.microsoft.com/office/drawing/2014/chartex" xmlns:cx1="http://schemas.microsoft.com/office/drawing/2015/9/8/chartex" xmlns:cx2="http://schemas.microsoft.com/office/drawing/2015/10/21/chartex" xmlns:cx3="http://schemas.microsoft.com/office/drawing/2016/5/9/chartex" xmlns:cx4="http://schemas.microsoft.com/office/drawing/2016/5/10/chartex" xmlns:cx5="http://schemas.microsoft.com/office/drawing/2016/5/11/chartex" xmlns:cx6="http://schemas.microsoft.com/office/drawing/2016/5/12/chartex" xmlns:cx7="http://schemas.microsoft.com/office/drawing/2016/5/13/chartex" xmlns:cx8="http://schemas.microsoft.com/office/drawing/2016/5/14/chartex" xmlns:mc="http://schemas.openxmlformats.org/markup-compatibility/2006" xmlns:aink="http://schemas.microsoft.com/office/drawing/2016/ink" xmlns:am3d="http://schemas.microsoft.com/office/drawing/2017/model3d" xmlns:o="urn:schemas-microsoft-com:office:office" xmlns:r="http://schemas.openxmlformats.org/officeDocument/2006/relationships" xmlns:m="http://schemas.openxmlformats.org/officeDocument/2006/math" xmlns:v="urn:schemas-microsoft-com:vml" xmlns:wp14="http://schemas.microsoft.com/office/word/2010/wordprocessingDrawing" xmlns:wp="http://schemas.openxmlformats.org/drawingml/2006/wordprocessingDrawing" xmlns:w10="urn:schemas-microsoft-com:office:word" xmlns:w="http://schemas.openxmlformats.org/wordprocessingml/2006/main" xmlns:w14="http://schemas.microsoft.com/office/word/2010/wordml" xmlns:w15="http://schemas.microsoft.com/office/word/2012/wordml" xmlns:w16cex="http://schemas.microsoft.com/office/word/2018/wordml/cex" xmlns:w16cid="http://schemas.microsoft.com/office/word/2016/wordml/cid" xmlns:w16="http://schemas.microsoft.com/office/word/2018/wordml" xmlns:w16sdtdh="http://schemas.microsoft.com/office/word/2020/wordml/sdtdatahash" xmlns:w16se="http://schemas.microsoft.com/office/word/2015/wordml/symex" xmlns:wpg="http://schemas.microsoft.com/office/word/2010/wordprocessingGroup" xmlns:wpi="http://schemas.microsoft.com/office/word/2010/wordprocessingInk" xmlns:wne="http://schemas.microsoft.com/office/word/2006/wordml" xmlns:wps="http://schemas.microsoft.com/office/word/2010/wordprocessingShape" mc:Ignorable="w14 w15 w16se w16cid w16 w16cex w16sdtdh wp14">
+<w:endnotes xmlns:wpc="http://schemas.microsoft.com/office/word/2010/wordprocessingCanvas" xmlns:cx="http://schemas.microsoft.com/office/drawing/2014/chartex" xmlns:cx1="http://schemas.microsoft.com/office/drawing/2015/9/8/chartex" xmlns:cx2="http://schemas.microsoft.com/office/drawing/2015/10/21/chartex" xmlns:cx3="http://schemas.microsoft.com/office/drawing/2016/5/9/chartex" xmlns:cx4="http://schemas.microsoft.com/office/drawing/2016/5/10/chartex" xmlns:cx5="http://schemas.microsoft.com/office/drawing/2016/5/11/chartex" xmlns:cx6="http://schemas.microsoft.com/office/drawing/2016/5/12/chartex" xmlns:cx7="http://schemas.microsoft.com/office/drawing/2016/5/13/chartex" xmlns:cx8="http://schemas.microsoft.com/office/drawing/2016/5/14/chartex" xmlns:mc="http://schemas.openxmlformats.org/markup-compatibility/2006" xmlns:aink="http://schemas.microsoft.com/office/drawing/2016/ink" xmlns:am3d="http://schemas.microsoft.com/office/drawing/2017/model3d" xmlns:o="urn:schemas-microsoft-com:office:office" xmlns:oel="http://schemas.microsoft.com/office/2019/extlst" xmlns:r="http://schemas.openxmlformats.org/officeDocument/2006/relationships" xmlns:m="http://schemas.openxmlformats.org/officeDocument/2006/math" xmlns:v="urn:schemas-microsoft-com:vml" xmlns:wp14="http://schemas.microsoft.com/office/word/2010/wordprocessingDrawing" xmlns:wp="http://schemas.openxmlformats.org/drawingml/2006/wordprocessingDrawing" xmlns:w10="urn:schemas-microsoft-com:office:word" xmlns:w="http://schemas.openxmlformats.org/wordprocessingml/2006/main" xmlns:w14="http://schemas.microsoft.com/office/word/2010/wordml" xmlns:w15="http://schemas.microsoft.com/office/word/2012/wordml" xmlns:w16cex="http://schemas.microsoft.com/office/word/2018/wordml/cex" xmlns:w16cid="http://schemas.microsoft.com/office/word/2016/wordml/cid" xmlns:w16="http://schemas.microsoft.com/office/word/2018/wordml" xmlns:w16sdtdh="http://schemas.microsoft.com/office/word/2020/wordml/sdtdatahash" xmlns:w16se="http://schemas.microsoft.com/office/word/2015/wordml/symex" xmlns:wpg="http://schemas.microsoft.com/office/word/2010/wordprocessingGroup" xmlns:wpi="http://schemas.microsoft.com/office/word/2010/wordprocessingInk" xmlns:wne="http://schemas.microsoft.com/office/word/2006/wordml" xmlns:wps="http://schemas.microsoft.com/office/word/2010/wordprocessingShape" mc:Ignorable="w14 w15 w16se w16cid w16 w16cex w16sdtdh wp14">
   <w:endnote w:type="separator" w:id="-1">
     <w:p>
       <w:pPr>
@@ -11890,7 +12086,7 @@
 </file>
 
 <file path=word/footer1.xml><?xml version="1.0" encoding="utf-8"?>
-<w:ftr xmlns:wpc="http://schemas.microsoft.com/office/word/2010/wordprocessingCanvas" xmlns:cx="http://schemas.microsoft.com/office/drawing/2014/chartex" xmlns:cx1="http://schemas.microsoft.com/office/drawing/2015/9/8/chartex" xmlns:cx2="http://schemas.microsoft.com/office/drawing/2015/10/21/chartex" xmlns:cx3="http://schemas.microsoft.com/office/drawing/2016/5/9/chartex" xmlns:cx4="http://schemas.microsoft.com/office/drawing/2016/5/10/chartex" xmlns:cx5="http://schemas.microsoft.com/office/drawing/2016/5/11/chartex" xmlns:cx6="http://schemas.microsoft.com/office/drawing/2016/5/12/chartex" xmlns:cx7="http://schemas.microsoft.com/office/drawing/2016/5/13/chartex" xmlns:cx8="http://schemas.microsoft.com/office/drawing/2016/5/14/chartex" xmlns:mc="http://schemas.openxmlformats.org/markup-compatibility/2006" xmlns:aink="http://schemas.microsoft.com/office/drawing/2016/ink" xmlns:am3d="http://schemas.microsoft.com/office/drawing/2017/model3d" xmlns:o="urn:schemas-microsoft-com:office:office" xmlns:r="http://schemas.openxmlformats.org/officeDocument/2006/relationships" xmlns:m="http://schemas.openxmlformats.org/officeDocument/2006/math" xmlns:v="urn:schemas-microsoft-com:vml" xmlns:wp14="http://schemas.microsoft.com/office/word/2010/wordprocessingDrawing" xmlns:wp="http://schemas.openxmlformats.org/drawingml/2006/wordprocessingDrawing" xmlns:w10="urn:schemas-microsoft-com:office:word" xmlns:w="http://schemas.openxmlformats.org/wordprocessingml/2006/main" xmlns:w14="http://schemas.microsoft.com/office/word/2010/wordml" xmlns:w15="http://schemas.microsoft.com/office/word/2012/wordml" xmlns:w16cex="http://schemas.microsoft.com/office/word/2018/wordml/cex" xmlns:w16cid="http://schemas.microsoft.com/office/word/2016/wordml/cid" xmlns:w16="http://schemas.microsoft.com/office/word/2018/wordml" xmlns:w16sdtdh="http://schemas.microsoft.com/office/word/2020/wordml/sdtdatahash" xmlns:w16se="http://schemas.microsoft.com/office/word/2015/wordml/symex" xmlns:wpg="http://schemas.microsoft.com/office/word/2010/wordprocessingGroup" xmlns:wpi="http://schemas.microsoft.com/office/word/2010/wordprocessingInk" xmlns:wne="http://schemas.microsoft.com/office/word/2006/wordml" xmlns:wps="http://schemas.microsoft.com/office/word/2010/wordprocessingShape" mc:Ignorable="w14 w15 w16se w16cid w16 w16cex w16sdtdh wp14">
+<w:ftr xmlns:wpc="http://schemas.microsoft.com/office/word/2010/wordprocessingCanvas" xmlns:cx="http://schemas.microsoft.com/office/drawing/2014/chartex" xmlns:cx1="http://schemas.microsoft.com/office/drawing/2015/9/8/chartex" xmlns:cx2="http://schemas.microsoft.com/office/drawing/2015/10/21/chartex" xmlns:cx3="http://schemas.microsoft.com/office/drawing/2016/5/9/chartex" xmlns:cx4="http://schemas.microsoft.com/office/drawing/2016/5/10/chartex" xmlns:cx5="http://schemas.microsoft.com/office/drawing/2016/5/11/chartex" xmlns:cx6="http://schemas.microsoft.com/office/drawing/2016/5/12/chartex" xmlns:cx7="http://schemas.microsoft.com/office/drawing/2016/5/13/chartex" xmlns:cx8="http://schemas.microsoft.com/office/drawing/2016/5/14/chartex" xmlns:mc="http://schemas.openxmlformats.org/markup-compatibility/2006" xmlns:aink="http://schemas.microsoft.com/office/drawing/2016/ink" xmlns:am3d="http://schemas.microsoft.com/office/drawing/2017/model3d" xmlns:o="urn:schemas-microsoft-com:office:office" xmlns:oel="http://schemas.microsoft.com/office/2019/extlst" xmlns:r="http://schemas.openxmlformats.org/officeDocument/2006/relationships" xmlns:m="http://schemas.openxmlformats.org/officeDocument/2006/math" xmlns:v="urn:schemas-microsoft-com:vml" xmlns:wp14="http://schemas.microsoft.com/office/word/2010/wordprocessingDrawing" xmlns:wp="http://schemas.openxmlformats.org/drawingml/2006/wordprocessingDrawing" xmlns:w10="urn:schemas-microsoft-com:office:word" xmlns:w="http://schemas.openxmlformats.org/wordprocessingml/2006/main" xmlns:w14="http://schemas.microsoft.com/office/word/2010/wordml" xmlns:w15="http://schemas.microsoft.com/office/word/2012/wordml" xmlns:w16cex="http://schemas.microsoft.com/office/word/2018/wordml/cex" xmlns:w16cid="http://schemas.microsoft.com/office/word/2016/wordml/cid" xmlns:w16="http://schemas.microsoft.com/office/word/2018/wordml" xmlns:w16sdtdh="http://schemas.microsoft.com/office/word/2020/wordml/sdtdatahash" xmlns:w16se="http://schemas.microsoft.com/office/word/2015/wordml/symex" xmlns:wpg="http://schemas.microsoft.com/office/word/2010/wordprocessingGroup" xmlns:wpi="http://schemas.microsoft.com/office/word/2010/wordprocessingInk" xmlns:wne="http://schemas.microsoft.com/office/word/2006/wordml" xmlns:wps="http://schemas.microsoft.com/office/word/2010/wordprocessingShape" mc:Ignorable="w14 w15 w16se w16cid w16 w16cex w16sdtdh wp14">
   <w:p>
     <w:pPr>
       <w:pStyle w:val="Piedepgina"/>
@@ -11906,7 +12102,7 @@
 </file>
 
 <file path=word/footer2.xml><?xml version="1.0" encoding="utf-8"?>
-<w:ftr xmlns:wpc="http://schemas.microsoft.com/office/word/2010/wordprocessingCanvas" xmlns:cx="http://schemas.microsoft.com/office/drawing/2014/chartex" xmlns:cx1="http://schemas.microsoft.com/office/drawing/2015/9/8/chartex" xmlns:cx2="http://schemas.microsoft.com/office/drawing/2015/10/21/chartex" xmlns:cx3="http://schemas.microsoft.com/office/drawing/2016/5/9/chartex" xmlns:cx4="http://schemas.microsoft.com/office/drawing/2016/5/10/chartex" xmlns:cx5="http://schemas.microsoft.com/office/drawing/2016/5/11/chartex" xmlns:cx6="http://schemas.microsoft.com/office/drawing/2016/5/12/chartex" xmlns:cx7="http://schemas.microsoft.com/office/drawing/2016/5/13/chartex" xmlns:cx8="http://schemas.microsoft.com/office/drawing/2016/5/14/chartex" xmlns:mc="http://schemas.openxmlformats.org/markup-compatibility/2006" xmlns:aink="http://schemas.microsoft.com/office/drawing/2016/ink" xmlns:am3d="http://schemas.microsoft.com/office/drawing/2017/model3d" xmlns:o="urn:schemas-microsoft-com:office:office" xmlns:r="http://schemas.openxmlformats.org/officeDocument/2006/relationships" xmlns:m="http://schemas.openxmlformats.org/officeDocument/2006/math" xmlns:v="urn:schemas-microsoft-com:vml" xmlns:wp14="http://schemas.microsoft.com/office/word/2010/wordprocessingDrawing" xmlns:wp="http://schemas.openxmlformats.org/drawingml/2006/wordprocessingDrawing" xmlns:w10="urn:schemas-microsoft-com:office:word" xmlns:w="http://schemas.openxmlformats.org/wordprocessingml/2006/main" xmlns:w14="http://schemas.microsoft.com/office/word/2010/wordml" xmlns:w15="http://schemas.microsoft.com/office/word/2012/wordml" xmlns:w16cex="http://schemas.microsoft.com/office/word/2018/wordml/cex" xmlns:w16cid="http://schemas.microsoft.com/office/word/2016/wordml/cid" xmlns:w16="http://schemas.microsoft.com/office/word/2018/wordml" xmlns:w16sdtdh="http://schemas.microsoft.com/office/word/2020/wordml/sdtdatahash" xmlns:w16se="http://schemas.microsoft.com/office/word/2015/wordml/symex" xmlns:wpg="http://schemas.microsoft.com/office/word/2010/wordprocessingGroup" xmlns:wpi="http://schemas.microsoft.com/office/word/2010/wordprocessingInk" xmlns:wne="http://schemas.microsoft.com/office/word/2006/wordml" xmlns:wps="http://schemas.microsoft.com/office/word/2010/wordprocessingShape" mc:Ignorable="w14 w15 w16se w16cid w16 w16cex w16sdtdh wp14">
+<w:ftr xmlns:wpc="http://schemas.microsoft.com/office/word/2010/wordprocessingCanvas" xmlns:cx="http://schemas.microsoft.com/office/drawing/2014/chartex" xmlns:cx1="http://schemas.microsoft.com/office/drawing/2015/9/8/chartex" xmlns:cx2="http://schemas.microsoft.com/office/drawing/2015/10/21/chartex" xmlns:cx3="http://schemas.microsoft.com/office/drawing/2016/5/9/chartex" xmlns:cx4="http://schemas.microsoft.com/office/drawing/2016/5/10/chartex" xmlns:cx5="http://schemas.microsoft.com/office/drawing/2016/5/11/chartex" xmlns:cx6="http://schemas.microsoft.com/office/drawing/2016/5/12/chartex" xmlns:cx7="http://schemas.microsoft.com/office/drawing/2016/5/13/chartex" xmlns:cx8="http://schemas.microsoft.com/office/drawing/2016/5/14/chartex" xmlns:mc="http://schemas.openxmlformats.org/markup-compatibility/2006" xmlns:aink="http://schemas.microsoft.com/office/drawing/2016/ink" xmlns:am3d="http://schemas.microsoft.com/office/drawing/2017/model3d" xmlns:o="urn:schemas-microsoft-com:office:office" xmlns:oel="http://schemas.microsoft.com/office/2019/extlst" xmlns:r="http://schemas.openxmlformats.org/officeDocument/2006/relationships" xmlns:m="http://schemas.openxmlformats.org/officeDocument/2006/math" xmlns:v="urn:schemas-microsoft-com:vml" xmlns:wp14="http://schemas.microsoft.com/office/word/2010/wordprocessingDrawing" xmlns:wp="http://schemas.openxmlformats.org/drawingml/2006/wordprocessingDrawing" xmlns:w10="urn:schemas-microsoft-com:office:word" xmlns:w="http://schemas.openxmlformats.org/wordprocessingml/2006/main" xmlns:w14="http://schemas.microsoft.com/office/word/2010/wordml" xmlns:w15="http://schemas.microsoft.com/office/word/2012/wordml" xmlns:w16cex="http://schemas.microsoft.com/office/word/2018/wordml/cex" xmlns:w16cid="http://schemas.microsoft.com/office/word/2016/wordml/cid" xmlns:w16="http://schemas.microsoft.com/office/word/2018/wordml" xmlns:w16sdtdh="http://schemas.microsoft.com/office/word/2020/wordml/sdtdatahash" xmlns:w16se="http://schemas.microsoft.com/office/word/2015/wordml/symex" xmlns:wpg="http://schemas.microsoft.com/office/word/2010/wordprocessingGroup" xmlns:wpi="http://schemas.microsoft.com/office/word/2010/wordprocessingInk" xmlns:wne="http://schemas.microsoft.com/office/word/2006/wordml" xmlns:wps="http://schemas.microsoft.com/office/word/2010/wordprocessingShape" mc:Ignorable="w14 w15 w16se w16cid w16 w16cex w16sdtdh wp14">
   <w:p>
     <w:pPr>
       <w:pStyle w:val="Piedepgina"/>
@@ -11927,7 +12123,7 @@
 </file>
 
 <file path=word/footer3.xml><?xml version="1.0" encoding="utf-8"?>
-<w:ftr xmlns:wpc="http://schemas.microsoft.com/office/word/2010/wordprocessingCanvas" xmlns:cx="http://schemas.microsoft.com/office/drawing/2014/chartex" xmlns:cx1="http://schemas.microsoft.com/office/drawing/2015/9/8/chartex" xmlns:cx2="http://schemas.microsoft.com/office/drawing/2015/10/21/chartex" xmlns:cx3="http://schemas.microsoft.com/office/drawing/2016/5/9/chartex" xmlns:cx4="http://schemas.microsoft.com/office/drawing/2016/5/10/chartex" xmlns:cx5="http://schemas.microsoft.com/office/drawing/2016/5/11/chartex" xmlns:cx6="http://schemas.microsoft.com/office/drawing/2016/5/12/chartex" xmlns:cx7="http://schemas.microsoft.com/office/drawing/2016/5/13/chartex" xmlns:cx8="http://schemas.microsoft.com/office/drawing/2016/5/14/chartex" xmlns:mc="http://schemas.openxmlformats.org/markup-compatibility/2006" xmlns:aink="http://schemas.microsoft.com/office/drawing/2016/ink" xmlns:am3d="http://schemas.microsoft.com/office/drawing/2017/model3d" xmlns:o="urn:schemas-microsoft-com:office:office" xmlns:r="http://schemas.openxmlformats.org/officeDocument/2006/relationships" xmlns:m="http://schemas.openxmlformats.org/officeDocument/2006/math" xmlns:v="urn:schemas-microsoft-com:vml" xmlns:wp14="http://schemas.microsoft.com/office/word/2010/wordprocessingDrawing" xmlns:wp="http://schemas.openxmlformats.org/drawingml/2006/wordprocessingDrawing" xmlns:w10="urn:schemas-microsoft-com:office:word" xmlns:w="http://schemas.openxmlformats.org/wordprocessingml/2006/main" xmlns:w14="http://schemas.microsoft.com/office/word/2010/wordml" xmlns:w15="http://schemas.microsoft.com/office/word/2012/wordml" xmlns:w16cex="http://schemas.microsoft.com/office/word/2018/wordml/cex" xmlns:w16cid="http://schemas.microsoft.com/office/word/2016/wordml/cid" xmlns:w16="http://schemas.microsoft.com/office/word/2018/wordml" xmlns:w16sdtdh="http://schemas.microsoft.com/office/word/2020/wordml/sdtdatahash" xmlns:w16se="http://schemas.microsoft.com/office/word/2015/wordml/symex" xmlns:wpg="http://schemas.microsoft.com/office/word/2010/wordprocessingGroup" xmlns:wpi="http://schemas.microsoft.com/office/word/2010/wordprocessingInk" xmlns:wne="http://schemas.microsoft.com/office/word/2006/wordml" xmlns:wps="http://schemas.microsoft.com/office/word/2010/wordprocessingShape" mc:Ignorable="w14 w15 w16se w16cid w16 w16cex w16sdtdh wp14">
+<w:ftr xmlns:wpc="http://schemas.microsoft.com/office/word/2010/wordprocessingCanvas" xmlns:cx="http://schemas.microsoft.com/office/drawing/2014/chartex" xmlns:cx1="http://schemas.microsoft.com/office/drawing/2015/9/8/chartex" xmlns:cx2="http://schemas.microsoft.com/office/drawing/2015/10/21/chartex" xmlns:cx3="http://schemas.microsoft.com/office/drawing/2016/5/9/chartex" xmlns:cx4="http://schemas.microsoft.com/office/drawing/2016/5/10/chartex" xmlns:cx5="http://schemas.microsoft.com/office/drawing/2016/5/11/chartex" xmlns:cx6="http://schemas.microsoft.com/office/drawing/2016/5/12/chartex" xmlns:cx7="http://schemas.microsoft.com/office/drawing/2016/5/13/chartex" xmlns:cx8="http://schemas.microsoft.com/office/drawing/2016/5/14/chartex" xmlns:mc="http://schemas.openxmlformats.org/markup-compatibility/2006" xmlns:aink="http://schemas.microsoft.com/office/drawing/2016/ink" xmlns:am3d="http://schemas.microsoft.com/office/drawing/2017/model3d" xmlns:o="urn:schemas-microsoft-com:office:office" xmlns:oel="http://schemas.microsoft.com/office/2019/extlst" xmlns:r="http://schemas.openxmlformats.org/officeDocument/2006/relationships" xmlns:m="http://schemas.openxmlformats.org/officeDocument/2006/math" xmlns:v="urn:schemas-microsoft-com:vml" xmlns:wp14="http://schemas.microsoft.com/office/word/2010/wordprocessingDrawing" xmlns:wp="http://schemas.openxmlformats.org/drawingml/2006/wordprocessingDrawing" xmlns:w10="urn:schemas-microsoft-com:office:word" xmlns:w="http://schemas.openxmlformats.org/wordprocessingml/2006/main" xmlns:w14="http://schemas.microsoft.com/office/word/2010/wordml" xmlns:w15="http://schemas.microsoft.com/office/word/2012/wordml" xmlns:w16cex="http://schemas.microsoft.com/office/word/2018/wordml/cex" xmlns:w16cid="http://schemas.microsoft.com/office/word/2016/wordml/cid" xmlns:w16="http://schemas.microsoft.com/office/word/2018/wordml" xmlns:w16sdtdh="http://schemas.microsoft.com/office/word/2020/wordml/sdtdatahash" xmlns:w16se="http://schemas.microsoft.com/office/word/2015/wordml/symex" xmlns:wpg="http://schemas.microsoft.com/office/word/2010/wordprocessingGroup" xmlns:wpi="http://schemas.microsoft.com/office/word/2010/wordprocessingInk" xmlns:wne="http://schemas.microsoft.com/office/word/2006/wordml" xmlns:wps="http://schemas.microsoft.com/office/word/2010/wordprocessingShape" mc:Ignorable="w14 w15 w16se w16cid w16 w16cex w16sdtdh wp14">
   <w:sdt>
     <w:sdtPr>
       <w:id w:val="802434642"/>
@@ -11936,7 +12132,6 @@
         <w:docPartUnique/>
       </w:docPartObj>
     </w:sdtPr>
-    <w:sdtEndPr/>
     <w:sdtContent>
       <w:p>
         <w:pPr>
@@ -11973,7 +12168,7 @@
 </file>
 
 <file path=word/footer4.xml><?xml version="1.0" encoding="utf-8"?>
-<w:ftr xmlns:wpc="http://schemas.microsoft.com/office/word/2010/wordprocessingCanvas" xmlns:cx="http://schemas.microsoft.com/office/drawing/2014/chartex" xmlns:cx1="http://schemas.microsoft.com/office/drawing/2015/9/8/chartex" xmlns:cx2="http://schemas.microsoft.com/office/drawing/2015/10/21/chartex" xmlns:cx3="http://schemas.microsoft.com/office/drawing/2016/5/9/chartex" xmlns:cx4="http://schemas.microsoft.com/office/drawing/2016/5/10/chartex" xmlns:cx5="http://schemas.microsoft.com/office/drawing/2016/5/11/chartex" xmlns:cx6="http://schemas.microsoft.com/office/drawing/2016/5/12/chartex" xmlns:cx7="http://schemas.microsoft.com/office/drawing/2016/5/13/chartex" xmlns:cx8="http://schemas.microsoft.com/office/drawing/2016/5/14/chartex" xmlns:mc="http://schemas.openxmlformats.org/markup-compatibility/2006" xmlns:aink="http://schemas.microsoft.com/office/drawing/2016/ink" xmlns:am3d="http://schemas.microsoft.com/office/drawing/2017/model3d" xmlns:o="urn:schemas-microsoft-com:office:office" xmlns:r="http://schemas.openxmlformats.org/officeDocument/2006/relationships" xmlns:m="http://schemas.openxmlformats.org/officeDocument/2006/math" xmlns:v="urn:schemas-microsoft-com:vml" xmlns:wp14="http://schemas.microsoft.com/office/word/2010/wordprocessingDrawing" xmlns:wp="http://schemas.openxmlformats.org/drawingml/2006/wordprocessingDrawing" xmlns:w10="urn:schemas-microsoft-com:office:word" xmlns:w="http://schemas.openxmlformats.org/wordprocessingml/2006/main" xmlns:w14="http://schemas.microsoft.com/office/word/2010/wordml" xmlns:w15="http://schemas.microsoft.com/office/word/2012/wordml" xmlns:w16cex="http://schemas.microsoft.com/office/word/2018/wordml/cex" xmlns:w16cid="http://schemas.microsoft.com/office/word/2016/wordml/cid" xmlns:w16="http://schemas.microsoft.com/office/word/2018/wordml" xmlns:w16sdtdh="http://schemas.microsoft.com/office/word/2020/wordml/sdtdatahash" xmlns:w16se="http://schemas.microsoft.com/office/word/2015/wordml/symex" xmlns:wpg="http://schemas.microsoft.com/office/word/2010/wordprocessingGroup" xmlns:wpi="http://schemas.microsoft.com/office/word/2010/wordprocessingInk" xmlns:wne="http://schemas.microsoft.com/office/word/2006/wordml" xmlns:wps="http://schemas.microsoft.com/office/word/2010/wordprocessingShape" mc:Ignorable="w14 w15 w16se w16cid w16 w16cex w16sdtdh wp14">
+<w:ftr xmlns:wpc="http://schemas.microsoft.com/office/word/2010/wordprocessingCanvas" xmlns:cx="http://schemas.microsoft.com/office/drawing/2014/chartex" xmlns:cx1="http://schemas.microsoft.com/office/drawing/2015/9/8/chartex" xmlns:cx2="http://schemas.microsoft.com/office/drawing/2015/10/21/chartex" xmlns:cx3="http://schemas.microsoft.com/office/drawing/2016/5/9/chartex" xmlns:cx4="http://schemas.microsoft.com/office/drawing/2016/5/10/chartex" xmlns:cx5="http://schemas.microsoft.com/office/drawing/2016/5/11/chartex" xmlns:cx6="http://schemas.microsoft.com/office/drawing/2016/5/12/chartex" xmlns:cx7="http://schemas.microsoft.com/office/drawing/2016/5/13/chartex" xmlns:cx8="http://schemas.microsoft.com/office/drawing/2016/5/14/chartex" xmlns:mc="http://schemas.openxmlformats.org/markup-compatibility/2006" xmlns:aink="http://schemas.microsoft.com/office/drawing/2016/ink" xmlns:am3d="http://schemas.microsoft.com/office/drawing/2017/model3d" xmlns:o="urn:schemas-microsoft-com:office:office" xmlns:oel="http://schemas.microsoft.com/office/2019/extlst" xmlns:r="http://schemas.openxmlformats.org/officeDocument/2006/relationships" xmlns:m="http://schemas.openxmlformats.org/officeDocument/2006/math" xmlns:v="urn:schemas-microsoft-com:vml" xmlns:wp14="http://schemas.microsoft.com/office/word/2010/wordprocessingDrawing" xmlns:wp="http://schemas.openxmlformats.org/drawingml/2006/wordprocessingDrawing" xmlns:w10="urn:schemas-microsoft-com:office:word" xmlns:w="http://schemas.openxmlformats.org/wordprocessingml/2006/main" xmlns:w14="http://schemas.microsoft.com/office/word/2010/wordml" xmlns:w15="http://schemas.microsoft.com/office/word/2012/wordml" xmlns:w16cex="http://schemas.microsoft.com/office/word/2018/wordml/cex" xmlns:w16cid="http://schemas.microsoft.com/office/word/2016/wordml/cid" xmlns:w16="http://schemas.microsoft.com/office/word/2018/wordml" xmlns:w16sdtdh="http://schemas.microsoft.com/office/word/2020/wordml/sdtdatahash" xmlns:w16se="http://schemas.microsoft.com/office/word/2015/wordml/symex" xmlns:wpg="http://schemas.microsoft.com/office/word/2010/wordprocessingGroup" xmlns:wpi="http://schemas.microsoft.com/office/word/2010/wordprocessingInk" xmlns:wne="http://schemas.microsoft.com/office/word/2006/wordml" xmlns:wps="http://schemas.microsoft.com/office/word/2010/wordprocessingShape" mc:Ignorable="w14 w15 w16se w16cid w16 w16cex w16sdtdh wp14">
   <w:sdt>
     <w:sdtPr>
       <w:id w:val="-290974379"/>
@@ -11982,7 +12177,6 @@
         <w:docPartUnique/>
       </w:docPartObj>
     </w:sdtPr>
-    <w:sdtEndPr/>
     <w:sdtContent>
       <w:p>
         <w:pPr>
@@ -12019,7 +12213,7 @@
 </file>
 
 <file path=word/footnotes.xml><?xml version="1.0" encoding="utf-8"?>
-<w:footnotes xmlns:wpc="http://schemas.microsoft.com/office/word/2010/wordprocessingCanvas" xmlns:cx="http://schemas.microsoft.com/office/drawing/2014/chartex" xmlns:cx1="http://schemas.microsoft.com/office/drawing/2015/9/8/chartex" xmlns:cx2="http://schemas.microsoft.com/office/drawing/2015/10/21/chartex" xmlns:cx3="http://schemas.microsoft.com/office/drawing/2016/5/9/chartex" xmlns:cx4="http://schemas.microsoft.com/office/drawing/2016/5/10/chartex" xmlns:cx5="http://schemas.microsoft.com/office/drawing/2016/5/11/chartex" xmlns:cx6="http://schemas.microsoft.com/office/drawing/2016/5/12/chartex" xmlns:cx7="http://schemas.microsoft.com/office/drawing/2016/5/13/chartex" xmlns:cx8="http://schemas.microsoft.com/office/drawing/2016/5/14/chartex" xmlns:mc="http://schemas.openxmlformats.org/markup-compatibility/2006" xmlns:aink="http://schemas.microsoft.com/office/drawing/2016/ink" xmlns:am3d="http://schemas.microsoft.com/office/drawing/2017/model3d" xmlns:o="urn:schemas-microsoft-com:office:office" xmlns:r="http://schemas.openxmlformats.org/officeDocument/2006/relationships" xmlns:m="http://schemas.openxmlformats.org/officeDocument/2006/math" xmlns:v="urn:schemas-microsoft-com:vml" xmlns:wp14="http://schemas.microsoft.com/office/word/2010/wordprocessingDrawing" xmlns:wp="http://schemas.openxmlformats.org/drawingml/2006/wordprocessingDrawing" xmlns:w10="urn:schemas-microsoft-com:office:word" xmlns:w="http://schemas.openxmlformats.org/wordprocessingml/2006/main" xmlns:w14="http://schemas.microsoft.com/office/word/2010/wordml" xmlns:w15="http://schemas.microsoft.com/office/word/2012/wordml" xmlns:w16cex="http://schemas.microsoft.com/office/word/2018/wordml/cex" xmlns:w16cid="http://schemas.microsoft.com/office/word/2016/wordml/cid" xmlns:w16="http://schemas.microsoft.com/office/word/2018/wordml" xmlns:w16sdtdh="http://schemas.microsoft.com/office/word/2020/wordml/sdtdatahash" xmlns:w16se="http://schemas.microsoft.com/office/word/2015/wordml/symex" xmlns:wpg="http://schemas.microsoft.com/office/word/2010/wordprocessingGroup" xmlns:wpi="http://schemas.microsoft.com/office/word/2010/wordprocessingInk" xmlns:wne="http://schemas.microsoft.com/office/word/2006/wordml" xmlns:wps="http://schemas.microsoft.com/office/word/2010/wordprocessingShape" mc:Ignorable="w14 w15 w16se w16cid w16 w16cex w16sdtdh wp14">
+<w:footnotes xmlns:wpc="http://schemas.microsoft.com/office/word/2010/wordprocessingCanvas" xmlns:cx="http://schemas.microsoft.com/office/drawing/2014/chartex" xmlns:cx1="http://schemas.microsoft.com/office/drawing/2015/9/8/chartex" xmlns:cx2="http://schemas.microsoft.com/office/drawing/2015/10/21/chartex" xmlns:cx3="http://schemas.microsoft.com/office/drawing/2016/5/9/chartex" xmlns:cx4="http://schemas.microsoft.com/office/drawing/2016/5/10/chartex" xmlns:cx5="http://schemas.microsoft.com/office/drawing/2016/5/11/chartex" xmlns:cx6="http://schemas.microsoft.com/office/drawing/2016/5/12/chartex" xmlns:cx7="http://schemas.microsoft.com/office/drawing/2016/5/13/chartex" xmlns:cx8="http://schemas.microsoft.com/office/drawing/2016/5/14/chartex" xmlns:mc="http://schemas.openxmlformats.org/markup-compatibility/2006" xmlns:aink="http://schemas.microsoft.com/office/drawing/2016/ink" xmlns:am3d="http://schemas.microsoft.com/office/drawing/2017/model3d" xmlns:o="urn:schemas-microsoft-com:office:office" xmlns:oel="http://schemas.microsoft.com/office/2019/extlst" xmlns:r="http://schemas.openxmlformats.org/officeDocument/2006/relationships" xmlns:m="http://schemas.openxmlformats.org/officeDocument/2006/math" xmlns:v="urn:schemas-microsoft-com:vml" xmlns:wp14="http://schemas.microsoft.com/office/word/2010/wordprocessingDrawing" xmlns:wp="http://schemas.openxmlformats.org/drawingml/2006/wordprocessingDrawing" xmlns:w10="urn:schemas-microsoft-com:office:word" xmlns:w="http://schemas.openxmlformats.org/wordprocessingml/2006/main" xmlns:w14="http://schemas.microsoft.com/office/word/2010/wordml" xmlns:w15="http://schemas.microsoft.com/office/word/2012/wordml" xmlns:w16cex="http://schemas.microsoft.com/office/word/2018/wordml/cex" xmlns:w16cid="http://schemas.microsoft.com/office/word/2016/wordml/cid" xmlns:w16="http://schemas.microsoft.com/office/word/2018/wordml" xmlns:w16sdtdh="http://schemas.microsoft.com/office/word/2020/wordml/sdtdatahash" xmlns:w16se="http://schemas.microsoft.com/office/word/2015/wordml/symex" xmlns:wpg="http://schemas.microsoft.com/office/word/2010/wordprocessingGroup" xmlns:wpi="http://schemas.microsoft.com/office/word/2010/wordprocessingInk" xmlns:wne="http://schemas.microsoft.com/office/word/2006/wordml" xmlns:wps="http://schemas.microsoft.com/office/word/2010/wordprocessingShape" mc:Ignorable="w14 w15 w16se w16cid w16 w16cex w16sdtdh wp14">
   <w:footnote w:type="separator" w:id="-1">
     <w:p>
       <w:pPr>
@@ -12044,7 +12238,7 @@
 </file>
 
 <file path=word/header1.xml><?xml version="1.0" encoding="utf-8"?>
-<w:hdr xmlns:wpc="http://schemas.microsoft.com/office/word/2010/wordprocessingCanvas" xmlns:cx="http://schemas.microsoft.com/office/drawing/2014/chartex" xmlns:cx1="http://schemas.microsoft.com/office/drawing/2015/9/8/chartex" xmlns:cx2="http://schemas.microsoft.com/office/drawing/2015/10/21/chartex" xmlns:cx3="http://schemas.microsoft.com/office/drawing/2016/5/9/chartex" xmlns:cx4="http://schemas.microsoft.com/office/drawing/2016/5/10/chartex" xmlns:cx5="http://schemas.microsoft.com/office/drawing/2016/5/11/chartex" xmlns:cx6="http://schemas.microsoft.com/office/drawing/2016/5/12/chartex" xmlns:cx7="http://schemas.microsoft.com/office/drawing/2016/5/13/chartex" xmlns:cx8="http://schemas.microsoft.com/office/drawing/2016/5/14/chartex" xmlns:mc="http://schemas.openxmlformats.org/markup-compatibility/2006" xmlns:aink="http://schemas.microsoft.com/office/drawing/2016/ink" xmlns:am3d="http://schemas.microsoft.com/office/drawing/2017/model3d" xmlns:o="urn:schemas-microsoft-com:office:office" xmlns:r="http://schemas.openxmlformats.org/officeDocument/2006/relationships" xmlns:m="http://schemas.openxmlformats.org/officeDocument/2006/math" xmlns:v="urn:schemas-microsoft-com:vml" xmlns:wp14="http://schemas.microsoft.com/office/word/2010/wordprocessingDrawing" xmlns:wp="http://schemas.openxmlformats.org/drawingml/2006/wordprocessingDrawing" xmlns:w10="urn:schemas-microsoft-com:office:word" xmlns:w="http://schemas.openxmlformats.org/wordprocessingml/2006/main" xmlns:w14="http://schemas.microsoft.com/office/word/2010/wordml" xmlns:w15="http://schemas.microsoft.com/office/word/2012/wordml" xmlns:w16cex="http://schemas.microsoft.com/office/word/2018/wordml/cex" xmlns:w16cid="http://schemas.microsoft.com/office/word/2016/wordml/cid" xmlns:w16="http://schemas.microsoft.com/office/word/2018/wordml" xmlns:w16sdtdh="http://schemas.microsoft.com/office/word/2020/wordml/sdtdatahash" xmlns:w16se="http://schemas.microsoft.com/office/word/2015/wordml/symex" xmlns:wpg="http://schemas.microsoft.com/office/word/2010/wordprocessingGroup" xmlns:wpi="http://schemas.microsoft.com/office/word/2010/wordprocessingInk" xmlns:wne="http://schemas.microsoft.com/office/word/2006/wordml" xmlns:wps="http://schemas.microsoft.com/office/word/2010/wordprocessingShape" mc:Ignorable="w14 w15 w16se w16cid w16 w16cex w16sdtdh wp14">
+<w:hdr xmlns:wpc="http://schemas.microsoft.com/office/word/2010/wordprocessingCanvas" xmlns:cx="http://schemas.microsoft.com/office/drawing/2014/chartex" xmlns:cx1="http://schemas.microsoft.com/office/drawing/2015/9/8/chartex" xmlns:cx2="http://schemas.microsoft.com/office/drawing/2015/10/21/chartex" xmlns:cx3="http://schemas.microsoft.com/office/drawing/2016/5/9/chartex" xmlns:cx4="http://schemas.microsoft.com/office/drawing/2016/5/10/chartex" xmlns:cx5="http://schemas.microsoft.com/office/drawing/2016/5/11/chartex" xmlns:cx6="http://schemas.microsoft.com/office/drawing/2016/5/12/chartex" xmlns:cx7="http://schemas.microsoft.com/office/drawing/2016/5/13/chartex" xmlns:cx8="http://schemas.microsoft.com/office/drawing/2016/5/14/chartex" xmlns:mc="http://schemas.openxmlformats.org/markup-compatibility/2006" xmlns:aink="http://schemas.microsoft.com/office/drawing/2016/ink" xmlns:am3d="http://schemas.microsoft.com/office/drawing/2017/model3d" xmlns:o="urn:schemas-microsoft-com:office:office" xmlns:oel="http://schemas.microsoft.com/office/2019/extlst" xmlns:r="http://schemas.openxmlformats.org/officeDocument/2006/relationships" xmlns:m="http://schemas.openxmlformats.org/officeDocument/2006/math" xmlns:v="urn:schemas-microsoft-com:vml" xmlns:wp14="http://schemas.microsoft.com/office/word/2010/wordprocessingDrawing" xmlns:wp="http://schemas.openxmlformats.org/drawingml/2006/wordprocessingDrawing" xmlns:w10="urn:schemas-microsoft-com:office:word" xmlns:w="http://schemas.openxmlformats.org/wordprocessingml/2006/main" xmlns:w14="http://schemas.microsoft.com/office/word/2010/wordml" xmlns:w15="http://schemas.microsoft.com/office/word/2012/wordml" xmlns:w16cex="http://schemas.microsoft.com/office/word/2018/wordml/cex" xmlns:w16cid="http://schemas.microsoft.com/office/word/2016/wordml/cid" xmlns:w16="http://schemas.microsoft.com/office/word/2018/wordml" xmlns:w16sdtdh="http://schemas.microsoft.com/office/word/2020/wordml/sdtdatahash" xmlns:w16se="http://schemas.microsoft.com/office/word/2015/wordml/symex" xmlns:wpg="http://schemas.microsoft.com/office/word/2010/wordprocessingGroup" xmlns:wpi="http://schemas.microsoft.com/office/word/2010/wordprocessingInk" xmlns:wne="http://schemas.microsoft.com/office/word/2006/wordml" xmlns:wps="http://schemas.microsoft.com/office/word/2010/wordprocessingShape" mc:Ignorable="w14 w15 w16se w16cid w16 w16cex w16sdtdh wp14">
   <w:p>
     <w:pPr>
       <w:pStyle w:val="Encabezado"/>
@@ -12066,7 +12260,7 @@
 </file>
 
 <file path=word/header2.xml><?xml version="1.0" encoding="utf-8"?>
-<w:hdr xmlns:wpc="http://schemas.microsoft.com/office/word/2010/wordprocessingCanvas" xmlns:cx="http://schemas.microsoft.com/office/drawing/2014/chartex" xmlns:cx1="http://schemas.microsoft.com/office/drawing/2015/9/8/chartex" xmlns:cx2="http://schemas.microsoft.com/office/drawing/2015/10/21/chartex" xmlns:cx3="http://schemas.microsoft.com/office/drawing/2016/5/9/chartex" xmlns:cx4="http://schemas.microsoft.com/office/drawing/2016/5/10/chartex" xmlns:cx5="http://schemas.microsoft.com/office/drawing/2016/5/11/chartex" xmlns:cx6="http://schemas.microsoft.com/office/drawing/2016/5/12/chartex" xmlns:cx7="http://schemas.microsoft.com/office/drawing/2016/5/13/chartex" xmlns:cx8="http://schemas.microsoft.com/office/drawing/2016/5/14/chartex" xmlns:mc="http://schemas.openxmlformats.org/markup-compatibility/2006" xmlns:aink="http://schemas.microsoft.com/office/drawing/2016/ink" xmlns:am3d="http://schemas.microsoft.com/office/drawing/2017/model3d" xmlns:o="urn:schemas-microsoft-com:office:office" xmlns:r="http://schemas.openxmlformats.org/officeDocument/2006/relationships" xmlns:m="http://schemas.openxmlformats.org/officeDocument/2006/math" xmlns:v="urn:schemas-microsoft-com:vml" xmlns:wp14="http://schemas.microsoft.com/office/word/2010/wordprocessingDrawing" xmlns:wp="http://schemas.openxmlformats.org/drawingml/2006/wordprocessingDrawing" xmlns:w10="urn:schemas-microsoft-com:office:word" xmlns:w="http://schemas.openxmlformats.org/wordprocessingml/2006/main" xmlns:w14="http://schemas.microsoft.com/office/word/2010/wordml" xmlns:w15="http://schemas.microsoft.com/office/word/2012/wordml" xmlns:w16cex="http://schemas.microsoft.com/office/word/2018/wordml/cex" xmlns:w16cid="http://schemas.microsoft.com/office/word/2016/wordml/cid" xmlns:w16="http://schemas.microsoft.com/office/word/2018/wordml" xmlns:w16sdtdh="http://schemas.microsoft.com/office/word/2020/wordml/sdtdatahash" xmlns:w16se="http://schemas.microsoft.com/office/word/2015/wordml/symex" xmlns:wpg="http://schemas.microsoft.com/office/word/2010/wordprocessingGroup" xmlns:wpi="http://schemas.microsoft.com/office/word/2010/wordprocessingInk" xmlns:wne="http://schemas.microsoft.com/office/word/2006/wordml" xmlns:wps="http://schemas.microsoft.com/office/word/2010/wordprocessingShape" mc:Ignorable="w14 w15 w16se w16cid w16 w16cex w16sdtdh wp14">
+<w:hdr xmlns:wpc="http://schemas.microsoft.com/office/word/2010/wordprocessingCanvas" xmlns:cx="http://schemas.microsoft.com/office/drawing/2014/chartex" xmlns:cx1="http://schemas.microsoft.com/office/drawing/2015/9/8/chartex" xmlns:cx2="http://schemas.microsoft.com/office/drawing/2015/10/21/chartex" xmlns:cx3="http://schemas.microsoft.com/office/drawing/2016/5/9/chartex" xmlns:cx4="http://schemas.microsoft.com/office/drawing/2016/5/10/chartex" xmlns:cx5="http://schemas.microsoft.com/office/drawing/2016/5/11/chartex" xmlns:cx6="http://schemas.microsoft.com/office/drawing/2016/5/12/chartex" xmlns:cx7="http://schemas.microsoft.com/office/drawing/2016/5/13/chartex" xmlns:cx8="http://schemas.microsoft.com/office/drawing/2016/5/14/chartex" xmlns:mc="http://schemas.openxmlformats.org/markup-compatibility/2006" xmlns:aink="http://schemas.microsoft.com/office/drawing/2016/ink" xmlns:am3d="http://schemas.microsoft.com/office/drawing/2017/model3d" xmlns:o="urn:schemas-microsoft-com:office:office" xmlns:oel="http://schemas.microsoft.com/office/2019/extlst" xmlns:r="http://schemas.openxmlformats.org/officeDocument/2006/relationships" xmlns:m="http://schemas.openxmlformats.org/officeDocument/2006/math" xmlns:v="urn:schemas-microsoft-com:vml" xmlns:wp14="http://schemas.microsoft.com/office/word/2010/wordprocessingDrawing" xmlns:wp="http://schemas.openxmlformats.org/drawingml/2006/wordprocessingDrawing" xmlns:w10="urn:schemas-microsoft-com:office:word" xmlns:w="http://schemas.openxmlformats.org/wordprocessingml/2006/main" xmlns:w14="http://schemas.microsoft.com/office/word/2010/wordml" xmlns:w15="http://schemas.microsoft.com/office/word/2012/wordml" xmlns:w16cex="http://schemas.microsoft.com/office/word/2018/wordml/cex" xmlns:w16cid="http://schemas.microsoft.com/office/word/2016/wordml/cid" xmlns:w16="http://schemas.microsoft.com/office/word/2018/wordml" xmlns:w16sdtdh="http://schemas.microsoft.com/office/word/2020/wordml/sdtdatahash" xmlns:w16se="http://schemas.microsoft.com/office/word/2015/wordml/symex" xmlns:wpg="http://schemas.microsoft.com/office/word/2010/wordprocessingGroup" xmlns:wpi="http://schemas.microsoft.com/office/word/2010/wordprocessingInk" xmlns:wne="http://schemas.microsoft.com/office/word/2006/wordml" xmlns:wps="http://schemas.microsoft.com/office/word/2010/wordprocessingShape" mc:Ignorable="w14 w15 w16se w16cid w16 w16cex w16sdtdh wp14">
   <w:p>
     <w:pPr>
       <w:pStyle w:val="Encabezado"/>
@@ -12082,7 +12276,7 @@
 </file>
 
 <file path=word/header3.xml><?xml version="1.0" encoding="utf-8"?>
-<w:hdr xmlns:wpc="http://schemas.microsoft.com/office/word/2010/wordprocessingCanvas" xmlns:cx="http://schemas.microsoft.com/office/drawing/2014/chartex" xmlns:cx1="http://schemas.microsoft.com/office/drawing/2015/9/8/chartex" xmlns:cx2="http://schemas.microsoft.com/office/drawing/2015/10/21/chartex" xmlns:cx3="http://schemas.microsoft.com/office/drawing/2016/5/9/chartex" xmlns:cx4="http://schemas.microsoft.com/office/drawing/2016/5/10/chartex" xmlns:cx5="http://schemas.microsoft.com/office/drawing/2016/5/11/chartex" xmlns:cx6="http://schemas.microsoft.com/office/drawing/2016/5/12/chartex" xmlns:cx7="http://schemas.microsoft.com/office/drawing/2016/5/13/chartex" xmlns:cx8="http://schemas.microsoft.com/office/drawing/2016/5/14/chartex" xmlns:mc="http://schemas.openxmlformats.org/markup-compatibility/2006" xmlns:aink="http://schemas.microsoft.com/office/drawing/2016/ink" xmlns:am3d="http://schemas.microsoft.com/office/drawing/2017/model3d" xmlns:o="urn:schemas-microsoft-com:office:office" xmlns:r="http://schemas.openxmlformats.org/officeDocument/2006/relationships" xmlns:m="http://schemas.openxmlformats.org/officeDocument/2006/math" xmlns:v="urn:schemas-microsoft-com:vml" xmlns:wp14="http://schemas.microsoft.com/office/word/2010/wordprocessingDrawing" xmlns:wp="http://schemas.openxmlformats.org/drawingml/2006/wordprocessingDrawing" xmlns:w10="urn:schemas-microsoft-com:office:word" xmlns:w="http://schemas.openxmlformats.org/wordprocessingml/2006/main" xmlns:w14="http://schemas.microsoft.com/office/word/2010/wordml" xmlns:w15="http://schemas.microsoft.com/office/word/2012/wordml" xmlns:w16cex="http://schemas.microsoft.com/office/word/2018/wordml/cex" xmlns:w16cid="http://schemas.microsoft.com/office/word/2016/wordml/cid" xmlns:w16="http://schemas.microsoft.com/office/word/2018/wordml" xmlns:w16sdtdh="http://schemas.microsoft.com/office/word/2020/wordml/sdtdatahash" xmlns:w16se="http://schemas.microsoft.com/office/word/2015/wordml/symex" xmlns:wpg="http://schemas.microsoft.com/office/word/2010/wordprocessingGroup" xmlns:wpi="http://schemas.microsoft.com/office/word/2010/wordprocessingInk" xmlns:wne="http://schemas.microsoft.com/office/word/2006/wordml" xmlns:wps="http://schemas.microsoft.com/office/word/2010/wordprocessingShape" mc:Ignorable="w14 w15 w16se w16cid w16 w16cex w16sdtdh wp14">
+<w:hdr xmlns:wpc="http://schemas.microsoft.com/office/word/2010/wordprocessingCanvas" xmlns:cx="http://schemas.microsoft.com/office/drawing/2014/chartex" xmlns:cx1="http://schemas.microsoft.com/office/drawing/2015/9/8/chartex" xmlns:cx2="http://schemas.microsoft.com/office/drawing/2015/10/21/chartex" xmlns:cx3="http://schemas.microsoft.com/office/drawing/2016/5/9/chartex" xmlns:cx4="http://schemas.microsoft.com/office/drawing/2016/5/10/chartex" xmlns:cx5="http://schemas.microsoft.com/office/drawing/2016/5/11/chartex" xmlns:cx6="http://schemas.microsoft.com/office/drawing/2016/5/12/chartex" xmlns:cx7="http://schemas.microsoft.com/office/drawing/2016/5/13/chartex" xmlns:cx8="http://schemas.microsoft.com/office/drawing/2016/5/14/chartex" xmlns:mc="http://schemas.openxmlformats.org/markup-compatibility/2006" xmlns:aink="http://schemas.microsoft.com/office/drawing/2016/ink" xmlns:am3d="http://schemas.microsoft.com/office/drawing/2017/model3d" xmlns:o="urn:schemas-microsoft-com:office:office" xmlns:oel="http://schemas.microsoft.com/office/2019/extlst" xmlns:r="http://schemas.openxmlformats.org/officeDocument/2006/relationships" xmlns:m="http://schemas.openxmlformats.org/officeDocument/2006/math" xmlns:v="urn:schemas-microsoft-com:vml" xmlns:wp14="http://schemas.microsoft.com/office/word/2010/wordprocessingDrawing" xmlns:wp="http://schemas.openxmlformats.org/drawingml/2006/wordprocessingDrawing" xmlns:w10="urn:schemas-microsoft-com:office:word" xmlns:w="http://schemas.openxmlformats.org/wordprocessingml/2006/main" xmlns:w14="http://schemas.microsoft.com/office/word/2010/wordml" xmlns:w15="http://schemas.microsoft.com/office/word/2012/wordml" xmlns:w16cex="http://schemas.microsoft.com/office/word/2018/wordml/cex" xmlns:w16cid="http://schemas.microsoft.com/office/word/2016/wordml/cid" xmlns:w16="http://schemas.microsoft.com/office/word/2018/wordml" xmlns:w16sdtdh="http://schemas.microsoft.com/office/word/2020/wordml/sdtdatahash" xmlns:w16se="http://schemas.microsoft.com/office/word/2015/wordml/symex" xmlns:wpg="http://schemas.microsoft.com/office/word/2010/wordprocessingGroup" xmlns:wpi="http://schemas.microsoft.com/office/word/2010/wordprocessingInk" xmlns:wne="http://schemas.microsoft.com/office/word/2006/wordml" xmlns:wps="http://schemas.microsoft.com/office/word/2010/wordprocessingShape" mc:Ignorable="w14 w15 w16se w16cid w16 w16cex w16sdtdh wp14">
   <w:p>
     <w:pPr>
       <w:pStyle w:val="Encabezado"/>
@@ -12098,7 +12292,7 @@
 </file>
 
 <file path=word/numbering.xml><?xml version="1.0" encoding="utf-8"?>
-<w:numbering xmlns:wpc="http://schemas.microsoft.com/office/word/2010/wordprocessingCanvas" xmlns:cx="http://schemas.microsoft.com/office/drawing/2014/chartex" xmlns:cx1="http://schemas.microsoft.com/office/drawing/2015/9/8/chartex" xmlns:cx2="http://schemas.microsoft.com/office/drawing/2015/10/21/chartex" xmlns:cx3="http://schemas.microsoft.com/office/drawing/2016/5/9/chartex" xmlns:cx4="http://schemas.microsoft.com/office/drawing/2016/5/10/chartex" xmlns:cx5="http://schemas.microsoft.com/office/drawing/2016/5/11/chartex" xmlns:cx6="http://schemas.microsoft.com/office/drawing/2016/5/12/chartex" xmlns:cx7="http://schemas.microsoft.com/office/drawing/2016/5/13/chartex" xmlns:cx8="http://schemas.microsoft.com/office/drawing/2016/5/14/chartex" xmlns:mc="http://schemas.openxmlformats.org/markup-compatibility/2006" xmlns:aink="http://schemas.microsoft.com/office/drawing/2016/ink" xmlns:am3d="http://schemas.microsoft.com/office/drawing/2017/model3d" xmlns:o="urn:schemas-microsoft-com:office:office" xmlns:r="http://schemas.openxmlformats.org/officeDocument/2006/relationships" xmlns:m="http://schemas.openxmlformats.org/officeDocument/2006/math" xmlns:v="urn:schemas-microsoft-com:vml" xmlns:wp14="http://schemas.microsoft.com/office/word/2010/wordprocessingDrawing" xmlns:wp="http://schemas.openxmlformats.org/drawingml/2006/wordprocessingDrawing" xmlns:w10="urn:schemas-microsoft-com:office:word" xmlns:w="http://schemas.openxmlformats.org/wordprocessingml/2006/main" xmlns:w14="http://schemas.microsoft.com/office/word/2010/wordml" xmlns:w15="http://schemas.microsoft.com/office/word/2012/wordml" xmlns:w16cex="http://schemas.microsoft.com/office/word/2018/wordml/cex" xmlns:w16cid="http://schemas.microsoft.com/office/word/2016/wordml/cid" xmlns:w16="http://schemas.microsoft.com/office/word/2018/wordml" xmlns:w16sdtdh="http://schemas.microsoft.com/office/word/2020/wordml/sdtdatahash" xmlns:w16se="http://schemas.microsoft.com/office/word/2015/wordml/symex" xmlns:wpg="http://schemas.microsoft.com/office/word/2010/wordprocessingGroup" xmlns:wpi="http://schemas.microsoft.com/office/word/2010/wordprocessingInk" xmlns:wne="http://schemas.microsoft.com/office/word/2006/wordml" xmlns:wps="http://schemas.microsoft.com/office/word/2010/wordprocessingShape" mc:Ignorable="w14 w15 w16se w16cid w16 w16cex w16sdtdh wp14">
+<w:numbering xmlns:wpc="http://schemas.microsoft.com/office/word/2010/wordprocessingCanvas" xmlns:cx="http://schemas.microsoft.com/office/drawing/2014/chartex" xmlns:cx1="http://schemas.microsoft.com/office/drawing/2015/9/8/chartex" xmlns:cx2="http://schemas.microsoft.com/office/drawing/2015/10/21/chartex" xmlns:cx3="http://schemas.microsoft.com/office/drawing/2016/5/9/chartex" xmlns:cx4="http://schemas.microsoft.com/office/drawing/2016/5/10/chartex" xmlns:cx5="http://schemas.microsoft.com/office/drawing/2016/5/11/chartex" xmlns:cx6="http://schemas.microsoft.com/office/drawing/2016/5/12/chartex" xmlns:cx7="http://schemas.microsoft.com/office/drawing/2016/5/13/chartex" xmlns:cx8="http://schemas.microsoft.com/office/drawing/2016/5/14/chartex" xmlns:mc="http://schemas.openxmlformats.org/markup-compatibility/2006" xmlns:aink="http://schemas.microsoft.com/office/drawing/2016/ink" xmlns:am3d="http://schemas.microsoft.com/office/drawing/2017/model3d" xmlns:o="urn:schemas-microsoft-com:office:office" xmlns:oel="http://schemas.microsoft.com/office/2019/extlst" xmlns:r="http://schemas.openxmlformats.org/officeDocument/2006/relationships" xmlns:m="http://schemas.openxmlformats.org/officeDocument/2006/math" xmlns:v="urn:schemas-microsoft-com:vml" xmlns:wp14="http://schemas.microsoft.com/office/word/2010/wordprocessingDrawing" xmlns:wp="http://schemas.openxmlformats.org/drawingml/2006/wordprocessingDrawing" xmlns:w10="urn:schemas-microsoft-com:office:word" xmlns:w="http://schemas.openxmlformats.org/wordprocessingml/2006/main" xmlns:w14="http://schemas.microsoft.com/office/word/2010/wordml" xmlns:w15="http://schemas.microsoft.com/office/word/2012/wordml" xmlns:w16cex="http://schemas.microsoft.com/office/word/2018/wordml/cex" xmlns:w16cid="http://schemas.microsoft.com/office/word/2016/wordml/cid" xmlns:w16="http://schemas.microsoft.com/office/word/2018/wordml" xmlns:w16sdtdh="http://schemas.microsoft.com/office/word/2020/wordml/sdtdatahash" xmlns:w16se="http://schemas.microsoft.com/office/word/2015/wordml/symex" xmlns:wpg="http://schemas.microsoft.com/office/word/2010/wordprocessingGroup" xmlns:wpi="http://schemas.microsoft.com/office/word/2010/wordprocessingInk" xmlns:wne="http://schemas.microsoft.com/office/word/2006/wordml" xmlns:wps="http://schemas.microsoft.com/office/word/2010/wordprocessingShape" mc:Ignorable="w14 w15 w16se w16cid w16 w16cex w16sdtdh wp14">
   <w:abstractNum w:abstractNumId="0" w15:restartNumberingAfterBreak="0">
     <w:nsid w:val="01C33CC2"/>
     <w:multiLevelType w:val="multilevel"/>
@@ -16816,130 +17010,130 @@
       </w:pPr>
     </w:lvl>
   </w:abstractNum>
-  <w:num w:numId="1">
+  <w:num w:numId="1" w16cid:durableId="2105148998">
     <w:abstractNumId w:val="39"/>
   </w:num>
-  <w:num w:numId="2">
+  <w:num w:numId="2" w16cid:durableId="1420248822">
     <w:abstractNumId w:val="14"/>
   </w:num>
-  <w:num w:numId="3">
+  <w:num w:numId="3" w16cid:durableId="381246414">
     <w:abstractNumId w:val="9"/>
   </w:num>
-  <w:num w:numId="4">
+  <w:num w:numId="4" w16cid:durableId="1974407266">
     <w:abstractNumId w:val="19"/>
   </w:num>
-  <w:num w:numId="5">
+  <w:num w:numId="5" w16cid:durableId="1659648097">
     <w:abstractNumId w:val="1"/>
   </w:num>
-  <w:num w:numId="6">
+  <w:num w:numId="6" w16cid:durableId="432092924">
     <w:abstractNumId w:val="32"/>
   </w:num>
-  <w:num w:numId="7">
+  <w:num w:numId="7" w16cid:durableId="1159811039">
     <w:abstractNumId w:val="16"/>
   </w:num>
-  <w:num w:numId="8">
+  <w:num w:numId="8" w16cid:durableId="2046714087">
     <w:abstractNumId w:val="23"/>
   </w:num>
-  <w:num w:numId="9">
+  <w:num w:numId="9" w16cid:durableId="471675305">
     <w:abstractNumId w:val="36"/>
   </w:num>
-  <w:num w:numId="10">
+  <w:num w:numId="10" w16cid:durableId="1823891908">
     <w:abstractNumId w:val="21"/>
   </w:num>
-  <w:num w:numId="11">
+  <w:num w:numId="11" w16cid:durableId="125006443">
     <w:abstractNumId w:val="34"/>
   </w:num>
-  <w:num w:numId="12">
+  <w:num w:numId="12" w16cid:durableId="52508662">
     <w:abstractNumId w:val="2"/>
   </w:num>
-  <w:num w:numId="13">
+  <w:num w:numId="13" w16cid:durableId="372510733">
     <w:abstractNumId w:val="29"/>
   </w:num>
-  <w:num w:numId="14">
+  <w:num w:numId="14" w16cid:durableId="395846">
     <w:abstractNumId w:val="27"/>
   </w:num>
-  <w:num w:numId="15">
+  <w:num w:numId="15" w16cid:durableId="1598169339">
     <w:abstractNumId w:val="33"/>
   </w:num>
-  <w:num w:numId="16">
+  <w:num w:numId="16" w16cid:durableId="1467818584">
     <w:abstractNumId w:val="25"/>
   </w:num>
-  <w:num w:numId="17">
+  <w:num w:numId="17" w16cid:durableId="1661301806">
     <w:abstractNumId w:val="30"/>
   </w:num>
-  <w:num w:numId="18">
+  <w:num w:numId="18" w16cid:durableId="1160776789">
     <w:abstractNumId w:val="12"/>
   </w:num>
-  <w:num w:numId="19">
+  <w:num w:numId="19" w16cid:durableId="1041200754">
     <w:abstractNumId w:val="18"/>
   </w:num>
-  <w:num w:numId="20">
+  <w:num w:numId="20" w16cid:durableId="229535316">
     <w:abstractNumId w:val="40"/>
   </w:num>
-  <w:num w:numId="21">
+  <w:num w:numId="21" w16cid:durableId="116022680">
     <w:abstractNumId w:val="10"/>
   </w:num>
-  <w:num w:numId="22">
+  <w:num w:numId="22" w16cid:durableId="1528905092">
     <w:abstractNumId w:val="6"/>
   </w:num>
-  <w:num w:numId="23">
+  <w:num w:numId="23" w16cid:durableId="639457280">
     <w:abstractNumId w:val="26"/>
   </w:num>
-  <w:num w:numId="24">
+  <w:num w:numId="24" w16cid:durableId="1797062997">
     <w:abstractNumId w:val="24"/>
   </w:num>
-  <w:num w:numId="25">
+  <w:num w:numId="25" w16cid:durableId="802306022">
     <w:abstractNumId w:val="37"/>
   </w:num>
-  <w:num w:numId="26">
+  <w:num w:numId="26" w16cid:durableId="856233236">
     <w:abstractNumId w:val="22"/>
   </w:num>
-  <w:num w:numId="27">
+  <w:num w:numId="27" w16cid:durableId="481846599">
     <w:abstractNumId w:val="17"/>
   </w:num>
-  <w:num w:numId="28">
+  <w:num w:numId="28" w16cid:durableId="2123256003">
     <w:abstractNumId w:val="41"/>
   </w:num>
-  <w:num w:numId="29">
+  <w:num w:numId="29" w16cid:durableId="1957904141">
     <w:abstractNumId w:val="31"/>
   </w:num>
-  <w:num w:numId="30">
+  <w:num w:numId="30" w16cid:durableId="971134430">
     <w:abstractNumId w:val="20"/>
   </w:num>
-  <w:num w:numId="31">
+  <w:num w:numId="31" w16cid:durableId="237517988">
     <w:abstractNumId w:val="11"/>
   </w:num>
-  <w:num w:numId="32">
+  <w:num w:numId="32" w16cid:durableId="1825316992">
     <w:abstractNumId w:val="38"/>
   </w:num>
-  <w:num w:numId="33">
+  <w:num w:numId="33" w16cid:durableId="1984432125">
     <w:abstractNumId w:val="13"/>
   </w:num>
-  <w:num w:numId="34">
+  <w:num w:numId="34" w16cid:durableId="514152507">
     <w:abstractNumId w:val="0"/>
   </w:num>
-  <w:num w:numId="35">
+  <w:num w:numId="35" w16cid:durableId="1380860928">
     <w:abstractNumId w:val="7"/>
   </w:num>
-  <w:num w:numId="36">
+  <w:num w:numId="36" w16cid:durableId="1026828929">
     <w:abstractNumId w:val="35"/>
   </w:num>
-  <w:num w:numId="37">
+  <w:num w:numId="37" w16cid:durableId="392969703">
     <w:abstractNumId w:val="8"/>
   </w:num>
-  <w:num w:numId="38">
+  <w:num w:numId="38" w16cid:durableId="662440249">
     <w:abstractNumId w:val="15"/>
   </w:num>
-  <w:num w:numId="39">
+  <w:num w:numId="39" w16cid:durableId="1054432502">
     <w:abstractNumId w:val="4"/>
   </w:num>
-  <w:num w:numId="40">
+  <w:num w:numId="40" w16cid:durableId="2052411435">
     <w:abstractNumId w:val="5"/>
   </w:num>
-  <w:num w:numId="41">
+  <w:num w:numId="41" w16cid:durableId="2098549381">
     <w:abstractNumId w:val="3"/>
   </w:num>
-  <w:num w:numId="42">
+  <w:num w:numId="42" w16cid:durableId="635184938">
     <w:abstractNumId w:val="28"/>
   </w:num>
   <w:numIdMacAtCleanup w:val="42"/>

--- a/Propuesta - Vacunas.docx
+++ b/Propuesta - Vacunas.docx
@@ -1,6 +1,6 @@
 
 <file path=word/document.xml><?xml version="1.0" encoding="utf-8"?>
-<w:document xmlns:wpc="http://schemas.microsoft.com/office/word/2010/wordprocessingCanvas" xmlns:cx="http://schemas.microsoft.com/office/drawing/2014/chartex" xmlns:cx1="http://schemas.microsoft.com/office/drawing/2015/9/8/chartex" xmlns:cx2="http://schemas.microsoft.com/office/drawing/2015/10/21/chartex" xmlns:cx3="http://schemas.microsoft.com/office/drawing/2016/5/9/chartex" xmlns:cx4="http://schemas.microsoft.com/office/drawing/2016/5/10/chartex" xmlns:cx5="http://schemas.microsoft.com/office/drawing/2016/5/11/chartex" xmlns:cx6="http://schemas.microsoft.com/office/drawing/2016/5/12/chartex" xmlns:cx7="http://schemas.microsoft.com/office/drawing/2016/5/13/chartex" xmlns:cx8="http://schemas.microsoft.com/office/drawing/2016/5/14/chartex" xmlns:mc="http://schemas.openxmlformats.org/markup-compatibility/2006" xmlns:aink="http://schemas.microsoft.com/office/drawing/2016/ink" xmlns:am3d="http://schemas.microsoft.com/office/drawing/2017/model3d" xmlns:o="urn:schemas-microsoft-com:office:office" xmlns:oel="http://schemas.microsoft.com/office/2019/extlst" xmlns:r="http://schemas.openxmlformats.org/officeDocument/2006/relationships" xmlns:m="http://schemas.openxmlformats.org/officeDocument/2006/math" xmlns:v="urn:schemas-microsoft-com:vml" xmlns:wp14="http://schemas.microsoft.com/office/word/2010/wordprocessingDrawing" xmlns:wp="http://schemas.openxmlformats.org/drawingml/2006/wordprocessingDrawing" xmlns:w10="urn:schemas-microsoft-com:office:word" xmlns:w="http://schemas.openxmlformats.org/wordprocessingml/2006/main" xmlns:w14="http://schemas.microsoft.com/office/word/2010/wordml" xmlns:w15="http://schemas.microsoft.com/office/word/2012/wordml" xmlns:w16cex="http://schemas.microsoft.com/office/word/2018/wordml/cex" xmlns:w16cid="http://schemas.microsoft.com/office/word/2016/wordml/cid" xmlns:w16="http://schemas.microsoft.com/office/word/2018/wordml" xmlns:w16sdtdh="http://schemas.microsoft.com/office/word/2020/wordml/sdtdatahash" xmlns:w16se="http://schemas.microsoft.com/office/word/2015/wordml/symex" xmlns:wpg="http://schemas.microsoft.com/office/word/2010/wordprocessingGroup" xmlns:wpi="http://schemas.microsoft.com/office/word/2010/wordprocessingInk" xmlns:wne="http://schemas.microsoft.com/office/word/2006/wordml" xmlns:wps="http://schemas.microsoft.com/office/word/2010/wordprocessingShape" mc:Ignorable="w14 w15 w16se w16cid w16 w16cex w16sdtdh wp14">
+<w:document xmlns:wpc="http://schemas.microsoft.com/office/word/2010/wordprocessingCanvas" xmlns:cx="http://schemas.microsoft.com/office/drawing/2014/chartex" xmlns:cx1="http://schemas.microsoft.com/office/drawing/2015/9/8/chartex" xmlns:cx2="http://schemas.microsoft.com/office/drawing/2015/10/21/chartex" xmlns:cx3="http://schemas.microsoft.com/office/drawing/2016/5/9/chartex" xmlns:cx4="http://schemas.microsoft.com/office/drawing/2016/5/10/chartex" xmlns:cx5="http://schemas.microsoft.com/office/drawing/2016/5/11/chartex" xmlns:cx6="http://schemas.microsoft.com/office/drawing/2016/5/12/chartex" xmlns:cx7="http://schemas.microsoft.com/office/drawing/2016/5/13/chartex" xmlns:cx8="http://schemas.microsoft.com/office/drawing/2016/5/14/chartex" xmlns:mc="http://schemas.openxmlformats.org/markup-compatibility/2006" xmlns:aink="http://schemas.microsoft.com/office/drawing/2016/ink" xmlns:am3d="http://schemas.microsoft.com/office/drawing/2017/model3d" xmlns:o="urn:schemas-microsoft-com:office:office" xmlns:oel="http://schemas.microsoft.com/office/2019/extlst" xmlns:r="http://schemas.openxmlformats.org/officeDocument/2006/relationships" xmlns:m="http://schemas.openxmlformats.org/officeDocument/2006/math" xmlns:v="urn:schemas-microsoft-com:vml" xmlns:wp14="http://schemas.microsoft.com/office/word/2010/wordprocessingDrawing" xmlns:wp="http://schemas.openxmlformats.org/drawingml/2006/wordprocessingDrawing" xmlns:w10="urn:schemas-microsoft-com:office:word" xmlns:w="http://schemas.openxmlformats.org/wordprocessingml/2006/main" xmlns:w14="http://schemas.microsoft.com/office/word/2010/wordml" xmlns:w15="http://schemas.microsoft.com/office/word/2012/wordml" xmlns:w16cei="http://schemas.microsoft.com/office/word/2026/wordml/cei" xmlns:w16cex="http://schemas.microsoft.com/office/word/2018/wordml/cex" xmlns:w16cid="http://schemas.microsoft.com/office/word/2016/wordml/cid" xmlns:w16="http://schemas.microsoft.com/office/word/2018/wordml" xmlns:w16du="http://schemas.microsoft.com/office/word/2023/wordml/word16du" xmlns:w16sdtdh="http://schemas.microsoft.com/office/word/2020/wordml/sdtdatahash" xmlns:w16sdtfl="http://schemas.microsoft.com/office/word/2024/wordml/sdtformatlock" xmlns:w16se="http://schemas.microsoft.com/office/word/2015/wordml/symex" xmlns:wpg="http://schemas.microsoft.com/office/word/2010/wordprocessingGroup" xmlns:wpi="http://schemas.microsoft.com/office/word/2010/wordprocessingInk" xmlns:wne="http://schemas.microsoft.com/office/word/2006/wordml" xmlns:wps="http://schemas.microsoft.com/office/word/2010/wordprocessingShape" mc:Ignorable="w14 w15 w16se w16cid w16 w16cex w16sdtdh w16sdtfl w16du wp14">
   <w:body>
     <w:p>
       <w:pPr>
@@ -4473,7 +4473,7 @@
     <w:p>
       <w:pPr>
         <w:pStyle w:val="Textoindependiente"/>
-        <w:spacing w:before="240" w:line="276" w:lineRule="auto"/>
+        <w:spacing w:after="240" w:line="276" w:lineRule="auto"/>
         <w:ind w:left="0" w:firstLine="709"/>
         <w:rPr>
           <w:rFonts w:ascii="Arial" w:eastAsiaTheme="minorHAnsi" w:hAnsi="Arial" w:cs="Arial"/>
@@ -4485,13 +4485,27 @@
           <w:rFonts w:ascii="Arial" w:eastAsiaTheme="minorHAnsi" w:hAnsi="Arial" w:cs="Arial"/>
           <w:lang w:val="es-419" w:eastAsia="es-GT"/>
         </w:rPr>
-        <w:t>En Guatemala, el Ministerio de Salud Pública y Asistencia Social (MSPAS) es la entidad rectora encargada de formular las políticas y hacer cumplir el régimen jurídico relativo a la salud preventiva y curativa de la población (MSPAS, s.f.). Dentro de su estructura organizativa, la Dirección General de Salud concentra las funciones de epidemiología, salud ambiental y atención primaria, mientras que unidades especializadas, entre ellas la Unidad de Vacunación, son responsables de coordinar los programas de inmunización a nivel nacional. En este contexto, con la entrada en vigencia del Decreto 25-2024, Ley de Vacunación, el Estado guatemalteco fortaleció el marco legal en materia de inmunización, garantizando el acceso universal y gratuito a las vacunas para toda la población y estableciendo la obligación del MSPAS de actualizar anualmente un esquema nacional de vacunación adaptado a las necesidades epidemiológicas del país (Congreso de la República de Guatemala, Decreto 25-2024).</w:t>
+        <w:t xml:space="preserve">En Guatemala, el Ministerio de Salud Pública y Asistencia Social (MSPAS) es la entidad rectora encargada de formular las políticas y hacer cumplir el régimen jurídico relativo a la salud preventiva y curativa de la población (MSPAS, s.f.). Dentro de su estructura organizativa, la Dirección General de Salud concentra las funciones de epidemiología, salud ambiental y atención primaria, mientras que unidades especializadas, entre ellas la Unidad de Vacunación, son responsables de coordinar los programas de inmunización a nivel nacional. En este contexto, con la </w:t>
+      </w:r>
+      <w:r>
+        <w:rPr>
+          <w:rFonts w:ascii="Arial" w:eastAsiaTheme="minorHAnsi" w:hAnsi="Arial" w:cs="Arial"/>
+          <w:lang w:val="es-419" w:eastAsia="es-GT"/>
+        </w:rPr>
+        <w:t>entrada en vigor</w:t>
+      </w:r>
+      <w:r>
+        <w:rPr>
+          <w:rFonts w:ascii="Arial" w:eastAsiaTheme="minorHAnsi" w:hAnsi="Arial" w:cs="Arial"/>
+          <w:lang w:val="es-419" w:eastAsia="es-GT"/>
+        </w:rPr>
+        <w:t xml:space="preserve"> del Decreto 25-2024, Ley de Vacunación, el Estado guatemalteco fortaleció el marco legal en materia de inmunización, garantizando el acceso universal y gratuito a las vacunas para toda la población y estableciendo la obligación del MSPAS de actualizar anualmente un esquema nacional de vacunación adaptado a las necesidades epidemiológicas del país (Congreso de la República de Guatemala, Decreto 25-2024).</w:t>
       </w:r>
     </w:p>
     <w:p>
       <w:pPr>
         <w:pStyle w:val="Textoindependiente"/>
-        <w:spacing w:before="240" w:line="276" w:lineRule="auto"/>
+        <w:spacing w:after="240" w:line="276" w:lineRule="auto"/>
         <w:ind w:left="0" w:firstLine="709"/>
         <w:rPr>
           <w:rFonts w:ascii="Arial" w:eastAsiaTheme="minorHAnsi" w:hAnsi="Arial" w:cs="Arial"/>
@@ -4503,14 +4517,14 @@
           <w:rFonts w:ascii="Arial" w:eastAsiaTheme="minorHAnsi" w:hAnsi="Arial" w:cs="Arial"/>
           <w:lang w:val="es-419" w:eastAsia="es-GT"/>
         </w:rPr>
-        <w:t>Para la administración territorial de los servicios de salud, el país se encuentra dividido en 29 áreas de salud (MSPAS, 2018), cada una a cargo de una Dirección de Área de Salud responsable de la gerencia de los distritos municipales que la integran, así como de la coordinación de los establecimientos sanitarios de su jurisdicción, entre ellos hospitales, centros de salud, puestos de salud y unidades mínimas. Esta estructura busca garantizar que las políticas y programas definidos a nivel central, entre ellos el Programa Nacional de Inmunizaciones, se ejecuten de manera uniforme en cada uno de los departamentos del país.</w:t>
+        <w:t>Para la administración territorial de los servicios de salud, el país se encuentra organizado en Direcciones Departamentales de Redes Integradas de Servicios de Salud (DRISS), antes conocidas como Direcciones de Área de Salud, cada una responsable de la gerencia de los distritos municipales que la integran y de la coordinación de los establecimientos sanitarios de su jurisdicción. Esta estructura busca garantizar que las políticas y programas definidos a nivel central, entre ellos el Programa Nacional de Inmunizaciones, se ejecuten de manera uniforme en cada uno de los departamentos del país.</w:t>
       </w:r>
     </w:p>
     <w:p>
       <w:pPr>
         <w:pStyle w:val="Textoindependiente"/>
-        <w:spacing w:before="240" w:line="276" w:lineRule="auto"/>
-        <w:ind w:left="0" w:firstLine="708"/>
+        <w:spacing w:after="240" w:line="276" w:lineRule="auto"/>
+        <w:ind w:left="0" w:firstLine="709"/>
         <w:rPr>
           <w:rFonts w:ascii="Arial" w:eastAsiaTheme="minorHAnsi" w:hAnsi="Arial" w:cs="Arial"/>
           <w:lang w:val="es-419" w:eastAsia="es-GT"/>
@@ -4521,13 +4535,13 @@
           <w:rFonts w:ascii="Arial" w:eastAsiaTheme="minorHAnsi" w:hAnsi="Arial" w:cs="Arial"/>
           <w:lang w:val="es-419" w:eastAsia="es-GT"/>
         </w:rPr>
-        <w:t>El departamento de San Marcos, ubicado en la región suroccidental de Guatemala, está conformado por 30 municipios (SCEP, 2023) y es administrado en materia de salud por la Dirección de Área de Salud de San Marcos, con sede en la cabecera departamental. Esta dirección coordina los distritos municipales de salud correspondientes a cada municipio, así como los establecimientos que los integran, entre ellos el Hospital Nacional de San Marcos como centro de referencia hospitalaria departamental, además de los centros de salud, puestos de salud y unidades mínimas distribuidos en las distintas cabeceras municipales y comunidades rurales (MSPAS, s.f.). Debido a la extensión territorial del departamento y a la cantidad de establecimientos bajo su jurisdicción, la coordinación de procesos administrativos, entre ellos el control de insumos médicos como las vacunas, representa un reto logístico considerable para las autoridades departamentales de salud.</w:t>
+        <w:t>El departamento de San Marcos, ubicado en la región suroccidental de Guatemala, está conformado por 30 municipios (SCEP, 2023) y es administrado en materia de salud por la Dirección Departamental de Redes Integradas de Servicios de Salud de San Marcos (DRISS San Marcos), con sede en la cabecera departamental. Esta dirección coordina los distritos municipales de salud correspondientes a cada municipio, así como los establecimientos que los integran, entre ellos hospitales, centros de salud, puestos de salud y unidades mínimas distribuidos en las distintas cabeceras municipales y comunidades rurales.</w:t>
       </w:r>
     </w:p>
     <w:p>
       <w:pPr>
         <w:pStyle w:val="Textoindependiente"/>
-        <w:spacing w:before="240" w:line="276" w:lineRule="auto"/>
+        <w:spacing w:after="240" w:line="276" w:lineRule="auto"/>
         <w:ind w:left="0" w:firstLine="709"/>
         <w:rPr>
           <w:rFonts w:ascii="Arial" w:eastAsiaTheme="minorHAnsi" w:hAnsi="Arial" w:cs="Arial"/>
@@ -4539,7 +4553,7 @@
           <w:rFonts w:ascii="Arial" w:eastAsiaTheme="minorHAnsi" w:hAnsi="Arial" w:cs="Arial"/>
           <w:lang w:val="es-419" w:eastAsia="es-GT"/>
         </w:rPr>
-        <w:t xml:space="preserve">Si bien el MSPAS dispone del Sistema de Información Gerencial en Salud (SIGSA) para el registro y consulta de indicadores de vacunación a nivel nacional </w:t>
+        <w:t xml:space="preserve">Cada uno de los 30 municipios del departamento está obligado a reportar mensualmente a la DRISS San Marcos la cantidad de vacunas administradas a la población, mediante un formulario oficial del MSPAS conocido como "5C" o "Consolidado Mensual de Vacunación" (Formulario SIGSA-S5c). En este formulario, cada centro de salud registra, por tipo de vacuna, dosis, sexo y grupo de edad, la cantidad de personas del propio municipio que fueron vacunadas, la cantidad de personas de otros municipios que fueron vacunadas ahí, y el total de dosis </w:t>
       </w:r>
       <w:r>
         <w:rPr>
@@ -4547,27 +4561,31 @@
           <w:lang w:val="es-419" w:eastAsia="es-GT"/>
         </w:rPr>
         <w:lastRenderedPageBreak/>
-        <w:t>(MSPAS, s.f.), esta herramienta está orientada principalmente a la consolidación estadística de coberturas de vacunación por municipio, y no constituye un sistema operativo que permita a cada centro de salud registrar, controlar y visualizar en tiempo real la disponibilidad de sus propias existencias de vacunas. Esta necesidad no se encuentra cubierta de manera eficiente en la actualidad dentro de los centros de salud del departamento de San Marcos, los cuales carecen de un sistema centralizado</w:t>
-      </w:r>
-      <w:r>
+        <w:t>administradas (M. Solís, comunicación personal, 7 de agosto de 2026).</w:t>
+      </w:r>
+    </w:p>
+    <w:p>
+      <w:pPr>
+        <w:pStyle w:val="Textoindependiente"/>
+        <w:spacing w:after="240" w:line="276" w:lineRule="auto"/>
+        <w:ind w:left="0" w:firstLine="709"/>
         <w:rPr>
           <w:rFonts w:ascii="Arial" w:eastAsiaTheme="minorHAnsi" w:hAnsi="Arial" w:cs="Arial"/>
           <w:lang w:val="es-419" w:eastAsia="es-GT"/>
         </w:rPr>
-        <w:t xml:space="preserve"> y distrital</w:t>
-      </w:r>
+      </w:pPr>
       <w:r>
         <w:rPr>
           <w:rFonts w:ascii="Arial" w:eastAsiaTheme="minorHAnsi" w:hAnsi="Arial" w:cs="Arial"/>
           <w:lang w:val="es-419" w:eastAsia="es-GT"/>
         </w:rPr>
-        <w:t xml:space="preserve"> propio que permita registrar y consultar la disponibilidad de vacunas de forma estandarizada.</w:t>
+        <w:t>El formulario 5C, vigente desde 2014, ha quedado obsoleto frente a la cantidad de vacunas que se manejan actualmente, ya que su estructura no permite incorporar nuevos tipos de vacunas ni modificaciones en la manera en que estas se clasifican. Debido a esta limitación, no todos los centros de salud del departamento entregan la información en un formato verdaderamente estandarizado, ya que algunos elaboran informes personalizados para poder reflejar los cambios que el formulario oficial no contempla (M. Solís, comunicación personal, 7 de agosto de 2026).</w:t>
       </w:r>
     </w:p>
     <w:p>
       <w:pPr>
         <w:pStyle w:val="Textoindependiente"/>
-        <w:spacing w:before="240" w:line="276" w:lineRule="auto"/>
+        <w:spacing w:after="240" w:line="276" w:lineRule="auto"/>
         <w:ind w:left="0" w:firstLine="709"/>
         <w:rPr>
           <w:rFonts w:ascii="Arial" w:eastAsiaTheme="minorHAnsi" w:hAnsi="Arial" w:cs="Arial"/>
@@ -4579,13 +4597,13 @@
           <w:rFonts w:ascii="Arial" w:eastAsiaTheme="minorHAnsi" w:hAnsi="Arial" w:cs="Arial"/>
           <w:lang w:val="es-419" w:eastAsia="es-GT"/>
         </w:rPr>
-        <w:t>Actualmente, los centros de salud del departamento de San Marcos administran su información de manera independiente, utilizando formatos distintos y herramientas básicas, como hojas de cálculo aisladas, sin un formato unificado para el registro de vacunas. Cada centro maneja sus propios criterios para clasificar la información, lo cual impide la integración y consolidación de datos a nivel departamental. Esta situación provoca inconsistencias en los registros, duplicidad de información y dificultades para conocer con exactitud la cantidad de vacunas disponibles en cada municipio, así como su clasificación según la población a la que están destinadas, afectando directamente la confiabilidad de la información y la eficiencia de los procesos administrativos relacionados con su control.</w:t>
+        <w:t>Actualmente, la consolidación de esta información depende por completo de un proceso manual: la estadígrafa de la DRISS San Marcos recibe las 30 hojas 5C físicas y las digitaliza en tres archivos de Excel independientes, utilizados desde hace más de 15 años. El primero registra la producción de cada municipio a su propia población; el segundo, la producción brindada a personas de otros municipios; y el tercero consolida el total de vacunas administradas por cada centro, el cual es la base para generar el informe de cobertura mensual. Cabe destacar que SIGSA, el sistema oficial del MSPAS, no cubre esta necesidad, ya que está orientado a reportar las vacunas suministradas para su distribución y no las vacunas efectivamente administradas a la población (M. Solís, comunicación personal, 7 de agosto de 2026).</w:t>
       </w:r>
     </w:p>
     <w:p>
       <w:pPr>
         <w:pStyle w:val="Textoindependiente"/>
-        <w:spacing w:before="240" w:line="276" w:lineRule="auto"/>
+        <w:spacing w:after="240" w:line="276" w:lineRule="auto"/>
         <w:ind w:left="0" w:firstLine="709"/>
         <w:rPr>
           <w:rFonts w:ascii="Arial" w:eastAsiaTheme="minorHAnsi" w:hAnsi="Arial" w:cs="Arial"/>
@@ -4597,13 +4615,13 @@
           <w:rFonts w:ascii="Arial" w:eastAsiaTheme="minorHAnsi" w:hAnsi="Arial" w:cs="Arial"/>
           <w:lang w:val="es-419" w:eastAsia="es-GT"/>
         </w:rPr>
-        <w:t>Como consecuencia de esta problemática, se genera una gestión ineficiente de las vacunas, lo cual puede derivar en desabastecimiento en algunos centros de salud, mientras que en otros se presenta acumulación innecesaria de dosis, incluyendo dosis que llegan a vencerse por falta de visibilidad sobre sus fechas de caducidad. Esta falta de visibilidad impide una adecuada toma de decisiones por parte de las autoridades de salud, limitando la capacidad de respuesta ante campañas de vacunación, brotes epidemiológicos o necesidades específicas de la población, y dificulta la planificación estratégica para la distribución equitativa de vacunas dentro del departamento.</w:t>
+        <w:t>Al inicio de cada mes, la DRISS San Marcos cita a un representante de cada uno de los 30 municipios, a razón de 10 personas por día durante tres días, para que verifiquen que la estadígrafa digite correctamente los datos de sus hojas 5C en el primero de los tres archivos de Excel. Una vez recibida y verificada esta información, la estadígrafa dispone del resto del mes para completar los dos archivos restantes y consolidar el archivo de cobertura antes de que finalice el mes, el cual es el que utiliza la epidemióloga para las reuniones del consejo técnico. Este proceso representa una carga de trabajo considerable, concentrada casi en su totalidad en una sola persona. Al respecto, la estadígrafa encargada del proceso señaló que un sistema que automatizara este trabajo le permitiría reducir el tiempo invertido en el ingreso y revisión de la información, así como evitar las llamadas y las interrupciones a reuniones que debe atender actualmente para resolver dudas sobre el proceso (A. Floria, comunicación personal, 7 de agosto de 2026).</w:t>
       </w:r>
     </w:p>
     <w:p>
       <w:pPr>
         <w:pStyle w:val="Textoindependiente"/>
-        <w:spacing w:before="240" w:line="276" w:lineRule="auto"/>
+        <w:spacing w:after="240" w:line="276" w:lineRule="auto"/>
         <w:ind w:left="0" w:firstLine="709"/>
         <w:rPr>
           <w:rFonts w:ascii="Arial" w:eastAsiaTheme="minorHAnsi" w:hAnsi="Arial" w:cs="Arial"/>
@@ -4615,96 +4633,51 @@
           <w:rFonts w:ascii="Arial" w:eastAsiaTheme="minorHAnsi" w:hAnsi="Arial" w:cs="Arial"/>
           <w:lang w:val="es-419" w:eastAsia="es-GT"/>
         </w:rPr>
-        <w:t>Ante esta problemática, se propone el desarrollo de una aplicación web</w:t>
+        <w:t xml:space="preserve">El informe de cobertura resultante de este proceso es utilizado mensualmente por el área de epidemiología de la DRISS San Marcos para dar a conocer, durante reuniones multidisciplinarias, el avance de cada municipio frente a la meta de cobertura de vacunación definida por el MSPAS, la cual debe superar el 95% a nivel departamental de forma homogénea entre todos los municipios. Al </w:t>
       </w:r>
       <w:r>
         <w:rPr>
           <w:rFonts w:ascii="Arial" w:eastAsiaTheme="minorHAnsi" w:hAnsi="Arial" w:cs="Arial"/>
           <w:lang w:val="es-419" w:eastAsia="es-GT"/>
         </w:rPr>
-        <w:t xml:space="preserve">, </w:t>
-      </w:r>
-      <w:r>
+        <w:lastRenderedPageBreak/>
+        <w:t>depender de un proceso manual y propenso a errores, la generación oportuna y confiable de este informe se ve directamente afectada, dificultando el seguimiento adecuado del cumplimiento de esta meta.</w:t>
+      </w:r>
+    </w:p>
+    <w:p>
+      <w:pPr>
+        <w:pStyle w:val="Textoindependiente"/>
+        <w:spacing w:after="240" w:line="276" w:lineRule="auto"/>
+        <w:ind w:left="0" w:firstLine="709"/>
         <w:rPr>
           <w:rFonts w:ascii="Arial" w:eastAsiaTheme="minorHAnsi" w:hAnsi="Arial" w:cs="Arial"/>
           <w:lang w:val="es-419" w:eastAsia="es-GT"/>
         </w:rPr>
-        <w:t>que permita a los centros de salud del departamento</w:t>
-      </w:r>
+      </w:pPr>
       <w:r>
         <w:rPr>
           <w:rFonts w:ascii="Arial" w:eastAsiaTheme="minorHAnsi" w:hAnsi="Arial" w:cs="Arial"/>
           <w:lang w:val="es-419" w:eastAsia="es-GT"/>
         </w:rPr>
-        <w:t xml:space="preserve"> de San Marcos</w:t>
-      </w:r>
-      <w:r>
+        <w:t>Ante esta problemática, se propone el desarrollo de una aplicación web centralizada para la DRISS San Marcos, que permita a los centros de salud del departamento registrar directamente la producción de vacunación reportada en sus hojas 5C, sustituyendo el uso de los archivos de Excel utilizados actualmente y optimizando los tiempos de digitación y análisis de la información. El sistema estandarizará el registro por tipo de vacuna, dosis, sexo y grupo de edad, e incluirá un módulo para el registro de nuevos centros de salud e instituciones, como hospitales, que se integren al sistema, además de generar de forma automática el informe de cobertura mensual por municipio.</w:t>
+      </w:r>
+    </w:p>
+    <w:p>
+      <w:pPr>
+        <w:pStyle w:val="Textoindependiente"/>
+        <w:spacing w:after="240" w:line="276" w:lineRule="auto"/>
+        <w:ind w:left="0" w:firstLine="709"/>
         <w:rPr>
           <w:rFonts w:ascii="Arial" w:eastAsiaTheme="minorHAnsi" w:hAnsi="Arial" w:cs="Arial"/>
           <w:lang w:val="es-419" w:eastAsia="es-GT"/>
         </w:rPr>
-        <w:t xml:space="preserve"> registrar y consultar sus existencias de vacunas mediante un formato estandarizado, incluyendo el control de entradas y salidas, alertas de stock bajo y seguimiento a las fechas de vencimiento. El acceso al sistema se coordinará desde el centro de salud principal de la cabecera departamental, encargado de distribuir el enlace de la aplicación hacia los demás centros de salud municipales, quienes contarán cada uno con un encargado responsable del registro y actualización de la información.</w:t>
-      </w:r>
-    </w:p>
-    <w:p>
-      <w:pPr>
-        <w:pStyle w:val="Textoindependiente"/>
-        <w:spacing w:before="240" w:after="240" w:line="276" w:lineRule="auto"/>
-        <w:ind w:left="0" w:firstLine="709"/>
+      </w:pPr>
+      <w:r>
         <w:rPr>
           <w:rFonts w:ascii="Arial" w:eastAsiaTheme="minorHAnsi" w:hAnsi="Arial" w:cs="Arial"/>
           <w:lang w:val="es-419" w:eastAsia="es-GT"/>
         </w:rPr>
-      </w:pPr>
-      <w:r>
-        <w:rPr>
-          <w:rFonts w:ascii="Arial" w:eastAsiaTheme="minorHAnsi" w:hAnsi="Arial" w:cs="Arial"/>
-          <w:lang w:val="es-419" w:eastAsia="es-GT"/>
-        </w:rPr>
-        <w:t xml:space="preserve">La implementación de esta solución permitirá mejorar significativamente la organización, el control y la disponibilidad de la información relacionada con las vacunas. Se beneficiará directamente al personal encargado de la gestión </w:t>
-      </w:r>
-      <w:r>
-        <w:rPr>
-          <w:rFonts w:ascii="Arial" w:eastAsiaTheme="minorHAnsi" w:hAnsi="Arial" w:cs="Arial"/>
-          <w:lang w:val="es-419" w:eastAsia="es-GT"/>
-        </w:rPr>
-        <w:t>de estas</w:t>
-      </w:r>
-      <w:r>
-        <w:rPr>
-          <w:rFonts w:ascii="Arial" w:eastAsiaTheme="minorHAnsi" w:hAnsi="Arial" w:cs="Arial"/>
-          <w:lang w:val="es-419" w:eastAsia="es-GT"/>
-        </w:rPr>
-        <w:t>,</w:t>
-      </w:r>
-      <w:r>
-        <w:rPr>
-          <w:rFonts w:ascii="Arial" w:eastAsiaTheme="minorHAnsi" w:hAnsi="Arial" w:cs="Arial"/>
-          <w:lang w:val="es-419" w:eastAsia="es-GT"/>
-        </w:rPr>
-        <w:t xml:space="preserve"> </w:t>
-      </w:r>
-      <w:r>
-        <w:rPr>
-          <w:rFonts w:ascii="Arial" w:eastAsiaTheme="minorHAnsi" w:hAnsi="Arial" w:cs="Arial"/>
-          <w:lang w:val="es-419" w:eastAsia="es-GT"/>
-        </w:rPr>
-        <w:lastRenderedPageBreak/>
-        <w:t>así como a las autoridades de</w:t>
-      </w:r>
-      <w:r>
-        <w:rPr>
-          <w:rFonts w:ascii="Arial" w:eastAsiaTheme="minorHAnsi" w:hAnsi="Arial" w:cs="Arial"/>
-          <w:lang w:val="es-419" w:eastAsia="es-GT"/>
-        </w:rPr>
-        <w:t xml:space="preserve">l Centro de Salud de </w:t>
-      </w:r>
-      <w:r>
-        <w:rPr>
-          <w:rFonts w:ascii="Arial" w:eastAsiaTheme="minorHAnsi" w:hAnsi="Arial" w:cs="Arial"/>
-          <w:lang w:val="es-419" w:eastAsia="es-GT"/>
-        </w:rPr>
-        <w:t>San Marcos, responsables de la toma de decisiones, quienes podrán contar con datos confiables y actualizados en tiempo oportuno. En consecuencia, se contribuirá a una mejor distribución de las vacunas en el departamento, reduciendo el riesgo de desabastecimiento y de pérdida de dosis por vencimiento, y fortaleciendo la atención en salud para la población.</w:t>
+        <w:t>La implementación de esta solución permitirá reducir significativamente la carga de trabajo manual que actualmente recae sobre la estadígrafa de la DRISS San Marcos, agilizando además la revisión de la información por parte del encargado de tecnología antes de que esta llegue a la epidemióloga responsable del análisis. De esta manera, se espera contar con información de cobertura de vacunación más oportuna, confiable y estandarizada entre los 30 municipios del departamento, fortaleciendo el seguimiento del cumplimiento de las metas de cobertura establecidas por el MSPAS.</w:t>
       </w:r>
     </w:p>
     <w:p>
@@ -4715,9 +4688,6 @@
           <w:numId w:val="1"/>
         </w:numPr>
       </w:pPr>
-      <w:r>
-        <w:t xml:space="preserve"> </w:t>
-      </w:r>
       <w:bookmarkStart w:id="4" w:name="_Toc236848962"/>
       <w:r>
         <w:t>Antecedentes</w:t>
@@ -4898,6 +4868,7 @@
           <w:rFonts w:ascii="Arial" w:eastAsiaTheme="minorHAnsi" w:hAnsi="Arial" w:cs="Arial"/>
           <w:lang w:val="es-419" w:eastAsia="es-GT"/>
         </w:rPr>
+        <w:lastRenderedPageBreak/>
         <w:t xml:space="preserve">En los centros de salud del departamento de San Marcos también se utiliza el SIGSA para el registro de la vacunación aplicada a la población; sin embargo, para el control interno de las existencias de vacunas, hasta el momento el único método confirmado es el registro físico en hojas de papel, el cual constituye la principal causa de las dificultades que existen actualmente para el manejo de esta información. A </w:t>
       </w:r>
       <w:r>
@@ -4973,7 +4944,6 @@
           <w:rFonts w:ascii="Arial" w:eastAsiaTheme="minorHAnsi" w:hAnsi="Arial" w:cs="Arial"/>
           <w:lang w:val="es-419" w:eastAsia="es-GT"/>
         </w:rPr>
-        <w:lastRenderedPageBreak/>
         <w:t>El uso del registro físico, como único método, ha presentado dificultades para el manejo de la información, por las siguientes razones:</w:t>
       </w:r>
     </w:p>
@@ -5126,6 +5096,7 @@
           <w:bCs/>
           <w:lang w:val="es-419" w:eastAsia="es-GT"/>
         </w:rPr>
+        <w:lastRenderedPageBreak/>
         <w:t>Escuela de Ingeniería en Ciencias y Sistemas, Universidad de San Carlos de Guatemala. (2022). Software para el control de vacunación en Guatemala.</w:t>
       </w:r>
     </w:p>
@@ -5170,7 +5141,6 @@
           <w:bCs/>
           <w:lang w:val="es-419" w:eastAsia="es-GT"/>
         </w:rPr>
-        <w:lastRenderedPageBreak/>
         <w:t>Sistema web de ventas e inventario de la botica institucional de la Red de Salud Valle del Mantaro</w:t>
       </w:r>
       <w:r>
@@ -5279,7 +5249,15 @@
           <w:rFonts w:ascii="Arial" w:eastAsiaTheme="minorHAnsi" w:hAnsi="Arial" w:cs="Arial"/>
           <w:lang w:val="es-419" w:eastAsia="es-GT"/>
         </w:rPr>
-        <w:t>En el mercado se identificaron diversas herramientas relacionadas con el registro y control de vacunas, las cuales presentan una solución parcial al problema planteado, pero no pueden ser adoptadas directamente por los centros de salud del departamento de San Marcos debido a algunas de las siguientes limitaciones:</w:t>
+        <w:t xml:space="preserve">En el mercado se identificaron diversas herramientas relacionadas con el registro y control de vacunas, las cuales presentan una solución parcial al problema planteado, pero no pueden ser adoptadas directamente por los centros de salud del </w:t>
+      </w:r>
+      <w:r>
+        <w:rPr>
+          <w:rFonts w:ascii="Arial" w:eastAsiaTheme="minorHAnsi" w:hAnsi="Arial" w:cs="Arial"/>
+          <w:lang w:val="es-419" w:eastAsia="es-GT"/>
+        </w:rPr>
+        <w:lastRenderedPageBreak/>
+        <w:t>departamento de San Marcos debido a algunas de las siguientes limitaciones:</w:t>
       </w:r>
     </w:p>
     <w:p>
@@ -5406,15 +5384,7 @@
           <w:rFonts w:ascii="Arial" w:eastAsiaTheme="minorHAnsi" w:hAnsi="Arial" w:cs="Arial"/>
           <w:lang w:val="es-419" w:eastAsia="es-GT"/>
         </w:rPr>
-        <w:t xml:space="preserve"> las herramientas existentes permiten administrar determinados aspectos de la vacunación, ninguna responde completamente a las necesidades del proyecto. A continuación, se describen algunas de las principales herramientas identificadas y se analiza su </w:t>
-      </w:r>
-      <w:r>
-        <w:rPr>
-          <w:rFonts w:ascii="Arial" w:eastAsiaTheme="minorHAnsi" w:hAnsi="Arial" w:cs="Arial"/>
-          <w:lang w:val="es-419" w:eastAsia="es-GT"/>
-        </w:rPr>
-        <w:lastRenderedPageBreak/>
-        <w:t>relación con la problemática planteada.</w:t>
+        <w:t xml:space="preserve"> las herramientas existentes permiten administrar determinados aspectos de la vacunación, ninguna responde completamente a las necesidades del proyecto. A continuación, se describen algunas de las principales herramientas identificadas y se analiza su relación con la problemática planteada.</w:t>
       </w:r>
     </w:p>
     <w:p>
@@ -5545,7 +5515,15 @@
           <w:rFonts w:ascii="Arial" w:eastAsiaTheme="minorHAnsi" w:hAnsi="Arial" w:cs="Arial"/>
           <w:lang w:val="es-GT" w:eastAsia="es-GT"/>
         </w:rPr>
-        <w:t>, s.f.). Incluye un módulo específico de cadena de frío que permite monitorear el estado de los refrigeradores y dar seguimiento al historial de cada lote de vacunas desde su adquisición hasta su aplicación. Sin embargo, al tratarse de una plataforma diseñada para cadenas de suministro nacionales de varios niveles, su implementación requiere infraestructura de servidor propia y personal con conocimientos técnicos para instalarla, configurarla y mantenerla, y no cuenta con un proveedor local en Guatemala que brinde soporte o capacitación. Estas condiciones representan una barrera considerable para su adopción directa por parte de los centros de salud del departamento de San Marcos, donde no se cuenta con personal técnico dedicado a la administración de este tipo de sistemas.</w:t>
+        <w:t xml:space="preserve">, s.f.). Incluye un módulo específico de cadena de frío que permite monitorear el estado de los refrigeradores y dar seguimiento al historial de cada lote de vacunas desde su adquisición hasta su aplicación. Sin embargo, al tratarse de una plataforma diseñada para cadenas de suministro nacionales de varios niveles, su implementación requiere infraestructura de servidor propia y personal con </w:t>
+      </w:r>
+      <w:r>
+        <w:rPr>
+          <w:rFonts w:ascii="Arial" w:eastAsiaTheme="minorHAnsi" w:hAnsi="Arial" w:cs="Arial"/>
+          <w:lang w:val="es-GT" w:eastAsia="es-GT"/>
+        </w:rPr>
+        <w:lastRenderedPageBreak/>
+        <w:t>conocimientos técnicos para instalarla, configurarla y mantenerla, y no cuenta con un proveedor local en Guatemala que brinde soporte o capacitación. Estas condiciones representan una barrera considerable para su adopción directa por parte de los centros de salud del departamento de San Marcos, donde no se cuenta con personal técnico dedicado a la administración de este tipo de sistemas.</w:t>
       </w:r>
     </w:p>
     <w:p>
@@ -5589,15 +5567,7 @@
           <w:rFonts w:ascii="Arial" w:eastAsiaTheme="minorHAnsi" w:hAnsi="Arial" w:cs="Arial"/>
           <w:lang w:val="es-419" w:eastAsia="es-GT"/>
         </w:rPr>
-        <w:t xml:space="preserve">En Colombia, el Ministerio de Salud utiliza el aplicativo PAIWEB como sistema único de información del Programa Ampliado de Inmunizaciones, el cual incluye un módulo de cadena de frío para la consulta y el registro del inventario de los biológicos e insumos utilizados en la vacunación (Ministerio de Salud y Protección Social de Colombia, s.f.). Aunque este módulo demuestra que es posible integrar el control de inventario de vacunas dentro de un sistema nacional de información, se trata de una plataforma diseñada y operada a nivel de país por el gobierno colombiano, por lo que no está disponible ni es adaptable para su uso por parte de un </w:t>
-      </w:r>
-      <w:r>
-        <w:rPr>
-          <w:rFonts w:ascii="Arial" w:eastAsiaTheme="minorHAnsi" w:hAnsi="Arial" w:cs="Arial"/>
-          <w:lang w:val="es-419" w:eastAsia="es-GT"/>
-        </w:rPr>
-        <w:lastRenderedPageBreak/>
-        <w:t>departamento de Guatemala como San Marcos.</w:t>
+        <w:t>En Colombia, el Ministerio de Salud utiliza el aplicativo PAIWEB como sistema único de información del Programa Ampliado de Inmunizaciones, el cual incluye un módulo de cadena de frío para la consulta y el registro del inventario de los biológicos e insumos utilizados en la vacunación (Ministerio de Salud y Protección Social de Colombia, s.f.). Aunque este módulo demuestra que es posible integrar el control de inventario de vacunas dentro de un sistema nacional de información, se trata de una plataforma diseñada y operada a nivel de país por el gobierno colombiano, por lo que no está disponible ni es adaptable para su uso por parte de un departamento de Guatemala como San Marcos.</w:t>
       </w:r>
     </w:p>
     <w:p>
@@ -5704,6 +5674,7 @@
           <w:rFonts w:ascii="Arial" w:eastAsiaTheme="minorHAnsi" w:hAnsi="Arial" w:cs="Arial"/>
           <w:lang w:val="es-419" w:eastAsia="es-GT"/>
         </w:rPr>
+        <w:lastRenderedPageBreak/>
         <w:t>Con la implementación del sistema web en los centros de salud del departamento de San Marcos, se beneficiará al personal encargado del registro</w:t>
       </w:r>
       <w:r>
@@ -5761,15 +5732,7 @@
           <w:rFonts w:ascii="Arial" w:eastAsiaTheme="minorHAnsi" w:hAnsi="Arial" w:cs="Arial"/>
           <w:lang w:val="es-419" w:eastAsia="es-GT"/>
         </w:rPr>
-        <w:t xml:space="preserve"> </w:t>
-      </w:r>
-      <w:r>
-        <w:rPr>
-          <w:rFonts w:ascii="Arial" w:eastAsiaTheme="minorHAnsi" w:hAnsi="Arial" w:cs="Arial"/>
-          <w:lang w:val="es-419" w:eastAsia="es-GT"/>
-        </w:rPr>
-        <w:lastRenderedPageBreak/>
-        <w:t>el personal de cada centro de salud capacitado en su uso, y las existencias de vacunas de todos los municipios integradas en la plataforma. Posterior a esto, el sistema podrá operar de manera óptima, evidenciando la mejora en el control y la disponibilidad de información sobre las vacunas en el departamento de San Marcos.</w:t>
+        <w:t xml:space="preserve"> el personal de cada centro de salud capacitado en su uso, y las existencias de vacunas de todos los municipios integradas en la plataforma. Posterior a esto, el sistema podrá operar de manera óptima, evidenciando la mejora en el control y la disponibilidad de información sobre las vacunas en el departamento de San Marcos.</w:t>
       </w:r>
     </w:p>
     <w:p>
@@ -6142,6 +6105,7 @@
           <w:rFonts w:ascii="Arial" w:eastAsiaTheme="minorHAnsi" w:hAnsi="Arial" w:cs="Arial"/>
           <w:lang w:val="es-419" w:eastAsia="es-GT"/>
         </w:rPr>
+        <w:lastRenderedPageBreak/>
         <w:t>Desarrollar la interfaz de usuario del sistema, integrando un módulo de exportación de reportes en formatos de datos estructurados, con el propósito de facilitar el análisis de la información al personal de salud.</w:t>
       </w:r>
     </w:p>
@@ -6590,51 +6554,25 @@
                             <w:r>
                               <w:t xml:space="preserve">Ilustración  </w:t>
                             </w:r>
-                            <w:r>
-                              <w:fldChar w:fldCharType="begin"/>
-                            </w:r>
-                            <w:r>
-                              <w:instrText xml:space="preserve"> SEQ Ilustración_ \* ARABIC </w:instrText>
-                            </w:r>
-                            <w:r>
-                              <w:fldChar w:fldCharType="separate"/>
-                            </w:r>
-                            <w:r>
-                              <w:rPr>
-                                <w:noProof/>
-                              </w:rPr>
-                              <w:t>2</w:t>
-                            </w:r>
-                            <w:r>
-                              <w:rPr>
-                                <w:noProof/>
-                              </w:rPr>
-                              <w:fldChar w:fldCharType="end"/>
-                            </w:r>
+                            <w:fldSimple w:instr=" SEQ Ilustración_ \* ARABIC ">
+                              <w:r>
+                                <w:rPr>
+                                  <w:noProof/>
+                                </w:rPr>
+                                <w:t>2</w:t>
+                              </w:r>
+                            </w:fldSimple>
                             <w:r>
                               <w:t xml:space="preserve"> Diagrama de contexto del sistemaIlustración  </w:t>
                             </w:r>
-                            <w:r>
-                              <w:fldChar w:fldCharType="begin"/>
-                            </w:r>
-                            <w:r>
-                              <w:instrText xml:space="preserve"> SEQ Ilustración_ \* ARABIC </w:instrText>
-                            </w:r>
-                            <w:r>
-                              <w:fldChar w:fldCharType="separate"/>
-                            </w:r>
-                            <w:r>
-                              <w:rPr>
-                                <w:noProof/>
-                              </w:rPr>
-                              <w:t>1</w:t>
-                            </w:r>
-                            <w:r>
-                              <w:rPr>
-                                <w:noProof/>
-                              </w:rPr>
-                              <w:fldChar w:fldCharType="end"/>
-                            </w:r>
+                            <w:fldSimple w:instr=" SEQ Ilustración_ \* ARABIC ">
+                              <w:r>
+                                <w:rPr>
+                                  <w:noProof/>
+                                </w:rPr>
+                                <w:t>1</w:t>
+                              </w:r>
+                            </w:fldSimple>
                             <w:r>
                               <w:t xml:space="preserve"> Diagrama de bloques del proyecto</w:t>
                             </w:r>
@@ -6723,51 +6661,25 @@
                       <w:r>
                         <w:t xml:space="preserve">Ilustración  </w:t>
                       </w:r>
-                      <w:r>
-                        <w:fldChar w:fldCharType="begin"/>
-                      </w:r>
-                      <w:r>
-                        <w:instrText xml:space="preserve"> SEQ Ilustración_ \* ARABIC </w:instrText>
-                      </w:r>
-                      <w:r>
-                        <w:fldChar w:fldCharType="separate"/>
-                      </w:r>
-                      <w:r>
-                        <w:rPr>
-                          <w:noProof/>
-                        </w:rPr>
-                        <w:t>2</w:t>
-                      </w:r>
-                      <w:r>
-                        <w:rPr>
-                          <w:noProof/>
-                        </w:rPr>
-                        <w:fldChar w:fldCharType="end"/>
-                      </w:r>
+                      <w:fldSimple w:instr=" SEQ Ilustración_ \* ARABIC ">
+                        <w:r>
+                          <w:rPr>
+                            <w:noProof/>
+                          </w:rPr>
+                          <w:t>2</w:t>
+                        </w:r>
+                      </w:fldSimple>
                       <w:r>
                         <w:t xml:space="preserve"> Diagrama de contexto del sistemaIlustración  </w:t>
                       </w:r>
-                      <w:r>
-                        <w:fldChar w:fldCharType="begin"/>
-                      </w:r>
-                      <w:r>
-                        <w:instrText xml:space="preserve"> SEQ Ilustración_ \* ARABIC </w:instrText>
-                      </w:r>
-                      <w:r>
-                        <w:fldChar w:fldCharType="separate"/>
-                      </w:r>
-                      <w:r>
-                        <w:rPr>
-                          <w:noProof/>
-                        </w:rPr>
-                        <w:t>1</w:t>
-                      </w:r>
-                      <w:r>
-                        <w:rPr>
-                          <w:noProof/>
-                        </w:rPr>
-                        <w:fldChar w:fldCharType="end"/>
-                      </w:r>
+                      <w:fldSimple w:instr=" SEQ Ilustración_ \* ARABIC ">
+                        <w:r>
+                          <w:rPr>
+                            <w:noProof/>
+                          </w:rPr>
+                          <w:t>1</w:t>
+                        </w:r>
+                      </w:fldSimple>
                       <w:r>
                         <w:t xml:space="preserve"> Diagrama de bloques del proyecto</w:t>
                       </w:r>
@@ -7387,27 +7299,14 @@
                             <w:r>
                               <w:t xml:space="preserve">Ilustración  </w:t>
                             </w:r>
-                            <w:r>
-                              <w:fldChar w:fldCharType="begin"/>
-                            </w:r>
-                            <w:r>
-                              <w:instrText xml:space="preserve"> SEQ Ilustración_ \* ARABIC </w:instrText>
-                            </w:r>
-                            <w:r>
-                              <w:fldChar w:fldCharType="separate"/>
-                            </w:r>
-                            <w:r>
-                              <w:rPr>
-                                <w:noProof/>
-                              </w:rPr>
-                              <w:t>2</w:t>
-                            </w:r>
-                            <w:r>
-                              <w:rPr>
-                                <w:noProof/>
-                              </w:rPr>
-                              <w:fldChar w:fldCharType="end"/>
-                            </w:r>
+                            <w:fldSimple w:instr=" SEQ Ilustración_ \* ARABIC ">
+                              <w:r>
+                                <w:rPr>
+                                  <w:noProof/>
+                                </w:rPr>
+                                <w:t>2</w:t>
+                              </w:r>
+                            </w:fldSimple>
                             <w:r>
                               <w:t>.2</w:t>
                             </w:r>
@@ -7430,57 +7329,28 @@
                             <w:r>
                               <w:t xml:space="preserve">Ilustración  </w:t>
                             </w:r>
-                            <w:r>
-                              <w:fldChar w:fldCharType="begin"/>
-                            </w:r>
-                            <w:r>
-                              <w:instrText xml:space="preserve"> SEQ Ilustración_ \* ARABIC </w:instrText>
-                            </w:r>
-                            <w:r>
-                              <w:fldChar w:fldCharType="separate"/>
-                            </w:r>
-                            <w:r>
-                              <w:rPr>
-                                <w:noProof/>
-                              </w:rPr>
-                              <w:t>3</w:t>
-                            </w:r>
-                            <w:r>
-                              <w:rPr>
-                                <w:noProof/>
-                              </w:rPr>
-                              <w:fldChar w:fldCharType="end"/>
-                            </w:r>
+                            <w:fldSimple w:instr=" SEQ Ilustración_ \* ARABIC ">
+                              <w:r>
+                                <w:rPr>
+                                  <w:noProof/>
+                                </w:rPr>
+                                <w:t>3</w:t>
+                              </w:r>
+                            </w:fldSimple>
                             <w:r>
                               <w:t xml:space="preserve"> </w:t>
                             </w:r>
                             <w:r>
-                              <w:t xml:space="preserve">Diagrama de flujo del </w:t>
+                              <w:t xml:space="preserve">Diagrama de flujo del sistemaIlustración  </w:t>
                             </w:r>
-                            <w:r>
-                              <w:t xml:space="preserve">sistemaIlustración  </w:t>
-                            </w:r>
-                            <w:r>
-                              <w:fldChar w:fldCharType="begin"/>
-                            </w:r>
-                            <w:r>
-                              <w:instrText xml:space="preserve"> SEQ Ilustración_ \* ARABIC </w:instrText>
-                            </w:r>
-                            <w:r>
-                              <w:fldChar w:fldCharType="separate"/>
-                            </w:r>
-                            <w:r>
-                              <w:rPr>
-                                <w:noProof/>
-                              </w:rPr>
-                              <w:t>2</w:t>
-                            </w:r>
-                            <w:r>
-                              <w:rPr>
-                                <w:noProof/>
-                              </w:rPr>
-                              <w:fldChar w:fldCharType="end"/>
-                            </w:r>
+                            <w:fldSimple w:instr=" SEQ Ilustración_ \* ARABIC ">
+                              <w:r>
+                                <w:rPr>
+                                  <w:noProof/>
+                                </w:rPr>
+                                <w:t>2</w:t>
+                              </w:r>
+                            </w:fldSimple>
                             <w:r>
                               <w:t xml:space="preserve"> Diagrama de contexto del sistema</w:t>
                             </w:r>
@@ -7523,27 +7393,14 @@
                       <w:r>
                         <w:t xml:space="preserve">Ilustración  </w:t>
                       </w:r>
-                      <w:r>
-                        <w:fldChar w:fldCharType="begin"/>
-                      </w:r>
-                      <w:r>
-                        <w:instrText xml:space="preserve"> SEQ Ilustración_ \* ARABIC </w:instrText>
-                      </w:r>
-                      <w:r>
-                        <w:fldChar w:fldCharType="separate"/>
-                      </w:r>
-                      <w:r>
-                        <w:rPr>
-                          <w:noProof/>
-                        </w:rPr>
-                        <w:t>2</w:t>
-                      </w:r>
-                      <w:r>
-                        <w:rPr>
-                          <w:noProof/>
-                        </w:rPr>
-                        <w:fldChar w:fldCharType="end"/>
-                      </w:r>
+                      <w:fldSimple w:instr=" SEQ Ilustración_ \* ARABIC ">
+                        <w:r>
+                          <w:rPr>
+                            <w:noProof/>
+                          </w:rPr>
+                          <w:t>2</w:t>
+                        </w:r>
+                      </w:fldSimple>
                       <w:r>
                         <w:t>.2</w:t>
                       </w:r>
@@ -7566,57 +7423,28 @@
                       <w:r>
                         <w:t xml:space="preserve">Ilustración  </w:t>
                       </w:r>
-                      <w:r>
-                        <w:fldChar w:fldCharType="begin"/>
-                      </w:r>
-                      <w:r>
-                        <w:instrText xml:space="preserve"> SEQ Ilustración_ \* ARABIC </w:instrText>
-                      </w:r>
-                      <w:r>
-                        <w:fldChar w:fldCharType="separate"/>
-                      </w:r>
-                      <w:r>
-                        <w:rPr>
-                          <w:noProof/>
-                        </w:rPr>
-                        <w:t>3</w:t>
-                      </w:r>
-                      <w:r>
-                        <w:rPr>
-                          <w:noProof/>
-                        </w:rPr>
-                        <w:fldChar w:fldCharType="end"/>
-                      </w:r>
+                      <w:fldSimple w:instr=" SEQ Ilustración_ \* ARABIC ">
+                        <w:r>
+                          <w:rPr>
+                            <w:noProof/>
+                          </w:rPr>
+                          <w:t>3</w:t>
+                        </w:r>
+                      </w:fldSimple>
                       <w:r>
                         <w:t xml:space="preserve"> </w:t>
                       </w:r>
                       <w:r>
-                        <w:t xml:space="preserve">Diagrama de flujo del </w:t>
+                        <w:t xml:space="preserve">Diagrama de flujo del sistemaIlustración  </w:t>
                       </w:r>
-                      <w:r>
-                        <w:t xml:space="preserve">sistemaIlustración  </w:t>
-                      </w:r>
-                      <w:r>
-                        <w:fldChar w:fldCharType="begin"/>
-                      </w:r>
-                      <w:r>
-                        <w:instrText xml:space="preserve"> SEQ Ilustración_ \* ARABIC </w:instrText>
-                      </w:r>
-                      <w:r>
-                        <w:fldChar w:fldCharType="separate"/>
-                      </w:r>
-                      <w:r>
-                        <w:rPr>
-                          <w:noProof/>
-                        </w:rPr>
-                        <w:t>2</w:t>
-                      </w:r>
-                      <w:r>
-                        <w:rPr>
-                          <w:noProof/>
-                        </w:rPr>
-                        <w:fldChar w:fldCharType="end"/>
-                      </w:r>
+                      <w:fldSimple w:instr=" SEQ Ilustración_ \* ARABIC ">
+                        <w:r>
+                          <w:rPr>
+                            <w:noProof/>
+                          </w:rPr>
+                          <w:t>2</w:t>
+                        </w:r>
+                      </w:fldSimple>
                       <w:r>
                         <w:t xml:space="preserve"> Diagrama de contexto del sistema</w:t>
                       </w:r>
@@ -8019,27 +7847,14 @@
                             <w:r>
                               <w:t>.</w:t>
                             </w:r>
-                            <w:r>
-                              <w:fldChar w:fldCharType="begin"/>
-                            </w:r>
-                            <w:r>
-                              <w:instrText xml:space="preserve"> SEQ Ilustración_ \* ARABIC </w:instrText>
-                            </w:r>
-                            <w:r>
-                              <w:fldChar w:fldCharType="separate"/>
-                            </w:r>
-                            <w:r>
-                              <w:rPr>
-                                <w:noProof/>
-                              </w:rPr>
-                              <w:t>3</w:t>
-                            </w:r>
-                            <w:r>
-                              <w:rPr>
-                                <w:noProof/>
-                              </w:rPr>
-                              <w:fldChar w:fldCharType="end"/>
-                            </w:r>
+                            <w:fldSimple w:instr=" SEQ Ilustración_ \* ARABIC ">
+                              <w:r>
+                                <w:rPr>
+                                  <w:noProof/>
+                                </w:rPr>
+                                <w:t>3</w:t>
+                              </w:r>
+                            </w:fldSimple>
                             <w:r>
                               <w:t xml:space="preserve"> </w:t>
                             </w:r>
@@ -8062,27 +7877,14 @@
                             <w:r>
                               <w:t xml:space="preserve">Ilustración  </w:t>
                             </w:r>
-                            <w:r>
-                              <w:fldChar w:fldCharType="begin"/>
-                            </w:r>
-                            <w:r>
-                              <w:instrText xml:space="preserve"> SEQ Ilustración_ \* ARABIC </w:instrText>
-                            </w:r>
-                            <w:r>
-                              <w:fldChar w:fldCharType="separate"/>
-                            </w:r>
-                            <w:r>
-                              <w:rPr>
-                                <w:noProof/>
-                              </w:rPr>
-                              <w:t>3</w:t>
-                            </w:r>
-                            <w:r>
-                              <w:rPr>
-                                <w:noProof/>
-                              </w:rPr>
-                              <w:fldChar w:fldCharType="end"/>
-                            </w:r>
+                            <w:fldSimple w:instr=" SEQ Ilustración_ \* ARABIC ">
+                              <w:r>
+                                <w:rPr>
+                                  <w:noProof/>
+                                </w:rPr>
+                                <w:t>3</w:t>
+                              </w:r>
+                            </w:fldSimple>
                             <w:r>
                               <w:t xml:space="preserve"> </w:t>
                             </w:r>
@@ -8131,27 +7933,14 @@
                       <w:r>
                         <w:t>.</w:t>
                       </w:r>
-                      <w:r>
-                        <w:fldChar w:fldCharType="begin"/>
-                      </w:r>
-                      <w:r>
-                        <w:instrText xml:space="preserve"> SEQ Ilustración_ \* ARABIC </w:instrText>
-                      </w:r>
-                      <w:r>
-                        <w:fldChar w:fldCharType="separate"/>
-                      </w:r>
-                      <w:r>
-                        <w:rPr>
-                          <w:noProof/>
-                        </w:rPr>
-                        <w:t>3</w:t>
-                      </w:r>
-                      <w:r>
-                        <w:rPr>
-                          <w:noProof/>
-                        </w:rPr>
-                        <w:fldChar w:fldCharType="end"/>
-                      </w:r>
+                      <w:fldSimple w:instr=" SEQ Ilustración_ \* ARABIC ">
+                        <w:r>
+                          <w:rPr>
+                            <w:noProof/>
+                          </w:rPr>
+                          <w:t>3</w:t>
+                        </w:r>
+                      </w:fldSimple>
                       <w:r>
                         <w:t xml:space="preserve"> </w:t>
                       </w:r>
@@ -8174,27 +7963,14 @@
                       <w:r>
                         <w:t xml:space="preserve">Ilustración  </w:t>
                       </w:r>
-                      <w:r>
-                        <w:fldChar w:fldCharType="begin"/>
-                      </w:r>
-                      <w:r>
-                        <w:instrText xml:space="preserve"> SEQ Ilustración_ \* ARABIC </w:instrText>
-                      </w:r>
-                      <w:r>
-                        <w:fldChar w:fldCharType="separate"/>
-                      </w:r>
-                      <w:r>
-                        <w:rPr>
-                          <w:noProof/>
-                        </w:rPr>
-                        <w:t>3</w:t>
-                      </w:r>
-                      <w:r>
-                        <w:rPr>
-                          <w:noProof/>
-                        </w:rPr>
-                        <w:fldChar w:fldCharType="end"/>
-                      </w:r>
+                      <w:fldSimple w:instr=" SEQ Ilustración_ \* ARABIC ">
+                        <w:r>
+                          <w:rPr>
+                            <w:noProof/>
+                          </w:rPr>
+                          <w:t>3</w:t>
+                        </w:r>
+                      </w:fldSimple>
                       <w:r>
                         <w:t xml:space="preserve"> </w:t>
                       </w:r>
@@ -9411,23 +9187,7 @@
           <w:rFonts w:ascii="Arial" w:eastAsiaTheme="minorHAnsi" w:hAnsi="Arial" w:cs="Arial"/>
           <w:lang w:val="es-419" w:eastAsia="es-GT"/>
         </w:rPr>
-        <w:t xml:space="preserve">. Según </w:t>
-      </w:r>
-      <w:proofErr w:type="spellStart"/>
-      <w:r>
-        <w:rPr>
-          <w:rFonts w:ascii="Arial" w:eastAsiaTheme="minorHAnsi" w:hAnsi="Arial" w:cs="Arial"/>
-          <w:lang w:val="es-419" w:eastAsia="es-GT"/>
-        </w:rPr>
-        <w:t>Schwaber</w:t>
-      </w:r>
-      <w:proofErr w:type="spellEnd"/>
-      <w:r>
-        <w:rPr>
-          <w:rFonts w:ascii="Arial" w:eastAsiaTheme="minorHAnsi" w:hAnsi="Arial" w:cs="Arial"/>
-          <w:lang w:val="es-419" w:eastAsia="es-GT"/>
-        </w:rPr>
-        <w:t xml:space="preserve"> y Sutherland (2020), autores de la Guía de Scrum, este es un marco de trabajo ligero que ayuda a las personas, equipos y organizaciones a generar valor mediante soluciones adaptables para problemas complejos, a través de dichos ciclos cortos e iterativos. Esta metodología resulta adecuada para proyectos de software en los que se requiere flexibilidad, revisión constante y adaptación a cambios durante el proceso de desarrollo. La elección de Scrum responde a la naturaleza del proyecto, ya que el desarrollo de una aplicación web para centros de salud requiere validaciones frecuentes, definición progresiva de funcionalidades y revisión constante de los módulos implementados. Esto favorece la reducción de errores, mejora la comunicación del equipo y permite entregar incrementos funcionales durante el desarrollo.</w:t>
+        <w:t>. Según Schwaber y Sutherland (2020), autores de la Guía de Scrum, este es un marco de trabajo ligero que ayuda a las personas, equipos y organizaciones a generar valor mediante soluciones adaptables para problemas complejos, a través de dichos ciclos cortos e iterativos. Esta metodología resulta adecuada para proyectos de software en los que se requiere flexibilidad, revisión constante y adaptación a cambios durante el proceso de desarrollo. La elección de Scrum responde a la naturaleza del proyecto, ya que el desarrollo de una aplicación web para centros de salud requiere validaciones frecuentes, definición progresiva de funcionalidades y revisión constante de los módulos implementados. Esto favorece la reducción de errores, mejora la comunicación del equipo y permite entregar incrementos funcionales durante el desarrollo.</w:t>
       </w:r>
     </w:p>
     <w:p>
@@ -9461,23 +9221,7 @@
           <w:rFonts w:ascii="Arial" w:eastAsiaTheme="minorHAnsi" w:hAnsi="Arial" w:cs="Arial"/>
           <w:lang w:val="es-419" w:eastAsia="es-GT"/>
         </w:rPr>
-        <w:t xml:space="preserve"> </w:t>
-      </w:r>
-      <w:proofErr w:type="spellStart"/>
-      <w:r>
-        <w:rPr>
-          <w:rFonts w:ascii="Arial" w:eastAsiaTheme="minorHAnsi" w:hAnsi="Arial" w:cs="Arial"/>
-          <w:lang w:val="es-419" w:eastAsia="es-GT"/>
-        </w:rPr>
-        <w:t>Owner</w:t>
-      </w:r>
-      <w:proofErr w:type="spellEnd"/>
-      <w:r>
-        <w:rPr>
-          <w:rFonts w:ascii="Arial" w:eastAsiaTheme="minorHAnsi" w:hAnsi="Arial" w:cs="Arial"/>
-          <w:lang w:val="es-419" w:eastAsia="es-GT"/>
-        </w:rPr>
-        <w:t xml:space="preserve"> será representado por el integrante encargado de priorizar los requerimientos del sistema, considerando las necesidades del centro de salud y los objetivos del proyecto. El Scrum Master será el responsable de coordinar el cumplimiento de la metodología, organizar las reuniones y apoyar al equipo en la eliminación de obstáculos. Los </w:t>
+        <w:t xml:space="preserve"> Owner será representado por el integrante encargado de priorizar los requerimientos del sistema, considerando las necesidades del centro de salud y los objetivos del proyecto. El Scrum Master será el responsable de coordinar el cumplimiento de la metodología, organizar las reuniones y apoyar al equipo en la eliminación de obstáculos. Los </w:t>
       </w:r>
       <w:proofErr w:type="spellStart"/>
       <w:r>
@@ -9687,27 +9431,14 @@
                             <w:r>
                               <w:t>2.</w:t>
                             </w:r>
-                            <w:r>
-                              <w:fldChar w:fldCharType="begin"/>
-                            </w:r>
-                            <w:r>
-                              <w:instrText xml:space="preserve"> SEQ Imágen \* ARABIC </w:instrText>
-                            </w:r>
-                            <w:r>
-                              <w:fldChar w:fldCharType="separate"/>
-                            </w:r>
-                            <w:r>
-                              <w:rPr>
-                                <w:noProof/>
-                              </w:rPr>
-                              <w:t>1</w:t>
-                            </w:r>
-                            <w:r>
-                              <w:rPr>
-                                <w:noProof/>
-                              </w:rPr>
-                              <w:fldChar w:fldCharType="end"/>
-                            </w:r>
+                            <w:fldSimple w:instr=" SEQ Imágen \* ARABIC ">
+                              <w:r>
+                                <w:rPr>
+                                  <w:noProof/>
+                                </w:rPr>
+                                <w:t>1</w:t>
+                              </w:r>
+                            </w:fldSimple>
                             <w:r>
                               <w:t xml:space="preserve"> Metodología Scrum</w:t>
                             </w:r>
@@ -9726,27 +9457,14 @@
                             <w:r>
                               <w:t xml:space="preserve">Imágen </w:t>
                             </w:r>
-                            <w:r>
-                              <w:fldChar w:fldCharType="begin"/>
-                            </w:r>
-                            <w:r>
-                              <w:instrText xml:space="preserve"> SEQ Imágen \* ARABIC </w:instrText>
-                            </w:r>
-                            <w:r>
-                              <w:fldChar w:fldCharType="separate"/>
-                            </w:r>
-                            <w:r>
-                              <w:rPr>
-                                <w:noProof/>
-                              </w:rPr>
-                              <w:t>1</w:t>
-                            </w:r>
-                            <w:r>
-                              <w:rPr>
-                                <w:noProof/>
-                              </w:rPr>
-                              <w:fldChar w:fldCharType="end"/>
-                            </w:r>
+                            <w:fldSimple w:instr=" SEQ Imágen \* ARABIC ">
+                              <w:r>
+                                <w:rPr>
+                                  <w:noProof/>
+                                </w:rPr>
+                                <w:t>1</w:t>
+                              </w:r>
+                            </w:fldSimple>
                             <w:r>
                               <w:t xml:space="preserve"> Metodología Scrum</w:t>
                             </w:r>
@@ -9792,27 +9510,14 @@
                       <w:r>
                         <w:t>2.</w:t>
                       </w:r>
-                      <w:r>
-                        <w:fldChar w:fldCharType="begin"/>
-                      </w:r>
-                      <w:r>
-                        <w:instrText xml:space="preserve"> SEQ Imágen \* ARABIC </w:instrText>
-                      </w:r>
-                      <w:r>
-                        <w:fldChar w:fldCharType="separate"/>
-                      </w:r>
-                      <w:r>
-                        <w:rPr>
-                          <w:noProof/>
-                        </w:rPr>
-                        <w:t>1</w:t>
-                      </w:r>
-                      <w:r>
-                        <w:rPr>
-                          <w:noProof/>
-                        </w:rPr>
-                        <w:fldChar w:fldCharType="end"/>
-                      </w:r>
+                      <w:fldSimple w:instr=" SEQ Imágen \* ARABIC ">
+                        <w:r>
+                          <w:rPr>
+                            <w:noProof/>
+                          </w:rPr>
+                          <w:t>1</w:t>
+                        </w:r>
+                      </w:fldSimple>
                       <w:r>
                         <w:t xml:space="preserve"> Metodología Scrum</w:t>
                       </w:r>
@@ -9831,27 +9536,14 @@
                       <w:r>
                         <w:t xml:space="preserve">Imágen </w:t>
                       </w:r>
-                      <w:r>
-                        <w:fldChar w:fldCharType="begin"/>
-                      </w:r>
-                      <w:r>
-                        <w:instrText xml:space="preserve"> SEQ Imágen \* ARABIC </w:instrText>
-                      </w:r>
-                      <w:r>
-                        <w:fldChar w:fldCharType="separate"/>
-                      </w:r>
-                      <w:r>
-                        <w:rPr>
-                          <w:noProof/>
-                        </w:rPr>
-                        <w:t>1</w:t>
-                      </w:r>
-                      <w:r>
-                        <w:rPr>
-                          <w:noProof/>
-                        </w:rPr>
-                        <w:fldChar w:fldCharType="end"/>
-                      </w:r>
+                      <w:fldSimple w:instr=" SEQ Imágen \* ARABIC ">
+                        <w:r>
+                          <w:rPr>
+                            <w:noProof/>
+                          </w:rPr>
+                          <w:t>1</w:t>
+                        </w:r>
+                      </w:fldSimple>
                       <w:r>
                         <w:t xml:space="preserve"> Metodología Scrum</w:t>
                       </w:r>
@@ -11220,27 +10912,14 @@
       <w:r>
         <w:t>2.</w:t>
       </w:r>
-      <w:r>
-        <w:fldChar w:fldCharType="begin"/>
-      </w:r>
-      <w:r>
-        <w:instrText xml:space="preserve"> SEQ Tabla \* ARABIC </w:instrText>
-      </w:r>
-      <w:r>
-        <w:fldChar w:fldCharType="separate"/>
-      </w:r>
-      <w:r>
-        <w:rPr>
-          <w:noProof/>
-        </w:rPr>
-        <w:t>1</w:t>
-      </w:r>
-      <w:r>
-        <w:rPr>
-          <w:noProof/>
-        </w:rPr>
-        <w:fldChar w:fldCharType="end"/>
-      </w:r>
+      <w:fldSimple w:instr=" SEQ Tabla \* ARABIC ">
+        <w:r>
+          <w:rPr>
+            <w:noProof/>
+          </w:rPr>
+          <w:t>1</w:t>
+        </w:r>
+      </w:fldSimple>
       <w:r>
         <w:t xml:space="preserve"> Presupuesto del proyecto</w:t>
       </w:r>
@@ -11389,27 +11068,14 @@
                             <w:r>
                               <w:t>Ilustración 2.</w:t>
                             </w:r>
-                            <w:r>
-                              <w:fldChar w:fldCharType="begin"/>
-                            </w:r>
-                            <w:r>
-                              <w:instrText xml:space="preserve"> SEQ Ilustración_ \* ARABIC </w:instrText>
-                            </w:r>
-                            <w:r>
-                              <w:fldChar w:fldCharType="separate"/>
-                            </w:r>
-                            <w:r>
-                              <w:rPr>
-                                <w:noProof/>
-                              </w:rPr>
-                              <w:t>4</w:t>
-                            </w:r>
-                            <w:r>
-                              <w:rPr>
-                                <w:noProof/>
-                              </w:rPr>
-                              <w:fldChar w:fldCharType="end"/>
-                            </w:r>
+                            <w:fldSimple w:instr=" SEQ Ilustración_ \* ARABIC ">
+                              <w:r>
+                                <w:rPr>
+                                  <w:noProof/>
+                                </w:rPr>
+                                <w:t>4</w:t>
+                              </w:r>
+                            </w:fldSimple>
                             <w:r>
                               <w:t xml:space="preserve"> lustración 2.3. Diagrama de Gantt del proyecto</w:t>
                             </w:r>
@@ -11457,27 +11123,14 @@
                       <w:r>
                         <w:t>Ilustración 2.</w:t>
                       </w:r>
-                      <w:r>
-                        <w:fldChar w:fldCharType="begin"/>
-                      </w:r>
-                      <w:r>
-                        <w:instrText xml:space="preserve"> SEQ Ilustración_ \* ARABIC </w:instrText>
-                      </w:r>
-                      <w:r>
-                        <w:fldChar w:fldCharType="separate"/>
-                      </w:r>
-                      <w:r>
-                        <w:rPr>
-                          <w:noProof/>
-                        </w:rPr>
-                        <w:t>4</w:t>
-                      </w:r>
-                      <w:r>
-                        <w:rPr>
-                          <w:noProof/>
-                        </w:rPr>
-                        <w:fldChar w:fldCharType="end"/>
-                      </w:r>
+                      <w:fldSimple w:instr=" SEQ Ilustración_ \* ARABIC ">
+                        <w:r>
+                          <w:rPr>
+                            <w:noProof/>
+                          </w:rPr>
+                          <w:t>4</w:t>
+                        </w:r>
+                      </w:fldSimple>
                       <w:r>
                         <w:t xml:space="preserve"> lustración 2.3. Diagrama de Gantt del proyecto</w:t>
                       </w:r>
@@ -12006,25 +11659,14 @@
           <w:lang w:val="es-419" w:eastAsia="es-GT"/>
         </w:rPr>
       </w:pPr>
-      <w:proofErr w:type="spellStart"/>
-      <w:r>
-        <w:rPr>
-          <w:rFonts w:ascii="Arial" w:hAnsi="Arial" w:cs="Arial"/>
-          <w:sz w:val="24"/>
-          <w:szCs w:val="24"/>
-          <w:lang w:val="es-419" w:eastAsia="es-GT"/>
-        </w:rPr>
-        <w:t>Schwaber</w:t>
-      </w:r>
-      <w:proofErr w:type="spellEnd"/>
-      <w:r>
-        <w:rPr>
-          <w:rFonts w:ascii="Arial" w:hAnsi="Arial" w:cs="Arial"/>
-          <w:sz w:val="24"/>
-          <w:szCs w:val="24"/>
-          <w:lang w:val="es-419" w:eastAsia="es-GT"/>
-        </w:rPr>
-        <w:t>, K. y Sutherland, J. (2020). La Guía de Scrum. https://scrumguides.org/</w:t>
+      <w:r>
+        <w:rPr>
+          <w:rFonts w:ascii="Arial" w:hAnsi="Arial" w:cs="Arial"/>
+          <w:sz w:val="24"/>
+          <w:szCs w:val="24"/>
+          <w:lang w:val="es-419" w:eastAsia="es-GT"/>
+        </w:rPr>
+        <w:t>Schwaber, K. y Sutherland, J. (2020). La Guía de Scrum. https://scrumguides.org/</w:t>
       </w:r>
     </w:p>
     <w:p>
@@ -12061,7 +11703,7 @@
 </file>
 
 <file path=word/endnotes.xml><?xml version="1.0" encoding="utf-8"?>
-<w:endnotes xmlns:wpc="http://schemas.microsoft.com/office/word/2010/wordprocessingCanvas" xmlns:cx="http://schemas.microsoft.com/office/drawing/2014/chartex" xmlns:cx1="http://schemas.microsoft.com/office/drawing/2015/9/8/chartex" xmlns:cx2="http://schemas.microsoft.com/office/drawing/2015/10/21/chartex" xmlns:cx3="http://schemas.microsoft.com/office/drawing/2016/5/9/chartex" xmlns:cx4="http://schemas.microsoft.com/office/drawing/2016/5/10/chartex" xmlns:cx5="http://schemas.microsoft.com/office/drawing/2016/5/11/chartex" xmlns:cx6="http://schemas.microsoft.com/office/drawing/2016/5/12/chartex" xmlns:cx7="http://schemas.microsoft.com/office/drawing/2016/5/13/chartex" xmlns:cx8="http://schemas.microsoft.com/office/drawing/2016/5/14/chartex" xmlns:mc="http://schemas.openxmlformats.org/markup-compatibility/2006" xmlns:aink="http://schemas.microsoft.com/office/drawing/2016/ink" xmlns:am3d="http://schemas.microsoft.com/office/drawing/2017/model3d" xmlns:o="urn:schemas-microsoft-com:office:office" xmlns:oel="http://schemas.microsoft.com/office/2019/extlst" xmlns:r="http://schemas.openxmlformats.org/officeDocument/2006/relationships" xmlns:m="http://schemas.openxmlformats.org/officeDocument/2006/math" xmlns:v="urn:schemas-microsoft-com:vml" xmlns:wp14="http://schemas.microsoft.com/office/word/2010/wordprocessingDrawing" xmlns:wp="http://schemas.openxmlformats.org/drawingml/2006/wordprocessingDrawing" xmlns:w10="urn:schemas-microsoft-com:office:word" xmlns:w="http://schemas.openxmlformats.org/wordprocessingml/2006/main" xmlns:w14="http://schemas.microsoft.com/office/word/2010/wordml" xmlns:w15="http://schemas.microsoft.com/office/word/2012/wordml" xmlns:w16cex="http://schemas.microsoft.com/office/word/2018/wordml/cex" xmlns:w16cid="http://schemas.microsoft.com/office/word/2016/wordml/cid" xmlns:w16="http://schemas.microsoft.com/office/word/2018/wordml" xmlns:w16sdtdh="http://schemas.microsoft.com/office/word/2020/wordml/sdtdatahash" xmlns:w16se="http://schemas.microsoft.com/office/word/2015/wordml/symex" xmlns:wpg="http://schemas.microsoft.com/office/word/2010/wordprocessingGroup" xmlns:wpi="http://schemas.microsoft.com/office/word/2010/wordprocessingInk" xmlns:wne="http://schemas.microsoft.com/office/word/2006/wordml" xmlns:wps="http://schemas.microsoft.com/office/word/2010/wordprocessingShape" mc:Ignorable="w14 w15 w16se w16cid w16 w16cex w16sdtdh wp14">
+<w:endnotes xmlns:wpc="http://schemas.microsoft.com/office/word/2010/wordprocessingCanvas" xmlns:cx="http://schemas.microsoft.com/office/drawing/2014/chartex" xmlns:cx1="http://schemas.microsoft.com/office/drawing/2015/9/8/chartex" xmlns:cx2="http://schemas.microsoft.com/office/drawing/2015/10/21/chartex" xmlns:cx3="http://schemas.microsoft.com/office/drawing/2016/5/9/chartex" xmlns:cx4="http://schemas.microsoft.com/office/drawing/2016/5/10/chartex" xmlns:cx5="http://schemas.microsoft.com/office/drawing/2016/5/11/chartex" xmlns:cx6="http://schemas.microsoft.com/office/drawing/2016/5/12/chartex" xmlns:cx7="http://schemas.microsoft.com/office/drawing/2016/5/13/chartex" xmlns:cx8="http://schemas.microsoft.com/office/drawing/2016/5/14/chartex" xmlns:mc="http://schemas.openxmlformats.org/markup-compatibility/2006" xmlns:aink="http://schemas.microsoft.com/office/drawing/2016/ink" xmlns:am3d="http://schemas.microsoft.com/office/drawing/2017/model3d" xmlns:o="urn:schemas-microsoft-com:office:office" xmlns:oel="http://schemas.microsoft.com/office/2019/extlst" xmlns:r="http://schemas.openxmlformats.org/officeDocument/2006/relationships" xmlns:m="http://schemas.openxmlformats.org/officeDocument/2006/math" xmlns:v="urn:schemas-microsoft-com:vml" xmlns:wp14="http://schemas.microsoft.com/office/word/2010/wordprocessingDrawing" xmlns:wp="http://schemas.openxmlformats.org/drawingml/2006/wordprocessingDrawing" xmlns:w10="urn:schemas-microsoft-com:office:word" xmlns:w="http://schemas.openxmlformats.org/wordprocessingml/2006/main" xmlns:w14="http://schemas.microsoft.com/office/word/2010/wordml" xmlns:w15="http://schemas.microsoft.com/office/word/2012/wordml" xmlns:w16cei="http://schemas.microsoft.com/office/word/2026/wordml/cei" xmlns:w16cex="http://schemas.microsoft.com/office/word/2018/wordml/cex" xmlns:w16cid="http://schemas.microsoft.com/office/word/2016/wordml/cid" xmlns:w16="http://schemas.microsoft.com/office/word/2018/wordml" xmlns:w16du="http://schemas.microsoft.com/office/word/2023/wordml/word16du" xmlns:w16sdtdh="http://schemas.microsoft.com/office/word/2020/wordml/sdtdatahash" xmlns:w16sdtfl="http://schemas.microsoft.com/office/word/2024/wordml/sdtformatlock" xmlns:w16se="http://schemas.microsoft.com/office/word/2015/wordml/symex" xmlns:wpg="http://schemas.microsoft.com/office/word/2010/wordprocessingGroup" xmlns:wpi="http://schemas.microsoft.com/office/word/2010/wordprocessingInk" xmlns:wne="http://schemas.microsoft.com/office/word/2006/wordml" xmlns:wps="http://schemas.microsoft.com/office/word/2010/wordprocessingShape" mc:Ignorable="w14 w15 w16se w16cid w16 w16cex w16sdtdh w16sdtfl w16du wp14">
   <w:endnote w:type="separator" w:id="-1">
     <w:p>
       <w:pPr>
@@ -12086,7 +11728,7 @@
 </file>
 
 <file path=word/footer1.xml><?xml version="1.0" encoding="utf-8"?>
-<w:ftr xmlns:wpc="http://schemas.microsoft.com/office/word/2010/wordprocessingCanvas" xmlns:cx="http://schemas.microsoft.com/office/drawing/2014/chartex" xmlns:cx1="http://schemas.microsoft.com/office/drawing/2015/9/8/chartex" xmlns:cx2="http://schemas.microsoft.com/office/drawing/2015/10/21/chartex" xmlns:cx3="http://schemas.microsoft.com/office/drawing/2016/5/9/chartex" xmlns:cx4="http://schemas.microsoft.com/office/drawing/2016/5/10/chartex" xmlns:cx5="http://schemas.microsoft.com/office/drawing/2016/5/11/chartex" xmlns:cx6="http://schemas.microsoft.com/office/drawing/2016/5/12/chartex" xmlns:cx7="http://schemas.microsoft.com/office/drawing/2016/5/13/chartex" xmlns:cx8="http://schemas.microsoft.com/office/drawing/2016/5/14/chartex" xmlns:mc="http://schemas.openxmlformats.org/markup-compatibility/2006" xmlns:aink="http://schemas.microsoft.com/office/drawing/2016/ink" xmlns:am3d="http://schemas.microsoft.com/office/drawing/2017/model3d" xmlns:o="urn:schemas-microsoft-com:office:office" xmlns:oel="http://schemas.microsoft.com/office/2019/extlst" xmlns:r="http://schemas.openxmlformats.org/officeDocument/2006/relationships" xmlns:m="http://schemas.openxmlformats.org/officeDocument/2006/math" xmlns:v="urn:schemas-microsoft-com:vml" xmlns:wp14="http://schemas.microsoft.com/office/word/2010/wordprocessingDrawing" xmlns:wp="http://schemas.openxmlformats.org/drawingml/2006/wordprocessingDrawing" xmlns:w10="urn:schemas-microsoft-com:office:word" xmlns:w="http://schemas.openxmlformats.org/wordprocessingml/2006/main" xmlns:w14="http://schemas.microsoft.com/office/word/2010/wordml" xmlns:w15="http://schemas.microsoft.com/office/word/2012/wordml" xmlns:w16cex="http://schemas.microsoft.com/office/word/2018/wordml/cex" xmlns:w16cid="http://schemas.microsoft.com/office/word/2016/wordml/cid" xmlns:w16="http://schemas.microsoft.com/office/word/2018/wordml" xmlns:w16sdtdh="http://schemas.microsoft.com/office/word/2020/wordml/sdtdatahash" xmlns:w16se="http://schemas.microsoft.com/office/word/2015/wordml/symex" xmlns:wpg="http://schemas.microsoft.com/office/word/2010/wordprocessingGroup" xmlns:wpi="http://schemas.microsoft.com/office/word/2010/wordprocessingInk" xmlns:wne="http://schemas.microsoft.com/office/word/2006/wordml" xmlns:wps="http://schemas.microsoft.com/office/word/2010/wordprocessingShape" mc:Ignorable="w14 w15 w16se w16cid w16 w16cex w16sdtdh wp14">
+<w:ftr xmlns:wpc="http://schemas.microsoft.com/office/word/2010/wordprocessingCanvas" xmlns:cx="http://schemas.microsoft.com/office/drawing/2014/chartex" xmlns:cx1="http://schemas.microsoft.com/office/drawing/2015/9/8/chartex" xmlns:cx2="http://schemas.microsoft.com/office/drawing/2015/10/21/chartex" xmlns:cx3="http://schemas.microsoft.com/office/drawing/2016/5/9/chartex" xmlns:cx4="http://schemas.microsoft.com/office/drawing/2016/5/10/chartex" xmlns:cx5="http://schemas.microsoft.com/office/drawing/2016/5/11/chartex" xmlns:cx6="http://schemas.microsoft.com/office/drawing/2016/5/12/chartex" xmlns:cx7="http://schemas.microsoft.com/office/drawing/2016/5/13/chartex" xmlns:cx8="http://schemas.microsoft.com/office/drawing/2016/5/14/chartex" xmlns:mc="http://schemas.openxmlformats.org/markup-compatibility/2006" xmlns:aink="http://schemas.microsoft.com/office/drawing/2016/ink" xmlns:am3d="http://schemas.microsoft.com/office/drawing/2017/model3d" xmlns:o="urn:schemas-microsoft-com:office:office" xmlns:oel="http://schemas.microsoft.com/office/2019/extlst" xmlns:r="http://schemas.openxmlformats.org/officeDocument/2006/relationships" xmlns:m="http://schemas.openxmlformats.org/officeDocument/2006/math" xmlns:v="urn:schemas-microsoft-com:vml" xmlns:wp14="http://schemas.microsoft.com/office/word/2010/wordprocessingDrawing" xmlns:wp="http://schemas.openxmlformats.org/drawingml/2006/wordprocessingDrawing" xmlns:w10="urn:schemas-microsoft-com:office:word" xmlns:w="http://schemas.openxmlformats.org/wordprocessingml/2006/main" xmlns:w14="http://schemas.microsoft.com/office/word/2010/wordml" xmlns:w15="http://schemas.microsoft.com/office/word/2012/wordml" xmlns:w16cei="http://schemas.microsoft.com/office/word/2026/wordml/cei" xmlns:w16cex="http://schemas.microsoft.com/office/word/2018/wordml/cex" xmlns:w16cid="http://schemas.microsoft.com/office/word/2016/wordml/cid" xmlns:w16="http://schemas.microsoft.com/office/word/2018/wordml" xmlns:w16du="http://schemas.microsoft.com/office/word/2023/wordml/word16du" xmlns:w16sdtdh="http://schemas.microsoft.com/office/word/2020/wordml/sdtdatahash" xmlns:w16sdtfl="http://schemas.microsoft.com/office/word/2024/wordml/sdtformatlock" xmlns:w16se="http://schemas.microsoft.com/office/word/2015/wordml/symex" xmlns:wpg="http://schemas.microsoft.com/office/word/2010/wordprocessingGroup" xmlns:wpi="http://schemas.microsoft.com/office/word/2010/wordprocessingInk" xmlns:wne="http://schemas.microsoft.com/office/word/2006/wordml" xmlns:wps="http://schemas.microsoft.com/office/word/2010/wordprocessingShape" mc:Ignorable="w14 w15 w16se w16cid w16 w16cex w16sdtdh w16sdtfl w16du wp14">
   <w:p>
     <w:pPr>
       <w:pStyle w:val="Piedepgina"/>
@@ -12102,7 +11744,7 @@
 </file>
 
 <file path=word/footer2.xml><?xml version="1.0" encoding="utf-8"?>
-<w:ftr xmlns:wpc="http://schemas.microsoft.com/office/word/2010/wordprocessingCanvas" xmlns:cx="http://schemas.microsoft.com/office/drawing/2014/chartex" xmlns:cx1="http://schemas.microsoft.com/office/drawing/2015/9/8/chartex" xmlns:cx2="http://schemas.microsoft.com/office/drawing/2015/10/21/chartex" xmlns:cx3="http://schemas.microsoft.com/office/drawing/2016/5/9/chartex" xmlns:cx4="http://schemas.microsoft.com/office/drawing/2016/5/10/chartex" xmlns:cx5="http://schemas.microsoft.com/office/drawing/2016/5/11/chartex" xmlns:cx6="http://schemas.microsoft.com/office/drawing/2016/5/12/chartex" xmlns:cx7="http://schemas.microsoft.com/office/drawing/2016/5/13/chartex" xmlns:cx8="http://schemas.microsoft.com/office/drawing/2016/5/14/chartex" xmlns:mc="http://schemas.openxmlformats.org/markup-compatibility/2006" xmlns:aink="http://schemas.microsoft.com/office/drawing/2016/ink" xmlns:am3d="http://schemas.microsoft.com/office/drawing/2017/model3d" xmlns:o="urn:schemas-microsoft-com:office:office" xmlns:oel="http://schemas.microsoft.com/office/2019/extlst" xmlns:r="http://schemas.openxmlformats.org/officeDocument/2006/relationships" xmlns:m="http://schemas.openxmlformats.org/officeDocument/2006/math" xmlns:v="urn:schemas-microsoft-com:vml" xmlns:wp14="http://schemas.microsoft.com/office/word/2010/wordprocessingDrawing" xmlns:wp="http://schemas.openxmlformats.org/drawingml/2006/wordprocessingDrawing" xmlns:w10="urn:schemas-microsoft-com:office:word" xmlns:w="http://schemas.openxmlformats.org/wordprocessingml/2006/main" xmlns:w14="http://schemas.microsoft.com/office/word/2010/wordml" xmlns:w15="http://schemas.microsoft.com/office/word/2012/wordml" xmlns:w16cex="http://schemas.microsoft.com/office/word/2018/wordml/cex" xmlns:w16cid="http://schemas.microsoft.com/office/word/2016/wordml/cid" xmlns:w16="http://schemas.microsoft.com/office/word/2018/wordml" xmlns:w16sdtdh="http://schemas.microsoft.com/office/word/2020/wordml/sdtdatahash" xmlns:w16se="http://schemas.microsoft.com/office/word/2015/wordml/symex" xmlns:wpg="http://schemas.microsoft.com/office/word/2010/wordprocessingGroup" xmlns:wpi="http://schemas.microsoft.com/office/word/2010/wordprocessingInk" xmlns:wne="http://schemas.microsoft.com/office/word/2006/wordml" xmlns:wps="http://schemas.microsoft.com/office/word/2010/wordprocessingShape" mc:Ignorable="w14 w15 w16se w16cid w16 w16cex w16sdtdh wp14">
+<w:ftr xmlns:wpc="http://schemas.microsoft.com/office/word/2010/wordprocessingCanvas" xmlns:cx="http://schemas.microsoft.com/office/drawing/2014/chartex" xmlns:cx1="http://schemas.microsoft.com/office/drawing/2015/9/8/chartex" xmlns:cx2="http://schemas.microsoft.com/office/drawing/2015/10/21/chartex" xmlns:cx3="http://schemas.microsoft.com/office/drawing/2016/5/9/chartex" xmlns:cx4="http://schemas.microsoft.com/office/drawing/2016/5/10/chartex" xmlns:cx5="http://schemas.microsoft.com/office/drawing/2016/5/11/chartex" xmlns:cx6="http://schemas.microsoft.com/office/drawing/2016/5/12/chartex" xmlns:cx7="http://schemas.microsoft.com/office/drawing/2016/5/13/chartex" xmlns:cx8="http://schemas.microsoft.com/office/drawing/2016/5/14/chartex" xmlns:mc="http://schemas.openxmlformats.org/markup-compatibility/2006" xmlns:aink="http://schemas.microsoft.com/office/drawing/2016/ink" xmlns:am3d="http://schemas.microsoft.com/office/drawing/2017/model3d" xmlns:o="urn:schemas-microsoft-com:office:office" xmlns:oel="http://schemas.microsoft.com/office/2019/extlst" xmlns:r="http://schemas.openxmlformats.org/officeDocument/2006/relationships" xmlns:m="http://schemas.openxmlformats.org/officeDocument/2006/math" xmlns:v="urn:schemas-microsoft-com:vml" xmlns:wp14="http://schemas.microsoft.com/office/word/2010/wordprocessingDrawing" xmlns:wp="http://schemas.openxmlformats.org/drawingml/2006/wordprocessingDrawing" xmlns:w10="urn:schemas-microsoft-com:office:word" xmlns:w="http://schemas.openxmlformats.org/wordprocessingml/2006/main" xmlns:w14="http://schemas.microsoft.com/office/word/2010/wordml" xmlns:w15="http://schemas.microsoft.com/office/word/2012/wordml" xmlns:w16cei="http://schemas.microsoft.com/office/word/2026/wordml/cei" xmlns:w16cex="http://schemas.microsoft.com/office/word/2018/wordml/cex" xmlns:w16cid="http://schemas.microsoft.com/office/word/2016/wordml/cid" xmlns:w16="http://schemas.microsoft.com/office/word/2018/wordml" xmlns:w16du="http://schemas.microsoft.com/office/word/2023/wordml/word16du" xmlns:w16sdtdh="http://schemas.microsoft.com/office/word/2020/wordml/sdtdatahash" xmlns:w16sdtfl="http://schemas.microsoft.com/office/word/2024/wordml/sdtformatlock" xmlns:w16se="http://schemas.microsoft.com/office/word/2015/wordml/symex" xmlns:wpg="http://schemas.microsoft.com/office/word/2010/wordprocessingGroup" xmlns:wpi="http://schemas.microsoft.com/office/word/2010/wordprocessingInk" xmlns:wne="http://schemas.microsoft.com/office/word/2006/wordml" xmlns:wps="http://schemas.microsoft.com/office/word/2010/wordprocessingShape" mc:Ignorable="w14 w15 w16se w16cid w16 w16cex w16sdtdh w16sdtfl w16du wp14">
   <w:p>
     <w:pPr>
       <w:pStyle w:val="Piedepgina"/>
@@ -12123,7 +11765,7 @@
 </file>
 
 <file path=word/footer3.xml><?xml version="1.0" encoding="utf-8"?>
-<w:ftr xmlns:wpc="http://schemas.microsoft.com/office/word/2010/wordprocessingCanvas" xmlns:cx="http://schemas.microsoft.com/office/drawing/2014/chartex" xmlns:cx1="http://schemas.microsoft.com/office/drawing/2015/9/8/chartex" xmlns:cx2="http://schemas.microsoft.com/office/drawing/2015/10/21/chartex" xmlns:cx3="http://schemas.microsoft.com/office/drawing/2016/5/9/chartex" xmlns:cx4="http://schemas.microsoft.com/office/drawing/2016/5/10/chartex" xmlns:cx5="http://schemas.microsoft.com/office/drawing/2016/5/11/chartex" xmlns:cx6="http://schemas.microsoft.com/office/drawing/2016/5/12/chartex" xmlns:cx7="http://schemas.microsoft.com/office/drawing/2016/5/13/chartex" xmlns:cx8="http://schemas.microsoft.com/office/drawing/2016/5/14/chartex" xmlns:mc="http://schemas.openxmlformats.org/markup-compatibility/2006" xmlns:aink="http://schemas.microsoft.com/office/drawing/2016/ink" xmlns:am3d="http://schemas.microsoft.com/office/drawing/2017/model3d" xmlns:o="urn:schemas-microsoft-com:office:office" xmlns:oel="http://schemas.microsoft.com/office/2019/extlst" xmlns:r="http://schemas.openxmlformats.org/officeDocument/2006/relationships" xmlns:m="http://schemas.openxmlformats.org/officeDocument/2006/math" xmlns:v="urn:schemas-microsoft-com:vml" xmlns:wp14="http://schemas.microsoft.com/office/word/2010/wordprocessingDrawing" xmlns:wp="http://schemas.openxmlformats.org/drawingml/2006/wordprocessingDrawing" xmlns:w10="urn:schemas-microsoft-com:office:word" xmlns:w="http://schemas.openxmlformats.org/wordprocessingml/2006/main" xmlns:w14="http://schemas.microsoft.com/office/word/2010/wordml" xmlns:w15="http://schemas.microsoft.com/office/word/2012/wordml" xmlns:w16cex="http://schemas.microsoft.com/office/word/2018/wordml/cex" xmlns:w16cid="http://schemas.microsoft.com/office/word/2016/wordml/cid" xmlns:w16="http://schemas.microsoft.com/office/word/2018/wordml" xmlns:w16sdtdh="http://schemas.microsoft.com/office/word/2020/wordml/sdtdatahash" xmlns:w16se="http://schemas.microsoft.com/office/word/2015/wordml/symex" xmlns:wpg="http://schemas.microsoft.com/office/word/2010/wordprocessingGroup" xmlns:wpi="http://schemas.microsoft.com/office/word/2010/wordprocessingInk" xmlns:wne="http://schemas.microsoft.com/office/word/2006/wordml" xmlns:wps="http://schemas.microsoft.com/office/word/2010/wordprocessingShape" mc:Ignorable="w14 w15 w16se w16cid w16 w16cex w16sdtdh wp14">
+<w:ftr xmlns:wpc="http://schemas.microsoft.com/office/word/2010/wordprocessingCanvas" xmlns:cx="http://schemas.microsoft.com/office/drawing/2014/chartex" xmlns:cx1="http://schemas.microsoft.com/office/drawing/2015/9/8/chartex" xmlns:cx2="http://schemas.microsoft.com/office/drawing/2015/10/21/chartex" xmlns:cx3="http://schemas.microsoft.com/office/drawing/2016/5/9/chartex" xmlns:cx4="http://schemas.microsoft.com/office/drawing/2016/5/10/chartex" xmlns:cx5="http://schemas.microsoft.com/office/drawing/2016/5/11/chartex" xmlns:cx6="http://schemas.microsoft.com/office/drawing/2016/5/12/chartex" xmlns:cx7="http://schemas.microsoft.com/office/drawing/2016/5/13/chartex" xmlns:cx8="http://schemas.microsoft.com/office/drawing/2016/5/14/chartex" xmlns:mc="http://schemas.openxmlformats.org/markup-compatibility/2006" xmlns:aink="http://schemas.microsoft.com/office/drawing/2016/ink" xmlns:am3d="http://schemas.microsoft.com/office/drawing/2017/model3d" xmlns:o="urn:schemas-microsoft-com:office:office" xmlns:oel="http://schemas.microsoft.com/office/2019/extlst" xmlns:r="http://schemas.openxmlformats.org/officeDocument/2006/relationships" xmlns:m="http://schemas.openxmlformats.org/officeDocument/2006/math" xmlns:v="urn:schemas-microsoft-com:vml" xmlns:wp14="http://schemas.microsoft.com/office/word/2010/wordprocessingDrawing" xmlns:wp="http://schemas.openxmlformats.org/drawingml/2006/wordprocessingDrawing" xmlns:w10="urn:schemas-microsoft-com:office:word" xmlns:w="http://schemas.openxmlformats.org/wordprocessingml/2006/main" xmlns:w14="http://schemas.microsoft.com/office/word/2010/wordml" xmlns:w15="http://schemas.microsoft.com/office/word/2012/wordml" xmlns:w16cei="http://schemas.microsoft.com/office/word/2026/wordml/cei" xmlns:w16cex="http://schemas.microsoft.com/office/word/2018/wordml/cex" xmlns:w16cid="http://schemas.microsoft.com/office/word/2016/wordml/cid" xmlns:w16="http://schemas.microsoft.com/office/word/2018/wordml" xmlns:w16du="http://schemas.microsoft.com/office/word/2023/wordml/word16du" xmlns:w16sdtdh="http://schemas.microsoft.com/office/word/2020/wordml/sdtdatahash" xmlns:w16sdtfl="http://schemas.microsoft.com/office/word/2024/wordml/sdtformatlock" xmlns:w16se="http://schemas.microsoft.com/office/word/2015/wordml/symex" xmlns:wpg="http://schemas.microsoft.com/office/word/2010/wordprocessingGroup" xmlns:wpi="http://schemas.microsoft.com/office/word/2010/wordprocessingInk" xmlns:wne="http://schemas.microsoft.com/office/word/2006/wordml" xmlns:wps="http://schemas.microsoft.com/office/word/2010/wordprocessingShape" mc:Ignorable="w14 w15 w16se w16cid w16 w16cex w16sdtdh w16sdtfl w16du wp14">
   <w:sdt>
     <w:sdtPr>
       <w:id w:val="802434642"/>
@@ -12168,7 +11810,7 @@
 </file>
 
 <file path=word/footer4.xml><?xml version="1.0" encoding="utf-8"?>
-<w:ftr xmlns:wpc="http://schemas.microsoft.com/office/word/2010/wordprocessingCanvas" xmlns:cx="http://schemas.microsoft.com/office/drawing/2014/chartex" xmlns:cx1="http://schemas.microsoft.com/office/drawing/2015/9/8/chartex" xmlns:cx2="http://schemas.microsoft.com/office/drawing/2015/10/21/chartex" xmlns:cx3="http://schemas.microsoft.com/office/drawing/2016/5/9/chartex" xmlns:cx4="http://schemas.microsoft.com/office/drawing/2016/5/10/chartex" xmlns:cx5="http://schemas.microsoft.com/office/drawing/2016/5/11/chartex" xmlns:cx6="http://schemas.microsoft.com/office/drawing/2016/5/12/chartex" xmlns:cx7="http://schemas.microsoft.com/office/drawing/2016/5/13/chartex" xmlns:cx8="http://schemas.microsoft.com/office/drawing/2016/5/14/chartex" xmlns:mc="http://schemas.openxmlformats.org/markup-compatibility/2006" xmlns:aink="http://schemas.microsoft.com/office/drawing/2016/ink" xmlns:am3d="http://schemas.microsoft.com/office/drawing/2017/model3d" xmlns:o="urn:schemas-microsoft-com:office:office" xmlns:oel="http://schemas.microsoft.com/office/2019/extlst" xmlns:r="http://schemas.openxmlformats.org/officeDocument/2006/relationships" xmlns:m="http://schemas.openxmlformats.org/officeDocument/2006/math" xmlns:v="urn:schemas-microsoft-com:vml" xmlns:wp14="http://schemas.microsoft.com/office/word/2010/wordprocessingDrawing" xmlns:wp="http://schemas.openxmlformats.org/drawingml/2006/wordprocessingDrawing" xmlns:w10="urn:schemas-microsoft-com:office:word" xmlns:w="http://schemas.openxmlformats.org/wordprocessingml/2006/main" xmlns:w14="http://schemas.microsoft.com/office/word/2010/wordml" xmlns:w15="http://schemas.microsoft.com/office/word/2012/wordml" xmlns:w16cex="http://schemas.microsoft.com/office/word/2018/wordml/cex" xmlns:w16cid="http://schemas.microsoft.com/office/word/2016/wordml/cid" xmlns:w16="http://schemas.microsoft.com/office/word/2018/wordml" xmlns:w16sdtdh="http://schemas.microsoft.com/office/word/2020/wordml/sdtdatahash" xmlns:w16se="http://schemas.microsoft.com/office/word/2015/wordml/symex" xmlns:wpg="http://schemas.microsoft.com/office/word/2010/wordprocessingGroup" xmlns:wpi="http://schemas.microsoft.com/office/word/2010/wordprocessingInk" xmlns:wne="http://schemas.microsoft.com/office/word/2006/wordml" xmlns:wps="http://schemas.microsoft.com/office/word/2010/wordprocessingShape" mc:Ignorable="w14 w15 w16se w16cid w16 w16cex w16sdtdh wp14">
+<w:ftr xmlns:wpc="http://schemas.microsoft.com/office/word/2010/wordprocessingCanvas" xmlns:cx="http://schemas.microsoft.com/office/drawing/2014/chartex" xmlns:cx1="http://schemas.microsoft.com/office/drawing/2015/9/8/chartex" xmlns:cx2="http://schemas.microsoft.com/office/drawing/2015/10/21/chartex" xmlns:cx3="http://schemas.microsoft.com/office/drawing/2016/5/9/chartex" xmlns:cx4="http://schemas.microsoft.com/office/drawing/2016/5/10/chartex" xmlns:cx5="http://schemas.microsoft.com/office/drawing/2016/5/11/chartex" xmlns:cx6="http://schemas.microsoft.com/office/drawing/2016/5/12/chartex" xmlns:cx7="http://schemas.microsoft.com/office/drawing/2016/5/13/chartex" xmlns:cx8="http://schemas.microsoft.com/office/drawing/2016/5/14/chartex" xmlns:mc="http://schemas.openxmlformats.org/markup-compatibility/2006" xmlns:aink="http://schemas.microsoft.com/office/drawing/2016/ink" xmlns:am3d="http://schemas.microsoft.com/office/drawing/2017/model3d" xmlns:o="urn:schemas-microsoft-com:office:office" xmlns:oel="http://schemas.microsoft.com/office/2019/extlst" xmlns:r="http://schemas.openxmlformats.org/officeDocument/2006/relationships" xmlns:m="http://schemas.openxmlformats.org/officeDocument/2006/math" xmlns:v="urn:schemas-microsoft-com:vml" xmlns:wp14="http://schemas.microsoft.com/office/word/2010/wordprocessingDrawing" xmlns:wp="http://schemas.openxmlformats.org/drawingml/2006/wordprocessingDrawing" xmlns:w10="urn:schemas-microsoft-com:office:word" xmlns:w="http://schemas.openxmlformats.org/wordprocessingml/2006/main" xmlns:w14="http://schemas.microsoft.com/office/word/2010/wordml" xmlns:w15="http://schemas.microsoft.com/office/word/2012/wordml" xmlns:w16cei="http://schemas.microsoft.com/office/word/2026/wordml/cei" xmlns:w16cex="http://schemas.microsoft.com/office/word/2018/wordml/cex" xmlns:w16cid="http://schemas.microsoft.com/office/word/2016/wordml/cid" xmlns:w16="http://schemas.microsoft.com/office/word/2018/wordml" xmlns:w16du="http://schemas.microsoft.com/office/word/2023/wordml/word16du" xmlns:w16sdtdh="http://schemas.microsoft.com/office/word/2020/wordml/sdtdatahash" xmlns:w16sdtfl="http://schemas.microsoft.com/office/word/2024/wordml/sdtformatlock" xmlns:w16se="http://schemas.microsoft.com/office/word/2015/wordml/symex" xmlns:wpg="http://schemas.microsoft.com/office/word/2010/wordprocessingGroup" xmlns:wpi="http://schemas.microsoft.com/office/word/2010/wordprocessingInk" xmlns:wne="http://schemas.microsoft.com/office/word/2006/wordml" xmlns:wps="http://schemas.microsoft.com/office/word/2010/wordprocessingShape" mc:Ignorable="w14 w15 w16se w16cid w16 w16cex w16sdtdh w16sdtfl w16du wp14">
   <w:sdt>
     <w:sdtPr>
       <w:id w:val="-290974379"/>
@@ -12213,7 +11855,7 @@
 </file>
 
 <file path=word/footnotes.xml><?xml version="1.0" encoding="utf-8"?>
-<w:footnotes xmlns:wpc="http://schemas.microsoft.com/office/word/2010/wordprocessingCanvas" xmlns:cx="http://schemas.microsoft.com/office/drawing/2014/chartex" xmlns:cx1="http://schemas.microsoft.com/office/drawing/2015/9/8/chartex" xmlns:cx2="http://schemas.microsoft.com/office/drawing/2015/10/21/chartex" xmlns:cx3="http://schemas.microsoft.com/office/drawing/2016/5/9/chartex" xmlns:cx4="http://schemas.microsoft.com/office/drawing/2016/5/10/chartex" xmlns:cx5="http://schemas.microsoft.com/office/drawing/2016/5/11/chartex" xmlns:cx6="http://schemas.microsoft.com/office/drawing/2016/5/12/chartex" xmlns:cx7="http://schemas.microsoft.com/office/drawing/2016/5/13/chartex" xmlns:cx8="http://schemas.microsoft.com/office/drawing/2016/5/14/chartex" xmlns:mc="http://schemas.openxmlformats.org/markup-compatibility/2006" xmlns:aink="http://schemas.microsoft.com/office/drawing/2016/ink" xmlns:am3d="http://schemas.microsoft.com/office/drawing/2017/model3d" xmlns:o="urn:schemas-microsoft-com:office:office" xmlns:oel="http://schemas.microsoft.com/office/2019/extlst" xmlns:r="http://schemas.openxmlformats.org/officeDocument/2006/relationships" xmlns:m="http://schemas.openxmlformats.org/officeDocument/2006/math" xmlns:v="urn:schemas-microsoft-com:vml" xmlns:wp14="http://schemas.microsoft.com/office/word/2010/wordprocessingDrawing" xmlns:wp="http://schemas.openxmlformats.org/drawingml/2006/wordprocessingDrawing" xmlns:w10="urn:schemas-microsoft-com:office:word" xmlns:w="http://schemas.openxmlformats.org/wordprocessingml/2006/main" xmlns:w14="http://schemas.microsoft.com/office/word/2010/wordml" xmlns:w15="http://schemas.microsoft.com/office/word/2012/wordml" xmlns:w16cex="http://schemas.microsoft.com/office/word/2018/wordml/cex" xmlns:w16cid="http://schemas.microsoft.com/office/word/2016/wordml/cid" xmlns:w16="http://schemas.microsoft.com/office/word/2018/wordml" xmlns:w16sdtdh="http://schemas.microsoft.com/office/word/2020/wordml/sdtdatahash" xmlns:w16se="http://schemas.microsoft.com/office/word/2015/wordml/symex" xmlns:wpg="http://schemas.microsoft.com/office/word/2010/wordprocessingGroup" xmlns:wpi="http://schemas.microsoft.com/office/word/2010/wordprocessingInk" xmlns:wne="http://schemas.microsoft.com/office/word/2006/wordml" xmlns:wps="http://schemas.microsoft.com/office/word/2010/wordprocessingShape" mc:Ignorable="w14 w15 w16se w16cid w16 w16cex w16sdtdh wp14">
+<w:footnotes xmlns:wpc="http://schemas.microsoft.com/office/word/2010/wordprocessingCanvas" xmlns:cx="http://schemas.microsoft.com/office/drawing/2014/chartex" xmlns:cx1="http://schemas.microsoft.com/office/drawing/2015/9/8/chartex" xmlns:cx2="http://schemas.microsoft.com/office/drawing/2015/10/21/chartex" xmlns:cx3="http://schemas.microsoft.com/office/drawing/2016/5/9/chartex" xmlns:cx4="http://schemas.microsoft.com/office/drawing/2016/5/10/chartex" xmlns:cx5="http://schemas.microsoft.com/office/drawing/2016/5/11/chartex" xmlns:cx6="http://schemas.microsoft.com/office/drawing/2016/5/12/chartex" xmlns:cx7="http://schemas.microsoft.com/office/drawing/2016/5/13/chartex" xmlns:cx8="http://schemas.microsoft.com/office/drawing/2016/5/14/chartex" xmlns:mc="http://schemas.openxmlformats.org/markup-compatibility/2006" xmlns:aink="http://schemas.microsoft.com/office/drawing/2016/ink" xmlns:am3d="http://schemas.microsoft.com/office/drawing/2017/model3d" xmlns:o="urn:schemas-microsoft-com:office:office" xmlns:oel="http://schemas.microsoft.com/office/2019/extlst" xmlns:r="http://schemas.openxmlformats.org/officeDocument/2006/relationships" xmlns:m="http://schemas.openxmlformats.org/officeDocument/2006/math" xmlns:v="urn:schemas-microsoft-com:vml" xmlns:wp14="http://schemas.microsoft.com/office/word/2010/wordprocessingDrawing" xmlns:wp="http://schemas.openxmlformats.org/drawingml/2006/wordprocessingDrawing" xmlns:w10="urn:schemas-microsoft-com:office:word" xmlns:w="http://schemas.openxmlformats.org/wordprocessingml/2006/main" xmlns:w14="http://schemas.microsoft.com/office/word/2010/wordml" xmlns:w15="http://schemas.microsoft.com/office/word/2012/wordml" xmlns:w16cei="http://schemas.microsoft.com/office/word/2026/wordml/cei" xmlns:w16cex="http://schemas.microsoft.com/office/word/2018/wordml/cex" xmlns:w16cid="http://schemas.microsoft.com/office/word/2016/wordml/cid" xmlns:w16="http://schemas.microsoft.com/office/word/2018/wordml" xmlns:w16du="http://schemas.microsoft.com/office/word/2023/wordml/word16du" xmlns:w16sdtdh="http://schemas.microsoft.com/office/word/2020/wordml/sdtdatahash" xmlns:w16sdtfl="http://schemas.microsoft.com/office/word/2024/wordml/sdtformatlock" xmlns:w16se="http://schemas.microsoft.com/office/word/2015/wordml/symex" xmlns:wpg="http://schemas.microsoft.com/office/word/2010/wordprocessingGroup" xmlns:wpi="http://schemas.microsoft.com/office/word/2010/wordprocessingInk" xmlns:wne="http://schemas.microsoft.com/office/word/2006/wordml" xmlns:wps="http://schemas.microsoft.com/office/word/2010/wordprocessingShape" mc:Ignorable="w14 w15 w16se w16cid w16 w16cex w16sdtdh w16sdtfl w16du wp14">
   <w:footnote w:type="separator" w:id="-1">
     <w:p>
       <w:pPr>
@@ -12238,7 +11880,7 @@
 </file>
 
 <file path=word/header1.xml><?xml version="1.0" encoding="utf-8"?>
-<w:hdr xmlns:wpc="http://schemas.microsoft.com/office/word/2010/wordprocessingCanvas" xmlns:cx="http://schemas.microsoft.com/office/drawing/2014/chartex" xmlns:cx1="http://schemas.microsoft.com/office/drawing/2015/9/8/chartex" xmlns:cx2="http://schemas.microsoft.com/office/drawing/2015/10/21/chartex" xmlns:cx3="http://schemas.microsoft.com/office/drawing/2016/5/9/chartex" xmlns:cx4="http://schemas.microsoft.com/office/drawing/2016/5/10/chartex" xmlns:cx5="http://schemas.microsoft.com/office/drawing/2016/5/11/chartex" xmlns:cx6="http://schemas.microsoft.com/office/drawing/2016/5/12/chartex" xmlns:cx7="http://schemas.microsoft.com/office/drawing/2016/5/13/chartex" xmlns:cx8="http://schemas.microsoft.com/office/drawing/2016/5/14/chartex" xmlns:mc="http://schemas.openxmlformats.org/markup-compatibility/2006" xmlns:aink="http://schemas.microsoft.com/office/drawing/2016/ink" xmlns:am3d="http://schemas.microsoft.com/office/drawing/2017/model3d" xmlns:o="urn:schemas-microsoft-com:office:office" xmlns:oel="http://schemas.microsoft.com/office/2019/extlst" xmlns:r="http://schemas.openxmlformats.org/officeDocument/2006/relationships" xmlns:m="http://schemas.openxmlformats.org/officeDocument/2006/math" xmlns:v="urn:schemas-microsoft-com:vml" xmlns:wp14="http://schemas.microsoft.com/office/word/2010/wordprocessingDrawing" xmlns:wp="http://schemas.openxmlformats.org/drawingml/2006/wordprocessingDrawing" xmlns:w10="urn:schemas-microsoft-com:office:word" xmlns:w="http://schemas.openxmlformats.org/wordprocessingml/2006/main" xmlns:w14="http://schemas.microsoft.com/office/word/2010/wordml" xmlns:w15="http://schemas.microsoft.com/office/word/2012/wordml" xmlns:w16cex="http://schemas.microsoft.com/office/word/2018/wordml/cex" xmlns:w16cid="http://schemas.microsoft.com/office/word/2016/wordml/cid" xmlns:w16="http://schemas.microsoft.com/office/word/2018/wordml" xmlns:w16sdtdh="http://schemas.microsoft.com/office/word/2020/wordml/sdtdatahash" xmlns:w16se="http://schemas.microsoft.com/office/word/2015/wordml/symex" xmlns:wpg="http://schemas.microsoft.com/office/word/2010/wordprocessingGroup" xmlns:wpi="http://schemas.microsoft.com/office/word/2010/wordprocessingInk" xmlns:wne="http://schemas.microsoft.com/office/word/2006/wordml" xmlns:wps="http://schemas.microsoft.com/office/word/2010/wordprocessingShape" mc:Ignorable="w14 w15 w16se w16cid w16 w16cex w16sdtdh wp14">
+<w:hdr xmlns:wpc="http://schemas.microsoft.com/office/word/2010/wordprocessingCanvas" xmlns:cx="http://schemas.microsoft.com/office/drawing/2014/chartex" xmlns:cx1="http://schemas.microsoft.com/office/drawing/2015/9/8/chartex" xmlns:cx2="http://schemas.microsoft.com/office/drawing/2015/10/21/chartex" xmlns:cx3="http://schemas.microsoft.com/office/drawing/2016/5/9/chartex" xmlns:cx4="http://schemas.microsoft.com/office/drawing/2016/5/10/chartex" xmlns:cx5="http://schemas.microsoft.com/office/drawing/2016/5/11/chartex" xmlns:cx6="http://schemas.microsoft.com/office/drawing/2016/5/12/chartex" xmlns:cx7="http://schemas.microsoft.com/office/drawing/2016/5/13/chartex" xmlns:cx8="http://schemas.microsoft.com/office/drawing/2016/5/14/chartex" xmlns:mc="http://schemas.openxmlformats.org/markup-compatibility/2006" xmlns:aink="http://schemas.microsoft.com/office/drawing/2016/ink" xmlns:am3d="http://schemas.microsoft.com/office/drawing/2017/model3d" xmlns:o="urn:schemas-microsoft-com:office:office" xmlns:oel="http://schemas.microsoft.com/office/2019/extlst" xmlns:r="http://schemas.openxmlformats.org/officeDocument/2006/relationships" xmlns:m="http://schemas.openxmlformats.org/officeDocument/2006/math" xmlns:v="urn:schemas-microsoft-com:vml" xmlns:wp14="http://schemas.microsoft.com/office/word/2010/wordprocessingDrawing" xmlns:wp="http://schemas.openxmlformats.org/drawingml/2006/wordprocessingDrawing" xmlns:w10="urn:schemas-microsoft-com:office:word" xmlns:w="http://schemas.openxmlformats.org/wordprocessingml/2006/main" xmlns:w14="http://schemas.microsoft.com/office/word/2010/wordml" xmlns:w15="http://schemas.microsoft.com/office/word/2012/wordml" xmlns:w16cei="http://schemas.microsoft.com/office/word/2026/wordml/cei" xmlns:w16cex="http://schemas.microsoft.com/office/word/2018/wordml/cex" xmlns:w16cid="http://schemas.microsoft.com/office/word/2016/wordml/cid" xmlns:w16="http://schemas.microsoft.com/office/word/2018/wordml" xmlns:w16du="http://schemas.microsoft.com/office/word/2023/wordml/word16du" xmlns:w16sdtdh="http://schemas.microsoft.com/office/word/2020/wordml/sdtdatahash" xmlns:w16sdtfl="http://schemas.microsoft.com/office/word/2024/wordml/sdtformatlock" xmlns:w16se="http://schemas.microsoft.com/office/word/2015/wordml/symex" xmlns:wpg="http://schemas.microsoft.com/office/word/2010/wordprocessingGroup" xmlns:wpi="http://schemas.microsoft.com/office/word/2010/wordprocessingInk" xmlns:wne="http://schemas.microsoft.com/office/word/2006/wordml" xmlns:wps="http://schemas.microsoft.com/office/word/2010/wordprocessingShape" mc:Ignorable="w14 w15 w16se w16cid w16 w16cex w16sdtdh w16sdtfl w16du wp14">
   <w:p>
     <w:pPr>
       <w:pStyle w:val="Encabezado"/>
@@ -12252,7 +11894,7 @@
         <w:rPr>
           <w:noProof/>
         </w:rPr>
-        <w:t>Método</w:t>
+        <w:t>Diseño</w:t>
       </w:r>
     </w:fldSimple>
   </w:p>
@@ -12260,7 +11902,7 @@
 </file>
 
 <file path=word/header2.xml><?xml version="1.0" encoding="utf-8"?>
-<w:hdr xmlns:wpc="http://schemas.microsoft.com/office/word/2010/wordprocessingCanvas" xmlns:cx="http://schemas.microsoft.com/office/drawing/2014/chartex" xmlns:cx1="http://schemas.microsoft.com/office/drawing/2015/9/8/chartex" xmlns:cx2="http://schemas.microsoft.com/office/drawing/2015/10/21/chartex" xmlns:cx3="http://schemas.microsoft.com/office/drawing/2016/5/9/chartex" xmlns:cx4="http://schemas.microsoft.com/office/drawing/2016/5/10/chartex" xmlns:cx5="http://schemas.microsoft.com/office/drawing/2016/5/11/chartex" xmlns:cx6="http://schemas.microsoft.com/office/drawing/2016/5/12/chartex" xmlns:cx7="http://schemas.microsoft.com/office/drawing/2016/5/13/chartex" xmlns:cx8="http://schemas.microsoft.com/office/drawing/2016/5/14/chartex" xmlns:mc="http://schemas.openxmlformats.org/markup-compatibility/2006" xmlns:aink="http://schemas.microsoft.com/office/drawing/2016/ink" xmlns:am3d="http://schemas.microsoft.com/office/drawing/2017/model3d" xmlns:o="urn:schemas-microsoft-com:office:office" xmlns:oel="http://schemas.microsoft.com/office/2019/extlst" xmlns:r="http://schemas.openxmlformats.org/officeDocument/2006/relationships" xmlns:m="http://schemas.openxmlformats.org/officeDocument/2006/math" xmlns:v="urn:schemas-microsoft-com:vml" xmlns:wp14="http://schemas.microsoft.com/office/word/2010/wordprocessingDrawing" xmlns:wp="http://schemas.openxmlformats.org/drawingml/2006/wordprocessingDrawing" xmlns:w10="urn:schemas-microsoft-com:office:word" xmlns:w="http://schemas.openxmlformats.org/wordprocessingml/2006/main" xmlns:w14="http://schemas.microsoft.com/office/word/2010/wordml" xmlns:w15="http://schemas.microsoft.com/office/word/2012/wordml" xmlns:w16cex="http://schemas.microsoft.com/office/word/2018/wordml/cex" xmlns:w16cid="http://schemas.microsoft.com/office/word/2016/wordml/cid" xmlns:w16="http://schemas.microsoft.com/office/word/2018/wordml" xmlns:w16sdtdh="http://schemas.microsoft.com/office/word/2020/wordml/sdtdatahash" xmlns:w16se="http://schemas.microsoft.com/office/word/2015/wordml/symex" xmlns:wpg="http://schemas.microsoft.com/office/word/2010/wordprocessingGroup" xmlns:wpi="http://schemas.microsoft.com/office/word/2010/wordprocessingInk" xmlns:wne="http://schemas.microsoft.com/office/word/2006/wordml" xmlns:wps="http://schemas.microsoft.com/office/word/2010/wordprocessingShape" mc:Ignorable="w14 w15 w16se w16cid w16 w16cex w16sdtdh wp14">
+<w:hdr xmlns:wpc="http://schemas.microsoft.com/office/word/2010/wordprocessingCanvas" xmlns:cx="http://schemas.microsoft.com/office/drawing/2014/chartex" xmlns:cx1="http://schemas.microsoft.com/office/drawing/2015/9/8/chartex" xmlns:cx2="http://schemas.microsoft.com/office/drawing/2015/10/21/chartex" xmlns:cx3="http://schemas.microsoft.com/office/drawing/2016/5/9/chartex" xmlns:cx4="http://schemas.microsoft.com/office/drawing/2016/5/10/chartex" xmlns:cx5="http://schemas.microsoft.com/office/drawing/2016/5/11/chartex" xmlns:cx6="http://schemas.microsoft.com/office/drawing/2016/5/12/chartex" xmlns:cx7="http://schemas.microsoft.com/office/drawing/2016/5/13/chartex" xmlns:cx8="http://schemas.microsoft.com/office/drawing/2016/5/14/chartex" xmlns:mc="http://schemas.openxmlformats.org/markup-compatibility/2006" xmlns:aink="http://schemas.microsoft.com/office/drawing/2016/ink" xmlns:am3d="http://schemas.microsoft.com/office/drawing/2017/model3d" xmlns:o="urn:schemas-microsoft-com:office:office" xmlns:oel="http://schemas.microsoft.com/office/2019/extlst" xmlns:r="http://schemas.openxmlformats.org/officeDocument/2006/relationships" xmlns:m="http://schemas.openxmlformats.org/officeDocument/2006/math" xmlns:v="urn:schemas-microsoft-com:vml" xmlns:wp14="http://schemas.microsoft.com/office/word/2010/wordprocessingDrawing" xmlns:wp="http://schemas.openxmlformats.org/drawingml/2006/wordprocessingDrawing" xmlns:w10="urn:schemas-microsoft-com:office:word" xmlns:w="http://schemas.openxmlformats.org/wordprocessingml/2006/main" xmlns:w14="http://schemas.microsoft.com/office/word/2010/wordml" xmlns:w15="http://schemas.microsoft.com/office/word/2012/wordml" xmlns:w16cei="http://schemas.microsoft.com/office/word/2026/wordml/cei" xmlns:w16cex="http://schemas.microsoft.com/office/word/2018/wordml/cex" xmlns:w16cid="http://schemas.microsoft.com/office/word/2016/wordml/cid" xmlns:w16="http://schemas.microsoft.com/office/word/2018/wordml" xmlns:w16du="http://schemas.microsoft.com/office/word/2023/wordml/word16du" xmlns:w16sdtdh="http://schemas.microsoft.com/office/word/2020/wordml/sdtdatahash" xmlns:w16sdtfl="http://schemas.microsoft.com/office/word/2024/wordml/sdtformatlock" xmlns:w16se="http://schemas.microsoft.com/office/word/2015/wordml/symex" xmlns:wpg="http://schemas.microsoft.com/office/word/2010/wordprocessingGroup" xmlns:wpi="http://schemas.microsoft.com/office/word/2010/wordprocessingInk" xmlns:wne="http://schemas.microsoft.com/office/word/2006/wordml" xmlns:wps="http://schemas.microsoft.com/office/word/2010/wordprocessingShape" mc:Ignorable="w14 w15 w16se w16cid w16 w16cex w16sdtdh w16sdtfl w16du wp14">
   <w:p>
     <w:pPr>
       <w:pStyle w:val="Encabezado"/>
@@ -12276,7 +11918,7 @@
 </file>
 
 <file path=word/header3.xml><?xml version="1.0" encoding="utf-8"?>
-<w:hdr xmlns:wpc="http://schemas.microsoft.com/office/word/2010/wordprocessingCanvas" xmlns:cx="http://schemas.microsoft.com/office/drawing/2014/chartex" xmlns:cx1="http://schemas.microsoft.com/office/drawing/2015/9/8/chartex" xmlns:cx2="http://schemas.microsoft.com/office/drawing/2015/10/21/chartex" xmlns:cx3="http://schemas.microsoft.com/office/drawing/2016/5/9/chartex" xmlns:cx4="http://schemas.microsoft.com/office/drawing/2016/5/10/chartex" xmlns:cx5="http://schemas.microsoft.com/office/drawing/2016/5/11/chartex" xmlns:cx6="http://schemas.microsoft.com/office/drawing/2016/5/12/chartex" xmlns:cx7="http://schemas.microsoft.com/office/drawing/2016/5/13/chartex" xmlns:cx8="http://schemas.microsoft.com/office/drawing/2016/5/14/chartex" xmlns:mc="http://schemas.openxmlformats.org/markup-compatibility/2006" xmlns:aink="http://schemas.microsoft.com/office/drawing/2016/ink" xmlns:am3d="http://schemas.microsoft.com/office/drawing/2017/model3d" xmlns:o="urn:schemas-microsoft-com:office:office" xmlns:oel="http://schemas.microsoft.com/office/2019/extlst" xmlns:r="http://schemas.openxmlformats.org/officeDocument/2006/relationships" xmlns:m="http://schemas.openxmlformats.org/officeDocument/2006/math" xmlns:v="urn:schemas-microsoft-com:vml" xmlns:wp14="http://schemas.microsoft.com/office/word/2010/wordprocessingDrawing" xmlns:wp="http://schemas.openxmlformats.org/drawingml/2006/wordprocessingDrawing" xmlns:w10="urn:schemas-microsoft-com:office:word" xmlns:w="http://schemas.openxmlformats.org/wordprocessingml/2006/main" xmlns:w14="http://schemas.microsoft.com/office/word/2010/wordml" xmlns:w15="http://schemas.microsoft.com/office/word/2012/wordml" xmlns:w16cex="http://schemas.microsoft.com/office/word/2018/wordml/cex" xmlns:w16cid="http://schemas.microsoft.com/office/word/2016/wordml/cid" xmlns:w16="http://schemas.microsoft.com/office/word/2018/wordml" xmlns:w16sdtdh="http://schemas.microsoft.com/office/word/2020/wordml/sdtdatahash" xmlns:w16se="http://schemas.microsoft.com/office/word/2015/wordml/symex" xmlns:wpg="http://schemas.microsoft.com/office/word/2010/wordprocessingGroup" xmlns:wpi="http://schemas.microsoft.com/office/word/2010/wordprocessingInk" xmlns:wne="http://schemas.microsoft.com/office/word/2006/wordml" xmlns:wps="http://schemas.microsoft.com/office/word/2010/wordprocessingShape" mc:Ignorable="w14 w15 w16se w16cid w16 w16cex w16sdtdh wp14">
+<w:hdr xmlns:wpc="http://schemas.microsoft.com/office/word/2010/wordprocessingCanvas" xmlns:cx="http://schemas.microsoft.com/office/drawing/2014/chartex" xmlns:cx1="http://schemas.microsoft.com/office/drawing/2015/9/8/chartex" xmlns:cx2="http://schemas.microsoft.com/office/drawing/2015/10/21/chartex" xmlns:cx3="http://schemas.microsoft.com/office/drawing/2016/5/9/chartex" xmlns:cx4="http://schemas.microsoft.com/office/drawing/2016/5/10/chartex" xmlns:cx5="http://schemas.microsoft.com/office/drawing/2016/5/11/chartex" xmlns:cx6="http://schemas.microsoft.com/office/drawing/2016/5/12/chartex" xmlns:cx7="http://schemas.microsoft.com/office/drawing/2016/5/13/chartex" xmlns:cx8="http://schemas.microsoft.com/office/drawing/2016/5/14/chartex" xmlns:mc="http://schemas.openxmlformats.org/markup-compatibility/2006" xmlns:aink="http://schemas.microsoft.com/office/drawing/2016/ink" xmlns:am3d="http://schemas.microsoft.com/office/drawing/2017/model3d" xmlns:o="urn:schemas-microsoft-com:office:office" xmlns:oel="http://schemas.microsoft.com/office/2019/extlst" xmlns:r="http://schemas.openxmlformats.org/officeDocument/2006/relationships" xmlns:m="http://schemas.openxmlformats.org/officeDocument/2006/math" xmlns:v="urn:schemas-microsoft-com:vml" xmlns:wp14="http://schemas.microsoft.com/office/word/2010/wordprocessingDrawing" xmlns:wp="http://schemas.openxmlformats.org/drawingml/2006/wordprocessingDrawing" xmlns:w10="urn:schemas-microsoft-com:office:word" xmlns:w="http://schemas.openxmlformats.org/wordprocessingml/2006/main" xmlns:w14="http://schemas.microsoft.com/office/word/2010/wordml" xmlns:w15="http://schemas.microsoft.com/office/word/2012/wordml" xmlns:w16cei="http://schemas.microsoft.com/office/word/2026/wordml/cei" xmlns:w16cex="http://schemas.microsoft.com/office/word/2018/wordml/cex" xmlns:w16cid="http://schemas.microsoft.com/office/word/2016/wordml/cid" xmlns:w16="http://schemas.microsoft.com/office/word/2018/wordml" xmlns:w16du="http://schemas.microsoft.com/office/word/2023/wordml/word16du" xmlns:w16sdtdh="http://schemas.microsoft.com/office/word/2020/wordml/sdtdatahash" xmlns:w16sdtfl="http://schemas.microsoft.com/office/word/2024/wordml/sdtformatlock" xmlns:w16se="http://schemas.microsoft.com/office/word/2015/wordml/symex" xmlns:wpg="http://schemas.microsoft.com/office/word/2010/wordprocessingGroup" xmlns:wpi="http://schemas.microsoft.com/office/word/2010/wordprocessingInk" xmlns:wne="http://schemas.microsoft.com/office/word/2006/wordml" xmlns:wps="http://schemas.microsoft.com/office/word/2010/wordprocessingShape" mc:Ignorable="w14 w15 w16se w16cid w16 w16cex w16sdtdh w16sdtfl w16du wp14">
   <w:p>
     <w:pPr>
       <w:pStyle w:val="Encabezado"/>
@@ -12292,7 +11934,7 @@
 </file>
 
 <file path=word/numbering.xml><?xml version="1.0" encoding="utf-8"?>
-<w:numbering xmlns:wpc="http://schemas.microsoft.com/office/word/2010/wordprocessingCanvas" xmlns:cx="http://schemas.microsoft.com/office/drawing/2014/chartex" xmlns:cx1="http://schemas.microsoft.com/office/drawing/2015/9/8/chartex" xmlns:cx2="http://schemas.microsoft.com/office/drawing/2015/10/21/chartex" xmlns:cx3="http://schemas.microsoft.com/office/drawing/2016/5/9/chartex" xmlns:cx4="http://schemas.microsoft.com/office/drawing/2016/5/10/chartex" xmlns:cx5="http://schemas.microsoft.com/office/drawing/2016/5/11/chartex" xmlns:cx6="http://schemas.microsoft.com/office/drawing/2016/5/12/chartex" xmlns:cx7="http://schemas.microsoft.com/office/drawing/2016/5/13/chartex" xmlns:cx8="http://schemas.microsoft.com/office/drawing/2016/5/14/chartex" xmlns:mc="http://schemas.openxmlformats.org/markup-compatibility/2006" xmlns:aink="http://schemas.microsoft.com/office/drawing/2016/ink" xmlns:am3d="http://schemas.microsoft.com/office/drawing/2017/model3d" xmlns:o="urn:schemas-microsoft-com:office:office" xmlns:oel="http://schemas.microsoft.com/office/2019/extlst" xmlns:r="http://schemas.openxmlformats.org/officeDocument/2006/relationships" xmlns:m="http://schemas.openxmlformats.org/officeDocument/2006/math" xmlns:v="urn:schemas-microsoft-com:vml" xmlns:wp14="http://schemas.microsoft.com/office/word/2010/wordprocessingDrawing" xmlns:wp="http://schemas.openxmlformats.org/drawingml/2006/wordprocessingDrawing" xmlns:w10="urn:schemas-microsoft-com:office:word" xmlns:w="http://schemas.openxmlformats.org/wordprocessingml/2006/main" xmlns:w14="http://schemas.microsoft.com/office/word/2010/wordml" xmlns:w15="http://schemas.microsoft.com/office/word/2012/wordml" xmlns:w16cex="http://schemas.microsoft.com/office/word/2018/wordml/cex" xmlns:w16cid="http://schemas.microsoft.com/office/word/2016/wordml/cid" xmlns:w16="http://schemas.microsoft.com/office/word/2018/wordml" xmlns:w16sdtdh="http://schemas.microsoft.com/office/word/2020/wordml/sdtdatahash" xmlns:w16se="http://schemas.microsoft.com/office/word/2015/wordml/symex" xmlns:wpg="http://schemas.microsoft.com/office/word/2010/wordprocessingGroup" xmlns:wpi="http://schemas.microsoft.com/office/word/2010/wordprocessingInk" xmlns:wne="http://schemas.microsoft.com/office/word/2006/wordml" xmlns:wps="http://schemas.microsoft.com/office/word/2010/wordprocessingShape" mc:Ignorable="w14 w15 w16se w16cid w16 w16cex w16sdtdh wp14">
+<w:numbering xmlns:wpc="http://schemas.microsoft.com/office/word/2010/wordprocessingCanvas" xmlns:cx="http://schemas.microsoft.com/office/drawing/2014/chartex" xmlns:cx1="http://schemas.microsoft.com/office/drawing/2015/9/8/chartex" xmlns:cx2="http://schemas.microsoft.com/office/drawing/2015/10/21/chartex" xmlns:cx3="http://schemas.microsoft.com/office/drawing/2016/5/9/chartex" xmlns:cx4="http://schemas.microsoft.com/office/drawing/2016/5/10/chartex" xmlns:cx5="http://schemas.microsoft.com/office/drawing/2016/5/11/chartex" xmlns:cx6="http://schemas.microsoft.com/office/drawing/2016/5/12/chartex" xmlns:cx7="http://schemas.microsoft.com/office/drawing/2016/5/13/chartex" xmlns:cx8="http://schemas.microsoft.com/office/drawing/2016/5/14/chartex" xmlns:mc="http://schemas.openxmlformats.org/markup-compatibility/2006" xmlns:aink="http://schemas.microsoft.com/office/drawing/2016/ink" xmlns:am3d="http://schemas.microsoft.com/office/drawing/2017/model3d" xmlns:o="urn:schemas-microsoft-com:office:office" xmlns:oel="http://schemas.microsoft.com/office/2019/extlst" xmlns:r="http://schemas.openxmlformats.org/officeDocument/2006/relationships" xmlns:m="http://schemas.openxmlformats.org/officeDocument/2006/math" xmlns:v="urn:schemas-microsoft-com:vml" xmlns:wp14="http://schemas.microsoft.com/office/word/2010/wordprocessingDrawing" xmlns:wp="http://schemas.openxmlformats.org/drawingml/2006/wordprocessingDrawing" xmlns:w10="urn:schemas-microsoft-com:office:word" xmlns:w="http://schemas.openxmlformats.org/wordprocessingml/2006/main" xmlns:w14="http://schemas.microsoft.com/office/word/2010/wordml" xmlns:w15="http://schemas.microsoft.com/office/word/2012/wordml" xmlns:w16cei="http://schemas.microsoft.com/office/word/2026/wordml/cei" xmlns:w16cex="http://schemas.microsoft.com/office/word/2018/wordml/cex" xmlns:w16cid="http://schemas.microsoft.com/office/word/2016/wordml/cid" xmlns:w16="http://schemas.microsoft.com/office/word/2018/wordml" xmlns:w16du="http://schemas.microsoft.com/office/word/2023/wordml/word16du" xmlns:w16sdtdh="http://schemas.microsoft.com/office/word/2020/wordml/sdtdatahash" xmlns:w16sdtfl="http://schemas.microsoft.com/office/word/2024/wordml/sdtformatlock" xmlns:w16se="http://schemas.microsoft.com/office/word/2015/wordml/symex" xmlns:wpg="http://schemas.microsoft.com/office/word/2010/wordprocessingGroup" xmlns:wpi="http://schemas.microsoft.com/office/word/2010/wordprocessingInk" xmlns:wne="http://schemas.microsoft.com/office/word/2006/wordml" xmlns:wps="http://schemas.microsoft.com/office/word/2010/wordprocessingShape" mc:Ignorable="w14 w15 w16se w16cid w16 w16cex w16sdtdh w16sdtfl w16du wp14">
   <w:abstractNum w:abstractNumId="0" w15:restartNumberingAfterBreak="0">
     <w:nsid w:val="01C33CC2"/>
     <w:multiLevelType w:val="multilevel"/>
@@ -17141,7 +16783,7 @@
 </file>
 
 <file path=word/styles.xml><?xml version="1.0" encoding="utf-8"?>
-<w:styles xmlns:mc="http://schemas.openxmlformats.org/markup-compatibility/2006" xmlns:r="http://schemas.openxmlformats.org/officeDocument/2006/relationships" xmlns:w="http://schemas.openxmlformats.org/wordprocessingml/2006/main" xmlns:w14="http://schemas.microsoft.com/office/word/2010/wordml" xmlns:w15="http://schemas.microsoft.com/office/word/2012/wordml" xmlns:w16cex="http://schemas.microsoft.com/office/word/2018/wordml/cex" xmlns:w16cid="http://schemas.microsoft.com/office/word/2016/wordml/cid" xmlns:w16="http://schemas.microsoft.com/office/word/2018/wordml" xmlns:w16sdtdh="http://schemas.microsoft.com/office/word/2020/wordml/sdtdatahash" xmlns:w16se="http://schemas.microsoft.com/office/word/2015/wordml/symex" mc:Ignorable="w14 w15 w16se w16cid w16 w16cex w16sdtdh">
+<w:styles xmlns:mc="http://schemas.openxmlformats.org/markup-compatibility/2006" xmlns:r="http://schemas.openxmlformats.org/officeDocument/2006/relationships" xmlns:w="http://schemas.openxmlformats.org/wordprocessingml/2006/main" xmlns:w14="http://schemas.microsoft.com/office/word/2010/wordml" xmlns:w15="http://schemas.microsoft.com/office/word/2012/wordml" xmlns:w16cex="http://schemas.microsoft.com/office/word/2018/wordml/cex" xmlns:w16cid="http://schemas.microsoft.com/office/word/2016/wordml/cid" xmlns:w16="http://schemas.microsoft.com/office/word/2018/wordml" xmlns:w16du="http://schemas.microsoft.com/office/word/2023/wordml/word16du" xmlns:w16sdtdh="http://schemas.microsoft.com/office/word/2020/wordml/sdtdatahash" xmlns:w16sdtfl="http://schemas.microsoft.com/office/word/2024/wordml/sdtformatlock" xmlns:w16se="http://schemas.microsoft.com/office/word/2015/wordml/symex" mc:Ignorable="w14 w15 w16se w16cid w16 w16cex w16sdtdh w16sdtfl w16du">
   <w:docDefaults>
     <w:rPrDefault>
       <w:rPr>
@@ -17687,7 +17329,7 @@
       <w:szCs w:val="24"/>
     </w:rPr>
   </w:style>
-  <w:style w:type="character" w:styleId="Textoennegrita">
+  <w:style w:type="character" w:styleId="Fuerte">
     <w:name w:val="Strong"/>
     <w:basedOn w:val="Fuentedeprrafopredeter"/>
     <w:uiPriority w:val="22"/>

--- a/Propuesta - Vacunas.docx
+++ b/Propuesta - Vacunas.docx
@@ -4332,23 +4332,7 @@
           <w:rFonts w:ascii="Arial" w:eastAsiaTheme="minorHAnsi" w:hAnsi="Arial" w:cs="Arial"/>
           <w:lang w:val="es-419" w:eastAsia="es-GT"/>
         </w:rPr>
-        <w:t xml:space="preserve">Para el desarrollo del proyecto se utilizará la metodología Scrum, organizada en cuatro </w:t>
-      </w:r>
-      <w:proofErr w:type="spellStart"/>
-      <w:r>
-        <w:rPr>
-          <w:rFonts w:ascii="Arial" w:eastAsiaTheme="minorHAnsi" w:hAnsi="Arial" w:cs="Arial"/>
-          <w:lang w:val="es-419" w:eastAsia="es-GT"/>
-        </w:rPr>
-        <w:t>sprints</w:t>
-      </w:r>
-      <w:proofErr w:type="spellEnd"/>
-      <w:r>
-        <w:rPr>
-          <w:rFonts w:ascii="Arial" w:eastAsiaTheme="minorHAnsi" w:hAnsi="Arial" w:cs="Arial"/>
-          <w:lang w:val="es-419" w:eastAsia="es-GT"/>
-        </w:rPr>
-        <w:t xml:space="preserve"> que abarcan desde el levantamiento de requerimientos y el diseño funcional del sistema, hasta el desarrollo, las pruebas y la elaboración de la documentación técnica y de usuario, favoreciendo un desarrollo iterativo y con validación constante.</w:t>
+        <w:t>Para el desarrollo del proyecto se utilizará la metodología Scrum, organizada en cuatro sprints que abarcan desde el levantamiento de requerimientos y el diseño funcional del sistema, hasta el desarrollo, las pruebas y la elaboración de la documentación técnica y de usuario, favoreciendo un desarrollo iterativo y con validación constante.</w:t>
       </w:r>
     </w:p>
     <w:p>
@@ -4435,8 +4419,12 @@
           <w:szCs w:val="24"/>
         </w:rPr>
         <w:sectPr>
-          <w:footerReference w:type="even" r:id="rId14"/>
-          <w:footerReference w:type="default" r:id="rId15"/>
+          <w:headerReference w:type="even" r:id="rId14"/>
+          <w:headerReference w:type="default" r:id="rId15"/>
+          <w:footerReference w:type="even" r:id="rId16"/>
+          <w:footerReference w:type="default" r:id="rId17"/>
+          <w:headerReference w:type="first" r:id="rId18"/>
+          <w:footerReference w:type="first" r:id="rId19"/>
           <w:pgSz w:w="12240" w:h="15840"/>
           <w:pgMar w:top="1417" w:right="1701" w:bottom="1417" w:left="1701" w:header="708" w:footer="708" w:gutter="0"/>
           <w:cols w:space="708"/>
@@ -4485,21 +4473,7 @@
           <w:rFonts w:ascii="Arial" w:eastAsiaTheme="minorHAnsi" w:hAnsi="Arial" w:cs="Arial"/>
           <w:lang w:val="es-419" w:eastAsia="es-GT"/>
         </w:rPr>
-        <w:t xml:space="preserve">En Guatemala, el Ministerio de Salud Pública y Asistencia Social (MSPAS) es la entidad rectora encargada de formular las políticas y hacer cumplir el régimen jurídico relativo a la salud preventiva y curativa de la población (MSPAS, s.f.). Dentro de su estructura organizativa, la Dirección General de Salud concentra las funciones de epidemiología, salud ambiental y atención primaria, mientras que unidades especializadas, entre ellas la Unidad de Vacunación, son responsables de coordinar los programas de inmunización a nivel nacional. En este contexto, con la </w:t>
-      </w:r>
-      <w:r>
-        <w:rPr>
-          <w:rFonts w:ascii="Arial" w:eastAsiaTheme="minorHAnsi" w:hAnsi="Arial" w:cs="Arial"/>
-          <w:lang w:val="es-419" w:eastAsia="es-GT"/>
-        </w:rPr>
-        <w:t>entrada en vigor</w:t>
-      </w:r>
-      <w:r>
-        <w:rPr>
-          <w:rFonts w:ascii="Arial" w:eastAsiaTheme="minorHAnsi" w:hAnsi="Arial" w:cs="Arial"/>
-          <w:lang w:val="es-419" w:eastAsia="es-GT"/>
-        </w:rPr>
-        <w:t xml:space="preserve"> del Decreto 25-2024, Ley de Vacunación, el Estado guatemalteco fortaleció el marco legal en materia de inmunización, garantizando el acceso universal y gratuito a las vacunas para toda la población y estableciendo la obligación del MSPAS de actualizar anualmente un esquema nacional de vacunación adaptado a las necesidades epidemiológicas del país (Congreso de la República de Guatemala, Decreto 25-2024).</w:t>
+        <w:t>En Guatemala, el Ministerio de Salud Pública y Asistencia Social (MSPAS) es la entidad rectora encargada de formular las políticas y hacer cumplir el régimen jurídico relativo a la salud preventiva y curativa de la población (MSPAS, s.f.). Dentro de su estructura organizativa, la Dirección General de Salud concentra las funciones de epidemiología, salud ambiental y atención primaria, mientras que unidades especializadas, entre ellas la Unidad de Vacunación, son responsables de coordinar los programas de inmunización a nivel nacional. En este contexto, con la entrada en vigor del Decreto 25-2024, Ley de Vacunación, el Estado guatemalteco fortaleció el marco legal en materia de inmunización, garantizando el acceso universal y gratuito a las vacunas para toda la población y estableciendo la obligación del MSPAS de actualizar anualmente un esquema nacional de vacunación adaptado a las necesidades epidemiológicas del país (Congreso de la República de Guatemala, Decreto 25-2024).</w:t>
       </w:r>
     </w:p>
     <w:p>
@@ -4659,7 +4633,35 @@
           <w:rFonts w:ascii="Arial" w:eastAsiaTheme="minorHAnsi" w:hAnsi="Arial" w:cs="Arial"/>
           <w:lang w:val="es-419" w:eastAsia="es-GT"/>
         </w:rPr>
-        <w:t>Ante esta problemática, se propone el desarrollo de una aplicación web centralizada para la DRISS San Marcos, que permita a los centros de salud del departamento registrar directamente la producción de vacunación reportada en sus hojas 5C, sustituyendo el uso de los archivos de Excel utilizados actualmente y optimizando los tiempos de digitación y análisis de la información. El sistema estandarizará el registro por tipo de vacuna, dosis, sexo y grupo de edad, e incluirá un módulo para el registro de nuevos centros de salud e instituciones, como hospitales, que se integren al sistema, además de generar de forma automática el informe de cobertura mensual por municipio.</w:t>
+        <w:t xml:space="preserve">Ante esta problemática, se propone el desarrollo de una aplicación web centralizada para la DRISS San Marcos, que permita a los centros de salud del departamento registrar directamente la producción de vacunación reportada en sus hojas 5C, sustituyendo el uso de los archivos de Excel utilizados actualmente y optimizando los tiempos de digitación y análisis de la información. El sistema estandarizará el registro por tipo de vacuna, dosis, sexo y grupo de edad, e incluirá un módulo para el registro de nuevos centros de salud e instituciones, como hospitales, que se integren al sistema, además de generar de forma automática </w:t>
+      </w:r>
+      <w:r>
+        <w:rPr>
+          <w:rFonts w:ascii="Arial" w:eastAsiaTheme="minorHAnsi" w:hAnsi="Arial" w:cs="Arial"/>
+          <w:lang w:val="es-419" w:eastAsia="es-GT"/>
+        </w:rPr>
+        <w:t>los informes</w:t>
+      </w:r>
+      <w:r>
+        <w:rPr>
+          <w:rFonts w:ascii="Arial" w:eastAsiaTheme="minorHAnsi" w:hAnsi="Arial" w:cs="Arial"/>
+          <w:lang w:val="es-419" w:eastAsia="es-GT"/>
+        </w:rPr>
+        <w:t xml:space="preserve"> de cobertura mensual </w:t>
+      </w:r>
+      <w:r>
+        <w:rPr>
+          <w:rFonts w:ascii="Arial" w:eastAsiaTheme="minorHAnsi" w:hAnsi="Arial" w:cs="Arial"/>
+          <w:lang w:val="es-419" w:eastAsia="es-GT"/>
+        </w:rPr>
+        <w:t xml:space="preserve">y anual </w:t>
+      </w:r>
+      <w:r>
+        <w:rPr>
+          <w:rFonts w:ascii="Arial" w:eastAsiaTheme="minorHAnsi" w:hAnsi="Arial" w:cs="Arial"/>
+          <w:lang w:val="es-419" w:eastAsia="es-GT"/>
+        </w:rPr>
+        <w:t>por municipio.</w:t>
       </w:r>
     </w:p>
     <w:p>
@@ -4690,30 +4692,29 @@
       </w:pPr>
       <w:bookmarkStart w:id="4" w:name="_Toc236848962"/>
       <w:r>
+        <w:t xml:space="preserve"> </w:t>
+      </w:r>
+      <w:r>
         <w:t>Antecedentes</w:t>
       </w:r>
       <w:bookmarkEnd w:id="4"/>
     </w:p>
     <w:p>
       <w:pPr>
-        <w:spacing w:line="276" w:lineRule="auto"/>
-        <w:ind w:firstLine="709"/>
-        <w:jc w:val="both"/>
-        <w:rPr>
-          <w:rFonts w:ascii="Arial" w:hAnsi="Arial" w:cs="Arial"/>
-          <w:sz w:val="24"/>
-          <w:szCs w:val="24"/>
+        <w:pStyle w:val="Textoindependiente"/>
+        <w:spacing w:after="240" w:line="276" w:lineRule="auto"/>
+        <w:ind w:left="0" w:firstLine="709"/>
+        <w:rPr>
+          <w:rFonts w:ascii="Arial" w:eastAsiaTheme="minorHAnsi" w:hAnsi="Arial" w:cs="Arial"/>
           <w:lang w:val="es-419" w:eastAsia="es-GT"/>
         </w:rPr>
       </w:pPr>
       <w:r>
         <w:rPr>
-          <w:rFonts w:ascii="Arial" w:hAnsi="Arial" w:cs="Arial"/>
-          <w:sz w:val="24"/>
-          <w:szCs w:val="24"/>
+          <w:rFonts w:ascii="Arial" w:eastAsiaTheme="minorHAnsi" w:hAnsi="Arial" w:cs="Arial"/>
           <w:lang w:val="es-419" w:eastAsia="es-GT"/>
         </w:rPr>
-        <w:t>Antes de definir la solución tecnológica del proyecto, es necesario revisar qué se ha hecho hasta el momento para resolver el problema planteado, tanto en el contexto de los centros de salud del departamento de San Marcos como en investigaciones académicas y herramientas disponibles en el mercado relacionadas con la gestión de inventarios de vacunas e insumos médicos.</w:t>
+        <w:t>Antes de definir la solución tecnológica del proyecto, es necesario revisar qué se ha hecho hasta el momento para resolver el problema planteado, tanto en el contexto de la DRISS San Marcos como en investigaciones académicas y herramientas disponibles en el mercado relacionadas con el registro de vacunación y la generación de reportes de cobertura. Este análisis permite identificar los aciertos y limitaciones de los intentos previos de solución, evitar duplicar esfuerzos ya realizados y orientar el enfoque metodológico del presente proyecto.</w:t>
       </w:r>
     </w:p>
     <w:p>
@@ -4850,40 +4851,7 @@
           <w:rFonts w:ascii="Arial" w:eastAsiaTheme="minorHAnsi" w:hAnsi="Arial" w:cs="Arial"/>
           <w:lang w:val="es-419" w:eastAsia="es-GT"/>
         </w:rPr>
-        <w:t>A nivel nacional, el Sistema de Información Gerencial en Salud (SIGSA) representa, hasta el momento, la única herramienta de software de acceso público implementada por el MSPAS para el registro y control de la vacunación de la población guatemalteca (Revista Digital ECYS, USAC, 2022). Sin embargo, esta plataforma no ha estado exenta de problemas de rendimiento, lo cual ha llevado al personal de los centros de vacunación del país a recurrir a herramientas de contingencia para continuar con el proceso de registro, entre ellas hojas de papel y hojas de cálculo en Excel. El uso de estas herramientas de contingencia provoca que la actualización de los datos se encuentre retrasada y que se presenten errores de digitalización (Revista Digital ECYS, USAC, 2022).</w:t>
-      </w:r>
-    </w:p>
-    <w:p>
-      <w:pPr>
-        <w:pStyle w:val="Textoindependiente"/>
-        <w:spacing w:before="162" w:after="240" w:line="276" w:lineRule="auto"/>
-        <w:ind w:left="0" w:firstLine="709"/>
-        <w:rPr>
-          <w:rFonts w:ascii="Arial" w:eastAsiaTheme="minorHAnsi" w:hAnsi="Arial" w:cs="Arial"/>
-          <w:lang w:val="es-419" w:eastAsia="es-GT"/>
-        </w:rPr>
-      </w:pPr>
-      <w:r>
-        <w:rPr>
-          <w:rFonts w:ascii="Arial" w:eastAsiaTheme="minorHAnsi" w:hAnsi="Arial" w:cs="Arial"/>
-          <w:lang w:val="es-419" w:eastAsia="es-GT"/>
-        </w:rPr>
-        <w:lastRenderedPageBreak/>
-        <w:t xml:space="preserve">En los centros de salud del departamento de San Marcos también se utiliza el SIGSA para el registro de la vacunación aplicada a la población; sin embargo, para el control interno de las existencias de vacunas, hasta el momento el único método confirmado es el registro físico en hojas de papel, el cual constituye la principal causa de las dificultades que existen actualmente para el manejo de esta información. A </w:t>
-      </w:r>
-      <w:r>
-        <w:rPr>
-          <w:rFonts w:ascii="Arial" w:eastAsiaTheme="minorHAnsi" w:hAnsi="Arial" w:cs="Arial"/>
-          <w:lang w:val="es-419" w:eastAsia="es-GT"/>
-        </w:rPr>
-        <w:t>continuación,</w:t>
-      </w:r>
-      <w:r>
-        <w:rPr>
-          <w:rFonts w:ascii="Arial" w:eastAsiaTheme="minorHAnsi" w:hAnsi="Arial" w:cs="Arial"/>
-          <w:lang w:val="es-419" w:eastAsia="es-GT"/>
-        </w:rPr>
-        <w:t xml:space="preserve"> se presenta este intento de solución al problema:</w:t>
+        <w:t>En la DRISS San Marcos se han utilizado distintos métodos para consolidar la información de vacunación reportada por los 30 municipios del departamento; sin embargo, hasta el momento el único método confirmado es el uso de hojas de cálculo en Excel a partir de las hojas físicas 5C, el cual constituye la principal causa de las dificultades que existen actualmente para generar oportunamente el informe de cobertura. A continuación se presenta este intento de solución al problema:</w:t>
       </w:r>
     </w:p>
     <w:p>
@@ -4908,7 +4876,7 @@
           <w:bCs/>
           <w:lang w:val="es-419" w:eastAsia="es-GT"/>
         </w:rPr>
-        <w:t>Registro físico en papel</w:t>
+        <w:t>Consolidación mediante hojas de cálculo en Excel</w:t>
       </w:r>
     </w:p>
     <w:p>
@@ -4924,9 +4892,24 @@
       <w:r>
         <w:rPr>
           <w:rFonts w:ascii="Arial" w:eastAsiaTheme="minorHAnsi" w:hAnsi="Arial" w:cs="Arial"/>
+          <w:lang w:val="es-GT" w:eastAsia="es-GT"/>
+        </w:rPr>
+        <w:t xml:space="preserve">A partir de la información reportada en las hojas 5C de cada municipio, la </w:t>
+      </w:r>
+      <w:r>
+        <w:rPr>
+          <w:rFonts w:ascii="Arial" w:eastAsiaTheme="minorHAnsi" w:hAnsi="Arial" w:cs="Arial"/>
+          <w:lang w:val="es-GT" w:eastAsia="es-GT"/>
+        </w:rPr>
+        <w:lastRenderedPageBreak/>
+        <w:t>estadígrafa de la DRISS San Marcos digitaliza los datos en tres archivos de Excel independientes, utilizados desde hace más de 15 años: uno para la producción propia de cada municipio, otro para la producción brindada a personas de otros municipios, y un tercero que consolida el total y sirve de base para el informe de cobertura (M. Solís, comunicación personal, 7 de agosto de 2026)</w:t>
+      </w:r>
+      <w:r>
+        <w:rPr>
+          <w:rFonts w:ascii="Arial" w:eastAsiaTheme="minorHAnsi" w:hAnsi="Arial" w:cs="Arial"/>
           <w:lang w:val="es-419" w:eastAsia="es-GT"/>
         </w:rPr>
-        <w:t>El registro de las vacunas disponibles en los centros de salud del departamento de San Marcos se ha llevado tradicionalmente mediante formatos físicos en papel, en los cuales el personal encargado anota manualmente los datos de las vacunas recibidas, aplicadas y disponibles en cada centro. Al no estar respaldado por ninguna herramienta digital, este método dificulta la actualización, la consulta y la consolidación de la información entre los distintos centros de salud del departamento.</w:t>
+        <w:t>.</w:t>
       </w:r>
     </w:p>
     <w:p>
@@ -4942,9 +4925,16 @@
       <w:r>
         <w:rPr>
           <w:rFonts w:ascii="Arial" w:eastAsiaTheme="minorHAnsi" w:hAnsi="Arial" w:cs="Arial"/>
+          <w:lang w:val="es-GT" w:eastAsia="es-GT"/>
+        </w:rPr>
+        <w:t>El uso de estos archivos de Excel, como único método de consolidación, ha presentado dificultades para el manejo de la información, por las siguientes razones</w:t>
+      </w:r>
+      <w:r>
+        <w:rPr>
+          <w:rFonts w:ascii="Arial" w:eastAsiaTheme="minorHAnsi" w:hAnsi="Arial" w:cs="Arial"/>
           <w:lang w:val="es-419" w:eastAsia="es-GT"/>
         </w:rPr>
-        <w:t>El uso del registro físico, como único método, ha presentado dificultades para el manejo de la información, por las siguientes razones:</w:t>
+        <w:t>:</w:t>
       </w:r>
     </w:p>
     <w:p>
@@ -4963,9 +4953,16 @@
       <w:r>
         <w:rPr>
           <w:rFonts w:ascii="Arial" w:eastAsiaTheme="minorHAnsi" w:hAnsi="Arial" w:cs="Arial"/>
+          <w:lang w:val="es-GT" w:eastAsia="es-GT"/>
+        </w:rPr>
+        <w:t>Concentración del trabajo en una sola persona: la digitación y consolidación de los datos de los 30 municipios recae casi por completo en la estadígrafa, lo que representa una carga considerable de trabajo y de tiempo</w:t>
+      </w:r>
+      <w:r>
+        <w:rPr>
+          <w:rFonts w:ascii="Arial" w:eastAsiaTheme="minorHAnsi" w:hAnsi="Arial" w:cs="Arial"/>
           <w:lang w:val="es-419" w:eastAsia="es-GT"/>
         </w:rPr>
-        <w:t>Consolidación de datos: para conocer la disponibilidad total de vacunas en el departamento es necesario reunir y transcribir manualmente los registros físicos de cada centro de salud, lo cual toma tiempo y es propenso a errores.</w:t>
+        <w:t>.</w:t>
       </w:r>
     </w:p>
     <w:p>
@@ -4984,9 +4981,16 @@
       <w:r>
         <w:rPr>
           <w:rFonts w:ascii="Arial" w:eastAsiaTheme="minorHAnsi" w:hAnsi="Arial" w:cs="Arial"/>
+          <w:lang w:val="es-GT" w:eastAsia="es-GT"/>
+        </w:rPr>
+        <w:t>Dependencia de un proceso presencial: al inicio de cada mes es necesario citar a un representante de cada municipio, durante tres días, para verificar la información antes de digitarla, lo que retrasa el inicio del proceso de consolidación</w:t>
+      </w:r>
+      <w:r>
+        <w:rPr>
+          <w:rFonts w:ascii="Arial" w:eastAsiaTheme="minorHAnsi" w:hAnsi="Arial" w:cs="Arial"/>
           <w:lang w:val="es-419" w:eastAsia="es-GT"/>
         </w:rPr>
-        <w:t>Actualización de la información: cualquier cambio en las existencias, como el ingreso o la aplicación de una vacuna, debe anotarse manualmente en el formato físico correspondiente, sin que exista una forma de visualizar estos cambios desde otro centro de salud o de manera centralizada.</w:t>
+        <w:t>.</w:t>
       </w:r>
     </w:p>
     <w:p>
@@ -5005,9 +5009,16 @@
       <w:r>
         <w:rPr>
           <w:rFonts w:ascii="Arial" w:eastAsiaTheme="minorHAnsi" w:hAnsi="Arial" w:cs="Arial"/>
+          <w:lang w:val="es-GT" w:eastAsia="es-GT"/>
+        </w:rPr>
+        <w:t>Desactualización del formulario base: dado que el formulario 5C no permite incorporar nuevos tipos de vacunas ni modificaciones en su clasificación, algunos centros de salud entregan información en formatos personalizados, lo que dificulta la digitación uniforme en los archivos de Excel</w:t>
+      </w:r>
+      <w:r>
+        <w:rPr>
+          <w:rFonts w:ascii="Arial" w:eastAsiaTheme="minorHAnsi" w:hAnsi="Arial" w:cs="Arial"/>
           <w:lang w:val="es-419" w:eastAsia="es-GT"/>
         </w:rPr>
-        <w:t>Riesgo de pérdida o deterioro: al tratarse de documentos físicos, los registros están expuestos a extravío, deterioro o duplicidad, sin contar con un respaldo digital de la información.</w:t>
+        <w:t>.</w:t>
       </w:r>
     </w:p>
     <w:p>
@@ -5023,9 +5034,16 @@
       <w:r>
         <w:rPr>
           <w:rFonts w:ascii="Arial" w:eastAsiaTheme="minorHAnsi" w:hAnsi="Arial" w:cs="Arial"/>
+          <w:lang w:val="es-GT" w:eastAsia="es-GT"/>
+        </w:rPr>
+        <w:t>Como consecuencia de lo expuesto, la generación del informe de cobertura mensual depende de un proceso manual, secuencial y propenso a errores, que puede retrasar la disponibilidad de la información que la epidemióloga utiliza para dar seguimiento al cumplimiento de la meta de cobertura del 95% definida por el MSPAS</w:t>
+      </w:r>
+      <w:r>
+        <w:rPr>
+          <w:rFonts w:ascii="Arial" w:eastAsiaTheme="minorHAnsi" w:hAnsi="Arial" w:cs="Arial"/>
           <w:lang w:val="es-419" w:eastAsia="es-GT"/>
         </w:rPr>
-        <w:t>Como consecuencia de lo expuesto, cada municipio administra sus registros de manera autónoma, sin un formato común entre los centros de salud, lo que impide compartir información de manera eficiente y visualizar de forma centralizada la disponibilidad de vacunas, afectando directamente los procesos de planificación y distribución dentro del departamento.</w:t>
+        <w:t>.</w:t>
       </w:r>
     </w:p>
     <w:p>
@@ -5094,10 +5112,18 @@
           <w:rFonts w:ascii="Arial" w:eastAsiaTheme="minorHAnsi" w:hAnsi="Arial" w:cs="Arial"/>
           <w:b/>
           <w:bCs/>
+          <w:lang w:val="es-GT" w:eastAsia="es-GT"/>
+        </w:rPr>
+        <w:t>Implementación de un sistema web para la gestión de inventario de insumos en el Laboratorio y Banco de Sangre del Hospital Nacional de Especialidades Quirúrgicas de Villa Nueva</w:t>
+      </w:r>
+      <w:r>
+        <w:rPr>
+          <w:rFonts w:ascii="Arial" w:eastAsiaTheme="minorHAnsi" w:hAnsi="Arial" w:cs="Arial"/>
+          <w:b/>
+          <w:bCs/>
           <w:lang w:val="es-419" w:eastAsia="es-GT"/>
         </w:rPr>
-        <w:lastRenderedPageBreak/>
-        <w:t>Escuela de Ingeniería en Ciencias y Sistemas, Universidad de San Carlos de Guatemala. (2022). Software para el control de vacunación en Guatemala.</w:t>
+        <w:t>.</w:t>
       </w:r>
     </w:p>
     <w:p>
@@ -5115,7 +5141,15 @@
           <w:rFonts w:ascii="Arial" w:eastAsiaTheme="minorHAnsi" w:hAnsi="Arial" w:cs="Arial"/>
           <w:lang w:val="es-419" w:eastAsia="es-GT"/>
         </w:rPr>
-        <w:t>En el ámbito nacional, Castro Calderón (2026) desarrolló, como trabajo de graduación de la Facultad de Ingeniería de la Universidad de San Carlos de Guatemala, un sistema web para la gestión de inventario de insumos del Laboratorio Clínico y del Banco de Sangre del Hospital Nacional de Especialidades Quirúrgicas de Villa Nueva. Previo a esta implementación, dichas áreas administraban sus insumos mediante hojas de cálculo de Excel, lo que generaba limitaciones en la trazabilidad, organización y disponibilidad de la información. La solución centralizó el registro de ingresos y egresos, incorporó un tablero con alertas de insumos con existencias bajas y de lotes próximos a vencer, y fue validada por el personal de ambas áreas tras un proceso de capacitación, logrando mejorar la eficiencia operativa y reducir los errores en el manejo de la información.</w:t>
+        <w:t xml:space="preserve">En el ámbito nacional, Castro Calderón (2026) desarrolló, como trabajo de graduación de la Facultad de Ingeniería de la Universidad de San Carlos de Guatemala, un sistema web para la gestión de inventario de insumos del Laboratorio Clínico y del Banco de Sangre del Hospital Nacional de Especialidades Quirúrgicas de Villa Nueva. Previo a esta </w:t>
+      </w:r>
+      <w:r>
+        <w:rPr>
+          <w:rFonts w:ascii="Arial" w:eastAsiaTheme="minorHAnsi" w:hAnsi="Arial" w:cs="Arial"/>
+          <w:lang w:val="es-419" w:eastAsia="es-GT"/>
+        </w:rPr>
+        <w:lastRenderedPageBreak/>
+        <w:t>implementación, dichas áreas administraban sus insumos mediante hojas de cálculo de Excel, lo que generaba limitaciones en la trazabilidad, organización y disponibilidad de la información. La solución centralizó el registro de ingresos y egresos, incorporó un tablero con alertas de insumos con existencias bajas y de lotes próximos a vencer, y fue validada por el personal de ambas áreas tras un proceso de capacitación, logrando mejorar la eficiencia operativa y reducir los errores en el manejo de la información.</w:t>
       </w:r>
     </w:p>
     <w:p>
@@ -5141,7 +5175,7 @@
           <w:bCs/>
           <w:lang w:val="es-419" w:eastAsia="es-GT"/>
         </w:rPr>
-        <w:t>Sistema web de ventas e inventario de la botica institucional de la Red de Salud Valle del Mantaro</w:t>
+        <w:t>Si</w:t>
       </w:r>
       <w:r>
         <w:rPr>
@@ -5150,6 +5184,15 @@
           <w:bCs/>
           <w:lang w:val="es-419" w:eastAsia="es-GT"/>
         </w:rPr>
+        <w:t>stema de vigilancia y control y su influencia en el proceso de la toma de decisiones para el tratamiento del vector Aedes aegypti en la Dirección Regional de Salud de San Martín</w:t>
+      </w:r>
+      <w:r>
+        <w:rPr>
+          <w:rFonts w:ascii="Arial" w:eastAsiaTheme="minorHAnsi" w:hAnsi="Arial" w:cs="Arial"/>
+          <w:b/>
+          <w:bCs/>
+          <w:lang w:val="es-419" w:eastAsia="es-GT"/>
+        </w:rPr>
         <w:t>.</w:t>
       </w:r>
     </w:p>
@@ -5166,9 +5209,16 @@
       <w:r>
         <w:rPr>
           <w:rFonts w:ascii="Arial" w:eastAsiaTheme="minorHAnsi" w:hAnsi="Arial" w:cs="Arial"/>
+          <w:lang w:val="es-GT" w:eastAsia="es-GT"/>
+        </w:rPr>
+        <w:t>A nivel regional, Tucto Pinedo (2019) desarrolló, para la Universidad Nacional de San Martín – Tarapoto, un sistema de vigilancia y control web para la Dirección Regional de Salud (DIRESA) de San Martín, Perú, orientado a mejorar el proceso de toma de decisiones mediante la automatización de la recolección, el procesamiento y la generación de reportes, en sustitución de fichas y hojas de cálculo de Excel utilizadas anteriormente por el personal de campo. Como resultado de la implementación, se logró reducir en un 78.13% el tiempo promedio empleado para elaborar los consolidados de información, y en un 70.59% el tiempo promedio destinado al análisis de la información y a la toma de decisiones</w:t>
+      </w:r>
+      <w:r>
+        <w:rPr>
+          <w:rFonts w:ascii="Arial" w:eastAsiaTheme="minorHAnsi" w:hAnsi="Arial" w:cs="Arial"/>
           <w:lang w:val="es-419" w:eastAsia="es-GT"/>
         </w:rPr>
-        <w:t>A nivel regional, Huachos Huiza (2021) desarrolló para la Universidad Nacional del Centro del Perú un sistema web de ventas e inventario para la botica institucional de la Red de Salud Valle del Mantaro, administrada por el Sistema Integrado de Suministro de Medicamentos e Insumos Médico-Quirúrgicos (SISMED) del Ministerio de Salud de Perú. Esta investigación surgió a partir del desabastecimiento de medicamentos que enfrentaron las redes de salud peruanas durante la pandemia de covid-19, y tuvo como propósito optimizar el control de existencias de una red de establecimientos de salud dependientes de una misma dirección regional, de forma similar a como los centros de salud municipales de San Marcos dependen de una misma Dirección de Área de Salud departamental.</w:t>
+        <w:t>.</w:t>
       </w:r>
     </w:p>
     <w:p>
@@ -5184,9 +5234,16 @@
       <w:r>
         <w:rPr>
           <w:rFonts w:ascii="Arial" w:eastAsiaTheme="minorHAnsi" w:hAnsi="Arial" w:cs="Arial"/>
+          <w:lang w:val="es-GT" w:eastAsia="es-GT"/>
+        </w:rPr>
+        <w:t>Ambos antecedentes evidencian que sustituir procesos manuales de consolidación en Excel por sistemas web, dentro de direcciones regionales o departamentales de salud, permite reducir significativamente el tiempo invertido en la generación y el análisis de reportes, lo cual respalda la viabilidad del enfoque planteado para automatizar el registro de producción de vacunación y la generación del informe de cobertura en la DRISS San Marcos</w:t>
+      </w:r>
+      <w:r>
+        <w:rPr>
+          <w:rFonts w:ascii="Arial" w:eastAsiaTheme="minorHAnsi" w:hAnsi="Arial" w:cs="Arial"/>
           <w:lang w:val="es-419" w:eastAsia="es-GT"/>
         </w:rPr>
-        <w:t>Ambos antecedentes evidencian que, en distintos contextos de Latinoamérica, sustituir el uso de hojas de cálculo por sistemas web ha permitido mejorar la trazabilidad, reducir errores humanos y fortalecer la toma de decisiones en instituciones de salud, lo cual respalda la viabilidad del enfoque planteado para el presente proyecto.</w:t>
+        <w:t>.</w:t>
       </w:r>
     </w:p>
     <w:p>
@@ -5247,17 +5304,16 @@
       <w:r>
         <w:rPr>
           <w:rFonts w:ascii="Arial" w:eastAsiaTheme="minorHAnsi" w:hAnsi="Arial" w:cs="Arial"/>
-          <w:lang w:val="es-419" w:eastAsia="es-GT"/>
-        </w:rPr>
-        <w:t xml:space="preserve">En el mercado se identificaron diversas herramientas relacionadas con el registro y control de vacunas, las cuales presentan una solución parcial al problema planteado, pero no pueden ser adoptadas directamente por los centros de salud del </w:t>
+          <w:lang w:val="es-GT" w:eastAsia="es-GT"/>
+        </w:rPr>
+        <w:t>En el mercado se identificaron diversas herramientas relacionadas con el registro de vacunación y la generación de reportes de cobertura, las cuales presentan una solución parcial al problema planteado, pero no pueden ser adoptadas directamente por la DRISS San Marcos debido a algunas de las siguientes limitaciones</w:t>
       </w:r>
       <w:r>
         <w:rPr>
           <w:rFonts w:ascii="Arial" w:eastAsiaTheme="minorHAnsi" w:hAnsi="Arial" w:cs="Arial"/>
           <w:lang w:val="es-419" w:eastAsia="es-GT"/>
         </w:rPr>
-        <w:lastRenderedPageBreak/>
-        <w:t>departamento de San Marcos debido a algunas de las siguientes limitaciones:</w:t>
+        <w:t>:</w:t>
       </w:r>
     </w:p>
     <w:p>
@@ -5276,9 +5332,16 @@
       <w:r>
         <w:rPr>
           <w:rFonts w:ascii="Arial" w:eastAsiaTheme="minorHAnsi" w:hAnsi="Arial" w:cs="Arial"/>
+          <w:lang w:val="es-GT" w:eastAsia="es-GT"/>
+        </w:rPr>
+        <w:t>Están diseñadas para el registro de la vacunación a nivel de paciente individual (historia vacunal), y no para la consolidación de la producción reportada por cada municipio en un formato como el 5C</w:t>
+      </w:r>
+      <w:r>
+        <w:rPr>
+          <w:rFonts w:ascii="Arial" w:eastAsiaTheme="minorHAnsi" w:hAnsi="Arial" w:cs="Arial"/>
           <w:lang w:val="es-419" w:eastAsia="es-GT"/>
         </w:rPr>
-        <w:t>Están diseñadas para el registro de la vacunación a nivel de paciente individual, y no para el control de existencias o stock de vacunas por centro de salud.</w:t>
+        <w:t>.</w:t>
       </w:r>
     </w:p>
     <w:p>
@@ -5297,9 +5360,24 @@
       <w:r>
         <w:rPr>
           <w:rFonts w:ascii="Arial" w:eastAsiaTheme="minorHAnsi" w:hAnsi="Arial" w:cs="Arial"/>
+          <w:lang w:val="es-GT" w:eastAsia="es-GT"/>
+        </w:rPr>
+        <w:t xml:space="preserve">Son plataformas de alcance nacional, operadas directamente por el </w:t>
+      </w:r>
+      <w:r>
+        <w:rPr>
+          <w:rFonts w:ascii="Arial" w:eastAsiaTheme="minorHAnsi" w:hAnsi="Arial" w:cs="Arial"/>
+          <w:lang w:val="es-GT" w:eastAsia="es-GT"/>
+        </w:rPr>
+        <w:lastRenderedPageBreak/>
+        <w:t>ministerio de salud del país correspondiente, sin una versión adaptable a nivel departamental</w:t>
+      </w:r>
+      <w:r>
+        <w:rPr>
+          <w:rFonts w:ascii="Arial" w:eastAsiaTheme="minorHAnsi" w:hAnsi="Arial" w:cs="Arial"/>
           <w:lang w:val="es-419" w:eastAsia="es-GT"/>
         </w:rPr>
-        <w:t>Fueron desarrolladas conforme al contexto normativo y de las entidades de salud de otro país.</w:t>
+        <w:t>.</w:t>
       </w:r>
     </w:p>
     <w:p>
@@ -5309,7 +5387,7 @@
           <w:ilvl w:val="0"/>
           <w:numId w:val="25"/>
         </w:numPr>
-        <w:spacing w:line="276" w:lineRule="auto"/>
+        <w:spacing w:after="240" w:line="276" w:lineRule="auto"/>
         <w:rPr>
           <w:rFonts w:ascii="Arial" w:eastAsiaTheme="minorHAnsi" w:hAnsi="Arial" w:cs="Arial"/>
           <w:lang w:val="es-419" w:eastAsia="es-GT"/>
@@ -5318,9 +5396,48 @@
       <w:r>
         <w:rPr>
           <w:rFonts w:ascii="Arial" w:eastAsiaTheme="minorHAnsi" w:hAnsi="Arial" w:cs="Arial"/>
+          <w:lang w:val="es-GT" w:eastAsia="es-GT"/>
+        </w:rPr>
+        <w:t>Dependen de la calidad y oportunidad de la información que cada institución les reporta, por lo que no resuelven, por sí solas, las limitaciones del proceso interno de recolección y consolidación de cada dirección de salud</w:t>
+      </w:r>
+      <w:r>
+        <w:rPr>
+          <w:rFonts w:ascii="Arial" w:eastAsiaTheme="minorHAnsi" w:hAnsi="Arial" w:cs="Arial"/>
           <w:lang w:val="es-419" w:eastAsia="es-GT"/>
         </w:rPr>
-        <w:t>La personalización de reportes o funcionalidades adicionales tiene un costo que debe cotizarse directamente con el proveedor.</w:t>
+        <w:t>.</w:t>
+      </w:r>
+    </w:p>
+    <w:p>
+      <w:pPr>
+        <w:pStyle w:val="Textoindependiente"/>
+        <w:spacing w:after="240" w:line="276" w:lineRule="auto"/>
+        <w:ind w:left="0" w:firstLine="709"/>
+        <w:rPr>
+          <w:rFonts w:ascii="Arial" w:eastAsiaTheme="minorHAnsi" w:hAnsi="Arial" w:cs="Arial"/>
+          <w:lang w:val="es-419" w:eastAsia="es-GT"/>
+        </w:rPr>
+      </w:pPr>
+      <w:r>
+        <w:rPr>
+          <w:rFonts w:ascii="Arial" w:eastAsiaTheme="minorHAnsi" w:hAnsi="Arial" w:cs="Arial"/>
+          <w:lang w:val="es-419" w:eastAsia="es-GT"/>
+        </w:rPr>
+        <w:t xml:space="preserve">Estas limitaciones evidencian que, </w:t>
+      </w:r>
+      <w:r>
+        <w:rPr>
+          <w:rFonts w:ascii="Arial" w:eastAsiaTheme="minorHAnsi" w:hAnsi="Arial" w:cs="Arial"/>
+          <w:lang w:val="es-419" w:eastAsia="es-GT"/>
+        </w:rPr>
+        <w:t>a pesar de que</w:t>
+      </w:r>
+      <w:r>
+        <w:rPr>
+          <w:rFonts w:ascii="Arial" w:eastAsiaTheme="minorHAnsi" w:hAnsi="Arial" w:cs="Arial"/>
+          <w:lang w:val="es-419" w:eastAsia="es-GT"/>
+        </w:rPr>
+        <w:t xml:space="preserve"> las herramientas existentes permiten administrar determinados aspectos de la vacunación, ninguna responde completamente a las necesidades del proyecto. A continuación, se describen algunas de las principales herramientas identificadas y se analiza su relación con la problemática planteada.</w:t>
       </w:r>
     </w:p>
     <w:p>
@@ -5328,9 +5445,10 @@
         <w:pStyle w:val="Textoindependiente"/>
         <w:numPr>
           <w:ilvl w:val="0"/>
-          <w:numId w:val="25"/>
+          <w:numId w:val="26"/>
         </w:numPr>
-        <w:spacing w:line="276" w:lineRule="auto"/>
+        <w:spacing w:before="162" w:line="276" w:lineRule="auto"/>
+        <w:ind w:left="1056"/>
         <w:rPr>
           <w:rFonts w:ascii="Arial" w:eastAsiaTheme="minorHAnsi" w:hAnsi="Arial" w:cs="Arial"/>
           <w:lang w:val="es-419" w:eastAsia="es-GT"/>
@@ -5339,52 +5457,36 @@
       <w:r>
         <w:rPr>
           <w:rFonts w:ascii="Arial" w:eastAsiaTheme="minorHAnsi" w:hAnsi="Arial" w:cs="Arial"/>
-          <w:lang w:val="es-419" w:eastAsia="es-GT"/>
-        </w:rPr>
-        <w:t>Operan a nivel nacional y no ofrecen una vista consolidada a nivel departamental o municipal, adaptable al departamento de San Marcos.</w:t>
+          <w:b/>
+          <w:bCs/>
+          <w:lang w:val="es-GT" w:eastAsia="es-GT"/>
+        </w:rPr>
+        <w:t>SIGSA y el Tablero Virtual de Cobertura de Vacunación</w:t>
       </w:r>
     </w:p>
     <w:p>
       <w:pPr>
         <w:pStyle w:val="Textoindependiente"/>
         <w:spacing w:line="276" w:lineRule="auto"/>
-        <w:ind w:left="720"/>
+        <w:ind w:left="1056"/>
         <w:rPr>
           <w:rFonts w:ascii="Arial" w:eastAsiaTheme="minorHAnsi" w:hAnsi="Arial" w:cs="Arial"/>
           <w:lang w:val="es-419" w:eastAsia="es-GT"/>
         </w:rPr>
       </w:pPr>
-    </w:p>
-    <w:p>
-      <w:pPr>
-        <w:pStyle w:val="Textoindependiente"/>
-        <w:spacing w:after="240" w:line="276" w:lineRule="auto"/>
-        <w:ind w:left="0" w:firstLine="709"/>
+      <w:r>
+        <w:rPr>
+          <w:rFonts w:ascii="Arial" w:eastAsiaTheme="minorHAnsi" w:hAnsi="Arial" w:cs="Arial"/>
+          <w:lang w:val="es-GT" w:eastAsia="es-GT"/>
+        </w:rPr>
+        <w:t>El MSPAS dispone del Sistema de Información Gerencial en Salud (SIGSA) y, desde 2023, de un Tablero Virtual de Cobertura de Vacunación desarrollado con el apoyo técnico de la Organización Panamericana de la Salud (OPS), el cual permite visualizar en línea la cobertura de vacunación por tipo de vacuna, dosis, departamento y municipio (OPS/OMS, 2023). Sin embargo, esta herramienta consolida datos que ya fueron previamente reportados a través de SIGSA, por lo que hereda las mismas limitaciones de origen: no ofrece a la DRISS San Marcos un mecanismo propio para el registro de la producción reportada por sus 30 municipios mediante las hojas 5C, y su información depende de la digitación manual que cada dirección departamental realiza internamente</w:t>
+      </w:r>
+      <w:r>
         <w:rPr>
           <w:rFonts w:ascii="Arial" w:eastAsiaTheme="minorHAnsi" w:hAnsi="Arial" w:cs="Arial"/>
           <w:lang w:val="es-419" w:eastAsia="es-GT"/>
         </w:rPr>
-      </w:pPr>
-      <w:r>
-        <w:rPr>
-          <w:rFonts w:ascii="Arial" w:eastAsiaTheme="minorHAnsi" w:hAnsi="Arial" w:cs="Arial"/>
-          <w:lang w:val="es-419" w:eastAsia="es-GT"/>
-        </w:rPr>
-        <w:t xml:space="preserve">Estas limitaciones evidencian que, </w:t>
-      </w:r>
-      <w:r>
-        <w:rPr>
-          <w:rFonts w:ascii="Arial" w:eastAsiaTheme="minorHAnsi" w:hAnsi="Arial" w:cs="Arial"/>
-          <w:lang w:val="es-419" w:eastAsia="es-GT"/>
-        </w:rPr>
-        <w:t>a pesar de que</w:t>
-      </w:r>
-      <w:r>
-        <w:rPr>
-          <w:rFonts w:ascii="Arial" w:eastAsiaTheme="minorHAnsi" w:hAnsi="Arial" w:cs="Arial"/>
-          <w:lang w:val="es-419" w:eastAsia="es-GT"/>
-        </w:rPr>
-        <w:t xml:space="preserve"> las herramientas existentes permiten administrar determinados aspectos de la vacunación, ninguna responde completamente a las necesidades del proyecto. A continuación, se describen algunas de las principales herramientas identificadas y se analiza su relación con la problemática planteada.</w:t>
+        <w:t>.</w:t>
       </w:r>
     </w:p>
     <w:p>
@@ -5410,14 +5512,14 @@
           <w:bCs/>
           <w:lang w:val="es-419" w:eastAsia="es-GT"/>
         </w:rPr>
-        <w:t>Sistema de Información Gerencial en Salud (SIGSA)</w:t>
+        <w:t>SIPAI (Nicaragua)</w:t>
       </w:r>
     </w:p>
     <w:p>
       <w:pPr>
         <w:pStyle w:val="Textoindependiente"/>
         <w:spacing w:line="276" w:lineRule="auto"/>
-        <w:ind w:left="1056"/>
+        <w:ind w:left="1068"/>
         <w:rPr>
           <w:rFonts w:ascii="Arial" w:eastAsiaTheme="minorHAnsi" w:hAnsi="Arial" w:cs="Arial"/>
           <w:lang w:val="es-419" w:eastAsia="es-GT"/>
@@ -5426,9 +5528,16 @@
       <w:r>
         <w:rPr>
           <w:rFonts w:ascii="Arial" w:eastAsiaTheme="minorHAnsi" w:hAnsi="Arial" w:cs="Arial"/>
-          <w:lang w:val="es-419" w:eastAsia="es-GT"/>
-        </w:rPr>
-        <w:t>Es la plataforma oficial que utiliza el MSPAS para el registro y control de la vacunación de la población guatemalteca (Revista Digital ECYS, USAC, 2022). SIGSA está orientado principalmente a la consolidación estadística de las coberturas de vacunación aplicadas por persona, y no cuenta con un módulo que permita a cada centro de salud registrar y controlar en tiempo real sus propias existencias de vacunas por tipo, lote y fecha de vencimiento. Debido a esto, el personal de los centros de vacunación ha debido recurrir a herramientas de contingencia como hojas de papel y Excel, lo cual confirma que SIGSA, por sí solo, no resuelve la problemática planteada para el departamento de San Marcos.</w:t>
+          <w:lang w:val="es-GT" w:eastAsia="es-GT"/>
+        </w:rPr>
+        <w:t>En Nicaragua, el Ministerio de Salud implementó en 2024 el Sistema de Información del Programa Ampliado de Inmunizaciones (SIPAI), desarrollado con el acompañamiento técnico de la OPS, con el objetivo de facilitar el seguimiento de la vacunación infantil y apoyar al personal de salud a alcanzar coberturas homogéneas en sus territorios (OPS/OMS, 2024). Este antecedente confirma el interés regional en digitalizar el seguimiento de coberturas de vacunación; sin embargo, al tratarse de un sistema nacional nicaragüense, tampoco está disponible para su adopción por parte de la DRISS San Marcos</w:t>
+      </w:r>
+      <w:r>
+        <w:rPr>
+          <w:rFonts w:ascii="Arial" w:eastAsiaTheme="minorHAnsi" w:hAnsi="Arial" w:cs="Arial"/>
+          <w:lang w:val="es-GT" w:eastAsia="es-GT"/>
+        </w:rPr>
+        <w:t>.</w:t>
       </w:r>
     </w:p>
     <w:p>
@@ -5454,9 +5563,8 @@
           <w:bCs/>
           <w:lang w:val="es-419" w:eastAsia="es-GT"/>
         </w:rPr>
-        <w:t xml:space="preserve">Open </w:t>
-      </w:r>
-      <w:proofErr w:type="spellStart"/>
+        <w:t>PAIWEB (</w:t>
+      </w:r>
       <w:r>
         <w:rPr>
           <w:rFonts w:ascii="Arial" w:eastAsiaTheme="minorHAnsi" w:hAnsi="Arial" w:cs="Arial"/>
@@ -5464,92 +5572,16 @@
           <w:bCs/>
           <w:lang w:val="es-419" w:eastAsia="es-GT"/>
         </w:rPr>
-        <w:t>mSupply</w:t>
-      </w:r>
-      <w:proofErr w:type="spellEnd"/>
-    </w:p>
-    <w:p>
-      <w:pPr>
-        <w:pStyle w:val="Textoindependiente"/>
-        <w:spacing w:line="276" w:lineRule="auto"/>
-        <w:ind w:left="1068"/>
-        <w:rPr>
-          <w:rFonts w:ascii="Arial" w:eastAsiaTheme="minorHAnsi" w:hAnsi="Arial" w:cs="Arial"/>
-          <w:lang w:val="es-419" w:eastAsia="es-GT"/>
-        </w:rPr>
-      </w:pPr>
-      <w:r>
-        <w:rPr>
-          <w:rFonts w:ascii="Arial" w:eastAsiaTheme="minorHAnsi" w:hAnsi="Arial" w:cs="Arial"/>
-          <w:lang w:val="es-GT" w:eastAsia="es-GT"/>
-        </w:rPr>
-        <w:t>Es un sistema de información para la gestión logística (LMIS, por sus siglas en inglés) de código abierto, bajo licencia AGPL, utilizado en más de 30 países para apoyar el registro, la distribución y el despacho de productos médicos desde bodegas nacionales hasta clínicas remotas (</w:t>
-      </w:r>
-      <w:proofErr w:type="spellStart"/>
-      <w:r>
-        <w:rPr>
-          <w:rFonts w:ascii="Arial" w:eastAsiaTheme="minorHAnsi" w:hAnsi="Arial" w:cs="Arial"/>
-          <w:lang w:val="es-GT" w:eastAsia="es-GT"/>
-        </w:rPr>
-        <w:t>mSupply</w:t>
-      </w:r>
-      <w:proofErr w:type="spellEnd"/>
-      <w:r>
-        <w:rPr>
-          <w:rFonts w:ascii="Arial" w:eastAsiaTheme="minorHAnsi" w:hAnsi="Arial" w:cs="Arial"/>
-          <w:lang w:val="es-GT" w:eastAsia="es-GT"/>
-        </w:rPr>
-        <w:t xml:space="preserve"> </w:t>
-      </w:r>
-      <w:proofErr w:type="spellStart"/>
-      <w:r>
-        <w:rPr>
-          <w:rFonts w:ascii="Arial" w:eastAsiaTheme="minorHAnsi" w:hAnsi="Arial" w:cs="Arial"/>
-          <w:lang w:val="es-GT" w:eastAsia="es-GT"/>
-        </w:rPr>
-        <w:t>Foundation</w:t>
-      </w:r>
-      <w:proofErr w:type="spellEnd"/>
-      <w:r>
-        <w:rPr>
-          <w:rFonts w:ascii="Arial" w:eastAsiaTheme="minorHAnsi" w:hAnsi="Arial" w:cs="Arial"/>
-          <w:lang w:val="es-GT" w:eastAsia="es-GT"/>
-        </w:rPr>
-        <w:t xml:space="preserve">, s.f.). Incluye un módulo específico de cadena de frío que permite monitorear el estado de los refrigeradores y dar seguimiento al historial de cada lote de vacunas desde su adquisición hasta su aplicación. Sin embargo, al tratarse de una plataforma diseñada para cadenas de suministro nacionales de varios niveles, su implementación requiere infraestructura de servidor propia y personal con </w:t>
-      </w:r>
-      <w:r>
-        <w:rPr>
-          <w:rFonts w:ascii="Arial" w:eastAsiaTheme="minorHAnsi" w:hAnsi="Arial" w:cs="Arial"/>
-          <w:lang w:val="es-GT" w:eastAsia="es-GT"/>
-        </w:rPr>
-        <w:lastRenderedPageBreak/>
-        <w:t>conocimientos técnicos para instalarla, configurarla y mantenerla, y no cuenta con un proveedor local en Guatemala que brinde soporte o capacitación. Estas condiciones representan una barrera considerable para su adopción directa por parte de los centros de salud del departamento de San Marcos, donde no se cuenta con personal técnico dedicado a la administración de este tipo de sistemas.</w:t>
-      </w:r>
-    </w:p>
-    <w:p>
-      <w:pPr>
-        <w:pStyle w:val="Textoindependiente"/>
-        <w:numPr>
-          <w:ilvl w:val="0"/>
-          <w:numId w:val="26"/>
-        </w:numPr>
-        <w:spacing w:before="162" w:line="276" w:lineRule="auto"/>
-        <w:ind w:left="1068"/>
+        <w:t>módulo de reportes</w:t>
+      </w:r>
+      <w:r>
         <w:rPr>
           <w:rFonts w:ascii="Arial" w:eastAsiaTheme="minorHAnsi" w:hAnsi="Arial" w:cs="Arial"/>
           <w:b/>
           <w:bCs/>
           <w:lang w:val="es-419" w:eastAsia="es-GT"/>
         </w:rPr>
-      </w:pPr>
-      <w:r>
-        <w:rPr>
-          <w:rFonts w:ascii="Arial" w:eastAsiaTheme="minorHAnsi" w:hAnsi="Arial" w:cs="Arial"/>
-          <w:b/>
-          <w:bCs/>
-          <w:lang w:val="es-419" w:eastAsia="es-GT"/>
-        </w:rPr>
-        <w:t>PAIWEB (módulo de cadena de frío)</w:t>
+        <w:t>)</w:t>
       </w:r>
     </w:p>
     <w:p>
@@ -5565,9 +5597,24 @@
       <w:r>
         <w:rPr>
           <w:rFonts w:ascii="Arial" w:eastAsiaTheme="minorHAnsi" w:hAnsi="Arial" w:cs="Arial"/>
+          <w:lang w:val="es-GT" w:eastAsia="es-GT"/>
+        </w:rPr>
+        <w:t xml:space="preserve">En Colombia, el Ministerio de Salud y Protección Social utiliza PAIWEB como sistema único de información del Programa Ampliado de Inmunizaciones, el cual incluye un módulo de reportes que permite a distintos niveles de usuario generar reportes de cobertura de acuerdo con su rol de acceso (Ministerio de Salud y Protección Social de Colombia, </w:t>
+      </w:r>
+      <w:r>
+        <w:rPr>
+          <w:rFonts w:ascii="Arial" w:eastAsiaTheme="minorHAnsi" w:hAnsi="Arial" w:cs="Arial"/>
+          <w:lang w:val="es-GT" w:eastAsia="es-GT"/>
+        </w:rPr>
+        <w:lastRenderedPageBreak/>
+        <w:t>s.f.). Aunque este módulo demuestra que es posible construir informes de cobertura diferenciados por rol dentro de un sistema de inmunización, se trata de una plataforma diseñada y operada a nivel nacional por el gobierno colombiano, por lo que no está disponible ni es adaptable para su uso por parte de una dirección departamental de Guatemala como la DRISS San Marcos</w:t>
+      </w:r>
+      <w:r>
+        <w:rPr>
+          <w:rFonts w:ascii="Arial" w:eastAsiaTheme="minorHAnsi" w:hAnsi="Arial" w:cs="Arial"/>
           <w:lang w:val="es-419" w:eastAsia="es-GT"/>
         </w:rPr>
-        <w:t>En Colombia, el Ministerio de Salud utiliza el aplicativo PAIWEB como sistema único de información del Programa Ampliado de Inmunizaciones, el cual incluye un módulo de cadena de frío para la consulta y el registro del inventario de los biológicos e insumos utilizados en la vacunación (Ministerio de Salud y Protección Social de Colombia, s.f.). Aunque este módulo demuestra que es posible integrar el control de inventario de vacunas dentro de un sistema nacional de información, se trata de una plataforma diseñada y operada a nivel de país por el gobierno colombiano, por lo que no está disponible ni es adaptable para su uso por parte de un departamento de Guatemala como San Marcos.</w:t>
+        <w:t>.</w:t>
       </w:r>
     </w:p>
     <w:p>
@@ -5585,28 +5632,21 @@
           <w:rFonts w:ascii="Arial" w:eastAsiaTheme="minorHAnsi" w:hAnsi="Arial" w:cs="Arial"/>
           <w:lang w:val="es-419" w:eastAsia="es-GT"/>
         </w:rPr>
-        <w:t>Después de analizar las herramientas disponibles, se determinó que ninguna de las opciones existentes en el país ni en el mercado internacional resuelve de forma directa y adaptable la necesidad específica de los centros de salud del departamento de San Marcos de controlar sus existencias de vacunas</w:t>
+        <w:t xml:space="preserve">Después de analizar las herramientas disponibles, se determinó que ninguna de las opciones existentes en el país ni en el mercado internacional resuelve de forma directa y adaptable la necesidad específica de los centros de salud del departamento de San Marcos de </w:t>
       </w:r>
       <w:r>
         <w:rPr>
           <w:rFonts w:ascii="Arial" w:eastAsiaTheme="minorHAnsi" w:hAnsi="Arial" w:cs="Arial"/>
           <w:lang w:val="es-419" w:eastAsia="es-GT"/>
         </w:rPr>
-        <w:t xml:space="preserve">, </w:t>
+        <w:t>registrar la producción de vacunación reportada por sus 30 municipios y generar de forma automática sus informes de cobertura mensual y anual, por lo que se evidencia la necesidad de desarrollar una aplicación web a medida para este proyect</w:t>
       </w:r>
       <w:r>
         <w:rPr>
           <w:rFonts w:ascii="Arial" w:eastAsiaTheme="minorHAnsi" w:hAnsi="Arial" w:cs="Arial"/>
           <w:lang w:val="es-419" w:eastAsia="es-GT"/>
         </w:rPr>
-        <w:t xml:space="preserve">por lo que se evidencia la necesidad de desarrollar una aplicación web a medida para </w:t>
-      </w:r>
-      <w:r>
-        <w:rPr>
-          <w:rFonts w:ascii="Arial" w:eastAsiaTheme="minorHAnsi" w:hAnsi="Arial" w:cs="Arial"/>
-          <w:lang w:val="es-419" w:eastAsia="es-GT"/>
-        </w:rPr>
-        <w:t>el mismo.</w:t>
+        <w:t>o.</w:t>
       </w:r>
     </w:p>
     <w:p>
@@ -5638,7 +5678,7 @@
           <w:rFonts w:ascii="Arial" w:eastAsiaTheme="minorHAnsi" w:hAnsi="Arial" w:cs="Arial"/>
           <w:lang w:val="es-419" w:eastAsia="es-GT"/>
         </w:rPr>
-        <w:t>En los centros de salud del departamento de San Marcos, la problemática relacionada con el control de vacunas persiste a pesar de contar con el SIGSA a nivel nacional y con el registro físico en papel como método de control interno, debido a que ninguno de los dos ofrece información precisa y en tiempo real sobre las existencias de cada centro. Esta situación limita la capacidad de respuesta ante campañas de vacunación y aumenta el riesgo de desabastecimiento o de pérdida de dosis por vencimiento.</w:t>
+        <w:t>En la DRISS San Marcos, la problemática relacionada con la generación del informe de cobertura de vacunación persiste a pesar de contar con el SIGSA a nivel nacional y con los archivos de Excel como método interno de consolidación, debido a que ninguno de los dos ofrece un mecanismo ágil y confiable para digitalizar y consolidar la producción reportada por los 30 municipios del departamento. Esta situación concentra una carga de trabajo considerable en una sola persona y retrasa la disponibilidad del informe que la epidemióloga utiliza para dar seguimiento a la meta de cobertura del 95% establecida por el MSPAS.</w:t>
       </w:r>
     </w:p>
     <w:p>
@@ -5656,7 +5696,21 @@
           <w:rFonts w:ascii="Arial" w:eastAsiaTheme="minorHAnsi" w:hAnsi="Arial" w:cs="Arial"/>
           <w:lang w:val="es-419" w:eastAsia="es-GT"/>
         </w:rPr>
-        <w:t>Ante esta problemática, se propone como solución el desarrollo de una aplicación web que permita a los centros de salud del departamento registrar y consultar sus existencias de vacunas mediante un formato estandarizado, incluyendo el control de entradas y salidas, alertas de stock bajo y seguimiento a las fechas de vencimiento, coordinada desde el centro de salud principal de la cabecera departamental.</w:t>
+        <w:t xml:space="preserve">Ante esta problemática, se propone como solución el desarrollo de una aplicación web que permita a los centros de salud del departamento registrar directamente la producción de vacunación reportada en sus hojas 5C, sustituyendo el uso de los archivos de Excel actuales y generando de forma automática </w:t>
+      </w:r>
+      <w:r>
+        <w:rPr>
+          <w:rFonts w:ascii="Arial" w:eastAsiaTheme="minorHAnsi" w:hAnsi="Arial" w:cs="Arial"/>
+          <w:lang w:val="es-419" w:eastAsia="es-GT"/>
+        </w:rPr>
+        <w:t>los informes de cobertura mensual y anual</w:t>
+      </w:r>
+      <w:r>
+        <w:rPr>
+          <w:rFonts w:ascii="Arial" w:eastAsiaTheme="minorHAnsi" w:hAnsi="Arial" w:cs="Arial"/>
+          <w:lang w:val="es-419" w:eastAsia="es-GT"/>
+        </w:rPr>
+        <w:t>. Como lo demuestran antecedentes similares en instituciones de salud de Guatemala y Perú, sustituir procesos manuales de consolidación por sistemas web permite reducir significativamente el tiempo invertido en la generación y el análisis de reportes (Castro Calderón, 2026; Tucto Pinedo, 2019).</w:t>
       </w:r>
     </w:p>
     <w:p>
@@ -5674,15 +5728,15 @@
           <w:rFonts w:ascii="Arial" w:eastAsiaTheme="minorHAnsi" w:hAnsi="Arial" w:cs="Arial"/>
           <w:lang w:val="es-419" w:eastAsia="es-GT"/>
         </w:rPr>
-        <w:lastRenderedPageBreak/>
-        <w:t>Con la implementación del sistema web en los centros de salud del departamento de San Marcos, se beneficiará al personal encargado del registro</w:t>
+        <w:t xml:space="preserve">Al implementar el sistema en la DRISS San Marcos, los principales beneficiados serán la estadígrafa y el personal encargado del registro en cada municipio, quienes podrán digitar y consultar la información de forma más ágil que con el proceso actual. Al respecto, la propia estadígrafa señaló que un sistema como el propuesto le permitiría reducir el tiempo invertido en el ingreso y revisión de la información, así como evitar las llamadas y las interrupciones a reuniones que actualmente debe atender para resolver dudas sobre el proceso (A. Floria, </w:t>
       </w:r>
       <w:r>
         <w:rPr>
           <w:rFonts w:ascii="Arial" w:eastAsiaTheme="minorHAnsi" w:hAnsi="Arial" w:cs="Arial"/>
           <w:lang w:val="es-419" w:eastAsia="es-GT"/>
         </w:rPr>
-        <w:t xml:space="preserve"> de vacunas en cada centro, quienes podrán actualizar y consultar la información de forma más rápida y organizada que con el registro físico actual. Asimismo, las autoridades del Centro de Salud de San Marcos, responsables de la toma de decisiones a nivel departamental, contarán con datos confiables y actualizados para planificar la distribución de vacunas entre los municipios. Finalmente, la población de los distintos municipios del departamento se verá beneficiada de forma indirecta, al reducirse el riesgo de desabastecimiento y de pérdida de dosis por vencimiento.</w:t>
+        <w:lastRenderedPageBreak/>
+        <w:t>comunicación personal, 7 de agosto de 2026). Asimismo, se beneficiará al encargado de tecnología, quien revisa la información antes de que esta llegue a la epidemióloga, y a la propia epidemióloga, responsable de presentar los avances de cobertura durante las reuniones multidisciplinarias mensuales. Finalmente, la población de los 30 municipios del departamento se verá beneficiada de forma indirecta, al contar la DRISS San Marcos con información más oportuna para dar seguimiento al cumplimiento de la meta de cobertura de vacunación.</w:t>
       </w:r>
     </w:p>
     <w:p>
@@ -5700,7 +5754,7 @@
           <w:rFonts w:ascii="Arial" w:eastAsiaTheme="minorHAnsi" w:hAnsi="Arial" w:cs="Arial"/>
           <w:lang w:val="es-419" w:eastAsia="es-GT"/>
         </w:rPr>
-        <w:t>Con la implementación del sistema web se obtendrá una administración más organizada y confiable de las existencias de vacunas, que no dependa exclusivamente del registro físico en papel, el cual ha demostrado ser insuficiente frente a la cantidad de municipios y centros de salud que conforman el departamento.</w:t>
+        <w:t>Con la implementación del sistema se obtendrá un proceso de consolidación de información más ágil, estandarizado y confiable, que no dependa exclusivamente del trabajo manual de una sola persona ni de la disponibilidad de representantes de los 30 municipios para su verificación presencial cada mes.</w:t>
       </w:r>
     </w:p>
     <w:p>
@@ -5718,21 +5772,14 @@
           <w:rFonts w:ascii="Arial" w:eastAsiaTheme="minorHAnsi" w:hAnsi="Arial" w:cs="Arial"/>
           <w:lang w:val="es-419" w:eastAsia="es-GT"/>
         </w:rPr>
-        <w:t>Los resultados se evidenciarán una vez que el sistema esté implementado</w:t>
+        <w:t>Los resultados se harán evidentes una vez el sistema esté implementado, el personal de los centros de salud capacitado en su uso, y la producción de vacunación de todos los municipios registrada directamente en la plataforma. Posterior a esto, la DRISS San Marcos podrá generar el informe de cobertura de forma más rápida y confiable, fortaleciendo el seguimiento oportuno de la meta de cobertura establecida por el MSPAS</w:t>
       </w:r>
       <w:r>
         <w:rPr>
           <w:rFonts w:ascii="Arial" w:eastAsiaTheme="minorHAnsi" w:hAnsi="Arial" w:cs="Arial"/>
           <w:lang w:val="es-419" w:eastAsia="es-GT"/>
         </w:rPr>
-        <w:t>,</w:t>
-      </w:r>
-      <w:r>
-        <w:rPr>
-          <w:rFonts w:ascii="Arial" w:eastAsiaTheme="minorHAnsi" w:hAnsi="Arial" w:cs="Arial"/>
-          <w:lang w:val="es-419" w:eastAsia="es-GT"/>
-        </w:rPr>
-        <w:t xml:space="preserve"> el personal de cada centro de salud capacitado en su uso, y las existencias de vacunas de todos los municipios integradas en la plataforma. Posterior a esto, el sistema podrá operar de manera óptima, evidenciando la mejora en el control y la disponibilidad de información sobre las vacunas en el departamento de San Marcos.</w:t>
+        <w:t>.</w:t>
       </w:r>
     </w:p>
     <w:p>
@@ -5941,35 +5988,21 @@
           <w:rFonts w:ascii="Arial" w:hAnsi="Arial" w:cs="Arial"/>
           <w:lang w:val="es-GT"/>
         </w:rPr>
-        <w:t xml:space="preserve">Implementar una aplicación web centralizada </w:t>
+        <w:t>I</w:t>
       </w:r>
       <w:r>
         <w:rPr>
           <w:rFonts w:ascii="Arial" w:hAnsi="Arial" w:cs="Arial"/>
           <w:lang w:val="es-GT"/>
         </w:rPr>
-        <w:t>y</w:t>
+        <w:t>mplementar una aplicación web para la DRISS San Marcos que centralice el registro de la producción de vacunación reportada por los centros de salud municipales, mediante la automatización de los informes de cobertura mensual y anual, para optimizar el proceso de consolidación de la información y toma de decisiones</w:t>
       </w:r>
       <w:r>
         <w:rPr>
           <w:rFonts w:ascii="Arial" w:hAnsi="Arial" w:cs="Arial"/>
           <w:lang w:val="es-GT"/>
         </w:rPr>
-        <w:t xml:space="preserve"> </w:t>
-      </w:r>
-      <w:r>
-        <w:rPr>
-          <w:rFonts w:ascii="Arial" w:hAnsi="Arial" w:cs="Arial"/>
-          <w:lang w:val="es-GT"/>
-        </w:rPr>
-        <w:t xml:space="preserve">distrital </w:t>
-      </w:r>
-      <w:r>
-        <w:rPr>
-          <w:rFonts w:ascii="Arial" w:hAnsi="Arial" w:cs="Arial"/>
-          <w:lang w:val="es-GT"/>
-        </w:rPr>
-        <w:t>para gestionar y controlar la disponibilidad de vacunas en los centros de salud del departamento de San Marcos, con el fin de optimizar los procesos de registro e inventario en tiempo real.</w:t>
+        <w:t>.</w:t>
       </w:r>
     </w:p>
     <w:p>
@@ -6012,9 +6045,16 @@
       <w:r>
         <w:rPr>
           <w:rFonts w:ascii="Arial" w:eastAsiaTheme="minorHAnsi" w:hAnsi="Arial" w:cs="Arial"/>
+          <w:lang w:val="es-GT" w:eastAsia="es-GT"/>
+        </w:rPr>
+        <w:t>Identificar el proceso y el formato 5C utilizado actualmente por los centros de salud del departamento de San Marcos para reportar su producción de vacunación, con el fin de definir los requerimientos funcionales y no funcionales del sistema</w:t>
+      </w:r>
+      <w:r>
+        <w:rPr>
+          <w:rFonts w:ascii="Arial" w:eastAsiaTheme="minorHAnsi" w:hAnsi="Arial" w:cs="Arial"/>
           <w:lang w:val="es-419" w:eastAsia="es-GT"/>
         </w:rPr>
-        <w:t>Identificar el formato de registro de vacunas utilizado actualmente por los centros de salud del departamento de San Marcos, para definir los requerimientos funcionales y no funcionales del sistema.</w:t>
+        <w:t>.</w:t>
       </w:r>
     </w:p>
     <w:p>
@@ -6033,9 +6073,16 @@
       <w:r>
         <w:rPr>
           <w:rFonts w:ascii="Arial" w:eastAsiaTheme="minorHAnsi" w:hAnsi="Arial" w:cs="Arial"/>
+          <w:lang w:val="es-GT" w:eastAsia="es-GT"/>
+        </w:rPr>
+        <w:t>Diseñar la arquitectura, la base de datos, la estructura funcional y el formato estandarizado de registro del sistema, para que cumpla con los requerimientos establecidos y sea de fácil uso para el personal de los centros de salud</w:t>
+      </w:r>
+      <w:r>
+        <w:rPr>
+          <w:rFonts w:ascii="Arial" w:eastAsiaTheme="minorHAnsi" w:hAnsi="Arial" w:cs="Arial"/>
           <w:lang w:val="es-419" w:eastAsia="es-GT"/>
         </w:rPr>
-        <w:t>Diseñar el sistema en su apartado de lógica de negocio e interfaz de usuario, para que cumpla con los requerimientos establecidos y sea de fácil uso para el personal de salud.</w:t>
+        <w:t>.</w:t>
       </w:r>
     </w:p>
     <w:p>
@@ -6054,37 +6101,16 @@
       <w:r>
         <w:rPr>
           <w:rFonts w:ascii="Arial" w:eastAsiaTheme="minorHAnsi" w:hAnsi="Arial" w:cs="Arial"/>
-          <w:lang w:val="es-419" w:eastAsia="es-GT"/>
-        </w:rPr>
-        <w:t>Desarrollar la lógica de negocio del sistema</w:t>
+          <w:lang w:val="es-GT" w:eastAsia="es-GT"/>
+        </w:rPr>
+        <w:t>Desarrollar la lógica de negocio del sistema para automatizar el registro de la producción de vacunación reportada por cada municipio, así como la generación de los informes de cobertura mensual y anual</w:t>
       </w:r>
       <w:r>
         <w:rPr>
           <w:rFonts w:ascii="Arial" w:eastAsiaTheme="minorHAnsi" w:hAnsi="Arial" w:cs="Arial"/>
           <w:lang w:val="es-419" w:eastAsia="es-GT"/>
         </w:rPr>
-        <w:t xml:space="preserve"> para</w:t>
-      </w:r>
-      <w:r>
-        <w:rPr>
-          <w:rFonts w:ascii="Arial" w:eastAsiaTheme="minorHAnsi" w:hAnsi="Arial" w:cs="Arial"/>
-          <w:lang w:val="es-419" w:eastAsia="es-GT"/>
-        </w:rPr>
-        <w:t xml:space="preserve"> automatiz</w:t>
-      </w:r>
-      <w:r>
-        <w:rPr>
-          <w:rFonts w:ascii="Arial" w:eastAsiaTheme="minorHAnsi" w:hAnsi="Arial" w:cs="Arial"/>
-          <w:lang w:val="es-419" w:eastAsia="es-GT"/>
-        </w:rPr>
-        <w:t>ar</w:t>
-      </w:r>
-      <w:r>
-        <w:rPr>
-          <w:rFonts w:ascii="Arial" w:eastAsiaTheme="minorHAnsi" w:hAnsi="Arial" w:cs="Arial"/>
-          <w:lang w:val="es-419" w:eastAsia="es-GT"/>
-        </w:rPr>
-        <w:t xml:space="preserve"> el registro, actualización y control de las existencias de vacunas, incluyendo el manejo de entradas y salidas, alertas de stock bajo y seguimiento a fechas de vencimiento.</w:t>
+        <w:t>.</w:t>
       </w:r>
     </w:p>
     <w:p>
@@ -6103,10 +6129,17 @@
       <w:r>
         <w:rPr>
           <w:rFonts w:ascii="Arial" w:eastAsiaTheme="minorHAnsi" w:hAnsi="Arial" w:cs="Arial"/>
+          <w:lang w:val="es-GT" w:eastAsia="es-GT"/>
+        </w:rPr>
+        <w:lastRenderedPageBreak/>
+        <w:t>Desarrollar la interfaz de usuario del sistema, integrando un módulo de consultas y de reportes que permita visualizar la información de cobertura según el rol del usuario, para apoyar la toma de decisiones</w:t>
+      </w:r>
+      <w:r>
+        <w:rPr>
+          <w:rFonts w:ascii="Arial" w:eastAsiaTheme="minorHAnsi" w:hAnsi="Arial" w:cs="Arial"/>
           <w:lang w:val="es-419" w:eastAsia="es-GT"/>
         </w:rPr>
-        <w:lastRenderedPageBreak/>
-        <w:t>Desarrollar la interfaz de usuario del sistema, integrando un módulo de exportación de reportes en formatos de datos estructurados, con el propósito de facilitar el análisis de la información al personal de salud.</w:t>
+        <w:t>.</w:t>
       </w:r>
     </w:p>
     <w:p>
@@ -6125,9 +6158,16 @@
       <w:r>
         <w:rPr>
           <w:rFonts w:ascii="Arial" w:eastAsiaTheme="minorHAnsi" w:hAnsi="Arial" w:cs="Arial"/>
+          <w:lang w:val="es-GT" w:eastAsia="es-GT"/>
+        </w:rPr>
+        <w:t>Evaluar el funcionamiento del sistema mediante pruebas con usuarios, para verificar la correcta gestión y visualización de la información de cobertura</w:t>
+      </w:r>
+      <w:r>
+        <w:rPr>
+          <w:rFonts w:ascii="Arial" w:eastAsiaTheme="minorHAnsi" w:hAnsi="Arial" w:cs="Arial"/>
           <w:lang w:val="es-419" w:eastAsia="es-GT"/>
         </w:rPr>
-        <w:t>Evaluar el funcionamiento del sistema mediante pruebas con usuarios, verificando la correcta gestión y visualización de la información.</w:t>
+        <w:t>.</w:t>
       </w:r>
     </w:p>
     <w:p>
@@ -6146,23 +6186,16 @@
       <w:r>
         <w:rPr>
           <w:rFonts w:ascii="Arial" w:eastAsiaTheme="minorHAnsi" w:hAnsi="Arial" w:cs="Arial"/>
-          <w:lang w:val="es-419" w:eastAsia="es-GT"/>
-        </w:rPr>
-        <w:t>Desplegar el sistema web publicándolo en un servidor alojado en la nube, para que los centros de salud del departamento</w:t>
+          <w:lang w:val="es-GT" w:eastAsia="es-GT"/>
+        </w:rPr>
+        <w:t>Desplegar el sistema web en un servidor alojado en la nube, para que la DRISS San Marcos y los centros de salud del departamento tengan acceso continuo y remoto al sistema</w:t>
       </w:r>
       <w:r>
         <w:rPr>
           <w:rFonts w:ascii="Arial" w:eastAsiaTheme="minorHAnsi" w:hAnsi="Arial" w:cs="Arial"/>
           <w:lang w:val="es-419" w:eastAsia="es-GT"/>
         </w:rPr>
-        <w:t xml:space="preserve"> de San Marcos</w:t>
-      </w:r>
-      <w:r>
-        <w:rPr>
-          <w:rFonts w:ascii="Arial" w:eastAsiaTheme="minorHAnsi" w:hAnsi="Arial" w:cs="Arial"/>
-          <w:lang w:val="es-419" w:eastAsia="es-GT"/>
-        </w:rPr>
-        <w:t xml:space="preserve"> tengan acceso continuo y remoto al sistema.</w:t>
+        <w:t>.</w:t>
       </w:r>
     </w:p>
     <w:p>
@@ -6181,9 +6214,16 @@
       <w:r>
         <w:rPr>
           <w:rFonts w:ascii="Arial" w:eastAsiaTheme="minorHAnsi" w:hAnsi="Arial" w:cs="Arial"/>
+          <w:lang w:val="es-GT" w:eastAsia="es-GT"/>
+        </w:rPr>
+        <w:t>Capacitar al personal encargado del registro de la producción de vacunación en cada centro de salud, para el correcto uso del sistema</w:t>
+      </w:r>
+      <w:r>
+        <w:rPr>
+          <w:rFonts w:ascii="Arial" w:eastAsiaTheme="minorHAnsi" w:hAnsi="Arial" w:cs="Arial"/>
           <w:lang w:val="es-419" w:eastAsia="es-GT"/>
         </w:rPr>
-        <w:t>Capacitar al personal encargado de cada centro de salud para el correcto uso del sistema.</w:t>
+        <w:t>.</w:t>
       </w:r>
     </w:p>
     <w:p>
@@ -6208,10 +6248,10 @@
           <w:szCs w:val="24"/>
         </w:rPr>
         <w:sectPr>
-          <w:headerReference w:type="even" r:id="rId16"/>
-          <w:headerReference w:type="default" r:id="rId17"/>
-          <w:footerReference w:type="even" r:id="rId18"/>
-          <w:footerReference w:type="default" r:id="rId19"/>
+          <w:headerReference w:type="even" r:id="rId20"/>
+          <w:headerReference w:type="default" r:id="rId21"/>
+          <w:footerReference w:type="even" r:id="rId22"/>
+          <w:footerReference w:type="default" r:id="rId23"/>
           <w:pgSz w:w="12240" w:h="15840"/>
           <w:pgMar w:top="1417" w:right="1701" w:bottom="1417" w:left="1701" w:header="708" w:footer="708" w:gutter="0"/>
           <w:pgNumType w:start="1"/>
@@ -6278,6 +6318,25 @@
     </w:p>
     <w:p>
       <w:pPr>
+        <w:ind w:firstLine="709"/>
+        <w:jc w:val="both"/>
+        <w:rPr>
+          <w:rFonts w:ascii="Arial" w:hAnsi="Arial" w:cs="Arial"/>
+          <w:sz w:val="24"/>
+          <w:szCs w:val="24"/>
+        </w:rPr>
+      </w:pPr>
+      <w:r>
+        <w:rPr>
+          <w:rFonts w:ascii="Arial" w:hAnsi="Arial" w:cs="Arial"/>
+          <w:sz w:val="24"/>
+          <w:szCs w:val="24"/>
+        </w:rPr>
+        <w:t>Para resolver el problema planteado en la DRISS San Marcos, se propone el desarrollo de una aplicación web centralizada que permita a los centros de salud del departamento registrar su producción de vacunación mediante un formato estandarizado, en sustitución de las hojas 5C y los archivos de Excel utilizados actualmente. La solución centralizará los datos reportados por los 30 municipios en un servidor central, con el propósito de generar de forma automática los informes de cobertura mensual y anual, reducir inconsistencias en los registros y facilitar la consulta de la producción de vacunación por municipio, tipo de vacuna, dosis, sexo y grupo de edad.</w:t>
+      </w:r>
+    </w:p>
+    <w:p>
+      <w:pPr>
         <w:spacing w:before="240"/>
         <w:ind w:firstLine="709"/>
         <w:jc w:val="both"/>
@@ -6293,7 +6352,7 @@
           <w:sz w:val="24"/>
           <w:szCs w:val="24"/>
         </w:rPr>
-        <w:t>Para resolver el problema planteado en los centros de salud del departamento de San Marcos, se propone el desarrollo de una aplicación web centralizada para la gestión y visualización de la disponibilidad de vacunas. La solución permitirá que los establecimientos de salud ubicados en los distintos municipios registren la información de vacunas disponibles mediante un formato estandarizado, con el propósito de consolidar los datos en un servidor central ubicado en la cabecera departamental. De esta manera, se busca mejorar la organización de la información, reducir inconsistencias en los registros y facilitar la consulta de la disponibilidad de vacunas por municipio, tipo y población objetivo.</w:t>
+        <w:t>El diseño general del sistema se basa en una arquitectura web modelo-vista-controlador, en la cual los usuarios de los centros de salud accederán a la aplicación mediante un navegador web. Desde la plataforma, el personal autorizado podrá registrar, actualizar y consultar la información relacionada con la producción de vacunación. La información ingresada será almacenada en una base de datos central, lo que permitirá mantener un repositorio unificado y actualizado para apoyar la generación de los informes de cobertura y la toma de decisiones de las autoridades de la DRISS San Marcos.</w:t>
       </w:r>
     </w:p>
     <w:p>
@@ -6313,27 +6372,7 @@
           <w:sz w:val="24"/>
           <w:szCs w:val="24"/>
         </w:rPr>
-        <w:t>El diseño general del sistema se basa en una arquitectura web modelo-vista-controlador, en la cual los usuarios de los centros de salud accederán a la aplicación mediante un navegador web. Desde la plataforma, el personal autorizado podrá registrar, actualizar y consultar la información relacionada con las vacunas disponibles. La información ingresada será almacenada en una base de datos central, lo que permitirá mantener un repositorio unificado y actualizado para apoyar la toma de decisiones de las autoridades de salud.</w:t>
-      </w:r>
-    </w:p>
-    <w:p>
-      <w:pPr>
-        <w:spacing w:before="240"/>
-        <w:ind w:firstLine="709"/>
-        <w:jc w:val="both"/>
-        <w:rPr>
-          <w:rFonts w:ascii="Arial" w:hAnsi="Arial" w:cs="Arial"/>
-          <w:sz w:val="24"/>
-          <w:szCs w:val="24"/>
-        </w:rPr>
-      </w:pPr>
-      <w:r>
-        <w:rPr>
-          <w:rFonts w:ascii="Arial" w:hAnsi="Arial" w:cs="Arial"/>
-          <w:sz w:val="24"/>
-          <w:szCs w:val="24"/>
-        </w:rPr>
-        <w:t>El sistema contará con los siguientes módulos principales: gestión de usuarios, gestión de inventario, módulo de registro, módulo de consultas, alertas del sistema y módulo de reportes</w:t>
+        <w:t>El sistema contará con los siguientes módulos principales: gestión de usuarios, producción de vacunación (formulario 5C), gestión de centros de salud e instituciones, módulo de registro, módulo de consultas y módulo de reportes</w:t>
       </w:r>
       <w:r>
         <w:rPr>
@@ -6430,7 +6469,7 @@
                     </pic:cNvPicPr>
                   </pic:nvPicPr>
                   <pic:blipFill>
-                    <a:blip r:embed="rId20">
+                    <a:blip r:embed="rId24">
                       <a:extLst>
                         <a:ext uri="{28A0092B-C50C-407E-A947-70E740481C1C}">
                           <a14:useLocalDpi xmlns:a14="http://schemas.microsoft.com/office/drawing/2010/main" val="0"/>
@@ -6793,9 +6832,16 @@
           <w:szCs w:val="24"/>
           <w:lang w:val="es-MX"/>
         </w:rPr>
-        <w:t xml:space="preserve"> desarrollada con </w:t>
-      </w:r>
-      <w:proofErr w:type="spellStart"/>
+        <w:t xml:space="preserve"> </w:t>
+      </w:r>
+      <w:r>
+        <w:rPr>
+          <w:rFonts w:ascii="Arial" w:hAnsi="Arial" w:cs="Arial"/>
+          <w:sz w:val="24"/>
+          <w:szCs w:val="24"/>
+        </w:rPr>
+        <w:t>desarrollada con React, es el medio mediante el cual el personal de los centros de salud y las autoridades de la DRISS San Marcos interactuarán con el sistema a través de un navegador web</w:t>
+      </w:r>
       <w:r>
         <w:rPr>
           <w:rFonts w:ascii="Arial" w:hAnsi="Arial" w:cs="Arial"/>
@@ -6803,37 +6849,7 @@
           <w:szCs w:val="24"/>
           <w:lang w:val="es-MX"/>
         </w:rPr>
-        <w:t>React</w:t>
-      </w:r>
-      <w:proofErr w:type="spellEnd"/>
-      <w:r>
-        <w:rPr>
-          <w:rFonts w:ascii="Arial" w:hAnsi="Arial" w:cs="Arial"/>
-          <w:sz w:val="24"/>
-          <w:szCs w:val="24"/>
-          <w:lang w:val="es-MX"/>
-        </w:rPr>
-        <w:t xml:space="preserve"> y </w:t>
-      </w:r>
-      <w:proofErr w:type="spellStart"/>
-      <w:r>
-        <w:rPr>
-          <w:rFonts w:ascii="Arial" w:hAnsi="Arial" w:cs="Arial"/>
-          <w:sz w:val="24"/>
-          <w:szCs w:val="24"/>
-          <w:lang w:val="es-MX"/>
-        </w:rPr>
-        <w:t>Tailwind</w:t>
-      </w:r>
-      <w:proofErr w:type="spellEnd"/>
-      <w:r>
-        <w:rPr>
-          <w:rFonts w:ascii="Arial" w:hAnsi="Arial" w:cs="Arial"/>
-          <w:sz w:val="24"/>
-          <w:szCs w:val="24"/>
-          <w:lang w:val="es-MX"/>
-        </w:rPr>
-        <w:t xml:space="preserve"> para el diseño, es el medio mediante el cual el personal de los centros de salud y las autoridades del Centro de Salud de San Marcos interactuarán con el sistema a través de un navegador web.</w:t>
+        <w:t>.</w:t>
       </w:r>
     </w:p>
     <w:p>
@@ -6870,7 +6886,15 @@
           <w:szCs w:val="24"/>
           <w:lang w:val="es-MX"/>
         </w:rPr>
-        <w:t xml:space="preserve"> desarrollada con Node.js y Express.js, encargada de procesar las operaciones del sistema, tales como </w:t>
+        <w:t xml:space="preserve"> </w:t>
+      </w:r>
+      <w:r>
+        <w:rPr>
+          <w:rFonts w:ascii="Arial" w:hAnsi="Arial" w:cs="Arial"/>
+          <w:sz w:val="24"/>
+          <w:szCs w:val="24"/>
+        </w:rPr>
+        <w:t>desarrollada con Node.js y Express.js, encargada de procesar las operaciones del sistema, tales como la gestión de usuarios, el registro de la producción de vacunación reportada mediante el formulario 5C, la gestión de centros de salud e instituciones, y la generación de los informes de cobertura, además de aplicar las reglas de negocio correspondientes</w:t>
       </w:r>
       <w:r>
         <w:rPr>
@@ -6879,52 +6903,7 @@
           <w:szCs w:val="24"/>
           <w:lang w:val="es-MX"/>
         </w:rPr>
-        <w:t xml:space="preserve">la gestión de usuarios, </w:t>
-      </w:r>
-      <w:r>
-        <w:rPr>
-          <w:rFonts w:ascii="Arial" w:hAnsi="Arial" w:cs="Arial"/>
-          <w:sz w:val="24"/>
-          <w:szCs w:val="24"/>
-          <w:lang w:val="es-MX"/>
-        </w:rPr>
-        <w:t xml:space="preserve">el registro de </w:t>
-      </w:r>
-      <w:r>
-        <w:rPr>
-          <w:rFonts w:ascii="Arial" w:hAnsi="Arial" w:cs="Arial"/>
-          <w:sz w:val="24"/>
-          <w:szCs w:val="24"/>
-          <w:lang w:val="es-MX"/>
-        </w:rPr>
-        <w:t xml:space="preserve">movimientos de entradas y salidas de </w:t>
-      </w:r>
-      <w:r>
-        <w:rPr>
-          <w:rFonts w:ascii="Arial" w:hAnsi="Arial" w:cs="Arial"/>
-          <w:sz w:val="24"/>
-          <w:szCs w:val="24"/>
-          <w:lang w:val="es-MX"/>
-        </w:rPr>
-        <w:t xml:space="preserve">vacunas, </w:t>
-      </w:r>
-      <w:r>
-        <w:rPr>
-          <w:rFonts w:ascii="Arial" w:hAnsi="Arial" w:cs="Arial"/>
-          <w:sz w:val="24"/>
-          <w:szCs w:val="24"/>
-          <w:lang w:val="es-MX"/>
-        </w:rPr>
-        <w:t xml:space="preserve">y </w:t>
-      </w:r>
-      <w:r>
-        <w:rPr>
-          <w:rFonts w:ascii="Arial" w:hAnsi="Arial" w:cs="Arial"/>
-          <w:sz w:val="24"/>
-          <w:szCs w:val="24"/>
-          <w:lang w:val="es-MX"/>
-        </w:rPr>
-        <w:t>la generación de alertas de bajo stock y de vencimiento, además de aplicar las reglas de negocio correspondientes.</w:t>
+        <w:t>.</w:t>
       </w:r>
     </w:p>
     <w:p>
@@ -6961,7 +6940,24 @@
           <w:szCs w:val="24"/>
           <w:lang w:val="es-MX"/>
         </w:rPr>
-        <w:t xml:space="preserve"> implementada en MySQL, se encarga de almacenar de manera estructurada, persistente y segura la información de vacunas, centros de salud, municipios y usuarios del sistema.</w:t>
+        <w:t xml:space="preserve"> </w:t>
+      </w:r>
+      <w:r>
+        <w:rPr>
+          <w:rFonts w:ascii="Arial" w:hAnsi="Arial" w:cs="Arial"/>
+          <w:sz w:val="24"/>
+          <w:szCs w:val="24"/>
+        </w:rPr>
+        <w:t>implementada en MySQL, se encarga de almacenar de manera estructurada, persistente y segura la información de vacunas, centros de salud, municipios y usuarios del sistema</w:t>
+      </w:r>
+      <w:r>
+        <w:rPr>
+          <w:rFonts w:ascii="Arial" w:hAnsi="Arial" w:cs="Arial"/>
+          <w:sz w:val="24"/>
+          <w:szCs w:val="24"/>
+          <w:lang w:val="es-MX"/>
+        </w:rPr>
+        <w:t>.</w:t>
       </w:r>
     </w:p>
     <w:p>
@@ -6989,8 +6985,33 @@
           <w:szCs w:val="24"/>
           <w:lang w:val="es-MX"/>
         </w:rPr>
+        <w:t>Docker:</w:t>
+      </w:r>
+      <w:r>
+        <w:rPr>
+          <w:rFonts w:ascii="Arial" w:hAnsi="Arial" w:cs="Arial"/>
+          <w:sz w:val="24"/>
+          <w:szCs w:val="24"/>
+          <w:lang w:val="es-MX"/>
+        </w:rPr>
+        <w:t xml:space="preserve"> </w:t>
+      </w:r>
+      <w:r>
+        <w:rPr>
+          <w:rFonts w:ascii="Arial" w:hAnsi="Arial" w:cs="Arial"/>
+          <w:sz w:val="24"/>
+          <w:szCs w:val="24"/>
+        </w:rPr>
+        <w:t xml:space="preserve">herramienta utilizada para empaquetar los componentes del sistema (interfaz de usuario, lógica de negocio y base de datos) en contenedores, </w:t>
+      </w:r>
+      <w:r>
+        <w:rPr>
+          <w:rFonts w:ascii="Arial" w:hAnsi="Arial" w:cs="Arial"/>
+          <w:sz w:val="24"/>
+          <w:szCs w:val="24"/>
+        </w:rPr>
         <w:lastRenderedPageBreak/>
-        <w:t>Docker:</w:t>
+        <w:t>creando un entorno de despliegue uniforme que incluye los requisitos y configuraciones necesarios</w:t>
       </w:r>
       <w:r>
         <w:rPr>
@@ -6999,7 +7020,7 @@
           <w:szCs w:val="24"/>
           <w:lang w:val="es-MX"/>
         </w:rPr>
-        <w:t xml:space="preserve"> herramienta utilizada para empaquetar los componentes del sistema (interfaz de usuario, lógica de negocio y base de datos) en contenedores, creando un entorno de despliegue uniforme que incluye los requisitos y configuraciones necesarios.</w:t>
+        <w:t>.</w:t>
       </w:r>
     </w:p>
     <w:p>
@@ -7058,27 +7079,7 @@
           <w:szCs w:val="24"/>
           <w:lang w:val="es-MX"/>
         </w:rPr>
-        <w:t xml:space="preserve"> mediante </w:t>
-      </w:r>
-      <w:proofErr w:type="spellStart"/>
-      <w:r>
-        <w:rPr>
-          <w:rFonts w:ascii="Arial" w:hAnsi="Arial" w:cs="Arial"/>
-          <w:sz w:val="24"/>
-          <w:szCs w:val="24"/>
-          <w:lang w:val="es-MX"/>
-        </w:rPr>
-        <w:t>DigitalOcean</w:t>
-      </w:r>
-      <w:proofErr w:type="spellEnd"/>
-      <w:r>
-        <w:rPr>
-          <w:rFonts w:ascii="Arial" w:hAnsi="Arial" w:cs="Arial"/>
-          <w:sz w:val="24"/>
-          <w:szCs w:val="24"/>
-          <w:lang w:val="es-MX"/>
-        </w:rPr>
-        <w:t>, encargado de proveer la infraestructura necesaria y brindar el enlace para que el usuario final pueda acceder al sistema a través de internet.</w:t>
+        <w:t xml:space="preserve"> mediante DigitalOcean, encargado de proveer la infraestructura necesaria y brindar el enlace para que el usuario final pueda acceder al sistema a través de internet.</w:t>
       </w:r>
     </w:p>
     <w:p>
@@ -7115,47 +7116,7 @@
           <w:szCs w:val="24"/>
           <w:lang w:val="es-MX"/>
         </w:rPr>
-        <w:t xml:space="preserve"> creada a través de un </w:t>
-      </w:r>
-      <w:proofErr w:type="spellStart"/>
-      <w:r>
-        <w:rPr>
-          <w:rFonts w:ascii="Arial" w:hAnsi="Arial" w:cs="Arial"/>
-          <w:sz w:val="24"/>
-          <w:szCs w:val="24"/>
-          <w:lang w:val="es-MX"/>
-        </w:rPr>
-        <w:t>droplet</w:t>
-      </w:r>
-      <w:proofErr w:type="spellEnd"/>
-      <w:r>
-        <w:rPr>
-          <w:rFonts w:ascii="Arial" w:hAnsi="Arial" w:cs="Arial"/>
-          <w:sz w:val="24"/>
-          <w:szCs w:val="24"/>
-          <w:lang w:val="es-MX"/>
-        </w:rPr>
-        <w:t xml:space="preserve"> de </w:t>
-      </w:r>
-      <w:proofErr w:type="spellStart"/>
-      <w:r>
-        <w:rPr>
-          <w:rFonts w:ascii="Arial" w:hAnsi="Arial" w:cs="Arial"/>
-          <w:sz w:val="24"/>
-          <w:szCs w:val="24"/>
-          <w:lang w:val="es-MX"/>
-        </w:rPr>
-        <w:t>DigitalOcean</w:t>
-      </w:r>
-      <w:proofErr w:type="spellEnd"/>
-      <w:r>
-        <w:rPr>
-          <w:rFonts w:ascii="Arial" w:hAnsi="Arial" w:cs="Arial"/>
-          <w:sz w:val="24"/>
-          <w:szCs w:val="24"/>
-          <w:lang w:val="es-MX"/>
-        </w:rPr>
-        <w:t xml:space="preserve"> con distribución Linux, que provee el entorno básico para la configuración y el funcionamiento del sistema.</w:t>
+        <w:t xml:space="preserve"> creada a través de un droplet de DigitalOcean con distribución Linux, que provee el entorno básico para la configuración y el funcionamiento del sistema.</w:t>
       </w:r>
     </w:p>
     <w:p>
@@ -7192,7 +7153,24 @@
           <w:szCs w:val="24"/>
           <w:lang w:val="es-MX"/>
         </w:rPr>
-        <w:t xml:space="preserve"> dispositivos del personal autorizado de cada centro de salud municipal y de las autoridades del Centro de Salud de San Marcos, mediante los cuales podrán utilizar el sistema.</w:t>
+        <w:t xml:space="preserve"> </w:t>
+      </w:r>
+      <w:r>
+        <w:rPr>
+          <w:rFonts w:ascii="Arial" w:hAnsi="Arial" w:cs="Arial"/>
+          <w:sz w:val="24"/>
+          <w:szCs w:val="24"/>
+        </w:rPr>
+        <w:t>dispositivos del personal autorizado de cada centro de salud municipal y de las autoridades de la DRISS San Marcos, mediante los cuales podrán utilizar el sistema</w:t>
+      </w:r>
+      <w:r>
+        <w:rPr>
+          <w:rFonts w:ascii="Arial" w:hAnsi="Arial" w:cs="Arial"/>
+          <w:sz w:val="24"/>
+          <w:szCs w:val="24"/>
+          <w:lang w:val="es-MX"/>
+        </w:rPr>
+        <w:t>.</w:t>
       </w:r>
     </w:p>
     <w:p>
@@ -7507,7 +7485,7 @@
                     </pic:cNvPicPr>
                   </pic:nvPicPr>
                   <pic:blipFill>
-                    <a:blip r:embed="rId21">
+                    <a:blip r:embed="rId25">
                       <a:extLst>
                         <a:ext uri="{28A0092B-C50C-407E-A947-70E740481C1C}">
                           <a14:useLocalDpi xmlns:a14="http://schemas.microsoft.com/office/drawing/2010/main" val="0"/>
@@ -7643,52 +7621,15 @@
           <w:szCs w:val="24"/>
           <w:lang w:val="es-MX"/>
         </w:rPr>
-        <w:t xml:space="preserve"> personal autorizado en cada centro de salud municipal, quien podrá registrar </w:t>
-      </w:r>
-      <w:r>
-        <w:rPr>
-          <w:rFonts w:ascii="Arial" w:hAnsi="Arial" w:cs="Arial"/>
-          <w:sz w:val="24"/>
-          <w:szCs w:val="24"/>
-          <w:lang w:val="es-MX"/>
-        </w:rPr>
-        <w:t xml:space="preserve">los movimientos de entrada </w:t>
-      </w:r>
-      <w:r>
-        <w:rPr>
-          <w:rFonts w:ascii="Arial" w:hAnsi="Arial" w:cs="Arial"/>
-          <w:sz w:val="24"/>
-          <w:szCs w:val="24"/>
-          <w:lang w:val="es-MX"/>
-        </w:rPr>
-        <w:t xml:space="preserve">y </w:t>
-      </w:r>
-      <w:r>
-        <w:rPr>
-          <w:rFonts w:ascii="Arial" w:hAnsi="Arial" w:cs="Arial"/>
-          <w:sz w:val="24"/>
-          <w:szCs w:val="24"/>
-          <w:lang w:val="es-MX"/>
-        </w:rPr>
-        <w:t>salida</w:t>
-      </w:r>
-      <w:r>
-        <w:rPr>
-          <w:rFonts w:ascii="Arial" w:hAnsi="Arial" w:cs="Arial"/>
-          <w:sz w:val="24"/>
-          <w:szCs w:val="24"/>
-          <w:lang w:val="es-MX"/>
-        </w:rPr>
-        <w:t xml:space="preserve"> de las vacunas disponibles en su centro, así como </w:t>
-      </w:r>
-      <w:r>
-        <w:rPr>
-          <w:rFonts w:ascii="Arial" w:hAnsi="Arial" w:cs="Arial"/>
-          <w:sz w:val="24"/>
-          <w:szCs w:val="24"/>
-          <w:lang w:val="es-MX"/>
-        </w:rPr>
-        <w:t>consultar la información correspondiente a su centro de salud</w:t>
+        <w:t xml:space="preserve"> </w:t>
+      </w:r>
+      <w:r>
+        <w:rPr>
+          <w:rFonts w:ascii="Arial" w:hAnsi="Arial" w:cs="Arial"/>
+          <w:sz w:val="24"/>
+          <w:szCs w:val="24"/>
+        </w:rPr>
+        <w:t>personal autorizado en cada centro de salud municipal, quien podrá registrar la producción de vacunación de su centro mediante el formulario 5C digital, así como consultar y corroborar el reporte municipal correspondiente a su centro de salud</w:t>
       </w:r>
       <w:r>
         <w:rPr>
@@ -7726,17 +7667,55 @@
           <w:szCs w:val="24"/>
           <w:lang w:val="es-MX"/>
         </w:rPr>
-        <w:lastRenderedPageBreak/>
-        <w:t>Autoridades del Centro de Salud de San Marcos:</w:t>
-      </w:r>
-      <w:r>
-        <w:rPr>
-          <w:rFonts w:ascii="Arial" w:hAnsi="Arial" w:cs="Arial"/>
+        <w:t>Autoridades de</w:t>
+      </w:r>
+      <w:r>
+        <w:rPr>
+          <w:rFonts w:ascii="Arial" w:hAnsi="Arial" w:cs="Arial"/>
+          <w:b/>
+          <w:bCs/>
           <w:sz w:val="24"/>
           <w:szCs w:val="24"/>
           <w:lang w:val="es-MX"/>
         </w:rPr>
-        <w:t xml:space="preserve"> encargadas de consultar la información consolidada de todos los municipios mediante la vista tipo tabla y el tablero de control, con el fin de apoyar la toma de decisiones y la planificación de la distribución de vacunas.</w:t>
+        <w:t xml:space="preserve"> la DRISS San Marcos</w:t>
+      </w:r>
+      <w:r>
+        <w:rPr>
+          <w:rFonts w:ascii="Arial" w:hAnsi="Arial" w:cs="Arial"/>
+          <w:b/>
+          <w:bCs/>
+          <w:sz w:val="24"/>
+          <w:szCs w:val="24"/>
+          <w:lang w:val="es-MX"/>
+        </w:rPr>
+        <w:t>:</w:t>
+      </w:r>
+      <w:r>
+        <w:rPr>
+          <w:rFonts w:ascii="Arial" w:hAnsi="Arial" w:cs="Arial"/>
+          <w:sz w:val="24"/>
+          <w:szCs w:val="24"/>
+          <w:lang w:val="es-MX"/>
+        </w:rPr>
+        <w:t xml:space="preserve"> </w:t>
+      </w:r>
+      <w:r>
+        <w:rPr>
+          <w:rFonts w:ascii="Arial" w:hAnsi="Arial" w:cs="Arial"/>
+          <w:sz w:val="24"/>
+          <w:szCs w:val="24"/>
+        </w:rPr>
+        <w:t>encargadas de consultar la información consolidada de todos los municipios mediante la vista tipo tabla y el tablero de control, así como generar los informes de cobertura mensual y anual, con el fin de apoyar la toma de decisiones</w:t>
+      </w:r>
+      <w:r>
+        <w:rPr>
+          <w:rFonts w:ascii="Arial" w:hAnsi="Arial" w:cs="Arial"/>
+          <w:sz w:val="24"/>
+          <w:szCs w:val="24"/>
+          <w:lang w:val="es-MX"/>
+        </w:rPr>
+        <w:t>.</w:t>
       </w:r>
     </w:p>
     <w:p>
@@ -7765,6 +7744,7 @@
           <w:szCs w:val="24"/>
           <w:lang w:val="es-MX"/>
         </w:rPr>
+        <w:lastRenderedPageBreak/>
         <w:t>Administrador del sistema:</w:t>
       </w:r>
       <w:r>
@@ -7774,7 +7754,24 @@
           <w:szCs w:val="24"/>
           <w:lang w:val="es-MX"/>
         </w:rPr>
-        <w:t xml:space="preserve"> encargado de gestionar los usuarios y las credenciales de acceso del personal autorizado de cada centro de salud.</w:t>
+        <w:t xml:space="preserve"> </w:t>
+      </w:r>
+      <w:r>
+        <w:rPr>
+          <w:rFonts w:ascii="Arial" w:hAnsi="Arial" w:cs="Arial"/>
+          <w:sz w:val="24"/>
+          <w:szCs w:val="24"/>
+        </w:rPr>
+        <w:t>encargado de gestionar los usuarios, las credenciales de acceso del personal autorizado de cada centro de salud, y el registro de los centros de salud e instituciones que se integren al sistema</w:t>
+      </w:r>
+      <w:r>
+        <w:rPr>
+          <w:rFonts w:ascii="Arial" w:hAnsi="Arial" w:cs="Arial"/>
+          <w:sz w:val="24"/>
+          <w:szCs w:val="24"/>
+          <w:lang w:val="es-MX"/>
+        </w:rPr>
+        <w:t>.</w:t>
       </w:r>
     </w:p>
     <w:p>
@@ -8035,7 +8032,7 @@
                     </pic:cNvPicPr>
                   </pic:nvPicPr>
                   <pic:blipFill>
-                    <a:blip r:embed="rId22" cstate="print">
+                    <a:blip r:embed="rId26" cstate="print">
                       <a:extLst>
                         <a:ext uri="{28A0092B-C50C-407E-A947-70E740481C1C}">
                           <a14:useLocalDpi xmlns:a14="http://schemas.microsoft.com/office/drawing/2010/main" val="0"/>
@@ -8116,7 +8113,15 @@
           <w:szCs w:val="24"/>
           <w:lang w:val="es-MX"/>
         </w:rPr>
-        <w:t xml:space="preserve"> el usuario final ingresa sus credenciales de acceso; si estas son correctas, podrá acceder a los módulos del sistema según su rol (registro y actualización de vacunas para el personal de cada centro de salud, o consulta y visualización consolidada para las autoridades del Centro de Salud de San Marcos); si las credenciales son incorrectas, el sistema </w:t>
+        <w:t xml:space="preserve"> el usuario final ingresa sus credenciales de acceso; si estas son correctas, podrá acceder a los módulos del sistema según su rol (registro y actualización de vacunas para el personal de cada centro de salud, o consulta y visualización consolidada </w:t>
+      </w:r>
+      <w:r>
+        <w:rPr>
+          <w:rFonts w:ascii="Arial" w:hAnsi="Arial" w:cs="Arial"/>
+          <w:sz w:val="24"/>
+          <w:szCs w:val="24"/>
+        </w:rPr>
+        <w:t>para las autoridades de la DRISS San Marcos</w:t>
       </w:r>
       <w:r>
         <w:rPr>
@@ -8125,8 +8130,7 @@
           <w:szCs w:val="24"/>
           <w:lang w:val="es-MX"/>
         </w:rPr>
-        <w:lastRenderedPageBreak/>
-        <w:t>deberá mostrar un mensaje de error y permitir un nuevo intento. En caso de que el personal no cuente con credenciales, el administrador del sistema deberá realizar el registro correspondiente.</w:t>
+        <w:t>); si las credenciales son incorrectas, el sistema deberá mostrar un mensaje de error y permitir un nuevo intento. En caso de que el personal no cuente con credenciales, el administrador del sistema deberá realizar el registro correspondiente.</w:t>
       </w:r>
     </w:p>
     <w:p>
@@ -8151,6 +8155,7 @@
           <w:szCs w:val="24"/>
           <w:lang w:val="es-MX"/>
         </w:rPr>
+        <w:lastRenderedPageBreak/>
         <w:t>2.1.2 Descripción de módulos</w:t>
       </w:r>
     </w:p>
@@ -8204,7 +8209,24 @@
           <w:szCs w:val="24"/>
           <w:lang w:val="es-MX"/>
         </w:rPr>
-        <w:t>Brinda las funcionalidades para administrar la información de los usuarios que utilizarán el sistema, así como sus credenciales de acceso y los distintos roles que existirán (personal de centro de salud y autoridades del Centro de Salud de San Marcos). Su objetivo es garantizar la seguridad y el control de quién puede ingresar al sistema y qué acciones puede realizar. Las funcionalidades de este módulo son:</w:t>
+        <w:t>Brinda las funcionalidades para administrar la información de los usuarios que utilizarán el sistema, así como sus credenciales de acceso y los distintos roles que existirán (</w:t>
+      </w:r>
+      <w:r>
+        <w:rPr>
+          <w:rFonts w:ascii="Arial" w:hAnsi="Arial" w:cs="Arial"/>
+          <w:sz w:val="24"/>
+          <w:szCs w:val="24"/>
+        </w:rPr>
+        <w:t>personal de centro de salud y autoridades de la DRISS San Marcos</w:t>
+      </w:r>
+      <w:r>
+        <w:rPr>
+          <w:rFonts w:ascii="Arial" w:hAnsi="Arial" w:cs="Arial"/>
+          <w:sz w:val="24"/>
+          <w:szCs w:val="24"/>
+          <w:lang w:val="es-MX"/>
+        </w:rPr>
+        <w:t>). Su objetivo es garantizar la seguridad y el control de quién puede ingresar al sistema y qué acciones puede realizar. Las funcionalidades de este módulo son:</w:t>
       </w:r>
     </w:p>
     <w:p>
@@ -8414,9 +8436,8 @@
           <w:bCs/>
           <w:sz w:val="24"/>
           <w:szCs w:val="24"/>
-          <w:lang w:val="es-MX"/>
-        </w:rPr>
-        <w:t>Gestión de inventario</w:t>
+        </w:rPr>
+        <w:t>Producción de vacunación (formulario 5C)</w:t>
       </w:r>
     </w:p>
     <w:p>
@@ -8436,9 +8457,17 @@
           <w:rFonts w:ascii="Arial" w:hAnsi="Arial" w:cs="Arial"/>
           <w:sz w:val="24"/>
           <w:szCs w:val="24"/>
+        </w:rPr>
+        <w:t>Permite registrar la producción de vacunación reportada por cada centro de salud mediante su hoja 5C, sustituyendo los archivos de Excel utilizados actualmente para su digitalización y consolidación. El registro se realiza por tipo de vacuna, número de dosis, sexo y grupo de edad, según corresponda a cada vacuna, distinguiendo además entre la población propia del municipio y la población proveniente de otros municipios. Sus funcionalidades son</w:t>
+      </w:r>
+      <w:r>
+        <w:rPr>
+          <w:rFonts w:ascii="Arial" w:hAnsi="Arial" w:cs="Arial"/>
+          <w:sz w:val="24"/>
+          <w:szCs w:val="24"/>
           <w:lang w:val="es-MX"/>
         </w:rPr>
-        <w:t>Controla las existencias de vacunas de cada centro de salud, llevando un registro preciso y actualizado mediante el manejo de los movimientos de entrada y salida. A diferencia de un esquema de carga y descarga de archivos, en este módulo el personal autorizado registra directamente cada movimiento en el sistema, manteniendo el inventario actualizado en tiempo real. Sus funcionalidades son:</w:t>
+        <w:t>:</w:t>
       </w:r>
     </w:p>
     <w:p>
@@ -8465,16 +8494,55 @@
           <w:szCs w:val="24"/>
           <w:lang w:val="es-MX"/>
         </w:rPr>
-        <w:t>Registro de entradas:</w:t>
-      </w:r>
-      <w:r>
-        <w:rPr>
-          <w:rFonts w:ascii="Arial" w:hAnsi="Arial" w:cs="Arial"/>
+        <w:t xml:space="preserve">Registro de </w:t>
+      </w:r>
+      <w:r>
+        <w:rPr>
+          <w:rFonts w:ascii="Arial" w:hAnsi="Arial" w:cs="Arial"/>
+          <w:b/>
+          <w:bCs/>
           <w:sz w:val="24"/>
           <w:szCs w:val="24"/>
           <w:lang w:val="es-MX"/>
         </w:rPr>
-        <w:t xml:space="preserve"> se registra el ingreso de vacunas al centro de salud, indicando tipo de vacuna, cantidad, lote y fecha de vencimiento.</w:t>
+        <w:t>producción</w:t>
+      </w:r>
+      <w:r>
+        <w:rPr>
+          <w:rFonts w:ascii="Arial" w:hAnsi="Arial" w:cs="Arial"/>
+          <w:b/>
+          <w:bCs/>
+          <w:sz w:val="24"/>
+          <w:szCs w:val="24"/>
+          <w:lang w:val="es-MX"/>
+        </w:rPr>
+        <w:t>:</w:t>
+      </w:r>
+      <w:r>
+        <w:rPr>
+          <w:rFonts w:ascii="Arial" w:hAnsi="Arial" w:cs="Arial"/>
+          <w:sz w:val="24"/>
+          <w:szCs w:val="24"/>
+          <w:lang w:val="es-MX"/>
+        </w:rPr>
+        <w:t xml:space="preserve"> </w:t>
+      </w:r>
+      <w:r>
+        <w:rPr>
+          <w:rFonts w:ascii="Arial" w:hAnsi="Arial" w:cs="Arial"/>
+          <w:sz w:val="24"/>
+          <w:szCs w:val="24"/>
+        </w:rPr>
+        <w:t>se ingresa la cantidad de dosis administradas de cada vacuna, clasificadas por tipo de vacuna, dosis, sexo y grupo de edad</w:t>
+      </w:r>
+      <w:r>
+        <w:rPr>
+          <w:rFonts w:ascii="Arial" w:hAnsi="Arial" w:cs="Arial"/>
+          <w:sz w:val="24"/>
+          <w:szCs w:val="24"/>
+          <w:lang w:val="es-MX"/>
+        </w:rPr>
+        <w:t>.</w:t>
       </w:r>
     </w:p>
     <w:p>
@@ -8501,16 +8569,44 @@
           <w:szCs w:val="24"/>
           <w:lang w:val="es-MX"/>
         </w:rPr>
-        <w:t>Registro de salidas:</w:t>
-      </w:r>
-      <w:r>
-        <w:rPr>
-          <w:rFonts w:ascii="Arial" w:hAnsi="Arial" w:cs="Arial"/>
+        <w:t>Distinción de población</w:t>
+      </w:r>
+      <w:r>
+        <w:rPr>
+          <w:rFonts w:ascii="Arial" w:hAnsi="Arial" w:cs="Arial"/>
+          <w:b/>
+          <w:bCs/>
           <w:sz w:val="24"/>
           <w:szCs w:val="24"/>
           <w:lang w:val="es-MX"/>
         </w:rPr>
-        <w:t xml:space="preserve"> se registra la salida o aplicación de vacunas del inventario, actualizando automáticamente las existencias disponibles.</w:t>
+        <w:t>:</w:t>
+      </w:r>
+      <w:r>
+        <w:rPr>
+          <w:rFonts w:ascii="Arial" w:hAnsi="Arial" w:cs="Arial"/>
+          <w:sz w:val="24"/>
+          <w:szCs w:val="24"/>
+          <w:lang w:val="es-MX"/>
+        </w:rPr>
+        <w:t xml:space="preserve"> </w:t>
+      </w:r>
+      <w:r>
+        <w:rPr>
+          <w:rFonts w:ascii="Arial" w:hAnsi="Arial" w:cs="Arial"/>
+          <w:sz w:val="24"/>
+          <w:szCs w:val="24"/>
+        </w:rPr>
+        <w:t>se diferencia entre las personas vacunadas pertenecientes al municipio y las personas vacunadas provenientes de otros municipios, tal como lo requiere el formulario 5C</w:t>
+      </w:r>
+      <w:r>
+        <w:rPr>
+          <w:rFonts w:ascii="Arial" w:hAnsi="Arial" w:cs="Arial"/>
+          <w:sz w:val="24"/>
+          <w:szCs w:val="24"/>
+          <w:lang w:val="es-MX"/>
+        </w:rPr>
+        <w:t>.</w:t>
       </w:r>
     </w:p>
     <w:p>
@@ -8537,16 +8633,55 @@
           <w:szCs w:val="24"/>
           <w:lang w:val="es-MX"/>
         </w:rPr>
-        <w:t>Actualización de existencias:</w:t>
-      </w:r>
-      <w:r>
-        <w:rPr>
-          <w:rFonts w:ascii="Arial" w:hAnsi="Arial" w:cs="Arial"/>
+        <w:t xml:space="preserve">Actualización de </w:t>
+      </w:r>
+      <w:r>
+        <w:rPr>
+          <w:rFonts w:ascii="Arial" w:hAnsi="Arial" w:cs="Arial"/>
+          <w:b/>
+          <w:bCs/>
           <w:sz w:val="24"/>
           <w:szCs w:val="24"/>
           <w:lang w:val="es-MX"/>
         </w:rPr>
-        <w:t xml:space="preserve"> el sistema recalcula en tiempo real la cantidad disponible de cada vacuna a partir de los movimientos registrados.</w:t>
+        <w:t>registros</w:t>
+      </w:r>
+      <w:r>
+        <w:rPr>
+          <w:rFonts w:ascii="Arial" w:hAnsi="Arial" w:cs="Arial"/>
+          <w:b/>
+          <w:bCs/>
+          <w:sz w:val="24"/>
+          <w:szCs w:val="24"/>
+          <w:lang w:val="es-MX"/>
+        </w:rPr>
+        <w:t>:</w:t>
+      </w:r>
+      <w:r>
+        <w:rPr>
+          <w:rFonts w:ascii="Arial" w:hAnsi="Arial" w:cs="Arial"/>
+          <w:sz w:val="24"/>
+          <w:szCs w:val="24"/>
+          <w:lang w:val="es-MX"/>
+        </w:rPr>
+        <w:t xml:space="preserve"> </w:t>
+      </w:r>
+      <w:r>
+        <w:rPr>
+          <w:rFonts w:ascii="Arial" w:hAnsi="Arial" w:cs="Arial"/>
+          <w:sz w:val="24"/>
+          <w:szCs w:val="24"/>
+        </w:rPr>
+        <w:t>permite corregir o actualizar la información de producción previamente ingresada</w:t>
+      </w:r>
+      <w:r>
+        <w:rPr>
+          <w:rFonts w:ascii="Arial" w:hAnsi="Arial" w:cs="Arial"/>
+          <w:sz w:val="24"/>
+          <w:szCs w:val="24"/>
+          <w:lang w:val="es-MX"/>
+        </w:rPr>
+        <w:t>.</w:t>
       </w:r>
     </w:p>
     <w:p>
@@ -8567,7 +8702,6 @@
           <w:szCs w:val="24"/>
           <w:lang w:val="es-MX"/>
         </w:rPr>
-        <w:lastRenderedPageBreak/>
         <w:t xml:space="preserve">c. </w:t>
       </w:r>
       <w:r>
@@ -8577,9 +8711,8 @@
           <w:bCs/>
           <w:sz w:val="24"/>
           <w:szCs w:val="24"/>
-          <w:lang w:val="es-MX"/>
-        </w:rPr>
-        <w:t>Módulo de registro</w:t>
+        </w:rPr>
+        <w:t>Gestión de centros de salud e instituciones</w:t>
       </w:r>
     </w:p>
     <w:p>
@@ -8599,27 +8732,26 @@
           <w:rFonts w:ascii="Arial" w:hAnsi="Arial" w:cs="Arial"/>
           <w:sz w:val="24"/>
           <w:szCs w:val="24"/>
+        </w:rPr>
+        <w:t xml:space="preserve">Permite administrar el listado de centros de salud e instituciones, como hospitales, que reportan su producción de vacunación al sistema, de manera </w:t>
+      </w:r>
+      <w:r>
+        <w:rPr>
+          <w:rFonts w:ascii="Arial" w:hAnsi="Arial" w:cs="Arial"/>
+          <w:sz w:val="24"/>
+          <w:szCs w:val="24"/>
+        </w:rPr>
+        <w:lastRenderedPageBreak/>
+        <w:t>que sea posible incorporar fácilmente nuevos establecimientos conforme se integren a la DRISS San Marcos. Sus funcionalidades son</w:t>
+      </w:r>
+      <w:r>
+        <w:rPr>
+          <w:rFonts w:ascii="Arial" w:hAnsi="Arial" w:cs="Arial"/>
+          <w:sz w:val="24"/>
+          <w:szCs w:val="24"/>
           <w:lang w:val="es-MX"/>
         </w:rPr>
-        <w:t>Lleva la bitácora de las acciones realizadas dentro del sistema, separada en</w:t>
-      </w:r>
-      <w:r>
-        <w:rPr>
-          <w:rFonts w:ascii="Arial" w:hAnsi="Arial" w:cs="Arial"/>
-          <w:sz w:val="24"/>
-          <w:szCs w:val="24"/>
-          <w:lang w:val="es-MX"/>
-        </w:rPr>
-        <w:t xml:space="preserve"> </w:t>
-      </w:r>
-      <w:r>
-        <w:rPr>
-          <w:rFonts w:ascii="Arial" w:hAnsi="Arial" w:cs="Arial"/>
-          <w:sz w:val="24"/>
-          <w:szCs w:val="24"/>
-          <w:lang w:val="es-MX"/>
-        </w:rPr>
-        <w:t>dos registros según su naturaleza:</w:t>
+        <w:t>:</w:t>
       </w:r>
     </w:p>
     <w:p>
@@ -8646,16 +8778,44 @@
           <w:szCs w:val="24"/>
           <w:lang w:val="es-MX"/>
         </w:rPr>
-        <w:t>Bitácora de usuarios:</w:t>
-      </w:r>
-      <w:r>
-        <w:rPr>
-          <w:rFonts w:ascii="Arial" w:hAnsi="Arial" w:cs="Arial"/>
+        <w:t>Creación</w:t>
+      </w:r>
+      <w:r>
+        <w:rPr>
+          <w:rFonts w:ascii="Arial" w:hAnsi="Arial" w:cs="Arial"/>
+          <w:b/>
+          <w:bCs/>
           <w:sz w:val="24"/>
           <w:szCs w:val="24"/>
           <w:lang w:val="es-MX"/>
         </w:rPr>
-        <w:t xml:space="preserve"> registra las acciones relacionadas con la gestión de usuarios (creación, actualización, desactivación, restauración e inicio de sesión), incluyendo usuario, fecha, hora y acción realizada.</w:t>
+        <w:t>:</w:t>
+      </w:r>
+      <w:r>
+        <w:rPr>
+          <w:rFonts w:ascii="Arial" w:hAnsi="Arial" w:cs="Arial"/>
+          <w:sz w:val="24"/>
+          <w:szCs w:val="24"/>
+          <w:lang w:val="es-MX"/>
+        </w:rPr>
+        <w:t xml:space="preserve"> </w:t>
+      </w:r>
+      <w:r>
+        <w:rPr>
+          <w:rFonts w:ascii="Arial" w:hAnsi="Arial" w:cs="Arial"/>
+          <w:sz w:val="24"/>
+          <w:szCs w:val="24"/>
+        </w:rPr>
+        <w:t>se registra un nuevo centro de salud o institución, indicando el municipio al que pertenece y su información de contacto</w:t>
+      </w:r>
+      <w:r>
+        <w:rPr>
+          <w:rFonts w:ascii="Arial" w:hAnsi="Arial" w:cs="Arial"/>
+          <w:sz w:val="24"/>
+          <w:szCs w:val="24"/>
+          <w:lang w:val="es-MX"/>
+        </w:rPr>
+        <w:t>.</w:t>
       </w:r>
     </w:p>
     <w:p>
@@ -8682,16 +8842,35 @@
           <w:szCs w:val="24"/>
           <w:lang w:val="es-MX"/>
         </w:rPr>
-        <w:t>Bitácora de movimientos de vacunas:</w:t>
-      </w:r>
-      <w:r>
-        <w:rPr>
-          <w:rFonts w:ascii="Arial" w:hAnsi="Arial" w:cs="Arial"/>
+        <w:t>Actualización</w:t>
+      </w:r>
+      <w:r>
+        <w:rPr>
+          <w:rFonts w:ascii="Arial" w:hAnsi="Arial" w:cs="Arial"/>
+          <w:b/>
+          <w:bCs/>
           <w:sz w:val="24"/>
           <w:szCs w:val="24"/>
           <w:lang w:val="es-MX"/>
         </w:rPr>
-        <w:t xml:space="preserve"> registra los movimientos de entrada y salida del inventario, incluyendo usuario, fecha, hora, tipo de movimiento y vacuna afectada.</w:t>
+        <w:t>:</w:t>
+      </w:r>
+      <w:r>
+        <w:rPr>
+          <w:rFonts w:ascii="Arial" w:hAnsi="Arial" w:cs="Arial"/>
+          <w:sz w:val="24"/>
+          <w:szCs w:val="24"/>
+          <w:lang w:val="es-MX"/>
+        </w:rPr>
+        <w:t xml:space="preserve"> </w:t>
+      </w:r>
+      <w:r>
+        <w:rPr>
+          <w:rFonts w:ascii="Arial" w:hAnsi="Arial" w:cs="Arial"/>
+          <w:sz w:val="24"/>
+          <w:szCs w:val="24"/>
+        </w:rPr>
+        <w:t>permite modificar la información registrada de un centro de salud o institución existente.</w:t>
       </w:r>
     </w:p>
     <w:p>
@@ -8718,16 +8897,87 @@
           <w:szCs w:val="24"/>
           <w:lang w:val="es-MX"/>
         </w:rPr>
-        <w:t>Consulta:</w:t>
-      </w:r>
-      <w:r>
-        <w:rPr>
-          <w:rFonts w:ascii="Arial" w:hAnsi="Arial" w:cs="Arial"/>
+        <w:t>Desactivación</w:t>
+      </w:r>
+      <w:r>
+        <w:rPr>
+          <w:rFonts w:ascii="Arial" w:hAnsi="Arial" w:cs="Arial"/>
+          <w:b/>
+          <w:bCs/>
           <w:sz w:val="24"/>
           <w:szCs w:val="24"/>
           <w:lang w:val="es-MX"/>
         </w:rPr>
-        <w:t xml:space="preserve"> el personal autorizado podrá visualizar el detalle de ambas bitácoras, con filtros por usuario, fecha y tipo de acción o movimiento.</w:t>
+        <w:t>:</w:t>
+      </w:r>
+      <w:r>
+        <w:rPr>
+          <w:rFonts w:ascii="Arial" w:hAnsi="Arial" w:cs="Arial"/>
+          <w:sz w:val="24"/>
+          <w:szCs w:val="24"/>
+          <w:lang w:val="es-MX"/>
+        </w:rPr>
+        <w:t xml:space="preserve"> </w:t>
+      </w:r>
+      <w:r>
+        <w:rPr>
+          <w:rFonts w:ascii="Arial" w:hAnsi="Arial" w:cs="Arial"/>
+          <w:sz w:val="24"/>
+          <w:szCs w:val="24"/>
+        </w:rPr>
+        <w:t>inhabilita de manera lógica a un centro de salud o institución que deje de reportar al sistema, sin eliminar su información. Ninguna eliminación será física, únicamente lógica</w:t>
+      </w:r>
+      <w:r>
+        <w:rPr>
+          <w:rFonts w:ascii="Arial" w:hAnsi="Arial" w:cs="Arial"/>
+          <w:sz w:val="24"/>
+          <w:szCs w:val="24"/>
+          <w:lang w:val="es-MX"/>
+        </w:rPr>
+        <w:t>.</w:t>
+      </w:r>
+    </w:p>
+    <w:p>
+      <w:pPr>
+        <w:numPr>
+          <w:ilvl w:val="0"/>
+          <w:numId w:val="36"/>
+        </w:numPr>
+        <w:spacing w:line="276" w:lineRule="auto"/>
+        <w:jc w:val="both"/>
+        <w:rPr>
+          <w:rFonts w:ascii="Arial" w:hAnsi="Arial" w:cs="Arial"/>
+          <w:sz w:val="24"/>
+          <w:szCs w:val="24"/>
+          <w:lang w:val="es-MX"/>
+        </w:rPr>
+      </w:pPr>
+      <w:r>
+        <w:rPr>
+          <w:rFonts w:ascii="Arial" w:hAnsi="Arial" w:cs="Arial"/>
+          <w:b/>
+          <w:bCs/>
+          <w:sz w:val="24"/>
+          <w:szCs w:val="24"/>
+          <w:lang w:val="es-MX"/>
+        </w:rPr>
+        <w:t xml:space="preserve">Restauración: </w:t>
+      </w:r>
+      <w:r>
+        <w:rPr>
+          <w:rFonts w:ascii="Arial" w:hAnsi="Arial" w:cs="Arial"/>
+          <w:sz w:val="24"/>
+          <w:szCs w:val="24"/>
+        </w:rPr>
+        <w:t>permite reactivar a un centro de salud o institución previamente desactivado</w:t>
+      </w:r>
+      <w:r>
+        <w:rPr>
+          <w:rFonts w:ascii="Arial" w:hAnsi="Arial" w:cs="Arial"/>
+          <w:sz w:val="24"/>
+          <w:szCs w:val="24"/>
+        </w:rPr>
+        <w:t>.</w:t>
       </w:r>
     </w:p>
     <w:p>
@@ -8778,9 +9028,17 @@
           <w:rFonts w:ascii="Arial" w:hAnsi="Arial" w:cs="Arial"/>
           <w:sz w:val="24"/>
           <w:szCs w:val="24"/>
+        </w:rPr>
+        <w:t>Permite consultar la información de producción de vacunación mediante una vista tipo tabla y un tablero de control con gráficos e indicadores de cobertura. La información visualizada dependerá del rol del usuario que realice la consulta. Sus funcionalidades son</w:t>
+      </w:r>
+      <w:r>
+        <w:rPr>
+          <w:rFonts w:ascii="Arial" w:hAnsi="Arial" w:cs="Arial"/>
+          <w:sz w:val="24"/>
+          <w:szCs w:val="24"/>
           <w:lang w:val="es-MX"/>
         </w:rPr>
-        <w:t>Permite consultar la información del inventario de vacunas mediante una vista tipo tabla y un tablero de control con gráficos e indicadores. La información visualizada dependerá del rol del usuario que realice la consulta. Sus funcionalidades son:</w:t>
+        <w:t>:</w:t>
       </w:r>
     </w:p>
     <w:p>
@@ -8852,7 +9110,24 @@
           <w:szCs w:val="24"/>
           <w:lang w:val="es-MX"/>
         </w:rPr>
-        <w:t xml:space="preserve"> las autoridades del Centro de Salud de San Marcos podrán consultar la información de todos los municipios del departamento de forma consolidada.</w:t>
+        <w:t xml:space="preserve"> </w:t>
+      </w:r>
+      <w:r>
+        <w:rPr>
+          <w:rFonts w:ascii="Arial" w:hAnsi="Arial" w:cs="Arial"/>
+          <w:sz w:val="24"/>
+          <w:szCs w:val="24"/>
+        </w:rPr>
+        <w:t>las autoridades de la DRISS San Marcos podrán consultar la información de todos los municipios del departamento de forma consolidada</w:t>
+      </w:r>
+      <w:r>
+        <w:rPr>
+          <w:rFonts w:ascii="Arial" w:hAnsi="Arial" w:cs="Arial"/>
+          <w:sz w:val="24"/>
+          <w:szCs w:val="24"/>
+          <w:lang w:val="es-MX"/>
+        </w:rPr>
+        <w:t>.</w:t>
       </w:r>
     </w:p>
     <w:p>
@@ -8888,7 +9163,24 @@
           <w:szCs w:val="24"/>
           <w:lang w:val="es-MX"/>
         </w:rPr>
-        <w:t xml:space="preserve"> por municipio, centro de salud, tipo de vacuna y fecha de vencimiento, para facilitar el análisis de la información.</w:t>
+        <w:t xml:space="preserve"> </w:t>
+      </w:r>
+      <w:r>
+        <w:rPr>
+          <w:rFonts w:ascii="Arial" w:hAnsi="Arial" w:cs="Arial"/>
+          <w:sz w:val="24"/>
+          <w:szCs w:val="24"/>
+        </w:rPr>
+        <w:t>por municipio, centro de salud, tipo de vacuna, dosis, sexo, grupo de edad y periodo (mes o año), para facilitar el análisis de la información</w:t>
+      </w:r>
+      <w:r>
+        <w:rPr>
+          <w:rFonts w:ascii="Arial" w:hAnsi="Arial" w:cs="Arial"/>
+          <w:sz w:val="24"/>
+          <w:szCs w:val="24"/>
+          <w:lang w:val="es-MX"/>
+        </w:rPr>
+        <w:t>.</w:t>
       </w:r>
     </w:p>
     <w:p>
@@ -8897,30 +9189,49 @@
         <w:jc w:val="both"/>
         <w:rPr>
           <w:rFonts w:ascii="Arial" w:hAnsi="Arial" w:cs="Arial"/>
-          <w:sz w:val="24"/>
-          <w:szCs w:val="24"/>
-          <w:lang w:val="es-MX"/>
-        </w:rPr>
-      </w:pPr>
-      <w:r>
-        <w:rPr>
-          <w:rFonts w:ascii="Arial" w:hAnsi="Arial" w:cs="Arial"/>
-          <w:sz w:val="24"/>
-          <w:szCs w:val="24"/>
-          <w:lang w:val="es-MX"/>
-        </w:rPr>
-        <w:t xml:space="preserve">e. </w:t>
-      </w:r>
-      <w:r>
-        <w:rPr>
-          <w:rFonts w:ascii="Arial" w:hAnsi="Arial" w:cs="Arial"/>
           <w:b/>
           <w:bCs/>
           <w:sz w:val="24"/>
           <w:szCs w:val="24"/>
+        </w:rPr>
+      </w:pPr>
+      <w:r>
+        <w:rPr>
+          <w:rFonts w:ascii="Arial" w:hAnsi="Arial" w:cs="Arial"/>
+          <w:sz w:val="24"/>
+          <w:szCs w:val="24"/>
           <w:lang w:val="es-MX"/>
         </w:rPr>
-        <w:t>Alertas del sistema</w:t>
+        <w:t xml:space="preserve">e. </w:t>
+      </w:r>
+      <w:r>
+        <w:rPr>
+          <w:rFonts w:ascii="Arial" w:hAnsi="Arial" w:cs="Arial"/>
+          <w:b/>
+          <w:bCs/>
+          <w:sz w:val="24"/>
+          <w:szCs w:val="24"/>
+        </w:rPr>
+        <w:t>Módulo de registro</w:t>
+      </w:r>
+    </w:p>
+    <w:p>
+      <w:pPr>
+        <w:spacing w:line="276" w:lineRule="auto"/>
+        <w:jc w:val="both"/>
+        <w:rPr>
+          <w:rFonts w:ascii="Arial" w:hAnsi="Arial" w:cs="Arial"/>
+          <w:sz w:val="24"/>
+          <w:szCs w:val="24"/>
+        </w:rPr>
+      </w:pPr>
+      <w:r>
+        <w:rPr>
+          <w:rFonts w:ascii="Arial" w:hAnsi="Arial" w:cs="Arial"/>
+          <w:sz w:val="24"/>
+          <w:szCs w:val="24"/>
+        </w:rPr>
+        <w:t>Lleva la bitácora de las acciones realizadas dentro del sistema, separada en dos registros según su naturaleza:</w:t>
       </w:r>
     </w:p>
     <w:p>
@@ -8941,11 +9252,30 @@
       <w:r>
         <w:rPr>
           <w:rFonts w:ascii="Arial" w:hAnsi="Arial" w:cs="Arial"/>
+          <w:b/>
+          <w:bCs/>
           <w:sz w:val="24"/>
           <w:szCs w:val="24"/>
           <w:lang w:val="es-MX"/>
         </w:rPr>
-        <w:t>Alerta automática cuando una vacuna registre un nivel de stock bajo.</w:t>
+        <w:t xml:space="preserve">Bitácora de usuarios: </w:t>
+      </w:r>
+      <w:r>
+        <w:rPr>
+          <w:rFonts w:ascii="Arial" w:hAnsi="Arial" w:cs="Arial"/>
+          <w:sz w:val="24"/>
+          <w:szCs w:val="24"/>
+        </w:rPr>
+        <w:t>registra las acciones relacionadas con la gestión de usuarios (creación, actualización, desactivación, restauración e inicio de sesión), incluyendo usuario, fecha, hora y acción realizada</w:t>
+      </w:r>
+      <w:r>
+        <w:rPr>
+          <w:rFonts w:ascii="Arial" w:hAnsi="Arial" w:cs="Arial"/>
+          <w:sz w:val="24"/>
+          <w:szCs w:val="24"/>
+          <w:lang w:val="es-MX"/>
+        </w:rPr>
+        <w:t>.</w:t>
       </w:r>
     </w:p>
     <w:p>
@@ -8966,11 +9296,83 @@
       <w:r>
         <w:rPr>
           <w:rFonts w:ascii="Arial" w:hAnsi="Arial" w:cs="Arial"/>
+          <w:b/>
+          <w:bCs/>
           <w:sz w:val="24"/>
           <w:szCs w:val="24"/>
           <w:lang w:val="es-MX"/>
         </w:rPr>
-        <w:t>Alerta automática cuando una vacuna se encuentre próxima a su fecha de vencimiento.</w:t>
+        <w:t>Bitácora de producción de vacunación:</w:t>
+      </w:r>
+      <w:r>
+        <w:rPr>
+          <w:rFonts w:ascii="Arial" w:hAnsi="Arial" w:cs="Arial"/>
+          <w:sz w:val="24"/>
+          <w:szCs w:val="24"/>
+          <w:lang w:val="es-MX"/>
+        </w:rPr>
+        <w:t xml:space="preserve"> </w:t>
+      </w:r>
+      <w:r>
+        <w:rPr>
+          <w:rFonts w:ascii="Arial" w:hAnsi="Arial" w:cs="Arial"/>
+          <w:sz w:val="24"/>
+          <w:szCs w:val="24"/>
+        </w:rPr>
+        <w:t>registra los registros de producción ingresados o modificados por cada centro de salud, incluyendo usuario, fecha, hora y el detalle del cambio realizado</w:t>
+      </w:r>
+      <w:r>
+        <w:rPr>
+          <w:rFonts w:ascii="Arial" w:hAnsi="Arial" w:cs="Arial"/>
+          <w:sz w:val="24"/>
+          <w:szCs w:val="24"/>
+          <w:lang w:val="es-MX"/>
+        </w:rPr>
+        <w:t>.</w:t>
+      </w:r>
+    </w:p>
+    <w:p>
+      <w:pPr>
+        <w:numPr>
+          <w:ilvl w:val="0"/>
+          <w:numId w:val="38"/>
+        </w:numPr>
+        <w:spacing w:line="276" w:lineRule="auto"/>
+        <w:jc w:val="both"/>
+        <w:rPr>
+          <w:rFonts w:ascii="Arial" w:hAnsi="Arial" w:cs="Arial"/>
+          <w:sz w:val="24"/>
+          <w:szCs w:val="24"/>
+          <w:lang w:val="es-MX"/>
+        </w:rPr>
+      </w:pPr>
+      <w:r>
+        <w:rPr>
+          <w:rFonts w:ascii="Arial" w:hAnsi="Arial" w:cs="Arial"/>
+          <w:b/>
+          <w:bCs/>
+          <w:sz w:val="24"/>
+          <w:szCs w:val="24"/>
+          <w:lang w:val="es-MX"/>
+        </w:rPr>
+        <w:t>Consulta:</w:t>
+      </w:r>
+      <w:r>
+        <w:rPr>
+          <w:rFonts w:ascii="Arial" w:hAnsi="Arial" w:cs="Arial"/>
+          <w:sz w:val="24"/>
+          <w:szCs w:val="24"/>
+          <w:lang w:val="es-MX"/>
+        </w:rPr>
+        <w:t xml:space="preserve"> </w:t>
+      </w:r>
+      <w:r>
+        <w:rPr>
+          <w:rFonts w:ascii="Arial" w:hAnsi="Arial" w:cs="Arial"/>
+          <w:sz w:val="24"/>
+          <w:szCs w:val="24"/>
+        </w:rPr>
+        <w:t>el personal autorizado podrá visualizar el detalle de ambas bitácoras, con filtros por usuario, fecha y tipo de acción o registro.</w:t>
       </w:r>
     </w:p>
     <w:p>
@@ -8991,6 +9393,7 @@
           <w:szCs w:val="24"/>
           <w:lang w:val="es-MX"/>
         </w:rPr>
+        <w:lastRenderedPageBreak/>
         <w:t xml:space="preserve">f. </w:t>
       </w:r>
       <w:r>
@@ -9021,9 +9424,17 @@
           <w:rFonts w:ascii="Arial" w:hAnsi="Arial" w:cs="Arial"/>
           <w:sz w:val="24"/>
           <w:szCs w:val="24"/>
+        </w:rPr>
+        <w:t>Genera los informes de cobertura de vacunación, descargables o para impresión, con base en la producción registrada en el sistema. Existen varios reportes disponibles, de los cuales dos son los principales</w:t>
+      </w:r>
+      <w:r>
+        <w:rPr>
+          <w:rFonts w:ascii="Arial" w:hAnsi="Arial" w:cs="Arial"/>
+          <w:sz w:val="24"/>
+          <w:szCs w:val="24"/>
           <w:lang w:val="es-MX"/>
         </w:rPr>
-        <w:t>Genera reportes descargables o para impresión con información del inventario de vacunas, útiles para consulta física por parte del personal de salud. Al igual que en el módulo de consultas, la información disponible en los reportes dependerá del rol del usuario que los genere. Sus funcionalidades son:</w:t>
+        <w:t>:</w:t>
       </w:r>
     </w:p>
     <w:p>
@@ -9048,18 +9459,35 @@
           <w:bCs/>
           <w:sz w:val="24"/>
           <w:szCs w:val="24"/>
+        </w:rPr>
+        <w:t>Informe consolidado de la DRISS San Marcos:</w:t>
+      </w:r>
+      <w:r>
+        <w:rPr>
+          <w:rFonts w:ascii="Arial" w:hAnsi="Arial" w:cs="Arial"/>
+          <w:b/>
+          <w:bCs/>
+          <w:sz w:val="24"/>
+          <w:szCs w:val="24"/>
+        </w:rPr>
+        <w:t xml:space="preserve"> </w:t>
+      </w:r>
+      <w:r>
+        <w:rPr>
+          <w:rFonts w:ascii="Arial" w:hAnsi="Arial" w:cs="Arial"/>
+          <w:sz w:val="24"/>
+          <w:szCs w:val="24"/>
+        </w:rPr>
+        <w:t>disponible únicamente para las autoridades de la DRISS San Marcos, con la información de cobertura de todos los municipios del departamento, de forma mensual y anual</w:t>
+      </w:r>
+      <w:r>
+        <w:rPr>
+          <w:rFonts w:ascii="Arial" w:hAnsi="Arial" w:cs="Arial"/>
+          <w:sz w:val="24"/>
+          <w:szCs w:val="24"/>
           <w:lang w:val="es-MX"/>
         </w:rPr>
-        <w:t>Reporte de una vacuna específica:</w:t>
-      </w:r>
-      <w:r>
-        <w:rPr>
-          <w:rFonts w:ascii="Arial" w:hAnsi="Arial" w:cs="Arial"/>
-          <w:sz w:val="24"/>
-          <w:szCs w:val="24"/>
-          <w:lang w:val="es-MX"/>
-        </w:rPr>
-        <w:t xml:space="preserve"> detalle de existencias, movimientos y fecha de vencimiento de un tipo de vacuna en particular.</w:t>
+        <w:t>.</w:t>
       </w:r>
     </w:p>
     <w:p>
@@ -9084,9 +9512,25 @@
           <w:bCs/>
           <w:sz w:val="24"/>
           <w:szCs w:val="24"/>
+        </w:rPr>
+        <w:t>Informe por centro de salud:</w:t>
+      </w:r>
+      <w:r>
+        <w:rPr>
+          <w:rFonts w:ascii="Arial" w:hAnsi="Arial" w:cs="Arial"/>
+          <w:sz w:val="24"/>
+          <w:szCs w:val="24"/>
           <w:lang w:val="es-MX"/>
         </w:rPr>
-        <w:t>Reporte por centro de salud:</w:t>
+        <w:t xml:space="preserve"> </w:t>
+      </w:r>
+      <w:r>
+        <w:rPr>
+          <w:rFonts w:ascii="Arial" w:hAnsi="Arial" w:cs="Arial"/>
+          <w:sz w:val="24"/>
+          <w:szCs w:val="24"/>
+        </w:rPr>
+        <w:t>disponible para el personal de cada centro de salud, con la producción y cobertura correspondiente a su propio municipio, útil para corroborar la información registrada una vez ingresada al sistema</w:t>
       </w:r>
       <w:r>
         <w:rPr>
@@ -9095,7 +9539,7 @@
           <w:szCs w:val="24"/>
           <w:lang w:val="es-MX"/>
         </w:rPr>
-        <w:t xml:space="preserve"> disponible para el personal de cada centro, con la información correspondiente a su propio inventario.</w:t>
+        <w:t>.</w:t>
       </w:r>
     </w:p>
     <w:p>
@@ -9120,10 +9564,19 @@
           <w:bCs/>
           <w:sz w:val="24"/>
           <w:szCs w:val="24"/>
+        </w:rPr>
+        <w:t>Reporte de una vacuna específica</w:t>
+      </w:r>
+      <w:r>
+        <w:rPr>
+          <w:rFonts w:ascii="Arial" w:hAnsi="Arial" w:cs="Arial"/>
+          <w:b/>
+          <w:bCs/>
+          <w:sz w:val="24"/>
+          <w:szCs w:val="24"/>
           <w:lang w:val="es-MX"/>
         </w:rPr>
-        <w:lastRenderedPageBreak/>
-        <w:t>Reporte consolidado departamental:</w:t>
+        <w:t>:</w:t>
       </w:r>
       <w:r>
         <w:rPr>
@@ -9132,7 +9585,24 @@
           <w:szCs w:val="24"/>
           <w:lang w:val="es-MX"/>
         </w:rPr>
-        <w:t xml:space="preserve"> disponible únicamente para las autoridades del Centro de Salud de San Marcos, con la información de todos los municipios.</w:t>
+        <w:t xml:space="preserve"> </w:t>
+      </w:r>
+      <w:r>
+        <w:rPr>
+          <w:rFonts w:ascii="Arial" w:hAnsi="Arial" w:cs="Arial"/>
+          <w:sz w:val="24"/>
+          <w:szCs w:val="24"/>
+        </w:rPr>
+        <w:t>detalle de la producción y cobertura de un tipo de vacuna en particular</w:t>
+      </w:r>
+      <w:r>
+        <w:rPr>
+          <w:rFonts w:ascii="Arial" w:hAnsi="Arial" w:cs="Arial"/>
+          <w:sz w:val="24"/>
+          <w:szCs w:val="24"/>
+          <w:lang w:val="es-MX"/>
+        </w:rPr>
+        <w:t>.</w:t>
       </w:r>
     </w:p>
     <w:p>
@@ -9171,23 +9641,7 @@
           <w:rFonts w:ascii="Arial" w:eastAsiaTheme="minorHAnsi" w:hAnsi="Arial" w:cs="Arial"/>
           <w:lang w:val="es-419" w:eastAsia="es-GT"/>
         </w:rPr>
-        <w:t xml:space="preserve">Para el desarrollo del proyecto se utilizará la metodología Scrum, debido a que permite organizar el trabajo en ciclos cortos e incrementales, conocidos como </w:t>
-      </w:r>
-      <w:proofErr w:type="spellStart"/>
-      <w:r>
-        <w:rPr>
-          <w:rFonts w:ascii="Arial" w:eastAsiaTheme="minorHAnsi" w:hAnsi="Arial" w:cs="Arial"/>
-          <w:lang w:val="es-419" w:eastAsia="es-GT"/>
-        </w:rPr>
-        <w:t>sprints</w:t>
-      </w:r>
-      <w:proofErr w:type="spellEnd"/>
-      <w:r>
-        <w:rPr>
-          <w:rFonts w:ascii="Arial" w:eastAsiaTheme="minorHAnsi" w:hAnsi="Arial" w:cs="Arial"/>
-          <w:lang w:val="es-419" w:eastAsia="es-GT"/>
-        </w:rPr>
-        <w:t>. Según Schwaber y Sutherland (2020), autores de la Guía de Scrum, este es un marco de trabajo ligero que ayuda a las personas, equipos y organizaciones a generar valor mediante soluciones adaptables para problemas complejos, a través de dichos ciclos cortos e iterativos. Esta metodología resulta adecuada para proyectos de software en los que se requiere flexibilidad, revisión constante y adaptación a cambios durante el proceso de desarrollo. La elección de Scrum responde a la naturaleza del proyecto, ya que el desarrollo de una aplicación web para centros de salud requiere validaciones frecuentes, definición progresiva de funcionalidades y revisión constante de los módulos implementados. Esto favorece la reducción de errores, mejora la comunicación del equipo y permite entregar incrementos funcionales durante el desarrollo.</w:t>
+        <w:t>Para el desarrollo del proyecto se utilizará la metodología Scrum, debido a que permite organizar el trabajo en ciclos cortos e incrementales, conocidos como sprints. Según Schwaber y Sutherland (2020), autores de la Guía de Scrum, este es un marco de trabajo ligero que ayuda a las personas, equipos y organizaciones a generar valor mediante soluciones adaptables para problemas complejos, a través de dichos ciclos cortos e iterativos. Esta metodología resulta adecuada para proyectos de software en los que se requiere flexibilidad, revisión constante y adaptación a cambios durante el proceso de desarrollo. La elección de Scrum responde a la naturaleza del proyecto, ya que el desarrollo de una aplicación web para centros de salud requiere validaciones frecuentes, definición progresiva de funcionalidades y revisión constante de los módulos implementados. Esto favorece la reducción de errores, mejora la comunicación del equipo y permite entregar incrementos funcionales durante el desarrollo.</w:t>
       </w:r>
     </w:p>
     <w:p>
@@ -9205,39 +9659,7 @@
           <w:rFonts w:ascii="Arial" w:eastAsiaTheme="minorHAnsi" w:hAnsi="Arial" w:cs="Arial"/>
           <w:lang w:val="es-419" w:eastAsia="es-GT"/>
         </w:rPr>
-        <w:t xml:space="preserve">El rol de </w:t>
-      </w:r>
-      <w:proofErr w:type="spellStart"/>
-      <w:r>
-        <w:rPr>
-          <w:rFonts w:ascii="Arial" w:eastAsiaTheme="minorHAnsi" w:hAnsi="Arial" w:cs="Arial"/>
-          <w:lang w:val="es-419" w:eastAsia="es-GT"/>
-        </w:rPr>
-        <w:t>Product</w:t>
-      </w:r>
-      <w:proofErr w:type="spellEnd"/>
-      <w:r>
-        <w:rPr>
-          <w:rFonts w:ascii="Arial" w:eastAsiaTheme="minorHAnsi" w:hAnsi="Arial" w:cs="Arial"/>
-          <w:lang w:val="es-419" w:eastAsia="es-GT"/>
-        </w:rPr>
-        <w:t xml:space="preserve"> Owner será representado por el integrante encargado de priorizar los requerimientos del sistema, considerando las necesidades del centro de salud y los objetivos del proyecto. El Scrum Master será el responsable de coordinar el cumplimiento de la metodología, organizar las reuniones y apoyar al equipo en la eliminación de obstáculos. Los </w:t>
-      </w:r>
-      <w:proofErr w:type="spellStart"/>
-      <w:r>
-        <w:rPr>
-          <w:rFonts w:ascii="Arial" w:eastAsiaTheme="minorHAnsi" w:hAnsi="Arial" w:cs="Arial"/>
-          <w:lang w:val="es-419" w:eastAsia="es-GT"/>
-        </w:rPr>
-        <w:t>Developers</w:t>
-      </w:r>
-      <w:proofErr w:type="spellEnd"/>
-      <w:r>
-        <w:rPr>
-          <w:rFonts w:ascii="Arial" w:eastAsiaTheme="minorHAnsi" w:hAnsi="Arial" w:cs="Arial"/>
-          <w:lang w:val="es-419" w:eastAsia="es-GT"/>
-        </w:rPr>
-        <w:t xml:space="preserve"> serán los integrantes encargados del análisis, diseño, programación, pruebas y documentación del sistema.</w:t>
+        <w:t>El rol de Product Owner será representado por el integrante encargado de priorizar los requerimientos del sistema, considerando las necesidades del centro de salud y los objetivos del proyecto. El Scrum Master será el responsable de coordinar el cumplimiento de la metodología, organizar las reuniones y apoyar al equipo en la eliminación de obstáculos. Los Developers serán los integrantes encargados del análisis, diseño, programación, pruebas y documentación del sistema.</w:t>
       </w:r>
     </w:p>
     <w:p>
@@ -9255,39 +9677,15 @@
           <w:rFonts w:ascii="Arial" w:eastAsiaTheme="minorHAnsi" w:hAnsi="Arial" w:cs="Arial"/>
           <w:lang w:val="es-419" w:eastAsia="es-GT"/>
         </w:rPr>
-        <w:t xml:space="preserve">Las principales herramientas de Scrum que se utilizarán en el proyecto serán el </w:t>
-      </w:r>
-      <w:proofErr w:type="spellStart"/>
+        <w:t xml:space="preserve">Las principales herramientas de Scrum que se utilizarán en el proyecto serán el Product Backlog, el Sprint Backlog y el Incremento. El Product Backlog contendrá la lista priorizada de funcionalidades del sistema, tales como autenticación de </w:t>
+      </w:r>
       <w:r>
         <w:rPr>
           <w:rFonts w:ascii="Arial" w:eastAsiaTheme="minorHAnsi" w:hAnsi="Arial" w:cs="Arial"/>
           <w:lang w:val="es-419" w:eastAsia="es-GT"/>
         </w:rPr>
-        <w:t>Product</w:t>
-      </w:r>
-      <w:proofErr w:type="spellEnd"/>
-      <w:r>
-        <w:rPr>
-          <w:rFonts w:ascii="Arial" w:eastAsiaTheme="minorHAnsi" w:hAnsi="Arial" w:cs="Arial"/>
-          <w:lang w:val="es-419" w:eastAsia="es-GT"/>
-        </w:rPr>
-        <w:t xml:space="preserve"> Backlog, el Sprint Backlog y el Incremento. El </w:t>
-      </w:r>
-      <w:proofErr w:type="spellStart"/>
-      <w:r>
-        <w:rPr>
-          <w:rFonts w:ascii="Arial" w:eastAsiaTheme="minorHAnsi" w:hAnsi="Arial" w:cs="Arial"/>
-          <w:lang w:val="es-419" w:eastAsia="es-GT"/>
-        </w:rPr>
-        <w:t>Product</w:t>
-      </w:r>
-      <w:proofErr w:type="spellEnd"/>
-      <w:r>
-        <w:rPr>
-          <w:rFonts w:ascii="Arial" w:eastAsiaTheme="minorHAnsi" w:hAnsi="Arial" w:cs="Arial"/>
-          <w:lang w:val="es-419" w:eastAsia="es-GT"/>
-        </w:rPr>
-        <w:t xml:space="preserve"> Backlog contendrá la lista priorizada de funcionalidades del sistema, tales como autenticación de usuarios, registro de vacunas, </w:t>
+        <w:lastRenderedPageBreak/>
+        <w:t xml:space="preserve">usuarios, registro de vacunas, </w:t>
       </w:r>
       <w:r>
         <w:rPr>
@@ -9333,39 +9731,7 @@
           <w:rFonts w:ascii="Arial" w:eastAsiaTheme="minorHAnsi" w:hAnsi="Arial" w:cs="Arial"/>
           <w:lang w:val="es-419" w:eastAsia="es-GT"/>
         </w:rPr>
-        <w:t xml:space="preserve">Esta metodología se desarrollará a lo largo de cuatro </w:t>
-      </w:r>
-      <w:proofErr w:type="spellStart"/>
-      <w:r>
-        <w:rPr>
-          <w:rFonts w:ascii="Arial" w:eastAsiaTheme="minorHAnsi" w:hAnsi="Arial" w:cs="Arial"/>
-          <w:lang w:val="es-419" w:eastAsia="es-GT"/>
-        </w:rPr>
-        <w:t>Sprints</w:t>
-      </w:r>
-      <w:proofErr w:type="spellEnd"/>
-      <w:r>
-        <w:rPr>
-          <w:rFonts w:ascii="Arial" w:eastAsiaTheme="minorHAnsi" w:hAnsi="Arial" w:cs="Arial"/>
-          <w:lang w:val="es-419" w:eastAsia="es-GT"/>
-        </w:rPr>
-        <w:t xml:space="preserve"> adaptadas al contexto del proyecto, manteniendo relación directa con los objetivos específicos establecidos en el capítulo uno, verificando que se cumpla cada uno de ellos. Estos </w:t>
-      </w:r>
-      <w:proofErr w:type="spellStart"/>
-      <w:r>
-        <w:rPr>
-          <w:rFonts w:ascii="Arial" w:eastAsiaTheme="minorHAnsi" w:hAnsi="Arial" w:cs="Arial"/>
-          <w:lang w:val="es-419" w:eastAsia="es-GT"/>
-        </w:rPr>
-        <w:t>Sprints</w:t>
-      </w:r>
-      <w:proofErr w:type="spellEnd"/>
-      <w:r>
-        <w:rPr>
-          <w:rFonts w:ascii="Arial" w:eastAsiaTheme="minorHAnsi" w:hAnsi="Arial" w:cs="Arial"/>
-          <w:lang w:val="es-419" w:eastAsia="es-GT"/>
-        </w:rPr>
-        <w:t xml:space="preserve"> permitirán organizar el desarrollo de la aplicación web desde el levantamiento de requerimientos hasta la validación del sistema con usuarios.</w:t>
+        <w:t>Esta metodología se desarrollará a lo largo de cuatro Sprints adaptadas al contexto del proyecto, manteniendo relación directa con los objetivos específicos establecidos en el capítulo uno, verificando que se cumpla cada uno de ellos. Estos Sprints permitirán organizar el desarrollo de la aplicación web desde el levantamiento de requerimientos hasta la validación del sistema con usuarios.</w:t>
       </w:r>
     </w:p>
     <w:p>
@@ -9378,7 +9744,6 @@
         <w:rPr>
           <w:noProof/>
         </w:rPr>
-        <w:lastRenderedPageBreak/>
         <mc:AlternateContent>
           <mc:Choice Requires="wps">
             <w:drawing>
@@ -9587,7 +9952,7 @@
                     </pic:cNvPicPr>
                   </pic:nvPicPr>
                   <pic:blipFill>
-                    <a:blip r:embed="rId23">
+                    <a:blip r:embed="rId27">
                       <a:extLst>
                         <a:ext uri="{28A0092B-C50C-407E-A947-70E740481C1C}">
                           <a14:useLocalDpi xmlns:a14="http://schemas.microsoft.com/office/drawing/2010/main" val="0"/>
@@ -9654,15 +10019,7 @@
       </w:pPr>
       <w:bookmarkStart w:id="58" w:name="_Toc236848977"/>
       <w:r>
-        <w:t xml:space="preserve">Sprint 1: levantamiento de requerimientos y definición del </w:t>
-      </w:r>
-      <w:proofErr w:type="spellStart"/>
-      <w:r>
-        <w:t>Product</w:t>
-      </w:r>
-      <w:proofErr w:type="spellEnd"/>
-      <w:r>
-        <w:t xml:space="preserve"> Backlog</w:t>
+        <w:t>Sprint 1: levantamiento de requerimientos y definición del Product Backlog</w:t>
       </w:r>
       <w:bookmarkEnd w:id="58"/>
     </w:p>
@@ -9723,6 +10080,7 @@
           <w:sz w:val="24"/>
           <w:szCs w:val="24"/>
         </w:rPr>
+        <w:lastRenderedPageBreak/>
         <w:t>Herramientas a utilizar</w:t>
       </w:r>
       <w:r>
@@ -9775,7 +10133,6 @@
       </w:pPr>
       <w:bookmarkStart w:id="59" w:name="_Toc236848978"/>
       <w:r>
-        <w:lastRenderedPageBreak/>
         <w:t>Sprint 2: diseño funcional y diseño de la estructura del sistema</w:t>
       </w:r>
       <w:bookmarkEnd w:id="59"/>
@@ -9935,7 +10292,16 @@
           <w:sz w:val="24"/>
           <w:szCs w:val="24"/>
         </w:rPr>
-        <w:t>. Finalmente, se desarrollará la vista tipo tabla, donde se visualizará la información consolidada de las vacunas registradas, permitiendo consultar los datos por municipio, tipo de vacuna, población objetivo y cantidad disponible, e incorporando filtros de búsqueda para facilitar el análisis de la información.</w:t>
+        <w:t xml:space="preserve">. Finalmente, se desarrollará la vista tipo tabla, donde se visualizará la información consolidada de las vacunas registradas, permitiendo </w:t>
+      </w:r>
+      <w:r>
+        <w:rPr>
+          <w:rFonts w:ascii="Arial" w:hAnsi="Arial" w:cs="Arial"/>
+          <w:sz w:val="24"/>
+          <w:szCs w:val="24"/>
+        </w:rPr>
+        <w:lastRenderedPageBreak/>
+        <w:t>consultar los datos por municipio, tipo de vacuna, población objetivo y cantidad disponible, e incorporando filtros de búsqueda para facilitar el análisis de la información.</w:t>
       </w:r>
     </w:p>
     <w:p>
@@ -9959,34 +10325,7 @@
           <w:sz w:val="24"/>
           <w:szCs w:val="24"/>
         </w:rPr>
-        <w:t xml:space="preserve">Herramientas a utilizar: entorno de desarrollo integrado para escribir y organizar el código del sistema, lenguaje de programación web para crear las funciones principales de la aplicación, </w:t>
-      </w:r>
-      <w:proofErr w:type="spellStart"/>
-      <w:r>
-        <w:rPr>
-          <w:rFonts w:ascii="Arial" w:hAnsi="Arial" w:cs="Arial"/>
-          <w:sz w:val="24"/>
-          <w:szCs w:val="24"/>
-        </w:rPr>
-        <w:t>framework</w:t>
-      </w:r>
-      <w:proofErr w:type="spellEnd"/>
-      <w:r>
-        <w:rPr>
-          <w:rFonts w:ascii="Arial" w:hAnsi="Arial" w:cs="Arial"/>
-          <w:sz w:val="24"/>
-          <w:szCs w:val="24"/>
-        </w:rPr>
-        <w:t xml:space="preserve"> de desarrollo para facilitar la estructura del proyecto, gestor de base de datos para almacenar la información de usuarios, vacunas, centros de salud, tipos de vacuna y población objetivo, sistema de control de versiones para guardar los cambios realizados y llevar un mejor control del avance durante el desarrollo, y </w:t>
-      </w:r>
-      <w:r>
-        <w:rPr>
-          <w:rFonts w:ascii="Arial" w:hAnsi="Arial" w:cs="Arial"/>
-          <w:sz w:val="24"/>
-          <w:szCs w:val="24"/>
-        </w:rPr>
-        <w:lastRenderedPageBreak/>
-        <w:t xml:space="preserve">pruebas funcionales para verificar que el ingreso de datos, la asociación con centros de salud, </w:t>
+        <w:t xml:space="preserve">Herramientas a utilizar: entorno de desarrollo integrado para escribir y organizar el código del sistema, lenguaje de programación web para crear las funciones principales de la aplicación, framework de desarrollo para facilitar la estructura del proyecto, gestor de base de datos para almacenar la información de usuarios, vacunas, centros de salud, tipos de vacuna y población objetivo, sistema de control de versiones para guardar los cambios realizados y llevar un mejor control del avance durante el desarrollo, y pruebas funcionales para verificar que el ingreso de datos, la asociación con centros de salud, </w:t>
       </w:r>
       <w:r>
         <w:rPr>
@@ -10151,7 +10490,16 @@
           <w:sz w:val="24"/>
           <w:szCs w:val="24"/>
         </w:rPr>
-        <w:t>Para determinar si el proyecto de la gestión de vacunas en los centros de salud del departamento de San Marcos puede ejecutarse de manera exitosa, se realizó un análisis de viabilidad fundamentado en la evaluación de las factibilidades técnica, operativa, económica, legal y ética</w:t>
+        <w:t xml:space="preserve">Para determinar si el proyecto de la gestión de vacunas en los centros de salud del departamento de San Marcos puede ejecutarse de manera exitosa, se realizó un análisis de viabilidad fundamentado en la evaluación de las factibilidades </w:t>
+      </w:r>
+      <w:r>
+        <w:rPr>
+          <w:rFonts w:ascii="Arial" w:hAnsi="Arial" w:cs="Arial"/>
+          <w:sz w:val="24"/>
+          <w:szCs w:val="24"/>
+        </w:rPr>
+        <w:lastRenderedPageBreak/>
+        <w:t>técnica, operativa, económica, legal y ética</w:t>
       </w:r>
       <w:r>
         <w:rPr>
@@ -10262,7 +10610,6 @@
           <w:sz w:val="24"/>
           <w:szCs w:val="24"/>
         </w:rPr>
-        <w:lastRenderedPageBreak/>
         <w:t>Asimismo, la aplicación puede desarrollarse mediante tecnologías actuales para la creación de interfaces web, gestión de datos y conexión con servidores. El sistema no requiere dispositivos especializados, ya que los usuarios podrán acceder desde computadoras con conexión a internet,</w:t>
       </w:r>
       <w:r>
@@ -10418,7 +10765,16 @@
           <w:sz w:val="24"/>
           <w:szCs w:val="24"/>
         </w:rPr>
-        <w:t>Para garantizar su uso adecuado, será necesario capacitar al personal encargado del registro de vacunas. Esta capacitación deberá enfocarse en el ingreso de información, actualización de registros y consulta de la vista tipo tabla. Al tratarse de una aplicación web, el proceso de aprendizaje debe ser sencillo ya que la interfaz se diseñará de forma clara, accesible y orientada a las tareas principales del usuario.</w:t>
+        <w:t xml:space="preserve">Para garantizar su uso adecuado, será necesario capacitar al personal encargado del registro de vacunas. Esta capacitación deberá enfocarse en el </w:t>
+      </w:r>
+      <w:r>
+        <w:rPr>
+          <w:rFonts w:ascii="Arial" w:hAnsi="Arial" w:cs="Arial"/>
+          <w:sz w:val="24"/>
+          <w:szCs w:val="24"/>
+        </w:rPr>
+        <w:lastRenderedPageBreak/>
+        <w:t>ingreso de información, actualización de registros y consulta de la vista tipo tabla. Al tratarse de una aplicación web, el proceso de aprendizaje debe ser sencillo ya que la interfaz se diseñará de forma clara, accesible y orientada a las tareas principales del usuario.</w:t>
       </w:r>
     </w:p>
     <w:p>
@@ -10458,16 +10814,7 @@
           <w:sz w:val="24"/>
           <w:szCs w:val="24"/>
         </w:rPr>
-        <w:t xml:space="preserve">Además, la centralización de los datos facilitará el trabajo de las autoridades de salud, quienes podrán consultar información consolidada sin depender de </w:t>
-      </w:r>
-      <w:r>
-        <w:rPr>
-          <w:rFonts w:ascii="Arial" w:hAnsi="Arial" w:cs="Arial"/>
-          <w:sz w:val="24"/>
-          <w:szCs w:val="24"/>
-        </w:rPr>
-        <w:lastRenderedPageBreak/>
-        <w:t>reportes dispersos y desactualizados enviados por cada municipio. Esto permitirá mejorar la organización interna, la planificación y la toma de decisiones relacionadas con la distribución de vacunas. También ayudará a tener una visión más completa del estado de disponibilidad de vacunas en los distintos centros de salud.</w:t>
+        <w:t>Además, la centralización de los datos facilitará el trabajo de las autoridades de salud, quienes podrán consultar información consolidada sin depender de reportes dispersos y desactualizados enviados por cada municipio. Esto permitirá mejorar la organización interna, la planificación y la toma de decisiones relacionadas con la distribución de vacunas. También ayudará a tener una visión más completa del estado de disponibilidad de vacunas en los distintos centros de salud.</w:t>
       </w:r>
     </w:p>
     <w:p>
@@ -10578,7 +10925,16 @@
           <w:sz w:val="24"/>
           <w:szCs w:val="24"/>
         </w:rPr>
-        <w:t>. La inversión se justifica por los beneficios que generará el sistema, al permitir aprovechar mejor los recursos disponibles con datos más ordenados y accesibles para el personal autorizado, representando así una alternativa de bajo costo frente al impacto operativo que puede aportar al sistema de salud departamental.</w:t>
+        <w:t xml:space="preserve">. La inversión se justifica por los beneficios que generará el sistema, al permitir aprovechar mejor los recursos disponibles con datos más ordenados y </w:t>
+      </w:r>
+      <w:r>
+        <w:rPr>
+          <w:rFonts w:ascii="Arial" w:hAnsi="Arial" w:cs="Arial"/>
+          <w:sz w:val="24"/>
+          <w:szCs w:val="24"/>
+        </w:rPr>
+        <w:lastRenderedPageBreak/>
+        <w:t>accesibles para el personal autorizado, representando así una alternativa de bajo costo frente al impacto operativo que puede aportar al sistema de salud departamental.</w:t>
       </w:r>
     </w:p>
     <w:p>
@@ -10951,7 +11307,7 @@
                     <pic:cNvPicPr/>
                   </pic:nvPicPr>
                   <pic:blipFill>
-                    <a:blip r:embed="rId24"/>
+                    <a:blip r:embed="rId28"/>
                     <a:stretch>
                       <a:fillRect/>
                     </a:stretch>
@@ -11159,25 +11515,7 @@
           <w:sz w:val="24"/>
           <w:szCs w:val="24"/>
         </w:rPr>
-        <w:t xml:space="preserve">El desarrollo del proyecto se llevará a cabo en un periodo de cuatro meses (dieciséis semanas), distribuido en las fases descritas en el apartado de método: levantamiento de requerimientos, diseño del sistema, los cuatro </w:t>
-      </w:r>
-      <w:proofErr w:type="spellStart"/>
-      <w:r>
-        <w:rPr>
-          <w:rFonts w:ascii="Arial" w:hAnsi="Arial" w:cs="Arial"/>
-          <w:sz w:val="24"/>
-          <w:szCs w:val="24"/>
-        </w:rPr>
-        <w:t>Sprints</w:t>
-      </w:r>
-      <w:proofErr w:type="spellEnd"/>
-      <w:r>
-        <w:rPr>
-          <w:rFonts w:ascii="Arial" w:hAnsi="Arial" w:cs="Arial"/>
-          <w:sz w:val="24"/>
-          <w:szCs w:val="24"/>
-        </w:rPr>
-        <w:t xml:space="preserve"> de desarrollo, pruebas con usuarios, capacitación y documentación, y entrega final. A continuación, se presenta el cronograma de actividades mediante un diagrama de Gantt.</w:t>
+        <w:t>El desarrollo del proyecto se llevará a cabo en un periodo de cuatro meses (dieciséis semanas), distribuido en las fases descritas en el apartado de método: levantamiento de requerimientos, diseño del sistema, los cuatro Sprints de desarrollo, pruebas con usuarios, capacitación y documentación, y entrega final. A continuación, se presenta el cronograma de actividades mediante un diagrama de Gantt.</w:t>
       </w:r>
     </w:p>
     <w:p>
@@ -11215,7 +11553,7 @@
                     <pic:cNvPicPr/>
                   </pic:nvPicPr>
                   <pic:blipFill>
-                    <a:blip r:embed="rId25">
+                    <a:blip r:embed="rId29">
                       <a:extLst>
                         <a:ext uri="{28A0092B-C50C-407E-A947-70E740481C1C}">
                           <a14:useLocalDpi xmlns:a14="http://schemas.microsoft.com/office/drawing/2010/main" val="0"/>
@@ -11567,7 +11905,6 @@
           <w:lang w:val="en-US" w:eastAsia="es-GT"/>
         </w:rPr>
       </w:pPr>
-      <w:proofErr w:type="spellStart"/>
       <w:r>
         <w:rPr>
           <w:rFonts w:ascii="Arial" w:hAnsi="Arial" w:cs="Arial"/>
@@ -11575,77 +11912,7 @@
           <w:szCs w:val="24"/>
           <w:lang w:val="en-US" w:eastAsia="es-GT"/>
         </w:rPr>
-        <w:t>mSupply</w:t>
-      </w:r>
-      <w:proofErr w:type="spellEnd"/>
-      <w:r>
-        <w:rPr>
-          <w:rFonts w:ascii="Arial" w:hAnsi="Arial" w:cs="Arial"/>
-          <w:sz w:val="24"/>
-          <w:szCs w:val="24"/>
-          <w:lang w:val="en-US" w:eastAsia="es-GT"/>
-        </w:rPr>
-        <w:t xml:space="preserve"> Foundation. (</w:t>
-      </w:r>
-      <w:proofErr w:type="spellStart"/>
-      <w:r>
-        <w:rPr>
-          <w:rFonts w:ascii="Arial" w:hAnsi="Arial" w:cs="Arial"/>
-          <w:sz w:val="24"/>
-          <w:szCs w:val="24"/>
-          <w:lang w:val="en-US" w:eastAsia="es-GT"/>
-        </w:rPr>
-        <w:t>s.f.</w:t>
-      </w:r>
-      <w:proofErr w:type="spellEnd"/>
-      <w:r>
-        <w:rPr>
-          <w:rFonts w:ascii="Arial" w:hAnsi="Arial" w:cs="Arial"/>
-          <w:sz w:val="24"/>
-          <w:szCs w:val="24"/>
-          <w:lang w:val="en-US" w:eastAsia="es-GT"/>
-        </w:rPr>
-        <w:t xml:space="preserve">). Open </w:t>
-      </w:r>
-      <w:proofErr w:type="spellStart"/>
-      <w:r>
-        <w:rPr>
-          <w:rFonts w:ascii="Arial" w:hAnsi="Arial" w:cs="Arial"/>
-          <w:sz w:val="24"/>
-          <w:szCs w:val="24"/>
-          <w:lang w:val="en-US" w:eastAsia="es-GT"/>
-        </w:rPr>
-        <w:t>mSupply</w:t>
-      </w:r>
-      <w:proofErr w:type="spellEnd"/>
-      <w:r>
-        <w:rPr>
-          <w:rFonts w:ascii="Arial" w:hAnsi="Arial" w:cs="Arial"/>
-          <w:sz w:val="24"/>
-          <w:szCs w:val="24"/>
-          <w:lang w:val="en-US" w:eastAsia="es-GT"/>
-        </w:rPr>
-        <w:t xml:space="preserve"> — </w:t>
-      </w:r>
-      <w:proofErr w:type="spellStart"/>
-      <w:r>
-        <w:rPr>
-          <w:rFonts w:ascii="Arial" w:hAnsi="Arial" w:cs="Arial"/>
-          <w:sz w:val="24"/>
-          <w:szCs w:val="24"/>
-          <w:lang w:val="en-US" w:eastAsia="es-GT"/>
-        </w:rPr>
-        <w:t>Documentación</w:t>
-      </w:r>
-      <w:proofErr w:type="spellEnd"/>
-      <w:r>
-        <w:rPr>
-          <w:rFonts w:ascii="Arial" w:hAnsi="Arial" w:cs="Arial"/>
-          <w:sz w:val="24"/>
-          <w:szCs w:val="24"/>
-          <w:lang w:val="en-US" w:eastAsia="es-GT"/>
-        </w:rPr>
-        <w:t>. https://docs.msupply.foundation/es/</w:t>
+        <w:t>mSupply Foundation. (s.f.). Open mSupply — Documentación. https://docs.msupply.foundation/es/</w:t>
       </w:r>
     </w:p>
     <w:p>
@@ -11691,7 +11958,7 @@
       </w:r>
     </w:p>
     <w:sectPr>
-      <w:headerReference w:type="default" r:id="rId26"/>
+      <w:headerReference w:type="default" r:id="rId30"/>
       <w:pgSz w:w="12240" w:h="15840"/>
       <w:pgMar w:top="1417" w:right="1701" w:bottom="1417" w:left="1701" w:header="708" w:footer="708" w:gutter="0"/>
       <w:pgNumType w:start="9"/>
@@ -11765,6 +12032,16 @@
 </file>
 
 <file path=word/footer3.xml><?xml version="1.0" encoding="utf-8"?>
+<w:ftr xmlns:wpc="http://schemas.microsoft.com/office/word/2010/wordprocessingCanvas" xmlns:cx="http://schemas.microsoft.com/office/drawing/2014/chartex" xmlns:cx1="http://schemas.microsoft.com/office/drawing/2015/9/8/chartex" xmlns:cx2="http://schemas.microsoft.com/office/drawing/2015/10/21/chartex" xmlns:cx3="http://schemas.microsoft.com/office/drawing/2016/5/9/chartex" xmlns:cx4="http://schemas.microsoft.com/office/drawing/2016/5/10/chartex" xmlns:cx5="http://schemas.microsoft.com/office/drawing/2016/5/11/chartex" xmlns:cx6="http://schemas.microsoft.com/office/drawing/2016/5/12/chartex" xmlns:cx7="http://schemas.microsoft.com/office/drawing/2016/5/13/chartex" xmlns:cx8="http://schemas.microsoft.com/office/drawing/2016/5/14/chartex" xmlns:mc="http://schemas.openxmlformats.org/markup-compatibility/2006" xmlns:aink="http://schemas.microsoft.com/office/drawing/2016/ink" xmlns:am3d="http://schemas.microsoft.com/office/drawing/2017/model3d" xmlns:o="urn:schemas-microsoft-com:office:office" xmlns:oel="http://schemas.microsoft.com/office/2019/extlst" xmlns:r="http://schemas.openxmlformats.org/officeDocument/2006/relationships" xmlns:m="http://schemas.openxmlformats.org/officeDocument/2006/math" xmlns:v="urn:schemas-microsoft-com:vml" xmlns:wp14="http://schemas.microsoft.com/office/word/2010/wordprocessingDrawing" xmlns:wp="http://schemas.openxmlformats.org/drawingml/2006/wordprocessingDrawing" xmlns:w10="urn:schemas-microsoft-com:office:word" xmlns:w="http://schemas.openxmlformats.org/wordprocessingml/2006/main" xmlns:w14="http://schemas.microsoft.com/office/word/2010/wordml" xmlns:w15="http://schemas.microsoft.com/office/word/2012/wordml" xmlns:w16cei="http://schemas.microsoft.com/office/word/2026/wordml/cei" xmlns:w16cex="http://schemas.microsoft.com/office/word/2018/wordml/cex" xmlns:w16cid="http://schemas.microsoft.com/office/word/2016/wordml/cid" xmlns:w16="http://schemas.microsoft.com/office/word/2018/wordml" xmlns:w16du="http://schemas.microsoft.com/office/word/2023/wordml/word16du" xmlns:w16sdtdh="http://schemas.microsoft.com/office/word/2020/wordml/sdtdatahash" xmlns:w16sdtfl="http://schemas.microsoft.com/office/word/2024/wordml/sdtformatlock" xmlns:w16se="http://schemas.microsoft.com/office/word/2015/wordml/symex" xmlns:wpg="http://schemas.microsoft.com/office/word/2010/wordprocessingGroup" xmlns:wpi="http://schemas.microsoft.com/office/word/2010/wordprocessingInk" xmlns:wne="http://schemas.microsoft.com/office/word/2006/wordml" xmlns:wps="http://schemas.microsoft.com/office/word/2010/wordprocessingShape" mc:Ignorable="w14 w15 w16se w16cid w16 w16cex w16sdtdh w16sdtfl w16du wp14">
+  <w:p>
+    <w:pPr>
+      <w:pStyle w:val="Piedepgina"/>
+    </w:pPr>
+  </w:p>
+</w:ftr>
+</file>
+
+<file path=word/footer4.xml><?xml version="1.0" encoding="utf-8"?>
 <w:ftr xmlns:wpc="http://schemas.microsoft.com/office/word/2010/wordprocessingCanvas" xmlns:cx="http://schemas.microsoft.com/office/drawing/2014/chartex" xmlns:cx1="http://schemas.microsoft.com/office/drawing/2015/9/8/chartex" xmlns:cx2="http://schemas.microsoft.com/office/drawing/2015/10/21/chartex" xmlns:cx3="http://schemas.microsoft.com/office/drawing/2016/5/9/chartex" xmlns:cx4="http://schemas.microsoft.com/office/drawing/2016/5/10/chartex" xmlns:cx5="http://schemas.microsoft.com/office/drawing/2016/5/11/chartex" xmlns:cx6="http://schemas.microsoft.com/office/drawing/2016/5/12/chartex" xmlns:cx7="http://schemas.microsoft.com/office/drawing/2016/5/13/chartex" xmlns:cx8="http://schemas.microsoft.com/office/drawing/2016/5/14/chartex" xmlns:mc="http://schemas.openxmlformats.org/markup-compatibility/2006" xmlns:aink="http://schemas.microsoft.com/office/drawing/2016/ink" xmlns:am3d="http://schemas.microsoft.com/office/drawing/2017/model3d" xmlns:o="urn:schemas-microsoft-com:office:office" xmlns:oel="http://schemas.microsoft.com/office/2019/extlst" xmlns:r="http://schemas.openxmlformats.org/officeDocument/2006/relationships" xmlns:m="http://schemas.openxmlformats.org/officeDocument/2006/math" xmlns:v="urn:schemas-microsoft-com:vml" xmlns:wp14="http://schemas.microsoft.com/office/word/2010/wordprocessingDrawing" xmlns:wp="http://schemas.openxmlformats.org/drawingml/2006/wordprocessingDrawing" xmlns:w10="urn:schemas-microsoft-com:office:word" xmlns:w="http://schemas.openxmlformats.org/wordprocessingml/2006/main" xmlns:w14="http://schemas.microsoft.com/office/word/2010/wordml" xmlns:w15="http://schemas.microsoft.com/office/word/2012/wordml" xmlns:w16cei="http://schemas.microsoft.com/office/word/2026/wordml/cei" xmlns:w16cex="http://schemas.microsoft.com/office/word/2018/wordml/cex" xmlns:w16cid="http://schemas.microsoft.com/office/word/2016/wordml/cid" xmlns:w16="http://schemas.microsoft.com/office/word/2018/wordml" xmlns:w16du="http://schemas.microsoft.com/office/word/2023/wordml/word16du" xmlns:w16sdtdh="http://schemas.microsoft.com/office/word/2020/wordml/sdtdatahash" xmlns:w16sdtfl="http://schemas.microsoft.com/office/word/2024/wordml/sdtformatlock" xmlns:w16se="http://schemas.microsoft.com/office/word/2015/wordml/symex" xmlns:wpg="http://schemas.microsoft.com/office/word/2010/wordprocessingGroup" xmlns:wpi="http://schemas.microsoft.com/office/word/2010/wordprocessingInk" xmlns:wne="http://schemas.microsoft.com/office/word/2006/wordml" xmlns:wps="http://schemas.microsoft.com/office/word/2010/wordprocessingShape" mc:Ignorable="w14 w15 w16se w16cid w16 w16cex w16sdtdh w16sdtfl w16du wp14">
   <w:sdt>
     <w:sdtPr>
@@ -11809,7 +12086,7 @@
 </w:ftr>
 </file>
 
-<file path=word/footer4.xml><?xml version="1.0" encoding="utf-8"?>
+<file path=word/footer5.xml><?xml version="1.0" encoding="utf-8"?>
 <w:ftr xmlns:wpc="http://schemas.microsoft.com/office/word/2010/wordprocessingCanvas" xmlns:cx="http://schemas.microsoft.com/office/drawing/2014/chartex" xmlns:cx1="http://schemas.microsoft.com/office/drawing/2015/9/8/chartex" xmlns:cx2="http://schemas.microsoft.com/office/drawing/2015/10/21/chartex" xmlns:cx3="http://schemas.microsoft.com/office/drawing/2016/5/9/chartex" xmlns:cx4="http://schemas.microsoft.com/office/drawing/2016/5/10/chartex" xmlns:cx5="http://schemas.microsoft.com/office/drawing/2016/5/11/chartex" xmlns:cx6="http://schemas.microsoft.com/office/drawing/2016/5/12/chartex" xmlns:cx7="http://schemas.microsoft.com/office/drawing/2016/5/13/chartex" xmlns:cx8="http://schemas.microsoft.com/office/drawing/2016/5/14/chartex" xmlns:mc="http://schemas.openxmlformats.org/markup-compatibility/2006" xmlns:aink="http://schemas.microsoft.com/office/drawing/2016/ink" xmlns:am3d="http://schemas.microsoft.com/office/drawing/2017/model3d" xmlns:o="urn:schemas-microsoft-com:office:office" xmlns:oel="http://schemas.microsoft.com/office/2019/extlst" xmlns:r="http://schemas.openxmlformats.org/officeDocument/2006/relationships" xmlns:m="http://schemas.openxmlformats.org/officeDocument/2006/math" xmlns:v="urn:schemas-microsoft-com:vml" xmlns:wp14="http://schemas.microsoft.com/office/word/2010/wordprocessingDrawing" xmlns:wp="http://schemas.openxmlformats.org/drawingml/2006/wordprocessingDrawing" xmlns:w10="urn:schemas-microsoft-com:office:word" xmlns:w="http://schemas.openxmlformats.org/wordprocessingml/2006/main" xmlns:w14="http://schemas.microsoft.com/office/word/2010/wordml" xmlns:w15="http://schemas.microsoft.com/office/word/2012/wordml" xmlns:w16cei="http://schemas.microsoft.com/office/word/2026/wordml/cei" xmlns:w16cex="http://schemas.microsoft.com/office/word/2018/wordml/cex" xmlns:w16cid="http://schemas.microsoft.com/office/word/2016/wordml/cid" xmlns:w16="http://schemas.microsoft.com/office/word/2018/wordml" xmlns:w16du="http://schemas.microsoft.com/office/word/2023/wordml/word16du" xmlns:w16sdtdh="http://schemas.microsoft.com/office/word/2020/wordml/sdtdatahash" xmlns:w16sdtfl="http://schemas.microsoft.com/office/word/2024/wordml/sdtformatlock" xmlns:w16se="http://schemas.microsoft.com/office/word/2015/wordml/symex" xmlns:wpg="http://schemas.microsoft.com/office/word/2010/wordprocessingGroup" xmlns:wpi="http://schemas.microsoft.com/office/word/2010/wordprocessingInk" xmlns:wne="http://schemas.microsoft.com/office/word/2006/wordml" xmlns:wps="http://schemas.microsoft.com/office/word/2010/wordprocessingShape" mc:Ignorable="w14 w15 w16se w16cid w16 w16cex w16sdtdh w16sdtfl w16du wp14">
   <w:sdt>
     <w:sdtPr>
@@ -11884,6 +12161,36 @@
   <w:p>
     <w:pPr>
       <w:pStyle w:val="Encabezado"/>
+    </w:pPr>
+  </w:p>
+</w:hdr>
+</file>
+
+<file path=word/header2.xml><?xml version="1.0" encoding="utf-8"?>
+<w:hdr xmlns:wpc="http://schemas.microsoft.com/office/word/2010/wordprocessingCanvas" xmlns:cx="http://schemas.microsoft.com/office/drawing/2014/chartex" xmlns:cx1="http://schemas.microsoft.com/office/drawing/2015/9/8/chartex" xmlns:cx2="http://schemas.microsoft.com/office/drawing/2015/10/21/chartex" xmlns:cx3="http://schemas.microsoft.com/office/drawing/2016/5/9/chartex" xmlns:cx4="http://schemas.microsoft.com/office/drawing/2016/5/10/chartex" xmlns:cx5="http://schemas.microsoft.com/office/drawing/2016/5/11/chartex" xmlns:cx6="http://schemas.microsoft.com/office/drawing/2016/5/12/chartex" xmlns:cx7="http://schemas.microsoft.com/office/drawing/2016/5/13/chartex" xmlns:cx8="http://schemas.microsoft.com/office/drawing/2016/5/14/chartex" xmlns:mc="http://schemas.openxmlformats.org/markup-compatibility/2006" xmlns:aink="http://schemas.microsoft.com/office/drawing/2016/ink" xmlns:am3d="http://schemas.microsoft.com/office/drawing/2017/model3d" xmlns:o="urn:schemas-microsoft-com:office:office" xmlns:oel="http://schemas.microsoft.com/office/2019/extlst" xmlns:r="http://schemas.openxmlformats.org/officeDocument/2006/relationships" xmlns:m="http://schemas.openxmlformats.org/officeDocument/2006/math" xmlns:v="urn:schemas-microsoft-com:vml" xmlns:wp14="http://schemas.microsoft.com/office/word/2010/wordprocessingDrawing" xmlns:wp="http://schemas.openxmlformats.org/drawingml/2006/wordprocessingDrawing" xmlns:w10="urn:schemas-microsoft-com:office:word" xmlns:w="http://schemas.openxmlformats.org/wordprocessingml/2006/main" xmlns:w14="http://schemas.microsoft.com/office/word/2010/wordml" xmlns:w15="http://schemas.microsoft.com/office/word/2012/wordml" xmlns:w16cei="http://schemas.microsoft.com/office/word/2026/wordml/cei" xmlns:w16cex="http://schemas.microsoft.com/office/word/2018/wordml/cex" xmlns:w16cid="http://schemas.microsoft.com/office/word/2016/wordml/cid" xmlns:w16="http://schemas.microsoft.com/office/word/2018/wordml" xmlns:w16du="http://schemas.microsoft.com/office/word/2023/wordml/word16du" xmlns:w16sdtdh="http://schemas.microsoft.com/office/word/2020/wordml/sdtdatahash" xmlns:w16sdtfl="http://schemas.microsoft.com/office/word/2024/wordml/sdtformatlock" xmlns:w16se="http://schemas.microsoft.com/office/word/2015/wordml/symex" xmlns:wpg="http://schemas.microsoft.com/office/word/2010/wordprocessingGroup" xmlns:wpi="http://schemas.microsoft.com/office/word/2010/wordprocessingInk" xmlns:wne="http://schemas.microsoft.com/office/word/2006/wordml" xmlns:wps="http://schemas.microsoft.com/office/word/2010/wordprocessingShape" mc:Ignorable="w14 w15 w16se w16cid w16 w16cex w16sdtdh w16sdtfl w16du wp14">
+  <w:p>
+    <w:pPr>
+      <w:pStyle w:val="Encabezado"/>
+    </w:pPr>
+  </w:p>
+</w:hdr>
+</file>
+
+<file path=word/header3.xml><?xml version="1.0" encoding="utf-8"?>
+<w:hdr xmlns:wpc="http://schemas.microsoft.com/office/word/2010/wordprocessingCanvas" xmlns:cx="http://schemas.microsoft.com/office/drawing/2014/chartex" xmlns:cx1="http://schemas.microsoft.com/office/drawing/2015/9/8/chartex" xmlns:cx2="http://schemas.microsoft.com/office/drawing/2015/10/21/chartex" xmlns:cx3="http://schemas.microsoft.com/office/drawing/2016/5/9/chartex" xmlns:cx4="http://schemas.microsoft.com/office/drawing/2016/5/10/chartex" xmlns:cx5="http://schemas.microsoft.com/office/drawing/2016/5/11/chartex" xmlns:cx6="http://schemas.microsoft.com/office/drawing/2016/5/12/chartex" xmlns:cx7="http://schemas.microsoft.com/office/drawing/2016/5/13/chartex" xmlns:cx8="http://schemas.microsoft.com/office/drawing/2016/5/14/chartex" xmlns:mc="http://schemas.openxmlformats.org/markup-compatibility/2006" xmlns:aink="http://schemas.microsoft.com/office/drawing/2016/ink" xmlns:am3d="http://schemas.microsoft.com/office/drawing/2017/model3d" xmlns:o="urn:schemas-microsoft-com:office:office" xmlns:oel="http://schemas.microsoft.com/office/2019/extlst" xmlns:r="http://schemas.openxmlformats.org/officeDocument/2006/relationships" xmlns:m="http://schemas.openxmlformats.org/officeDocument/2006/math" xmlns:v="urn:schemas-microsoft-com:vml" xmlns:wp14="http://schemas.microsoft.com/office/word/2010/wordprocessingDrawing" xmlns:wp="http://schemas.openxmlformats.org/drawingml/2006/wordprocessingDrawing" xmlns:w10="urn:schemas-microsoft-com:office:word" xmlns:w="http://schemas.openxmlformats.org/wordprocessingml/2006/main" xmlns:w14="http://schemas.microsoft.com/office/word/2010/wordml" xmlns:w15="http://schemas.microsoft.com/office/word/2012/wordml" xmlns:w16cei="http://schemas.microsoft.com/office/word/2026/wordml/cei" xmlns:w16cex="http://schemas.microsoft.com/office/word/2018/wordml/cex" xmlns:w16cid="http://schemas.microsoft.com/office/word/2016/wordml/cid" xmlns:w16="http://schemas.microsoft.com/office/word/2018/wordml" xmlns:w16du="http://schemas.microsoft.com/office/word/2023/wordml/word16du" xmlns:w16sdtdh="http://schemas.microsoft.com/office/word/2020/wordml/sdtdatahash" xmlns:w16sdtfl="http://schemas.microsoft.com/office/word/2024/wordml/sdtformatlock" xmlns:w16se="http://schemas.microsoft.com/office/word/2015/wordml/symex" xmlns:wpg="http://schemas.microsoft.com/office/word/2010/wordprocessingGroup" xmlns:wpi="http://schemas.microsoft.com/office/word/2010/wordprocessingInk" xmlns:wne="http://schemas.microsoft.com/office/word/2006/wordml" xmlns:wps="http://schemas.microsoft.com/office/word/2010/wordprocessingShape" mc:Ignorable="w14 w15 w16se w16cid w16 w16cex w16sdtdh w16sdtfl w16du wp14">
+  <w:p>
+    <w:pPr>
+      <w:pStyle w:val="Encabezado"/>
+    </w:pPr>
+  </w:p>
+</w:hdr>
+</file>
+
+<file path=word/header4.xml><?xml version="1.0" encoding="utf-8"?>
+<w:hdr xmlns:wpc="http://schemas.microsoft.com/office/word/2010/wordprocessingCanvas" xmlns:cx="http://schemas.microsoft.com/office/drawing/2014/chartex" xmlns:cx1="http://schemas.microsoft.com/office/drawing/2015/9/8/chartex" xmlns:cx2="http://schemas.microsoft.com/office/drawing/2015/10/21/chartex" xmlns:cx3="http://schemas.microsoft.com/office/drawing/2016/5/9/chartex" xmlns:cx4="http://schemas.microsoft.com/office/drawing/2016/5/10/chartex" xmlns:cx5="http://schemas.microsoft.com/office/drawing/2016/5/11/chartex" xmlns:cx6="http://schemas.microsoft.com/office/drawing/2016/5/12/chartex" xmlns:cx7="http://schemas.microsoft.com/office/drawing/2016/5/13/chartex" xmlns:cx8="http://schemas.microsoft.com/office/drawing/2016/5/14/chartex" xmlns:mc="http://schemas.openxmlformats.org/markup-compatibility/2006" xmlns:aink="http://schemas.microsoft.com/office/drawing/2016/ink" xmlns:am3d="http://schemas.microsoft.com/office/drawing/2017/model3d" xmlns:o="urn:schemas-microsoft-com:office:office" xmlns:oel="http://schemas.microsoft.com/office/2019/extlst" xmlns:r="http://schemas.openxmlformats.org/officeDocument/2006/relationships" xmlns:m="http://schemas.openxmlformats.org/officeDocument/2006/math" xmlns:v="urn:schemas-microsoft-com:vml" xmlns:wp14="http://schemas.microsoft.com/office/word/2010/wordprocessingDrawing" xmlns:wp="http://schemas.openxmlformats.org/drawingml/2006/wordprocessingDrawing" xmlns:w10="urn:schemas-microsoft-com:office:word" xmlns:w="http://schemas.openxmlformats.org/wordprocessingml/2006/main" xmlns:w14="http://schemas.microsoft.com/office/word/2010/wordml" xmlns:w15="http://schemas.microsoft.com/office/word/2012/wordml" xmlns:w16cei="http://schemas.microsoft.com/office/word/2026/wordml/cei" xmlns:w16cex="http://schemas.microsoft.com/office/word/2018/wordml/cex" xmlns:w16cid="http://schemas.microsoft.com/office/word/2016/wordml/cid" xmlns:w16="http://schemas.microsoft.com/office/word/2018/wordml" xmlns:w16du="http://schemas.microsoft.com/office/word/2023/wordml/word16du" xmlns:w16sdtdh="http://schemas.microsoft.com/office/word/2020/wordml/sdtdatahash" xmlns:w16sdtfl="http://schemas.microsoft.com/office/word/2024/wordml/sdtformatlock" xmlns:w16se="http://schemas.microsoft.com/office/word/2015/wordml/symex" xmlns:wpg="http://schemas.microsoft.com/office/word/2010/wordprocessingGroup" xmlns:wpi="http://schemas.microsoft.com/office/word/2010/wordprocessingInk" xmlns:wne="http://schemas.microsoft.com/office/word/2006/wordml" xmlns:wps="http://schemas.microsoft.com/office/word/2010/wordprocessingShape" mc:Ignorable="w14 w15 w16se w16cid w16 w16cex w16sdtdh w16sdtfl w16du wp14">
+  <w:p>
+    <w:pPr>
+      <w:pStyle w:val="Encabezado"/>
       <w:pBdr>
         <w:bottom w:val="single" w:sz="4" w:space="1" w:color="auto"/>
       </w:pBdr>
@@ -11894,14 +12201,14 @@
         <w:rPr>
           <w:noProof/>
         </w:rPr>
-        <w:t>Diseño</w:t>
+        <w:t>Análisis de viabilidad</w:t>
       </w:r>
     </w:fldSimple>
   </w:p>
 </w:hdr>
 </file>
 
-<file path=word/header2.xml><?xml version="1.0" encoding="utf-8"?>
+<file path=word/header5.xml><?xml version="1.0" encoding="utf-8"?>
 <w:hdr xmlns:wpc="http://schemas.microsoft.com/office/word/2010/wordprocessingCanvas" xmlns:cx="http://schemas.microsoft.com/office/drawing/2014/chartex" xmlns:cx1="http://schemas.microsoft.com/office/drawing/2015/9/8/chartex" xmlns:cx2="http://schemas.microsoft.com/office/drawing/2015/10/21/chartex" xmlns:cx3="http://schemas.microsoft.com/office/drawing/2016/5/9/chartex" xmlns:cx4="http://schemas.microsoft.com/office/drawing/2016/5/10/chartex" xmlns:cx5="http://schemas.microsoft.com/office/drawing/2016/5/11/chartex" xmlns:cx6="http://schemas.microsoft.com/office/drawing/2016/5/12/chartex" xmlns:cx7="http://schemas.microsoft.com/office/drawing/2016/5/13/chartex" xmlns:cx8="http://schemas.microsoft.com/office/drawing/2016/5/14/chartex" xmlns:mc="http://schemas.openxmlformats.org/markup-compatibility/2006" xmlns:aink="http://schemas.microsoft.com/office/drawing/2016/ink" xmlns:am3d="http://schemas.microsoft.com/office/drawing/2017/model3d" xmlns:o="urn:schemas-microsoft-com:office:office" xmlns:oel="http://schemas.microsoft.com/office/2019/extlst" xmlns:r="http://schemas.openxmlformats.org/officeDocument/2006/relationships" xmlns:m="http://schemas.openxmlformats.org/officeDocument/2006/math" xmlns:v="urn:schemas-microsoft-com:vml" xmlns:wp14="http://schemas.microsoft.com/office/word/2010/wordprocessingDrawing" xmlns:wp="http://schemas.openxmlformats.org/drawingml/2006/wordprocessingDrawing" xmlns:w10="urn:schemas-microsoft-com:office:word" xmlns:w="http://schemas.openxmlformats.org/wordprocessingml/2006/main" xmlns:w14="http://schemas.microsoft.com/office/word/2010/wordml" xmlns:w15="http://schemas.microsoft.com/office/word/2012/wordml" xmlns:w16cei="http://schemas.microsoft.com/office/word/2026/wordml/cei" xmlns:w16cex="http://schemas.microsoft.com/office/word/2018/wordml/cex" xmlns:w16cid="http://schemas.microsoft.com/office/word/2016/wordml/cid" xmlns:w16="http://schemas.microsoft.com/office/word/2018/wordml" xmlns:w16du="http://schemas.microsoft.com/office/word/2023/wordml/word16du" xmlns:w16sdtdh="http://schemas.microsoft.com/office/word/2020/wordml/sdtdatahash" xmlns:w16sdtfl="http://schemas.microsoft.com/office/word/2024/wordml/sdtformatlock" xmlns:w16se="http://schemas.microsoft.com/office/word/2015/wordml/symex" xmlns:wpg="http://schemas.microsoft.com/office/word/2010/wordprocessingGroup" xmlns:wpi="http://schemas.microsoft.com/office/word/2010/wordprocessingInk" xmlns:wne="http://schemas.microsoft.com/office/word/2006/wordml" xmlns:wps="http://schemas.microsoft.com/office/word/2010/wordprocessingShape" mc:Ignorable="w14 w15 w16se w16cid w16 w16cex w16sdtdh w16sdtfl w16du wp14">
   <w:p>
     <w:pPr>
@@ -11917,7 +12224,7 @@
 </w:hdr>
 </file>
 
-<file path=word/header3.xml><?xml version="1.0" encoding="utf-8"?>
+<file path=word/header6.xml><?xml version="1.0" encoding="utf-8"?>
 <w:hdr xmlns:wpc="http://schemas.microsoft.com/office/word/2010/wordprocessingCanvas" xmlns:cx="http://schemas.microsoft.com/office/drawing/2014/chartex" xmlns:cx1="http://schemas.microsoft.com/office/drawing/2015/9/8/chartex" xmlns:cx2="http://schemas.microsoft.com/office/drawing/2015/10/21/chartex" xmlns:cx3="http://schemas.microsoft.com/office/drawing/2016/5/9/chartex" xmlns:cx4="http://schemas.microsoft.com/office/drawing/2016/5/10/chartex" xmlns:cx5="http://schemas.microsoft.com/office/drawing/2016/5/11/chartex" xmlns:cx6="http://schemas.microsoft.com/office/drawing/2016/5/12/chartex" xmlns:cx7="http://schemas.microsoft.com/office/drawing/2016/5/13/chartex" xmlns:cx8="http://schemas.microsoft.com/office/drawing/2016/5/14/chartex" xmlns:mc="http://schemas.openxmlformats.org/markup-compatibility/2006" xmlns:aink="http://schemas.microsoft.com/office/drawing/2016/ink" xmlns:am3d="http://schemas.microsoft.com/office/drawing/2017/model3d" xmlns:o="urn:schemas-microsoft-com:office:office" xmlns:oel="http://schemas.microsoft.com/office/2019/extlst" xmlns:r="http://schemas.openxmlformats.org/officeDocument/2006/relationships" xmlns:m="http://schemas.openxmlformats.org/officeDocument/2006/math" xmlns:v="urn:schemas-microsoft-com:vml" xmlns:wp14="http://schemas.microsoft.com/office/word/2010/wordprocessingDrawing" xmlns:wp="http://schemas.openxmlformats.org/drawingml/2006/wordprocessingDrawing" xmlns:w10="urn:schemas-microsoft-com:office:word" xmlns:w="http://schemas.openxmlformats.org/wordprocessingml/2006/main" xmlns:w14="http://schemas.microsoft.com/office/word/2010/wordml" xmlns:w15="http://schemas.microsoft.com/office/word/2012/wordml" xmlns:w16cei="http://schemas.microsoft.com/office/word/2026/wordml/cei" xmlns:w16cex="http://schemas.microsoft.com/office/word/2018/wordml/cex" xmlns:w16cid="http://schemas.microsoft.com/office/word/2016/wordml/cid" xmlns:w16="http://schemas.microsoft.com/office/word/2018/wordml" xmlns:w16du="http://schemas.microsoft.com/office/word/2023/wordml/word16du" xmlns:w16sdtdh="http://schemas.microsoft.com/office/word/2020/wordml/sdtdatahash" xmlns:w16sdtfl="http://schemas.microsoft.com/office/word/2024/wordml/sdtformatlock" xmlns:w16se="http://schemas.microsoft.com/office/word/2015/wordml/symex" xmlns:wpg="http://schemas.microsoft.com/office/word/2010/wordprocessingGroup" xmlns:wpi="http://schemas.microsoft.com/office/word/2010/wordprocessingInk" xmlns:wne="http://schemas.microsoft.com/office/word/2006/wordml" xmlns:wps="http://schemas.microsoft.com/office/word/2010/wordprocessingShape" mc:Ignorable="w14 w15 w16se w16cid w16 w16cex w16sdtdh w16sdtfl w16du wp14">
   <w:p>
     <w:pPr>
@@ -17253,7 +17560,6 @@
   <w:style w:type="character" w:default="1" w:styleId="Fuentedeprrafopredeter">
     <w:name w:val="Default Paragraph Font"/>
     <w:uiPriority w:val="1"/>
-    <w:semiHidden/>
     <w:unhideWhenUsed/>
   </w:style>
   <w:style w:type="table" w:default="1" w:styleId="Tablanormal">

--- a/Propuesta - Vacunas.docx
+++ b/Propuesta - Vacunas.docx
@@ -4266,7 +4266,7 @@
     <w:p>
       <w:pPr>
         <w:pStyle w:val="Textoindependiente"/>
-        <w:spacing w:after="240" w:line="276" w:lineRule="auto"/>
+        <w:spacing w:after="240" w:line="264" w:lineRule="auto"/>
         <w:ind w:left="0" w:firstLine="709"/>
         <w:rPr>
           <w:rFonts w:ascii="Arial" w:eastAsiaTheme="minorHAnsi" w:hAnsi="Arial" w:cs="Arial"/>
@@ -4278,13 +4278,13 @@
           <w:rFonts w:ascii="Arial" w:eastAsiaTheme="minorHAnsi" w:hAnsi="Arial" w:cs="Arial"/>
           <w:lang w:val="es-419" w:eastAsia="es-GT"/>
         </w:rPr>
-        <w:t>En Guatemala, el Ministerio de Salud Pública y Asistencia Social (MSPAS) es la entidad encargada de garantizar el acceso a los servicios de salud de la población, entre ellos los programas de inmunización. El departamento de San Marcos está conformado por 30 municipios cuyos centros de salud dependen del control adecuado de sus existencias de vacunas para garantizar la cobertura de inmunización. En este contexto se desarrolla el presente anteproyecto, orientado al diseño de una aplicación web centralizada y distrital para la gestión, control y visualización de vacunas en los centros de salud del departamento.</w:t>
+        <w:t>En Guatemala, el Ministerio de Salud Pública y Asistencia Social (MSPAS) es la entidad encargada de garantizar el acceso a los servicios de salud de la población, entre ellos los programas de inmunización. El departamento de San Marcos está conformado por 30 municipios que reportan mensualmente su producción de vacunación a la Dirección Departamental de Redes Integradas de Servicios de Salud de San Marcos (DRISS San Marcos), mediante un formulario físico conocido como 5C. En este contexto se desarrolla el presente anteproyecto, orientado al diseño de una aplicación web que centralice el registro de esta producción y automatice la generación de los informes de cobertura de vacunación del departamento.</w:t>
       </w:r>
     </w:p>
     <w:p>
       <w:pPr>
         <w:pStyle w:val="Textoindependiente"/>
-        <w:spacing w:after="240" w:line="276" w:lineRule="auto"/>
+        <w:spacing w:after="240" w:line="264" w:lineRule="auto"/>
         <w:ind w:left="0" w:firstLine="709"/>
         <w:rPr>
           <w:rFonts w:ascii="Arial" w:eastAsiaTheme="minorHAnsi" w:hAnsi="Arial" w:cs="Arial"/>
@@ -4296,13 +4296,13 @@
           <w:rFonts w:ascii="Arial" w:eastAsiaTheme="minorHAnsi" w:hAnsi="Arial" w:cs="Arial"/>
           <w:lang w:val="es-419" w:eastAsia="es-GT"/>
         </w:rPr>
-        <w:t>El tema fue seleccionado debido a que la gestión de vacunas es un proceso crítico para la salud pública, ya que un control inadecuado de las existencias puede derivar en desabastecimiento o en la pérdida de dosis por vencimiento. Al identificar que los centros de salud del departamento aún dependen del registro físico en papel para esta labor, se consideró que el desarrollo de una herramienta tecnológica representa una oportunidad concreta para resolver un problema real que afecta directamente a la población.</w:t>
+        <w:t>El tema fue seleccionado debido a que la generación oportuna y confiable del informe de cobertura de vacunación es un proceso crítico para la salud pública del departamento, ya que a partir de él se da seguimiento al cumplimiento de la meta de cobertura establecida por el MSPAS. Al identificar que la DRISS San Marcos aún depende de un formulario físico y de archivos de Excel para consolidar esta información, concentrando gran parte del trabajo en una sola persona, se consideró que el desarrollo de una herramienta tecnológica representa una oportunidad concreta para resolver un problema real que afecta directamente a la población del departamento.</w:t>
       </w:r>
     </w:p>
     <w:p>
       <w:pPr>
         <w:pStyle w:val="Textoindependiente"/>
-        <w:spacing w:after="240" w:line="276" w:lineRule="auto"/>
+        <w:spacing w:after="240" w:line="264" w:lineRule="auto"/>
         <w:ind w:left="0" w:firstLine="709"/>
         <w:rPr>
           <w:rFonts w:ascii="Arial" w:eastAsiaTheme="minorHAnsi" w:hAnsi="Arial" w:cs="Arial"/>
@@ -4314,13 +4314,13 @@
           <w:rFonts w:ascii="Arial" w:eastAsiaTheme="minorHAnsi" w:hAnsi="Arial" w:cs="Arial"/>
           <w:lang w:val="es-419" w:eastAsia="es-GT"/>
         </w:rPr>
-        <w:t>La finalidad del estudio es resolver la falta de un sistema centralizado que permita a los centros de salud del departamento registrar y consultar la disponibilidad de vacunas de forma estandarizada y en tiempo real. A partir de esta necesidad, la investigación se orienta a definir qué funcionalidades debe incluir dicho sistema para apoyar la toma de decisiones de las autoridades de salud del departamento.</w:t>
+        <w:t>La finalidad del estudio es resolver la falta de un sistema centralizado que permita a los centros de salud del departamento registrar su producción de vacunación de forma estandarizada y generar de manera automática los informes de cobertura mensual y anual. A partir de esta necesidad, la investigación se orienta a definir qué funcionalidades debe incluir dicho sistema para apoyar la labor de la DRISS San Marcos y de las autoridades responsables del seguimiento de la cobertura de vacunación.</w:t>
       </w:r>
     </w:p>
     <w:p>
       <w:pPr>
         <w:pStyle w:val="Textoindependiente"/>
-        <w:spacing w:after="240" w:line="276" w:lineRule="auto"/>
+        <w:spacing w:after="240" w:line="264" w:lineRule="auto"/>
         <w:ind w:left="0" w:firstLine="709"/>
         <w:rPr>
           <w:rFonts w:ascii="Arial" w:eastAsiaTheme="minorHAnsi" w:hAnsi="Arial" w:cs="Arial"/>
@@ -4338,7 +4338,7 @@
     <w:p>
       <w:pPr>
         <w:pStyle w:val="Textoindependiente"/>
-        <w:spacing w:after="240" w:line="276" w:lineRule="auto"/>
+        <w:spacing w:after="240" w:line="264" w:lineRule="auto"/>
         <w:ind w:left="0" w:firstLine="709"/>
         <w:rPr>
           <w:rFonts w:ascii="Arial" w:eastAsiaTheme="minorHAnsi" w:hAnsi="Arial" w:cs="Arial"/>
@@ -4350,24 +4350,14 @@
           <w:rFonts w:ascii="Arial" w:eastAsiaTheme="minorHAnsi" w:hAnsi="Arial" w:cs="Arial"/>
           <w:lang w:val="es-419" w:eastAsia="es-GT"/>
         </w:rPr>
-        <w:t>Se espera que, al finalizar el proyecto, los centros de salud del departamento de San Marcos cuenten con una aplicación web que les permita registrar los movimientos de entrada y salida de vacunas, consultar su disponibilidad mediante una vista tipo tabla y un tablero de control, y recibir alertas automáticas ante niveles bajos de stock o próximos vencimientos, contribuyendo así a una gestión más eficiente y confiable de las vacunas en el departamento.</w:t>
-      </w:r>
-    </w:p>
-    <w:p>
-      <w:pPr>
-        <w:rPr>
-          <w:rFonts w:ascii="Arial" w:hAnsi="Arial" w:cs="Arial"/>
-          <w:sz w:val="24"/>
-          <w:szCs w:val="24"/>
-        </w:rPr>
-      </w:pPr>
-      <w:r>
-        <w:rPr>
-          <w:rFonts w:ascii="Arial" w:hAnsi="Arial" w:cs="Arial"/>
-          <w:sz w:val="24"/>
-          <w:szCs w:val="24"/>
-        </w:rPr>
-        <w:br w:type="page"/>
+        <w:t>Se espera que, al finalizar el proyecto, la DRISS San Marcos cuente con una aplicación web que permita a los centros de salud del departamento registrar su producción de vacunación mediante un formulario 5C digital, consultar dicha información mediante una vista tipo tabla y un tablero de control, y generar de forma automática los informes de cobertura mensual y anual, contribuyendo así a un seguimiento más ágil y confiable de la cobertura de vacunación en el departamento</w:t>
+      </w:r>
+      <w:r>
+        <w:rPr>
+          <w:rFonts w:ascii="Arial" w:eastAsiaTheme="minorHAnsi" w:hAnsi="Arial" w:cs="Arial"/>
+          <w:lang w:val="es-419" w:eastAsia="es-GT"/>
+        </w:rPr>
+        <w:t>.</w:t>
       </w:r>
     </w:p>
     <w:p>
@@ -7224,12 +7214,85 @@
       </w:pPr>
       <w:r>
         <w:rPr>
+          <w:i/>
+          <w:iCs/>
+          <w:noProof/>
+          <w:color w:val="44546A" w:themeColor="text2"/>
+          <w:sz w:val="18"/>
+          <w:szCs w:val="18"/>
+          <w:lang w:val="es-MX"/>
+        </w:rPr>
+        <w:drawing>
+          <wp:anchor distT="0" distB="0" distL="114300" distR="114300" simplePos="0" relativeHeight="251675648" behindDoc="0" locked="0" layoutInCell="1" allowOverlap="1" wp14:anchorId="27B955F2" wp14:editId="3E39B67F">
+            <wp:simplePos x="0" y="0"/>
+            <wp:positionH relativeFrom="column">
+              <wp:posOffset>13912</wp:posOffset>
+            </wp:positionH>
+            <wp:positionV relativeFrom="paragraph">
+              <wp:posOffset>1081809</wp:posOffset>
+            </wp:positionV>
+            <wp:extent cx="5902325" cy="1765935"/>
+            <wp:effectExtent l="0" t="0" r="3175" b="5715"/>
+            <wp:wrapTopAndBottom/>
+            <wp:docPr id="800778585" name="Imagen 9"/>
+            <wp:cNvGraphicFramePr>
+              <a:graphicFrameLocks xmlns:a="http://schemas.openxmlformats.org/drawingml/2006/main" noChangeAspect="1"/>
+            </wp:cNvGraphicFramePr>
+            <a:graphic xmlns:a="http://schemas.openxmlformats.org/drawingml/2006/main">
+              <a:graphicData uri="http://schemas.openxmlformats.org/drawingml/2006/picture">
+                <pic:pic xmlns:pic="http://schemas.openxmlformats.org/drawingml/2006/picture">
+                  <pic:nvPicPr>
+                    <pic:cNvPr id="0" name="Picture 16"/>
+                    <pic:cNvPicPr>
+                      <a:picLocks noChangeAspect="1" noChangeArrowheads="1"/>
+                    </pic:cNvPicPr>
+                  </pic:nvPicPr>
+                  <pic:blipFill>
+                    <a:blip r:embed="rId25">
+                      <a:extLst>
+                        <a:ext uri="{28A0092B-C50C-407E-A947-70E740481C1C}">
+                          <a14:useLocalDpi xmlns:a14="http://schemas.microsoft.com/office/drawing/2010/main" val="0"/>
+                        </a:ext>
+                      </a:extLst>
+                    </a:blip>
+                    <a:srcRect/>
+                    <a:stretch>
+                      <a:fillRect/>
+                    </a:stretch>
+                  </pic:blipFill>
+                  <pic:spPr bwMode="auto">
+                    <a:xfrm>
+                      <a:off x="0" y="0"/>
+                      <a:ext cx="5902325" cy="1765935"/>
+                    </a:xfrm>
+                    <a:prstGeom prst="rect">
+                      <a:avLst/>
+                    </a:prstGeom>
+                    <a:noFill/>
+                    <a:ln>
+                      <a:noFill/>
+                    </a:ln>
+                  </pic:spPr>
+                </pic:pic>
+              </a:graphicData>
+            </a:graphic>
+            <wp14:sizeRelH relativeFrom="margin">
+              <wp14:pctWidth>0</wp14:pctWidth>
+            </wp14:sizeRelH>
+            <wp14:sizeRelV relativeFrom="margin">
+              <wp14:pctHeight>0</wp14:pctHeight>
+            </wp14:sizeRelV>
+          </wp:anchor>
+        </w:drawing>
+      </w:r>
+      <w:r>
+        <w:rPr>
           <w:noProof/>
         </w:rPr>
         <mc:AlternateContent>
           <mc:Choice Requires="wps">
             <w:drawing>
-              <wp:anchor distT="0" distB="0" distL="114300" distR="114300" simplePos="0" relativeHeight="251668480" behindDoc="0" locked="0" layoutInCell="1" allowOverlap="1" wp14:anchorId="1BD46EF5" wp14:editId="535851A6">
+              <wp:anchor distT="0" distB="0" distL="114300" distR="114300" simplePos="0" relativeHeight="251668480" behindDoc="0" locked="0" layoutInCell="1" allowOverlap="1" wp14:anchorId="1BD46EF5" wp14:editId="7B0FC2A2">
                 <wp:simplePos x="0" y="0"/>
                 <wp:positionH relativeFrom="column">
                   <wp:posOffset>-29845</wp:posOffset>
@@ -7449,79 +7512,19 @@
     </w:p>
     <w:p>
       <w:pPr>
-        <w:pStyle w:val="Descripcin"/>
-        <w:keepNext/>
         <w:spacing w:line="276" w:lineRule="auto"/>
-        <w:jc w:val="center"/>
-      </w:pPr>
-      <w:r>
-        <w:rPr>
+        <w:ind w:firstLine="708"/>
+        <w:jc w:val="both"/>
+        <w:rPr>
+          <w:i/>
+          <w:iCs/>
           <w:noProof/>
+          <w:color w:val="44546A" w:themeColor="text2"/>
+          <w:sz w:val="18"/>
+          <w:szCs w:val="18"/>
           <w:lang w:val="es-MX"/>
         </w:rPr>
-        <w:drawing>
-          <wp:anchor distT="0" distB="0" distL="114300" distR="114300" simplePos="0" relativeHeight="251663360" behindDoc="0" locked="0" layoutInCell="1" allowOverlap="1" wp14:anchorId="513C9186" wp14:editId="3D343675">
-            <wp:simplePos x="0" y="0"/>
-            <wp:positionH relativeFrom="margin">
-              <wp:posOffset>-635</wp:posOffset>
-            </wp:positionH>
-            <wp:positionV relativeFrom="paragraph">
-              <wp:posOffset>249555</wp:posOffset>
-            </wp:positionV>
-            <wp:extent cx="6013450" cy="1799590"/>
-            <wp:effectExtent l="0" t="0" r="6350" b="0"/>
-            <wp:wrapTopAndBottom/>
-            <wp:docPr id="1606384078" name="Imagen 6"/>
-            <wp:cNvGraphicFramePr>
-              <a:graphicFrameLocks xmlns:a="http://schemas.openxmlformats.org/drawingml/2006/main" noChangeAspect="1"/>
-            </wp:cNvGraphicFramePr>
-            <a:graphic xmlns:a="http://schemas.openxmlformats.org/drawingml/2006/main">
-              <a:graphicData uri="http://schemas.openxmlformats.org/drawingml/2006/picture">
-                <pic:pic xmlns:pic="http://schemas.openxmlformats.org/drawingml/2006/picture">
-                  <pic:nvPicPr>
-                    <pic:cNvPr id="0" name="Picture 23"/>
-                    <pic:cNvPicPr>
-                      <a:picLocks noChangeAspect="1" noChangeArrowheads="1"/>
-                    </pic:cNvPicPr>
-                  </pic:nvPicPr>
-                  <pic:blipFill>
-                    <a:blip r:embed="rId25">
-                      <a:extLst>
-                        <a:ext uri="{28A0092B-C50C-407E-A947-70E740481C1C}">
-                          <a14:useLocalDpi xmlns:a14="http://schemas.microsoft.com/office/drawing/2010/main" val="0"/>
-                        </a:ext>
-                      </a:extLst>
-                    </a:blip>
-                    <a:srcRect/>
-                    <a:stretch>
-                      <a:fillRect/>
-                    </a:stretch>
-                  </pic:blipFill>
-                  <pic:spPr bwMode="auto">
-                    <a:xfrm>
-                      <a:off x="0" y="0"/>
-                      <a:ext cx="6013450" cy="1799590"/>
-                    </a:xfrm>
-                    <a:prstGeom prst="rect">
-                      <a:avLst/>
-                    </a:prstGeom>
-                    <a:noFill/>
-                    <a:ln>
-                      <a:noFill/>
-                    </a:ln>
-                  </pic:spPr>
-                </pic:pic>
-              </a:graphicData>
-            </a:graphic>
-            <wp14:sizeRelH relativeFrom="margin">
-              <wp14:pctWidth>0</wp14:pctWidth>
-            </wp14:sizeRelH>
-            <wp14:sizeRelV relativeFrom="margin">
-              <wp14:pctHeight>0</wp14:pctHeight>
-            </wp14:sizeRelV>
-          </wp:anchor>
-        </w:drawing>
-      </w:r>
+      </w:pPr>
     </w:p>
     <w:p>
       <w:pPr>
@@ -8000,25 +8003,19 @@
         <w:pStyle w:val="Descripcin"/>
         <w:keepNext/>
         <w:spacing w:line="276" w:lineRule="auto"/>
-      </w:pPr>
-      <w:r>
-        <w:rPr>
-          <w:noProof/>
+        <w:rPr>
           <w:lang w:val="es-MX"/>
         </w:rPr>
+      </w:pPr>
+      <w:r>
+        <w:rPr>
+          <w:lang w:val="es-MX"/>
+        </w:rPr>
         <w:drawing>
-          <wp:anchor distT="0" distB="0" distL="114300" distR="114300" simplePos="0" relativeHeight="251664384" behindDoc="0" locked="0" layoutInCell="1" allowOverlap="1" wp14:anchorId="292B36EF" wp14:editId="599B5A93">
-            <wp:simplePos x="0" y="0"/>
-            <wp:positionH relativeFrom="margin">
-              <wp:posOffset>256032</wp:posOffset>
-            </wp:positionH>
-            <wp:positionV relativeFrom="paragraph">
-              <wp:posOffset>158496</wp:posOffset>
-            </wp:positionV>
-            <wp:extent cx="5120640" cy="4353560"/>
-            <wp:effectExtent l="0" t="0" r="3810" b="8890"/>
-            <wp:wrapTopAndBottom/>
-            <wp:docPr id="1200819320" name="Imagen 8"/>
+          <wp:inline distT="0" distB="0" distL="0" distR="0" wp14:anchorId="11DF6B6C" wp14:editId="15D289C5">
+            <wp:extent cx="5612130" cy="4772025"/>
+            <wp:effectExtent l="0" t="0" r="7620" b="9525"/>
+            <wp:docPr id="504345902" name="Imagen 13"/>
             <wp:cNvGraphicFramePr>
               <a:graphicFrameLocks xmlns:a="http://schemas.openxmlformats.org/drawingml/2006/main" noChangeAspect="1"/>
             </wp:cNvGraphicFramePr>
@@ -8026,7 +8023,7 @@
               <a:graphicData uri="http://schemas.openxmlformats.org/drawingml/2006/picture">
                 <pic:pic xmlns:pic="http://schemas.openxmlformats.org/drawingml/2006/picture">
                   <pic:nvPicPr>
-                    <pic:cNvPr id="0" name="Picture 30"/>
+                    <pic:cNvPr id="0" name="Picture 33"/>
                     <pic:cNvPicPr>
                       <a:picLocks noChangeAspect="1" noChangeArrowheads="1"/>
                     </pic:cNvPicPr>
@@ -8047,7 +8044,7 @@
                   <pic:spPr bwMode="auto">
                     <a:xfrm>
                       <a:off x="0" y="0"/>
-                      <a:ext cx="5120640" cy="4353560"/>
+                      <a:ext cx="5612130" cy="4772025"/>
                     </a:xfrm>
                     <a:prstGeom prst="rect">
                       <a:avLst/>
@@ -8060,13 +8057,7 @@
                 </pic:pic>
               </a:graphicData>
             </a:graphic>
-            <wp14:sizeRelH relativeFrom="margin">
-              <wp14:pctWidth>0</wp14:pctWidth>
-            </wp14:sizeRelH>
-            <wp14:sizeRelV relativeFrom="margin">
-              <wp14:pctHeight>0</wp14:pctHeight>
-            </wp14:sizeRelV>
-          </wp:anchor>
+          </wp:inline>
         </w:drawing>
       </w:r>
     </w:p>
@@ -8130,7 +8121,17 @@
           <w:szCs w:val="24"/>
           <w:lang w:val="es-MX"/>
         </w:rPr>
-        <w:t>); si las credenciales son incorrectas, el sistema deberá mostrar un mensaje de error y permitir un nuevo intento. En caso de que el personal no cuente con credenciales, el administrador del sistema deberá realizar el registro correspondiente.</w:t>
+        <w:t xml:space="preserve">); si las credenciales son incorrectas, el sistema deberá mostrar un mensaje de error y permitir un nuevo intento. En caso de que el personal </w:t>
+      </w:r>
+      <w:r>
+        <w:rPr>
+          <w:rFonts w:ascii="Arial" w:hAnsi="Arial" w:cs="Arial"/>
+          <w:sz w:val="24"/>
+          <w:szCs w:val="24"/>
+          <w:lang w:val="es-MX"/>
+        </w:rPr>
+        <w:lastRenderedPageBreak/>
+        <w:t>no cuente con credenciales, el administrador del sistema deberá realizar el registro correspondiente.</w:t>
       </w:r>
     </w:p>
     <w:p>
@@ -8155,7 +8156,6 @@
           <w:szCs w:val="24"/>
           <w:lang w:val="es-MX"/>
         </w:rPr>
-        <w:lastRenderedPageBreak/>
         <w:t>2.1.2 Descripción de módulos</w:t>
       </w:r>
     </w:p>
@@ -8702,6 +8702,7 @@
           <w:szCs w:val="24"/>
           <w:lang w:val="es-MX"/>
         </w:rPr>
+        <w:lastRenderedPageBreak/>
         <w:t xml:space="preserve">c. </w:t>
       </w:r>
       <w:r>
@@ -8733,16 +8734,7 @@
           <w:sz w:val="24"/>
           <w:szCs w:val="24"/>
         </w:rPr>
-        <w:t xml:space="preserve">Permite administrar el listado de centros de salud e instituciones, como hospitales, que reportan su producción de vacunación al sistema, de manera </w:t>
-      </w:r>
-      <w:r>
-        <w:rPr>
-          <w:rFonts w:ascii="Arial" w:hAnsi="Arial" w:cs="Arial"/>
-          <w:sz w:val="24"/>
-          <w:szCs w:val="24"/>
-        </w:rPr>
-        <w:lastRenderedPageBreak/>
-        <w:t>que sea posible incorporar fácilmente nuevos establecimientos conforme se integren a la DRISS San Marcos. Sus funcionalidades son</w:t>
+        <w:t>Permite administrar el listado de centros de salud e instituciones, como hospitales, que reportan su producción de vacunación al sistema, de manera que sea posible incorporar fácilmente nuevos establecimientos conforme se integren a la DRISS San Marcos. Sus funcionalidades son</w:t>
       </w:r>
       <w:r>
         <w:rPr>
@@ -9302,6 +9294,7 @@
           <w:szCs w:val="24"/>
           <w:lang w:val="es-MX"/>
         </w:rPr>
+        <w:lastRenderedPageBreak/>
         <w:t>Bitácora de producción de vacunación:</w:t>
       </w:r>
       <w:r>
@@ -9393,7 +9386,6 @@
           <w:szCs w:val="24"/>
           <w:lang w:val="es-MX"/>
         </w:rPr>
-        <w:lastRenderedPageBreak/>
         <w:t xml:space="preserve">f. </w:t>
       </w:r>
       <w:r>
@@ -9659,7 +9651,15 @@
           <w:rFonts w:ascii="Arial" w:eastAsiaTheme="minorHAnsi" w:hAnsi="Arial" w:cs="Arial"/>
           <w:lang w:val="es-419" w:eastAsia="es-GT"/>
         </w:rPr>
-        <w:t>El rol de Product Owner será representado por el integrante encargado de priorizar los requerimientos del sistema, considerando las necesidades del centro de salud y los objetivos del proyecto. El Scrum Master será el responsable de coordinar el cumplimiento de la metodología, organizar las reuniones y apoyar al equipo en la eliminación de obstáculos. Los Developers serán los integrantes encargados del análisis, diseño, programación, pruebas y documentación del sistema.</w:t>
+        <w:t xml:space="preserve">El rol de Product Owner será representado por el integrante encargado de priorizar los requerimientos del sistema, considerando las necesidades del centro de salud y los objetivos del proyecto. El Scrum Master será el responsable de coordinar el cumplimiento de la metodología, organizar las reuniones y apoyar al equipo en la eliminación de obstáculos. Los Developers serán los integrantes </w:t>
+      </w:r>
+      <w:r>
+        <w:rPr>
+          <w:rFonts w:ascii="Arial" w:eastAsiaTheme="minorHAnsi" w:hAnsi="Arial" w:cs="Arial"/>
+          <w:lang w:val="es-419" w:eastAsia="es-GT"/>
+        </w:rPr>
+        <w:lastRenderedPageBreak/>
+        <w:t>encargados del análisis, diseño, programación, pruebas y documentación del sistema.</w:t>
       </w:r>
     </w:p>
     <w:p>
@@ -9677,43 +9677,63 @@
           <w:rFonts w:ascii="Arial" w:eastAsiaTheme="minorHAnsi" w:hAnsi="Arial" w:cs="Arial"/>
           <w:lang w:val="es-419" w:eastAsia="es-GT"/>
         </w:rPr>
-        <w:t xml:space="preserve">Las principales herramientas de Scrum que se utilizarán en el proyecto serán el Product Backlog, el Sprint Backlog y el Incremento. El Product Backlog contendrá la lista priorizada de funcionalidades del sistema, tales como autenticación de </w:t>
+        <w:t xml:space="preserve">Las principales herramientas de Scrum que se utilizarán en el proyecto serán el Product Backlog, el Sprint Backlog y el Incremento. El Product Backlog contendrá la lista priorizada de funcionalidades del sistema, tales como autenticación de usuarios, registro de </w:t>
       </w:r>
       <w:r>
         <w:rPr>
           <w:rFonts w:ascii="Arial" w:eastAsiaTheme="minorHAnsi" w:hAnsi="Arial" w:cs="Arial"/>
           <w:lang w:val="es-419" w:eastAsia="es-GT"/>
         </w:rPr>
-        <w:lastRenderedPageBreak/>
-        <w:t xml:space="preserve">usuarios, registro de vacunas, </w:t>
+        <w:t>producción de vacunación</w:t>
       </w:r>
       <w:r>
         <w:rPr>
           <w:rFonts w:ascii="Arial" w:eastAsiaTheme="minorHAnsi" w:hAnsi="Arial" w:cs="Arial"/>
           <w:lang w:val="es-419" w:eastAsia="es-GT"/>
         </w:rPr>
-        <w:t>gestión</w:t>
+        <w:t xml:space="preserve">, </w:t>
       </w:r>
       <w:r>
         <w:rPr>
           <w:rFonts w:ascii="Arial" w:eastAsiaTheme="minorHAnsi" w:hAnsi="Arial" w:cs="Arial"/>
           <w:lang w:val="es-419" w:eastAsia="es-GT"/>
         </w:rPr>
-        <w:t xml:space="preserve"> de </w:t>
+        <w:t>gestión</w:t>
       </w:r>
       <w:r>
         <w:rPr>
           <w:rFonts w:ascii="Arial" w:eastAsiaTheme="minorHAnsi" w:hAnsi="Arial" w:cs="Arial"/>
           <w:lang w:val="es-419" w:eastAsia="es-GT"/>
         </w:rPr>
-        <w:t>inventario</w:t>
+        <w:t xml:space="preserve"> de </w:t>
       </w:r>
       <w:r>
         <w:rPr>
           <w:rFonts w:ascii="Arial" w:eastAsiaTheme="minorHAnsi" w:hAnsi="Arial" w:cs="Arial"/>
           <w:lang w:val="es-419" w:eastAsia="es-GT"/>
         </w:rPr>
-        <w:t>, vista tipo tabla y consultas. El Sprint Backlog incluirá las tareas seleccionadas para cada ciclo de trabajo. El Incremento representará el avance funcional obtenido al finalizar cada sprint.</w:t>
+        <w:t>centros de salud e instituciones</w:t>
+      </w:r>
+      <w:r>
+        <w:rPr>
+          <w:rFonts w:ascii="Arial" w:eastAsiaTheme="minorHAnsi" w:hAnsi="Arial" w:cs="Arial"/>
+          <w:lang w:val="es-419" w:eastAsia="es-GT"/>
+        </w:rPr>
+        <w:t xml:space="preserve">, vista tipo tabla y </w:t>
+      </w:r>
+      <w:r>
+        <w:rPr>
+          <w:rFonts w:ascii="Arial" w:eastAsiaTheme="minorHAnsi" w:hAnsi="Arial" w:cs="Arial"/>
+          <w:lang w:val="es-419" w:eastAsia="es-GT"/>
+        </w:rPr>
+        <w:t>generación de reportes de cobertura</w:t>
+      </w:r>
+      <w:r>
+        <w:rPr>
+          <w:rFonts w:ascii="Arial" w:eastAsiaTheme="minorHAnsi" w:hAnsi="Arial" w:cs="Arial"/>
+          <w:lang w:val="es-419" w:eastAsia="es-GT"/>
+        </w:rPr>
+        <w:t>. El Sprint Backlog incluirá las tareas seleccionadas para cada ciclo de trabajo. El Incremento representará el avance funcional obtenido al finalizar cada sprint.</w:t>
       </w:r>
     </w:p>
     <w:p>
@@ -10040,6 +10060,7 @@
           <w:sz w:val="24"/>
           <w:szCs w:val="24"/>
         </w:rPr>
+        <w:lastRenderedPageBreak/>
         <w:t>En est</w:t>
       </w:r>
       <w:r>
@@ -10056,7 +10077,71 @@
           <w:sz w:val="24"/>
           <w:szCs w:val="24"/>
         </w:rPr>
-        <w:t xml:space="preserve"> se identificarán las necesidades principales del sistema, tomando como base la problemática planteada en el Capítulo 1, donde se evidenció la ausencia de un sistema centralizado para el registro y consulta de vacunas en los centros de salud del departamento de San Marcos. Se definirán las funcionalidades prioritarias de la aplicación, los tipos de usuarios, los datos que deberá contener el formato de vacunas y los criterios mínimos para la visualización de la información.</w:t>
+        <w:t xml:space="preserve"> se identificarán las necesidades principales del sistema, tomando como base la problemática planteada en el Capítulo 1, donde se evidenció la ausencia de un sistema centralizado para el registro de </w:t>
+      </w:r>
+      <w:r>
+        <w:rPr>
+          <w:rFonts w:ascii="Arial" w:hAnsi="Arial" w:cs="Arial"/>
+          <w:sz w:val="24"/>
+          <w:szCs w:val="24"/>
+        </w:rPr>
+        <w:t>la producción</w:t>
+      </w:r>
+      <w:r>
+        <w:rPr>
+          <w:rFonts w:ascii="Arial" w:hAnsi="Arial" w:cs="Arial"/>
+          <w:sz w:val="24"/>
+          <w:szCs w:val="24"/>
+        </w:rPr>
+        <w:t xml:space="preserve"> de </w:t>
+      </w:r>
+      <w:r>
+        <w:rPr>
+          <w:rFonts w:ascii="Arial" w:hAnsi="Arial" w:cs="Arial"/>
+          <w:sz w:val="24"/>
+          <w:szCs w:val="24"/>
+        </w:rPr>
+        <w:t>vacunación y la generación</w:t>
+      </w:r>
+      <w:r>
+        <w:rPr>
+          <w:rFonts w:ascii="Arial" w:hAnsi="Arial" w:cs="Arial"/>
+          <w:sz w:val="24"/>
+          <w:szCs w:val="24"/>
+        </w:rPr>
+        <w:t xml:space="preserve"> de </w:t>
+      </w:r>
+      <w:r>
+        <w:rPr>
+          <w:rFonts w:ascii="Arial" w:hAnsi="Arial" w:cs="Arial"/>
+          <w:sz w:val="24"/>
+          <w:szCs w:val="24"/>
+        </w:rPr>
+        <w:t xml:space="preserve">reportes de cobertura en la DRISS </w:t>
+      </w:r>
+      <w:r>
+        <w:rPr>
+          <w:rFonts w:ascii="Arial" w:hAnsi="Arial" w:cs="Arial"/>
+          <w:sz w:val="24"/>
+          <w:szCs w:val="24"/>
+        </w:rPr>
+        <w:t xml:space="preserve">San Marcos. Se definirán las funcionalidades prioritarias de la aplicación, los tipos de usuarios, los </w:t>
+      </w:r>
+      <w:r>
+        <w:rPr>
+          <w:rFonts w:ascii="Arial" w:hAnsi="Arial" w:cs="Arial"/>
+          <w:sz w:val="24"/>
+          <w:szCs w:val="24"/>
+        </w:rPr>
+        <w:t>campos que deberá contener el formulario 5C digital</w:t>
+      </w:r>
+      <w:r>
+        <w:rPr>
+          <w:rFonts w:ascii="Arial" w:hAnsi="Arial" w:cs="Arial"/>
+          <w:sz w:val="24"/>
+          <w:szCs w:val="24"/>
+        </w:rPr>
+        <w:t xml:space="preserve"> y los criterios mínimos para la visualización de la información.</w:t>
       </w:r>
     </w:p>
     <w:p>
@@ -10080,7 +10165,6 @@
           <w:sz w:val="24"/>
           <w:szCs w:val="24"/>
         </w:rPr>
-        <w:lastRenderedPageBreak/>
         <w:t>Herramientas a utilizar</w:t>
       </w:r>
       <w:r>
@@ -10099,28 +10183,6 @@
         </w:rPr>
         <w:t>entrevistas o consultas con usuarios relacionados con el contexto del proyecto para conocer mejor sus necesidades, documentos de requerimientos para dejar claras las funciones principales del sistema, listas de funcionalidades para organizar lo que debe incluir la aplicación, hojas de cálculo para ordenar los datos importantes y herramientas de gestión de tareas para planificar las actividades y llevar control del avance del proyecto.</w:t>
       </w:r>
-    </w:p>
-    <w:p>
-      <w:pPr>
-        <w:spacing w:before="240" w:line="276" w:lineRule="auto"/>
-        <w:jc w:val="both"/>
-        <w:rPr>
-          <w:rFonts w:ascii="Arial" w:hAnsi="Arial" w:cs="Arial"/>
-          <w:sz w:val="24"/>
-          <w:szCs w:val="24"/>
-        </w:rPr>
-      </w:pPr>
-    </w:p>
-    <w:p>
-      <w:pPr>
-        <w:spacing w:before="240" w:line="276" w:lineRule="auto"/>
-        <w:jc w:val="both"/>
-        <w:rPr>
-          <w:rFonts w:ascii="Arial" w:hAnsi="Arial" w:cs="Arial"/>
-          <w:sz w:val="24"/>
-          <w:szCs w:val="24"/>
-        </w:rPr>
-      </w:pPr>
     </w:p>
     <w:p>
       <w:pPr>
@@ -10170,7 +10232,23 @@
           <w:sz w:val="24"/>
           <w:szCs w:val="24"/>
         </w:rPr>
-        <w:t xml:space="preserve"> se elaborará el diseño funcional de la aplicación web, incluyendo la estructura general del sistema, el modelo de datos, los módulos principales y el flujo de información. También se definirá el formato estandarizado para el registro de vacunas, considerando campos como municipio, centro de salud, tipo de vacuna, disponibilidad, población objetivo, cantidad, entre otros.</w:t>
+        <w:t xml:space="preserve"> se elaborará el diseño funcional de la aplicación web, incluyendo la estructura general del sistema, el modelo de datos, los módulos principales y el flujo de información. También se definirá el formato estandarizado para el registro de </w:t>
+      </w:r>
+      <w:r>
+        <w:rPr>
+          <w:rFonts w:ascii="Arial" w:hAnsi="Arial" w:cs="Arial"/>
+          <w:sz w:val="24"/>
+          <w:szCs w:val="24"/>
+        </w:rPr>
+        <w:t>producción de vacunación, considerando campos como municipio, centro de salud, tipo de vacuna, dosis, sexo, grupo de edad y cantidad de dosis administradas</w:t>
+      </w:r>
+      <w:r>
+        <w:rPr>
+          <w:rFonts w:ascii="Arial" w:hAnsi="Arial" w:cs="Arial"/>
+          <w:sz w:val="24"/>
+          <w:szCs w:val="24"/>
+        </w:rPr>
+        <w:t>, entre otros.</w:t>
       </w:r>
     </w:p>
     <w:p>
@@ -10240,7 +10318,23 @@
           <w:sz w:val="24"/>
           <w:szCs w:val="24"/>
         </w:rPr>
-        <w:t>Este sprint concentrará la mayor parte del desarrollo funcional de la aplicación, abarcando la creación de la estructura inicial del sistema, el módulo de registro de vacunas y la vista tipo tabla para la consulta de la información.</w:t>
+        <w:t xml:space="preserve">Este sprint concentrará la mayor parte del desarrollo funcional de la aplicación, abarcando la creación de la estructura inicial del sistema, </w:t>
+      </w:r>
+      <w:r>
+        <w:rPr>
+          <w:rFonts w:ascii="Arial" w:hAnsi="Arial" w:cs="Arial"/>
+          <w:sz w:val="24"/>
+          <w:szCs w:val="24"/>
+        </w:rPr>
+        <w:t>los módulos de producción de vacunación y de gestión de centros de salud e instituciones,</w:t>
+      </w:r>
+      <w:r>
+        <w:rPr>
+          <w:rFonts w:ascii="Arial" w:hAnsi="Arial" w:cs="Arial"/>
+          <w:sz w:val="24"/>
+          <w:szCs w:val="24"/>
+        </w:rPr>
+        <w:t xml:space="preserve"> y la vista tipo tabla para la consulta de la información.</w:t>
       </w:r>
     </w:p>
     <w:p>
@@ -10260,39 +10354,7 @@
           <w:sz w:val="24"/>
           <w:szCs w:val="24"/>
         </w:rPr>
-        <w:t xml:space="preserve">En primer lugar, se desarrollarán los componentes base de la aplicación, tales como la interfaz principal, la conexión con la base de datos y la estructura de usuarios, lo cual permitirá contar con una base funcional sobre la cual se integrarán los demás módulos. A continuación, se trabajará en el módulo de registro de vacunas y en el formato estandarizado de ingreso de información, implementando los formularios necesarios para registrar vacunas disponibles, asociarlas con un centro de salud y clasificarlas según tipo y población objetivo; también se </w:t>
-      </w:r>
-      <w:r>
-        <w:rPr>
-          <w:rFonts w:ascii="Arial" w:hAnsi="Arial" w:cs="Arial"/>
-          <w:sz w:val="24"/>
-          <w:szCs w:val="24"/>
-        </w:rPr>
-        <w:t>desarrollará el módulo</w:t>
-      </w:r>
-      <w:r>
-        <w:rPr>
-          <w:rFonts w:ascii="Arial" w:hAnsi="Arial" w:cs="Arial"/>
-          <w:sz w:val="24"/>
-          <w:szCs w:val="24"/>
-        </w:rPr>
-        <w:t xml:space="preserve"> de </w:t>
-      </w:r>
-      <w:r>
-        <w:rPr>
-          <w:rFonts w:ascii="Arial" w:hAnsi="Arial" w:cs="Arial"/>
-          <w:sz w:val="24"/>
-          <w:szCs w:val="24"/>
-        </w:rPr>
-        <w:t>gestión de inventario para el registro de los movimientos de entrada y salida de vacunas</w:t>
-      </w:r>
-      <w:r>
-        <w:rPr>
-          <w:rFonts w:ascii="Arial" w:hAnsi="Arial" w:cs="Arial"/>
-          <w:sz w:val="24"/>
-          <w:szCs w:val="24"/>
-        </w:rPr>
-        <w:t xml:space="preserve">. Finalmente, se desarrollará la vista tipo tabla, donde se visualizará la información consolidada de las vacunas registradas, permitiendo </w:t>
+        <w:t xml:space="preserve">En primer lugar, se desarrollarán los componentes base de la aplicación, tales como la interfaz principal, la conexión con la base de datos y la estructura de usuarios, lo cual permitirá contar con una base funcional sobre la cual se integrarán </w:t>
       </w:r>
       <w:r>
         <w:rPr>
@@ -10301,7 +10363,79 @@
           <w:szCs w:val="24"/>
         </w:rPr>
         <w:lastRenderedPageBreak/>
-        <w:t>consultar los datos por municipio, tipo de vacuna, población objetivo y cantidad disponible, e incorporando filtros de búsqueda para facilitar el análisis de la información.</w:t>
+        <w:t xml:space="preserve">los demás módulos. A continuación, se trabajará en el módulo de </w:t>
+      </w:r>
+      <w:r>
+        <w:rPr>
+          <w:rFonts w:ascii="Arial" w:hAnsi="Arial" w:cs="Arial"/>
+          <w:sz w:val="24"/>
+          <w:szCs w:val="24"/>
+        </w:rPr>
+        <w:t>producción de vacunación y en el formulario 5C digital</w:t>
+      </w:r>
+      <w:r>
+        <w:rPr>
+          <w:rFonts w:ascii="Arial" w:hAnsi="Arial" w:cs="Arial"/>
+          <w:sz w:val="24"/>
+          <w:szCs w:val="24"/>
+        </w:rPr>
+        <w:t xml:space="preserve">, implementando los formularios necesarios para registrar </w:t>
+      </w:r>
+      <w:r>
+        <w:rPr>
+          <w:rFonts w:ascii="Arial" w:hAnsi="Arial" w:cs="Arial"/>
+          <w:sz w:val="24"/>
+          <w:szCs w:val="24"/>
+        </w:rPr>
+        <w:t>la producción reportada por cada centro de salud, clasificarla según tipo de vacuna, dosis, sexo y grupo de edad, y distinguir entre población propia del municipio y población de otros municipios; también se desarrollará el módulo de gestión de centros de salud e institucione</w:t>
+      </w:r>
+      <w:r>
+        <w:rPr>
+          <w:rFonts w:ascii="Arial" w:hAnsi="Arial" w:cs="Arial"/>
+          <w:sz w:val="24"/>
+          <w:szCs w:val="24"/>
+        </w:rPr>
+        <w:t>s</w:t>
+      </w:r>
+      <w:r>
+        <w:rPr>
+          <w:rFonts w:ascii="Arial" w:hAnsi="Arial" w:cs="Arial"/>
+          <w:sz w:val="24"/>
+          <w:szCs w:val="24"/>
+        </w:rPr>
+        <w:t>. Finalmente, se desarrollará la vista tipo tabla, donde se visualizará la información consolidada de la</w:t>
+      </w:r>
+      <w:r>
+        <w:rPr>
+          <w:rFonts w:ascii="Arial" w:hAnsi="Arial" w:cs="Arial"/>
+          <w:sz w:val="24"/>
+          <w:szCs w:val="24"/>
+        </w:rPr>
+        <w:t xml:space="preserve"> producción registrada</w:t>
+      </w:r>
+      <w:r>
+        <w:rPr>
+          <w:rFonts w:ascii="Arial" w:hAnsi="Arial" w:cs="Arial"/>
+          <w:sz w:val="24"/>
+          <w:szCs w:val="24"/>
+        </w:rPr>
+        <w:t xml:space="preserve">, permitiendo consultar los datos por municipio, tipo de vacuna y </w:t>
+      </w:r>
+      <w:r>
+        <w:rPr>
+          <w:rFonts w:ascii="Arial" w:hAnsi="Arial" w:cs="Arial"/>
+          <w:sz w:val="24"/>
+          <w:szCs w:val="24"/>
+        </w:rPr>
+        <w:t>periodo</w:t>
+      </w:r>
+      <w:r>
+        <w:rPr>
+          <w:rFonts w:ascii="Arial" w:hAnsi="Arial" w:cs="Arial"/>
+          <w:sz w:val="24"/>
+          <w:szCs w:val="24"/>
+        </w:rPr>
+        <w:t>, e incorporando filtros de búsqueda para facilitar el análisis de la información.</w:t>
       </w:r>
     </w:p>
     <w:p>
@@ -10404,7 +10538,7 @@
           <w:sz w:val="24"/>
           <w:szCs w:val="24"/>
         </w:rPr>
-        <w:t>el registro</w:t>
+        <w:t>la generación</w:t>
       </w:r>
       <w:r>
         <w:rPr>
@@ -10420,7 +10554,23 @@
           <w:sz w:val="24"/>
           <w:szCs w:val="24"/>
         </w:rPr>
-        <w:t>movimientos de inventario</w:t>
+        <w:t>los informe</w:t>
+      </w:r>
+      <w:r>
+        <w:rPr>
+          <w:rFonts w:ascii="Arial" w:hAnsi="Arial" w:cs="Arial"/>
+          <w:sz w:val="24"/>
+          <w:szCs w:val="24"/>
+        </w:rPr>
+        <w:t xml:space="preserve">s de </w:t>
+      </w:r>
+      <w:r>
+        <w:rPr>
+          <w:rFonts w:ascii="Arial" w:hAnsi="Arial" w:cs="Arial"/>
+          <w:sz w:val="24"/>
+          <w:szCs w:val="24"/>
+        </w:rPr>
+        <w:t>cobertura</w:t>
       </w:r>
       <w:r>
         <w:rPr>
@@ -10466,6 +10616,7 @@
       </w:pPr>
       <w:bookmarkStart w:id="62" w:name="_Toc236848981"/>
       <w:r>
+        <w:lastRenderedPageBreak/>
         <w:t xml:space="preserve"> </w:t>
       </w:r>
       <w:r>
@@ -10490,16 +10641,23 @@
           <w:sz w:val="24"/>
           <w:szCs w:val="24"/>
         </w:rPr>
-        <w:t xml:space="preserve">Para determinar si el proyecto de la gestión de vacunas en los centros de salud del departamento de San Marcos puede ejecutarse de manera exitosa, se realizó un análisis de viabilidad fundamentado en la evaluación de las factibilidades </w:t>
-      </w:r>
-      <w:r>
-        <w:rPr>
-          <w:rFonts w:ascii="Arial" w:hAnsi="Arial" w:cs="Arial"/>
-          <w:sz w:val="24"/>
-          <w:szCs w:val="24"/>
-        </w:rPr>
-        <w:lastRenderedPageBreak/>
-        <w:t>técnica, operativa, económica, legal y ética</w:t>
+        <w:t xml:space="preserve">Para determinar si el proyecto de </w:t>
+      </w:r>
+      <w:r>
+        <w:rPr>
+          <w:rFonts w:ascii="Arial" w:hAnsi="Arial" w:cs="Arial"/>
+          <w:sz w:val="24"/>
+          <w:szCs w:val="24"/>
+        </w:rPr>
+        <w:t>registro de producción de vacunación y generación de reportes de cobertura en la DRISS</w:t>
+      </w:r>
+      <w:r>
+        <w:rPr>
+          <w:rFonts w:ascii="Arial" w:hAnsi="Arial" w:cs="Arial"/>
+          <w:sz w:val="24"/>
+          <w:szCs w:val="24"/>
+        </w:rPr>
+        <w:t xml:space="preserve"> San Marcos puede ejecutarse de manera exitosa, se realizó un análisis de viabilidad fundamentado en la evaluación de las factibilidades técnica, operativa, económica, legal y ética</w:t>
       </w:r>
       <w:r>
         <w:rPr>
@@ -10678,7 +10836,23 @@
           <w:sz w:val="24"/>
           <w:szCs w:val="24"/>
         </w:rPr>
-        <w:t>Desde el punto de vista del almacenamiento, la información de vacunas puede organizarse en una base de datos relacional, permitiendo registrar municipios, centros de salud, tipos de vacunas, cantidades disponibles y población objetivo. Esta estructura permitirá consultas ordenadas y una visualización clara de los datos, lo cual responde directamente a la necesidad de centralización planteada en el proyecto.</w:t>
+        <w:t xml:space="preserve">Desde el punto de vista del almacenamiento, la información de </w:t>
+      </w:r>
+      <w:r>
+        <w:rPr>
+          <w:rFonts w:ascii="Arial" w:hAnsi="Arial" w:cs="Arial"/>
+          <w:sz w:val="24"/>
+          <w:szCs w:val="24"/>
+        </w:rPr>
+        <w:t>producción de vacunación puede organizarse en una base de datos relacional, permitiendo registrar municipios, centros de salud e instituciones, tipos de vacunas, dosis, sexo y grupo de edad</w:t>
+      </w:r>
+      <w:r>
+        <w:rPr>
+          <w:rFonts w:ascii="Arial" w:hAnsi="Arial" w:cs="Arial"/>
+          <w:sz w:val="24"/>
+          <w:szCs w:val="24"/>
+        </w:rPr>
+        <w:t>. Esta estructura permitirá consultas ordenadas y una visualización clara de los datos, lo cual responde directamente a la necesidad de centralización planteada en el proyecto.</w:t>
       </w:r>
     </w:p>
     <w:p>
@@ -10745,7 +10919,32 @@
           <w:sz w:val="24"/>
           <w:szCs w:val="24"/>
         </w:rPr>
-        <w:t>El proyecto responde a una necesidad real en la gestión de información de vacunas. La aplicación permitirá que el personal autorizado de cada centro de salud registre y actualice los datos de manera ordenada, reduciendo la dependencia de registros manuales o archivos aislados. De esta manera, se podrá trabajar con información más clara, actualizada y fácil de consultar cuando sea necesario.</w:t>
+        <w:t xml:space="preserve">El proyecto responde a una necesidad real en </w:t>
+      </w:r>
+      <w:r>
+        <w:rPr>
+          <w:rFonts w:ascii="Arial" w:hAnsi="Arial" w:cs="Arial"/>
+          <w:sz w:val="24"/>
+          <w:szCs w:val="24"/>
+        </w:rPr>
+        <w:t>el registro de la producción de vacunación y la generación de reportes de cobertura</w:t>
+      </w:r>
+      <w:r>
+        <w:rPr>
+          <w:rFonts w:ascii="Arial" w:hAnsi="Arial" w:cs="Arial"/>
+          <w:sz w:val="24"/>
+          <w:szCs w:val="24"/>
+        </w:rPr>
+        <w:t xml:space="preserve">. La aplicación permitirá que el </w:t>
+      </w:r>
+      <w:r>
+        <w:rPr>
+          <w:rFonts w:ascii="Arial" w:hAnsi="Arial" w:cs="Arial"/>
+          <w:sz w:val="24"/>
+          <w:szCs w:val="24"/>
+        </w:rPr>
+        <w:lastRenderedPageBreak/>
+        <w:t>personal autorizado de cada centro de salud registre y actualice los datos de manera ordenada, reduciendo la dependencia de registros manuales o archivos aislados. De esta manera, se podrá trabajar con información más clara, actualizada y fácil de consultar cuando sea necesario.</w:t>
       </w:r>
     </w:p>
     <w:p>
@@ -10765,16 +10964,23 @@
           <w:sz w:val="24"/>
           <w:szCs w:val="24"/>
         </w:rPr>
-        <w:t xml:space="preserve">Para garantizar su uso adecuado, será necesario capacitar al personal encargado del registro de vacunas. Esta capacitación deberá enfocarse en el </w:t>
-      </w:r>
-      <w:r>
-        <w:rPr>
-          <w:rFonts w:ascii="Arial" w:hAnsi="Arial" w:cs="Arial"/>
-          <w:sz w:val="24"/>
-          <w:szCs w:val="24"/>
-        </w:rPr>
-        <w:lastRenderedPageBreak/>
-        <w:t>ingreso de información, actualización de registros y consulta de la vista tipo tabla. Al tratarse de una aplicación web, el proceso de aprendizaje debe ser sencillo ya que la interfaz se diseñará de forma clara, accesible y orientada a las tareas principales del usuario.</w:t>
+        <w:t>Para garantizar su uso adecuado, será necesario capacitar al personal encargado del registro de vacunas. Esta capacitación deberá enfocarse en el ingreso de información</w:t>
+      </w:r>
+      <w:r>
+        <w:rPr>
+          <w:rFonts w:ascii="Arial" w:hAnsi="Arial" w:cs="Arial"/>
+          <w:sz w:val="24"/>
+          <w:szCs w:val="24"/>
+        </w:rPr>
+        <w:t xml:space="preserve"> mediante el formulario 5C digital, la actualización de registros y la</w:t>
+      </w:r>
+      <w:r>
+        <w:rPr>
+          <w:rFonts w:ascii="Arial" w:hAnsi="Arial" w:cs="Arial"/>
+          <w:sz w:val="24"/>
+          <w:szCs w:val="24"/>
+        </w:rPr>
+        <w:t xml:space="preserve"> consulta de la vista tipo tabla. Al tratarse de una aplicación web, el proceso de aprendizaje debe ser sencillo ya que la interfaz se diseñará de forma clara, accesible y orientada a las tareas principales del usuario.</w:t>
       </w:r>
     </w:p>
     <w:p>
@@ -10794,7 +11000,39 @@
           <w:sz w:val="24"/>
           <w:szCs w:val="24"/>
         </w:rPr>
-        <w:t>Durante el levantamiento de información con el personal del Centro de Salud de San Marcos, se identificó una actitud positiva hacia la propuesta. El personal se mostró dispuesto a colaborar y manifestó interés en agilizar los procesos actuales de registro y control de vacunas, lo cual reduce el riesgo de que la herramienta caiga en desuso una vez implementada.</w:t>
+        <w:t xml:space="preserve">Durante el levantamiento de información con el personal de </w:t>
+      </w:r>
+      <w:r>
+        <w:rPr>
+          <w:rFonts w:ascii="Arial" w:hAnsi="Arial" w:cs="Arial"/>
+          <w:sz w:val="24"/>
+          <w:szCs w:val="24"/>
+        </w:rPr>
+        <w:t>la DRISS</w:t>
+      </w:r>
+      <w:r>
+        <w:rPr>
+          <w:rFonts w:ascii="Arial" w:hAnsi="Arial" w:cs="Arial"/>
+          <w:sz w:val="24"/>
+          <w:szCs w:val="24"/>
+        </w:rPr>
+        <w:t xml:space="preserve"> San Marcos, se identificó una actitud positiva hacia la propuesta. El personal se mostró dispuesto a colaborar y manifestó interés en agilizar los procesos actuales de registro de </w:t>
+      </w:r>
+      <w:r>
+        <w:rPr>
+          <w:rFonts w:ascii="Arial" w:hAnsi="Arial" w:cs="Arial"/>
+          <w:sz w:val="24"/>
+          <w:szCs w:val="24"/>
+        </w:rPr>
+        <w:t>producción de vacunación</w:t>
+      </w:r>
+      <w:r>
+        <w:rPr>
+          <w:rFonts w:ascii="Arial" w:hAnsi="Arial" w:cs="Arial"/>
+          <w:sz w:val="24"/>
+          <w:szCs w:val="24"/>
+        </w:rPr>
+        <w:t>, lo cual reduce el riesgo de que la herramienta caiga en desuso una vez implementada.</w:t>
       </w:r>
     </w:p>
     <w:p>
@@ -10814,7 +11052,71 @@
           <w:sz w:val="24"/>
           <w:szCs w:val="24"/>
         </w:rPr>
-        <w:t>Además, la centralización de los datos facilitará el trabajo de las autoridades de salud, quienes podrán consultar información consolidada sin depender de reportes dispersos y desactualizados enviados por cada municipio. Esto permitirá mejorar la organización interna, la planificación y la toma de decisiones relacionadas con la distribución de vacunas. También ayudará a tener una visión más completa del estado de disponibilidad de vacunas en los distintos centros de salud.</w:t>
+        <w:t xml:space="preserve">Además, la centralización de los datos facilitará el trabajo de las autoridades de salud, quienes podrán consultar información consolidada sin depender de reportes dispersos y desactualizados enviados por cada municipio. Esto permitirá mejorar la organización interna, la planificación y la toma de decisiones relacionadas con </w:t>
+      </w:r>
+      <w:r>
+        <w:rPr>
+          <w:rFonts w:ascii="Arial" w:hAnsi="Arial" w:cs="Arial"/>
+          <w:sz w:val="24"/>
+          <w:szCs w:val="24"/>
+        </w:rPr>
+        <w:t>el seguimiento de la cobertura de vacunación</w:t>
+      </w:r>
+      <w:r>
+        <w:rPr>
+          <w:rFonts w:ascii="Arial" w:hAnsi="Arial" w:cs="Arial"/>
+          <w:sz w:val="24"/>
+          <w:szCs w:val="24"/>
+        </w:rPr>
+        <w:t xml:space="preserve">. También ayudará a tener una visión más completa del </w:t>
+      </w:r>
+      <w:r>
+        <w:rPr>
+          <w:rFonts w:ascii="Arial" w:hAnsi="Arial" w:cs="Arial"/>
+          <w:sz w:val="24"/>
+          <w:szCs w:val="24"/>
+        </w:rPr>
+        <w:t>avance</w:t>
+      </w:r>
+      <w:r>
+        <w:rPr>
+          <w:rFonts w:ascii="Arial" w:hAnsi="Arial" w:cs="Arial"/>
+          <w:sz w:val="24"/>
+          <w:szCs w:val="24"/>
+        </w:rPr>
+        <w:t xml:space="preserve"> de </w:t>
+      </w:r>
+      <w:r>
+        <w:rPr>
+          <w:rFonts w:ascii="Arial" w:hAnsi="Arial" w:cs="Arial"/>
+          <w:sz w:val="24"/>
+          <w:szCs w:val="24"/>
+        </w:rPr>
+        <w:t>cada municipio frente a la meta</w:t>
+      </w:r>
+      <w:r>
+        <w:rPr>
+          <w:rFonts w:ascii="Arial" w:hAnsi="Arial" w:cs="Arial"/>
+          <w:sz w:val="24"/>
+          <w:szCs w:val="24"/>
+        </w:rPr>
+        <w:t xml:space="preserve"> de </w:t>
+      </w:r>
+      <w:r>
+        <w:rPr>
+          <w:rFonts w:ascii="Arial" w:hAnsi="Arial" w:cs="Arial"/>
+          <w:sz w:val="24"/>
+          <w:szCs w:val="24"/>
+        </w:rPr>
+        <w:t>cobertura establecida por el MSPAS</w:t>
+      </w:r>
+      <w:r>
+        <w:rPr>
+          <w:rFonts w:ascii="Arial" w:hAnsi="Arial" w:cs="Arial"/>
+          <w:sz w:val="24"/>
+          <w:szCs w:val="24"/>
+        </w:rPr>
+        <w:t>.</w:t>
       </w:r>
     </w:p>
     <w:p>
@@ -10834,7 +11136,23 @@
           <w:sz w:val="24"/>
           <w:szCs w:val="24"/>
         </w:rPr>
-        <w:t>En consecuencia, considerando que el sistema responde a una necesidad operativa real, que su interfaz está orientada a facilitar el aprendizaje del personal mediante capacitación, y que se identificó receptividad y disposición por parte del personal del Centro de Salud de San Marcos hacia la propuesta, se concluye que el proyecto es operativamente factible para su implementación en los centros de salud del departamento de San Marcos</w:t>
+        <w:t xml:space="preserve">En consecuencia, considerando que el sistema responde a una necesidad operativa real, que su interfaz está orientada a facilitar el aprendizaje del personal mediante capacitación, y que se identificó receptividad y disposición por parte del personal de </w:t>
+      </w:r>
+      <w:r>
+        <w:rPr>
+          <w:rFonts w:ascii="Arial" w:hAnsi="Arial" w:cs="Arial"/>
+          <w:sz w:val="24"/>
+          <w:szCs w:val="24"/>
+        </w:rPr>
+        <w:t>la DRISS</w:t>
+      </w:r>
+      <w:r>
+        <w:rPr>
+          <w:rFonts w:ascii="Arial" w:hAnsi="Arial" w:cs="Arial"/>
+          <w:sz w:val="24"/>
+          <w:szCs w:val="24"/>
+        </w:rPr>
+        <w:t xml:space="preserve"> San Marcos hacia la propuesta, se concluye que el proyecto es operativamente factible para su implementación en los centros de salud del departamento de San Marcos</w:t>
       </w:r>
       <w:r>
         <w:rPr>
@@ -10909,7 +11227,32 @@
           <w:sz w:val="24"/>
           <w:szCs w:val="24"/>
         </w:rPr>
-        <w:t xml:space="preserve">Al tratarse de un proyecto académico, el desarrollo será realizado por los integrantes del equipo, lo cual reduce significativamente el costo de mano de obra; sin embargo, para presentar una estimación más realista, se contempla el valor referencial del recurso humano como aporte del equipo de trabajo, así como los costos mínimos necesarios para llevar a cabo el sistema. Esta inversión no supondrá ningún gasto para el centro de salud, ya que el proyecto será donado en su totalidad por el equipo de desarrollo, incluyendo el pago del alojamiento durante </w:t>
+        <w:t xml:space="preserve">Al tratarse de un proyecto académico, el desarrollo será realizado por los integrantes del equipo, lo cual reduce significativamente el costo de mano de obra; </w:t>
+      </w:r>
+      <w:r>
+        <w:rPr>
+          <w:rFonts w:ascii="Arial" w:hAnsi="Arial" w:cs="Arial"/>
+          <w:sz w:val="24"/>
+          <w:szCs w:val="24"/>
+        </w:rPr>
+        <w:lastRenderedPageBreak/>
+        <w:t xml:space="preserve">sin embargo, para presentar una estimación más realista, se contempla el valor referencial del recurso humano como aporte del equipo de trabajo, así como los costos mínimos necesarios para llevar a cabo el sistema. Esta inversión no supondrá ningún gasto para </w:t>
+      </w:r>
+      <w:r>
+        <w:rPr>
+          <w:rFonts w:ascii="Arial" w:hAnsi="Arial" w:cs="Arial"/>
+          <w:sz w:val="24"/>
+          <w:szCs w:val="24"/>
+        </w:rPr>
+        <w:t>la DRISS San Marcos</w:t>
+      </w:r>
+      <w:r>
+        <w:rPr>
+          <w:rFonts w:ascii="Arial" w:hAnsi="Arial" w:cs="Arial"/>
+          <w:sz w:val="24"/>
+          <w:szCs w:val="24"/>
+        </w:rPr>
+        <w:t xml:space="preserve">, ya que el proyecto será donado en su totalidad por el equipo de desarrollo, incluyendo el pago del alojamiento durante </w:t>
       </w:r>
       <w:r>
         <w:rPr>
@@ -10925,16 +11268,7 @@
           <w:sz w:val="24"/>
           <w:szCs w:val="24"/>
         </w:rPr>
-        <w:t xml:space="preserve">. La inversión se justifica por los beneficios que generará el sistema, al permitir aprovechar mejor los recursos disponibles con datos más ordenados y </w:t>
-      </w:r>
-      <w:r>
-        <w:rPr>
-          <w:rFonts w:ascii="Arial" w:hAnsi="Arial" w:cs="Arial"/>
-          <w:sz w:val="24"/>
-          <w:szCs w:val="24"/>
-        </w:rPr>
-        <w:lastRenderedPageBreak/>
-        <w:t>accesibles para el personal autorizado, representando así una alternativa de bajo costo frente al impacto operativo que puede aportar al sistema de salud departamental.</w:t>
+        <w:t>. La inversión se justifica por los beneficios que generará el sistema, al permitir aprovechar mejor los recursos disponibles con datos más ordenados y accesibles para el personal autorizado, representando así una alternativa de bajo costo frente al impacto operativo que puede aportar al sistema de salud departamental.</w:t>
       </w:r>
     </w:p>
     <w:p>
@@ -11034,7 +11368,87 @@
           <w:sz w:val="24"/>
           <w:szCs w:val="24"/>
         </w:rPr>
-        <w:t>En relación al aspecto legal, el desarrollo se ejecutará con la autorización del Centro de Salud de San Marcos y bajo lineamientos de uso responsable de la información. El proyecto se enmarca dentro de lo establecido en el Decreto 25-2024, Ley de Vacunación, que respalda el fortalecimiento de los procesos de inmunización a nivel nacional, sin contravenir ninguna disposición de dicha normativa. Debido a que el sistema estará orientado al registro de disponibilidad de vacunas, no almacenará información personal sensible de pacientes, diagnósticos médicos ni expedientes clínicos individuales, por lo que se enfoca únicamente en información administrativa necesaria para mejorar el control y consulta de existencias.</w:t>
+        <w:t xml:space="preserve">En relación al aspecto legal, el desarrollo se ejecutará con la autorización de </w:t>
+      </w:r>
+      <w:r>
+        <w:rPr>
+          <w:rFonts w:ascii="Arial" w:hAnsi="Arial" w:cs="Arial"/>
+          <w:sz w:val="24"/>
+          <w:szCs w:val="24"/>
+        </w:rPr>
+        <w:t>la DRISS</w:t>
+      </w:r>
+      <w:r>
+        <w:rPr>
+          <w:rFonts w:ascii="Arial" w:hAnsi="Arial" w:cs="Arial"/>
+          <w:sz w:val="24"/>
+          <w:szCs w:val="24"/>
+        </w:rPr>
+        <w:t xml:space="preserve"> San Marcos y bajo lineamientos de uso responsable de la información. El proyecto se enmarca dentro de lo establecido en el Decreto 25-2024, Ley de Vacunación, que respalda el fortalecimiento de los procesos de inmunización a nivel nacional, sin contravenir ninguna disposición de dicha normativa. Debido a que el sistema estará orientado al registro de </w:t>
+      </w:r>
+      <w:r>
+        <w:rPr>
+          <w:rFonts w:ascii="Arial" w:hAnsi="Arial" w:cs="Arial"/>
+          <w:sz w:val="24"/>
+          <w:szCs w:val="24"/>
+        </w:rPr>
+        <w:t>la producción de vacunación reportada por cada centro de salud</w:t>
+      </w:r>
+      <w:r>
+        <w:rPr>
+          <w:rFonts w:ascii="Arial" w:hAnsi="Arial" w:cs="Arial"/>
+          <w:sz w:val="24"/>
+          <w:szCs w:val="24"/>
+        </w:rPr>
+        <w:t xml:space="preserve">, no almacenará información personal sensible de pacientes, diagnósticos médicos ni expedientes clínicos individuales, por lo que se enfoca únicamente en información administrativa necesaria para mejorar el </w:t>
+      </w:r>
+      <w:r>
+        <w:rPr>
+          <w:rFonts w:ascii="Arial" w:hAnsi="Arial" w:cs="Arial"/>
+          <w:sz w:val="24"/>
+          <w:szCs w:val="24"/>
+        </w:rPr>
+        <w:t>registro</w:t>
+      </w:r>
+      <w:r>
+        <w:rPr>
+          <w:rFonts w:ascii="Arial" w:hAnsi="Arial" w:cs="Arial"/>
+          <w:sz w:val="24"/>
+          <w:szCs w:val="24"/>
+        </w:rPr>
+        <w:t xml:space="preserve"> y </w:t>
+      </w:r>
+      <w:r>
+        <w:rPr>
+          <w:rFonts w:ascii="Arial" w:hAnsi="Arial" w:cs="Arial"/>
+          <w:sz w:val="24"/>
+          <w:szCs w:val="24"/>
+        </w:rPr>
+        <w:t xml:space="preserve">la </w:t>
+      </w:r>
+      <w:r>
+        <w:rPr>
+          <w:rFonts w:ascii="Arial" w:hAnsi="Arial" w:cs="Arial"/>
+          <w:sz w:val="24"/>
+          <w:szCs w:val="24"/>
+        </w:rPr>
+        <w:t xml:space="preserve">consulta de </w:t>
+      </w:r>
+      <w:r>
+        <w:rPr>
+          <w:rFonts w:ascii="Arial" w:hAnsi="Arial" w:cs="Arial"/>
+          <w:sz w:val="24"/>
+          <w:szCs w:val="24"/>
+        </w:rPr>
+        <w:t>la información de cobertura</w:t>
+      </w:r>
+      <w:r>
+        <w:rPr>
+          <w:rFonts w:ascii="Arial" w:hAnsi="Arial" w:cs="Arial"/>
+          <w:sz w:val="24"/>
+          <w:szCs w:val="24"/>
+        </w:rPr>
+        <w:t>.</w:t>
       </w:r>
     </w:p>
     <w:p>
@@ -11054,7 +11468,39 @@
           <w:sz w:val="24"/>
           <w:szCs w:val="24"/>
         </w:rPr>
-        <w:t>Para garantizar el uso adecuado del sistema, se establecerán los roles de acceso, credenciales para usuarios autorizados y controles básicos de seguridad. También será necesario proteger la integridad de la información registrada, evitando modificaciones no autorizadas o pérdida de datos. De esta manera, el sistema podrá operar como una herramienta administrativa para el control de vacunas sin vulnerar la privacidad de los usuarios del servicio de salud.</w:t>
+        <w:t xml:space="preserve">Para garantizar el uso adecuado del sistema, se establecerán los roles de acceso, credenciales para usuarios autorizados y controles básicos de seguridad. También será necesario proteger la integridad de la información registrada, evitando modificaciones no autorizadas o pérdida de datos. De esta manera, el sistema podrá operar como una herramienta administrativa para el </w:t>
+      </w:r>
+      <w:r>
+        <w:rPr>
+          <w:rFonts w:ascii="Arial" w:hAnsi="Arial" w:cs="Arial"/>
+          <w:sz w:val="24"/>
+          <w:szCs w:val="24"/>
+        </w:rPr>
+        <w:t>registro</w:t>
+      </w:r>
+      <w:r>
+        <w:rPr>
+          <w:rFonts w:ascii="Arial" w:hAnsi="Arial" w:cs="Arial"/>
+          <w:sz w:val="24"/>
+          <w:szCs w:val="24"/>
+        </w:rPr>
+        <w:t xml:space="preserve"> de </w:t>
+      </w:r>
+      <w:r>
+        <w:rPr>
+          <w:rFonts w:ascii="Arial" w:hAnsi="Arial" w:cs="Arial"/>
+          <w:sz w:val="24"/>
+          <w:szCs w:val="24"/>
+        </w:rPr>
+        <w:t>producción y la generación de reportes de cobertura</w:t>
+      </w:r>
+      <w:r>
+        <w:rPr>
+          <w:rFonts w:ascii="Arial" w:hAnsi="Arial" w:cs="Arial"/>
+          <w:sz w:val="24"/>
+          <w:szCs w:val="24"/>
+        </w:rPr>
+        <w:t xml:space="preserve"> sin vulnerar la privacidad de los usuarios del servicio de salud.</w:t>
       </w:r>
     </w:p>
     <w:p>
@@ -11074,7 +11520,23 @@
           <w:sz w:val="24"/>
           <w:szCs w:val="24"/>
         </w:rPr>
-        <w:t>Asimismo, el proyecto respetará los procedimientos institucionales del centro de salud y de las autoridades correspondientes del departamento de San Marcos, además de funcionar acorde a las leyes del país. La implementación será realizada únicamente con el consentimiento y autorización de las entidades involucradas. Además, se procurará que el uso del sistema se mantenga dentro de los fines establecidos para el proyecto, evitando cualquier manejo inadecuado de la información registrada.</w:t>
+        <w:t xml:space="preserve">Asimismo, el proyecto respetará los procedimientos institucionales de </w:t>
+      </w:r>
+      <w:r>
+        <w:rPr>
+          <w:rFonts w:ascii="Arial" w:hAnsi="Arial" w:cs="Arial"/>
+          <w:sz w:val="24"/>
+          <w:szCs w:val="24"/>
+        </w:rPr>
+        <w:t>la DRISS San Marcos</w:t>
+      </w:r>
+      <w:r>
+        <w:rPr>
+          <w:rFonts w:ascii="Arial" w:hAnsi="Arial" w:cs="Arial"/>
+          <w:sz w:val="24"/>
+          <w:szCs w:val="24"/>
+        </w:rPr>
+        <w:t xml:space="preserve"> y de las autoridades correspondientes del departamento, además de funcionar acorde a las leyes del país. La implementación será realizada únicamente con el consentimiento y autorización de las entidades involucradas. Además, se procurará que el uso del sistema se mantenga dentro de los fines establecidos para el proyecto, evitando cualquier manejo inadecuado de la información registrada.</w:t>
       </w:r>
     </w:p>
     <w:p>
@@ -11096,18 +11558,6 @@
         </w:rPr>
         <w:t>Debido a lo anterior, considerando que se cuenta con la autorización necesaria, no se almacenará información sensible de pacientes y que se emplearán tecnologías de código abierto respetando los derechos de autoría del equipo desarrollador, se concluye que el proyecto es legalmente factible para su implementación en los centros de salud beneficiados.</w:t>
       </w:r>
-    </w:p>
-    <w:p>
-      <w:pPr>
-        <w:spacing w:before="240" w:line="276" w:lineRule="auto"/>
-        <w:ind w:firstLine="709"/>
-        <w:jc w:val="both"/>
-        <w:rPr>
-          <w:rFonts w:ascii="Arial" w:hAnsi="Arial" w:cs="Arial"/>
-          <w:sz w:val="24"/>
-          <w:szCs w:val="24"/>
-        </w:rPr>
-      </w:pPr>
     </w:p>
     <w:p>
       <w:pPr>
@@ -11139,7 +11589,31 @@
           <w:sz w:val="24"/>
           <w:szCs w:val="24"/>
         </w:rPr>
-        <w:t xml:space="preserve">El desarrollo del proyecto contempla la realización de entrevistas y visitas con el personal de los centros de salud del departamento de San Marcos, entre ellas la que ya se tiene programada con el encargado del centro de salud, con el fin de conocer de primera mano sus necesidades y validar el diseño de la solución. La participación del personal en estas actividades será voluntaria e informada, y la </w:t>
+        <w:t>El desarrollo del proyecto contempl</w:t>
+      </w:r>
+      <w:r>
+        <w:rPr>
+          <w:rFonts w:ascii="Arial" w:hAnsi="Arial" w:cs="Arial"/>
+          <w:sz w:val="24"/>
+          <w:szCs w:val="24"/>
+        </w:rPr>
+        <w:t>ó la realización de una entrevista con el personal de la DRISS San Marcos, entre ellos el encargado de tecnología y la estadígrafa</w:t>
+      </w:r>
+      <w:r>
+        <w:rPr>
+          <w:rFonts w:ascii="Arial" w:hAnsi="Arial" w:cs="Arial"/>
+          <w:sz w:val="24"/>
+          <w:szCs w:val="24"/>
+        </w:rPr>
+        <w:t>, con el fin de conocer de primera mano sus necesidades y validar el diseño de la solución. La participación del personal en esta</w:t>
+      </w:r>
+      <w:r>
+        <w:rPr>
+          <w:rFonts w:ascii="Arial" w:hAnsi="Arial" w:cs="Arial"/>
+          <w:sz w:val="24"/>
+          <w:szCs w:val="24"/>
+        </w:rPr>
+        <w:t xml:space="preserve"> actividad fue voluntaria </w:t>
       </w:r>
       <w:r>
         <w:rPr>
@@ -11148,7 +11622,15 @@
           <w:szCs w:val="24"/>
         </w:rPr>
         <w:lastRenderedPageBreak/>
-        <w:t>información compartida se utilizará exclusivamente con fines académicos relacionados con este proyecto.</w:t>
+        <w:t>e informada, y la información compartida se utiliza</w:t>
+      </w:r>
+      <w:r>
+        <w:rPr>
+          <w:rFonts w:ascii="Arial" w:hAnsi="Arial" w:cs="Arial"/>
+          <w:sz w:val="24"/>
+          <w:szCs w:val="24"/>
+        </w:rPr>
+        <w:t xml:space="preserve"> exclusivamente con fines académicos relacionados con este proyecto.</w:t>
       </w:r>
     </w:p>
     <w:p>
@@ -11243,7 +11725,71 @@
           <w:sz w:val="24"/>
           <w:szCs w:val="24"/>
         </w:rPr>
-        <w:t>Para el desarrollo del sistema web de gestión de vacunas del departamento de San Marcos, se elaboró la siguiente estimación de costos. Los rubros considerados incluyen el dominio web, el alojamiento del servidor, el certificado SSL, las herramientas de desarrollo, el material de capacitación, el transporte para las visitas de validación con los usuarios, la documentación técnica y el recurso humano de desarrollo, además de un margen de contingencia del 5% para cubrir variaciones menores de costo. Los montos se presentan en quetzales (Q) y se basan en precios de referencia del mercado.</w:t>
+        <w:t xml:space="preserve">Para el desarrollo del sistema web de </w:t>
+      </w:r>
+      <w:r>
+        <w:rPr>
+          <w:rFonts w:ascii="Arial" w:hAnsi="Arial" w:cs="Arial"/>
+          <w:sz w:val="24"/>
+          <w:szCs w:val="24"/>
+        </w:rPr>
+        <w:t>registro</w:t>
+      </w:r>
+      <w:r>
+        <w:rPr>
+          <w:rFonts w:ascii="Arial" w:hAnsi="Arial" w:cs="Arial"/>
+          <w:sz w:val="24"/>
+          <w:szCs w:val="24"/>
+        </w:rPr>
+        <w:t xml:space="preserve"> de </w:t>
+      </w:r>
+      <w:r>
+        <w:rPr>
+          <w:rFonts w:ascii="Arial" w:hAnsi="Arial" w:cs="Arial"/>
+          <w:sz w:val="24"/>
+          <w:szCs w:val="24"/>
+        </w:rPr>
+        <w:t>producción</w:t>
+      </w:r>
+      <w:r>
+        <w:rPr>
+          <w:rFonts w:ascii="Arial" w:hAnsi="Arial" w:cs="Arial"/>
+          <w:sz w:val="24"/>
+          <w:szCs w:val="24"/>
+        </w:rPr>
+        <w:t xml:space="preserve"> de </w:t>
+      </w:r>
+      <w:r>
+        <w:rPr>
+          <w:rFonts w:ascii="Arial" w:hAnsi="Arial" w:cs="Arial"/>
+          <w:sz w:val="24"/>
+          <w:szCs w:val="24"/>
+        </w:rPr>
+        <w:t xml:space="preserve">vacunación y reportes de cobertura de la DRISS </w:t>
+      </w:r>
+      <w:r>
+        <w:rPr>
+          <w:rFonts w:ascii="Arial" w:hAnsi="Arial" w:cs="Arial"/>
+          <w:sz w:val="24"/>
+          <w:szCs w:val="24"/>
+        </w:rPr>
+        <w:t xml:space="preserve">San Marcos, se elaboró la siguiente estimación de costos. Los rubros considerados incluyen el dominio web, el alojamiento del servidor, el certificado SSL, las herramientas de desarrollo, el material de capacitación, el transporte para las visitas de validación con los usuarios, la documentación técnica y el recurso humano de desarrollo, además de un margen de contingencia del </w:t>
+      </w:r>
+      <w:r>
+        <w:rPr>
+          <w:rFonts w:ascii="Arial" w:hAnsi="Arial" w:cs="Arial"/>
+          <w:sz w:val="24"/>
+          <w:szCs w:val="24"/>
+        </w:rPr>
+        <w:t>15</w:t>
+      </w:r>
+      <w:r>
+        <w:rPr>
+          <w:rFonts w:ascii="Arial" w:hAnsi="Arial" w:cs="Arial"/>
+          <w:sz w:val="24"/>
+          <w:szCs w:val="24"/>
+        </w:rPr>
+        <w:t>% para cubrir variaciones menores de costo. Los montos se presentan en quetzales (Q) y se basan en precios de referencia del mercado.</w:t>
       </w:r>
     </w:p>
     <w:p>
@@ -11288,14 +11834,11 @@
         <w:jc w:val="center"/>
       </w:pPr>
       <w:r>
-        <w:rPr>
-          <w:noProof/>
-        </w:rPr>
         <w:drawing>
-          <wp:inline distT="0" distB="0" distL="0" distR="0" wp14:anchorId="31132607" wp14:editId="4F5E0615">
-            <wp:extent cx="5490478" cy="3238500"/>
-            <wp:effectExtent l="0" t="0" r="0" b="0"/>
-            <wp:docPr id="1634199830" name="Imagen 1"/>
+          <wp:inline distT="0" distB="0" distL="0" distR="0" wp14:anchorId="45C89BA1" wp14:editId="496AE020">
+            <wp:extent cx="5612130" cy="3319780"/>
+            <wp:effectExtent l="0" t="0" r="7620" b="0"/>
+            <wp:docPr id="1832678564" name="Imagen 1"/>
             <wp:cNvGraphicFramePr>
               <a:graphicFrameLocks xmlns:a="http://schemas.openxmlformats.org/drawingml/2006/main" noChangeAspect="1"/>
             </wp:cNvGraphicFramePr>
@@ -11303,7 +11846,7 @@
               <a:graphicData uri="http://schemas.openxmlformats.org/drawingml/2006/picture">
                 <pic:pic xmlns:pic="http://schemas.openxmlformats.org/drawingml/2006/picture">
                   <pic:nvPicPr>
-                    <pic:cNvPr id="1634199830" name=""/>
+                    <pic:cNvPr id="1832678564" name=""/>
                     <pic:cNvPicPr/>
                   </pic:nvPicPr>
                   <pic:blipFill>
@@ -11315,7 +11858,7 @@
                   <pic:spPr>
                     <a:xfrm>
                       <a:off x="0" y="0"/>
-                      <a:ext cx="5497313" cy="3242532"/>
+                      <a:ext cx="5612130" cy="3319780"/>
                     </a:xfrm>
                     <a:prstGeom prst="rect">
                       <a:avLst/>
@@ -12201,7 +12744,7 @@
         <w:rPr>
           <w:noProof/>
         </w:rPr>
-        <w:t>Análisis de viabilidad</w:t>
+        <w:t>Diseño</w:t>
       </w:r>
     </w:fldSimple>
   </w:p>

--- a/Propuesta - Vacunas.docx
+++ b/Propuesta - Vacunas.docx
@@ -4278,7 +4278,21 @@
           <w:rFonts w:ascii="Arial" w:eastAsiaTheme="minorHAnsi" w:hAnsi="Arial" w:cs="Arial"/>
           <w:lang w:val="es-419" w:eastAsia="es-GT"/>
         </w:rPr>
-        <w:t>En Guatemala, el Ministerio de Salud Pública y Asistencia Social (MSPAS) es la entidad encargada de garantizar el acceso a los servicios de salud de la población, entre ellos los programas de inmunización. El departamento de San Marcos está conformado por 30 municipios que reportan mensualmente su producción de vacunación a la Dirección Departamental de Redes Integradas de Servicios de Salud de San Marcos (DRISS San Marcos), mediante un formulario físico conocido como 5C. En este contexto se desarrolla el presente anteproyecto, orientado al diseño de una aplicación web que centralice el registro de esta producción y automatice la generación de los informes de cobertura de vacunación del departamento.</w:t>
+        <w:t>En Guatemala, el Ministerio de Salud Pública y Asistencia Social (MSPAS) es la entidad encargada de garantizar el acceso a los servicios de salud de la población, entre ellos los programas de inmunización. El departamento de San Marcos está conformado por 30 municipios que reportan mensualmente su producción de vacunación a la Dirección Departamental de Redes Integradas de Servicios de Salud de San Marcos (</w:t>
+      </w:r>
+      <w:r>
+        <w:rPr>
+          <w:rFonts w:ascii="Arial" w:eastAsiaTheme="minorHAnsi" w:hAnsi="Arial" w:cs="Arial"/>
+          <w:lang w:val="es-419" w:eastAsia="es-GT"/>
+        </w:rPr>
+        <w:t>DDRISS</w:t>
+      </w:r>
+      <w:r>
+        <w:rPr>
+          <w:rFonts w:ascii="Arial" w:eastAsiaTheme="minorHAnsi" w:hAnsi="Arial" w:cs="Arial"/>
+          <w:lang w:val="es-419" w:eastAsia="es-GT"/>
+        </w:rPr>
+        <w:t xml:space="preserve"> San Marcos), mediante un formulario físico conocido como 5C. En este contexto se desarrolla el presente anteproyecto, orientado al diseño de una aplicación web que centralice el registro de esta producción y automatice la generación de los informes de cobertura de vacunación del departamento.</w:t>
       </w:r>
     </w:p>
     <w:p>
@@ -4296,7 +4310,21 @@
           <w:rFonts w:ascii="Arial" w:eastAsiaTheme="minorHAnsi" w:hAnsi="Arial" w:cs="Arial"/>
           <w:lang w:val="es-419" w:eastAsia="es-GT"/>
         </w:rPr>
-        <w:t>El tema fue seleccionado debido a que la generación oportuna y confiable del informe de cobertura de vacunación es un proceso crítico para la salud pública del departamento, ya que a partir de él se da seguimiento al cumplimiento de la meta de cobertura establecida por el MSPAS. Al identificar que la DRISS San Marcos aún depende de un formulario físico y de archivos de Excel para consolidar esta información, concentrando gran parte del trabajo en una sola persona, se consideró que el desarrollo de una herramienta tecnológica representa una oportunidad concreta para resolver un problema real que afecta directamente a la población del departamento.</w:t>
+        <w:t xml:space="preserve">El tema fue seleccionado debido a que la generación oportuna y confiable del informe de cobertura de vacunación es un proceso crítico para la salud pública del departamento, ya que a partir de él se da seguimiento al cumplimiento de la meta de cobertura establecida por el MSPAS. Al identificar que la </w:t>
+      </w:r>
+      <w:r>
+        <w:rPr>
+          <w:rFonts w:ascii="Arial" w:eastAsiaTheme="minorHAnsi" w:hAnsi="Arial" w:cs="Arial"/>
+          <w:lang w:val="es-419" w:eastAsia="es-GT"/>
+        </w:rPr>
+        <w:t>DDRISS</w:t>
+      </w:r>
+      <w:r>
+        <w:rPr>
+          <w:rFonts w:ascii="Arial" w:eastAsiaTheme="minorHAnsi" w:hAnsi="Arial" w:cs="Arial"/>
+          <w:lang w:val="es-419" w:eastAsia="es-GT"/>
+        </w:rPr>
+        <w:t xml:space="preserve"> San Marcos aún depende de un formulario físico y de archivos de Excel para consolidar esta información, concentrando gran parte del trabajo en una sola persona, se consideró que el desarrollo de una herramienta tecnológica representa una oportunidad concreta para resolver un problema real que afecta directamente a la población del departamento.</w:t>
       </w:r>
     </w:p>
     <w:p>
@@ -4314,7 +4342,21 @@
           <w:rFonts w:ascii="Arial" w:eastAsiaTheme="minorHAnsi" w:hAnsi="Arial" w:cs="Arial"/>
           <w:lang w:val="es-419" w:eastAsia="es-GT"/>
         </w:rPr>
-        <w:t>La finalidad del estudio es resolver la falta de un sistema centralizado que permita a los centros de salud del departamento registrar su producción de vacunación de forma estandarizada y generar de manera automática los informes de cobertura mensual y anual. A partir de esta necesidad, la investigación se orienta a definir qué funcionalidades debe incluir dicho sistema para apoyar la labor de la DRISS San Marcos y de las autoridades responsables del seguimiento de la cobertura de vacunación.</w:t>
+        <w:t xml:space="preserve">La finalidad del estudio es resolver la falta de un sistema centralizado que permita a los centros de salud del departamento registrar su producción de vacunación de forma estandarizada y generar de manera automática los informes de cobertura mensual y anual. A partir de esta necesidad, la investigación se orienta a definir qué funcionalidades debe incluir dicho sistema para apoyar la labor de la </w:t>
+      </w:r>
+      <w:r>
+        <w:rPr>
+          <w:rFonts w:ascii="Arial" w:eastAsiaTheme="minorHAnsi" w:hAnsi="Arial" w:cs="Arial"/>
+          <w:lang w:val="es-419" w:eastAsia="es-GT"/>
+        </w:rPr>
+        <w:t>DDRISS</w:t>
+      </w:r>
+      <w:r>
+        <w:rPr>
+          <w:rFonts w:ascii="Arial" w:eastAsiaTheme="minorHAnsi" w:hAnsi="Arial" w:cs="Arial"/>
+          <w:lang w:val="es-419" w:eastAsia="es-GT"/>
+        </w:rPr>
+        <w:t xml:space="preserve"> San Marcos y de las autoridades responsables del seguimiento de la cobertura de vacunación.</w:t>
       </w:r>
     </w:p>
     <w:p>
@@ -4332,7 +4374,23 @@
           <w:rFonts w:ascii="Arial" w:eastAsiaTheme="minorHAnsi" w:hAnsi="Arial" w:cs="Arial"/>
           <w:lang w:val="es-419" w:eastAsia="es-GT"/>
         </w:rPr>
-        <w:t>Para el desarrollo del proyecto se utilizará la metodología Scrum, organizada en cuatro sprints que abarcan desde el levantamiento de requerimientos y el diseño funcional del sistema, hasta el desarrollo, las pruebas y la elaboración de la documentación técnica y de usuario, favoreciendo un desarrollo iterativo y con validación constante.</w:t>
+        <w:t xml:space="preserve">Para el desarrollo del proyecto se utilizará la metodología Scrum, organizada en cuatro </w:t>
+      </w:r>
+      <w:proofErr w:type="spellStart"/>
+      <w:r>
+        <w:rPr>
+          <w:rFonts w:ascii="Arial" w:eastAsiaTheme="minorHAnsi" w:hAnsi="Arial" w:cs="Arial"/>
+          <w:lang w:val="es-419" w:eastAsia="es-GT"/>
+        </w:rPr>
+        <w:t>sprints</w:t>
+      </w:r>
+      <w:proofErr w:type="spellEnd"/>
+      <w:r>
+        <w:rPr>
+          <w:rFonts w:ascii="Arial" w:eastAsiaTheme="minorHAnsi" w:hAnsi="Arial" w:cs="Arial"/>
+          <w:lang w:val="es-419" w:eastAsia="es-GT"/>
+        </w:rPr>
+        <w:t xml:space="preserve"> que abarcan desde el levantamiento de requerimientos y el diseño funcional del sistema, hasta el desarrollo, las pruebas y la elaboración de la documentación técnica y de usuario, favoreciendo un desarrollo iterativo y con validación constante.</w:t>
       </w:r>
     </w:p>
     <w:p>
@@ -4350,7 +4408,21 @@
           <w:rFonts w:ascii="Arial" w:eastAsiaTheme="minorHAnsi" w:hAnsi